--- a/por/docx/55.content.docx
+++ b/por/docx/55.content.docx
@@ -295,6 +295,21 @@
           <w:b/>
           <w:lang w:val="pt_PT" w:bidi="pt_PT"/>
         </w:rPr>
+        <w:t>Παῦλος, ἀπόστολος</w:t>
+      </w:r>
+    </w:p>
+    <w:p>
+      <w:pPr/>
+      <w:r>
+        <w:rPr>
+          <w:lang w:val="pt_PT" w:bidi="pt_PT"/>
+        </w:rPr>
+      </w:r>
+      <w:r>
+        <w:rPr>
+          <w:b/>
+          <w:lang w:val="pt_PT" w:bidi="pt_PT"/>
+        </w:rPr>
         <w:t>"Eu, Paulo, apóstolo".</w:t>
       </w:r>
     </w:p>
@@ -378,6 +393,21 @@
           <w:b/>
           <w:lang w:val="pt_PT" w:bidi="pt_PT"/>
         </w:rPr>
+        <w:t>διὰ θελήματος Θεοῦ</w:t>
+      </w:r>
+    </w:p>
+    <w:p>
+      <w:pPr/>
+      <w:r>
+        <w:rPr>
+          <w:lang w:val="pt_PT" w:bidi="pt_PT"/>
+        </w:rPr>
+      </w:r>
+      <w:r>
+        <w:rPr>
+          <w:b/>
+          <w:lang w:val="pt_PT" w:bidi="pt_PT"/>
+        </w:rPr>
         <w:t>"pela vontade de Deus".</w:t>
       </w:r>
     </w:p>
@@ -474,6 +504,21 @@
           <w:b/>
           <w:lang w:val="pt_PT" w:bidi="pt_PT"/>
         </w:rPr>
+        <w:t>κατ’</w:t>
+      </w:r>
+    </w:p>
+    <w:p>
+      <w:pPr/>
+      <w:r>
+        <w:rPr>
+          <w:lang w:val="pt_PT" w:bidi="pt_PT"/>
+        </w:rPr>
+      </w:r>
+      <w:r>
+        <w:rPr>
+          <w:b/>
+          <w:lang w:val="pt_PT" w:bidi="pt_PT"/>
+        </w:rPr>
         <w:t>"que fui mandado para anunciar".</w:t>
       </w:r>
     </w:p>
@@ -557,6 +602,21 @@
           <w:b/>
           <w:lang w:val="pt_PT" w:bidi="pt_PT"/>
         </w:rPr>
+        <w:t>ἐπαγγελίαν ζωῆς</w:t>
+      </w:r>
+    </w:p>
+    <w:p>
+      <w:pPr/>
+      <w:r>
+        <w:rPr>
+          <w:lang w:val="pt_PT" w:bidi="pt_PT"/>
+        </w:rPr>
+      </w:r>
+      <w:r>
+        <w:rPr>
+          <w:b/>
+          <w:lang w:val="pt_PT" w:bidi="pt_PT"/>
+        </w:rPr>
         <w:t>"a promessa da vida".</w:t>
       </w:r>
     </w:p>
@@ -666,6 +726,21 @@
           <w:b/>
           <w:lang w:val="pt_PT" w:bidi="pt_PT"/>
         </w:rPr>
+        <w:t>ζωῆς τῆς ἐν Χριστῷ Ἰησοῦ</w:t>
+      </w:r>
+    </w:p>
+    <w:p>
+      <w:pPr/>
+      <w:r>
+        <w:rPr>
+          <w:lang w:val="pt_PT" w:bidi="pt_PT"/>
+        </w:rPr>
+      </w:r>
+      <w:r>
+        <w:rPr>
+          <w:b/>
+          <w:lang w:val="pt_PT" w:bidi="pt_PT"/>
+        </w:rPr>
         <w:t>"da vida que temos por estarmos unidos com Cristo Jesus".</w:t>
       </w:r>
     </w:p>
@@ -762,6 +837,21 @@
           <w:b/>
           <w:lang w:val="pt_PT" w:bidi="pt_PT"/>
         </w:rPr>
+        <w:t>ζωῆς τῆς</w:t>
+      </w:r>
+    </w:p>
+    <w:p>
+      <w:pPr/>
+      <w:r>
+        <w:rPr>
+          <w:lang w:val="pt_PT" w:bidi="pt_PT"/>
+        </w:rPr>
+      </w:r>
+      <w:r>
+        <w:rPr>
+          <w:b/>
+          <w:lang w:val="pt_PT" w:bidi="pt_PT"/>
+        </w:rPr>
         <w:t>"da vida que".</w:t>
       </w:r>
     </w:p>
@@ -858,6 +948,21 @@
           <w:b/>
           <w:lang w:val="pt_PT" w:bidi="pt_PT"/>
         </w:rPr>
+        <w:t>ζωῆς τῆς</w:t>
+      </w:r>
+    </w:p>
+    <w:p>
+      <w:pPr/>
+      <w:r>
+        <w:rPr>
+          <w:lang w:val="pt_PT" w:bidi="pt_PT"/>
+        </w:rPr>
+      </w:r>
+      <w:r>
+        <w:rPr>
+          <w:b/>
+          <w:lang w:val="pt_PT" w:bidi="pt_PT"/>
+        </w:rPr>
         <w:t>"da vida que".</w:t>
       </w:r>
     </w:p>
@@ -954,6 +1059,21 @@
           <w:b/>
           <w:lang w:val="pt_PT" w:bidi="pt_PT"/>
         </w:rPr>
+        <w:t>Τιμοθέῳ</w:t>
+      </w:r>
+    </w:p>
+    <w:p>
+      <w:pPr/>
+      <w:r>
+        <w:rPr>
+          <w:lang w:val="pt_PT" w:bidi="pt_PT"/>
+        </w:rPr>
+      </w:r>
+      <w:r>
+        <w:rPr>
+          <w:b/>
+          <w:lang w:val="pt_PT" w:bidi="pt_PT"/>
+        </w:rPr>
         <w:t>"escrevo a você, Timóteo".</w:t>
       </w:r>
     </w:p>
@@ -1037,6 +1157,21 @@
           <w:b/>
           <w:lang w:val="pt_PT" w:bidi="pt_PT"/>
         </w:rPr>
+        <w:t>ἀγαπητῷ τέκνῳ</w:t>
+      </w:r>
+    </w:p>
+    <w:p>
+      <w:pPr/>
+      <w:r>
+        <w:rPr>
+          <w:lang w:val="pt_PT" w:bidi="pt_PT"/>
+        </w:rPr>
+      </w:r>
+      <w:r>
+        <w:rPr>
+          <w:b/>
+          <w:lang w:val="pt_PT" w:bidi="pt_PT"/>
+        </w:rPr>
         <w:t>"meu querido filho na fé".</w:t>
       </w:r>
     </w:p>
@@ -1133,6 +1268,21 @@
           <w:b/>
           <w:lang w:val="pt_PT" w:bidi="pt_PT"/>
         </w:rPr>
+        <w:t>ἀγαπητῷ τέκνῳ</w:t>
+      </w:r>
+    </w:p>
+    <w:p>
+      <w:pPr/>
+      <w:r>
+        <w:rPr>
+          <w:lang w:val="pt_PT" w:bidi="pt_PT"/>
+        </w:rPr>
+      </w:r>
+      <w:r>
+        <w:rPr>
+          <w:b/>
+          <w:lang w:val="pt_PT" w:bidi="pt_PT"/>
+        </w:rPr>
         <w:t>"meu querido filho na fé".</w:t>
       </w:r>
     </w:p>
@@ -1216,6 +1366,21 @@
           <w:b/>
           <w:lang w:val="pt_PT" w:bidi="pt_PT"/>
         </w:rPr>
+        <w:t>χάρις, ἔλεος, εἰρήνη, ἀπὸ Θεοῦ Πατρὸς καὶ Χριστοῦ Ἰησοῦ τοῦ Κυρίου ἡμῶν</w:t>
+      </w:r>
+    </w:p>
+    <w:p>
+      <w:pPr/>
+      <w:r>
+        <w:rPr>
+          <w:lang w:val="pt_PT" w:bidi="pt_PT"/>
+        </w:rPr>
+      </w:r>
+      <w:r>
+        <w:rPr>
+          <w:b/>
+          <w:lang w:val="pt_PT" w:bidi="pt_PT"/>
+        </w:rPr>
         <w:t>"Que a graça, a misericórdia e a paz de Deus, o Pai, e de Cristo Jesus, o nosso Senhor".</w:t>
       </w:r>
     </w:p>
@@ -1299,6 +1464,21 @@
           <w:b/>
           <w:lang w:val="pt_PT" w:bidi="pt_PT"/>
         </w:rPr>
+        <w:t>χάρις, ἔλεος, εἰρήνη</w:t>
+      </w:r>
+    </w:p>
+    <w:p>
+      <w:pPr/>
+      <w:r>
+        <w:rPr>
+          <w:lang w:val="pt_PT" w:bidi="pt_PT"/>
+        </w:rPr>
+      </w:r>
+      <w:r>
+        <w:rPr>
+          <w:b/>
+          <w:lang w:val="pt_PT" w:bidi="pt_PT"/>
+        </w:rPr>
         <w:t>"a graça, a misericórdia e a paz de Deus".</w:t>
       </w:r>
     </w:p>
@@ -1421,6 +1601,21 @@
           <w:b/>
           <w:lang w:val="pt_PT" w:bidi="pt_PT"/>
         </w:rPr>
+        <w:t>Θεοῦ Πατρὸς</w:t>
+      </w:r>
+    </w:p>
+    <w:p>
+      <w:pPr/>
+      <w:r>
+        <w:rPr>
+          <w:lang w:val="pt_PT" w:bidi="pt_PT"/>
+        </w:rPr>
+      </w:r>
+      <w:r>
+        <w:rPr>
+          <w:b/>
+          <w:lang w:val="pt_PT" w:bidi="pt_PT"/>
+        </w:rPr>
         <w:t>"Deus, o Pai".</w:t>
       </w:r>
     </w:p>
@@ -1511,6 +1706,21 @@
           <w:b/>
           <w:lang w:val="pt_PT" w:bidi="pt_PT"/>
         </w:rPr>
+        <w:t>ἡμῶν</w:t>
+      </w:r>
+    </w:p>
+    <w:p>
+      <w:pPr/>
+      <w:r>
+        <w:rPr>
+          <w:lang w:val="pt_PT" w:bidi="pt_PT"/>
+        </w:rPr>
+      </w:r>
+      <w:r>
+        <w:rPr>
+          <w:b/>
+          <w:lang w:val="pt_PT" w:bidi="pt_PT"/>
+        </w:rPr>
         <w:t>"nosso".</w:t>
       </w:r>
     </w:p>
@@ -1607,6 +1817,21 @@
           <w:b/>
           <w:lang w:val="pt_PT" w:bidi="pt_PT"/>
         </w:rPr>
+        <w:t>χάριν ἔχω</w:t>
+      </w:r>
+    </w:p>
+    <w:p>
+      <w:pPr/>
+      <w:r>
+        <w:rPr>
+          <w:lang w:val="pt_PT" w:bidi="pt_PT"/>
+        </w:rPr>
+      </w:r>
+      <w:r>
+        <w:rPr>
+          <w:b/>
+          <w:lang w:val="pt_PT" w:bidi="pt_PT"/>
+        </w:rPr>
         <w:t>"eu agradeço".</w:t>
       </w:r>
     </w:p>
@@ -1690,6 +1915,21 @@
           <w:b/>
           <w:lang w:val="pt_PT" w:bidi="pt_PT"/>
         </w:rPr>
+        <w:t>ᾧ λατρεύω ἀπὸ προγόνων</w:t>
+      </w:r>
+    </w:p>
+    <w:p>
+      <w:pPr/>
+      <w:r>
+        <w:rPr>
+          <w:lang w:val="pt_PT" w:bidi="pt_PT"/>
+        </w:rPr>
+      </w:r>
+      <w:r>
+        <w:rPr>
+          <w:b/>
+          <w:lang w:val="pt_PT" w:bidi="pt_PT"/>
+        </w:rPr>
         <w:t>"a quem sirvo... como também os meus antepassados serviram".</w:t>
       </w:r>
     </w:p>
@@ -1786,6 +2026,21 @@
           <w:b/>
           <w:lang w:val="pt_PT" w:bidi="pt_PT"/>
         </w:rPr>
+        <w:t>ἐν καθαρᾷ συνειδήσει</w:t>
+      </w:r>
+    </w:p>
+    <w:p>
+      <w:pPr/>
+      <w:r>
+        <w:rPr>
+          <w:lang w:val="pt_PT" w:bidi="pt_PT"/>
+        </w:rPr>
+      </w:r>
+      <w:r>
+        <w:rPr>
+          <w:b/>
+          <w:lang w:val="pt_PT" w:bidi="pt_PT"/>
+        </w:rPr>
         <w:t>"com a consciência limpa".</w:t>
       </w:r>
     </w:p>
@@ -1868,6 +2123,21 @@
         <w:rPr>
           <w:lang w:val="pt_PT" w:bidi="pt_PT"/>
         </w:rPr>
+      </w:r>
+    </w:p>
+    <w:p>
+      <w:pPr/>
+      <w:r>
+        <w:rPr>
+          <w:lang w:val="pt_PT" w:bidi="pt_PT"/>
+        </w:rPr>
+      </w:r>
+      <w:r>
+        <w:rPr>
+          <w:b/>
+          <w:lang w:val="pt_PT" w:bidi="pt_PT"/>
+        </w:rPr>
+        <w:t>ὡς ἀδιάλειπτον ἔχω τὴν περὶ σοῦ μνείαν</w:t>
       </w:r>
     </w:p>
     <w:p>
@@ -2079,6 +2349,21 @@
           <w:b/>
           <w:lang w:val="pt_PT" w:bidi="pt_PT"/>
         </w:rPr>
+        <w:t>νυκτὸς καὶ ἡμέρας</w:t>
+      </w:r>
+    </w:p>
+    <w:p>
+      <w:pPr/>
+      <w:r>
+        <w:rPr>
+          <w:lang w:val="pt_PT" w:bidi="pt_PT"/>
+        </w:rPr>
+      </w:r>
+      <w:r>
+        <w:rPr>
+          <w:b/>
+          <w:lang w:val="pt_PT" w:bidi="pt_PT"/>
+        </w:rPr>
         <w:t>"de dia e de noite".</w:t>
       </w:r>
     </w:p>
@@ -2175,6 +2460,21 @@
           <w:b/>
           <w:lang w:val="pt_PT" w:bidi="pt_PT"/>
         </w:rPr>
+        <w:t>μεμνημένος σου τῶν δακρύων</w:t>
+      </w:r>
+    </w:p>
+    <w:p>
+      <w:pPr/>
+      <w:r>
+        <w:rPr>
+          <w:lang w:val="pt_PT" w:bidi="pt_PT"/>
+        </w:rPr>
+      </w:r>
+      <w:r>
+        <w:rPr>
+          <w:b/>
+          <w:lang w:val="pt_PT" w:bidi="pt_PT"/>
+        </w:rPr>
         <w:t>"Lembro das suas lágrimas".</w:t>
       </w:r>
     </w:p>
@@ -2271,6 +2571,21 @@
           <w:b/>
           <w:lang w:val="pt_PT" w:bidi="pt_PT"/>
         </w:rPr>
+        <w:t>σου τῶν δακρύων</w:t>
+      </w:r>
+    </w:p>
+    <w:p>
+      <w:pPr/>
+      <w:r>
+        <w:rPr>
+          <w:lang w:val="pt_PT" w:bidi="pt_PT"/>
+        </w:rPr>
+      </w:r>
+      <w:r>
+        <w:rPr>
+          <w:b/>
+          <w:lang w:val="pt_PT" w:bidi="pt_PT"/>
+        </w:rPr>
         <w:t>"as suas lágrimas".</w:t>
       </w:r>
     </w:p>
@@ -2367,6 +2682,21 @@
           <w:b/>
           <w:lang w:val="pt_PT" w:bidi="pt_PT"/>
         </w:rPr>
+        <w:t>χαρᾶς πληρωθῶ</w:t>
+      </w:r>
+    </w:p>
+    <w:p>
+      <w:pPr/>
+      <w:r>
+        <w:rPr>
+          <w:lang w:val="pt_PT" w:bidi="pt_PT"/>
+        </w:rPr>
+      </w:r>
+      <w:r>
+        <w:rPr>
+          <w:b/>
+          <w:lang w:val="pt_PT" w:bidi="pt_PT"/>
+        </w:rPr>
         <w:t>"Eu possa ficar cheio de alegria".</w:t>
       </w:r>
     </w:p>
@@ -2463,6 +2793,21 @@
           <w:b/>
           <w:lang w:val="pt_PT" w:bidi="pt_PT"/>
         </w:rPr>
+        <w:t>χαρᾶς πληρωθῶ</w:t>
+      </w:r>
+    </w:p>
+    <w:p>
+      <w:pPr/>
+      <w:r>
+        <w:rPr>
+          <w:lang w:val="pt_PT" w:bidi="pt_PT"/>
+        </w:rPr>
+      </w:r>
+      <w:r>
+        <w:rPr>
+          <w:b/>
+          <w:lang w:val="pt_PT" w:bidi="pt_PT"/>
+        </w:rPr>
         <w:t>"eu possa estar cheio de alegria".</w:t>
       </w:r>
     </w:p>
@@ -2546,6 +2891,21 @@
           <w:b/>
           <w:lang w:val="pt_PT" w:bidi="pt_PT"/>
         </w:rPr>
+        <w:t>χαρᾶς πληρωθῶ</w:t>
+      </w:r>
+    </w:p>
+    <w:p>
+      <w:pPr/>
+      <w:r>
+        <w:rPr>
+          <w:lang w:val="pt_PT" w:bidi="pt_PT"/>
+        </w:rPr>
+      </w:r>
+      <w:r>
+        <w:rPr>
+          <w:b/>
+          <w:lang w:val="pt_PT" w:bidi="pt_PT"/>
+        </w:rPr>
         <w:t>"eu possa ficar cheio de alegria".</w:t>
       </w:r>
     </w:p>
@@ -2642,6 +3002,21 @@
           <w:b/>
           <w:lang w:val="pt_PT" w:bidi="pt_PT"/>
         </w:rPr>
+        <w:t>ὑπόμνησιν λαβὼν</w:t>
+      </w:r>
+    </w:p>
+    <w:p>
+      <w:pPr/>
+      <w:r>
+        <w:rPr>
+          <w:lang w:val="pt_PT" w:bidi="pt_PT"/>
+        </w:rPr>
+      </w:r>
+      <w:r>
+        <w:rPr>
+          <w:b/>
+          <w:lang w:val="pt_PT" w:bidi="pt_PT"/>
+        </w:rPr>
         <w:t>"Lembro".</w:t>
       </w:r>
     </w:p>
@@ -2725,6 +3100,21 @@
           <w:b/>
           <w:lang w:val="pt_PT" w:bidi="pt_PT"/>
         </w:rPr>
+        <w:t>τῆς ἐν σοὶ ἀνυποκρίτου πίστεως, ἥτις ἐνῴκησεν πρῶτον</w:t>
+      </w:r>
+    </w:p>
+    <w:p>
+      <w:pPr/>
+      <w:r>
+        <w:rPr>
+          <w:lang w:val="pt_PT" w:bidi="pt_PT"/>
+        </w:rPr>
+      </w:r>
+      <w:r>
+        <w:rPr>
+          <w:b/>
+          <w:lang w:val="pt_PT" w:bidi="pt_PT"/>
+        </w:rPr>
         <w:t xml:space="preserve">"da sua fé sincera, a mesma fé que". </w:t>
       </w:r>
     </w:p>
@@ -3000,6 +3390,21 @@
           <w:b/>
           <w:lang w:val="pt_PT" w:bidi="pt_PT"/>
         </w:rPr>
+        <w:t>τῇ μάμμῃ σου</w:t>
+      </w:r>
+    </w:p>
+    <w:p>
+      <w:pPr/>
+      <w:r>
+        <w:rPr>
+          <w:lang w:val="pt_PT" w:bidi="pt_PT"/>
+        </w:rPr>
+      </w:r>
+      <w:r>
+        <w:rPr>
+          <w:b/>
+          <w:lang w:val="pt_PT" w:bidi="pt_PT"/>
+        </w:rPr>
         <w:t>"sua avó".</w:t>
       </w:r>
     </w:p>
@@ -3096,6 +3501,21 @@
           <w:b/>
           <w:lang w:val="pt_PT" w:bidi="pt_PT"/>
         </w:rPr>
+        <w:t>Λωΐδι &amp; Εὐνίκῃ</w:t>
+      </w:r>
+    </w:p>
+    <w:p>
+      <w:pPr/>
+      <w:r>
+        <w:rPr>
+          <w:lang w:val="pt_PT" w:bidi="pt_PT"/>
+        </w:rPr>
+      </w:r>
+      <w:r>
+        <w:rPr>
+          <w:b/>
+          <w:lang w:val="pt_PT" w:bidi="pt_PT"/>
+        </w:rPr>
         <w:t>"Loide"</w:t>
       </w:r>
       <w:r>
@@ -3218,6 +3638,21 @@
           <w:b/>
           <w:lang w:val="pt_PT" w:bidi="pt_PT"/>
         </w:rPr>
+        <w:t>πέπεισμαι</w:t>
+      </w:r>
+    </w:p>
+    <w:p>
+      <w:pPr/>
+      <w:r>
+        <w:rPr>
+          <w:lang w:val="pt_PT" w:bidi="pt_PT"/>
+        </w:rPr>
+      </w:r>
+      <w:r>
+        <w:rPr>
+          <w:b/>
+          <w:lang w:val="pt_PT" w:bidi="pt_PT"/>
+        </w:rPr>
         <w:t>"E tenho a certeza".</w:t>
       </w:r>
     </w:p>
@@ -3287,6 +3722,21 @@
         <w:rPr>
           <w:lang w:val="pt_PT" w:bidi="pt_PT"/>
         </w:rPr>
+      </w:r>
+    </w:p>
+    <w:p>
+      <w:pPr/>
+      <w:r>
+        <w:rPr>
+          <w:lang w:val="pt_PT" w:bidi="pt_PT"/>
+        </w:rPr>
+      </w:r>
+      <w:r>
+        <w:rPr>
+          <w:b/>
+          <w:lang w:val="pt_PT" w:bidi="pt_PT"/>
+        </w:rPr>
+        <w:t>δι’ ἣν αἰτίαν</w:t>
       </w:r>
     </w:p>
     <w:p>
@@ -3415,6 +3865,21 @@
           <w:b/>
           <w:lang w:val="pt_PT" w:bidi="pt_PT"/>
         </w:rPr>
+        <w:t>ἀναζωπυρεῖν τὸ χάρισμα</w:t>
+      </w:r>
+    </w:p>
+    <w:p>
+      <w:pPr/>
+      <w:r>
+        <w:rPr>
+          <w:lang w:val="pt_PT" w:bidi="pt_PT"/>
+        </w:rPr>
+      </w:r>
+      <w:r>
+        <w:rPr>
+          <w:b/>
+          <w:lang w:val="pt_PT" w:bidi="pt_PT"/>
+        </w:rPr>
         <w:t>"conservar vivo o dom".</w:t>
       </w:r>
     </w:p>
@@ -3511,6 +3976,21 @@
           <w:b/>
           <w:lang w:val="pt_PT" w:bidi="pt_PT"/>
         </w:rPr>
+        <w:t>τὸ χάρισμα τοῦ Θεοῦ, ὅ ἐστιν ἐν σοὶ</w:t>
+      </w:r>
+    </w:p>
+    <w:p>
+      <w:pPr/>
+      <w:r>
+        <w:rPr>
+          <w:lang w:val="pt_PT" w:bidi="pt_PT"/>
+        </w:rPr>
+      </w:r>
+      <w:r>
+        <w:rPr>
+          <w:b/>
+          <w:lang w:val="pt_PT" w:bidi="pt_PT"/>
+        </w:rPr>
         <w:t>"o dom de Deus que você recebeu quando coloquei as mãos sobre você".</w:t>
       </w:r>
     </w:p>
@@ -3607,6 +4087,21 @@
           <w:b/>
           <w:lang w:val="pt_PT" w:bidi="pt_PT"/>
         </w:rPr>
+        <w:t>τὸ χάρισμα τοῦ Θεοῦ, ὅ ἐστιν ἐν σοὶ</w:t>
+      </w:r>
+    </w:p>
+    <w:p>
+      <w:pPr/>
+      <w:r>
+        <w:rPr>
+          <w:lang w:val="pt_PT" w:bidi="pt_PT"/>
+        </w:rPr>
+      </w:r>
+      <w:r>
+        <w:rPr>
+          <w:b/>
+          <w:lang w:val="pt_PT" w:bidi="pt_PT"/>
+        </w:rPr>
         <w:t>"o dom de Deus que você recebeu".</w:t>
       </w:r>
     </w:p>
@@ -3703,6 +4198,21 @@
           <w:b/>
           <w:lang w:val="pt_PT" w:bidi="pt_PT"/>
         </w:rPr>
+        <w:t>διὰ τῆς ἐπιθέσεως τῶν χειρῶν μου</w:t>
+      </w:r>
+    </w:p>
+    <w:p>
+      <w:pPr/>
+      <w:r>
+        <w:rPr>
+          <w:lang w:val="pt_PT" w:bidi="pt_PT"/>
+        </w:rPr>
+      </w:r>
+      <w:r>
+        <w:rPr>
+          <w:b/>
+          <w:lang w:val="pt_PT" w:bidi="pt_PT"/>
+        </w:rPr>
         <w:t>"quando coloquei as mãos sobre você".</w:t>
       </w:r>
     </w:p>
@@ -3785,6 +4295,21 @@
         <w:rPr>
           <w:lang w:val="pt_PT" w:bidi="pt_PT"/>
         </w:rPr>
+      </w:r>
+    </w:p>
+    <w:p>
+      <w:pPr/>
+      <w:r>
+        <w:rPr>
+          <w:lang w:val="pt_PT" w:bidi="pt_PT"/>
+        </w:rPr>
+      </w:r>
+      <w:r>
+        <w:rPr>
+          <w:b/>
+          <w:lang w:val="pt_PT" w:bidi="pt_PT"/>
+        </w:rPr>
+        <w:t>γὰρ</w:t>
       </w:r>
     </w:p>
     <w:p>
@@ -3926,6 +4451,21 @@
           <w:b/>
           <w:lang w:val="pt_PT" w:bidi="pt_PT"/>
         </w:rPr>
+        <w:t>πνεῦμα δειλίας, ἀλλὰ δυνάμεως, καὶ ἀγάπης, καὶ σωφρονισμοῦ</w:t>
+      </w:r>
+    </w:p>
+    <w:p>
+      <w:pPr/>
+      <w:r>
+        <w:rPr>
+          <w:lang w:val="pt_PT" w:bidi="pt_PT"/>
+        </w:rPr>
+      </w:r>
+      <w:r>
+        <w:rPr>
+          <w:b/>
+          <w:lang w:val="pt_PT" w:bidi="pt_PT"/>
+        </w:rPr>
         <w:t>"o Espírito que Deus nos deu não nos torna medrosos; pelo contrário, o Espírito nos enche de poder e de amor e nos torna prudentes".</w:t>
       </w:r>
     </w:p>
@@ -4022,6 +4562,21 @@
           <w:b/>
           <w:lang w:val="pt_PT" w:bidi="pt_PT"/>
         </w:rPr>
+        <w:t>δειλίας, ἀλλὰ δυνάμεως, καὶ ἀγάπης, καὶ σωφρονισμοῦ</w:t>
+      </w:r>
+    </w:p>
+    <w:p>
+      <w:pPr/>
+      <w:r>
+        <w:rPr>
+          <w:lang w:val="pt_PT" w:bidi="pt_PT"/>
+        </w:rPr>
+      </w:r>
+      <w:r>
+        <w:rPr>
+          <w:b/>
+          <w:lang w:val="pt_PT" w:bidi="pt_PT"/>
+        </w:rPr>
         <w:t>"o Espírito que Deus nos deu não nos torna medroso; pelo contrário, o Espírito nos enche de poder e de amor e nos torna prudentes".</w:t>
       </w:r>
     </w:p>
@@ -4131,6 +4686,21 @@
           <w:b/>
           <w:lang w:val="pt_PT" w:bidi="pt_PT"/>
         </w:rPr>
+        <w:t>σωφρονισμοῦ</w:t>
+      </w:r>
+    </w:p>
+    <w:p>
+      <w:pPr/>
+      <w:r>
+        <w:rPr>
+          <w:lang w:val="pt_PT" w:bidi="pt_PT"/>
+        </w:rPr>
+      </w:r>
+      <w:r>
+        <w:rPr>
+          <w:b/>
+          <w:lang w:val="pt_PT" w:bidi="pt_PT"/>
+        </w:rPr>
         <w:t>"prudentes".</w:t>
       </w:r>
     </w:p>
@@ -4227,6 +4797,21 @@
           <w:b/>
           <w:lang w:val="pt_PT" w:bidi="pt_PT"/>
         </w:rPr>
+        <w:t>οὖν</w:t>
+      </w:r>
+    </w:p>
+    <w:p>
+      <w:pPr/>
+      <w:r>
+        <w:rPr>
+          <w:lang w:val="pt_PT" w:bidi="pt_PT"/>
+        </w:rPr>
+      </w:r>
+      <w:r>
+        <w:rPr>
+          <w:b/>
+          <w:lang w:val="pt_PT" w:bidi="pt_PT"/>
+        </w:rPr>
         <w:t>"Portanto".</w:t>
       </w:r>
     </w:p>
@@ -4323,6 +4908,21 @@
           <w:b/>
           <w:lang w:val="pt_PT" w:bidi="pt_PT"/>
         </w:rPr>
+        <w:t>μὴ &amp; ἐπαισχυνθῇς τὸ μαρτύριον τοῦ Κυρίου ἡμῶν, μηδὲ ἐμὲ, τὸν δέσμιον αὐτοῦ</w:t>
+      </w:r>
+    </w:p>
+    <w:p>
+      <w:pPr/>
+      <w:r>
+        <w:rPr>
+          <w:lang w:val="pt_PT" w:bidi="pt_PT"/>
+        </w:rPr>
+      </w:r>
+      <w:r>
+        <w:rPr>
+          <w:b/>
+          <w:lang w:val="pt_PT" w:bidi="pt_PT"/>
+        </w:rPr>
         <w:t>"não se envergonhe de dar o seu testemunho a favor do nosso Senhor, nem se envergonhe de mim, que estou na cadeia porque sou servo dele".</w:t>
       </w:r>
     </w:p>
@@ -4406,6 +5006,21 @@
           <w:b/>
           <w:lang w:val="pt_PT" w:bidi="pt_PT"/>
         </w:rPr>
+        <w:t>τὸ μαρτύριον τοῦ Κυρίου ἡμῶν</w:t>
+      </w:r>
+    </w:p>
+    <w:p>
+      <w:pPr/>
+      <w:r>
+        <w:rPr>
+          <w:lang w:val="pt_PT" w:bidi="pt_PT"/>
+        </w:rPr>
+      </w:r>
+      <w:r>
+        <w:rPr>
+          <w:b/>
+          <w:lang w:val="pt_PT" w:bidi="pt_PT"/>
+        </w:rPr>
         <w:t>"o seu testemunho a favor do nosso Senhor".</w:t>
       </w:r>
     </w:p>
@@ -4515,6 +5130,21 @@
           <w:b/>
           <w:lang w:val="pt_PT" w:bidi="pt_PT"/>
         </w:rPr>
+        <w:t>τὸν δέσμιον αὐτοῦ</w:t>
+      </w:r>
+    </w:p>
+    <w:p>
+      <w:pPr/>
+      <w:r>
+        <w:rPr>
+          <w:lang w:val="pt_PT" w:bidi="pt_PT"/>
+        </w:rPr>
+      </w:r>
+      <w:r>
+        <w:rPr>
+          <w:b/>
+          <w:lang w:val="pt_PT" w:bidi="pt_PT"/>
+        </w:rPr>
         <w:t>"que estou na cadeia".</w:t>
       </w:r>
     </w:p>
@@ -4598,6 +5228,21 @@
           <w:b/>
           <w:lang w:val="pt_PT" w:bidi="pt_PT"/>
         </w:rPr>
+        <w:t>συνκακοπάθησον</w:t>
+      </w:r>
+    </w:p>
+    <w:p>
+      <w:pPr/>
+      <w:r>
+        <w:rPr>
+          <w:lang w:val="pt_PT" w:bidi="pt_PT"/>
+        </w:rPr>
+      </w:r>
+      <w:r>
+        <w:rPr>
+          <w:b/>
+          <w:lang w:val="pt_PT" w:bidi="pt_PT"/>
+        </w:rPr>
         <w:t>"sofrer comigo".</w:t>
       </w:r>
     </w:p>
@@ -4694,6 +5339,21 @@
           <w:b/>
           <w:lang w:val="pt_PT" w:bidi="pt_PT"/>
         </w:rPr>
+        <w:t>τῷ εὐαγγελίῳ</w:t>
+      </w:r>
+    </w:p>
+    <w:p>
+      <w:pPr/>
+      <w:r>
+        <w:rPr>
+          <w:lang w:val="pt_PT" w:bidi="pt_PT"/>
+        </w:rPr>
+      </w:r>
+      <w:r>
+        <w:rPr>
+          <w:b/>
+          <w:lang w:val="pt_PT" w:bidi="pt_PT"/>
+        </w:rPr>
         <w:t>"ao evangelho".</w:t>
       </w:r>
     </w:p>
@@ -4790,6 +5450,21 @@
           <w:b/>
           <w:lang w:val="pt_PT" w:bidi="pt_PT"/>
         </w:rPr>
+        <w:t>κατὰ δύναμιν Θεοῦ</w:t>
+      </w:r>
+    </w:p>
+    <w:p>
+      <w:pPr/>
+      <w:r>
+        <w:rPr>
+          <w:lang w:val="pt_PT" w:bidi="pt_PT"/>
+        </w:rPr>
+      </w:r>
+      <w:r>
+        <w:rPr>
+          <w:b/>
+          <w:lang w:val="pt_PT" w:bidi="pt_PT"/>
+        </w:rPr>
         <w:t>"por amor ao evangelho".</w:t>
       </w:r>
     </w:p>
@@ -4873,6 +5548,21 @@
           <w:b/>
           <w:lang w:val="pt_PT" w:bidi="pt_PT"/>
         </w:rPr>
+        <w:t>κλήσει ἁγίᾳ</w:t>
+      </w:r>
+    </w:p>
+    <w:p>
+      <w:pPr/>
+      <w:r>
+        <w:rPr>
+          <w:lang w:val="pt_PT" w:bidi="pt_PT"/>
+        </w:rPr>
+      </w:r>
+      <w:r>
+        <w:rPr>
+          <w:b/>
+          <w:lang w:val="pt_PT" w:bidi="pt_PT"/>
+        </w:rPr>
         <w:t>"para sermos o seu povo".</w:t>
       </w:r>
     </w:p>
@@ -4956,6 +5646,21 @@
           <w:b/>
           <w:lang w:val="pt_PT" w:bidi="pt_PT"/>
         </w:rPr>
+        <w:t>οὐ κατὰ τὰ ἔργα ἡμῶν, ἀλλὰ κατὰ ἰδίαν πρόθεσιν καὶ χάριν, τὴν δοθεῖσαν ἡμῖν</w:t>
+      </w:r>
+    </w:p>
+    <w:p>
+      <w:pPr/>
+      <w:r>
+        <w:rPr>
+          <w:lang w:val="pt_PT" w:bidi="pt_PT"/>
+        </w:rPr>
+      </w:r>
+      <w:r>
+        <w:rPr>
+          <w:b/>
+          <w:lang w:val="pt_PT" w:bidi="pt_PT"/>
+        </w:rPr>
         <w:t>"Não foi por causa do que temos feito, mas porque este era o seu plano e por causa da sua graça".</w:t>
       </w:r>
     </w:p>
@@ -5161,6 +5866,21 @@
           <w:b/>
           <w:lang w:val="pt_PT" w:bidi="pt_PT"/>
         </w:rPr>
+        <w:t>τὴν δοθεῖσαν</w:t>
+      </w:r>
+    </w:p>
+    <w:p>
+      <w:pPr/>
+      <w:r>
+        <w:rPr>
+          <w:lang w:val="pt_PT" w:bidi="pt_PT"/>
+        </w:rPr>
+      </w:r>
+      <w:r>
+        <w:rPr>
+          <w:b/>
+          <w:lang w:val="pt_PT" w:bidi="pt_PT"/>
+        </w:rPr>
         <w:t>"Ele nos deu essa graça".</w:t>
       </w:r>
     </w:p>
@@ -5244,6 +5964,21 @@
           <w:b/>
           <w:lang w:val="pt_PT" w:bidi="pt_PT"/>
         </w:rPr>
+        <w:t>ἐν Χριστῷ Ἰησοῦ πρὸ χρόνων αἰωνίων</w:t>
+      </w:r>
+    </w:p>
+    <w:p>
+      <w:pPr/>
+      <w:r>
+        <w:rPr>
+          <w:lang w:val="pt_PT" w:bidi="pt_PT"/>
+        </w:rPr>
+      </w:r>
+      <w:r>
+        <w:rPr>
+          <w:b/>
+          <w:lang w:val="pt_PT" w:bidi="pt_PT"/>
+        </w:rPr>
         <w:t>"por meio de Cristo Jesus, antes da criação do mundo".</w:t>
       </w:r>
     </w:p>
@@ -5327,6 +6062,21 @@
           <w:b/>
           <w:lang w:val="pt_PT" w:bidi="pt_PT"/>
         </w:rPr>
+        <w:t>πρὸ χρόνων αἰωνίων</w:t>
+      </w:r>
+    </w:p>
+    <w:p>
+      <w:pPr/>
+      <w:r>
+        <w:rPr>
+          <w:lang w:val="pt_PT" w:bidi="pt_PT"/>
+        </w:rPr>
+      </w:r>
+      <w:r>
+        <w:rPr>
+          <w:b/>
+          <w:lang w:val="pt_PT" w:bidi="pt_PT"/>
+        </w:rPr>
         <w:t>"antes da criação do mundo".</w:t>
       </w:r>
     </w:p>
@@ -5436,6 +6186,21 @@
           <w:b/>
           <w:lang w:val="pt_PT" w:bidi="pt_PT"/>
         </w:rPr>
+        <w:t>φανερωθεῖσαν δὲ νῦν</w:t>
+      </w:r>
+    </w:p>
+    <w:p>
+      <w:pPr/>
+      <w:r>
+        <w:rPr>
+          <w:lang w:val="pt_PT" w:bidi="pt_PT"/>
+        </w:rPr>
+      </w:r>
+      <w:r>
+        <w:rPr>
+          <w:b/>
+          <w:lang w:val="pt_PT" w:bidi="pt_PT"/>
+        </w:rPr>
         <w:t>"mas agora ela foi revelada".</w:t>
       </w:r>
     </w:p>
@@ -5519,6 +6284,21 @@
           <w:b/>
           <w:lang w:val="pt_PT" w:bidi="pt_PT"/>
         </w:rPr>
+        <w:t>διὰ τῆς ἐπιφανείας τοῦ Σωτῆρος ἡμῶν, Χριστοῦ Ἰησοῦ</w:t>
+      </w:r>
+    </w:p>
+    <w:p>
+      <w:pPr/>
+      <w:r>
+        <w:rPr>
+          <w:lang w:val="pt_PT" w:bidi="pt_PT"/>
+        </w:rPr>
+      </w:r>
+      <w:r>
+        <w:rPr>
+          <w:b/>
+          <w:lang w:val="pt_PT" w:bidi="pt_PT"/>
+        </w:rPr>
         <w:t>"por meio do glorioso aparecimento de Cristo Jesus".</w:t>
       </w:r>
     </w:p>
@@ -5615,6 +6395,21 @@
           <w:b/>
           <w:lang w:val="pt_PT" w:bidi="pt_PT"/>
         </w:rPr>
+        <w:t>καταργήσαντος μὲν τὸν θάνατον</w:t>
+      </w:r>
+    </w:p>
+    <w:p>
+      <w:pPr/>
+      <w:r>
+        <w:rPr>
+          <w:lang w:val="pt_PT" w:bidi="pt_PT"/>
+        </w:rPr>
+      </w:r>
+      <w:r>
+        <w:rPr>
+          <w:b/>
+          <w:lang w:val="pt_PT" w:bidi="pt_PT"/>
+        </w:rPr>
         <w:t>"acabou com o poder da morte".</w:t>
       </w:r>
     </w:p>
@@ -5711,6 +6506,21 @@
           <w:b/>
           <w:lang w:val="pt_PT" w:bidi="pt_PT"/>
         </w:rPr>
+        <w:t>φωτίσαντος δὲ ζωὴν καὶ ἀφθαρσίαν διὰ τοῦ εὐαγγελίου</w:t>
+      </w:r>
+    </w:p>
+    <w:p>
+      <w:pPr/>
+      <w:r>
+        <w:rPr>
+          <w:lang w:val="pt_PT" w:bidi="pt_PT"/>
+        </w:rPr>
+      </w:r>
+      <w:r>
+        <w:rPr>
+          <w:b/>
+          <w:lang w:val="pt_PT" w:bidi="pt_PT"/>
+        </w:rPr>
         <w:t>"e, por meio do evangelho, revelou a vida que dura para sempre".</w:t>
       </w:r>
     </w:p>
@@ -5820,6 +6630,21 @@
           <w:b/>
           <w:lang w:val="pt_PT" w:bidi="pt_PT"/>
         </w:rPr>
+        <w:t>ζωὴν καὶ ἀφθαρσίαν</w:t>
+      </w:r>
+    </w:p>
+    <w:p>
+      <w:pPr/>
+      <w:r>
+        <w:rPr>
+          <w:lang w:val="pt_PT" w:bidi="pt_PT"/>
+        </w:rPr>
+      </w:r>
+      <w:r>
+        <w:rPr>
+          <w:b/>
+          <w:lang w:val="pt_PT" w:bidi="pt_PT"/>
+        </w:rPr>
         <w:t>"vida que dura para sempre".</w:t>
       </w:r>
     </w:p>
@@ -5929,6 +6754,21 @@
           <w:b/>
           <w:lang w:val="pt_PT" w:bidi="pt_PT"/>
         </w:rPr>
+        <w:t>ζωὴν καὶ ἀφθαρσίαν</w:t>
+      </w:r>
+    </w:p>
+    <w:p>
+      <w:pPr/>
+      <w:r>
+        <w:rPr>
+          <w:lang w:val="pt_PT" w:bidi="pt_PT"/>
+        </w:rPr>
+      </w:r>
+      <w:r>
+        <w:rPr>
+          <w:b/>
+          <w:lang w:val="pt_PT" w:bidi="pt_PT"/>
+        </w:rPr>
         <w:t>"vida que dura para sempre".</w:t>
       </w:r>
     </w:p>
@@ -6038,6 +6878,21 @@
           <w:b/>
           <w:lang w:val="pt_PT" w:bidi="pt_PT"/>
         </w:rPr>
+        <w:t>ζωὴν</w:t>
+      </w:r>
+    </w:p>
+    <w:p>
+      <w:pPr/>
+      <w:r>
+        <w:rPr>
+          <w:lang w:val="pt_PT" w:bidi="pt_PT"/>
+        </w:rPr>
+      </w:r>
+      <w:r>
+        <w:rPr>
+          <w:b/>
+          <w:lang w:val="pt_PT" w:bidi="pt_PT"/>
+        </w:rPr>
         <w:t>"vida".</w:t>
       </w:r>
     </w:p>
@@ -6121,6 +6976,21 @@
           <w:b/>
           <w:lang w:val="pt_PT" w:bidi="pt_PT"/>
         </w:rPr>
+        <w:t>εἰς ὃ</w:t>
+      </w:r>
+    </w:p>
+    <w:p>
+      <w:pPr/>
+      <w:r>
+        <w:rPr>
+          <w:lang w:val="pt_PT" w:bidi="pt_PT"/>
+        </w:rPr>
+      </w:r>
+      <w:r>
+        <w:rPr>
+          <w:b/>
+          <w:lang w:val="pt_PT" w:bidi="pt_PT"/>
+        </w:rPr>
         <w:t>"para anunciar o evangelho".</w:t>
       </w:r>
     </w:p>
@@ -6217,6 +7087,21 @@
           <w:b/>
           <w:lang w:val="pt_PT" w:bidi="pt_PT"/>
         </w:rPr>
+        <w:t>ἐτέθην ἐγὼ</w:t>
+      </w:r>
+    </w:p>
+    <w:p>
+      <w:pPr/>
+      <w:r>
+        <w:rPr>
+          <w:lang w:val="pt_PT" w:bidi="pt_PT"/>
+        </w:rPr>
+      </w:r>
+      <w:r>
+        <w:rPr>
+          <w:b/>
+          <w:lang w:val="pt_PT" w:bidi="pt_PT"/>
+        </w:rPr>
         <w:t>"Deus me escolheu".</w:t>
       </w:r>
     </w:p>
@@ -6300,6 +7185,21 @@
           <w:b/>
           <w:lang w:val="pt_PT" w:bidi="pt_PT"/>
         </w:rPr>
+        <w:t>κῆρυξ</w:t>
+      </w:r>
+    </w:p>
+    <w:p>
+      <w:pPr/>
+      <w:r>
+        <w:rPr>
+          <w:lang w:val="pt_PT" w:bidi="pt_PT"/>
+        </w:rPr>
+      </w:r>
+      <w:r>
+        <w:rPr>
+          <w:b/>
+          <w:lang w:val="pt_PT" w:bidi="pt_PT"/>
+        </w:rPr>
         <w:t>"mestre".</w:t>
       </w:r>
     </w:p>
@@ -6396,6 +7296,21 @@
           <w:b/>
           <w:lang w:val="pt_PT" w:bidi="pt_PT"/>
         </w:rPr>
+        <w:t>διδάσκαλος</w:t>
+      </w:r>
+    </w:p>
+    <w:p>
+      <w:pPr/>
+      <w:r>
+        <w:rPr>
+          <w:lang w:val="pt_PT" w:bidi="pt_PT"/>
+        </w:rPr>
+      </w:r>
+      <w:r>
+        <w:rPr>
+          <w:b/>
+          <w:lang w:val="pt_PT" w:bidi="pt_PT"/>
+        </w:rPr>
         <w:t>"mestre".</w:t>
       </w:r>
     </w:p>
@@ -6465,6 +7380,21 @@
         <w:rPr>
           <w:lang w:val="pt_PT" w:bidi="pt_PT"/>
         </w:rPr>
+      </w:r>
+    </w:p>
+    <w:p>
+      <w:pPr/>
+      <w:r>
+        <w:rPr>
+          <w:lang w:val="pt_PT" w:bidi="pt_PT"/>
+        </w:rPr>
+      </w:r>
+      <w:r>
+        <w:rPr>
+          <w:b/>
+          <w:lang w:val="pt_PT" w:bidi="pt_PT"/>
+        </w:rPr>
+        <w:t>δι’ ἣν αἰτίαν</w:t>
       </w:r>
     </w:p>
     <w:p>
@@ -6580,6 +7510,21 @@
           <w:b/>
           <w:lang w:val="pt_PT" w:bidi="pt_PT"/>
         </w:rPr>
+        <w:t>καὶ ταῦτα πάσχω</w:t>
+      </w:r>
+    </w:p>
+    <w:p>
+      <w:pPr/>
+      <w:r>
+        <w:rPr>
+          <w:lang w:val="pt_PT" w:bidi="pt_PT"/>
+        </w:rPr>
+      </w:r>
+      <w:r>
+        <w:rPr>
+          <w:b/>
+          <w:lang w:val="pt_PT" w:bidi="pt_PT"/>
+        </w:rPr>
         <w:t>"que sofro essas coisas".</w:t>
       </w:r>
     </w:p>
@@ -6694,6 +7639,21 @@
           <w:b/>
           <w:lang w:val="pt_PT" w:bidi="pt_PT"/>
         </w:rPr>
+        <w:t>οὐκ ἐπαισχύνομαι</w:t>
+      </w:r>
+    </w:p>
+    <w:p>
+      <w:pPr/>
+      <w:r>
+        <w:rPr>
+          <w:lang w:val="pt_PT" w:bidi="pt_PT"/>
+        </w:rPr>
+      </w:r>
+      <w:r>
+        <w:rPr>
+          <w:b/>
+          <w:lang w:val="pt_PT" w:bidi="pt_PT"/>
+        </w:rPr>
         <w:t>"Mas eu ainda tenho muita confiança".</w:t>
       </w:r>
     </w:p>
@@ -6777,6 +7737,21 @@
           <w:b/>
           <w:lang w:val="pt_PT" w:bidi="pt_PT"/>
         </w:rPr>
+        <w:t>ᾧ</w:t>
+      </w:r>
+    </w:p>
+    <w:p>
+      <w:pPr/>
+      <w:r>
+        <w:rPr>
+          <w:lang w:val="pt_PT" w:bidi="pt_PT"/>
+        </w:rPr>
+      </w:r>
+      <w:r>
+        <w:rPr>
+          <w:b/>
+          <w:lang w:val="pt_PT" w:bidi="pt_PT"/>
+        </w:rPr>
         <w:t>"em quem".</w:t>
       </w:r>
     </w:p>
@@ -6873,6 +7848,21 @@
           <w:b/>
           <w:lang w:val="pt_PT" w:bidi="pt_PT"/>
         </w:rPr>
+        <w:t>πέπεισμαι</w:t>
+      </w:r>
+    </w:p>
+    <w:p>
+      <w:pPr/>
+      <w:r>
+        <w:rPr>
+          <w:lang w:val="pt_PT" w:bidi="pt_PT"/>
+        </w:rPr>
+      </w:r>
+      <w:r>
+        <w:rPr>
+          <w:b/>
+          <w:lang w:val="pt_PT" w:bidi="pt_PT"/>
+        </w:rPr>
         <w:t>"e estou certo de que".</w:t>
       </w:r>
     </w:p>
@@ -6956,6 +7946,21 @@
           <w:b/>
           <w:lang w:val="pt_PT" w:bidi="pt_PT"/>
         </w:rPr>
+        <w:t>τὴν παραθήκην μου φυλάξαι</w:t>
+      </w:r>
+    </w:p>
+    <w:p>
+      <w:pPr/>
+      <w:r>
+        <w:rPr>
+          <w:lang w:val="pt_PT" w:bidi="pt_PT"/>
+        </w:rPr>
+      </w:r>
+      <w:r>
+        <w:rPr>
+          <w:b/>
+          <w:lang w:val="pt_PT" w:bidi="pt_PT"/>
+        </w:rPr>
         <w:t xml:space="preserve">"para guardar... aquilo que ele me confiou". </w:t>
       </w:r>
     </w:p>
@@ -7039,6 +8044,21 @@
           <w:b/>
           <w:lang w:val="pt_PT" w:bidi="pt_PT"/>
         </w:rPr>
+        <w:t>τὴν παραθήκην μου φυλάξαι</w:t>
+      </w:r>
+    </w:p>
+    <w:p>
+      <w:pPr/>
+      <w:r>
+        <w:rPr>
+          <w:lang w:val="pt_PT" w:bidi="pt_PT"/>
+        </w:rPr>
+      </w:r>
+      <w:r>
+        <w:rPr>
+          <w:b/>
+          <w:lang w:val="pt_PT" w:bidi="pt_PT"/>
+        </w:rPr>
         <w:t>"para guardar, até aquele dia, aquilo que ele me confiou".</w:t>
       </w:r>
     </w:p>
@@ -7122,6 +8142,21 @@
           <w:b/>
           <w:lang w:val="pt_PT" w:bidi="pt_PT"/>
         </w:rPr>
+        <w:t>ἐκείνην τὴν ἡμέραν</w:t>
+      </w:r>
+    </w:p>
+    <w:p>
+      <w:pPr/>
+      <w:r>
+        <w:rPr>
+          <w:lang w:val="pt_PT" w:bidi="pt_PT"/>
+        </w:rPr>
+      </w:r>
+      <w:r>
+        <w:rPr>
+          <w:b/>
+          <w:lang w:val="pt_PT" w:bidi="pt_PT"/>
+        </w:rPr>
         <w:t>"até aquele dia".</w:t>
       </w:r>
     </w:p>
@@ -7205,6 +8240,21 @@
           <w:b/>
           <w:lang w:val="pt_PT" w:bidi="pt_PT"/>
         </w:rPr>
+        <w:t>ὑποτύπωσιν ἔχε</w:t>
+      </w:r>
+    </w:p>
+    <w:p>
+      <w:pPr/>
+      <w:r>
+        <w:rPr>
+          <w:lang w:val="pt_PT" w:bidi="pt_PT"/>
+        </w:rPr>
+      </w:r>
+      <w:r>
+        <w:rPr>
+          <w:b/>
+          <w:lang w:val="pt_PT" w:bidi="pt_PT"/>
+        </w:rPr>
         <w:t>"Tome como modelo".</w:t>
       </w:r>
     </w:p>
@@ -7301,6 +8351,21 @@
           <w:b/>
           <w:lang w:val="pt_PT" w:bidi="pt_PT"/>
         </w:rPr>
+        <w:t>ὑγιαινόντων λόγων</w:t>
+      </w:r>
+    </w:p>
+    <w:p>
+      <w:pPr/>
+      <w:r>
+        <w:rPr>
+          <w:lang w:val="pt_PT" w:bidi="pt_PT"/>
+        </w:rPr>
+      </w:r>
+      <w:r>
+        <w:rPr>
+          <w:b/>
+          <w:lang w:val="pt_PT" w:bidi="pt_PT"/>
+        </w:rPr>
         <w:t>"os ensinamentos verdadeiros".</w:t>
       </w:r>
     </w:p>
@@ -7410,6 +8475,21 @@
           <w:b/>
           <w:lang w:val="pt_PT" w:bidi="pt_PT"/>
         </w:rPr>
+        <w:t>ὑγιαινόντων λόγων</w:t>
+      </w:r>
+    </w:p>
+    <w:p>
+      <w:pPr/>
+      <w:r>
+        <w:rPr>
+          <w:lang w:val="pt_PT" w:bidi="pt_PT"/>
+        </w:rPr>
+      </w:r>
+      <w:r>
+        <w:rPr>
+          <w:b/>
+          <w:lang w:val="pt_PT" w:bidi="pt_PT"/>
+        </w:rPr>
         <w:t>"os ensinamentos verdadeiros".</w:t>
       </w:r>
     </w:p>
@@ -7493,6 +8573,21 @@
           <w:b/>
           <w:lang w:val="pt_PT" w:bidi="pt_PT"/>
         </w:rPr>
+        <w:t>ἐν πίστει καὶ ἀγάπῃ τῇ ἐν Χριστῷ Ἰησοῦ</w:t>
+      </w:r>
+    </w:p>
+    <w:p>
+      <w:pPr/>
+      <w:r>
+        <w:rPr>
+          <w:lang w:val="pt_PT" w:bidi="pt_PT"/>
+        </w:rPr>
+      </w:r>
+      <w:r>
+        <w:rPr>
+          <w:b/>
+          <w:lang w:val="pt_PT" w:bidi="pt_PT"/>
+        </w:rPr>
         <w:t>"na fé e no amor que temos por estarmos unidos com Cristo Jesus".</w:t>
       </w:r>
     </w:p>
@@ -7602,6 +8697,21 @@
           <w:b/>
           <w:lang w:val="pt_PT" w:bidi="pt_PT"/>
         </w:rPr>
+        <w:t>τῇ ἐν Χριστῷ Ἰησοῦ</w:t>
+      </w:r>
+    </w:p>
+    <w:p>
+      <w:pPr/>
+      <w:r>
+        <w:rPr>
+          <w:lang w:val="pt_PT" w:bidi="pt_PT"/>
+        </w:rPr>
+      </w:r>
+      <w:r>
+        <w:rPr>
+          <w:b/>
+          <w:lang w:val="pt_PT" w:bidi="pt_PT"/>
+        </w:rPr>
         <w:t>"por estarmos unidos com Cristo Jesus".</w:t>
       </w:r>
     </w:p>
@@ -7698,6 +8808,21 @@
           <w:b/>
           <w:lang w:val="pt_PT" w:bidi="pt_PT"/>
         </w:rPr>
+        <w:t>τῇ ἐν Χριστῷ Ἰησοῦ</w:t>
+      </w:r>
+    </w:p>
+    <w:p>
+      <w:pPr/>
+      <w:r>
+        <w:rPr>
+          <w:lang w:val="pt_PT" w:bidi="pt_PT"/>
+        </w:rPr>
+      </w:r>
+      <w:r>
+        <w:rPr>
+          <w:b/>
+          <w:lang w:val="pt_PT" w:bidi="pt_PT"/>
+        </w:rPr>
         <w:t>"por estarmos unidos com Cristo Jesus".</w:t>
       </w:r>
     </w:p>
@@ -7781,6 +8906,21 @@
           <w:b/>
           <w:lang w:val="pt_PT" w:bidi="pt_PT"/>
         </w:rPr>
+        <w:t>τὴν καλὴν παραθήκην φύλαξον</w:t>
+      </w:r>
+    </w:p>
+    <w:p>
+      <w:pPr/>
+      <w:r>
+        <w:rPr>
+          <w:lang w:val="pt_PT" w:bidi="pt_PT"/>
+        </w:rPr>
+      </w:r>
+      <w:r>
+        <w:rPr>
+          <w:b/>
+          <w:lang w:val="pt_PT" w:bidi="pt_PT"/>
+        </w:rPr>
         <w:t>"guarde esse precioso tesouro".</w:t>
       </w:r>
     </w:p>
@@ -7890,6 +9030,21 @@
           <w:b/>
           <w:lang w:val="pt_PT" w:bidi="pt_PT"/>
         </w:rPr>
+        <w:t>διὰ Πνεύματος Ἁγίου</w:t>
+      </w:r>
+    </w:p>
+    <w:p>
+      <w:pPr/>
+      <w:r>
+        <w:rPr>
+          <w:lang w:val="pt_PT" w:bidi="pt_PT"/>
+        </w:rPr>
+      </w:r>
+      <w:r>
+        <w:rPr>
+          <w:b/>
+          <w:lang w:val="pt_PT" w:bidi="pt_PT"/>
+        </w:rPr>
         <w:t>"por meio do poder do Espírito Santo".</w:t>
       </w:r>
     </w:p>
@@ -7953,6 +9108,21 @@
           <w:b/>
           <w:lang w:val="pt_PT" w:bidi="pt_PT"/>
         </w:rPr>
+        <w:t>τοῦ ἐνοικοῦντος ἐν ἡμῖν</w:t>
+      </w:r>
+    </w:p>
+    <w:p>
+      <w:pPr/>
+      <w:r>
+        <w:rPr>
+          <w:lang w:val="pt_PT" w:bidi="pt_PT"/>
+        </w:rPr>
+      </w:r>
+      <w:r>
+        <w:rPr>
+          <w:b/>
+          <w:lang w:val="pt_PT" w:bidi="pt_PT"/>
+        </w:rPr>
         <w:t>"que vive em nós".</w:t>
       </w:r>
     </w:p>
@@ -8036,6 +9206,21 @@
           <w:b/>
           <w:lang w:val="pt_PT" w:bidi="pt_PT"/>
         </w:rPr>
+        <w:t>οἶδας τοῦτο, ὅτι</w:t>
+      </w:r>
+    </w:p>
+    <w:p>
+      <w:pPr/>
+      <w:r>
+        <w:rPr>
+          <w:lang w:val="pt_PT" w:bidi="pt_PT"/>
+        </w:rPr>
+      </w:r>
+      <w:r>
+        <w:rPr>
+          <w:b/>
+          <w:lang w:val="pt_PT" w:bidi="pt_PT"/>
+        </w:rPr>
         <w:t>"Você já sabe que".</w:t>
       </w:r>
     </w:p>
@@ -8119,6 +9304,21 @@
           <w:b/>
           <w:lang w:val="pt_PT" w:bidi="pt_PT"/>
         </w:rPr>
+        <w:t>πάντες οἱ ἐν τῇ Ἀσίᾳ</w:t>
+      </w:r>
+    </w:p>
+    <w:p>
+      <w:pPr/>
+      <w:r>
+        <w:rPr>
+          <w:lang w:val="pt_PT" w:bidi="pt_PT"/>
+        </w:rPr>
+      </w:r>
+      <w:r>
+        <w:rPr>
+          <w:b/>
+          <w:lang w:val="pt_PT" w:bidi="pt_PT"/>
+        </w:rPr>
         <w:t>"todos os irmãos da província da Ásia".</w:t>
       </w:r>
     </w:p>
@@ -8215,6 +9415,21 @@
           <w:b/>
           <w:lang w:val="pt_PT" w:bidi="pt_PT"/>
         </w:rPr>
+        <w:t>οἱ ἐν τῇ Ἀσίᾳ</w:t>
+      </w:r>
+    </w:p>
+    <w:p>
+      <w:pPr/>
+      <w:r>
+        <w:rPr>
+          <w:lang w:val="pt_PT" w:bidi="pt_PT"/>
+        </w:rPr>
+      </w:r>
+      <w:r>
+        <w:rPr>
+          <w:b/>
+          <w:lang w:val="pt_PT" w:bidi="pt_PT"/>
+        </w:rPr>
         <w:t>"os irmãos da província da Ásia".</w:t>
       </w:r>
     </w:p>
@@ -8311,6 +9526,21 @@
           <w:b/>
           <w:lang w:val="pt_PT" w:bidi="pt_PT"/>
         </w:rPr>
+        <w:t>ἀπεστράφησάν με</w:t>
+      </w:r>
+    </w:p>
+    <w:p>
+      <w:pPr/>
+      <w:r>
+        <w:rPr>
+          <w:lang w:val="pt_PT" w:bidi="pt_PT"/>
+        </w:rPr>
+      </w:r>
+      <w:r>
+        <w:rPr>
+          <w:b/>
+          <w:lang w:val="pt_PT" w:bidi="pt_PT"/>
+        </w:rPr>
         <w:t>"me abandonaram".</w:t>
       </w:r>
     </w:p>
@@ -8394,6 +9624,21 @@
           <w:b/>
           <w:lang w:val="pt_PT" w:bidi="pt_PT"/>
         </w:rPr>
+        <w:t>ἀπεστράφησάν με</w:t>
+      </w:r>
+    </w:p>
+    <w:p>
+      <w:pPr/>
+      <w:r>
+        <w:rPr>
+          <w:lang w:val="pt_PT" w:bidi="pt_PT"/>
+        </w:rPr>
+      </w:r>
+      <w:r>
+        <w:rPr>
+          <w:b/>
+          <w:lang w:val="pt_PT" w:bidi="pt_PT"/>
+        </w:rPr>
         <w:t>"me abandonaram".</w:t>
       </w:r>
     </w:p>
@@ -8490,6 +9735,21 @@
           <w:b/>
           <w:lang w:val="pt_PT" w:bidi="pt_PT"/>
         </w:rPr>
+        <w:t>Φύγελος &amp; Ἑρμογένης</w:t>
+      </w:r>
+    </w:p>
+    <w:p>
+      <w:pPr/>
+      <w:r>
+        <w:rPr>
+          <w:lang w:val="pt_PT" w:bidi="pt_PT"/>
+        </w:rPr>
+      </w:r>
+      <w:r>
+        <w:rPr>
+          <w:b/>
+          <w:lang w:val="pt_PT" w:bidi="pt_PT"/>
+        </w:rPr>
         <w:t>"Fígelo"</w:t>
       </w:r>
       <w:r>
@@ -8612,6 +9872,21 @@
           <w:b/>
           <w:lang w:val="pt_PT" w:bidi="pt_PT"/>
         </w:rPr>
+        <w:t>δῴη ἔλεος ὁ Κύριος τῷ Ὀνησιφόρου οἴκῳ</w:t>
+      </w:r>
+    </w:p>
+    <w:p>
+      <w:pPr/>
+      <w:r>
+        <w:rPr>
+          <w:lang w:val="pt_PT" w:bidi="pt_PT"/>
+        </w:rPr>
+      </w:r>
+      <w:r>
+        <w:rPr>
+          <w:b/>
+          <w:lang w:val="pt_PT" w:bidi="pt_PT"/>
+        </w:rPr>
         <w:t>"Que o Senhor seja bondoso com a família de Onesíforo".</w:t>
       </w:r>
     </w:p>
@@ -8708,6 +9983,21 @@
           <w:b/>
           <w:lang w:val="pt_PT" w:bidi="pt_PT"/>
         </w:rPr>
+        <w:t>δῴη ἔλεος ὁ Κύριος</w:t>
+      </w:r>
+    </w:p>
+    <w:p>
+      <w:pPr/>
+      <w:r>
+        <w:rPr>
+          <w:lang w:val="pt_PT" w:bidi="pt_PT"/>
+        </w:rPr>
+      </w:r>
+      <w:r>
+        <w:rPr>
+          <w:b/>
+          <w:lang w:val="pt_PT" w:bidi="pt_PT"/>
+        </w:rPr>
         <w:t>"Que o Senhor seja bondoso".</w:t>
       </w:r>
     </w:p>
@@ -8791,6 +10081,21 @@
           <w:b/>
           <w:lang w:val="pt_PT" w:bidi="pt_PT"/>
         </w:rPr>
+        <w:t>Ὀνησιφόρου</w:t>
+      </w:r>
+    </w:p>
+    <w:p>
+      <w:pPr/>
+      <w:r>
+        <w:rPr>
+          <w:lang w:val="pt_PT" w:bidi="pt_PT"/>
+        </w:rPr>
+      </w:r>
+      <w:r>
+        <w:rPr>
+          <w:b/>
+          <w:lang w:val="pt_PT" w:bidi="pt_PT"/>
+        </w:rPr>
         <w:t>"de Onesíforo".</w:t>
       </w:r>
     </w:p>
@@ -8887,6 +10192,21 @@
           <w:b/>
           <w:lang w:val="pt_PT" w:bidi="pt_PT"/>
         </w:rPr>
+        <w:t>τὴν ἅλυσίν μου οὐκ ἐπησχύνθη</w:t>
+      </w:r>
+    </w:p>
+    <w:p>
+      <w:pPr/>
+      <w:r>
+        <w:rPr>
+          <w:lang w:val="pt_PT" w:bidi="pt_PT"/>
+        </w:rPr>
+      </w:r>
+      <w:r>
+        <w:rPr>
+          <w:b/>
+          <w:lang w:val="pt_PT" w:bidi="pt_PT"/>
+        </w:rPr>
         <w:t>"não teve vergonha de mim por eu estar na cadeia".</w:t>
       </w:r>
     </w:p>
@@ -8970,6 +10290,21 @@
           <w:b/>
           <w:lang w:val="pt_PT" w:bidi="pt_PT"/>
         </w:rPr>
+        <w:t>τὴν ἅλυσίν μου</w:t>
+      </w:r>
+    </w:p>
+    <w:p>
+      <w:pPr/>
+      <w:r>
+        <w:rPr>
+          <w:lang w:val="pt_PT" w:bidi="pt_PT"/>
+        </w:rPr>
+      </w:r>
+      <w:r>
+        <w:rPr>
+          <w:b/>
+          <w:lang w:val="pt_PT" w:bidi="pt_PT"/>
+        </w:rPr>
         <w:t>"por eu estar na cadeia".</w:t>
       </w:r>
     </w:p>
@@ -9053,6 +10388,21 @@
           <w:b/>
           <w:lang w:val="pt_PT" w:bidi="pt_PT"/>
         </w:rPr>
+        <w:t>ἀλλὰ</w:t>
+      </w:r>
+    </w:p>
+    <w:p>
+      <w:pPr/>
+      <w:r>
+        <w:rPr>
+          <w:lang w:val="pt_PT" w:bidi="pt_PT"/>
+        </w:rPr>
+      </w:r>
+      <w:r>
+        <w:rPr>
+          <w:b/>
+          <w:lang w:val="pt_PT" w:bidi="pt_PT"/>
+        </w:rPr>
         <w:t>"Pelo contrário".</w:t>
       </w:r>
     </w:p>
@@ -9162,6 +10512,21 @@
           <w:b/>
           <w:lang w:val="pt_PT" w:bidi="pt_PT"/>
         </w:rPr>
+        <w:t>ἐν Ῥώμῃ</w:t>
+      </w:r>
+    </w:p>
+    <w:p>
+      <w:pPr/>
+      <w:r>
+        <w:rPr>
+          <w:lang w:val="pt_PT" w:bidi="pt_PT"/>
+        </w:rPr>
+      </w:r>
+      <w:r>
+        <w:rPr>
+          <w:b/>
+          <w:lang w:val="pt_PT" w:bidi="pt_PT"/>
+        </w:rPr>
         <w:t>"a Roma".</w:t>
       </w:r>
     </w:p>
@@ -9258,6 +10623,21 @@
           <w:b/>
           <w:lang w:val="pt_PT" w:bidi="pt_PT"/>
         </w:rPr>
+        <w:t>(δῴη αὐτῷ ὁ Κύριος, εὑρεῖν ἔλεος παρὰ Κυρίου ἐν ἐκείνῃ τῇ ἡμέρᾳ), καὶ ὅσα ἐν Ἐφέσῳ διηκόνησεν, βέλτιον σὺ γινώσκεις</w:t>
+      </w:r>
+    </w:p>
+    <w:p>
+      <w:pPr/>
+      <w:r>
+        <w:rPr>
+          <w:lang w:val="pt_PT" w:bidi="pt_PT"/>
+        </w:rPr>
+      </w:r>
+      <w:r>
+        <w:rPr>
+          <w:b/>
+          <w:lang w:val="pt_PT" w:bidi="pt_PT"/>
+        </w:rPr>
         <w:t>"Que o Senhor dê a ele a certeza de que naquele dia ele receberá a sua misericórdia! E você sabe melhor do que eu o quanto ele me ajudou em Éfeso".</w:t>
       </w:r>
     </w:p>
@@ -9327,6 +10707,21 @@
         <w:rPr>
           <w:lang w:val="pt_PT" w:bidi="pt_PT"/>
         </w:rPr>
+      </w:r>
+    </w:p>
+    <w:p>
+      <w:pPr/>
+      <w:r>
+        <w:rPr>
+          <w:lang w:val="pt_PT" w:bidi="pt_PT"/>
+        </w:rPr>
+      </w:r>
+      <w:r>
+        <w:rPr>
+          <w:b/>
+          <w:lang w:val="pt_PT" w:bidi="pt_PT"/>
+        </w:rPr>
+        <w:t>δῴη αὐτῷ ὁ Κύριος, εὑρεῖν ἔλεος παρὰ Κυρίου</w:t>
       </w:r>
     </w:p>
     <w:p>
@@ -9442,6 +10837,21 @@
           <w:b/>
           <w:lang w:val="pt_PT" w:bidi="pt_PT"/>
         </w:rPr>
+        <w:t>εὑρεῖν ἔλεος παρὰ Κυρίου</w:t>
+      </w:r>
+    </w:p>
+    <w:p>
+      <w:pPr/>
+      <w:r>
+        <w:rPr>
+          <w:lang w:val="pt_PT" w:bidi="pt_PT"/>
+        </w:rPr>
+      </w:r>
+      <w:r>
+        <w:rPr>
+          <w:b/>
+          <w:lang w:val="pt_PT" w:bidi="pt_PT"/>
+        </w:rPr>
         <w:t>"receberá a sua misericórdia".</w:t>
       </w:r>
     </w:p>
@@ -9538,6 +10948,21 @@
           <w:b/>
           <w:lang w:val="pt_PT" w:bidi="pt_PT"/>
         </w:rPr>
+        <w:t>εὑρεῖν ἔλεος παρὰ Κυρίου</w:t>
+      </w:r>
+    </w:p>
+    <w:p>
+      <w:pPr/>
+      <w:r>
+        <w:rPr>
+          <w:lang w:val="pt_PT" w:bidi="pt_PT"/>
+        </w:rPr>
+      </w:r>
+      <w:r>
+        <w:rPr>
+          <w:b/>
+          <w:lang w:val="pt_PT" w:bidi="pt_PT"/>
+        </w:rPr>
         <w:t>"receberá a sua misericórdia".</w:t>
       </w:r>
     </w:p>
@@ -9634,6 +11059,21 @@
           <w:b/>
           <w:lang w:val="pt_PT" w:bidi="pt_PT"/>
         </w:rPr>
+        <w:t>ἐν ἐκείνῃ τῇ ἡμέρᾳ</w:t>
+      </w:r>
+    </w:p>
+    <w:p>
+      <w:pPr/>
+      <w:r>
+        <w:rPr>
+          <w:lang w:val="pt_PT" w:bidi="pt_PT"/>
+        </w:rPr>
+      </w:r>
+      <w:r>
+        <w:rPr>
+          <w:b/>
+          <w:lang w:val="pt_PT" w:bidi="pt_PT"/>
+        </w:rPr>
         <w:t>"naquele dia".</w:t>
       </w:r>
     </w:p>
@@ -9717,6 +11157,21 @@
           <w:b/>
           <w:lang w:val="pt_PT" w:bidi="pt_PT"/>
         </w:rPr>
+        <w:t>ὅσα &amp; διηκόνησεν</w:t>
+      </w:r>
+    </w:p>
+    <w:p>
+      <w:pPr/>
+      <w:r>
+        <w:rPr>
+          <w:lang w:val="pt_PT" w:bidi="pt_PT"/>
+        </w:rPr>
+      </w:r>
+      <w:r>
+        <w:rPr>
+          <w:b/>
+          <w:lang w:val="pt_PT" w:bidi="pt_PT"/>
+        </w:rPr>
         <w:t>"o quanto ele me ajudou".</w:t>
       </w:r>
     </w:p>
@@ -9799,6 +11254,21 @@
         <w:rPr>
           <w:lang w:val="pt_PT" w:bidi="pt_PT"/>
         </w:rPr>
+      </w:r>
+    </w:p>
+    <w:p>
+      <w:pPr/>
+      <w:r>
+        <w:rPr>
+          <w:lang w:val="pt_PT" w:bidi="pt_PT"/>
+        </w:rPr>
+      </w:r>
+      <w:r>
+        <w:rPr>
+          <w:b/>
+          <w:lang w:val="pt_PT" w:bidi="pt_PT"/>
+        </w:rPr>
+        <w:t>σὺ οὖν</w:t>
       </w:r>
     </w:p>
     <w:p>
@@ -9914,6 +11384,21 @@
           <w:b/>
           <w:lang w:val="pt_PT" w:bidi="pt_PT"/>
         </w:rPr>
+        <w:t>τέκνον μου</w:t>
+      </w:r>
+    </w:p>
+    <w:p>
+      <w:pPr/>
+      <w:r>
+        <w:rPr>
+          <w:lang w:val="pt_PT" w:bidi="pt_PT"/>
+        </w:rPr>
+      </w:r>
+      <w:r>
+        <w:rPr>
+          <w:b/>
+          <w:lang w:val="pt_PT" w:bidi="pt_PT"/>
+        </w:rPr>
         <w:t>"meu filho".</w:t>
       </w:r>
     </w:p>
@@ -10010,6 +11495,21 @@
           <w:b/>
           <w:lang w:val="pt_PT" w:bidi="pt_PT"/>
         </w:rPr>
+        <w:t>ἐνδυναμοῦ</w:t>
+      </w:r>
+    </w:p>
+    <w:p>
+      <w:pPr/>
+      <w:r>
+        <w:rPr>
+          <w:lang w:val="pt_PT" w:bidi="pt_PT"/>
+        </w:rPr>
+      </w:r>
+      <w:r>
+        <w:rPr>
+          <w:b/>
+          <w:lang w:val="pt_PT" w:bidi="pt_PT"/>
+        </w:rPr>
         <w:t>"seja forte".</w:t>
       </w:r>
     </w:p>
@@ -10093,6 +11593,21 @@
           <w:b/>
           <w:lang w:val="pt_PT" w:bidi="pt_PT"/>
         </w:rPr>
+        <w:t>ἐν τῇ χάριτι τῇ ἐν Χριστῷ Ἰησοῦ</w:t>
+      </w:r>
+    </w:p>
+    <w:p>
+      <w:pPr/>
+      <w:r>
+        <w:rPr>
+          <w:lang w:val="pt_PT" w:bidi="pt_PT"/>
+        </w:rPr>
+      </w:r>
+      <w:r>
+        <w:rPr>
+          <w:b/>
+          <w:lang w:val="pt_PT" w:bidi="pt_PT"/>
+        </w:rPr>
         <w:t>"por meio da graça que é nossa por estarmos unidos com Cristo Jesus".</w:t>
       </w:r>
     </w:p>
@@ -10189,6 +11704,21 @@
           <w:b/>
           <w:lang w:val="pt_PT" w:bidi="pt_PT"/>
         </w:rPr>
+        <w:t>ἐν τῇ χάριτι</w:t>
+      </w:r>
+    </w:p>
+    <w:p>
+      <w:pPr/>
+      <w:r>
+        <w:rPr>
+          <w:lang w:val="pt_PT" w:bidi="pt_PT"/>
+        </w:rPr>
+      </w:r>
+      <w:r>
+        <w:rPr>
+          <w:b/>
+          <w:lang w:val="pt_PT" w:bidi="pt_PT"/>
+        </w:rPr>
         <w:t>"por meio da graça".</w:t>
       </w:r>
     </w:p>
@@ -10298,6 +11828,21 @@
           <w:b/>
           <w:lang w:val="pt_PT" w:bidi="pt_PT"/>
         </w:rPr>
+        <w:t>τῇ ἐν Χριστῷ Ἰησοῦ</w:t>
+      </w:r>
+    </w:p>
+    <w:p>
+      <w:pPr/>
+      <w:r>
+        <w:rPr>
+          <w:lang w:val="pt_PT" w:bidi="pt_PT"/>
+        </w:rPr>
+      </w:r>
+      <w:r>
+        <w:rPr>
+          <w:b/>
+          <w:lang w:val="pt_PT" w:bidi="pt_PT"/>
+        </w:rPr>
         <w:t>"por estarmos unidos com Cristo Jesus".</w:t>
       </w:r>
     </w:p>
@@ -10459,6 +12004,21 @@
           <w:b/>
           <w:lang w:val="pt_PT" w:bidi="pt_PT"/>
         </w:rPr>
+        <w:t>διὰ πολλῶν μαρτύρων</w:t>
+      </w:r>
+    </w:p>
+    <w:p>
+      <w:pPr/>
+      <w:r>
+        <w:rPr>
+          <w:lang w:val="pt_PT" w:bidi="pt_PT"/>
+        </w:rPr>
+      </w:r>
+      <w:r>
+        <w:rPr>
+          <w:b/>
+          <w:lang w:val="pt_PT" w:bidi="pt_PT"/>
+        </w:rPr>
         <w:t>"de muitas testemunhas".</w:t>
       </w:r>
     </w:p>
@@ -10555,6 +12115,21 @@
           <w:b/>
           <w:lang w:val="pt_PT" w:bidi="pt_PT"/>
         </w:rPr>
+        <w:t>ταῦτα παράθου</w:t>
+      </w:r>
+    </w:p>
+    <w:p>
+      <w:pPr/>
+      <w:r>
+        <w:rPr>
+          <w:lang w:val="pt_PT" w:bidi="pt_PT"/>
+        </w:rPr>
+      </w:r>
+      <w:r>
+        <w:rPr>
+          <w:b/>
+          <w:lang w:val="pt_PT" w:bidi="pt_PT"/>
+        </w:rPr>
         <w:t>"Tome os ensinamentos... e entregue-os".</w:t>
       </w:r>
     </w:p>
@@ -10651,6 +12226,21 @@
           <w:b/>
           <w:lang w:val="pt_PT" w:bidi="pt_PT"/>
         </w:rPr>
+        <w:t>πιστοῖς ἀνθρώποις</w:t>
+      </w:r>
+    </w:p>
+    <w:p>
+      <w:pPr/>
+      <w:r>
+        <w:rPr>
+          <w:lang w:val="pt_PT" w:bidi="pt_PT"/>
+        </w:rPr>
+      </w:r>
+      <w:r>
+        <w:rPr>
+          <w:b/>
+          <w:lang w:val="pt_PT" w:bidi="pt_PT"/>
+        </w:rPr>
         <w:t>"aos cuidados de homens de confiança".</w:t>
       </w:r>
     </w:p>
@@ -10747,6 +12337,21 @@
           <w:b/>
           <w:lang w:val="pt_PT" w:bidi="pt_PT"/>
         </w:rPr>
+        <w:t>συνκακοπάθησον</w:t>
+      </w:r>
+    </w:p>
+    <w:p>
+      <w:pPr/>
+      <w:r>
+        <w:rPr>
+          <w:lang w:val="pt_PT" w:bidi="pt_PT"/>
+        </w:rPr>
+      </w:r>
+      <w:r>
+        <w:rPr>
+          <w:b/>
+          <w:lang w:val="pt_PT" w:bidi="pt_PT"/>
+        </w:rPr>
         <w:t>"tome parte no meu sofrimento".</w:t>
       </w:r>
     </w:p>
@@ -10843,6 +12448,21 @@
           <w:b/>
           <w:lang w:val="pt_PT" w:bidi="pt_PT"/>
         </w:rPr>
+        <w:t>συνκακοπάθησον</w:t>
+      </w:r>
+    </w:p>
+    <w:p>
+      <w:pPr/>
+      <w:r>
+        <w:rPr>
+          <w:lang w:val="pt_PT" w:bidi="pt_PT"/>
+        </w:rPr>
+      </w:r>
+      <w:r>
+        <w:rPr>
+          <w:b/>
+          <w:lang w:val="pt_PT" w:bidi="pt_PT"/>
+        </w:rPr>
         <w:t>"tome parte no meu sofrimento".</w:t>
       </w:r>
     </w:p>
@@ -10952,6 +12572,21 @@
           <w:b/>
           <w:lang w:val="pt_PT" w:bidi="pt_PT"/>
         </w:rPr>
+        <w:t>ὡς καλὸς στρατιώτης Ἰησοῦ Χριστοῦ</w:t>
+      </w:r>
+    </w:p>
+    <w:p>
+      <w:pPr/>
+      <w:r>
+        <w:rPr>
+          <w:lang w:val="pt_PT" w:bidi="pt_PT"/>
+        </w:rPr>
+      </w:r>
+      <w:r>
+        <w:rPr>
+          <w:b/>
+          <w:lang w:val="pt_PT" w:bidi="pt_PT"/>
+        </w:rPr>
         <w:t>"Como fiel soldado de Cristo Jesus".</w:t>
       </w:r>
     </w:p>
@@ -11099,6 +12734,21 @@
         <w:rPr>
           <w:lang w:val="pt_PT" w:bidi="pt_PT"/>
         </w:rPr>
+      </w:r>
+    </w:p>
+    <w:p>
+      <w:pPr/>
+      <w:r>
+        <w:rPr>
+          <w:lang w:val="pt_PT" w:bidi="pt_PT"/>
+        </w:rPr>
+      </w:r>
+      <w:r>
+        <w:rPr>
+          <w:b/>
+          <w:lang w:val="pt_PT" w:bidi="pt_PT"/>
+        </w:rPr>
+        <w:t>οὐδεὶς στρατευόμενος ἐμπλέκεται ταῖς τοῦ βίου πραγματίαις, ἵνα τῷ στρατολογήσαντι ἀρέσῃ</w:t>
       </w:r>
     </w:p>
     <w:p>
@@ -11258,6 +12908,21 @@
           <w:b/>
           <w:lang w:val="pt_PT" w:bidi="pt_PT"/>
         </w:rPr>
+        <w:t>ἐμπλέκεται ταῖς τοῦ βίου πραγματίαις</w:t>
+      </w:r>
+    </w:p>
+    <w:p>
+      <w:pPr/>
+      <w:r>
+        <w:rPr>
+          <w:lang w:val="pt_PT" w:bidi="pt_PT"/>
+        </w:rPr>
+      </w:r>
+      <w:r>
+        <w:rPr>
+          <w:b/>
+          <w:lang w:val="pt_PT" w:bidi="pt_PT"/>
+        </w:rPr>
         <w:t>"e por isso não se envolve em negócios da vida civil".</w:t>
       </w:r>
     </w:p>
@@ -11367,6 +13032,21 @@
           <w:b/>
           <w:lang w:val="pt_PT" w:bidi="pt_PT"/>
         </w:rPr>
+        <w:t>ἐμπλέκεται</w:t>
+      </w:r>
+    </w:p>
+    <w:p>
+      <w:pPr/>
+      <w:r>
+        <w:rPr>
+          <w:lang w:val="pt_PT" w:bidi="pt_PT"/>
+        </w:rPr>
+      </w:r>
+      <w:r>
+        <w:rPr>
+          <w:b/>
+          <w:lang w:val="pt_PT" w:bidi="pt_PT"/>
+        </w:rPr>
         <w:t>"e por isso não se envolve".</w:t>
       </w:r>
     </w:p>
@@ -11450,6 +13130,21 @@
           <w:b/>
           <w:lang w:val="pt_PT" w:bidi="pt_PT"/>
         </w:rPr>
+        <w:t>ταῖς τοῦ βίου πραγματίαις</w:t>
+      </w:r>
+    </w:p>
+    <w:p>
+      <w:pPr/>
+      <w:r>
+        <w:rPr>
+          <w:lang w:val="pt_PT" w:bidi="pt_PT"/>
+        </w:rPr>
+      </w:r>
+      <w:r>
+        <w:rPr>
+          <w:b/>
+          <w:lang w:val="pt_PT" w:bidi="pt_PT"/>
+        </w:rPr>
         <w:t>"em negócios da vida".</w:t>
       </w:r>
     </w:p>
@@ -11546,6 +13241,21 @@
           <w:b/>
           <w:lang w:val="pt_PT" w:bidi="pt_PT"/>
         </w:rPr>
+        <w:t>τῷ στρατολογήσαντι</w:t>
+      </w:r>
+    </w:p>
+    <w:p>
+      <w:pPr/>
+      <w:r>
+        <w:rPr>
+          <w:lang w:val="pt_PT" w:bidi="pt_PT"/>
+        </w:rPr>
+      </w:r>
+      <w:r>
+        <w:rPr>
+          <w:b/>
+          <w:lang w:val="pt_PT" w:bidi="pt_PT"/>
+        </w:rPr>
         <w:t>"Pois o soldado, quando está servindo, quer agradar o seu comandante".</w:t>
       </w:r>
     </w:p>
@@ -11609,6 +13319,21 @@
           <w:b/>
           <w:lang w:val="pt_PT" w:bidi="pt_PT"/>
         </w:rPr>
+        <w:t>δὲ καὶ</w:t>
+      </w:r>
+    </w:p>
+    <w:p>
+      <w:pPr/>
+      <w:r>
+        <w:rPr>
+          <w:lang w:val="pt_PT" w:bidi="pt_PT"/>
+        </w:rPr>
+      </w:r>
+      <w:r>
+        <w:rPr>
+          <w:b/>
+          <w:lang w:val="pt_PT" w:bidi="pt_PT"/>
+        </w:rPr>
         <w:t>"O atleta que".</w:t>
       </w:r>
     </w:p>
@@ -11678,6 +13403,21 @@
         <w:rPr>
           <w:lang w:val="pt_PT" w:bidi="pt_PT"/>
         </w:rPr>
+      </w:r>
+    </w:p>
+    <w:p>
+      <w:pPr/>
+      <w:r>
+        <w:rPr>
+          <w:lang w:val="pt_PT" w:bidi="pt_PT"/>
+        </w:rPr>
+      </w:r>
+      <w:r>
+        <w:rPr>
+          <w:b/>
+          <w:lang w:val="pt_PT" w:bidi="pt_PT"/>
+        </w:rPr>
+        <w:t>ἐὰν &amp; ἀθλῇ τις, οὐ στεφανοῦται, ἐὰν μὴ νομίμως ἀθλήσῃ</w:t>
       </w:r>
     </w:p>
     <w:p>
@@ -11868,6 +13608,21 @@
           <w:b/>
           <w:lang w:val="pt_PT" w:bidi="pt_PT"/>
         </w:rPr>
+        <w:t>ἐὰν &amp; ἀθλῇ τις, οὐ στεφανοῦται, ἐὰν μὴ νομίμως ἀθλήσῃ</w:t>
+      </w:r>
+    </w:p>
+    <w:p>
+      <w:pPr/>
+      <w:r>
+        <w:rPr>
+          <w:lang w:val="pt_PT" w:bidi="pt_PT"/>
+        </w:rPr>
+      </w:r>
+      <w:r>
+        <w:rPr>
+          <w:b/>
+          <w:lang w:val="pt_PT" w:bidi="pt_PT"/>
+        </w:rPr>
         <w:t>"O atleta que toma parte numa corrida não recebe o prêmio se não obedecer às regras".</w:t>
       </w:r>
     </w:p>
@@ -11964,6 +13719,21 @@
           <w:b/>
           <w:lang w:val="pt_PT" w:bidi="pt_PT"/>
         </w:rPr>
+        <w:t>ἀθλῇ</w:t>
+      </w:r>
+    </w:p>
+    <w:p>
+      <w:pPr/>
+      <w:r>
+        <w:rPr>
+          <w:lang w:val="pt_PT" w:bidi="pt_PT"/>
+        </w:rPr>
+      </w:r>
+      <w:r>
+        <w:rPr>
+          <w:b/>
+          <w:lang w:val="pt_PT" w:bidi="pt_PT"/>
+        </w:rPr>
         <w:t>"O atleta que toma parte".</w:t>
       </w:r>
     </w:p>
@@ -12060,6 +13830,21 @@
           <w:b/>
           <w:lang w:val="pt_PT" w:bidi="pt_PT"/>
         </w:rPr>
+        <w:t>οὐ στεφανοῦται, ἐὰν μὴ νομίμως ἀθλήσῃ</w:t>
+      </w:r>
+    </w:p>
+    <w:p>
+      <w:pPr/>
+      <w:r>
+        <w:rPr>
+          <w:lang w:val="pt_PT" w:bidi="pt_PT"/>
+        </w:rPr>
+      </w:r>
+      <w:r>
+        <w:rPr>
+          <w:b/>
+          <w:lang w:val="pt_PT" w:bidi="pt_PT"/>
+        </w:rPr>
         <w:t>"não recebe o prêmio se não obedecer às regras da competição".</w:t>
       </w:r>
     </w:p>
@@ -12143,6 +13928,21 @@
           <w:b/>
           <w:lang w:val="pt_PT" w:bidi="pt_PT"/>
         </w:rPr>
+        <w:t>οὐ στεφανοῦται</w:t>
+      </w:r>
+    </w:p>
+    <w:p>
+      <w:pPr/>
+      <w:r>
+        <w:rPr>
+          <w:lang w:val="pt_PT" w:bidi="pt_PT"/>
+        </w:rPr>
+      </w:r>
+      <w:r>
+        <w:rPr>
+          <w:b/>
+          <w:lang w:val="pt_PT" w:bidi="pt_PT"/>
+        </w:rPr>
         <w:t>"não recebe o prêmio".</w:t>
       </w:r>
     </w:p>
@@ -12226,6 +14026,21 @@
           <w:b/>
           <w:lang w:val="pt_PT" w:bidi="pt_PT"/>
         </w:rPr>
+        <w:t>οὐ στεφανοῦται</w:t>
+      </w:r>
+    </w:p>
+    <w:p>
+      <w:pPr/>
+      <w:r>
+        <w:rPr>
+          <w:lang w:val="pt_PT" w:bidi="pt_PT"/>
+        </w:rPr>
+      </w:r>
+      <w:r>
+        <w:rPr>
+          <w:b/>
+          <w:lang w:val="pt_PT" w:bidi="pt_PT"/>
+        </w:rPr>
         <w:t>"não recebe o prêmio".</w:t>
       </w:r>
     </w:p>
@@ -12309,6 +14124,21 @@
           <w:b/>
           <w:lang w:val="pt_PT" w:bidi="pt_PT"/>
         </w:rPr>
+        <w:t>μὴ νομίμως ἀθλήσῃ</w:t>
+      </w:r>
+    </w:p>
+    <w:p>
+      <w:pPr/>
+      <w:r>
+        <w:rPr>
+          <w:lang w:val="pt_PT" w:bidi="pt_PT"/>
+        </w:rPr>
+      </w:r>
+      <w:r>
+        <w:rPr>
+          <w:b/>
+          <w:lang w:val="pt_PT" w:bidi="pt_PT"/>
+        </w:rPr>
         <w:t>"se não obedecer às regras da competição".</w:t>
       </w:r>
     </w:p>
@@ -12378,6 +14208,21 @@
         <w:rPr>
           <w:lang w:val="pt_PT" w:bidi="pt_PT"/>
         </w:rPr>
+      </w:r>
+    </w:p>
+    <w:p>
+      <w:pPr/>
+      <w:r>
+        <w:rPr>
+          <w:lang w:val="pt_PT" w:bidi="pt_PT"/>
+        </w:rPr>
+      </w:r>
+      <w:r>
+        <w:rPr>
+          <w:b/>
+          <w:lang w:val="pt_PT" w:bidi="pt_PT"/>
+        </w:rPr>
+        <w:t>τὸν κοπιῶντα γεωργὸν δεῖ πρῶτον τῶν καρπῶν μεταλαμβάνειν</w:t>
       </w:r>
     </w:p>
     <w:p>
@@ -12563,6 +14408,21 @@
           <w:b/>
           <w:lang w:val="pt_PT" w:bidi="pt_PT"/>
         </w:rPr>
+        <w:t>τὸν κοπιῶντα γεωργὸν</w:t>
+      </w:r>
+    </w:p>
+    <w:p>
+      <w:pPr/>
+      <w:r>
+        <w:rPr>
+          <w:lang w:val="pt_PT" w:bidi="pt_PT"/>
+        </w:rPr>
+      </w:r>
+      <w:r>
+        <w:rPr>
+          <w:b/>
+          <w:lang w:val="pt_PT" w:bidi="pt_PT"/>
+        </w:rPr>
         <w:t>"o lavrador que trabalha no pesado".</w:t>
       </w:r>
     </w:p>
@@ -12659,6 +14519,21 @@
           <w:b/>
           <w:lang w:val="pt_PT" w:bidi="pt_PT"/>
         </w:rPr>
+        <w:t>πρῶτον τῶν καρπῶν μεταλαμβάνειν</w:t>
+      </w:r>
+    </w:p>
+    <w:p>
+      <w:pPr/>
+      <w:r>
+        <w:rPr>
+          <w:lang w:val="pt_PT" w:bidi="pt_PT"/>
+        </w:rPr>
+      </w:r>
+      <w:r>
+        <w:rPr>
+          <w:b/>
+          <w:lang w:val="pt_PT" w:bidi="pt_PT"/>
+        </w:rPr>
         <w:t>"o primeiro a receber a sua parte na colheita".</w:t>
       </w:r>
     </w:p>
@@ -12767,6 +14642,21 @@
         <w:rPr>
           <w:lang w:val="pt_PT" w:bidi="pt_PT"/>
         </w:rPr>
+      </w:r>
+    </w:p>
+    <w:p>
+      <w:pPr/>
+      <w:r>
+        <w:rPr>
+          <w:lang w:val="pt_PT" w:bidi="pt_PT"/>
+        </w:rPr>
+      </w:r>
+      <w:r>
+        <w:rPr>
+          <w:b/>
+          <w:lang w:val="pt_PT" w:bidi="pt_PT"/>
+        </w:rPr>
+        <w:t>νόει ὃ λέγω</w:t>
       </w:r>
     </w:p>
     <w:p>
@@ -12895,6 +14785,21 @@
           <w:b/>
           <w:lang w:val="pt_PT" w:bidi="pt_PT"/>
         </w:rPr>
+        <w:t>δώσει &amp; σοι &amp; σύνεσιν</w:t>
+      </w:r>
+    </w:p>
+    <w:p>
+      <w:pPr/>
+      <w:r>
+        <w:rPr>
+          <w:lang w:val="pt_PT" w:bidi="pt_PT"/>
+        </w:rPr>
+      </w:r>
+      <w:r>
+        <w:rPr>
+          <w:b/>
+          <w:lang w:val="pt_PT" w:bidi="pt_PT"/>
+        </w:rPr>
         <w:t>"pois o Senhor fará com que você compreenda todas as coisas".</w:t>
       </w:r>
     </w:p>
@@ -12978,6 +14883,21 @@
           <w:b/>
           <w:lang w:val="pt_PT" w:bidi="pt_PT"/>
         </w:rPr>
+        <w:t>ἐν πᾶσιν</w:t>
+      </w:r>
+    </w:p>
+    <w:p>
+      <w:pPr/>
+      <w:r>
+        <w:rPr>
+          <w:lang w:val="pt_PT" w:bidi="pt_PT"/>
+        </w:rPr>
+      </w:r>
+      <w:r>
+        <w:rPr>
+          <w:b/>
+          <w:lang w:val="pt_PT" w:bidi="pt_PT"/>
+        </w:rPr>
         <w:t>"todas as coisas".</w:t>
       </w:r>
     </w:p>
@@ -13074,6 +14994,21 @@
           <w:b/>
           <w:lang w:val="pt_PT" w:bidi="pt_PT"/>
         </w:rPr>
+        <w:t>μνημόνευε</w:t>
+      </w:r>
+    </w:p>
+    <w:p>
+      <w:pPr/>
+      <w:r>
+        <w:rPr>
+          <w:lang w:val="pt_PT" w:bidi="pt_PT"/>
+        </w:rPr>
+      </w:r>
+      <w:r>
+        <w:rPr>
+          <w:b/>
+          <w:lang w:val="pt_PT" w:bidi="pt_PT"/>
+        </w:rPr>
         <w:t>"Lembre de".</w:t>
       </w:r>
     </w:p>
@@ -13196,6 +15131,21 @@
           <w:b/>
           <w:lang w:val="pt_PT" w:bidi="pt_PT"/>
         </w:rPr>
+        <w:t>ἐγηγερμένον ἐκ νεκρῶν, ἐκ σπέρματος Δαυείδ</w:t>
+      </w:r>
+    </w:p>
+    <w:p>
+      <w:pPr/>
+      <w:r>
+        <w:rPr>
+          <w:lang w:val="pt_PT" w:bidi="pt_PT"/>
+        </w:rPr>
+      </w:r>
+      <w:r>
+        <w:rPr>
+          <w:b/>
+          <w:lang w:val="pt_PT" w:bidi="pt_PT"/>
+        </w:rPr>
         <w:t>"Jesus Cristo, que foi ressuscitado e que era descendente de Davi".</w:t>
       </w:r>
     </w:p>
@@ -13305,6 +15255,21 @@
           <w:b/>
           <w:lang w:val="pt_PT" w:bidi="pt_PT"/>
         </w:rPr>
+        <w:t>ἐγηγερμένον</w:t>
+      </w:r>
+    </w:p>
+    <w:p>
+      <w:pPr/>
+      <w:r>
+        <w:rPr>
+          <w:lang w:val="pt_PT" w:bidi="pt_PT"/>
+        </w:rPr>
+      </w:r>
+      <w:r>
+        <w:rPr>
+          <w:b/>
+          <w:lang w:val="pt_PT" w:bidi="pt_PT"/>
+        </w:rPr>
         <w:t>"que foi ressuscitado".</w:t>
       </w:r>
     </w:p>
@@ -13401,6 +15366,21 @@
           <w:b/>
           <w:lang w:val="pt_PT" w:bidi="pt_PT"/>
         </w:rPr>
+        <w:t>ἐγηγερμένον</w:t>
+      </w:r>
+    </w:p>
+    <w:p>
+      <w:pPr/>
+      <w:r>
+        <w:rPr>
+          <w:lang w:val="pt_PT" w:bidi="pt_PT"/>
+        </w:rPr>
+      </w:r>
+      <w:r>
+        <w:rPr>
+          <w:b/>
+          <w:lang w:val="pt_PT" w:bidi="pt_PT"/>
+        </w:rPr>
         <w:t>"que foi ressuscitado".</w:t>
       </w:r>
     </w:p>
@@ -13484,6 +15464,21 @@
           <w:b/>
           <w:lang w:val="pt_PT" w:bidi="pt_PT"/>
         </w:rPr>
+        <w:t>ἐκ νεκρῶν</w:t>
+      </w:r>
+    </w:p>
+    <w:p>
+      <w:pPr/>
+      <w:r>
+        <w:rPr>
+          <w:lang w:val="pt_PT" w:bidi="pt_PT"/>
+        </w:rPr>
+      </w:r>
+      <w:r>
+        <w:rPr>
+          <w:b/>
+          <w:lang w:val="pt_PT" w:bidi="pt_PT"/>
+        </w:rPr>
         <w:t>"que foi ressuscitado".</w:t>
       </w:r>
     </w:p>
@@ -13567,6 +15562,21 @@
           <w:b/>
           <w:lang w:val="pt_PT" w:bidi="pt_PT"/>
         </w:rPr>
+        <w:t>ἐκ σπέρματος Δαυείδ</w:t>
+      </w:r>
+    </w:p>
+    <w:p>
+      <w:pPr/>
+      <w:r>
+        <w:rPr>
+          <w:lang w:val="pt_PT" w:bidi="pt_PT"/>
+        </w:rPr>
+      </w:r>
+      <w:r>
+        <w:rPr>
+          <w:b/>
+          <w:lang w:val="pt_PT" w:bidi="pt_PT"/>
+        </w:rPr>
         <w:t>"descendente de Davi".</w:t>
       </w:r>
     </w:p>
@@ -13676,6 +15686,21 @@
           <w:b/>
           <w:lang w:val="pt_PT" w:bidi="pt_PT"/>
         </w:rPr>
+        <w:t>κατὰ τὸ εὐαγγέλιόν μου</w:t>
+      </w:r>
+    </w:p>
+    <w:p>
+      <w:pPr/>
+      <w:r>
+        <w:rPr>
+          <w:lang w:val="pt_PT" w:bidi="pt_PT"/>
+        </w:rPr>
+      </w:r>
+      <w:r>
+        <w:rPr>
+          <w:b/>
+          <w:lang w:val="pt_PT" w:bidi="pt_PT"/>
+        </w:rPr>
         <w:t>"de acordo com o evangelho que eu anuncio".</w:t>
       </w:r>
     </w:p>
@@ -13772,6 +15797,21 @@
           <w:b/>
           <w:lang w:val="pt_PT" w:bidi="pt_PT"/>
         </w:rPr>
+        <w:t>μέχρι δεσμῶν</w:t>
+      </w:r>
+    </w:p>
+    <w:p>
+      <w:pPr/>
+      <w:r>
+        <w:rPr>
+          <w:lang w:val="pt_PT" w:bidi="pt_PT"/>
+        </w:rPr>
+      </w:r>
+      <w:r>
+        <w:rPr>
+          <w:b/>
+          <w:lang w:val="pt_PT" w:bidi="pt_PT"/>
+        </w:rPr>
         <w:t>"E é por causa disso que eu sofro e até estou acorrentado".</w:t>
       </w:r>
     </w:p>
@@ -13868,6 +15908,21 @@
           <w:b/>
           <w:lang w:val="pt_PT" w:bidi="pt_PT"/>
         </w:rPr>
+        <w:t>ὡς κακοῦργος</w:t>
+      </w:r>
+    </w:p>
+    <w:p>
+      <w:pPr/>
+      <w:r>
+        <w:rPr>
+          <w:lang w:val="pt_PT" w:bidi="pt_PT"/>
+        </w:rPr>
+      </w:r>
+      <w:r>
+        <w:rPr>
+          <w:b/>
+          <w:lang w:val="pt_PT" w:bidi="pt_PT"/>
+        </w:rPr>
         <w:t>"como se fosse um criminoso".</w:t>
       </w:r>
     </w:p>
@@ -13964,6 +16019,21 @@
           <w:b/>
           <w:lang w:val="pt_PT" w:bidi="pt_PT"/>
         </w:rPr>
+        <w:t>ὁ λόγος τοῦ Θεοῦ οὐ δέδεται</w:t>
+      </w:r>
+    </w:p>
+    <w:p>
+      <w:pPr/>
+      <w:r>
+        <w:rPr>
+          <w:lang w:val="pt_PT" w:bidi="pt_PT"/>
+        </w:rPr>
+      </w:r>
+      <w:r>
+        <w:rPr>
+          <w:b/>
+          <w:lang w:val="pt_PT" w:bidi="pt_PT"/>
+        </w:rPr>
         <w:t>"Mas a mensagem de Deus não está presa".</w:t>
       </w:r>
     </w:p>
@@ -14086,6 +16156,21 @@
           <w:b/>
           <w:lang w:val="pt_PT" w:bidi="pt_PT"/>
         </w:rPr>
+        <w:t>ὁ λόγος τοῦ Θεοῦ οὐ δέδεται</w:t>
+      </w:r>
+    </w:p>
+    <w:p>
+      <w:pPr/>
+      <w:r>
+        <w:rPr>
+          <w:lang w:val="pt_PT" w:bidi="pt_PT"/>
+        </w:rPr>
+      </w:r>
+      <w:r>
+        <w:rPr>
+          <w:b/>
+          <w:lang w:val="pt_PT" w:bidi="pt_PT"/>
+        </w:rPr>
         <w:t>"Mas a mensagem de Deus não está presa".</w:t>
       </w:r>
     </w:p>
@@ -14169,6 +16254,21 @@
           <w:b/>
           <w:lang w:val="pt_PT" w:bidi="pt_PT"/>
         </w:rPr>
+        <w:t>ὁ λόγος τοῦ Θεοῦ</w:t>
+      </w:r>
+    </w:p>
+    <w:p>
+      <w:pPr/>
+      <w:r>
+        <w:rPr>
+          <w:lang w:val="pt_PT" w:bidi="pt_PT"/>
+        </w:rPr>
+      </w:r>
+      <w:r>
+        <w:rPr>
+          <w:b/>
+          <w:lang w:val="pt_PT" w:bidi="pt_PT"/>
+        </w:rPr>
         <w:t>"a mensagem de Deus".</w:t>
       </w:r>
     </w:p>
@@ -14265,6 +16365,21 @@
           <w:b/>
           <w:lang w:val="pt_PT" w:bidi="pt_PT"/>
         </w:rPr>
+        <w:t>ὁ λόγος</w:t>
+      </w:r>
+    </w:p>
+    <w:p>
+      <w:pPr/>
+      <w:r>
+        <w:rPr>
+          <w:lang w:val="pt_PT" w:bidi="pt_PT"/>
+        </w:rPr>
+      </w:r>
+      <w:r>
+        <w:rPr>
+          <w:b/>
+          <w:lang w:val="pt_PT" w:bidi="pt_PT"/>
+        </w:rPr>
         <w:t>"a mensagem".</w:t>
       </w:r>
     </w:p>
@@ -14361,6 +16476,21 @@
           <w:b/>
           <w:lang w:val="pt_PT" w:bidi="pt_PT"/>
         </w:rPr>
+        <w:t>διὰ τοῦτο, πάντα ὑπομένω</w:t>
+      </w:r>
+    </w:p>
+    <w:p>
+      <w:pPr/>
+      <w:r>
+        <w:rPr>
+          <w:lang w:val="pt_PT" w:bidi="pt_PT"/>
+        </w:rPr>
+      </w:r>
+      <w:r>
+        <w:rPr>
+          <w:b/>
+          <w:lang w:val="pt_PT" w:bidi="pt_PT"/>
+        </w:rPr>
         <w:t>"e por isso eu suporto tudo".</w:t>
       </w:r>
     </w:p>
@@ -14483,6 +16613,21 @@
           <w:b/>
           <w:lang w:val="pt_PT" w:bidi="pt_PT"/>
         </w:rPr>
+        <w:t>πάντα ὑπομένω</w:t>
+      </w:r>
+    </w:p>
+    <w:p>
+      <w:pPr/>
+      <w:r>
+        <w:rPr>
+          <w:lang w:val="pt_PT" w:bidi="pt_PT"/>
+        </w:rPr>
+      </w:r>
+      <w:r>
+        <w:rPr>
+          <w:b/>
+          <w:lang w:val="pt_PT" w:bidi="pt_PT"/>
+        </w:rPr>
         <w:t>"eu suporto tudo".</w:t>
       </w:r>
     </w:p>
@@ -14579,6 +16724,21 @@
           <w:b/>
           <w:lang w:val="pt_PT" w:bidi="pt_PT"/>
         </w:rPr>
+        <w:t>τοὺς ἐκλεκτούς</w:t>
+      </w:r>
+    </w:p>
+    <w:p>
+      <w:pPr/>
+      <w:r>
+        <w:rPr>
+          <w:lang w:val="pt_PT" w:bidi="pt_PT"/>
+        </w:rPr>
+      </w:r>
+      <w:r>
+        <w:rPr>
+          <w:b/>
+          <w:lang w:val="pt_PT" w:bidi="pt_PT"/>
+        </w:rPr>
         <w:t>"povo escolhido de Deus".</w:t>
       </w:r>
     </w:p>
@@ -14662,6 +16822,21 @@
           <w:b/>
           <w:lang w:val="pt_PT" w:bidi="pt_PT"/>
         </w:rPr>
+        <w:t>καὶ αὐτοὶ σωτηρίας τύχωσιν τῆς ἐν Χριστῷ Ἰησοῦ</w:t>
+      </w:r>
+    </w:p>
+    <w:p>
+      <w:pPr/>
+      <w:r>
+        <w:rPr>
+          <w:lang w:val="pt_PT" w:bidi="pt_PT"/>
+        </w:rPr>
+      </w:r>
+      <w:r>
+        <w:rPr>
+          <w:b/>
+          <w:lang w:val="pt_PT" w:bidi="pt_PT"/>
+        </w:rPr>
         <w:t>"Faço isso para que eles possam ganhar a salvação que está em Cristo Jesus".</w:t>
       </w:r>
     </w:p>
@@ -14758,6 +16933,21 @@
           <w:b/>
           <w:lang w:val="pt_PT" w:bidi="pt_PT"/>
         </w:rPr>
+        <w:t>τῆς ἐν Χριστῷ Ἰησοῦ</w:t>
+      </w:r>
+    </w:p>
+    <w:p>
+      <w:pPr/>
+      <w:r>
+        <w:rPr>
+          <w:lang w:val="pt_PT" w:bidi="pt_PT"/>
+        </w:rPr>
+      </w:r>
+      <w:r>
+        <w:rPr>
+          <w:b/>
+          <w:lang w:val="pt_PT" w:bidi="pt_PT"/>
+        </w:rPr>
         <w:t>"que está em Cristo Jesus".</w:t>
       </w:r>
     </w:p>
@@ -14932,6 +17122,21 @@
           <w:b/>
           <w:lang w:val="pt_PT" w:bidi="pt_PT"/>
         </w:rPr>
+        <w:t>μετὰ δόξης αἰωνίου</w:t>
+      </w:r>
+    </w:p>
+    <w:p>
+      <w:pPr/>
+      <w:r>
+        <w:rPr>
+          <w:lang w:val="pt_PT" w:bidi="pt_PT"/>
+        </w:rPr>
+      </w:r>
+      <w:r>
+        <w:rPr>
+          <w:b/>
+          <w:lang w:val="pt_PT" w:bidi="pt_PT"/>
+        </w:rPr>
         <w:t>"e que traz a glória eterna".</w:t>
       </w:r>
     </w:p>
@@ -15041,6 +17246,21 @@
           <w:b/>
           <w:lang w:val="pt_PT" w:bidi="pt_PT"/>
         </w:rPr>
+        <w:t>μετὰ δόξης αἰωνίου</w:t>
+      </w:r>
+    </w:p>
+    <w:p>
+      <w:pPr/>
+      <w:r>
+        <w:rPr>
+          <w:lang w:val="pt_PT" w:bidi="pt_PT"/>
+        </w:rPr>
+      </w:r>
+      <w:r>
+        <w:rPr>
+          <w:b/>
+          <w:lang w:val="pt_PT" w:bidi="pt_PT"/>
+        </w:rPr>
         <w:t>"e que traz a glória eterna".</w:t>
       </w:r>
     </w:p>
@@ -15137,6 +17357,21 @@
           <w:b/>
           <w:lang w:val="pt_PT" w:bidi="pt_PT"/>
         </w:rPr>
+        <w:t>πιστὸς ὁ λόγος</w:t>
+      </w:r>
+    </w:p>
+    <w:p>
+      <w:pPr/>
+      <w:r>
+        <w:rPr>
+          <w:lang w:val="pt_PT" w:bidi="pt_PT"/>
+        </w:rPr>
+      </w:r>
+      <w:r>
+        <w:rPr>
+          <w:b/>
+          <w:lang w:val="pt_PT" w:bidi="pt_PT"/>
+        </w:rPr>
         <w:t>"Este ensinamento é verdadeiro".</w:t>
       </w:r>
     </w:p>
@@ -15233,6 +17468,21 @@
           <w:b/>
           <w:lang w:val="pt_PT" w:bidi="pt_PT"/>
         </w:rPr>
+        <w:t>γὰρ</w:t>
+      </w:r>
+    </w:p>
+    <w:p>
+      <w:pPr/>
+      <w:r>
+        <w:rPr>
+          <w:lang w:val="pt_PT" w:bidi="pt_PT"/>
+        </w:rPr>
+      </w:r>
+      <w:r>
+        <w:rPr>
+          <w:b/>
+          <w:lang w:val="pt_PT" w:bidi="pt_PT"/>
+        </w:rPr>
         <w:t>"Este ensinamento é verdadeiro: 'Se já'".</w:t>
       </w:r>
     </w:p>
@@ -15342,6 +17592,21 @@
           <w:b/>
           <w:lang w:val="pt_PT" w:bidi="pt_PT"/>
         </w:rPr>
+        <w:t>εἰ &amp; συναπεθάνομεν</w:t>
+      </w:r>
+    </w:p>
+    <w:p>
+      <w:pPr/>
+      <w:r>
+        <w:rPr>
+          <w:lang w:val="pt_PT" w:bidi="pt_PT"/>
+        </w:rPr>
+      </w:r>
+      <w:r>
+        <w:rPr>
+          <w:b/>
+          <w:lang w:val="pt_PT" w:bidi="pt_PT"/>
+        </w:rPr>
         <w:t>"Se já morremos com Cristo".</w:t>
       </w:r>
     </w:p>
@@ -15425,6 +17690,21 @@
           <w:b/>
           <w:lang w:val="pt_PT" w:bidi="pt_PT"/>
         </w:rPr>
+        <w:t>συναπεθάνομεν</w:t>
+      </w:r>
+    </w:p>
+    <w:p>
+      <w:pPr/>
+      <w:r>
+        <w:rPr>
+          <w:lang w:val="pt_PT" w:bidi="pt_PT"/>
+        </w:rPr>
+      </w:r>
+      <w:r>
+        <w:rPr>
+          <w:b/>
+          <w:lang w:val="pt_PT" w:bidi="pt_PT"/>
+        </w:rPr>
         <w:t>"Se já morremos com Cristo".</w:t>
       </w:r>
     </w:p>
@@ -15508,6 +17788,21 @@
           <w:b/>
           <w:lang w:val="pt_PT" w:bidi="pt_PT"/>
         </w:rPr>
+        <w:t>καὶ συνζήσομεν</w:t>
+      </w:r>
+    </w:p>
+    <w:p>
+      <w:pPr/>
+      <w:r>
+        <w:rPr>
+          <w:lang w:val="pt_PT" w:bidi="pt_PT"/>
+        </w:rPr>
+      </w:r>
+      <w:r>
+        <w:rPr>
+          <w:b/>
+          <w:lang w:val="pt_PT" w:bidi="pt_PT"/>
+        </w:rPr>
         <w:t>"também viveremos com ele".</w:t>
       </w:r>
     </w:p>
@@ -15591,6 +17886,21 @@
           <w:b/>
           <w:lang w:val="pt_PT" w:bidi="pt_PT"/>
         </w:rPr>
+        <w:t>εἰ γὰρ συναπεθάνομεν, καὶ συνζήσομεν &amp; εἰ ὑπομένομεν, καὶ συνβασιλεύσομεν; εἰ ἀρνησόμεθα, κἀκεῖνος ἀρνήσεται ἡμᾶς &amp; εἰ ἀπιστοῦμεν, ἐκεῖνος πιστὸς μένει; ἀρνήσασθαι γὰρ ἑαυτὸν οὐ δύναται</w:t>
+      </w:r>
+    </w:p>
+    <w:p>
+      <w:pPr/>
+      <w:r>
+        <w:rPr>
+          <w:lang w:val="pt_PT" w:bidi="pt_PT"/>
+        </w:rPr>
+      </w:r>
+      <w:r>
+        <w:rPr>
+          <w:b/>
+          <w:lang w:val="pt_PT" w:bidi="pt_PT"/>
+        </w:rPr>
         <w:t>"Se já morremos com Cristo, também viveremos com ele</w:t>
       </w:r>
       <w:r>
@@ -15700,6 +18010,21 @@
           <w:b/>
           <w:lang w:val="pt_PT" w:bidi="pt_PT"/>
         </w:rPr>
+        <w:t>ὑπομένομεν</w:t>
+      </w:r>
+    </w:p>
+    <w:p>
+      <w:pPr/>
+      <w:r>
+        <w:rPr>
+          <w:lang w:val="pt_PT" w:bidi="pt_PT"/>
+        </w:rPr>
+      </w:r>
+      <w:r>
+        <w:rPr>
+          <w:b/>
+          <w:lang w:val="pt_PT" w:bidi="pt_PT"/>
+        </w:rPr>
         <w:t>"Se continuarmos a suportar".</w:t>
       </w:r>
     </w:p>
@@ -15796,6 +18121,21 @@
           <w:b/>
           <w:lang w:val="pt_PT" w:bidi="pt_PT"/>
         </w:rPr>
+        <w:t>ἀρνησόμεθα</w:t>
+      </w:r>
+    </w:p>
+    <w:p>
+      <w:pPr/>
+      <w:r>
+        <w:rPr>
+          <w:lang w:val="pt_PT" w:bidi="pt_PT"/>
+        </w:rPr>
+      </w:r>
+      <w:r>
+        <w:rPr>
+          <w:b/>
+          <w:lang w:val="pt_PT" w:bidi="pt_PT"/>
+        </w:rPr>
         <w:t>"Se nós o negarmos".</w:t>
       </w:r>
     </w:p>
@@ -15879,6 +18219,21 @@
           <w:b/>
           <w:lang w:val="pt_PT" w:bidi="pt_PT"/>
         </w:rPr>
+        <w:t>κἀκεῖνος ἀρνήσεται ἡμᾶς</w:t>
+      </w:r>
+    </w:p>
+    <w:p>
+      <w:pPr/>
+      <w:r>
+        <w:rPr>
+          <w:lang w:val="pt_PT" w:bidi="pt_PT"/>
+        </w:rPr>
+      </w:r>
+      <w:r>
+        <w:rPr>
+          <w:b/>
+          <w:lang w:val="pt_PT" w:bidi="pt_PT"/>
+        </w:rPr>
         <w:t>"ele também nos negará".</w:t>
       </w:r>
     </w:p>
@@ -15975,6 +18330,21 @@
           <w:b/>
           <w:lang w:val="pt_PT" w:bidi="pt_PT"/>
         </w:rPr>
+        <w:t>ἀπιστοῦμεν</w:t>
+      </w:r>
+    </w:p>
+    <w:p>
+      <w:pPr/>
+      <w:r>
+        <w:rPr>
+          <w:lang w:val="pt_PT" w:bidi="pt_PT"/>
+        </w:rPr>
+      </w:r>
+      <w:r>
+        <w:rPr>
+          <w:b/>
+          <w:lang w:val="pt_PT" w:bidi="pt_PT"/>
+        </w:rPr>
         <w:t>"Se não formos fiéis".</w:t>
       </w:r>
     </w:p>
@@ -16058,6 +18428,21 @@
           <w:b/>
           <w:lang w:val="pt_PT" w:bidi="pt_PT"/>
         </w:rPr>
+        <w:t>ἐκεῖνος πιστὸς μένει</w:t>
+      </w:r>
+    </w:p>
+    <w:p>
+      <w:pPr/>
+      <w:r>
+        <w:rPr>
+          <w:lang w:val="pt_PT" w:bidi="pt_PT"/>
+        </w:rPr>
+      </w:r>
+      <w:r>
+        <w:rPr>
+          <w:b/>
+          <w:lang w:val="pt_PT" w:bidi="pt_PT"/>
+        </w:rPr>
         <w:t>"Cristo continua sendo fiel".</w:t>
       </w:r>
     </w:p>
@@ -16167,6 +18552,21 @@
           <w:b/>
           <w:lang w:val="pt_PT" w:bidi="pt_PT"/>
         </w:rPr>
+        <w:t>ἀρνήσασθαι &amp; ἑαυτὸν οὐ δύναται</w:t>
+      </w:r>
+    </w:p>
+    <w:p>
+      <w:pPr/>
+      <w:r>
+        <w:rPr>
+          <w:lang w:val="pt_PT" w:bidi="pt_PT"/>
+        </w:rPr>
+      </w:r>
+      <w:r>
+        <w:rPr>
+          <w:b/>
+          <w:lang w:val="pt_PT" w:bidi="pt_PT"/>
+        </w:rPr>
         <w:t>"pois ele não pode ser falso para si mesmo".</w:t>
       </w:r>
     </w:p>
@@ -16263,6 +18663,21 @@
           <w:b/>
           <w:lang w:val="pt_PT" w:bidi="pt_PT"/>
         </w:rPr>
+        <w:t>ὑπομίμνῃσκε</w:t>
+      </w:r>
+    </w:p>
+    <w:p>
+      <w:pPr/>
+      <w:r>
+        <w:rPr>
+          <w:lang w:val="pt_PT" w:bidi="pt_PT"/>
+        </w:rPr>
+      </w:r>
+      <w:r>
+        <w:rPr>
+          <w:b/>
+          <w:lang w:val="pt_PT" w:bidi="pt_PT"/>
+        </w:rPr>
         <w:t>"Recomende essas coisas aos que".</w:t>
       </w:r>
     </w:p>
@@ -16345,6 +18760,21 @@
         <w:rPr>
           <w:lang w:val="pt_PT" w:bidi="pt_PT"/>
         </w:rPr>
+      </w:r>
+    </w:p>
+    <w:p>
+      <w:pPr/>
+      <w:r>
+        <w:rPr>
+          <w:lang w:val="pt_PT" w:bidi="pt_PT"/>
+        </w:rPr>
+      </w:r>
+      <w:r>
+        <w:rPr>
+          <w:b/>
+          <w:lang w:val="pt_PT" w:bidi="pt_PT"/>
+        </w:rPr>
+        <w:t>ταῦτα</w:t>
       </w:r>
     </w:p>
     <w:p>
@@ -16587,6 +19017,21 @@
           <w:b/>
           <w:lang w:val="pt_PT" w:bidi="pt_PT"/>
         </w:rPr>
+        <w:t>τοῦ Θεοῦ</w:t>
+      </w:r>
+    </w:p>
+    <w:p>
+      <w:pPr/>
+      <w:r>
+        <w:rPr>
+          <w:lang w:val="pt_PT" w:bidi="pt_PT"/>
+        </w:rPr>
+      </w:r>
+      <w:r>
+        <w:rPr>
+          <w:b/>
+          <w:lang w:val="pt_PT" w:bidi="pt_PT"/>
+        </w:rPr>
         <w:t>"Deus".</w:t>
       </w:r>
     </w:p>
@@ -16683,6 +19128,21 @@
           <w:b/>
           <w:lang w:val="pt_PT" w:bidi="pt_PT"/>
         </w:rPr>
+        <w:t>μὴ λογομαχεῖν</w:t>
+      </w:r>
+    </w:p>
+    <w:p>
+      <w:pPr/>
+      <w:r>
+        <w:rPr>
+          <w:lang w:val="pt_PT" w:bidi="pt_PT"/>
+        </w:rPr>
+      </w:r>
+      <w:r>
+        <w:rPr>
+          <w:b/>
+          <w:lang w:val="pt_PT" w:bidi="pt_PT"/>
+        </w:rPr>
         <w:t>"que não briguem por causa de palavras".</w:t>
       </w:r>
     </w:p>
@@ -16779,6 +19239,21 @@
           <w:b/>
           <w:lang w:val="pt_PT" w:bidi="pt_PT"/>
         </w:rPr>
+        <w:t>ἐπὶ καταστροφῇ τῶν ἀκουόντων</w:t>
+      </w:r>
+    </w:p>
+    <w:p>
+      <w:pPr/>
+      <w:r>
+        <w:rPr>
+          <w:lang w:val="pt_PT" w:bidi="pt_PT"/>
+        </w:rPr>
+      </w:r>
+      <w:r>
+        <w:rPr>
+          <w:b/>
+          <w:lang w:val="pt_PT" w:bidi="pt_PT"/>
+        </w:rPr>
         <w:t>"Brigar não é bom, pois somente prejudica os que estão presentes".</w:t>
       </w:r>
     </w:p>
@@ -16862,6 +19337,21 @@
           <w:b/>
           <w:lang w:val="pt_PT" w:bidi="pt_PT"/>
         </w:rPr>
+        <w:t>ἐπὶ καταστροφῇ τῶν ἀκουόντων</w:t>
+      </w:r>
+    </w:p>
+    <w:p>
+      <w:pPr/>
+      <w:r>
+        <w:rPr>
+          <w:lang w:val="pt_PT" w:bidi="pt_PT"/>
+        </w:rPr>
+      </w:r>
+      <w:r>
+        <w:rPr>
+          <w:b/>
+          <w:lang w:val="pt_PT" w:bidi="pt_PT"/>
+        </w:rPr>
         <w:t>"pois somente prejudica os que estão presentes".</w:t>
       </w:r>
     </w:p>
@@ -16945,6 +19435,21 @@
           <w:b/>
           <w:lang w:val="pt_PT" w:bidi="pt_PT"/>
         </w:rPr>
+        <w:t>σπούδασον σεαυτὸν, δόκιμον παραστῆσαι τῷ Θεῷ</w:t>
+      </w:r>
+    </w:p>
+    <w:p>
+      <w:pPr/>
+      <w:r>
+        <w:rPr>
+          <w:lang w:val="pt_PT" w:bidi="pt_PT"/>
+        </w:rPr>
+      </w:r>
+      <w:r>
+        <w:rPr>
+          <w:b/>
+          <w:lang w:val="pt_PT" w:bidi="pt_PT"/>
+        </w:rPr>
         <w:t>"Faça todo o possível para conseguir a completa aprovação de Deus".</w:t>
       </w:r>
     </w:p>
@@ -17067,6 +19572,21 @@
           <w:b/>
           <w:lang w:val="pt_PT" w:bidi="pt_PT"/>
         </w:rPr>
+        <w:t>ἐργάτην</w:t>
+      </w:r>
+    </w:p>
+    <w:p>
+      <w:pPr/>
+      <w:r>
+        <w:rPr>
+          <w:lang w:val="pt_PT" w:bidi="pt_PT"/>
+        </w:rPr>
+      </w:r>
+      <w:r>
+        <w:rPr>
+          <w:b/>
+          <w:lang w:val="pt_PT" w:bidi="pt_PT"/>
+        </w:rPr>
         <w:t>"como um trabalhador".</w:t>
       </w:r>
     </w:p>
@@ -17163,6 +19683,21 @@
           <w:b/>
           <w:lang w:val="pt_PT" w:bidi="pt_PT"/>
         </w:rPr>
+        <w:t>ἀνεπαίσχυντον</w:t>
+      </w:r>
+    </w:p>
+    <w:p>
+      <w:pPr/>
+      <w:r>
+        <w:rPr>
+          <w:lang w:val="pt_PT" w:bidi="pt_PT"/>
+        </w:rPr>
+      </w:r>
+      <w:r>
+        <w:rPr>
+          <w:b/>
+          <w:lang w:val="pt_PT" w:bidi="pt_PT"/>
+        </w:rPr>
         <w:t>"que não se envergonha".</w:t>
       </w:r>
     </w:p>
@@ -17246,6 +19781,21 @@
           <w:b/>
           <w:lang w:val="pt_PT" w:bidi="pt_PT"/>
         </w:rPr>
+        <w:t>ὀρθοτομοῦντα τὸν λόγον τῆς ἀληθείας</w:t>
+      </w:r>
+    </w:p>
+    <w:p>
+      <w:pPr/>
+      <w:r>
+        <w:rPr>
+          <w:lang w:val="pt_PT" w:bidi="pt_PT"/>
+        </w:rPr>
+      </w:r>
+      <w:r>
+        <w:rPr>
+          <w:b/>
+          <w:lang w:val="pt_PT" w:bidi="pt_PT"/>
+        </w:rPr>
         <w:t>"mas ensina corretamente a verdade do evangelho".</w:t>
       </w:r>
     </w:p>
@@ -17355,6 +19905,21 @@
           <w:b/>
           <w:lang w:val="pt_PT" w:bidi="pt_PT"/>
         </w:rPr>
+        <w:t>τὸν λόγον τῆς ἀληθείας</w:t>
+      </w:r>
+    </w:p>
+    <w:p>
+      <w:pPr/>
+      <w:r>
+        <w:rPr>
+          <w:lang w:val="pt_PT" w:bidi="pt_PT"/>
+        </w:rPr>
+      </w:r>
+      <w:r>
+        <w:rPr>
+          <w:b/>
+          <w:lang w:val="pt_PT" w:bidi="pt_PT"/>
+        </w:rPr>
         <w:t>"a verdade do evangelho".</w:t>
       </w:r>
     </w:p>
@@ -17438,6 +20003,21 @@
           <w:b/>
           <w:lang w:val="pt_PT" w:bidi="pt_PT"/>
         </w:rPr>
+        <w:t>τὸν λόγον τῆς ἀληθείας</w:t>
+      </w:r>
+    </w:p>
+    <w:p>
+      <w:pPr/>
+      <w:r>
+        <w:rPr>
+          <w:lang w:val="pt_PT" w:bidi="pt_PT"/>
+        </w:rPr>
+      </w:r>
+      <w:r>
+        <w:rPr>
+          <w:b/>
+          <w:lang w:val="pt_PT" w:bidi="pt_PT"/>
+        </w:rPr>
         <w:t>"a verdade do evangelho".</w:t>
       </w:r>
     </w:p>
@@ -17534,6 +20114,21 @@
           <w:b/>
           <w:lang w:val="pt_PT" w:bidi="pt_PT"/>
         </w:rPr>
+        <w:t>τὸν λόγον</w:t>
+      </w:r>
+    </w:p>
+    <w:p>
+      <w:pPr/>
+      <w:r>
+        <w:rPr>
+          <w:lang w:val="pt_PT" w:bidi="pt_PT"/>
+        </w:rPr>
+      </w:r>
+      <w:r>
+        <w:rPr>
+          <w:b/>
+          <w:lang w:val="pt_PT" w:bidi="pt_PT"/>
+        </w:rPr>
         <w:t>"a verdade do evangelho".</w:t>
       </w:r>
     </w:p>
@@ -17603,6 +20198,21 @@
         <w:rPr>
           <w:lang w:val="pt_PT" w:bidi="pt_PT"/>
         </w:rPr>
+      </w:r>
+    </w:p>
+    <w:p>
+      <w:pPr/>
+      <w:r>
+        <w:rPr>
+          <w:lang w:val="pt_PT" w:bidi="pt_PT"/>
+        </w:rPr>
+      </w:r>
+      <w:r>
+        <w:rPr>
+          <w:b/>
+          <w:lang w:val="pt_PT" w:bidi="pt_PT"/>
+        </w:rPr>
+        <w:t>δὲ</w:t>
       </w:r>
     </w:p>
     <w:p>
@@ -17744,6 +20354,21 @@
           <w:b/>
           <w:lang w:val="pt_PT" w:bidi="pt_PT"/>
         </w:rPr>
+        <w:t>τὰς &amp; βεβήλους κενοφωνίας</w:t>
+      </w:r>
+    </w:p>
+    <w:p>
+      <w:pPr/>
+      <w:r>
+        <w:rPr>
+          <w:lang w:val="pt_PT" w:bidi="pt_PT"/>
+        </w:rPr>
+      </w:r>
+      <w:r>
+        <w:rPr>
+          <w:b/>
+          <w:lang w:val="pt_PT" w:bidi="pt_PT"/>
+        </w:rPr>
         <w:t>"os falatórios contrários aos ensinamentos cristãos".</w:t>
       </w:r>
     </w:p>
@@ -17839,6 +20464,21 @@
         <w:rPr>
           <w:lang w:val="pt_PT" w:bidi="pt_PT"/>
         </w:rPr>
+      </w:r>
+    </w:p>
+    <w:p>
+      <w:pPr/>
+      <w:r>
+        <w:rPr>
+          <w:lang w:val="pt_PT" w:bidi="pt_PT"/>
+        </w:rPr>
+      </w:r>
+      <w:r>
+        <w:rPr>
+          <w:b/>
+          <w:lang w:val="pt_PT" w:bidi="pt_PT"/>
+        </w:rPr>
+        <w:t>προκόψουσιν</w:t>
       </w:r>
     </w:p>
     <w:p>
@@ -18006,6 +20646,21 @@
           <w:b/>
           <w:lang w:val="pt_PT" w:bidi="pt_PT"/>
         </w:rPr>
+        <w:t>ἐπὶ πλεῖον &amp; προκόψουσιν ἀσεβείας</w:t>
+      </w:r>
+    </w:p>
+    <w:p>
+      <w:pPr/>
+      <w:r>
+        <w:rPr>
+          <w:lang w:val="pt_PT" w:bidi="pt_PT"/>
+        </w:rPr>
+      </w:r>
+      <w:r>
+        <w:rPr>
+          <w:b/>
+          <w:lang w:val="pt_PT" w:bidi="pt_PT"/>
+        </w:rPr>
         <w:t>"pois eles fazem com que as pessoas se afastem de Deus".</w:t>
       </w:r>
     </w:p>
@@ -18115,6 +20770,21 @@
           <w:b/>
           <w:lang w:val="pt_PT" w:bidi="pt_PT"/>
         </w:rPr>
+        <w:t>ἀσεβείας</w:t>
+      </w:r>
+    </w:p>
+    <w:p>
+      <w:pPr/>
+      <w:r>
+        <w:rPr>
+          <w:lang w:val="pt_PT" w:bidi="pt_PT"/>
+        </w:rPr>
+      </w:r>
+      <w:r>
+        <w:rPr>
+          <w:b/>
+          <w:lang w:val="pt_PT" w:bidi="pt_PT"/>
+        </w:rPr>
         <w:t>"pois eles fazem com que as pessoas se afastem de Deus".</w:t>
       </w:r>
     </w:p>
@@ -18184,6 +20854,21 @@
         <w:rPr>
           <w:lang w:val="pt_PT" w:bidi="pt_PT"/>
         </w:rPr>
+      </w:r>
+    </w:p>
+    <w:p>
+      <w:pPr/>
+      <w:r>
+        <w:rPr>
+          <w:lang w:val="pt_PT" w:bidi="pt_PT"/>
+        </w:rPr>
+      </w:r>
+      <w:r>
+        <w:rPr>
+          <w:b/>
+          <w:lang w:val="pt_PT" w:bidi="pt_PT"/>
+        </w:rPr>
+        <w:t>ὁ λόγος αὐτῶν</w:t>
       </w:r>
     </w:p>
     <w:p>
@@ -18299,6 +20984,21 @@
           <w:b/>
           <w:lang w:val="pt_PT" w:bidi="pt_PT"/>
         </w:rPr>
+        <w:t>ὡς γάγγραινα νομὴν ἕξει</w:t>
+      </w:r>
+    </w:p>
+    <w:p>
+      <w:pPr/>
+      <w:r>
+        <w:rPr>
+          <w:lang w:val="pt_PT" w:bidi="pt_PT"/>
+        </w:rPr>
+      </w:r>
+      <w:r>
+        <w:rPr>
+          <w:b/>
+          <w:lang w:val="pt_PT" w:bidi="pt_PT"/>
+        </w:rPr>
         <w:t>"se espalham como a gangrena".</w:t>
       </w:r>
     </w:p>
@@ -18408,6 +21108,21 @@
           <w:b/>
           <w:lang w:val="pt_PT" w:bidi="pt_PT"/>
         </w:rPr>
+        <w:t>γάγγραινα</w:t>
+      </w:r>
+    </w:p>
+    <w:p>
+      <w:pPr/>
+      <w:r>
+        <w:rPr>
+          <w:lang w:val="pt_PT" w:bidi="pt_PT"/>
+        </w:rPr>
+      </w:r>
+      <w:r>
+        <w:rPr>
+          <w:b/>
+          <w:lang w:val="pt_PT" w:bidi="pt_PT"/>
+        </w:rPr>
         <w:t>"como a gangrena".</w:t>
       </w:r>
     </w:p>
@@ -18517,6 +21232,21 @@
           <w:b/>
           <w:lang w:val="pt_PT" w:bidi="pt_PT"/>
         </w:rPr>
+        <w:t>Ὑμέναιος, καὶ Φίλητος</w:t>
+      </w:r>
+    </w:p>
+    <w:p>
+      <w:pPr/>
+      <w:r>
+        <w:rPr>
+          <w:lang w:val="pt_PT" w:bidi="pt_PT"/>
+        </w:rPr>
+      </w:r>
+      <w:r>
+        <w:rPr>
+          <w:b/>
+          <w:lang w:val="pt_PT" w:bidi="pt_PT"/>
+        </w:rPr>
         <w:t>"Himeneu e Fileto".</w:t>
       </w:r>
     </w:p>
@@ -18626,6 +21356,21 @@
           <w:b/>
           <w:lang w:val="pt_PT" w:bidi="pt_PT"/>
         </w:rPr>
+        <w:t>περὶ τὴν ἀλήθειαν ἠστόχησαν</w:t>
+      </w:r>
+    </w:p>
+    <w:p>
+      <w:pPr/>
+      <w:r>
+        <w:rPr>
+          <w:lang w:val="pt_PT" w:bidi="pt_PT"/>
+        </w:rPr>
+      </w:r>
+      <w:r>
+        <w:rPr>
+          <w:b/>
+          <w:lang w:val="pt_PT" w:bidi="pt_PT"/>
+        </w:rPr>
         <w:t>"os quais abandonaram o caminho da verdade".</w:t>
       </w:r>
     </w:p>
@@ -18735,6 +21480,21 @@
           <w:b/>
           <w:lang w:val="pt_PT" w:bidi="pt_PT"/>
         </w:rPr>
+        <w:t>περὶ τὴν ἀλήθειαν</w:t>
+      </w:r>
+    </w:p>
+    <w:p>
+      <w:pPr/>
+      <w:r>
+        <w:rPr>
+          <w:lang w:val="pt_PT" w:bidi="pt_PT"/>
+        </w:rPr>
+      </w:r>
+      <w:r>
+        <w:rPr>
+          <w:b/>
+          <w:lang w:val="pt_PT" w:bidi="pt_PT"/>
+        </w:rPr>
         <w:t>"o caminho da verdade".</w:t>
       </w:r>
     </w:p>
@@ -18831,6 +21591,21 @@
           <w:b/>
           <w:lang w:val="pt_PT" w:bidi="pt_PT"/>
         </w:rPr>
+        <w:t>ἀνάστασιν ἤδη γεγονέναι</w:t>
+      </w:r>
+    </w:p>
+    <w:p>
+      <w:pPr/>
+      <w:r>
+        <w:rPr>
+          <w:lang w:val="pt_PT" w:bidi="pt_PT"/>
+        </w:rPr>
+      </w:r>
+      <w:r>
+        <w:rPr>
+          <w:b/>
+          <w:lang w:val="pt_PT" w:bidi="pt_PT"/>
+        </w:rPr>
         <w:t>"Eles afirmam que a nossa ressurreição já aconteceu".</w:t>
       </w:r>
     </w:p>
@@ -18927,6 +21702,21 @@
           <w:b/>
           <w:lang w:val="pt_PT" w:bidi="pt_PT"/>
         </w:rPr>
+        <w:t>ἀνατρέπουσιν τήν τινων πίστιν</w:t>
+      </w:r>
+    </w:p>
+    <w:p>
+      <w:pPr/>
+      <w:r>
+        <w:rPr>
+          <w:lang w:val="pt_PT" w:bidi="pt_PT"/>
+        </w:rPr>
+      </w:r>
+      <w:r>
+        <w:rPr>
+          <w:b/>
+          <w:lang w:val="pt_PT" w:bidi="pt_PT"/>
+        </w:rPr>
         <w:t>"e assim estão atrapalhando a fé cristã de alguns".</w:t>
       </w:r>
     </w:p>
@@ -19023,6 +21813,21 @@
           <w:b/>
           <w:lang w:val="pt_PT" w:bidi="pt_PT"/>
         </w:rPr>
+        <w:t>τήν τινων πίστιν</w:t>
+      </w:r>
+    </w:p>
+    <w:p>
+      <w:pPr/>
+      <w:r>
+        <w:rPr>
+          <w:lang w:val="pt_PT" w:bidi="pt_PT"/>
+        </w:rPr>
+      </w:r>
+      <w:r>
+        <w:rPr>
+          <w:b/>
+          <w:lang w:val="pt_PT" w:bidi="pt_PT"/>
+        </w:rPr>
         <w:t>"a fé cristã de alguns".</w:t>
       </w:r>
     </w:p>
@@ -19119,6 +21924,21 @@
           <w:b/>
           <w:lang w:val="pt_PT" w:bidi="pt_PT"/>
         </w:rPr>
+        <w:t>ὁ &amp; στερεὸς θεμέλιος τοῦ Θεοῦ ἕστηκεν</w:t>
+      </w:r>
+    </w:p>
+    <w:p>
+      <w:pPr/>
+      <w:r>
+        <w:rPr>
+          <w:lang w:val="pt_PT" w:bidi="pt_PT"/>
+        </w:rPr>
+      </w:r>
+      <w:r>
+        <w:rPr>
+          <w:b/>
+          <w:lang w:val="pt_PT" w:bidi="pt_PT"/>
+        </w:rPr>
         <w:t>"Mas o firme alicerce que Deus colocou não pode ser abalado".</w:t>
       </w:r>
     </w:p>
@@ -19267,6 +22087,21 @@
           <w:b/>
           <w:lang w:val="pt_PT" w:bidi="pt_PT"/>
         </w:rPr>
+        <w:t>ἔχων τὴν σφραγῖδα ταύτην</w:t>
+      </w:r>
+    </w:p>
+    <w:p>
+      <w:pPr/>
+      <w:r>
+        <w:rPr>
+          <w:lang w:val="pt_PT" w:bidi="pt_PT"/>
+        </w:rPr>
+      </w:r>
+      <w:r>
+        <w:rPr>
+          <w:b/>
+          <w:lang w:val="pt_PT" w:bidi="pt_PT"/>
+        </w:rPr>
         <w:t>"e sobre esse alicerce estão escritas estas palavras".</w:t>
       </w:r>
     </w:p>
@@ -19375,6 +22210,21 @@
         <w:rPr>
           <w:lang w:val="pt_PT" w:bidi="pt_PT"/>
         </w:rPr>
+      </w:r>
+    </w:p>
+    <w:p>
+      <w:pPr/>
+      <w:r>
+        <w:rPr>
+          <w:lang w:val="pt_PT" w:bidi="pt_PT"/>
+        </w:rPr>
+      </w:r>
+      <w:r>
+        <w:rPr>
+          <w:b/>
+          <w:lang w:val="pt_PT" w:bidi="pt_PT"/>
+        </w:rPr>
+        <w:t>ἔγνω Κύριος τοὺς ὄντας αὐτοῦ, καί, ἀποστήτω ἀπὸ ἀδικίας πᾶς ὁ ὀνομάζων τὸ ὄνομα Κυρίου</w:t>
       </w:r>
     </w:p>
     <w:p>
@@ -19490,6 +22340,21 @@
           <w:b/>
           <w:lang w:val="pt_PT" w:bidi="pt_PT"/>
         </w:rPr>
+        <w:t>Κύριος &amp; Κυρίου</w:t>
+      </w:r>
+    </w:p>
+    <w:p>
+      <w:pPr/>
+      <w:r>
+        <w:rPr>
+          <w:lang w:val="pt_PT" w:bidi="pt_PT"/>
+        </w:rPr>
+      </w:r>
+      <w:r>
+        <w:rPr>
+          <w:b/>
+          <w:lang w:val="pt_PT" w:bidi="pt_PT"/>
+        </w:rPr>
         <w:t>"O Senhor"</w:t>
       </w:r>
       <w:r>
@@ -19599,6 +22464,21 @@
           <w:b/>
           <w:lang w:val="pt_PT" w:bidi="pt_PT"/>
         </w:rPr>
+        <w:t>ἔγνω</w:t>
+      </w:r>
+    </w:p>
+    <w:p>
+      <w:pPr/>
+      <w:r>
+        <w:rPr>
+          <w:lang w:val="pt_PT" w:bidi="pt_PT"/>
+        </w:rPr>
+      </w:r>
+      <w:r>
+        <w:rPr>
+          <w:b/>
+          <w:lang w:val="pt_PT" w:bidi="pt_PT"/>
+        </w:rPr>
         <w:t>"conhece".</w:t>
       </w:r>
     </w:p>
@@ -19682,6 +22562,21 @@
           <w:b/>
           <w:lang w:val="pt_PT" w:bidi="pt_PT"/>
         </w:rPr>
+        <w:t>ἀποστήτω ἀπὸ &amp; πᾶς ὁ ὀνομάζων τὸ ὄνομα Κυρίου</w:t>
+      </w:r>
+    </w:p>
+    <w:p>
+      <w:pPr/>
+      <w:r>
+        <w:rPr>
+          <w:lang w:val="pt_PT" w:bidi="pt_PT"/>
+        </w:rPr>
+      </w:r>
+      <w:r>
+        <w:rPr>
+          <w:b/>
+          <w:lang w:val="pt_PT" w:bidi="pt_PT"/>
+        </w:rPr>
         <w:t>"Toda pessoa que diz que pertence ao Senhor precisa abandonar o pecado".</w:t>
       </w:r>
     </w:p>
@@ -19791,6 +22686,21 @@
           <w:b/>
           <w:lang w:val="pt_PT" w:bidi="pt_PT"/>
         </w:rPr>
+        <w:t>ἀποστήτω &amp; πᾶς ὁ ὀνομάζων τὸ ὄνομα Κυρίου</w:t>
+      </w:r>
+    </w:p>
+    <w:p>
+      <w:pPr/>
+      <w:r>
+        <w:rPr>
+          <w:lang w:val="pt_PT" w:bidi="pt_PT"/>
+        </w:rPr>
+      </w:r>
+      <w:r>
+        <w:rPr>
+          <w:b/>
+          <w:lang w:val="pt_PT" w:bidi="pt_PT"/>
+        </w:rPr>
         <w:t>"que pertence ao Senhor precisa abandonar o pecado".</w:t>
       </w:r>
     </w:p>
@@ -19874,6 +22784,21 @@
           <w:b/>
           <w:lang w:val="pt_PT" w:bidi="pt_PT"/>
         </w:rPr>
+        <w:t>ὁ ὀνομάζων τὸ ὄνομα Κυρίου</w:t>
+      </w:r>
+    </w:p>
+    <w:p>
+      <w:pPr/>
+      <w:r>
+        <w:rPr>
+          <w:lang w:val="pt_PT" w:bidi="pt_PT"/>
+        </w:rPr>
+      </w:r>
+      <w:r>
+        <w:rPr>
+          <w:b/>
+          <w:lang w:val="pt_PT" w:bidi="pt_PT"/>
+        </w:rPr>
         <w:t>"Toda pessoa que diz que pertence ao Senhor".</w:t>
       </w:r>
     </w:p>
@@ -19983,6 +22908,21 @@
           <w:b/>
           <w:lang w:val="pt_PT" w:bidi="pt_PT"/>
         </w:rPr>
+        <w:t>ἀπὸ ἀδικίας</w:t>
+      </w:r>
+    </w:p>
+    <w:p>
+      <w:pPr/>
+      <w:r>
+        <w:rPr>
+          <w:lang w:val="pt_PT" w:bidi="pt_PT"/>
+        </w:rPr>
+      </w:r>
+      <w:r>
+        <w:rPr>
+          <w:b/>
+          <w:lang w:val="pt_PT" w:bidi="pt_PT"/>
+        </w:rPr>
         <w:t>"abandonar o pecado".</w:t>
       </w:r>
     </w:p>
@@ -20079,6 +23019,21 @@
           <w:b/>
           <w:lang w:val="pt_PT" w:bidi="pt_PT"/>
         </w:rPr>
+        <w:t>δὲ</w:t>
+      </w:r>
+    </w:p>
+    <w:p>
+      <w:pPr/>
+      <w:r>
+        <w:rPr>
+          <w:lang w:val="pt_PT" w:bidi="pt_PT"/>
+        </w:rPr>
+      </w:r>
+      <w:r>
+        <w:rPr>
+          <w:b/>
+          <w:lang w:val="pt_PT" w:bidi="pt_PT"/>
+        </w:rPr>
         <w:t>"Numa casa grande".</w:t>
       </w:r>
     </w:p>
@@ -20162,6 +23117,21 @@
           <w:b/>
           <w:lang w:val="pt_PT" w:bidi="pt_PT"/>
         </w:rPr>
+        <w:t>ἐν μεγάλῃ &amp; οἰκίᾳ, οὐκ ἔστιν μόνον σκεύη χρυσᾶ καὶ ἀργυρᾶ, ἀλλὰ καὶ ξύλινα καὶ ὀστράκινα; καὶ ἃ μὲν εἰς τιμὴν, ἃ δὲ εἰς ἀτιμίαν</w:t>
+      </w:r>
+    </w:p>
+    <w:p>
+      <w:pPr/>
+      <w:r>
+        <w:rPr>
+          <w:lang w:val="pt_PT" w:bidi="pt_PT"/>
+        </w:rPr>
+      </w:r>
+      <w:r>
+        <w:rPr>
+          <w:b/>
+          <w:lang w:val="pt_PT" w:bidi="pt_PT"/>
+        </w:rPr>
         <w:t>"Numa casa grande não existem somente vasilhas de ouro e de prata, mas também de madeira e de barro. Algumas são para ocasiões especiais, e outras, para todos os dias".</w:t>
       </w:r>
     </w:p>
@@ -20271,6 +23241,21 @@
           <w:b/>
           <w:lang w:val="pt_PT" w:bidi="pt_PT"/>
         </w:rPr>
+        <w:t>σκεύη</w:t>
+      </w:r>
+    </w:p>
+    <w:p>
+      <w:pPr/>
+      <w:r>
+        <w:rPr>
+          <w:lang w:val="pt_PT" w:bidi="pt_PT"/>
+        </w:rPr>
+      </w:r>
+      <w:r>
+        <w:rPr>
+          <w:b/>
+          <w:lang w:val="pt_PT" w:bidi="pt_PT"/>
+        </w:rPr>
         <w:t>"vasilhas".</w:t>
       </w:r>
     </w:p>
@@ -20367,6 +23352,21 @@
           <w:b/>
           <w:lang w:val="pt_PT" w:bidi="pt_PT"/>
         </w:rPr>
+        <w:t>ἀλλὰ καὶ ξύλινα καὶ ὀστράκινα</w:t>
+      </w:r>
+    </w:p>
+    <w:p>
+      <w:pPr/>
+      <w:r>
+        <w:rPr>
+          <w:lang w:val="pt_PT" w:bidi="pt_PT"/>
+        </w:rPr>
+      </w:r>
+      <w:r>
+        <w:rPr>
+          <w:b/>
+          <w:lang w:val="pt_PT" w:bidi="pt_PT"/>
+        </w:rPr>
         <w:t>"mas também madeira e de barro".</w:t>
       </w:r>
     </w:p>
@@ -20450,6 +23450,21 @@
           <w:b/>
           <w:lang w:val="pt_PT" w:bidi="pt_PT"/>
         </w:rPr>
+        <w:t>ἃ μὲν εἰς τιμὴν, ἃ δὲ εἰς ἀτιμίαν</w:t>
+      </w:r>
+    </w:p>
+    <w:p>
+      <w:pPr/>
+      <w:r>
+        <w:rPr>
+          <w:lang w:val="pt_PT" w:bidi="pt_PT"/>
+        </w:rPr>
+      </w:r>
+      <w:r>
+        <w:rPr>
+          <w:b/>
+          <w:lang w:val="pt_PT" w:bidi="pt_PT"/>
+        </w:rPr>
         <w:t>"Algumas são para ocasiões especiais, e outras, para todos os dias".</w:t>
       </w:r>
     </w:p>
@@ -20533,6 +23548,21 @@
           <w:b/>
           <w:lang w:val="pt_PT" w:bidi="pt_PT"/>
         </w:rPr>
+        <w:t>ἃ μὲν εἰς τιμὴν, ἃ δὲ εἰς ἀτιμίαν</w:t>
+      </w:r>
+    </w:p>
+    <w:p>
+      <w:pPr/>
+      <w:r>
+        <w:rPr>
+          <w:lang w:val="pt_PT" w:bidi="pt_PT"/>
+        </w:rPr>
+      </w:r>
+      <w:r>
+        <w:rPr>
+          <w:b/>
+          <w:lang w:val="pt_PT" w:bidi="pt_PT"/>
+        </w:rPr>
         <w:t>"Algumas são para ocasiões especiais, e outras, para todos os dias".</w:t>
       </w:r>
     </w:p>
@@ -20616,6 +23646,21 @@
           <w:b/>
           <w:lang w:val="pt_PT" w:bidi="pt_PT"/>
         </w:rPr>
+        <w:t>ἐὰν &amp; τις ἐκκαθάρῃ ἑαυτὸν ἀπὸ τούτων, ἔσται σκεῦος εἰς τιμήν, ἡγιασμένον εὔχρηστον τῷ Δεσπότῃ, εἰς πᾶν ἔργον ἀγαθὸν ἡτοιμασμένον</w:t>
+      </w:r>
+    </w:p>
+    <w:p>
+      <w:pPr/>
+      <w:r>
+        <w:rPr>
+          <w:lang w:val="pt_PT" w:bidi="pt_PT"/>
+        </w:rPr>
+      </w:r>
+      <w:r>
+        <w:rPr>
+          <w:b/>
+          <w:lang w:val="pt_PT" w:bidi="pt_PT"/>
+        </w:rPr>
         <w:t>"Quem se purificar de todos esses erros de que tenho falado será usado para fins especiais porque é dedicado e útil ao seu Mestre e está pronto para fazer tudo o que é bom".</w:t>
       </w:r>
     </w:p>
@@ -20711,6 +23756,21 @@
         <w:rPr>
           <w:lang w:val="pt_PT" w:bidi="pt_PT"/>
         </w:rPr>
+      </w:r>
+    </w:p>
+    <w:p>
+      <w:pPr/>
+      <w:r>
+        <w:rPr>
+          <w:lang w:val="pt_PT" w:bidi="pt_PT"/>
+        </w:rPr>
+      </w:r>
+      <w:r>
+        <w:rPr>
+          <w:b/>
+          <w:lang w:val="pt_PT" w:bidi="pt_PT"/>
+        </w:rPr>
+        <w:t>τούτων</w:t>
       </w:r>
     </w:p>
     <w:p>
@@ -20857,6 +23917,21 @@
           <w:b/>
           <w:lang w:val="pt_PT" w:bidi="pt_PT"/>
         </w:rPr>
+        <w:t>ἑαυτὸν &amp; ἔσται</w:t>
+      </w:r>
+    </w:p>
+    <w:p>
+      <w:pPr/>
+      <w:r>
+        <w:rPr>
+          <w:lang w:val="pt_PT" w:bidi="pt_PT"/>
+        </w:rPr>
+      </w:r>
+      <w:r>
+        <w:rPr>
+          <w:b/>
+          <w:lang w:val="pt_PT" w:bidi="pt_PT"/>
+        </w:rPr>
         <w:t>"será usado"</w:t>
       </w:r>
       <w:r>
@@ -20953,6 +24028,21 @@
           <w:b/>
           <w:lang w:val="pt_PT" w:bidi="pt_PT"/>
         </w:rPr>
+        <w:t>εἰς τιμήν</w:t>
+      </w:r>
+    </w:p>
+    <w:p>
+      <w:pPr/>
+      <w:r>
+        <w:rPr>
+          <w:lang w:val="pt_PT" w:bidi="pt_PT"/>
+        </w:rPr>
+      </w:r>
+      <w:r>
+        <w:rPr>
+          <w:b/>
+          <w:lang w:val="pt_PT" w:bidi="pt_PT"/>
+        </w:rPr>
         <w:t>"será usado para fins especiais porque é dedicado e útil ao seu Mestre".</w:t>
       </w:r>
     </w:p>
@@ -21036,6 +24126,21 @@
           <w:b/>
           <w:lang w:val="pt_PT" w:bidi="pt_PT"/>
         </w:rPr>
+        <w:t>ἡγιασμένον</w:t>
+      </w:r>
+    </w:p>
+    <w:p>
+      <w:pPr/>
+      <w:r>
+        <w:rPr>
+          <w:lang w:val="pt_PT" w:bidi="pt_PT"/>
+        </w:rPr>
+      </w:r>
+      <w:r>
+        <w:rPr>
+          <w:b/>
+          <w:lang w:val="pt_PT" w:bidi="pt_PT"/>
+        </w:rPr>
         <w:t>"porque é dedicado e útil ao seu Mestre".</w:t>
       </w:r>
     </w:p>
@@ -21119,6 +24224,21 @@
           <w:b/>
           <w:lang w:val="pt_PT" w:bidi="pt_PT"/>
         </w:rPr>
+        <w:t>ἡτοιμασμένον</w:t>
+      </w:r>
+    </w:p>
+    <w:p>
+      <w:pPr/>
+      <w:r>
+        <w:rPr>
+          <w:lang w:val="pt_PT" w:bidi="pt_PT"/>
+        </w:rPr>
+      </w:r>
+      <w:r>
+        <w:rPr>
+          <w:b/>
+          <w:lang w:val="pt_PT" w:bidi="pt_PT"/>
+        </w:rPr>
         <w:t>"e está pronto para fazer tudo o que é bom".</w:t>
       </w:r>
     </w:p>
@@ -21202,6 +24322,21 @@
           <w:b/>
           <w:lang w:val="pt_PT" w:bidi="pt_PT"/>
         </w:rPr>
+        <w:t>δὲ</w:t>
+      </w:r>
+    </w:p>
+    <w:p>
+      <w:pPr/>
+      <w:r>
+        <w:rPr>
+          <w:lang w:val="pt_PT" w:bidi="pt_PT"/>
+        </w:rPr>
+      </w:r>
+      <w:r>
+        <w:rPr>
+          <w:b/>
+          <w:lang w:val="pt_PT" w:bidi="pt_PT"/>
+        </w:rPr>
         <w:t>"E você".</w:t>
       </w:r>
     </w:p>
@@ -21285,6 +24420,21 @@
           <w:b/>
           <w:lang w:val="pt_PT" w:bidi="pt_PT"/>
         </w:rPr>
+        <w:t>φεῦγε</w:t>
+      </w:r>
+    </w:p>
+    <w:p>
+      <w:pPr/>
+      <w:r>
+        <w:rPr>
+          <w:lang w:val="pt_PT" w:bidi="pt_PT"/>
+        </w:rPr>
+      </w:r>
+      <w:r>
+        <w:rPr>
+          <w:b/>
+          <w:lang w:val="pt_PT" w:bidi="pt_PT"/>
+        </w:rPr>
         <w:t>"fuja das paixões da mocidade".</w:t>
       </w:r>
     </w:p>
@@ -21394,6 +24544,21 @@
           <w:b/>
           <w:lang w:val="pt_PT" w:bidi="pt_PT"/>
         </w:rPr>
+        <w:t>τὰς &amp; νεωτερικὰς ἐπιθυμίας</w:t>
+      </w:r>
+    </w:p>
+    <w:p>
+      <w:pPr/>
+      <w:r>
+        <w:rPr>
+          <w:lang w:val="pt_PT" w:bidi="pt_PT"/>
+        </w:rPr>
+      </w:r>
+      <w:r>
+        <w:rPr>
+          <w:b/>
+          <w:lang w:val="pt_PT" w:bidi="pt_PT"/>
+        </w:rPr>
         <w:t>"fuja das paixões da mocidade".</w:t>
       </w:r>
     </w:p>
@@ -21490,6 +24655,21 @@
           <w:b/>
           <w:lang w:val="pt_PT" w:bidi="pt_PT"/>
         </w:rPr>
+        <w:t>δίωκε &amp; δικαιοσύνην, πίστιν, ἀγάπην, εἰρήνην, μετὰ τῶν ἐπικαλουμένων τὸν Κύριον ἐκ καθαρᾶς καρδίας</w:t>
+      </w:r>
+    </w:p>
+    <w:p>
+      <w:pPr/>
+      <w:r>
+        <w:rPr>
+          <w:lang w:val="pt_PT" w:bidi="pt_PT"/>
+        </w:rPr>
+      </w:r>
+      <w:r>
+        <w:rPr>
+          <w:b/>
+          <w:lang w:val="pt_PT" w:bidi="pt_PT"/>
+        </w:rPr>
         <w:t>"e procure viver uma vida correta, com fé, amor e paz, junto com os que com um coração puro".</w:t>
       </w:r>
     </w:p>
@@ -21631,6 +24811,21 @@
           <w:b/>
           <w:lang w:val="pt_PT" w:bidi="pt_PT"/>
         </w:rPr>
+        <w:t>δίωκε</w:t>
+      </w:r>
+    </w:p>
+    <w:p>
+      <w:pPr/>
+      <w:r>
+        <w:rPr>
+          <w:lang w:val="pt_PT" w:bidi="pt_PT"/>
+        </w:rPr>
+      </w:r>
+      <w:r>
+        <w:rPr>
+          <w:b/>
+          <w:lang w:val="pt_PT" w:bidi="pt_PT"/>
+        </w:rPr>
         <w:t>"procure viver".</w:t>
       </w:r>
     </w:p>
@@ -21727,6 +24922,21 @@
           <w:b/>
           <w:lang w:val="pt_PT" w:bidi="pt_PT"/>
         </w:rPr>
+        <w:t>δικαιοσύνην, πίστιν, ἀγάπην, εἰρήνην</w:t>
+      </w:r>
+    </w:p>
+    <w:p>
+      <w:pPr/>
+      <w:r>
+        <w:rPr>
+          <w:lang w:val="pt_PT" w:bidi="pt_PT"/>
+        </w:rPr>
+      </w:r>
+      <w:r>
+        <w:rPr>
+          <w:b/>
+          <w:lang w:val="pt_PT" w:bidi="pt_PT"/>
+        </w:rPr>
         <w:t>"uma vida correta, com fé, amor e paz".</w:t>
       </w:r>
     </w:p>
@@ -21810,6 +25020,21 @@
           <w:b/>
           <w:lang w:val="pt_PT" w:bidi="pt_PT"/>
         </w:rPr>
+        <w:t>πίστιν</w:t>
+      </w:r>
+    </w:p>
+    <w:p>
+      <w:pPr/>
+      <w:r>
+        <w:rPr>
+          <w:lang w:val="pt_PT" w:bidi="pt_PT"/>
+        </w:rPr>
+      </w:r>
+      <w:r>
+        <w:rPr>
+          <w:b/>
+          <w:lang w:val="pt_PT" w:bidi="pt_PT"/>
+        </w:rPr>
         <w:t>"com fé".</w:t>
       </w:r>
     </w:p>
@@ -21906,6 +25131,21 @@
           <w:b/>
           <w:lang w:val="pt_PT" w:bidi="pt_PT"/>
         </w:rPr>
+        <w:t>τῶν ἐπικαλουμένων τὸν Κύριον</w:t>
+      </w:r>
+    </w:p>
+    <w:p>
+      <w:pPr/>
+      <w:r>
+        <w:rPr>
+          <w:lang w:val="pt_PT" w:bidi="pt_PT"/>
+        </w:rPr>
+      </w:r>
+      <w:r>
+        <w:rPr>
+          <w:b/>
+          <w:lang w:val="pt_PT" w:bidi="pt_PT"/>
+        </w:rPr>
         <w:t>"junto com os que com um coração puro pedem a ajuda do Senhor".</w:t>
       </w:r>
     </w:p>
@@ -22002,6 +25242,21 @@
           <w:b/>
           <w:lang w:val="pt_PT" w:bidi="pt_PT"/>
         </w:rPr>
+        <w:t>τὸν Κύριον ἐκ καθαρᾶς καρδίας</w:t>
+      </w:r>
+    </w:p>
+    <w:p>
+      <w:pPr/>
+      <w:r>
+        <w:rPr>
+          <w:lang w:val="pt_PT" w:bidi="pt_PT"/>
+        </w:rPr>
+      </w:r>
+      <w:r>
+        <w:rPr>
+          <w:b/>
+          <w:lang w:val="pt_PT" w:bidi="pt_PT"/>
+        </w:rPr>
         <w:t>"os que com um coração puro pedem a ajuda do Senhor".</w:t>
       </w:r>
     </w:p>
@@ -22111,6 +25366,21 @@
           <w:b/>
           <w:lang w:val="pt_PT" w:bidi="pt_PT"/>
         </w:rPr>
+        <w:t>ἐκ καθαρᾶς καρδίας</w:t>
+      </w:r>
+    </w:p>
+    <w:p>
+      <w:pPr/>
+      <w:r>
+        <w:rPr>
+          <w:lang w:val="pt_PT" w:bidi="pt_PT"/>
+        </w:rPr>
+      </w:r>
+      <w:r>
+        <w:rPr>
+          <w:b/>
+          <w:lang w:val="pt_PT" w:bidi="pt_PT"/>
+        </w:rPr>
         <w:t>"que com um coração puro".</w:t>
       </w:r>
     </w:p>
@@ -22220,6 +25490,21 @@
           <w:b/>
           <w:lang w:val="pt_PT" w:bidi="pt_PT"/>
         </w:rPr>
+        <w:t>δὲ</w:t>
+      </w:r>
+    </w:p>
+    <w:p>
+      <w:pPr/>
+      <w:r>
+        <w:rPr>
+          <w:lang w:val="pt_PT" w:bidi="pt_PT"/>
+        </w:rPr>
+      </w:r>
+      <w:r>
+        <w:rPr>
+          <w:b/>
+          <w:lang w:val="pt_PT" w:bidi="pt_PT"/>
+        </w:rPr>
         <w:t>"Fique longe".</w:t>
       </w:r>
     </w:p>
@@ -22316,6 +25601,21 @@
           <w:b/>
           <w:lang w:val="pt_PT" w:bidi="pt_PT"/>
         </w:rPr>
+        <w:t>τὰς &amp; μωρὰς καὶ ἀπαιδεύτους ζητήσεις</w:t>
+      </w:r>
+    </w:p>
+    <w:p>
+      <w:pPr/>
+      <w:r>
+        <w:rPr>
+          <w:lang w:val="pt_PT" w:bidi="pt_PT"/>
+        </w:rPr>
+      </w:r>
+      <w:r>
+        <w:rPr>
+          <w:b/>
+          <w:lang w:val="pt_PT" w:bidi="pt_PT"/>
+        </w:rPr>
         <w:t>"longe das discussões tolas e sem valor".</w:t>
       </w:r>
     </w:p>
@@ -22412,6 +25712,21 @@
           <w:b/>
           <w:lang w:val="pt_PT" w:bidi="pt_PT"/>
         </w:rPr>
+        <w:t>μωρὰς καὶ ἀπαιδεύτους</w:t>
+      </w:r>
+    </w:p>
+    <w:p>
+      <w:pPr/>
+      <w:r>
+        <w:rPr>
+          <w:lang w:val="pt_PT" w:bidi="pt_PT"/>
+        </w:rPr>
+      </w:r>
+      <w:r>
+        <w:rPr>
+          <w:b/>
+          <w:lang w:val="pt_PT" w:bidi="pt_PT"/>
+        </w:rPr>
         <w:t>"discussões tolas e sem valor".</w:t>
       </w:r>
     </w:p>
@@ -22521,6 +25836,21 @@
           <w:b/>
           <w:lang w:val="pt_PT" w:bidi="pt_PT"/>
         </w:rPr>
+        <w:t>γεννῶσι</w:t>
+      </w:r>
+    </w:p>
+    <w:p>
+      <w:pPr/>
+      <w:r>
+        <w:rPr>
+          <w:lang w:val="pt_PT" w:bidi="pt_PT"/>
+        </w:rPr>
+      </w:r>
+      <w:r>
+        <w:rPr>
+          <w:b/>
+          <w:lang w:val="pt_PT" w:bidi="pt_PT"/>
+        </w:rPr>
         <w:t>"pois você sabe que elas sempre acabam em brigas".</w:t>
       </w:r>
     </w:p>
@@ -22656,6 +25986,21 @@
           <w:b/>
           <w:lang w:val="pt_PT" w:bidi="pt_PT"/>
         </w:rPr>
+        <w:t>μάχας</w:t>
+      </w:r>
+    </w:p>
+    <w:p>
+      <w:pPr/>
+      <w:r>
+        <w:rPr>
+          <w:lang w:val="pt_PT" w:bidi="pt_PT"/>
+        </w:rPr>
+      </w:r>
+      <w:r>
+        <w:rPr>
+          <w:b/>
+          <w:lang w:val="pt_PT" w:bidi="pt_PT"/>
+        </w:rPr>
         <w:t>"acabam em brigas".</w:t>
       </w:r>
     </w:p>
@@ -22752,6 +26097,21 @@
           <w:b/>
           <w:lang w:val="pt_PT" w:bidi="pt_PT"/>
         </w:rPr>
+        <w:t>δὲ</w:t>
+      </w:r>
+    </w:p>
+    <w:p>
+      <w:pPr/>
+      <w:r>
+        <w:rPr>
+          <w:lang w:val="pt_PT" w:bidi="pt_PT"/>
+        </w:rPr>
+      </w:r>
+      <w:r>
+        <w:rPr>
+          <w:b/>
+          <w:lang w:val="pt_PT" w:bidi="pt_PT"/>
+        </w:rPr>
         <w:t>"O servo do Senhor".</w:t>
       </w:r>
     </w:p>
@@ -22848,6 +26208,21 @@
           <w:b/>
           <w:lang w:val="pt_PT" w:bidi="pt_PT"/>
         </w:rPr>
+        <w:t>δοῦλον &amp; Κυρίου</w:t>
+      </w:r>
+    </w:p>
+    <w:p>
+      <w:pPr/>
+      <w:r>
+        <w:rPr>
+          <w:lang w:val="pt_PT" w:bidi="pt_PT"/>
+        </w:rPr>
+      </w:r>
+      <w:r>
+        <w:rPr>
+          <w:b/>
+          <w:lang w:val="pt_PT" w:bidi="pt_PT"/>
+        </w:rPr>
         <w:t>"servo do Senhor".</w:t>
       </w:r>
     </w:p>
@@ -22957,6 +26332,21 @@
           <w:b/>
           <w:lang w:val="pt_PT" w:bidi="pt_PT"/>
         </w:rPr>
+        <w:t>δοῦλον &amp; Κυρίου</w:t>
+      </w:r>
+    </w:p>
+    <w:p>
+      <w:pPr/>
+      <w:r>
+        <w:rPr>
+          <w:lang w:val="pt_PT" w:bidi="pt_PT"/>
+        </w:rPr>
+      </w:r>
+      <w:r>
+        <w:rPr>
+          <w:b/>
+          <w:lang w:val="pt_PT" w:bidi="pt_PT"/>
+        </w:rPr>
         <w:t>"servo do Senhor".</w:t>
       </w:r>
     </w:p>
@@ -23052,6 +26442,21 @@
         <w:rPr>
           <w:lang w:val="pt_PT" w:bidi="pt_PT"/>
         </w:rPr>
+      </w:r>
+    </w:p>
+    <w:p>
+      <w:pPr/>
+      <w:r>
+        <w:rPr>
+          <w:lang w:val="pt_PT" w:bidi="pt_PT"/>
+        </w:rPr>
+      </w:r>
+      <w:r>
+        <w:rPr>
+          <w:b/>
+          <w:lang w:val="pt_PT" w:bidi="pt_PT"/>
+        </w:rPr>
+        <w:t>οὐ &amp; μάχεσθαι</w:t>
       </w:r>
     </w:p>
     <w:p>
@@ -23167,6 +26572,21 @@
           <w:b/>
           <w:lang w:val="pt_PT" w:bidi="pt_PT"/>
         </w:rPr>
+        <w:t>πάντας</w:t>
+      </w:r>
+    </w:p>
+    <w:p>
+      <w:pPr/>
+      <w:r>
+        <w:rPr>
+          <w:lang w:val="pt_PT" w:bidi="pt_PT"/>
+        </w:rPr>
+      </w:r>
+      <w:r>
+        <w:rPr>
+          <w:b/>
+          <w:lang w:val="pt_PT" w:bidi="pt_PT"/>
+        </w:rPr>
         <w:t>"todos".</w:t>
       </w:r>
     </w:p>
@@ -23263,6 +26683,21 @@
           <w:b/>
           <w:lang w:val="pt_PT" w:bidi="pt_PT"/>
         </w:rPr>
+        <w:t>ἐν πραΰτητι</w:t>
+      </w:r>
+    </w:p>
+    <w:p>
+      <w:pPr/>
+      <w:r>
+        <w:rPr>
+          <w:lang w:val="pt_PT" w:bidi="pt_PT"/>
+        </w:rPr>
+      </w:r>
+      <w:r>
+        <w:rPr>
+          <w:b/>
+          <w:lang w:val="pt_PT" w:bidi="pt_PT"/>
+        </w:rPr>
         <w:t>"que corrige com delicadeza".</w:t>
       </w:r>
     </w:p>
@@ -23345,6 +26780,21 @@
         <w:rPr>
           <w:lang w:val="pt_PT" w:bidi="pt_PT"/>
         </w:rPr>
+      </w:r>
+    </w:p>
+    <w:p>
+      <w:pPr/>
+      <w:r>
+        <w:rPr>
+          <w:lang w:val="pt_PT" w:bidi="pt_PT"/>
+        </w:rPr>
+      </w:r>
+      <w:r>
+        <w:rPr>
+          <w:b/>
+          <w:lang w:val="pt_PT" w:bidi="pt_PT"/>
+        </w:rPr>
+        <w:t>τοὺς ἀντιδιατιθεμένους</w:t>
       </w:r>
     </w:p>
     <w:p>
@@ -23473,6 +26923,21 @@
           <w:b/>
           <w:lang w:val="pt_PT" w:bidi="pt_PT"/>
         </w:rPr>
+        <w:t>μήποτε δώῃ αὐτοῖς ὁ Θεὸς μετάνοιαν</w:t>
+      </w:r>
+    </w:p>
+    <w:p>
+      <w:pPr/>
+      <w:r>
+        <w:rPr>
+          <w:lang w:val="pt_PT" w:bidi="pt_PT"/>
+        </w:rPr>
+      </w:r>
+      <w:r>
+        <w:rPr>
+          <w:b/>
+          <w:lang w:val="pt_PT" w:bidi="pt_PT"/>
+        </w:rPr>
         <w:t>"Pois pode ser que Deus dê a eles a oportunidade de se arrependerem".</w:t>
       </w:r>
     </w:p>
@@ -23582,6 +27047,21 @@
           <w:b/>
           <w:lang w:val="pt_PT" w:bidi="pt_PT"/>
         </w:rPr>
+        <w:t>μήποτε δώῃ αὐτοῖς &amp; μετάνοιαν εἰς ἐπίγνωσιν ἀληθείας</w:t>
+      </w:r>
+    </w:p>
+    <w:p>
+      <w:pPr/>
+      <w:r>
+        <w:rPr>
+          <w:lang w:val="pt_PT" w:bidi="pt_PT"/>
+        </w:rPr>
+      </w:r>
+      <w:r>
+        <w:rPr>
+          <w:b/>
+          <w:lang w:val="pt_PT" w:bidi="pt_PT"/>
+        </w:rPr>
         <w:t>"pode ser que Deus dê a eles a oportunidade de se arrependerem e de virem a conhecer a verdade".</w:t>
       </w:r>
     </w:p>
@@ -23678,6 +27158,21 @@
           <w:b/>
           <w:lang w:val="pt_PT" w:bidi="pt_PT"/>
         </w:rPr>
+        <w:t>ἀνανήψωσιν ἐκ τῆς τοῦ διαβόλου παγίδος, ἐζωγρημένοι ὑπ’ αὐτοῦ, εἰς τὸ ἐκείνου θέλημα</w:t>
+      </w:r>
+    </w:p>
+    <w:p>
+      <w:pPr/>
+      <w:r>
+        <w:rPr>
+          <w:lang w:val="pt_PT" w:bidi="pt_PT"/>
+        </w:rPr>
+      </w:r>
+      <w:r>
+        <w:rPr>
+          <w:b/>
+          <w:lang w:val="pt_PT" w:bidi="pt_PT"/>
+        </w:rPr>
         <w:t>"E assim voltarão ao seu perfeito juízo e escaparão da armadilha do Diabo, que os prendeu para fazerem o que ele quer".</w:t>
       </w:r>
     </w:p>
@@ -23787,6 +27282,21 @@
           <w:b/>
           <w:lang w:val="pt_PT" w:bidi="pt_PT"/>
         </w:rPr>
+        <w:t>ἀνανήψωσιν ἐκ τῆς τοῦ διαβόλου παγίδος</w:t>
+      </w:r>
+    </w:p>
+    <w:p>
+      <w:pPr/>
+      <w:r>
+        <w:rPr>
+          <w:lang w:val="pt_PT" w:bidi="pt_PT"/>
+        </w:rPr>
+      </w:r>
+      <w:r>
+        <w:rPr>
+          <w:b/>
+          <w:lang w:val="pt_PT" w:bidi="pt_PT"/>
+        </w:rPr>
         <w:t>"E assim voltarão ao seu perfeito juízo e escaparão da armadilha do Diabo".</w:t>
       </w:r>
     </w:p>
@@ -23896,6 +27406,21 @@
           <w:b/>
           <w:lang w:val="pt_PT" w:bidi="pt_PT"/>
         </w:rPr>
+        <w:t>ἀνανήψωσιν</w:t>
+      </w:r>
+    </w:p>
+    <w:p>
+      <w:pPr/>
+      <w:r>
+        <w:rPr>
+          <w:lang w:val="pt_PT" w:bidi="pt_PT"/>
+        </w:rPr>
+      </w:r>
+      <w:r>
+        <w:rPr>
+          <w:b/>
+          <w:lang w:val="pt_PT" w:bidi="pt_PT"/>
+        </w:rPr>
         <w:t>"E assim voltarão ao seu perfeito juízo".</w:t>
       </w:r>
     </w:p>
@@ -23979,6 +27504,21 @@
           <w:b/>
           <w:lang w:val="pt_PT" w:bidi="pt_PT"/>
         </w:rPr>
+        <w:t>ἐκ τῆς τοῦ διαβόλου παγίδος, ἐζωγρημένοι ὑπ’ αὐτοῦ</w:t>
+      </w:r>
+    </w:p>
+    <w:p>
+      <w:pPr/>
+      <w:r>
+        <w:rPr>
+          <w:lang w:val="pt_PT" w:bidi="pt_PT"/>
+        </w:rPr>
+      </w:r>
+      <w:r>
+        <w:rPr>
+          <w:b/>
+          <w:lang w:val="pt_PT" w:bidi="pt_PT"/>
+        </w:rPr>
         <w:t>"e escaparão da armadilha do Diabo, que os prendeu para fazerem o que ele quer".</w:t>
       </w:r>
     </w:p>
@@ -24075,6 +27615,21 @@
           <w:b/>
           <w:lang w:val="pt_PT" w:bidi="pt_PT"/>
         </w:rPr>
+        <w:t>ἐζωγρημένοι ὑπ’ αὐτοῦ</w:t>
+      </w:r>
+    </w:p>
+    <w:p>
+      <w:pPr/>
+      <w:r>
+        <w:rPr>
+          <w:lang w:val="pt_PT" w:bidi="pt_PT"/>
+        </w:rPr>
+      </w:r>
+      <w:r>
+        <w:rPr>
+          <w:b/>
+          <w:lang w:val="pt_PT" w:bidi="pt_PT"/>
+        </w:rPr>
         <w:t>"que os prendeu para fazerem o que ele quer".</w:t>
       </w:r>
     </w:p>
@@ -24158,6 +27713,21 @@
           <w:b/>
           <w:lang w:val="pt_PT" w:bidi="pt_PT"/>
         </w:rPr>
+        <w:t>ὑπ’ αὐτοῦ, εἰς τὸ ἐκείνου θέλημα</w:t>
+      </w:r>
+    </w:p>
+    <w:p>
+      <w:pPr/>
+      <w:r>
+        <w:rPr>
+          <w:lang w:val="pt_PT" w:bidi="pt_PT"/>
+        </w:rPr>
+      </w:r>
+      <w:r>
+        <w:rPr>
+          <w:b/>
+          <w:lang w:val="pt_PT" w:bidi="pt_PT"/>
+        </w:rPr>
         <w:t>"que os prendeu para fazerem o que ele quer".</w:t>
       </w:r>
     </w:p>
@@ -24306,6 +27876,21 @@
           <w:b/>
           <w:lang w:val="pt_PT" w:bidi="pt_PT"/>
         </w:rPr>
+        <w:t>εἰς τὸ ἐκείνου θέλημα</w:t>
+      </w:r>
+    </w:p>
+    <w:p>
+      <w:pPr/>
+      <w:r>
+        <w:rPr>
+          <w:lang w:val="pt_PT" w:bidi="pt_PT"/>
+        </w:rPr>
+      </w:r>
+      <w:r>
+        <w:rPr>
+          <w:b/>
+          <w:lang w:val="pt_PT" w:bidi="pt_PT"/>
+        </w:rPr>
         <w:t>"que os prendeu para fazerem o que ele quer".</w:t>
       </w:r>
     </w:p>
@@ -24389,6 +27974,21 @@
           <w:b/>
           <w:lang w:val="pt_PT" w:bidi="pt_PT"/>
         </w:rPr>
+        <w:t>δὲ</w:t>
+      </w:r>
+    </w:p>
+    <w:p>
+      <w:pPr/>
+      <w:r>
+        <w:rPr>
+          <w:lang w:val="pt_PT" w:bidi="pt_PT"/>
+        </w:rPr>
+      </w:r>
+      <w:r>
+        <w:rPr>
+          <w:b/>
+          <w:lang w:val="pt_PT" w:bidi="pt_PT"/>
+        </w:rPr>
         <w:t>"Lembre disto".</w:t>
       </w:r>
     </w:p>
@@ -24485,6 +28085,21 @@
           <w:b/>
           <w:lang w:val="pt_PT" w:bidi="pt_PT"/>
         </w:rPr>
+        <w:t>τοῦτο &amp; γίνωσκε, ὅτι</w:t>
+      </w:r>
+    </w:p>
+    <w:p>
+      <w:pPr/>
+      <w:r>
+        <w:rPr>
+          <w:lang w:val="pt_PT" w:bidi="pt_PT"/>
+        </w:rPr>
+      </w:r>
+      <w:r>
+        <w:rPr>
+          <w:b/>
+          <w:lang w:val="pt_PT" w:bidi="pt_PT"/>
+        </w:rPr>
         <w:t>"Lembre disto".</w:t>
       </w:r>
     </w:p>
@@ -24581,6 +28196,21 @@
           <w:b/>
           <w:lang w:val="pt_PT" w:bidi="pt_PT"/>
         </w:rPr>
+        <w:t>ἐν ἐσχάταις ἡμέραις</w:t>
+      </w:r>
+    </w:p>
+    <w:p>
+      <w:pPr/>
+      <w:r>
+        <w:rPr>
+          <w:lang w:val="pt_PT" w:bidi="pt_PT"/>
+        </w:rPr>
+      </w:r>
+      <w:r>
+        <w:rPr>
+          <w:b/>
+          <w:lang w:val="pt_PT" w:bidi="pt_PT"/>
+        </w:rPr>
         <w:t>"nos últimos dias".</w:t>
       </w:r>
     </w:p>
@@ -24663,6 +28293,21 @@
         <w:rPr>
           <w:lang w:val="pt_PT" w:bidi="pt_PT"/>
         </w:rPr>
+      </w:r>
+    </w:p>
+    <w:p>
+      <w:pPr/>
+      <w:r>
+        <w:rPr>
+          <w:lang w:val="pt_PT" w:bidi="pt_PT"/>
+        </w:rPr>
+      </w:r>
+      <w:r>
+        <w:rPr>
+          <w:b/>
+          <w:lang w:val="pt_PT" w:bidi="pt_PT"/>
+        </w:rPr>
+        <w:t>ἐνστήσονται καιροὶ χαλεποί</w:t>
       </w:r>
     </w:p>
     <w:p>
@@ -24804,6 +28449,21 @@
           <w:b/>
           <w:lang w:val="pt_PT" w:bidi="pt_PT"/>
         </w:rPr>
+        <w:t>γὰρ</w:t>
+      </w:r>
+    </w:p>
+    <w:p>
+      <w:pPr/>
+      <w:r>
+        <w:rPr>
+          <w:lang w:val="pt_PT" w:bidi="pt_PT"/>
+        </w:rPr>
+      </w:r>
+      <w:r>
+        <w:rPr>
+          <w:b/>
+          <w:lang w:val="pt_PT" w:bidi="pt_PT"/>
+        </w:rPr>
         <w:t>"Pois".</w:t>
       </w:r>
     </w:p>
@@ -24913,6 +28573,21 @@
           <w:b/>
           <w:lang w:val="pt_PT" w:bidi="pt_PT"/>
         </w:rPr>
+        <w:t>οἱ ἄνθρωποι</w:t>
+      </w:r>
+    </w:p>
+    <w:p>
+      <w:pPr/>
+      <w:r>
+        <w:rPr>
+          <w:lang w:val="pt_PT" w:bidi="pt_PT"/>
+        </w:rPr>
+      </w:r>
+      <w:r>
+        <w:rPr>
+          <w:b/>
+          <w:lang w:val="pt_PT" w:bidi="pt_PT"/>
+        </w:rPr>
         <w:t>"muitos".</w:t>
       </w:r>
     </w:p>
@@ -24996,6 +28671,21 @@
           <w:b/>
           <w:lang w:val="pt_PT" w:bidi="pt_PT"/>
         </w:rPr>
+        <w:t>οἱ ἄνθρωποι</w:t>
+      </w:r>
+    </w:p>
+    <w:p>
+      <w:pPr/>
+      <w:r>
+        <w:rPr>
+          <w:lang w:val="pt_PT" w:bidi="pt_PT"/>
+        </w:rPr>
+      </w:r>
+      <w:r>
+        <w:rPr>
+          <w:b/>
+          <w:lang w:val="pt_PT" w:bidi="pt_PT"/>
+        </w:rPr>
         <w:t>"Pois muitos".</w:t>
       </w:r>
     </w:p>
@@ -25092,6 +28782,21 @@
           <w:b/>
           <w:lang w:val="pt_PT" w:bidi="pt_PT"/>
         </w:rPr>
+        <w:t>φίλαυτοι</w:t>
+      </w:r>
+    </w:p>
+    <w:p>
+      <w:pPr/>
+      <w:r>
+        <w:rPr>
+          <w:lang w:val="pt_PT" w:bidi="pt_PT"/>
+        </w:rPr>
+      </w:r>
+      <w:r>
+        <w:rPr>
+          <w:b/>
+          <w:lang w:val="pt_PT" w:bidi="pt_PT"/>
+        </w:rPr>
         <w:t>"egoístas".</w:t>
       </w:r>
     </w:p>
@@ -25175,6 +28880,21 @@
           <w:b/>
           <w:lang w:val="pt_PT" w:bidi="pt_PT"/>
         </w:rPr>
+        <w:t>ἀφιλάγαθοι</w:t>
+      </w:r>
+    </w:p>
+    <w:p>
+      <w:pPr/>
+      <w:r>
+        <w:rPr>
+          <w:lang w:val="pt_PT" w:bidi="pt_PT"/>
+        </w:rPr>
+      </w:r>
+      <w:r>
+        <w:rPr>
+          <w:b/>
+          <w:lang w:val="pt_PT" w:bidi="pt_PT"/>
+        </w:rPr>
         <w:t>"Não terão amor pelos outros".</w:t>
       </w:r>
     </w:p>
@@ -25258,6 +28978,21 @@
           <w:b/>
           <w:lang w:val="pt_PT" w:bidi="pt_PT"/>
         </w:rPr>
+        <w:t>τετυφωμένοι</w:t>
+      </w:r>
+    </w:p>
+    <w:p>
+      <w:pPr/>
+      <w:r>
+        <w:rPr>
+          <w:lang w:val="pt_PT" w:bidi="pt_PT"/>
+        </w:rPr>
+      </w:r>
+      <w:r>
+        <w:rPr>
+          <w:b/>
+          <w:lang w:val="pt_PT" w:bidi="pt_PT"/>
+        </w:rPr>
         <w:t>"cheios de orgulho".</w:t>
       </w:r>
     </w:p>
@@ -25354,6 +29089,21 @@
           <w:b/>
           <w:lang w:val="pt_PT" w:bidi="pt_PT"/>
         </w:rPr>
+        <w:t>τετυφωμένοι</w:t>
+      </w:r>
+    </w:p>
+    <w:p>
+      <w:pPr/>
+      <w:r>
+        <w:rPr>
+          <w:lang w:val="pt_PT" w:bidi="pt_PT"/>
+        </w:rPr>
+      </w:r>
+      <w:r>
+        <w:rPr>
+          <w:b/>
+          <w:lang w:val="pt_PT" w:bidi="pt_PT"/>
+        </w:rPr>
         <w:t>"cheios de orgulho".</w:t>
       </w:r>
     </w:p>
@@ -25450,6 +29200,21 @@
           <w:b/>
           <w:lang w:val="pt_PT" w:bidi="pt_PT"/>
         </w:rPr>
+        <w:t>ἔχοντες μόρφωσιν εὐσεβείας, τὴν δὲ δύναμιν αὐτῆς ἠρνημένοι</w:t>
+      </w:r>
+    </w:p>
+    <w:p>
+      <w:pPr/>
+      <w:r>
+        <w:rPr>
+          <w:lang w:val="pt_PT" w:bidi="pt_PT"/>
+        </w:rPr>
+      </w:r>
+      <w:r>
+        <w:rPr>
+          <w:b/>
+          <w:lang w:val="pt_PT" w:bidi="pt_PT"/>
+        </w:rPr>
         <w:t>"</w:t>
       </w:r>
       <w:r>
@@ -25573,6 +29338,21 @@
           <w:b/>
           <w:lang w:val="pt_PT" w:bidi="pt_PT"/>
         </w:rPr>
+        <w:t>ἔχοντες μόρφωσιν εὐσεβείας</w:t>
+      </w:r>
+    </w:p>
+    <w:p>
+      <w:pPr/>
+      <w:r>
+        <w:rPr>
+          <w:lang w:val="pt_PT" w:bidi="pt_PT"/>
+        </w:rPr>
+      </w:r>
+      <w:r>
+        <w:rPr>
+          <w:b/>
+          <w:lang w:val="pt_PT" w:bidi="pt_PT"/>
+        </w:rPr>
         <w:t>"</w:t>
       </w:r>
       <w:r>
@@ -25696,6 +29476,21 @@
           <w:b/>
           <w:lang w:val="pt_PT" w:bidi="pt_PT"/>
         </w:rPr>
+        <w:t>τὴν &amp; δύναμιν αὐτῆς ἠρνημένοι</w:t>
+      </w:r>
+    </w:p>
+    <w:p>
+      <w:pPr/>
+      <w:r>
+        <w:rPr>
+          <w:lang w:val="pt_PT" w:bidi="pt_PT"/>
+        </w:rPr>
+      </w:r>
+      <w:r>
+        <w:rPr>
+          <w:b/>
+          <w:lang w:val="pt_PT" w:bidi="pt_PT"/>
+        </w:rPr>
         <w:t>"</w:t>
       </w:r>
       <w:r>
@@ -25806,6 +29601,21 @@
           <w:b/>
           <w:lang w:val="pt_PT" w:bidi="pt_PT"/>
         </w:rPr>
+        <w:t>καὶ</w:t>
+      </w:r>
+    </w:p>
+    <w:p>
+      <w:pPr/>
+      <w:r>
+        <w:rPr>
+          <w:lang w:val="pt_PT" w:bidi="pt_PT"/>
+        </w:rPr>
+      </w:r>
+      <w:r>
+        <w:rPr>
+          <w:b/>
+          <w:lang w:val="pt_PT" w:bidi="pt_PT"/>
+        </w:rPr>
         <w:t>"Mas".</w:t>
       </w:r>
     </w:p>
@@ -25915,6 +29725,21 @@
           <w:b/>
           <w:lang w:val="pt_PT" w:bidi="pt_PT"/>
         </w:rPr>
+        <w:t>τούτους ἀποτρέπου</w:t>
+      </w:r>
+    </w:p>
+    <w:p>
+      <w:pPr/>
+      <w:r>
+        <w:rPr>
+          <w:lang w:val="pt_PT" w:bidi="pt_PT"/>
+        </w:rPr>
+      </w:r>
+      <w:r>
+        <w:rPr>
+          <w:b/>
+          <w:lang w:val="pt_PT" w:bidi="pt_PT"/>
+        </w:rPr>
         <w:t>"</w:t>
       </w:r>
       <w:r>
@@ -26012,6 +29837,21 @@
           <w:b/>
           <w:lang w:val="pt_PT" w:bidi="pt_PT"/>
         </w:rPr>
+        <w:t>τούτους</w:t>
+      </w:r>
+    </w:p>
+    <w:p>
+      <w:pPr/>
+      <w:r>
+        <w:rPr>
+          <w:lang w:val="pt_PT" w:bidi="pt_PT"/>
+        </w:rPr>
+      </w:r>
+      <w:r>
+        <w:rPr>
+          <w:b/>
+          <w:lang w:val="pt_PT" w:bidi="pt_PT"/>
+        </w:rPr>
         <w:t>"dessa".</w:t>
       </w:r>
     </w:p>
@@ -26081,6 +29921,21 @@
         <w:rPr>
           <w:lang w:val="pt_PT" w:bidi="pt_PT"/>
         </w:rPr>
+      </w:r>
+    </w:p>
+    <w:p>
+      <w:pPr/>
+      <w:r>
+        <w:rPr>
+          <w:lang w:val="pt_PT" w:bidi="pt_PT"/>
+        </w:rPr>
+      </w:r>
+      <w:r>
+        <w:rPr>
+          <w:b/>
+          <w:lang w:val="pt_PT" w:bidi="pt_PT"/>
+        </w:rPr>
+        <w:t>γάρ</w:t>
       </w:r>
     </w:p>
     <w:p>
@@ -26196,6 +30051,21 @@
           <w:b/>
           <w:lang w:val="pt_PT" w:bidi="pt_PT"/>
         </w:rPr>
+        <w:t>ἐκ τούτων</w:t>
+      </w:r>
+    </w:p>
+    <w:p>
+      <w:pPr/>
+      <w:r>
+        <w:rPr>
+          <w:lang w:val="pt_PT" w:bidi="pt_PT"/>
+        </w:rPr>
+      </w:r>
+      <w:r>
+        <w:rPr>
+          <w:b/>
+          <w:lang w:val="pt_PT" w:bidi="pt_PT"/>
+        </w:rPr>
         <w:t>"Alguns deles".</w:t>
       </w:r>
     </w:p>
@@ -26310,6 +30180,21 @@
           <w:b/>
           <w:lang w:val="pt_PT" w:bidi="pt_PT"/>
         </w:rPr>
+        <w:t>οἱ ἐνδύνοντες εἰς τὰς οἰκίας</w:t>
+      </w:r>
+    </w:p>
+    <w:p>
+      <w:pPr/>
+      <w:r>
+        <w:rPr>
+          <w:lang w:val="pt_PT" w:bidi="pt_PT"/>
+        </w:rPr>
+      </w:r>
+      <w:r>
+        <w:rPr>
+          <w:b/>
+          <w:lang w:val="pt_PT" w:bidi="pt_PT"/>
+        </w:rPr>
         <w:t>"</w:t>
       </w:r>
       <w:r>
@@ -26420,6 +30305,21 @@
           <w:b/>
           <w:lang w:val="pt_PT" w:bidi="pt_PT"/>
         </w:rPr>
+        <w:t>αἰχμαλωτίζοντες</w:t>
+      </w:r>
+    </w:p>
+    <w:p>
+      <w:pPr/>
+      <w:r>
+        <w:rPr>
+          <w:lang w:val="pt_PT" w:bidi="pt_PT"/>
+        </w:rPr>
+      </w:r>
+      <w:r>
+        <w:rPr>
+          <w:b/>
+          <w:lang w:val="pt_PT" w:bidi="pt_PT"/>
+        </w:rPr>
         <w:t>"</w:t>
       </w:r>
       <w:r>
@@ -26543,6 +30443,21 @@
           <w:b/>
           <w:lang w:val="pt_PT" w:bidi="pt_PT"/>
         </w:rPr>
+        <w:t>γυναικάρια</w:t>
+      </w:r>
+    </w:p>
+    <w:p>
+      <w:pPr/>
+      <w:r>
+        <w:rPr>
+          <w:lang w:val="pt_PT" w:bidi="pt_PT"/>
+        </w:rPr>
+      </w:r>
+      <w:r>
+        <w:rPr>
+          <w:b/>
+          <w:lang w:val="pt_PT" w:bidi="pt_PT"/>
+        </w:rPr>
         <w:t>"mulheres fracas".</w:t>
       </w:r>
     </w:p>
@@ -26652,6 +30567,21 @@
           <w:b/>
           <w:lang w:val="pt_PT" w:bidi="pt_PT"/>
         </w:rPr>
+        <w:t>σεσωρευμένα ἁμαρτίαις</w:t>
+      </w:r>
+    </w:p>
+    <w:p>
+      <w:pPr/>
+      <w:r>
+        <w:rPr>
+          <w:lang w:val="pt_PT" w:bidi="pt_PT"/>
+        </w:rPr>
+      </w:r>
+      <w:r>
+        <w:rPr>
+          <w:b/>
+          <w:lang w:val="pt_PT" w:bidi="pt_PT"/>
+        </w:rPr>
         <w:t>"</w:t>
       </w:r>
       <w:r>
@@ -26775,6 +30705,21 @@
           <w:b/>
           <w:lang w:val="pt_PT" w:bidi="pt_PT"/>
         </w:rPr>
+        <w:t>σεσωρευμένα ἁμαρτίαις</w:t>
+      </w:r>
+    </w:p>
+    <w:p>
+      <w:pPr/>
+      <w:r>
+        <w:rPr>
+          <w:lang w:val="pt_PT" w:bidi="pt_PT"/>
+        </w:rPr>
+      </w:r>
+      <w:r>
+        <w:rPr>
+          <w:b/>
+          <w:lang w:val="pt_PT" w:bidi="pt_PT"/>
+        </w:rPr>
         <w:t>"</w:t>
       </w:r>
       <w:r>
@@ -26872,6 +30817,21 @@
           <w:b/>
           <w:lang w:val="pt_PT" w:bidi="pt_PT"/>
         </w:rPr>
+        <w:t>ἀγόμενα ἐπιθυμίαις ποικίλαις</w:t>
+      </w:r>
+    </w:p>
+    <w:p>
+      <w:pPr/>
+      <w:r>
+        <w:rPr>
+          <w:lang w:val="pt_PT" w:bidi="pt_PT"/>
+        </w:rPr>
+      </w:r>
+      <w:r>
+        <w:rPr>
+          <w:b/>
+          <w:lang w:val="pt_PT" w:bidi="pt_PT"/>
+        </w:rPr>
         <w:t>"</w:t>
       </w:r>
       <w:r>
@@ -26982,6 +30942,21 @@
           <w:b/>
           <w:lang w:val="pt_PT" w:bidi="pt_PT"/>
         </w:rPr>
+        <w:t>ἀγόμενα ἐπιθυμίαις ποικίλαις</w:t>
+      </w:r>
+    </w:p>
+    <w:p>
+      <w:pPr/>
+      <w:r>
+        <w:rPr>
+          <w:lang w:val="pt_PT" w:bidi="pt_PT"/>
+        </w:rPr>
+      </w:r>
+      <w:r>
+        <w:rPr>
+          <w:b/>
+          <w:lang w:val="pt_PT" w:bidi="pt_PT"/>
+        </w:rPr>
         <w:t>"</w:t>
       </w:r>
       <w:r>
@@ -27079,6 +31054,21 @@
           <w:b/>
           <w:lang w:val="pt_PT" w:bidi="pt_PT"/>
         </w:rPr>
+        <w:t>καὶ</w:t>
+      </w:r>
+    </w:p>
+    <w:p>
+      <w:pPr/>
+      <w:r>
+        <w:rPr>
+          <w:lang w:val="pt_PT" w:bidi="pt_PT"/>
+        </w:rPr>
+      </w:r>
+      <w:r>
+        <w:rPr>
+          <w:b/>
+          <w:lang w:val="pt_PT" w:bidi="pt_PT"/>
+        </w:rPr>
         <w:t>"</w:t>
       </w:r>
       <w:r>
@@ -27189,6 +31179,21 @@
           <w:b/>
           <w:lang w:val="pt_PT" w:bidi="pt_PT"/>
         </w:rPr>
+        <w:t>μηδέποτε εἰς ἐπίγνωσιν ἀληθείας ἐλθεῖν δυνάμενα</w:t>
+      </w:r>
+    </w:p>
+    <w:p>
+      <w:pPr/>
+      <w:r>
+        <w:rPr>
+          <w:lang w:val="pt_PT" w:bidi="pt_PT"/>
+        </w:rPr>
+      </w:r>
+      <w:r>
+        <w:rPr>
+          <w:b/>
+          <w:lang w:val="pt_PT" w:bidi="pt_PT"/>
+        </w:rPr>
         <w:t>"</w:t>
       </w:r>
       <w:r>
@@ -27312,6 +31317,21 @@
           <w:b/>
           <w:lang w:val="pt_PT" w:bidi="pt_PT"/>
         </w:rPr>
+        <w:t>εἰς ἐπίγνωσιν ἀληθείας</w:t>
+      </w:r>
+    </w:p>
+    <w:p>
+      <w:pPr/>
+      <w:r>
+        <w:rPr>
+          <w:lang w:val="pt_PT" w:bidi="pt_PT"/>
+        </w:rPr>
+      </w:r>
+      <w:r>
+        <w:rPr>
+          <w:b/>
+          <w:lang w:val="pt_PT" w:bidi="pt_PT"/>
+        </w:rPr>
         <w:t>"</w:t>
       </w:r>
       <w:r>
@@ -27408,6 +31428,21 @@
         <w:rPr>
           <w:lang w:val="pt_PT" w:bidi="pt_PT"/>
         </w:rPr>
+      </w:r>
+    </w:p>
+    <w:p>
+      <w:pPr/>
+      <w:r>
+        <w:rPr>
+          <w:lang w:val="pt_PT" w:bidi="pt_PT"/>
+        </w:rPr>
+      </w:r>
+      <w:r>
+        <w:rPr>
+          <w:b/>
+          <w:lang w:val="pt_PT" w:bidi="pt_PT"/>
+        </w:rPr>
+        <w:t>Ἰάννης καὶ Ἰαμβρῆς ἀντέστησαν Μωϋσεῖ</w:t>
       </w:r>
     </w:p>
     <w:p>
@@ -27589,6 +31624,21 @@
           <w:b/>
           <w:lang w:val="pt_PT" w:bidi="pt_PT"/>
         </w:rPr>
+        <w:t>Ἰάννης καὶ Ἰαμβρῆς</w:t>
+      </w:r>
+    </w:p>
+    <w:p>
+      <w:pPr/>
+      <w:r>
+        <w:rPr>
+          <w:lang w:val="pt_PT" w:bidi="pt_PT"/>
+        </w:rPr>
+      </w:r>
+      <w:r>
+        <w:rPr>
+          <w:b/>
+          <w:lang w:val="pt_PT" w:bidi="pt_PT"/>
+        </w:rPr>
         <w:t>"Janis e Jambres".</w:t>
       </w:r>
     </w:p>
@@ -27684,6 +31734,21 @@
         <w:rPr>
           <w:lang w:val="pt_PT" w:bidi="pt_PT"/>
         </w:rPr>
+      </w:r>
+    </w:p>
+    <w:p>
+      <w:pPr/>
+      <w:r>
+        <w:rPr>
+          <w:lang w:val="pt_PT" w:bidi="pt_PT"/>
+        </w:rPr>
+      </w:r>
+      <w:r>
+        <w:rPr>
+          <w:b/>
+          <w:lang w:val="pt_PT" w:bidi="pt_PT"/>
+        </w:rPr>
+        <w:t>οὗτοι</w:t>
       </w:r>
     </w:p>
     <w:p>
@@ -27812,6 +31877,21 @@
           <w:b/>
           <w:lang w:val="pt_PT" w:bidi="pt_PT"/>
         </w:rPr>
+        <w:t>τῇ ἀληθείᾳ</w:t>
+      </w:r>
+    </w:p>
+    <w:p>
+      <w:pPr/>
+      <w:r>
+        <w:rPr>
+          <w:lang w:val="pt_PT" w:bidi="pt_PT"/>
+        </w:rPr>
+      </w:r>
+      <w:r>
+        <w:rPr>
+          <w:b/>
+          <w:lang w:val="pt_PT" w:bidi="pt_PT"/>
+        </w:rPr>
         <w:t>"a verdade".</w:t>
       </w:r>
     </w:p>
@@ -27908,6 +31988,21 @@
           <w:b/>
           <w:lang w:val="pt_PT" w:bidi="pt_PT"/>
         </w:rPr>
+        <w:t>ἄνθρωποι</w:t>
+      </w:r>
+    </w:p>
+    <w:p>
+      <w:pPr/>
+      <w:r>
+        <w:rPr>
+          <w:lang w:val="pt_PT" w:bidi="pt_PT"/>
+        </w:rPr>
+      </w:r>
+      <w:r>
+        <w:rPr>
+          <w:b/>
+          <w:lang w:val="pt_PT" w:bidi="pt_PT"/>
+        </w:rPr>
         <w:t>"homens".</w:t>
       </w:r>
     </w:p>
@@ -28004,6 +32099,21 @@
           <w:b/>
           <w:lang w:val="pt_PT" w:bidi="pt_PT"/>
         </w:rPr>
+        <w:t>κατεφθαρμένοι τὸν νοῦν</w:t>
+      </w:r>
+    </w:p>
+    <w:p>
+      <w:pPr/>
+      <w:r>
+        <w:rPr>
+          <w:lang w:val="pt_PT" w:bidi="pt_PT"/>
+        </w:rPr>
+      </w:r>
+      <w:r>
+        <w:rPr>
+          <w:b/>
+          <w:lang w:val="pt_PT" w:bidi="pt_PT"/>
+        </w:rPr>
         <w:t>"</w:t>
       </w:r>
       <w:r>
@@ -28101,6 +32211,21 @@
           <w:b/>
           <w:lang w:val="pt_PT" w:bidi="pt_PT"/>
         </w:rPr>
+        <w:t>τὸν νοῦν</w:t>
+      </w:r>
+    </w:p>
+    <w:p>
+      <w:pPr/>
+      <w:r>
+        <w:rPr>
+          <w:lang w:val="pt_PT" w:bidi="pt_PT"/>
+        </w:rPr>
+      </w:r>
+      <w:r>
+        <w:rPr>
+          <w:b/>
+          <w:lang w:val="pt_PT" w:bidi="pt_PT"/>
+        </w:rPr>
         <w:t>"o juízo".</w:t>
       </w:r>
     </w:p>
@@ -28197,6 +32322,21 @@
           <w:b/>
           <w:lang w:val="pt_PT" w:bidi="pt_PT"/>
         </w:rPr>
+        <w:t>ἀδόκιμοι περὶ τὴν πίστιν</w:t>
+      </w:r>
+    </w:p>
+    <w:p>
+      <w:pPr/>
+      <w:r>
+        <w:rPr>
+          <w:lang w:val="pt_PT" w:bidi="pt_PT"/>
+        </w:rPr>
+      </w:r>
+      <w:r>
+        <w:rPr>
+          <w:b/>
+          <w:lang w:val="pt_PT" w:bidi="pt_PT"/>
+        </w:rPr>
         <w:t>"fracassaram na fé".</w:t>
       </w:r>
     </w:p>
@@ -28293,6 +32433,21 @@
           <w:b/>
           <w:lang w:val="pt_PT" w:bidi="pt_PT"/>
         </w:rPr>
+        <w:t>περὶ τὴν πίστιν</w:t>
+      </w:r>
+    </w:p>
+    <w:p>
+      <w:pPr/>
+      <w:r>
+        <w:rPr>
+          <w:lang w:val="pt_PT" w:bidi="pt_PT"/>
+        </w:rPr>
+      </w:r>
+      <w:r>
+        <w:rPr>
+          <w:b/>
+          <w:lang w:val="pt_PT" w:bidi="pt_PT"/>
+        </w:rPr>
         <w:t>"na fé".</w:t>
       </w:r>
     </w:p>
@@ -28415,6 +32570,21 @@
           <w:b/>
           <w:lang w:val="pt_PT" w:bidi="pt_PT"/>
         </w:rPr>
+        <w:t>περὶ τὴν πίστιν</w:t>
+      </w:r>
+    </w:p>
+    <w:p>
+      <w:pPr/>
+      <w:r>
+        <w:rPr>
+          <w:lang w:val="pt_PT" w:bidi="pt_PT"/>
+        </w:rPr>
+      </w:r>
+      <w:r>
+        <w:rPr>
+          <w:b/>
+          <w:lang w:val="pt_PT" w:bidi="pt_PT"/>
+        </w:rPr>
         <w:t>"fracassaram na fé".</w:t>
       </w:r>
     </w:p>
@@ -28497,6 +32667,21 @@
         <w:rPr>
           <w:lang w:val="pt_PT" w:bidi="pt_PT"/>
         </w:rPr>
+      </w:r>
+    </w:p>
+    <w:p>
+      <w:pPr/>
+      <w:r>
+        <w:rPr>
+          <w:lang w:val="pt_PT" w:bidi="pt_PT"/>
+        </w:rPr>
+      </w:r>
+      <w:r>
+        <w:rPr>
+          <w:b/>
+          <w:lang w:val="pt_PT" w:bidi="pt_PT"/>
+        </w:rPr>
+        <w:t>ἀλλ’</w:t>
       </w:r>
     </w:p>
     <w:p>
@@ -28625,6 +32810,21 @@
           <w:b/>
           <w:lang w:val="pt_PT" w:bidi="pt_PT"/>
         </w:rPr>
+        <w:t>οὐ προκόψουσιν ἐπὶ πλεῖον</w:t>
+      </w:r>
+    </w:p>
+    <w:p>
+      <w:pPr/>
+      <w:r>
+        <w:rPr>
+          <w:lang w:val="pt_PT" w:bidi="pt_PT"/>
+        </w:rPr>
+      </w:r>
+      <w:r>
+        <w:rPr>
+          <w:b/>
+          <w:lang w:val="pt_PT" w:bidi="pt_PT"/>
+        </w:rPr>
         <w:t>"não irão longe".</w:t>
       </w:r>
     </w:p>
@@ -28708,6 +32908,21 @@
           <w:b/>
           <w:lang w:val="pt_PT" w:bidi="pt_PT"/>
         </w:rPr>
+        <w:t>ἡ &amp; ἄνοια αὐτῶν</w:t>
+      </w:r>
+    </w:p>
+    <w:p>
+      <w:pPr/>
+      <w:r>
+        <w:rPr>
+          <w:lang w:val="pt_PT" w:bidi="pt_PT"/>
+        </w:rPr>
+      </w:r>
+      <w:r>
+        <w:rPr>
+          <w:b/>
+          <w:lang w:val="pt_PT" w:bidi="pt_PT"/>
+        </w:rPr>
         <w:t>"são tolos".</w:t>
       </w:r>
     </w:p>
@@ -28804,6 +33019,21 @@
           <w:b/>
           <w:lang w:val="pt_PT" w:bidi="pt_PT"/>
         </w:rPr>
+        <w:t>πᾶσιν</w:t>
+      </w:r>
+    </w:p>
+    <w:p>
+      <w:pPr/>
+      <w:r>
+        <w:rPr>
+          <w:lang w:val="pt_PT" w:bidi="pt_PT"/>
+        </w:rPr>
+      </w:r>
+      <w:r>
+        <w:rPr>
+          <w:b/>
+          <w:lang w:val="pt_PT" w:bidi="pt_PT"/>
+        </w:rPr>
         <w:t>"todos verão".</w:t>
       </w:r>
     </w:p>
@@ -28900,6 +33130,21 @@
           <w:b/>
           <w:lang w:val="pt_PT" w:bidi="pt_PT"/>
         </w:rPr>
+        <w:t>πᾶσιν</w:t>
+      </w:r>
+    </w:p>
+    <w:p>
+      <w:pPr/>
+      <w:r>
+        <w:rPr>
+          <w:lang w:val="pt_PT" w:bidi="pt_PT"/>
+        </w:rPr>
+      </w:r>
+      <w:r>
+        <w:rPr>
+          <w:b/>
+          <w:lang w:val="pt_PT" w:bidi="pt_PT"/>
+        </w:rPr>
         <w:t>"todos verão".</w:t>
       </w:r>
     </w:p>
@@ -28996,6 +33241,21 @@
           <w:b/>
           <w:lang w:val="pt_PT" w:bidi="pt_PT"/>
         </w:rPr>
+        <w:t>ἡ ἐκείνων</w:t>
+      </w:r>
+    </w:p>
+    <w:p>
+      <w:pPr/>
+      <w:r>
+        <w:rPr>
+          <w:lang w:val="pt_PT" w:bidi="pt_PT"/>
+        </w:rPr>
+      </w:r>
+      <w:r>
+        <w:rPr>
+          <w:b/>
+          <w:lang w:val="pt_PT" w:bidi="pt_PT"/>
+        </w:rPr>
         <w:t>"como eles".</w:t>
       </w:r>
     </w:p>
@@ -29092,6 +33352,21 @@
           <w:b/>
           <w:lang w:val="pt_PT" w:bidi="pt_PT"/>
         </w:rPr>
+        <w:t>ἐγένετο</w:t>
+      </w:r>
+    </w:p>
+    <w:p>
+      <w:pPr/>
+      <w:r>
+        <w:rPr>
+          <w:lang w:val="pt_PT" w:bidi="pt_PT"/>
+        </w:rPr>
+      </w:r>
+      <w:r>
+        <w:rPr>
+          <w:b/>
+          <w:lang w:val="pt_PT" w:bidi="pt_PT"/>
+        </w:rPr>
         <w:t>"foi isso que aconteceu".</w:t>
       </w:r>
     </w:p>
@@ -29161,6 +33436,21 @@
         <w:rPr>
           <w:lang w:val="pt_PT" w:bidi="pt_PT"/>
         </w:rPr>
+      </w:r>
+    </w:p>
+    <w:p>
+      <w:pPr/>
+      <w:r>
+        <w:rPr>
+          <w:lang w:val="pt_PT" w:bidi="pt_PT"/>
+        </w:rPr>
+      </w:r>
+      <w:r>
+        <w:rPr>
+          <w:b/>
+          <w:lang w:val="pt_PT" w:bidi="pt_PT"/>
+        </w:rPr>
+        <w:t>ἐγένετο</w:t>
       </w:r>
     </w:p>
     <w:p>
@@ -29294,6 +33584,21 @@
           <w:b/>
           <w:lang w:val="pt_PT" w:bidi="pt_PT"/>
         </w:rPr>
+        <w:t>σὺ δὲ</w:t>
+      </w:r>
+    </w:p>
+    <w:p>
+      <w:pPr/>
+      <w:r>
+        <w:rPr>
+          <w:lang w:val="pt_PT" w:bidi="pt_PT"/>
+        </w:rPr>
+      </w:r>
+      <w:r>
+        <w:rPr>
+          <w:b/>
+          <w:lang w:val="pt_PT" w:bidi="pt_PT"/>
+        </w:rPr>
         <w:t>"Mas você".</w:t>
       </w:r>
     </w:p>
@@ -29403,6 +33708,21 @@
           <w:b/>
           <w:lang w:val="pt_PT" w:bidi="pt_PT"/>
         </w:rPr>
+        <w:t>σὺ &amp; παρηκολούθησάς</w:t>
+      </w:r>
+    </w:p>
+    <w:p>
+      <w:pPr/>
+      <w:r>
+        <w:rPr>
+          <w:lang w:val="pt_PT" w:bidi="pt_PT"/>
+        </w:rPr>
+      </w:r>
+      <w:r>
+        <w:rPr>
+          <w:b/>
+          <w:lang w:val="pt_PT" w:bidi="pt_PT"/>
+        </w:rPr>
         <w:t>"tem seguido".</w:t>
       </w:r>
     </w:p>
@@ -29499,6 +33819,21 @@
           <w:b/>
           <w:lang w:val="pt_PT" w:bidi="pt_PT"/>
         </w:rPr>
+        <w:t>μου τῇ διδασκαλίᾳ, τῇ ἀγωγῇ, τῇ προθέσει, τῇ πίστει, τῇ μακροθυμίᾳ, τῇ ἀγάπῃ, τῇ ὑπομονῇ &amp; τοῖς διωγμοῖς, τοῖς παθήμασιν, οἷά</w:t>
+      </w:r>
+    </w:p>
+    <w:p>
+      <w:pPr/>
+      <w:r>
+        <w:rPr>
+          <w:lang w:val="pt_PT" w:bidi="pt_PT"/>
+        </w:rPr>
+      </w:r>
+      <w:r>
+        <w:rPr>
+          <w:b/>
+          <w:lang w:val="pt_PT" w:bidi="pt_PT"/>
+        </w:rPr>
         <w:t>"</w:t>
       </w:r>
       <w:r>
@@ -29623,6 +33958,21 @@
           <w:b/>
           <w:lang w:val="pt_PT" w:bidi="pt_PT"/>
         </w:rPr>
+        <w:t>οἷά</w:t>
+      </w:r>
+    </w:p>
+    <w:p>
+      <w:pPr/>
+      <w:r>
+        <w:rPr>
+          <w:lang w:val="pt_PT" w:bidi="pt_PT"/>
+        </w:rPr>
+      </w:r>
+      <w:r>
+        <w:rPr>
+          <w:b/>
+          <w:lang w:val="pt_PT" w:bidi="pt_PT"/>
+        </w:rPr>
         <w:t>"as minhas".</w:t>
       </w:r>
     </w:p>
@@ -29745,6 +34095,21 @@
           <w:b/>
           <w:lang w:val="pt_PT" w:bidi="pt_PT"/>
         </w:rPr>
+        <w:t>οἵους διωγμοὺς ὑπήνεγκα</w:t>
+      </w:r>
+    </w:p>
+    <w:p>
+      <w:pPr/>
+      <w:r>
+        <w:rPr>
+          <w:lang w:val="pt_PT" w:bidi="pt_PT"/>
+        </w:rPr>
+      </w:r>
+      <w:r>
+        <w:rPr>
+          <w:b/>
+          <w:lang w:val="pt_PT" w:bidi="pt_PT"/>
+        </w:rPr>
         <w:t>"</w:t>
       </w:r>
       <w:r>
@@ -29855,6 +34220,21 @@
           <w:b/>
           <w:lang w:val="pt_PT" w:bidi="pt_PT"/>
         </w:rPr>
+        <w:t>οἵους διωγμοὺς ὑπήνεγκα</w:t>
+      </w:r>
+    </w:p>
+    <w:p>
+      <w:pPr/>
+      <w:r>
+        <w:rPr>
+          <w:lang w:val="pt_PT" w:bidi="pt_PT"/>
+        </w:rPr>
+      </w:r>
+      <w:r>
+        <w:rPr>
+          <w:b/>
+          <w:lang w:val="pt_PT" w:bidi="pt_PT"/>
+        </w:rPr>
         <w:t>"</w:t>
       </w:r>
       <w:r>
@@ -29965,6 +34345,21 @@
           <w:b/>
           <w:lang w:val="pt_PT" w:bidi="pt_PT"/>
         </w:rPr>
+        <w:t>καὶ</w:t>
+      </w:r>
+    </w:p>
+    <w:p>
+      <w:pPr/>
+      <w:r>
+        <w:rPr>
+          <w:lang w:val="pt_PT" w:bidi="pt_PT"/>
+        </w:rPr>
+      </w:r>
+      <w:r>
+        <w:rPr>
+          <w:b/>
+          <w:lang w:val="pt_PT" w:bidi="pt_PT"/>
+        </w:rPr>
         <w:t>"Porém".</w:t>
       </w:r>
     </w:p>
@@ -30074,6 +34469,21 @@
           <w:b/>
           <w:lang w:val="pt_PT" w:bidi="pt_PT"/>
         </w:rPr>
+        <w:t>καὶ &amp; δὲ</w:t>
+      </w:r>
+    </w:p>
+    <w:p>
+      <w:pPr/>
+      <w:r>
+        <w:rPr>
+          <w:lang w:val="pt_PT" w:bidi="pt_PT"/>
+        </w:rPr>
+      </w:r>
+      <w:r>
+        <w:rPr>
+          <w:b/>
+          <w:lang w:val="pt_PT" w:bidi="pt_PT"/>
+        </w:rPr>
         <w:t>"</w:t>
       </w:r>
       <w:r>
@@ -30171,6 +34581,21 @@
           <w:b/>
           <w:lang w:val="pt_PT" w:bidi="pt_PT"/>
         </w:rPr>
+        <w:t>πάντες &amp; οἱ θέλοντες ζῆν εὐσεβῶς ἐν Χριστῷ Ἰησοῦ διωχθήσονται</w:t>
+      </w:r>
+    </w:p>
+    <w:p>
+      <w:pPr/>
+      <w:r>
+        <w:rPr>
+          <w:lang w:val="pt_PT" w:bidi="pt_PT"/>
+        </w:rPr>
+      </w:r>
+      <w:r>
+        <w:rPr>
+          <w:b/>
+          <w:lang w:val="pt_PT" w:bidi="pt_PT"/>
+        </w:rPr>
         <w:t>"</w:t>
       </w:r>
       <w:r>
@@ -30268,6 +34693,21 @@
           <w:b/>
           <w:lang w:val="pt_PT" w:bidi="pt_PT"/>
         </w:rPr>
+        <w:t>ἐν Χριστῷ Ἰησοῦ</w:t>
+      </w:r>
+    </w:p>
+    <w:p>
+      <w:pPr/>
+      <w:r>
+        <w:rPr>
+          <w:lang w:val="pt_PT" w:bidi="pt_PT"/>
+        </w:rPr>
+      </w:r>
+      <w:r>
+        <w:rPr>
+          <w:b/>
+          <w:lang w:val="pt_PT" w:bidi="pt_PT"/>
+        </w:rPr>
         <w:t>"</w:t>
       </w:r>
       <w:r>
@@ -30430,6 +34870,21 @@
           <w:b/>
           <w:lang w:val="pt_PT" w:bidi="pt_PT"/>
         </w:rPr>
+        <w:t>δὲ</w:t>
+      </w:r>
+    </w:p>
+    <w:p>
+      <w:pPr/>
+      <w:r>
+        <w:rPr>
+          <w:lang w:val="pt_PT" w:bidi="pt_PT"/>
+        </w:rPr>
+      </w:r>
+      <w:r>
+        <w:rPr>
+          <w:b/>
+          <w:lang w:val="pt_PT" w:bidi="pt_PT"/>
+        </w:rPr>
         <w:t>"Porém".</w:t>
       </w:r>
     </w:p>
@@ -30552,6 +35007,21 @@
           <w:b/>
           <w:lang w:val="pt_PT" w:bidi="pt_PT"/>
         </w:rPr>
+        <w:t>ἄνθρωποι</w:t>
+      </w:r>
+    </w:p>
+    <w:p>
+      <w:pPr/>
+      <w:r>
+        <w:rPr>
+          <w:lang w:val="pt_PT" w:bidi="pt_PT"/>
+        </w:rPr>
+      </w:r>
+      <w:r>
+        <w:rPr>
+          <w:b/>
+          <w:lang w:val="pt_PT" w:bidi="pt_PT"/>
+        </w:rPr>
         <w:t>"pessoas".</w:t>
       </w:r>
     </w:p>
@@ -30648,6 +35118,21 @@
           <w:b/>
           <w:lang w:val="pt_PT" w:bidi="pt_PT"/>
         </w:rPr>
+        <w:t>πονηροὶ &amp; ἄνθρωποι καὶ γόητες</w:t>
+      </w:r>
+    </w:p>
+    <w:p>
+      <w:pPr/>
+      <w:r>
+        <w:rPr>
+          <w:lang w:val="pt_PT" w:bidi="pt_PT"/>
+        </w:rPr>
+      </w:r>
+      <w:r>
+        <w:rPr>
+          <w:b/>
+          <w:lang w:val="pt_PT" w:bidi="pt_PT"/>
+        </w:rPr>
         <w:t>"</w:t>
       </w:r>
       <w:r>
@@ -30771,6 +35256,21 @@
           <w:b/>
           <w:lang w:val="pt_PT" w:bidi="pt_PT"/>
         </w:rPr>
+        <w:t>προκόψουσιν ἐπὶ τὸ χεῖρον</w:t>
+      </w:r>
+    </w:p>
+    <w:p>
+      <w:pPr/>
+      <w:r>
+        <w:rPr>
+          <w:lang w:val="pt_PT" w:bidi="pt_PT"/>
+        </w:rPr>
+      </w:r>
+      <w:r>
+        <w:rPr>
+          <w:b/>
+          <w:lang w:val="pt_PT" w:bidi="pt_PT"/>
+        </w:rPr>
         <w:t>"irão de mal a pior".</w:t>
       </w:r>
     </w:p>
@@ -30893,6 +35393,21 @@
           <w:b/>
           <w:lang w:val="pt_PT" w:bidi="pt_PT"/>
         </w:rPr>
+        <w:t>ἐπὶ τὸ χεῖρον</w:t>
+      </w:r>
+    </w:p>
+    <w:p>
+      <w:pPr/>
+      <w:r>
+        <w:rPr>
+          <w:lang w:val="pt_PT" w:bidi="pt_PT"/>
+        </w:rPr>
+      </w:r>
+      <w:r>
+        <w:rPr>
+          <w:b/>
+          <w:lang w:val="pt_PT" w:bidi="pt_PT"/>
+        </w:rPr>
         <w:t>"irão de mal a pior".</w:t>
       </w:r>
     </w:p>
@@ -30989,6 +35504,21 @@
           <w:b/>
           <w:lang w:val="pt_PT" w:bidi="pt_PT"/>
         </w:rPr>
+        <w:t>πλανῶντες καὶ πλανώμενοι</w:t>
+      </w:r>
+    </w:p>
+    <w:p>
+      <w:pPr/>
+      <w:r>
+        <w:rPr>
+          <w:lang w:val="pt_PT" w:bidi="pt_PT"/>
+        </w:rPr>
+      </w:r>
+      <w:r>
+        <w:rPr>
+          <w:b/>
+          <w:lang w:val="pt_PT" w:bidi="pt_PT"/>
+        </w:rPr>
         <w:t>"enganando e sendo enganados".</w:t>
       </w:r>
     </w:p>
@@ -31111,6 +35641,21 @@
           <w:b/>
           <w:lang w:val="pt_PT" w:bidi="pt_PT"/>
         </w:rPr>
+        <w:t>πλανώμενοι</w:t>
+      </w:r>
+    </w:p>
+    <w:p>
+      <w:pPr/>
+      <w:r>
+        <w:rPr>
+          <w:lang w:val="pt_PT" w:bidi="pt_PT"/>
+        </w:rPr>
+      </w:r>
+      <w:r>
+        <w:rPr>
+          <w:b/>
+          <w:lang w:val="pt_PT" w:bidi="pt_PT"/>
+        </w:rPr>
         <w:t>"enganando e sendo enganados".</w:t>
       </w:r>
     </w:p>
@@ -31194,6 +35739,21 @@
           <w:b/>
           <w:lang w:val="pt_PT" w:bidi="pt_PT"/>
         </w:rPr>
+        <w:t>σὺ δὲ</w:t>
+      </w:r>
+    </w:p>
+    <w:p>
+      <w:pPr/>
+      <w:r>
+        <w:rPr>
+          <w:lang w:val="pt_PT" w:bidi="pt_PT"/>
+        </w:rPr>
+      </w:r>
+      <w:r>
+        <w:rPr>
+          <w:b/>
+          <w:lang w:val="pt_PT" w:bidi="pt_PT"/>
+        </w:rPr>
         <w:t>"Quanto a você".</w:t>
       </w:r>
     </w:p>
@@ -31290,6 +35850,21 @@
           <w:b/>
           <w:lang w:val="pt_PT" w:bidi="pt_PT"/>
         </w:rPr>
+        <w:t>μένε ἐν οἷς ἔμαθες καὶ ἐπιστώθης, εἰδὼς παρὰ τίνων ἔμαθες</w:t>
+      </w:r>
+    </w:p>
+    <w:p>
+      <w:pPr/>
+      <w:r>
+        <w:rPr>
+          <w:lang w:val="pt_PT" w:bidi="pt_PT"/>
+        </w:rPr>
+      </w:r>
+      <w:r>
+        <w:rPr>
+          <w:b/>
+          <w:lang w:val="pt_PT" w:bidi="pt_PT"/>
+        </w:rPr>
         <w:t>"</w:t>
       </w:r>
       <w:r>
@@ -31387,6 +35962,21 @@
           <w:b/>
           <w:lang w:val="pt_PT" w:bidi="pt_PT"/>
         </w:rPr>
+        <w:t>μένε ἐν</w:t>
+      </w:r>
+    </w:p>
+    <w:p>
+      <w:pPr/>
+      <w:r>
+        <w:rPr>
+          <w:lang w:val="pt_PT" w:bidi="pt_PT"/>
+        </w:rPr>
+      </w:r>
+      <w:r>
+        <w:rPr>
+          <w:b/>
+          <w:lang w:val="pt_PT" w:bidi="pt_PT"/>
+        </w:rPr>
         <w:t>"continue firme".</w:t>
       </w:r>
     </w:p>
@@ -31509,6 +36099,21 @@
           <w:b/>
           <w:lang w:val="pt_PT" w:bidi="pt_PT"/>
         </w:rPr>
+        <w:t>ἐπιστώθης</w:t>
+      </w:r>
+    </w:p>
+    <w:p>
+      <w:pPr/>
+      <w:r>
+        <w:rPr>
+          <w:lang w:val="pt_PT" w:bidi="pt_PT"/>
+        </w:rPr>
+      </w:r>
+      <w:r>
+        <w:rPr>
+          <w:b/>
+          <w:lang w:val="pt_PT" w:bidi="pt_PT"/>
+        </w:rPr>
         <w:t>"Você sabe quem foram".</w:t>
       </w:r>
     </w:p>
@@ -31592,6 +36197,21 @@
           <w:b/>
           <w:lang w:val="pt_PT" w:bidi="pt_PT"/>
         </w:rPr>
+        <w:t>εἰδὼς παρὰ τίνων ἔμαθες</w:t>
+      </w:r>
+    </w:p>
+    <w:p>
+      <w:pPr/>
+      <w:r>
+        <w:rPr>
+          <w:lang w:val="pt_PT" w:bidi="pt_PT"/>
+        </w:rPr>
+      </w:r>
+      <w:r>
+        <w:rPr>
+          <w:b/>
+          <w:lang w:val="pt_PT" w:bidi="pt_PT"/>
+        </w:rPr>
         <w:t>"V</w:t>
       </w:r>
       <w:r>
@@ -31689,6 +36309,21 @@
           <w:b/>
           <w:lang w:val="pt_PT" w:bidi="pt_PT"/>
         </w:rPr>
+        <w:t>ἀπὸ βρέφους</w:t>
+      </w:r>
+    </w:p>
+    <w:p>
+      <w:pPr/>
+      <w:r>
+        <w:rPr>
+          <w:lang w:val="pt_PT" w:bidi="pt_PT"/>
+        </w:rPr>
+      </w:r>
+      <w:r>
+        <w:rPr>
+          <w:b/>
+          <w:lang w:val="pt_PT" w:bidi="pt_PT"/>
+        </w:rPr>
         <w:t>"desde menino".</w:t>
       </w:r>
     </w:p>
@@ -31785,6 +36420,21 @@
           <w:b/>
           <w:lang w:val="pt_PT" w:bidi="pt_PT"/>
         </w:rPr>
+        <w:t>εἰς σωτηρίαν διὰ πίστεως τῆς ἐν Χριστῷ Ἰησοῦ</w:t>
+      </w:r>
+    </w:p>
+    <w:p>
+      <w:pPr/>
+      <w:r>
+        <w:rPr>
+          <w:lang w:val="pt_PT" w:bidi="pt_PT"/>
+        </w:rPr>
+      </w:r>
+      <w:r>
+        <w:rPr>
+          <w:b/>
+          <w:lang w:val="pt_PT" w:bidi="pt_PT"/>
+        </w:rPr>
         <w:t>"</w:t>
       </w:r>
       <w:r>
@@ -31908,6 +36558,21 @@
           <w:b/>
           <w:lang w:val="pt_PT" w:bidi="pt_PT"/>
         </w:rPr>
+        <w:t>τῆς ἐν Χριστῷ Ἰησοῦ</w:t>
+      </w:r>
+    </w:p>
+    <w:p>
+      <w:pPr/>
+      <w:r>
+        <w:rPr>
+          <w:lang w:val="pt_PT" w:bidi="pt_PT"/>
+        </w:rPr>
+      </w:r>
+      <w:r>
+        <w:rPr>
+          <w:b/>
+          <w:lang w:val="pt_PT" w:bidi="pt_PT"/>
+        </w:rPr>
         <w:t>"em Cristo Jesus".</w:t>
       </w:r>
     </w:p>
@@ -32069,6 +36734,21 @@
           <w:b/>
           <w:lang w:val="pt_PT" w:bidi="pt_PT"/>
         </w:rPr>
+        <w:t>πᾶσα Γραφὴ θεόπνευστος καὶ ὠφέλιμος</w:t>
+      </w:r>
+    </w:p>
+    <w:p>
+      <w:pPr/>
+      <w:r>
+        <w:rPr>
+          <w:lang w:val="pt_PT" w:bidi="pt_PT"/>
+        </w:rPr>
+      </w:r>
+      <w:r>
+        <w:rPr>
+          <w:b/>
+          <w:lang w:val="pt_PT" w:bidi="pt_PT"/>
+        </w:rPr>
         <w:t>"</w:t>
       </w:r>
       <w:r>
@@ -32166,6 +36846,21 @@
           <w:b/>
           <w:lang w:val="pt_PT" w:bidi="pt_PT"/>
         </w:rPr>
+        <w:t>πᾶσα Γραφὴ θεόπνευστος καὶ</w:t>
+      </w:r>
+    </w:p>
+    <w:p>
+      <w:pPr/>
+      <w:r>
+        <w:rPr>
+          <w:lang w:val="pt_PT" w:bidi="pt_PT"/>
+        </w:rPr>
+      </w:r>
+      <w:r>
+        <w:rPr>
+          <w:b/>
+          <w:lang w:val="pt_PT" w:bidi="pt_PT"/>
+        </w:rPr>
         <w:t>"</w:t>
       </w:r>
       <w:r>
@@ -32302,6 +36997,21 @@
           <w:b/>
           <w:lang w:val="pt_PT" w:bidi="pt_PT"/>
         </w:rPr>
+        <w:t>πᾶσα Γραφὴ</w:t>
+      </w:r>
+    </w:p>
+    <w:p>
+      <w:pPr/>
+      <w:r>
+        <w:rPr>
+          <w:lang w:val="pt_PT" w:bidi="pt_PT"/>
+        </w:rPr>
+      </w:r>
+      <w:r>
+        <w:rPr>
+          <w:b/>
+          <w:lang w:val="pt_PT" w:bidi="pt_PT"/>
+        </w:rPr>
         <w:t>"toda a Escritura Sagrada".</w:t>
       </w:r>
     </w:p>
@@ -32411,6 +37121,21 @@
           <w:b/>
           <w:lang w:val="pt_PT" w:bidi="pt_PT"/>
         </w:rPr>
+        <w:t>ὠφέλιμος</w:t>
+      </w:r>
+    </w:p>
+    <w:p>
+      <w:pPr/>
+      <w:r>
+        <w:rPr>
+          <w:lang w:val="pt_PT" w:bidi="pt_PT"/>
+        </w:rPr>
+      </w:r>
+      <w:r>
+        <w:rPr>
+          <w:b/>
+          <w:lang w:val="pt_PT" w:bidi="pt_PT"/>
+        </w:rPr>
         <w:t>"é útil".</w:t>
       </w:r>
     </w:p>
@@ -32507,6 +37232,21 @@
           <w:b/>
           <w:lang w:val="pt_PT" w:bidi="pt_PT"/>
         </w:rPr>
+        <w:t>πρὸς διδασκαλίαν, πρὸς ἐλεγμόν, πρὸς ἐπανόρθωσιν, πρὸς παιδείαν τὴν ἐν δικαιοσύνῃ</w:t>
+      </w:r>
+    </w:p>
+    <w:p>
+      <w:pPr/>
+      <w:r>
+        <w:rPr>
+          <w:lang w:val="pt_PT" w:bidi="pt_PT"/>
+        </w:rPr>
+      </w:r>
+      <w:r>
+        <w:rPr>
+          <w:b/>
+          <w:lang w:val="pt_PT" w:bidi="pt_PT"/>
+        </w:rPr>
         <w:t>"</w:t>
       </w:r>
       <w:r>
@@ -32604,6 +37344,21 @@
           <w:b/>
           <w:lang w:val="pt_PT" w:bidi="pt_PT"/>
         </w:rPr>
+        <w:t>ἵνα</w:t>
+      </w:r>
+    </w:p>
+    <w:p>
+      <w:pPr/>
+      <w:r>
+        <w:rPr>
+          <w:lang w:val="pt_PT" w:bidi="pt_PT"/>
+        </w:rPr>
+      </w:r>
+      <w:r>
+        <w:rPr>
+          <w:b/>
+          <w:lang w:val="pt_PT" w:bidi="pt_PT"/>
+        </w:rPr>
         <w:t>"para que".</w:t>
       </w:r>
     </w:p>
@@ -32700,6 +37455,21 @@
           <w:b/>
           <w:lang w:val="pt_PT" w:bidi="pt_PT"/>
         </w:rPr>
+        <w:t>ὁ τοῦ Θεοῦ ἄνθρωπος</w:t>
+      </w:r>
+    </w:p>
+    <w:p>
+      <w:pPr/>
+      <w:r>
+        <w:rPr>
+          <w:lang w:val="pt_PT" w:bidi="pt_PT"/>
+        </w:rPr>
+      </w:r>
+      <w:r>
+        <w:rPr>
+          <w:b/>
+          <w:lang w:val="pt_PT" w:bidi="pt_PT"/>
+        </w:rPr>
         <w:t>"o servo de Deus".</w:t>
       </w:r>
     </w:p>
@@ -32796,6 +37566,21 @@
           <w:b/>
           <w:lang w:val="pt_PT" w:bidi="pt_PT"/>
         </w:rPr>
+        <w:t>ὁ τοῦ Θεοῦ ἄνθρωπος</w:t>
+      </w:r>
+    </w:p>
+    <w:p>
+      <w:pPr/>
+      <w:r>
+        <w:rPr>
+          <w:lang w:val="pt_PT" w:bidi="pt_PT"/>
+        </w:rPr>
+      </w:r>
+      <w:r>
+        <w:rPr>
+          <w:b/>
+          <w:lang w:val="pt_PT" w:bidi="pt_PT"/>
+        </w:rPr>
         <w:t>"o servo de Deus".</w:t>
       </w:r>
     </w:p>
@@ -32892,6 +37677,21 @@
           <w:b/>
           <w:lang w:val="pt_PT" w:bidi="pt_PT"/>
         </w:rPr>
+        <w:t>ὁ τοῦ Θεοῦ ἄνθρωπος</w:t>
+      </w:r>
+    </w:p>
+    <w:p>
+      <w:pPr/>
+      <w:r>
+        <w:rPr>
+          <w:lang w:val="pt_PT" w:bidi="pt_PT"/>
+        </w:rPr>
+      </w:r>
+      <w:r>
+        <w:rPr>
+          <w:b/>
+          <w:lang w:val="pt_PT" w:bidi="pt_PT"/>
+        </w:rPr>
         <w:t>"o servo de Deus".</w:t>
       </w:r>
     </w:p>
@@ -32988,6 +37788,21 @@
           <w:b/>
           <w:lang w:val="pt_PT" w:bidi="pt_PT"/>
         </w:rPr>
+        <w:t>ἄρτιος &amp; πρὸς πᾶν ἔργον ἀγαθὸν ἐξηρτισμένος</w:t>
+      </w:r>
+    </w:p>
+    <w:p>
+      <w:pPr/>
+      <w:r>
+        <w:rPr>
+          <w:lang w:val="pt_PT" w:bidi="pt_PT"/>
+        </w:rPr>
+      </w:r>
+      <w:r>
+        <w:rPr>
+          <w:b/>
+          <w:lang w:val="pt_PT" w:bidi="pt_PT"/>
+        </w:rPr>
         <w:t>"</w:t>
       </w:r>
       <w:r>
@@ -33124,6 +37939,21 @@
           <w:b/>
           <w:lang w:val="pt_PT" w:bidi="pt_PT"/>
         </w:rPr>
+        <w:t>ἐξηρτισμένος</w:t>
+      </w:r>
+    </w:p>
+    <w:p>
+      <w:pPr/>
+      <w:r>
+        <w:rPr>
+          <w:lang w:val="pt_PT" w:bidi="pt_PT"/>
+        </w:rPr>
+      </w:r>
+      <w:r>
+        <w:rPr>
+          <w:b/>
+          <w:lang w:val="pt_PT" w:bidi="pt_PT"/>
+        </w:rPr>
         <w:t>"</w:t>
       </w:r>
       <w:r>
@@ -33357,6 +38187,21 @@
           <w:b/>
           <w:lang w:val="pt_PT" w:bidi="pt_PT"/>
         </w:rPr>
+        <w:t>ζῶντας καὶ νεκρούς</w:t>
+      </w:r>
+    </w:p>
+    <w:p>
+      <w:pPr/>
+      <w:r>
+        <w:rPr>
+          <w:lang w:val="pt_PT" w:bidi="pt_PT"/>
+        </w:rPr>
+      </w:r>
+      <w:r>
+        <w:rPr>
+          <w:b/>
+          <w:lang w:val="pt_PT" w:bidi="pt_PT"/>
+        </w:rPr>
         <w:t>"</w:t>
       </w:r>
       <w:r>
@@ -33480,6 +38325,21 @@
           <w:b/>
           <w:lang w:val="pt_PT" w:bidi="pt_PT"/>
         </w:rPr>
+        <w:t>καὶ τὴν ἐπιφάνειαν αὐτοῦ</w:t>
+      </w:r>
+    </w:p>
+    <w:p>
+      <w:pPr/>
+      <w:r>
+        <w:rPr>
+          <w:lang w:val="pt_PT" w:bidi="pt_PT"/>
+        </w:rPr>
+      </w:r>
+      <w:r>
+        <w:rPr>
+          <w:b/>
+          <w:lang w:val="pt_PT" w:bidi="pt_PT"/>
+        </w:rPr>
         <w:t>"</w:t>
       </w:r>
       <w:r>
@@ -33590,6 +38450,21 @@
           <w:b/>
           <w:lang w:val="pt_PT" w:bidi="pt_PT"/>
         </w:rPr>
+        <w:t>τὴν ἐπιφάνειαν αὐτοῦ</w:t>
+      </w:r>
+    </w:p>
+    <w:p>
+      <w:pPr/>
+      <w:r>
+        <w:rPr>
+          <w:lang w:val="pt_PT" w:bidi="pt_PT"/>
+        </w:rPr>
+      </w:r>
+      <w:r>
+        <w:rPr>
+          <w:b/>
+          <w:lang w:val="pt_PT" w:bidi="pt_PT"/>
+        </w:rPr>
         <w:t>"</w:t>
       </w:r>
       <w:r>
@@ -33713,6 +38588,21 @@
           <w:b/>
           <w:lang w:val="pt_PT" w:bidi="pt_PT"/>
         </w:rPr>
+        <w:t>τὸν λόγον</w:t>
+      </w:r>
+    </w:p>
+    <w:p>
+      <w:pPr/>
+      <w:r>
+        <w:rPr>
+          <w:lang w:val="pt_PT" w:bidi="pt_PT"/>
+        </w:rPr>
+      </w:r>
+      <w:r>
+        <w:rPr>
+          <w:b/>
+          <w:lang w:val="pt_PT" w:bidi="pt_PT"/>
+        </w:rPr>
         <w:t>"a mensagem".</w:t>
       </w:r>
     </w:p>
@@ -33809,6 +38699,21 @@
           <w:b/>
           <w:lang w:val="pt_PT" w:bidi="pt_PT"/>
         </w:rPr>
+        <w:t>ἐπίστηθι</w:t>
+      </w:r>
+    </w:p>
+    <w:p>
+      <w:pPr/>
+      <w:r>
+        <w:rPr>
+          <w:lang w:val="pt_PT" w:bidi="pt_PT"/>
+        </w:rPr>
+      </w:r>
+      <w:r>
+        <w:rPr>
+          <w:b/>
+          <w:lang w:val="pt_PT" w:bidi="pt_PT"/>
+        </w:rPr>
         <w:t>"insista".</w:t>
       </w:r>
     </w:p>
@@ -33905,6 +38810,21 @@
           <w:b/>
           <w:lang w:val="pt_PT" w:bidi="pt_PT"/>
         </w:rPr>
+        <w:t>εὐκαίρως, ἀκαίρως</w:t>
+      </w:r>
+    </w:p>
+    <w:p>
+      <w:pPr/>
+      <w:r>
+        <w:rPr>
+          <w:lang w:val="pt_PT" w:bidi="pt_PT"/>
+        </w:rPr>
+      </w:r>
+      <w:r>
+        <w:rPr>
+          <w:b/>
+          <w:lang w:val="pt_PT" w:bidi="pt_PT"/>
+        </w:rPr>
         <w:t>"seja no tempo certo ou não".</w:t>
       </w:r>
     </w:p>
@@ -33988,6 +38908,21 @@
           <w:b/>
           <w:lang w:val="pt_PT" w:bidi="pt_PT"/>
         </w:rPr>
+        <w:t>ἐν πάσῃ μακροθυμίᾳ καὶ διδαχῇ</w:t>
+      </w:r>
+    </w:p>
+    <w:p>
+      <w:pPr/>
+      <w:r>
+        <w:rPr>
+          <w:lang w:val="pt_PT" w:bidi="pt_PT"/>
+        </w:rPr>
+      </w:r>
+      <w:r>
+        <w:rPr>
+          <w:b/>
+          <w:lang w:val="pt_PT" w:bidi="pt_PT"/>
+        </w:rPr>
         <w:t>"</w:t>
       </w:r>
       <w:r>
@@ -34137,6 +39072,21 @@
           <w:b/>
           <w:lang w:val="pt_PT" w:bidi="pt_PT"/>
         </w:rPr>
+        <w:t>ἐν πάσῃ μακροθυμίᾳ καὶ διδαχῇ</w:t>
+      </w:r>
+    </w:p>
+    <w:p>
+      <w:pPr/>
+      <w:r>
+        <w:rPr>
+          <w:lang w:val="pt_PT" w:bidi="pt_PT"/>
+        </w:rPr>
+      </w:r>
+      <w:r>
+        <w:rPr>
+          <w:b/>
+          <w:lang w:val="pt_PT" w:bidi="pt_PT"/>
+        </w:rPr>
         <w:t>"</w:t>
       </w:r>
       <w:r>
@@ -34273,6 +39223,21 @@
           <w:b/>
           <w:lang w:val="pt_PT" w:bidi="pt_PT"/>
         </w:rPr>
+        <w:t>γὰρ</w:t>
+      </w:r>
+    </w:p>
+    <w:p>
+      <w:pPr/>
+      <w:r>
+        <w:rPr>
+          <w:lang w:val="pt_PT" w:bidi="pt_PT"/>
+        </w:rPr>
+      </w:r>
+      <w:r>
+        <w:rPr>
+          <w:b/>
+          <w:lang w:val="pt_PT" w:bidi="pt_PT"/>
+        </w:rPr>
         <w:t>"Pois".</w:t>
       </w:r>
     </w:p>
@@ -34382,6 +39347,21 @@
           <w:b/>
           <w:lang w:val="pt_PT" w:bidi="pt_PT"/>
         </w:rPr>
+        <w:t>ἔσται &amp; καιρὸς ὅτε</w:t>
+      </w:r>
+    </w:p>
+    <w:p>
+      <w:pPr/>
+      <w:r>
+        <w:rPr>
+          <w:lang w:val="pt_PT" w:bidi="pt_PT"/>
+        </w:rPr>
+      </w:r>
+      <w:r>
+        <w:rPr>
+          <w:b/>
+          <w:lang w:val="pt_PT" w:bidi="pt_PT"/>
+        </w:rPr>
         <w:t>"</w:t>
       </w:r>
       <w:r>
@@ -34459,6 +39439,21 @@
           <w:b/>
           <w:lang w:val="pt_PT" w:bidi="pt_PT"/>
         </w:rPr>
+        <w:t>οὐκ ἀνέξονται</w:t>
+      </w:r>
+    </w:p>
+    <w:p>
+      <w:pPr/>
+      <w:r>
+        <w:rPr>
+          <w:lang w:val="pt_PT" w:bidi="pt_PT"/>
+        </w:rPr>
+      </w:r>
+      <w:r>
+        <w:rPr>
+          <w:b/>
+          <w:lang w:val="pt_PT" w:bidi="pt_PT"/>
+        </w:rPr>
         <w:t>"</w:t>
       </w:r>
       <w:r>
@@ -34569,6 +39564,21 @@
           <w:b/>
           <w:lang w:val="pt_PT" w:bidi="pt_PT"/>
         </w:rPr>
+        <w:t>οὐκ ἀνέξονται</w:t>
+      </w:r>
+    </w:p>
+    <w:p>
+      <w:pPr/>
+      <w:r>
+        <w:rPr>
+          <w:lang w:val="pt_PT" w:bidi="pt_PT"/>
+        </w:rPr>
+      </w:r>
+      <w:r>
+        <w:rPr>
+          <w:b/>
+          <w:lang w:val="pt_PT" w:bidi="pt_PT"/>
+        </w:rPr>
         <w:t>"</w:t>
       </w:r>
       <w:r>
@@ -34692,6 +39702,21 @@
           <w:b/>
           <w:lang w:val="pt_PT" w:bidi="pt_PT"/>
         </w:rPr>
+        <w:t>τῆς ὑγιαινούσης διδασκαλίας</w:t>
+      </w:r>
+    </w:p>
+    <w:p>
+      <w:pPr/>
+      <w:r>
+        <w:rPr>
+          <w:lang w:val="pt_PT" w:bidi="pt_PT"/>
+        </w:rPr>
+      </w:r>
+      <w:r>
+        <w:rPr>
+          <w:b/>
+          <w:lang w:val="pt_PT" w:bidi="pt_PT"/>
+        </w:rPr>
         <w:t>"ao verdadeiro ensinamento".</w:t>
       </w:r>
     </w:p>
@@ -34788,6 +39813,21 @@
           <w:b/>
           <w:lang w:val="pt_PT" w:bidi="pt_PT"/>
         </w:rPr>
+        <w:t>κατὰ τὰς ἰδίας ἐπιθυμίας, ἑαυτοῖς ἐπισωρεύσουσιν διδασκάλους</w:t>
+      </w:r>
+    </w:p>
+    <w:p>
+      <w:pPr/>
+      <w:r>
+        <w:rPr>
+          <w:lang w:val="pt_PT" w:bidi="pt_PT"/>
+        </w:rPr>
+      </w:r>
+      <w:r>
+        <w:rPr>
+          <w:b/>
+          <w:lang w:val="pt_PT" w:bidi="pt_PT"/>
+        </w:rPr>
         <w:t>"</w:t>
       </w:r>
       <w:r>
@@ -34930,6 +39970,21 @@
           <w:b/>
           <w:lang w:val="pt_PT" w:bidi="pt_PT"/>
         </w:rPr>
+        <w:t>ἑαυτοῖς ἐπισωρεύσουσιν διδασκάλους</w:t>
+      </w:r>
+    </w:p>
+    <w:p>
+      <w:pPr/>
+      <w:r>
+        <w:rPr>
+          <w:lang w:val="pt_PT" w:bidi="pt_PT"/>
+        </w:rPr>
+      </w:r>
+      <w:r>
+        <w:rPr>
+          <w:b/>
+          <w:lang w:val="pt_PT" w:bidi="pt_PT"/>
+        </w:rPr>
         <w:t>"</w:t>
       </w:r>
       <w:r>
@@ -35053,6 +40108,21 @@
           <w:b/>
           <w:lang w:val="pt_PT" w:bidi="pt_PT"/>
         </w:rPr>
+        <w:t>κνηθόμενοι τὴν ἀκοήν</w:t>
+      </w:r>
+    </w:p>
+    <w:p>
+      <w:pPr/>
+      <w:r>
+        <w:rPr>
+          <w:lang w:val="pt_PT" w:bidi="pt_PT"/>
+        </w:rPr>
+      </w:r>
+      <w:r>
+        <w:rPr>
+          <w:b/>
+          <w:lang w:val="pt_PT" w:bidi="pt_PT"/>
+        </w:rPr>
         <w:t>"</w:t>
       </w:r>
       <w:r>
@@ -35169,6 +40239,21 @@
           <w:b/>
           <w:lang w:val="pt_PT" w:bidi="pt_PT"/>
         </w:rPr>
+        <w:t>τὴν ἀκοήν</w:t>
+      </w:r>
+    </w:p>
+    <w:p>
+      <w:pPr/>
+      <w:r>
+        <w:rPr>
+          <w:lang w:val="pt_PT" w:bidi="pt_PT"/>
+        </w:rPr>
+      </w:r>
+      <w:r>
+        <w:rPr>
+          <w:b/>
+          <w:lang w:val="pt_PT" w:bidi="pt_PT"/>
+        </w:rPr>
         <w:t>"</w:t>
       </w:r>
       <w:r>
@@ -35279,6 +40364,21 @@
           <w:b/>
           <w:lang w:val="pt_PT" w:bidi="pt_PT"/>
         </w:rPr>
+        <w:t>ἀπὸ μὲν τῆς ἀληθείας τὴν ἀκοὴν ἀποστρέψουσιν</w:t>
+      </w:r>
+    </w:p>
+    <w:p>
+      <w:pPr/>
+      <w:r>
+        <w:rPr>
+          <w:lang w:val="pt_PT" w:bidi="pt_PT"/>
+        </w:rPr>
+      </w:r>
+      <w:r>
+        <w:rPr>
+          <w:b/>
+          <w:lang w:val="pt_PT" w:bidi="pt_PT"/>
+        </w:rPr>
         <w:t>"E</w:t>
       </w:r>
       <w:r>
@@ -35376,6 +40476,21 @@
           <w:b/>
           <w:lang w:val="pt_PT" w:bidi="pt_PT"/>
         </w:rPr>
+        <w:t>τὴν ἀκοὴν</w:t>
+      </w:r>
+    </w:p>
+    <w:p>
+      <w:pPr/>
+      <w:r>
+        <w:rPr>
+          <w:lang w:val="pt_PT" w:bidi="pt_PT"/>
+        </w:rPr>
+      </w:r>
+      <w:r>
+        <w:rPr>
+          <w:b/>
+          <w:lang w:val="pt_PT" w:bidi="pt_PT"/>
+        </w:rPr>
         <w:t>"de ouvir".</w:t>
       </w:r>
     </w:p>
@@ -35459,6 +40574,21 @@
           <w:b/>
           <w:lang w:val="pt_PT" w:bidi="pt_PT"/>
         </w:rPr>
+        <w:t>τῆς ἀληθείας</w:t>
+      </w:r>
+    </w:p>
+    <w:p>
+      <w:pPr/>
+      <w:r>
+        <w:rPr>
+          <w:lang w:val="pt_PT" w:bidi="pt_PT"/>
+        </w:rPr>
+      </w:r>
+      <w:r>
+        <w:rPr>
+          <w:b/>
+          <w:lang w:val="pt_PT" w:bidi="pt_PT"/>
+        </w:rPr>
         <w:t>"a verdade".</w:t>
       </w:r>
     </w:p>
@@ -35555,6 +40685,21 @@
           <w:b/>
           <w:lang w:val="pt_PT" w:bidi="pt_PT"/>
         </w:rPr>
+        <w:t>ἐπὶ &amp; ἐκτραπήσονται</w:t>
+      </w:r>
+    </w:p>
+    <w:p>
+      <w:pPr/>
+      <w:r>
+        <w:rPr>
+          <w:lang w:val="pt_PT" w:bidi="pt_PT"/>
+        </w:rPr>
+      </w:r>
+      <w:r>
+        <w:rPr>
+          <w:b/>
+          <w:lang w:val="pt_PT" w:bidi="pt_PT"/>
+        </w:rPr>
         <w:t>"deixarão de ouvir".</w:t>
       </w:r>
     </w:p>
@@ -35638,6 +40783,21 @@
           <w:b/>
           <w:lang w:val="pt_PT" w:bidi="pt_PT"/>
         </w:rPr>
+        <w:t>ἐπὶ &amp; ἐκτραπήσονται</w:t>
+      </w:r>
+    </w:p>
+    <w:p>
+      <w:pPr/>
+      <w:r>
+        <w:rPr>
+          <w:lang w:val="pt_PT" w:bidi="pt_PT"/>
+        </w:rPr>
+      </w:r>
+      <w:r>
+        <w:rPr>
+          <w:b/>
+          <w:lang w:val="pt_PT" w:bidi="pt_PT"/>
+        </w:rPr>
         <w:t>"</w:t>
       </w:r>
       <w:r>
@@ -35748,6 +40908,21 @@
           <w:b/>
           <w:lang w:val="pt_PT" w:bidi="pt_PT"/>
         </w:rPr>
+        <w:t>τοὺς μύθους</w:t>
+      </w:r>
+    </w:p>
+    <w:p>
+      <w:pPr/>
+      <w:r>
+        <w:rPr>
+          <w:lang w:val="pt_PT" w:bidi="pt_PT"/>
+        </w:rPr>
+      </w:r>
+      <w:r>
+        <w:rPr>
+          <w:b/>
+          <w:lang w:val="pt_PT" w:bidi="pt_PT"/>
+        </w:rPr>
         <w:t>"ás lendas".</w:t>
       </w:r>
     </w:p>
@@ -35844,6 +41019,21 @@
           <w:b/>
           <w:lang w:val="pt_PT" w:bidi="pt_PT"/>
         </w:rPr>
+        <w:t>σὺ δὲ</w:t>
+      </w:r>
+    </w:p>
+    <w:p>
+      <w:pPr/>
+      <w:r>
+        <w:rPr>
+          <w:lang w:val="pt_PT" w:bidi="pt_PT"/>
+        </w:rPr>
+      </w:r>
+      <w:r>
+        <w:rPr>
+          <w:b/>
+          <w:lang w:val="pt_PT" w:bidi="pt_PT"/>
+        </w:rPr>
         <w:t>"Mas você".</w:t>
       </w:r>
     </w:p>
@@ -35926,6 +41116,21 @@
         <w:rPr>
           <w:lang w:val="pt_PT" w:bidi="pt_PT"/>
         </w:rPr>
+      </w:r>
+    </w:p>
+    <w:p>
+      <w:pPr/>
+      <w:r>
+        <w:rPr>
+          <w:lang w:val="pt_PT" w:bidi="pt_PT"/>
+        </w:rPr>
+      </w:r>
+      <w:r>
+        <w:rPr>
+          <w:b/>
+          <w:lang w:val="pt_PT" w:bidi="pt_PT"/>
+        </w:rPr>
+        <w:t>νῆφε</w:t>
       </w:r>
     </w:p>
     <w:p>
@@ -36054,6 +41259,21 @@
           <w:b/>
           <w:lang w:val="pt_PT" w:bidi="pt_PT"/>
         </w:rPr>
+        <w:t>ἐν πᾶσιν</w:t>
+      </w:r>
+    </w:p>
+    <w:p>
+      <w:pPr/>
+      <w:r>
+        <w:rPr>
+          <w:lang w:val="pt_PT" w:bidi="pt_PT"/>
+        </w:rPr>
+      </w:r>
+      <w:r>
+        <w:rPr>
+          <w:b/>
+          <w:lang w:val="pt_PT" w:bidi="pt_PT"/>
+        </w:rPr>
         <w:t>"em todas as situações".</w:t>
       </w:r>
     </w:p>
@@ -36117,6 +41337,21 @@
           <w:b/>
           <w:lang w:val="pt_PT" w:bidi="pt_PT"/>
         </w:rPr>
+        <w:t>κακοπάθησον</w:t>
+      </w:r>
+    </w:p>
+    <w:p>
+      <w:pPr/>
+      <w:r>
+        <w:rPr>
+          <w:lang w:val="pt_PT" w:bidi="pt_PT"/>
+        </w:rPr>
+      </w:r>
+      <w:r>
+        <w:rPr>
+          <w:b/>
+          <w:lang w:val="pt_PT" w:bidi="pt_PT"/>
+        </w:rPr>
         <w:t>"Suporte o sofrimento".</w:t>
       </w:r>
     </w:p>
@@ -36213,6 +41448,21 @@
           <w:b/>
           <w:lang w:val="pt_PT" w:bidi="pt_PT"/>
         </w:rPr>
+        <w:t>ἔργον &amp; εὐαγγελιστοῦ</w:t>
+      </w:r>
+    </w:p>
+    <w:p>
+      <w:pPr/>
+      <w:r>
+        <w:rPr>
+          <w:lang w:val="pt_PT" w:bidi="pt_PT"/>
+        </w:rPr>
+      </w:r>
+      <w:r>
+        <w:rPr>
+          <w:b/>
+          <w:lang w:val="pt_PT" w:bidi="pt_PT"/>
+        </w:rPr>
         <w:t>"</w:t>
       </w:r>
       <w:r>
@@ -36336,6 +41586,21 @@
           <w:b/>
           <w:lang w:val="pt_PT" w:bidi="pt_PT"/>
         </w:rPr>
+        <w:t>τὴν διακονίαν σου πληροφόρησον</w:t>
+      </w:r>
+    </w:p>
+    <w:p>
+      <w:pPr/>
+      <w:r>
+        <w:rPr>
+          <w:lang w:val="pt_PT" w:bidi="pt_PT"/>
+        </w:rPr>
+      </w:r>
+      <w:r>
+        <w:rPr>
+          <w:b/>
+          <w:lang w:val="pt_PT" w:bidi="pt_PT"/>
+        </w:rPr>
         <w:t>"e cumpra bem o seu dever de servo de Deus</w:t>
       </w:r>
       <w:r>
@@ -36439,6 +41704,21 @@
           <w:b/>
           <w:lang w:val="pt_PT" w:bidi="pt_PT"/>
         </w:rPr>
+        <w:t>γὰρ</w:t>
+      </w:r>
+    </w:p>
+    <w:p>
+      <w:pPr/>
+      <w:r>
+        <w:rPr>
+          <w:lang w:val="pt_PT" w:bidi="pt_PT"/>
+        </w:rPr>
+      </w:r>
+      <w:r>
+        <w:rPr>
+          <w:b/>
+          <w:lang w:val="pt_PT" w:bidi="pt_PT"/>
+        </w:rPr>
         <w:t>"Quanto a mim".</w:t>
       </w:r>
     </w:p>
@@ -36548,6 +41828,21 @@
           <w:b/>
           <w:lang w:val="pt_PT" w:bidi="pt_PT"/>
         </w:rPr>
+        <w:t>ἐγὼ &amp; ἤδη σπένδομαι</w:t>
+      </w:r>
+    </w:p>
+    <w:p>
+      <w:pPr/>
+      <w:r>
+        <w:rPr>
+          <w:lang w:val="pt_PT" w:bidi="pt_PT"/>
+        </w:rPr>
+      </w:r>
+      <w:r>
+        <w:rPr>
+          <w:b/>
+          <w:lang w:val="pt_PT" w:bidi="pt_PT"/>
+        </w:rPr>
         <w:t>"</w:t>
       </w:r>
       <w:r>
@@ -36645,6 +41940,21 @@
           <w:b/>
           <w:lang w:val="pt_PT" w:bidi="pt_PT"/>
         </w:rPr>
+        <w:t>ἐγὼ &amp; ἤδη σπένδομαι</w:t>
+      </w:r>
+    </w:p>
+    <w:p>
+      <w:pPr/>
+      <w:r>
+        <w:rPr>
+          <w:lang w:val="pt_PT" w:bidi="pt_PT"/>
+        </w:rPr>
+      </w:r>
+      <w:r>
+        <w:rPr>
+          <w:b/>
+          <w:lang w:val="pt_PT" w:bidi="pt_PT"/>
+        </w:rPr>
         <w:t>"</w:t>
       </w:r>
       <w:r>
@@ -36761,6 +42071,21 @@
           <w:b/>
           <w:lang w:val="pt_PT" w:bidi="pt_PT"/>
         </w:rPr>
+        <w:t>τῆς ἀναλύσεώς μου</w:t>
+      </w:r>
+    </w:p>
+    <w:p>
+      <w:pPr/>
+      <w:r>
+        <w:rPr>
+          <w:lang w:val="pt_PT" w:bidi="pt_PT"/>
+        </w:rPr>
+      </w:r>
+      <w:r>
+        <w:rPr>
+          <w:b/>
+          <w:lang w:val="pt_PT" w:bidi="pt_PT"/>
+        </w:rPr>
         <w:t>"deixar esta vida".</w:t>
       </w:r>
     </w:p>
@@ -36857,6 +42182,21 @@
           <w:b/>
           <w:lang w:val="pt_PT" w:bidi="pt_PT"/>
         </w:rPr>
+        <w:t>τὸν καλὸν ἀγῶνα ἠγώνισμαι</w:t>
+      </w:r>
+    </w:p>
+    <w:p>
+      <w:pPr/>
+      <w:r>
+        <w:rPr>
+          <w:lang w:val="pt_PT" w:bidi="pt_PT"/>
+        </w:rPr>
+      </w:r>
+      <w:r>
+        <w:rPr>
+          <w:b/>
+          <w:lang w:val="pt_PT" w:bidi="pt_PT"/>
+        </w:rPr>
         <w:t>"</w:t>
       </w:r>
       <w:r>
@@ -36967,6 +42307,21 @@
           <w:b/>
           <w:lang w:val="pt_PT" w:bidi="pt_PT"/>
         </w:rPr>
+        <w:t>τὸν καλὸν ἀγῶνα</w:t>
+      </w:r>
+    </w:p>
+    <w:p>
+      <w:pPr/>
+      <w:r>
+        <w:rPr>
+          <w:lang w:val="pt_PT" w:bidi="pt_PT"/>
+        </w:rPr>
+      </w:r>
+      <w:r>
+        <w:rPr>
+          <w:b/>
+          <w:lang w:val="pt_PT" w:bidi="pt_PT"/>
+        </w:rPr>
         <w:t>"</w:t>
       </w:r>
       <w:r>
@@ -37077,6 +42432,21 @@
           <w:b/>
           <w:lang w:val="pt_PT" w:bidi="pt_PT"/>
         </w:rPr>
+        <w:t>τὸν δρόμον τετέλεκα</w:t>
+      </w:r>
+    </w:p>
+    <w:p>
+      <w:pPr/>
+      <w:r>
+        <w:rPr>
+          <w:lang w:val="pt_PT" w:bidi="pt_PT"/>
+        </w:rPr>
+      </w:r>
+      <w:r>
+        <w:rPr>
+          <w:b/>
+          <w:lang w:val="pt_PT" w:bidi="pt_PT"/>
+        </w:rPr>
         <w:t>"</w:t>
       </w:r>
       <w:r>
@@ -37187,6 +42557,21 @@
           <w:b/>
           <w:lang w:val="pt_PT" w:bidi="pt_PT"/>
         </w:rPr>
+        <w:t>τὴν πίστιν τετήρηκα</w:t>
+      </w:r>
+    </w:p>
+    <w:p>
+      <w:pPr/>
+      <w:r>
+        <w:rPr>
+          <w:lang w:val="pt_PT" w:bidi="pt_PT"/>
+        </w:rPr>
+      </w:r>
+      <w:r>
+        <w:rPr>
+          <w:b/>
+          <w:lang w:val="pt_PT" w:bidi="pt_PT"/>
+        </w:rPr>
         <w:t>"conservei a fé".</w:t>
       </w:r>
     </w:p>
@@ -37309,6 +42694,21 @@
           <w:b/>
           <w:lang w:val="pt_PT" w:bidi="pt_PT"/>
         </w:rPr>
+        <w:t>τὴν πίστιν τετήρηκα</w:t>
+      </w:r>
+    </w:p>
+    <w:p>
+      <w:pPr/>
+      <w:r>
+        <w:rPr>
+          <w:lang w:val="pt_PT" w:bidi="pt_PT"/>
+        </w:rPr>
+      </w:r>
+      <w:r>
+        <w:rPr>
+          <w:b/>
+          <w:lang w:val="pt_PT" w:bidi="pt_PT"/>
+        </w:rPr>
         <w:t>"conservei a fé".</w:t>
       </w:r>
     </w:p>
@@ -37431,6 +42831,21 @@
           <w:b/>
           <w:lang w:val="pt_PT" w:bidi="pt_PT"/>
         </w:rPr>
+        <w:t>τὴν πίστιν</w:t>
+      </w:r>
+    </w:p>
+    <w:p>
+      <w:pPr/>
+      <w:r>
+        <w:rPr>
+          <w:lang w:val="pt_PT" w:bidi="pt_PT"/>
+        </w:rPr>
+      </w:r>
+      <w:r>
+        <w:rPr>
+          <w:b/>
+          <w:lang w:val="pt_PT" w:bidi="pt_PT"/>
+        </w:rPr>
         <w:t>"a fé".</w:t>
       </w:r>
     </w:p>
@@ -37527,6 +42942,21 @@
           <w:b/>
           <w:lang w:val="pt_PT" w:bidi="pt_PT"/>
         </w:rPr>
+        <w:t>λοιπὸν</w:t>
+      </w:r>
+    </w:p>
+    <w:p>
+      <w:pPr/>
+      <w:r>
+        <w:rPr>
+          <w:lang w:val="pt_PT" w:bidi="pt_PT"/>
+        </w:rPr>
+      </w:r>
+      <w:r>
+        <w:rPr>
+          <w:b/>
+          <w:lang w:val="pt_PT" w:bidi="pt_PT"/>
+        </w:rPr>
         <w:t>"E agora".</w:t>
       </w:r>
     </w:p>
@@ -37623,6 +43053,21 @@
           <w:b/>
           <w:lang w:val="pt_PT" w:bidi="pt_PT"/>
         </w:rPr>
+        <w:t>ἀπόκειταί &amp; ὁ τῆς δικαιοσύνης στέφανος</w:t>
+      </w:r>
+    </w:p>
+    <w:p>
+      <w:pPr/>
+      <w:r>
+        <w:rPr>
+          <w:lang w:val="pt_PT" w:bidi="pt_PT"/>
+        </w:rPr>
+      </w:r>
+      <w:r>
+        <w:rPr>
+          <w:b/>
+          <w:lang w:val="pt_PT" w:bidi="pt_PT"/>
+        </w:rPr>
         <w:t>"está me esperando o prêmio da vitória</w:t>
       </w:r>
       <w:r>
@@ -37732,6 +43177,21 @@
           <w:b/>
           <w:lang w:val="pt_PT" w:bidi="pt_PT"/>
         </w:rPr>
+        <w:t>ὁ τῆς δικαιοσύνης στέφανος</w:t>
+      </w:r>
+    </w:p>
+    <w:p>
+      <w:pPr/>
+      <w:r>
+        <w:rPr>
+          <w:lang w:val="pt_PT" w:bidi="pt_PT"/>
+        </w:rPr>
+      </w:r>
+      <w:r>
+        <w:rPr>
+          <w:b/>
+          <w:lang w:val="pt_PT" w:bidi="pt_PT"/>
+        </w:rPr>
         <w:t>"</w:t>
       </w:r>
       <w:r>
@@ -37855,6 +43315,21 @@
           <w:b/>
           <w:lang w:val="pt_PT" w:bidi="pt_PT"/>
         </w:rPr>
+        <w:t>ὁ τῆς δικαιοσύνης στέφανος</w:t>
+      </w:r>
+    </w:p>
+    <w:p>
+      <w:pPr/>
+      <w:r>
+        <w:rPr>
+          <w:lang w:val="pt_PT" w:bidi="pt_PT"/>
+        </w:rPr>
+      </w:r>
+      <w:r>
+        <w:rPr>
+          <w:b/>
+          <w:lang w:val="pt_PT" w:bidi="pt_PT"/>
+        </w:rPr>
         <w:t>"</w:t>
       </w:r>
       <w:r>
@@ -37951,6 +43426,21 @@
         <w:rPr>
           <w:lang w:val="pt_PT" w:bidi="pt_PT"/>
         </w:rPr>
+      </w:r>
+    </w:p>
+    <w:p>
+      <w:pPr/>
+      <w:r>
+        <w:rPr>
+          <w:lang w:val="pt_PT" w:bidi="pt_PT"/>
+        </w:rPr>
+      </w:r>
+      <w:r>
+        <w:rPr>
+          <w:b/>
+          <w:lang w:val="pt_PT" w:bidi="pt_PT"/>
+        </w:rPr>
+        <w:t>ἐν, ἐκείνῃ τῇ ἡμέρᾳ</w:t>
       </w:r>
     </w:p>
     <w:p>
@@ -38066,6 +43556,21 @@
           <w:b/>
           <w:lang w:val="pt_PT" w:bidi="pt_PT"/>
         </w:rPr>
+        <w:t>οὐ μόνον δὲ ἐμοὶ, ἀλλὰ καὶ πᾶσιν τοῖς</w:t>
+      </w:r>
+    </w:p>
+    <w:p>
+      <w:pPr/>
+      <w:r>
+        <w:rPr>
+          <w:lang w:val="pt_PT" w:bidi="pt_PT"/>
+        </w:rPr>
+      </w:r>
+      <w:r>
+        <w:rPr>
+          <w:b/>
+          <w:lang w:val="pt_PT" w:bidi="pt_PT"/>
+        </w:rPr>
         <w:t>"</w:t>
       </w:r>
       <w:r>
@@ -38163,6 +43668,21 @@
           <w:b/>
           <w:lang w:val="pt_PT" w:bidi="pt_PT"/>
         </w:rPr>
+        <w:t>πᾶσιν τοῖς ἠγαπηκόσι τὴν ἐπιφάνειαν αὐτοῦ</w:t>
+      </w:r>
+    </w:p>
+    <w:p>
+      <w:pPr/>
+      <w:r>
+        <w:rPr>
+          <w:lang w:val="pt_PT" w:bidi="pt_PT"/>
+        </w:rPr>
+      </w:r>
+      <w:r>
+        <w:rPr>
+          <w:b/>
+          <w:lang w:val="pt_PT" w:bidi="pt_PT"/>
+        </w:rPr>
         <w:t>"</w:t>
       </w:r>
       <w:r>
@@ -38272,6 +43792,21 @@
         <w:rPr>
           <w:lang w:val="pt_PT" w:bidi="pt_PT"/>
         </w:rPr>
+      </w:r>
+    </w:p>
+    <w:p>
+      <w:pPr/>
+      <w:r>
+        <w:rPr>
+          <w:lang w:val="pt_PT" w:bidi="pt_PT"/>
+        </w:rPr>
+      </w:r>
+      <w:r>
+        <w:rPr>
+          <w:b/>
+          <w:lang w:val="pt_PT" w:bidi="pt_PT"/>
+        </w:rPr>
+        <w:t>τὴν ἐπιφάνειαν αὐτοῦ</w:t>
       </w:r>
     </w:p>
     <w:p>
@@ -38413,6 +43948,21 @@
           <w:b/>
           <w:lang w:val="pt_PT" w:bidi="pt_PT"/>
         </w:rPr>
+        <w:t>σπούδασον ἐλθεῖν &amp; ταχέως</w:t>
+      </w:r>
+    </w:p>
+    <w:p>
+      <w:pPr/>
+      <w:r>
+        <w:rPr>
+          <w:lang w:val="pt_PT" w:bidi="pt_PT"/>
+        </w:rPr>
+      </w:r>
+      <w:r>
+        <w:rPr>
+          <w:b/>
+          <w:lang w:val="pt_PT" w:bidi="pt_PT"/>
+        </w:rPr>
         <w:t>"</w:t>
       </w:r>
       <w:r>
@@ -38490,6 +44040,21 @@
           <w:b/>
           <w:lang w:val="pt_PT" w:bidi="pt_PT"/>
         </w:rPr>
+        <w:t>ἐλθεῖν</w:t>
+      </w:r>
+    </w:p>
+    <w:p>
+      <w:pPr/>
+      <w:r>
+        <w:rPr>
+          <w:lang w:val="pt_PT" w:bidi="pt_PT"/>
+        </w:rPr>
+      </w:r>
+      <w:r>
+        <w:rPr>
+          <w:b/>
+          <w:lang w:val="pt_PT" w:bidi="pt_PT"/>
+        </w:rPr>
         <w:t>"Venha me ver".</w:t>
       </w:r>
     </w:p>
@@ -38586,6 +44151,21 @@
           <w:b/>
           <w:lang w:val="pt_PT" w:bidi="pt_PT"/>
         </w:rPr>
+        <w:t>γάρ</w:t>
+      </w:r>
+    </w:p>
+    <w:p>
+      <w:pPr/>
+      <w:r>
+        <w:rPr>
+          <w:lang w:val="pt_PT" w:bidi="pt_PT"/>
+        </w:rPr>
+      </w:r>
+      <w:r>
+        <w:rPr>
+          <w:b/>
+          <w:lang w:val="pt_PT" w:bidi="pt_PT"/>
+        </w:rPr>
         <w:t>"Pois".</w:t>
       </w:r>
     </w:p>
@@ -38695,6 +44275,21 @@
           <w:b/>
           <w:lang w:val="pt_PT" w:bidi="pt_PT"/>
         </w:rPr>
+        <w:t>Δημᾶς &amp; Κρήσκης</w:t>
+      </w:r>
+    </w:p>
+    <w:p>
+      <w:pPr/>
+      <w:r>
+        <w:rPr>
+          <w:lang w:val="pt_PT" w:bidi="pt_PT"/>
+        </w:rPr>
+      </w:r>
+      <w:r>
+        <w:rPr>
+          <w:b/>
+          <w:lang w:val="pt_PT" w:bidi="pt_PT"/>
+        </w:rPr>
         <w:t>"Demas"</w:t>
       </w:r>
       <w:r>
@@ -38817,6 +44412,21 @@
           <w:b/>
           <w:lang w:val="pt_PT" w:bidi="pt_PT"/>
         </w:rPr>
+        <w:t>τὸν νῦν αἰῶνα</w:t>
+      </w:r>
+    </w:p>
+    <w:p>
+      <w:pPr/>
+      <w:r>
+        <w:rPr>
+          <w:lang w:val="pt_PT" w:bidi="pt_PT"/>
+        </w:rPr>
+      </w:r>
+      <w:r>
+        <w:rPr>
+          <w:b/>
+          <w:lang w:val="pt_PT" w:bidi="pt_PT"/>
+        </w:rPr>
         <w:t>"</w:t>
       </w:r>
       <w:r>
@@ -38927,6 +44537,21 @@
           <w:b/>
           <w:lang w:val="pt_PT" w:bidi="pt_PT"/>
         </w:rPr>
+        <w:t>ἐπορεύθη</w:t>
+      </w:r>
+    </w:p>
+    <w:p>
+      <w:pPr/>
+      <w:r>
+        <w:rPr>
+          <w:lang w:val="pt_PT" w:bidi="pt_PT"/>
+        </w:rPr>
+      </w:r>
+      <w:r>
+        <w:rPr>
+          <w:b/>
+          <w:lang w:val="pt_PT" w:bidi="pt_PT"/>
+        </w:rPr>
         <w:t>"foi".</w:t>
       </w:r>
     </w:p>
@@ -39023,6 +44648,21 @@
           <w:b/>
           <w:lang w:val="pt_PT" w:bidi="pt_PT"/>
         </w:rPr>
+        <w:t>Κρήσκης εἰς Γαλατίαν, Τίτος εἰς Δαλματίαν</w:t>
+      </w:r>
+    </w:p>
+    <w:p>
+      <w:pPr/>
+      <w:r>
+        <w:rPr>
+          <w:lang w:val="pt_PT" w:bidi="pt_PT"/>
+        </w:rPr>
+      </w:r>
+      <w:r>
+        <w:rPr>
+          <w:b/>
+          <w:lang w:val="pt_PT" w:bidi="pt_PT"/>
+        </w:rPr>
         <w:t>"</w:t>
       </w:r>
       <w:r>
@@ -39120,6 +44760,21 @@
           <w:b/>
           <w:lang w:val="pt_PT" w:bidi="pt_PT"/>
         </w:rPr>
+        <w:t>Δαλματίαν</w:t>
+      </w:r>
+    </w:p>
+    <w:p>
+      <w:pPr/>
+      <w:r>
+        <w:rPr>
+          <w:lang w:val="pt_PT" w:bidi="pt_PT"/>
+        </w:rPr>
+      </w:r>
+      <w:r>
+        <w:rPr>
+          <w:b/>
+          <w:lang w:val="pt_PT" w:bidi="pt_PT"/>
+        </w:rPr>
         <w:t>"Dalmácia".</w:t>
       </w:r>
     </w:p>
@@ -39216,6 +44871,21 @@
           <w:b/>
           <w:lang w:val="pt_PT" w:bidi="pt_PT"/>
         </w:rPr>
+        <w:t>μοι εὔχρηστος εἰς διακονίαν</w:t>
+      </w:r>
+    </w:p>
+    <w:p>
+      <w:pPr/>
+      <w:r>
+        <w:rPr>
+          <w:lang w:val="pt_PT" w:bidi="pt_PT"/>
+        </w:rPr>
+      </w:r>
+      <w:r>
+        <w:rPr>
+          <w:b/>
+          <w:lang w:val="pt_PT" w:bidi="pt_PT"/>
+        </w:rPr>
         <w:t>"ele pode me ajudar no trabalho".</w:t>
       </w:r>
     </w:p>
@@ -39299,6 +44969,21 @@
           <w:b/>
           <w:lang w:val="pt_PT" w:bidi="pt_PT"/>
         </w:rPr>
+        <w:t>εἰς διακονίαν</w:t>
+      </w:r>
+    </w:p>
+    <w:p>
+      <w:pPr/>
+      <w:r>
+        <w:rPr>
+          <w:lang w:val="pt_PT" w:bidi="pt_PT"/>
+        </w:rPr>
+      </w:r>
+      <w:r>
+        <w:rPr>
+          <w:b/>
+          <w:lang w:val="pt_PT" w:bidi="pt_PT"/>
+        </w:rPr>
         <w:t>"no trabalho".</w:t>
       </w:r>
     </w:p>
@@ -39395,6 +45080,21 @@
           <w:b/>
           <w:lang w:val="pt_PT" w:bidi="pt_PT"/>
         </w:rPr>
+        <w:t>δὲ</w:t>
+      </w:r>
+    </w:p>
+    <w:p>
+      <w:pPr/>
+      <w:r>
+        <w:rPr>
+          <w:lang w:val="pt_PT" w:bidi="pt_PT"/>
+        </w:rPr>
+      </w:r>
+      <w:r>
+        <w:rPr>
+          <w:b/>
+          <w:lang w:val="pt_PT" w:bidi="pt_PT"/>
+        </w:rPr>
         <w:t>"Eu mandei".</w:t>
       </w:r>
     </w:p>
@@ -39478,6 +45178,21 @@
           <w:b/>
           <w:lang w:val="pt_PT" w:bidi="pt_PT"/>
         </w:rPr>
+        <w:t>ἀπέστειλα</w:t>
+      </w:r>
+    </w:p>
+    <w:p>
+      <w:pPr/>
+      <w:r>
+        <w:rPr>
+          <w:lang w:val="pt_PT" w:bidi="pt_PT"/>
+        </w:rPr>
+      </w:r>
+      <w:r>
+        <w:rPr>
+          <w:b/>
+          <w:lang w:val="pt_PT" w:bidi="pt_PT"/>
+        </w:rPr>
         <w:t>"Eu mandei".</w:t>
       </w:r>
     </w:p>
@@ -39613,6 +45328,21 @@
           <w:b/>
           <w:lang w:val="pt_PT" w:bidi="pt_PT"/>
         </w:rPr>
+        <w:t>φελόνην</w:t>
+      </w:r>
+    </w:p>
+    <w:p>
+      <w:pPr/>
+      <w:r>
+        <w:rPr>
+          <w:lang w:val="pt_PT" w:bidi="pt_PT"/>
+        </w:rPr>
+      </w:r>
+      <w:r>
+        <w:rPr>
+          <w:b/>
+          <w:lang w:val="pt_PT" w:bidi="pt_PT"/>
+        </w:rPr>
         <w:t>"capa".</w:t>
       </w:r>
     </w:p>
@@ -39709,6 +45439,21 @@
           <w:b/>
           <w:lang w:val="pt_PT" w:bidi="pt_PT"/>
         </w:rPr>
+        <w:t>Κάρπῳ</w:t>
+      </w:r>
+    </w:p>
+    <w:p>
+      <w:pPr/>
+      <w:r>
+        <w:rPr>
+          <w:lang w:val="pt_PT" w:bidi="pt_PT"/>
+        </w:rPr>
+      </w:r>
+      <w:r>
+        <w:rPr>
+          <w:b/>
+          <w:lang w:val="pt_PT" w:bidi="pt_PT"/>
+        </w:rPr>
         <w:t>"Carpo".</w:t>
       </w:r>
     </w:p>
@@ -39805,6 +45550,21 @@
           <w:b/>
           <w:lang w:val="pt_PT" w:bidi="pt_PT"/>
         </w:rPr>
+        <w:t>ἐρχόμενος</w:t>
+      </w:r>
+    </w:p>
+    <w:p>
+      <w:pPr/>
+      <w:r>
+        <w:rPr>
+          <w:lang w:val="pt_PT" w:bidi="pt_PT"/>
+        </w:rPr>
+      </w:r>
+      <w:r>
+        <w:rPr>
+          <w:b/>
+          <w:lang w:val="pt_PT" w:bidi="pt_PT"/>
+        </w:rPr>
         <w:t>"vier".</w:t>
       </w:r>
     </w:p>
@@ -39901,6 +45661,21 @@
           <w:b/>
           <w:lang w:val="pt_PT" w:bidi="pt_PT"/>
         </w:rPr>
+        <w:t>μάλιστα τὰς μεμβράνας</w:t>
+      </w:r>
+    </w:p>
+    <w:p>
+      <w:pPr/>
+      <w:r>
+        <w:rPr>
+          <w:lang w:val="pt_PT" w:bidi="pt_PT"/>
+        </w:rPr>
+      </w:r>
+      <w:r>
+        <w:rPr>
+          <w:b/>
+          <w:lang w:val="pt_PT" w:bidi="pt_PT"/>
+        </w:rPr>
         <w:t>"principalmente os de couro".</w:t>
       </w:r>
     </w:p>
@@ -40003,6 +45778,21 @@
           <w:b/>
           <w:lang w:val="pt_PT" w:bidi="pt_PT"/>
         </w:rPr>
+        <w:t>τὰς μεμβράνας</w:t>
+      </w:r>
+    </w:p>
+    <w:p>
+      <w:pPr/>
+      <w:r>
+        <w:rPr>
+          <w:lang w:val="pt_PT" w:bidi="pt_PT"/>
+        </w:rPr>
+      </w:r>
+      <w:r>
+        <w:rPr>
+          <w:b/>
+          <w:lang w:val="pt_PT" w:bidi="pt_PT"/>
+        </w:rPr>
         <w:t>"os de couro".</w:t>
       </w:r>
     </w:p>
@@ -40099,6 +45889,21 @@
           <w:b/>
           <w:lang w:val="pt_PT" w:bidi="pt_PT"/>
         </w:rPr>
+        <w:t>Ἀλέξανδρος ὁ χαλκεὺς</w:t>
+      </w:r>
+    </w:p>
+    <w:p>
+      <w:pPr/>
+      <w:r>
+        <w:rPr>
+          <w:lang w:val="pt_PT" w:bidi="pt_PT"/>
+        </w:rPr>
+      </w:r>
+      <w:r>
+        <w:rPr>
+          <w:b/>
+          <w:lang w:val="pt_PT" w:bidi="pt_PT"/>
+        </w:rPr>
         <w:t>"Alexandre, o ferreiro".</w:t>
       </w:r>
     </w:p>
@@ -40195,6 +46000,21 @@
           <w:b/>
           <w:lang w:val="pt_PT" w:bidi="pt_PT"/>
         </w:rPr>
+        <w:t>Ἀλέξανδρος</w:t>
+      </w:r>
+    </w:p>
+    <w:p>
+      <w:pPr/>
+      <w:r>
+        <w:rPr>
+          <w:lang w:val="pt_PT" w:bidi="pt_PT"/>
+        </w:rPr>
+      </w:r>
+      <w:r>
+        <w:rPr>
+          <w:b/>
+          <w:lang w:val="pt_PT" w:bidi="pt_PT"/>
+        </w:rPr>
         <w:t>"Alexandre".</w:t>
       </w:r>
     </w:p>
@@ -40291,6 +46111,21 @@
           <w:b/>
           <w:lang w:val="pt_PT" w:bidi="pt_PT"/>
         </w:rPr>
+        <w:t>πολλά μοι κακὰ ἐνεδείξατο</w:t>
+      </w:r>
+    </w:p>
+    <w:p>
+      <w:pPr/>
+      <w:r>
+        <w:rPr>
+          <w:lang w:val="pt_PT" w:bidi="pt_PT"/>
+        </w:rPr>
+      </w:r>
+      <w:r>
+        <w:rPr>
+          <w:b/>
+          <w:lang w:val="pt_PT" w:bidi="pt_PT"/>
+        </w:rPr>
         <w:t>"me prejudicou muito".</w:t>
       </w:r>
     </w:p>
@@ -40374,6 +46209,21 @@
           <w:b/>
           <w:lang w:val="pt_PT" w:bidi="pt_PT"/>
         </w:rPr>
+        <w:t>ἀποδώσει αὐτῷ ὁ Κύριος</w:t>
+      </w:r>
+    </w:p>
+    <w:p>
+      <w:pPr/>
+      <w:r>
+        <w:rPr>
+          <w:lang w:val="pt_PT" w:bidi="pt_PT"/>
+        </w:rPr>
+      </w:r>
+      <w:r>
+        <w:rPr>
+          <w:b/>
+          <w:lang w:val="pt_PT" w:bidi="pt_PT"/>
+        </w:rPr>
         <w:t>"O Senhor lhe dará a sua recompensa".</w:t>
       </w:r>
     </w:p>
@@ -40483,6 +46333,21 @@
           <w:b/>
           <w:lang w:val="pt_PT" w:bidi="pt_PT"/>
         </w:rPr>
+        <w:t>ὃν καὶ σὺ φυλάσσου, λίαν γὰρ ἀντέστη τοῖς ἡμετέροις λόγοις</w:t>
+      </w:r>
+    </w:p>
+    <w:p>
+      <w:pPr/>
+      <w:r>
+        <w:rPr>
+          <w:lang w:val="pt_PT" w:bidi="pt_PT"/>
+        </w:rPr>
+      </w:r>
+      <w:r>
+        <w:rPr>
+          <w:b/>
+          <w:lang w:val="pt_PT" w:bidi="pt_PT"/>
+        </w:rPr>
         <w:t>"</w:t>
       </w:r>
       <w:r>
@@ -40580,6 +46445,21 @@
           <w:b/>
           <w:lang w:val="pt_PT" w:bidi="pt_PT"/>
         </w:rPr>
+        <w:t>τοῖς ἡμετέροις λόγοις</w:t>
+      </w:r>
+    </w:p>
+    <w:p>
+      <w:pPr/>
+      <w:r>
+        <w:rPr>
+          <w:lang w:val="pt_PT" w:bidi="pt_PT"/>
+        </w:rPr>
+      </w:r>
+      <w:r>
+        <w:rPr>
+          <w:b/>
+          <w:lang w:val="pt_PT" w:bidi="pt_PT"/>
+        </w:rPr>
         <w:t>"nossa mensagem".</w:t>
       </w:r>
     </w:p>
@@ -40683,6 +46563,21 @@
           <w:b/>
           <w:lang w:val="pt_PT" w:bidi="pt_PT"/>
         </w:rPr>
+        <w:t>ἐν τῇ πρώτῃ μου ἀπολογίᾳ</w:t>
+      </w:r>
+    </w:p>
+    <w:p>
+      <w:pPr/>
+      <w:r>
+        <w:rPr>
+          <w:lang w:val="pt_PT" w:bidi="pt_PT"/>
+        </w:rPr>
+      </w:r>
+      <w:r>
+        <w:rPr>
+          <w:b/>
+          <w:lang w:val="pt_PT" w:bidi="pt_PT"/>
+        </w:rPr>
         <w:t>"</w:t>
       </w:r>
       <w:r>
@@ -40786,6 +46681,21 @@
           <w:b/>
           <w:lang w:val="pt_PT" w:bidi="pt_PT"/>
         </w:rPr>
+        <w:t>οὐδείς μοι παρεγένετο</w:t>
+      </w:r>
+    </w:p>
+    <w:p>
+      <w:pPr/>
+      <w:r>
+        <w:rPr>
+          <w:lang w:val="pt_PT" w:bidi="pt_PT"/>
+        </w:rPr>
+      </w:r>
+      <w:r>
+        <w:rPr>
+          <w:b/>
+          <w:lang w:val="pt_PT" w:bidi="pt_PT"/>
+        </w:rPr>
         <w:t>"ninguém ficou comigo".</w:t>
       </w:r>
     </w:p>
@@ -40882,6 +46792,21 @@
           <w:b/>
           <w:lang w:val="pt_PT" w:bidi="pt_PT"/>
         </w:rPr>
+        <w:t>πάντες</w:t>
+      </w:r>
+    </w:p>
+    <w:p>
+      <w:pPr/>
+      <w:r>
+        <w:rPr>
+          <w:lang w:val="pt_PT" w:bidi="pt_PT"/>
+        </w:rPr>
+      </w:r>
+      <w:r>
+        <w:rPr>
+          <w:b/>
+          <w:lang w:val="pt_PT" w:bidi="pt_PT"/>
+        </w:rPr>
         <w:t>"todos".</w:t>
       </w:r>
     </w:p>
@@ -40978,6 +46903,21 @@
           <w:b/>
           <w:lang w:val="pt_PT" w:bidi="pt_PT"/>
         </w:rPr>
+        <w:t>μὴ αὐτοῖς λογισθείη</w:t>
+      </w:r>
+    </w:p>
+    <w:p>
+      <w:pPr/>
+      <w:r>
+        <w:rPr>
+          <w:lang w:val="pt_PT" w:bidi="pt_PT"/>
+        </w:rPr>
+      </w:r>
+      <w:r>
+        <w:rPr>
+          <w:b/>
+          <w:lang w:val="pt_PT" w:bidi="pt_PT"/>
+        </w:rPr>
         <w:t>"</w:t>
       </w:r>
       <w:r>
@@ -41075,6 +47015,21 @@
           <w:b/>
           <w:lang w:val="pt_PT" w:bidi="pt_PT"/>
         </w:rPr>
+        <w:t>μὴ αὐτοῖς λογισθείη</w:t>
+      </w:r>
+    </w:p>
+    <w:p>
+      <w:pPr/>
+      <w:r>
+        <w:rPr>
+          <w:lang w:val="pt_PT" w:bidi="pt_PT"/>
+        </w:rPr>
+      </w:r>
+      <w:r>
+        <w:rPr>
+          <w:b/>
+          <w:lang w:val="pt_PT" w:bidi="pt_PT"/>
+        </w:rPr>
         <w:t>"</w:t>
       </w:r>
       <w:r>
@@ -41158,6 +47113,21 @@
         <w:rPr>
           <w:lang w:val="pt_PT" w:bidi="pt_PT"/>
         </w:rPr>
+      </w:r>
+    </w:p>
+    <w:p>
+      <w:pPr/>
+      <w:r>
+        <w:rPr>
+          <w:lang w:val="pt_PT" w:bidi="pt_PT"/>
+        </w:rPr>
+      </w:r>
+      <w:r>
+        <w:rPr>
+          <w:b/>
+          <w:lang w:val="pt_PT" w:bidi="pt_PT"/>
+        </w:rPr>
+        <w:t>δὲ</w:t>
       </w:r>
     </w:p>
     <w:p>
@@ -41312,6 +47282,21 @@
           <w:b/>
           <w:lang w:val="pt_PT" w:bidi="pt_PT"/>
         </w:rPr>
+        <w:t>ὁ &amp; Κύριός μοι παρέστη</w:t>
+      </w:r>
+    </w:p>
+    <w:p>
+      <w:pPr/>
+      <w:r>
+        <w:rPr>
+          <w:lang w:val="pt_PT" w:bidi="pt_PT"/>
+        </w:rPr>
+      </w:r>
+      <w:r>
+        <w:rPr>
+          <w:b/>
+          <w:lang w:val="pt_PT" w:bidi="pt_PT"/>
+        </w:rPr>
         <w:t>"o Senhor ficou comigo".</w:t>
       </w:r>
     </w:p>
@@ -41434,6 +47419,21 @@
           <w:b/>
           <w:lang w:val="pt_PT" w:bidi="pt_PT"/>
         </w:rPr>
+        <w:t>δι’ ἐμοῦ τὸ κήρυγμα πληροφορηθῇ</w:t>
+      </w:r>
+    </w:p>
+    <w:p>
+      <w:pPr/>
+      <w:r>
+        <w:rPr>
+          <w:lang w:val="pt_PT" w:bidi="pt_PT"/>
+        </w:rPr>
+      </w:r>
+      <w:r>
+        <w:rPr>
+          <w:b/>
+          <w:lang w:val="pt_PT" w:bidi="pt_PT"/>
+        </w:rPr>
         <w:t>"</w:t>
       </w:r>
       <w:r>
@@ -41531,6 +47531,21 @@
           <w:b/>
           <w:lang w:val="pt_PT" w:bidi="pt_PT"/>
         </w:rPr>
+        <w:t>δι’ ἐμοῦ τὸ κήρυγμα πληροφορηθῇ</w:t>
+      </w:r>
+    </w:p>
+    <w:p>
+      <w:pPr/>
+      <w:r>
+        <w:rPr>
+          <w:lang w:val="pt_PT" w:bidi="pt_PT"/>
+        </w:rPr>
+      </w:r>
+      <w:r>
+        <w:rPr>
+          <w:b/>
+          <w:lang w:val="pt_PT" w:bidi="pt_PT"/>
+        </w:rPr>
         <w:t>"</w:t>
       </w:r>
       <w:r>
@@ -41641,6 +47656,21 @@
           <w:b/>
           <w:lang w:val="pt_PT" w:bidi="pt_PT"/>
         </w:rPr>
+        <w:t>τὸ κήρυγμα πληροφορηθῇ</w:t>
+      </w:r>
+    </w:p>
+    <w:p>
+      <w:pPr/>
+      <w:r>
+        <w:rPr>
+          <w:lang w:val="pt_PT" w:bidi="pt_PT"/>
+        </w:rPr>
+      </w:r>
+      <w:r>
+        <w:rPr>
+          <w:b/>
+          <w:lang w:val="pt_PT" w:bidi="pt_PT"/>
+        </w:rPr>
         <w:t>"</w:t>
       </w:r>
       <w:r>
@@ -41764,6 +47794,21 @@
           <w:b/>
           <w:lang w:val="pt_PT" w:bidi="pt_PT"/>
         </w:rPr>
+        <w:t>πάντα τὰ ἔθνη</w:t>
+      </w:r>
+    </w:p>
+    <w:p>
+      <w:pPr/>
+      <w:r>
+        <w:rPr>
+          <w:lang w:val="pt_PT" w:bidi="pt_PT"/>
+        </w:rPr>
+      </w:r>
+      <w:r>
+        <w:rPr>
+          <w:b/>
+          <w:lang w:val="pt_PT" w:bidi="pt_PT"/>
+        </w:rPr>
         <w:t>"todos os não judeus".</w:t>
       </w:r>
     </w:p>
@@ -41860,6 +47905,21 @@
           <w:b/>
           <w:lang w:val="pt_PT" w:bidi="pt_PT"/>
         </w:rPr>
+        <w:t>ἐρύσθην ἐκ στόματος λέοντος</w:t>
+      </w:r>
+    </w:p>
+    <w:p>
+      <w:pPr/>
+      <w:r>
+        <w:rPr>
+          <w:lang w:val="pt_PT" w:bidi="pt_PT"/>
+        </w:rPr>
+      </w:r>
+      <w:r>
+        <w:rPr>
+          <w:b/>
+          <w:lang w:val="pt_PT" w:bidi="pt_PT"/>
+        </w:rPr>
         <w:t>"</w:t>
       </w:r>
       <w:r>
@@ -41983,6 +48043,21 @@
           <w:b/>
           <w:lang w:val="pt_PT" w:bidi="pt_PT"/>
         </w:rPr>
+        <w:t>ἐρύσθην</w:t>
+      </w:r>
+    </w:p>
+    <w:p>
+      <w:pPr/>
+      <w:r>
+        <w:rPr>
+          <w:lang w:val="pt_PT" w:bidi="pt_PT"/>
+        </w:rPr>
+      </w:r>
+      <w:r>
+        <w:rPr>
+          <w:b/>
+          <w:lang w:val="pt_PT" w:bidi="pt_PT"/>
+        </w:rPr>
         <w:t>"me livrou".</w:t>
       </w:r>
     </w:p>
@@ -42066,6 +48141,21 @@
           <w:b/>
           <w:lang w:val="pt_PT" w:bidi="pt_PT"/>
         </w:rPr>
+        <w:t>ᾧ ἡ δόξα</w:t>
+      </w:r>
+    </w:p>
+    <w:p>
+      <w:pPr/>
+      <w:r>
+        <w:rPr>
+          <w:lang w:val="pt_PT" w:bidi="pt_PT"/>
+        </w:rPr>
+      </w:r>
+      <w:r>
+        <w:rPr>
+          <w:b/>
+          <w:lang w:val="pt_PT" w:bidi="pt_PT"/>
+        </w:rPr>
         <w:t>"A ele seja dada a glória".</w:t>
       </w:r>
     </w:p>
@@ -42148,6 +48238,21 @@
         <w:rPr>
           <w:lang w:val="pt_PT" w:bidi="pt_PT"/>
         </w:rPr>
+      </w:r>
+    </w:p>
+    <w:p>
+      <w:pPr/>
+      <w:r>
+        <w:rPr>
+          <w:lang w:val="pt_PT" w:bidi="pt_PT"/>
+        </w:rPr>
+      </w:r>
+      <w:r>
+        <w:rPr>
+          <w:b/>
+          <w:lang w:val="pt_PT" w:bidi="pt_PT"/>
+        </w:rPr>
+        <w:t>εἰς τοὺς αἰῶνας τῶν αἰώνων</w:t>
       </w:r>
     </w:p>
     <w:p>
@@ -42429,6 +48534,21 @@
           <w:b/>
           <w:lang w:val="pt_PT" w:bidi="pt_PT"/>
         </w:rPr>
+        <w:t>Ἔραστος &amp; Τρόφιμον</w:t>
+      </w:r>
+    </w:p>
+    <w:p>
+      <w:pPr/>
+      <w:r>
+        <w:rPr>
+          <w:lang w:val="pt_PT" w:bidi="pt_PT"/>
+        </w:rPr>
+      </w:r>
+      <w:r>
+        <w:rPr>
+          <w:b/>
+          <w:lang w:val="pt_PT" w:bidi="pt_PT"/>
+        </w:rPr>
         <w:t>"Erasto"</w:t>
       </w:r>
       <w:r>
@@ -42551,6 +48671,21 @@
           <w:b/>
           <w:lang w:val="pt_PT" w:bidi="pt_PT"/>
         </w:rPr>
+        <w:t>Μιλήτῳ</w:t>
+      </w:r>
+    </w:p>
+    <w:p>
+      <w:pPr/>
+      <w:r>
+        <w:rPr>
+          <w:lang w:val="pt_PT" w:bidi="pt_PT"/>
+        </w:rPr>
+      </w:r>
+      <w:r>
+        <w:rPr>
+          <w:b/>
+          <w:lang w:val="pt_PT" w:bidi="pt_PT"/>
+        </w:rPr>
         <w:t>"Mileto".</w:t>
       </w:r>
     </w:p>
@@ -42647,6 +48782,21 @@
           <w:b/>
           <w:lang w:val="pt_PT" w:bidi="pt_PT"/>
         </w:rPr>
+        <w:t>σπούδασον &amp; ἐλθεῖν</w:t>
+      </w:r>
+    </w:p>
+    <w:p>
+      <w:pPr/>
+      <w:r>
+        <w:rPr>
+          <w:lang w:val="pt_PT" w:bidi="pt_PT"/>
+        </w:rPr>
+      </w:r>
+      <w:r>
+        <w:rPr>
+          <w:b/>
+          <w:lang w:val="pt_PT" w:bidi="pt_PT"/>
+        </w:rPr>
         <w:t>"</w:t>
       </w:r>
       <w:r>
@@ -42724,6 +48874,21 @@
           <w:b/>
           <w:lang w:val="pt_PT" w:bidi="pt_PT"/>
         </w:rPr>
+        <w:t>πρὸ χειμῶνος</w:t>
+      </w:r>
+    </w:p>
+    <w:p>
+      <w:pPr/>
+      <w:r>
+        <w:rPr>
+          <w:lang w:val="pt_PT" w:bidi="pt_PT"/>
+        </w:rPr>
+      </w:r>
+      <w:r>
+        <w:rPr>
+          <w:b/>
+          <w:lang w:val="pt_PT" w:bidi="pt_PT"/>
+        </w:rPr>
         <w:t>"antes do inverno".</w:t>
       </w:r>
     </w:p>
@@ -42897,6 +49062,21 @@
           <w:b/>
           <w:lang w:val="pt_PT" w:bidi="pt_PT"/>
         </w:rPr>
+        <w:t>ἀσπάζεταί σε Εὔβουλος, καὶ Πούδης, καὶ Λίνος, καὶ Κλαυδία, καὶ οἱ ἀδελφοὶ</w:t>
+      </w:r>
+    </w:p>
+    <w:p>
+      <w:pPr/>
+      <w:r>
+        <w:rPr>
+          <w:lang w:val="pt_PT" w:bidi="pt_PT"/>
+        </w:rPr>
+      </w:r>
+      <w:r>
+        <w:rPr>
+          <w:b/>
+          <w:lang w:val="pt_PT" w:bidi="pt_PT"/>
+        </w:rPr>
         <w:t>"</w:t>
       </w:r>
       <w:r>
@@ -42994,6 +49174,21 @@
           <w:b/>
           <w:lang w:val="pt_PT" w:bidi="pt_PT"/>
         </w:rPr>
+        <w:t>Εὔβουλος &amp; Πούδης &amp; Λίνος</w:t>
+      </w:r>
+    </w:p>
+    <w:p>
+      <w:pPr/>
+      <w:r>
+        <w:rPr>
+          <w:lang w:val="pt_PT" w:bidi="pt_PT"/>
+        </w:rPr>
+      </w:r>
+      <w:r>
+        <w:rPr>
+          <w:b/>
+          <w:lang w:val="pt_PT" w:bidi="pt_PT"/>
+        </w:rPr>
         <w:t>"Êubulo"</w:t>
       </w:r>
       <w:r>
@@ -43142,6 +49337,21 @@
           <w:b/>
           <w:lang w:val="pt_PT" w:bidi="pt_PT"/>
         </w:rPr>
+        <w:t>Κλαυδία</w:t>
+      </w:r>
+    </w:p>
+    <w:p>
+      <w:pPr/>
+      <w:r>
+        <w:rPr>
+          <w:lang w:val="pt_PT" w:bidi="pt_PT"/>
+        </w:rPr>
+      </w:r>
+      <w:r>
+        <w:rPr>
+          <w:b/>
+          <w:lang w:val="pt_PT" w:bidi="pt_PT"/>
+        </w:rPr>
         <w:t>"Cláudia".</w:t>
       </w:r>
     </w:p>
@@ -43238,6 +49448,21 @@
           <w:b/>
           <w:lang w:val="pt_PT" w:bidi="pt_PT"/>
         </w:rPr>
+        <w:t>οἱ ἀδελφοὶ</w:t>
+      </w:r>
+    </w:p>
+    <w:p>
+      <w:pPr/>
+      <w:r>
+        <w:rPr>
+          <w:lang w:val="pt_PT" w:bidi="pt_PT"/>
+        </w:rPr>
+      </w:r>
+      <w:r>
+        <w:rPr>
+          <w:b/>
+          <w:lang w:val="pt_PT" w:bidi="pt_PT"/>
+        </w:rPr>
         <w:t>"os outros irmãos".</w:t>
       </w:r>
     </w:p>
@@ -43399,6 +49624,21 @@
           <w:b/>
           <w:lang w:val="pt_PT" w:bidi="pt_PT"/>
         </w:rPr>
+        <w:t>οἱ ἀδελφοὶ</w:t>
+      </w:r>
+    </w:p>
+    <w:p>
+      <w:pPr/>
+      <w:r>
+        <w:rPr>
+          <w:lang w:val="pt_PT" w:bidi="pt_PT"/>
+        </w:rPr>
+      </w:r>
+      <w:r>
+        <w:rPr>
+          <w:b/>
+          <w:lang w:val="pt_PT" w:bidi="pt_PT"/>
+        </w:rPr>
         <w:t>"os outros irmãos".</w:t>
       </w:r>
     </w:p>
@@ -43495,6 +49735,21 @@
           <w:b/>
           <w:lang w:val="pt_PT" w:bidi="pt_PT"/>
         </w:rPr>
+        <w:t>οἱ ἀδελφοὶ</w:t>
+      </w:r>
+    </w:p>
+    <w:p>
+      <w:pPr/>
+      <w:r>
+        <w:rPr>
+          <w:lang w:val="pt_PT" w:bidi="pt_PT"/>
+        </w:rPr>
+      </w:r>
+      <w:r>
+        <w:rPr>
+          <w:b/>
+          <w:lang w:val="pt_PT" w:bidi="pt_PT"/>
+        </w:rPr>
         <w:t>"os outros irmãos".</w:t>
       </w:r>
     </w:p>
@@ -43591,6 +49846,21 @@
           <w:b/>
           <w:lang w:val="pt_PT" w:bidi="pt_PT"/>
         </w:rPr>
+        <w:t>ὁ Κύριος μετὰ τοῦ πνεύματός σου</w:t>
+      </w:r>
+    </w:p>
+    <w:p>
+      <w:pPr/>
+      <w:r>
+        <w:rPr>
+          <w:lang w:val="pt_PT" w:bidi="pt_PT"/>
+        </w:rPr>
+      </w:r>
+      <w:r>
+        <w:rPr>
+          <w:b/>
+          <w:lang w:val="pt_PT" w:bidi="pt_PT"/>
+        </w:rPr>
         <w:t>"</w:t>
       </w:r>
       <w:r>
@@ -43688,6 +49958,21 @@
           <w:b/>
           <w:lang w:val="pt_PT" w:bidi="pt_PT"/>
         </w:rPr>
+        <w:t>ὁ Κύριος</w:t>
+      </w:r>
+    </w:p>
+    <w:p>
+      <w:pPr/>
+      <w:r>
+        <w:rPr>
+          <w:lang w:val="pt_PT" w:bidi="pt_PT"/>
+        </w:rPr>
+      </w:r>
+      <w:r>
+        <w:rPr>
+          <w:b/>
+          <w:lang w:val="pt_PT" w:bidi="pt_PT"/>
+        </w:rPr>
         <w:t>"O Senhor".</w:t>
       </w:r>
     </w:p>
@@ -43784,6 +50069,21 @@
           <w:b/>
           <w:lang w:val="pt_PT" w:bidi="pt_PT"/>
         </w:rPr>
+        <w:t>μετὰ τοῦ πνεύματός σου</w:t>
+      </w:r>
+    </w:p>
+    <w:p>
+      <w:pPr/>
+      <w:r>
+        <w:rPr>
+          <w:lang w:val="pt_PT" w:bidi="pt_PT"/>
+        </w:rPr>
+      </w:r>
+      <w:r>
+        <w:rPr>
+          <w:b/>
+          <w:lang w:val="pt_PT" w:bidi="pt_PT"/>
+        </w:rPr>
         <w:t>"esteja com o seu espírito".</w:t>
       </w:r>
     </w:p>
@@ -43893,6 +50193,21 @@
           <w:b/>
           <w:lang w:val="pt_PT" w:bidi="pt_PT"/>
         </w:rPr>
+        <w:t>ἡ χάρις μεθ’ ὑμῶν</w:t>
+      </w:r>
+    </w:p>
+    <w:p>
+      <w:pPr/>
+      <w:r>
+        <w:rPr>
+          <w:lang w:val="pt_PT" w:bidi="pt_PT"/>
+        </w:rPr>
+      </w:r>
+      <w:r>
+        <w:rPr>
+          <w:b/>
+          <w:lang w:val="pt_PT" w:bidi="pt_PT"/>
+        </w:rPr>
         <w:t>"</w:t>
       </w:r>
       <w:r>
@@ -44003,6 +50318,21 @@
           <w:b/>
           <w:lang w:val="pt_PT" w:bidi="pt_PT"/>
         </w:rPr>
+        <w:t>ἡ χάρις μεθ’ ὑμῶν</w:t>
+      </w:r>
+    </w:p>
+    <w:p>
+      <w:pPr/>
+      <w:r>
+        <w:rPr>
+          <w:lang w:val="pt_PT" w:bidi="pt_PT"/>
+        </w:rPr>
+      </w:r>
+      <w:r>
+        <w:rPr>
+          <w:b/>
+          <w:lang w:val="pt_PT" w:bidi="pt_PT"/>
+        </w:rPr>
         <w:t>"</w:t>
       </w:r>
       <w:r>
@@ -44113,6 +50443,21 @@
           <w:b/>
           <w:lang w:val="pt_PT" w:bidi="pt_PT"/>
         </w:rPr>
+        <w:t>ὑμῶν</w:t>
+      </w:r>
+    </w:p>
+    <w:p>
+      <w:pPr/>
+      <w:r>
+        <w:rPr>
+          <w:lang w:val="pt_PT" w:bidi="pt_PT"/>
+        </w:rPr>
+      </w:r>
+      <w:r>
+        <w:rPr>
+          <w:b/>
+          <w:lang w:val="pt_PT" w:bidi="pt_PT"/>
+        </w:rPr>
         <w:t>"vocês".</w:t>
       </w:r>
     </w:p>
@@ -44195,6 +50540,21 @@
         <w:rPr>
           <w:lang w:val="pt_PT" w:bidi="pt_PT"/>
         </w:rPr>
+      </w:r>
+    </w:p>
+    <w:p>
+      <w:pPr/>
+      <w:r>
+        <w:rPr>
+          <w:lang w:val="pt_PT" w:bidi="pt_PT"/>
+        </w:rPr>
+      </w:r>
+      <w:r>
+        <w:rPr>
+          <w:b/>
+          <w:lang w:val="pt_PT" w:bidi="pt_PT"/>
+        </w:rPr>
+        <w:t>ὑμῶν</w:t>
       </w:r>
     </w:p>
     <w:p>

--- a/por/docx/55.content.docx
+++ b/por/docx/55.content.docx
@@ -28,49 +28,15 @@
       </w:r>
     </w:p>
     <w:p>
-      <w:pPr>
-        <w:pStyle w:val="Heading2"/>
-      </w:pPr>
-      <w:r>
-        <w:rPr>
-          <w:lang w:val="pt_PT" w:bidi="pt_PT"/>
-        </w:rPr>
-        <w:t>License Information</w:t>
-      </w:r>
-      <w:r>
-        <w:rPr>
-          <w:lang w:val="pt_PT" w:bidi="pt_PT"/>
-        </w:rPr>
-      </w:r>
-    </w:p>
-    <w:p>
-      <w:pPr/>
-      <w:r>
-        <w:rPr>
-          <w:lang w:val="pt_PT" w:bidi="pt_PT"/>
-        </w:rPr>
-      </w:r>
-      <w:r>
-        <w:rPr>
-          <w:b/>
-          <w:lang w:val="pt_PT" w:bidi="pt_PT"/>
-        </w:rPr>
-        <w:t>Notas de Tradução (unfoldingWord)</w:t>
-      </w:r>
-      <w:r>
-        <w:rPr>
-          <w:lang w:val="pt_PT" w:bidi="pt_PT"/>
-        </w:rPr>
-        <w:t xml:space="preserve"> (Portuguese) is based on</w:t>
-      </w:r>
-      <w:r>
-        <w:rPr>
-          <w:lang w:val="pt_PT" w:bidi="pt_PT"/>
-        </w:rPr>
-        <w:t xml:space="preserve">: </w:t>
-      </w:r>
-      <w:r>
-        <w:rPr>
+      <w:pPr/>
+      <w:r>
+        <w:rPr>
+          <w:lang w:val="pt_PT" w:bidi="pt_PT"/>
+        </w:rPr>
+      </w:r>
+      <w:r>
+        <w:rPr>
+          <w:b/>
           <w:lang w:val="pt_PT" w:bidi="pt_PT"/>
         </w:rPr>
         <w:t>unfoldingWord® Translation Notes</w:t>
@@ -79,62 +45,31 @@
         <w:rPr>
           <w:lang w:val="pt_PT" w:bidi="pt_PT"/>
         </w:rPr>
-        <w:t xml:space="preserve">, </w:t>
-      </w:r>
-      <w:hyperlink r:id="rId13">
-        <w:r>
-          <w:rPr>
-            <w:lang w:val="pt_PT" w:bidi="pt_PT"/>
-          </w:rPr>
-          <w:rPr>
-            <w:color w:val="0000EE"/>
-            <w:u w:val="single"/>
-          </w:rPr>
-          <w:t>unfoldingWord</w:t>
-        </w:r>
-      </w:hyperlink>
-      <w:r>
-        <w:rPr>
-          <w:lang w:val="pt_PT" w:bidi="pt_PT"/>
-        </w:rPr>
-        <w:t xml:space="preserve">, 2022, which is licensed under a </w:t>
-      </w:r>
-      <w:hyperlink r:id="rId14">
-        <w:r>
-          <w:rPr>
-            <w:lang w:val="pt_PT" w:bidi="pt_PT"/>
-          </w:rPr>
-          <w:rPr>
-            <w:color w:val="0000EE"/>
-            <w:u w:val="single"/>
-          </w:rPr>
-          <w:t>CC BY-SA 4.0 license</w:t>
-        </w:r>
-      </w:hyperlink>
-      <w:r>
-        <w:rPr>
-          <w:lang w:val="pt_PT" w:bidi="pt_PT"/>
-        </w:rPr>
-        <w:t>.</w:t>
-      </w:r>
-      <w:r>
-        <w:rPr>
-          <w:lang w:val="pt_PT" w:bidi="pt_PT"/>
-        </w:rPr>
-      </w:r>
-    </w:p>
-    <w:p>
-      <w:pPr/>
-      <w:r>
-        <w:rPr>
-          <w:lang w:val="pt_PT" w:bidi="pt_PT"/>
-        </w:rPr>
-      </w:r>
-      <w:r>
-        <w:rPr>
-          <w:lang w:val="pt_PT" w:bidi="pt_PT"/>
-        </w:rPr>
-        <w:t>This PDF version is provided under the same license.</w:t>
+        <w:t xml:space="preserve"> © 2022 unfoldingWord. Released under CC BY-SA 4.0 license. </w:t>
+      </w:r>
+      <w:r>
+        <w:rPr>
+          <w:lang w:val="pt_PT" w:bidi="pt_PT"/>
+        </w:rPr>
+        <w:t>unfoldingWord® Translation Notes</w:t>
+      </w:r>
+      <w:r>
+        <w:rPr>
+          <w:lang w:val="pt_PT" w:bidi="pt_PT"/>
+        </w:rPr>
+        <w:t xml:space="preserve"> has been adapted in the following languages: Tok Pisin, Arabic (عربي), French (Français), Hindi (हिंदी), Indonesian (Bahasa Indonesia), Portuguese (Português), Russian (Русский), Spanish (Español), Swahili (Kiswahili), and Simplified Chinese (简体中文) from </w:t>
+      </w:r>
+      <w:r>
+        <w:rPr>
+          <w:lang w:val="pt_PT" w:bidi="pt_PT"/>
+        </w:rPr>
+        <w:t>unfoldingWord® Translation Notes</w:t>
+      </w:r>
+      <w:r>
+        <w:rPr>
+          <w:lang w:val="pt_PT" w:bidi="pt_PT"/>
+        </w:rPr>
+        <w:t xml:space="preserve"> © 2022 unfoldingWord. Released under CC BY-SA 4.0 license by Mission Mutual</w:t>
       </w:r>
       <w:r>
         <w:rPr>
@@ -295,21 +230,6 @@
           <w:b/>
           <w:lang w:val="pt_PT" w:bidi="pt_PT"/>
         </w:rPr>
-        <w:t>Παῦλος, ἀπόστολος</w:t>
-      </w:r>
-    </w:p>
-    <w:p>
-      <w:pPr/>
-      <w:r>
-        <w:rPr>
-          <w:lang w:val="pt_PT" w:bidi="pt_PT"/>
-        </w:rPr>
-      </w:r>
-      <w:r>
-        <w:rPr>
-          <w:b/>
-          <w:lang w:val="pt_PT" w:bidi="pt_PT"/>
-        </w:rPr>
         <w:t>"Eu, Paulo, apóstolo".</w:t>
       </w:r>
     </w:p>
@@ -393,21 +313,6 @@
           <w:b/>
           <w:lang w:val="pt_PT" w:bidi="pt_PT"/>
         </w:rPr>
-        <w:t>διὰ θελήματος Θεοῦ</w:t>
-      </w:r>
-    </w:p>
-    <w:p>
-      <w:pPr/>
-      <w:r>
-        <w:rPr>
-          <w:lang w:val="pt_PT" w:bidi="pt_PT"/>
-        </w:rPr>
-      </w:r>
-      <w:r>
-        <w:rPr>
-          <w:b/>
-          <w:lang w:val="pt_PT" w:bidi="pt_PT"/>
-        </w:rPr>
         <w:t>"pela vontade de Deus".</w:t>
       </w:r>
     </w:p>
@@ -504,21 +409,6 @@
           <w:b/>
           <w:lang w:val="pt_PT" w:bidi="pt_PT"/>
         </w:rPr>
-        <w:t>κατ’</w:t>
-      </w:r>
-    </w:p>
-    <w:p>
-      <w:pPr/>
-      <w:r>
-        <w:rPr>
-          <w:lang w:val="pt_PT" w:bidi="pt_PT"/>
-        </w:rPr>
-      </w:r>
-      <w:r>
-        <w:rPr>
-          <w:b/>
-          <w:lang w:val="pt_PT" w:bidi="pt_PT"/>
-        </w:rPr>
         <w:t>"que fui mandado para anunciar".</w:t>
       </w:r>
     </w:p>
@@ -602,21 +492,6 @@
           <w:b/>
           <w:lang w:val="pt_PT" w:bidi="pt_PT"/>
         </w:rPr>
-        <w:t>ἐπαγγελίαν ζωῆς</w:t>
-      </w:r>
-    </w:p>
-    <w:p>
-      <w:pPr/>
-      <w:r>
-        <w:rPr>
-          <w:lang w:val="pt_PT" w:bidi="pt_PT"/>
-        </w:rPr>
-      </w:r>
-      <w:r>
-        <w:rPr>
-          <w:b/>
-          <w:lang w:val="pt_PT" w:bidi="pt_PT"/>
-        </w:rPr>
         <w:t>"a promessa da vida".</w:t>
       </w:r>
     </w:p>
@@ -726,21 +601,6 @@
           <w:b/>
           <w:lang w:val="pt_PT" w:bidi="pt_PT"/>
         </w:rPr>
-        <w:t>ζωῆς τῆς ἐν Χριστῷ Ἰησοῦ</w:t>
-      </w:r>
-    </w:p>
-    <w:p>
-      <w:pPr/>
-      <w:r>
-        <w:rPr>
-          <w:lang w:val="pt_PT" w:bidi="pt_PT"/>
-        </w:rPr>
-      </w:r>
-      <w:r>
-        <w:rPr>
-          <w:b/>
-          <w:lang w:val="pt_PT" w:bidi="pt_PT"/>
-        </w:rPr>
         <w:t>"da vida que temos por estarmos unidos com Cristo Jesus".</w:t>
       </w:r>
     </w:p>
@@ -837,21 +697,6 @@
           <w:b/>
           <w:lang w:val="pt_PT" w:bidi="pt_PT"/>
         </w:rPr>
-        <w:t>ζωῆς τῆς</w:t>
-      </w:r>
-    </w:p>
-    <w:p>
-      <w:pPr/>
-      <w:r>
-        <w:rPr>
-          <w:lang w:val="pt_PT" w:bidi="pt_PT"/>
-        </w:rPr>
-      </w:r>
-      <w:r>
-        <w:rPr>
-          <w:b/>
-          <w:lang w:val="pt_PT" w:bidi="pt_PT"/>
-        </w:rPr>
         <w:t>"da vida que".</w:t>
       </w:r>
     </w:p>
@@ -948,21 +793,6 @@
           <w:b/>
           <w:lang w:val="pt_PT" w:bidi="pt_PT"/>
         </w:rPr>
-        <w:t>ζωῆς τῆς</w:t>
-      </w:r>
-    </w:p>
-    <w:p>
-      <w:pPr/>
-      <w:r>
-        <w:rPr>
-          <w:lang w:val="pt_PT" w:bidi="pt_PT"/>
-        </w:rPr>
-      </w:r>
-      <w:r>
-        <w:rPr>
-          <w:b/>
-          <w:lang w:val="pt_PT" w:bidi="pt_PT"/>
-        </w:rPr>
         <w:t>"da vida que".</w:t>
       </w:r>
     </w:p>
@@ -1059,21 +889,6 @@
           <w:b/>
           <w:lang w:val="pt_PT" w:bidi="pt_PT"/>
         </w:rPr>
-        <w:t>Τιμοθέῳ</w:t>
-      </w:r>
-    </w:p>
-    <w:p>
-      <w:pPr/>
-      <w:r>
-        <w:rPr>
-          <w:lang w:val="pt_PT" w:bidi="pt_PT"/>
-        </w:rPr>
-      </w:r>
-      <w:r>
-        <w:rPr>
-          <w:b/>
-          <w:lang w:val="pt_PT" w:bidi="pt_PT"/>
-        </w:rPr>
         <w:t>"escrevo a você, Timóteo".</w:t>
       </w:r>
     </w:p>
@@ -1157,21 +972,6 @@
           <w:b/>
           <w:lang w:val="pt_PT" w:bidi="pt_PT"/>
         </w:rPr>
-        <w:t>ἀγαπητῷ τέκνῳ</w:t>
-      </w:r>
-    </w:p>
-    <w:p>
-      <w:pPr/>
-      <w:r>
-        <w:rPr>
-          <w:lang w:val="pt_PT" w:bidi="pt_PT"/>
-        </w:rPr>
-      </w:r>
-      <w:r>
-        <w:rPr>
-          <w:b/>
-          <w:lang w:val="pt_PT" w:bidi="pt_PT"/>
-        </w:rPr>
         <w:t>"meu querido filho na fé".</w:t>
       </w:r>
     </w:p>
@@ -1268,21 +1068,6 @@
           <w:b/>
           <w:lang w:val="pt_PT" w:bidi="pt_PT"/>
         </w:rPr>
-        <w:t>ἀγαπητῷ τέκνῳ</w:t>
-      </w:r>
-    </w:p>
-    <w:p>
-      <w:pPr/>
-      <w:r>
-        <w:rPr>
-          <w:lang w:val="pt_PT" w:bidi="pt_PT"/>
-        </w:rPr>
-      </w:r>
-      <w:r>
-        <w:rPr>
-          <w:b/>
-          <w:lang w:val="pt_PT" w:bidi="pt_PT"/>
-        </w:rPr>
         <w:t>"meu querido filho na fé".</w:t>
       </w:r>
     </w:p>
@@ -1366,21 +1151,6 @@
           <w:b/>
           <w:lang w:val="pt_PT" w:bidi="pt_PT"/>
         </w:rPr>
-        <w:t>χάρις, ἔλεος, εἰρήνη, ἀπὸ Θεοῦ Πατρὸς καὶ Χριστοῦ Ἰησοῦ τοῦ Κυρίου ἡμῶν</w:t>
-      </w:r>
-    </w:p>
-    <w:p>
-      <w:pPr/>
-      <w:r>
-        <w:rPr>
-          <w:lang w:val="pt_PT" w:bidi="pt_PT"/>
-        </w:rPr>
-      </w:r>
-      <w:r>
-        <w:rPr>
-          <w:b/>
-          <w:lang w:val="pt_PT" w:bidi="pt_PT"/>
-        </w:rPr>
         <w:t>"Que a graça, a misericórdia e a paz de Deus, o Pai, e de Cristo Jesus, o nosso Senhor".</w:t>
       </w:r>
     </w:p>
@@ -1464,21 +1234,6 @@
           <w:b/>
           <w:lang w:val="pt_PT" w:bidi="pt_PT"/>
         </w:rPr>
-        <w:t>χάρις, ἔλεος, εἰρήνη</w:t>
-      </w:r>
-    </w:p>
-    <w:p>
-      <w:pPr/>
-      <w:r>
-        <w:rPr>
-          <w:lang w:val="pt_PT" w:bidi="pt_PT"/>
-        </w:rPr>
-      </w:r>
-      <w:r>
-        <w:rPr>
-          <w:b/>
-          <w:lang w:val="pt_PT" w:bidi="pt_PT"/>
-        </w:rPr>
         <w:t>"a graça, a misericórdia e a paz de Deus".</w:t>
       </w:r>
     </w:p>
@@ -1601,21 +1356,6 @@
           <w:b/>
           <w:lang w:val="pt_PT" w:bidi="pt_PT"/>
         </w:rPr>
-        <w:t>Θεοῦ Πατρὸς</w:t>
-      </w:r>
-    </w:p>
-    <w:p>
-      <w:pPr/>
-      <w:r>
-        <w:rPr>
-          <w:lang w:val="pt_PT" w:bidi="pt_PT"/>
-        </w:rPr>
-      </w:r>
-      <w:r>
-        <w:rPr>
-          <w:b/>
-          <w:lang w:val="pt_PT" w:bidi="pt_PT"/>
-        </w:rPr>
         <w:t>"Deus, o Pai".</w:t>
       </w:r>
     </w:p>
@@ -1706,21 +1446,6 @@
           <w:b/>
           <w:lang w:val="pt_PT" w:bidi="pt_PT"/>
         </w:rPr>
-        <w:t>ἡμῶν</w:t>
-      </w:r>
-    </w:p>
-    <w:p>
-      <w:pPr/>
-      <w:r>
-        <w:rPr>
-          <w:lang w:val="pt_PT" w:bidi="pt_PT"/>
-        </w:rPr>
-      </w:r>
-      <w:r>
-        <w:rPr>
-          <w:b/>
-          <w:lang w:val="pt_PT" w:bidi="pt_PT"/>
-        </w:rPr>
         <w:t>"nosso".</w:t>
       </w:r>
     </w:p>
@@ -1817,21 +1542,6 @@
           <w:b/>
           <w:lang w:val="pt_PT" w:bidi="pt_PT"/>
         </w:rPr>
-        <w:t>χάριν ἔχω</w:t>
-      </w:r>
-    </w:p>
-    <w:p>
-      <w:pPr/>
-      <w:r>
-        <w:rPr>
-          <w:lang w:val="pt_PT" w:bidi="pt_PT"/>
-        </w:rPr>
-      </w:r>
-      <w:r>
-        <w:rPr>
-          <w:b/>
-          <w:lang w:val="pt_PT" w:bidi="pt_PT"/>
-        </w:rPr>
         <w:t>"eu agradeço".</w:t>
       </w:r>
     </w:p>
@@ -1915,21 +1625,6 @@
           <w:b/>
           <w:lang w:val="pt_PT" w:bidi="pt_PT"/>
         </w:rPr>
-        <w:t>ᾧ λατρεύω ἀπὸ προγόνων</w:t>
-      </w:r>
-    </w:p>
-    <w:p>
-      <w:pPr/>
-      <w:r>
-        <w:rPr>
-          <w:lang w:val="pt_PT" w:bidi="pt_PT"/>
-        </w:rPr>
-      </w:r>
-      <w:r>
-        <w:rPr>
-          <w:b/>
-          <w:lang w:val="pt_PT" w:bidi="pt_PT"/>
-        </w:rPr>
         <w:t>"a quem sirvo... como também os meus antepassados serviram".</w:t>
       </w:r>
     </w:p>
@@ -2026,21 +1721,6 @@
           <w:b/>
           <w:lang w:val="pt_PT" w:bidi="pt_PT"/>
         </w:rPr>
-        <w:t>ἐν καθαρᾷ συνειδήσει</w:t>
-      </w:r>
-    </w:p>
-    <w:p>
-      <w:pPr/>
-      <w:r>
-        <w:rPr>
-          <w:lang w:val="pt_PT" w:bidi="pt_PT"/>
-        </w:rPr>
-      </w:r>
-      <w:r>
-        <w:rPr>
-          <w:b/>
-          <w:lang w:val="pt_PT" w:bidi="pt_PT"/>
-        </w:rPr>
         <w:t>"com a consciência limpa".</w:t>
       </w:r>
     </w:p>
@@ -2137,21 +1817,6 @@
           <w:b/>
           <w:lang w:val="pt_PT" w:bidi="pt_PT"/>
         </w:rPr>
-        <w:t>ὡς ἀδιάλειπτον ἔχω τὴν περὶ σοῦ μνείαν</w:t>
-      </w:r>
-    </w:p>
-    <w:p>
-      <w:pPr/>
-      <w:r>
-        <w:rPr>
-          <w:lang w:val="pt_PT" w:bidi="pt_PT"/>
-        </w:rPr>
-      </w:r>
-      <w:r>
-        <w:rPr>
-          <w:b/>
-          <w:lang w:val="pt_PT" w:bidi="pt_PT"/>
-        </w:rPr>
         <w:t>"que lembro de você nas minhas orações".</w:t>
       </w:r>
     </w:p>
@@ -2264,7 +1929,7 @@
         </w:rPr>
         <w:t xml:space="preserve">, “seu” e “você mesmo” referem-se a Timóteo e, portanto, são singulares. Uma nota discutirá a única exceção em </w:t>
       </w:r>
-      <w:hyperlink r:id="rId15">
+      <w:hyperlink r:id="rId13">
         <w:r>
           <w:rPr>
             <w:lang w:val="pt_PT" w:bidi="pt_PT"/>
@@ -2349,21 +2014,6 @@
           <w:b/>
           <w:lang w:val="pt_PT" w:bidi="pt_PT"/>
         </w:rPr>
-        <w:t>νυκτὸς καὶ ἡμέρας</w:t>
-      </w:r>
-    </w:p>
-    <w:p>
-      <w:pPr/>
-      <w:r>
-        <w:rPr>
-          <w:lang w:val="pt_PT" w:bidi="pt_PT"/>
-        </w:rPr>
-      </w:r>
-      <w:r>
-        <w:rPr>
-          <w:b/>
-          <w:lang w:val="pt_PT" w:bidi="pt_PT"/>
-        </w:rPr>
         <w:t>"de dia e de noite".</w:t>
       </w:r>
     </w:p>
@@ -2460,21 +2110,6 @@
           <w:b/>
           <w:lang w:val="pt_PT" w:bidi="pt_PT"/>
         </w:rPr>
-        <w:t>μεμνημένος σου τῶν δακρύων</w:t>
-      </w:r>
-    </w:p>
-    <w:p>
-      <w:pPr/>
-      <w:r>
-        <w:rPr>
-          <w:lang w:val="pt_PT" w:bidi="pt_PT"/>
-        </w:rPr>
-      </w:r>
-      <w:r>
-        <w:rPr>
-          <w:b/>
-          <w:lang w:val="pt_PT" w:bidi="pt_PT"/>
-        </w:rPr>
         <w:t>"Lembro das suas lágrimas".</w:t>
       </w:r>
     </w:p>
@@ -2571,21 +2206,6 @@
           <w:b/>
           <w:lang w:val="pt_PT" w:bidi="pt_PT"/>
         </w:rPr>
-        <w:t>σου τῶν δακρύων</w:t>
-      </w:r>
-    </w:p>
-    <w:p>
-      <w:pPr/>
-      <w:r>
-        <w:rPr>
-          <w:lang w:val="pt_PT" w:bidi="pt_PT"/>
-        </w:rPr>
-      </w:r>
-      <w:r>
-        <w:rPr>
-          <w:b/>
-          <w:lang w:val="pt_PT" w:bidi="pt_PT"/>
-        </w:rPr>
         <w:t>"as suas lágrimas".</w:t>
       </w:r>
     </w:p>
@@ -2682,21 +2302,6 @@
           <w:b/>
           <w:lang w:val="pt_PT" w:bidi="pt_PT"/>
         </w:rPr>
-        <w:t>χαρᾶς πληρωθῶ</w:t>
-      </w:r>
-    </w:p>
-    <w:p>
-      <w:pPr/>
-      <w:r>
-        <w:rPr>
-          <w:lang w:val="pt_PT" w:bidi="pt_PT"/>
-        </w:rPr>
-      </w:r>
-      <w:r>
-        <w:rPr>
-          <w:b/>
-          <w:lang w:val="pt_PT" w:bidi="pt_PT"/>
-        </w:rPr>
         <w:t>"Eu possa ficar cheio de alegria".</w:t>
       </w:r>
     </w:p>
@@ -2793,21 +2398,6 @@
           <w:b/>
           <w:lang w:val="pt_PT" w:bidi="pt_PT"/>
         </w:rPr>
-        <w:t>χαρᾶς πληρωθῶ</w:t>
-      </w:r>
-    </w:p>
-    <w:p>
-      <w:pPr/>
-      <w:r>
-        <w:rPr>
-          <w:lang w:val="pt_PT" w:bidi="pt_PT"/>
-        </w:rPr>
-      </w:r>
-      <w:r>
-        <w:rPr>
-          <w:b/>
-          <w:lang w:val="pt_PT" w:bidi="pt_PT"/>
-        </w:rPr>
         <w:t>"eu possa estar cheio de alegria".</w:t>
       </w:r>
     </w:p>
@@ -2891,21 +2481,6 @@
           <w:b/>
           <w:lang w:val="pt_PT" w:bidi="pt_PT"/>
         </w:rPr>
-        <w:t>χαρᾶς πληρωθῶ</w:t>
-      </w:r>
-    </w:p>
-    <w:p>
-      <w:pPr/>
-      <w:r>
-        <w:rPr>
-          <w:lang w:val="pt_PT" w:bidi="pt_PT"/>
-        </w:rPr>
-      </w:r>
-      <w:r>
-        <w:rPr>
-          <w:b/>
-          <w:lang w:val="pt_PT" w:bidi="pt_PT"/>
-        </w:rPr>
         <w:t>"eu possa ficar cheio de alegria".</w:t>
       </w:r>
     </w:p>
@@ -3002,21 +2577,6 @@
           <w:b/>
           <w:lang w:val="pt_PT" w:bidi="pt_PT"/>
         </w:rPr>
-        <w:t>ὑπόμνησιν λαβὼν</w:t>
-      </w:r>
-    </w:p>
-    <w:p>
-      <w:pPr/>
-      <w:r>
-        <w:rPr>
-          <w:lang w:val="pt_PT" w:bidi="pt_PT"/>
-        </w:rPr>
-      </w:r>
-      <w:r>
-        <w:rPr>
-          <w:b/>
-          <w:lang w:val="pt_PT" w:bidi="pt_PT"/>
-        </w:rPr>
         <w:t>"Lembro".</w:t>
       </w:r>
     </w:p>
@@ -3100,21 +2660,6 @@
           <w:b/>
           <w:lang w:val="pt_PT" w:bidi="pt_PT"/>
         </w:rPr>
-        <w:t>τῆς ἐν σοὶ ἀνυποκρίτου πίστεως, ἥτις ἐνῴκησεν πρῶτον</w:t>
-      </w:r>
-    </w:p>
-    <w:p>
-      <w:pPr/>
-      <w:r>
-        <w:rPr>
-          <w:lang w:val="pt_PT" w:bidi="pt_PT"/>
-        </w:rPr>
-      </w:r>
-      <w:r>
-        <w:rPr>
-          <w:b/>
-          <w:lang w:val="pt_PT" w:bidi="pt_PT"/>
-        </w:rPr>
         <w:t xml:space="preserve">"da sua fé sincera, a mesma fé que". </w:t>
       </w:r>
     </w:p>
@@ -3390,21 +2935,6 @@
           <w:b/>
           <w:lang w:val="pt_PT" w:bidi="pt_PT"/>
         </w:rPr>
-        <w:t>τῇ μάμμῃ σου</w:t>
-      </w:r>
-    </w:p>
-    <w:p>
-      <w:pPr/>
-      <w:r>
-        <w:rPr>
-          <w:lang w:val="pt_PT" w:bidi="pt_PT"/>
-        </w:rPr>
-      </w:r>
-      <w:r>
-        <w:rPr>
-          <w:b/>
-          <w:lang w:val="pt_PT" w:bidi="pt_PT"/>
-        </w:rPr>
         <w:t>"sua avó".</w:t>
       </w:r>
     </w:p>
@@ -3501,21 +3031,6 @@
           <w:b/>
           <w:lang w:val="pt_PT" w:bidi="pt_PT"/>
         </w:rPr>
-        <w:t>Λωΐδι &amp; Εὐνίκῃ</w:t>
-      </w:r>
-    </w:p>
-    <w:p>
-      <w:pPr/>
-      <w:r>
-        <w:rPr>
-          <w:lang w:val="pt_PT" w:bidi="pt_PT"/>
-        </w:rPr>
-      </w:r>
-      <w:r>
-        <w:rPr>
-          <w:b/>
-          <w:lang w:val="pt_PT" w:bidi="pt_PT"/>
-        </w:rPr>
         <w:t>"Loide"</w:t>
       </w:r>
       <w:r>
@@ -3638,21 +3153,6 @@
           <w:b/>
           <w:lang w:val="pt_PT" w:bidi="pt_PT"/>
         </w:rPr>
-        <w:t>πέπεισμαι</w:t>
-      </w:r>
-    </w:p>
-    <w:p>
-      <w:pPr/>
-      <w:r>
-        <w:rPr>
-          <w:lang w:val="pt_PT" w:bidi="pt_PT"/>
-        </w:rPr>
-      </w:r>
-      <w:r>
-        <w:rPr>
-          <w:b/>
-          <w:lang w:val="pt_PT" w:bidi="pt_PT"/>
-        </w:rPr>
         <w:t>"E tenho a certeza".</w:t>
       </w:r>
     </w:p>
@@ -3736,21 +3236,6 @@
           <w:b/>
           <w:lang w:val="pt_PT" w:bidi="pt_PT"/>
         </w:rPr>
-        <w:t>δι’ ἣν αἰτίαν</w:t>
-      </w:r>
-    </w:p>
-    <w:p>
-      <w:pPr/>
-      <w:r>
-        <w:rPr>
-          <w:lang w:val="pt_PT" w:bidi="pt_PT"/>
-        </w:rPr>
-      </w:r>
-      <w:r>
-        <w:rPr>
-          <w:b/>
-          <w:lang w:val="pt_PT" w:bidi="pt_PT"/>
-        </w:rPr>
         <w:t>"Por isso".</w:t>
       </w:r>
     </w:p>
@@ -3780,7 +3265,7 @@
         </w:rPr>
         <w:t xml:space="preserve"> refere-se ao fato da fé sincera de Timóteo (veja </w:t>
       </w:r>
-      <w:hyperlink r:id="rId16">
+      <w:hyperlink r:id="rId14">
         <w:r>
           <w:rPr>
             <w:lang w:val="pt_PT" w:bidi="pt_PT"/>
@@ -3865,21 +3350,6 @@
           <w:b/>
           <w:lang w:val="pt_PT" w:bidi="pt_PT"/>
         </w:rPr>
-        <w:t>ἀναζωπυρεῖν τὸ χάρισμα</w:t>
-      </w:r>
-    </w:p>
-    <w:p>
-      <w:pPr/>
-      <w:r>
-        <w:rPr>
-          <w:lang w:val="pt_PT" w:bidi="pt_PT"/>
-        </w:rPr>
-      </w:r>
-      <w:r>
-        <w:rPr>
-          <w:b/>
-          <w:lang w:val="pt_PT" w:bidi="pt_PT"/>
-        </w:rPr>
         <w:t>"conservar vivo o dom".</w:t>
       </w:r>
     </w:p>
@@ -3976,21 +3446,6 @@
           <w:b/>
           <w:lang w:val="pt_PT" w:bidi="pt_PT"/>
         </w:rPr>
-        <w:t>τὸ χάρισμα τοῦ Θεοῦ, ὅ ἐστιν ἐν σοὶ</w:t>
-      </w:r>
-    </w:p>
-    <w:p>
-      <w:pPr/>
-      <w:r>
-        <w:rPr>
-          <w:lang w:val="pt_PT" w:bidi="pt_PT"/>
-        </w:rPr>
-      </w:r>
-      <w:r>
-        <w:rPr>
-          <w:b/>
-          <w:lang w:val="pt_PT" w:bidi="pt_PT"/>
-        </w:rPr>
         <w:t>"o dom de Deus que você recebeu quando coloquei as mãos sobre você".</w:t>
       </w:r>
     </w:p>
@@ -4087,21 +3542,6 @@
           <w:b/>
           <w:lang w:val="pt_PT" w:bidi="pt_PT"/>
         </w:rPr>
-        <w:t>τὸ χάρισμα τοῦ Θεοῦ, ὅ ἐστιν ἐν σοὶ</w:t>
-      </w:r>
-    </w:p>
-    <w:p>
-      <w:pPr/>
-      <w:r>
-        <w:rPr>
-          <w:lang w:val="pt_PT" w:bidi="pt_PT"/>
-        </w:rPr>
-      </w:r>
-      <w:r>
-        <w:rPr>
-          <w:b/>
-          <w:lang w:val="pt_PT" w:bidi="pt_PT"/>
-        </w:rPr>
         <w:t>"o dom de Deus que você recebeu".</w:t>
       </w:r>
     </w:p>
@@ -4198,21 +3638,6 @@
           <w:b/>
           <w:lang w:val="pt_PT" w:bidi="pt_PT"/>
         </w:rPr>
-        <w:t>διὰ τῆς ἐπιθέσεως τῶν χειρῶν μου</w:t>
-      </w:r>
-    </w:p>
-    <w:p>
-      <w:pPr/>
-      <w:r>
-        <w:rPr>
-          <w:lang w:val="pt_PT" w:bidi="pt_PT"/>
-        </w:rPr>
-      </w:r>
-      <w:r>
-        <w:rPr>
-          <w:b/>
-          <w:lang w:val="pt_PT" w:bidi="pt_PT"/>
-        </w:rPr>
         <w:t>"quando coloquei as mãos sobre você".</w:t>
       </w:r>
     </w:p>
@@ -4309,21 +3734,6 @@
           <w:b/>
           <w:lang w:val="pt_PT" w:bidi="pt_PT"/>
         </w:rPr>
-        <w:t>γὰρ</w:t>
-      </w:r>
-    </w:p>
-    <w:p>
-      <w:pPr/>
-      <w:r>
-        <w:rPr>
-          <w:lang w:val="pt_PT" w:bidi="pt_PT"/>
-        </w:rPr>
-      </w:r>
-      <w:r>
-        <w:rPr>
-          <w:b/>
-          <w:lang w:val="pt_PT" w:bidi="pt_PT"/>
-        </w:rPr>
         <w:t>"Pois".</w:t>
       </w:r>
     </w:p>
@@ -4353,7 +3763,7 @@
         </w:rPr>
         <w:t xml:space="preserve"> introduz uma razão pela qual Timóteo deve manter vivo seu dom (</w:t>
       </w:r>
-      <w:hyperlink r:id="rId17">
+      <w:hyperlink r:id="rId15">
         <w:r>
           <w:rPr>
             <w:lang w:val="pt_PT" w:bidi="pt_PT"/>
@@ -4451,21 +3861,6 @@
           <w:b/>
           <w:lang w:val="pt_PT" w:bidi="pt_PT"/>
         </w:rPr>
-        <w:t>πνεῦμα δειλίας, ἀλλὰ δυνάμεως, καὶ ἀγάπης, καὶ σωφρονισμοῦ</w:t>
-      </w:r>
-    </w:p>
-    <w:p>
-      <w:pPr/>
-      <w:r>
-        <w:rPr>
-          <w:lang w:val="pt_PT" w:bidi="pt_PT"/>
-        </w:rPr>
-      </w:r>
-      <w:r>
-        <w:rPr>
-          <w:b/>
-          <w:lang w:val="pt_PT" w:bidi="pt_PT"/>
-        </w:rPr>
         <w:t>"o Espírito que Deus nos deu não nos torna medrosos; pelo contrário, o Espírito nos enche de poder e de amor e nos torna prudentes".</w:t>
       </w:r>
     </w:p>
@@ -4562,21 +3957,6 @@
           <w:b/>
           <w:lang w:val="pt_PT" w:bidi="pt_PT"/>
         </w:rPr>
-        <w:t>δειλίας, ἀλλὰ δυνάμεως, καὶ ἀγάπης, καὶ σωφρονισμοῦ</w:t>
-      </w:r>
-    </w:p>
-    <w:p>
-      <w:pPr/>
-      <w:r>
-        <w:rPr>
-          <w:lang w:val="pt_PT" w:bidi="pt_PT"/>
-        </w:rPr>
-      </w:r>
-      <w:r>
-        <w:rPr>
-          <w:b/>
-          <w:lang w:val="pt_PT" w:bidi="pt_PT"/>
-        </w:rPr>
         <w:t>"o Espírito que Deus nos deu não nos torna medroso; pelo contrário, o Espírito nos enche de poder e de amor e nos torna prudentes".</w:t>
       </w:r>
     </w:p>
@@ -4686,21 +4066,6 @@
           <w:b/>
           <w:lang w:val="pt_PT" w:bidi="pt_PT"/>
         </w:rPr>
-        <w:t>σωφρονισμοῦ</w:t>
-      </w:r>
-    </w:p>
-    <w:p>
-      <w:pPr/>
-      <w:r>
-        <w:rPr>
-          <w:lang w:val="pt_PT" w:bidi="pt_PT"/>
-        </w:rPr>
-      </w:r>
-      <w:r>
-        <w:rPr>
-          <w:b/>
-          <w:lang w:val="pt_PT" w:bidi="pt_PT"/>
-        </w:rPr>
         <w:t>"prudentes".</w:t>
       </w:r>
     </w:p>
@@ -4797,21 +4162,6 @@
           <w:b/>
           <w:lang w:val="pt_PT" w:bidi="pt_PT"/>
         </w:rPr>
-        <w:t>οὖν</w:t>
-      </w:r>
-    </w:p>
-    <w:p>
-      <w:pPr/>
-      <w:r>
-        <w:rPr>
-          <w:lang w:val="pt_PT" w:bidi="pt_PT"/>
-        </w:rPr>
-      </w:r>
-      <w:r>
-        <w:rPr>
-          <w:b/>
-          <w:lang w:val="pt_PT" w:bidi="pt_PT"/>
-        </w:rPr>
         <w:t>"Portanto".</w:t>
       </w:r>
     </w:p>
@@ -4908,21 +4258,6 @@
           <w:b/>
           <w:lang w:val="pt_PT" w:bidi="pt_PT"/>
         </w:rPr>
-        <w:t>μὴ &amp; ἐπαισχυνθῇς τὸ μαρτύριον τοῦ Κυρίου ἡμῶν, μηδὲ ἐμὲ, τὸν δέσμιον αὐτοῦ</w:t>
-      </w:r>
-    </w:p>
-    <w:p>
-      <w:pPr/>
-      <w:r>
-        <w:rPr>
-          <w:lang w:val="pt_PT" w:bidi="pt_PT"/>
-        </w:rPr>
-      </w:r>
-      <w:r>
-        <w:rPr>
-          <w:b/>
-          <w:lang w:val="pt_PT" w:bidi="pt_PT"/>
-        </w:rPr>
         <w:t>"não se envergonhe de dar o seu testemunho a favor do nosso Senhor, nem se envergonhe de mim, que estou na cadeia porque sou servo dele".</w:t>
       </w:r>
     </w:p>
@@ -5006,21 +4341,6 @@
           <w:b/>
           <w:lang w:val="pt_PT" w:bidi="pt_PT"/>
         </w:rPr>
-        <w:t>τὸ μαρτύριον τοῦ Κυρίου ἡμῶν</w:t>
-      </w:r>
-    </w:p>
-    <w:p>
-      <w:pPr/>
-      <w:r>
-        <w:rPr>
-          <w:lang w:val="pt_PT" w:bidi="pt_PT"/>
-        </w:rPr>
-      </w:r>
-      <w:r>
-        <w:rPr>
-          <w:b/>
-          <w:lang w:val="pt_PT" w:bidi="pt_PT"/>
-        </w:rPr>
         <w:t>"o seu testemunho a favor do nosso Senhor".</w:t>
       </w:r>
     </w:p>
@@ -5130,21 +4450,6 @@
           <w:b/>
           <w:lang w:val="pt_PT" w:bidi="pt_PT"/>
         </w:rPr>
-        <w:t>τὸν δέσμιον αὐτοῦ</w:t>
-      </w:r>
-    </w:p>
-    <w:p>
-      <w:pPr/>
-      <w:r>
-        <w:rPr>
-          <w:lang w:val="pt_PT" w:bidi="pt_PT"/>
-        </w:rPr>
-      </w:r>
-      <w:r>
-        <w:rPr>
-          <w:b/>
-          <w:lang w:val="pt_PT" w:bidi="pt_PT"/>
-        </w:rPr>
         <w:t>"que estou na cadeia".</w:t>
       </w:r>
     </w:p>
@@ -5228,21 +4533,6 @@
           <w:b/>
           <w:lang w:val="pt_PT" w:bidi="pt_PT"/>
         </w:rPr>
-        <w:t>συνκακοπάθησον</w:t>
-      </w:r>
-    </w:p>
-    <w:p>
-      <w:pPr/>
-      <w:r>
-        <w:rPr>
-          <w:lang w:val="pt_PT" w:bidi="pt_PT"/>
-        </w:rPr>
-      </w:r>
-      <w:r>
-        <w:rPr>
-          <w:b/>
-          <w:lang w:val="pt_PT" w:bidi="pt_PT"/>
-        </w:rPr>
         <w:t>"sofrer comigo".</w:t>
       </w:r>
     </w:p>
@@ -5339,21 +4629,6 @@
           <w:b/>
           <w:lang w:val="pt_PT" w:bidi="pt_PT"/>
         </w:rPr>
-        <w:t>τῷ εὐαγγελίῳ</w:t>
-      </w:r>
-    </w:p>
-    <w:p>
-      <w:pPr/>
-      <w:r>
-        <w:rPr>
-          <w:lang w:val="pt_PT" w:bidi="pt_PT"/>
-        </w:rPr>
-      </w:r>
-      <w:r>
-        <w:rPr>
-          <w:b/>
-          <w:lang w:val="pt_PT" w:bidi="pt_PT"/>
-        </w:rPr>
         <w:t>"ao evangelho".</w:t>
       </w:r>
     </w:p>
@@ -5450,21 +4725,6 @@
           <w:b/>
           <w:lang w:val="pt_PT" w:bidi="pt_PT"/>
         </w:rPr>
-        <w:t>κατὰ δύναμιν Θεοῦ</w:t>
-      </w:r>
-    </w:p>
-    <w:p>
-      <w:pPr/>
-      <w:r>
-        <w:rPr>
-          <w:lang w:val="pt_PT" w:bidi="pt_PT"/>
-        </w:rPr>
-      </w:r>
-      <w:r>
-        <w:rPr>
-          <w:b/>
-          <w:lang w:val="pt_PT" w:bidi="pt_PT"/>
-        </w:rPr>
         <w:t>"por amor ao evangelho".</w:t>
       </w:r>
     </w:p>
@@ -5548,21 +4808,6 @@
           <w:b/>
           <w:lang w:val="pt_PT" w:bidi="pt_PT"/>
         </w:rPr>
-        <w:t>κλήσει ἁγίᾳ</w:t>
-      </w:r>
-    </w:p>
-    <w:p>
-      <w:pPr/>
-      <w:r>
-        <w:rPr>
-          <w:lang w:val="pt_PT" w:bidi="pt_PT"/>
-        </w:rPr>
-      </w:r>
-      <w:r>
-        <w:rPr>
-          <w:b/>
-          <w:lang w:val="pt_PT" w:bidi="pt_PT"/>
-        </w:rPr>
         <w:t>"para sermos o seu povo".</w:t>
       </w:r>
     </w:p>
@@ -5646,21 +4891,6 @@
           <w:b/>
           <w:lang w:val="pt_PT" w:bidi="pt_PT"/>
         </w:rPr>
-        <w:t>οὐ κατὰ τὰ ἔργα ἡμῶν, ἀλλὰ κατὰ ἰδίαν πρόθεσιν καὶ χάριν, τὴν δοθεῖσαν ἡμῖν</w:t>
-      </w:r>
-    </w:p>
-    <w:p>
-      <w:pPr/>
-      <w:r>
-        <w:rPr>
-          <w:lang w:val="pt_PT" w:bidi="pt_PT"/>
-        </w:rPr>
-      </w:r>
-      <w:r>
-        <w:rPr>
-          <w:b/>
-          <w:lang w:val="pt_PT" w:bidi="pt_PT"/>
-        </w:rPr>
         <w:t>"Não foi por causa do que temos feito, mas porque este era o seu plano e por causa da sua graça".</w:t>
       </w:r>
     </w:p>
@@ -5866,21 +5096,6 @@
           <w:b/>
           <w:lang w:val="pt_PT" w:bidi="pt_PT"/>
         </w:rPr>
-        <w:t>τὴν δοθεῖσαν</w:t>
-      </w:r>
-    </w:p>
-    <w:p>
-      <w:pPr/>
-      <w:r>
-        <w:rPr>
-          <w:lang w:val="pt_PT" w:bidi="pt_PT"/>
-        </w:rPr>
-      </w:r>
-      <w:r>
-        <w:rPr>
-          <w:b/>
-          <w:lang w:val="pt_PT" w:bidi="pt_PT"/>
-        </w:rPr>
         <w:t>"Ele nos deu essa graça".</w:t>
       </w:r>
     </w:p>
@@ -5964,21 +5179,6 @@
           <w:b/>
           <w:lang w:val="pt_PT" w:bidi="pt_PT"/>
         </w:rPr>
-        <w:t>ἐν Χριστῷ Ἰησοῦ πρὸ χρόνων αἰωνίων</w:t>
-      </w:r>
-    </w:p>
-    <w:p>
-      <w:pPr/>
-      <w:r>
-        <w:rPr>
-          <w:lang w:val="pt_PT" w:bidi="pt_PT"/>
-        </w:rPr>
-      </w:r>
-      <w:r>
-        <w:rPr>
-          <w:b/>
-          <w:lang w:val="pt_PT" w:bidi="pt_PT"/>
-        </w:rPr>
         <w:t>"por meio de Cristo Jesus, antes da criação do mundo".</w:t>
       </w:r>
     </w:p>
@@ -6062,21 +5262,6 @@
           <w:b/>
           <w:lang w:val="pt_PT" w:bidi="pt_PT"/>
         </w:rPr>
-        <w:t>πρὸ χρόνων αἰωνίων</w:t>
-      </w:r>
-    </w:p>
-    <w:p>
-      <w:pPr/>
-      <w:r>
-        <w:rPr>
-          <w:lang w:val="pt_PT" w:bidi="pt_PT"/>
-        </w:rPr>
-      </w:r>
-      <w:r>
-        <w:rPr>
-          <w:b/>
-          <w:lang w:val="pt_PT" w:bidi="pt_PT"/>
-        </w:rPr>
         <w:t>"antes da criação do mundo".</w:t>
       </w:r>
     </w:p>
@@ -6186,21 +5371,6 @@
           <w:b/>
           <w:lang w:val="pt_PT" w:bidi="pt_PT"/>
         </w:rPr>
-        <w:t>φανερωθεῖσαν δὲ νῦν</w:t>
-      </w:r>
-    </w:p>
-    <w:p>
-      <w:pPr/>
-      <w:r>
-        <w:rPr>
-          <w:lang w:val="pt_PT" w:bidi="pt_PT"/>
-        </w:rPr>
-      </w:r>
-      <w:r>
-        <w:rPr>
-          <w:b/>
-          <w:lang w:val="pt_PT" w:bidi="pt_PT"/>
-        </w:rPr>
         <w:t>"mas agora ela foi revelada".</w:t>
       </w:r>
     </w:p>
@@ -6284,21 +5454,6 @@
           <w:b/>
           <w:lang w:val="pt_PT" w:bidi="pt_PT"/>
         </w:rPr>
-        <w:t>διὰ τῆς ἐπιφανείας τοῦ Σωτῆρος ἡμῶν, Χριστοῦ Ἰησοῦ</w:t>
-      </w:r>
-    </w:p>
-    <w:p>
-      <w:pPr/>
-      <w:r>
-        <w:rPr>
-          <w:lang w:val="pt_PT" w:bidi="pt_PT"/>
-        </w:rPr>
-      </w:r>
-      <w:r>
-        <w:rPr>
-          <w:b/>
-          <w:lang w:val="pt_PT" w:bidi="pt_PT"/>
-        </w:rPr>
         <w:t>"por meio do glorioso aparecimento de Cristo Jesus".</w:t>
       </w:r>
     </w:p>
@@ -6395,21 +5550,6 @@
           <w:b/>
           <w:lang w:val="pt_PT" w:bidi="pt_PT"/>
         </w:rPr>
-        <w:t>καταργήσαντος μὲν τὸν θάνατον</w:t>
-      </w:r>
-    </w:p>
-    <w:p>
-      <w:pPr/>
-      <w:r>
-        <w:rPr>
-          <w:lang w:val="pt_PT" w:bidi="pt_PT"/>
-        </w:rPr>
-      </w:r>
-      <w:r>
-        <w:rPr>
-          <w:b/>
-          <w:lang w:val="pt_PT" w:bidi="pt_PT"/>
-        </w:rPr>
         <w:t>"acabou com o poder da morte".</w:t>
       </w:r>
     </w:p>
@@ -6506,21 +5646,6 @@
           <w:b/>
           <w:lang w:val="pt_PT" w:bidi="pt_PT"/>
         </w:rPr>
-        <w:t>φωτίσαντος δὲ ζωὴν καὶ ἀφθαρσίαν διὰ τοῦ εὐαγγελίου</w:t>
-      </w:r>
-    </w:p>
-    <w:p>
-      <w:pPr/>
-      <w:r>
-        <w:rPr>
-          <w:lang w:val="pt_PT" w:bidi="pt_PT"/>
-        </w:rPr>
-      </w:r>
-      <w:r>
-        <w:rPr>
-          <w:b/>
-          <w:lang w:val="pt_PT" w:bidi="pt_PT"/>
-        </w:rPr>
         <w:t>"e, por meio do evangelho, revelou a vida que dura para sempre".</w:t>
       </w:r>
     </w:p>
@@ -6630,21 +5755,6 @@
           <w:b/>
           <w:lang w:val="pt_PT" w:bidi="pt_PT"/>
         </w:rPr>
-        <w:t>ζωὴν καὶ ἀφθαρσίαν</w:t>
-      </w:r>
-    </w:p>
-    <w:p>
-      <w:pPr/>
-      <w:r>
-        <w:rPr>
-          <w:lang w:val="pt_PT" w:bidi="pt_PT"/>
-        </w:rPr>
-      </w:r>
-      <w:r>
-        <w:rPr>
-          <w:b/>
-          <w:lang w:val="pt_PT" w:bidi="pt_PT"/>
-        </w:rPr>
         <w:t>"vida que dura para sempre".</w:t>
       </w:r>
     </w:p>
@@ -6754,21 +5864,6 @@
           <w:b/>
           <w:lang w:val="pt_PT" w:bidi="pt_PT"/>
         </w:rPr>
-        <w:t>ζωὴν καὶ ἀφθαρσίαν</w:t>
-      </w:r>
-    </w:p>
-    <w:p>
-      <w:pPr/>
-      <w:r>
-        <w:rPr>
-          <w:lang w:val="pt_PT" w:bidi="pt_PT"/>
-        </w:rPr>
-      </w:r>
-      <w:r>
-        <w:rPr>
-          <w:b/>
-          <w:lang w:val="pt_PT" w:bidi="pt_PT"/>
-        </w:rPr>
         <w:t>"vida que dura para sempre".</w:t>
       </w:r>
     </w:p>
@@ -6878,21 +5973,6 @@
           <w:b/>
           <w:lang w:val="pt_PT" w:bidi="pt_PT"/>
         </w:rPr>
-        <w:t>ζωὴν</w:t>
-      </w:r>
-    </w:p>
-    <w:p>
-      <w:pPr/>
-      <w:r>
-        <w:rPr>
-          <w:lang w:val="pt_PT" w:bidi="pt_PT"/>
-        </w:rPr>
-      </w:r>
-      <w:r>
-        <w:rPr>
-          <w:b/>
-          <w:lang w:val="pt_PT" w:bidi="pt_PT"/>
-        </w:rPr>
         <w:t>"vida".</w:t>
       </w:r>
     </w:p>
@@ -6976,21 +6056,6 @@
           <w:b/>
           <w:lang w:val="pt_PT" w:bidi="pt_PT"/>
         </w:rPr>
-        <w:t>εἰς ὃ</w:t>
-      </w:r>
-    </w:p>
-    <w:p>
-      <w:pPr/>
-      <w:r>
-        <w:rPr>
-          <w:lang w:val="pt_PT" w:bidi="pt_PT"/>
-        </w:rPr>
-      </w:r>
-      <w:r>
-        <w:rPr>
-          <w:b/>
-          <w:lang w:val="pt_PT" w:bidi="pt_PT"/>
-        </w:rPr>
         <w:t>"para anunciar o evangelho".</w:t>
       </w:r>
     </w:p>
@@ -7087,21 +6152,6 @@
           <w:b/>
           <w:lang w:val="pt_PT" w:bidi="pt_PT"/>
         </w:rPr>
-        <w:t>ἐτέθην ἐγὼ</w:t>
-      </w:r>
-    </w:p>
-    <w:p>
-      <w:pPr/>
-      <w:r>
-        <w:rPr>
-          <w:lang w:val="pt_PT" w:bidi="pt_PT"/>
-        </w:rPr>
-      </w:r>
-      <w:r>
-        <w:rPr>
-          <w:b/>
-          <w:lang w:val="pt_PT" w:bidi="pt_PT"/>
-        </w:rPr>
         <w:t>"Deus me escolheu".</w:t>
       </w:r>
     </w:p>
@@ -7185,21 +6235,6 @@
           <w:b/>
           <w:lang w:val="pt_PT" w:bidi="pt_PT"/>
         </w:rPr>
-        <w:t>κῆρυξ</w:t>
-      </w:r>
-    </w:p>
-    <w:p>
-      <w:pPr/>
-      <w:r>
-        <w:rPr>
-          <w:lang w:val="pt_PT" w:bidi="pt_PT"/>
-        </w:rPr>
-      </w:r>
-      <w:r>
-        <w:rPr>
-          <w:b/>
-          <w:lang w:val="pt_PT" w:bidi="pt_PT"/>
-        </w:rPr>
         <w:t>"mestre".</w:t>
       </w:r>
     </w:p>
@@ -7296,21 +6331,6 @@
           <w:b/>
           <w:lang w:val="pt_PT" w:bidi="pt_PT"/>
         </w:rPr>
-        <w:t>διδάσκαλος</w:t>
-      </w:r>
-    </w:p>
-    <w:p>
-      <w:pPr/>
-      <w:r>
-        <w:rPr>
-          <w:lang w:val="pt_PT" w:bidi="pt_PT"/>
-        </w:rPr>
-      </w:r>
-      <w:r>
-        <w:rPr>
-          <w:b/>
-          <w:lang w:val="pt_PT" w:bidi="pt_PT"/>
-        </w:rPr>
         <w:t>"mestre".</w:t>
       </w:r>
     </w:p>
@@ -7394,21 +6414,6 @@
           <w:b/>
           <w:lang w:val="pt_PT" w:bidi="pt_PT"/>
         </w:rPr>
-        <w:t>δι’ ἣν αἰτίαν</w:t>
-      </w:r>
-    </w:p>
-    <w:p>
-      <w:pPr/>
-      <w:r>
-        <w:rPr>
-          <w:lang w:val="pt_PT" w:bidi="pt_PT"/>
-        </w:rPr>
-      </w:r>
-      <w:r>
-        <w:rPr>
-          <w:b/>
-          <w:lang w:val="pt_PT" w:bidi="pt_PT"/>
-        </w:rPr>
         <w:t>"É por isso".</w:t>
       </w:r>
     </w:p>
@@ -7425,7 +6430,7 @@
         </w:rPr>
         <w:t xml:space="preserve">Aqui, a frase que razão se refere ao fato de que Paulo foi nomeado para ser um apóstolo e mestre (veja </w:t>
       </w:r>
-      <w:hyperlink r:id="rId18">
+      <w:hyperlink r:id="rId16">
         <w:r>
           <w:rPr>
             <w:lang w:val="pt_PT" w:bidi="pt_PT"/>
@@ -7510,21 +6515,6 @@
           <w:b/>
           <w:lang w:val="pt_PT" w:bidi="pt_PT"/>
         </w:rPr>
-        <w:t>καὶ ταῦτα πάσχω</w:t>
-      </w:r>
-    </w:p>
-    <w:p>
-      <w:pPr/>
-      <w:r>
-        <w:rPr>
-          <w:lang w:val="pt_PT" w:bidi="pt_PT"/>
-        </w:rPr>
-      </w:r>
-      <w:r>
-        <w:rPr>
-          <w:b/>
-          <w:lang w:val="pt_PT" w:bidi="pt_PT"/>
-        </w:rPr>
         <w:t>"que sofro essas coisas".</w:t>
       </w:r>
     </w:p>
@@ -7554,7 +6544,7 @@
         </w:rPr>
         <w:t xml:space="preserve"> específicas que está sofrendo, mas pelo contexto da carta, Timóteo saberia que ele estava se referindo ao sofrimento como prisioneiro (veja </w:t>
       </w:r>
-      <w:hyperlink r:id="rId19">
+      <w:hyperlink r:id="rId17">
         <w:r>
           <w:rPr>
             <w:lang w:val="pt_PT" w:bidi="pt_PT"/>
@@ -7639,21 +6629,6 @@
           <w:b/>
           <w:lang w:val="pt_PT" w:bidi="pt_PT"/>
         </w:rPr>
-        <w:t>οὐκ ἐπαισχύνομαι</w:t>
-      </w:r>
-    </w:p>
-    <w:p>
-      <w:pPr/>
-      <w:r>
-        <w:rPr>
-          <w:lang w:val="pt_PT" w:bidi="pt_PT"/>
-        </w:rPr>
-      </w:r>
-      <w:r>
-        <w:rPr>
-          <w:b/>
-          <w:lang w:val="pt_PT" w:bidi="pt_PT"/>
-        </w:rPr>
         <w:t>"Mas eu ainda tenho muita confiança".</w:t>
       </w:r>
     </w:p>
@@ -7737,21 +6712,6 @@
           <w:b/>
           <w:lang w:val="pt_PT" w:bidi="pt_PT"/>
         </w:rPr>
-        <w:t>ᾧ</w:t>
-      </w:r>
-    </w:p>
-    <w:p>
-      <w:pPr/>
-      <w:r>
-        <w:rPr>
-          <w:lang w:val="pt_PT" w:bidi="pt_PT"/>
-        </w:rPr>
-      </w:r>
-      <w:r>
-        <w:rPr>
-          <w:b/>
-          <w:lang w:val="pt_PT" w:bidi="pt_PT"/>
-        </w:rPr>
         <w:t>"em quem".</w:t>
       </w:r>
     </w:p>
@@ -7848,21 +6808,6 @@
           <w:b/>
           <w:lang w:val="pt_PT" w:bidi="pt_PT"/>
         </w:rPr>
-        <w:t>πέπεισμαι</w:t>
-      </w:r>
-    </w:p>
-    <w:p>
-      <w:pPr/>
-      <w:r>
-        <w:rPr>
-          <w:lang w:val="pt_PT" w:bidi="pt_PT"/>
-        </w:rPr>
-      </w:r>
-      <w:r>
-        <w:rPr>
-          <w:b/>
-          <w:lang w:val="pt_PT" w:bidi="pt_PT"/>
-        </w:rPr>
         <w:t>"e estou certo de que".</w:t>
       </w:r>
     </w:p>
@@ -7946,21 +6891,6 @@
           <w:b/>
           <w:lang w:val="pt_PT" w:bidi="pt_PT"/>
         </w:rPr>
-        <w:t>τὴν παραθήκην μου φυλάξαι</w:t>
-      </w:r>
-    </w:p>
-    <w:p>
-      <w:pPr/>
-      <w:r>
-        <w:rPr>
-          <w:lang w:val="pt_PT" w:bidi="pt_PT"/>
-        </w:rPr>
-      </w:r>
-      <w:r>
-        <w:rPr>
-          <w:b/>
-          <w:lang w:val="pt_PT" w:bidi="pt_PT"/>
-        </w:rPr>
         <w:t xml:space="preserve">"para guardar... aquilo que ele me confiou". </w:t>
       </w:r>
     </w:p>
@@ -8044,21 +6974,6 @@
           <w:b/>
           <w:lang w:val="pt_PT" w:bidi="pt_PT"/>
         </w:rPr>
-        <w:t>τὴν παραθήκην μου φυλάξαι</w:t>
-      </w:r>
-    </w:p>
-    <w:p>
-      <w:pPr/>
-      <w:r>
-        <w:rPr>
-          <w:lang w:val="pt_PT" w:bidi="pt_PT"/>
-        </w:rPr>
-      </w:r>
-      <w:r>
-        <w:rPr>
-          <w:b/>
-          <w:lang w:val="pt_PT" w:bidi="pt_PT"/>
-        </w:rPr>
         <w:t>"para guardar, até aquele dia, aquilo que ele me confiou".</w:t>
       </w:r>
     </w:p>
@@ -8142,21 +7057,6 @@
           <w:b/>
           <w:lang w:val="pt_PT" w:bidi="pt_PT"/>
         </w:rPr>
-        <w:t>ἐκείνην τὴν ἡμέραν</w:t>
-      </w:r>
-    </w:p>
-    <w:p>
-      <w:pPr/>
-      <w:r>
-        <w:rPr>
-          <w:lang w:val="pt_PT" w:bidi="pt_PT"/>
-        </w:rPr>
-      </w:r>
-      <w:r>
-        <w:rPr>
-          <w:b/>
-          <w:lang w:val="pt_PT" w:bidi="pt_PT"/>
-        </w:rPr>
         <w:t>"até aquele dia".</w:t>
       </w:r>
     </w:p>
@@ -8240,21 +7140,6 @@
           <w:b/>
           <w:lang w:val="pt_PT" w:bidi="pt_PT"/>
         </w:rPr>
-        <w:t>ὑποτύπωσιν ἔχε</w:t>
-      </w:r>
-    </w:p>
-    <w:p>
-      <w:pPr/>
-      <w:r>
-        <w:rPr>
-          <w:lang w:val="pt_PT" w:bidi="pt_PT"/>
-        </w:rPr>
-      </w:r>
-      <w:r>
-        <w:rPr>
-          <w:b/>
-          <w:lang w:val="pt_PT" w:bidi="pt_PT"/>
-        </w:rPr>
         <w:t>"Tome como modelo".</w:t>
       </w:r>
     </w:p>
@@ -8351,21 +7236,6 @@
           <w:b/>
           <w:lang w:val="pt_PT" w:bidi="pt_PT"/>
         </w:rPr>
-        <w:t>ὑγιαινόντων λόγων</w:t>
-      </w:r>
-    </w:p>
-    <w:p>
-      <w:pPr/>
-      <w:r>
-        <w:rPr>
-          <w:lang w:val="pt_PT" w:bidi="pt_PT"/>
-        </w:rPr>
-      </w:r>
-      <w:r>
-        <w:rPr>
-          <w:b/>
-          <w:lang w:val="pt_PT" w:bidi="pt_PT"/>
-        </w:rPr>
         <w:t>"os ensinamentos verdadeiros".</w:t>
       </w:r>
     </w:p>
@@ -8475,21 +7345,6 @@
           <w:b/>
           <w:lang w:val="pt_PT" w:bidi="pt_PT"/>
         </w:rPr>
-        <w:t>ὑγιαινόντων λόγων</w:t>
-      </w:r>
-    </w:p>
-    <w:p>
-      <w:pPr/>
-      <w:r>
-        <w:rPr>
-          <w:lang w:val="pt_PT" w:bidi="pt_PT"/>
-        </w:rPr>
-      </w:r>
-      <w:r>
-        <w:rPr>
-          <w:b/>
-          <w:lang w:val="pt_PT" w:bidi="pt_PT"/>
-        </w:rPr>
         <w:t>"os ensinamentos verdadeiros".</w:t>
       </w:r>
     </w:p>
@@ -8573,21 +7428,6 @@
           <w:b/>
           <w:lang w:val="pt_PT" w:bidi="pt_PT"/>
         </w:rPr>
-        <w:t>ἐν πίστει καὶ ἀγάπῃ τῇ ἐν Χριστῷ Ἰησοῦ</w:t>
-      </w:r>
-    </w:p>
-    <w:p>
-      <w:pPr/>
-      <w:r>
-        <w:rPr>
-          <w:lang w:val="pt_PT" w:bidi="pt_PT"/>
-        </w:rPr>
-      </w:r>
-      <w:r>
-        <w:rPr>
-          <w:b/>
-          <w:lang w:val="pt_PT" w:bidi="pt_PT"/>
-        </w:rPr>
         <w:t>"na fé e no amor que temos por estarmos unidos com Cristo Jesus".</w:t>
       </w:r>
     </w:p>
@@ -8697,21 +7537,6 @@
           <w:b/>
           <w:lang w:val="pt_PT" w:bidi="pt_PT"/>
         </w:rPr>
-        <w:t>τῇ ἐν Χριστῷ Ἰησοῦ</w:t>
-      </w:r>
-    </w:p>
-    <w:p>
-      <w:pPr/>
-      <w:r>
-        <w:rPr>
-          <w:lang w:val="pt_PT" w:bidi="pt_PT"/>
-        </w:rPr>
-      </w:r>
-      <w:r>
-        <w:rPr>
-          <w:b/>
-          <w:lang w:val="pt_PT" w:bidi="pt_PT"/>
-        </w:rPr>
         <w:t>"por estarmos unidos com Cristo Jesus".</w:t>
       </w:r>
     </w:p>
@@ -8808,21 +7633,6 @@
           <w:b/>
           <w:lang w:val="pt_PT" w:bidi="pt_PT"/>
         </w:rPr>
-        <w:t>τῇ ἐν Χριστῷ Ἰησοῦ</w:t>
-      </w:r>
-    </w:p>
-    <w:p>
-      <w:pPr/>
-      <w:r>
-        <w:rPr>
-          <w:lang w:val="pt_PT" w:bidi="pt_PT"/>
-        </w:rPr>
-      </w:r>
-      <w:r>
-        <w:rPr>
-          <w:b/>
-          <w:lang w:val="pt_PT" w:bidi="pt_PT"/>
-        </w:rPr>
         <w:t>"por estarmos unidos com Cristo Jesus".</w:t>
       </w:r>
     </w:p>
@@ -8906,21 +7716,6 @@
           <w:b/>
           <w:lang w:val="pt_PT" w:bidi="pt_PT"/>
         </w:rPr>
-        <w:t>τὴν καλὴν παραθήκην φύλαξον</w:t>
-      </w:r>
-    </w:p>
-    <w:p>
-      <w:pPr/>
-      <w:r>
-        <w:rPr>
-          <w:lang w:val="pt_PT" w:bidi="pt_PT"/>
-        </w:rPr>
-      </w:r>
-      <w:r>
-        <w:rPr>
-          <w:b/>
-          <w:lang w:val="pt_PT" w:bidi="pt_PT"/>
-        </w:rPr>
         <w:t>"guarde esse precioso tesouro".</w:t>
       </w:r>
     </w:p>
@@ -9030,21 +7825,6 @@
           <w:b/>
           <w:lang w:val="pt_PT" w:bidi="pt_PT"/>
         </w:rPr>
-        <w:t>διὰ Πνεύματος Ἁγίου</w:t>
-      </w:r>
-    </w:p>
-    <w:p>
-      <w:pPr/>
-      <w:r>
-        <w:rPr>
-          <w:lang w:val="pt_PT" w:bidi="pt_PT"/>
-        </w:rPr>
-      </w:r>
-      <w:r>
-        <w:rPr>
-          <w:b/>
-          <w:lang w:val="pt_PT" w:bidi="pt_PT"/>
-        </w:rPr>
         <w:t>"por meio do poder do Espírito Santo".</w:t>
       </w:r>
     </w:p>
@@ -9108,21 +7888,6 @@
           <w:b/>
           <w:lang w:val="pt_PT" w:bidi="pt_PT"/>
         </w:rPr>
-        <w:t>τοῦ ἐνοικοῦντος ἐν ἡμῖν</w:t>
-      </w:r>
-    </w:p>
-    <w:p>
-      <w:pPr/>
-      <w:r>
-        <w:rPr>
-          <w:lang w:val="pt_PT" w:bidi="pt_PT"/>
-        </w:rPr>
-      </w:r>
-      <w:r>
-        <w:rPr>
-          <w:b/>
-          <w:lang w:val="pt_PT" w:bidi="pt_PT"/>
-        </w:rPr>
         <w:t>"que vive em nós".</w:t>
       </w:r>
     </w:p>
@@ -9206,21 +7971,6 @@
           <w:b/>
           <w:lang w:val="pt_PT" w:bidi="pt_PT"/>
         </w:rPr>
-        <w:t>οἶδας τοῦτο, ὅτι</w:t>
-      </w:r>
-    </w:p>
-    <w:p>
-      <w:pPr/>
-      <w:r>
-        <w:rPr>
-          <w:lang w:val="pt_PT" w:bidi="pt_PT"/>
-        </w:rPr>
-      </w:r>
-      <w:r>
-        <w:rPr>
-          <w:b/>
-          <w:lang w:val="pt_PT" w:bidi="pt_PT"/>
-        </w:rPr>
         <w:t>"Você já sabe que".</w:t>
       </w:r>
     </w:p>
@@ -9304,21 +8054,6 @@
           <w:b/>
           <w:lang w:val="pt_PT" w:bidi="pt_PT"/>
         </w:rPr>
-        <w:t>πάντες οἱ ἐν τῇ Ἀσίᾳ</w:t>
-      </w:r>
-    </w:p>
-    <w:p>
-      <w:pPr/>
-      <w:r>
-        <w:rPr>
-          <w:lang w:val="pt_PT" w:bidi="pt_PT"/>
-        </w:rPr>
-      </w:r>
-      <w:r>
-        <w:rPr>
-          <w:b/>
-          <w:lang w:val="pt_PT" w:bidi="pt_PT"/>
-        </w:rPr>
         <w:t>"todos os irmãos da província da Ásia".</w:t>
       </w:r>
     </w:p>
@@ -9415,21 +8150,6 @@
           <w:b/>
           <w:lang w:val="pt_PT" w:bidi="pt_PT"/>
         </w:rPr>
-        <w:t>οἱ ἐν τῇ Ἀσίᾳ</w:t>
-      </w:r>
-    </w:p>
-    <w:p>
-      <w:pPr/>
-      <w:r>
-        <w:rPr>
-          <w:lang w:val="pt_PT" w:bidi="pt_PT"/>
-        </w:rPr>
-      </w:r>
-      <w:r>
-        <w:rPr>
-          <w:b/>
-          <w:lang w:val="pt_PT" w:bidi="pt_PT"/>
-        </w:rPr>
         <w:t>"os irmãos da província da Ásia".</w:t>
       </w:r>
     </w:p>
@@ -9526,21 +8246,6 @@
           <w:b/>
           <w:lang w:val="pt_PT" w:bidi="pt_PT"/>
         </w:rPr>
-        <w:t>ἀπεστράφησάν με</w:t>
-      </w:r>
-    </w:p>
-    <w:p>
-      <w:pPr/>
-      <w:r>
-        <w:rPr>
-          <w:lang w:val="pt_PT" w:bidi="pt_PT"/>
-        </w:rPr>
-      </w:r>
-      <w:r>
-        <w:rPr>
-          <w:b/>
-          <w:lang w:val="pt_PT" w:bidi="pt_PT"/>
-        </w:rPr>
         <w:t>"me abandonaram".</w:t>
       </w:r>
     </w:p>
@@ -9624,21 +8329,6 @@
           <w:b/>
           <w:lang w:val="pt_PT" w:bidi="pt_PT"/>
         </w:rPr>
-        <w:t>ἀπεστράφησάν με</w:t>
-      </w:r>
-    </w:p>
-    <w:p>
-      <w:pPr/>
-      <w:r>
-        <w:rPr>
-          <w:lang w:val="pt_PT" w:bidi="pt_PT"/>
-        </w:rPr>
-      </w:r>
-      <w:r>
-        <w:rPr>
-          <w:b/>
-          <w:lang w:val="pt_PT" w:bidi="pt_PT"/>
-        </w:rPr>
         <w:t>"me abandonaram".</w:t>
       </w:r>
     </w:p>
@@ -9735,21 +8425,6 @@
           <w:b/>
           <w:lang w:val="pt_PT" w:bidi="pt_PT"/>
         </w:rPr>
-        <w:t>Φύγελος &amp; Ἑρμογένης</w:t>
-      </w:r>
-    </w:p>
-    <w:p>
-      <w:pPr/>
-      <w:r>
-        <w:rPr>
-          <w:lang w:val="pt_PT" w:bidi="pt_PT"/>
-        </w:rPr>
-      </w:r>
-      <w:r>
-        <w:rPr>
-          <w:b/>
-          <w:lang w:val="pt_PT" w:bidi="pt_PT"/>
-        </w:rPr>
         <w:t>"Fígelo"</w:t>
       </w:r>
       <w:r>
@@ -9872,21 +8547,6 @@
           <w:b/>
           <w:lang w:val="pt_PT" w:bidi="pt_PT"/>
         </w:rPr>
-        <w:t>δῴη ἔλεος ὁ Κύριος τῷ Ὀνησιφόρου οἴκῳ</w:t>
-      </w:r>
-    </w:p>
-    <w:p>
-      <w:pPr/>
-      <w:r>
-        <w:rPr>
-          <w:lang w:val="pt_PT" w:bidi="pt_PT"/>
-        </w:rPr>
-      </w:r>
-      <w:r>
-        <w:rPr>
-          <w:b/>
-          <w:lang w:val="pt_PT" w:bidi="pt_PT"/>
-        </w:rPr>
         <w:t>"Que o Senhor seja bondoso com a família de Onesíforo".</w:t>
       </w:r>
     </w:p>
@@ -9983,21 +8643,6 @@
           <w:b/>
           <w:lang w:val="pt_PT" w:bidi="pt_PT"/>
         </w:rPr>
-        <w:t>δῴη ἔλεος ὁ Κύριος</w:t>
-      </w:r>
-    </w:p>
-    <w:p>
-      <w:pPr/>
-      <w:r>
-        <w:rPr>
-          <w:lang w:val="pt_PT" w:bidi="pt_PT"/>
-        </w:rPr>
-      </w:r>
-      <w:r>
-        <w:rPr>
-          <w:b/>
-          <w:lang w:val="pt_PT" w:bidi="pt_PT"/>
-        </w:rPr>
         <w:t>"Que o Senhor seja bondoso".</w:t>
       </w:r>
     </w:p>
@@ -10081,21 +8726,6 @@
           <w:b/>
           <w:lang w:val="pt_PT" w:bidi="pt_PT"/>
         </w:rPr>
-        <w:t>Ὀνησιφόρου</w:t>
-      </w:r>
-    </w:p>
-    <w:p>
-      <w:pPr/>
-      <w:r>
-        <w:rPr>
-          <w:lang w:val="pt_PT" w:bidi="pt_PT"/>
-        </w:rPr>
-      </w:r>
-      <w:r>
-        <w:rPr>
-          <w:b/>
-          <w:lang w:val="pt_PT" w:bidi="pt_PT"/>
-        </w:rPr>
         <w:t>"de Onesíforo".</w:t>
       </w:r>
     </w:p>
@@ -10192,21 +8822,6 @@
           <w:b/>
           <w:lang w:val="pt_PT" w:bidi="pt_PT"/>
         </w:rPr>
-        <w:t>τὴν ἅλυσίν μου οὐκ ἐπησχύνθη</w:t>
-      </w:r>
-    </w:p>
-    <w:p>
-      <w:pPr/>
-      <w:r>
-        <w:rPr>
-          <w:lang w:val="pt_PT" w:bidi="pt_PT"/>
-        </w:rPr>
-      </w:r>
-      <w:r>
-        <w:rPr>
-          <w:b/>
-          <w:lang w:val="pt_PT" w:bidi="pt_PT"/>
-        </w:rPr>
         <w:t>"não teve vergonha de mim por eu estar na cadeia".</w:t>
       </w:r>
     </w:p>
@@ -10290,21 +8905,6 @@
           <w:b/>
           <w:lang w:val="pt_PT" w:bidi="pt_PT"/>
         </w:rPr>
-        <w:t>τὴν ἅλυσίν μου</w:t>
-      </w:r>
-    </w:p>
-    <w:p>
-      <w:pPr/>
-      <w:r>
-        <w:rPr>
-          <w:lang w:val="pt_PT" w:bidi="pt_PT"/>
-        </w:rPr>
-      </w:r>
-      <w:r>
-        <w:rPr>
-          <w:b/>
-          <w:lang w:val="pt_PT" w:bidi="pt_PT"/>
-        </w:rPr>
         <w:t>"por eu estar na cadeia".</w:t>
       </w:r>
     </w:p>
@@ -10388,21 +8988,6 @@
           <w:b/>
           <w:lang w:val="pt_PT" w:bidi="pt_PT"/>
         </w:rPr>
-        <w:t>ἀλλὰ</w:t>
-      </w:r>
-    </w:p>
-    <w:p>
-      <w:pPr/>
-      <w:r>
-        <w:rPr>
-          <w:lang w:val="pt_PT" w:bidi="pt_PT"/>
-        </w:rPr>
-      </w:r>
-      <w:r>
-        <w:rPr>
-          <w:b/>
-          <w:lang w:val="pt_PT" w:bidi="pt_PT"/>
-        </w:rPr>
         <w:t>"Pelo contrário".</w:t>
       </w:r>
     </w:p>
@@ -10512,21 +9097,6 @@
           <w:b/>
           <w:lang w:val="pt_PT" w:bidi="pt_PT"/>
         </w:rPr>
-        <w:t>ἐν Ῥώμῃ</w:t>
-      </w:r>
-    </w:p>
-    <w:p>
-      <w:pPr/>
-      <w:r>
-        <w:rPr>
-          <w:lang w:val="pt_PT" w:bidi="pt_PT"/>
-        </w:rPr>
-      </w:r>
-      <w:r>
-        <w:rPr>
-          <w:b/>
-          <w:lang w:val="pt_PT" w:bidi="pt_PT"/>
-        </w:rPr>
         <w:t>"a Roma".</w:t>
       </w:r>
     </w:p>
@@ -10623,21 +9193,6 @@
           <w:b/>
           <w:lang w:val="pt_PT" w:bidi="pt_PT"/>
         </w:rPr>
-        <w:t>(δῴη αὐτῷ ὁ Κύριος, εὑρεῖν ἔλεος παρὰ Κυρίου ἐν ἐκείνῃ τῇ ἡμέρᾳ), καὶ ὅσα ἐν Ἐφέσῳ διηκόνησεν, βέλτιον σὺ γινώσκεις</w:t>
-      </w:r>
-    </w:p>
-    <w:p>
-      <w:pPr/>
-      <w:r>
-        <w:rPr>
-          <w:lang w:val="pt_PT" w:bidi="pt_PT"/>
-        </w:rPr>
-      </w:r>
-      <w:r>
-        <w:rPr>
-          <w:b/>
-          <w:lang w:val="pt_PT" w:bidi="pt_PT"/>
-        </w:rPr>
         <w:t>"Que o Senhor dê a ele a certeza de que naquele dia ele receberá a sua misericórdia! E você sabe melhor do que eu o quanto ele me ajudou em Éfeso".</w:t>
       </w:r>
     </w:p>
@@ -10721,21 +9276,6 @@
           <w:b/>
           <w:lang w:val="pt_PT" w:bidi="pt_PT"/>
         </w:rPr>
-        <w:t>δῴη αὐτῷ ὁ Κύριος, εὑρεῖν ἔλεος παρὰ Κυρίου</w:t>
-      </w:r>
-    </w:p>
-    <w:p>
-      <w:pPr/>
-      <w:r>
-        <w:rPr>
-          <w:lang w:val="pt_PT" w:bidi="pt_PT"/>
-        </w:rPr>
-      </w:r>
-      <w:r>
-        <w:rPr>
-          <w:b/>
-          <w:lang w:val="pt_PT" w:bidi="pt_PT"/>
-        </w:rPr>
         <w:t>"Que o Senhor dê a ele a certeza de que naquele dia ele receberá a sua misericórdia!".</w:t>
       </w:r>
     </w:p>
@@ -10752,7 +9292,7 @@
         </w:rPr>
         <w:t xml:space="preserve">Aqui, Paulo novamente pede a Deus que abençoe Onesíforo. Use uma forma que as pessoas reconheceriam como uma bênção em seu idioma. Veja como você traduziu a bênção semelhante em </w:t>
       </w:r>
-      <w:hyperlink r:id="rId20">
+      <w:hyperlink r:id="rId18">
         <w:r>
           <w:rPr>
             <w:lang w:val="pt_PT" w:bidi="pt_PT"/>
@@ -10837,21 +9377,6 @@
           <w:b/>
           <w:lang w:val="pt_PT" w:bidi="pt_PT"/>
         </w:rPr>
-        <w:t>εὑρεῖν ἔλεος παρὰ Κυρίου</w:t>
-      </w:r>
-    </w:p>
-    <w:p>
-      <w:pPr/>
-      <w:r>
-        <w:rPr>
-          <w:lang w:val="pt_PT" w:bidi="pt_PT"/>
-        </w:rPr>
-      </w:r>
-      <w:r>
-        <w:rPr>
-          <w:b/>
-          <w:lang w:val="pt_PT" w:bidi="pt_PT"/>
-        </w:rPr>
         <w:t>"receberá a sua misericórdia".</w:t>
       </w:r>
     </w:p>
@@ -10948,21 +9473,6 @@
           <w:b/>
           <w:lang w:val="pt_PT" w:bidi="pt_PT"/>
         </w:rPr>
-        <w:t>εὑρεῖν ἔλεος παρὰ Κυρίου</w:t>
-      </w:r>
-    </w:p>
-    <w:p>
-      <w:pPr/>
-      <w:r>
-        <w:rPr>
-          <w:lang w:val="pt_PT" w:bidi="pt_PT"/>
-        </w:rPr>
-      </w:r>
-      <w:r>
-        <w:rPr>
-          <w:b/>
-          <w:lang w:val="pt_PT" w:bidi="pt_PT"/>
-        </w:rPr>
         <w:t>"receberá a sua misericórdia".</w:t>
       </w:r>
     </w:p>
@@ -11059,21 +9569,6 @@
           <w:b/>
           <w:lang w:val="pt_PT" w:bidi="pt_PT"/>
         </w:rPr>
-        <w:t>ἐν ἐκείνῃ τῇ ἡμέρᾳ</w:t>
-      </w:r>
-    </w:p>
-    <w:p>
-      <w:pPr/>
-      <w:r>
-        <w:rPr>
-          <w:lang w:val="pt_PT" w:bidi="pt_PT"/>
-        </w:rPr>
-      </w:r>
-      <w:r>
-        <w:rPr>
-          <w:b/>
-          <w:lang w:val="pt_PT" w:bidi="pt_PT"/>
-        </w:rPr>
         <w:t>"naquele dia".</w:t>
       </w:r>
     </w:p>
@@ -11157,21 +9652,6 @@
           <w:b/>
           <w:lang w:val="pt_PT" w:bidi="pt_PT"/>
         </w:rPr>
-        <w:t>ὅσα &amp; διηκόνησεν</w:t>
-      </w:r>
-    </w:p>
-    <w:p>
-      <w:pPr/>
-      <w:r>
-        <w:rPr>
-          <w:lang w:val="pt_PT" w:bidi="pt_PT"/>
-        </w:rPr>
-      </w:r>
-      <w:r>
-        <w:rPr>
-          <w:b/>
-          <w:lang w:val="pt_PT" w:bidi="pt_PT"/>
-        </w:rPr>
         <w:t>"o quanto ele me ajudou".</w:t>
       </w:r>
     </w:p>
@@ -11268,21 +9748,6 @@
           <w:b/>
           <w:lang w:val="pt_PT" w:bidi="pt_PT"/>
         </w:rPr>
-        <w:t>σὺ οὖν</w:t>
-      </w:r>
-    </w:p>
-    <w:p>
-      <w:pPr/>
-      <w:r>
-        <w:rPr>
-          <w:lang w:val="pt_PT" w:bidi="pt_PT"/>
-        </w:rPr>
-      </w:r>
-      <w:r>
-        <w:rPr>
-          <w:b/>
-          <w:lang w:val="pt_PT" w:bidi="pt_PT"/>
-        </w:rPr>
         <w:t>"E você".</w:t>
       </w:r>
     </w:p>
@@ -11299,7 +9764,7 @@
         </w:rPr>
         <w:t xml:space="preserve">Uma tradução alternativa vai dizer: "Tu, pois, meu filho". Aqui, a palavra "pois" pode introduzir: (1) uma inferência de </w:t>
       </w:r>
-      <w:hyperlink r:id="rId21">
+      <w:hyperlink r:id="rId19">
         <w:r>
           <w:rPr>
             <w:lang w:val="pt_PT" w:bidi="pt_PT"/>
@@ -11384,21 +9849,6 @@
           <w:b/>
           <w:lang w:val="pt_PT" w:bidi="pt_PT"/>
         </w:rPr>
-        <w:t>τέκνον μου</w:t>
-      </w:r>
-    </w:p>
-    <w:p>
-      <w:pPr/>
-      <w:r>
-        <w:rPr>
-          <w:lang w:val="pt_PT" w:bidi="pt_PT"/>
-        </w:rPr>
-      </w:r>
-      <w:r>
-        <w:rPr>
-          <w:b/>
-          <w:lang w:val="pt_PT" w:bidi="pt_PT"/>
-        </w:rPr>
         <w:t>"meu filho".</w:t>
       </w:r>
     </w:p>
@@ -11495,21 +9945,6 @@
           <w:b/>
           <w:lang w:val="pt_PT" w:bidi="pt_PT"/>
         </w:rPr>
-        <w:t>ἐνδυναμοῦ</w:t>
-      </w:r>
-    </w:p>
-    <w:p>
-      <w:pPr/>
-      <w:r>
-        <w:rPr>
-          <w:lang w:val="pt_PT" w:bidi="pt_PT"/>
-        </w:rPr>
-      </w:r>
-      <w:r>
-        <w:rPr>
-          <w:b/>
-          <w:lang w:val="pt_PT" w:bidi="pt_PT"/>
-        </w:rPr>
         <w:t>"seja forte".</w:t>
       </w:r>
     </w:p>
@@ -11593,21 +10028,6 @@
           <w:b/>
           <w:lang w:val="pt_PT" w:bidi="pt_PT"/>
         </w:rPr>
-        <w:t>ἐν τῇ χάριτι τῇ ἐν Χριστῷ Ἰησοῦ</w:t>
-      </w:r>
-    </w:p>
-    <w:p>
-      <w:pPr/>
-      <w:r>
-        <w:rPr>
-          <w:lang w:val="pt_PT" w:bidi="pt_PT"/>
-        </w:rPr>
-      </w:r>
-      <w:r>
-        <w:rPr>
-          <w:b/>
-          <w:lang w:val="pt_PT" w:bidi="pt_PT"/>
-        </w:rPr>
         <w:t>"por meio da graça que é nossa por estarmos unidos com Cristo Jesus".</w:t>
       </w:r>
     </w:p>
@@ -11704,21 +10124,6 @@
           <w:b/>
           <w:lang w:val="pt_PT" w:bidi="pt_PT"/>
         </w:rPr>
-        <w:t>ἐν τῇ χάριτι</w:t>
-      </w:r>
-    </w:p>
-    <w:p>
-      <w:pPr/>
-      <w:r>
-        <w:rPr>
-          <w:lang w:val="pt_PT" w:bidi="pt_PT"/>
-        </w:rPr>
-      </w:r>
-      <w:r>
-        <w:rPr>
-          <w:b/>
-          <w:lang w:val="pt_PT" w:bidi="pt_PT"/>
-        </w:rPr>
         <w:t>"por meio da graça".</w:t>
       </w:r>
     </w:p>
@@ -11828,21 +10233,6 @@
           <w:b/>
           <w:lang w:val="pt_PT" w:bidi="pt_PT"/>
         </w:rPr>
-        <w:t>τῇ ἐν Χριστῷ Ἰησοῦ</w:t>
-      </w:r>
-    </w:p>
-    <w:p>
-      <w:pPr/>
-      <w:r>
-        <w:rPr>
-          <w:lang w:val="pt_PT" w:bidi="pt_PT"/>
-        </w:rPr>
-      </w:r>
-      <w:r>
-        <w:rPr>
-          <w:b/>
-          <w:lang w:val="pt_PT" w:bidi="pt_PT"/>
-        </w:rPr>
         <w:t>"por estarmos unidos com Cristo Jesus".</w:t>
       </w:r>
     </w:p>
@@ -12004,21 +10394,6 @@
           <w:b/>
           <w:lang w:val="pt_PT" w:bidi="pt_PT"/>
         </w:rPr>
-        <w:t>διὰ πολλῶν μαρτύρων</w:t>
-      </w:r>
-    </w:p>
-    <w:p>
-      <w:pPr/>
-      <w:r>
-        <w:rPr>
-          <w:lang w:val="pt_PT" w:bidi="pt_PT"/>
-        </w:rPr>
-      </w:r>
-      <w:r>
-        <w:rPr>
-          <w:b/>
-          <w:lang w:val="pt_PT" w:bidi="pt_PT"/>
-        </w:rPr>
         <w:t>"de muitas testemunhas".</w:t>
       </w:r>
     </w:p>
@@ -12115,21 +10490,6 @@
           <w:b/>
           <w:lang w:val="pt_PT" w:bidi="pt_PT"/>
         </w:rPr>
-        <w:t>ταῦτα παράθου</w:t>
-      </w:r>
-    </w:p>
-    <w:p>
-      <w:pPr/>
-      <w:r>
-        <w:rPr>
-          <w:lang w:val="pt_PT" w:bidi="pt_PT"/>
-        </w:rPr>
-      </w:r>
-      <w:r>
-        <w:rPr>
-          <w:b/>
-          <w:lang w:val="pt_PT" w:bidi="pt_PT"/>
-        </w:rPr>
         <w:t>"Tome os ensinamentos... e entregue-os".</w:t>
       </w:r>
     </w:p>
@@ -12226,21 +10586,6 @@
           <w:b/>
           <w:lang w:val="pt_PT" w:bidi="pt_PT"/>
         </w:rPr>
-        <w:t>πιστοῖς ἀνθρώποις</w:t>
-      </w:r>
-    </w:p>
-    <w:p>
-      <w:pPr/>
-      <w:r>
-        <w:rPr>
-          <w:lang w:val="pt_PT" w:bidi="pt_PT"/>
-        </w:rPr>
-      </w:r>
-      <w:r>
-        <w:rPr>
-          <w:b/>
-          <w:lang w:val="pt_PT" w:bidi="pt_PT"/>
-        </w:rPr>
         <w:t>"aos cuidados de homens de confiança".</w:t>
       </w:r>
     </w:p>
@@ -12337,21 +10682,6 @@
           <w:b/>
           <w:lang w:val="pt_PT" w:bidi="pt_PT"/>
         </w:rPr>
-        <w:t>συνκακοπάθησον</w:t>
-      </w:r>
-    </w:p>
-    <w:p>
-      <w:pPr/>
-      <w:r>
-        <w:rPr>
-          <w:lang w:val="pt_PT" w:bidi="pt_PT"/>
-        </w:rPr>
-      </w:r>
-      <w:r>
-        <w:rPr>
-          <w:b/>
-          <w:lang w:val="pt_PT" w:bidi="pt_PT"/>
-        </w:rPr>
         <w:t>"tome parte no meu sofrimento".</w:t>
       </w:r>
     </w:p>
@@ -12448,21 +10778,6 @@
           <w:b/>
           <w:lang w:val="pt_PT" w:bidi="pt_PT"/>
         </w:rPr>
-        <w:t>συνκακοπάθησον</w:t>
-      </w:r>
-    </w:p>
-    <w:p>
-      <w:pPr/>
-      <w:r>
-        <w:rPr>
-          <w:lang w:val="pt_PT" w:bidi="pt_PT"/>
-        </w:rPr>
-      </w:r>
-      <w:r>
-        <w:rPr>
-          <w:b/>
-          <w:lang w:val="pt_PT" w:bidi="pt_PT"/>
-        </w:rPr>
         <w:t>"tome parte no meu sofrimento".</w:t>
       </w:r>
     </w:p>
@@ -12572,21 +10887,6 @@
           <w:b/>
           <w:lang w:val="pt_PT" w:bidi="pt_PT"/>
         </w:rPr>
-        <w:t>ὡς καλὸς στρατιώτης Ἰησοῦ Χριστοῦ</w:t>
-      </w:r>
-    </w:p>
-    <w:p>
-      <w:pPr/>
-      <w:r>
-        <w:rPr>
-          <w:lang w:val="pt_PT" w:bidi="pt_PT"/>
-        </w:rPr>
-      </w:r>
-      <w:r>
-        <w:rPr>
-          <w:b/>
-          <w:lang w:val="pt_PT" w:bidi="pt_PT"/>
-        </w:rPr>
         <w:t>"Como fiel soldado de Cristo Jesus".</w:t>
       </w:r>
     </w:p>
@@ -12748,21 +11048,6 @@
           <w:b/>
           <w:lang w:val="pt_PT" w:bidi="pt_PT"/>
         </w:rPr>
-        <w:t>οὐδεὶς στρατευόμενος ἐμπλέκεται ταῖς τοῦ βίου πραγματίαις, ἵνα τῷ στρατολογήσαντι ἀρέσῃ</w:t>
-      </w:r>
-    </w:p>
-    <w:p>
-      <w:pPr/>
-      <w:r>
-        <w:rPr>
-          <w:lang w:val="pt_PT" w:bidi="pt_PT"/>
-        </w:rPr>
-      </w:r>
-      <w:r>
-        <w:rPr>
-          <w:b/>
-          <w:lang w:val="pt_PT" w:bidi="pt_PT"/>
-        </w:rPr>
         <w:t>"Pois o soldado, quando está servindo, quer agradar o seu comandante e por isso não se envolve em negócios da vida civil".</w:t>
       </w:r>
     </w:p>
@@ -12805,7 +11090,7 @@
         </w:rPr>
         <w:t xml:space="preserve">. Como Paulo diz a Timóteo em </w:t>
       </w:r>
-      <w:hyperlink r:id="rId22">
+      <w:hyperlink r:id="rId20">
         <w:r>
           <w:rPr>
             <w:lang w:val="pt_PT" w:bidi="pt_PT"/>
@@ -12823,7 +11108,7 @@
         </w:rPr>
         <w:t xml:space="preserve"> para pensar cuidadosamente sobre os exemplos que ele dá neste versículo e em </w:t>
       </w:r>
-      <w:hyperlink r:id="rId23">
+      <w:hyperlink r:id="rId21">
         <w:r>
           <w:rPr>
             <w:lang w:val="pt_PT" w:bidi="pt_PT"/>
@@ -12908,21 +11193,6 @@
           <w:b/>
           <w:lang w:val="pt_PT" w:bidi="pt_PT"/>
         </w:rPr>
-        <w:t>ἐμπλέκεται ταῖς τοῦ βίου πραγματίαις</w:t>
-      </w:r>
-    </w:p>
-    <w:p>
-      <w:pPr/>
-      <w:r>
-        <w:rPr>
-          <w:lang w:val="pt_PT" w:bidi="pt_PT"/>
-        </w:rPr>
-      </w:r>
-      <w:r>
-        <w:rPr>
-          <w:b/>
-          <w:lang w:val="pt_PT" w:bidi="pt_PT"/>
-        </w:rPr>
         <w:t>"e por isso não se envolve em negócios da vida civil".</w:t>
       </w:r>
     </w:p>
@@ -13032,21 +11302,6 @@
           <w:b/>
           <w:lang w:val="pt_PT" w:bidi="pt_PT"/>
         </w:rPr>
-        <w:t>ἐμπλέκεται</w:t>
-      </w:r>
-    </w:p>
-    <w:p>
-      <w:pPr/>
-      <w:r>
-        <w:rPr>
-          <w:lang w:val="pt_PT" w:bidi="pt_PT"/>
-        </w:rPr>
-      </w:r>
-      <w:r>
-        <w:rPr>
-          <w:b/>
-          <w:lang w:val="pt_PT" w:bidi="pt_PT"/>
-        </w:rPr>
         <w:t>"e por isso não se envolve".</w:t>
       </w:r>
     </w:p>
@@ -13130,21 +11385,6 @@
           <w:b/>
           <w:lang w:val="pt_PT" w:bidi="pt_PT"/>
         </w:rPr>
-        <w:t>ταῖς τοῦ βίου πραγματίαις</w:t>
-      </w:r>
-    </w:p>
-    <w:p>
-      <w:pPr/>
-      <w:r>
-        <w:rPr>
-          <w:lang w:val="pt_PT" w:bidi="pt_PT"/>
-        </w:rPr>
-      </w:r>
-      <w:r>
-        <w:rPr>
-          <w:b/>
-          <w:lang w:val="pt_PT" w:bidi="pt_PT"/>
-        </w:rPr>
         <w:t>"em negócios da vida".</w:t>
       </w:r>
     </w:p>
@@ -13241,21 +11481,6 @@
           <w:b/>
           <w:lang w:val="pt_PT" w:bidi="pt_PT"/>
         </w:rPr>
-        <w:t>τῷ στρατολογήσαντι</w:t>
-      </w:r>
-    </w:p>
-    <w:p>
-      <w:pPr/>
-      <w:r>
-        <w:rPr>
-          <w:lang w:val="pt_PT" w:bidi="pt_PT"/>
-        </w:rPr>
-      </w:r>
-      <w:r>
-        <w:rPr>
-          <w:b/>
-          <w:lang w:val="pt_PT" w:bidi="pt_PT"/>
-        </w:rPr>
         <w:t>"Pois o soldado, quando está servindo, quer agradar o seu comandante".</w:t>
       </w:r>
     </w:p>
@@ -13319,21 +11544,6 @@
           <w:b/>
           <w:lang w:val="pt_PT" w:bidi="pt_PT"/>
         </w:rPr>
-        <w:t>δὲ καὶ</w:t>
-      </w:r>
-    </w:p>
-    <w:p>
-      <w:pPr/>
-      <w:r>
-        <w:rPr>
-          <w:lang w:val="pt_PT" w:bidi="pt_PT"/>
-        </w:rPr>
-      </w:r>
-      <w:r>
-        <w:rPr>
-          <w:b/>
-          <w:lang w:val="pt_PT" w:bidi="pt_PT"/>
-        </w:rPr>
         <w:t>"O atleta que".</w:t>
       </w:r>
     </w:p>
@@ -13417,21 +11627,6 @@
           <w:b/>
           <w:lang w:val="pt_PT" w:bidi="pt_PT"/>
         </w:rPr>
-        <w:t>ἐὰν &amp; ἀθλῇ τις, οὐ στεφανοῦται, ἐὰν μὴ νομίμως ἀθλήσῃ</w:t>
-      </w:r>
-    </w:p>
-    <w:p>
-      <w:pPr/>
-      <w:r>
-        <w:rPr>
-          <w:lang w:val="pt_PT" w:bidi="pt_PT"/>
-        </w:rPr>
-      </w:r>
-      <w:r>
-        <w:rPr>
-          <w:b/>
-          <w:lang w:val="pt_PT" w:bidi="pt_PT"/>
-        </w:rPr>
         <w:t>"O atleta que toma parte numa corrida não recebe o prêmio se não obedecer às regras da competição".</w:t>
       </w:r>
     </w:p>
@@ -13487,7 +11682,7 @@
         </w:rPr>
         <w:t xml:space="preserve">, ou seja, conforme Jesus deseja. Como Paulo diz a Timóteo em </w:t>
       </w:r>
-      <w:hyperlink r:id="rId22">
+      <w:hyperlink r:id="rId20">
         <w:r>
           <w:rPr>
             <w:lang w:val="pt_PT" w:bidi="pt_PT"/>
@@ -13505,7 +11700,7 @@
         </w:rPr>
         <w:t xml:space="preserve"> para pensar cuidadosamente sobre os exemplos que ele dá neste versículo e em </w:t>
       </w:r>
-      <w:hyperlink r:id="rId24">
+      <w:hyperlink r:id="rId22">
         <w:r>
           <w:rPr>
             <w:lang w:val="pt_PT" w:bidi="pt_PT"/>
@@ -13523,7 +11718,7 @@
         </w:rPr>
         <w:t xml:space="preserve"> e </w:t>
       </w:r>
-      <w:hyperlink r:id="rId25">
+      <w:hyperlink r:id="rId23">
         <w:r>
           <w:rPr>
             <w:lang w:val="pt_PT" w:bidi="pt_PT"/>
@@ -13608,21 +11803,6 @@
           <w:b/>
           <w:lang w:val="pt_PT" w:bidi="pt_PT"/>
         </w:rPr>
-        <w:t>ἐὰν &amp; ἀθλῇ τις, οὐ στεφανοῦται, ἐὰν μὴ νομίμως ἀθλήσῃ</w:t>
-      </w:r>
-    </w:p>
-    <w:p>
-      <w:pPr/>
-      <w:r>
-        <w:rPr>
-          <w:lang w:val="pt_PT" w:bidi="pt_PT"/>
-        </w:rPr>
-      </w:r>
-      <w:r>
-        <w:rPr>
-          <w:b/>
-          <w:lang w:val="pt_PT" w:bidi="pt_PT"/>
-        </w:rPr>
         <w:t>"O atleta que toma parte numa corrida não recebe o prêmio se não obedecer às regras".</w:t>
       </w:r>
     </w:p>
@@ -13719,21 +11899,6 @@
           <w:b/>
           <w:lang w:val="pt_PT" w:bidi="pt_PT"/>
         </w:rPr>
-        <w:t>ἀθλῇ</w:t>
-      </w:r>
-    </w:p>
-    <w:p>
-      <w:pPr/>
-      <w:r>
-        <w:rPr>
-          <w:lang w:val="pt_PT" w:bidi="pt_PT"/>
-        </w:rPr>
-      </w:r>
-      <w:r>
-        <w:rPr>
-          <w:b/>
-          <w:lang w:val="pt_PT" w:bidi="pt_PT"/>
-        </w:rPr>
         <w:t>"O atleta que toma parte".</w:t>
       </w:r>
     </w:p>
@@ -13830,21 +11995,6 @@
           <w:b/>
           <w:lang w:val="pt_PT" w:bidi="pt_PT"/>
         </w:rPr>
-        <w:t>οὐ στεφανοῦται, ἐὰν μὴ νομίμως ἀθλήσῃ</w:t>
-      </w:r>
-    </w:p>
-    <w:p>
-      <w:pPr/>
-      <w:r>
-        <w:rPr>
-          <w:lang w:val="pt_PT" w:bidi="pt_PT"/>
-        </w:rPr>
-      </w:r>
-      <w:r>
-        <w:rPr>
-          <w:b/>
-          <w:lang w:val="pt_PT" w:bidi="pt_PT"/>
-        </w:rPr>
         <w:t>"não recebe o prêmio se não obedecer às regras da competição".</w:t>
       </w:r>
     </w:p>
@@ -13928,21 +12078,6 @@
           <w:b/>
           <w:lang w:val="pt_PT" w:bidi="pt_PT"/>
         </w:rPr>
-        <w:t>οὐ στεφανοῦται</w:t>
-      </w:r>
-    </w:p>
-    <w:p>
-      <w:pPr/>
-      <w:r>
-        <w:rPr>
-          <w:lang w:val="pt_PT" w:bidi="pt_PT"/>
-        </w:rPr>
-      </w:r>
-      <w:r>
-        <w:rPr>
-          <w:b/>
-          <w:lang w:val="pt_PT" w:bidi="pt_PT"/>
-        </w:rPr>
         <w:t>"não recebe o prêmio".</w:t>
       </w:r>
     </w:p>
@@ -14026,21 +12161,6 @@
           <w:b/>
           <w:lang w:val="pt_PT" w:bidi="pt_PT"/>
         </w:rPr>
-        <w:t>οὐ στεφανοῦται</w:t>
-      </w:r>
-    </w:p>
-    <w:p>
-      <w:pPr/>
-      <w:r>
-        <w:rPr>
-          <w:lang w:val="pt_PT" w:bidi="pt_PT"/>
-        </w:rPr>
-      </w:r>
-      <w:r>
-        <w:rPr>
-          <w:b/>
-          <w:lang w:val="pt_PT" w:bidi="pt_PT"/>
-        </w:rPr>
         <w:t>"não recebe o prêmio".</w:t>
       </w:r>
     </w:p>
@@ -14124,21 +12244,6 @@
           <w:b/>
           <w:lang w:val="pt_PT" w:bidi="pt_PT"/>
         </w:rPr>
-        <w:t>μὴ νομίμως ἀθλήσῃ</w:t>
-      </w:r>
-    </w:p>
-    <w:p>
-      <w:pPr/>
-      <w:r>
-        <w:rPr>
-          <w:lang w:val="pt_PT" w:bidi="pt_PT"/>
-        </w:rPr>
-      </w:r>
-      <w:r>
-        <w:rPr>
-          <w:b/>
-          <w:lang w:val="pt_PT" w:bidi="pt_PT"/>
-        </w:rPr>
         <w:t>"se não obedecer às regras da competição".</w:t>
       </w:r>
     </w:p>
@@ -14222,21 +12327,6 @@
           <w:b/>
           <w:lang w:val="pt_PT" w:bidi="pt_PT"/>
         </w:rPr>
-        <w:t>τὸν κοπιῶντα γεωργὸν δεῖ πρῶτον τῶν καρπῶν μεταλαμβάνειν</w:t>
-      </w:r>
-    </w:p>
-    <w:p>
-      <w:pPr/>
-      <w:r>
-        <w:rPr>
-          <w:lang w:val="pt_PT" w:bidi="pt_PT"/>
-        </w:rPr>
-      </w:r>
-      <w:r>
-        <w:rPr>
-          <w:b/>
-          <w:lang w:val="pt_PT" w:bidi="pt_PT"/>
-        </w:rPr>
         <w:t>"E o lavrador que trabalha no pesado deve ser o primeiro a receber a sua parte na colheita".</w:t>
       </w:r>
     </w:p>
@@ -14305,7 +12395,7 @@
         </w:rPr>
         <w:t xml:space="preserve"> a receber recompensas se trabalhar arduamente para servir a Jesus. Como Paulo diz a Timóteo em </w:t>
       </w:r>
-      <w:hyperlink r:id="rId22">
+      <w:hyperlink r:id="rId20">
         <w:r>
           <w:rPr>
             <w:lang w:val="pt_PT" w:bidi="pt_PT"/>
@@ -14323,7 +12413,7 @@
         </w:rPr>
         <w:t xml:space="preserve"> para pensar cuidadosamente sobre os exemplos que ele dá neste versículo e em </w:t>
       </w:r>
-      <w:hyperlink r:id="rId26">
+      <w:hyperlink r:id="rId24">
         <w:r>
           <w:rPr>
             <w:lang w:val="pt_PT" w:bidi="pt_PT"/>
@@ -14408,21 +12498,6 @@
           <w:b/>
           <w:lang w:val="pt_PT" w:bidi="pt_PT"/>
         </w:rPr>
-        <w:t>τὸν κοπιῶντα γεωργὸν</w:t>
-      </w:r>
-    </w:p>
-    <w:p>
-      <w:pPr/>
-      <w:r>
-        <w:rPr>
-          <w:lang w:val="pt_PT" w:bidi="pt_PT"/>
-        </w:rPr>
-      </w:r>
-      <w:r>
-        <w:rPr>
-          <w:b/>
-          <w:lang w:val="pt_PT" w:bidi="pt_PT"/>
-        </w:rPr>
         <w:t>"o lavrador que trabalha no pesado".</w:t>
       </w:r>
     </w:p>
@@ -14519,21 +12594,6 @@
           <w:b/>
           <w:lang w:val="pt_PT" w:bidi="pt_PT"/>
         </w:rPr>
-        <w:t>πρῶτον τῶν καρπῶν μεταλαμβάνειν</w:t>
-      </w:r>
-    </w:p>
-    <w:p>
-      <w:pPr/>
-      <w:r>
-        <w:rPr>
-          <w:lang w:val="pt_PT" w:bidi="pt_PT"/>
-        </w:rPr>
-      </w:r>
-      <w:r>
-        <w:rPr>
-          <w:b/>
-          <w:lang w:val="pt_PT" w:bidi="pt_PT"/>
-        </w:rPr>
         <w:t>"o primeiro a receber a sua parte na colheita".</w:t>
       </w:r>
     </w:p>
@@ -14656,21 +12716,6 @@
           <w:b/>
           <w:lang w:val="pt_PT" w:bidi="pt_PT"/>
         </w:rPr>
-        <w:t>νόει ὃ λέγω</w:t>
-      </w:r>
-    </w:p>
-    <w:p>
-      <w:pPr/>
-      <w:r>
-        <w:rPr>
-          <w:lang w:val="pt_PT" w:bidi="pt_PT"/>
-        </w:rPr>
-      </w:r>
-      <w:r>
-        <w:rPr>
-          <w:b/>
-          <w:lang w:val="pt_PT" w:bidi="pt_PT"/>
-        </w:rPr>
         <w:t>"Pense no que estou dizendo".</w:t>
       </w:r>
     </w:p>
@@ -14700,7 +12745,7 @@
         </w:rPr>
         <w:t xml:space="preserve"> no que Paulo escreveu sobre soldados, atletas e agricultores (</w:t>
       </w:r>
-      <w:hyperlink r:id="rId27">
+      <w:hyperlink r:id="rId25">
         <w:r>
           <w:rPr>
             <w:lang w:val="pt_PT" w:bidi="pt_PT"/>
@@ -14785,21 +12830,6 @@
           <w:b/>
           <w:lang w:val="pt_PT" w:bidi="pt_PT"/>
         </w:rPr>
-        <w:t>δώσει &amp; σοι &amp; σύνεσιν</w:t>
-      </w:r>
-    </w:p>
-    <w:p>
-      <w:pPr/>
-      <w:r>
-        <w:rPr>
-          <w:lang w:val="pt_PT" w:bidi="pt_PT"/>
-        </w:rPr>
-      </w:r>
-      <w:r>
-        <w:rPr>
-          <w:b/>
-          <w:lang w:val="pt_PT" w:bidi="pt_PT"/>
-        </w:rPr>
         <w:t>"pois o Senhor fará com que você compreenda todas as coisas".</w:t>
       </w:r>
     </w:p>
@@ -14883,21 +12913,6 @@
           <w:b/>
           <w:lang w:val="pt_PT" w:bidi="pt_PT"/>
         </w:rPr>
-        <w:t>ἐν πᾶσιν</w:t>
-      </w:r>
-    </w:p>
-    <w:p>
-      <w:pPr/>
-      <w:r>
-        <w:rPr>
-          <w:lang w:val="pt_PT" w:bidi="pt_PT"/>
-        </w:rPr>
-      </w:r>
-      <w:r>
-        <w:rPr>
-          <w:b/>
-          <w:lang w:val="pt_PT" w:bidi="pt_PT"/>
-        </w:rPr>
         <w:t>"todas as coisas".</w:t>
       </w:r>
     </w:p>
@@ -14994,21 +13009,6 @@
           <w:b/>
           <w:lang w:val="pt_PT" w:bidi="pt_PT"/>
         </w:rPr>
-        <w:t>μνημόνευε</w:t>
-      </w:r>
-    </w:p>
-    <w:p>
-      <w:pPr/>
-      <w:r>
-        <w:rPr>
-          <w:lang w:val="pt_PT" w:bidi="pt_PT"/>
-        </w:rPr>
-      </w:r>
-      <w:r>
-        <w:rPr>
-          <w:b/>
-          <w:lang w:val="pt_PT" w:bidi="pt_PT"/>
-        </w:rPr>
         <w:t>"Lembre de".</w:t>
       </w:r>
     </w:p>
@@ -15131,21 +13131,6 @@
           <w:b/>
           <w:lang w:val="pt_PT" w:bidi="pt_PT"/>
         </w:rPr>
-        <w:t>ἐγηγερμένον ἐκ νεκρῶν, ἐκ σπέρματος Δαυείδ</w:t>
-      </w:r>
-    </w:p>
-    <w:p>
-      <w:pPr/>
-      <w:r>
-        <w:rPr>
-          <w:lang w:val="pt_PT" w:bidi="pt_PT"/>
-        </w:rPr>
-      </w:r>
-      <w:r>
-        <w:rPr>
-          <w:b/>
-          <w:lang w:val="pt_PT" w:bidi="pt_PT"/>
-        </w:rPr>
         <w:t>"Jesus Cristo, que foi ressuscitado e que era descendente de Davi".</w:t>
       </w:r>
     </w:p>
@@ -15255,21 +13240,6 @@
           <w:b/>
           <w:lang w:val="pt_PT" w:bidi="pt_PT"/>
         </w:rPr>
-        <w:t>ἐγηγερμένον</w:t>
-      </w:r>
-    </w:p>
-    <w:p>
-      <w:pPr/>
-      <w:r>
-        <w:rPr>
-          <w:lang w:val="pt_PT" w:bidi="pt_PT"/>
-        </w:rPr>
-      </w:r>
-      <w:r>
-        <w:rPr>
-          <w:b/>
-          <w:lang w:val="pt_PT" w:bidi="pt_PT"/>
-        </w:rPr>
         <w:t>"que foi ressuscitado".</w:t>
       </w:r>
     </w:p>
@@ -15366,21 +13336,6 @@
           <w:b/>
           <w:lang w:val="pt_PT" w:bidi="pt_PT"/>
         </w:rPr>
-        <w:t>ἐγηγερμένον</w:t>
-      </w:r>
-    </w:p>
-    <w:p>
-      <w:pPr/>
-      <w:r>
-        <w:rPr>
-          <w:lang w:val="pt_PT" w:bidi="pt_PT"/>
-        </w:rPr>
-      </w:r>
-      <w:r>
-        <w:rPr>
-          <w:b/>
-          <w:lang w:val="pt_PT" w:bidi="pt_PT"/>
-        </w:rPr>
         <w:t>"que foi ressuscitado".</w:t>
       </w:r>
     </w:p>
@@ -15464,21 +13419,6 @@
           <w:b/>
           <w:lang w:val="pt_PT" w:bidi="pt_PT"/>
         </w:rPr>
-        <w:t>ἐκ νεκρῶν</w:t>
-      </w:r>
-    </w:p>
-    <w:p>
-      <w:pPr/>
-      <w:r>
-        <w:rPr>
-          <w:lang w:val="pt_PT" w:bidi="pt_PT"/>
-        </w:rPr>
-      </w:r>
-      <w:r>
-        <w:rPr>
-          <w:b/>
-          <w:lang w:val="pt_PT" w:bidi="pt_PT"/>
-        </w:rPr>
         <w:t>"que foi ressuscitado".</w:t>
       </w:r>
     </w:p>
@@ -15562,21 +13502,6 @@
           <w:b/>
           <w:lang w:val="pt_PT" w:bidi="pt_PT"/>
         </w:rPr>
-        <w:t>ἐκ σπέρματος Δαυείδ</w:t>
-      </w:r>
-    </w:p>
-    <w:p>
-      <w:pPr/>
-      <w:r>
-        <w:rPr>
-          <w:lang w:val="pt_PT" w:bidi="pt_PT"/>
-        </w:rPr>
-      </w:r>
-      <w:r>
-        <w:rPr>
-          <w:b/>
-          <w:lang w:val="pt_PT" w:bidi="pt_PT"/>
-        </w:rPr>
         <w:t>"descendente de Davi".</w:t>
       </w:r>
     </w:p>
@@ -15686,21 +13611,6 @@
           <w:b/>
           <w:lang w:val="pt_PT" w:bidi="pt_PT"/>
         </w:rPr>
-        <w:t>κατὰ τὸ εὐαγγέλιόν μου</w:t>
-      </w:r>
-    </w:p>
-    <w:p>
-      <w:pPr/>
-      <w:r>
-        <w:rPr>
-          <w:lang w:val="pt_PT" w:bidi="pt_PT"/>
-        </w:rPr>
-      </w:r>
-      <w:r>
-        <w:rPr>
-          <w:b/>
-          <w:lang w:val="pt_PT" w:bidi="pt_PT"/>
-        </w:rPr>
         <w:t>"de acordo com o evangelho que eu anuncio".</w:t>
       </w:r>
     </w:p>
@@ -15797,21 +13707,6 @@
           <w:b/>
           <w:lang w:val="pt_PT" w:bidi="pt_PT"/>
         </w:rPr>
-        <w:t>μέχρι δεσμῶν</w:t>
-      </w:r>
-    </w:p>
-    <w:p>
-      <w:pPr/>
-      <w:r>
-        <w:rPr>
-          <w:lang w:val="pt_PT" w:bidi="pt_PT"/>
-        </w:rPr>
-      </w:r>
-      <w:r>
-        <w:rPr>
-          <w:b/>
-          <w:lang w:val="pt_PT" w:bidi="pt_PT"/>
-        </w:rPr>
         <w:t>"E é por causa disso que eu sofro e até estou acorrentado".</w:t>
       </w:r>
     </w:p>
@@ -15908,21 +13803,6 @@
           <w:b/>
           <w:lang w:val="pt_PT" w:bidi="pt_PT"/>
         </w:rPr>
-        <w:t>ὡς κακοῦργος</w:t>
-      </w:r>
-    </w:p>
-    <w:p>
-      <w:pPr/>
-      <w:r>
-        <w:rPr>
-          <w:lang w:val="pt_PT" w:bidi="pt_PT"/>
-        </w:rPr>
-      </w:r>
-      <w:r>
-        <w:rPr>
-          <w:b/>
-          <w:lang w:val="pt_PT" w:bidi="pt_PT"/>
-        </w:rPr>
         <w:t>"como se fosse um criminoso".</w:t>
       </w:r>
     </w:p>
@@ -16019,21 +13899,6 @@
           <w:b/>
           <w:lang w:val="pt_PT" w:bidi="pt_PT"/>
         </w:rPr>
-        <w:t>ὁ λόγος τοῦ Θεοῦ οὐ δέδεται</w:t>
-      </w:r>
-    </w:p>
-    <w:p>
-      <w:pPr/>
-      <w:r>
-        <w:rPr>
-          <w:lang w:val="pt_PT" w:bidi="pt_PT"/>
-        </w:rPr>
-      </w:r>
-      <w:r>
-        <w:rPr>
-          <w:b/>
-          <w:lang w:val="pt_PT" w:bidi="pt_PT"/>
-        </w:rPr>
         <w:t>"Mas a mensagem de Deus não está presa".</w:t>
       </w:r>
     </w:p>
@@ -16156,21 +14021,6 @@
           <w:b/>
           <w:lang w:val="pt_PT" w:bidi="pt_PT"/>
         </w:rPr>
-        <w:t>ὁ λόγος τοῦ Θεοῦ οὐ δέδεται</w:t>
-      </w:r>
-    </w:p>
-    <w:p>
-      <w:pPr/>
-      <w:r>
-        <w:rPr>
-          <w:lang w:val="pt_PT" w:bidi="pt_PT"/>
-        </w:rPr>
-      </w:r>
-      <w:r>
-        <w:rPr>
-          <w:b/>
-          <w:lang w:val="pt_PT" w:bidi="pt_PT"/>
-        </w:rPr>
         <w:t>"Mas a mensagem de Deus não está presa".</w:t>
       </w:r>
     </w:p>
@@ -16254,21 +14104,6 @@
           <w:b/>
           <w:lang w:val="pt_PT" w:bidi="pt_PT"/>
         </w:rPr>
-        <w:t>ὁ λόγος τοῦ Θεοῦ</w:t>
-      </w:r>
-    </w:p>
-    <w:p>
-      <w:pPr/>
-      <w:r>
-        <w:rPr>
-          <w:lang w:val="pt_PT" w:bidi="pt_PT"/>
-        </w:rPr>
-      </w:r>
-      <w:r>
-        <w:rPr>
-          <w:b/>
-          <w:lang w:val="pt_PT" w:bidi="pt_PT"/>
-        </w:rPr>
         <w:t>"a mensagem de Deus".</w:t>
       </w:r>
     </w:p>
@@ -16365,21 +14200,6 @@
           <w:b/>
           <w:lang w:val="pt_PT" w:bidi="pt_PT"/>
         </w:rPr>
-        <w:t>ὁ λόγος</w:t>
-      </w:r>
-    </w:p>
-    <w:p>
-      <w:pPr/>
-      <w:r>
-        <w:rPr>
-          <w:lang w:val="pt_PT" w:bidi="pt_PT"/>
-        </w:rPr>
-      </w:r>
-      <w:r>
-        <w:rPr>
-          <w:b/>
-          <w:lang w:val="pt_PT" w:bidi="pt_PT"/>
-        </w:rPr>
         <w:t>"a mensagem".</w:t>
       </w:r>
     </w:p>
@@ -16476,21 +14296,6 @@
           <w:b/>
           <w:lang w:val="pt_PT" w:bidi="pt_PT"/>
         </w:rPr>
-        <w:t>διὰ τοῦτο, πάντα ὑπομένω</w:t>
-      </w:r>
-    </w:p>
-    <w:p>
-      <w:pPr/>
-      <w:r>
-        <w:rPr>
-          <w:lang w:val="pt_PT" w:bidi="pt_PT"/>
-        </w:rPr>
-      </w:r>
-      <w:r>
-        <w:rPr>
-          <w:b/>
-          <w:lang w:val="pt_PT" w:bidi="pt_PT"/>
-        </w:rPr>
         <w:t>"e por isso eu suporto tudo".</w:t>
       </w:r>
     </w:p>
@@ -16613,21 +14418,6 @@
           <w:b/>
           <w:lang w:val="pt_PT" w:bidi="pt_PT"/>
         </w:rPr>
-        <w:t>πάντα ὑπομένω</w:t>
-      </w:r>
-    </w:p>
-    <w:p>
-      <w:pPr/>
-      <w:r>
-        <w:rPr>
-          <w:lang w:val="pt_PT" w:bidi="pt_PT"/>
-        </w:rPr>
-      </w:r>
-      <w:r>
-        <w:rPr>
-          <w:b/>
-          <w:lang w:val="pt_PT" w:bidi="pt_PT"/>
-        </w:rPr>
         <w:t>"eu suporto tudo".</w:t>
       </w:r>
     </w:p>
@@ -16724,21 +14514,6 @@
           <w:b/>
           <w:lang w:val="pt_PT" w:bidi="pt_PT"/>
         </w:rPr>
-        <w:t>τοὺς ἐκλεκτούς</w:t>
-      </w:r>
-    </w:p>
-    <w:p>
-      <w:pPr/>
-      <w:r>
-        <w:rPr>
-          <w:lang w:val="pt_PT" w:bidi="pt_PT"/>
-        </w:rPr>
-      </w:r>
-      <w:r>
-        <w:rPr>
-          <w:b/>
-          <w:lang w:val="pt_PT" w:bidi="pt_PT"/>
-        </w:rPr>
         <w:t>"povo escolhido de Deus".</w:t>
       </w:r>
     </w:p>
@@ -16822,21 +14597,6 @@
           <w:b/>
           <w:lang w:val="pt_PT" w:bidi="pt_PT"/>
         </w:rPr>
-        <w:t>καὶ αὐτοὶ σωτηρίας τύχωσιν τῆς ἐν Χριστῷ Ἰησοῦ</w:t>
-      </w:r>
-    </w:p>
-    <w:p>
-      <w:pPr/>
-      <w:r>
-        <w:rPr>
-          <w:lang w:val="pt_PT" w:bidi="pt_PT"/>
-        </w:rPr>
-      </w:r>
-      <w:r>
-        <w:rPr>
-          <w:b/>
-          <w:lang w:val="pt_PT" w:bidi="pt_PT"/>
-        </w:rPr>
         <w:t>"Faço isso para que eles possam ganhar a salvação que está em Cristo Jesus".</w:t>
       </w:r>
     </w:p>
@@ -16933,21 +14693,6 @@
           <w:b/>
           <w:lang w:val="pt_PT" w:bidi="pt_PT"/>
         </w:rPr>
-        <w:t>τῆς ἐν Χριστῷ Ἰησοῦ</w:t>
-      </w:r>
-    </w:p>
-    <w:p>
-      <w:pPr/>
-      <w:r>
-        <w:rPr>
-          <w:lang w:val="pt_PT" w:bidi="pt_PT"/>
-        </w:rPr>
-      </w:r>
-      <w:r>
-        <w:rPr>
-          <w:b/>
-          <w:lang w:val="pt_PT" w:bidi="pt_PT"/>
-        </w:rPr>
         <w:t>"que está em Cristo Jesus".</w:t>
       </w:r>
     </w:p>
@@ -17122,21 +14867,6 @@
           <w:b/>
           <w:lang w:val="pt_PT" w:bidi="pt_PT"/>
         </w:rPr>
-        <w:t>μετὰ δόξης αἰωνίου</w:t>
-      </w:r>
-    </w:p>
-    <w:p>
-      <w:pPr/>
-      <w:r>
-        <w:rPr>
-          <w:lang w:val="pt_PT" w:bidi="pt_PT"/>
-        </w:rPr>
-      </w:r>
-      <w:r>
-        <w:rPr>
-          <w:b/>
-          <w:lang w:val="pt_PT" w:bidi="pt_PT"/>
-        </w:rPr>
         <w:t>"e que traz a glória eterna".</w:t>
       </w:r>
     </w:p>
@@ -17246,21 +14976,6 @@
           <w:b/>
           <w:lang w:val="pt_PT" w:bidi="pt_PT"/>
         </w:rPr>
-        <w:t>μετὰ δόξης αἰωνίου</w:t>
-      </w:r>
-    </w:p>
-    <w:p>
-      <w:pPr/>
-      <w:r>
-        <w:rPr>
-          <w:lang w:val="pt_PT" w:bidi="pt_PT"/>
-        </w:rPr>
-      </w:r>
-      <w:r>
-        <w:rPr>
-          <w:b/>
-          <w:lang w:val="pt_PT" w:bidi="pt_PT"/>
-        </w:rPr>
         <w:t>"e que traz a glória eterna".</w:t>
       </w:r>
     </w:p>
@@ -17357,21 +15072,6 @@
           <w:b/>
           <w:lang w:val="pt_PT" w:bidi="pt_PT"/>
         </w:rPr>
-        <w:t>πιστὸς ὁ λόγος</w:t>
-      </w:r>
-    </w:p>
-    <w:p>
-      <w:pPr/>
-      <w:r>
-        <w:rPr>
-          <w:lang w:val="pt_PT" w:bidi="pt_PT"/>
-        </w:rPr>
-      </w:r>
-      <w:r>
-        <w:rPr>
-          <w:b/>
-          <w:lang w:val="pt_PT" w:bidi="pt_PT"/>
-        </w:rPr>
         <w:t>"Este ensinamento é verdadeiro".</w:t>
       </w:r>
     </w:p>
@@ -17468,21 +15168,6 @@
           <w:b/>
           <w:lang w:val="pt_PT" w:bidi="pt_PT"/>
         </w:rPr>
-        <w:t>γὰρ</w:t>
-      </w:r>
-    </w:p>
-    <w:p>
-      <w:pPr/>
-      <w:r>
-        <w:rPr>
-          <w:lang w:val="pt_PT" w:bidi="pt_PT"/>
-        </w:rPr>
-      </w:r>
-      <w:r>
-        <w:rPr>
-          <w:b/>
-          <w:lang w:val="pt_PT" w:bidi="pt_PT"/>
-        </w:rPr>
         <w:t>"Este ensinamento é verdadeiro: 'Se já'".</w:t>
       </w:r>
     </w:p>
@@ -17592,21 +15277,6 @@
           <w:b/>
           <w:lang w:val="pt_PT" w:bidi="pt_PT"/>
         </w:rPr>
-        <w:t>εἰ &amp; συναπεθάνομεν</w:t>
-      </w:r>
-    </w:p>
-    <w:p>
-      <w:pPr/>
-      <w:r>
-        <w:rPr>
-          <w:lang w:val="pt_PT" w:bidi="pt_PT"/>
-        </w:rPr>
-      </w:r>
-      <w:r>
-        <w:rPr>
-          <w:b/>
-          <w:lang w:val="pt_PT" w:bidi="pt_PT"/>
-        </w:rPr>
         <w:t>"Se já morremos com Cristo".</w:t>
       </w:r>
     </w:p>
@@ -17690,21 +15360,6 @@
           <w:b/>
           <w:lang w:val="pt_PT" w:bidi="pt_PT"/>
         </w:rPr>
-        <w:t>συναπεθάνομεν</w:t>
-      </w:r>
-    </w:p>
-    <w:p>
-      <w:pPr/>
-      <w:r>
-        <w:rPr>
-          <w:lang w:val="pt_PT" w:bidi="pt_PT"/>
-        </w:rPr>
-      </w:r>
-      <w:r>
-        <w:rPr>
-          <w:b/>
-          <w:lang w:val="pt_PT" w:bidi="pt_PT"/>
-        </w:rPr>
         <w:t>"Se já morremos com Cristo".</w:t>
       </w:r>
     </w:p>
@@ -17788,21 +15443,6 @@
           <w:b/>
           <w:lang w:val="pt_PT" w:bidi="pt_PT"/>
         </w:rPr>
-        <w:t>καὶ συνζήσομεν</w:t>
-      </w:r>
-    </w:p>
-    <w:p>
-      <w:pPr/>
-      <w:r>
-        <w:rPr>
-          <w:lang w:val="pt_PT" w:bidi="pt_PT"/>
-        </w:rPr>
-      </w:r>
-      <w:r>
-        <w:rPr>
-          <w:b/>
-          <w:lang w:val="pt_PT" w:bidi="pt_PT"/>
-        </w:rPr>
         <w:t>"também viveremos com ele".</w:t>
       </w:r>
     </w:p>
@@ -17886,21 +15526,6 @@
           <w:b/>
           <w:lang w:val="pt_PT" w:bidi="pt_PT"/>
         </w:rPr>
-        <w:t>εἰ γὰρ συναπεθάνομεν, καὶ συνζήσομεν &amp; εἰ ὑπομένομεν, καὶ συνβασιλεύσομεν; εἰ ἀρνησόμεθα, κἀκεῖνος ἀρνήσεται ἡμᾶς &amp; εἰ ἀπιστοῦμεν, ἐκεῖνος πιστὸς μένει; ἀρνήσασθαι γὰρ ἑαυτὸν οὐ δύναται</w:t>
-      </w:r>
-    </w:p>
-    <w:p>
-      <w:pPr/>
-      <w:r>
-        <w:rPr>
-          <w:lang w:val="pt_PT" w:bidi="pt_PT"/>
-        </w:rPr>
-      </w:r>
-      <w:r>
-        <w:rPr>
-          <w:b/>
-          <w:lang w:val="pt_PT" w:bidi="pt_PT"/>
-        </w:rPr>
         <w:t>"Se já morremos com Cristo, também viveremos com ele</w:t>
       </w:r>
       <w:r>
@@ -18010,21 +15635,6 @@
           <w:b/>
           <w:lang w:val="pt_PT" w:bidi="pt_PT"/>
         </w:rPr>
-        <w:t>ὑπομένομεν</w:t>
-      </w:r>
-    </w:p>
-    <w:p>
-      <w:pPr/>
-      <w:r>
-        <w:rPr>
-          <w:lang w:val="pt_PT" w:bidi="pt_PT"/>
-        </w:rPr>
-      </w:r>
-      <w:r>
-        <w:rPr>
-          <w:b/>
-          <w:lang w:val="pt_PT" w:bidi="pt_PT"/>
-        </w:rPr>
         <w:t>"Se continuarmos a suportar".</w:t>
       </w:r>
     </w:p>
@@ -18121,21 +15731,6 @@
           <w:b/>
           <w:lang w:val="pt_PT" w:bidi="pt_PT"/>
         </w:rPr>
-        <w:t>ἀρνησόμεθα</w:t>
-      </w:r>
-    </w:p>
-    <w:p>
-      <w:pPr/>
-      <w:r>
-        <w:rPr>
-          <w:lang w:val="pt_PT" w:bidi="pt_PT"/>
-        </w:rPr>
-      </w:r>
-      <w:r>
-        <w:rPr>
-          <w:b/>
-          <w:lang w:val="pt_PT" w:bidi="pt_PT"/>
-        </w:rPr>
         <w:t>"Se nós o negarmos".</w:t>
       </w:r>
     </w:p>
@@ -18219,21 +15814,6 @@
           <w:b/>
           <w:lang w:val="pt_PT" w:bidi="pt_PT"/>
         </w:rPr>
-        <w:t>κἀκεῖνος ἀρνήσεται ἡμᾶς</w:t>
-      </w:r>
-    </w:p>
-    <w:p>
-      <w:pPr/>
-      <w:r>
-        <w:rPr>
-          <w:lang w:val="pt_PT" w:bidi="pt_PT"/>
-        </w:rPr>
-      </w:r>
-      <w:r>
-        <w:rPr>
-          <w:b/>
-          <w:lang w:val="pt_PT" w:bidi="pt_PT"/>
-        </w:rPr>
         <w:t>"ele também nos negará".</w:t>
       </w:r>
     </w:p>
@@ -18330,21 +15910,6 @@
           <w:b/>
           <w:lang w:val="pt_PT" w:bidi="pt_PT"/>
         </w:rPr>
-        <w:t>ἀπιστοῦμεν</w:t>
-      </w:r>
-    </w:p>
-    <w:p>
-      <w:pPr/>
-      <w:r>
-        <w:rPr>
-          <w:lang w:val="pt_PT" w:bidi="pt_PT"/>
-        </w:rPr>
-      </w:r>
-      <w:r>
-        <w:rPr>
-          <w:b/>
-          <w:lang w:val="pt_PT" w:bidi="pt_PT"/>
-        </w:rPr>
         <w:t>"Se não formos fiéis".</w:t>
       </w:r>
     </w:p>
@@ -18428,21 +15993,6 @@
           <w:b/>
           <w:lang w:val="pt_PT" w:bidi="pt_PT"/>
         </w:rPr>
-        <w:t>ἐκεῖνος πιστὸς μένει</w:t>
-      </w:r>
-    </w:p>
-    <w:p>
-      <w:pPr/>
-      <w:r>
-        <w:rPr>
-          <w:lang w:val="pt_PT" w:bidi="pt_PT"/>
-        </w:rPr>
-      </w:r>
-      <w:r>
-        <w:rPr>
-          <w:b/>
-          <w:lang w:val="pt_PT" w:bidi="pt_PT"/>
-        </w:rPr>
         <w:t>"Cristo continua sendo fiel".</w:t>
       </w:r>
     </w:p>
@@ -18552,21 +16102,6 @@
           <w:b/>
           <w:lang w:val="pt_PT" w:bidi="pt_PT"/>
         </w:rPr>
-        <w:t>ἀρνήσασθαι &amp; ἑαυτὸν οὐ δύναται</w:t>
-      </w:r>
-    </w:p>
-    <w:p>
-      <w:pPr/>
-      <w:r>
-        <w:rPr>
-          <w:lang w:val="pt_PT" w:bidi="pt_PT"/>
-        </w:rPr>
-      </w:r>
-      <w:r>
-        <w:rPr>
-          <w:b/>
-          <w:lang w:val="pt_PT" w:bidi="pt_PT"/>
-        </w:rPr>
         <w:t>"pois ele não pode ser falso para si mesmo".</w:t>
       </w:r>
     </w:p>
@@ -18663,21 +16198,6 @@
           <w:b/>
           <w:lang w:val="pt_PT" w:bidi="pt_PT"/>
         </w:rPr>
-        <w:t>ὑπομίμνῃσκε</w:t>
-      </w:r>
-    </w:p>
-    <w:p>
-      <w:pPr/>
-      <w:r>
-        <w:rPr>
-          <w:lang w:val="pt_PT" w:bidi="pt_PT"/>
-        </w:rPr>
-      </w:r>
-      <w:r>
-        <w:rPr>
-          <w:b/>
-          <w:lang w:val="pt_PT" w:bidi="pt_PT"/>
-        </w:rPr>
         <w:t>"Recomende essas coisas aos que".</w:t>
       </w:r>
     </w:p>
@@ -18774,21 +16294,6 @@
           <w:b/>
           <w:lang w:val="pt_PT" w:bidi="pt_PT"/>
         </w:rPr>
-        <w:t>ταῦτα</w:t>
-      </w:r>
-    </w:p>
-    <w:p>
-      <w:pPr/>
-      <w:r>
-        <w:rPr>
-          <w:lang w:val="pt_PT" w:bidi="pt_PT"/>
-        </w:rPr>
-      </w:r>
-      <w:r>
-        <w:rPr>
-          <w:b/>
-          <w:lang w:val="pt_PT" w:bidi="pt_PT"/>
-        </w:rPr>
         <w:t>"essas coisas".</w:t>
       </w:r>
     </w:p>
@@ -18818,7 +16323,7 @@
         </w:rPr>
         <w:t xml:space="preserve"> refere-se ao que Paulo escreveu anteriormente. Isso inclui a palavra confiável em </w:t>
       </w:r>
-      <w:hyperlink r:id="rId28">
+      <w:hyperlink r:id="rId26">
         <w:r>
           <w:rPr>
             <w:lang w:val="pt_PT" w:bidi="pt_PT"/>
@@ -18836,7 +16341,7 @@
         </w:rPr>
         <w:t xml:space="preserve"> e talvez também </w:t>
       </w:r>
-      <w:hyperlink r:id="rId29">
+      <w:hyperlink r:id="rId27">
         <w:r>
           <w:rPr>
             <w:lang w:val="pt_PT" w:bidi="pt_PT"/>
@@ -19017,21 +16522,6 @@
           <w:b/>
           <w:lang w:val="pt_PT" w:bidi="pt_PT"/>
         </w:rPr>
-        <w:t>τοῦ Θεοῦ</w:t>
-      </w:r>
-    </w:p>
-    <w:p>
-      <w:pPr/>
-      <w:r>
-        <w:rPr>
-          <w:lang w:val="pt_PT" w:bidi="pt_PT"/>
-        </w:rPr>
-      </w:r>
-      <w:r>
-        <w:rPr>
-          <w:b/>
-          <w:lang w:val="pt_PT" w:bidi="pt_PT"/>
-        </w:rPr>
         <w:t>"Deus".</w:t>
       </w:r>
     </w:p>
@@ -19128,21 +16618,6 @@
           <w:b/>
           <w:lang w:val="pt_PT" w:bidi="pt_PT"/>
         </w:rPr>
-        <w:t>μὴ λογομαχεῖν</w:t>
-      </w:r>
-    </w:p>
-    <w:p>
-      <w:pPr/>
-      <w:r>
-        <w:rPr>
-          <w:lang w:val="pt_PT" w:bidi="pt_PT"/>
-        </w:rPr>
-      </w:r>
-      <w:r>
-        <w:rPr>
-          <w:b/>
-          <w:lang w:val="pt_PT" w:bidi="pt_PT"/>
-        </w:rPr>
         <w:t>"que não briguem por causa de palavras".</w:t>
       </w:r>
     </w:p>
@@ -19239,21 +16714,6 @@
           <w:b/>
           <w:lang w:val="pt_PT" w:bidi="pt_PT"/>
         </w:rPr>
-        <w:t>ἐπὶ καταστροφῇ τῶν ἀκουόντων</w:t>
-      </w:r>
-    </w:p>
-    <w:p>
-      <w:pPr/>
-      <w:r>
-        <w:rPr>
-          <w:lang w:val="pt_PT" w:bidi="pt_PT"/>
-        </w:rPr>
-      </w:r>
-      <w:r>
-        <w:rPr>
-          <w:b/>
-          <w:lang w:val="pt_PT" w:bidi="pt_PT"/>
-        </w:rPr>
         <w:t>"Brigar não é bom, pois somente prejudica os que estão presentes".</w:t>
       </w:r>
     </w:p>
@@ -19337,21 +16797,6 @@
           <w:b/>
           <w:lang w:val="pt_PT" w:bidi="pt_PT"/>
         </w:rPr>
-        <w:t>ἐπὶ καταστροφῇ τῶν ἀκουόντων</w:t>
-      </w:r>
-    </w:p>
-    <w:p>
-      <w:pPr/>
-      <w:r>
-        <w:rPr>
-          <w:lang w:val="pt_PT" w:bidi="pt_PT"/>
-        </w:rPr>
-      </w:r>
-      <w:r>
-        <w:rPr>
-          <w:b/>
-          <w:lang w:val="pt_PT" w:bidi="pt_PT"/>
-        </w:rPr>
         <w:t>"pois somente prejudica os que estão presentes".</w:t>
       </w:r>
     </w:p>
@@ -19435,21 +16880,6 @@
           <w:b/>
           <w:lang w:val="pt_PT" w:bidi="pt_PT"/>
         </w:rPr>
-        <w:t>σπούδασον σεαυτὸν, δόκιμον παραστῆσαι τῷ Θεῷ</w:t>
-      </w:r>
-    </w:p>
-    <w:p>
-      <w:pPr/>
-      <w:r>
-        <w:rPr>
-          <w:lang w:val="pt_PT" w:bidi="pt_PT"/>
-        </w:rPr>
-      </w:r>
-      <w:r>
-        <w:rPr>
-          <w:b/>
-          <w:lang w:val="pt_PT" w:bidi="pt_PT"/>
-        </w:rPr>
         <w:t>"Faça todo o possível para conseguir a completa aprovação de Deus".</w:t>
       </w:r>
     </w:p>
@@ -19572,21 +17002,6 @@
           <w:b/>
           <w:lang w:val="pt_PT" w:bidi="pt_PT"/>
         </w:rPr>
-        <w:t>ἐργάτην</w:t>
-      </w:r>
-    </w:p>
-    <w:p>
-      <w:pPr/>
-      <w:r>
-        <w:rPr>
-          <w:lang w:val="pt_PT" w:bidi="pt_PT"/>
-        </w:rPr>
-      </w:r>
-      <w:r>
-        <w:rPr>
-          <w:b/>
-          <w:lang w:val="pt_PT" w:bidi="pt_PT"/>
-        </w:rPr>
         <w:t>"como um trabalhador".</w:t>
       </w:r>
     </w:p>
@@ -19683,21 +17098,6 @@
           <w:b/>
           <w:lang w:val="pt_PT" w:bidi="pt_PT"/>
         </w:rPr>
-        <w:t>ἀνεπαίσχυντον</w:t>
-      </w:r>
-    </w:p>
-    <w:p>
-      <w:pPr/>
-      <w:r>
-        <w:rPr>
-          <w:lang w:val="pt_PT" w:bidi="pt_PT"/>
-        </w:rPr>
-      </w:r>
-      <w:r>
-        <w:rPr>
-          <w:b/>
-          <w:lang w:val="pt_PT" w:bidi="pt_PT"/>
-        </w:rPr>
         <w:t>"que não se envergonha".</w:t>
       </w:r>
     </w:p>
@@ -19781,21 +17181,6 @@
           <w:b/>
           <w:lang w:val="pt_PT" w:bidi="pt_PT"/>
         </w:rPr>
-        <w:t>ὀρθοτομοῦντα τὸν λόγον τῆς ἀληθείας</w:t>
-      </w:r>
-    </w:p>
-    <w:p>
-      <w:pPr/>
-      <w:r>
-        <w:rPr>
-          <w:lang w:val="pt_PT" w:bidi="pt_PT"/>
-        </w:rPr>
-      </w:r>
-      <w:r>
-        <w:rPr>
-          <w:b/>
-          <w:lang w:val="pt_PT" w:bidi="pt_PT"/>
-        </w:rPr>
         <w:t>"mas ensina corretamente a verdade do evangelho".</w:t>
       </w:r>
     </w:p>
@@ -19905,21 +17290,6 @@
           <w:b/>
           <w:lang w:val="pt_PT" w:bidi="pt_PT"/>
         </w:rPr>
-        <w:t>τὸν λόγον τῆς ἀληθείας</w:t>
-      </w:r>
-    </w:p>
-    <w:p>
-      <w:pPr/>
-      <w:r>
-        <w:rPr>
-          <w:lang w:val="pt_PT" w:bidi="pt_PT"/>
-        </w:rPr>
-      </w:r>
-      <w:r>
-        <w:rPr>
-          <w:b/>
-          <w:lang w:val="pt_PT" w:bidi="pt_PT"/>
-        </w:rPr>
         <w:t>"a verdade do evangelho".</w:t>
       </w:r>
     </w:p>
@@ -20003,21 +17373,6 @@
           <w:b/>
           <w:lang w:val="pt_PT" w:bidi="pt_PT"/>
         </w:rPr>
-        <w:t>τὸν λόγον τῆς ἀληθείας</w:t>
-      </w:r>
-    </w:p>
-    <w:p>
-      <w:pPr/>
-      <w:r>
-        <w:rPr>
-          <w:lang w:val="pt_PT" w:bidi="pt_PT"/>
-        </w:rPr>
-      </w:r>
-      <w:r>
-        <w:rPr>
-          <w:b/>
-          <w:lang w:val="pt_PT" w:bidi="pt_PT"/>
-        </w:rPr>
         <w:t>"a verdade do evangelho".</w:t>
       </w:r>
     </w:p>
@@ -20114,21 +17469,6 @@
           <w:b/>
           <w:lang w:val="pt_PT" w:bidi="pt_PT"/>
         </w:rPr>
-        <w:t>τὸν λόγον</w:t>
-      </w:r>
-    </w:p>
-    <w:p>
-      <w:pPr/>
-      <w:r>
-        <w:rPr>
-          <w:lang w:val="pt_PT" w:bidi="pt_PT"/>
-        </w:rPr>
-      </w:r>
-      <w:r>
-        <w:rPr>
-          <w:b/>
-          <w:lang w:val="pt_PT" w:bidi="pt_PT"/>
-        </w:rPr>
         <w:t>"a verdade do evangelho".</w:t>
       </w:r>
     </w:p>
@@ -20212,21 +17552,6 @@
           <w:b/>
           <w:lang w:val="pt_PT" w:bidi="pt_PT"/>
         </w:rPr>
-        <w:t>δὲ</w:t>
-      </w:r>
-    </w:p>
-    <w:p>
-      <w:pPr/>
-      <w:r>
-        <w:rPr>
-          <w:lang w:val="pt_PT" w:bidi="pt_PT"/>
-        </w:rPr>
-      </w:r>
-      <w:r>
-        <w:rPr>
-          <w:b/>
-          <w:lang w:val="pt_PT" w:bidi="pt_PT"/>
-        </w:rPr>
         <w:t>"Evite".</w:t>
       </w:r>
     </w:p>
@@ -20256,7 +17581,7 @@
         </w:rPr>
         <w:t xml:space="preserve"> em contraste com como ele deve tratar “a verdade do evangelho” (</w:t>
       </w:r>
-      <w:hyperlink r:id="rId30">
+      <w:hyperlink r:id="rId28">
         <w:r>
           <w:rPr>
             <w:lang w:val="pt_PT" w:bidi="pt_PT"/>
@@ -20354,21 +17679,6 @@
           <w:b/>
           <w:lang w:val="pt_PT" w:bidi="pt_PT"/>
         </w:rPr>
-        <w:t>τὰς &amp; βεβήλους κενοφωνίας</w:t>
-      </w:r>
-    </w:p>
-    <w:p>
-      <w:pPr/>
-      <w:r>
-        <w:rPr>
-          <w:lang w:val="pt_PT" w:bidi="pt_PT"/>
-        </w:rPr>
-      </w:r>
-      <w:r>
-        <w:rPr>
-          <w:b/>
-          <w:lang w:val="pt_PT" w:bidi="pt_PT"/>
-        </w:rPr>
         <w:t>"os falatórios contrários aos ensinamentos cristãos".</w:t>
       </w:r>
     </w:p>
@@ -20478,21 +17788,6 @@
           <w:b/>
           <w:lang w:val="pt_PT" w:bidi="pt_PT"/>
         </w:rPr>
-        <w:t>προκόψουσιν</w:t>
-      </w:r>
-    </w:p>
-    <w:p>
-      <w:pPr/>
-      <w:r>
-        <w:rPr>
-          <w:lang w:val="pt_PT" w:bidi="pt_PT"/>
-        </w:rPr>
-      </w:r>
-      <w:r>
-        <w:rPr>
-          <w:b/>
-          <w:lang w:val="pt_PT" w:bidi="pt_PT"/>
-        </w:rPr>
         <w:t>"pois eles fazem com que as pessoas se afastem de Deus".</w:t>
       </w:r>
     </w:p>
@@ -20535,7 +17830,7 @@
         </w:rPr>
         <w:t xml:space="preserve">. Quando Paulo se refere à “palavra deles” em </w:t>
       </w:r>
-      <w:hyperlink r:id="rId31">
+      <w:hyperlink r:id="rId29">
         <w:r>
           <w:rPr>
             <w:lang w:val="pt_PT" w:bidi="pt_PT"/>
@@ -20646,21 +17941,6 @@
           <w:b/>
           <w:lang w:val="pt_PT" w:bidi="pt_PT"/>
         </w:rPr>
-        <w:t>ἐπὶ πλεῖον &amp; προκόψουσιν ἀσεβείας</w:t>
-      </w:r>
-    </w:p>
-    <w:p>
-      <w:pPr/>
-      <w:r>
-        <w:rPr>
-          <w:lang w:val="pt_PT" w:bidi="pt_PT"/>
-        </w:rPr>
-      </w:r>
-      <w:r>
-        <w:rPr>
-          <w:b/>
-          <w:lang w:val="pt_PT" w:bidi="pt_PT"/>
-        </w:rPr>
         <w:t>"pois eles fazem com que as pessoas se afastem de Deus".</w:t>
       </w:r>
     </w:p>
@@ -20770,21 +18050,6 @@
           <w:b/>
           <w:lang w:val="pt_PT" w:bidi="pt_PT"/>
         </w:rPr>
-        <w:t>ἀσεβείας</w:t>
-      </w:r>
-    </w:p>
-    <w:p>
-      <w:pPr/>
-      <w:r>
-        <w:rPr>
-          <w:lang w:val="pt_PT" w:bidi="pt_PT"/>
-        </w:rPr>
-      </w:r>
-      <w:r>
-        <w:rPr>
-          <w:b/>
-          <w:lang w:val="pt_PT" w:bidi="pt_PT"/>
-        </w:rPr>
         <w:t>"pois eles fazem com que as pessoas se afastem de Deus".</w:t>
       </w:r>
     </w:p>
@@ -20868,21 +18133,6 @@
           <w:b/>
           <w:lang w:val="pt_PT" w:bidi="pt_PT"/>
         </w:rPr>
-        <w:t>ὁ λόγος αὐτῶν</w:t>
-      </w:r>
-    </w:p>
-    <w:p>
-      <w:pPr/>
-      <w:r>
-        <w:rPr>
-          <w:lang w:val="pt_PT" w:bidi="pt_PT"/>
-        </w:rPr>
-      </w:r>
-      <w:r>
-        <w:rPr>
-          <w:b/>
-          <w:lang w:val="pt_PT" w:bidi="pt_PT"/>
-        </w:rPr>
         <w:t>"As coisas que os falsos mestres ensinam".</w:t>
       </w:r>
     </w:p>
@@ -20899,7 +18149,7 @@
         </w:rPr>
         <w:t xml:space="preserve">Uma tradução mais literal vai dizer: "E a palavra desses". Aqui, "palavra" representa o que as pessoas dizem usando palavras. Neste caso, Paulo está se referindo especificamente aos “falatórios contrários” mencionados em </w:t>
       </w:r>
-      <w:hyperlink r:id="rId32">
+      <w:hyperlink r:id="rId30">
         <w:r>
           <w:rPr>
             <w:lang w:val="pt_PT" w:bidi="pt_PT"/>
@@ -20984,21 +18234,6 @@
           <w:b/>
           <w:lang w:val="pt_PT" w:bidi="pt_PT"/>
         </w:rPr>
-        <w:t>ὡς γάγγραινα νομὴν ἕξει</w:t>
-      </w:r>
-    </w:p>
-    <w:p>
-      <w:pPr/>
-      <w:r>
-        <w:rPr>
-          <w:lang w:val="pt_PT" w:bidi="pt_PT"/>
-        </w:rPr>
-      </w:r>
-      <w:r>
-        <w:rPr>
-          <w:b/>
-          <w:lang w:val="pt_PT" w:bidi="pt_PT"/>
-        </w:rPr>
         <w:t>"se espalham como a gangrena".</w:t>
       </w:r>
     </w:p>
@@ -21108,21 +18343,6 @@
           <w:b/>
           <w:lang w:val="pt_PT" w:bidi="pt_PT"/>
         </w:rPr>
-        <w:t>γάγγραινα</w:t>
-      </w:r>
-    </w:p>
-    <w:p>
-      <w:pPr/>
-      <w:r>
-        <w:rPr>
-          <w:lang w:val="pt_PT" w:bidi="pt_PT"/>
-        </w:rPr>
-      </w:r>
-      <w:r>
-        <w:rPr>
-          <w:b/>
-          <w:lang w:val="pt_PT" w:bidi="pt_PT"/>
-        </w:rPr>
         <w:t>"como a gangrena".</w:t>
       </w:r>
     </w:p>
@@ -21232,21 +18452,6 @@
           <w:b/>
           <w:lang w:val="pt_PT" w:bidi="pt_PT"/>
         </w:rPr>
-        <w:t>Ὑμέναιος, καὶ Φίλητος</w:t>
-      </w:r>
-    </w:p>
-    <w:p>
-      <w:pPr/>
-      <w:r>
-        <w:rPr>
-          <w:lang w:val="pt_PT" w:bidi="pt_PT"/>
-        </w:rPr>
-      </w:r>
-      <w:r>
-        <w:rPr>
-          <w:b/>
-          <w:lang w:val="pt_PT" w:bidi="pt_PT"/>
-        </w:rPr>
         <w:t>"Himeneu e Fileto".</w:t>
       </w:r>
     </w:p>
@@ -21356,21 +18561,6 @@
           <w:b/>
           <w:lang w:val="pt_PT" w:bidi="pt_PT"/>
         </w:rPr>
-        <w:t>περὶ τὴν ἀλήθειαν ἠστόχησαν</w:t>
-      </w:r>
-    </w:p>
-    <w:p>
-      <w:pPr/>
-      <w:r>
-        <w:rPr>
-          <w:lang w:val="pt_PT" w:bidi="pt_PT"/>
-        </w:rPr>
-      </w:r>
-      <w:r>
-        <w:rPr>
-          <w:b/>
-          <w:lang w:val="pt_PT" w:bidi="pt_PT"/>
-        </w:rPr>
         <w:t>"os quais abandonaram o caminho da verdade".</w:t>
       </w:r>
     </w:p>
@@ -21480,21 +18670,6 @@
           <w:b/>
           <w:lang w:val="pt_PT" w:bidi="pt_PT"/>
         </w:rPr>
-        <w:t>περὶ τὴν ἀλήθειαν</w:t>
-      </w:r>
-    </w:p>
-    <w:p>
-      <w:pPr/>
-      <w:r>
-        <w:rPr>
-          <w:lang w:val="pt_PT" w:bidi="pt_PT"/>
-        </w:rPr>
-      </w:r>
-      <w:r>
-        <w:rPr>
-          <w:b/>
-          <w:lang w:val="pt_PT" w:bidi="pt_PT"/>
-        </w:rPr>
         <w:t>"o caminho da verdade".</w:t>
       </w:r>
     </w:p>
@@ -21591,21 +18766,6 @@
           <w:b/>
           <w:lang w:val="pt_PT" w:bidi="pt_PT"/>
         </w:rPr>
-        <w:t>ἀνάστασιν ἤδη γεγονέναι</w:t>
-      </w:r>
-    </w:p>
-    <w:p>
-      <w:pPr/>
-      <w:r>
-        <w:rPr>
-          <w:lang w:val="pt_PT" w:bidi="pt_PT"/>
-        </w:rPr>
-      </w:r>
-      <w:r>
-        <w:rPr>
-          <w:b/>
-          <w:lang w:val="pt_PT" w:bidi="pt_PT"/>
-        </w:rPr>
         <w:t>"Eles afirmam que a nossa ressurreição já aconteceu".</w:t>
       </w:r>
     </w:p>
@@ -21702,21 +18862,6 @@
           <w:b/>
           <w:lang w:val="pt_PT" w:bidi="pt_PT"/>
         </w:rPr>
-        <w:t>ἀνατρέπουσιν τήν τινων πίστιν</w:t>
-      </w:r>
-    </w:p>
-    <w:p>
-      <w:pPr/>
-      <w:r>
-        <w:rPr>
-          <w:lang w:val="pt_PT" w:bidi="pt_PT"/>
-        </w:rPr>
-      </w:r>
-      <w:r>
-        <w:rPr>
-          <w:b/>
-          <w:lang w:val="pt_PT" w:bidi="pt_PT"/>
-        </w:rPr>
         <w:t>"e assim estão atrapalhando a fé cristã de alguns".</w:t>
       </w:r>
     </w:p>
@@ -21813,21 +18958,6 @@
           <w:b/>
           <w:lang w:val="pt_PT" w:bidi="pt_PT"/>
         </w:rPr>
-        <w:t>τήν τινων πίστιν</w:t>
-      </w:r>
-    </w:p>
-    <w:p>
-      <w:pPr/>
-      <w:r>
-        <w:rPr>
-          <w:lang w:val="pt_PT" w:bidi="pt_PT"/>
-        </w:rPr>
-      </w:r>
-      <w:r>
-        <w:rPr>
-          <w:b/>
-          <w:lang w:val="pt_PT" w:bidi="pt_PT"/>
-        </w:rPr>
         <w:t>"a fé cristã de alguns".</w:t>
       </w:r>
     </w:p>
@@ -21924,21 +19054,6 @@
           <w:b/>
           <w:lang w:val="pt_PT" w:bidi="pt_PT"/>
         </w:rPr>
-        <w:t>ὁ &amp; στερεὸς θεμέλιος τοῦ Θεοῦ ἕστηκεν</w:t>
-      </w:r>
-    </w:p>
-    <w:p>
-      <w:pPr/>
-      <w:r>
-        <w:rPr>
-          <w:lang w:val="pt_PT" w:bidi="pt_PT"/>
-        </w:rPr>
-      </w:r>
-      <w:r>
-        <w:rPr>
-          <w:b/>
-          <w:lang w:val="pt_PT" w:bidi="pt_PT"/>
-        </w:rPr>
         <w:t>"Mas o firme alicerce que Deus colocou não pode ser abalado".</w:t>
       </w:r>
     </w:p>
@@ -22087,21 +19202,6 @@
           <w:b/>
           <w:lang w:val="pt_PT" w:bidi="pt_PT"/>
         </w:rPr>
-        <w:t>ἔχων τὴν σφραγῖδα ταύτην</w:t>
-      </w:r>
-    </w:p>
-    <w:p>
-      <w:pPr/>
-      <w:r>
-        <w:rPr>
-          <w:lang w:val="pt_PT" w:bidi="pt_PT"/>
-        </w:rPr>
-      </w:r>
-      <w:r>
-        <w:rPr>
-          <w:b/>
-          <w:lang w:val="pt_PT" w:bidi="pt_PT"/>
-        </w:rPr>
         <w:t>"e sobre esse alicerce estão escritas estas palavras".</w:t>
       </w:r>
     </w:p>
@@ -22224,21 +19324,6 @@
           <w:b/>
           <w:lang w:val="pt_PT" w:bidi="pt_PT"/>
         </w:rPr>
-        <w:t>ἔγνω Κύριος τοὺς ὄντας αὐτοῦ, καί, ἀποστήτω ἀπὸ ἀδικίας πᾶς ὁ ὀνομάζων τὸ ὄνομα Κυρίου</w:t>
-      </w:r>
-    </w:p>
-    <w:p>
-      <w:pPr/>
-      <w:r>
-        <w:rPr>
-          <w:lang w:val="pt_PT" w:bidi="pt_PT"/>
-        </w:rPr>
-      </w:r>
-      <w:r>
-        <w:rPr>
-          <w:b/>
-          <w:lang w:val="pt_PT" w:bidi="pt_PT"/>
-        </w:rPr>
         <w:t>"O Senhor conhece as pessoas que são dele". E também: "Toda pessoa que diz que pertence ao Senhor precisa abandonar o pecado".</w:t>
       </w:r>
     </w:p>
@@ -22255,7 +19340,7 @@
         </w:rPr>
         <w:t xml:space="preserve">Aqui, Paulo apresenta uma citação e um resumo, ambos provenientes das escrituras do Antigo Testamento. A primeira citação é de </w:t>
       </w:r>
-      <w:hyperlink r:id="rId33">
+      <w:hyperlink r:id="rId31">
         <w:r>
           <w:rPr>
             <w:lang w:val="pt_PT" w:bidi="pt_PT"/>
@@ -22340,21 +19425,6 @@
           <w:b/>
           <w:lang w:val="pt_PT" w:bidi="pt_PT"/>
         </w:rPr>
-        <w:t>Κύριος &amp; Κυρίου</w:t>
-      </w:r>
-    </w:p>
-    <w:p>
-      <w:pPr/>
-      <w:r>
-        <w:rPr>
-          <w:lang w:val="pt_PT" w:bidi="pt_PT"/>
-        </w:rPr>
-      </w:r>
-      <w:r>
-        <w:rPr>
-          <w:b/>
-          <w:lang w:val="pt_PT" w:bidi="pt_PT"/>
-        </w:rPr>
         <w:t>"O Senhor"</w:t>
       </w:r>
       <w:r>
@@ -22464,21 +19534,6 @@
           <w:b/>
           <w:lang w:val="pt_PT" w:bidi="pt_PT"/>
         </w:rPr>
-        <w:t>ἔγνω</w:t>
-      </w:r>
-    </w:p>
-    <w:p>
-      <w:pPr/>
-      <w:r>
-        <w:rPr>
-          <w:lang w:val="pt_PT" w:bidi="pt_PT"/>
-        </w:rPr>
-      </w:r>
-      <w:r>
-        <w:rPr>
-          <w:b/>
-          <w:lang w:val="pt_PT" w:bidi="pt_PT"/>
-        </w:rPr>
         <w:t>"conhece".</w:t>
       </w:r>
     </w:p>
@@ -22562,21 +19617,6 @@
           <w:b/>
           <w:lang w:val="pt_PT" w:bidi="pt_PT"/>
         </w:rPr>
-        <w:t>ἀποστήτω ἀπὸ &amp; πᾶς ὁ ὀνομάζων τὸ ὄνομα Κυρίου</w:t>
-      </w:r>
-    </w:p>
-    <w:p>
-      <w:pPr/>
-      <w:r>
-        <w:rPr>
-          <w:lang w:val="pt_PT" w:bidi="pt_PT"/>
-        </w:rPr>
-      </w:r>
-      <w:r>
-        <w:rPr>
-          <w:b/>
-          <w:lang w:val="pt_PT" w:bidi="pt_PT"/>
-        </w:rPr>
         <w:t>"Toda pessoa que diz que pertence ao Senhor precisa abandonar o pecado".</w:t>
       </w:r>
     </w:p>
@@ -22686,21 +19726,6 @@
           <w:b/>
           <w:lang w:val="pt_PT" w:bidi="pt_PT"/>
         </w:rPr>
-        <w:t>ἀποστήτω &amp; πᾶς ὁ ὀνομάζων τὸ ὄνομα Κυρίου</w:t>
-      </w:r>
-    </w:p>
-    <w:p>
-      <w:pPr/>
-      <w:r>
-        <w:rPr>
-          <w:lang w:val="pt_PT" w:bidi="pt_PT"/>
-        </w:rPr>
-      </w:r>
-      <w:r>
-        <w:rPr>
-          <w:b/>
-          <w:lang w:val="pt_PT" w:bidi="pt_PT"/>
-        </w:rPr>
         <w:t>"que pertence ao Senhor precisa abandonar o pecado".</w:t>
       </w:r>
     </w:p>
@@ -22784,21 +19809,6 @@
           <w:b/>
           <w:lang w:val="pt_PT" w:bidi="pt_PT"/>
         </w:rPr>
-        <w:t>ὁ ὀνομάζων τὸ ὄνομα Κυρίου</w:t>
-      </w:r>
-    </w:p>
-    <w:p>
-      <w:pPr/>
-      <w:r>
-        <w:rPr>
-          <w:lang w:val="pt_PT" w:bidi="pt_PT"/>
-        </w:rPr>
-      </w:r>
-      <w:r>
-        <w:rPr>
-          <w:b/>
-          <w:lang w:val="pt_PT" w:bidi="pt_PT"/>
-        </w:rPr>
         <w:t>"Toda pessoa que diz que pertence ao Senhor".</w:t>
       </w:r>
     </w:p>
@@ -22908,21 +19918,6 @@
           <w:b/>
           <w:lang w:val="pt_PT" w:bidi="pt_PT"/>
         </w:rPr>
-        <w:t>ἀπὸ ἀδικίας</w:t>
-      </w:r>
-    </w:p>
-    <w:p>
-      <w:pPr/>
-      <w:r>
-        <w:rPr>
-          <w:lang w:val="pt_PT" w:bidi="pt_PT"/>
-        </w:rPr>
-      </w:r>
-      <w:r>
-        <w:rPr>
-          <w:b/>
-          <w:lang w:val="pt_PT" w:bidi="pt_PT"/>
-        </w:rPr>
         <w:t>"abandonar o pecado".</w:t>
       </w:r>
     </w:p>
@@ -23019,21 +20014,6 @@
           <w:b/>
           <w:lang w:val="pt_PT" w:bidi="pt_PT"/>
         </w:rPr>
-        <w:t>δὲ</w:t>
-      </w:r>
-    </w:p>
-    <w:p>
-      <w:pPr/>
-      <w:r>
-        <w:rPr>
-          <w:lang w:val="pt_PT" w:bidi="pt_PT"/>
-        </w:rPr>
-      </w:r>
-      <w:r>
-        <w:rPr>
-          <w:b/>
-          <w:lang w:val="pt_PT" w:bidi="pt_PT"/>
-        </w:rPr>
         <w:t>"Numa casa grande".</w:t>
       </w:r>
     </w:p>
@@ -23117,21 +20097,6 @@
           <w:b/>
           <w:lang w:val="pt_PT" w:bidi="pt_PT"/>
         </w:rPr>
-        <w:t>ἐν μεγάλῃ &amp; οἰκίᾳ, οὐκ ἔστιν μόνον σκεύη χρυσᾶ καὶ ἀργυρᾶ, ἀλλὰ καὶ ξύλινα καὶ ὀστράκινα; καὶ ἃ μὲν εἰς τιμὴν, ἃ δὲ εἰς ἀτιμίαν</w:t>
-      </w:r>
-    </w:p>
-    <w:p>
-      <w:pPr/>
-      <w:r>
-        <w:rPr>
-          <w:lang w:val="pt_PT" w:bidi="pt_PT"/>
-        </w:rPr>
-      </w:r>
-      <w:r>
-        <w:rPr>
-          <w:b/>
-          <w:lang w:val="pt_PT" w:bidi="pt_PT"/>
-        </w:rPr>
         <w:t>"Numa casa grande não existem somente vasilhas de ouro e de prata, mas também de madeira e de barro. Algumas são para ocasiões especiais, e outras, para todos os dias".</w:t>
       </w:r>
     </w:p>
@@ -23241,21 +20206,6 @@
           <w:b/>
           <w:lang w:val="pt_PT" w:bidi="pt_PT"/>
         </w:rPr>
-        <w:t>σκεύη</w:t>
-      </w:r>
-    </w:p>
-    <w:p>
-      <w:pPr/>
-      <w:r>
-        <w:rPr>
-          <w:lang w:val="pt_PT" w:bidi="pt_PT"/>
-        </w:rPr>
-      </w:r>
-      <w:r>
-        <w:rPr>
-          <w:b/>
-          <w:lang w:val="pt_PT" w:bidi="pt_PT"/>
-        </w:rPr>
         <w:t>"vasilhas".</w:t>
       </w:r>
     </w:p>
@@ -23352,21 +20302,6 @@
           <w:b/>
           <w:lang w:val="pt_PT" w:bidi="pt_PT"/>
         </w:rPr>
-        <w:t>ἀλλὰ καὶ ξύλινα καὶ ὀστράκινα</w:t>
-      </w:r>
-    </w:p>
-    <w:p>
-      <w:pPr/>
-      <w:r>
-        <w:rPr>
-          <w:lang w:val="pt_PT" w:bidi="pt_PT"/>
-        </w:rPr>
-      </w:r>
-      <w:r>
-        <w:rPr>
-          <w:b/>
-          <w:lang w:val="pt_PT" w:bidi="pt_PT"/>
-        </w:rPr>
         <w:t>"mas também madeira e de barro".</w:t>
       </w:r>
     </w:p>
@@ -23450,21 +20385,6 @@
           <w:b/>
           <w:lang w:val="pt_PT" w:bidi="pt_PT"/>
         </w:rPr>
-        <w:t>ἃ μὲν εἰς τιμὴν, ἃ δὲ εἰς ἀτιμίαν</w:t>
-      </w:r>
-    </w:p>
-    <w:p>
-      <w:pPr/>
-      <w:r>
-        <w:rPr>
-          <w:lang w:val="pt_PT" w:bidi="pt_PT"/>
-        </w:rPr>
-      </w:r>
-      <w:r>
-        <w:rPr>
-          <w:b/>
-          <w:lang w:val="pt_PT" w:bidi="pt_PT"/>
-        </w:rPr>
         <w:t>"Algumas são para ocasiões especiais, e outras, para todos os dias".</w:t>
       </w:r>
     </w:p>
@@ -23548,21 +20468,6 @@
           <w:b/>
           <w:lang w:val="pt_PT" w:bidi="pt_PT"/>
         </w:rPr>
-        <w:t>ἃ μὲν εἰς τιμὴν, ἃ δὲ εἰς ἀτιμίαν</w:t>
-      </w:r>
-    </w:p>
-    <w:p>
-      <w:pPr/>
-      <w:r>
-        <w:rPr>
-          <w:lang w:val="pt_PT" w:bidi="pt_PT"/>
-        </w:rPr>
-      </w:r>
-      <w:r>
-        <w:rPr>
-          <w:b/>
-          <w:lang w:val="pt_PT" w:bidi="pt_PT"/>
-        </w:rPr>
         <w:t>"Algumas são para ocasiões especiais, e outras, para todos os dias".</w:t>
       </w:r>
     </w:p>
@@ -23646,21 +20551,6 @@
           <w:b/>
           <w:lang w:val="pt_PT" w:bidi="pt_PT"/>
         </w:rPr>
-        <w:t>ἐὰν &amp; τις ἐκκαθάρῃ ἑαυτὸν ἀπὸ τούτων, ἔσται σκεῦος εἰς τιμήν, ἡγιασμένον εὔχρηστον τῷ Δεσπότῃ, εἰς πᾶν ἔργον ἀγαθὸν ἡτοιμασμένον</w:t>
-      </w:r>
-    </w:p>
-    <w:p>
-      <w:pPr/>
-      <w:r>
-        <w:rPr>
-          <w:lang w:val="pt_PT" w:bidi="pt_PT"/>
-        </w:rPr>
-      </w:r>
-      <w:r>
-        <w:rPr>
-          <w:b/>
-          <w:lang w:val="pt_PT" w:bidi="pt_PT"/>
-        </w:rPr>
         <w:t>"Quem se purificar de todos esses erros de que tenho falado será usado para fins especiais porque é dedicado e útil ao seu Mestre e está pronto para fazer tudo o que é bom".</w:t>
       </w:r>
     </w:p>
@@ -23770,21 +20660,6 @@
           <w:b/>
           <w:lang w:val="pt_PT" w:bidi="pt_PT"/>
         </w:rPr>
-        <w:t>τούτων</w:t>
-      </w:r>
-    </w:p>
-    <w:p>
-      <w:pPr/>
-      <w:r>
-        <w:rPr>
-          <w:lang w:val="pt_PT" w:bidi="pt_PT"/>
-        </w:rPr>
-      </w:r>
-      <w:r>
-        <w:rPr>
-          <w:b/>
-          <w:lang w:val="pt_PT" w:bidi="pt_PT"/>
-        </w:rPr>
         <w:t>"esses".</w:t>
       </w:r>
     </w:p>
@@ -23814,7 +20689,7 @@
         </w:rPr>
         <w:t xml:space="preserve"> pode se referir a: (1) o que Paulo disse em </w:t>
       </w:r>
-      <w:hyperlink r:id="rId34">
+      <w:hyperlink r:id="rId32">
         <w:r>
           <w:rPr>
             <w:lang w:val="pt_PT" w:bidi="pt_PT"/>
@@ -23832,7 +20707,7 @@
         </w:rPr>
         <w:t xml:space="preserve"> sobre o que os falsos mestres fazem e dizem. O foco particular, então, está na impiedade e no falso ensino. Tradução alternativa: “de toda impiedade e do falso ensino” ou “destas coisas ímpias”; (2) os vasos para desonra que Paulo mencionou em </w:t>
       </w:r>
-      <w:hyperlink r:id="rId35">
+      <w:hyperlink r:id="rId33">
         <w:r>
           <w:rPr>
             <w:lang w:val="pt_PT" w:bidi="pt_PT"/>
@@ -23917,21 +20792,6 @@
           <w:b/>
           <w:lang w:val="pt_PT" w:bidi="pt_PT"/>
         </w:rPr>
-        <w:t>ἑαυτὸν &amp; ἔσται</w:t>
-      </w:r>
-    </w:p>
-    <w:p>
-      <w:pPr/>
-      <w:r>
-        <w:rPr>
-          <w:lang w:val="pt_PT" w:bidi="pt_PT"/>
-        </w:rPr>
-      </w:r>
-      <w:r>
-        <w:rPr>
-          <w:b/>
-          <w:lang w:val="pt_PT" w:bidi="pt_PT"/>
-        </w:rPr>
         <w:t>"será usado"</w:t>
       </w:r>
       <w:r>
@@ -24028,21 +20888,6 @@
           <w:b/>
           <w:lang w:val="pt_PT" w:bidi="pt_PT"/>
         </w:rPr>
-        <w:t>εἰς τιμήν</w:t>
-      </w:r>
-    </w:p>
-    <w:p>
-      <w:pPr/>
-      <w:r>
-        <w:rPr>
-          <w:lang w:val="pt_PT" w:bidi="pt_PT"/>
-        </w:rPr>
-      </w:r>
-      <w:r>
-        <w:rPr>
-          <w:b/>
-          <w:lang w:val="pt_PT" w:bidi="pt_PT"/>
-        </w:rPr>
         <w:t>"será usado para fins especiais porque é dedicado e útil ao seu Mestre".</w:t>
       </w:r>
     </w:p>
@@ -24126,21 +20971,6 @@
           <w:b/>
           <w:lang w:val="pt_PT" w:bidi="pt_PT"/>
         </w:rPr>
-        <w:t>ἡγιασμένον</w:t>
-      </w:r>
-    </w:p>
-    <w:p>
-      <w:pPr/>
-      <w:r>
-        <w:rPr>
-          <w:lang w:val="pt_PT" w:bidi="pt_PT"/>
-        </w:rPr>
-      </w:r>
-      <w:r>
-        <w:rPr>
-          <w:b/>
-          <w:lang w:val="pt_PT" w:bidi="pt_PT"/>
-        </w:rPr>
         <w:t>"porque é dedicado e útil ao seu Mestre".</w:t>
       </w:r>
     </w:p>
@@ -24224,21 +21054,6 @@
           <w:b/>
           <w:lang w:val="pt_PT" w:bidi="pt_PT"/>
         </w:rPr>
-        <w:t>ἡτοιμασμένον</w:t>
-      </w:r>
-    </w:p>
-    <w:p>
-      <w:pPr/>
-      <w:r>
-        <w:rPr>
-          <w:lang w:val="pt_PT" w:bidi="pt_PT"/>
-        </w:rPr>
-      </w:r>
-      <w:r>
-        <w:rPr>
-          <w:b/>
-          <w:lang w:val="pt_PT" w:bidi="pt_PT"/>
-        </w:rPr>
         <w:t>"e está pronto para fazer tudo o que é bom".</w:t>
       </w:r>
     </w:p>
@@ -24322,21 +21137,6 @@
           <w:b/>
           <w:lang w:val="pt_PT" w:bidi="pt_PT"/>
         </w:rPr>
-        <w:t>δὲ</w:t>
-      </w:r>
-    </w:p>
-    <w:p>
-      <w:pPr/>
-      <w:r>
-        <w:rPr>
-          <w:lang w:val="pt_PT" w:bidi="pt_PT"/>
-        </w:rPr>
-      </w:r>
-      <w:r>
-        <w:rPr>
-          <w:b/>
-          <w:lang w:val="pt_PT" w:bidi="pt_PT"/>
-        </w:rPr>
         <w:t>"E você".</w:t>
       </w:r>
     </w:p>
@@ -24420,21 +21220,6 @@
           <w:b/>
           <w:lang w:val="pt_PT" w:bidi="pt_PT"/>
         </w:rPr>
-        <w:t>φεῦγε</w:t>
-      </w:r>
-    </w:p>
-    <w:p>
-      <w:pPr/>
-      <w:r>
-        <w:rPr>
-          <w:lang w:val="pt_PT" w:bidi="pt_PT"/>
-        </w:rPr>
-      </w:r>
-      <w:r>
-        <w:rPr>
-          <w:b/>
-          <w:lang w:val="pt_PT" w:bidi="pt_PT"/>
-        </w:rPr>
         <w:t>"fuja das paixões da mocidade".</w:t>
       </w:r>
     </w:p>
@@ -24544,21 +21329,6 @@
           <w:b/>
           <w:lang w:val="pt_PT" w:bidi="pt_PT"/>
         </w:rPr>
-        <w:t>τὰς &amp; νεωτερικὰς ἐπιθυμίας</w:t>
-      </w:r>
-    </w:p>
-    <w:p>
-      <w:pPr/>
-      <w:r>
-        <w:rPr>
-          <w:lang w:val="pt_PT" w:bidi="pt_PT"/>
-        </w:rPr>
-      </w:r>
-      <w:r>
-        <w:rPr>
-          <w:b/>
-          <w:lang w:val="pt_PT" w:bidi="pt_PT"/>
-        </w:rPr>
         <w:t>"fuja das paixões da mocidade".</w:t>
       </w:r>
     </w:p>
@@ -24655,21 +21425,6 @@
           <w:b/>
           <w:lang w:val="pt_PT" w:bidi="pt_PT"/>
         </w:rPr>
-        <w:t>δίωκε &amp; δικαιοσύνην, πίστιν, ἀγάπην, εἰρήνην, μετὰ τῶν ἐπικαλουμένων τὸν Κύριον ἐκ καθαρᾶς καρδίας</w:t>
-      </w:r>
-    </w:p>
-    <w:p>
-      <w:pPr/>
-      <w:r>
-        <w:rPr>
-          <w:lang w:val="pt_PT" w:bidi="pt_PT"/>
-        </w:rPr>
-      </w:r>
-      <w:r>
-        <w:rPr>
-          <w:b/>
-          <w:lang w:val="pt_PT" w:bidi="pt_PT"/>
-        </w:rPr>
         <w:t>"e procure viver uma vida correta, com fé, amor e paz, junto com os que com um coração puro".</w:t>
       </w:r>
     </w:p>
@@ -24811,21 +21566,6 @@
           <w:b/>
           <w:lang w:val="pt_PT" w:bidi="pt_PT"/>
         </w:rPr>
-        <w:t>δίωκε</w:t>
-      </w:r>
-    </w:p>
-    <w:p>
-      <w:pPr/>
-      <w:r>
-        <w:rPr>
-          <w:lang w:val="pt_PT" w:bidi="pt_PT"/>
-        </w:rPr>
-      </w:r>
-      <w:r>
-        <w:rPr>
-          <w:b/>
-          <w:lang w:val="pt_PT" w:bidi="pt_PT"/>
-        </w:rPr>
         <w:t>"procure viver".</w:t>
       </w:r>
     </w:p>
@@ -24922,21 +21662,6 @@
           <w:b/>
           <w:lang w:val="pt_PT" w:bidi="pt_PT"/>
         </w:rPr>
-        <w:t>δικαιοσύνην, πίστιν, ἀγάπην, εἰρήνην</w:t>
-      </w:r>
-    </w:p>
-    <w:p>
-      <w:pPr/>
-      <w:r>
-        <w:rPr>
-          <w:lang w:val="pt_PT" w:bidi="pt_PT"/>
-        </w:rPr>
-      </w:r>
-      <w:r>
-        <w:rPr>
-          <w:b/>
-          <w:lang w:val="pt_PT" w:bidi="pt_PT"/>
-        </w:rPr>
         <w:t>"uma vida correta, com fé, amor e paz".</w:t>
       </w:r>
     </w:p>
@@ -25020,21 +21745,6 @@
           <w:b/>
           <w:lang w:val="pt_PT" w:bidi="pt_PT"/>
         </w:rPr>
-        <w:t>πίστιν</w:t>
-      </w:r>
-    </w:p>
-    <w:p>
-      <w:pPr/>
-      <w:r>
-        <w:rPr>
-          <w:lang w:val="pt_PT" w:bidi="pt_PT"/>
-        </w:rPr>
-      </w:r>
-      <w:r>
-        <w:rPr>
-          <w:b/>
-          <w:lang w:val="pt_PT" w:bidi="pt_PT"/>
-        </w:rPr>
         <w:t>"com fé".</w:t>
       </w:r>
     </w:p>
@@ -25131,21 +21841,6 @@
           <w:b/>
           <w:lang w:val="pt_PT" w:bidi="pt_PT"/>
         </w:rPr>
-        <w:t>τῶν ἐπικαλουμένων τὸν Κύριον</w:t>
-      </w:r>
-    </w:p>
-    <w:p>
-      <w:pPr/>
-      <w:r>
-        <w:rPr>
-          <w:lang w:val="pt_PT" w:bidi="pt_PT"/>
-        </w:rPr>
-      </w:r>
-      <w:r>
-        <w:rPr>
-          <w:b/>
-          <w:lang w:val="pt_PT" w:bidi="pt_PT"/>
-        </w:rPr>
         <w:t>"junto com os que com um coração puro pedem a ajuda do Senhor".</w:t>
       </w:r>
     </w:p>
@@ -25242,21 +21937,6 @@
           <w:b/>
           <w:lang w:val="pt_PT" w:bidi="pt_PT"/>
         </w:rPr>
-        <w:t>τὸν Κύριον ἐκ καθαρᾶς καρδίας</w:t>
-      </w:r>
-    </w:p>
-    <w:p>
-      <w:pPr/>
-      <w:r>
-        <w:rPr>
-          <w:lang w:val="pt_PT" w:bidi="pt_PT"/>
-        </w:rPr>
-      </w:r>
-      <w:r>
-        <w:rPr>
-          <w:b/>
-          <w:lang w:val="pt_PT" w:bidi="pt_PT"/>
-        </w:rPr>
         <w:t>"os que com um coração puro pedem a ajuda do Senhor".</w:t>
       </w:r>
     </w:p>
@@ -25366,21 +22046,6 @@
           <w:b/>
           <w:lang w:val="pt_PT" w:bidi="pt_PT"/>
         </w:rPr>
-        <w:t>ἐκ καθαρᾶς καρδίας</w:t>
-      </w:r>
-    </w:p>
-    <w:p>
-      <w:pPr/>
-      <w:r>
-        <w:rPr>
-          <w:lang w:val="pt_PT" w:bidi="pt_PT"/>
-        </w:rPr>
-      </w:r>
-      <w:r>
-        <w:rPr>
-          <w:b/>
-          <w:lang w:val="pt_PT" w:bidi="pt_PT"/>
-        </w:rPr>
         <w:t>"que com um coração puro".</w:t>
       </w:r>
     </w:p>
@@ -25490,21 +22155,6 @@
           <w:b/>
           <w:lang w:val="pt_PT" w:bidi="pt_PT"/>
         </w:rPr>
-        <w:t>δὲ</w:t>
-      </w:r>
-    </w:p>
-    <w:p>
-      <w:pPr/>
-      <w:r>
-        <w:rPr>
-          <w:lang w:val="pt_PT" w:bidi="pt_PT"/>
-        </w:rPr>
-      </w:r>
-      <w:r>
-        <w:rPr>
-          <w:b/>
-          <w:lang w:val="pt_PT" w:bidi="pt_PT"/>
-        </w:rPr>
         <w:t>"Fique longe".</w:t>
       </w:r>
     </w:p>
@@ -25601,21 +22251,6 @@
           <w:b/>
           <w:lang w:val="pt_PT" w:bidi="pt_PT"/>
         </w:rPr>
-        <w:t>τὰς &amp; μωρὰς καὶ ἀπαιδεύτους ζητήσεις</w:t>
-      </w:r>
-    </w:p>
-    <w:p>
-      <w:pPr/>
-      <w:r>
-        <w:rPr>
-          <w:lang w:val="pt_PT" w:bidi="pt_PT"/>
-        </w:rPr>
-      </w:r>
-      <w:r>
-        <w:rPr>
-          <w:b/>
-          <w:lang w:val="pt_PT" w:bidi="pt_PT"/>
-        </w:rPr>
         <w:t>"longe das discussões tolas e sem valor".</w:t>
       </w:r>
     </w:p>
@@ -25712,21 +22347,6 @@
           <w:b/>
           <w:lang w:val="pt_PT" w:bidi="pt_PT"/>
         </w:rPr>
-        <w:t>μωρὰς καὶ ἀπαιδεύτους</w:t>
-      </w:r>
-    </w:p>
-    <w:p>
-      <w:pPr/>
-      <w:r>
-        <w:rPr>
-          <w:lang w:val="pt_PT" w:bidi="pt_PT"/>
-        </w:rPr>
-      </w:r>
-      <w:r>
-        <w:rPr>
-          <w:b/>
-          <w:lang w:val="pt_PT" w:bidi="pt_PT"/>
-        </w:rPr>
         <w:t>"discussões tolas e sem valor".</w:t>
       </w:r>
     </w:p>
@@ -25836,21 +22456,6 @@
           <w:b/>
           <w:lang w:val="pt_PT" w:bidi="pt_PT"/>
         </w:rPr>
-        <w:t>γεννῶσι</w:t>
-      </w:r>
-    </w:p>
-    <w:p>
-      <w:pPr/>
-      <w:r>
-        <w:rPr>
-          <w:lang w:val="pt_PT" w:bidi="pt_PT"/>
-        </w:rPr>
-      </w:r>
-      <w:r>
-        <w:rPr>
-          <w:b/>
-          <w:lang w:val="pt_PT" w:bidi="pt_PT"/>
-        </w:rPr>
         <w:t>"pois você sabe que elas sempre acabam em brigas".</w:t>
       </w:r>
     </w:p>
@@ -25986,21 +22591,6 @@
           <w:b/>
           <w:lang w:val="pt_PT" w:bidi="pt_PT"/>
         </w:rPr>
-        <w:t>μάχας</w:t>
-      </w:r>
-    </w:p>
-    <w:p>
-      <w:pPr/>
-      <w:r>
-        <w:rPr>
-          <w:lang w:val="pt_PT" w:bidi="pt_PT"/>
-        </w:rPr>
-      </w:r>
-      <w:r>
-        <w:rPr>
-          <w:b/>
-          <w:lang w:val="pt_PT" w:bidi="pt_PT"/>
-        </w:rPr>
         <w:t>"acabam em brigas".</w:t>
       </w:r>
     </w:p>
@@ -26097,21 +22687,6 @@
           <w:b/>
           <w:lang w:val="pt_PT" w:bidi="pt_PT"/>
         </w:rPr>
-        <w:t>δὲ</w:t>
-      </w:r>
-    </w:p>
-    <w:p>
-      <w:pPr/>
-      <w:r>
-        <w:rPr>
-          <w:lang w:val="pt_PT" w:bidi="pt_PT"/>
-        </w:rPr>
-      </w:r>
-      <w:r>
-        <w:rPr>
-          <w:b/>
-          <w:lang w:val="pt_PT" w:bidi="pt_PT"/>
-        </w:rPr>
         <w:t>"O servo do Senhor".</w:t>
       </w:r>
     </w:p>
@@ -26208,21 +22783,6 @@
           <w:b/>
           <w:lang w:val="pt_PT" w:bidi="pt_PT"/>
         </w:rPr>
-        <w:t>δοῦλον &amp; Κυρίου</w:t>
-      </w:r>
-    </w:p>
-    <w:p>
-      <w:pPr/>
-      <w:r>
-        <w:rPr>
-          <w:lang w:val="pt_PT" w:bidi="pt_PT"/>
-        </w:rPr>
-      </w:r>
-      <w:r>
-        <w:rPr>
-          <w:b/>
-          <w:lang w:val="pt_PT" w:bidi="pt_PT"/>
-        </w:rPr>
         <w:t>"servo do Senhor".</w:t>
       </w:r>
     </w:p>
@@ -26332,21 +22892,6 @@
           <w:b/>
           <w:lang w:val="pt_PT" w:bidi="pt_PT"/>
         </w:rPr>
-        <w:t>δοῦλον &amp; Κυρίου</w:t>
-      </w:r>
-    </w:p>
-    <w:p>
-      <w:pPr/>
-      <w:r>
-        <w:rPr>
-          <w:lang w:val="pt_PT" w:bidi="pt_PT"/>
-        </w:rPr>
-      </w:r>
-      <w:r>
-        <w:rPr>
-          <w:b/>
-          <w:lang w:val="pt_PT" w:bidi="pt_PT"/>
-        </w:rPr>
         <w:t>"servo do Senhor".</w:t>
       </w:r>
     </w:p>
@@ -26456,21 +23001,6 @@
           <w:b/>
           <w:lang w:val="pt_PT" w:bidi="pt_PT"/>
         </w:rPr>
-        <w:t>οὐ &amp; μάχεσθαι</w:t>
-      </w:r>
-    </w:p>
-    <w:p>
-      <w:pPr/>
-      <w:r>
-        <w:rPr>
-          <w:lang w:val="pt_PT" w:bidi="pt_PT"/>
-        </w:rPr>
-      </w:r>
-      <w:r>
-        <w:rPr>
-          <w:b/>
-          <w:lang w:val="pt_PT" w:bidi="pt_PT"/>
-        </w:rPr>
         <w:t>"não deve andar brigando".</w:t>
       </w:r>
     </w:p>
@@ -26487,7 +23017,7 @@
         </w:rPr>
         <w:t xml:space="preserve">Aqui, Paulo fala sobre discutir e brigar em uma comunidade como se fosse uma batalha. Se for útil em seu idioma, você pode expressar a ideia em forma de símile ou declarar o significado de forma clara. Veja como você expressou a figura de linguagem semelhante em </w:t>
       </w:r>
-      <w:hyperlink r:id="rId36">
+      <w:hyperlink r:id="rId34">
         <w:r>
           <w:rPr>
             <w:lang w:val="pt_PT" w:bidi="pt_PT"/>
@@ -26572,21 +23102,6 @@
           <w:b/>
           <w:lang w:val="pt_PT" w:bidi="pt_PT"/>
         </w:rPr>
-        <w:t>πάντας</w:t>
-      </w:r>
-    </w:p>
-    <w:p>
-      <w:pPr/>
-      <w:r>
-        <w:rPr>
-          <w:lang w:val="pt_PT" w:bidi="pt_PT"/>
-        </w:rPr>
-      </w:r>
-      <w:r>
-        <w:rPr>
-          <w:b/>
-          <w:lang w:val="pt_PT" w:bidi="pt_PT"/>
-        </w:rPr>
         <w:t>"todos".</w:t>
       </w:r>
     </w:p>
@@ -26683,21 +23198,6 @@
           <w:b/>
           <w:lang w:val="pt_PT" w:bidi="pt_PT"/>
         </w:rPr>
-        <w:t>ἐν πραΰτητι</w:t>
-      </w:r>
-    </w:p>
-    <w:p>
-      <w:pPr/>
-      <w:r>
-        <w:rPr>
-          <w:lang w:val="pt_PT" w:bidi="pt_PT"/>
-        </w:rPr>
-      </w:r>
-      <w:r>
-        <w:rPr>
-          <w:b/>
-          <w:lang w:val="pt_PT" w:bidi="pt_PT"/>
-        </w:rPr>
         <w:t>"que corrige com delicadeza".</w:t>
       </w:r>
     </w:p>
@@ -26794,21 +23294,6 @@
           <w:b/>
           <w:lang w:val="pt_PT" w:bidi="pt_PT"/>
         </w:rPr>
-        <w:t>τοὺς ἀντιδιατιθεμένους</w:t>
-      </w:r>
-    </w:p>
-    <w:p>
-      <w:pPr/>
-      <w:r>
-        <w:rPr>
-          <w:lang w:val="pt_PT" w:bidi="pt_PT"/>
-        </w:rPr>
-      </w:r>
-      <w:r>
-        <w:rPr>
-          <w:b/>
-          <w:lang w:val="pt_PT" w:bidi="pt_PT"/>
-        </w:rPr>
         <w:t>"aqueles que são contra ele".</w:t>
       </w:r>
     </w:p>
@@ -26838,7 +23323,7 @@
         </w:rPr>
         <w:t>: (1) o “servo do Senhor” (</w:t>
       </w:r>
-      <w:hyperlink r:id="rId37">
+      <w:hyperlink r:id="rId35">
         <w:r>
           <w:rPr>
             <w:lang w:val="pt_PT" w:bidi="pt_PT"/>
@@ -26923,21 +23408,6 @@
           <w:b/>
           <w:lang w:val="pt_PT" w:bidi="pt_PT"/>
         </w:rPr>
-        <w:t>μήποτε δώῃ αὐτοῖς ὁ Θεὸς μετάνοιαν</w:t>
-      </w:r>
-    </w:p>
-    <w:p>
-      <w:pPr/>
-      <w:r>
-        <w:rPr>
-          <w:lang w:val="pt_PT" w:bidi="pt_PT"/>
-        </w:rPr>
-      </w:r>
-      <w:r>
-        <w:rPr>
-          <w:b/>
-          <w:lang w:val="pt_PT" w:bidi="pt_PT"/>
-        </w:rPr>
         <w:t>"Pois pode ser que Deus dê a eles a oportunidade de se arrependerem".</w:t>
       </w:r>
     </w:p>
@@ -27047,21 +23517,6 @@
           <w:b/>
           <w:lang w:val="pt_PT" w:bidi="pt_PT"/>
         </w:rPr>
-        <w:t>μήποτε δώῃ αὐτοῖς &amp; μετάνοιαν εἰς ἐπίγνωσιν ἀληθείας</w:t>
-      </w:r>
-    </w:p>
-    <w:p>
-      <w:pPr/>
-      <w:r>
-        <w:rPr>
-          <w:lang w:val="pt_PT" w:bidi="pt_PT"/>
-        </w:rPr>
-      </w:r>
-      <w:r>
-        <w:rPr>
-          <w:b/>
-          <w:lang w:val="pt_PT" w:bidi="pt_PT"/>
-        </w:rPr>
         <w:t>"pode ser que Deus dê a eles a oportunidade de se arrependerem e de virem a conhecer a verdade".</w:t>
       </w:r>
     </w:p>
@@ -27158,21 +23613,6 @@
           <w:b/>
           <w:lang w:val="pt_PT" w:bidi="pt_PT"/>
         </w:rPr>
-        <w:t>ἀνανήψωσιν ἐκ τῆς τοῦ διαβόλου παγίδος, ἐζωγρημένοι ὑπ’ αὐτοῦ, εἰς τὸ ἐκείνου θέλημα</w:t>
-      </w:r>
-    </w:p>
-    <w:p>
-      <w:pPr/>
-      <w:r>
-        <w:rPr>
-          <w:lang w:val="pt_PT" w:bidi="pt_PT"/>
-        </w:rPr>
-      </w:r>
-      <w:r>
-        <w:rPr>
-          <w:b/>
-          <w:lang w:val="pt_PT" w:bidi="pt_PT"/>
-        </w:rPr>
         <w:t>"E assim voltarão ao seu perfeito juízo e escaparão da armadilha do Diabo, que os prendeu para fazerem o que ele quer".</w:t>
       </w:r>
     </w:p>
@@ -27282,21 +23722,6 @@
           <w:b/>
           <w:lang w:val="pt_PT" w:bidi="pt_PT"/>
         </w:rPr>
-        <w:t>ἀνανήψωσιν ἐκ τῆς τοῦ διαβόλου παγίδος</w:t>
-      </w:r>
-    </w:p>
-    <w:p>
-      <w:pPr/>
-      <w:r>
-        <w:rPr>
-          <w:lang w:val="pt_PT" w:bidi="pt_PT"/>
-        </w:rPr>
-      </w:r>
-      <w:r>
-        <w:rPr>
-          <w:b/>
-          <w:lang w:val="pt_PT" w:bidi="pt_PT"/>
-        </w:rPr>
         <w:t>"E assim voltarão ao seu perfeito juízo e escaparão da armadilha do Diabo".</w:t>
       </w:r>
     </w:p>
@@ -27406,21 +23831,6 @@
           <w:b/>
           <w:lang w:val="pt_PT" w:bidi="pt_PT"/>
         </w:rPr>
-        <w:t>ἀνανήψωσιν</w:t>
-      </w:r>
-    </w:p>
-    <w:p>
-      <w:pPr/>
-      <w:r>
-        <w:rPr>
-          <w:lang w:val="pt_PT" w:bidi="pt_PT"/>
-        </w:rPr>
-      </w:r>
-      <w:r>
-        <w:rPr>
-          <w:b/>
-          <w:lang w:val="pt_PT" w:bidi="pt_PT"/>
-        </w:rPr>
         <w:t>"E assim voltarão ao seu perfeito juízo".</w:t>
       </w:r>
     </w:p>
@@ -27504,21 +23914,6 @@
           <w:b/>
           <w:lang w:val="pt_PT" w:bidi="pt_PT"/>
         </w:rPr>
-        <w:t>ἐκ τῆς τοῦ διαβόλου παγίδος, ἐζωγρημένοι ὑπ’ αὐτοῦ</w:t>
-      </w:r>
-    </w:p>
-    <w:p>
-      <w:pPr/>
-      <w:r>
-        <w:rPr>
-          <w:lang w:val="pt_PT" w:bidi="pt_PT"/>
-        </w:rPr>
-      </w:r>
-      <w:r>
-        <w:rPr>
-          <w:b/>
-          <w:lang w:val="pt_PT" w:bidi="pt_PT"/>
-        </w:rPr>
         <w:t>"e escaparão da armadilha do Diabo, que os prendeu para fazerem o que ele quer".</w:t>
       </w:r>
     </w:p>
@@ -27615,21 +24010,6 @@
           <w:b/>
           <w:lang w:val="pt_PT" w:bidi="pt_PT"/>
         </w:rPr>
-        <w:t>ἐζωγρημένοι ὑπ’ αὐτοῦ</w:t>
-      </w:r>
-    </w:p>
-    <w:p>
-      <w:pPr/>
-      <w:r>
-        <w:rPr>
-          <w:lang w:val="pt_PT" w:bidi="pt_PT"/>
-        </w:rPr>
-      </w:r>
-      <w:r>
-        <w:rPr>
-          <w:b/>
-          <w:lang w:val="pt_PT" w:bidi="pt_PT"/>
-        </w:rPr>
         <w:t>"que os prendeu para fazerem o que ele quer".</w:t>
       </w:r>
     </w:p>
@@ -27713,21 +24093,6 @@
           <w:b/>
           <w:lang w:val="pt_PT" w:bidi="pt_PT"/>
         </w:rPr>
-        <w:t>ὑπ’ αὐτοῦ, εἰς τὸ ἐκείνου θέλημα</w:t>
-      </w:r>
-    </w:p>
-    <w:p>
-      <w:pPr/>
-      <w:r>
-        <w:rPr>
-          <w:lang w:val="pt_PT" w:bidi="pt_PT"/>
-        </w:rPr>
-      </w:r>
-      <w:r>
-        <w:rPr>
-          <w:b/>
-          <w:lang w:val="pt_PT" w:bidi="pt_PT"/>
-        </w:rPr>
         <w:t>"que os prendeu para fazerem o que ele quer".</w:t>
       </w:r>
     </w:p>
@@ -27876,21 +24241,6 @@
           <w:b/>
           <w:lang w:val="pt_PT" w:bidi="pt_PT"/>
         </w:rPr>
-        <w:t>εἰς τὸ ἐκείνου θέλημα</w:t>
-      </w:r>
-    </w:p>
-    <w:p>
-      <w:pPr/>
-      <w:r>
-        <w:rPr>
-          <w:lang w:val="pt_PT" w:bidi="pt_PT"/>
-        </w:rPr>
-      </w:r>
-      <w:r>
-        <w:rPr>
-          <w:b/>
-          <w:lang w:val="pt_PT" w:bidi="pt_PT"/>
-        </w:rPr>
         <w:t>"que os prendeu para fazerem o que ele quer".</w:t>
       </w:r>
     </w:p>
@@ -27974,21 +24324,6 @@
           <w:b/>
           <w:lang w:val="pt_PT" w:bidi="pt_PT"/>
         </w:rPr>
-        <w:t>δὲ</w:t>
-      </w:r>
-    </w:p>
-    <w:p>
-      <w:pPr/>
-      <w:r>
-        <w:rPr>
-          <w:lang w:val="pt_PT" w:bidi="pt_PT"/>
-        </w:rPr>
-      </w:r>
-      <w:r>
-        <w:rPr>
-          <w:b/>
-          <w:lang w:val="pt_PT" w:bidi="pt_PT"/>
-        </w:rPr>
         <w:t>"Lembre disto".</w:t>
       </w:r>
     </w:p>
@@ -28085,21 +24420,6 @@
           <w:b/>
           <w:lang w:val="pt_PT" w:bidi="pt_PT"/>
         </w:rPr>
-        <w:t>τοῦτο &amp; γίνωσκε, ὅτι</w:t>
-      </w:r>
-    </w:p>
-    <w:p>
-      <w:pPr/>
-      <w:r>
-        <w:rPr>
-          <w:lang w:val="pt_PT" w:bidi="pt_PT"/>
-        </w:rPr>
-      </w:r>
-      <w:r>
-        <w:rPr>
-          <w:b/>
-          <w:lang w:val="pt_PT" w:bidi="pt_PT"/>
-        </w:rPr>
         <w:t>"Lembre disto".</w:t>
       </w:r>
     </w:p>
@@ -28196,21 +24516,6 @@
           <w:b/>
           <w:lang w:val="pt_PT" w:bidi="pt_PT"/>
         </w:rPr>
-        <w:t>ἐν ἐσχάταις ἡμέραις</w:t>
-      </w:r>
-    </w:p>
-    <w:p>
-      <w:pPr/>
-      <w:r>
-        <w:rPr>
-          <w:lang w:val="pt_PT" w:bidi="pt_PT"/>
-        </w:rPr>
-      </w:r>
-      <w:r>
-        <w:rPr>
-          <w:b/>
-          <w:lang w:val="pt_PT" w:bidi="pt_PT"/>
-        </w:rPr>
         <w:t>"nos últimos dias".</w:t>
       </w:r>
     </w:p>
@@ -28307,21 +24612,6 @@
           <w:b/>
           <w:lang w:val="pt_PT" w:bidi="pt_PT"/>
         </w:rPr>
-        <w:t>ἐνστήσονται καιροὶ χαλεποί</w:t>
-      </w:r>
-    </w:p>
-    <w:p>
-      <w:pPr/>
-      <w:r>
-        <w:rPr>
-          <w:lang w:val="pt_PT" w:bidi="pt_PT"/>
-        </w:rPr>
-      </w:r>
-      <w:r>
-        <w:rPr>
-          <w:b/>
-          <w:lang w:val="pt_PT" w:bidi="pt_PT"/>
-        </w:rPr>
         <w:t>"haverá tempos difíceis".</w:t>
       </w:r>
     </w:p>
@@ -28364,7 +24654,7 @@
         </w:rPr>
         <w:t xml:space="preserve"> para os crentes devido às ações e palavras de outras pessoas que podem prejudicá-los ou feri-los (veja </w:t>
       </w:r>
-      <w:hyperlink r:id="rId38">
+      <w:hyperlink r:id="rId36">
         <w:r>
           <w:rPr>
             <w:lang w:val="pt_PT" w:bidi="pt_PT"/>
@@ -28449,21 +24739,6 @@
           <w:b/>
           <w:lang w:val="pt_PT" w:bidi="pt_PT"/>
         </w:rPr>
-        <w:t>γὰρ</w:t>
-      </w:r>
-    </w:p>
-    <w:p>
-      <w:pPr/>
-      <w:r>
-        <w:rPr>
-          <w:lang w:val="pt_PT" w:bidi="pt_PT"/>
-        </w:rPr>
-      </w:r>
-      <w:r>
-        <w:rPr>
-          <w:b/>
-          <w:lang w:val="pt_PT" w:bidi="pt_PT"/>
-        </w:rPr>
         <w:t>"Pois".</w:t>
       </w:r>
     </w:p>
@@ -28573,21 +24848,6 @@
           <w:b/>
           <w:lang w:val="pt_PT" w:bidi="pt_PT"/>
         </w:rPr>
-        <w:t>οἱ ἄνθρωποι</w:t>
-      </w:r>
-    </w:p>
-    <w:p>
-      <w:pPr/>
-      <w:r>
-        <w:rPr>
-          <w:lang w:val="pt_PT" w:bidi="pt_PT"/>
-        </w:rPr>
-      </w:r>
-      <w:r>
-        <w:rPr>
-          <w:b/>
-          <w:lang w:val="pt_PT" w:bidi="pt_PT"/>
-        </w:rPr>
         <w:t>"muitos".</w:t>
       </w:r>
     </w:p>
@@ -28671,21 +24931,6 @@
           <w:b/>
           <w:lang w:val="pt_PT" w:bidi="pt_PT"/>
         </w:rPr>
-        <w:t>οἱ ἄνθρωποι</w:t>
-      </w:r>
-    </w:p>
-    <w:p>
-      <w:pPr/>
-      <w:r>
-        <w:rPr>
-          <w:lang w:val="pt_PT" w:bidi="pt_PT"/>
-        </w:rPr>
-      </w:r>
-      <w:r>
-        <w:rPr>
-          <w:b/>
-          <w:lang w:val="pt_PT" w:bidi="pt_PT"/>
-        </w:rPr>
         <w:t>"Pois muitos".</w:t>
       </w:r>
     </w:p>
@@ -28782,21 +25027,6 @@
           <w:b/>
           <w:lang w:val="pt_PT" w:bidi="pt_PT"/>
         </w:rPr>
-        <w:t>φίλαυτοι</w:t>
-      </w:r>
-    </w:p>
-    <w:p>
-      <w:pPr/>
-      <w:r>
-        <w:rPr>
-          <w:lang w:val="pt_PT" w:bidi="pt_PT"/>
-        </w:rPr>
-      </w:r>
-      <w:r>
-        <w:rPr>
-          <w:b/>
-          <w:lang w:val="pt_PT" w:bidi="pt_PT"/>
-        </w:rPr>
         <w:t>"egoístas".</w:t>
       </w:r>
     </w:p>
@@ -28880,21 +25110,6 @@
           <w:b/>
           <w:lang w:val="pt_PT" w:bidi="pt_PT"/>
         </w:rPr>
-        <w:t>ἀφιλάγαθοι</w:t>
-      </w:r>
-    </w:p>
-    <w:p>
-      <w:pPr/>
-      <w:r>
-        <w:rPr>
-          <w:lang w:val="pt_PT" w:bidi="pt_PT"/>
-        </w:rPr>
-      </w:r>
-      <w:r>
-        <w:rPr>
-          <w:b/>
-          <w:lang w:val="pt_PT" w:bidi="pt_PT"/>
-        </w:rPr>
         <w:t>"Não terão amor pelos outros".</w:t>
       </w:r>
     </w:p>
@@ -28978,21 +25193,6 @@
           <w:b/>
           <w:lang w:val="pt_PT" w:bidi="pt_PT"/>
         </w:rPr>
-        <w:t>τετυφωμένοι</w:t>
-      </w:r>
-    </w:p>
-    <w:p>
-      <w:pPr/>
-      <w:r>
-        <w:rPr>
-          <w:lang w:val="pt_PT" w:bidi="pt_PT"/>
-        </w:rPr>
-      </w:r>
-      <w:r>
-        <w:rPr>
-          <w:b/>
-          <w:lang w:val="pt_PT" w:bidi="pt_PT"/>
-        </w:rPr>
         <w:t>"cheios de orgulho".</w:t>
       </w:r>
     </w:p>
@@ -29089,21 +25289,6 @@
           <w:b/>
           <w:lang w:val="pt_PT" w:bidi="pt_PT"/>
         </w:rPr>
-        <w:t>τετυφωμένοι</w:t>
-      </w:r>
-    </w:p>
-    <w:p>
-      <w:pPr/>
-      <w:r>
-        <w:rPr>
-          <w:lang w:val="pt_PT" w:bidi="pt_PT"/>
-        </w:rPr>
-      </w:r>
-      <w:r>
-        <w:rPr>
-          <w:b/>
-          <w:lang w:val="pt_PT" w:bidi="pt_PT"/>
-        </w:rPr>
         <w:t>"cheios de orgulho".</w:t>
       </w:r>
     </w:p>
@@ -29200,21 +25385,6 @@
           <w:b/>
           <w:lang w:val="pt_PT" w:bidi="pt_PT"/>
         </w:rPr>
-        <w:t>ἔχοντες μόρφωσιν εὐσεβείας, τὴν δὲ δύναμιν αὐτῆς ἠρνημένοι</w:t>
-      </w:r>
-    </w:p>
-    <w:p>
-      <w:pPr/>
-      <w:r>
-        <w:rPr>
-          <w:lang w:val="pt_PT" w:bidi="pt_PT"/>
-        </w:rPr>
-      </w:r>
-      <w:r>
-        <w:rPr>
-          <w:b/>
-          <w:lang w:val="pt_PT" w:bidi="pt_PT"/>
-        </w:rPr>
         <w:t>"</w:t>
       </w:r>
       <w:r>
@@ -29338,21 +25508,6 @@
           <w:b/>
           <w:lang w:val="pt_PT" w:bidi="pt_PT"/>
         </w:rPr>
-        <w:t>ἔχοντες μόρφωσιν εὐσεβείας</w:t>
-      </w:r>
-    </w:p>
-    <w:p>
-      <w:pPr/>
-      <w:r>
-        <w:rPr>
-          <w:lang w:val="pt_PT" w:bidi="pt_PT"/>
-        </w:rPr>
-      </w:r>
-      <w:r>
-        <w:rPr>
-          <w:b/>
-          <w:lang w:val="pt_PT" w:bidi="pt_PT"/>
-        </w:rPr>
         <w:t>"</w:t>
       </w:r>
       <w:r>
@@ -29476,21 +25631,6 @@
           <w:b/>
           <w:lang w:val="pt_PT" w:bidi="pt_PT"/>
         </w:rPr>
-        <w:t>τὴν &amp; δύναμιν αὐτῆς ἠρνημένοι</w:t>
-      </w:r>
-    </w:p>
-    <w:p>
-      <w:pPr/>
-      <w:r>
-        <w:rPr>
-          <w:lang w:val="pt_PT" w:bidi="pt_PT"/>
-        </w:rPr>
-      </w:r>
-      <w:r>
-        <w:rPr>
-          <w:b/>
-          <w:lang w:val="pt_PT" w:bidi="pt_PT"/>
-        </w:rPr>
         <w:t>"</w:t>
       </w:r>
       <w:r>
@@ -29601,21 +25741,6 @@
           <w:b/>
           <w:lang w:val="pt_PT" w:bidi="pt_PT"/>
         </w:rPr>
-        <w:t>καὶ</w:t>
-      </w:r>
-    </w:p>
-    <w:p>
-      <w:pPr/>
-      <w:r>
-        <w:rPr>
-          <w:lang w:val="pt_PT" w:bidi="pt_PT"/>
-        </w:rPr>
-      </w:r>
-      <w:r>
-        <w:rPr>
-          <w:b/>
-          <w:lang w:val="pt_PT" w:bidi="pt_PT"/>
-        </w:rPr>
         <w:t>"Mas".</w:t>
       </w:r>
     </w:p>
@@ -29725,21 +25850,6 @@
           <w:b/>
           <w:lang w:val="pt_PT" w:bidi="pt_PT"/>
         </w:rPr>
-        <w:t>τούτους ἀποτρέπου</w:t>
-      </w:r>
-    </w:p>
-    <w:p>
-      <w:pPr/>
-      <w:r>
-        <w:rPr>
-          <w:lang w:val="pt_PT" w:bidi="pt_PT"/>
-        </w:rPr>
-      </w:r>
-      <w:r>
-        <w:rPr>
-          <w:b/>
-          <w:lang w:val="pt_PT" w:bidi="pt_PT"/>
-        </w:rPr>
         <w:t>"</w:t>
       </w:r>
       <w:r>
@@ -29837,21 +25947,6 @@
           <w:b/>
           <w:lang w:val="pt_PT" w:bidi="pt_PT"/>
         </w:rPr>
-        <w:t>τούτους</w:t>
-      </w:r>
-    </w:p>
-    <w:p>
-      <w:pPr/>
-      <w:r>
-        <w:rPr>
-          <w:lang w:val="pt_PT" w:bidi="pt_PT"/>
-        </w:rPr>
-      </w:r>
-      <w:r>
-        <w:rPr>
-          <w:b/>
-          <w:lang w:val="pt_PT" w:bidi="pt_PT"/>
-        </w:rPr>
         <w:t>"dessa".</w:t>
       </w:r>
     </w:p>
@@ -29935,21 +26030,6 @@
           <w:b/>
           <w:lang w:val="pt_PT" w:bidi="pt_PT"/>
         </w:rPr>
-        <w:t>γάρ</w:t>
-      </w:r>
-    </w:p>
-    <w:p>
-      <w:pPr/>
-      <w:r>
-        <w:rPr>
-          <w:lang w:val="pt_PT" w:bidi="pt_PT"/>
-        </w:rPr>
-      </w:r>
-      <w:r>
-        <w:rPr>
-          <w:b/>
-          <w:lang w:val="pt_PT" w:bidi="pt_PT"/>
-        </w:rPr>
         <w:t>"Alguns deles".</w:t>
       </w:r>
     </w:p>
@@ -29966,7 +26046,7 @@
         </w:rPr>
         <w:t xml:space="preserve">No texto original, temos aqui a palavra "Porque" que introduz uma razão pela qual Timóteo deve “ficar longe dessa gente” pessoas (veja </w:t>
       </w:r>
-      <w:hyperlink r:id="rId39">
+      <w:hyperlink r:id="rId37">
         <w:r>
           <w:rPr>
             <w:lang w:val="pt_PT" w:bidi="pt_PT"/>
@@ -30051,21 +26131,6 @@
           <w:b/>
           <w:lang w:val="pt_PT" w:bidi="pt_PT"/>
         </w:rPr>
-        <w:t>ἐκ τούτων</w:t>
-      </w:r>
-    </w:p>
-    <w:p>
-      <w:pPr/>
-      <w:r>
-        <w:rPr>
-          <w:lang w:val="pt_PT" w:bidi="pt_PT"/>
-        </w:rPr>
-      </w:r>
-      <w:r>
-        <w:rPr>
-          <w:b/>
-          <w:lang w:val="pt_PT" w:bidi="pt_PT"/>
-        </w:rPr>
         <w:t>"Alguns deles".</w:t>
       </w:r>
     </w:p>
@@ -30095,7 +26160,7 @@
         </w:rPr>
         <w:t xml:space="preserve">como um substantivo para se referir às pessoas que ele descreveu nos versículos anteriores. Sua língua pode usar adjetivos da mesma forma. Se não, você pode traduzir esta palavra com uma frase equivalente. Veja como você traduziu a expressão "dessa gente" em </w:t>
       </w:r>
-      <w:hyperlink r:id="rId39">
+      <w:hyperlink r:id="rId37">
         <w:r>
           <w:rPr>
             <w:lang w:val="pt_PT" w:bidi="pt_PT"/>
@@ -30180,21 +26245,6 @@
           <w:b/>
           <w:lang w:val="pt_PT" w:bidi="pt_PT"/>
         </w:rPr>
-        <w:t>οἱ ἐνδύνοντες εἰς τὰς οἰκίας</w:t>
-      </w:r>
-    </w:p>
-    <w:p>
-      <w:pPr/>
-      <w:r>
-        <w:rPr>
-          <w:lang w:val="pt_PT" w:bidi="pt_PT"/>
-        </w:rPr>
-      </w:r>
-      <w:r>
-        <w:rPr>
-          <w:b/>
-          <w:lang w:val="pt_PT" w:bidi="pt_PT"/>
-        </w:rPr>
         <w:t>"</w:t>
       </w:r>
       <w:r>
@@ -30305,21 +26355,6 @@
           <w:b/>
           <w:lang w:val="pt_PT" w:bidi="pt_PT"/>
         </w:rPr>
-        <w:t>αἰχμαλωτίζοντες</w:t>
-      </w:r>
-    </w:p>
-    <w:p>
-      <w:pPr/>
-      <w:r>
-        <w:rPr>
-          <w:lang w:val="pt_PT" w:bidi="pt_PT"/>
-        </w:rPr>
-      </w:r>
-      <w:r>
-        <w:rPr>
-          <w:b/>
-          <w:lang w:val="pt_PT" w:bidi="pt_PT"/>
-        </w:rPr>
         <w:t>"</w:t>
       </w:r>
       <w:r>
@@ -30443,21 +26478,6 @@
           <w:b/>
           <w:lang w:val="pt_PT" w:bidi="pt_PT"/>
         </w:rPr>
-        <w:t>γυναικάρια</w:t>
-      </w:r>
-    </w:p>
-    <w:p>
-      <w:pPr/>
-      <w:r>
-        <w:rPr>
-          <w:lang w:val="pt_PT" w:bidi="pt_PT"/>
-        </w:rPr>
-      </w:r>
-      <w:r>
-        <w:rPr>
-          <w:b/>
-          <w:lang w:val="pt_PT" w:bidi="pt_PT"/>
-        </w:rPr>
         <w:t>"mulheres fracas".</w:t>
       </w:r>
     </w:p>
@@ -30567,21 +26587,6 @@
           <w:b/>
           <w:lang w:val="pt_PT" w:bidi="pt_PT"/>
         </w:rPr>
-        <w:t>σεσωρευμένα ἁμαρτίαις</w:t>
-      </w:r>
-    </w:p>
-    <w:p>
-      <w:pPr/>
-      <w:r>
-        <w:rPr>
-          <w:lang w:val="pt_PT" w:bidi="pt_PT"/>
-        </w:rPr>
-      </w:r>
-      <w:r>
-        <w:rPr>
-          <w:b/>
-          <w:lang w:val="pt_PT" w:bidi="pt_PT"/>
-        </w:rPr>
         <w:t>"</w:t>
       </w:r>
       <w:r>
@@ -30705,21 +26710,6 @@
           <w:b/>
           <w:lang w:val="pt_PT" w:bidi="pt_PT"/>
         </w:rPr>
-        <w:t>σεσωρευμένα ἁμαρτίαις</w:t>
-      </w:r>
-    </w:p>
-    <w:p>
-      <w:pPr/>
-      <w:r>
-        <w:rPr>
-          <w:lang w:val="pt_PT" w:bidi="pt_PT"/>
-        </w:rPr>
-      </w:r>
-      <w:r>
-        <w:rPr>
-          <w:b/>
-          <w:lang w:val="pt_PT" w:bidi="pt_PT"/>
-        </w:rPr>
         <w:t>"</w:t>
       </w:r>
       <w:r>
@@ -30817,21 +26807,6 @@
           <w:b/>
           <w:lang w:val="pt_PT" w:bidi="pt_PT"/>
         </w:rPr>
-        <w:t>ἀγόμενα ἐπιθυμίαις ποικίλαις</w:t>
-      </w:r>
-    </w:p>
-    <w:p>
-      <w:pPr/>
-      <w:r>
-        <w:rPr>
-          <w:lang w:val="pt_PT" w:bidi="pt_PT"/>
-        </w:rPr>
-      </w:r>
-      <w:r>
-        <w:rPr>
-          <w:b/>
-          <w:lang w:val="pt_PT" w:bidi="pt_PT"/>
-        </w:rPr>
         <w:t>"</w:t>
       </w:r>
       <w:r>
@@ -30942,21 +26917,6 @@
           <w:b/>
           <w:lang w:val="pt_PT" w:bidi="pt_PT"/>
         </w:rPr>
-        <w:t>ἀγόμενα ἐπιθυμίαις ποικίλαις</w:t>
-      </w:r>
-    </w:p>
-    <w:p>
-      <w:pPr/>
-      <w:r>
-        <w:rPr>
-          <w:lang w:val="pt_PT" w:bidi="pt_PT"/>
-        </w:rPr>
-      </w:r>
-      <w:r>
-        <w:rPr>
-          <w:b/>
-          <w:lang w:val="pt_PT" w:bidi="pt_PT"/>
-        </w:rPr>
         <w:t>"</w:t>
       </w:r>
       <w:r>
@@ -31054,21 +27014,6 @@
           <w:b/>
           <w:lang w:val="pt_PT" w:bidi="pt_PT"/>
         </w:rPr>
-        <w:t>καὶ</w:t>
-      </w:r>
-    </w:p>
-    <w:p>
-      <w:pPr/>
-      <w:r>
-        <w:rPr>
-          <w:lang w:val="pt_PT" w:bidi="pt_PT"/>
-        </w:rPr>
-      </w:r>
-      <w:r>
-        <w:rPr>
-          <w:b/>
-          <w:lang w:val="pt_PT" w:bidi="pt_PT"/>
-        </w:rPr>
         <w:t>"</w:t>
       </w:r>
       <w:r>
@@ -31179,21 +27124,6 @@
           <w:b/>
           <w:lang w:val="pt_PT" w:bidi="pt_PT"/>
         </w:rPr>
-        <w:t>μηδέποτε εἰς ἐπίγνωσιν ἀληθείας ἐλθεῖν δυνάμενα</w:t>
-      </w:r>
-    </w:p>
-    <w:p>
-      <w:pPr/>
-      <w:r>
-        <w:rPr>
-          <w:lang w:val="pt_PT" w:bidi="pt_PT"/>
-        </w:rPr>
-      </w:r>
-      <w:r>
-        <w:rPr>
-          <w:b/>
-          <w:lang w:val="pt_PT" w:bidi="pt_PT"/>
-        </w:rPr>
         <w:t>"</w:t>
       </w:r>
       <w:r>
@@ -31317,21 +27247,6 @@
           <w:b/>
           <w:lang w:val="pt_PT" w:bidi="pt_PT"/>
         </w:rPr>
-        <w:t>εἰς ἐπίγνωσιν ἀληθείας</w:t>
-      </w:r>
-    </w:p>
-    <w:p>
-      <w:pPr/>
-      <w:r>
-        <w:rPr>
-          <w:lang w:val="pt_PT" w:bidi="pt_PT"/>
-        </w:rPr>
-      </w:r>
-      <w:r>
-        <w:rPr>
-          <w:b/>
-          <w:lang w:val="pt_PT" w:bidi="pt_PT"/>
-        </w:rPr>
         <w:t>"</w:t>
       </w:r>
       <w:r>
@@ -31442,21 +27357,6 @@
           <w:b/>
           <w:lang w:val="pt_PT" w:bidi="pt_PT"/>
         </w:rPr>
-        <w:t>Ἰάννης καὶ Ἰαμβρῆς ἀντέστησαν Μωϋσεῖ</w:t>
-      </w:r>
-    </w:p>
-    <w:p>
-      <w:pPr/>
-      <w:r>
-        <w:rPr>
-          <w:lang w:val="pt_PT" w:bidi="pt_PT"/>
-        </w:rPr>
-      </w:r>
-      <w:r>
-        <w:rPr>
-          <w:b/>
-          <w:lang w:val="pt_PT" w:bidi="pt_PT"/>
-        </w:rPr>
         <w:t>"</w:t>
       </w:r>
       <w:r>
@@ -31513,7 +27413,7 @@
         </w:rPr>
         <w:t xml:space="preserve"> fizesse o que Deus lhe havia ordenado. Você pode ler essa história em </w:t>
       </w:r>
-      <w:hyperlink r:id="rId40">
+      <w:hyperlink r:id="rId38">
         <w:r>
           <w:rPr>
             <w:lang w:val="pt_PT" w:bidi="pt_PT"/>
@@ -31624,21 +27524,6 @@
           <w:b/>
           <w:lang w:val="pt_PT" w:bidi="pt_PT"/>
         </w:rPr>
-        <w:t>Ἰάννης καὶ Ἰαμβρῆς</w:t>
-      </w:r>
-    </w:p>
-    <w:p>
-      <w:pPr/>
-      <w:r>
-        <w:rPr>
-          <w:lang w:val="pt_PT" w:bidi="pt_PT"/>
-        </w:rPr>
-      </w:r>
-      <w:r>
-        <w:rPr>
-          <w:b/>
-          <w:lang w:val="pt_PT" w:bidi="pt_PT"/>
-        </w:rPr>
         <w:t>"Janis e Jambres".</w:t>
       </w:r>
     </w:p>
@@ -31748,21 +27633,6 @@
           <w:b/>
           <w:lang w:val="pt_PT" w:bidi="pt_PT"/>
         </w:rPr>
-        <w:t>οὗτοι</w:t>
-      </w:r>
-    </w:p>
-    <w:p>
-      <w:pPr/>
-      <w:r>
-        <w:rPr>
-          <w:lang w:val="pt_PT" w:bidi="pt_PT"/>
-        </w:rPr>
-      </w:r>
-      <w:r>
-        <w:rPr>
-          <w:b/>
-          <w:lang w:val="pt_PT" w:bidi="pt_PT"/>
-        </w:rPr>
         <w:t>"esses homens".</w:t>
       </w:r>
     </w:p>
@@ -31779,7 +27649,7 @@
         </w:rPr>
         <w:t xml:space="preserve">Aqui, como em </w:t>
       </w:r>
-      <w:hyperlink r:id="rId39">
+      <w:hyperlink r:id="rId37">
         <w:r>
           <w:rPr>
             <w:lang w:val="pt_PT" w:bidi="pt_PT"/>
@@ -31877,21 +27747,6 @@
           <w:b/>
           <w:lang w:val="pt_PT" w:bidi="pt_PT"/>
         </w:rPr>
-        <w:t>τῇ ἀληθείᾳ</w:t>
-      </w:r>
-    </w:p>
-    <w:p>
-      <w:pPr/>
-      <w:r>
-        <w:rPr>
-          <w:lang w:val="pt_PT" w:bidi="pt_PT"/>
-        </w:rPr>
-      </w:r>
-      <w:r>
-        <w:rPr>
-          <w:b/>
-          <w:lang w:val="pt_PT" w:bidi="pt_PT"/>
-        </w:rPr>
         <w:t>"a verdade".</w:t>
       </w:r>
     </w:p>
@@ -31988,21 +27843,6 @@
           <w:b/>
           <w:lang w:val="pt_PT" w:bidi="pt_PT"/>
         </w:rPr>
-        <w:t>ἄνθρωποι</w:t>
-      </w:r>
-    </w:p>
-    <w:p>
-      <w:pPr/>
-      <w:r>
-        <w:rPr>
-          <w:lang w:val="pt_PT" w:bidi="pt_PT"/>
-        </w:rPr>
-      </w:r>
-      <w:r>
-        <w:rPr>
-          <w:b/>
-          <w:lang w:val="pt_PT" w:bidi="pt_PT"/>
-        </w:rPr>
         <w:t>"homens".</w:t>
       </w:r>
     </w:p>
@@ -32099,21 +27939,6 @@
           <w:b/>
           <w:lang w:val="pt_PT" w:bidi="pt_PT"/>
         </w:rPr>
-        <w:t>κατεφθαρμένοι τὸν νοῦν</w:t>
-      </w:r>
-    </w:p>
-    <w:p>
-      <w:pPr/>
-      <w:r>
-        <w:rPr>
-          <w:lang w:val="pt_PT" w:bidi="pt_PT"/>
-        </w:rPr>
-      </w:r>
-      <w:r>
-        <w:rPr>
-          <w:b/>
-          <w:lang w:val="pt_PT" w:bidi="pt_PT"/>
-        </w:rPr>
         <w:t>"</w:t>
       </w:r>
       <w:r>
@@ -32211,21 +28036,6 @@
           <w:b/>
           <w:lang w:val="pt_PT" w:bidi="pt_PT"/>
         </w:rPr>
-        <w:t>τὸν νοῦν</w:t>
-      </w:r>
-    </w:p>
-    <w:p>
-      <w:pPr/>
-      <w:r>
-        <w:rPr>
-          <w:lang w:val="pt_PT" w:bidi="pt_PT"/>
-        </w:rPr>
-      </w:r>
-      <w:r>
-        <w:rPr>
-          <w:b/>
-          <w:lang w:val="pt_PT" w:bidi="pt_PT"/>
-        </w:rPr>
         <w:t>"o juízo".</w:t>
       </w:r>
     </w:p>
@@ -32322,21 +28132,6 @@
           <w:b/>
           <w:lang w:val="pt_PT" w:bidi="pt_PT"/>
         </w:rPr>
-        <w:t>ἀδόκιμοι περὶ τὴν πίστιν</w:t>
-      </w:r>
-    </w:p>
-    <w:p>
-      <w:pPr/>
-      <w:r>
-        <w:rPr>
-          <w:lang w:val="pt_PT" w:bidi="pt_PT"/>
-        </w:rPr>
-      </w:r>
-      <w:r>
-        <w:rPr>
-          <w:b/>
-          <w:lang w:val="pt_PT" w:bidi="pt_PT"/>
-        </w:rPr>
         <w:t>"fracassaram na fé".</w:t>
       </w:r>
     </w:p>
@@ -32433,21 +28228,6 @@
           <w:b/>
           <w:lang w:val="pt_PT" w:bidi="pt_PT"/>
         </w:rPr>
-        <w:t>περὶ τὴν πίστιν</w:t>
-      </w:r>
-    </w:p>
-    <w:p>
-      <w:pPr/>
-      <w:r>
-        <w:rPr>
-          <w:lang w:val="pt_PT" w:bidi="pt_PT"/>
-        </w:rPr>
-      </w:r>
-      <w:r>
-        <w:rPr>
-          <w:b/>
-          <w:lang w:val="pt_PT" w:bidi="pt_PT"/>
-        </w:rPr>
         <w:t>"na fé".</w:t>
       </w:r>
     </w:p>
@@ -32570,21 +28350,6 @@
           <w:b/>
           <w:lang w:val="pt_PT" w:bidi="pt_PT"/>
         </w:rPr>
-        <w:t>περὶ τὴν πίστιν</w:t>
-      </w:r>
-    </w:p>
-    <w:p>
-      <w:pPr/>
-      <w:r>
-        <w:rPr>
-          <w:lang w:val="pt_PT" w:bidi="pt_PT"/>
-        </w:rPr>
-      </w:r>
-      <w:r>
-        <w:rPr>
-          <w:b/>
-          <w:lang w:val="pt_PT" w:bidi="pt_PT"/>
-        </w:rPr>
         <w:t>"fracassaram na fé".</w:t>
       </w:r>
     </w:p>
@@ -32681,21 +28446,6 @@
           <w:b/>
           <w:lang w:val="pt_PT" w:bidi="pt_PT"/>
         </w:rPr>
-        <w:t>ἀλλ’</w:t>
-      </w:r>
-    </w:p>
-    <w:p>
-      <w:pPr/>
-      <w:r>
-        <w:rPr>
-          <w:lang w:val="pt_PT" w:bidi="pt_PT"/>
-        </w:rPr>
-      </w:r>
-      <w:r>
-        <w:rPr>
-          <w:b/>
-          <w:lang w:val="pt_PT" w:bidi="pt_PT"/>
-        </w:rPr>
         <w:t>"Mas".</w:t>
       </w:r>
     </w:p>
@@ -32725,7 +28475,7 @@
         </w:rPr>
         <w:t xml:space="preserve"> introduz o que acontecerá com esses falsos mestres em contraste com o que eles estão tentando fazer, que é se opor à verdade (veja </w:t>
       </w:r>
-      <w:hyperlink r:id="rId41">
+      <w:hyperlink r:id="rId39">
         <w:r>
           <w:rPr>
             <w:lang w:val="pt_PT" w:bidi="pt_PT"/>
@@ -32810,21 +28560,6 @@
           <w:b/>
           <w:lang w:val="pt_PT" w:bidi="pt_PT"/>
         </w:rPr>
-        <w:t>οὐ προκόψουσιν ἐπὶ πλεῖον</w:t>
-      </w:r>
-    </w:p>
-    <w:p>
-      <w:pPr/>
-      <w:r>
-        <w:rPr>
-          <w:lang w:val="pt_PT" w:bidi="pt_PT"/>
-        </w:rPr>
-      </w:r>
-      <w:r>
-        <w:rPr>
-          <w:b/>
-          <w:lang w:val="pt_PT" w:bidi="pt_PT"/>
-        </w:rPr>
         <w:t>"não irão longe".</w:t>
       </w:r>
     </w:p>
@@ -32908,21 +28643,6 @@
           <w:b/>
           <w:lang w:val="pt_PT" w:bidi="pt_PT"/>
         </w:rPr>
-        <w:t>ἡ &amp; ἄνοια αὐτῶν</w:t>
-      </w:r>
-    </w:p>
-    <w:p>
-      <w:pPr/>
-      <w:r>
-        <w:rPr>
-          <w:lang w:val="pt_PT" w:bidi="pt_PT"/>
-        </w:rPr>
-      </w:r>
-      <w:r>
-        <w:rPr>
-          <w:b/>
-          <w:lang w:val="pt_PT" w:bidi="pt_PT"/>
-        </w:rPr>
         <w:t>"são tolos".</w:t>
       </w:r>
     </w:p>
@@ -33019,21 +28739,6 @@
           <w:b/>
           <w:lang w:val="pt_PT" w:bidi="pt_PT"/>
         </w:rPr>
-        <w:t>πᾶσιν</w:t>
-      </w:r>
-    </w:p>
-    <w:p>
-      <w:pPr/>
-      <w:r>
-        <w:rPr>
-          <w:lang w:val="pt_PT" w:bidi="pt_PT"/>
-        </w:rPr>
-      </w:r>
-      <w:r>
-        <w:rPr>
-          <w:b/>
-          <w:lang w:val="pt_PT" w:bidi="pt_PT"/>
-        </w:rPr>
         <w:t>"todos verão".</w:t>
       </w:r>
     </w:p>
@@ -33130,21 +28835,6 @@
           <w:b/>
           <w:lang w:val="pt_PT" w:bidi="pt_PT"/>
         </w:rPr>
-        <w:t>πᾶσιν</w:t>
-      </w:r>
-    </w:p>
-    <w:p>
-      <w:pPr/>
-      <w:r>
-        <w:rPr>
-          <w:lang w:val="pt_PT" w:bidi="pt_PT"/>
-        </w:rPr>
-      </w:r>
-      <w:r>
-        <w:rPr>
-          <w:b/>
-          <w:lang w:val="pt_PT" w:bidi="pt_PT"/>
-        </w:rPr>
         <w:t>"todos verão".</w:t>
       </w:r>
     </w:p>
@@ -33241,21 +28931,6 @@
           <w:b/>
           <w:lang w:val="pt_PT" w:bidi="pt_PT"/>
         </w:rPr>
-        <w:t>ἡ ἐκείνων</w:t>
-      </w:r>
-    </w:p>
-    <w:p>
-      <w:pPr/>
-      <w:r>
-        <w:rPr>
-          <w:lang w:val="pt_PT" w:bidi="pt_PT"/>
-        </w:rPr>
-      </w:r>
-      <w:r>
-        <w:rPr>
-          <w:b/>
-          <w:lang w:val="pt_PT" w:bidi="pt_PT"/>
-        </w:rPr>
         <w:t>"como eles".</w:t>
       </w:r>
     </w:p>
@@ -33352,21 +29027,6 @@
           <w:b/>
           <w:lang w:val="pt_PT" w:bidi="pt_PT"/>
         </w:rPr>
-        <w:t>ἐγένετο</w:t>
-      </w:r>
-    </w:p>
-    <w:p>
-      <w:pPr/>
-      <w:r>
-        <w:rPr>
-          <w:lang w:val="pt_PT" w:bidi="pt_PT"/>
-        </w:rPr>
-      </w:r>
-      <w:r>
-        <w:rPr>
-          <w:b/>
-          <w:lang w:val="pt_PT" w:bidi="pt_PT"/>
-        </w:rPr>
         <w:t>"foi isso que aconteceu".</w:t>
       </w:r>
     </w:p>
@@ -33450,21 +29110,6 @@
           <w:b/>
           <w:lang w:val="pt_PT" w:bidi="pt_PT"/>
         </w:rPr>
-        <w:t>ἐγένετο</w:t>
-      </w:r>
-    </w:p>
-    <w:p>
-      <w:pPr/>
-      <w:r>
-        <w:rPr>
-          <w:lang w:val="pt_PT" w:bidi="pt_PT"/>
-        </w:rPr>
-      </w:r>
-      <w:r>
-        <w:rPr>
-          <w:b/>
-          <w:lang w:val="pt_PT" w:bidi="pt_PT"/>
-        </w:rPr>
         <w:t>"foi isso que aconteceu".</w:t>
       </w:r>
     </w:p>
@@ -33481,7 +29126,7 @@
         </w:rPr>
         <w:t xml:space="preserve">Aqui, Paulo está se referindo a como os magos do Faraó falharam em se opor a Moisés. Eles não conseguiram replicar alguns dos milagres que Moisés realizou (veja </w:t>
       </w:r>
-      <w:hyperlink r:id="rId42">
+      <w:hyperlink r:id="rId40">
         <w:r>
           <w:rPr>
             <w:lang w:val="pt_PT" w:bidi="pt_PT"/>
@@ -33499,7 +29144,7 @@
         </w:rPr>
         <w:t xml:space="preserve">) e foram afetados por outros milagres que Moisés realizou (veja </w:t>
       </w:r>
-      <w:hyperlink r:id="rId43">
+      <w:hyperlink r:id="rId41">
         <w:r>
           <w:rPr>
             <w:lang w:val="pt_PT" w:bidi="pt_PT"/>
@@ -33584,21 +29229,6 @@
           <w:b/>
           <w:lang w:val="pt_PT" w:bidi="pt_PT"/>
         </w:rPr>
-        <w:t>σὺ δὲ</w:t>
-      </w:r>
-    </w:p>
-    <w:p>
-      <w:pPr/>
-      <w:r>
-        <w:rPr>
-          <w:lang w:val="pt_PT" w:bidi="pt_PT"/>
-        </w:rPr>
-      </w:r>
-      <w:r>
-        <w:rPr>
-          <w:b/>
-          <w:lang w:val="pt_PT" w:bidi="pt_PT"/>
-        </w:rPr>
         <w:t>"Mas você".</w:t>
       </w:r>
     </w:p>
@@ -33708,21 +29338,6 @@
           <w:b/>
           <w:lang w:val="pt_PT" w:bidi="pt_PT"/>
         </w:rPr>
-        <w:t>σὺ &amp; παρηκολούθησάς</w:t>
-      </w:r>
-    </w:p>
-    <w:p>
-      <w:pPr/>
-      <w:r>
-        <w:rPr>
-          <w:lang w:val="pt_PT" w:bidi="pt_PT"/>
-        </w:rPr>
-      </w:r>
-      <w:r>
-        <w:rPr>
-          <w:b/>
-          <w:lang w:val="pt_PT" w:bidi="pt_PT"/>
-        </w:rPr>
         <w:t>"tem seguido".</w:t>
       </w:r>
     </w:p>
@@ -33819,21 +29434,6 @@
           <w:b/>
           <w:lang w:val="pt_PT" w:bidi="pt_PT"/>
         </w:rPr>
-        <w:t>μου τῇ διδασκαλίᾳ, τῇ ἀγωγῇ, τῇ προθέσει, τῇ πίστει, τῇ μακροθυμίᾳ, τῇ ἀγάπῃ, τῇ ὑπομονῇ &amp; τοῖς διωγμοῖς, τοῖς παθήμασιν, οἷά</w:t>
-      </w:r>
-    </w:p>
-    <w:p>
-      <w:pPr/>
-      <w:r>
-        <w:rPr>
-          <w:lang w:val="pt_PT" w:bidi="pt_PT"/>
-        </w:rPr>
-      </w:r>
-      <w:r>
-        <w:rPr>
-          <w:b/>
-          <w:lang w:val="pt_PT" w:bidi="pt_PT"/>
-        </w:rPr>
         <w:t>"</w:t>
       </w:r>
       <w:r>
@@ -33958,21 +29558,6 @@
           <w:b/>
           <w:lang w:val="pt_PT" w:bidi="pt_PT"/>
         </w:rPr>
-        <w:t>οἷά</w:t>
-      </w:r>
-    </w:p>
-    <w:p>
-      <w:pPr/>
-      <w:r>
-        <w:rPr>
-          <w:lang w:val="pt_PT" w:bidi="pt_PT"/>
-        </w:rPr>
-      </w:r>
-      <w:r>
-        <w:rPr>
-          <w:b/>
-          <w:lang w:val="pt_PT" w:bidi="pt_PT"/>
-        </w:rPr>
         <w:t>"as minhas".</w:t>
       </w:r>
     </w:p>
@@ -34095,21 +29680,6 @@
           <w:b/>
           <w:lang w:val="pt_PT" w:bidi="pt_PT"/>
         </w:rPr>
-        <w:t>οἵους διωγμοὺς ὑπήνεγκα</w:t>
-      </w:r>
-    </w:p>
-    <w:p>
-      <w:pPr/>
-      <w:r>
-        <w:rPr>
-          <w:lang w:val="pt_PT" w:bidi="pt_PT"/>
-        </w:rPr>
-      </w:r>
-      <w:r>
-        <w:rPr>
-          <w:b/>
-          <w:lang w:val="pt_PT" w:bidi="pt_PT"/>
-        </w:rPr>
         <w:t>"</w:t>
       </w:r>
       <w:r>
@@ -34220,21 +29790,6 @@
           <w:b/>
           <w:lang w:val="pt_PT" w:bidi="pt_PT"/>
         </w:rPr>
-        <w:t>οἵους διωγμοὺς ὑπήνεγκα</w:t>
-      </w:r>
-    </w:p>
-    <w:p>
-      <w:pPr/>
-      <w:r>
-        <w:rPr>
-          <w:lang w:val="pt_PT" w:bidi="pt_PT"/>
-        </w:rPr>
-      </w:r>
-      <w:r>
-        <w:rPr>
-          <w:b/>
-          <w:lang w:val="pt_PT" w:bidi="pt_PT"/>
-        </w:rPr>
         <w:t>"</w:t>
       </w:r>
       <w:r>
@@ -34345,21 +29900,6 @@
           <w:b/>
           <w:lang w:val="pt_PT" w:bidi="pt_PT"/>
         </w:rPr>
-        <w:t>καὶ</w:t>
-      </w:r>
-    </w:p>
-    <w:p>
-      <w:pPr/>
-      <w:r>
-        <w:rPr>
-          <w:lang w:val="pt_PT" w:bidi="pt_PT"/>
-        </w:rPr>
-      </w:r>
-      <w:r>
-        <w:rPr>
-          <w:b/>
-          <w:lang w:val="pt_PT" w:bidi="pt_PT"/>
-        </w:rPr>
         <w:t>"Porém".</w:t>
       </w:r>
     </w:p>
@@ -34469,21 +30009,6 @@
           <w:b/>
           <w:lang w:val="pt_PT" w:bidi="pt_PT"/>
         </w:rPr>
-        <w:t>καὶ &amp; δὲ</w:t>
-      </w:r>
-    </w:p>
-    <w:p>
-      <w:pPr/>
-      <w:r>
-        <w:rPr>
-          <w:lang w:val="pt_PT" w:bidi="pt_PT"/>
-        </w:rPr>
-      </w:r>
-      <w:r>
-        <w:rPr>
-          <w:b/>
-          <w:lang w:val="pt_PT" w:bidi="pt_PT"/>
-        </w:rPr>
         <w:t>"</w:t>
       </w:r>
       <w:r>
@@ -34581,21 +30106,6 @@
           <w:b/>
           <w:lang w:val="pt_PT" w:bidi="pt_PT"/>
         </w:rPr>
-        <w:t>πάντες &amp; οἱ θέλοντες ζῆν εὐσεβῶς ἐν Χριστῷ Ἰησοῦ διωχθήσονται</w:t>
-      </w:r>
-    </w:p>
-    <w:p>
-      <w:pPr/>
-      <w:r>
-        <w:rPr>
-          <w:lang w:val="pt_PT" w:bidi="pt_PT"/>
-        </w:rPr>
-      </w:r>
-      <w:r>
-        <w:rPr>
-          <w:b/>
-          <w:lang w:val="pt_PT" w:bidi="pt_PT"/>
-        </w:rPr>
         <w:t>"</w:t>
       </w:r>
       <w:r>
@@ -34693,21 +30203,6 @@
           <w:b/>
           <w:lang w:val="pt_PT" w:bidi="pt_PT"/>
         </w:rPr>
-        <w:t>ἐν Χριστῷ Ἰησοῦ</w:t>
-      </w:r>
-    </w:p>
-    <w:p>
-      <w:pPr/>
-      <w:r>
-        <w:rPr>
-          <w:lang w:val="pt_PT" w:bidi="pt_PT"/>
-        </w:rPr>
-      </w:r>
-      <w:r>
-        <w:rPr>
-          <w:b/>
-          <w:lang w:val="pt_PT" w:bidi="pt_PT"/>
-        </w:rPr>
         <w:t>"</w:t>
       </w:r>
       <w:r>
@@ -34870,21 +30365,6 @@
           <w:b/>
           <w:lang w:val="pt_PT" w:bidi="pt_PT"/>
         </w:rPr>
-        <w:t>δὲ</w:t>
-      </w:r>
-    </w:p>
-    <w:p>
-      <w:pPr/>
-      <w:r>
-        <w:rPr>
-          <w:lang w:val="pt_PT" w:bidi="pt_PT"/>
-        </w:rPr>
-      </w:r>
-      <w:r>
-        <w:rPr>
-          <w:b/>
-          <w:lang w:val="pt_PT" w:bidi="pt_PT"/>
-        </w:rPr>
         <w:t>"Porém".</w:t>
       </w:r>
     </w:p>
@@ -35007,21 +30487,6 @@
           <w:b/>
           <w:lang w:val="pt_PT" w:bidi="pt_PT"/>
         </w:rPr>
-        <w:t>ἄνθρωποι</w:t>
-      </w:r>
-    </w:p>
-    <w:p>
-      <w:pPr/>
-      <w:r>
-        <w:rPr>
-          <w:lang w:val="pt_PT" w:bidi="pt_PT"/>
-        </w:rPr>
-      </w:r>
-      <w:r>
-        <w:rPr>
-          <w:b/>
-          <w:lang w:val="pt_PT" w:bidi="pt_PT"/>
-        </w:rPr>
         <w:t>"pessoas".</w:t>
       </w:r>
     </w:p>
@@ -35118,21 +30583,6 @@
           <w:b/>
           <w:lang w:val="pt_PT" w:bidi="pt_PT"/>
         </w:rPr>
-        <w:t>πονηροὶ &amp; ἄνθρωποι καὶ γόητες</w:t>
-      </w:r>
-    </w:p>
-    <w:p>
-      <w:pPr/>
-      <w:r>
-        <w:rPr>
-          <w:lang w:val="pt_PT" w:bidi="pt_PT"/>
-        </w:rPr>
-      </w:r>
-      <w:r>
-        <w:rPr>
-          <w:b/>
-          <w:lang w:val="pt_PT" w:bidi="pt_PT"/>
-        </w:rPr>
         <w:t>"</w:t>
       </w:r>
       <w:r>
@@ -35256,21 +30706,6 @@
           <w:b/>
           <w:lang w:val="pt_PT" w:bidi="pt_PT"/>
         </w:rPr>
-        <w:t>προκόψουσιν ἐπὶ τὸ χεῖρον</w:t>
-      </w:r>
-    </w:p>
-    <w:p>
-      <w:pPr/>
-      <w:r>
-        <w:rPr>
-          <w:lang w:val="pt_PT" w:bidi="pt_PT"/>
-        </w:rPr>
-      </w:r>
-      <w:r>
-        <w:rPr>
-          <w:b/>
-          <w:lang w:val="pt_PT" w:bidi="pt_PT"/>
-        </w:rPr>
         <w:t>"irão de mal a pior".</w:t>
       </w:r>
     </w:p>
@@ -35393,21 +30828,6 @@
           <w:b/>
           <w:lang w:val="pt_PT" w:bidi="pt_PT"/>
         </w:rPr>
-        <w:t>ἐπὶ τὸ χεῖρον</w:t>
-      </w:r>
-    </w:p>
-    <w:p>
-      <w:pPr/>
-      <w:r>
-        <w:rPr>
-          <w:lang w:val="pt_PT" w:bidi="pt_PT"/>
-        </w:rPr>
-      </w:r>
-      <w:r>
-        <w:rPr>
-          <w:b/>
-          <w:lang w:val="pt_PT" w:bidi="pt_PT"/>
-        </w:rPr>
         <w:t>"irão de mal a pior".</w:t>
       </w:r>
     </w:p>
@@ -35504,21 +30924,6 @@
           <w:b/>
           <w:lang w:val="pt_PT" w:bidi="pt_PT"/>
         </w:rPr>
-        <w:t>πλανῶντες καὶ πλανώμενοι</w:t>
-      </w:r>
-    </w:p>
-    <w:p>
-      <w:pPr/>
-      <w:r>
-        <w:rPr>
-          <w:lang w:val="pt_PT" w:bidi="pt_PT"/>
-        </w:rPr>
-      </w:r>
-      <w:r>
-        <w:rPr>
-          <w:b/>
-          <w:lang w:val="pt_PT" w:bidi="pt_PT"/>
-        </w:rPr>
         <w:t>"enganando e sendo enganados".</w:t>
       </w:r>
     </w:p>
@@ -35641,21 +31046,6 @@
           <w:b/>
           <w:lang w:val="pt_PT" w:bidi="pt_PT"/>
         </w:rPr>
-        <w:t>πλανώμενοι</w:t>
-      </w:r>
-    </w:p>
-    <w:p>
-      <w:pPr/>
-      <w:r>
-        <w:rPr>
-          <w:lang w:val="pt_PT" w:bidi="pt_PT"/>
-        </w:rPr>
-      </w:r>
-      <w:r>
-        <w:rPr>
-          <w:b/>
-          <w:lang w:val="pt_PT" w:bidi="pt_PT"/>
-        </w:rPr>
         <w:t>"enganando e sendo enganados".</w:t>
       </w:r>
     </w:p>
@@ -35739,21 +31129,6 @@
           <w:b/>
           <w:lang w:val="pt_PT" w:bidi="pt_PT"/>
         </w:rPr>
-        <w:t>σὺ δὲ</w:t>
-      </w:r>
-    </w:p>
-    <w:p>
-      <w:pPr/>
-      <w:r>
-        <w:rPr>
-          <w:lang w:val="pt_PT" w:bidi="pt_PT"/>
-        </w:rPr>
-      </w:r>
-      <w:r>
-        <w:rPr>
-          <w:b/>
-          <w:lang w:val="pt_PT" w:bidi="pt_PT"/>
-        </w:rPr>
         <w:t>"Quanto a você".</w:t>
       </w:r>
     </w:p>
@@ -35850,21 +31225,6 @@
           <w:b/>
           <w:lang w:val="pt_PT" w:bidi="pt_PT"/>
         </w:rPr>
-        <w:t>μένε ἐν οἷς ἔμαθες καὶ ἐπιστώθης, εἰδὼς παρὰ τίνων ἔμαθες</w:t>
-      </w:r>
-    </w:p>
-    <w:p>
-      <w:pPr/>
-      <w:r>
-        <w:rPr>
-          <w:lang w:val="pt_PT" w:bidi="pt_PT"/>
-        </w:rPr>
-      </w:r>
-      <w:r>
-        <w:rPr>
-          <w:b/>
-          <w:lang w:val="pt_PT" w:bidi="pt_PT"/>
-        </w:rPr>
         <w:t>"</w:t>
       </w:r>
       <w:r>
@@ -35962,21 +31322,6 @@
           <w:b/>
           <w:lang w:val="pt_PT" w:bidi="pt_PT"/>
         </w:rPr>
-        <w:t>μένε ἐν</w:t>
-      </w:r>
-    </w:p>
-    <w:p>
-      <w:pPr/>
-      <w:r>
-        <w:rPr>
-          <w:lang w:val="pt_PT" w:bidi="pt_PT"/>
-        </w:rPr>
-      </w:r>
-      <w:r>
-        <w:rPr>
-          <w:b/>
-          <w:lang w:val="pt_PT" w:bidi="pt_PT"/>
-        </w:rPr>
         <w:t>"continue firme".</w:t>
       </w:r>
     </w:p>
@@ -36099,21 +31444,6 @@
           <w:b/>
           <w:lang w:val="pt_PT" w:bidi="pt_PT"/>
         </w:rPr>
-        <w:t>ἐπιστώθης</w:t>
-      </w:r>
-    </w:p>
-    <w:p>
-      <w:pPr/>
-      <w:r>
-        <w:rPr>
-          <w:lang w:val="pt_PT" w:bidi="pt_PT"/>
-        </w:rPr>
-      </w:r>
-      <w:r>
-        <w:rPr>
-          <w:b/>
-          <w:lang w:val="pt_PT" w:bidi="pt_PT"/>
-        </w:rPr>
         <w:t>"Você sabe quem foram".</w:t>
       </w:r>
     </w:p>
@@ -36197,21 +31527,6 @@
           <w:b/>
           <w:lang w:val="pt_PT" w:bidi="pt_PT"/>
         </w:rPr>
-        <w:t>εἰδὼς παρὰ τίνων ἔμαθες</w:t>
-      </w:r>
-    </w:p>
-    <w:p>
-      <w:pPr/>
-      <w:r>
-        <w:rPr>
-          <w:lang w:val="pt_PT" w:bidi="pt_PT"/>
-        </w:rPr>
-      </w:r>
-      <w:r>
-        <w:rPr>
-          <w:b/>
-          <w:lang w:val="pt_PT" w:bidi="pt_PT"/>
-        </w:rPr>
         <w:t>"V</w:t>
       </w:r>
       <w:r>
@@ -36309,21 +31624,6 @@
           <w:b/>
           <w:lang w:val="pt_PT" w:bidi="pt_PT"/>
         </w:rPr>
-        <w:t>ἀπὸ βρέφους</w:t>
-      </w:r>
-    </w:p>
-    <w:p>
-      <w:pPr/>
-      <w:r>
-        <w:rPr>
-          <w:lang w:val="pt_PT" w:bidi="pt_PT"/>
-        </w:rPr>
-      </w:r>
-      <w:r>
-        <w:rPr>
-          <w:b/>
-          <w:lang w:val="pt_PT" w:bidi="pt_PT"/>
-        </w:rPr>
         <w:t>"desde menino".</w:t>
       </w:r>
     </w:p>
@@ -36420,21 +31720,6 @@
           <w:b/>
           <w:lang w:val="pt_PT" w:bidi="pt_PT"/>
         </w:rPr>
-        <w:t>εἰς σωτηρίαν διὰ πίστεως τῆς ἐν Χριστῷ Ἰησοῦ</w:t>
-      </w:r>
-    </w:p>
-    <w:p>
-      <w:pPr/>
-      <w:r>
-        <w:rPr>
-          <w:lang w:val="pt_PT" w:bidi="pt_PT"/>
-        </w:rPr>
-      </w:r>
-      <w:r>
-        <w:rPr>
-          <w:b/>
-          <w:lang w:val="pt_PT" w:bidi="pt_PT"/>
-        </w:rPr>
         <w:t>"</w:t>
       </w:r>
       <w:r>
@@ -36558,21 +31843,6 @@
           <w:b/>
           <w:lang w:val="pt_PT" w:bidi="pt_PT"/>
         </w:rPr>
-        <w:t>τῆς ἐν Χριστῷ Ἰησοῦ</w:t>
-      </w:r>
-    </w:p>
-    <w:p>
-      <w:pPr/>
-      <w:r>
-        <w:rPr>
-          <w:lang w:val="pt_PT" w:bidi="pt_PT"/>
-        </w:rPr>
-      </w:r>
-      <w:r>
-        <w:rPr>
-          <w:b/>
-          <w:lang w:val="pt_PT" w:bidi="pt_PT"/>
-        </w:rPr>
         <w:t>"em Cristo Jesus".</w:t>
       </w:r>
     </w:p>
@@ -36734,21 +32004,6 @@
           <w:b/>
           <w:lang w:val="pt_PT" w:bidi="pt_PT"/>
         </w:rPr>
-        <w:t>πᾶσα Γραφὴ θεόπνευστος καὶ ὠφέλιμος</w:t>
-      </w:r>
-    </w:p>
-    <w:p>
-      <w:pPr/>
-      <w:r>
-        <w:rPr>
-          <w:lang w:val="pt_PT" w:bidi="pt_PT"/>
-        </w:rPr>
-      </w:r>
-      <w:r>
-        <w:rPr>
-          <w:b/>
-          <w:lang w:val="pt_PT" w:bidi="pt_PT"/>
-        </w:rPr>
         <w:t>"</w:t>
       </w:r>
       <w:r>
@@ -36846,21 +32101,6 @@
           <w:b/>
           <w:lang w:val="pt_PT" w:bidi="pt_PT"/>
         </w:rPr>
-        <w:t>πᾶσα Γραφὴ θεόπνευστος καὶ</w:t>
-      </w:r>
-    </w:p>
-    <w:p>
-      <w:pPr/>
-      <w:r>
-        <w:rPr>
-          <w:lang w:val="pt_PT" w:bidi="pt_PT"/>
-        </w:rPr>
-      </w:r>
-      <w:r>
-        <w:rPr>
-          <w:b/>
-          <w:lang w:val="pt_PT" w:bidi="pt_PT"/>
-        </w:rPr>
         <w:t>"</w:t>
       </w:r>
       <w:r>
@@ -36997,21 +32237,6 @@
           <w:b/>
           <w:lang w:val="pt_PT" w:bidi="pt_PT"/>
         </w:rPr>
-        <w:t>πᾶσα Γραφὴ</w:t>
-      </w:r>
-    </w:p>
-    <w:p>
-      <w:pPr/>
-      <w:r>
-        <w:rPr>
-          <w:lang w:val="pt_PT" w:bidi="pt_PT"/>
-        </w:rPr>
-      </w:r>
-      <w:r>
-        <w:rPr>
-          <w:b/>
-          <w:lang w:val="pt_PT" w:bidi="pt_PT"/>
-        </w:rPr>
         <w:t>"toda a Escritura Sagrada".</w:t>
       </w:r>
     </w:p>
@@ -37121,21 +32346,6 @@
           <w:b/>
           <w:lang w:val="pt_PT" w:bidi="pt_PT"/>
         </w:rPr>
-        <w:t>ὠφέλιμος</w:t>
-      </w:r>
-    </w:p>
-    <w:p>
-      <w:pPr/>
-      <w:r>
-        <w:rPr>
-          <w:lang w:val="pt_PT" w:bidi="pt_PT"/>
-        </w:rPr>
-      </w:r>
-      <w:r>
-        <w:rPr>
-          <w:b/>
-          <w:lang w:val="pt_PT" w:bidi="pt_PT"/>
-        </w:rPr>
         <w:t>"é útil".</w:t>
       </w:r>
     </w:p>
@@ -37232,21 +32442,6 @@
           <w:b/>
           <w:lang w:val="pt_PT" w:bidi="pt_PT"/>
         </w:rPr>
-        <w:t>πρὸς διδασκαλίαν, πρὸς ἐλεγμόν, πρὸς ἐπανόρθωσιν, πρὸς παιδείαν τὴν ἐν δικαιοσύνῃ</w:t>
-      </w:r>
-    </w:p>
-    <w:p>
-      <w:pPr/>
-      <w:r>
-        <w:rPr>
-          <w:lang w:val="pt_PT" w:bidi="pt_PT"/>
-        </w:rPr>
-      </w:r>
-      <w:r>
-        <w:rPr>
-          <w:b/>
-          <w:lang w:val="pt_PT" w:bidi="pt_PT"/>
-        </w:rPr>
         <w:t>"</w:t>
       </w:r>
       <w:r>
@@ -37344,21 +32539,6 @@
           <w:b/>
           <w:lang w:val="pt_PT" w:bidi="pt_PT"/>
         </w:rPr>
-        <w:t>ἵνα</w:t>
-      </w:r>
-    </w:p>
-    <w:p>
-      <w:pPr/>
-      <w:r>
-        <w:rPr>
-          <w:lang w:val="pt_PT" w:bidi="pt_PT"/>
-        </w:rPr>
-      </w:r>
-      <w:r>
-        <w:rPr>
-          <w:b/>
-          <w:lang w:val="pt_PT" w:bidi="pt_PT"/>
-        </w:rPr>
         <w:t>"para que".</w:t>
       </w:r>
     </w:p>
@@ -37455,21 +32635,6 @@
           <w:b/>
           <w:lang w:val="pt_PT" w:bidi="pt_PT"/>
         </w:rPr>
-        <w:t>ὁ τοῦ Θεοῦ ἄνθρωπος</w:t>
-      </w:r>
-    </w:p>
-    <w:p>
-      <w:pPr/>
-      <w:r>
-        <w:rPr>
-          <w:lang w:val="pt_PT" w:bidi="pt_PT"/>
-        </w:rPr>
-      </w:r>
-      <w:r>
-        <w:rPr>
-          <w:b/>
-          <w:lang w:val="pt_PT" w:bidi="pt_PT"/>
-        </w:rPr>
         <w:t>"o servo de Deus".</w:t>
       </w:r>
     </w:p>
@@ -37566,21 +32731,6 @@
           <w:b/>
           <w:lang w:val="pt_PT" w:bidi="pt_PT"/>
         </w:rPr>
-        <w:t>ὁ τοῦ Θεοῦ ἄνθρωπος</w:t>
-      </w:r>
-    </w:p>
-    <w:p>
-      <w:pPr/>
-      <w:r>
-        <w:rPr>
-          <w:lang w:val="pt_PT" w:bidi="pt_PT"/>
-        </w:rPr>
-      </w:r>
-      <w:r>
-        <w:rPr>
-          <w:b/>
-          <w:lang w:val="pt_PT" w:bidi="pt_PT"/>
-        </w:rPr>
         <w:t>"o servo de Deus".</w:t>
       </w:r>
     </w:p>
@@ -37677,21 +32827,6 @@
           <w:b/>
           <w:lang w:val="pt_PT" w:bidi="pt_PT"/>
         </w:rPr>
-        <w:t>ὁ τοῦ Θεοῦ ἄνθρωπος</w:t>
-      </w:r>
-    </w:p>
-    <w:p>
-      <w:pPr/>
-      <w:r>
-        <w:rPr>
-          <w:lang w:val="pt_PT" w:bidi="pt_PT"/>
-        </w:rPr>
-      </w:r>
-      <w:r>
-        <w:rPr>
-          <w:b/>
-          <w:lang w:val="pt_PT" w:bidi="pt_PT"/>
-        </w:rPr>
         <w:t>"o servo de Deus".</w:t>
       </w:r>
     </w:p>
@@ -37788,21 +32923,6 @@
           <w:b/>
           <w:lang w:val="pt_PT" w:bidi="pt_PT"/>
         </w:rPr>
-        <w:t>ἄρτιος &amp; πρὸς πᾶν ἔργον ἀγαθὸν ἐξηρτισμένος</w:t>
-      </w:r>
-    </w:p>
-    <w:p>
-      <w:pPr/>
-      <w:r>
-        <w:rPr>
-          <w:lang w:val="pt_PT" w:bidi="pt_PT"/>
-        </w:rPr>
-      </w:r>
-      <w:r>
-        <w:rPr>
-          <w:b/>
-          <w:lang w:val="pt_PT" w:bidi="pt_PT"/>
-        </w:rPr>
         <w:t>"</w:t>
       </w:r>
       <w:r>
@@ -37939,21 +33059,6 @@
           <w:b/>
           <w:lang w:val="pt_PT" w:bidi="pt_PT"/>
         </w:rPr>
-        <w:t>ἐξηρτισμένος</w:t>
-      </w:r>
-    </w:p>
-    <w:p>
-      <w:pPr/>
-      <w:r>
-        <w:rPr>
-          <w:lang w:val="pt_PT" w:bidi="pt_PT"/>
-        </w:rPr>
-      </w:r>
-      <w:r>
-        <w:rPr>
-          <w:b/>
-          <w:lang w:val="pt_PT" w:bidi="pt_PT"/>
-        </w:rPr>
         <w:t>"</w:t>
       </w:r>
       <w:r>
@@ -38187,21 +33292,6 @@
           <w:b/>
           <w:lang w:val="pt_PT" w:bidi="pt_PT"/>
         </w:rPr>
-        <w:t>ζῶντας καὶ νεκρούς</w:t>
-      </w:r>
-    </w:p>
-    <w:p>
-      <w:pPr/>
-      <w:r>
-        <w:rPr>
-          <w:lang w:val="pt_PT" w:bidi="pt_PT"/>
-        </w:rPr>
-      </w:r>
-      <w:r>
-        <w:rPr>
-          <w:b/>
-          <w:lang w:val="pt_PT" w:bidi="pt_PT"/>
-        </w:rPr>
         <w:t>"</w:t>
       </w:r>
       <w:r>
@@ -38325,21 +33415,6 @@
           <w:b/>
           <w:lang w:val="pt_PT" w:bidi="pt_PT"/>
         </w:rPr>
-        <w:t>καὶ τὴν ἐπιφάνειαν αὐτοῦ</w:t>
-      </w:r>
-    </w:p>
-    <w:p>
-      <w:pPr/>
-      <w:r>
-        <w:rPr>
-          <w:lang w:val="pt_PT" w:bidi="pt_PT"/>
-        </w:rPr>
-      </w:r>
-      <w:r>
-        <w:rPr>
-          <w:b/>
-          <w:lang w:val="pt_PT" w:bidi="pt_PT"/>
-        </w:rPr>
         <w:t>"</w:t>
       </w:r>
       <w:r>
@@ -38450,21 +33525,6 @@
           <w:b/>
           <w:lang w:val="pt_PT" w:bidi="pt_PT"/>
         </w:rPr>
-        <w:t>τὴν ἐπιφάνειαν αὐτοῦ</w:t>
-      </w:r>
-    </w:p>
-    <w:p>
-      <w:pPr/>
-      <w:r>
-        <w:rPr>
-          <w:lang w:val="pt_PT" w:bidi="pt_PT"/>
-        </w:rPr>
-      </w:r>
-      <w:r>
-        <w:rPr>
-          <w:b/>
-          <w:lang w:val="pt_PT" w:bidi="pt_PT"/>
-        </w:rPr>
         <w:t>"</w:t>
       </w:r>
       <w:r>
@@ -38588,21 +33648,6 @@
           <w:b/>
           <w:lang w:val="pt_PT" w:bidi="pt_PT"/>
         </w:rPr>
-        <w:t>τὸν λόγον</w:t>
-      </w:r>
-    </w:p>
-    <w:p>
-      <w:pPr/>
-      <w:r>
-        <w:rPr>
-          <w:lang w:val="pt_PT" w:bidi="pt_PT"/>
-        </w:rPr>
-      </w:r>
-      <w:r>
-        <w:rPr>
-          <w:b/>
-          <w:lang w:val="pt_PT" w:bidi="pt_PT"/>
-        </w:rPr>
         <w:t>"a mensagem".</w:t>
       </w:r>
     </w:p>
@@ -38699,21 +33744,6 @@
           <w:b/>
           <w:lang w:val="pt_PT" w:bidi="pt_PT"/>
         </w:rPr>
-        <w:t>ἐπίστηθι</w:t>
-      </w:r>
-    </w:p>
-    <w:p>
-      <w:pPr/>
-      <w:r>
-        <w:rPr>
-          <w:lang w:val="pt_PT" w:bidi="pt_PT"/>
-        </w:rPr>
-      </w:r>
-      <w:r>
-        <w:rPr>
-          <w:b/>
-          <w:lang w:val="pt_PT" w:bidi="pt_PT"/>
-        </w:rPr>
         <w:t>"insista".</w:t>
       </w:r>
     </w:p>
@@ -38810,21 +33840,6 @@
           <w:b/>
           <w:lang w:val="pt_PT" w:bidi="pt_PT"/>
         </w:rPr>
-        <w:t>εὐκαίρως, ἀκαίρως</w:t>
-      </w:r>
-    </w:p>
-    <w:p>
-      <w:pPr/>
-      <w:r>
-        <w:rPr>
-          <w:lang w:val="pt_PT" w:bidi="pt_PT"/>
-        </w:rPr>
-      </w:r>
-      <w:r>
-        <w:rPr>
-          <w:b/>
-          <w:lang w:val="pt_PT" w:bidi="pt_PT"/>
-        </w:rPr>
         <w:t>"seja no tempo certo ou não".</w:t>
       </w:r>
     </w:p>
@@ -38908,21 +33923,6 @@
           <w:b/>
           <w:lang w:val="pt_PT" w:bidi="pt_PT"/>
         </w:rPr>
-        <w:t>ἐν πάσῃ μακροθυμίᾳ καὶ διδαχῇ</w:t>
-      </w:r>
-    </w:p>
-    <w:p>
-      <w:pPr/>
-      <w:r>
-        <w:rPr>
-          <w:lang w:val="pt_PT" w:bidi="pt_PT"/>
-        </w:rPr>
-      </w:r>
-      <w:r>
-        <w:rPr>
-          <w:b/>
-          <w:lang w:val="pt_PT" w:bidi="pt_PT"/>
-        </w:rPr>
         <w:t>"</w:t>
       </w:r>
       <w:r>
@@ -39072,21 +34072,6 @@
           <w:b/>
           <w:lang w:val="pt_PT" w:bidi="pt_PT"/>
         </w:rPr>
-        <w:t>ἐν πάσῃ μακροθυμίᾳ καὶ διδαχῇ</w:t>
-      </w:r>
-    </w:p>
-    <w:p>
-      <w:pPr/>
-      <w:r>
-        <w:rPr>
-          <w:lang w:val="pt_PT" w:bidi="pt_PT"/>
-        </w:rPr>
-      </w:r>
-      <w:r>
-        <w:rPr>
-          <w:b/>
-          <w:lang w:val="pt_PT" w:bidi="pt_PT"/>
-        </w:rPr>
         <w:t>"</w:t>
       </w:r>
       <w:r>
@@ -39223,21 +34208,6 @@
           <w:b/>
           <w:lang w:val="pt_PT" w:bidi="pt_PT"/>
         </w:rPr>
-        <w:t>γὰρ</w:t>
-      </w:r>
-    </w:p>
-    <w:p>
-      <w:pPr/>
-      <w:r>
-        <w:rPr>
-          <w:lang w:val="pt_PT" w:bidi="pt_PT"/>
-        </w:rPr>
-      </w:r>
-      <w:r>
-        <w:rPr>
-          <w:b/>
-          <w:lang w:val="pt_PT" w:bidi="pt_PT"/>
-        </w:rPr>
         <w:t>"Pois".</w:t>
       </w:r>
     </w:p>
@@ -39347,21 +34317,6 @@
           <w:b/>
           <w:lang w:val="pt_PT" w:bidi="pt_PT"/>
         </w:rPr>
-        <w:t>ἔσται &amp; καιρὸς ὅτε</w:t>
-      </w:r>
-    </w:p>
-    <w:p>
-      <w:pPr/>
-      <w:r>
-        <w:rPr>
-          <w:lang w:val="pt_PT" w:bidi="pt_PT"/>
-        </w:rPr>
-      </w:r>
-      <w:r>
-        <w:rPr>
-          <w:b/>
-          <w:lang w:val="pt_PT" w:bidi="pt_PT"/>
-        </w:rPr>
         <w:t>"</w:t>
       </w:r>
       <w:r>
@@ -39439,21 +34394,6 @@
           <w:b/>
           <w:lang w:val="pt_PT" w:bidi="pt_PT"/>
         </w:rPr>
-        <w:t>οὐκ ἀνέξονται</w:t>
-      </w:r>
-    </w:p>
-    <w:p>
-      <w:pPr/>
-      <w:r>
-        <w:rPr>
-          <w:lang w:val="pt_PT" w:bidi="pt_PT"/>
-        </w:rPr>
-      </w:r>
-      <w:r>
-        <w:rPr>
-          <w:b/>
-          <w:lang w:val="pt_PT" w:bidi="pt_PT"/>
-        </w:rPr>
         <w:t>"</w:t>
       </w:r>
       <w:r>
@@ -39564,21 +34504,6 @@
           <w:b/>
           <w:lang w:val="pt_PT" w:bidi="pt_PT"/>
         </w:rPr>
-        <w:t>οὐκ ἀνέξονται</w:t>
-      </w:r>
-    </w:p>
-    <w:p>
-      <w:pPr/>
-      <w:r>
-        <w:rPr>
-          <w:lang w:val="pt_PT" w:bidi="pt_PT"/>
-        </w:rPr>
-      </w:r>
-      <w:r>
-        <w:rPr>
-          <w:b/>
-          <w:lang w:val="pt_PT" w:bidi="pt_PT"/>
-        </w:rPr>
         <w:t>"</w:t>
       </w:r>
       <w:r>
@@ -39702,21 +34627,6 @@
           <w:b/>
           <w:lang w:val="pt_PT" w:bidi="pt_PT"/>
         </w:rPr>
-        <w:t>τῆς ὑγιαινούσης διδασκαλίας</w:t>
-      </w:r>
-    </w:p>
-    <w:p>
-      <w:pPr/>
-      <w:r>
-        <w:rPr>
-          <w:lang w:val="pt_PT" w:bidi="pt_PT"/>
-        </w:rPr>
-      </w:r>
-      <w:r>
-        <w:rPr>
-          <w:b/>
-          <w:lang w:val="pt_PT" w:bidi="pt_PT"/>
-        </w:rPr>
         <w:t>"ao verdadeiro ensinamento".</w:t>
       </w:r>
     </w:p>
@@ -39813,21 +34723,6 @@
           <w:b/>
           <w:lang w:val="pt_PT" w:bidi="pt_PT"/>
         </w:rPr>
-        <w:t>κατὰ τὰς ἰδίας ἐπιθυμίας, ἑαυτοῖς ἐπισωρεύσουσιν διδασκάλους</w:t>
-      </w:r>
-    </w:p>
-    <w:p>
-      <w:pPr/>
-      <w:r>
-        <w:rPr>
-          <w:lang w:val="pt_PT" w:bidi="pt_PT"/>
-        </w:rPr>
-      </w:r>
-      <w:r>
-        <w:rPr>
-          <w:b/>
-          <w:lang w:val="pt_PT" w:bidi="pt_PT"/>
-        </w:rPr>
         <w:t>"</w:t>
       </w:r>
       <w:r>
@@ -39970,21 +34865,6 @@
           <w:b/>
           <w:lang w:val="pt_PT" w:bidi="pt_PT"/>
         </w:rPr>
-        <w:t>ἑαυτοῖς ἐπισωρεύσουσιν διδασκάλους</w:t>
-      </w:r>
-    </w:p>
-    <w:p>
-      <w:pPr/>
-      <w:r>
-        <w:rPr>
-          <w:lang w:val="pt_PT" w:bidi="pt_PT"/>
-        </w:rPr>
-      </w:r>
-      <w:r>
-        <w:rPr>
-          <w:b/>
-          <w:lang w:val="pt_PT" w:bidi="pt_PT"/>
-        </w:rPr>
         <w:t>"</w:t>
       </w:r>
       <w:r>
@@ -40108,21 +34988,6 @@
           <w:b/>
           <w:lang w:val="pt_PT" w:bidi="pt_PT"/>
         </w:rPr>
-        <w:t>κνηθόμενοι τὴν ἀκοήν</w:t>
-      </w:r>
-    </w:p>
-    <w:p>
-      <w:pPr/>
-      <w:r>
-        <w:rPr>
-          <w:lang w:val="pt_PT" w:bidi="pt_PT"/>
-        </w:rPr>
-      </w:r>
-      <w:r>
-        <w:rPr>
-          <w:b/>
-          <w:lang w:val="pt_PT" w:bidi="pt_PT"/>
-        </w:rPr>
         <w:t>"</w:t>
       </w:r>
       <w:r>
@@ -40239,21 +35104,6 @@
           <w:b/>
           <w:lang w:val="pt_PT" w:bidi="pt_PT"/>
         </w:rPr>
-        <w:t>τὴν ἀκοήν</w:t>
-      </w:r>
-    </w:p>
-    <w:p>
-      <w:pPr/>
-      <w:r>
-        <w:rPr>
-          <w:lang w:val="pt_PT" w:bidi="pt_PT"/>
-        </w:rPr>
-      </w:r>
-      <w:r>
-        <w:rPr>
-          <w:b/>
-          <w:lang w:val="pt_PT" w:bidi="pt_PT"/>
-        </w:rPr>
         <w:t>"</w:t>
       </w:r>
       <w:r>
@@ -40364,21 +35214,6 @@
           <w:b/>
           <w:lang w:val="pt_PT" w:bidi="pt_PT"/>
         </w:rPr>
-        <w:t>ἀπὸ μὲν τῆς ἀληθείας τὴν ἀκοὴν ἀποστρέψουσιν</w:t>
-      </w:r>
-    </w:p>
-    <w:p>
-      <w:pPr/>
-      <w:r>
-        <w:rPr>
-          <w:lang w:val="pt_PT" w:bidi="pt_PT"/>
-        </w:rPr>
-      </w:r>
-      <w:r>
-        <w:rPr>
-          <w:b/>
-          <w:lang w:val="pt_PT" w:bidi="pt_PT"/>
-        </w:rPr>
         <w:t>"E</w:t>
       </w:r>
       <w:r>
@@ -40476,21 +35311,6 @@
           <w:b/>
           <w:lang w:val="pt_PT" w:bidi="pt_PT"/>
         </w:rPr>
-        <w:t>τὴν ἀκοὴν</w:t>
-      </w:r>
-    </w:p>
-    <w:p>
-      <w:pPr/>
-      <w:r>
-        <w:rPr>
-          <w:lang w:val="pt_PT" w:bidi="pt_PT"/>
-        </w:rPr>
-      </w:r>
-      <w:r>
-        <w:rPr>
-          <w:b/>
-          <w:lang w:val="pt_PT" w:bidi="pt_PT"/>
-        </w:rPr>
         <w:t>"de ouvir".</w:t>
       </w:r>
     </w:p>
@@ -40574,21 +35394,6 @@
           <w:b/>
           <w:lang w:val="pt_PT" w:bidi="pt_PT"/>
         </w:rPr>
-        <w:t>τῆς ἀληθείας</w:t>
-      </w:r>
-    </w:p>
-    <w:p>
-      <w:pPr/>
-      <w:r>
-        <w:rPr>
-          <w:lang w:val="pt_PT" w:bidi="pt_PT"/>
-        </w:rPr>
-      </w:r>
-      <w:r>
-        <w:rPr>
-          <w:b/>
-          <w:lang w:val="pt_PT" w:bidi="pt_PT"/>
-        </w:rPr>
         <w:t>"a verdade".</w:t>
       </w:r>
     </w:p>
@@ -40685,21 +35490,6 @@
           <w:b/>
           <w:lang w:val="pt_PT" w:bidi="pt_PT"/>
         </w:rPr>
-        <w:t>ἐπὶ &amp; ἐκτραπήσονται</w:t>
-      </w:r>
-    </w:p>
-    <w:p>
-      <w:pPr/>
-      <w:r>
-        <w:rPr>
-          <w:lang w:val="pt_PT" w:bidi="pt_PT"/>
-        </w:rPr>
-      </w:r>
-      <w:r>
-        <w:rPr>
-          <w:b/>
-          <w:lang w:val="pt_PT" w:bidi="pt_PT"/>
-        </w:rPr>
         <w:t>"deixarão de ouvir".</w:t>
       </w:r>
     </w:p>
@@ -40783,21 +35573,6 @@
           <w:b/>
           <w:lang w:val="pt_PT" w:bidi="pt_PT"/>
         </w:rPr>
-        <w:t>ἐπὶ &amp; ἐκτραπήσονται</w:t>
-      </w:r>
-    </w:p>
-    <w:p>
-      <w:pPr/>
-      <w:r>
-        <w:rPr>
-          <w:lang w:val="pt_PT" w:bidi="pt_PT"/>
-        </w:rPr>
-      </w:r>
-      <w:r>
-        <w:rPr>
-          <w:b/>
-          <w:lang w:val="pt_PT" w:bidi="pt_PT"/>
-        </w:rPr>
         <w:t>"</w:t>
       </w:r>
       <w:r>
@@ -40908,21 +35683,6 @@
           <w:b/>
           <w:lang w:val="pt_PT" w:bidi="pt_PT"/>
         </w:rPr>
-        <w:t>τοὺς μύθους</w:t>
-      </w:r>
-    </w:p>
-    <w:p>
-      <w:pPr/>
-      <w:r>
-        <w:rPr>
-          <w:lang w:val="pt_PT" w:bidi="pt_PT"/>
-        </w:rPr>
-      </w:r>
-      <w:r>
-        <w:rPr>
-          <w:b/>
-          <w:lang w:val="pt_PT" w:bidi="pt_PT"/>
-        </w:rPr>
         <w:t>"ás lendas".</w:t>
       </w:r>
     </w:p>
@@ -41019,21 +35779,6 @@
           <w:b/>
           <w:lang w:val="pt_PT" w:bidi="pt_PT"/>
         </w:rPr>
-        <w:t>σὺ δὲ</w:t>
-      </w:r>
-    </w:p>
-    <w:p>
-      <w:pPr/>
-      <w:r>
-        <w:rPr>
-          <w:lang w:val="pt_PT" w:bidi="pt_PT"/>
-        </w:rPr>
-      </w:r>
-      <w:r>
-        <w:rPr>
-          <w:b/>
-          <w:lang w:val="pt_PT" w:bidi="pt_PT"/>
-        </w:rPr>
         <w:t>"Mas você".</w:t>
       </w:r>
     </w:p>
@@ -41130,21 +35875,6 @@
           <w:b/>
           <w:lang w:val="pt_PT" w:bidi="pt_PT"/>
         </w:rPr>
-        <w:t>νῆφε</w:t>
-      </w:r>
-    </w:p>
-    <w:p>
-      <w:pPr/>
-      <w:r>
-        <w:rPr>
-          <w:lang w:val="pt_PT" w:bidi="pt_PT"/>
-        </w:rPr>
-      </w:r>
-      <w:r>
-        <w:rPr>
-          <w:b/>
-          <w:lang w:val="pt_PT" w:bidi="pt_PT"/>
-        </w:rPr>
         <w:t>"seja moderado".</w:t>
       </w:r>
     </w:p>
@@ -41174,7 +35904,7 @@
         </w:rPr>
         <w:t xml:space="preserve">Aqui, Paulo fala como se quisesse que Timóteo evitasse ficar bêbado para que ele estivesse "sóbrio". Embora Paulo tenha escrito que os cristãos não devem se embriagar (veja </w:t>
       </w:r>
-      <w:hyperlink r:id="rId44">
+      <w:hyperlink r:id="rId42">
         <w:r>
           <w:rPr>
             <w:lang w:val="pt_PT" w:bidi="pt_PT"/>
@@ -41259,21 +35989,6 @@
           <w:b/>
           <w:lang w:val="pt_PT" w:bidi="pt_PT"/>
         </w:rPr>
-        <w:t>ἐν πᾶσιν</w:t>
-      </w:r>
-    </w:p>
-    <w:p>
-      <w:pPr/>
-      <w:r>
-        <w:rPr>
-          <w:lang w:val="pt_PT" w:bidi="pt_PT"/>
-        </w:rPr>
-      </w:r>
-      <w:r>
-        <w:rPr>
-          <w:b/>
-          <w:lang w:val="pt_PT" w:bidi="pt_PT"/>
-        </w:rPr>
         <w:t>"em todas as situações".</w:t>
       </w:r>
     </w:p>
@@ -41337,21 +36052,6 @@
           <w:b/>
           <w:lang w:val="pt_PT" w:bidi="pt_PT"/>
         </w:rPr>
-        <w:t>κακοπάθησον</w:t>
-      </w:r>
-    </w:p>
-    <w:p>
-      <w:pPr/>
-      <w:r>
-        <w:rPr>
-          <w:lang w:val="pt_PT" w:bidi="pt_PT"/>
-        </w:rPr>
-      </w:r>
-      <w:r>
-        <w:rPr>
-          <w:b/>
-          <w:lang w:val="pt_PT" w:bidi="pt_PT"/>
-        </w:rPr>
         <w:t>"Suporte o sofrimento".</w:t>
       </w:r>
     </w:p>
@@ -41448,21 +36148,6 @@
           <w:b/>
           <w:lang w:val="pt_PT" w:bidi="pt_PT"/>
         </w:rPr>
-        <w:t>ἔργον &amp; εὐαγγελιστοῦ</w:t>
-      </w:r>
-    </w:p>
-    <w:p>
-      <w:pPr/>
-      <w:r>
-        <w:rPr>
-          <w:lang w:val="pt_PT" w:bidi="pt_PT"/>
-        </w:rPr>
-      </w:r>
-      <w:r>
-        <w:rPr>
-          <w:b/>
-          <w:lang w:val="pt_PT" w:bidi="pt_PT"/>
-        </w:rPr>
         <w:t>"</w:t>
       </w:r>
       <w:r>
@@ -41586,21 +36271,6 @@
           <w:b/>
           <w:lang w:val="pt_PT" w:bidi="pt_PT"/>
         </w:rPr>
-        <w:t>τὴν διακονίαν σου πληροφόρησον</w:t>
-      </w:r>
-    </w:p>
-    <w:p>
-      <w:pPr/>
-      <w:r>
-        <w:rPr>
-          <w:lang w:val="pt_PT" w:bidi="pt_PT"/>
-        </w:rPr>
-      </w:r>
-      <w:r>
-        <w:rPr>
-          <w:b/>
-          <w:lang w:val="pt_PT" w:bidi="pt_PT"/>
-        </w:rPr>
         <w:t>"e cumpra bem o seu dever de servo de Deus</w:t>
       </w:r>
       <w:r>
@@ -41704,21 +36374,6 @@
           <w:b/>
           <w:lang w:val="pt_PT" w:bidi="pt_PT"/>
         </w:rPr>
-        <w:t>γὰρ</w:t>
-      </w:r>
-    </w:p>
-    <w:p>
-      <w:pPr/>
-      <w:r>
-        <w:rPr>
-          <w:lang w:val="pt_PT" w:bidi="pt_PT"/>
-        </w:rPr>
-      </w:r>
-      <w:r>
-        <w:rPr>
-          <w:b/>
-          <w:lang w:val="pt_PT" w:bidi="pt_PT"/>
-        </w:rPr>
         <w:t>"Quanto a mim".</w:t>
       </w:r>
     </w:p>
@@ -41828,21 +36483,6 @@
           <w:b/>
           <w:lang w:val="pt_PT" w:bidi="pt_PT"/>
         </w:rPr>
-        <w:t>ἐγὼ &amp; ἤδη σπένδομαι</w:t>
-      </w:r>
-    </w:p>
-    <w:p>
-      <w:pPr/>
-      <w:r>
-        <w:rPr>
-          <w:lang w:val="pt_PT" w:bidi="pt_PT"/>
-        </w:rPr>
-      </w:r>
-      <w:r>
-        <w:rPr>
-          <w:b/>
-          <w:lang w:val="pt_PT" w:bidi="pt_PT"/>
-        </w:rPr>
         <w:t>"</w:t>
       </w:r>
       <w:r>
@@ -41940,21 +36580,6 @@
           <w:b/>
           <w:lang w:val="pt_PT" w:bidi="pt_PT"/>
         </w:rPr>
-        <w:t>ἐγὼ &amp; ἤδη σπένδομαι</w:t>
-      </w:r>
-    </w:p>
-    <w:p>
-      <w:pPr/>
-      <w:r>
-        <w:rPr>
-          <w:lang w:val="pt_PT" w:bidi="pt_PT"/>
-        </w:rPr>
-      </w:r>
-      <w:r>
-        <w:rPr>
-          <w:b/>
-          <w:lang w:val="pt_PT" w:bidi="pt_PT"/>
-        </w:rPr>
         <w:t>"</w:t>
       </w:r>
       <w:r>
@@ -42071,21 +36696,6 @@
           <w:b/>
           <w:lang w:val="pt_PT" w:bidi="pt_PT"/>
         </w:rPr>
-        <w:t>τῆς ἀναλύσεώς μου</w:t>
-      </w:r>
-    </w:p>
-    <w:p>
-      <w:pPr/>
-      <w:r>
-        <w:rPr>
-          <w:lang w:val="pt_PT" w:bidi="pt_PT"/>
-        </w:rPr>
-      </w:r>
-      <w:r>
-        <w:rPr>
-          <w:b/>
-          <w:lang w:val="pt_PT" w:bidi="pt_PT"/>
-        </w:rPr>
         <w:t>"deixar esta vida".</w:t>
       </w:r>
     </w:p>
@@ -42182,21 +36792,6 @@
           <w:b/>
           <w:lang w:val="pt_PT" w:bidi="pt_PT"/>
         </w:rPr>
-        <w:t>τὸν καλὸν ἀγῶνα ἠγώνισμαι</w:t>
-      </w:r>
-    </w:p>
-    <w:p>
-      <w:pPr/>
-      <w:r>
-        <w:rPr>
-          <w:lang w:val="pt_PT" w:bidi="pt_PT"/>
-        </w:rPr>
-      </w:r>
-      <w:r>
-        <w:rPr>
-          <w:b/>
-          <w:lang w:val="pt_PT" w:bidi="pt_PT"/>
-        </w:rPr>
         <w:t>"</w:t>
       </w:r>
       <w:r>
@@ -42307,21 +36902,6 @@
           <w:b/>
           <w:lang w:val="pt_PT" w:bidi="pt_PT"/>
         </w:rPr>
-        <w:t>τὸν καλὸν ἀγῶνα</w:t>
-      </w:r>
-    </w:p>
-    <w:p>
-      <w:pPr/>
-      <w:r>
-        <w:rPr>
-          <w:lang w:val="pt_PT" w:bidi="pt_PT"/>
-        </w:rPr>
-      </w:r>
-      <w:r>
-        <w:rPr>
-          <w:b/>
-          <w:lang w:val="pt_PT" w:bidi="pt_PT"/>
-        </w:rPr>
         <w:t>"</w:t>
       </w:r>
       <w:r>
@@ -42432,21 +37012,6 @@
           <w:b/>
           <w:lang w:val="pt_PT" w:bidi="pt_PT"/>
         </w:rPr>
-        <w:t>τὸν δρόμον τετέλεκα</w:t>
-      </w:r>
-    </w:p>
-    <w:p>
-      <w:pPr/>
-      <w:r>
-        <w:rPr>
-          <w:lang w:val="pt_PT" w:bidi="pt_PT"/>
-        </w:rPr>
-      </w:r>
-      <w:r>
-        <w:rPr>
-          <w:b/>
-          <w:lang w:val="pt_PT" w:bidi="pt_PT"/>
-        </w:rPr>
         <w:t>"</w:t>
       </w:r>
       <w:r>
@@ -42557,21 +37122,6 @@
           <w:b/>
           <w:lang w:val="pt_PT" w:bidi="pt_PT"/>
         </w:rPr>
-        <w:t>τὴν πίστιν τετήρηκα</w:t>
-      </w:r>
-    </w:p>
-    <w:p>
-      <w:pPr/>
-      <w:r>
-        <w:rPr>
-          <w:lang w:val="pt_PT" w:bidi="pt_PT"/>
-        </w:rPr>
-      </w:r>
-      <w:r>
-        <w:rPr>
-          <w:b/>
-          <w:lang w:val="pt_PT" w:bidi="pt_PT"/>
-        </w:rPr>
         <w:t>"conservei a fé".</w:t>
       </w:r>
     </w:p>
@@ -42694,21 +37244,6 @@
           <w:b/>
           <w:lang w:val="pt_PT" w:bidi="pt_PT"/>
         </w:rPr>
-        <w:t>τὴν πίστιν τετήρηκα</w:t>
-      </w:r>
-    </w:p>
-    <w:p>
-      <w:pPr/>
-      <w:r>
-        <w:rPr>
-          <w:lang w:val="pt_PT" w:bidi="pt_PT"/>
-        </w:rPr>
-      </w:r>
-      <w:r>
-        <w:rPr>
-          <w:b/>
-          <w:lang w:val="pt_PT" w:bidi="pt_PT"/>
-        </w:rPr>
         <w:t>"conservei a fé".</w:t>
       </w:r>
     </w:p>
@@ -42831,21 +37366,6 @@
           <w:b/>
           <w:lang w:val="pt_PT" w:bidi="pt_PT"/>
         </w:rPr>
-        <w:t>τὴν πίστιν</w:t>
-      </w:r>
-    </w:p>
-    <w:p>
-      <w:pPr/>
-      <w:r>
-        <w:rPr>
-          <w:lang w:val="pt_PT" w:bidi="pt_PT"/>
-        </w:rPr>
-      </w:r>
-      <w:r>
-        <w:rPr>
-          <w:b/>
-          <w:lang w:val="pt_PT" w:bidi="pt_PT"/>
-        </w:rPr>
         <w:t>"a fé".</w:t>
       </w:r>
     </w:p>
@@ -42942,21 +37462,6 @@
           <w:b/>
           <w:lang w:val="pt_PT" w:bidi="pt_PT"/>
         </w:rPr>
-        <w:t>λοιπὸν</w:t>
-      </w:r>
-    </w:p>
-    <w:p>
-      <w:pPr/>
-      <w:r>
-        <w:rPr>
-          <w:lang w:val="pt_PT" w:bidi="pt_PT"/>
-        </w:rPr>
-      </w:r>
-      <w:r>
-        <w:rPr>
-          <w:b/>
-          <w:lang w:val="pt_PT" w:bidi="pt_PT"/>
-        </w:rPr>
         <w:t>"E agora".</w:t>
       </w:r>
     </w:p>
@@ -43053,21 +37558,6 @@
           <w:b/>
           <w:lang w:val="pt_PT" w:bidi="pt_PT"/>
         </w:rPr>
-        <w:t>ἀπόκειταί &amp; ὁ τῆς δικαιοσύνης στέφανος</w:t>
-      </w:r>
-    </w:p>
-    <w:p>
-      <w:pPr/>
-      <w:r>
-        <w:rPr>
-          <w:lang w:val="pt_PT" w:bidi="pt_PT"/>
-        </w:rPr>
-      </w:r>
-      <w:r>
-        <w:rPr>
-          <w:b/>
-          <w:lang w:val="pt_PT" w:bidi="pt_PT"/>
-        </w:rPr>
         <w:t>"está me esperando o prêmio da vitória</w:t>
       </w:r>
       <w:r>
@@ -43177,21 +37667,6 @@
           <w:b/>
           <w:lang w:val="pt_PT" w:bidi="pt_PT"/>
         </w:rPr>
-        <w:t>ὁ τῆς δικαιοσύνης στέφανος</w:t>
-      </w:r>
-    </w:p>
-    <w:p>
-      <w:pPr/>
-      <w:r>
-        <w:rPr>
-          <w:lang w:val="pt_PT" w:bidi="pt_PT"/>
-        </w:rPr>
-      </w:r>
-      <w:r>
-        <w:rPr>
-          <w:b/>
-          <w:lang w:val="pt_PT" w:bidi="pt_PT"/>
-        </w:rPr>
         <w:t>"</w:t>
       </w:r>
       <w:r>
@@ -43315,21 +37790,6 @@
           <w:b/>
           <w:lang w:val="pt_PT" w:bidi="pt_PT"/>
         </w:rPr>
-        <w:t>ὁ τῆς δικαιοσύνης στέφανος</w:t>
-      </w:r>
-    </w:p>
-    <w:p>
-      <w:pPr/>
-      <w:r>
-        <w:rPr>
-          <w:lang w:val="pt_PT" w:bidi="pt_PT"/>
-        </w:rPr>
-      </w:r>
-      <w:r>
-        <w:rPr>
-          <w:b/>
-          <w:lang w:val="pt_PT" w:bidi="pt_PT"/>
-        </w:rPr>
         <w:t>"</w:t>
       </w:r>
       <w:r>
@@ -43440,21 +37900,6 @@
           <w:b/>
           <w:lang w:val="pt_PT" w:bidi="pt_PT"/>
         </w:rPr>
-        <w:t>ἐν, ἐκείνῃ τῇ ἡμέρᾳ</w:t>
-      </w:r>
-    </w:p>
-    <w:p>
-      <w:pPr/>
-      <w:r>
-        <w:rPr>
-          <w:lang w:val="pt_PT" w:bidi="pt_PT"/>
-        </w:rPr>
-      </w:r>
-      <w:r>
-        <w:rPr>
-          <w:b/>
-          <w:lang w:val="pt_PT" w:bidi="pt_PT"/>
-        </w:rPr>
         <w:t>"naquele dia".</w:t>
       </w:r>
     </w:p>
@@ -43471,7 +37916,7 @@
         </w:rPr>
         <w:t xml:space="preserve">Aqui, Paulo está se referindo ao momento exato em que Jesus retornará a este mundo, o que também marcará o fim do período atual e o momento em que Jesus julgará a todos. Se for útil em seu idioma, você pode tornar essa ideia mais explícita. Veja como você expressou a frase semelhante em </w:t>
       </w:r>
-      <w:hyperlink r:id="rId45">
+      <w:hyperlink r:id="rId43">
         <w:r>
           <w:rPr>
             <w:lang w:val="pt_PT" w:bidi="pt_PT"/>
@@ -43556,21 +38001,6 @@
           <w:b/>
           <w:lang w:val="pt_PT" w:bidi="pt_PT"/>
         </w:rPr>
-        <w:t>οὐ μόνον δὲ ἐμοὶ, ἀλλὰ καὶ πᾶσιν τοῖς</w:t>
-      </w:r>
-    </w:p>
-    <w:p>
-      <w:pPr/>
-      <w:r>
-        <w:rPr>
-          <w:lang w:val="pt_PT" w:bidi="pt_PT"/>
-        </w:rPr>
-      </w:r>
-      <w:r>
-        <w:rPr>
-          <w:b/>
-          <w:lang w:val="pt_PT" w:bidi="pt_PT"/>
-        </w:rPr>
         <w:t>"</w:t>
       </w:r>
       <w:r>
@@ -43668,21 +38098,6 @@
           <w:b/>
           <w:lang w:val="pt_PT" w:bidi="pt_PT"/>
         </w:rPr>
-        <w:t>πᾶσιν τοῖς ἠγαπηκόσι τὴν ἐπιφάνειαν αὐτοῦ</w:t>
-      </w:r>
-    </w:p>
-    <w:p>
-      <w:pPr/>
-      <w:r>
-        <w:rPr>
-          <w:lang w:val="pt_PT" w:bidi="pt_PT"/>
-        </w:rPr>
-      </w:r>
-      <w:r>
-        <w:rPr>
-          <w:b/>
-          <w:lang w:val="pt_PT" w:bidi="pt_PT"/>
-        </w:rPr>
         <w:t>"</w:t>
       </w:r>
       <w:r>
@@ -43806,21 +38221,6 @@
           <w:b/>
           <w:lang w:val="pt_PT" w:bidi="pt_PT"/>
         </w:rPr>
-        <w:t>τὴν ἐπιφάνειαν αὐτοῦ</w:t>
-      </w:r>
-    </w:p>
-    <w:p>
-      <w:pPr/>
-      <w:r>
-        <w:rPr>
-          <w:lang w:val="pt_PT" w:bidi="pt_PT"/>
-        </w:rPr>
-      </w:r>
-      <w:r>
-        <w:rPr>
-          <w:b/>
-          <w:lang w:val="pt_PT" w:bidi="pt_PT"/>
-        </w:rPr>
         <w:t>"sua vinda".</w:t>
       </w:r>
     </w:p>
@@ -43863,7 +38263,7 @@
         </w:rPr>
         <w:t xml:space="preserve">. Se for útil em seu idioma, você pode tornar essa ideia mais explícita. Veja como você expressou essa frase em </w:t>
       </w:r>
-      <w:hyperlink r:id="rId46">
+      <w:hyperlink r:id="rId44">
         <w:r>
           <w:rPr>
             <w:lang w:val="pt_PT" w:bidi="pt_PT"/>
@@ -43948,21 +38348,6 @@
           <w:b/>
           <w:lang w:val="pt_PT" w:bidi="pt_PT"/>
         </w:rPr>
-        <w:t>σπούδασον ἐλθεῖν &amp; ταχέως</w:t>
-      </w:r>
-    </w:p>
-    <w:p>
-      <w:pPr/>
-      <w:r>
-        <w:rPr>
-          <w:lang w:val="pt_PT" w:bidi="pt_PT"/>
-        </w:rPr>
-      </w:r>
-      <w:r>
-        <w:rPr>
-          <w:b/>
-          <w:lang w:val="pt_PT" w:bidi="pt_PT"/>
-        </w:rPr>
         <w:t>"</w:t>
       </w:r>
       <w:r>
@@ -44040,21 +38425,6 @@
           <w:b/>
           <w:lang w:val="pt_PT" w:bidi="pt_PT"/>
         </w:rPr>
-        <w:t>ἐλθεῖν</w:t>
-      </w:r>
-    </w:p>
-    <w:p>
-      <w:pPr/>
-      <w:r>
-        <w:rPr>
-          <w:lang w:val="pt_PT" w:bidi="pt_PT"/>
-        </w:rPr>
-      </w:r>
-      <w:r>
-        <w:rPr>
-          <w:b/>
-          <w:lang w:val="pt_PT" w:bidi="pt_PT"/>
-        </w:rPr>
         <w:t>"Venha me ver".</w:t>
       </w:r>
     </w:p>
@@ -44151,21 +38521,6 @@
           <w:b/>
           <w:lang w:val="pt_PT" w:bidi="pt_PT"/>
         </w:rPr>
-        <w:t>γάρ</w:t>
-      </w:r>
-    </w:p>
-    <w:p>
-      <w:pPr/>
-      <w:r>
-        <w:rPr>
-          <w:lang w:val="pt_PT" w:bidi="pt_PT"/>
-        </w:rPr>
-      </w:r>
-      <w:r>
-        <w:rPr>
-          <w:b/>
-          <w:lang w:val="pt_PT" w:bidi="pt_PT"/>
-        </w:rPr>
         <w:t>"Pois".</w:t>
       </w:r>
     </w:p>
@@ -44275,21 +38630,6 @@
           <w:b/>
           <w:lang w:val="pt_PT" w:bidi="pt_PT"/>
         </w:rPr>
-        <w:t>Δημᾶς &amp; Κρήσκης</w:t>
-      </w:r>
-    </w:p>
-    <w:p>
-      <w:pPr/>
-      <w:r>
-        <w:rPr>
-          <w:lang w:val="pt_PT" w:bidi="pt_PT"/>
-        </w:rPr>
-      </w:r>
-      <w:r>
-        <w:rPr>
-          <w:b/>
-          <w:lang w:val="pt_PT" w:bidi="pt_PT"/>
-        </w:rPr>
         <w:t>"Demas"</w:t>
       </w:r>
       <w:r>
@@ -44412,21 +38752,6 @@
           <w:b/>
           <w:lang w:val="pt_PT" w:bidi="pt_PT"/>
         </w:rPr>
-        <w:t>τὸν νῦν αἰῶνα</w:t>
-      </w:r>
-    </w:p>
-    <w:p>
-      <w:pPr/>
-      <w:r>
-        <w:rPr>
-          <w:lang w:val="pt_PT" w:bidi="pt_PT"/>
-        </w:rPr>
-      </w:r>
-      <w:r>
-        <w:rPr>
-          <w:b/>
-          <w:lang w:val="pt_PT" w:bidi="pt_PT"/>
-        </w:rPr>
         <w:t>"</w:t>
       </w:r>
       <w:r>
@@ -44537,21 +38862,6 @@
           <w:b/>
           <w:lang w:val="pt_PT" w:bidi="pt_PT"/>
         </w:rPr>
-        <w:t>ἐπορεύθη</w:t>
-      </w:r>
-    </w:p>
-    <w:p>
-      <w:pPr/>
-      <w:r>
-        <w:rPr>
-          <w:lang w:val="pt_PT" w:bidi="pt_PT"/>
-        </w:rPr>
-      </w:r>
-      <w:r>
-        <w:rPr>
-          <w:b/>
-          <w:lang w:val="pt_PT" w:bidi="pt_PT"/>
-        </w:rPr>
         <w:t>"foi".</w:t>
       </w:r>
     </w:p>
@@ -44648,21 +38958,6 @@
           <w:b/>
           <w:lang w:val="pt_PT" w:bidi="pt_PT"/>
         </w:rPr>
-        <w:t>Κρήσκης εἰς Γαλατίαν, Τίτος εἰς Δαλματίαν</w:t>
-      </w:r>
-    </w:p>
-    <w:p>
-      <w:pPr/>
-      <w:r>
-        <w:rPr>
-          <w:lang w:val="pt_PT" w:bidi="pt_PT"/>
-        </w:rPr>
-      </w:r>
-      <w:r>
-        <w:rPr>
-          <w:b/>
-          <w:lang w:val="pt_PT" w:bidi="pt_PT"/>
-        </w:rPr>
         <w:t>"</w:t>
       </w:r>
       <w:r>
@@ -44760,21 +39055,6 @@
           <w:b/>
           <w:lang w:val="pt_PT" w:bidi="pt_PT"/>
         </w:rPr>
-        <w:t>Δαλματίαν</w:t>
-      </w:r>
-    </w:p>
-    <w:p>
-      <w:pPr/>
-      <w:r>
-        <w:rPr>
-          <w:lang w:val="pt_PT" w:bidi="pt_PT"/>
-        </w:rPr>
-      </w:r>
-      <w:r>
-        <w:rPr>
-          <w:b/>
-          <w:lang w:val="pt_PT" w:bidi="pt_PT"/>
-        </w:rPr>
         <w:t>"Dalmácia".</w:t>
       </w:r>
     </w:p>
@@ -44871,21 +39151,6 @@
           <w:b/>
           <w:lang w:val="pt_PT" w:bidi="pt_PT"/>
         </w:rPr>
-        <w:t>μοι εὔχρηστος εἰς διακονίαν</w:t>
-      </w:r>
-    </w:p>
-    <w:p>
-      <w:pPr/>
-      <w:r>
-        <w:rPr>
-          <w:lang w:val="pt_PT" w:bidi="pt_PT"/>
-        </w:rPr>
-      </w:r>
-      <w:r>
-        <w:rPr>
-          <w:b/>
-          <w:lang w:val="pt_PT" w:bidi="pt_PT"/>
-        </w:rPr>
         <w:t>"ele pode me ajudar no trabalho".</w:t>
       </w:r>
     </w:p>
@@ -44969,21 +39234,6 @@
           <w:b/>
           <w:lang w:val="pt_PT" w:bidi="pt_PT"/>
         </w:rPr>
-        <w:t>εἰς διακονίαν</w:t>
-      </w:r>
-    </w:p>
-    <w:p>
-      <w:pPr/>
-      <w:r>
-        <w:rPr>
-          <w:lang w:val="pt_PT" w:bidi="pt_PT"/>
-        </w:rPr>
-      </w:r>
-      <w:r>
-        <w:rPr>
-          <w:b/>
-          <w:lang w:val="pt_PT" w:bidi="pt_PT"/>
-        </w:rPr>
         <w:t>"no trabalho".</w:t>
       </w:r>
     </w:p>
@@ -45080,21 +39330,6 @@
           <w:b/>
           <w:lang w:val="pt_PT" w:bidi="pt_PT"/>
         </w:rPr>
-        <w:t>δὲ</w:t>
-      </w:r>
-    </w:p>
-    <w:p>
-      <w:pPr/>
-      <w:r>
-        <w:rPr>
-          <w:lang w:val="pt_PT" w:bidi="pt_PT"/>
-        </w:rPr>
-      </w:r>
-      <w:r>
-        <w:rPr>
-          <w:b/>
-          <w:lang w:val="pt_PT" w:bidi="pt_PT"/>
-        </w:rPr>
         <w:t>"Eu mandei".</w:t>
       </w:r>
     </w:p>
@@ -45178,21 +39413,6 @@
           <w:b/>
           <w:lang w:val="pt_PT" w:bidi="pt_PT"/>
         </w:rPr>
-        <w:t>ἀπέστειλα</w:t>
-      </w:r>
-    </w:p>
-    <w:p>
-      <w:pPr/>
-      <w:r>
-        <w:rPr>
-          <w:lang w:val="pt_PT" w:bidi="pt_PT"/>
-        </w:rPr>
-      </w:r>
-      <w:r>
-        <w:rPr>
-          <w:b/>
-          <w:lang w:val="pt_PT" w:bidi="pt_PT"/>
-        </w:rPr>
         <w:t>"Eu mandei".</w:t>
       </w:r>
     </w:p>
@@ -45328,21 +39548,6 @@
           <w:b/>
           <w:lang w:val="pt_PT" w:bidi="pt_PT"/>
         </w:rPr>
-        <w:t>φελόνην</w:t>
-      </w:r>
-    </w:p>
-    <w:p>
-      <w:pPr/>
-      <w:r>
-        <w:rPr>
-          <w:lang w:val="pt_PT" w:bidi="pt_PT"/>
-        </w:rPr>
-      </w:r>
-      <w:r>
-        <w:rPr>
-          <w:b/>
-          <w:lang w:val="pt_PT" w:bidi="pt_PT"/>
-        </w:rPr>
         <w:t>"capa".</w:t>
       </w:r>
     </w:p>
@@ -45439,21 +39644,6 @@
           <w:b/>
           <w:lang w:val="pt_PT" w:bidi="pt_PT"/>
         </w:rPr>
-        <w:t>Κάρπῳ</w:t>
-      </w:r>
-    </w:p>
-    <w:p>
-      <w:pPr/>
-      <w:r>
-        <w:rPr>
-          <w:lang w:val="pt_PT" w:bidi="pt_PT"/>
-        </w:rPr>
-      </w:r>
-      <w:r>
-        <w:rPr>
-          <w:b/>
-          <w:lang w:val="pt_PT" w:bidi="pt_PT"/>
-        </w:rPr>
         <w:t>"Carpo".</w:t>
       </w:r>
     </w:p>
@@ -45550,21 +39740,6 @@
           <w:b/>
           <w:lang w:val="pt_PT" w:bidi="pt_PT"/>
         </w:rPr>
-        <w:t>ἐρχόμενος</w:t>
-      </w:r>
-    </w:p>
-    <w:p>
-      <w:pPr/>
-      <w:r>
-        <w:rPr>
-          <w:lang w:val="pt_PT" w:bidi="pt_PT"/>
-        </w:rPr>
-      </w:r>
-      <w:r>
-        <w:rPr>
-          <w:b/>
-          <w:lang w:val="pt_PT" w:bidi="pt_PT"/>
-        </w:rPr>
         <w:t>"vier".</w:t>
       </w:r>
     </w:p>
@@ -45661,21 +39836,6 @@
           <w:b/>
           <w:lang w:val="pt_PT" w:bidi="pt_PT"/>
         </w:rPr>
-        <w:t>μάλιστα τὰς μεμβράνας</w:t>
-      </w:r>
-    </w:p>
-    <w:p>
-      <w:pPr/>
-      <w:r>
-        <w:rPr>
-          <w:lang w:val="pt_PT" w:bidi="pt_PT"/>
-        </w:rPr>
-      </w:r>
-      <w:r>
-        <w:rPr>
-          <w:b/>
-          <w:lang w:val="pt_PT" w:bidi="pt_PT"/>
-        </w:rPr>
         <w:t>"principalmente os de couro".</w:t>
       </w:r>
     </w:p>
@@ -45778,21 +39938,6 @@
           <w:b/>
           <w:lang w:val="pt_PT" w:bidi="pt_PT"/>
         </w:rPr>
-        <w:t>τὰς μεμβράνας</w:t>
-      </w:r>
-    </w:p>
-    <w:p>
-      <w:pPr/>
-      <w:r>
-        <w:rPr>
-          <w:lang w:val="pt_PT" w:bidi="pt_PT"/>
-        </w:rPr>
-      </w:r>
-      <w:r>
-        <w:rPr>
-          <w:b/>
-          <w:lang w:val="pt_PT" w:bidi="pt_PT"/>
-        </w:rPr>
         <w:t>"os de couro".</w:t>
       </w:r>
     </w:p>
@@ -45889,21 +40034,6 @@
           <w:b/>
           <w:lang w:val="pt_PT" w:bidi="pt_PT"/>
         </w:rPr>
-        <w:t>Ἀλέξανδρος ὁ χαλκεὺς</w:t>
-      </w:r>
-    </w:p>
-    <w:p>
-      <w:pPr/>
-      <w:r>
-        <w:rPr>
-          <w:lang w:val="pt_PT" w:bidi="pt_PT"/>
-        </w:rPr>
-      </w:r>
-      <w:r>
-        <w:rPr>
-          <w:b/>
-          <w:lang w:val="pt_PT" w:bidi="pt_PT"/>
-        </w:rPr>
         <w:t>"Alexandre, o ferreiro".</w:t>
       </w:r>
     </w:p>
@@ -46000,21 +40130,6 @@
           <w:b/>
           <w:lang w:val="pt_PT" w:bidi="pt_PT"/>
         </w:rPr>
-        <w:t>Ἀλέξανδρος</w:t>
-      </w:r>
-    </w:p>
-    <w:p>
-      <w:pPr/>
-      <w:r>
-        <w:rPr>
-          <w:lang w:val="pt_PT" w:bidi="pt_PT"/>
-        </w:rPr>
-      </w:r>
-      <w:r>
-        <w:rPr>
-          <w:b/>
-          <w:lang w:val="pt_PT" w:bidi="pt_PT"/>
-        </w:rPr>
         <w:t>"Alexandre".</w:t>
       </w:r>
     </w:p>
@@ -46111,21 +40226,6 @@
           <w:b/>
           <w:lang w:val="pt_PT" w:bidi="pt_PT"/>
         </w:rPr>
-        <w:t>πολλά μοι κακὰ ἐνεδείξατο</w:t>
-      </w:r>
-    </w:p>
-    <w:p>
-      <w:pPr/>
-      <w:r>
-        <w:rPr>
-          <w:lang w:val="pt_PT" w:bidi="pt_PT"/>
-        </w:rPr>
-      </w:r>
-      <w:r>
-        <w:rPr>
-          <w:b/>
-          <w:lang w:val="pt_PT" w:bidi="pt_PT"/>
-        </w:rPr>
         <w:t>"me prejudicou muito".</w:t>
       </w:r>
     </w:p>
@@ -46209,21 +40309,6 @@
           <w:b/>
           <w:lang w:val="pt_PT" w:bidi="pt_PT"/>
         </w:rPr>
-        <w:t>ἀποδώσει αὐτῷ ὁ Κύριος</w:t>
-      </w:r>
-    </w:p>
-    <w:p>
-      <w:pPr/>
-      <w:r>
-        <w:rPr>
-          <w:lang w:val="pt_PT" w:bidi="pt_PT"/>
-        </w:rPr>
-      </w:r>
-      <w:r>
-        <w:rPr>
-          <w:b/>
-          <w:lang w:val="pt_PT" w:bidi="pt_PT"/>
-        </w:rPr>
         <w:t>"O Senhor lhe dará a sua recompensa".</w:t>
       </w:r>
     </w:p>
@@ -46333,21 +40418,6 @@
           <w:b/>
           <w:lang w:val="pt_PT" w:bidi="pt_PT"/>
         </w:rPr>
-        <w:t>ὃν καὶ σὺ φυλάσσου, λίαν γὰρ ἀντέστη τοῖς ἡμετέροις λόγοις</w:t>
-      </w:r>
-    </w:p>
-    <w:p>
-      <w:pPr/>
-      <w:r>
-        <w:rPr>
-          <w:lang w:val="pt_PT" w:bidi="pt_PT"/>
-        </w:rPr>
-      </w:r>
-      <w:r>
-        <w:rPr>
-          <w:b/>
-          <w:lang w:val="pt_PT" w:bidi="pt_PT"/>
-        </w:rPr>
         <w:t>"</w:t>
       </w:r>
       <w:r>
@@ -46445,21 +40515,6 @@
           <w:b/>
           <w:lang w:val="pt_PT" w:bidi="pt_PT"/>
         </w:rPr>
-        <w:t>τοῖς ἡμετέροις λόγοις</w:t>
-      </w:r>
-    </w:p>
-    <w:p>
-      <w:pPr/>
-      <w:r>
-        <w:rPr>
-          <w:lang w:val="pt_PT" w:bidi="pt_PT"/>
-        </w:rPr>
-      </w:r>
-      <w:r>
-        <w:rPr>
-          <w:b/>
-          <w:lang w:val="pt_PT" w:bidi="pt_PT"/>
-        </w:rPr>
         <w:t>"nossa mensagem".</w:t>
       </w:r>
     </w:p>
@@ -46563,21 +40618,6 @@
           <w:b/>
           <w:lang w:val="pt_PT" w:bidi="pt_PT"/>
         </w:rPr>
-        <w:t>ἐν τῇ πρώτῃ μου ἀπολογίᾳ</w:t>
-      </w:r>
-    </w:p>
-    <w:p>
-      <w:pPr/>
-      <w:r>
-        <w:rPr>
-          <w:lang w:val="pt_PT" w:bidi="pt_PT"/>
-        </w:rPr>
-      </w:r>
-      <w:r>
-        <w:rPr>
-          <w:b/>
-          <w:lang w:val="pt_PT" w:bidi="pt_PT"/>
-        </w:rPr>
         <w:t>"</w:t>
       </w:r>
       <w:r>
@@ -46681,21 +40721,6 @@
           <w:b/>
           <w:lang w:val="pt_PT" w:bidi="pt_PT"/>
         </w:rPr>
-        <w:t>οὐδείς μοι παρεγένετο</w:t>
-      </w:r>
-    </w:p>
-    <w:p>
-      <w:pPr/>
-      <w:r>
-        <w:rPr>
-          <w:lang w:val="pt_PT" w:bidi="pt_PT"/>
-        </w:rPr>
-      </w:r>
-      <w:r>
-        <w:rPr>
-          <w:b/>
-          <w:lang w:val="pt_PT" w:bidi="pt_PT"/>
-        </w:rPr>
         <w:t>"ninguém ficou comigo".</w:t>
       </w:r>
     </w:p>
@@ -46792,21 +40817,6 @@
           <w:b/>
           <w:lang w:val="pt_PT" w:bidi="pt_PT"/>
         </w:rPr>
-        <w:t>πάντες</w:t>
-      </w:r>
-    </w:p>
-    <w:p>
-      <w:pPr/>
-      <w:r>
-        <w:rPr>
-          <w:lang w:val="pt_PT" w:bidi="pt_PT"/>
-        </w:rPr>
-      </w:r>
-      <w:r>
-        <w:rPr>
-          <w:b/>
-          <w:lang w:val="pt_PT" w:bidi="pt_PT"/>
-        </w:rPr>
         <w:t>"todos".</w:t>
       </w:r>
     </w:p>
@@ -46903,21 +40913,6 @@
           <w:b/>
           <w:lang w:val="pt_PT" w:bidi="pt_PT"/>
         </w:rPr>
-        <w:t>μὴ αὐτοῖς λογισθείη</w:t>
-      </w:r>
-    </w:p>
-    <w:p>
-      <w:pPr/>
-      <w:r>
-        <w:rPr>
-          <w:lang w:val="pt_PT" w:bidi="pt_PT"/>
-        </w:rPr>
-      </w:r>
-      <w:r>
-        <w:rPr>
-          <w:b/>
-          <w:lang w:val="pt_PT" w:bidi="pt_PT"/>
-        </w:rPr>
         <w:t>"</w:t>
       </w:r>
       <w:r>
@@ -47015,21 +41010,6 @@
           <w:b/>
           <w:lang w:val="pt_PT" w:bidi="pt_PT"/>
         </w:rPr>
-        <w:t>μὴ αὐτοῖς λογισθείη</w:t>
-      </w:r>
-    </w:p>
-    <w:p>
-      <w:pPr/>
-      <w:r>
-        <w:rPr>
-          <w:lang w:val="pt_PT" w:bidi="pt_PT"/>
-        </w:rPr>
-      </w:r>
-      <w:r>
-        <w:rPr>
-          <w:b/>
-          <w:lang w:val="pt_PT" w:bidi="pt_PT"/>
-        </w:rPr>
         <w:t>"</w:t>
       </w:r>
       <w:r>
@@ -47127,21 +41107,6 @@
           <w:b/>
           <w:lang w:val="pt_PT" w:bidi="pt_PT"/>
         </w:rPr>
-        <w:t>δὲ</w:t>
-      </w:r>
-    </w:p>
-    <w:p>
-      <w:pPr/>
-      <w:r>
-        <w:rPr>
-          <w:lang w:val="pt_PT" w:bidi="pt_PT"/>
-        </w:rPr>
-      </w:r>
-      <w:r>
-        <w:rPr>
-          <w:b/>
-          <w:lang w:val="pt_PT" w:bidi="pt_PT"/>
-        </w:rPr>
         <w:t>"Mas".</w:t>
       </w:r>
     </w:p>
@@ -47184,7 +41149,7 @@
         </w:rPr>
         <w:t xml:space="preserve"> fez em contraste com o que o restante dos crentes fez (veja </w:t>
       </w:r>
-      <w:hyperlink r:id="rId47">
+      <w:hyperlink r:id="rId45">
         <w:r>
           <w:rPr>
             <w:lang w:val="pt_PT" w:bidi="pt_PT"/>
@@ -47282,21 +41247,6 @@
           <w:b/>
           <w:lang w:val="pt_PT" w:bidi="pt_PT"/>
         </w:rPr>
-        <w:t>ὁ &amp; Κύριός μοι παρέστη</w:t>
-      </w:r>
-    </w:p>
-    <w:p>
-      <w:pPr/>
-      <w:r>
-        <w:rPr>
-          <w:lang w:val="pt_PT" w:bidi="pt_PT"/>
-        </w:rPr>
-      </w:r>
-      <w:r>
-        <w:rPr>
-          <w:b/>
-          <w:lang w:val="pt_PT" w:bidi="pt_PT"/>
-        </w:rPr>
         <w:t>"o Senhor ficou comigo".</w:t>
       </w:r>
     </w:p>
@@ -47419,21 +41369,6 @@
           <w:b/>
           <w:lang w:val="pt_PT" w:bidi="pt_PT"/>
         </w:rPr>
-        <w:t>δι’ ἐμοῦ τὸ κήρυγμα πληροφορηθῇ</w:t>
-      </w:r>
-    </w:p>
-    <w:p>
-      <w:pPr/>
-      <w:r>
-        <w:rPr>
-          <w:lang w:val="pt_PT" w:bidi="pt_PT"/>
-        </w:rPr>
-      </w:r>
-      <w:r>
-        <w:rPr>
-          <w:b/>
-          <w:lang w:val="pt_PT" w:bidi="pt_PT"/>
-        </w:rPr>
         <w:t>"</w:t>
       </w:r>
       <w:r>
@@ -47531,21 +41466,6 @@
           <w:b/>
           <w:lang w:val="pt_PT" w:bidi="pt_PT"/>
         </w:rPr>
-        <w:t>δι’ ἐμοῦ τὸ κήρυγμα πληροφορηθῇ</w:t>
-      </w:r>
-    </w:p>
-    <w:p>
-      <w:pPr/>
-      <w:r>
-        <w:rPr>
-          <w:lang w:val="pt_PT" w:bidi="pt_PT"/>
-        </w:rPr>
-      </w:r>
-      <w:r>
-        <w:rPr>
-          <w:b/>
-          <w:lang w:val="pt_PT" w:bidi="pt_PT"/>
-        </w:rPr>
         <w:t>"</w:t>
       </w:r>
       <w:r>
@@ -47656,21 +41576,6 @@
           <w:b/>
           <w:lang w:val="pt_PT" w:bidi="pt_PT"/>
         </w:rPr>
-        <w:t>τὸ κήρυγμα πληροφορηθῇ</w:t>
-      </w:r>
-    </w:p>
-    <w:p>
-      <w:pPr/>
-      <w:r>
-        <w:rPr>
-          <w:lang w:val="pt_PT" w:bidi="pt_PT"/>
-        </w:rPr>
-      </w:r>
-      <w:r>
-        <w:rPr>
-          <w:b/>
-          <w:lang w:val="pt_PT" w:bidi="pt_PT"/>
-        </w:rPr>
         <w:t>"</w:t>
       </w:r>
       <w:r>
@@ -47794,21 +41699,6 @@
           <w:b/>
           <w:lang w:val="pt_PT" w:bidi="pt_PT"/>
         </w:rPr>
-        <w:t>πάντα τὰ ἔθνη</w:t>
-      </w:r>
-    </w:p>
-    <w:p>
-      <w:pPr/>
-      <w:r>
-        <w:rPr>
-          <w:lang w:val="pt_PT" w:bidi="pt_PT"/>
-        </w:rPr>
-      </w:r>
-      <w:r>
-        <w:rPr>
-          <w:b/>
-          <w:lang w:val="pt_PT" w:bidi="pt_PT"/>
-        </w:rPr>
         <w:t>"todos os não judeus".</w:t>
       </w:r>
     </w:p>
@@ -47905,21 +41795,6 @@
           <w:b/>
           <w:lang w:val="pt_PT" w:bidi="pt_PT"/>
         </w:rPr>
-        <w:t>ἐρύσθην ἐκ στόματος λέοντος</w:t>
-      </w:r>
-    </w:p>
-    <w:p>
-      <w:pPr/>
-      <w:r>
-        <w:rPr>
-          <w:lang w:val="pt_PT" w:bidi="pt_PT"/>
-        </w:rPr>
-      </w:r>
-      <w:r>
-        <w:rPr>
-          <w:b/>
-          <w:lang w:val="pt_PT" w:bidi="pt_PT"/>
-        </w:rPr>
         <w:t>"</w:t>
       </w:r>
       <w:r>
@@ -48043,21 +41918,6 @@
           <w:b/>
           <w:lang w:val="pt_PT" w:bidi="pt_PT"/>
         </w:rPr>
-        <w:t>ἐρύσθην</w:t>
-      </w:r>
-    </w:p>
-    <w:p>
-      <w:pPr/>
-      <w:r>
-        <w:rPr>
-          <w:lang w:val="pt_PT" w:bidi="pt_PT"/>
-        </w:rPr>
-      </w:r>
-      <w:r>
-        <w:rPr>
-          <w:b/>
-          <w:lang w:val="pt_PT" w:bidi="pt_PT"/>
-        </w:rPr>
         <w:t>"me livrou".</w:t>
       </w:r>
     </w:p>
@@ -48141,21 +42001,6 @@
           <w:b/>
           <w:lang w:val="pt_PT" w:bidi="pt_PT"/>
         </w:rPr>
-        <w:t>ᾧ ἡ δόξα</w:t>
-      </w:r>
-    </w:p>
-    <w:p>
-      <w:pPr/>
-      <w:r>
-        <w:rPr>
-          <w:lang w:val="pt_PT" w:bidi="pt_PT"/>
-        </w:rPr>
-      </w:r>
-      <w:r>
-        <w:rPr>
-          <w:b/>
-          <w:lang w:val="pt_PT" w:bidi="pt_PT"/>
-        </w:rPr>
         <w:t>"A ele seja dada a glória".</w:t>
       </w:r>
     </w:p>
@@ -48252,21 +42097,6 @@
           <w:b/>
           <w:lang w:val="pt_PT" w:bidi="pt_PT"/>
         </w:rPr>
-        <w:t>εἰς τοὺς αἰῶνας τῶν αἰώνων</w:t>
-      </w:r>
-    </w:p>
-    <w:p>
-      <w:pPr/>
-      <w:r>
-        <w:rPr>
-          <w:lang w:val="pt_PT" w:bidi="pt_PT"/>
-        </w:rPr>
-      </w:r>
-      <w:r>
-        <w:rPr>
-          <w:b/>
-          <w:lang w:val="pt_PT" w:bidi="pt_PT"/>
-        </w:rPr>
         <w:t>"para todo o sempre".</w:t>
       </w:r>
     </w:p>
@@ -48449,7 +42279,7 @@
         </w:rPr>
         <w:t xml:space="preserve"> é o nome de um homem. Veja como você traduziu esse nome em </w:t>
       </w:r>
-      <w:hyperlink r:id="rId20">
+      <w:hyperlink r:id="rId18">
         <w:r>
           <w:rPr>
             <w:lang w:val="pt_PT" w:bidi="pt_PT"/>
@@ -48534,21 +42364,6 @@
           <w:b/>
           <w:lang w:val="pt_PT" w:bidi="pt_PT"/>
         </w:rPr>
-        <w:t>Ἔραστος &amp; Τρόφιμον</w:t>
-      </w:r>
-    </w:p>
-    <w:p>
-      <w:pPr/>
-      <w:r>
-        <w:rPr>
-          <w:lang w:val="pt_PT" w:bidi="pt_PT"/>
-        </w:rPr>
-      </w:r>
-      <w:r>
-        <w:rPr>
-          <w:b/>
-          <w:lang w:val="pt_PT" w:bidi="pt_PT"/>
-        </w:rPr>
         <w:t>"Erasto"</w:t>
       </w:r>
       <w:r>
@@ -48671,21 +42486,6 @@
           <w:b/>
           <w:lang w:val="pt_PT" w:bidi="pt_PT"/>
         </w:rPr>
-        <w:t>Μιλήτῳ</w:t>
-      </w:r>
-    </w:p>
-    <w:p>
-      <w:pPr/>
-      <w:r>
-        <w:rPr>
-          <w:lang w:val="pt_PT" w:bidi="pt_PT"/>
-        </w:rPr>
-      </w:r>
-      <w:r>
-        <w:rPr>
-          <w:b/>
-          <w:lang w:val="pt_PT" w:bidi="pt_PT"/>
-        </w:rPr>
         <w:t>"Mileto".</w:t>
       </w:r>
     </w:p>
@@ -48782,21 +42582,6 @@
           <w:b/>
           <w:lang w:val="pt_PT" w:bidi="pt_PT"/>
         </w:rPr>
-        <w:t>σπούδασον &amp; ἐλθεῖν</w:t>
-      </w:r>
-    </w:p>
-    <w:p>
-      <w:pPr/>
-      <w:r>
-        <w:rPr>
-          <w:lang w:val="pt_PT" w:bidi="pt_PT"/>
-        </w:rPr>
-      </w:r>
-      <w:r>
-        <w:rPr>
-          <w:b/>
-          <w:lang w:val="pt_PT" w:bidi="pt_PT"/>
-        </w:rPr>
         <w:t>"</w:t>
       </w:r>
       <w:r>
@@ -48874,21 +42659,6 @@
           <w:b/>
           <w:lang w:val="pt_PT" w:bidi="pt_PT"/>
         </w:rPr>
-        <w:t>πρὸ χειμῶνος</w:t>
-      </w:r>
-    </w:p>
-    <w:p>
-      <w:pPr/>
-      <w:r>
-        <w:rPr>
-          <w:lang w:val="pt_PT" w:bidi="pt_PT"/>
-        </w:rPr>
-      </w:r>
-      <w:r>
-        <w:rPr>
-          <w:b/>
-          <w:lang w:val="pt_PT" w:bidi="pt_PT"/>
-        </w:rPr>
         <w:t>"antes do inverno".</w:t>
       </w:r>
     </w:p>
@@ -49062,21 +42832,6 @@
           <w:b/>
           <w:lang w:val="pt_PT" w:bidi="pt_PT"/>
         </w:rPr>
-        <w:t>ἀσπάζεταί σε Εὔβουλος, καὶ Πούδης, καὶ Λίνος, καὶ Κλαυδία, καὶ οἱ ἀδελφοὶ</w:t>
-      </w:r>
-    </w:p>
-    <w:p>
-      <w:pPr/>
-      <w:r>
-        <w:rPr>
-          <w:lang w:val="pt_PT" w:bidi="pt_PT"/>
-        </w:rPr>
-      </w:r>
-      <w:r>
-        <w:rPr>
-          <w:b/>
-          <w:lang w:val="pt_PT" w:bidi="pt_PT"/>
-        </w:rPr>
         <w:t>"</w:t>
       </w:r>
       <w:r>
@@ -49174,21 +42929,6 @@
           <w:b/>
           <w:lang w:val="pt_PT" w:bidi="pt_PT"/>
         </w:rPr>
-        <w:t>Εὔβουλος &amp; Πούδης &amp; Λίνος</w:t>
-      </w:r>
-    </w:p>
-    <w:p>
-      <w:pPr/>
-      <w:r>
-        <w:rPr>
-          <w:lang w:val="pt_PT" w:bidi="pt_PT"/>
-        </w:rPr>
-      </w:r>
-      <w:r>
-        <w:rPr>
-          <w:b/>
-          <w:lang w:val="pt_PT" w:bidi="pt_PT"/>
-        </w:rPr>
         <w:t>"Êubulo"</w:t>
       </w:r>
       <w:r>
@@ -49337,21 +43077,6 @@
           <w:b/>
           <w:lang w:val="pt_PT" w:bidi="pt_PT"/>
         </w:rPr>
-        <w:t>Κλαυδία</w:t>
-      </w:r>
-    </w:p>
-    <w:p>
-      <w:pPr/>
-      <w:r>
-        <w:rPr>
-          <w:lang w:val="pt_PT" w:bidi="pt_PT"/>
-        </w:rPr>
-      </w:r>
-      <w:r>
-        <w:rPr>
-          <w:b/>
-          <w:lang w:val="pt_PT" w:bidi="pt_PT"/>
-        </w:rPr>
         <w:t>"Cláudia".</w:t>
       </w:r>
     </w:p>
@@ -49448,21 +43173,6 @@
           <w:b/>
           <w:lang w:val="pt_PT" w:bidi="pt_PT"/>
         </w:rPr>
-        <w:t>οἱ ἀδελφοὶ</w:t>
-      </w:r>
-    </w:p>
-    <w:p>
-      <w:pPr/>
-      <w:r>
-        <w:rPr>
-          <w:lang w:val="pt_PT" w:bidi="pt_PT"/>
-        </w:rPr>
-      </w:r>
-      <w:r>
-        <w:rPr>
-          <w:b/>
-          <w:lang w:val="pt_PT" w:bidi="pt_PT"/>
-        </w:rPr>
         <w:t>"os outros irmãos".</w:t>
       </w:r>
     </w:p>
@@ -49624,21 +43334,6 @@
           <w:b/>
           <w:lang w:val="pt_PT" w:bidi="pt_PT"/>
         </w:rPr>
-        <w:t>οἱ ἀδελφοὶ</w:t>
-      </w:r>
-    </w:p>
-    <w:p>
-      <w:pPr/>
-      <w:r>
-        <w:rPr>
-          <w:lang w:val="pt_PT" w:bidi="pt_PT"/>
-        </w:rPr>
-      </w:r>
-      <w:r>
-        <w:rPr>
-          <w:b/>
-          <w:lang w:val="pt_PT" w:bidi="pt_PT"/>
-        </w:rPr>
         <w:t>"os outros irmãos".</w:t>
       </w:r>
     </w:p>
@@ -49735,21 +43430,6 @@
           <w:b/>
           <w:lang w:val="pt_PT" w:bidi="pt_PT"/>
         </w:rPr>
-        <w:t>οἱ ἀδελφοὶ</w:t>
-      </w:r>
-    </w:p>
-    <w:p>
-      <w:pPr/>
-      <w:r>
-        <w:rPr>
-          <w:lang w:val="pt_PT" w:bidi="pt_PT"/>
-        </w:rPr>
-      </w:r>
-      <w:r>
-        <w:rPr>
-          <w:b/>
-          <w:lang w:val="pt_PT" w:bidi="pt_PT"/>
-        </w:rPr>
         <w:t>"os outros irmãos".</w:t>
       </w:r>
     </w:p>
@@ -49846,21 +43526,6 @@
           <w:b/>
           <w:lang w:val="pt_PT" w:bidi="pt_PT"/>
         </w:rPr>
-        <w:t>ὁ Κύριος μετὰ τοῦ πνεύματός σου</w:t>
-      </w:r>
-    </w:p>
-    <w:p>
-      <w:pPr/>
-      <w:r>
-        <w:rPr>
-          <w:lang w:val="pt_PT" w:bidi="pt_PT"/>
-        </w:rPr>
-      </w:r>
-      <w:r>
-        <w:rPr>
-          <w:b/>
-          <w:lang w:val="pt_PT" w:bidi="pt_PT"/>
-        </w:rPr>
         <w:t>"</w:t>
       </w:r>
       <w:r>
@@ -49958,21 +43623,6 @@
           <w:b/>
           <w:lang w:val="pt_PT" w:bidi="pt_PT"/>
         </w:rPr>
-        <w:t>ὁ Κύριος</w:t>
-      </w:r>
-    </w:p>
-    <w:p>
-      <w:pPr/>
-      <w:r>
-        <w:rPr>
-          <w:lang w:val="pt_PT" w:bidi="pt_PT"/>
-        </w:rPr>
-      </w:r>
-      <w:r>
-        <w:rPr>
-          <w:b/>
-          <w:lang w:val="pt_PT" w:bidi="pt_PT"/>
-        </w:rPr>
         <w:t>"O Senhor".</w:t>
       </w:r>
     </w:p>
@@ -50069,21 +43719,6 @@
           <w:b/>
           <w:lang w:val="pt_PT" w:bidi="pt_PT"/>
         </w:rPr>
-        <w:t>μετὰ τοῦ πνεύματός σου</w:t>
-      </w:r>
-    </w:p>
-    <w:p>
-      <w:pPr/>
-      <w:r>
-        <w:rPr>
-          <w:lang w:val="pt_PT" w:bidi="pt_PT"/>
-        </w:rPr>
-      </w:r>
-      <w:r>
-        <w:rPr>
-          <w:b/>
-          <w:lang w:val="pt_PT" w:bidi="pt_PT"/>
-        </w:rPr>
         <w:t>"esteja com o seu espírito".</w:t>
       </w:r>
     </w:p>
@@ -50193,21 +43828,6 @@
           <w:b/>
           <w:lang w:val="pt_PT" w:bidi="pt_PT"/>
         </w:rPr>
-        <w:t>ἡ χάρις μεθ’ ὑμῶν</w:t>
-      </w:r>
-    </w:p>
-    <w:p>
-      <w:pPr/>
-      <w:r>
-        <w:rPr>
-          <w:lang w:val="pt_PT" w:bidi="pt_PT"/>
-        </w:rPr>
-      </w:r>
-      <w:r>
-        <w:rPr>
-          <w:b/>
-          <w:lang w:val="pt_PT" w:bidi="pt_PT"/>
-        </w:rPr>
         <w:t>"</w:t>
       </w:r>
       <w:r>
@@ -50318,21 +43938,6 @@
           <w:b/>
           <w:lang w:val="pt_PT" w:bidi="pt_PT"/>
         </w:rPr>
-        <w:t>ἡ χάρις μεθ’ ὑμῶν</w:t>
-      </w:r>
-    </w:p>
-    <w:p>
-      <w:pPr/>
-      <w:r>
-        <w:rPr>
-          <w:lang w:val="pt_PT" w:bidi="pt_PT"/>
-        </w:rPr>
-      </w:r>
-      <w:r>
-        <w:rPr>
-          <w:b/>
-          <w:lang w:val="pt_PT" w:bidi="pt_PT"/>
-        </w:rPr>
         <w:t>"</w:t>
       </w:r>
       <w:r>
@@ -50443,21 +44048,6 @@
           <w:b/>
           <w:lang w:val="pt_PT" w:bidi="pt_PT"/>
         </w:rPr>
-        <w:t>ὑμῶν</w:t>
-      </w:r>
-    </w:p>
-    <w:p>
-      <w:pPr/>
-      <w:r>
-        <w:rPr>
-          <w:lang w:val="pt_PT" w:bidi="pt_PT"/>
-        </w:rPr>
-      </w:r>
-      <w:r>
-        <w:rPr>
-          <w:b/>
-          <w:lang w:val="pt_PT" w:bidi="pt_PT"/>
-        </w:rPr>
         <w:t>"vocês".</w:t>
       </w:r>
     </w:p>
@@ -50540,21 +44130,6 @@
         <w:rPr>
           <w:lang w:val="pt_PT" w:bidi="pt_PT"/>
         </w:rPr>
-      </w:r>
-    </w:p>
-    <w:p>
-      <w:pPr/>
-      <w:r>
-        <w:rPr>
-          <w:lang w:val="pt_PT" w:bidi="pt_PT"/>
-        </w:rPr>
-      </w:r>
-      <w:r>
-        <w:rPr>
-          <w:b/>
-          <w:lang w:val="pt_PT" w:bidi="pt_PT"/>
-        </w:rPr>
-        <w:t>ὑμῶν</w:t>
       </w:r>
     </w:p>
     <w:p>

--- a/por/docx/55.content.docx
+++ b/por/docx/55.content.docx
@@ -28,15 +28,49 @@
       </w:r>
     </w:p>
     <w:p>
-      <w:pPr/>
-      <w:r>
-        <w:rPr>
-          <w:lang w:val="pt_PT" w:bidi="pt_PT"/>
-        </w:rPr>
-      </w:r>
-      <w:r>
-        <w:rPr>
-          <w:b/>
+      <w:pPr>
+        <w:pStyle w:val="Heading2"/>
+      </w:pPr>
+      <w:r>
+        <w:rPr>
+          <w:lang w:val="pt_PT" w:bidi="pt_PT"/>
+        </w:rPr>
+        <w:t>License Information</w:t>
+      </w:r>
+      <w:r>
+        <w:rPr>
+          <w:lang w:val="pt_PT" w:bidi="pt_PT"/>
+        </w:rPr>
+      </w:r>
+    </w:p>
+    <w:p>
+      <w:pPr/>
+      <w:r>
+        <w:rPr>
+          <w:lang w:val="pt_PT" w:bidi="pt_PT"/>
+        </w:rPr>
+      </w:r>
+      <w:r>
+        <w:rPr>
+          <w:b/>
+          <w:lang w:val="pt_PT" w:bidi="pt_PT"/>
+        </w:rPr>
+        <w:t>Notas de Tradução (unfoldingWord)</w:t>
+      </w:r>
+      <w:r>
+        <w:rPr>
+          <w:lang w:val="pt_PT" w:bidi="pt_PT"/>
+        </w:rPr>
+        <w:t xml:space="preserve"> (Portuguese) is based on</w:t>
+      </w:r>
+      <w:r>
+        <w:rPr>
+          <w:lang w:val="pt_PT" w:bidi="pt_PT"/>
+        </w:rPr>
+        <w:t xml:space="preserve">: </w:t>
+      </w:r>
+      <w:r>
+        <w:rPr>
           <w:lang w:val="pt_PT" w:bidi="pt_PT"/>
         </w:rPr>
         <w:t>unfoldingWord® Translation Notes</w:t>
@@ -45,31 +79,62 @@
         <w:rPr>
           <w:lang w:val="pt_PT" w:bidi="pt_PT"/>
         </w:rPr>
-        <w:t xml:space="preserve"> © 2022 unfoldingWord. Released under CC BY-SA 4.0 license. </w:t>
-      </w:r>
-      <w:r>
-        <w:rPr>
-          <w:lang w:val="pt_PT" w:bidi="pt_PT"/>
-        </w:rPr>
-        <w:t>unfoldingWord® Translation Notes</w:t>
-      </w:r>
-      <w:r>
-        <w:rPr>
-          <w:lang w:val="pt_PT" w:bidi="pt_PT"/>
-        </w:rPr>
-        <w:t xml:space="preserve"> has been adapted in the following languages: Tok Pisin, Arabic (عربي), French (Français), Hindi (हिंदी), Indonesian (Bahasa Indonesia), Portuguese (Português), Russian (Русский), Spanish (Español), Swahili (Kiswahili), and Simplified Chinese (简体中文) from </w:t>
-      </w:r>
-      <w:r>
-        <w:rPr>
-          <w:lang w:val="pt_PT" w:bidi="pt_PT"/>
-        </w:rPr>
-        <w:t>unfoldingWord® Translation Notes</w:t>
-      </w:r>
-      <w:r>
-        <w:rPr>
-          <w:lang w:val="pt_PT" w:bidi="pt_PT"/>
-        </w:rPr>
-        <w:t xml:space="preserve"> © 2022 unfoldingWord. Released under CC BY-SA 4.0 license by Mission Mutual</w:t>
+        <w:t xml:space="preserve">, </w:t>
+      </w:r>
+      <w:hyperlink r:id="rId13">
+        <w:r>
+          <w:rPr>
+            <w:lang w:val="pt_PT" w:bidi="pt_PT"/>
+          </w:rPr>
+          <w:rPr>
+            <w:color w:val="0000EE"/>
+            <w:u w:val="single"/>
+          </w:rPr>
+          <w:t>unfoldingWord</w:t>
+        </w:r>
+      </w:hyperlink>
+      <w:r>
+        <w:rPr>
+          <w:lang w:val="pt_PT" w:bidi="pt_PT"/>
+        </w:rPr>
+        <w:t xml:space="preserve">, 2022, which is licensed under a </w:t>
+      </w:r>
+      <w:hyperlink r:id="rId14">
+        <w:r>
+          <w:rPr>
+            <w:lang w:val="pt_PT" w:bidi="pt_PT"/>
+          </w:rPr>
+          <w:rPr>
+            <w:color w:val="0000EE"/>
+            <w:u w:val="single"/>
+          </w:rPr>
+          <w:t>CC BY-SA 4.0 license</w:t>
+        </w:r>
+      </w:hyperlink>
+      <w:r>
+        <w:rPr>
+          <w:lang w:val="pt_PT" w:bidi="pt_PT"/>
+        </w:rPr>
+        <w:t>.</w:t>
+      </w:r>
+      <w:r>
+        <w:rPr>
+          <w:lang w:val="pt_PT" w:bidi="pt_PT"/>
+        </w:rPr>
+      </w:r>
+    </w:p>
+    <w:p>
+      <w:pPr/>
+      <w:r>
+        <w:rPr>
+          <w:lang w:val="pt_PT" w:bidi="pt_PT"/>
+        </w:rPr>
+      </w:r>
+      <w:r>
+        <w:rPr>
+          <w:lang w:val="pt_PT" w:bidi="pt_PT"/>
+        </w:rPr>
+        <w:t>This PDF version is provided under the same license.</w:t>
       </w:r>
       <w:r>
         <w:rPr>
@@ -230,6 +295,21 @@
           <w:b/>
           <w:lang w:val="pt_PT" w:bidi="pt_PT"/>
         </w:rPr>
+        <w:t>Παῦλος, ἀπόστολος</w:t>
+      </w:r>
+    </w:p>
+    <w:p>
+      <w:pPr/>
+      <w:r>
+        <w:rPr>
+          <w:lang w:val="pt_PT" w:bidi="pt_PT"/>
+        </w:rPr>
+      </w:r>
+      <w:r>
+        <w:rPr>
+          <w:b/>
+          <w:lang w:val="pt_PT" w:bidi="pt_PT"/>
+        </w:rPr>
         <w:t>"Eu, Paulo, apóstolo".</w:t>
       </w:r>
     </w:p>
@@ -313,6 +393,21 @@
           <w:b/>
           <w:lang w:val="pt_PT" w:bidi="pt_PT"/>
         </w:rPr>
+        <w:t>διὰ θελήματος Θεοῦ</w:t>
+      </w:r>
+    </w:p>
+    <w:p>
+      <w:pPr/>
+      <w:r>
+        <w:rPr>
+          <w:lang w:val="pt_PT" w:bidi="pt_PT"/>
+        </w:rPr>
+      </w:r>
+      <w:r>
+        <w:rPr>
+          <w:b/>
+          <w:lang w:val="pt_PT" w:bidi="pt_PT"/>
+        </w:rPr>
         <w:t>"pela vontade de Deus".</w:t>
       </w:r>
     </w:p>
@@ -409,6 +504,21 @@
           <w:b/>
           <w:lang w:val="pt_PT" w:bidi="pt_PT"/>
         </w:rPr>
+        <w:t>κατ’</w:t>
+      </w:r>
+    </w:p>
+    <w:p>
+      <w:pPr/>
+      <w:r>
+        <w:rPr>
+          <w:lang w:val="pt_PT" w:bidi="pt_PT"/>
+        </w:rPr>
+      </w:r>
+      <w:r>
+        <w:rPr>
+          <w:b/>
+          <w:lang w:val="pt_PT" w:bidi="pt_PT"/>
+        </w:rPr>
         <w:t>"que fui mandado para anunciar".</w:t>
       </w:r>
     </w:p>
@@ -492,6 +602,21 @@
           <w:b/>
           <w:lang w:val="pt_PT" w:bidi="pt_PT"/>
         </w:rPr>
+        <w:t>ἐπαγγελίαν ζωῆς</w:t>
+      </w:r>
+    </w:p>
+    <w:p>
+      <w:pPr/>
+      <w:r>
+        <w:rPr>
+          <w:lang w:val="pt_PT" w:bidi="pt_PT"/>
+        </w:rPr>
+      </w:r>
+      <w:r>
+        <w:rPr>
+          <w:b/>
+          <w:lang w:val="pt_PT" w:bidi="pt_PT"/>
+        </w:rPr>
         <w:t>"a promessa da vida".</w:t>
       </w:r>
     </w:p>
@@ -601,6 +726,21 @@
           <w:b/>
           <w:lang w:val="pt_PT" w:bidi="pt_PT"/>
         </w:rPr>
+        <w:t>ζωῆς τῆς ἐν Χριστῷ Ἰησοῦ</w:t>
+      </w:r>
+    </w:p>
+    <w:p>
+      <w:pPr/>
+      <w:r>
+        <w:rPr>
+          <w:lang w:val="pt_PT" w:bidi="pt_PT"/>
+        </w:rPr>
+      </w:r>
+      <w:r>
+        <w:rPr>
+          <w:b/>
+          <w:lang w:val="pt_PT" w:bidi="pt_PT"/>
+        </w:rPr>
         <w:t>"da vida que temos por estarmos unidos com Cristo Jesus".</w:t>
       </w:r>
     </w:p>
@@ -697,6 +837,21 @@
           <w:b/>
           <w:lang w:val="pt_PT" w:bidi="pt_PT"/>
         </w:rPr>
+        <w:t>ζωῆς τῆς</w:t>
+      </w:r>
+    </w:p>
+    <w:p>
+      <w:pPr/>
+      <w:r>
+        <w:rPr>
+          <w:lang w:val="pt_PT" w:bidi="pt_PT"/>
+        </w:rPr>
+      </w:r>
+      <w:r>
+        <w:rPr>
+          <w:b/>
+          <w:lang w:val="pt_PT" w:bidi="pt_PT"/>
+        </w:rPr>
         <w:t>"da vida que".</w:t>
       </w:r>
     </w:p>
@@ -793,6 +948,21 @@
           <w:b/>
           <w:lang w:val="pt_PT" w:bidi="pt_PT"/>
         </w:rPr>
+        <w:t>ζωῆς τῆς</w:t>
+      </w:r>
+    </w:p>
+    <w:p>
+      <w:pPr/>
+      <w:r>
+        <w:rPr>
+          <w:lang w:val="pt_PT" w:bidi="pt_PT"/>
+        </w:rPr>
+      </w:r>
+      <w:r>
+        <w:rPr>
+          <w:b/>
+          <w:lang w:val="pt_PT" w:bidi="pt_PT"/>
+        </w:rPr>
         <w:t>"da vida que".</w:t>
       </w:r>
     </w:p>
@@ -889,6 +1059,21 @@
           <w:b/>
           <w:lang w:val="pt_PT" w:bidi="pt_PT"/>
         </w:rPr>
+        <w:t>Τιμοθέῳ</w:t>
+      </w:r>
+    </w:p>
+    <w:p>
+      <w:pPr/>
+      <w:r>
+        <w:rPr>
+          <w:lang w:val="pt_PT" w:bidi="pt_PT"/>
+        </w:rPr>
+      </w:r>
+      <w:r>
+        <w:rPr>
+          <w:b/>
+          <w:lang w:val="pt_PT" w:bidi="pt_PT"/>
+        </w:rPr>
         <w:t>"escrevo a você, Timóteo".</w:t>
       </w:r>
     </w:p>
@@ -972,6 +1157,21 @@
           <w:b/>
           <w:lang w:val="pt_PT" w:bidi="pt_PT"/>
         </w:rPr>
+        <w:t>ἀγαπητῷ τέκνῳ</w:t>
+      </w:r>
+    </w:p>
+    <w:p>
+      <w:pPr/>
+      <w:r>
+        <w:rPr>
+          <w:lang w:val="pt_PT" w:bidi="pt_PT"/>
+        </w:rPr>
+      </w:r>
+      <w:r>
+        <w:rPr>
+          <w:b/>
+          <w:lang w:val="pt_PT" w:bidi="pt_PT"/>
+        </w:rPr>
         <w:t>"meu querido filho na fé".</w:t>
       </w:r>
     </w:p>
@@ -1068,6 +1268,21 @@
           <w:b/>
           <w:lang w:val="pt_PT" w:bidi="pt_PT"/>
         </w:rPr>
+        <w:t>ἀγαπητῷ τέκνῳ</w:t>
+      </w:r>
+    </w:p>
+    <w:p>
+      <w:pPr/>
+      <w:r>
+        <w:rPr>
+          <w:lang w:val="pt_PT" w:bidi="pt_PT"/>
+        </w:rPr>
+      </w:r>
+      <w:r>
+        <w:rPr>
+          <w:b/>
+          <w:lang w:val="pt_PT" w:bidi="pt_PT"/>
+        </w:rPr>
         <w:t>"meu querido filho na fé".</w:t>
       </w:r>
     </w:p>
@@ -1151,6 +1366,21 @@
           <w:b/>
           <w:lang w:val="pt_PT" w:bidi="pt_PT"/>
         </w:rPr>
+        <w:t>χάρις, ἔλεος, εἰρήνη, ἀπὸ Θεοῦ Πατρὸς καὶ Χριστοῦ Ἰησοῦ τοῦ Κυρίου ἡμῶν</w:t>
+      </w:r>
+    </w:p>
+    <w:p>
+      <w:pPr/>
+      <w:r>
+        <w:rPr>
+          <w:lang w:val="pt_PT" w:bidi="pt_PT"/>
+        </w:rPr>
+      </w:r>
+      <w:r>
+        <w:rPr>
+          <w:b/>
+          <w:lang w:val="pt_PT" w:bidi="pt_PT"/>
+        </w:rPr>
         <w:t>"Que a graça, a misericórdia e a paz de Deus, o Pai, e de Cristo Jesus, o nosso Senhor".</w:t>
       </w:r>
     </w:p>
@@ -1234,6 +1464,21 @@
           <w:b/>
           <w:lang w:val="pt_PT" w:bidi="pt_PT"/>
         </w:rPr>
+        <w:t>χάρις, ἔλεος, εἰρήνη</w:t>
+      </w:r>
+    </w:p>
+    <w:p>
+      <w:pPr/>
+      <w:r>
+        <w:rPr>
+          <w:lang w:val="pt_PT" w:bidi="pt_PT"/>
+        </w:rPr>
+      </w:r>
+      <w:r>
+        <w:rPr>
+          <w:b/>
+          <w:lang w:val="pt_PT" w:bidi="pt_PT"/>
+        </w:rPr>
         <w:t>"a graça, a misericórdia e a paz de Deus".</w:t>
       </w:r>
     </w:p>
@@ -1356,6 +1601,21 @@
           <w:b/>
           <w:lang w:val="pt_PT" w:bidi="pt_PT"/>
         </w:rPr>
+        <w:t>Θεοῦ Πατρὸς</w:t>
+      </w:r>
+    </w:p>
+    <w:p>
+      <w:pPr/>
+      <w:r>
+        <w:rPr>
+          <w:lang w:val="pt_PT" w:bidi="pt_PT"/>
+        </w:rPr>
+      </w:r>
+      <w:r>
+        <w:rPr>
+          <w:b/>
+          <w:lang w:val="pt_PT" w:bidi="pt_PT"/>
+        </w:rPr>
         <w:t>"Deus, o Pai".</w:t>
       </w:r>
     </w:p>
@@ -1446,6 +1706,21 @@
           <w:b/>
           <w:lang w:val="pt_PT" w:bidi="pt_PT"/>
         </w:rPr>
+        <w:t>ἡμῶν</w:t>
+      </w:r>
+    </w:p>
+    <w:p>
+      <w:pPr/>
+      <w:r>
+        <w:rPr>
+          <w:lang w:val="pt_PT" w:bidi="pt_PT"/>
+        </w:rPr>
+      </w:r>
+      <w:r>
+        <w:rPr>
+          <w:b/>
+          <w:lang w:val="pt_PT" w:bidi="pt_PT"/>
+        </w:rPr>
         <w:t>"nosso".</w:t>
       </w:r>
     </w:p>
@@ -1542,6 +1817,21 @@
           <w:b/>
           <w:lang w:val="pt_PT" w:bidi="pt_PT"/>
         </w:rPr>
+        <w:t>χάριν ἔχω</w:t>
+      </w:r>
+    </w:p>
+    <w:p>
+      <w:pPr/>
+      <w:r>
+        <w:rPr>
+          <w:lang w:val="pt_PT" w:bidi="pt_PT"/>
+        </w:rPr>
+      </w:r>
+      <w:r>
+        <w:rPr>
+          <w:b/>
+          <w:lang w:val="pt_PT" w:bidi="pt_PT"/>
+        </w:rPr>
         <w:t>"eu agradeço".</w:t>
       </w:r>
     </w:p>
@@ -1625,6 +1915,21 @@
           <w:b/>
           <w:lang w:val="pt_PT" w:bidi="pt_PT"/>
         </w:rPr>
+        <w:t>ᾧ λατρεύω ἀπὸ προγόνων</w:t>
+      </w:r>
+    </w:p>
+    <w:p>
+      <w:pPr/>
+      <w:r>
+        <w:rPr>
+          <w:lang w:val="pt_PT" w:bidi="pt_PT"/>
+        </w:rPr>
+      </w:r>
+      <w:r>
+        <w:rPr>
+          <w:b/>
+          <w:lang w:val="pt_PT" w:bidi="pt_PT"/>
+        </w:rPr>
         <w:t>"a quem sirvo... como também os meus antepassados serviram".</w:t>
       </w:r>
     </w:p>
@@ -1721,6 +2026,21 @@
           <w:b/>
           <w:lang w:val="pt_PT" w:bidi="pt_PT"/>
         </w:rPr>
+        <w:t>ἐν καθαρᾷ συνειδήσει</w:t>
+      </w:r>
+    </w:p>
+    <w:p>
+      <w:pPr/>
+      <w:r>
+        <w:rPr>
+          <w:lang w:val="pt_PT" w:bidi="pt_PT"/>
+        </w:rPr>
+      </w:r>
+      <w:r>
+        <w:rPr>
+          <w:b/>
+          <w:lang w:val="pt_PT" w:bidi="pt_PT"/>
+        </w:rPr>
         <w:t>"com a consciência limpa".</w:t>
       </w:r>
     </w:p>
@@ -1817,6 +2137,21 @@
           <w:b/>
           <w:lang w:val="pt_PT" w:bidi="pt_PT"/>
         </w:rPr>
+        <w:t>ὡς ἀδιάλειπτον ἔχω τὴν περὶ σοῦ μνείαν</w:t>
+      </w:r>
+    </w:p>
+    <w:p>
+      <w:pPr/>
+      <w:r>
+        <w:rPr>
+          <w:lang w:val="pt_PT" w:bidi="pt_PT"/>
+        </w:rPr>
+      </w:r>
+      <w:r>
+        <w:rPr>
+          <w:b/>
+          <w:lang w:val="pt_PT" w:bidi="pt_PT"/>
+        </w:rPr>
         <w:t>"que lembro de você nas minhas orações".</w:t>
       </w:r>
     </w:p>
@@ -1929,7 +2264,7 @@
         </w:rPr>
         <w:t xml:space="preserve">, “seu” e “você mesmo” referem-se a Timóteo e, portanto, são singulares. Uma nota discutirá a única exceção em </w:t>
       </w:r>
-      <w:hyperlink r:id="rId13">
+      <w:hyperlink r:id="rId15">
         <w:r>
           <w:rPr>
             <w:lang w:val="pt_PT" w:bidi="pt_PT"/>
@@ -2014,6 +2349,21 @@
           <w:b/>
           <w:lang w:val="pt_PT" w:bidi="pt_PT"/>
         </w:rPr>
+        <w:t>νυκτὸς καὶ ἡμέρας</w:t>
+      </w:r>
+    </w:p>
+    <w:p>
+      <w:pPr/>
+      <w:r>
+        <w:rPr>
+          <w:lang w:val="pt_PT" w:bidi="pt_PT"/>
+        </w:rPr>
+      </w:r>
+      <w:r>
+        <w:rPr>
+          <w:b/>
+          <w:lang w:val="pt_PT" w:bidi="pt_PT"/>
+        </w:rPr>
         <w:t>"de dia e de noite".</w:t>
       </w:r>
     </w:p>
@@ -2110,6 +2460,21 @@
           <w:b/>
           <w:lang w:val="pt_PT" w:bidi="pt_PT"/>
         </w:rPr>
+        <w:t>μεμνημένος σου τῶν δακρύων</w:t>
+      </w:r>
+    </w:p>
+    <w:p>
+      <w:pPr/>
+      <w:r>
+        <w:rPr>
+          <w:lang w:val="pt_PT" w:bidi="pt_PT"/>
+        </w:rPr>
+      </w:r>
+      <w:r>
+        <w:rPr>
+          <w:b/>
+          <w:lang w:val="pt_PT" w:bidi="pt_PT"/>
+        </w:rPr>
         <w:t>"Lembro das suas lágrimas".</w:t>
       </w:r>
     </w:p>
@@ -2206,6 +2571,21 @@
           <w:b/>
           <w:lang w:val="pt_PT" w:bidi="pt_PT"/>
         </w:rPr>
+        <w:t>σου τῶν δακρύων</w:t>
+      </w:r>
+    </w:p>
+    <w:p>
+      <w:pPr/>
+      <w:r>
+        <w:rPr>
+          <w:lang w:val="pt_PT" w:bidi="pt_PT"/>
+        </w:rPr>
+      </w:r>
+      <w:r>
+        <w:rPr>
+          <w:b/>
+          <w:lang w:val="pt_PT" w:bidi="pt_PT"/>
+        </w:rPr>
         <w:t>"as suas lágrimas".</w:t>
       </w:r>
     </w:p>
@@ -2302,6 +2682,21 @@
           <w:b/>
           <w:lang w:val="pt_PT" w:bidi="pt_PT"/>
         </w:rPr>
+        <w:t>χαρᾶς πληρωθῶ</w:t>
+      </w:r>
+    </w:p>
+    <w:p>
+      <w:pPr/>
+      <w:r>
+        <w:rPr>
+          <w:lang w:val="pt_PT" w:bidi="pt_PT"/>
+        </w:rPr>
+      </w:r>
+      <w:r>
+        <w:rPr>
+          <w:b/>
+          <w:lang w:val="pt_PT" w:bidi="pt_PT"/>
+        </w:rPr>
         <w:t>"Eu possa ficar cheio de alegria".</w:t>
       </w:r>
     </w:p>
@@ -2398,6 +2793,21 @@
           <w:b/>
           <w:lang w:val="pt_PT" w:bidi="pt_PT"/>
         </w:rPr>
+        <w:t>χαρᾶς πληρωθῶ</w:t>
+      </w:r>
+    </w:p>
+    <w:p>
+      <w:pPr/>
+      <w:r>
+        <w:rPr>
+          <w:lang w:val="pt_PT" w:bidi="pt_PT"/>
+        </w:rPr>
+      </w:r>
+      <w:r>
+        <w:rPr>
+          <w:b/>
+          <w:lang w:val="pt_PT" w:bidi="pt_PT"/>
+        </w:rPr>
         <w:t>"eu possa estar cheio de alegria".</w:t>
       </w:r>
     </w:p>
@@ -2481,6 +2891,21 @@
           <w:b/>
           <w:lang w:val="pt_PT" w:bidi="pt_PT"/>
         </w:rPr>
+        <w:t>χαρᾶς πληρωθῶ</w:t>
+      </w:r>
+    </w:p>
+    <w:p>
+      <w:pPr/>
+      <w:r>
+        <w:rPr>
+          <w:lang w:val="pt_PT" w:bidi="pt_PT"/>
+        </w:rPr>
+      </w:r>
+      <w:r>
+        <w:rPr>
+          <w:b/>
+          <w:lang w:val="pt_PT" w:bidi="pt_PT"/>
+        </w:rPr>
         <w:t>"eu possa ficar cheio de alegria".</w:t>
       </w:r>
     </w:p>
@@ -2577,6 +3002,21 @@
           <w:b/>
           <w:lang w:val="pt_PT" w:bidi="pt_PT"/>
         </w:rPr>
+        <w:t>ὑπόμνησιν λαβὼν</w:t>
+      </w:r>
+    </w:p>
+    <w:p>
+      <w:pPr/>
+      <w:r>
+        <w:rPr>
+          <w:lang w:val="pt_PT" w:bidi="pt_PT"/>
+        </w:rPr>
+      </w:r>
+      <w:r>
+        <w:rPr>
+          <w:b/>
+          <w:lang w:val="pt_PT" w:bidi="pt_PT"/>
+        </w:rPr>
         <w:t>"Lembro".</w:t>
       </w:r>
     </w:p>
@@ -2660,6 +3100,21 @@
           <w:b/>
           <w:lang w:val="pt_PT" w:bidi="pt_PT"/>
         </w:rPr>
+        <w:t>τῆς ἐν σοὶ ἀνυποκρίτου πίστεως, ἥτις ἐνῴκησεν πρῶτον</w:t>
+      </w:r>
+    </w:p>
+    <w:p>
+      <w:pPr/>
+      <w:r>
+        <w:rPr>
+          <w:lang w:val="pt_PT" w:bidi="pt_PT"/>
+        </w:rPr>
+      </w:r>
+      <w:r>
+        <w:rPr>
+          <w:b/>
+          <w:lang w:val="pt_PT" w:bidi="pt_PT"/>
+        </w:rPr>
         <w:t xml:space="preserve">"da sua fé sincera, a mesma fé que". </w:t>
       </w:r>
     </w:p>
@@ -2935,6 +3390,21 @@
           <w:b/>
           <w:lang w:val="pt_PT" w:bidi="pt_PT"/>
         </w:rPr>
+        <w:t>τῇ μάμμῃ σου</w:t>
+      </w:r>
+    </w:p>
+    <w:p>
+      <w:pPr/>
+      <w:r>
+        <w:rPr>
+          <w:lang w:val="pt_PT" w:bidi="pt_PT"/>
+        </w:rPr>
+      </w:r>
+      <w:r>
+        <w:rPr>
+          <w:b/>
+          <w:lang w:val="pt_PT" w:bidi="pt_PT"/>
+        </w:rPr>
         <w:t>"sua avó".</w:t>
       </w:r>
     </w:p>
@@ -3031,6 +3501,21 @@
           <w:b/>
           <w:lang w:val="pt_PT" w:bidi="pt_PT"/>
         </w:rPr>
+        <w:t>Λωΐδι &amp; Εὐνίκῃ</w:t>
+      </w:r>
+    </w:p>
+    <w:p>
+      <w:pPr/>
+      <w:r>
+        <w:rPr>
+          <w:lang w:val="pt_PT" w:bidi="pt_PT"/>
+        </w:rPr>
+      </w:r>
+      <w:r>
+        <w:rPr>
+          <w:b/>
+          <w:lang w:val="pt_PT" w:bidi="pt_PT"/>
+        </w:rPr>
         <w:t>"Loide"</w:t>
       </w:r>
       <w:r>
@@ -3153,6 +3638,21 @@
           <w:b/>
           <w:lang w:val="pt_PT" w:bidi="pt_PT"/>
         </w:rPr>
+        <w:t>πέπεισμαι</w:t>
+      </w:r>
+    </w:p>
+    <w:p>
+      <w:pPr/>
+      <w:r>
+        <w:rPr>
+          <w:lang w:val="pt_PT" w:bidi="pt_PT"/>
+        </w:rPr>
+      </w:r>
+      <w:r>
+        <w:rPr>
+          <w:b/>
+          <w:lang w:val="pt_PT" w:bidi="pt_PT"/>
+        </w:rPr>
         <w:t>"E tenho a certeza".</w:t>
       </w:r>
     </w:p>
@@ -3236,6 +3736,21 @@
           <w:b/>
           <w:lang w:val="pt_PT" w:bidi="pt_PT"/>
         </w:rPr>
+        <w:t>δι’ ἣν αἰτίαν</w:t>
+      </w:r>
+    </w:p>
+    <w:p>
+      <w:pPr/>
+      <w:r>
+        <w:rPr>
+          <w:lang w:val="pt_PT" w:bidi="pt_PT"/>
+        </w:rPr>
+      </w:r>
+      <w:r>
+        <w:rPr>
+          <w:b/>
+          <w:lang w:val="pt_PT" w:bidi="pt_PT"/>
+        </w:rPr>
         <w:t>"Por isso".</w:t>
       </w:r>
     </w:p>
@@ -3265,7 +3780,7 @@
         </w:rPr>
         <w:t xml:space="preserve"> refere-se ao fato da fé sincera de Timóteo (veja </w:t>
       </w:r>
-      <w:hyperlink r:id="rId14">
+      <w:hyperlink r:id="rId16">
         <w:r>
           <w:rPr>
             <w:lang w:val="pt_PT" w:bidi="pt_PT"/>
@@ -3350,6 +3865,21 @@
           <w:b/>
           <w:lang w:val="pt_PT" w:bidi="pt_PT"/>
         </w:rPr>
+        <w:t>ἀναζωπυρεῖν τὸ χάρισμα</w:t>
+      </w:r>
+    </w:p>
+    <w:p>
+      <w:pPr/>
+      <w:r>
+        <w:rPr>
+          <w:lang w:val="pt_PT" w:bidi="pt_PT"/>
+        </w:rPr>
+      </w:r>
+      <w:r>
+        <w:rPr>
+          <w:b/>
+          <w:lang w:val="pt_PT" w:bidi="pt_PT"/>
+        </w:rPr>
         <w:t>"conservar vivo o dom".</w:t>
       </w:r>
     </w:p>
@@ -3446,6 +3976,21 @@
           <w:b/>
           <w:lang w:val="pt_PT" w:bidi="pt_PT"/>
         </w:rPr>
+        <w:t>τὸ χάρισμα τοῦ Θεοῦ, ὅ ἐστιν ἐν σοὶ</w:t>
+      </w:r>
+    </w:p>
+    <w:p>
+      <w:pPr/>
+      <w:r>
+        <w:rPr>
+          <w:lang w:val="pt_PT" w:bidi="pt_PT"/>
+        </w:rPr>
+      </w:r>
+      <w:r>
+        <w:rPr>
+          <w:b/>
+          <w:lang w:val="pt_PT" w:bidi="pt_PT"/>
+        </w:rPr>
         <w:t>"o dom de Deus que você recebeu quando coloquei as mãos sobre você".</w:t>
       </w:r>
     </w:p>
@@ -3542,6 +4087,21 @@
           <w:b/>
           <w:lang w:val="pt_PT" w:bidi="pt_PT"/>
         </w:rPr>
+        <w:t>τὸ χάρισμα τοῦ Θεοῦ, ὅ ἐστιν ἐν σοὶ</w:t>
+      </w:r>
+    </w:p>
+    <w:p>
+      <w:pPr/>
+      <w:r>
+        <w:rPr>
+          <w:lang w:val="pt_PT" w:bidi="pt_PT"/>
+        </w:rPr>
+      </w:r>
+      <w:r>
+        <w:rPr>
+          <w:b/>
+          <w:lang w:val="pt_PT" w:bidi="pt_PT"/>
+        </w:rPr>
         <w:t>"o dom de Deus que você recebeu".</w:t>
       </w:r>
     </w:p>
@@ -3638,6 +4198,21 @@
           <w:b/>
           <w:lang w:val="pt_PT" w:bidi="pt_PT"/>
         </w:rPr>
+        <w:t>διὰ τῆς ἐπιθέσεως τῶν χειρῶν μου</w:t>
+      </w:r>
+    </w:p>
+    <w:p>
+      <w:pPr/>
+      <w:r>
+        <w:rPr>
+          <w:lang w:val="pt_PT" w:bidi="pt_PT"/>
+        </w:rPr>
+      </w:r>
+      <w:r>
+        <w:rPr>
+          <w:b/>
+          <w:lang w:val="pt_PT" w:bidi="pt_PT"/>
+        </w:rPr>
         <w:t>"quando coloquei as mãos sobre você".</w:t>
       </w:r>
     </w:p>
@@ -3734,6 +4309,21 @@
           <w:b/>
           <w:lang w:val="pt_PT" w:bidi="pt_PT"/>
         </w:rPr>
+        <w:t>γὰρ</w:t>
+      </w:r>
+    </w:p>
+    <w:p>
+      <w:pPr/>
+      <w:r>
+        <w:rPr>
+          <w:lang w:val="pt_PT" w:bidi="pt_PT"/>
+        </w:rPr>
+      </w:r>
+      <w:r>
+        <w:rPr>
+          <w:b/>
+          <w:lang w:val="pt_PT" w:bidi="pt_PT"/>
+        </w:rPr>
         <w:t>"Pois".</w:t>
       </w:r>
     </w:p>
@@ -3763,7 +4353,7 @@
         </w:rPr>
         <w:t xml:space="preserve"> introduz uma razão pela qual Timóteo deve manter vivo seu dom (</w:t>
       </w:r>
-      <w:hyperlink r:id="rId15">
+      <w:hyperlink r:id="rId17">
         <w:r>
           <w:rPr>
             <w:lang w:val="pt_PT" w:bidi="pt_PT"/>
@@ -3861,6 +4451,21 @@
           <w:b/>
           <w:lang w:val="pt_PT" w:bidi="pt_PT"/>
         </w:rPr>
+        <w:t>πνεῦμα δειλίας, ἀλλὰ δυνάμεως, καὶ ἀγάπης, καὶ σωφρονισμοῦ</w:t>
+      </w:r>
+    </w:p>
+    <w:p>
+      <w:pPr/>
+      <w:r>
+        <w:rPr>
+          <w:lang w:val="pt_PT" w:bidi="pt_PT"/>
+        </w:rPr>
+      </w:r>
+      <w:r>
+        <w:rPr>
+          <w:b/>
+          <w:lang w:val="pt_PT" w:bidi="pt_PT"/>
+        </w:rPr>
         <w:t>"o Espírito que Deus nos deu não nos torna medrosos; pelo contrário, o Espírito nos enche de poder e de amor e nos torna prudentes".</w:t>
       </w:r>
     </w:p>
@@ -3957,6 +4562,21 @@
           <w:b/>
           <w:lang w:val="pt_PT" w:bidi="pt_PT"/>
         </w:rPr>
+        <w:t>δειλίας, ἀλλὰ δυνάμεως, καὶ ἀγάπης, καὶ σωφρονισμοῦ</w:t>
+      </w:r>
+    </w:p>
+    <w:p>
+      <w:pPr/>
+      <w:r>
+        <w:rPr>
+          <w:lang w:val="pt_PT" w:bidi="pt_PT"/>
+        </w:rPr>
+      </w:r>
+      <w:r>
+        <w:rPr>
+          <w:b/>
+          <w:lang w:val="pt_PT" w:bidi="pt_PT"/>
+        </w:rPr>
         <w:t>"o Espírito que Deus nos deu não nos torna medroso; pelo contrário, o Espírito nos enche de poder e de amor e nos torna prudentes".</w:t>
       </w:r>
     </w:p>
@@ -4066,6 +4686,21 @@
           <w:b/>
           <w:lang w:val="pt_PT" w:bidi="pt_PT"/>
         </w:rPr>
+        <w:t>σωφρονισμοῦ</w:t>
+      </w:r>
+    </w:p>
+    <w:p>
+      <w:pPr/>
+      <w:r>
+        <w:rPr>
+          <w:lang w:val="pt_PT" w:bidi="pt_PT"/>
+        </w:rPr>
+      </w:r>
+      <w:r>
+        <w:rPr>
+          <w:b/>
+          <w:lang w:val="pt_PT" w:bidi="pt_PT"/>
+        </w:rPr>
         <w:t>"prudentes".</w:t>
       </w:r>
     </w:p>
@@ -4162,6 +4797,21 @@
           <w:b/>
           <w:lang w:val="pt_PT" w:bidi="pt_PT"/>
         </w:rPr>
+        <w:t>οὖν</w:t>
+      </w:r>
+    </w:p>
+    <w:p>
+      <w:pPr/>
+      <w:r>
+        <w:rPr>
+          <w:lang w:val="pt_PT" w:bidi="pt_PT"/>
+        </w:rPr>
+      </w:r>
+      <w:r>
+        <w:rPr>
+          <w:b/>
+          <w:lang w:val="pt_PT" w:bidi="pt_PT"/>
+        </w:rPr>
         <w:t>"Portanto".</w:t>
       </w:r>
     </w:p>
@@ -4258,6 +4908,21 @@
           <w:b/>
           <w:lang w:val="pt_PT" w:bidi="pt_PT"/>
         </w:rPr>
+        <w:t>μὴ &amp; ἐπαισχυνθῇς τὸ μαρτύριον τοῦ Κυρίου ἡμῶν, μηδὲ ἐμὲ, τὸν δέσμιον αὐτοῦ</w:t>
+      </w:r>
+    </w:p>
+    <w:p>
+      <w:pPr/>
+      <w:r>
+        <w:rPr>
+          <w:lang w:val="pt_PT" w:bidi="pt_PT"/>
+        </w:rPr>
+      </w:r>
+      <w:r>
+        <w:rPr>
+          <w:b/>
+          <w:lang w:val="pt_PT" w:bidi="pt_PT"/>
+        </w:rPr>
         <w:t>"não se envergonhe de dar o seu testemunho a favor do nosso Senhor, nem se envergonhe de mim, que estou na cadeia porque sou servo dele".</w:t>
       </w:r>
     </w:p>
@@ -4341,6 +5006,21 @@
           <w:b/>
           <w:lang w:val="pt_PT" w:bidi="pt_PT"/>
         </w:rPr>
+        <w:t>τὸ μαρτύριον τοῦ Κυρίου ἡμῶν</w:t>
+      </w:r>
+    </w:p>
+    <w:p>
+      <w:pPr/>
+      <w:r>
+        <w:rPr>
+          <w:lang w:val="pt_PT" w:bidi="pt_PT"/>
+        </w:rPr>
+      </w:r>
+      <w:r>
+        <w:rPr>
+          <w:b/>
+          <w:lang w:val="pt_PT" w:bidi="pt_PT"/>
+        </w:rPr>
         <w:t>"o seu testemunho a favor do nosso Senhor".</w:t>
       </w:r>
     </w:p>
@@ -4450,6 +5130,21 @@
           <w:b/>
           <w:lang w:val="pt_PT" w:bidi="pt_PT"/>
         </w:rPr>
+        <w:t>τὸν δέσμιον αὐτοῦ</w:t>
+      </w:r>
+    </w:p>
+    <w:p>
+      <w:pPr/>
+      <w:r>
+        <w:rPr>
+          <w:lang w:val="pt_PT" w:bidi="pt_PT"/>
+        </w:rPr>
+      </w:r>
+      <w:r>
+        <w:rPr>
+          <w:b/>
+          <w:lang w:val="pt_PT" w:bidi="pt_PT"/>
+        </w:rPr>
         <w:t>"que estou na cadeia".</w:t>
       </w:r>
     </w:p>
@@ -4533,6 +5228,21 @@
           <w:b/>
           <w:lang w:val="pt_PT" w:bidi="pt_PT"/>
         </w:rPr>
+        <w:t>συνκακοπάθησον</w:t>
+      </w:r>
+    </w:p>
+    <w:p>
+      <w:pPr/>
+      <w:r>
+        <w:rPr>
+          <w:lang w:val="pt_PT" w:bidi="pt_PT"/>
+        </w:rPr>
+      </w:r>
+      <w:r>
+        <w:rPr>
+          <w:b/>
+          <w:lang w:val="pt_PT" w:bidi="pt_PT"/>
+        </w:rPr>
         <w:t>"sofrer comigo".</w:t>
       </w:r>
     </w:p>
@@ -4629,6 +5339,21 @@
           <w:b/>
           <w:lang w:val="pt_PT" w:bidi="pt_PT"/>
         </w:rPr>
+        <w:t>τῷ εὐαγγελίῳ</w:t>
+      </w:r>
+    </w:p>
+    <w:p>
+      <w:pPr/>
+      <w:r>
+        <w:rPr>
+          <w:lang w:val="pt_PT" w:bidi="pt_PT"/>
+        </w:rPr>
+      </w:r>
+      <w:r>
+        <w:rPr>
+          <w:b/>
+          <w:lang w:val="pt_PT" w:bidi="pt_PT"/>
+        </w:rPr>
         <w:t>"ao evangelho".</w:t>
       </w:r>
     </w:p>
@@ -4725,6 +5450,21 @@
           <w:b/>
           <w:lang w:val="pt_PT" w:bidi="pt_PT"/>
         </w:rPr>
+        <w:t>κατὰ δύναμιν Θεοῦ</w:t>
+      </w:r>
+    </w:p>
+    <w:p>
+      <w:pPr/>
+      <w:r>
+        <w:rPr>
+          <w:lang w:val="pt_PT" w:bidi="pt_PT"/>
+        </w:rPr>
+      </w:r>
+      <w:r>
+        <w:rPr>
+          <w:b/>
+          <w:lang w:val="pt_PT" w:bidi="pt_PT"/>
+        </w:rPr>
         <w:t>"por amor ao evangelho".</w:t>
       </w:r>
     </w:p>
@@ -4808,6 +5548,21 @@
           <w:b/>
           <w:lang w:val="pt_PT" w:bidi="pt_PT"/>
         </w:rPr>
+        <w:t>κλήσει ἁγίᾳ</w:t>
+      </w:r>
+    </w:p>
+    <w:p>
+      <w:pPr/>
+      <w:r>
+        <w:rPr>
+          <w:lang w:val="pt_PT" w:bidi="pt_PT"/>
+        </w:rPr>
+      </w:r>
+      <w:r>
+        <w:rPr>
+          <w:b/>
+          <w:lang w:val="pt_PT" w:bidi="pt_PT"/>
+        </w:rPr>
         <w:t>"para sermos o seu povo".</w:t>
       </w:r>
     </w:p>
@@ -4891,6 +5646,21 @@
           <w:b/>
           <w:lang w:val="pt_PT" w:bidi="pt_PT"/>
         </w:rPr>
+        <w:t>οὐ κατὰ τὰ ἔργα ἡμῶν, ἀλλὰ κατὰ ἰδίαν πρόθεσιν καὶ χάριν, τὴν δοθεῖσαν ἡμῖν</w:t>
+      </w:r>
+    </w:p>
+    <w:p>
+      <w:pPr/>
+      <w:r>
+        <w:rPr>
+          <w:lang w:val="pt_PT" w:bidi="pt_PT"/>
+        </w:rPr>
+      </w:r>
+      <w:r>
+        <w:rPr>
+          <w:b/>
+          <w:lang w:val="pt_PT" w:bidi="pt_PT"/>
+        </w:rPr>
         <w:t>"Não foi por causa do que temos feito, mas porque este era o seu plano e por causa da sua graça".</w:t>
       </w:r>
     </w:p>
@@ -5096,6 +5866,21 @@
           <w:b/>
           <w:lang w:val="pt_PT" w:bidi="pt_PT"/>
         </w:rPr>
+        <w:t>τὴν δοθεῖσαν</w:t>
+      </w:r>
+    </w:p>
+    <w:p>
+      <w:pPr/>
+      <w:r>
+        <w:rPr>
+          <w:lang w:val="pt_PT" w:bidi="pt_PT"/>
+        </w:rPr>
+      </w:r>
+      <w:r>
+        <w:rPr>
+          <w:b/>
+          <w:lang w:val="pt_PT" w:bidi="pt_PT"/>
+        </w:rPr>
         <w:t>"Ele nos deu essa graça".</w:t>
       </w:r>
     </w:p>
@@ -5179,6 +5964,21 @@
           <w:b/>
           <w:lang w:val="pt_PT" w:bidi="pt_PT"/>
         </w:rPr>
+        <w:t>ἐν Χριστῷ Ἰησοῦ πρὸ χρόνων αἰωνίων</w:t>
+      </w:r>
+    </w:p>
+    <w:p>
+      <w:pPr/>
+      <w:r>
+        <w:rPr>
+          <w:lang w:val="pt_PT" w:bidi="pt_PT"/>
+        </w:rPr>
+      </w:r>
+      <w:r>
+        <w:rPr>
+          <w:b/>
+          <w:lang w:val="pt_PT" w:bidi="pt_PT"/>
+        </w:rPr>
         <w:t>"por meio de Cristo Jesus, antes da criação do mundo".</w:t>
       </w:r>
     </w:p>
@@ -5262,6 +6062,21 @@
           <w:b/>
           <w:lang w:val="pt_PT" w:bidi="pt_PT"/>
         </w:rPr>
+        <w:t>πρὸ χρόνων αἰωνίων</w:t>
+      </w:r>
+    </w:p>
+    <w:p>
+      <w:pPr/>
+      <w:r>
+        <w:rPr>
+          <w:lang w:val="pt_PT" w:bidi="pt_PT"/>
+        </w:rPr>
+      </w:r>
+      <w:r>
+        <w:rPr>
+          <w:b/>
+          <w:lang w:val="pt_PT" w:bidi="pt_PT"/>
+        </w:rPr>
         <w:t>"antes da criação do mundo".</w:t>
       </w:r>
     </w:p>
@@ -5371,6 +6186,21 @@
           <w:b/>
           <w:lang w:val="pt_PT" w:bidi="pt_PT"/>
         </w:rPr>
+        <w:t>φανερωθεῖσαν δὲ νῦν</w:t>
+      </w:r>
+    </w:p>
+    <w:p>
+      <w:pPr/>
+      <w:r>
+        <w:rPr>
+          <w:lang w:val="pt_PT" w:bidi="pt_PT"/>
+        </w:rPr>
+      </w:r>
+      <w:r>
+        <w:rPr>
+          <w:b/>
+          <w:lang w:val="pt_PT" w:bidi="pt_PT"/>
+        </w:rPr>
         <w:t>"mas agora ela foi revelada".</w:t>
       </w:r>
     </w:p>
@@ -5454,6 +6284,21 @@
           <w:b/>
           <w:lang w:val="pt_PT" w:bidi="pt_PT"/>
         </w:rPr>
+        <w:t>διὰ τῆς ἐπιφανείας τοῦ Σωτῆρος ἡμῶν, Χριστοῦ Ἰησοῦ</w:t>
+      </w:r>
+    </w:p>
+    <w:p>
+      <w:pPr/>
+      <w:r>
+        <w:rPr>
+          <w:lang w:val="pt_PT" w:bidi="pt_PT"/>
+        </w:rPr>
+      </w:r>
+      <w:r>
+        <w:rPr>
+          <w:b/>
+          <w:lang w:val="pt_PT" w:bidi="pt_PT"/>
+        </w:rPr>
         <w:t>"por meio do glorioso aparecimento de Cristo Jesus".</w:t>
       </w:r>
     </w:p>
@@ -5550,6 +6395,21 @@
           <w:b/>
           <w:lang w:val="pt_PT" w:bidi="pt_PT"/>
         </w:rPr>
+        <w:t>καταργήσαντος μὲν τὸν θάνατον</w:t>
+      </w:r>
+    </w:p>
+    <w:p>
+      <w:pPr/>
+      <w:r>
+        <w:rPr>
+          <w:lang w:val="pt_PT" w:bidi="pt_PT"/>
+        </w:rPr>
+      </w:r>
+      <w:r>
+        <w:rPr>
+          <w:b/>
+          <w:lang w:val="pt_PT" w:bidi="pt_PT"/>
+        </w:rPr>
         <w:t>"acabou com o poder da morte".</w:t>
       </w:r>
     </w:p>
@@ -5646,6 +6506,21 @@
           <w:b/>
           <w:lang w:val="pt_PT" w:bidi="pt_PT"/>
         </w:rPr>
+        <w:t>φωτίσαντος δὲ ζωὴν καὶ ἀφθαρσίαν διὰ τοῦ εὐαγγελίου</w:t>
+      </w:r>
+    </w:p>
+    <w:p>
+      <w:pPr/>
+      <w:r>
+        <w:rPr>
+          <w:lang w:val="pt_PT" w:bidi="pt_PT"/>
+        </w:rPr>
+      </w:r>
+      <w:r>
+        <w:rPr>
+          <w:b/>
+          <w:lang w:val="pt_PT" w:bidi="pt_PT"/>
+        </w:rPr>
         <w:t>"e, por meio do evangelho, revelou a vida que dura para sempre".</w:t>
       </w:r>
     </w:p>
@@ -5755,6 +6630,21 @@
           <w:b/>
           <w:lang w:val="pt_PT" w:bidi="pt_PT"/>
         </w:rPr>
+        <w:t>ζωὴν καὶ ἀφθαρσίαν</w:t>
+      </w:r>
+    </w:p>
+    <w:p>
+      <w:pPr/>
+      <w:r>
+        <w:rPr>
+          <w:lang w:val="pt_PT" w:bidi="pt_PT"/>
+        </w:rPr>
+      </w:r>
+      <w:r>
+        <w:rPr>
+          <w:b/>
+          <w:lang w:val="pt_PT" w:bidi="pt_PT"/>
+        </w:rPr>
         <w:t>"vida que dura para sempre".</w:t>
       </w:r>
     </w:p>
@@ -5864,6 +6754,21 @@
           <w:b/>
           <w:lang w:val="pt_PT" w:bidi="pt_PT"/>
         </w:rPr>
+        <w:t>ζωὴν καὶ ἀφθαρσίαν</w:t>
+      </w:r>
+    </w:p>
+    <w:p>
+      <w:pPr/>
+      <w:r>
+        <w:rPr>
+          <w:lang w:val="pt_PT" w:bidi="pt_PT"/>
+        </w:rPr>
+      </w:r>
+      <w:r>
+        <w:rPr>
+          <w:b/>
+          <w:lang w:val="pt_PT" w:bidi="pt_PT"/>
+        </w:rPr>
         <w:t>"vida que dura para sempre".</w:t>
       </w:r>
     </w:p>
@@ -5973,6 +6878,21 @@
           <w:b/>
           <w:lang w:val="pt_PT" w:bidi="pt_PT"/>
         </w:rPr>
+        <w:t>ζωὴν</w:t>
+      </w:r>
+    </w:p>
+    <w:p>
+      <w:pPr/>
+      <w:r>
+        <w:rPr>
+          <w:lang w:val="pt_PT" w:bidi="pt_PT"/>
+        </w:rPr>
+      </w:r>
+      <w:r>
+        <w:rPr>
+          <w:b/>
+          <w:lang w:val="pt_PT" w:bidi="pt_PT"/>
+        </w:rPr>
         <w:t>"vida".</w:t>
       </w:r>
     </w:p>
@@ -6056,6 +6976,21 @@
           <w:b/>
           <w:lang w:val="pt_PT" w:bidi="pt_PT"/>
         </w:rPr>
+        <w:t>εἰς ὃ</w:t>
+      </w:r>
+    </w:p>
+    <w:p>
+      <w:pPr/>
+      <w:r>
+        <w:rPr>
+          <w:lang w:val="pt_PT" w:bidi="pt_PT"/>
+        </w:rPr>
+      </w:r>
+      <w:r>
+        <w:rPr>
+          <w:b/>
+          <w:lang w:val="pt_PT" w:bidi="pt_PT"/>
+        </w:rPr>
         <w:t>"para anunciar o evangelho".</w:t>
       </w:r>
     </w:p>
@@ -6152,6 +7087,21 @@
           <w:b/>
           <w:lang w:val="pt_PT" w:bidi="pt_PT"/>
         </w:rPr>
+        <w:t>ἐτέθην ἐγὼ</w:t>
+      </w:r>
+    </w:p>
+    <w:p>
+      <w:pPr/>
+      <w:r>
+        <w:rPr>
+          <w:lang w:val="pt_PT" w:bidi="pt_PT"/>
+        </w:rPr>
+      </w:r>
+      <w:r>
+        <w:rPr>
+          <w:b/>
+          <w:lang w:val="pt_PT" w:bidi="pt_PT"/>
+        </w:rPr>
         <w:t>"Deus me escolheu".</w:t>
       </w:r>
     </w:p>
@@ -6235,6 +7185,21 @@
           <w:b/>
           <w:lang w:val="pt_PT" w:bidi="pt_PT"/>
         </w:rPr>
+        <w:t>κῆρυξ</w:t>
+      </w:r>
+    </w:p>
+    <w:p>
+      <w:pPr/>
+      <w:r>
+        <w:rPr>
+          <w:lang w:val="pt_PT" w:bidi="pt_PT"/>
+        </w:rPr>
+      </w:r>
+      <w:r>
+        <w:rPr>
+          <w:b/>
+          <w:lang w:val="pt_PT" w:bidi="pt_PT"/>
+        </w:rPr>
         <w:t>"mestre".</w:t>
       </w:r>
     </w:p>
@@ -6331,6 +7296,21 @@
           <w:b/>
           <w:lang w:val="pt_PT" w:bidi="pt_PT"/>
         </w:rPr>
+        <w:t>διδάσκαλος</w:t>
+      </w:r>
+    </w:p>
+    <w:p>
+      <w:pPr/>
+      <w:r>
+        <w:rPr>
+          <w:lang w:val="pt_PT" w:bidi="pt_PT"/>
+        </w:rPr>
+      </w:r>
+      <w:r>
+        <w:rPr>
+          <w:b/>
+          <w:lang w:val="pt_PT" w:bidi="pt_PT"/>
+        </w:rPr>
         <w:t>"mestre".</w:t>
       </w:r>
     </w:p>
@@ -6414,6 +7394,21 @@
           <w:b/>
           <w:lang w:val="pt_PT" w:bidi="pt_PT"/>
         </w:rPr>
+        <w:t>δι’ ἣν αἰτίαν</w:t>
+      </w:r>
+    </w:p>
+    <w:p>
+      <w:pPr/>
+      <w:r>
+        <w:rPr>
+          <w:lang w:val="pt_PT" w:bidi="pt_PT"/>
+        </w:rPr>
+      </w:r>
+      <w:r>
+        <w:rPr>
+          <w:b/>
+          <w:lang w:val="pt_PT" w:bidi="pt_PT"/>
+        </w:rPr>
         <w:t>"É por isso".</w:t>
       </w:r>
     </w:p>
@@ -6430,7 +7425,7 @@
         </w:rPr>
         <w:t xml:space="preserve">Aqui, a frase que razão se refere ao fato de que Paulo foi nomeado para ser um apóstolo e mestre (veja </w:t>
       </w:r>
-      <w:hyperlink r:id="rId16">
+      <w:hyperlink r:id="rId18">
         <w:r>
           <w:rPr>
             <w:lang w:val="pt_PT" w:bidi="pt_PT"/>
@@ -6515,6 +7510,21 @@
           <w:b/>
           <w:lang w:val="pt_PT" w:bidi="pt_PT"/>
         </w:rPr>
+        <w:t>καὶ ταῦτα πάσχω</w:t>
+      </w:r>
+    </w:p>
+    <w:p>
+      <w:pPr/>
+      <w:r>
+        <w:rPr>
+          <w:lang w:val="pt_PT" w:bidi="pt_PT"/>
+        </w:rPr>
+      </w:r>
+      <w:r>
+        <w:rPr>
+          <w:b/>
+          <w:lang w:val="pt_PT" w:bidi="pt_PT"/>
+        </w:rPr>
         <w:t>"que sofro essas coisas".</w:t>
       </w:r>
     </w:p>
@@ -6544,7 +7554,7 @@
         </w:rPr>
         <w:t xml:space="preserve"> específicas que está sofrendo, mas pelo contexto da carta, Timóteo saberia que ele estava se referindo ao sofrimento como prisioneiro (veja </w:t>
       </w:r>
-      <w:hyperlink r:id="rId17">
+      <w:hyperlink r:id="rId19">
         <w:r>
           <w:rPr>
             <w:lang w:val="pt_PT" w:bidi="pt_PT"/>
@@ -6629,6 +7639,21 @@
           <w:b/>
           <w:lang w:val="pt_PT" w:bidi="pt_PT"/>
         </w:rPr>
+        <w:t>οὐκ ἐπαισχύνομαι</w:t>
+      </w:r>
+    </w:p>
+    <w:p>
+      <w:pPr/>
+      <w:r>
+        <w:rPr>
+          <w:lang w:val="pt_PT" w:bidi="pt_PT"/>
+        </w:rPr>
+      </w:r>
+      <w:r>
+        <w:rPr>
+          <w:b/>
+          <w:lang w:val="pt_PT" w:bidi="pt_PT"/>
+        </w:rPr>
         <w:t>"Mas eu ainda tenho muita confiança".</w:t>
       </w:r>
     </w:p>
@@ -6712,6 +7737,21 @@
           <w:b/>
           <w:lang w:val="pt_PT" w:bidi="pt_PT"/>
         </w:rPr>
+        <w:t>ᾧ</w:t>
+      </w:r>
+    </w:p>
+    <w:p>
+      <w:pPr/>
+      <w:r>
+        <w:rPr>
+          <w:lang w:val="pt_PT" w:bidi="pt_PT"/>
+        </w:rPr>
+      </w:r>
+      <w:r>
+        <w:rPr>
+          <w:b/>
+          <w:lang w:val="pt_PT" w:bidi="pt_PT"/>
+        </w:rPr>
         <w:t>"em quem".</w:t>
       </w:r>
     </w:p>
@@ -6808,6 +7848,21 @@
           <w:b/>
           <w:lang w:val="pt_PT" w:bidi="pt_PT"/>
         </w:rPr>
+        <w:t>πέπεισμαι</w:t>
+      </w:r>
+    </w:p>
+    <w:p>
+      <w:pPr/>
+      <w:r>
+        <w:rPr>
+          <w:lang w:val="pt_PT" w:bidi="pt_PT"/>
+        </w:rPr>
+      </w:r>
+      <w:r>
+        <w:rPr>
+          <w:b/>
+          <w:lang w:val="pt_PT" w:bidi="pt_PT"/>
+        </w:rPr>
         <w:t>"e estou certo de que".</w:t>
       </w:r>
     </w:p>
@@ -6891,6 +7946,21 @@
           <w:b/>
           <w:lang w:val="pt_PT" w:bidi="pt_PT"/>
         </w:rPr>
+        <w:t>τὴν παραθήκην μου φυλάξαι</w:t>
+      </w:r>
+    </w:p>
+    <w:p>
+      <w:pPr/>
+      <w:r>
+        <w:rPr>
+          <w:lang w:val="pt_PT" w:bidi="pt_PT"/>
+        </w:rPr>
+      </w:r>
+      <w:r>
+        <w:rPr>
+          <w:b/>
+          <w:lang w:val="pt_PT" w:bidi="pt_PT"/>
+        </w:rPr>
         <w:t xml:space="preserve">"para guardar... aquilo que ele me confiou". </w:t>
       </w:r>
     </w:p>
@@ -6974,6 +8044,21 @@
           <w:b/>
           <w:lang w:val="pt_PT" w:bidi="pt_PT"/>
         </w:rPr>
+        <w:t>τὴν παραθήκην μου φυλάξαι</w:t>
+      </w:r>
+    </w:p>
+    <w:p>
+      <w:pPr/>
+      <w:r>
+        <w:rPr>
+          <w:lang w:val="pt_PT" w:bidi="pt_PT"/>
+        </w:rPr>
+      </w:r>
+      <w:r>
+        <w:rPr>
+          <w:b/>
+          <w:lang w:val="pt_PT" w:bidi="pt_PT"/>
+        </w:rPr>
         <w:t>"para guardar, até aquele dia, aquilo que ele me confiou".</w:t>
       </w:r>
     </w:p>
@@ -7057,6 +8142,21 @@
           <w:b/>
           <w:lang w:val="pt_PT" w:bidi="pt_PT"/>
         </w:rPr>
+        <w:t>ἐκείνην τὴν ἡμέραν</w:t>
+      </w:r>
+    </w:p>
+    <w:p>
+      <w:pPr/>
+      <w:r>
+        <w:rPr>
+          <w:lang w:val="pt_PT" w:bidi="pt_PT"/>
+        </w:rPr>
+      </w:r>
+      <w:r>
+        <w:rPr>
+          <w:b/>
+          <w:lang w:val="pt_PT" w:bidi="pt_PT"/>
+        </w:rPr>
         <w:t>"até aquele dia".</w:t>
       </w:r>
     </w:p>
@@ -7140,6 +8240,21 @@
           <w:b/>
           <w:lang w:val="pt_PT" w:bidi="pt_PT"/>
         </w:rPr>
+        <w:t>ὑποτύπωσιν ἔχε</w:t>
+      </w:r>
+    </w:p>
+    <w:p>
+      <w:pPr/>
+      <w:r>
+        <w:rPr>
+          <w:lang w:val="pt_PT" w:bidi="pt_PT"/>
+        </w:rPr>
+      </w:r>
+      <w:r>
+        <w:rPr>
+          <w:b/>
+          <w:lang w:val="pt_PT" w:bidi="pt_PT"/>
+        </w:rPr>
         <w:t>"Tome como modelo".</w:t>
       </w:r>
     </w:p>
@@ -7236,6 +8351,21 @@
           <w:b/>
           <w:lang w:val="pt_PT" w:bidi="pt_PT"/>
         </w:rPr>
+        <w:t>ὑγιαινόντων λόγων</w:t>
+      </w:r>
+    </w:p>
+    <w:p>
+      <w:pPr/>
+      <w:r>
+        <w:rPr>
+          <w:lang w:val="pt_PT" w:bidi="pt_PT"/>
+        </w:rPr>
+      </w:r>
+      <w:r>
+        <w:rPr>
+          <w:b/>
+          <w:lang w:val="pt_PT" w:bidi="pt_PT"/>
+        </w:rPr>
         <w:t>"os ensinamentos verdadeiros".</w:t>
       </w:r>
     </w:p>
@@ -7345,6 +8475,21 @@
           <w:b/>
           <w:lang w:val="pt_PT" w:bidi="pt_PT"/>
         </w:rPr>
+        <w:t>ὑγιαινόντων λόγων</w:t>
+      </w:r>
+    </w:p>
+    <w:p>
+      <w:pPr/>
+      <w:r>
+        <w:rPr>
+          <w:lang w:val="pt_PT" w:bidi="pt_PT"/>
+        </w:rPr>
+      </w:r>
+      <w:r>
+        <w:rPr>
+          <w:b/>
+          <w:lang w:val="pt_PT" w:bidi="pt_PT"/>
+        </w:rPr>
         <w:t>"os ensinamentos verdadeiros".</w:t>
       </w:r>
     </w:p>
@@ -7428,6 +8573,21 @@
           <w:b/>
           <w:lang w:val="pt_PT" w:bidi="pt_PT"/>
         </w:rPr>
+        <w:t>ἐν πίστει καὶ ἀγάπῃ τῇ ἐν Χριστῷ Ἰησοῦ</w:t>
+      </w:r>
+    </w:p>
+    <w:p>
+      <w:pPr/>
+      <w:r>
+        <w:rPr>
+          <w:lang w:val="pt_PT" w:bidi="pt_PT"/>
+        </w:rPr>
+      </w:r>
+      <w:r>
+        <w:rPr>
+          <w:b/>
+          <w:lang w:val="pt_PT" w:bidi="pt_PT"/>
+        </w:rPr>
         <w:t>"na fé e no amor que temos por estarmos unidos com Cristo Jesus".</w:t>
       </w:r>
     </w:p>
@@ -7537,6 +8697,21 @@
           <w:b/>
           <w:lang w:val="pt_PT" w:bidi="pt_PT"/>
         </w:rPr>
+        <w:t>τῇ ἐν Χριστῷ Ἰησοῦ</w:t>
+      </w:r>
+    </w:p>
+    <w:p>
+      <w:pPr/>
+      <w:r>
+        <w:rPr>
+          <w:lang w:val="pt_PT" w:bidi="pt_PT"/>
+        </w:rPr>
+      </w:r>
+      <w:r>
+        <w:rPr>
+          <w:b/>
+          <w:lang w:val="pt_PT" w:bidi="pt_PT"/>
+        </w:rPr>
         <w:t>"por estarmos unidos com Cristo Jesus".</w:t>
       </w:r>
     </w:p>
@@ -7633,6 +8808,21 @@
           <w:b/>
           <w:lang w:val="pt_PT" w:bidi="pt_PT"/>
         </w:rPr>
+        <w:t>τῇ ἐν Χριστῷ Ἰησοῦ</w:t>
+      </w:r>
+    </w:p>
+    <w:p>
+      <w:pPr/>
+      <w:r>
+        <w:rPr>
+          <w:lang w:val="pt_PT" w:bidi="pt_PT"/>
+        </w:rPr>
+      </w:r>
+      <w:r>
+        <w:rPr>
+          <w:b/>
+          <w:lang w:val="pt_PT" w:bidi="pt_PT"/>
+        </w:rPr>
         <w:t>"por estarmos unidos com Cristo Jesus".</w:t>
       </w:r>
     </w:p>
@@ -7716,6 +8906,21 @@
           <w:b/>
           <w:lang w:val="pt_PT" w:bidi="pt_PT"/>
         </w:rPr>
+        <w:t>τὴν καλὴν παραθήκην φύλαξον</w:t>
+      </w:r>
+    </w:p>
+    <w:p>
+      <w:pPr/>
+      <w:r>
+        <w:rPr>
+          <w:lang w:val="pt_PT" w:bidi="pt_PT"/>
+        </w:rPr>
+      </w:r>
+      <w:r>
+        <w:rPr>
+          <w:b/>
+          <w:lang w:val="pt_PT" w:bidi="pt_PT"/>
+        </w:rPr>
         <w:t>"guarde esse precioso tesouro".</w:t>
       </w:r>
     </w:p>
@@ -7825,6 +9030,21 @@
           <w:b/>
           <w:lang w:val="pt_PT" w:bidi="pt_PT"/>
         </w:rPr>
+        <w:t>διὰ Πνεύματος Ἁγίου</w:t>
+      </w:r>
+    </w:p>
+    <w:p>
+      <w:pPr/>
+      <w:r>
+        <w:rPr>
+          <w:lang w:val="pt_PT" w:bidi="pt_PT"/>
+        </w:rPr>
+      </w:r>
+      <w:r>
+        <w:rPr>
+          <w:b/>
+          <w:lang w:val="pt_PT" w:bidi="pt_PT"/>
+        </w:rPr>
         <w:t>"por meio do poder do Espírito Santo".</w:t>
       </w:r>
     </w:p>
@@ -7888,6 +9108,21 @@
           <w:b/>
           <w:lang w:val="pt_PT" w:bidi="pt_PT"/>
         </w:rPr>
+        <w:t>τοῦ ἐνοικοῦντος ἐν ἡμῖν</w:t>
+      </w:r>
+    </w:p>
+    <w:p>
+      <w:pPr/>
+      <w:r>
+        <w:rPr>
+          <w:lang w:val="pt_PT" w:bidi="pt_PT"/>
+        </w:rPr>
+      </w:r>
+      <w:r>
+        <w:rPr>
+          <w:b/>
+          <w:lang w:val="pt_PT" w:bidi="pt_PT"/>
+        </w:rPr>
         <w:t>"que vive em nós".</w:t>
       </w:r>
     </w:p>
@@ -7971,6 +9206,21 @@
           <w:b/>
           <w:lang w:val="pt_PT" w:bidi="pt_PT"/>
         </w:rPr>
+        <w:t>οἶδας τοῦτο, ὅτι</w:t>
+      </w:r>
+    </w:p>
+    <w:p>
+      <w:pPr/>
+      <w:r>
+        <w:rPr>
+          <w:lang w:val="pt_PT" w:bidi="pt_PT"/>
+        </w:rPr>
+      </w:r>
+      <w:r>
+        <w:rPr>
+          <w:b/>
+          <w:lang w:val="pt_PT" w:bidi="pt_PT"/>
+        </w:rPr>
         <w:t>"Você já sabe que".</w:t>
       </w:r>
     </w:p>
@@ -8054,6 +9304,21 @@
           <w:b/>
           <w:lang w:val="pt_PT" w:bidi="pt_PT"/>
         </w:rPr>
+        <w:t>πάντες οἱ ἐν τῇ Ἀσίᾳ</w:t>
+      </w:r>
+    </w:p>
+    <w:p>
+      <w:pPr/>
+      <w:r>
+        <w:rPr>
+          <w:lang w:val="pt_PT" w:bidi="pt_PT"/>
+        </w:rPr>
+      </w:r>
+      <w:r>
+        <w:rPr>
+          <w:b/>
+          <w:lang w:val="pt_PT" w:bidi="pt_PT"/>
+        </w:rPr>
         <w:t>"todos os irmãos da província da Ásia".</w:t>
       </w:r>
     </w:p>
@@ -8150,6 +9415,21 @@
           <w:b/>
           <w:lang w:val="pt_PT" w:bidi="pt_PT"/>
         </w:rPr>
+        <w:t>οἱ ἐν τῇ Ἀσίᾳ</w:t>
+      </w:r>
+    </w:p>
+    <w:p>
+      <w:pPr/>
+      <w:r>
+        <w:rPr>
+          <w:lang w:val="pt_PT" w:bidi="pt_PT"/>
+        </w:rPr>
+      </w:r>
+      <w:r>
+        <w:rPr>
+          <w:b/>
+          <w:lang w:val="pt_PT" w:bidi="pt_PT"/>
+        </w:rPr>
         <w:t>"os irmãos da província da Ásia".</w:t>
       </w:r>
     </w:p>
@@ -8246,6 +9526,21 @@
           <w:b/>
           <w:lang w:val="pt_PT" w:bidi="pt_PT"/>
         </w:rPr>
+        <w:t>ἀπεστράφησάν με</w:t>
+      </w:r>
+    </w:p>
+    <w:p>
+      <w:pPr/>
+      <w:r>
+        <w:rPr>
+          <w:lang w:val="pt_PT" w:bidi="pt_PT"/>
+        </w:rPr>
+      </w:r>
+      <w:r>
+        <w:rPr>
+          <w:b/>
+          <w:lang w:val="pt_PT" w:bidi="pt_PT"/>
+        </w:rPr>
         <w:t>"me abandonaram".</w:t>
       </w:r>
     </w:p>
@@ -8329,6 +9624,21 @@
           <w:b/>
           <w:lang w:val="pt_PT" w:bidi="pt_PT"/>
         </w:rPr>
+        <w:t>ἀπεστράφησάν με</w:t>
+      </w:r>
+    </w:p>
+    <w:p>
+      <w:pPr/>
+      <w:r>
+        <w:rPr>
+          <w:lang w:val="pt_PT" w:bidi="pt_PT"/>
+        </w:rPr>
+      </w:r>
+      <w:r>
+        <w:rPr>
+          <w:b/>
+          <w:lang w:val="pt_PT" w:bidi="pt_PT"/>
+        </w:rPr>
         <w:t>"me abandonaram".</w:t>
       </w:r>
     </w:p>
@@ -8425,6 +9735,21 @@
           <w:b/>
           <w:lang w:val="pt_PT" w:bidi="pt_PT"/>
         </w:rPr>
+        <w:t>Φύγελος &amp; Ἑρμογένης</w:t>
+      </w:r>
+    </w:p>
+    <w:p>
+      <w:pPr/>
+      <w:r>
+        <w:rPr>
+          <w:lang w:val="pt_PT" w:bidi="pt_PT"/>
+        </w:rPr>
+      </w:r>
+      <w:r>
+        <w:rPr>
+          <w:b/>
+          <w:lang w:val="pt_PT" w:bidi="pt_PT"/>
+        </w:rPr>
         <w:t>"Fígelo"</w:t>
       </w:r>
       <w:r>
@@ -8547,6 +9872,21 @@
           <w:b/>
           <w:lang w:val="pt_PT" w:bidi="pt_PT"/>
         </w:rPr>
+        <w:t>δῴη ἔλεος ὁ Κύριος τῷ Ὀνησιφόρου οἴκῳ</w:t>
+      </w:r>
+    </w:p>
+    <w:p>
+      <w:pPr/>
+      <w:r>
+        <w:rPr>
+          <w:lang w:val="pt_PT" w:bidi="pt_PT"/>
+        </w:rPr>
+      </w:r>
+      <w:r>
+        <w:rPr>
+          <w:b/>
+          <w:lang w:val="pt_PT" w:bidi="pt_PT"/>
+        </w:rPr>
         <w:t>"Que o Senhor seja bondoso com a família de Onesíforo".</w:t>
       </w:r>
     </w:p>
@@ -8643,6 +9983,21 @@
           <w:b/>
           <w:lang w:val="pt_PT" w:bidi="pt_PT"/>
         </w:rPr>
+        <w:t>δῴη ἔλεος ὁ Κύριος</w:t>
+      </w:r>
+    </w:p>
+    <w:p>
+      <w:pPr/>
+      <w:r>
+        <w:rPr>
+          <w:lang w:val="pt_PT" w:bidi="pt_PT"/>
+        </w:rPr>
+      </w:r>
+      <w:r>
+        <w:rPr>
+          <w:b/>
+          <w:lang w:val="pt_PT" w:bidi="pt_PT"/>
+        </w:rPr>
         <w:t>"Que o Senhor seja bondoso".</w:t>
       </w:r>
     </w:p>
@@ -8726,6 +10081,21 @@
           <w:b/>
           <w:lang w:val="pt_PT" w:bidi="pt_PT"/>
         </w:rPr>
+        <w:t>Ὀνησιφόρου</w:t>
+      </w:r>
+    </w:p>
+    <w:p>
+      <w:pPr/>
+      <w:r>
+        <w:rPr>
+          <w:lang w:val="pt_PT" w:bidi="pt_PT"/>
+        </w:rPr>
+      </w:r>
+      <w:r>
+        <w:rPr>
+          <w:b/>
+          <w:lang w:val="pt_PT" w:bidi="pt_PT"/>
+        </w:rPr>
         <w:t>"de Onesíforo".</w:t>
       </w:r>
     </w:p>
@@ -8822,6 +10192,21 @@
           <w:b/>
           <w:lang w:val="pt_PT" w:bidi="pt_PT"/>
         </w:rPr>
+        <w:t>τὴν ἅλυσίν μου οὐκ ἐπησχύνθη</w:t>
+      </w:r>
+    </w:p>
+    <w:p>
+      <w:pPr/>
+      <w:r>
+        <w:rPr>
+          <w:lang w:val="pt_PT" w:bidi="pt_PT"/>
+        </w:rPr>
+      </w:r>
+      <w:r>
+        <w:rPr>
+          <w:b/>
+          <w:lang w:val="pt_PT" w:bidi="pt_PT"/>
+        </w:rPr>
         <w:t>"não teve vergonha de mim por eu estar na cadeia".</w:t>
       </w:r>
     </w:p>
@@ -8905,6 +10290,21 @@
           <w:b/>
           <w:lang w:val="pt_PT" w:bidi="pt_PT"/>
         </w:rPr>
+        <w:t>τὴν ἅλυσίν μου</w:t>
+      </w:r>
+    </w:p>
+    <w:p>
+      <w:pPr/>
+      <w:r>
+        <w:rPr>
+          <w:lang w:val="pt_PT" w:bidi="pt_PT"/>
+        </w:rPr>
+      </w:r>
+      <w:r>
+        <w:rPr>
+          <w:b/>
+          <w:lang w:val="pt_PT" w:bidi="pt_PT"/>
+        </w:rPr>
         <w:t>"por eu estar na cadeia".</w:t>
       </w:r>
     </w:p>
@@ -8988,6 +10388,21 @@
           <w:b/>
           <w:lang w:val="pt_PT" w:bidi="pt_PT"/>
         </w:rPr>
+        <w:t>ἀλλὰ</w:t>
+      </w:r>
+    </w:p>
+    <w:p>
+      <w:pPr/>
+      <w:r>
+        <w:rPr>
+          <w:lang w:val="pt_PT" w:bidi="pt_PT"/>
+        </w:rPr>
+      </w:r>
+      <w:r>
+        <w:rPr>
+          <w:b/>
+          <w:lang w:val="pt_PT" w:bidi="pt_PT"/>
+        </w:rPr>
         <w:t>"Pelo contrário".</w:t>
       </w:r>
     </w:p>
@@ -9097,6 +10512,21 @@
           <w:b/>
           <w:lang w:val="pt_PT" w:bidi="pt_PT"/>
         </w:rPr>
+        <w:t>ἐν Ῥώμῃ</w:t>
+      </w:r>
+    </w:p>
+    <w:p>
+      <w:pPr/>
+      <w:r>
+        <w:rPr>
+          <w:lang w:val="pt_PT" w:bidi="pt_PT"/>
+        </w:rPr>
+      </w:r>
+      <w:r>
+        <w:rPr>
+          <w:b/>
+          <w:lang w:val="pt_PT" w:bidi="pt_PT"/>
+        </w:rPr>
         <w:t>"a Roma".</w:t>
       </w:r>
     </w:p>
@@ -9193,6 +10623,21 @@
           <w:b/>
           <w:lang w:val="pt_PT" w:bidi="pt_PT"/>
         </w:rPr>
+        <w:t>(δῴη αὐτῷ ὁ Κύριος, εὑρεῖν ἔλεος παρὰ Κυρίου ἐν ἐκείνῃ τῇ ἡμέρᾳ), καὶ ὅσα ἐν Ἐφέσῳ διηκόνησεν, βέλτιον σὺ γινώσκεις</w:t>
+      </w:r>
+    </w:p>
+    <w:p>
+      <w:pPr/>
+      <w:r>
+        <w:rPr>
+          <w:lang w:val="pt_PT" w:bidi="pt_PT"/>
+        </w:rPr>
+      </w:r>
+      <w:r>
+        <w:rPr>
+          <w:b/>
+          <w:lang w:val="pt_PT" w:bidi="pt_PT"/>
+        </w:rPr>
         <w:t>"Que o Senhor dê a ele a certeza de que naquele dia ele receberá a sua misericórdia! E você sabe melhor do que eu o quanto ele me ajudou em Éfeso".</w:t>
       </w:r>
     </w:p>
@@ -9276,6 +10721,21 @@
           <w:b/>
           <w:lang w:val="pt_PT" w:bidi="pt_PT"/>
         </w:rPr>
+        <w:t>δῴη αὐτῷ ὁ Κύριος, εὑρεῖν ἔλεος παρὰ Κυρίου</w:t>
+      </w:r>
+    </w:p>
+    <w:p>
+      <w:pPr/>
+      <w:r>
+        <w:rPr>
+          <w:lang w:val="pt_PT" w:bidi="pt_PT"/>
+        </w:rPr>
+      </w:r>
+      <w:r>
+        <w:rPr>
+          <w:b/>
+          <w:lang w:val="pt_PT" w:bidi="pt_PT"/>
+        </w:rPr>
         <w:t>"Que o Senhor dê a ele a certeza de que naquele dia ele receberá a sua misericórdia!".</w:t>
       </w:r>
     </w:p>
@@ -9292,7 +10752,7 @@
         </w:rPr>
         <w:t xml:space="preserve">Aqui, Paulo novamente pede a Deus que abençoe Onesíforo. Use uma forma que as pessoas reconheceriam como uma bênção em seu idioma. Veja como você traduziu a bênção semelhante em </w:t>
       </w:r>
-      <w:hyperlink r:id="rId18">
+      <w:hyperlink r:id="rId20">
         <w:r>
           <w:rPr>
             <w:lang w:val="pt_PT" w:bidi="pt_PT"/>
@@ -9377,6 +10837,21 @@
           <w:b/>
           <w:lang w:val="pt_PT" w:bidi="pt_PT"/>
         </w:rPr>
+        <w:t>εὑρεῖν ἔλεος παρὰ Κυρίου</w:t>
+      </w:r>
+    </w:p>
+    <w:p>
+      <w:pPr/>
+      <w:r>
+        <w:rPr>
+          <w:lang w:val="pt_PT" w:bidi="pt_PT"/>
+        </w:rPr>
+      </w:r>
+      <w:r>
+        <w:rPr>
+          <w:b/>
+          <w:lang w:val="pt_PT" w:bidi="pt_PT"/>
+        </w:rPr>
         <w:t>"receberá a sua misericórdia".</w:t>
       </w:r>
     </w:p>
@@ -9473,6 +10948,21 @@
           <w:b/>
           <w:lang w:val="pt_PT" w:bidi="pt_PT"/>
         </w:rPr>
+        <w:t>εὑρεῖν ἔλεος παρὰ Κυρίου</w:t>
+      </w:r>
+    </w:p>
+    <w:p>
+      <w:pPr/>
+      <w:r>
+        <w:rPr>
+          <w:lang w:val="pt_PT" w:bidi="pt_PT"/>
+        </w:rPr>
+      </w:r>
+      <w:r>
+        <w:rPr>
+          <w:b/>
+          <w:lang w:val="pt_PT" w:bidi="pt_PT"/>
+        </w:rPr>
         <w:t>"receberá a sua misericórdia".</w:t>
       </w:r>
     </w:p>
@@ -9569,6 +11059,21 @@
           <w:b/>
           <w:lang w:val="pt_PT" w:bidi="pt_PT"/>
         </w:rPr>
+        <w:t>ἐν ἐκείνῃ τῇ ἡμέρᾳ</w:t>
+      </w:r>
+    </w:p>
+    <w:p>
+      <w:pPr/>
+      <w:r>
+        <w:rPr>
+          <w:lang w:val="pt_PT" w:bidi="pt_PT"/>
+        </w:rPr>
+      </w:r>
+      <w:r>
+        <w:rPr>
+          <w:b/>
+          <w:lang w:val="pt_PT" w:bidi="pt_PT"/>
+        </w:rPr>
         <w:t>"naquele dia".</w:t>
       </w:r>
     </w:p>
@@ -9652,6 +11157,21 @@
           <w:b/>
           <w:lang w:val="pt_PT" w:bidi="pt_PT"/>
         </w:rPr>
+        <w:t>ὅσα &amp; διηκόνησεν</w:t>
+      </w:r>
+    </w:p>
+    <w:p>
+      <w:pPr/>
+      <w:r>
+        <w:rPr>
+          <w:lang w:val="pt_PT" w:bidi="pt_PT"/>
+        </w:rPr>
+      </w:r>
+      <w:r>
+        <w:rPr>
+          <w:b/>
+          <w:lang w:val="pt_PT" w:bidi="pt_PT"/>
+        </w:rPr>
         <w:t>"o quanto ele me ajudou".</w:t>
       </w:r>
     </w:p>
@@ -9748,6 +11268,21 @@
           <w:b/>
           <w:lang w:val="pt_PT" w:bidi="pt_PT"/>
         </w:rPr>
+        <w:t>σὺ οὖν</w:t>
+      </w:r>
+    </w:p>
+    <w:p>
+      <w:pPr/>
+      <w:r>
+        <w:rPr>
+          <w:lang w:val="pt_PT" w:bidi="pt_PT"/>
+        </w:rPr>
+      </w:r>
+      <w:r>
+        <w:rPr>
+          <w:b/>
+          <w:lang w:val="pt_PT" w:bidi="pt_PT"/>
+        </w:rPr>
         <w:t>"E você".</w:t>
       </w:r>
     </w:p>
@@ -9764,7 +11299,7 @@
         </w:rPr>
         <w:t xml:space="preserve">Uma tradução alternativa vai dizer: "Tu, pois, meu filho". Aqui, a palavra "pois" pode introduzir: (1) uma inferência de </w:t>
       </w:r>
-      <w:hyperlink r:id="rId19">
+      <w:hyperlink r:id="rId21">
         <w:r>
           <w:rPr>
             <w:lang w:val="pt_PT" w:bidi="pt_PT"/>
@@ -9849,6 +11384,21 @@
           <w:b/>
           <w:lang w:val="pt_PT" w:bidi="pt_PT"/>
         </w:rPr>
+        <w:t>τέκνον μου</w:t>
+      </w:r>
+    </w:p>
+    <w:p>
+      <w:pPr/>
+      <w:r>
+        <w:rPr>
+          <w:lang w:val="pt_PT" w:bidi="pt_PT"/>
+        </w:rPr>
+      </w:r>
+      <w:r>
+        <w:rPr>
+          <w:b/>
+          <w:lang w:val="pt_PT" w:bidi="pt_PT"/>
+        </w:rPr>
         <w:t>"meu filho".</w:t>
       </w:r>
     </w:p>
@@ -9945,6 +11495,21 @@
           <w:b/>
           <w:lang w:val="pt_PT" w:bidi="pt_PT"/>
         </w:rPr>
+        <w:t>ἐνδυναμοῦ</w:t>
+      </w:r>
+    </w:p>
+    <w:p>
+      <w:pPr/>
+      <w:r>
+        <w:rPr>
+          <w:lang w:val="pt_PT" w:bidi="pt_PT"/>
+        </w:rPr>
+      </w:r>
+      <w:r>
+        <w:rPr>
+          <w:b/>
+          <w:lang w:val="pt_PT" w:bidi="pt_PT"/>
+        </w:rPr>
         <w:t>"seja forte".</w:t>
       </w:r>
     </w:p>
@@ -10028,6 +11593,21 @@
           <w:b/>
           <w:lang w:val="pt_PT" w:bidi="pt_PT"/>
         </w:rPr>
+        <w:t>ἐν τῇ χάριτι τῇ ἐν Χριστῷ Ἰησοῦ</w:t>
+      </w:r>
+    </w:p>
+    <w:p>
+      <w:pPr/>
+      <w:r>
+        <w:rPr>
+          <w:lang w:val="pt_PT" w:bidi="pt_PT"/>
+        </w:rPr>
+      </w:r>
+      <w:r>
+        <w:rPr>
+          <w:b/>
+          <w:lang w:val="pt_PT" w:bidi="pt_PT"/>
+        </w:rPr>
         <w:t>"por meio da graça que é nossa por estarmos unidos com Cristo Jesus".</w:t>
       </w:r>
     </w:p>
@@ -10124,6 +11704,21 @@
           <w:b/>
           <w:lang w:val="pt_PT" w:bidi="pt_PT"/>
         </w:rPr>
+        <w:t>ἐν τῇ χάριτι</w:t>
+      </w:r>
+    </w:p>
+    <w:p>
+      <w:pPr/>
+      <w:r>
+        <w:rPr>
+          <w:lang w:val="pt_PT" w:bidi="pt_PT"/>
+        </w:rPr>
+      </w:r>
+      <w:r>
+        <w:rPr>
+          <w:b/>
+          <w:lang w:val="pt_PT" w:bidi="pt_PT"/>
+        </w:rPr>
         <w:t>"por meio da graça".</w:t>
       </w:r>
     </w:p>
@@ -10233,6 +11828,21 @@
           <w:b/>
           <w:lang w:val="pt_PT" w:bidi="pt_PT"/>
         </w:rPr>
+        <w:t>τῇ ἐν Χριστῷ Ἰησοῦ</w:t>
+      </w:r>
+    </w:p>
+    <w:p>
+      <w:pPr/>
+      <w:r>
+        <w:rPr>
+          <w:lang w:val="pt_PT" w:bidi="pt_PT"/>
+        </w:rPr>
+      </w:r>
+      <w:r>
+        <w:rPr>
+          <w:b/>
+          <w:lang w:val="pt_PT" w:bidi="pt_PT"/>
+        </w:rPr>
         <w:t>"por estarmos unidos com Cristo Jesus".</w:t>
       </w:r>
     </w:p>
@@ -10394,6 +12004,21 @@
           <w:b/>
           <w:lang w:val="pt_PT" w:bidi="pt_PT"/>
         </w:rPr>
+        <w:t>διὰ πολλῶν μαρτύρων</w:t>
+      </w:r>
+    </w:p>
+    <w:p>
+      <w:pPr/>
+      <w:r>
+        <w:rPr>
+          <w:lang w:val="pt_PT" w:bidi="pt_PT"/>
+        </w:rPr>
+      </w:r>
+      <w:r>
+        <w:rPr>
+          <w:b/>
+          <w:lang w:val="pt_PT" w:bidi="pt_PT"/>
+        </w:rPr>
         <w:t>"de muitas testemunhas".</w:t>
       </w:r>
     </w:p>
@@ -10490,6 +12115,21 @@
           <w:b/>
           <w:lang w:val="pt_PT" w:bidi="pt_PT"/>
         </w:rPr>
+        <w:t>ταῦτα παράθου</w:t>
+      </w:r>
+    </w:p>
+    <w:p>
+      <w:pPr/>
+      <w:r>
+        <w:rPr>
+          <w:lang w:val="pt_PT" w:bidi="pt_PT"/>
+        </w:rPr>
+      </w:r>
+      <w:r>
+        <w:rPr>
+          <w:b/>
+          <w:lang w:val="pt_PT" w:bidi="pt_PT"/>
+        </w:rPr>
         <w:t>"Tome os ensinamentos... e entregue-os".</w:t>
       </w:r>
     </w:p>
@@ -10586,6 +12226,21 @@
           <w:b/>
           <w:lang w:val="pt_PT" w:bidi="pt_PT"/>
         </w:rPr>
+        <w:t>πιστοῖς ἀνθρώποις</w:t>
+      </w:r>
+    </w:p>
+    <w:p>
+      <w:pPr/>
+      <w:r>
+        <w:rPr>
+          <w:lang w:val="pt_PT" w:bidi="pt_PT"/>
+        </w:rPr>
+      </w:r>
+      <w:r>
+        <w:rPr>
+          <w:b/>
+          <w:lang w:val="pt_PT" w:bidi="pt_PT"/>
+        </w:rPr>
         <w:t>"aos cuidados de homens de confiança".</w:t>
       </w:r>
     </w:p>
@@ -10682,6 +12337,21 @@
           <w:b/>
           <w:lang w:val="pt_PT" w:bidi="pt_PT"/>
         </w:rPr>
+        <w:t>συνκακοπάθησον</w:t>
+      </w:r>
+    </w:p>
+    <w:p>
+      <w:pPr/>
+      <w:r>
+        <w:rPr>
+          <w:lang w:val="pt_PT" w:bidi="pt_PT"/>
+        </w:rPr>
+      </w:r>
+      <w:r>
+        <w:rPr>
+          <w:b/>
+          <w:lang w:val="pt_PT" w:bidi="pt_PT"/>
+        </w:rPr>
         <w:t>"tome parte no meu sofrimento".</w:t>
       </w:r>
     </w:p>
@@ -10778,6 +12448,21 @@
           <w:b/>
           <w:lang w:val="pt_PT" w:bidi="pt_PT"/>
         </w:rPr>
+        <w:t>συνκακοπάθησον</w:t>
+      </w:r>
+    </w:p>
+    <w:p>
+      <w:pPr/>
+      <w:r>
+        <w:rPr>
+          <w:lang w:val="pt_PT" w:bidi="pt_PT"/>
+        </w:rPr>
+      </w:r>
+      <w:r>
+        <w:rPr>
+          <w:b/>
+          <w:lang w:val="pt_PT" w:bidi="pt_PT"/>
+        </w:rPr>
         <w:t>"tome parte no meu sofrimento".</w:t>
       </w:r>
     </w:p>
@@ -10887,6 +12572,21 @@
           <w:b/>
           <w:lang w:val="pt_PT" w:bidi="pt_PT"/>
         </w:rPr>
+        <w:t>ὡς καλὸς στρατιώτης Ἰησοῦ Χριστοῦ</w:t>
+      </w:r>
+    </w:p>
+    <w:p>
+      <w:pPr/>
+      <w:r>
+        <w:rPr>
+          <w:lang w:val="pt_PT" w:bidi="pt_PT"/>
+        </w:rPr>
+      </w:r>
+      <w:r>
+        <w:rPr>
+          <w:b/>
+          <w:lang w:val="pt_PT" w:bidi="pt_PT"/>
+        </w:rPr>
         <w:t>"Como fiel soldado de Cristo Jesus".</w:t>
       </w:r>
     </w:p>
@@ -11048,6 +12748,21 @@
           <w:b/>
           <w:lang w:val="pt_PT" w:bidi="pt_PT"/>
         </w:rPr>
+        <w:t>οὐδεὶς στρατευόμενος ἐμπλέκεται ταῖς τοῦ βίου πραγματίαις, ἵνα τῷ στρατολογήσαντι ἀρέσῃ</w:t>
+      </w:r>
+    </w:p>
+    <w:p>
+      <w:pPr/>
+      <w:r>
+        <w:rPr>
+          <w:lang w:val="pt_PT" w:bidi="pt_PT"/>
+        </w:rPr>
+      </w:r>
+      <w:r>
+        <w:rPr>
+          <w:b/>
+          <w:lang w:val="pt_PT" w:bidi="pt_PT"/>
+        </w:rPr>
         <w:t>"Pois o soldado, quando está servindo, quer agradar o seu comandante e por isso não se envolve em negócios da vida civil".</w:t>
       </w:r>
     </w:p>
@@ -11090,7 +12805,7 @@
         </w:rPr>
         <w:t xml:space="preserve">. Como Paulo diz a Timóteo em </w:t>
       </w:r>
-      <w:hyperlink r:id="rId20">
+      <w:hyperlink r:id="rId22">
         <w:r>
           <w:rPr>
             <w:lang w:val="pt_PT" w:bidi="pt_PT"/>
@@ -11108,7 +12823,7 @@
         </w:rPr>
         <w:t xml:space="preserve"> para pensar cuidadosamente sobre os exemplos que ele dá neste versículo e em </w:t>
       </w:r>
-      <w:hyperlink r:id="rId21">
+      <w:hyperlink r:id="rId23">
         <w:r>
           <w:rPr>
             <w:lang w:val="pt_PT" w:bidi="pt_PT"/>
@@ -11193,6 +12908,21 @@
           <w:b/>
           <w:lang w:val="pt_PT" w:bidi="pt_PT"/>
         </w:rPr>
+        <w:t>ἐμπλέκεται ταῖς τοῦ βίου πραγματίαις</w:t>
+      </w:r>
+    </w:p>
+    <w:p>
+      <w:pPr/>
+      <w:r>
+        <w:rPr>
+          <w:lang w:val="pt_PT" w:bidi="pt_PT"/>
+        </w:rPr>
+      </w:r>
+      <w:r>
+        <w:rPr>
+          <w:b/>
+          <w:lang w:val="pt_PT" w:bidi="pt_PT"/>
+        </w:rPr>
         <w:t>"e por isso não se envolve em negócios da vida civil".</w:t>
       </w:r>
     </w:p>
@@ -11302,6 +13032,21 @@
           <w:b/>
           <w:lang w:val="pt_PT" w:bidi="pt_PT"/>
         </w:rPr>
+        <w:t>ἐμπλέκεται</w:t>
+      </w:r>
+    </w:p>
+    <w:p>
+      <w:pPr/>
+      <w:r>
+        <w:rPr>
+          <w:lang w:val="pt_PT" w:bidi="pt_PT"/>
+        </w:rPr>
+      </w:r>
+      <w:r>
+        <w:rPr>
+          <w:b/>
+          <w:lang w:val="pt_PT" w:bidi="pt_PT"/>
+        </w:rPr>
         <w:t>"e por isso não se envolve".</w:t>
       </w:r>
     </w:p>
@@ -11385,6 +13130,21 @@
           <w:b/>
           <w:lang w:val="pt_PT" w:bidi="pt_PT"/>
         </w:rPr>
+        <w:t>ταῖς τοῦ βίου πραγματίαις</w:t>
+      </w:r>
+    </w:p>
+    <w:p>
+      <w:pPr/>
+      <w:r>
+        <w:rPr>
+          <w:lang w:val="pt_PT" w:bidi="pt_PT"/>
+        </w:rPr>
+      </w:r>
+      <w:r>
+        <w:rPr>
+          <w:b/>
+          <w:lang w:val="pt_PT" w:bidi="pt_PT"/>
+        </w:rPr>
         <w:t>"em negócios da vida".</w:t>
       </w:r>
     </w:p>
@@ -11481,6 +13241,21 @@
           <w:b/>
           <w:lang w:val="pt_PT" w:bidi="pt_PT"/>
         </w:rPr>
+        <w:t>τῷ στρατολογήσαντι</w:t>
+      </w:r>
+    </w:p>
+    <w:p>
+      <w:pPr/>
+      <w:r>
+        <w:rPr>
+          <w:lang w:val="pt_PT" w:bidi="pt_PT"/>
+        </w:rPr>
+      </w:r>
+      <w:r>
+        <w:rPr>
+          <w:b/>
+          <w:lang w:val="pt_PT" w:bidi="pt_PT"/>
+        </w:rPr>
         <w:t>"Pois o soldado, quando está servindo, quer agradar o seu comandante".</w:t>
       </w:r>
     </w:p>
@@ -11544,6 +13319,21 @@
           <w:b/>
           <w:lang w:val="pt_PT" w:bidi="pt_PT"/>
         </w:rPr>
+        <w:t>δὲ καὶ</w:t>
+      </w:r>
+    </w:p>
+    <w:p>
+      <w:pPr/>
+      <w:r>
+        <w:rPr>
+          <w:lang w:val="pt_PT" w:bidi="pt_PT"/>
+        </w:rPr>
+      </w:r>
+      <w:r>
+        <w:rPr>
+          <w:b/>
+          <w:lang w:val="pt_PT" w:bidi="pt_PT"/>
+        </w:rPr>
         <w:t>"O atleta que".</w:t>
       </w:r>
     </w:p>
@@ -11627,6 +13417,21 @@
           <w:b/>
           <w:lang w:val="pt_PT" w:bidi="pt_PT"/>
         </w:rPr>
+        <w:t>ἐὰν &amp; ἀθλῇ τις, οὐ στεφανοῦται, ἐὰν μὴ νομίμως ἀθλήσῃ</w:t>
+      </w:r>
+    </w:p>
+    <w:p>
+      <w:pPr/>
+      <w:r>
+        <w:rPr>
+          <w:lang w:val="pt_PT" w:bidi="pt_PT"/>
+        </w:rPr>
+      </w:r>
+      <w:r>
+        <w:rPr>
+          <w:b/>
+          <w:lang w:val="pt_PT" w:bidi="pt_PT"/>
+        </w:rPr>
         <w:t>"O atleta que toma parte numa corrida não recebe o prêmio se não obedecer às regras da competição".</w:t>
       </w:r>
     </w:p>
@@ -11682,7 +13487,7 @@
         </w:rPr>
         <w:t xml:space="preserve">, ou seja, conforme Jesus deseja. Como Paulo diz a Timóteo em </w:t>
       </w:r>
-      <w:hyperlink r:id="rId20">
+      <w:hyperlink r:id="rId22">
         <w:r>
           <w:rPr>
             <w:lang w:val="pt_PT" w:bidi="pt_PT"/>
@@ -11700,7 +13505,7 @@
         </w:rPr>
         <w:t xml:space="preserve"> para pensar cuidadosamente sobre os exemplos que ele dá neste versículo e em </w:t>
       </w:r>
-      <w:hyperlink r:id="rId22">
+      <w:hyperlink r:id="rId24">
         <w:r>
           <w:rPr>
             <w:lang w:val="pt_PT" w:bidi="pt_PT"/>
@@ -11718,7 +13523,7 @@
         </w:rPr>
         <w:t xml:space="preserve"> e </w:t>
       </w:r>
-      <w:hyperlink r:id="rId23">
+      <w:hyperlink r:id="rId25">
         <w:r>
           <w:rPr>
             <w:lang w:val="pt_PT" w:bidi="pt_PT"/>
@@ -11803,6 +13608,21 @@
           <w:b/>
           <w:lang w:val="pt_PT" w:bidi="pt_PT"/>
         </w:rPr>
+        <w:t>ἐὰν &amp; ἀθλῇ τις, οὐ στεφανοῦται, ἐὰν μὴ νομίμως ἀθλήσῃ</w:t>
+      </w:r>
+    </w:p>
+    <w:p>
+      <w:pPr/>
+      <w:r>
+        <w:rPr>
+          <w:lang w:val="pt_PT" w:bidi="pt_PT"/>
+        </w:rPr>
+      </w:r>
+      <w:r>
+        <w:rPr>
+          <w:b/>
+          <w:lang w:val="pt_PT" w:bidi="pt_PT"/>
+        </w:rPr>
         <w:t>"O atleta que toma parte numa corrida não recebe o prêmio se não obedecer às regras".</w:t>
       </w:r>
     </w:p>
@@ -11899,6 +13719,21 @@
           <w:b/>
           <w:lang w:val="pt_PT" w:bidi="pt_PT"/>
         </w:rPr>
+        <w:t>ἀθλῇ</w:t>
+      </w:r>
+    </w:p>
+    <w:p>
+      <w:pPr/>
+      <w:r>
+        <w:rPr>
+          <w:lang w:val="pt_PT" w:bidi="pt_PT"/>
+        </w:rPr>
+      </w:r>
+      <w:r>
+        <w:rPr>
+          <w:b/>
+          <w:lang w:val="pt_PT" w:bidi="pt_PT"/>
+        </w:rPr>
         <w:t>"O atleta que toma parte".</w:t>
       </w:r>
     </w:p>
@@ -11995,6 +13830,21 @@
           <w:b/>
           <w:lang w:val="pt_PT" w:bidi="pt_PT"/>
         </w:rPr>
+        <w:t>οὐ στεφανοῦται, ἐὰν μὴ νομίμως ἀθλήσῃ</w:t>
+      </w:r>
+    </w:p>
+    <w:p>
+      <w:pPr/>
+      <w:r>
+        <w:rPr>
+          <w:lang w:val="pt_PT" w:bidi="pt_PT"/>
+        </w:rPr>
+      </w:r>
+      <w:r>
+        <w:rPr>
+          <w:b/>
+          <w:lang w:val="pt_PT" w:bidi="pt_PT"/>
+        </w:rPr>
         <w:t>"não recebe o prêmio se não obedecer às regras da competição".</w:t>
       </w:r>
     </w:p>
@@ -12078,6 +13928,21 @@
           <w:b/>
           <w:lang w:val="pt_PT" w:bidi="pt_PT"/>
         </w:rPr>
+        <w:t>οὐ στεφανοῦται</w:t>
+      </w:r>
+    </w:p>
+    <w:p>
+      <w:pPr/>
+      <w:r>
+        <w:rPr>
+          <w:lang w:val="pt_PT" w:bidi="pt_PT"/>
+        </w:rPr>
+      </w:r>
+      <w:r>
+        <w:rPr>
+          <w:b/>
+          <w:lang w:val="pt_PT" w:bidi="pt_PT"/>
+        </w:rPr>
         <w:t>"não recebe o prêmio".</w:t>
       </w:r>
     </w:p>
@@ -12161,6 +14026,21 @@
           <w:b/>
           <w:lang w:val="pt_PT" w:bidi="pt_PT"/>
         </w:rPr>
+        <w:t>οὐ στεφανοῦται</w:t>
+      </w:r>
+    </w:p>
+    <w:p>
+      <w:pPr/>
+      <w:r>
+        <w:rPr>
+          <w:lang w:val="pt_PT" w:bidi="pt_PT"/>
+        </w:rPr>
+      </w:r>
+      <w:r>
+        <w:rPr>
+          <w:b/>
+          <w:lang w:val="pt_PT" w:bidi="pt_PT"/>
+        </w:rPr>
         <w:t>"não recebe o prêmio".</w:t>
       </w:r>
     </w:p>
@@ -12244,6 +14124,21 @@
           <w:b/>
           <w:lang w:val="pt_PT" w:bidi="pt_PT"/>
         </w:rPr>
+        <w:t>μὴ νομίμως ἀθλήσῃ</w:t>
+      </w:r>
+    </w:p>
+    <w:p>
+      <w:pPr/>
+      <w:r>
+        <w:rPr>
+          <w:lang w:val="pt_PT" w:bidi="pt_PT"/>
+        </w:rPr>
+      </w:r>
+      <w:r>
+        <w:rPr>
+          <w:b/>
+          <w:lang w:val="pt_PT" w:bidi="pt_PT"/>
+        </w:rPr>
         <w:t>"se não obedecer às regras da competição".</w:t>
       </w:r>
     </w:p>
@@ -12327,6 +14222,21 @@
           <w:b/>
           <w:lang w:val="pt_PT" w:bidi="pt_PT"/>
         </w:rPr>
+        <w:t>τὸν κοπιῶντα γεωργὸν δεῖ πρῶτον τῶν καρπῶν μεταλαμβάνειν</w:t>
+      </w:r>
+    </w:p>
+    <w:p>
+      <w:pPr/>
+      <w:r>
+        <w:rPr>
+          <w:lang w:val="pt_PT" w:bidi="pt_PT"/>
+        </w:rPr>
+      </w:r>
+      <w:r>
+        <w:rPr>
+          <w:b/>
+          <w:lang w:val="pt_PT" w:bidi="pt_PT"/>
+        </w:rPr>
         <w:t>"E o lavrador que trabalha no pesado deve ser o primeiro a receber a sua parte na colheita".</w:t>
       </w:r>
     </w:p>
@@ -12395,7 +14305,7 @@
         </w:rPr>
         <w:t xml:space="preserve"> a receber recompensas se trabalhar arduamente para servir a Jesus. Como Paulo diz a Timóteo em </w:t>
       </w:r>
-      <w:hyperlink r:id="rId20">
+      <w:hyperlink r:id="rId22">
         <w:r>
           <w:rPr>
             <w:lang w:val="pt_PT" w:bidi="pt_PT"/>
@@ -12413,7 +14323,7 @@
         </w:rPr>
         <w:t xml:space="preserve"> para pensar cuidadosamente sobre os exemplos que ele dá neste versículo e em </w:t>
       </w:r>
-      <w:hyperlink r:id="rId24">
+      <w:hyperlink r:id="rId26">
         <w:r>
           <w:rPr>
             <w:lang w:val="pt_PT" w:bidi="pt_PT"/>
@@ -12498,6 +14408,21 @@
           <w:b/>
           <w:lang w:val="pt_PT" w:bidi="pt_PT"/>
         </w:rPr>
+        <w:t>τὸν κοπιῶντα γεωργὸν</w:t>
+      </w:r>
+    </w:p>
+    <w:p>
+      <w:pPr/>
+      <w:r>
+        <w:rPr>
+          <w:lang w:val="pt_PT" w:bidi="pt_PT"/>
+        </w:rPr>
+      </w:r>
+      <w:r>
+        <w:rPr>
+          <w:b/>
+          <w:lang w:val="pt_PT" w:bidi="pt_PT"/>
+        </w:rPr>
         <w:t>"o lavrador que trabalha no pesado".</w:t>
       </w:r>
     </w:p>
@@ -12594,6 +14519,21 @@
           <w:b/>
           <w:lang w:val="pt_PT" w:bidi="pt_PT"/>
         </w:rPr>
+        <w:t>πρῶτον τῶν καρπῶν μεταλαμβάνειν</w:t>
+      </w:r>
+    </w:p>
+    <w:p>
+      <w:pPr/>
+      <w:r>
+        <w:rPr>
+          <w:lang w:val="pt_PT" w:bidi="pt_PT"/>
+        </w:rPr>
+      </w:r>
+      <w:r>
+        <w:rPr>
+          <w:b/>
+          <w:lang w:val="pt_PT" w:bidi="pt_PT"/>
+        </w:rPr>
         <w:t>"o primeiro a receber a sua parte na colheita".</w:t>
       </w:r>
     </w:p>
@@ -12716,6 +14656,21 @@
           <w:b/>
           <w:lang w:val="pt_PT" w:bidi="pt_PT"/>
         </w:rPr>
+        <w:t>νόει ὃ λέγω</w:t>
+      </w:r>
+    </w:p>
+    <w:p>
+      <w:pPr/>
+      <w:r>
+        <w:rPr>
+          <w:lang w:val="pt_PT" w:bidi="pt_PT"/>
+        </w:rPr>
+      </w:r>
+      <w:r>
+        <w:rPr>
+          <w:b/>
+          <w:lang w:val="pt_PT" w:bidi="pt_PT"/>
+        </w:rPr>
         <w:t>"Pense no que estou dizendo".</w:t>
       </w:r>
     </w:p>
@@ -12745,7 +14700,7 @@
         </w:rPr>
         <w:t xml:space="preserve"> no que Paulo escreveu sobre soldados, atletas e agricultores (</w:t>
       </w:r>
-      <w:hyperlink r:id="rId25">
+      <w:hyperlink r:id="rId27">
         <w:r>
           <w:rPr>
             <w:lang w:val="pt_PT" w:bidi="pt_PT"/>
@@ -12830,6 +14785,21 @@
           <w:b/>
           <w:lang w:val="pt_PT" w:bidi="pt_PT"/>
         </w:rPr>
+        <w:t>δώσει &amp; σοι &amp; σύνεσιν</w:t>
+      </w:r>
+    </w:p>
+    <w:p>
+      <w:pPr/>
+      <w:r>
+        <w:rPr>
+          <w:lang w:val="pt_PT" w:bidi="pt_PT"/>
+        </w:rPr>
+      </w:r>
+      <w:r>
+        <w:rPr>
+          <w:b/>
+          <w:lang w:val="pt_PT" w:bidi="pt_PT"/>
+        </w:rPr>
         <w:t>"pois o Senhor fará com que você compreenda todas as coisas".</w:t>
       </w:r>
     </w:p>
@@ -12913,6 +14883,21 @@
           <w:b/>
           <w:lang w:val="pt_PT" w:bidi="pt_PT"/>
         </w:rPr>
+        <w:t>ἐν πᾶσιν</w:t>
+      </w:r>
+    </w:p>
+    <w:p>
+      <w:pPr/>
+      <w:r>
+        <w:rPr>
+          <w:lang w:val="pt_PT" w:bidi="pt_PT"/>
+        </w:rPr>
+      </w:r>
+      <w:r>
+        <w:rPr>
+          <w:b/>
+          <w:lang w:val="pt_PT" w:bidi="pt_PT"/>
+        </w:rPr>
         <w:t>"todas as coisas".</w:t>
       </w:r>
     </w:p>
@@ -13009,6 +14994,21 @@
           <w:b/>
           <w:lang w:val="pt_PT" w:bidi="pt_PT"/>
         </w:rPr>
+        <w:t>μνημόνευε</w:t>
+      </w:r>
+    </w:p>
+    <w:p>
+      <w:pPr/>
+      <w:r>
+        <w:rPr>
+          <w:lang w:val="pt_PT" w:bidi="pt_PT"/>
+        </w:rPr>
+      </w:r>
+      <w:r>
+        <w:rPr>
+          <w:b/>
+          <w:lang w:val="pt_PT" w:bidi="pt_PT"/>
+        </w:rPr>
         <w:t>"Lembre de".</w:t>
       </w:r>
     </w:p>
@@ -13131,6 +15131,21 @@
           <w:b/>
           <w:lang w:val="pt_PT" w:bidi="pt_PT"/>
         </w:rPr>
+        <w:t>ἐγηγερμένον ἐκ νεκρῶν, ἐκ σπέρματος Δαυείδ</w:t>
+      </w:r>
+    </w:p>
+    <w:p>
+      <w:pPr/>
+      <w:r>
+        <w:rPr>
+          <w:lang w:val="pt_PT" w:bidi="pt_PT"/>
+        </w:rPr>
+      </w:r>
+      <w:r>
+        <w:rPr>
+          <w:b/>
+          <w:lang w:val="pt_PT" w:bidi="pt_PT"/>
+        </w:rPr>
         <w:t>"Jesus Cristo, que foi ressuscitado e que era descendente de Davi".</w:t>
       </w:r>
     </w:p>
@@ -13240,6 +15255,21 @@
           <w:b/>
           <w:lang w:val="pt_PT" w:bidi="pt_PT"/>
         </w:rPr>
+        <w:t>ἐγηγερμένον</w:t>
+      </w:r>
+    </w:p>
+    <w:p>
+      <w:pPr/>
+      <w:r>
+        <w:rPr>
+          <w:lang w:val="pt_PT" w:bidi="pt_PT"/>
+        </w:rPr>
+      </w:r>
+      <w:r>
+        <w:rPr>
+          <w:b/>
+          <w:lang w:val="pt_PT" w:bidi="pt_PT"/>
+        </w:rPr>
         <w:t>"que foi ressuscitado".</w:t>
       </w:r>
     </w:p>
@@ -13336,6 +15366,21 @@
           <w:b/>
           <w:lang w:val="pt_PT" w:bidi="pt_PT"/>
         </w:rPr>
+        <w:t>ἐγηγερμένον</w:t>
+      </w:r>
+    </w:p>
+    <w:p>
+      <w:pPr/>
+      <w:r>
+        <w:rPr>
+          <w:lang w:val="pt_PT" w:bidi="pt_PT"/>
+        </w:rPr>
+      </w:r>
+      <w:r>
+        <w:rPr>
+          <w:b/>
+          <w:lang w:val="pt_PT" w:bidi="pt_PT"/>
+        </w:rPr>
         <w:t>"que foi ressuscitado".</w:t>
       </w:r>
     </w:p>
@@ -13419,6 +15464,21 @@
           <w:b/>
           <w:lang w:val="pt_PT" w:bidi="pt_PT"/>
         </w:rPr>
+        <w:t>ἐκ νεκρῶν</w:t>
+      </w:r>
+    </w:p>
+    <w:p>
+      <w:pPr/>
+      <w:r>
+        <w:rPr>
+          <w:lang w:val="pt_PT" w:bidi="pt_PT"/>
+        </w:rPr>
+      </w:r>
+      <w:r>
+        <w:rPr>
+          <w:b/>
+          <w:lang w:val="pt_PT" w:bidi="pt_PT"/>
+        </w:rPr>
         <w:t>"que foi ressuscitado".</w:t>
       </w:r>
     </w:p>
@@ -13502,6 +15562,21 @@
           <w:b/>
           <w:lang w:val="pt_PT" w:bidi="pt_PT"/>
         </w:rPr>
+        <w:t>ἐκ σπέρματος Δαυείδ</w:t>
+      </w:r>
+    </w:p>
+    <w:p>
+      <w:pPr/>
+      <w:r>
+        <w:rPr>
+          <w:lang w:val="pt_PT" w:bidi="pt_PT"/>
+        </w:rPr>
+      </w:r>
+      <w:r>
+        <w:rPr>
+          <w:b/>
+          <w:lang w:val="pt_PT" w:bidi="pt_PT"/>
+        </w:rPr>
         <w:t>"descendente de Davi".</w:t>
       </w:r>
     </w:p>
@@ -13611,6 +15686,21 @@
           <w:b/>
           <w:lang w:val="pt_PT" w:bidi="pt_PT"/>
         </w:rPr>
+        <w:t>κατὰ τὸ εὐαγγέλιόν μου</w:t>
+      </w:r>
+    </w:p>
+    <w:p>
+      <w:pPr/>
+      <w:r>
+        <w:rPr>
+          <w:lang w:val="pt_PT" w:bidi="pt_PT"/>
+        </w:rPr>
+      </w:r>
+      <w:r>
+        <w:rPr>
+          <w:b/>
+          <w:lang w:val="pt_PT" w:bidi="pt_PT"/>
+        </w:rPr>
         <w:t>"de acordo com o evangelho que eu anuncio".</w:t>
       </w:r>
     </w:p>
@@ -13707,6 +15797,21 @@
           <w:b/>
           <w:lang w:val="pt_PT" w:bidi="pt_PT"/>
         </w:rPr>
+        <w:t>μέχρι δεσμῶν</w:t>
+      </w:r>
+    </w:p>
+    <w:p>
+      <w:pPr/>
+      <w:r>
+        <w:rPr>
+          <w:lang w:val="pt_PT" w:bidi="pt_PT"/>
+        </w:rPr>
+      </w:r>
+      <w:r>
+        <w:rPr>
+          <w:b/>
+          <w:lang w:val="pt_PT" w:bidi="pt_PT"/>
+        </w:rPr>
         <w:t>"E é por causa disso que eu sofro e até estou acorrentado".</w:t>
       </w:r>
     </w:p>
@@ -13803,6 +15908,21 @@
           <w:b/>
           <w:lang w:val="pt_PT" w:bidi="pt_PT"/>
         </w:rPr>
+        <w:t>ὡς κακοῦργος</w:t>
+      </w:r>
+    </w:p>
+    <w:p>
+      <w:pPr/>
+      <w:r>
+        <w:rPr>
+          <w:lang w:val="pt_PT" w:bidi="pt_PT"/>
+        </w:rPr>
+      </w:r>
+      <w:r>
+        <w:rPr>
+          <w:b/>
+          <w:lang w:val="pt_PT" w:bidi="pt_PT"/>
+        </w:rPr>
         <w:t>"como se fosse um criminoso".</w:t>
       </w:r>
     </w:p>
@@ -13899,6 +16019,21 @@
           <w:b/>
           <w:lang w:val="pt_PT" w:bidi="pt_PT"/>
         </w:rPr>
+        <w:t>ὁ λόγος τοῦ Θεοῦ οὐ δέδεται</w:t>
+      </w:r>
+    </w:p>
+    <w:p>
+      <w:pPr/>
+      <w:r>
+        <w:rPr>
+          <w:lang w:val="pt_PT" w:bidi="pt_PT"/>
+        </w:rPr>
+      </w:r>
+      <w:r>
+        <w:rPr>
+          <w:b/>
+          <w:lang w:val="pt_PT" w:bidi="pt_PT"/>
+        </w:rPr>
         <w:t>"Mas a mensagem de Deus não está presa".</w:t>
       </w:r>
     </w:p>
@@ -14021,6 +16156,21 @@
           <w:b/>
           <w:lang w:val="pt_PT" w:bidi="pt_PT"/>
         </w:rPr>
+        <w:t>ὁ λόγος τοῦ Θεοῦ οὐ δέδεται</w:t>
+      </w:r>
+    </w:p>
+    <w:p>
+      <w:pPr/>
+      <w:r>
+        <w:rPr>
+          <w:lang w:val="pt_PT" w:bidi="pt_PT"/>
+        </w:rPr>
+      </w:r>
+      <w:r>
+        <w:rPr>
+          <w:b/>
+          <w:lang w:val="pt_PT" w:bidi="pt_PT"/>
+        </w:rPr>
         <w:t>"Mas a mensagem de Deus não está presa".</w:t>
       </w:r>
     </w:p>
@@ -14104,6 +16254,21 @@
           <w:b/>
           <w:lang w:val="pt_PT" w:bidi="pt_PT"/>
         </w:rPr>
+        <w:t>ὁ λόγος τοῦ Θεοῦ</w:t>
+      </w:r>
+    </w:p>
+    <w:p>
+      <w:pPr/>
+      <w:r>
+        <w:rPr>
+          <w:lang w:val="pt_PT" w:bidi="pt_PT"/>
+        </w:rPr>
+      </w:r>
+      <w:r>
+        <w:rPr>
+          <w:b/>
+          <w:lang w:val="pt_PT" w:bidi="pt_PT"/>
+        </w:rPr>
         <w:t>"a mensagem de Deus".</w:t>
       </w:r>
     </w:p>
@@ -14200,6 +16365,21 @@
           <w:b/>
           <w:lang w:val="pt_PT" w:bidi="pt_PT"/>
         </w:rPr>
+        <w:t>ὁ λόγος</w:t>
+      </w:r>
+    </w:p>
+    <w:p>
+      <w:pPr/>
+      <w:r>
+        <w:rPr>
+          <w:lang w:val="pt_PT" w:bidi="pt_PT"/>
+        </w:rPr>
+      </w:r>
+      <w:r>
+        <w:rPr>
+          <w:b/>
+          <w:lang w:val="pt_PT" w:bidi="pt_PT"/>
+        </w:rPr>
         <w:t>"a mensagem".</w:t>
       </w:r>
     </w:p>
@@ -14296,6 +16476,21 @@
           <w:b/>
           <w:lang w:val="pt_PT" w:bidi="pt_PT"/>
         </w:rPr>
+        <w:t>διὰ τοῦτο, πάντα ὑπομένω</w:t>
+      </w:r>
+    </w:p>
+    <w:p>
+      <w:pPr/>
+      <w:r>
+        <w:rPr>
+          <w:lang w:val="pt_PT" w:bidi="pt_PT"/>
+        </w:rPr>
+      </w:r>
+      <w:r>
+        <w:rPr>
+          <w:b/>
+          <w:lang w:val="pt_PT" w:bidi="pt_PT"/>
+        </w:rPr>
         <w:t>"e por isso eu suporto tudo".</w:t>
       </w:r>
     </w:p>
@@ -14418,6 +16613,21 @@
           <w:b/>
           <w:lang w:val="pt_PT" w:bidi="pt_PT"/>
         </w:rPr>
+        <w:t>πάντα ὑπομένω</w:t>
+      </w:r>
+    </w:p>
+    <w:p>
+      <w:pPr/>
+      <w:r>
+        <w:rPr>
+          <w:lang w:val="pt_PT" w:bidi="pt_PT"/>
+        </w:rPr>
+      </w:r>
+      <w:r>
+        <w:rPr>
+          <w:b/>
+          <w:lang w:val="pt_PT" w:bidi="pt_PT"/>
+        </w:rPr>
         <w:t>"eu suporto tudo".</w:t>
       </w:r>
     </w:p>
@@ -14514,6 +16724,21 @@
           <w:b/>
           <w:lang w:val="pt_PT" w:bidi="pt_PT"/>
         </w:rPr>
+        <w:t>τοὺς ἐκλεκτούς</w:t>
+      </w:r>
+    </w:p>
+    <w:p>
+      <w:pPr/>
+      <w:r>
+        <w:rPr>
+          <w:lang w:val="pt_PT" w:bidi="pt_PT"/>
+        </w:rPr>
+      </w:r>
+      <w:r>
+        <w:rPr>
+          <w:b/>
+          <w:lang w:val="pt_PT" w:bidi="pt_PT"/>
+        </w:rPr>
         <w:t>"povo escolhido de Deus".</w:t>
       </w:r>
     </w:p>
@@ -14597,6 +16822,21 @@
           <w:b/>
           <w:lang w:val="pt_PT" w:bidi="pt_PT"/>
         </w:rPr>
+        <w:t>καὶ αὐτοὶ σωτηρίας τύχωσιν τῆς ἐν Χριστῷ Ἰησοῦ</w:t>
+      </w:r>
+    </w:p>
+    <w:p>
+      <w:pPr/>
+      <w:r>
+        <w:rPr>
+          <w:lang w:val="pt_PT" w:bidi="pt_PT"/>
+        </w:rPr>
+      </w:r>
+      <w:r>
+        <w:rPr>
+          <w:b/>
+          <w:lang w:val="pt_PT" w:bidi="pt_PT"/>
+        </w:rPr>
         <w:t>"Faço isso para que eles possam ganhar a salvação que está em Cristo Jesus".</w:t>
       </w:r>
     </w:p>
@@ -14693,6 +16933,21 @@
           <w:b/>
           <w:lang w:val="pt_PT" w:bidi="pt_PT"/>
         </w:rPr>
+        <w:t>τῆς ἐν Χριστῷ Ἰησοῦ</w:t>
+      </w:r>
+    </w:p>
+    <w:p>
+      <w:pPr/>
+      <w:r>
+        <w:rPr>
+          <w:lang w:val="pt_PT" w:bidi="pt_PT"/>
+        </w:rPr>
+      </w:r>
+      <w:r>
+        <w:rPr>
+          <w:b/>
+          <w:lang w:val="pt_PT" w:bidi="pt_PT"/>
+        </w:rPr>
         <w:t>"que está em Cristo Jesus".</w:t>
       </w:r>
     </w:p>
@@ -14867,6 +17122,21 @@
           <w:b/>
           <w:lang w:val="pt_PT" w:bidi="pt_PT"/>
         </w:rPr>
+        <w:t>μετὰ δόξης αἰωνίου</w:t>
+      </w:r>
+    </w:p>
+    <w:p>
+      <w:pPr/>
+      <w:r>
+        <w:rPr>
+          <w:lang w:val="pt_PT" w:bidi="pt_PT"/>
+        </w:rPr>
+      </w:r>
+      <w:r>
+        <w:rPr>
+          <w:b/>
+          <w:lang w:val="pt_PT" w:bidi="pt_PT"/>
+        </w:rPr>
         <w:t>"e que traz a glória eterna".</w:t>
       </w:r>
     </w:p>
@@ -14976,6 +17246,21 @@
           <w:b/>
           <w:lang w:val="pt_PT" w:bidi="pt_PT"/>
         </w:rPr>
+        <w:t>μετὰ δόξης αἰωνίου</w:t>
+      </w:r>
+    </w:p>
+    <w:p>
+      <w:pPr/>
+      <w:r>
+        <w:rPr>
+          <w:lang w:val="pt_PT" w:bidi="pt_PT"/>
+        </w:rPr>
+      </w:r>
+      <w:r>
+        <w:rPr>
+          <w:b/>
+          <w:lang w:val="pt_PT" w:bidi="pt_PT"/>
+        </w:rPr>
         <w:t>"e que traz a glória eterna".</w:t>
       </w:r>
     </w:p>
@@ -15072,6 +17357,21 @@
           <w:b/>
           <w:lang w:val="pt_PT" w:bidi="pt_PT"/>
         </w:rPr>
+        <w:t>πιστὸς ὁ λόγος</w:t>
+      </w:r>
+    </w:p>
+    <w:p>
+      <w:pPr/>
+      <w:r>
+        <w:rPr>
+          <w:lang w:val="pt_PT" w:bidi="pt_PT"/>
+        </w:rPr>
+      </w:r>
+      <w:r>
+        <w:rPr>
+          <w:b/>
+          <w:lang w:val="pt_PT" w:bidi="pt_PT"/>
+        </w:rPr>
         <w:t>"Este ensinamento é verdadeiro".</w:t>
       </w:r>
     </w:p>
@@ -15168,6 +17468,21 @@
           <w:b/>
           <w:lang w:val="pt_PT" w:bidi="pt_PT"/>
         </w:rPr>
+        <w:t>γὰρ</w:t>
+      </w:r>
+    </w:p>
+    <w:p>
+      <w:pPr/>
+      <w:r>
+        <w:rPr>
+          <w:lang w:val="pt_PT" w:bidi="pt_PT"/>
+        </w:rPr>
+      </w:r>
+      <w:r>
+        <w:rPr>
+          <w:b/>
+          <w:lang w:val="pt_PT" w:bidi="pt_PT"/>
+        </w:rPr>
         <w:t>"Este ensinamento é verdadeiro: 'Se já'".</w:t>
       </w:r>
     </w:p>
@@ -15277,6 +17592,21 @@
           <w:b/>
           <w:lang w:val="pt_PT" w:bidi="pt_PT"/>
         </w:rPr>
+        <w:t>εἰ &amp; συναπεθάνομεν</w:t>
+      </w:r>
+    </w:p>
+    <w:p>
+      <w:pPr/>
+      <w:r>
+        <w:rPr>
+          <w:lang w:val="pt_PT" w:bidi="pt_PT"/>
+        </w:rPr>
+      </w:r>
+      <w:r>
+        <w:rPr>
+          <w:b/>
+          <w:lang w:val="pt_PT" w:bidi="pt_PT"/>
+        </w:rPr>
         <w:t>"Se já morremos com Cristo".</w:t>
       </w:r>
     </w:p>
@@ -15360,6 +17690,21 @@
           <w:b/>
           <w:lang w:val="pt_PT" w:bidi="pt_PT"/>
         </w:rPr>
+        <w:t>συναπεθάνομεν</w:t>
+      </w:r>
+    </w:p>
+    <w:p>
+      <w:pPr/>
+      <w:r>
+        <w:rPr>
+          <w:lang w:val="pt_PT" w:bidi="pt_PT"/>
+        </w:rPr>
+      </w:r>
+      <w:r>
+        <w:rPr>
+          <w:b/>
+          <w:lang w:val="pt_PT" w:bidi="pt_PT"/>
+        </w:rPr>
         <w:t>"Se já morremos com Cristo".</w:t>
       </w:r>
     </w:p>
@@ -15443,6 +17788,21 @@
           <w:b/>
           <w:lang w:val="pt_PT" w:bidi="pt_PT"/>
         </w:rPr>
+        <w:t>καὶ συνζήσομεν</w:t>
+      </w:r>
+    </w:p>
+    <w:p>
+      <w:pPr/>
+      <w:r>
+        <w:rPr>
+          <w:lang w:val="pt_PT" w:bidi="pt_PT"/>
+        </w:rPr>
+      </w:r>
+      <w:r>
+        <w:rPr>
+          <w:b/>
+          <w:lang w:val="pt_PT" w:bidi="pt_PT"/>
+        </w:rPr>
         <w:t>"também viveremos com ele".</w:t>
       </w:r>
     </w:p>
@@ -15526,6 +17886,21 @@
           <w:b/>
           <w:lang w:val="pt_PT" w:bidi="pt_PT"/>
         </w:rPr>
+        <w:t>εἰ γὰρ συναπεθάνομεν, καὶ συνζήσομεν &amp; εἰ ὑπομένομεν, καὶ συνβασιλεύσομεν; εἰ ἀρνησόμεθα, κἀκεῖνος ἀρνήσεται ἡμᾶς &amp; εἰ ἀπιστοῦμεν, ἐκεῖνος πιστὸς μένει; ἀρνήσασθαι γὰρ ἑαυτὸν οὐ δύναται</w:t>
+      </w:r>
+    </w:p>
+    <w:p>
+      <w:pPr/>
+      <w:r>
+        <w:rPr>
+          <w:lang w:val="pt_PT" w:bidi="pt_PT"/>
+        </w:rPr>
+      </w:r>
+      <w:r>
+        <w:rPr>
+          <w:b/>
+          <w:lang w:val="pt_PT" w:bidi="pt_PT"/>
+        </w:rPr>
         <w:t>"Se já morremos com Cristo, também viveremos com ele</w:t>
       </w:r>
       <w:r>
@@ -15635,6 +18010,21 @@
           <w:b/>
           <w:lang w:val="pt_PT" w:bidi="pt_PT"/>
         </w:rPr>
+        <w:t>ὑπομένομεν</w:t>
+      </w:r>
+    </w:p>
+    <w:p>
+      <w:pPr/>
+      <w:r>
+        <w:rPr>
+          <w:lang w:val="pt_PT" w:bidi="pt_PT"/>
+        </w:rPr>
+      </w:r>
+      <w:r>
+        <w:rPr>
+          <w:b/>
+          <w:lang w:val="pt_PT" w:bidi="pt_PT"/>
+        </w:rPr>
         <w:t>"Se continuarmos a suportar".</w:t>
       </w:r>
     </w:p>
@@ -15731,6 +18121,21 @@
           <w:b/>
           <w:lang w:val="pt_PT" w:bidi="pt_PT"/>
         </w:rPr>
+        <w:t>ἀρνησόμεθα</w:t>
+      </w:r>
+    </w:p>
+    <w:p>
+      <w:pPr/>
+      <w:r>
+        <w:rPr>
+          <w:lang w:val="pt_PT" w:bidi="pt_PT"/>
+        </w:rPr>
+      </w:r>
+      <w:r>
+        <w:rPr>
+          <w:b/>
+          <w:lang w:val="pt_PT" w:bidi="pt_PT"/>
+        </w:rPr>
         <w:t>"Se nós o negarmos".</w:t>
       </w:r>
     </w:p>
@@ -15814,6 +18219,21 @@
           <w:b/>
           <w:lang w:val="pt_PT" w:bidi="pt_PT"/>
         </w:rPr>
+        <w:t>κἀκεῖνος ἀρνήσεται ἡμᾶς</w:t>
+      </w:r>
+    </w:p>
+    <w:p>
+      <w:pPr/>
+      <w:r>
+        <w:rPr>
+          <w:lang w:val="pt_PT" w:bidi="pt_PT"/>
+        </w:rPr>
+      </w:r>
+      <w:r>
+        <w:rPr>
+          <w:b/>
+          <w:lang w:val="pt_PT" w:bidi="pt_PT"/>
+        </w:rPr>
         <w:t>"ele também nos negará".</w:t>
       </w:r>
     </w:p>
@@ -15910,6 +18330,21 @@
           <w:b/>
           <w:lang w:val="pt_PT" w:bidi="pt_PT"/>
         </w:rPr>
+        <w:t>ἀπιστοῦμεν</w:t>
+      </w:r>
+    </w:p>
+    <w:p>
+      <w:pPr/>
+      <w:r>
+        <w:rPr>
+          <w:lang w:val="pt_PT" w:bidi="pt_PT"/>
+        </w:rPr>
+      </w:r>
+      <w:r>
+        <w:rPr>
+          <w:b/>
+          <w:lang w:val="pt_PT" w:bidi="pt_PT"/>
+        </w:rPr>
         <w:t>"Se não formos fiéis".</w:t>
       </w:r>
     </w:p>
@@ -15993,6 +18428,21 @@
           <w:b/>
           <w:lang w:val="pt_PT" w:bidi="pt_PT"/>
         </w:rPr>
+        <w:t>ἐκεῖνος πιστὸς μένει</w:t>
+      </w:r>
+    </w:p>
+    <w:p>
+      <w:pPr/>
+      <w:r>
+        <w:rPr>
+          <w:lang w:val="pt_PT" w:bidi="pt_PT"/>
+        </w:rPr>
+      </w:r>
+      <w:r>
+        <w:rPr>
+          <w:b/>
+          <w:lang w:val="pt_PT" w:bidi="pt_PT"/>
+        </w:rPr>
         <w:t>"Cristo continua sendo fiel".</w:t>
       </w:r>
     </w:p>
@@ -16102,6 +18552,21 @@
           <w:b/>
           <w:lang w:val="pt_PT" w:bidi="pt_PT"/>
         </w:rPr>
+        <w:t>ἀρνήσασθαι &amp; ἑαυτὸν οὐ δύναται</w:t>
+      </w:r>
+    </w:p>
+    <w:p>
+      <w:pPr/>
+      <w:r>
+        <w:rPr>
+          <w:lang w:val="pt_PT" w:bidi="pt_PT"/>
+        </w:rPr>
+      </w:r>
+      <w:r>
+        <w:rPr>
+          <w:b/>
+          <w:lang w:val="pt_PT" w:bidi="pt_PT"/>
+        </w:rPr>
         <w:t>"pois ele não pode ser falso para si mesmo".</w:t>
       </w:r>
     </w:p>
@@ -16198,6 +18663,21 @@
           <w:b/>
           <w:lang w:val="pt_PT" w:bidi="pt_PT"/>
         </w:rPr>
+        <w:t>ὑπομίμνῃσκε</w:t>
+      </w:r>
+    </w:p>
+    <w:p>
+      <w:pPr/>
+      <w:r>
+        <w:rPr>
+          <w:lang w:val="pt_PT" w:bidi="pt_PT"/>
+        </w:rPr>
+      </w:r>
+      <w:r>
+        <w:rPr>
+          <w:b/>
+          <w:lang w:val="pt_PT" w:bidi="pt_PT"/>
+        </w:rPr>
         <w:t>"Recomende essas coisas aos que".</w:t>
       </w:r>
     </w:p>
@@ -16294,6 +18774,21 @@
           <w:b/>
           <w:lang w:val="pt_PT" w:bidi="pt_PT"/>
         </w:rPr>
+        <w:t>ταῦτα</w:t>
+      </w:r>
+    </w:p>
+    <w:p>
+      <w:pPr/>
+      <w:r>
+        <w:rPr>
+          <w:lang w:val="pt_PT" w:bidi="pt_PT"/>
+        </w:rPr>
+      </w:r>
+      <w:r>
+        <w:rPr>
+          <w:b/>
+          <w:lang w:val="pt_PT" w:bidi="pt_PT"/>
+        </w:rPr>
         <w:t>"essas coisas".</w:t>
       </w:r>
     </w:p>
@@ -16323,7 +18818,7 @@
         </w:rPr>
         <w:t xml:space="preserve"> refere-se ao que Paulo escreveu anteriormente. Isso inclui a palavra confiável em </w:t>
       </w:r>
-      <w:hyperlink r:id="rId26">
+      <w:hyperlink r:id="rId28">
         <w:r>
           <w:rPr>
             <w:lang w:val="pt_PT" w:bidi="pt_PT"/>
@@ -16341,7 +18836,7 @@
         </w:rPr>
         <w:t xml:space="preserve"> e talvez também </w:t>
       </w:r>
-      <w:hyperlink r:id="rId27">
+      <w:hyperlink r:id="rId29">
         <w:r>
           <w:rPr>
             <w:lang w:val="pt_PT" w:bidi="pt_PT"/>
@@ -16522,6 +19017,21 @@
           <w:b/>
           <w:lang w:val="pt_PT" w:bidi="pt_PT"/>
         </w:rPr>
+        <w:t>τοῦ Θεοῦ</w:t>
+      </w:r>
+    </w:p>
+    <w:p>
+      <w:pPr/>
+      <w:r>
+        <w:rPr>
+          <w:lang w:val="pt_PT" w:bidi="pt_PT"/>
+        </w:rPr>
+      </w:r>
+      <w:r>
+        <w:rPr>
+          <w:b/>
+          <w:lang w:val="pt_PT" w:bidi="pt_PT"/>
+        </w:rPr>
         <w:t>"Deus".</w:t>
       </w:r>
     </w:p>
@@ -16618,6 +19128,21 @@
           <w:b/>
           <w:lang w:val="pt_PT" w:bidi="pt_PT"/>
         </w:rPr>
+        <w:t>μὴ λογομαχεῖν</w:t>
+      </w:r>
+    </w:p>
+    <w:p>
+      <w:pPr/>
+      <w:r>
+        <w:rPr>
+          <w:lang w:val="pt_PT" w:bidi="pt_PT"/>
+        </w:rPr>
+      </w:r>
+      <w:r>
+        <w:rPr>
+          <w:b/>
+          <w:lang w:val="pt_PT" w:bidi="pt_PT"/>
+        </w:rPr>
         <w:t>"que não briguem por causa de palavras".</w:t>
       </w:r>
     </w:p>
@@ -16714,6 +19239,21 @@
           <w:b/>
           <w:lang w:val="pt_PT" w:bidi="pt_PT"/>
         </w:rPr>
+        <w:t>ἐπὶ καταστροφῇ τῶν ἀκουόντων</w:t>
+      </w:r>
+    </w:p>
+    <w:p>
+      <w:pPr/>
+      <w:r>
+        <w:rPr>
+          <w:lang w:val="pt_PT" w:bidi="pt_PT"/>
+        </w:rPr>
+      </w:r>
+      <w:r>
+        <w:rPr>
+          <w:b/>
+          <w:lang w:val="pt_PT" w:bidi="pt_PT"/>
+        </w:rPr>
         <w:t>"Brigar não é bom, pois somente prejudica os que estão presentes".</w:t>
       </w:r>
     </w:p>
@@ -16797,6 +19337,21 @@
           <w:b/>
           <w:lang w:val="pt_PT" w:bidi="pt_PT"/>
         </w:rPr>
+        <w:t>ἐπὶ καταστροφῇ τῶν ἀκουόντων</w:t>
+      </w:r>
+    </w:p>
+    <w:p>
+      <w:pPr/>
+      <w:r>
+        <w:rPr>
+          <w:lang w:val="pt_PT" w:bidi="pt_PT"/>
+        </w:rPr>
+      </w:r>
+      <w:r>
+        <w:rPr>
+          <w:b/>
+          <w:lang w:val="pt_PT" w:bidi="pt_PT"/>
+        </w:rPr>
         <w:t>"pois somente prejudica os que estão presentes".</w:t>
       </w:r>
     </w:p>
@@ -16880,6 +19435,21 @@
           <w:b/>
           <w:lang w:val="pt_PT" w:bidi="pt_PT"/>
         </w:rPr>
+        <w:t>σπούδασον σεαυτὸν, δόκιμον παραστῆσαι τῷ Θεῷ</w:t>
+      </w:r>
+    </w:p>
+    <w:p>
+      <w:pPr/>
+      <w:r>
+        <w:rPr>
+          <w:lang w:val="pt_PT" w:bidi="pt_PT"/>
+        </w:rPr>
+      </w:r>
+      <w:r>
+        <w:rPr>
+          <w:b/>
+          <w:lang w:val="pt_PT" w:bidi="pt_PT"/>
+        </w:rPr>
         <w:t>"Faça todo o possível para conseguir a completa aprovação de Deus".</w:t>
       </w:r>
     </w:p>
@@ -17002,6 +19572,21 @@
           <w:b/>
           <w:lang w:val="pt_PT" w:bidi="pt_PT"/>
         </w:rPr>
+        <w:t>ἐργάτην</w:t>
+      </w:r>
+    </w:p>
+    <w:p>
+      <w:pPr/>
+      <w:r>
+        <w:rPr>
+          <w:lang w:val="pt_PT" w:bidi="pt_PT"/>
+        </w:rPr>
+      </w:r>
+      <w:r>
+        <w:rPr>
+          <w:b/>
+          <w:lang w:val="pt_PT" w:bidi="pt_PT"/>
+        </w:rPr>
         <w:t>"como um trabalhador".</w:t>
       </w:r>
     </w:p>
@@ -17098,6 +19683,21 @@
           <w:b/>
           <w:lang w:val="pt_PT" w:bidi="pt_PT"/>
         </w:rPr>
+        <w:t>ἀνεπαίσχυντον</w:t>
+      </w:r>
+    </w:p>
+    <w:p>
+      <w:pPr/>
+      <w:r>
+        <w:rPr>
+          <w:lang w:val="pt_PT" w:bidi="pt_PT"/>
+        </w:rPr>
+      </w:r>
+      <w:r>
+        <w:rPr>
+          <w:b/>
+          <w:lang w:val="pt_PT" w:bidi="pt_PT"/>
+        </w:rPr>
         <w:t>"que não se envergonha".</w:t>
       </w:r>
     </w:p>
@@ -17181,6 +19781,21 @@
           <w:b/>
           <w:lang w:val="pt_PT" w:bidi="pt_PT"/>
         </w:rPr>
+        <w:t>ὀρθοτομοῦντα τὸν λόγον τῆς ἀληθείας</w:t>
+      </w:r>
+    </w:p>
+    <w:p>
+      <w:pPr/>
+      <w:r>
+        <w:rPr>
+          <w:lang w:val="pt_PT" w:bidi="pt_PT"/>
+        </w:rPr>
+      </w:r>
+      <w:r>
+        <w:rPr>
+          <w:b/>
+          <w:lang w:val="pt_PT" w:bidi="pt_PT"/>
+        </w:rPr>
         <w:t>"mas ensina corretamente a verdade do evangelho".</w:t>
       </w:r>
     </w:p>
@@ -17290,6 +19905,21 @@
           <w:b/>
           <w:lang w:val="pt_PT" w:bidi="pt_PT"/>
         </w:rPr>
+        <w:t>τὸν λόγον τῆς ἀληθείας</w:t>
+      </w:r>
+    </w:p>
+    <w:p>
+      <w:pPr/>
+      <w:r>
+        <w:rPr>
+          <w:lang w:val="pt_PT" w:bidi="pt_PT"/>
+        </w:rPr>
+      </w:r>
+      <w:r>
+        <w:rPr>
+          <w:b/>
+          <w:lang w:val="pt_PT" w:bidi="pt_PT"/>
+        </w:rPr>
         <w:t>"a verdade do evangelho".</w:t>
       </w:r>
     </w:p>
@@ -17373,6 +20003,21 @@
           <w:b/>
           <w:lang w:val="pt_PT" w:bidi="pt_PT"/>
         </w:rPr>
+        <w:t>τὸν λόγον τῆς ἀληθείας</w:t>
+      </w:r>
+    </w:p>
+    <w:p>
+      <w:pPr/>
+      <w:r>
+        <w:rPr>
+          <w:lang w:val="pt_PT" w:bidi="pt_PT"/>
+        </w:rPr>
+      </w:r>
+      <w:r>
+        <w:rPr>
+          <w:b/>
+          <w:lang w:val="pt_PT" w:bidi="pt_PT"/>
+        </w:rPr>
         <w:t>"a verdade do evangelho".</w:t>
       </w:r>
     </w:p>
@@ -17469,6 +20114,21 @@
           <w:b/>
           <w:lang w:val="pt_PT" w:bidi="pt_PT"/>
         </w:rPr>
+        <w:t>τὸν λόγον</w:t>
+      </w:r>
+    </w:p>
+    <w:p>
+      <w:pPr/>
+      <w:r>
+        <w:rPr>
+          <w:lang w:val="pt_PT" w:bidi="pt_PT"/>
+        </w:rPr>
+      </w:r>
+      <w:r>
+        <w:rPr>
+          <w:b/>
+          <w:lang w:val="pt_PT" w:bidi="pt_PT"/>
+        </w:rPr>
         <w:t>"a verdade do evangelho".</w:t>
       </w:r>
     </w:p>
@@ -17552,6 +20212,21 @@
           <w:b/>
           <w:lang w:val="pt_PT" w:bidi="pt_PT"/>
         </w:rPr>
+        <w:t>δὲ</w:t>
+      </w:r>
+    </w:p>
+    <w:p>
+      <w:pPr/>
+      <w:r>
+        <w:rPr>
+          <w:lang w:val="pt_PT" w:bidi="pt_PT"/>
+        </w:rPr>
+      </w:r>
+      <w:r>
+        <w:rPr>
+          <w:b/>
+          <w:lang w:val="pt_PT" w:bidi="pt_PT"/>
+        </w:rPr>
         <w:t>"Evite".</w:t>
       </w:r>
     </w:p>
@@ -17581,7 +20256,7 @@
         </w:rPr>
         <w:t xml:space="preserve"> em contraste com como ele deve tratar “a verdade do evangelho” (</w:t>
       </w:r>
-      <w:hyperlink r:id="rId28">
+      <w:hyperlink r:id="rId30">
         <w:r>
           <w:rPr>
             <w:lang w:val="pt_PT" w:bidi="pt_PT"/>
@@ -17679,6 +20354,21 @@
           <w:b/>
           <w:lang w:val="pt_PT" w:bidi="pt_PT"/>
         </w:rPr>
+        <w:t>τὰς &amp; βεβήλους κενοφωνίας</w:t>
+      </w:r>
+    </w:p>
+    <w:p>
+      <w:pPr/>
+      <w:r>
+        <w:rPr>
+          <w:lang w:val="pt_PT" w:bidi="pt_PT"/>
+        </w:rPr>
+      </w:r>
+      <w:r>
+        <w:rPr>
+          <w:b/>
+          <w:lang w:val="pt_PT" w:bidi="pt_PT"/>
+        </w:rPr>
         <w:t>"os falatórios contrários aos ensinamentos cristãos".</w:t>
       </w:r>
     </w:p>
@@ -17788,6 +20478,21 @@
           <w:b/>
           <w:lang w:val="pt_PT" w:bidi="pt_PT"/>
         </w:rPr>
+        <w:t>προκόψουσιν</w:t>
+      </w:r>
+    </w:p>
+    <w:p>
+      <w:pPr/>
+      <w:r>
+        <w:rPr>
+          <w:lang w:val="pt_PT" w:bidi="pt_PT"/>
+        </w:rPr>
+      </w:r>
+      <w:r>
+        <w:rPr>
+          <w:b/>
+          <w:lang w:val="pt_PT" w:bidi="pt_PT"/>
+        </w:rPr>
         <w:t>"pois eles fazem com que as pessoas se afastem de Deus".</w:t>
       </w:r>
     </w:p>
@@ -17830,7 +20535,7 @@
         </w:rPr>
         <w:t xml:space="preserve">. Quando Paulo se refere à “palavra deles” em </w:t>
       </w:r>
-      <w:hyperlink r:id="rId29">
+      <w:hyperlink r:id="rId31">
         <w:r>
           <w:rPr>
             <w:lang w:val="pt_PT" w:bidi="pt_PT"/>
@@ -17941,6 +20646,21 @@
           <w:b/>
           <w:lang w:val="pt_PT" w:bidi="pt_PT"/>
         </w:rPr>
+        <w:t>ἐπὶ πλεῖον &amp; προκόψουσιν ἀσεβείας</w:t>
+      </w:r>
+    </w:p>
+    <w:p>
+      <w:pPr/>
+      <w:r>
+        <w:rPr>
+          <w:lang w:val="pt_PT" w:bidi="pt_PT"/>
+        </w:rPr>
+      </w:r>
+      <w:r>
+        <w:rPr>
+          <w:b/>
+          <w:lang w:val="pt_PT" w:bidi="pt_PT"/>
+        </w:rPr>
         <w:t>"pois eles fazem com que as pessoas se afastem de Deus".</w:t>
       </w:r>
     </w:p>
@@ -18050,6 +20770,21 @@
           <w:b/>
           <w:lang w:val="pt_PT" w:bidi="pt_PT"/>
         </w:rPr>
+        <w:t>ἀσεβείας</w:t>
+      </w:r>
+    </w:p>
+    <w:p>
+      <w:pPr/>
+      <w:r>
+        <w:rPr>
+          <w:lang w:val="pt_PT" w:bidi="pt_PT"/>
+        </w:rPr>
+      </w:r>
+      <w:r>
+        <w:rPr>
+          <w:b/>
+          <w:lang w:val="pt_PT" w:bidi="pt_PT"/>
+        </w:rPr>
         <w:t>"pois eles fazem com que as pessoas se afastem de Deus".</w:t>
       </w:r>
     </w:p>
@@ -18133,6 +20868,21 @@
           <w:b/>
           <w:lang w:val="pt_PT" w:bidi="pt_PT"/>
         </w:rPr>
+        <w:t>ὁ λόγος αὐτῶν</w:t>
+      </w:r>
+    </w:p>
+    <w:p>
+      <w:pPr/>
+      <w:r>
+        <w:rPr>
+          <w:lang w:val="pt_PT" w:bidi="pt_PT"/>
+        </w:rPr>
+      </w:r>
+      <w:r>
+        <w:rPr>
+          <w:b/>
+          <w:lang w:val="pt_PT" w:bidi="pt_PT"/>
+        </w:rPr>
         <w:t>"As coisas que os falsos mestres ensinam".</w:t>
       </w:r>
     </w:p>
@@ -18149,7 +20899,7 @@
         </w:rPr>
         <w:t xml:space="preserve">Uma tradução mais literal vai dizer: "E a palavra desses". Aqui, "palavra" representa o que as pessoas dizem usando palavras. Neste caso, Paulo está se referindo especificamente aos “falatórios contrários” mencionados em </w:t>
       </w:r>
-      <w:hyperlink r:id="rId30">
+      <w:hyperlink r:id="rId32">
         <w:r>
           <w:rPr>
             <w:lang w:val="pt_PT" w:bidi="pt_PT"/>
@@ -18234,6 +20984,21 @@
           <w:b/>
           <w:lang w:val="pt_PT" w:bidi="pt_PT"/>
         </w:rPr>
+        <w:t>ὡς γάγγραινα νομὴν ἕξει</w:t>
+      </w:r>
+    </w:p>
+    <w:p>
+      <w:pPr/>
+      <w:r>
+        <w:rPr>
+          <w:lang w:val="pt_PT" w:bidi="pt_PT"/>
+        </w:rPr>
+      </w:r>
+      <w:r>
+        <w:rPr>
+          <w:b/>
+          <w:lang w:val="pt_PT" w:bidi="pt_PT"/>
+        </w:rPr>
         <w:t>"se espalham como a gangrena".</w:t>
       </w:r>
     </w:p>
@@ -18343,6 +21108,21 @@
           <w:b/>
           <w:lang w:val="pt_PT" w:bidi="pt_PT"/>
         </w:rPr>
+        <w:t>γάγγραινα</w:t>
+      </w:r>
+    </w:p>
+    <w:p>
+      <w:pPr/>
+      <w:r>
+        <w:rPr>
+          <w:lang w:val="pt_PT" w:bidi="pt_PT"/>
+        </w:rPr>
+      </w:r>
+      <w:r>
+        <w:rPr>
+          <w:b/>
+          <w:lang w:val="pt_PT" w:bidi="pt_PT"/>
+        </w:rPr>
         <w:t>"como a gangrena".</w:t>
       </w:r>
     </w:p>
@@ -18452,6 +21232,21 @@
           <w:b/>
           <w:lang w:val="pt_PT" w:bidi="pt_PT"/>
         </w:rPr>
+        <w:t>Ὑμέναιος, καὶ Φίλητος</w:t>
+      </w:r>
+    </w:p>
+    <w:p>
+      <w:pPr/>
+      <w:r>
+        <w:rPr>
+          <w:lang w:val="pt_PT" w:bidi="pt_PT"/>
+        </w:rPr>
+      </w:r>
+      <w:r>
+        <w:rPr>
+          <w:b/>
+          <w:lang w:val="pt_PT" w:bidi="pt_PT"/>
+        </w:rPr>
         <w:t>"Himeneu e Fileto".</w:t>
       </w:r>
     </w:p>
@@ -18561,6 +21356,21 @@
           <w:b/>
           <w:lang w:val="pt_PT" w:bidi="pt_PT"/>
         </w:rPr>
+        <w:t>περὶ τὴν ἀλήθειαν ἠστόχησαν</w:t>
+      </w:r>
+    </w:p>
+    <w:p>
+      <w:pPr/>
+      <w:r>
+        <w:rPr>
+          <w:lang w:val="pt_PT" w:bidi="pt_PT"/>
+        </w:rPr>
+      </w:r>
+      <w:r>
+        <w:rPr>
+          <w:b/>
+          <w:lang w:val="pt_PT" w:bidi="pt_PT"/>
+        </w:rPr>
         <w:t>"os quais abandonaram o caminho da verdade".</w:t>
       </w:r>
     </w:p>
@@ -18670,6 +21480,21 @@
           <w:b/>
           <w:lang w:val="pt_PT" w:bidi="pt_PT"/>
         </w:rPr>
+        <w:t>περὶ τὴν ἀλήθειαν</w:t>
+      </w:r>
+    </w:p>
+    <w:p>
+      <w:pPr/>
+      <w:r>
+        <w:rPr>
+          <w:lang w:val="pt_PT" w:bidi="pt_PT"/>
+        </w:rPr>
+      </w:r>
+      <w:r>
+        <w:rPr>
+          <w:b/>
+          <w:lang w:val="pt_PT" w:bidi="pt_PT"/>
+        </w:rPr>
         <w:t>"o caminho da verdade".</w:t>
       </w:r>
     </w:p>
@@ -18766,6 +21591,21 @@
           <w:b/>
           <w:lang w:val="pt_PT" w:bidi="pt_PT"/>
         </w:rPr>
+        <w:t>ἀνάστασιν ἤδη γεγονέναι</w:t>
+      </w:r>
+    </w:p>
+    <w:p>
+      <w:pPr/>
+      <w:r>
+        <w:rPr>
+          <w:lang w:val="pt_PT" w:bidi="pt_PT"/>
+        </w:rPr>
+      </w:r>
+      <w:r>
+        <w:rPr>
+          <w:b/>
+          <w:lang w:val="pt_PT" w:bidi="pt_PT"/>
+        </w:rPr>
         <w:t>"Eles afirmam que a nossa ressurreição já aconteceu".</w:t>
       </w:r>
     </w:p>
@@ -18862,6 +21702,21 @@
           <w:b/>
           <w:lang w:val="pt_PT" w:bidi="pt_PT"/>
         </w:rPr>
+        <w:t>ἀνατρέπουσιν τήν τινων πίστιν</w:t>
+      </w:r>
+    </w:p>
+    <w:p>
+      <w:pPr/>
+      <w:r>
+        <w:rPr>
+          <w:lang w:val="pt_PT" w:bidi="pt_PT"/>
+        </w:rPr>
+      </w:r>
+      <w:r>
+        <w:rPr>
+          <w:b/>
+          <w:lang w:val="pt_PT" w:bidi="pt_PT"/>
+        </w:rPr>
         <w:t>"e assim estão atrapalhando a fé cristã de alguns".</w:t>
       </w:r>
     </w:p>
@@ -18958,6 +21813,21 @@
           <w:b/>
           <w:lang w:val="pt_PT" w:bidi="pt_PT"/>
         </w:rPr>
+        <w:t>τήν τινων πίστιν</w:t>
+      </w:r>
+    </w:p>
+    <w:p>
+      <w:pPr/>
+      <w:r>
+        <w:rPr>
+          <w:lang w:val="pt_PT" w:bidi="pt_PT"/>
+        </w:rPr>
+      </w:r>
+      <w:r>
+        <w:rPr>
+          <w:b/>
+          <w:lang w:val="pt_PT" w:bidi="pt_PT"/>
+        </w:rPr>
         <w:t>"a fé cristã de alguns".</w:t>
       </w:r>
     </w:p>
@@ -19054,6 +21924,21 @@
           <w:b/>
           <w:lang w:val="pt_PT" w:bidi="pt_PT"/>
         </w:rPr>
+        <w:t>ὁ &amp; στερεὸς θεμέλιος τοῦ Θεοῦ ἕστηκεν</w:t>
+      </w:r>
+    </w:p>
+    <w:p>
+      <w:pPr/>
+      <w:r>
+        <w:rPr>
+          <w:lang w:val="pt_PT" w:bidi="pt_PT"/>
+        </w:rPr>
+      </w:r>
+      <w:r>
+        <w:rPr>
+          <w:b/>
+          <w:lang w:val="pt_PT" w:bidi="pt_PT"/>
+        </w:rPr>
         <w:t>"Mas o firme alicerce que Deus colocou não pode ser abalado".</w:t>
       </w:r>
     </w:p>
@@ -19202,6 +22087,21 @@
           <w:b/>
           <w:lang w:val="pt_PT" w:bidi="pt_PT"/>
         </w:rPr>
+        <w:t>ἔχων τὴν σφραγῖδα ταύτην</w:t>
+      </w:r>
+    </w:p>
+    <w:p>
+      <w:pPr/>
+      <w:r>
+        <w:rPr>
+          <w:lang w:val="pt_PT" w:bidi="pt_PT"/>
+        </w:rPr>
+      </w:r>
+      <w:r>
+        <w:rPr>
+          <w:b/>
+          <w:lang w:val="pt_PT" w:bidi="pt_PT"/>
+        </w:rPr>
         <w:t>"e sobre esse alicerce estão escritas estas palavras".</w:t>
       </w:r>
     </w:p>
@@ -19324,6 +22224,21 @@
           <w:b/>
           <w:lang w:val="pt_PT" w:bidi="pt_PT"/>
         </w:rPr>
+        <w:t>ἔγνω Κύριος τοὺς ὄντας αὐτοῦ, καί, ἀποστήτω ἀπὸ ἀδικίας πᾶς ὁ ὀνομάζων τὸ ὄνομα Κυρίου</w:t>
+      </w:r>
+    </w:p>
+    <w:p>
+      <w:pPr/>
+      <w:r>
+        <w:rPr>
+          <w:lang w:val="pt_PT" w:bidi="pt_PT"/>
+        </w:rPr>
+      </w:r>
+      <w:r>
+        <w:rPr>
+          <w:b/>
+          <w:lang w:val="pt_PT" w:bidi="pt_PT"/>
+        </w:rPr>
         <w:t>"O Senhor conhece as pessoas que são dele". E também: "Toda pessoa que diz que pertence ao Senhor precisa abandonar o pecado".</w:t>
       </w:r>
     </w:p>
@@ -19340,7 +22255,7 @@
         </w:rPr>
         <w:t xml:space="preserve">Aqui, Paulo apresenta uma citação e um resumo, ambos provenientes das escrituras do Antigo Testamento. A primeira citação é de </w:t>
       </w:r>
-      <w:hyperlink r:id="rId31">
+      <w:hyperlink r:id="rId33">
         <w:r>
           <w:rPr>
             <w:lang w:val="pt_PT" w:bidi="pt_PT"/>
@@ -19425,6 +22340,21 @@
           <w:b/>
           <w:lang w:val="pt_PT" w:bidi="pt_PT"/>
         </w:rPr>
+        <w:t>Κύριος &amp; Κυρίου</w:t>
+      </w:r>
+    </w:p>
+    <w:p>
+      <w:pPr/>
+      <w:r>
+        <w:rPr>
+          <w:lang w:val="pt_PT" w:bidi="pt_PT"/>
+        </w:rPr>
+      </w:r>
+      <w:r>
+        <w:rPr>
+          <w:b/>
+          <w:lang w:val="pt_PT" w:bidi="pt_PT"/>
+        </w:rPr>
         <w:t>"O Senhor"</w:t>
       </w:r>
       <w:r>
@@ -19534,6 +22464,21 @@
           <w:b/>
           <w:lang w:val="pt_PT" w:bidi="pt_PT"/>
         </w:rPr>
+        <w:t>ἔγνω</w:t>
+      </w:r>
+    </w:p>
+    <w:p>
+      <w:pPr/>
+      <w:r>
+        <w:rPr>
+          <w:lang w:val="pt_PT" w:bidi="pt_PT"/>
+        </w:rPr>
+      </w:r>
+      <w:r>
+        <w:rPr>
+          <w:b/>
+          <w:lang w:val="pt_PT" w:bidi="pt_PT"/>
+        </w:rPr>
         <w:t>"conhece".</w:t>
       </w:r>
     </w:p>
@@ -19617,6 +22562,21 @@
           <w:b/>
           <w:lang w:val="pt_PT" w:bidi="pt_PT"/>
         </w:rPr>
+        <w:t>ἀποστήτω ἀπὸ &amp; πᾶς ὁ ὀνομάζων τὸ ὄνομα Κυρίου</w:t>
+      </w:r>
+    </w:p>
+    <w:p>
+      <w:pPr/>
+      <w:r>
+        <w:rPr>
+          <w:lang w:val="pt_PT" w:bidi="pt_PT"/>
+        </w:rPr>
+      </w:r>
+      <w:r>
+        <w:rPr>
+          <w:b/>
+          <w:lang w:val="pt_PT" w:bidi="pt_PT"/>
+        </w:rPr>
         <w:t>"Toda pessoa que diz que pertence ao Senhor precisa abandonar o pecado".</w:t>
       </w:r>
     </w:p>
@@ -19726,6 +22686,21 @@
           <w:b/>
           <w:lang w:val="pt_PT" w:bidi="pt_PT"/>
         </w:rPr>
+        <w:t>ἀποστήτω &amp; πᾶς ὁ ὀνομάζων τὸ ὄνομα Κυρίου</w:t>
+      </w:r>
+    </w:p>
+    <w:p>
+      <w:pPr/>
+      <w:r>
+        <w:rPr>
+          <w:lang w:val="pt_PT" w:bidi="pt_PT"/>
+        </w:rPr>
+      </w:r>
+      <w:r>
+        <w:rPr>
+          <w:b/>
+          <w:lang w:val="pt_PT" w:bidi="pt_PT"/>
+        </w:rPr>
         <w:t>"que pertence ao Senhor precisa abandonar o pecado".</w:t>
       </w:r>
     </w:p>
@@ -19809,6 +22784,21 @@
           <w:b/>
           <w:lang w:val="pt_PT" w:bidi="pt_PT"/>
         </w:rPr>
+        <w:t>ὁ ὀνομάζων τὸ ὄνομα Κυρίου</w:t>
+      </w:r>
+    </w:p>
+    <w:p>
+      <w:pPr/>
+      <w:r>
+        <w:rPr>
+          <w:lang w:val="pt_PT" w:bidi="pt_PT"/>
+        </w:rPr>
+      </w:r>
+      <w:r>
+        <w:rPr>
+          <w:b/>
+          <w:lang w:val="pt_PT" w:bidi="pt_PT"/>
+        </w:rPr>
         <w:t>"Toda pessoa que diz que pertence ao Senhor".</w:t>
       </w:r>
     </w:p>
@@ -19918,6 +22908,21 @@
           <w:b/>
           <w:lang w:val="pt_PT" w:bidi="pt_PT"/>
         </w:rPr>
+        <w:t>ἀπὸ ἀδικίας</w:t>
+      </w:r>
+    </w:p>
+    <w:p>
+      <w:pPr/>
+      <w:r>
+        <w:rPr>
+          <w:lang w:val="pt_PT" w:bidi="pt_PT"/>
+        </w:rPr>
+      </w:r>
+      <w:r>
+        <w:rPr>
+          <w:b/>
+          <w:lang w:val="pt_PT" w:bidi="pt_PT"/>
+        </w:rPr>
         <w:t>"abandonar o pecado".</w:t>
       </w:r>
     </w:p>
@@ -20014,6 +23019,21 @@
           <w:b/>
           <w:lang w:val="pt_PT" w:bidi="pt_PT"/>
         </w:rPr>
+        <w:t>δὲ</w:t>
+      </w:r>
+    </w:p>
+    <w:p>
+      <w:pPr/>
+      <w:r>
+        <w:rPr>
+          <w:lang w:val="pt_PT" w:bidi="pt_PT"/>
+        </w:rPr>
+      </w:r>
+      <w:r>
+        <w:rPr>
+          <w:b/>
+          <w:lang w:val="pt_PT" w:bidi="pt_PT"/>
+        </w:rPr>
         <w:t>"Numa casa grande".</w:t>
       </w:r>
     </w:p>
@@ -20097,6 +23117,21 @@
           <w:b/>
           <w:lang w:val="pt_PT" w:bidi="pt_PT"/>
         </w:rPr>
+        <w:t>ἐν μεγάλῃ &amp; οἰκίᾳ, οὐκ ἔστιν μόνον σκεύη χρυσᾶ καὶ ἀργυρᾶ, ἀλλὰ καὶ ξύλινα καὶ ὀστράκινα; καὶ ἃ μὲν εἰς τιμὴν, ἃ δὲ εἰς ἀτιμίαν</w:t>
+      </w:r>
+    </w:p>
+    <w:p>
+      <w:pPr/>
+      <w:r>
+        <w:rPr>
+          <w:lang w:val="pt_PT" w:bidi="pt_PT"/>
+        </w:rPr>
+      </w:r>
+      <w:r>
+        <w:rPr>
+          <w:b/>
+          <w:lang w:val="pt_PT" w:bidi="pt_PT"/>
+        </w:rPr>
         <w:t>"Numa casa grande não existem somente vasilhas de ouro e de prata, mas também de madeira e de barro. Algumas são para ocasiões especiais, e outras, para todos os dias".</w:t>
       </w:r>
     </w:p>
@@ -20206,6 +23241,21 @@
           <w:b/>
           <w:lang w:val="pt_PT" w:bidi="pt_PT"/>
         </w:rPr>
+        <w:t>σκεύη</w:t>
+      </w:r>
+    </w:p>
+    <w:p>
+      <w:pPr/>
+      <w:r>
+        <w:rPr>
+          <w:lang w:val="pt_PT" w:bidi="pt_PT"/>
+        </w:rPr>
+      </w:r>
+      <w:r>
+        <w:rPr>
+          <w:b/>
+          <w:lang w:val="pt_PT" w:bidi="pt_PT"/>
+        </w:rPr>
         <w:t>"vasilhas".</w:t>
       </w:r>
     </w:p>
@@ -20302,6 +23352,21 @@
           <w:b/>
           <w:lang w:val="pt_PT" w:bidi="pt_PT"/>
         </w:rPr>
+        <w:t>ἀλλὰ καὶ ξύλινα καὶ ὀστράκινα</w:t>
+      </w:r>
+    </w:p>
+    <w:p>
+      <w:pPr/>
+      <w:r>
+        <w:rPr>
+          <w:lang w:val="pt_PT" w:bidi="pt_PT"/>
+        </w:rPr>
+      </w:r>
+      <w:r>
+        <w:rPr>
+          <w:b/>
+          <w:lang w:val="pt_PT" w:bidi="pt_PT"/>
+        </w:rPr>
         <w:t>"mas também madeira e de barro".</w:t>
       </w:r>
     </w:p>
@@ -20385,6 +23450,21 @@
           <w:b/>
           <w:lang w:val="pt_PT" w:bidi="pt_PT"/>
         </w:rPr>
+        <w:t>ἃ μὲν εἰς τιμὴν, ἃ δὲ εἰς ἀτιμίαν</w:t>
+      </w:r>
+    </w:p>
+    <w:p>
+      <w:pPr/>
+      <w:r>
+        <w:rPr>
+          <w:lang w:val="pt_PT" w:bidi="pt_PT"/>
+        </w:rPr>
+      </w:r>
+      <w:r>
+        <w:rPr>
+          <w:b/>
+          <w:lang w:val="pt_PT" w:bidi="pt_PT"/>
+        </w:rPr>
         <w:t>"Algumas são para ocasiões especiais, e outras, para todos os dias".</w:t>
       </w:r>
     </w:p>
@@ -20468,6 +23548,21 @@
           <w:b/>
           <w:lang w:val="pt_PT" w:bidi="pt_PT"/>
         </w:rPr>
+        <w:t>ἃ μὲν εἰς τιμὴν, ἃ δὲ εἰς ἀτιμίαν</w:t>
+      </w:r>
+    </w:p>
+    <w:p>
+      <w:pPr/>
+      <w:r>
+        <w:rPr>
+          <w:lang w:val="pt_PT" w:bidi="pt_PT"/>
+        </w:rPr>
+      </w:r>
+      <w:r>
+        <w:rPr>
+          <w:b/>
+          <w:lang w:val="pt_PT" w:bidi="pt_PT"/>
+        </w:rPr>
         <w:t>"Algumas são para ocasiões especiais, e outras, para todos os dias".</w:t>
       </w:r>
     </w:p>
@@ -20551,6 +23646,21 @@
           <w:b/>
           <w:lang w:val="pt_PT" w:bidi="pt_PT"/>
         </w:rPr>
+        <w:t>ἐὰν &amp; τις ἐκκαθάρῃ ἑαυτὸν ἀπὸ τούτων, ἔσται σκεῦος εἰς τιμήν, ἡγιασμένον εὔχρηστον τῷ Δεσπότῃ, εἰς πᾶν ἔργον ἀγαθὸν ἡτοιμασμένον</w:t>
+      </w:r>
+    </w:p>
+    <w:p>
+      <w:pPr/>
+      <w:r>
+        <w:rPr>
+          <w:lang w:val="pt_PT" w:bidi="pt_PT"/>
+        </w:rPr>
+      </w:r>
+      <w:r>
+        <w:rPr>
+          <w:b/>
+          <w:lang w:val="pt_PT" w:bidi="pt_PT"/>
+        </w:rPr>
         <w:t>"Quem se purificar de todos esses erros de que tenho falado será usado para fins especiais porque é dedicado e útil ao seu Mestre e está pronto para fazer tudo o que é bom".</w:t>
       </w:r>
     </w:p>
@@ -20660,6 +23770,21 @@
           <w:b/>
           <w:lang w:val="pt_PT" w:bidi="pt_PT"/>
         </w:rPr>
+        <w:t>τούτων</w:t>
+      </w:r>
+    </w:p>
+    <w:p>
+      <w:pPr/>
+      <w:r>
+        <w:rPr>
+          <w:lang w:val="pt_PT" w:bidi="pt_PT"/>
+        </w:rPr>
+      </w:r>
+      <w:r>
+        <w:rPr>
+          <w:b/>
+          <w:lang w:val="pt_PT" w:bidi="pt_PT"/>
+        </w:rPr>
         <w:t>"esses".</w:t>
       </w:r>
     </w:p>
@@ -20689,7 +23814,7 @@
         </w:rPr>
         <w:t xml:space="preserve"> pode se referir a: (1) o que Paulo disse em </w:t>
       </w:r>
-      <w:hyperlink r:id="rId32">
+      <w:hyperlink r:id="rId34">
         <w:r>
           <w:rPr>
             <w:lang w:val="pt_PT" w:bidi="pt_PT"/>
@@ -20707,7 +23832,7 @@
         </w:rPr>
         <w:t xml:space="preserve"> sobre o que os falsos mestres fazem e dizem. O foco particular, então, está na impiedade e no falso ensino. Tradução alternativa: “de toda impiedade e do falso ensino” ou “destas coisas ímpias”; (2) os vasos para desonra que Paulo mencionou em </w:t>
       </w:r>
-      <w:hyperlink r:id="rId33">
+      <w:hyperlink r:id="rId35">
         <w:r>
           <w:rPr>
             <w:lang w:val="pt_PT" w:bidi="pt_PT"/>
@@ -20792,6 +23917,21 @@
           <w:b/>
           <w:lang w:val="pt_PT" w:bidi="pt_PT"/>
         </w:rPr>
+        <w:t>ἑαυτὸν &amp; ἔσται</w:t>
+      </w:r>
+    </w:p>
+    <w:p>
+      <w:pPr/>
+      <w:r>
+        <w:rPr>
+          <w:lang w:val="pt_PT" w:bidi="pt_PT"/>
+        </w:rPr>
+      </w:r>
+      <w:r>
+        <w:rPr>
+          <w:b/>
+          <w:lang w:val="pt_PT" w:bidi="pt_PT"/>
+        </w:rPr>
         <w:t>"será usado"</w:t>
       </w:r>
       <w:r>
@@ -20888,6 +24028,21 @@
           <w:b/>
           <w:lang w:val="pt_PT" w:bidi="pt_PT"/>
         </w:rPr>
+        <w:t>εἰς τιμήν</w:t>
+      </w:r>
+    </w:p>
+    <w:p>
+      <w:pPr/>
+      <w:r>
+        <w:rPr>
+          <w:lang w:val="pt_PT" w:bidi="pt_PT"/>
+        </w:rPr>
+      </w:r>
+      <w:r>
+        <w:rPr>
+          <w:b/>
+          <w:lang w:val="pt_PT" w:bidi="pt_PT"/>
+        </w:rPr>
         <w:t>"será usado para fins especiais porque é dedicado e útil ao seu Mestre".</w:t>
       </w:r>
     </w:p>
@@ -20971,6 +24126,21 @@
           <w:b/>
           <w:lang w:val="pt_PT" w:bidi="pt_PT"/>
         </w:rPr>
+        <w:t>ἡγιασμένον</w:t>
+      </w:r>
+    </w:p>
+    <w:p>
+      <w:pPr/>
+      <w:r>
+        <w:rPr>
+          <w:lang w:val="pt_PT" w:bidi="pt_PT"/>
+        </w:rPr>
+      </w:r>
+      <w:r>
+        <w:rPr>
+          <w:b/>
+          <w:lang w:val="pt_PT" w:bidi="pt_PT"/>
+        </w:rPr>
         <w:t>"porque é dedicado e útil ao seu Mestre".</w:t>
       </w:r>
     </w:p>
@@ -21054,6 +24224,21 @@
           <w:b/>
           <w:lang w:val="pt_PT" w:bidi="pt_PT"/>
         </w:rPr>
+        <w:t>ἡτοιμασμένον</w:t>
+      </w:r>
+    </w:p>
+    <w:p>
+      <w:pPr/>
+      <w:r>
+        <w:rPr>
+          <w:lang w:val="pt_PT" w:bidi="pt_PT"/>
+        </w:rPr>
+      </w:r>
+      <w:r>
+        <w:rPr>
+          <w:b/>
+          <w:lang w:val="pt_PT" w:bidi="pt_PT"/>
+        </w:rPr>
         <w:t>"e está pronto para fazer tudo o que é bom".</w:t>
       </w:r>
     </w:p>
@@ -21137,6 +24322,21 @@
           <w:b/>
           <w:lang w:val="pt_PT" w:bidi="pt_PT"/>
         </w:rPr>
+        <w:t>δὲ</w:t>
+      </w:r>
+    </w:p>
+    <w:p>
+      <w:pPr/>
+      <w:r>
+        <w:rPr>
+          <w:lang w:val="pt_PT" w:bidi="pt_PT"/>
+        </w:rPr>
+      </w:r>
+      <w:r>
+        <w:rPr>
+          <w:b/>
+          <w:lang w:val="pt_PT" w:bidi="pt_PT"/>
+        </w:rPr>
         <w:t>"E você".</w:t>
       </w:r>
     </w:p>
@@ -21220,6 +24420,21 @@
           <w:b/>
           <w:lang w:val="pt_PT" w:bidi="pt_PT"/>
         </w:rPr>
+        <w:t>φεῦγε</w:t>
+      </w:r>
+    </w:p>
+    <w:p>
+      <w:pPr/>
+      <w:r>
+        <w:rPr>
+          <w:lang w:val="pt_PT" w:bidi="pt_PT"/>
+        </w:rPr>
+      </w:r>
+      <w:r>
+        <w:rPr>
+          <w:b/>
+          <w:lang w:val="pt_PT" w:bidi="pt_PT"/>
+        </w:rPr>
         <w:t>"fuja das paixões da mocidade".</w:t>
       </w:r>
     </w:p>
@@ -21329,6 +24544,21 @@
           <w:b/>
           <w:lang w:val="pt_PT" w:bidi="pt_PT"/>
         </w:rPr>
+        <w:t>τὰς &amp; νεωτερικὰς ἐπιθυμίας</w:t>
+      </w:r>
+    </w:p>
+    <w:p>
+      <w:pPr/>
+      <w:r>
+        <w:rPr>
+          <w:lang w:val="pt_PT" w:bidi="pt_PT"/>
+        </w:rPr>
+      </w:r>
+      <w:r>
+        <w:rPr>
+          <w:b/>
+          <w:lang w:val="pt_PT" w:bidi="pt_PT"/>
+        </w:rPr>
         <w:t>"fuja das paixões da mocidade".</w:t>
       </w:r>
     </w:p>
@@ -21425,6 +24655,21 @@
           <w:b/>
           <w:lang w:val="pt_PT" w:bidi="pt_PT"/>
         </w:rPr>
+        <w:t>δίωκε &amp; δικαιοσύνην, πίστιν, ἀγάπην, εἰρήνην, μετὰ τῶν ἐπικαλουμένων τὸν Κύριον ἐκ καθαρᾶς καρδίας</w:t>
+      </w:r>
+    </w:p>
+    <w:p>
+      <w:pPr/>
+      <w:r>
+        <w:rPr>
+          <w:lang w:val="pt_PT" w:bidi="pt_PT"/>
+        </w:rPr>
+      </w:r>
+      <w:r>
+        <w:rPr>
+          <w:b/>
+          <w:lang w:val="pt_PT" w:bidi="pt_PT"/>
+        </w:rPr>
         <w:t>"e procure viver uma vida correta, com fé, amor e paz, junto com os que com um coração puro".</w:t>
       </w:r>
     </w:p>
@@ -21566,6 +24811,21 @@
           <w:b/>
           <w:lang w:val="pt_PT" w:bidi="pt_PT"/>
         </w:rPr>
+        <w:t>δίωκε</w:t>
+      </w:r>
+    </w:p>
+    <w:p>
+      <w:pPr/>
+      <w:r>
+        <w:rPr>
+          <w:lang w:val="pt_PT" w:bidi="pt_PT"/>
+        </w:rPr>
+      </w:r>
+      <w:r>
+        <w:rPr>
+          <w:b/>
+          <w:lang w:val="pt_PT" w:bidi="pt_PT"/>
+        </w:rPr>
         <w:t>"procure viver".</w:t>
       </w:r>
     </w:p>
@@ -21662,6 +24922,21 @@
           <w:b/>
           <w:lang w:val="pt_PT" w:bidi="pt_PT"/>
         </w:rPr>
+        <w:t>δικαιοσύνην, πίστιν, ἀγάπην, εἰρήνην</w:t>
+      </w:r>
+    </w:p>
+    <w:p>
+      <w:pPr/>
+      <w:r>
+        <w:rPr>
+          <w:lang w:val="pt_PT" w:bidi="pt_PT"/>
+        </w:rPr>
+      </w:r>
+      <w:r>
+        <w:rPr>
+          <w:b/>
+          <w:lang w:val="pt_PT" w:bidi="pt_PT"/>
+        </w:rPr>
         <w:t>"uma vida correta, com fé, amor e paz".</w:t>
       </w:r>
     </w:p>
@@ -21745,6 +25020,21 @@
           <w:b/>
           <w:lang w:val="pt_PT" w:bidi="pt_PT"/>
         </w:rPr>
+        <w:t>πίστιν</w:t>
+      </w:r>
+    </w:p>
+    <w:p>
+      <w:pPr/>
+      <w:r>
+        <w:rPr>
+          <w:lang w:val="pt_PT" w:bidi="pt_PT"/>
+        </w:rPr>
+      </w:r>
+      <w:r>
+        <w:rPr>
+          <w:b/>
+          <w:lang w:val="pt_PT" w:bidi="pt_PT"/>
+        </w:rPr>
         <w:t>"com fé".</w:t>
       </w:r>
     </w:p>
@@ -21841,6 +25131,21 @@
           <w:b/>
           <w:lang w:val="pt_PT" w:bidi="pt_PT"/>
         </w:rPr>
+        <w:t>τῶν ἐπικαλουμένων τὸν Κύριον</w:t>
+      </w:r>
+    </w:p>
+    <w:p>
+      <w:pPr/>
+      <w:r>
+        <w:rPr>
+          <w:lang w:val="pt_PT" w:bidi="pt_PT"/>
+        </w:rPr>
+      </w:r>
+      <w:r>
+        <w:rPr>
+          <w:b/>
+          <w:lang w:val="pt_PT" w:bidi="pt_PT"/>
+        </w:rPr>
         <w:t>"junto com os que com um coração puro pedem a ajuda do Senhor".</w:t>
       </w:r>
     </w:p>
@@ -21937,6 +25242,21 @@
           <w:b/>
           <w:lang w:val="pt_PT" w:bidi="pt_PT"/>
         </w:rPr>
+        <w:t>τὸν Κύριον ἐκ καθαρᾶς καρδίας</w:t>
+      </w:r>
+    </w:p>
+    <w:p>
+      <w:pPr/>
+      <w:r>
+        <w:rPr>
+          <w:lang w:val="pt_PT" w:bidi="pt_PT"/>
+        </w:rPr>
+      </w:r>
+      <w:r>
+        <w:rPr>
+          <w:b/>
+          <w:lang w:val="pt_PT" w:bidi="pt_PT"/>
+        </w:rPr>
         <w:t>"os que com um coração puro pedem a ajuda do Senhor".</w:t>
       </w:r>
     </w:p>
@@ -22046,6 +25366,21 @@
           <w:b/>
           <w:lang w:val="pt_PT" w:bidi="pt_PT"/>
         </w:rPr>
+        <w:t>ἐκ καθαρᾶς καρδίας</w:t>
+      </w:r>
+    </w:p>
+    <w:p>
+      <w:pPr/>
+      <w:r>
+        <w:rPr>
+          <w:lang w:val="pt_PT" w:bidi="pt_PT"/>
+        </w:rPr>
+      </w:r>
+      <w:r>
+        <w:rPr>
+          <w:b/>
+          <w:lang w:val="pt_PT" w:bidi="pt_PT"/>
+        </w:rPr>
         <w:t>"que com um coração puro".</w:t>
       </w:r>
     </w:p>
@@ -22155,6 +25490,21 @@
           <w:b/>
           <w:lang w:val="pt_PT" w:bidi="pt_PT"/>
         </w:rPr>
+        <w:t>δὲ</w:t>
+      </w:r>
+    </w:p>
+    <w:p>
+      <w:pPr/>
+      <w:r>
+        <w:rPr>
+          <w:lang w:val="pt_PT" w:bidi="pt_PT"/>
+        </w:rPr>
+      </w:r>
+      <w:r>
+        <w:rPr>
+          <w:b/>
+          <w:lang w:val="pt_PT" w:bidi="pt_PT"/>
+        </w:rPr>
         <w:t>"Fique longe".</w:t>
       </w:r>
     </w:p>
@@ -22251,6 +25601,21 @@
           <w:b/>
           <w:lang w:val="pt_PT" w:bidi="pt_PT"/>
         </w:rPr>
+        <w:t>τὰς &amp; μωρὰς καὶ ἀπαιδεύτους ζητήσεις</w:t>
+      </w:r>
+    </w:p>
+    <w:p>
+      <w:pPr/>
+      <w:r>
+        <w:rPr>
+          <w:lang w:val="pt_PT" w:bidi="pt_PT"/>
+        </w:rPr>
+      </w:r>
+      <w:r>
+        <w:rPr>
+          <w:b/>
+          <w:lang w:val="pt_PT" w:bidi="pt_PT"/>
+        </w:rPr>
         <w:t>"longe das discussões tolas e sem valor".</w:t>
       </w:r>
     </w:p>
@@ -22347,6 +25712,21 @@
           <w:b/>
           <w:lang w:val="pt_PT" w:bidi="pt_PT"/>
         </w:rPr>
+        <w:t>μωρὰς καὶ ἀπαιδεύτους</w:t>
+      </w:r>
+    </w:p>
+    <w:p>
+      <w:pPr/>
+      <w:r>
+        <w:rPr>
+          <w:lang w:val="pt_PT" w:bidi="pt_PT"/>
+        </w:rPr>
+      </w:r>
+      <w:r>
+        <w:rPr>
+          <w:b/>
+          <w:lang w:val="pt_PT" w:bidi="pt_PT"/>
+        </w:rPr>
         <w:t>"discussões tolas e sem valor".</w:t>
       </w:r>
     </w:p>
@@ -22456,6 +25836,21 @@
           <w:b/>
           <w:lang w:val="pt_PT" w:bidi="pt_PT"/>
         </w:rPr>
+        <w:t>γεννῶσι</w:t>
+      </w:r>
+    </w:p>
+    <w:p>
+      <w:pPr/>
+      <w:r>
+        <w:rPr>
+          <w:lang w:val="pt_PT" w:bidi="pt_PT"/>
+        </w:rPr>
+      </w:r>
+      <w:r>
+        <w:rPr>
+          <w:b/>
+          <w:lang w:val="pt_PT" w:bidi="pt_PT"/>
+        </w:rPr>
         <w:t>"pois você sabe que elas sempre acabam em brigas".</w:t>
       </w:r>
     </w:p>
@@ -22591,6 +25986,21 @@
           <w:b/>
           <w:lang w:val="pt_PT" w:bidi="pt_PT"/>
         </w:rPr>
+        <w:t>μάχας</w:t>
+      </w:r>
+    </w:p>
+    <w:p>
+      <w:pPr/>
+      <w:r>
+        <w:rPr>
+          <w:lang w:val="pt_PT" w:bidi="pt_PT"/>
+        </w:rPr>
+      </w:r>
+      <w:r>
+        <w:rPr>
+          <w:b/>
+          <w:lang w:val="pt_PT" w:bidi="pt_PT"/>
+        </w:rPr>
         <w:t>"acabam em brigas".</w:t>
       </w:r>
     </w:p>
@@ -22687,6 +26097,21 @@
           <w:b/>
           <w:lang w:val="pt_PT" w:bidi="pt_PT"/>
         </w:rPr>
+        <w:t>δὲ</w:t>
+      </w:r>
+    </w:p>
+    <w:p>
+      <w:pPr/>
+      <w:r>
+        <w:rPr>
+          <w:lang w:val="pt_PT" w:bidi="pt_PT"/>
+        </w:rPr>
+      </w:r>
+      <w:r>
+        <w:rPr>
+          <w:b/>
+          <w:lang w:val="pt_PT" w:bidi="pt_PT"/>
+        </w:rPr>
         <w:t>"O servo do Senhor".</w:t>
       </w:r>
     </w:p>
@@ -22783,6 +26208,21 @@
           <w:b/>
           <w:lang w:val="pt_PT" w:bidi="pt_PT"/>
         </w:rPr>
+        <w:t>δοῦλον &amp; Κυρίου</w:t>
+      </w:r>
+    </w:p>
+    <w:p>
+      <w:pPr/>
+      <w:r>
+        <w:rPr>
+          <w:lang w:val="pt_PT" w:bidi="pt_PT"/>
+        </w:rPr>
+      </w:r>
+      <w:r>
+        <w:rPr>
+          <w:b/>
+          <w:lang w:val="pt_PT" w:bidi="pt_PT"/>
+        </w:rPr>
         <w:t>"servo do Senhor".</w:t>
       </w:r>
     </w:p>
@@ -22892,6 +26332,21 @@
           <w:b/>
           <w:lang w:val="pt_PT" w:bidi="pt_PT"/>
         </w:rPr>
+        <w:t>δοῦλον &amp; Κυρίου</w:t>
+      </w:r>
+    </w:p>
+    <w:p>
+      <w:pPr/>
+      <w:r>
+        <w:rPr>
+          <w:lang w:val="pt_PT" w:bidi="pt_PT"/>
+        </w:rPr>
+      </w:r>
+      <w:r>
+        <w:rPr>
+          <w:b/>
+          <w:lang w:val="pt_PT" w:bidi="pt_PT"/>
+        </w:rPr>
         <w:t>"servo do Senhor".</w:t>
       </w:r>
     </w:p>
@@ -23001,6 +26456,21 @@
           <w:b/>
           <w:lang w:val="pt_PT" w:bidi="pt_PT"/>
         </w:rPr>
+        <w:t>οὐ &amp; μάχεσθαι</w:t>
+      </w:r>
+    </w:p>
+    <w:p>
+      <w:pPr/>
+      <w:r>
+        <w:rPr>
+          <w:lang w:val="pt_PT" w:bidi="pt_PT"/>
+        </w:rPr>
+      </w:r>
+      <w:r>
+        <w:rPr>
+          <w:b/>
+          <w:lang w:val="pt_PT" w:bidi="pt_PT"/>
+        </w:rPr>
         <w:t>"não deve andar brigando".</w:t>
       </w:r>
     </w:p>
@@ -23017,7 +26487,7 @@
         </w:rPr>
         <w:t xml:space="preserve">Aqui, Paulo fala sobre discutir e brigar em uma comunidade como se fosse uma batalha. Se for útil em seu idioma, você pode expressar a ideia em forma de símile ou declarar o significado de forma clara. Veja como você expressou a figura de linguagem semelhante em </w:t>
       </w:r>
-      <w:hyperlink r:id="rId34">
+      <w:hyperlink r:id="rId36">
         <w:r>
           <w:rPr>
             <w:lang w:val="pt_PT" w:bidi="pt_PT"/>
@@ -23102,6 +26572,21 @@
           <w:b/>
           <w:lang w:val="pt_PT" w:bidi="pt_PT"/>
         </w:rPr>
+        <w:t>πάντας</w:t>
+      </w:r>
+    </w:p>
+    <w:p>
+      <w:pPr/>
+      <w:r>
+        <w:rPr>
+          <w:lang w:val="pt_PT" w:bidi="pt_PT"/>
+        </w:rPr>
+      </w:r>
+      <w:r>
+        <w:rPr>
+          <w:b/>
+          <w:lang w:val="pt_PT" w:bidi="pt_PT"/>
+        </w:rPr>
         <w:t>"todos".</w:t>
       </w:r>
     </w:p>
@@ -23198,6 +26683,21 @@
           <w:b/>
           <w:lang w:val="pt_PT" w:bidi="pt_PT"/>
         </w:rPr>
+        <w:t>ἐν πραΰτητι</w:t>
+      </w:r>
+    </w:p>
+    <w:p>
+      <w:pPr/>
+      <w:r>
+        <w:rPr>
+          <w:lang w:val="pt_PT" w:bidi="pt_PT"/>
+        </w:rPr>
+      </w:r>
+      <w:r>
+        <w:rPr>
+          <w:b/>
+          <w:lang w:val="pt_PT" w:bidi="pt_PT"/>
+        </w:rPr>
         <w:t>"que corrige com delicadeza".</w:t>
       </w:r>
     </w:p>
@@ -23294,6 +26794,21 @@
           <w:b/>
           <w:lang w:val="pt_PT" w:bidi="pt_PT"/>
         </w:rPr>
+        <w:t>τοὺς ἀντιδιατιθεμένους</w:t>
+      </w:r>
+    </w:p>
+    <w:p>
+      <w:pPr/>
+      <w:r>
+        <w:rPr>
+          <w:lang w:val="pt_PT" w:bidi="pt_PT"/>
+        </w:rPr>
+      </w:r>
+      <w:r>
+        <w:rPr>
+          <w:b/>
+          <w:lang w:val="pt_PT" w:bidi="pt_PT"/>
+        </w:rPr>
         <w:t>"aqueles que são contra ele".</w:t>
       </w:r>
     </w:p>
@@ -23323,7 +26838,7 @@
         </w:rPr>
         <w:t>: (1) o “servo do Senhor” (</w:t>
       </w:r>
-      <w:hyperlink r:id="rId35">
+      <w:hyperlink r:id="rId37">
         <w:r>
           <w:rPr>
             <w:lang w:val="pt_PT" w:bidi="pt_PT"/>
@@ -23408,6 +26923,21 @@
           <w:b/>
           <w:lang w:val="pt_PT" w:bidi="pt_PT"/>
         </w:rPr>
+        <w:t>μήποτε δώῃ αὐτοῖς ὁ Θεὸς μετάνοιαν</w:t>
+      </w:r>
+    </w:p>
+    <w:p>
+      <w:pPr/>
+      <w:r>
+        <w:rPr>
+          <w:lang w:val="pt_PT" w:bidi="pt_PT"/>
+        </w:rPr>
+      </w:r>
+      <w:r>
+        <w:rPr>
+          <w:b/>
+          <w:lang w:val="pt_PT" w:bidi="pt_PT"/>
+        </w:rPr>
         <w:t>"Pois pode ser que Deus dê a eles a oportunidade de se arrependerem".</w:t>
       </w:r>
     </w:p>
@@ -23517,6 +27047,21 @@
           <w:b/>
           <w:lang w:val="pt_PT" w:bidi="pt_PT"/>
         </w:rPr>
+        <w:t>μήποτε δώῃ αὐτοῖς &amp; μετάνοιαν εἰς ἐπίγνωσιν ἀληθείας</w:t>
+      </w:r>
+    </w:p>
+    <w:p>
+      <w:pPr/>
+      <w:r>
+        <w:rPr>
+          <w:lang w:val="pt_PT" w:bidi="pt_PT"/>
+        </w:rPr>
+      </w:r>
+      <w:r>
+        <w:rPr>
+          <w:b/>
+          <w:lang w:val="pt_PT" w:bidi="pt_PT"/>
+        </w:rPr>
         <w:t>"pode ser que Deus dê a eles a oportunidade de se arrependerem e de virem a conhecer a verdade".</w:t>
       </w:r>
     </w:p>
@@ -23613,6 +27158,21 @@
           <w:b/>
           <w:lang w:val="pt_PT" w:bidi="pt_PT"/>
         </w:rPr>
+        <w:t>ἀνανήψωσιν ἐκ τῆς τοῦ διαβόλου παγίδος, ἐζωγρημένοι ὑπ’ αὐτοῦ, εἰς τὸ ἐκείνου θέλημα</w:t>
+      </w:r>
+    </w:p>
+    <w:p>
+      <w:pPr/>
+      <w:r>
+        <w:rPr>
+          <w:lang w:val="pt_PT" w:bidi="pt_PT"/>
+        </w:rPr>
+      </w:r>
+      <w:r>
+        <w:rPr>
+          <w:b/>
+          <w:lang w:val="pt_PT" w:bidi="pt_PT"/>
+        </w:rPr>
         <w:t>"E assim voltarão ao seu perfeito juízo e escaparão da armadilha do Diabo, que os prendeu para fazerem o que ele quer".</w:t>
       </w:r>
     </w:p>
@@ -23722,6 +27282,21 @@
           <w:b/>
           <w:lang w:val="pt_PT" w:bidi="pt_PT"/>
         </w:rPr>
+        <w:t>ἀνανήψωσιν ἐκ τῆς τοῦ διαβόλου παγίδος</w:t>
+      </w:r>
+    </w:p>
+    <w:p>
+      <w:pPr/>
+      <w:r>
+        <w:rPr>
+          <w:lang w:val="pt_PT" w:bidi="pt_PT"/>
+        </w:rPr>
+      </w:r>
+      <w:r>
+        <w:rPr>
+          <w:b/>
+          <w:lang w:val="pt_PT" w:bidi="pt_PT"/>
+        </w:rPr>
         <w:t>"E assim voltarão ao seu perfeito juízo e escaparão da armadilha do Diabo".</w:t>
       </w:r>
     </w:p>
@@ -23831,6 +27406,21 @@
           <w:b/>
           <w:lang w:val="pt_PT" w:bidi="pt_PT"/>
         </w:rPr>
+        <w:t>ἀνανήψωσιν</w:t>
+      </w:r>
+    </w:p>
+    <w:p>
+      <w:pPr/>
+      <w:r>
+        <w:rPr>
+          <w:lang w:val="pt_PT" w:bidi="pt_PT"/>
+        </w:rPr>
+      </w:r>
+      <w:r>
+        <w:rPr>
+          <w:b/>
+          <w:lang w:val="pt_PT" w:bidi="pt_PT"/>
+        </w:rPr>
         <w:t>"E assim voltarão ao seu perfeito juízo".</w:t>
       </w:r>
     </w:p>
@@ -23914,6 +27504,21 @@
           <w:b/>
           <w:lang w:val="pt_PT" w:bidi="pt_PT"/>
         </w:rPr>
+        <w:t>ἐκ τῆς τοῦ διαβόλου παγίδος, ἐζωγρημένοι ὑπ’ αὐτοῦ</w:t>
+      </w:r>
+    </w:p>
+    <w:p>
+      <w:pPr/>
+      <w:r>
+        <w:rPr>
+          <w:lang w:val="pt_PT" w:bidi="pt_PT"/>
+        </w:rPr>
+      </w:r>
+      <w:r>
+        <w:rPr>
+          <w:b/>
+          <w:lang w:val="pt_PT" w:bidi="pt_PT"/>
+        </w:rPr>
         <w:t>"e escaparão da armadilha do Diabo, que os prendeu para fazerem o que ele quer".</w:t>
       </w:r>
     </w:p>
@@ -24010,6 +27615,21 @@
           <w:b/>
           <w:lang w:val="pt_PT" w:bidi="pt_PT"/>
         </w:rPr>
+        <w:t>ἐζωγρημένοι ὑπ’ αὐτοῦ</w:t>
+      </w:r>
+    </w:p>
+    <w:p>
+      <w:pPr/>
+      <w:r>
+        <w:rPr>
+          <w:lang w:val="pt_PT" w:bidi="pt_PT"/>
+        </w:rPr>
+      </w:r>
+      <w:r>
+        <w:rPr>
+          <w:b/>
+          <w:lang w:val="pt_PT" w:bidi="pt_PT"/>
+        </w:rPr>
         <w:t>"que os prendeu para fazerem o que ele quer".</w:t>
       </w:r>
     </w:p>
@@ -24093,6 +27713,21 @@
           <w:b/>
           <w:lang w:val="pt_PT" w:bidi="pt_PT"/>
         </w:rPr>
+        <w:t>ὑπ’ αὐτοῦ, εἰς τὸ ἐκείνου θέλημα</w:t>
+      </w:r>
+    </w:p>
+    <w:p>
+      <w:pPr/>
+      <w:r>
+        <w:rPr>
+          <w:lang w:val="pt_PT" w:bidi="pt_PT"/>
+        </w:rPr>
+      </w:r>
+      <w:r>
+        <w:rPr>
+          <w:b/>
+          <w:lang w:val="pt_PT" w:bidi="pt_PT"/>
+        </w:rPr>
         <w:t>"que os prendeu para fazerem o que ele quer".</w:t>
       </w:r>
     </w:p>
@@ -24241,6 +27876,21 @@
           <w:b/>
           <w:lang w:val="pt_PT" w:bidi="pt_PT"/>
         </w:rPr>
+        <w:t>εἰς τὸ ἐκείνου θέλημα</w:t>
+      </w:r>
+    </w:p>
+    <w:p>
+      <w:pPr/>
+      <w:r>
+        <w:rPr>
+          <w:lang w:val="pt_PT" w:bidi="pt_PT"/>
+        </w:rPr>
+      </w:r>
+      <w:r>
+        <w:rPr>
+          <w:b/>
+          <w:lang w:val="pt_PT" w:bidi="pt_PT"/>
+        </w:rPr>
         <w:t>"que os prendeu para fazerem o que ele quer".</w:t>
       </w:r>
     </w:p>
@@ -24324,6 +27974,21 @@
           <w:b/>
           <w:lang w:val="pt_PT" w:bidi="pt_PT"/>
         </w:rPr>
+        <w:t>δὲ</w:t>
+      </w:r>
+    </w:p>
+    <w:p>
+      <w:pPr/>
+      <w:r>
+        <w:rPr>
+          <w:lang w:val="pt_PT" w:bidi="pt_PT"/>
+        </w:rPr>
+      </w:r>
+      <w:r>
+        <w:rPr>
+          <w:b/>
+          <w:lang w:val="pt_PT" w:bidi="pt_PT"/>
+        </w:rPr>
         <w:t>"Lembre disto".</w:t>
       </w:r>
     </w:p>
@@ -24420,6 +28085,21 @@
           <w:b/>
           <w:lang w:val="pt_PT" w:bidi="pt_PT"/>
         </w:rPr>
+        <w:t>τοῦτο &amp; γίνωσκε, ὅτι</w:t>
+      </w:r>
+    </w:p>
+    <w:p>
+      <w:pPr/>
+      <w:r>
+        <w:rPr>
+          <w:lang w:val="pt_PT" w:bidi="pt_PT"/>
+        </w:rPr>
+      </w:r>
+      <w:r>
+        <w:rPr>
+          <w:b/>
+          <w:lang w:val="pt_PT" w:bidi="pt_PT"/>
+        </w:rPr>
         <w:t>"Lembre disto".</w:t>
       </w:r>
     </w:p>
@@ -24516,6 +28196,21 @@
           <w:b/>
           <w:lang w:val="pt_PT" w:bidi="pt_PT"/>
         </w:rPr>
+        <w:t>ἐν ἐσχάταις ἡμέραις</w:t>
+      </w:r>
+    </w:p>
+    <w:p>
+      <w:pPr/>
+      <w:r>
+        <w:rPr>
+          <w:lang w:val="pt_PT" w:bidi="pt_PT"/>
+        </w:rPr>
+      </w:r>
+      <w:r>
+        <w:rPr>
+          <w:b/>
+          <w:lang w:val="pt_PT" w:bidi="pt_PT"/>
+        </w:rPr>
         <w:t>"nos últimos dias".</w:t>
       </w:r>
     </w:p>
@@ -24612,6 +28307,21 @@
           <w:b/>
           <w:lang w:val="pt_PT" w:bidi="pt_PT"/>
         </w:rPr>
+        <w:t>ἐνστήσονται καιροὶ χαλεποί</w:t>
+      </w:r>
+    </w:p>
+    <w:p>
+      <w:pPr/>
+      <w:r>
+        <w:rPr>
+          <w:lang w:val="pt_PT" w:bidi="pt_PT"/>
+        </w:rPr>
+      </w:r>
+      <w:r>
+        <w:rPr>
+          <w:b/>
+          <w:lang w:val="pt_PT" w:bidi="pt_PT"/>
+        </w:rPr>
         <w:t>"haverá tempos difíceis".</w:t>
       </w:r>
     </w:p>
@@ -24654,7 +28364,7 @@
         </w:rPr>
         <w:t xml:space="preserve"> para os crentes devido às ações e palavras de outras pessoas que podem prejudicá-los ou feri-los (veja </w:t>
       </w:r>
-      <w:hyperlink r:id="rId36">
+      <w:hyperlink r:id="rId38">
         <w:r>
           <w:rPr>
             <w:lang w:val="pt_PT" w:bidi="pt_PT"/>
@@ -24739,6 +28449,21 @@
           <w:b/>
           <w:lang w:val="pt_PT" w:bidi="pt_PT"/>
         </w:rPr>
+        <w:t>γὰρ</w:t>
+      </w:r>
+    </w:p>
+    <w:p>
+      <w:pPr/>
+      <w:r>
+        <w:rPr>
+          <w:lang w:val="pt_PT" w:bidi="pt_PT"/>
+        </w:rPr>
+      </w:r>
+      <w:r>
+        <w:rPr>
+          <w:b/>
+          <w:lang w:val="pt_PT" w:bidi="pt_PT"/>
+        </w:rPr>
         <w:t>"Pois".</w:t>
       </w:r>
     </w:p>
@@ -24848,6 +28573,21 @@
           <w:b/>
           <w:lang w:val="pt_PT" w:bidi="pt_PT"/>
         </w:rPr>
+        <w:t>οἱ ἄνθρωποι</w:t>
+      </w:r>
+    </w:p>
+    <w:p>
+      <w:pPr/>
+      <w:r>
+        <w:rPr>
+          <w:lang w:val="pt_PT" w:bidi="pt_PT"/>
+        </w:rPr>
+      </w:r>
+      <w:r>
+        <w:rPr>
+          <w:b/>
+          <w:lang w:val="pt_PT" w:bidi="pt_PT"/>
+        </w:rPr>
         <w:t>"muitos".</w:t>
       </w:r>
     </w:p>
@@ -24931,6 +28671,21 @@
           <w:b/>
           <w:lang w:val="pt_PT" w:bidi="pt_PT"/>
         </w:rPr>
+        <w:t>οἱ ἄνθρωποι</w:t>
+      </w:r>
+    </w:p>
+    <w:p>
+      <w:pPr/>
+      <w:r>
+        <w:rPr>
+          <w:lang w:val="pt_PT" w:bidi="pt_PT"/>
+        </w:rPr>
+      </w:r>
+      <w:r>
+        <w:rPr>
+          <w:b/>
+          <w:lang w:val="pt_PT" w:bidi="pt_PT"/>
+        </w:rPr>
         <w:t>"Pois muitos".</w:t>
       </w:r>
     </w:p>
@@ -25027,6 +28782,21 @@
           <w:b/>
           <w:lang w:val="pt_PT" w:bidi="pt_PT"/>
         </w:rPr>
+        <w:t>φίλαυτοι</w:t>
+      </w:r>
+    </w:p>
+    <w:p>
+      <w:pPr/>
+      <w:r>
+        <w:rPr>
+          <w:lang w:val="pt_PT" w:bidi="pt_PT"/>
+        </w:rPr>
+      </w:r>
+      <w:r>
+        <w:rPr>
+          <w:b/>
+          <w:lang w:val="pt_PT" w:bidi="pt_PT"/>
+        </w:rPr>
         <w:t>"egoístas".</w:t>
       </w:r>
     </w:p>
@@ -25110,6 +28880,21 @@
           <w:b/>
           <w:lang w:val="pt_PT" w:bidi="pt_PT"/>
         </w:rPr>
+        <w:t>ἀφιλάγαθοι</w:t>
+      </w:r>
+    </w:p>
+    <w:p>
+      <w:pPr/>
+      <w:r>
+        <w:rPr>
+          <w:lang w:val="pt_PT" w:bidi="pt_PT"/>
+        </w:rPr>
+      </w:r>
+      <w:r>
+        <w:rPr>
+          <w:b/>
+          <w:lang w:val="pt_PT" w:bidi="pt_PT"/>
+        </w:rPr>
         <w:t>"Não terão amor pelos outros".</w:t>
       </w:r>
     </w:p>
@@ -25193,6 +28978,21 @@
           <w:b/>
           <w:lang w:val="pt_PT" w:bidi="pt_PT"/>
         </w:rPr>
+        <w:t>τετυφωμένοι</w:t>
+      </w:r>
+    </w:p>
+    <w:p>
+      <w:pPr/>
+      <w:r>
+        <w:rPr>
+          <w:lang w:val="pt_PT" w:bidi="pt_PT"/>
+        </w:rPr>
+      </w:r>
+      <w:r>
+        <w:rPr>
+          <w:b/>
+          <w:lang w:val="pt_PT" w:bidi="pt_PT"/>
+        </w:rPr>
         <w:t>"cheios de orgulho".</w:t>
       </w:r>
     </w:p>
@@ -25289,6 +29089,21 @@
           <w:b/>
           <w:lang w:val="pt_PT" w:bidi="pt_PT"/>
         </w:rPr>
+        <w:t>τετυφωμένοι</w:t>
+      </w:r>
+    </w:p>
+    <w:p>
+      <w:pPr/>
+      <w:r>
+        <w:rPr>
+          <w:lang w:val="pt_PT" w:bidi="pt_PT"/>
+        </w:rPr>
+      </w:r>
+      <w:r>
+        <w:rPr>
+          <w:b/>
+          <w:lang w:val="pt_PT" w:bidi="pt_PT"/>
+        </w:rPr>
         <w:t>"cheios de orgulho".</w:t>
       </w:r>
     </w:p>
@@ -25385,6 +29200,21 @@
           <w:b/>
           <w:lang w:val="pt_PT" w:bidi="pt_PT"/>
         </w:rPr>
+        <w:t>ἔχοντες μόρφωσιν εὐσεβείας, τὴν δὲ δύναμιν αὐτῆς ἠρνημένοι</w:t>
+      </w:r>
+    </w:p>
+    <w:p>
+      <w:pPr/>
+      <w:r>
+        <w:rPr>
+          <w:lang w:val="pt_PT" w:bidi="pt_PT"/>
+        </w:rPr>
+      </w:r>
+      <w:r>
+        <w:rPr>
+          <w:b/>
+          <w:lang w:val="pt_PT" w:bidi="pt_PT"/>
+        </w:rPr>
         <w:t>"</w:t>
       </w:r>
       <w:r>
@@ -25508,6 +29338,21 @@
           <w:b/>
           <w:lang w:val="pt_PT" w:bidi="pt_PT"/>
         </w:rPr>
+        <w:t>ἔχοντες μόρφωσιν εὐσεβείας</w:t>
+      </w:r>
+    </w:p>
+    <w:p>
+      <w:pPr/>
+      <w:r>
+        <w:rPr>
+          <w:lang w:val="pt_PT" w:bidi="pt_PT"/>
+        </w:rPr>
+      </w:r>
+      <w:r>
+        <w:rPr>
+          <w:b/>
+          <w:lang w:val="pt_PT" w:bidi="pt_PT"/>
+        </w:rPr>
         <w:t>"</w:t>
       </w:r>
       <w:r>
@@ -25631,6 +29476,21 @@
           <w:b/>
           <w:lang w:val="pt_PT" w:bidi="pt_PT"/>
         </w:rPr>
+        <w:t>τὴν &amp; δύναμιν αὐτῆς ἠρνημένοι</w:t>
+      </w:r>
+    </w:p>
+    <w:p>
+      <w:pPr/>
+      <w:r>
+        <w:rPr>
+          <w:lang w:val="pt_PT" w:bidi="pt_PT"/>
+        </w:rPr>
+      </w:r>
+      <w:r>
+        <w:rPr>
+          <w:b/>
+          <w:lang w:val="pt_PT" w:bidi="pt_PT"/>
+        </w:rPr>
         <w:t>"</w:t>
       </w:r>
       <w:r>
@@ -25741,6 +29601,21 @@
           <w:b/>
           <w:lang w:val="pt_PT" w:bidi="pt_PT"/>
         </w:rPr>
+        <w:t>καὶ</w:t>
+      </w:r>
+    </w:p>
+    <w:p>
+      <w:pPr/>
+      <w:r>
+        <w:rPr>
+          <w:lang w:val="pt_PT" w:bidi="pt_PT"/>
+        </w:rPr>
+      </w:r>
+      <w:r>
+        <w:rPr>
+          <w:b/>
+          <w:lang w:val="pt_PT" w:bidi="pt_PT"/>
+        </w:rPr>
         <w:t>"Mas".</w:t>
       </w:r>
     </w:p>
@@ -25850,6 +29725,21 @@
           <w:b/>
           <w:lang w:val="pt_PT" w:bidi="pt_PT"/>
         </w:rPr>
+        <w:t>τούτους ἀποτρέπου</w:t>
+      </w:r>
+    </w:p>
+    <w:p>
+      <w:pPr/>
+      <w:r>
+        <w:rPr>
+          <w:lang w:val="pt_PT" w:bidi="pt_PT"/>
+        </w:rPr>
+      </w:r>
+      <w:r>
+        <w:rPr>
+          <w:b/>
+          <w:lang w:val="pt_PT" w:bidi="pt_PT"/>
+        </w:rPr>
         <w:t>"</w:t>
       </w:r>
       <w:r>
@@ -25947,6 +29837,21 @@
           <w:b/>
           <w:lang w:val="pt_PT" w:bidi="pt_PT"/>
         </w:rPr>
+        <w:t>τούτους</w:t>
+      </w:r>
+    </w:p>
+    <w:p>
+      <w:pPr/>
+      <w:r>
+        <w:rPr>
+          <w:lang w:val="pt_PT" w:bidi="pt_PT"/>
+        </w:rPr>
+      </w:r>
+      <w:r>
+        <w:rPr>
+          <w:b/>
+          <w:lang w:val="pt_PT" w:bidi="pt_PT"/>
+        </w:rPr>
         <w:t>"dessa".</w:t>
       </w:r>
     </w:p>
@@ -26030,6 +29935,21 @@
           <w:b/>
           <w:lang w:val="pt_PT" w:bidi="pt_PT"/>
         </w:rPr>
+        <w:t>γάρ</w:t>
+      </w:r>
+    </w:p>
+    <w:p>
+      <w:pPr/>
+      <w:r>
+        <w:rPr>
+          <w:lang w:val="pt_PT" w:bidi="pt_PT"/>
+        </w:rPr>
+      </w:r>
+      <w:r>
+        <w:rPr>
+          <w:b/>
+          <w:lang w:val="pt_PT" w:bidi="pt_PT"/>
+        </w:rPr>
         <w:t>"Alguns deles".</w:t>
       </w:r>
     </w:p>
@@ -26046,7 +29966,7 @@
         </w:rPr>
         <w:t xml:space="preserve">No texto original, temos aqui a palavra "Porque" que introduz uma razão pela qual Timóteo deve “ficar longe dessa gente” pessoas (veja </w:t>
       </w:r>
-      <w:hyperlink r:id="rId37">
+      <w:hyperlink r:id="rId39">
         <w:r>
           <w:rPr>
             <w:lang w:val="pt_PT" w:bidi="pt_PT"/>
@@ -26131,6 +30051,21 @@
           <w:b/>
           <w:lang w:val="pt_PT" w:bidi="pt_PT"/>
         </w:rPr>
+        <w:t>ἐκ τούτων</w:t>
+      </w:r>
+    </w:p>
+    <w:p>
+      <w:pPr/>
+      <w:r>
+        <w:rPr>
+          <w:lang w:val="pt_PT" w:bidi="pt_PT"/>
+        </w:rPr>
+      </w:r>
+      <w:r>
+        <w:rPr>
+          <w:b/>
+          <w:lang w:val="pt_PT" w:bidi="pt_PT"/>
+        </w:rPr>
         <w:t>"Alguns deles".</w:t>
       </w:r>
     </w:p>
@@ -26160,7 +30095,7 @@
         </w:rPr>
         <w:t xml:space="preserve">como um substantivo para se referir às pessoas que ele descreveu nos versículos anteriores. Sua língua pode usar adjetivos da mesma forma. Se não, você pode traduzir esta palavra com uma frase equivalente. Veja como você traduziu a expressão "dessa gente" em </w:t>
       </w:r>
-      <w:hyperlink r:id="rId37">
+      <w:hyperlink r:id="rId39">
         <w:r>
           <w:rPr>
             <w:lang w:val="pt_PT" w:bidi="pt_PT"/>
@@ -26245,6 +30180,21 @@
           <w:b/>
           <w:lang w:val="pt_PT" w:bidi="pt_PT"/>
         </w:rPr>
+        <w:t>οἱ ἐνδύνοντες εἰς τὰς οἰκίας</w:t>
+      </w:r>
+    </w:p>
+    <w:p>
+      <w:pPr/>
+      <w:r>
+        <w:rPr>
+          <w:lang w:val="pt_PT" w:bidi="pt_PT"/>
+        </w:rPr>
+      </w:r>
+      <w:r>
+        <w:rPr>
+          <w:b/>
+          <w:lang w:val="pt_PT" w:bidi="pt_PT"/>
+        </w:rPr>
         <w:t>"</w:t>
       </w:r>
       <w:r>
@@ -26355,6 +30305,21 @@
           <w:b/>
           <w:lang w:val="pt_PT" w:bidi="pt_PT"/>
         </w:rPr>
+        <w:t>αἰχμαλωτίζοντες</w:t>
+      </w:r>
+    </w:p>
+    <w:p>
+      <w:pPr/>
+      <w:r>
+        <w:rPr>
+          <w:lang w:val="pt_PT" w:bidi="pt_PT"/>
+        </w:rPr>
+      </w:r>
+      <w:r>
+        <w:rPr>
+          <w:b/>
+          <w:lang w:val="pt_PT" w:bidi="pt_PT"/>
+        </w:rPr>
         <w:t>"</w:t>
       </w:r>
       <w:r>
@@ -26478,6 +30443,21 @@
           <w:b/>
           <w:lang w:val="pt_PT" w:bidi="pt_PT"/>
         </w:rPr>
+        <w:t>γυναικάρια</w:t>
+      </w:r>
+    </w:p>
+    <w:p>
+      <w:pPr/>
+      <w:r>
+        <w:rPr>
+          <w:lang w:val="pt_PT" w:bidi="pt_PT"/>
+        </w:rPr>
+      </w:r>
+      <w:r>
+        <w:rPr>
+          <w:b/>
+          <w:lang w:val="pt_PT" w:bidi="pt_PT"/>
+        </w:rPr>
         <w:t>"mulheres fracas".</w:t>
       </w:r>
     </w:p>
@@ -26587,6 +30567,21 @@
           <w:b/>
           <w:lang w:val="pt_PT" w:bidi="pt_PT"/>
         </w:rPr>
+        <w:t>σεσωρευμένα ἁμαρτίαις</w:t>
+      </w:r>
+    </w:p>
+    <w:p>
+      <w:pPr/>
+      <w:r>
+        <w:rPr>
+          <w:lang w:val="pt_PT" w:bidi="pt_PT"/>
+        </w:rPr>
+      </w:r>
+      <w:r>
+        <w:rPr>
+          <w:b/>
+          <w:lang w:val="pt_PT" w:bidi="pt_PT"/>
+        </w:rPr>
         <w:t>"</w:t>
       </w:r>
       <w:r>
@@ -26710,6 +30705,21 @@
           <w:b/>
           <w:lang w:val="pt_PT" w:bidi="pt_PT"/>
         </w:rPr>
+        <w:t>σεσωρευμένα ἁμαρτίαις</w:t>
+      </w:r>
+    </w:p>
+    <w:p>
+      <w:pPr/>
+      <w:r>
+        <w:rPr>
+          <w:lang w:val="pt_PT" w:bidi="pt_PT"/>
+        </w:rPr>
+      </w:r>
+      <w:r>
+        <w:rPr>
+          <w:b/>
+          <w:lang w:val="pt_PT" w:bidi="pt_PT"/>
+        </w:rPr>
         <w:t>"</w:t>
       </w:r>
       <w:r>
@@ -26807,6 +30817,21 @@
           <w:b/>
           <w:lang w:val="pt_PT" w:bidi="pt_PT"/>
         </w:rPr>
+        <w:t>ἀγόμενα ἐπιθυμίαις ποικίλαις</w:t>
+      </w:r>
+    </w:p>
+    <w:p>
+      <w:pPr/>
+      <w:r>
+        <w:rPr>
+          <w:lang w:val="pt_PT" w:bidi="pt_PT"/>
+        </w:rPr>
+      </w:r>
+      <w:r>
+        <w:rPr>
+          <w:b/>
+          <w:lang w:val="pt_PT" w:bidi="pt_PT"/>
+        </w:rPr>
         <w:t>"</w:t>
       </w:r>
       <w:r>
@@ -26917,6 +30942,21 @@
           <w:b/>
           <w:lang w:val="pt_PT" w:bidi="pt_PT"/>
         </w:rPr>
+        <w:t>ἀγόμενα ἐπιθυμίαις ποικίλαις</w:t>
+      </w:r>
+    </w:p>
+    <w:p>
+      <w:pPr/>
+      <w:r>
+        <w:rPr>
+          <w:lang w:val="pt_PT" w:bidi="pt_PT"/>
+        </w:rPr>
+      </w:r>
+      <w:r>
+        <w:rPr>
+          <w:b/>
+          <w:lang w:val="pt_PT" w:bidi="pt_PT"/>
+        </w:rPr>
         <w:t>"</w:t>
       </w:r>
       <w:r>
@@ -27014,6 +31054,21 @@
           <w:b/>
           <w:lang w:val="pt_PT" w:bidi="pt_PT"/>
         </w:rPr>
+        <w:t>καὶ</w:t>
+      </w:r>
+    </w:p>
+    <w:p>
+      <w:pPr/>
+      <w:r>
+        <w:rPr>
+          <w:lang w:val="pt_PT" w:bidi="pt_PT"/>
+        </w:rPr>
+      </w:r>
+      <w:r>
+        <w:rPr>
+          <w:b/>
+          <w:lang w:val="pt_PT" w:bidi="pt_PT"/>
+        </w:rPr>
         <w:t>"</w:t>
       </w:r>
       <w:r>
@@ -27124,6 +31179,21 @@
           <w:b/>
           <w:lang w:val="pt_PT" w:bidi="pt_PT"/>
         </w:rPr>
+        <w:t>μηδέποτε εἰς ἐπίγνωσιν ἀληθείας ἐλθεῖν δυνάμενα</w:t>
+      </w:r>
+    </w:p>
+    <w:p>
+      <w:pPr/>
+      <w:r>
+        <w:rPr>
+          <w:lang w:val="pt_PT" w:bidi="pt_PT"/>
+        </w:rPr>
+      </w:r>
+      <w:r>
+        <w:rPr>
+          <w:b/>
+          <w:lang w:val="pt_PT" w:bidi="pt_PT"/>
+        </w:rPr>
         <w:t>"</w:t>
       </w:r>
       <w:r>
@@ -27247,6 +31317,21 @@
           <w:b/>
           <w:lang w:val="pt_PT" w:bidi="pt_PT"/>
         </w:rPr>
+        <w:t>εἰς ἐπίγνωσιν ἀληθείας</w:t>
+      </w:r>
+    </w:p>
+    <w:p>
+      <w:pPr/>
+      <w:r>
+        <w:rPr>
+          <w:lang w:val="pt_PT" w:bidi="pt_PT"/>
+        </w:rPr>
+      </w:r>
+      <w:r>
+        <w:rPr>
+          <w:b/>
+          <w:lang w:val="pt_PT" w:bidi="pt_PT"/>
+        </w:rPr>
         <w:t>"</w:t>
       </w:r>
       <w:r>
@@ -27357,6 +31442,21 @@
           <w:b/>
           <w:lang w:val="pt_PT" w:bidi="pt_PT"/>
         </w:rPr>
+        <w:t>Ἰάννης καὶ Ἰαμβρῆς ἀντέστησαν Μωϋσεῖ</w:t>
+      </w:r>
+    </w:p>
+    <w:p>
+      <w:pPr/>
+      <w:r>
+        <w:rPr>
+          <w:lang w:val="pt_PT" w:bidi="pt_PT"/>
+        </w:rPr>
+      </w:r>
+      <w:r>
+        <w:rPr>
+          <w:b/>
+          <w:lang w:val="pt_PT" w:bidi="pt_PT"/>
+        </w:rPr>
         <w:t>"</w:t>
       </w:r>
       <w:r>
@@ -27413,7 +31513,7 @@
         </w:rPr>
         <w:t xml:space="preserve"> fizesse o que Deus lhe havia ordenado. Você pode ler essa história em </w:t>
       </w:r>
-      <w:hyperlink r:id="rId38">
+      <w:hyperlink r:id="rId40">
         <w:r>
           <w:rPr>
             <w:lang w:val="pt_PT" w:bidi="pt_PT"/>
@@ -27524,6 +31624,21 @@
           <w:b/>
           <w:lang w:val="pt_PT" w:bidi="pt_PT"/>
         </w:rPr>
+        <w:t>Ἰάννης καὶ Ἰαμβρῆς</w:t>
+      </w:r>
+    </w:p>
+    <w:p>
+      <w:pPr/>
+      <w:r>
+        <w:rPr>
+          <w:lang w:val="pt_PT" w:bidi="pt_PT"/>
+        </w:rPr>
+      </w:r>
+      <w:r>
+        <w:rPr>
+          <w:b/>
+          <w:lang w:val="pt_PT" w:bidi="pt_PT"/>
+        </w:rPr>
         <w:t>"Janis e Jambres".</w:t>
       </w:r>
     </w:p>
@@ -27633,6 +31748,21 @@
           <w:b/>
           <w:lang w:val="pt_PT" w:bidi="pt_PT"/>
         </w:rPr>
+        <w:t>οὗτοι</w:t>
+      </w:r>
+    </w:p>
+    <w:p>
+      <w:pPr/>
+      <w:r>
+        <w:rPr>
+          <w:lang w:val="pt_PT" w:bidi="pt_PT"/>
+        </w:rPr>
+      </w:r>
+      <w:r>
+        <w:rPr>
+          <w:b/>
+          <w:lang w:val="pt_PT" w:bidi="pt_PT"/>
+        </w:rPr>
         <w:t>"esses homens".</w:t>
       </w:r>
     </w:p>
@@ -27649,7 +31779,7 @@
         </w:rPr>
         <w:t xml:space="preserve">Aqui, como em </w:t>
       </w:r>
-      <w:hyperlink r:id="rId37">
+      <w:hyperlink r:id="rId39">
         <w:r>
           <w:rPr>
             <w:lang w:val="pt_PT" w:bidi="pt_PT"/>
@@ -27747,6 +31877,21 @@
           <w:b/>
           <w:lang w:val="pt_PT" w:bidi="pt_PT"/>
         </w:rPr>
+        <w:t>τῇ ἀληθείᾳ</w:t>
+      </w:r>
+    </w:p>
+    <w:p>
+      <w:pPr/>
+      <w:r>
+        <w:rPr>
+          <w:lang w:val="pt_PT" w:bidi="pt_PT"/>
+        </w:rPr>
+      </w:r>
+      <w:r>
+        <w:rPr>
+          <w:b/>
+          <w:lang w:val="pt_PT" w:bidi="pt_PT"/>
+        </w:rPr>
         <w:t>"a verdade".</w:t>
       </w:r>
     </w:p>
@@ -27843,6 +31988,21 @@
           <w:b/>
           <w:lang w:val="pt_PT" w:bidi="pt_PT"/>
         </w:rPr>
+        <w:t>ἄνθρωποι</w:t>
+      </w:r>
+    </w:p>
+    <w:p>
+      <w:pPr/>
+      <w:r>
+        <w:rPr>
+          <w:lang w:val="pt_PT" w:bidi="pt_PT"/>
+        </w:rPr>
+      </w:r>
+      <w:r>
+        <w:rPr>
+          <w:b/>
+          <w:lang w:val="pt_PT" w:bidi="pt_PT"/>
+        </w:rPr>
         <w:t>"homens".</w:t>
       </w:r>
     </w:p>
@@ -27939,6 +32099,21 @@
           <w:b/>
           <w:lang w:val="pt_PT" w:bidi="pt_PT"/>
         </w:rPr>
+        <w:t>κατεφθαρμένοι τὸν νοῦν</w:t>
+      </w:r>
+    </w:p>
+    <w:p>
+      <w:pPr/>
+      <w:r>
+        <w:rPr>
+          <w:lang w:val="pt_PT" w:bidi="pt_PT"/>
+        </w:rPr>
+      </w:r>
+      <w:r>
+        <w:rPr>
+          <w:b/>
+          <w:lang w:val="pt_PT" w:bidi="pt_PT"/>
+        </w:rPr>
         <w:t>"</w:t>
       </w:r>
       <w:r>
@@ -28036,6 +32211,21 @@
           <w:b/>
           <w:lang w:val="pt_PT" w:bidi="pt_PT"/>
         </w:rPr>
+        <w:t>τὸν νοῦν</w:t>
+      </w:r>
+    </w:p>
+    <w:p>
+      <w:pPr/>
+      <w:r>
+        <w:rPr>
+          <w:lang w:val="pt_PT" w:bidi="pt_PT"/>
+        </w:rPr>
+      </w:r>
+      <w:r>
+        <w:rPr>
+          <w:b/>
+          <w:lang w:val="pt_PT" w:bidi="pt_PT"/>
+        </w:rPr>
         <w:t>"o juízo".</w:t>
       </w:r>
     </w:p>
@@ -28132,6 +32322,21 @@
           <w:b/>
           <w:lang w:val="pt_PT" w:bidi="pt_PT"/>
         </w:rPr>
+        <w:t>ἀδόκιμοι περὶ τὴν πίστιν</w:t>
+      </w:r>
+    </w:p>
+    <w:p>
+      <w:pPr/>
+      <w:r>
+        <w:rPr>
+          <w:lang w:val="pt_PT" w:bidi="pt_PT"/>
+        </w:rPr>
+      </w:r>
+      <w:r>
+        <w:rPr>
+          <w:b/>
+          <w:lang w:val="pt_PT" w:bidi="pt_PT"/>
+        </w:rPr>
         <w:t>"fracassaram na fé".</w:t>
       </w:r>
     </w:p>
@@ -28228,6 +32433,21 @@
           <w:b/>
           <w:lang w:val="pt_PT" w:bidi="pt_PT"/>
         </w:rPr>
+        <w:t>περὶ τὴν πίστιν</w:t>
+      </w:r>
+    </w:p>
+    <w:p>
+      <w:pPr/>
+      <w:r>
+        <w:rPr>
+          <w:lang w:val="pt_PT" w:bidi="pt_PT"/>
+        </w:rPr>
+      </w:r>
+      <w:r>
+        <w:rPr>
+          <w:b/>
+          <w:lang w:val="pt_PT" w:bidi="pt_PT"/>
+        </w:rPr>
         <w:t>"na fé".</w:t>
       </w:r>
     </w:p>
@@ -28350,6 +32570,21 @@
           <w:b/>
           <w:lang w:val="pt_PT" w:bidi="pt_PT"/>
         </w:rPr>
+        <w:t>περὶ τὴν πίστιν</w:t>
+      </w:r>
+    </w:p>
+    <w:p>
+      <w:pPr/>
+      <w:r>
+        <w:rPr>
+          <w:lang w:val="pt_PT" w:bidi="pt_PT"/>
+        </w:rPr>
+      </w:r>
+      <w:r>
+        <w:rPr>
+          <w:b/>
+          <w:lang w:val="pt_PT" w:bidi="pt_PT"/>
+        </w:rPr>
         <w:t>"fracassaram na fé".</w:t>
       </w:r>
     </w:p>
@@ -28446,6 +32681,21 @@
           <w:b/>
           <w:lang w:val="pt_PT" w:bidi="pt_PT"/>
         </w:rPr>
+        <w:t>ἀλλ’</w:t>
+      </w:r>
+    </w:p>
+    <w:p>
+      <w:pPr/>
+      <w:r>
+        <w:rPr>
+          <w:lang w:val="pt_PT" w:bidi="pt_PT"/>
+        </w:rPr>
+      </w:r>
+      <w:r>
+        <w:rPr>
+          <w:b/>
+          <w:lang w:val="pt_PT" w:bidi="pt_PT"/>
+        </w:rPr>
         <w:t>"Mas".</w:t>
       </w:r>
     </w:p>
@@ -28475,7 +32725,7 @@
         </w:rPr>
         <w:t xml:space="preserve"> introduz o que acontecerá com esses falsos mestres em contraste com o que eles estão tentando fazer, que é se opor à verdade (veja </w:t>
       </w:r>
-      <w:hyperlink r:id="rId39">
+      <w:hyperlink r:id="rId41">
         <w:r>
           <w:rPr>
             <w:lang w:val="pt_PT" w:bidi="pt_PT"/>
@@ -28560,6 +32810,21 @@
           <w:b/>
           <w:lang w:val="pt_PT" w:bidi="pt_PT"/>
         </w:rPr>
+        <w:t>οὐ προκόψουσιν ἐπὶ πλεῖον</w:t>
+      </w:r>
+    </w:p>
+    <w:p>
+      <w:pPr/>
+      <w:r>
+        <w:rPr>
+          <w:lang w:val="pt_PT" w:bidi="pt_PT"/>
+        </w:rPr>
+      </w:r>
+      <w:r>
+        <w:rPr>
+          <w:b/>
+          <w:lang w:val="pt_PT" w:bidi="pt_PT"/>
+        </w:rPr>
         <w:t>"não irão longe".</w:t>
       </w:r>
     </w:p>
@@ -28643,6 +32908,21 @@
           <w:b/>
           <w:lang w:val="pt_PT" w:bidi="pt_PT"/>
         </w:rPr>
+        <w:t>ἡ &amp; ἄνοια αὐτῶν</w:t>
+      </w:r>
+    </w:p>
+    <w:p>
+      <w:pPr/>
+      <w:r>
+        <w:rPr>
+          <w:lang w:val="pt_PT" w:bidi="pt_PT"/>
+        </w:rPr>
+      </w:r>
+      <w:r>
+        <w:rPr>
+          <w:b/>
+          <w:lang w:val="pt_PT" w:bidi="pt_PT"/>
+        </w:rPr>
         <w:t>"são tolos".</w:t>
       </w:r>
     </w:p>
@@ -28739,6 +33019,21 @@
           <w:b/>
           <w:lang w:val="pt_PT" w:bidi="pt_PT"/>
         </w:rPr>
+        <w:t>πᾶσιν</w:t>
+      </w:r>
+    </w:p>
+    <w:p>
+      <w:pPr/>
+      <w:r>
+        <w:rPr>
+          <w:lang w:val="pt_PT" w:bidi="pt_PT"/>
+        </w:rPr>
+      </w:r>
+      <w:r>
+        <w:rPr>
+          <w:b/>
+          <w:lang w:val="pt_PT" w:bidi="pt_PT"/>
+        </w:rPr>
         <w:t>"todos verão".</w:t>
       </w:r>
     </w:p>
@@ -28835,6 +33130,21 @@
           <w:b/>
           <w:lang w:val="pt_PT" w:bidi="pt_PT"/>
         </w:rPr>
+        <w:t>πᾶσιν</w:t>
+      </w:r>
+    </w:p>
+    <w:p>
+      <w:pPr/>
+      <w:r>
+        <w:rPr>
+          <w:lang w:val="pt_PT" w:bidi="pt_PT"/>
+        </w:rPr>
+      </w:r>
+      <w:r>
+        <w:rPr>
+          <w:b/>
+          <w:lang w:val="pt_PT" w:bidi="pt_PT"/>
+        </w:rPr>
         <w:t>"todos verão".</w:t>
       </w:r>
     </w:p>
@@ -28931,6 +33241,21 @@
           <w:b/>
           <w:lang w:val="pt_PT" w:bidi="pt_PT"/>
         </w:rPr>
+        <w:t>ἡ ἐκείνων</w:t>
+      </w:r>
+    </w:p>
+    <w:p>
+      <w:pPr/>
+      <w:r>
+        <w:rPr>
+          <w:lang w:val="pt_PT" w:bidi="pt_PT"/>
+        </w:rPr>
+      </w:r>
+      <w:r>
+        <w:rPr>
+          <w:b/>
+          <w:lang w:val="pt_PT" w:bidi="pt_PT"/>
+        </w:rPr>
         <w:t>"como eles".</w:t>
       </w:r>
     </w:p>
@@ -29027,6 +33352,21 @@
           <w:b/>
           <w:lang w:val="pt_PT" w:bidi="pt_PT"/>
         </w:rPr>
+        <w:t>ἐγένετο</w:t>
+      </w:r>
+    </w:p>
+    <w:p>
+      <w:pPr/>
+      <w:r>
+        <w:rPr>
+          <w:lang w:val="pt_PT" w:bidi="pt_PT"/>
+        </w:rPr>
+      </w:r>
+      <w:r>
+        <w:rPr>
+          <w:b/>
+          <w:lang w:val="pt_PT" w:bidi="pt_PT"/>
+        </w:rPr>
         <w:t>"foi isso que aconteceu".</w:t>
       </w:r>
     </w:p>
@@ -29110,6 +33450,21 @@
           <w:b/>
           <w:lang w:val="pt_PT" w:bidi="pt_PT"/>
         </w:rPr>
+        <w:t>ἐγένετο</w:t>
+      </w:r>
+    </w:p>
+    <w:p>
+      <w:pPr/>
+      <w:r>
+        <w:rPr>
+          <w:lang w:val="pt_PT" w:bidi="pt_PT"/>
+        </w:rPr>
+      </w:r>
+      <w:r>
+        <w:rPr>
+          <w:b/>
+          <w:lang w:val="pt_PT" w:bidi="pt_PT"/>
+        </w:rPr>
         <w:t>"foi isso que aconteceu".</w:t>
       </w:r>
     </w:p>
@@ -29126,7 +33481,7 @@
         </w:rPr>
         <w:t xml:space="preserve">Aqui, Paulo está se referindo a como os magos do Faraó falharam em se opor a Moisés. Eles não conseguiram replicar alguns dos milagres que Moisés realizou (veja </w:t>
       </w:r>
-      <w:hyperlink r:id="rId40">
+      <w:hyperlink r:id="rId42">
         <w:r>
           <w:rPr>
             <w:lang w:val="pt_PT" w:bidi="pt_PT"/>
@@ -29144,7 +33499,7 @@
         </w:rPr>
         <w:t xml:space="preserve">) e foram afetados por outros milagres que Moisés realizou (veja </w:t>
       </w:r>
-      <w:hyperlink r:id="rId41">
+      <w:hyperlink r:id="rId43">
         <w:r>
           <w:rPr>
             <w:lang w:val="pt_PT" w:bidi="pt_PT"/>
@@ -29229,6 +33584,21 @@
           <w:b/>
           <w:lang w:val="pt_PT" w:bidi="pt_PT"/>
         </w:rPr>
+        <w:t>σὺ δὲ</w:t>
+      </w:r>
+    </w:p>
+    <w:p>
+      <w:pPr/>
+      <w:r>
+        <w:rPr>
+          <w:lang w:val="pt_PT" w:bidi="pt_PT"/>
+        </w:rPr>
+      </w:r>
+      <w:r>
+        <w:rPr>
+          <w:b/>
+          <w:lang w:val="pt_PT" w:bidi="pt_PT"/>
+        </w:rPr>
         <w:t>"Mas você".</w:t>
       </w:r>
     </w:p>
@@ -29338,6 +33708,21 @@
           <w:b/>
           <w:lang w:val="pt_PT" w:bidi="pt_PT"/>
         </w:rPr>
+        <w:t>σὺ &amp; παρηκολούθησάς</w:t>
+      </w:r>
+    </w:p>
+    <w:p>
+      <w:pPr/>
+      <w:r>
+        <w:rPr>
+          <w:lang w:val="pt_PT" w:bidi="pt_PT"/>
+        </w:rPr>
+      </w:r>
+      <w:r>
+        <w:rPr>
+          <w:b/>
+          <w:lang w:val="pt_PT" w:bidi="pt_PT"/>
+        </w:rPr>
         <w:t>"tem seguido".</w:t>
       </w:r>
     </w:p>
@@ -29434,6 +33819,21 @@
           <w:b/>
           <w:lang w:val="pt_PT" w:bidi="pt_PT"/>
         </w:rPr>
+        <w:t>μου τῇ διδασκαλίᾳ, τῇ ἀγωγῇ, τῇ προθέσει, τῇ πίστει, τῇ μακροθυμίᾳ, τῇ ἀγάπῃ, τῇ ὑπομονῇ &amp; τοῖς διωγμοῖς, τοῖς παθήμασιν, οἷά</w:t>
+      </w:r>
+    </w:p>
+    <w:p>
+      <w:pPr/>
+      <w:r>
+        <w:rPr>
+          <w:lang w:val="pt_PT" w:bidi="pt_PT"/>
+        </w:rPr>
+      </w:r>
+      <w:r>
+        <w:rPr>
+          <w:b/>
+          <w:lang w:val="pt_PT" w:bidi="pt_PT"/>
+        </w:rPr>
         <w:t>"</w:t>
       </w:r>
       <w:r>
@@ -29558,6 +33958,21 @@
           <w:b/>
           <w:lang w:val="pt_PT" w:bidi="pt_PT"/>
         </w:rPr>
+        <w:t>οἷά</w:t>
+      </w:r>
+    </w:p>
+    <w:p>
+      <w:pPr/>
+      <w:r>
+        <w:rPr>
+          <w:lang w:val="pt_PT" w:bidi="pt_PT"/>
+        </w:rPr>
+      </w:r>
+      <w:r>
+        <w:rPr>
+          <w:b/>
+          <w:lang w:val="pt_PT" w:bidi="pt_PT"/>
+        </w:rPr>
         <w:t>"as minhas".</w:t>
       </w:r>
     </w:p>
@@ -29680,6 +34095,21 @@
           <w:b/>
           <w:lang w:val="pt_PT" w:bidi="pt_PT"/>
         </w:rPr>
+        <w:t>οἵους διωγμοὺς ὑπήνεγκα</w:t>
+      </w:r>
+    </w:p>
+    <w:p>
+      <w:pPr/>
+      <w:r>
+        <w:rPr>
+          <w:lang w:val="pt_PT" w:bidi="pt_PT"/>
+        </w:rPr>
+      </w:r>
+      <w:r>
+        <w:rPr>
+          <w:b/>
+          <w:lang w:val="pt_PT" w:bidi="pt_PT"/>
+        </w:rPr>
         <w:t>"</w:t>
       </w:r>
       <w:r>
@@ -29790,6 +34220,21 @@
           <w:b/>
           <w:lang w:val="pt_PT" w:bidi="pt_PT"/>
         </w:rPr>
+        <w:t>οἵους διωγμοὺς ὑπήνεγκα</w:t>
+      </w:r>
+    </w:p>
+    <w:p>
+      <w:pPr/>
+      <w:r>
+        <w:rPr>
+          <w:lang w:val="pt_PT" w:bidi="pt_PT"/>
+        </w:rPr>
+      </w:r>
+      <w:r>
+        <w:rPr>
+          <w:b/>
+          <w:lang w:val="pt_PT" w:bidi="pt_PT"/>
+        </w:rPr>
         <w:t>"</w:t>
       </w:r>
       <w:r>
@@ -29900,6 +34345,21 @@
           <w:b/>
           <w:lang w:val="pt_PT" w:bidi="pt_PT"/>
         </w:rPr>
+        <w:t>καὶ</w:t>
+      </w:r>
+    </w:p>
+    <w:p>
+      <w:pPr/>
+      <w:r>
+        <w:rPr>
+          <w:lang w:val="pt_PT" w:bidi="pt_PT"/>
+        </w:rPr>
+      </w:r>
+      <w:r>
+        <w:rPr>
+          <w:b/>
+          <w:lang w:val="pt_PT" w:bidi="pt_PT"/>
+        </w:rPr>
         <w:t>"Porém".</w:t>
       </w:r>
     </w:p>
@@ -30009,6 +34469,21 @@
           <w:b/>
           <w:lang w:val="pt_PT" w:bidi="pt_PT"/>
         </w:rPr>
+        <w:t>καὶ &amp; δὲ</w:t>
+      </w:r>
+    </w:p>
+    <w:p>
+      <w:pPr/>
+      <w:r>
+        <w:rPr>
+          <w:lang w:val="pt_PT" w:bidi="pt_PT"/>
+        </w:rPr>
+      </w:r>
+      <w:r>
+        <w:rPr>
+          <w:b/>
+          <w:lang w:val="pt_PT" w:bidi="pt_PT"/>
+        </w:rPr>
         <w:t>"</w:t>
       </w:r>
       <w:r>
@@ -30106,6 +34581,21 @@
           <w:b/>
           <w:lang w:val="pt_PT" w:bidi="pt_PT"/>
         </w:rPr>
+        <w:t>πάντες &amp; οἱ θέλοντες ζῆν εὐσεβῶς ἐν Χριστῷ Ἰησοῦ διωχθήσονται</w:t>
+      </w:r>
+    </w:p>
+    <w:p>
+      <w:pPr/>
+      <w:r>
+        <w:rPr>
+          <w:lang w:val="pt_PT" w:bidi="pt_PT"/>
+        </w:rPr>
+      </w:r>
+      <w:r>
+        <w:rPr>
+          <w:b/>
+          <w:lang w:val="pt_PT" w:bidi="pt_PT"/>
+        </w:rPr>
         <w:t>"</w:t>
       </w:r>
       <w:r>
@@ -30203,6 +34693,21 @@
           <w:b/>
           <w:lang w:val="pt_PT" w:bidi="pt_PT"/>
         </w:rPr>
+        <w:t>ἐν Χριστῷ Ἰησοῦ</w:t>
+      </w:r>
+    </w:p>
+    <w:p>
+      <w:pPr/>
+      <w:r>
+        <w:rPr>
+          <w:lang w:val="pt_PT" w:bidi="pt_PT"/>
+        </w:rPr>
+      </w:r>
+      <w:r>
+        <w:rPr>
+          <w:b/>
+          <w:lang w:val="pt_PT" w:bidi="pt_PT"/>
+        </w:rPr>
         <w:t>"</w:t>
       </w:r>
       <w:r>
@@ -30365,6 +34870,21 @@
           <w:b/>
           <w:lang w:val="pt_PT" w:bidi="pt_PT"/>
         </w:rPr>
+        <w:t>δὲ</w:t>
+      </w:r>
+    </w:p>
+    <w:p>
+      <w:pPr/>
+      <w:r>
+        <w:rPr>
+          <w:lang w:val="pt_PT" w:bidi="pt_PT"/>
+        </w:rPr>
+      </w:r>
+      <w:r>
+        <w:rPr>
+          <w:b/>
+          <w:lang w:val="pt_PT" w:bidi="pt_PT"/>
+        </w:rPr>
         <w:t>"Porém".</w:t>
       </w:r>
     </w:p>
@@ -30487,6 +35007,21 @@
           <w:b/>
           <w:lang w:val="pt_PT" w:bidi="pt_PT"/>
         </w:rPr>
+        <w:t>ἄνθρωποι</w:t>
+      </w:r>
+    </w:p>
+    <w:p>
+      <w:pPr/>
+      <w:r>
+        <w:rPr>
+          <w:lang w:val="pt_PT" w:bidi="pt_PT"/>
+        </w:rPr>
+      </w:r>
+      <w:r>
+        <w:rPr>
+          <w:b/>
+          <w:lang w:val="pt_PT" w:bidi="pt_PT"/>
+        </w:rPr>
         <w:t>"pessoas".</w:t>
       </w:r>
     </w:p>
@@ -30583,6 +35118,21 @@
           <w:b/>
           <w:lang w:val="pt_PT" w:bidi="pt_PT"/>
         </w:rPr>
+        <w:t>πονηροὶ &amp; ἄνθρωποι καὶ γόητες</w:t>
+      </w:r>
+    </w:p>
+    <w:p>
+      <w:pPr/>
+      <w:r>
+        <w:rPr>
+          <w:lang w:val="pt_PT" w:bidi="pt_PT"/>
+        </w:rPr>
+      </w:r>
+      <w:r>
+        <w:rPr>
+          <w:b/>
+          <w:lang w:val="pt_PT" w:bidi="pt_PT"/>
+        </w:rPr>
         <w:t>"</w:t>
       </w:r>
       <w:r>
@@ -30706,6 +35256,21 @@
           <w:b/>
           <w:lang w:val="pt_PT" w:bidi="pt_PT"/>
         </w:rPr>
+        <w:t>προκόψουσιν ἐπὶ τὸ χεῖρον</w:t>
+      </w:r>
+    </w:p>
+    <w:p>
+      <w:pPr/>
+      <w:r>
+        <w:rPr>
+          <w:lang w:val="pt_PT" w:bidi="pt_PT"/>
+        </w:rPr>
+      </w:r>
+      <w:r>
+        <w:rPr>
+          <w:b/>
+          <w:lang w:val="pt_PT" w:bidi="pt_PT"/>
+        </w:rPr>
         <w:t>"irão de mal a pior".</w:t>
       </w:r>
     </w:p>
@@ -30828,6 +35393,21 @@
           <w:b/>
           <w:lang w:val="pt_PT" w:bidi="pt_PT"/>
         </w:rPr>
+        <w:t>ἐπὶ τὸ χεῖρον</w:t>
+      </w:r>
+    </w:p>
+    <w:p>
+      <w:pPr/>
+      <w:r>
+        <w:rPr>
+          <w:lang w:val="pt_PT" w:bidi="pt_PT"/>
+        </w:rPr>
+      </w:r>
+      <w:r>
+        <w:rPr>
+          <w:b/>
+          <w:lang w:val="pt_PT" w:bidi="pt_PT"/>
+        </w:rPr>
         <w:t>"irão de mal a pior".</w:t>
       </w:r>
     </w:p>
@@ -30924,6 +35504,21 @@
           <w:b/>
           <w:lang w:val="pt_PT" w:bidi="pt_PT"/>
         </w:rPr>
+        <w:t>πλανῶντες καὶ πλανώμενοι</w:t>
+      </w:r>
+    </w:p>
+    <w:p>
+      <w:pPr/>
+      <w:r>
+        <w:rPr>
+          <w:lang w:val="pt_PT" w:bidi="pt_PT"/>
+        </w:rPr>
+      </w:r>
+      <w:r>
+        <w:rPr>
+          <w:b/>
+          <w:lang w:val="pt_PT" w:bidi="pt_PT"/>
+        </w:rPr>
         <w:t>"enganando e sendo enganados".</w:t>
       </w:r>
     </w:p>
@@ -31046,6 +35641,21 @@
           <w:b/>
           <w:lang w:val="pt_PT" w:bidi="pt_PT"/>
         </w:rPr>
+        <w:t>πλανώμενοι</w:t>
+      </w:r>
+    </w:p>
+    <w:p>
+      <w:pPr/>
+      <w:r>
+        <w:rPr>
+          <w:lang w:val="pt_PT" w:bidi="pt_PT"/>
+        </w:rPr>
+      </w:r>
+      <w:r>
+        <w:rPr>
+          <w:b/>
+          <w:lang w:val="pt_PT" w:bidi="pt_PT"/>
+        </w:rPr>
         <w:t>"enganando e sendo enganados".</w:t>
       </w:r>
     </w:p>
@@ -31129,6 +35739,21 @@
           <w:b/>
           <w:lang w:val="pt_PT" w:bidi="pt_PT"/>
         </w:rPr>
+        <w:t>σὺ δὲ</w:t>
+      </w:r>
+    </w:p>
+    <w:p>
+      <w:pPr/>
+      <w:r>
+        <w:rPr>
+          <w:lang w:val="pt_PT" w:bidi="pt_PT"/>
+        </w:rPr>
+      </w:r>
+      <w:r>
+        <w:rPr>
+          <w:b/>
+          <w:lang w:val="pt_PT" w:bidi="pt_PT"/>
+        </w:rPr>
         <w:t>"Quanto a você".</w:t>
       </w:r>
     </w:p>
@@ -31225,6 +35850,21 @@
           <w:b/>
           <w:lang w:val="pt_PT" w:bidi="pt_PT"/>
         </w:rPr>
+        <w:t>μένε ἐν οἷς ἔμαθες καὶ ἐπιστώθης, εἰδὼς παρὰ τίνων ἔμαθες</w:t>
+      </w:r>
+    </w:p>
+    <w:p>
+      <w:pPr/>
+      <w:r>
+        <w:rPr>
+          <w:lang w:val="pt_PT" w:bidi="pt_PT"/>
+        </w:rPr>
+      </w:r>
+      <w:r>
+        <w:rPr>
+          <w:b/>
+          <w:lang w:val="pt_PT" w:bidi="pt_PT"/>
+        </w:rPr>
         <w:t>"</w:t>
       </w:r>
       <w:r>
@@ -31322,6 +35962,21 @@
           <w:b/>
           <w:lang w:val="pt_PT" w:bidi="pt_PT"/>
         </w:rPr>
+        <w:t>μένε ἐν</w:t>
+      </w:r>
+    </w:p>
+    <w:p>
+      <w:pPr/>
+      <w:r>
+        <w:rPr>
+          <w:lang w:val="pt_PT" w:bidi="pt_PT"/>
+        </w:rPr>
+      </w:r>
+      <w:r>
+        <w:rPr>
+          <w:b/>
+          <w:lang w:val="pt_PT" w:bidi="pt_PT"/>
+        </w:rPr>
         <w:t>"continue firme".</w:t>
       </w:r>
     </w:p>
@@ -31444,6 +36099,21 @@
           <w:b/>
           <w:lang w:val="pt_PT" w:bidi="pt_PT"/>
         </w:rPr>
+        <w:t>ἐπιστώθης</w:t>
+      </w:r>
+    </w:p>
+    <w:p>
+      <w:pPr/>
+      <w:r>
+        <w:rPr>
+          <w:lang w:val="pt_PT" w:bidi="pt_PT"/>
+        </w:rPr>
+      </w:r>
+      <w:r>
+        <w:rPr>
+          <w:b/>
+          <w:lang w:val="pt_PT" w:bidi="pt_PT"/>
+        </w:rPr>
         <w:t>"Você sabe quem foram".</w:t>
       </w:r>
     </w:p>
@@ -31527,6 +36197,21 @@
           <w:b/>
           <w:lang w:val="pt_PT" w:bidi="pt_PT"/>
         </w:rPr>
+        <w:t>εἰδὼς παρὰ τίνων ἔμαθες</w:t>
+      </w:r>
+    </w:p>
+    <w:p>
+      <w:pPr/>
+      <w:r>
+        <w:rPr>
+          <w:lang w:val="pt_PT" w:bidi="pt_PT"/>
+        </w:rPr>
+      </w:r>
+      <w:r>
+        <w:rPr>
+          <w:b/>
+          <w:lang w:val="pt_PT" w:bidi="pt_PT"/>
+        </w:rPr>
         <w:t>"V</w:t>
       </w:r>
       <w:r>
@@ -31624,6 +36309,21 @@
           <w:b/>
           <w:lang w:val="pt_PT" w:bidi="pt_PT"/>
         </w:rPr>
+        <w:t>ἀπὸ βρέφους</w:t>
+      </w:r>
+    </w:p>
+    <w:p>
+      <w:pPr/>
+      <w:r>
+        <w:rPr>
+          <w:lang w:val="pt_PT" w:bidi="pt_PT"/>
+        </w:rPr>
+      </w:r>
+      <w:r>
+        <w:rPr>
+          <w:b/>
+          <w:lang w:val="pt_PT" w:bidi="pt_PT"/>
+        </w:rPr>
         <w:t>"desde menino".</w:t>
       </w:r>
     </w:p>
@@ -31720,6 +36420,21 @@
           <w:b/>
           <w:lang w:val="pt_PT" w:bidi="pt_PT"/>
         </w:rPr>
+        <w:t>εἰς σωτηρίαν διὰ πίστεως τῆς ἐν Χριστῷ Ἰησοῦ</w:t>
+      </w:r>
+    </w:p>
+    <w:p>
+      <w:pPr/>
+      <w:r>
+        <w:rPr>
+          <w:lang w:val="pt_PT" w:bidi="pt_PT"/>
+        </w:rPr>
+      </w:r>
+      <w:r>
+        <w:rPr>
+          <w:b/>
+          <w:lang w:val="pt_PT" w:bidi="pt_PT"/>
+        </w:rPr>
         <w:t>"</w:t>
       </w:r>
       <w:r>
@@ -31843,6 +36558,21 @@
           <w:b/>
           <w:lang w:val="pt_PT" w:bidi="pt_PT"/>
         </w:rPr>
+        <w:t>τῆς ἐν Χριστῷ Ἰησοῦ</w:t>
+      </w:r>
+    </w:p>
+    <w:p>
+      <w:pPr/>
+      <w:r>
+        <w:rPr>
+          <w:lang w:val="pt_PT" w:bidi="pt_PT"/>
+        </w:rPr>
+      </w:r>
+      <w:r>
+        <w:rPr>
+          <w:b/>
+          <w:lang w:val="pt_PT" w:bidi="pt_PT"/>
+        </w:rPr>
         <w:t>"em Cristo Jesus".</w:t>
       </w:r>
     </w:p>
@@ -32004,6 +36734,21 @@
           <w:b/>
           <w:lang w:val="pt_PT" w:bidi="pt_PT"/>
         </w:rPr>
+        <w:t>πᾶσα Γραφὴ θεόπνευστος καὶ ὠφέλιμος</w:t>
+      </w:r>
+    </w:p>
+    <w:p>
+      <w:pPr/>
+      <w:r>
+        <w:rPr>
+          <w:lang w:val="pt_PT" w:bidi="pt_PT"/>
+        </w:rPr>
+      </w:r>
+      <w:r>
+        <w:rPr>
+          <w:b/>
+          <w:lang w:val="pt_PT" w:bidi="pt_PT"/>
+        </w:rPr>
         <w:t>"</w:t>
       </w:r>
       <w:r>
@@ -32101,6 +36846,21 @@
           <w:b/>
           <w:lang w:val="pt_PT" w:bidi="pt_PT"/>
         </w:rPr>
+        <w:t>πᾶσα Γραφὴ θεόπνευστος καὶ</w:t>
+      </w:r>
+    </w:p>
+    <w:p>
+      <w:pPr/>
+      <w:r>
+        <w:rPr>
+          <w:lang w:val="pt_PT" w:bidi="pt_PT"/>
+        </w:rPr>
+      </w:r>
+      <w:r>
+        <w:rPr>
+          <w:b/>
+          <w:lang w:val="pt_PT" w:bidi="pt_PT"/>
+        </w:rPr>
         <w:t>"</w:t>
       </w:r>
       <w:r>
@@ -32237,6 +36997,21 @@
           <w:b/>
           <w:lang w:val="pt_PT" w:bidi="pt_PT"/>
         </w:rPr>
+        <w:t>πᾶσα Γραφὴ</w:t>
+      </w:r>
+    </w:p>
+    <w:p>
+      <w:pPr/>
+      <w:r>
+        <w:rPr>
+          <w:lang w:val="pt_PT" w:bidi="pt_PT"/>
+        </w:rPr>
+      </w:r>
+      <w:r>
+        <w:rPr>
+          <w:b/>
+          <w:lang w:val="pt_PT" w:bidi="pt_PT"/>
+        </w:rPr>
         <w:t>"toda a Escritura Sagrada".</w:t>
       </w:r>
     </w:p>
@@ -32346,6 +37121,21 @@
           <w:b/>
           <w:lang w:val="pt_PT" w:bidi="pt_PT"/>
         </w:rPr>
+        <w:t>ὠφέλιμος</w:t>
+      </w:r>
+    </w:p>
+    <w:p>
+      <w:pPr/>
+      <w:r>
+        <w:rPr>
+          <w:lang w:val="pt_PT" w:bidi="pt_PT"/>
+        </w:rPr>
+      </w:r>
+      <w:r>
+        <w:rPr>
+          <w:b/>
+          <w:lang w:val="pt_PT" w:bidi="pt_PT"/>
+        </w:rPr>
         <w:t>"é útil".</w:t>
       </w:r>
     </w:p>
@@ -32442,6 +37232,21 @@
           <w:b/>
           <w:lang w:val="pt_PT" w:bidi="pt_PT"/>
         </w:rPr>
+        <w:t>πρὸς διδασκαλίαν, πρὸς ἐλεγμόν, πρὸς ἐπανόρθωσιν, πρὸς παιδείαν τὴν ἐν δικαιοσύνῃ</w:t>
+      </w:r>
+    </w:p>
+    <w:p>
+      <w:pPr/>
+      <w:r>
+        <w:rPr>
+          <w:lang w:val="pt_PT" w:bidi="pt_PT"/>
+        </w:rPr>
+      </w:r>
+      <w:r>
+        <w:rPr>
+          <w:b/>
+          <w:lang w:val="pt_PT" w:bidi="pt_PT"/>
+        </w:rPr>
         <w:t>"</w:t>
       </w:r>
       <w:r>
@@ -32539,6 +37344,21 @@
           <w:b/>
           <w:lang w:val="pt_PT" w:bidi="pt_PT"/>
         </w:rPr>
+        <w:t>ἵνα</w:t>
+      </w:r>
+    </w:p>
+    <w:p>
+      <w:pPr/>
+      <w:r>
+        <w:rPr>
+          <w:lang w:val="pt_PT" w:bidi="pt_PT"/>
+        </w:rPr>
+      </w:r>
+      <w:r>
+        <w:rPr>
+          <w:b/>
+          <w:lang w:val="pt_PT" w:bidi="pt_PT"/>
+        </w:rPr>
         <w:t>"para que".</w:t>
       </w:r>
     </w:p>
@@ -32635,6 +37455,21 @@
           <w:b/>
           <w:lang w:val="pt_PT" w:bidi="pt_PT"/>
         </w:rPr>
+        <w:t>ὁ τοῦ Θεοῦ ἄνθρωπος</w:t>
+      </w:r>
+    </w:p>
+    <w:p>
+      <w:pPr/>
+      <w:r>
+        <w:rPr>
+          <w:lang w:val="pt_PT" w:bidi="pt_PT"/>
+        </w:rPr>
+      </w:r>
+      <w:r>
+        <w:rPr>
+          <w:b/>
+          <w:lang w:val="pt_PT" w:bidi="pt_PT"/>
+        </w:rPr>
         <w:t>"o servo de Deus".</w:t>
       </w:r>
     </w:p>
@@ -32731,6 +37566,21 @@
           <w:b/>
           <w:lang w:val="pt_PT" w:bidi="pt_PT"/>
         </w:rPr>
+        <w:t>ὁ τοῦ Θεοῦ ἄνθρωπος</w:t>
+      </w:r>
+    </w:p>
+    <w:p>
+      <w:pPr/>
+      <w:r>
+        <w:rPr>
+          <w:lang w:val="pt_PT" w:bidi="pt_PT"/>
+        </w:rPr>
+      </w:r>
+      <w:r>
+        <w:rPr>
+          <w:b/>
+          <w:lang w:val="pt_PT" w:bidi="pt_PT"/>
+        </w:rPr>
         <w:t>"o servo de Deus".</w:t>
       </w:r>
     </w:p>
@@ -32827,6 +37677,21 @@
           <w:b/>
           <w:lang w:val="pt_PT" w:bidi="pt_PT"/>
         </w:rPr>
+        <w:t>ὁ τοῦ Θεοῦ ἄνθρωπος</w:t>
+      </w:r>
+    </w:p>
+    <w:p>
+      <w:pPr/>
+      <w:r>
+        <w:rPr>
+          <w:lang w:val="pt_PT" w:bidi="pt_PT"/>
+        </w:rPr>
+      </w:r>
+      <w:r>
+        <w:rPr>
+          <w:b/>
+          <w:lang w:val="pt_PT" w:bidi="pt_PT"/>
+        </w:rPr>
         <w:t>"o servo de Deus".</w:t>
       </w:r>
     </w:p>
@@ -32923,6 +37788,21 @@
           <w:b/>
           <w:lang w:val="pt_PT" w:bidi="pt_PT"/>
         </w:rPr>
+        <w:t>ἄρτιος &amp; πρὸς πᾶν ἔργον ἀγαθὸν ἐξηρτισμένος</w:t>
+      </w:r>
+    </w:p>
+    <w:p>
+      <w:pPr/>
+      <w:r>
+        <w:rPr>
+          <w:lang w:val="pt_PT" w:bidi="pt_PT"/>
+        </w:rPr>
+      </w:r>
+      <w:r>
+        <w:rPr>
+          <w:b/>
+          <w:lang w:val="pt_PT" w:bidi="pt_PT"/>
+        </w:rPr>
         <w:t>"</w:t>
       </w:r>
       <w:r>
@@ -33059,6 +37939,21 @@
           <w:b/>
           <w:lang w:val="pt_PT" w:bidi="pt_PT"/>
         </w:rPr>
+        <w:t>ἐξηρτισμένος</w:t>
+      </w:r>
+    </w:p>
+    <w:p>
+      <w:pPr/>
+      <w:r>
+        <w:rPr>
+          <w:lang w:val="pt_PT" w:bidi="pt_PT"/>
+        </w:rPr>
+      </w:r>
+      <w:r>
+        <w:rPr>
+          <w:b/>
+          <w:lang w:val="pt_PT" w:bidi="pt_PT"/>
+        </w:rPr>
         <w:t>"</w:t>
       </w:r>
       <w:r>
@@ -33292,6 +38187,21 @@
           <w:b/>
           <w:lang w:val="pt_PT" w:bidi="pt_PT"/>
         </w:rPr>
+        <w:t>ζῶντας καὶ νεκρούς</w:t>
+      </w:r>
+    </w:p>
+    <w:p>
+      <w:pPr/>
+      <w:r>
+        <w:rPr>
+          <w:lang w:val="pt_PT" w:bidi="pt_PT"/>
+        </w:rPr>
+      </w:r>
+      <w:r>
+        <w:rPr>
+          <w:b/>
+          <w:lang w:val="pt_PT" w:bidi="pt_PT"/>
+        </w:rPr>
         <w:t>"</w:t>
       </w:r>
       <w:r>
@@ -33415,6 +38325,21 @@
           <w:b/>
           <w:lang w:val="pt_PT" w:bidi="pt_PT"/>
         </w:rPr>
+        <w:t>καὶ τὴν ἐπιφάνειαν αὐτοῦ</w:t>
+      </w:r>
+    </w:p>
+    <w:p>
+      <w:pPr/>
+      <w:r>
+        <w:rPr>
+          <w:lang w:val="pt_PT" w:bidi="pt_PT"/>
+        </w:rPr>
+      </w:r>
+      <w:r>
+        <w:rPr>
+          <w:b/>
+          <w:lang w:val="pt_PT" w:bidi="pt_PT"/>
+        </w:rPr>
         <w:t>"</w:t>
       </w:r>
       <w:r>
@@ -33525,6 +38450,21 @@
           <w:b/>
           <w:lang w:val="pt_PT" w:bidi="pt_PT"/>
         </w:rPr>
+        <w:t>τὴν ἐπιφάνειαν αὐτοῦ</w:t>
+      </w:r>
+    </w:p>
+    <w:p>
+      <w:pPr/>
+      <w:r>
+        <w:rPr>
+          <w:lang w:val="pt_PT" w:bidi="pt_PT"/>
+        </w:rPr>
+      </w:r>
+      <w:r>
+        <w:rPr>
+          <w:b/>
+          <w:lang w:val="pt_PT" w:bidi="pt_PT"/>
+        </w:rPr>
         <w:t>"</w:t>
       </w:r>
       <w:r>
@@ -33648,6 +38588,21 @@
           <w:b/>
           <w:lang w:val="pt_PT" w:bidi="pt_PT"/>
         </w:rPr>
+        <w:t>τὸν λόγον</w:t>
+      </w:r>
+    </w:p>
+    <w:p>
+      <w:pPr/>
+      <w:r>
+        <w:rPr>
+          <w:lang w:val="pt_PT" w:bidi="pt_PT"/>
+        </w:rPr>
+      </w:r>
+      <w:r>
+        <w:rPr>
+          <w:b/>
+          <w:lang w:val="pt_PT" w:bidi="pt_PT"/>
+        </w:rPr>
         <w:t>"a mensagem".</w:t>
       </w:r>
     </w:p>
@@ -33744,6 +38699,21 @@
           <w:b/>
           <w:lang w:val="pt_PT" w:bidi="pt_PT"/>
         </w:rPr>
+        <w:t>ἐπίστηθι</w:t>
+      </w:r>
+    </w:p>
+    <w:p>
+      <w:pPr/>
+      <w:r>
+        <w:rPr>
+          <w:lang w:val="pt_PT" w:bidi="pt_PT"/>
+        </w:rPr>
+      </w:r>
+      <w:r>
+        <w:rPr>
+          <w:b/>
+          <w:lang w:val="pt_PT" w:bidi="pt_PT"/>
+        </w:rPr>
         <w:t>"insista".</w:t>
       </w:r>
     </w:p>
@@ -33840,6 +38810,21 @@
           <w:b/>
           <w:lang w:val="pt_PT" w:bidi="pt_PT"/>
         </w:rPr>
+        <w:t>εὐκαίρως, ἀκαίρως</w:t>
+      </w:r>
+    </w:p>
+    <w:p>
+      <w:pPr/>
+      <w:r>
+        <w:rPr>
+          <w:lang w:val="pt_PT" w:bidi="pt_PT"/>
+        </w:rPr>
+      </w:r>
+      <w:r>
+        <w:rPr>
+          <w:b/>
+          <w:lang w:val="pt_PT" w:bidi="pt_PT"/>
+        </w:rPr>
         <w:t>"seja no tempo certo ou não".</w:t>
       </w:r>
     </w:p>
@@ -33923,6 +38908,21 @@
           <w:b/>
           <w:lang w:val="pt_PT" w:bidi="pt_PT"/>
         </w:rPr>
+        <w:t>ἐν πάσῃ μακροθυμίᾳ καὶ διδαχῇ</w:t>
+      </w:r>
+    </w:p>
+    <w:p>
+      <w:pPr/>
+      <w:r>
+        <w:rPr>
+          <w:lang w:val="pt_PT" w:bidi="pt_PT"/>
+        </w:rPr>
+      </w:r>
+      <w:r>
+        <w:rPr>
+          <w:b/>
+          <w:lang w:val="pt_PT" w:bidi="pt_PT"/>
+        </w:rPr>
         <w:t>"</w:t>
       </w:r>
       <w:r>
@@ -34072,6 +39072,21 @@
           <w:b/>
           <w:lang w:val="pt_PT" w:bidi="pt_PT"/>
         </w:rPr>
+        <w:t>ἐν πάσῃ μακροθυμίᾳ καὶ διδαχῇ</w:t>
+      </w:r>
+    </w:p>
+    <w:p>
+      <w:pPr/>
+      <w:r>
+        <w:rPr>
+          <w:lang w:val="pt_PT" w:bidi="pt_PT"/>
+        </w:rPr>
+      </w:r>
+      <w:r>
+        <w:rPr>
+          <w:b/>
+          <w:lang w:val="pt_PT" w:bidi="pt_PT"/>
+        </w:rPr>
         <w:t>"</w:t>
       </w:r>
       <w:r>
@@ -34208,6 +39223,21 @@
           <w:b/>
           <w:lang w:val="pt_PT" w:bidi="pt_PT"/>
         </w:rPr>
+        <w:t>γὰρ</w:t>
+      </w:r>
+    </w:p>
+    <w:p>
+      <w:pPr/>
+      <w:r>
+        <w:rPr>
+          <w:lang w:val="pt_PT" w:bidi="pt_PT"/>
+        </w:rPr>
+      </w:r>
+      <w:r>
+        <w:rPr>
+          <w:b/>
+          <w:lang w:val="pt_PT" w:bidi="pt_PT"/>
+        </w:rPr>
         <w:t>"Pois".</w:t>
       </w:r>
     </w:p>
@@ -34317,6 +39347,21 @@
           <w:b/>
           <w:lang w:val="pt_PT" w:bidi="pt_PT"/>
         </w:rPr>
+        <w:t>ἔσται &amp; καιρὸς ὅτε</w:t>
+      </w:r>
+    </w:p>
+    <w:p>
+      <w:pPr/>
+      <w:r>
+        <w:rPr>
+          <w:lang w:val="pt_PT" w:bidi="pt_PT"/>
+        </w:rPr>
+      </w:r>
+      <w:r>
+        <w:rPr>
+          <w:b/>
+          <w:lang w:val="pt_PT" w:bidi="pt_PT"/>
+        </w:rPr>
         <w:t>"</w:t>
       </w:r>
       <w:r>
@@ -34394,6 +39439,21 @@
           <w:b/>
           <w:lang w:val="pt_PT" w:bidi="pt_PT"/>
         </w:rPr>
+        <w:t>οὐκ ἀνέξονται</w:t>
+      </w:r>
+    </w:p>
+    <w:p>
+      <w:pPr/>
+      <w:r>
+        <w:rPr>
+          <w:lang w:val="pt_PT" w:bidi="pt_PT"/>
+        </w:rPr>
+      </w:r>
+      <w:r>
+        <w:rPr>
+          <w:b/>
+          <w:lang w:val="pt_PT" w:bidi="pt_PT"/>
+        </w:rPr>
         <w:t>"</w:t>
       </w:r>
       <w:r>
@@ -34504,6 +39564,21 @@
           <w:b/>
           <w:lang w:val="pt_PT" w:bidi="pt_PT"/>
         </w:rPr>
+        <w:t>οὐκ ἀνέξονται</w:t>
+      </w:r>
+    </w:p>
+    <w:p>
+      <w:pPr/>
+      <w:r>
+        <w:rPr>
+          <w:lang w:val="pt_PT" w:bidi="pt_PT"/>
+        </w:rPr>
+      </w:r>
+      <w:r>
+        <w:rPr>
+          <w:b/>
+          <w:lang w:val="pt_PT" w:bidi="pt_PT"/>
+        </w:rPr>
         <w:t>"</w:t>
       </w:r>
       <w:r>
@@ -34627,6 +39702,21 @@
           <w:b/>
           <w:lang w:val="pt_PT" w:bidi="pt_PT"/>
         </w:rPr>
+        <w:t>τῆς ὑγιαινούσης διδασκαλίας</w:t>
+      </w:r>
+    </w:p>
+    <w:p>
+      <w:pPr/>
+      <w:r>
+        <w:rPr>
+          <w:lang w:val="pt_PT" w:bidi="pt_PT"/>
+        </w:rPr>
+      </w:r>
+      <w:r>
+        <w:rPr>
+          <w:b/>
+          <w:lang w:val="pt_PT" w:bidi="pt_PT"/>
+        </w:rPr>
         <w:t>"ao verdadeiro ensinamento".</w:t>
       </w:r>
     </w:p>
@@ -34723,6 +39813,21 @@
           <w:b/>
           <w:lang w:val="pt_PT" w:bidi="pt_PT"/>
         </w:rPr>
+        <w:t>κατὰ τὰς ἰδίας ἐπιθυμίας, ἑαυτοῖς ἐπισωρεύσουσιν διδασκάλους</w:t>
+      </w:r>
+    </w:p>
+    <w:p>
+      <w:pPr/>
+      <w:r>
+        <w:rPr>
+          <w:lang w:val="pt_PT" w:bidi="pt_PT"/>
+        </w:rPr>
+      </w:r>
+      <w:r>
+        <w:rPr>
+          <w:b/>
+          <w:lang w:val="pt_PT" w:bidi="pt_PT"/>
+        </w:rPr>
         <w:t>"</w:t>
       </w:r>
       <w:r>
@@ -34865,6 +39970,21 @@
           <w:b/>
           <w:lang w:val="pt_PT" w:bidi="pt_PT"/>
         </w:rPr>
+        <w:t>ἑαυτοῖς ἐπισωρεύσουσιν διδασκάλους</w:t>
+      </w:r>
+    </w:p>
+    <w:p>
+      <w:pPr/>
+      <w:r>
+        <w:rPr>
+          <w:lang w:val="pt_PT" w:bidi="pt_PT"/>
+        </w:rPr>
+      </w:r>
+      <w:r>
+        <w:rPr>
+          <w:b/>
+          <w:lang w:val="pt_PT" w:bidi="pt_PT"/>
+        </w:rPr>
         <w:t>"</w:t>
       </w:r>
       <w:r>
@@ -34988,6 +40108,21 @@
           <w:b/>
           <w:lang w:val="pt_PT" w:bidi="pt_PT"/>
         </w:rPr>
+        <w:t>κνηθόμενοι τὴν ἀκοήν</w:t>
+      </w:r>
+    </w:p>
+    <w:p>
+      <w:pPr/>
+      <w:r>
+        <w:rPr>
+          <w:lang w:val="pt_PT" w:bidi="pt_PT"/>
+        </w:rPr>
+      </w:r>
+      <w:r>
+        <w:rPr>
+          <w:b/>
+          <w:lang w:val="pt_PT" w:bidi="pt_PT"/>
+        </w:rPr>
         <w:t>"</w:t>
       </w:r>
       <w:r>
@@ -35104,6 +40239,21 @@
           <w:b/>
           <w:lang w:val="pt_PT" w:bidi="pt_PT"/>
         </w:rPr>
+        <w:t>τὴν ἀκοήν</w:t>
+      </w:r>
+    </w:p>
+    <w:p>
+      <w:pPr/>
+      <w:r>
+        <w:rPr>
+          <w:lang w:val="pt_PT" w:bidi="pt_PT"/>
+        </w:rPr>
+      </w:r>
+      <w:r>
+        <w:rPr>
+          <w:b/>
+          <w:lang w:val="pt_PT" w:bidi="pt_PT"/>
+        </w:rPr>
         <w:t>"</w:t>
       </w:r>
       <w:r>
@@ -35214,6 +40364,21 @@
           <w:b/>
           <w:lang w:val="pt_PT" w:bidi="pt_PT"/>
         </w:rPr>
+        <w:t>ἀπὸ μὲν τῆς ἀληθείας τὴν ἀκοὴν ἀποστρέψουσιν</w:t>
+      </w:r>
+    </w:p>
+    <w:p>
+      <w:pPr/>
+      <w:r>
+        <w:rPr>
+          <w:lang w:val="pt_PT" w:bidi="pt_PT"/>
+        </w:rPr>
+      </w:r>
+      <w:r>
+        <w:rPr>
+          <w:b/>
+          <w:lang w:val="pt_PT" w:bidi="pt_PT"/>
+        </w:rPr>
         <w:t>"E</w:t>
       </w:r>
       <w:r>
@@ -35311,6 +40476,21 @@
           <w:b/>
           <w:lang w:val="pt_PT" w:bidi="pt_PT"/>
         </w:rPr>
+        <w:t>τὴν ἀκοὴν</w:t>
+      </w:r>
+    </w:p>
+    <w:p>
+      <w:pPr/>
+      <w:r>
+        <w:rPr>
+          <w:lang w:val="pt_PT" w:bidi="pt_PT"/>
+        </w:rPr>
+      </w:r>
+      <w:r>
+        <w:rPr>
+          <w:b/>
+          <w:lang w:val="pt_PT" w:bidi="pt_PT"/>
+        </w:rPr>
         <w:t>"de ouvir".</w:t>
       </w:r>
     </w:p>
@@ -35394,6 +40574,21 @@
           <w:b/>
           <w:lang w:val="pt_PT" w:bidi="pt_PT"/>
         </w:rPr>
+        <w:t>τῆς ἀληθείας</w:t>
+      </w:r>
+    </w:p>
+    <w:p>
+      <w:pPr/>
+      <w:r>
+        <w:rPr>
+          <w:lang w:val="pt_PT" w:bidi="pt_PT"/>
+        </w:rPr>
+      </w:r>
+      <w:r>
+        <w:rPr>
+          <w:b/>
+          <w:lang w:val="pt_PT" w:bidi="pt_PT"/>
+        </w:rPr>
         <w:t>"a verdade".</w:t>
       </w:r>
     </w:p>
@@ -35490,6 +40685,21 @@
           <w:b/>
           <w:lang w:val="pt_PT" w:bidi="pt_PT"/>
         </w:rPr>
+        <w:t>ἐπὶ &amp; ἐκτραπήσονται</w:t>
+      </w:r>
+    </w:p>
+    <w:p>
+      <w:pPr/>
+      <w:r>
+        <w:rPr>
+          <w:lang w:val="pt_PT" w:bidi="pt_PT"/>
+        </w:rPr>
+      </w:r>
+      <w:r>
+        <w:rPr>
+          <w:b/>
+          <w:lang w:val="pt_PT" w:bidi="pt_PT"/>
+        </w:rPr>
         <w:t>"deixarão de ouvir".</w:t>
       </w:r>
     </w:p>
@@ -35573,6 +40783,21 @@
           <w:b/>
           <w:lang w:val="pt_PT" w:bidi="pt_PT"/>
         </w:rPr>
+        <w:t>ἐπὶ &amp; ἐκτραπήσονται</w:t>
+      </w:r>
+    </w:p>
+    <w:p>
+      <w:pPr/>
+      <w:r>
+        <w:rPr>
+          <w:lang w:val="pt_PT" w:bidi="pt_PT"/>
+        </w:rPr>
+      </w:r>
+      <w:r>
+        <w:rPr>
+          <w:b/>
+          <w:lang w:val="pt_PT" w:bidi="pt_PT"/>
+        </w:rPr>
         <w:t>"</w:t>
       </w:r>
       <w:r>
@@ -35683,6 +40908,21 @@
           <w:b/>
           <w:lang w:val="pt_PT" w:bidi="pt_PT"/>
         </w:rPr>
+        <w:t>τοὺς μύθους</w:t>
+      </w:r>
+    </w:p>
+    <w:p>
+      <w:pPr/>
+      <w:r>
+        <w:rPr>
+          <w:lang w:val="pt_PT" w:bidi="pt_PT"/>
+        </w:rPr>
+      </w:r>
+      <w:r>
+        <w:rPr>
+          <w:b/>
+          <w:lang w:val="pt_PT" w:bidi="pt_PT"/>
+        </w:rPr>
         <w:t>"ás lendas".</w:t>
       </w:r>
     </w:p>
@@ -35779,6 +41019,21 @@
           <w:b/>
           <w:lang w:val="pt_PT" w:bidi="pt_PT"/>
         </w:rPr>
+        <w:t>σὺ δὲ</w:t>
+      </w:r>
+    </w:p>
+    <w:p>
+      <w:pPr/>
+      <w:r>
+        <w:rPr>
+          <w:lang w:val="pt_PT" w:bidi="pt_PT"/>
+        </w:rPr>
+      </w:r>
+      <w:r>
+        <w:rPr>
+          <w:b/>
+          <w:lang w:val="pt_PT" w:bidi="pt_PT"/>
+        </w:rPr>
         <w:t>"Mas você".</w:t>
       </w:r>
     </w:p>
@@ -35875,6 +41130,21 @@
           <w:b/>
           <w:lang w:val="pt_PT" w:bidi="pt_PT"/>
         </w:rPr>
+        <w:t>νῆφε</w:t>
+      </w:r>
+    </w:p>
+    <w:p>
+      <w:pPr/>
+      <w:r>
+        <w:rPr>
+          <w:lang w:val="pt_PT" w:bidi="pt_PT"/>
+        </w:rPr>
+      </w:r>
+      <w:r>
+        <w:rPr>
+          <w:b/>
+          <w:lang w:val="pt_PT" w:bidi="pt_PT"/>
+        </w:rPr>
         <w:t>"seja moderado".</w:t>
       </w:r>
     </w:p>
@@ -35904,7 +41174,7 @@
         </w:rPr>
         <w:t xml:space="preserve">Aqui, Paulo fala como se quisesse que Timóteo evitasse ficar bêbado para que ele estivesse "sóbrio". Embora Paulo tenha escrito que os cristãos não devem se embriagar (veja </w:t>
       </w:r>
-      <w:hyperlink r:id="rId42">
+      <w:hyperlink r:id="rId44">
         <w:r>
           <w:rPr>
             <w:lang w:val="pt_PT" w:bidi="pt_PT"/>
@@ -35989,6 +41259,21 @@
           <w:b/>
           <w:lang w:val="pt_PT" w:bidi="pt_PT"/>
         </w:rPr>
+        <w:t>ἐν πᾶσιν</w:t>
+      </w:r>
+    </w:p>
+    <w:p>
+      <w:pPr/>
+      <w:r>
+        <w:rPr>
+          <w:lang w:val="pt_PT" w:bidi="pt_PT"/>
+        </w:rPr>
+      </w:r>
+      <w:r>
+        <w:rPr>
+          <w:b/>
+          <w:lang w:val="pt_PT" w:bidi="pt_PT"/>
+        </w:rPr>
         <w:t>"em todas as situações".</w:t>
       </w:r>
     </w:p>
@@ -36052,6 +41337,21 @@
           <w:b/>
           <w:lang w:val="pt_PT" w:bidi="pt_PT"/>
         </w:rPr>
+        <w:t>κακοπάθησον</w:t>
+      </w:r>
+    </w:p>
+    <w:p>
+      <w:pPr/>
+      <w:r>
+        <w:rPr>
+          <w:lang w:val="pt_PT" w:bidi="pt_PT"/>
+        </w:rPr>
+      </w:r>
+      <w:r>
+        <w:rPr>
+          <w:b/>
+          <w:lang w:val="pt_PT" w:bidi="pt_PT"/>
+        </w:rPr>
         <w:t>"Suporte o sofrimento".</w:t>
       </w:r>
     </w:p>
@@ -36148,6 +41448,21 @@
           <w:b/>
           <w:lang w:val="pt_PT" w:bidi="pt_PT"/>
         </w:rPr>
+        <w:t>ἔργον &amp; εὐαγγελιστοῦ</w:t>
+      </w:r>
+    </w:p>
+    <w:p>
+      <w:pPr/>
+      <w:r>
+        <w:rPr>
+          <w:lang w:val="pt_PT" w:bidi="pt_PT"/>
+        </w:rPr>
+      </w:r>
+      <w:r>
+        <w:rPr>
+          <w:b/>
+          <w:lang w:val="pt_PT" w:bidi="pt_PT"/>
+        </w:rPr>
         <w:t>"</w:t>
       </w:r>
       <w:r>
@@ -36271,6 +41586,21 @@
           <w:b/>
           <w:lang w:val="pt_PT" w:bidi="pt_PT"/>
         </w:rPr>
+        <w:t>τὴν διακονίαν σου πληροφόρησον</w:t>
+      </w:r>
+    </w:p>
+    <w:p>
+      <w:pPr/>
+      <w:r>
+        <w:rPr>
+          <w:lang w:val="pt_PT" w:bidi="pt_PT"/>
+        </w:rPr>
+      </w:r>
+      <w:r>
+        <w:rPr>
+          <w:b/>
+          <w:lang w:val="pt_PT" w:bidi="pt_PT"/>
+        </w:rPr>
         <w:t>"e cumpra bem o seu dever de servo de Deus</w:t>
       </w:r>
       <w:r>
@@ -36374,6 +41704,21 @@
           <w:b/>
           <w:lang w:val="pt_PT" w:bidi="pt_PT"/>
         </w:rPr>
+        <w:t>γὰρ</w:t>
+      </w:r>
+    </w:p>
+    <w:p>
+      <w:pPr/>
+      <w:r>
+        <w:rPr>
+          <w:lang w:val="pt_PT" w:bidi="pt_PT"/>
+        </w:rPr>
+      </w:r>
+      <w:r>
+        <w:rPr>
+          <w:b/>
+          <w:lang w:val="pt_PT" w:bidi="pt_PT"/>
+        </w:rPr>
         <w:t>"Quanto a mim".</w:t>
       </w:r>
     </w:p>
@@ -36483,6 +41828,21 @@
           <w:b/>
           <w:lang w:val="pt_PT" w:bidi="pt_PT"/>
         </w:rPr>
+        <w:t>ἐγὼ &amp; ἤδη σπένδομαι</w:t>
+      </w:r>
+    </w:p>
+    <w:p>
+      <w:pPr/>
+      <w:r>
+        <w:rPr>
+          <w:lang w:val="pt_PT" w:bidi="pt_PT"/>
+        </w:rPr>
+      </w:r>
+      <w:r>
+        <w:rPr>
+          <w:b/>
+          <w:lang w:val="pt_PT" w:bidi="pt_PT"/>
+        </w:rPr>
         <w:t>"</w:t>
       </w:r>
       <w:r>
@@ -36580,6 +41940,21 @@
           <w:b/>
           <w:lang w:val="pt_PT" w:bidi="pt_PT"/>
         </w:rPr>
+        <w:t>ἐγὼ &amp; ἤδη σπένδομαι</w:t>
+      </w:r>
+    </w:p>
+    <w:p>
+      <w:pPr/>
+      <w:r>
+        <w:rPr>
+          <w:lang w:val="pt_PT" w:bidi="pt_PT"/>
+        </w:rPr>
+      </w:r>
+      <w:r>
+        <w:rPr>
+          <w:b/>
+          <w:lang w:val="pt_PT" w:bidi="pt_PT"/>
+        </w:rPr>
         <w:t>"</w:t>
       </w:r>
       <w:r>
@@ -36696,6 +42071,21 @@
           <w:b/>
           <w:lang w:val="pt_PT" w:bidi="pt_PT"/>
         </w:rPr>
+        <w:t>τῆς ἀναλύσεώς μου</w:t>
+      </w:r>
+    </w:p>
+    <w:p>
+      <w:pPr/>
+      <w:r>
+        <w:rPr>
+          <w:lang w:val="pt_PT" w:bidi="pt_PT"/>
+        </w:rPr>
+      </w:r>
+      <w:r>
+        <w:rPr>
+          <w:b/>
+          <w:lang w:val="pt_PT" w:bidi="pt_PT"/>
+        </w:rPr>
         <w:t>"deixar esta vida".</w:t>
       </w:r>
     </w:p>
@@ -36792,6 +42182,21 @@
           <w:b/>
           <w:lang w:val="pt_PT" w:bidi="pt_PT"/>
         </w:rPr>
+        <w:t>τὸν καλὸν ἀγῶνα ἠγώνισμαι</w:t>
+      </w:r>
+    </w:p>
+    <w:p>
+      <w:pPr/>
+      <w:r>
+        <w:rPr>
+          <w:lang w:val="pt_PT" w:bidi="pt_PT"/>
+        </w:rPr>
+      </w:r>
+      <w:r>
+        <w:rPr>
+          <w:b/>
+          <w:lang w:val="pt_PT" w:bidi="pt_PT"/>
+        </w:rPr>
         <w:t>"</w:t>
       </w:r>
       <w:r>
@@ -36902,6 +42307,21 @@
           <w:b/>
           <w:lang w:val="pt_PT" w:bidi="pt_PT"/>
         </w:rPr>
+        <w:t>τὸν καλὸν ἀγῶνα</w:t>
+      </w:r>
+    </w:p>
+    <w:p>
+      <w:pPr/>
+      <w:r>
+        <w:rPr>
+          <w:lang w:val="pt_PT" w:bidi="pt_PT"/>
+        </w:rPr>
+      </w:r>
+      <w:r>
+        <w:rPr>
+          <w:b/>
+          <w:lang w:val="pt_PT" w:bidi="pt_PT"/>
+        </w:rPr>
         <w:t>"</w:t>
       </w:r>
       <w:r>
@@ -37012,6 +42432,21 @@
           <w:b/>
           <w:lang w:val="pt_PT" w:bidi="pt_PT"/>
         </w:rPr>
+        <w:t>τὸν δρόμον τετέλεκα</w:t>
+      </w:r>
+    </w:p>
+    <w:p>
+      <w:pPr/>
+      <w:r>
+        <w:rPr>
+          <w:lang w:val="pt_PT" w:bidi="pt_PT"/>
+        </w:rPr>
+      </w:r>
+      <w:r>
+        <w:rPr>
+          <w:b/>
+          <w:lang w:val="pt_PT" w:bidi="pt_PT"/>
+        </w:rPr>
         <w:t>"</w:t>
       </w:r>
       <w:r>
@@ -37122,6 +42557,21 @@
           <w:b/>
           <w:lang w:val="pt_PT" w:bidi="pt_PT"/>
         </w:rPr>
+        <w:t>τὴν πίστιν τετήρηκα</w:t>
+      </w:r>
+    </w:p>
+    <w:p>
+      <w:pPr/>
+      <w:r>
+        <w:rPr>
+          <w:lang w:val="pt_PT" w:bidi="pt_PT"/>
+        </w:rPr>
+      </w:r>
+      <w:r>
+        <w:rPr>
+          <w:b/>
+          <w:lang w:val="pt_PT" w:bidi="pt_PT"/>
+        </w:rPr>
         <w:t>"conservei a fé".</w:t>
       </w:r>
     </w:p>
@@ -37244,6 +42694,21 @@
           <w:b/>
           <w:lang w:val="pt_PT" w:bidi="pt_PT"/>
         </w:rPr>
+        <w:t>τὴν πίστιν τετήρηκα</w:t>
+      </w:r>
+    </w:p>
+    <w:p>
+      <w:pPr/>
+      <w:r>
+        <w:rPr>
+          <w:lang w:val="pt_PT" w:bidi="pt_PT"/>
+        </w:rPr>
+      </w:r>
+      <w:r>
+        <w:rPr>
+          <w:b/>
+          <w:lang w:val="pt_PT" w:bidi="pt_PT"/>
+        </w:rPr>
         <w:t>"conservei a fé".</w:t>
       </w:r>
     </w:p>
@@ -37366,6 +42831,21 @@
           <w:b/>
           <w:lang w:val="pt_PT" w:bidi="pt_PT"/>
         </w:rPr>
+        <w:t>τὴν πίστιν</w:t>
+      </w:r>
+    </w:p>
+    <w:p>
+      <w:pPr/>
+      <w:r>
+        <w:rPr>
+          <w:lang w:val="pt_PT" w:bidi="pt_PT"/>
+        </w:rPr>
+      </w:r>
+      <w:r>
+        <w:rPr>
+          <w:b/>
+          <w:lang w:val="pt_PT" w:bidi="pt_PT"/>
+        </w:rPr>
         <w:t>"a fé".</w:t>
       </w:r>
     </w:p>
@@ -37462,6 +42942,21 @@
           <w:b/>
           <w:lang w:val="pt_PT" w:bidi="pt_PT"/>
         </w:rPr>
+        <w:t>λοιπὸν</w:t>
+      </w:r>
+    </w:p>
+    <w:p>
+      <w:pPr/>
+      <w:r>
+        <w:rPr>
+          <w:lang w:val="pt_PT" w:bidi="pt_PT"/>
+        </w:rPr>
+      </w:r>
+      <w:r>
+        <w:rPr>
+          <w:b/>
+          <w:lang w:val="pt_PT" w:bidi="pt_PT"/>
+        </w:rPr>
         <w:t>"E agora".</w:t>
       </w:r>
     </w:p>
@@ -37558,6 +43053,21 @@
           <w:b/>
           <w:lang w:val="pt_PT" w:bidi="pt_PT"/>
         </w:rPr>
+        <w:t>ἀπόκειταί &amp; ὁ τῆς δικαιοσύνης στέφανος</w:t>
+      </w:r>
+    </w:p>
+    <w:p>
+      <w:pPr/>
+      <w:r>
+        <w:rPr>
+          <w:lang w:val="pt_PT" w:bidi="pt_PT"/>
+        </w:rPr>
+      </w:r>
+      <w:r>
+        <w:rPr>
+          <w:b/>
+          <w:lang w:val="pt_PT" w:bidi="pt_PT"/>
+        </w:rPr>
         <w:t>"está me esperando o prêmio da vitória</w:t>
       </w:r>
       <w:r>
@@ -37667,6 +43177,21 @@
           <w:b/>
           <w:lang w:val="pt_PT" w:bidi="pt_PT"/>
         </w:rPr>
+        <w:t>ὁ τῆς δικαιοσύνης στέφανος</w:t>
+      </w:r>
+    </w:p>
+    <w:p>
+      <w:pPr/>
+      <w:r>
+        <w:rPr>
+          <w:lang w:val="pt_PT" w:bidi="pt_PT"/>
+        </w:rPr>
+      </w:r>
+      <w:r>
+        <w:rPr>
+          <w:b/>
+          <w:lang w:val="pt_PT" w:bidi="pt_PT"/>
+        </w:rPr>
         <w:t>"</w:t>
       </w:r>
       <w:r>
@@ -37790,6 +43315,21 @@
           <w:b/>
           <w:lang w:val="pt_PT" w:bidi="pt_PT"/>
         </w:rPr>
+        <w:t>ὁ τῆς δικαιοσύνης στέφανος</w:t>
+      </w:r>
+    </w:p>
+    <w:p>
+      <w:pPr/>
+      <w:r>
+        <w:rPr>
+          <w:lang w:val="pt_PT" w:bidi="pt_PT"/>
+        </w:rPr>
+      </w:r>
+      <w:r>
+        <w:rPr>
+          <w:b/>
+          <w:lang w:val="pt_PT" w:bidi="pt_PT"/>
+        </w:rPr>
         <w:t>"</w:t>
       </w:r>
       <w:r>
@@ -37900,6 +43440,21 @@
           <w:b/>
           <w:lang w:val="pt_PT" w:bidi="pt_PT"/>
         </w:rPr>
+        <w:t>ἐν, ἐκείνῃ τῇ ἡμέρᾳ</w:t>
+      </w:r>
+    </w:p>
+    <w:p>
+      <w:pPr/>
+      <w:r>
+        <w:rPr>
+          <w:lang w:val="pt_PT" w:bidi="pt_PT"/>
+        </w:rPr>
+      </w:r>
+      <w:r>
+        <w:rPr>
+          <w:b/>
+          <w:lang w:val="pt_PT" w:bidi="pt_PT"/>
+        </w:rPr>
         <w:t>"naquele dia".</w:t>
       </w:r>
     </w:p>
@@ -37916,7 +43471,7 @@
         </w:rPr>
         <w:t xml:space="preserve">Aqui, Paulo está se referindo ao momento exato em que Jesus retornará a este mundo, o que também marcará o fim do período atual e o momento em que Jesus julgará a todos. Se for útil em seu idioma, você pode tornar essa ideia mais explícita. Veja como você expressou a frase semelhante em </w:t>
       </w:r>
-      <w:hyperlink r:id="rId43">
+      <w:hyperlink r:id="rId45">
         <w:r>
           <w:rPr>
             <w:lang w:val="pt_PT" w:bidi="pt_PT"/>
@@ -38001,6 +43556,21 @@
           <w:b/>
           <w:lang w:val="pt_PT" w:bidi="pt_PT"/>
         </w:rPr>
+        <w:t>οὐ μόνον δὲ ἐμοὶ, ἀλλὰ καὶ πᾶσιν τοῖς</w:t>
+      </w:r>
+    </w:p>
+    <w:p>
+      <w:pPr/>
+      <w:r>
+        <w:rPr>
+          <w:lang w:val="pt_PT" w:bidi="pt_PT"/>
+        </w:rPr>
+      </w:r>
+      <w:r>
+        <w:rPr>
+          <w:b/>
+          <w:lang w:val="pt_PT" w:bidi="pt_PT"/>
+        </w:rPr>
         <w:t>"</w:t>
       </w:r>
       <w:r>
@@ -38098,6 +43668,21 @@
           <w:b/>
           <w:lang w:val="pt_PT" w:bidi="pt_PT"/>
         </w:rPr>
+        <w:t>πᾶσιν τοῖς ἠγαπηκόσι τὴν ἐπιφάνειαν αὐτοῦ</w:t>
+      </w:r>
+    </w:p>
+    <w:p>
+      <w:pPr/>
+      <w:r>
+        <w:rPr>
+          <w:lang w:val="pt_PT" w:bidi="pt_PT"/>
+        </w:rPr>
+      </w:r>
+      <w:r>
+        <w:rPr>
+          <w:b/>
+          <w:lang w:val="pt_PT" w:bidi="pt_PT"/>
+        </w:rPr>
         <w:t>"</w:t>
       </w:r>
       <w:r>
@@ -38221,6 +43806,21 @@
           <w:b/>
           <w:lang w:val="pt_PT" w:bidi="pt_PT"/>
         </w:rPr>
+        <w:t>τὴν ἐπιφάνειαν αὐτοῦ</w:t>
+      </w:r>
+    </w:p>
+    <w:p>
+      <w:pPr/>
+      <w:r>
+        <w:rPr>
+          <w:lang w:val="pt_PT" w:bidi="pt_PT"/>
+        </w:rPr>
+      </w:r>
+      <w:r>
+        <w:rPr>
+          <w:b/>
+          <w:lang w:val="pt_PT" w:bidi="pt_PT"/>
+        </w:rPr>
         <w:t>"sua vinda".</w:t>
       </w:r>
     </w:p>
@@ -38263,7 +43863,7 @@
         </w:rPr>
         <w:t xml:space="preserve">. Se for útil em seu idioma, você pode tornar essa ideia mais explícita. Veja como você expressou essa frase em </w:t>
       </w:r>
-      <w:hyperlink r:id="rId44">
+      <w:hyperlink r:id="rId46">
         <w:r>
           <w:rPr>
             <w:lang w:val="pt_PT" w:bidi="pt_PT"/>
@@ -38348,6 +43948,21 @@
           <w:b/>
           <w:lang w:val="pt_PT" w:bidi="pt_PT"/>
         </w:rPr>
+        <w:t>σπούδασον ἐλθεῖν &amp; ταχέως</w:t>
+      </w:r>
+    </w:p>
+    <w:p>
+      <w:pPr/>
+      <w:r>
+        <w:rPr>
+          <w:lang w:val="pt_PT" w:bidi="pt_PT"/>
+        </w:rPr>
+      </w:r>
+      <w:r>
+        <w:rPr>
+          <w:b/>
+          <w:lang w:val="pt_PT" w:bidi="pt_PT"/>
+        </w:rPr>
         <w:t>"</w:t>
       </w:r>
       <w:r>
@@ -38425,6 +44040,21 @@
           <w:b/>
           <w:lang w:val="pt_PT" w:bidi="pt_PT"/>
         </w:rPr>
+        <w:t>ἐλθεῖν</w:t>
+      </w:r>
+    </w:p>
+    <w:p>
+      <w:pPr/>
+      <w:r>
+        <w:rPr>
+          <w:lang w:val="pt_PT" w:bidi="pt_PT"/>
+        </w:rPr>
+      </w:r>
+      <w:r>
+        <w:rPr>
+          <w:b/>
+          <w:lang w:val="pt_PT" w:bidi="pt_PT"/>
+        </w:rPr>
         <w:t>"Venha me ver".</w:t>
       </w:r>
     </w:p>
@@ -38521,6 +44151,21 @@
           <w:b/>
           <w:lang w:val="pt_PT" w:bidi="pt_PT"/>
         </w:rPr>
+        <w:t>γάρ</w:t>
+      </w:r>
+    </w:p>
+    <w:p>
+      <w:pPr/>
+      <w:r>
+        <w:rPr>
+          <w:lang w:val="pt_PT" w:bidi="pt_PT"/>
+        </w:rPr>
+      </w:r>
+      <w:r>
+        <w:rPr>
+          <w:b/>
+          <w:lang w:val="pt_PT" w:bidi="pt_PT"/>
+        </w:rPr>
         <w:t>"Pois".</w:t>
       </w:r>
     </w:p>
@@ -38630,6 +44275,21 @@
           <w:b/>
           <w:lang w:val="pt_PT" w:bidi="pt_PT"/>
         </w:rPr>
+        <w:t>Δημᾶς &amp; Κρήσκης</w:t>
+      </w:r>
+    </w:p>
+    <w:p>
+      <w:pPr/>
+      <w:r>
+        <w:rPr>
+          <w:lang w:val="pt_PT" w:bidi="pt_PT"/>
+        </w:rPr>
+      </w:r>
+      <w:r>
+        <w:rPr>
+          <w:b/>
+          <w:lang w:val="pt_PT" w:bidi="pt_PT"/>
+        </w:rPr>
         <w:t>"Demas"</w:t>
       </w:r>
       <w:r>
@@ -38752,6 +44412,21 @@
           <w:b/>
           <w:lang w:val="pt_PT" w:bidi="pt_PT"/>
         </w:rPr>
+        <w:t>τὸν νῦν αἰῶνα</w:t>
+      </w:r>
+    </w:p>
+    <w:p>
+      <w:pPr/>
+      <w:r>
+        <w:rPr>
+          <w:lang w:val="pt_PT" w:bidi="pt_PT"/>
+        </w:rPr>
+      </w:r>
+      <w:r>
+        <w:rPr>
+          <w:b/>
+          <w:lang w:val="pt_PT" w:bidi="pt_PT"/>
+        </w:rPr>
         <w:t>"</w:t>
       </w:r>
       <w:r>
@@ -38862,6 +44537,21 @@
           <w:b/>
           <w:lang w:val="pt_PT" w:bidi="pt_PT"/>
         </w:rPr>
+        <w:t>ἐπορεύθη</w:t>
+      </w:r>
+    </w:p>
+    <w:p>
+      <w:pPr/>
+      <w:r>
+        <w:rPr>
+          <w:lang w:val="pt_PT" w:bidi="pt_PT"/>
+        </w:rPr>
+      </w:r>
+      <w:r>
+        <w:rPr>
+          <w:b/>
+          <w:lang w:val="pt_PT" w:bidi="pt_PT"/>
+        </w:rPr>
         <w:t>"foi".</w:t>
       </w:r>
     </w:p>
@@ -38958,6 +44648,21 @@
           <w:b/>
           <w:lang w:val="pt_PT" w:bidi="pt_PT"/>
         </w:rPr>
+        <w:t>Κρήσκης εἰς Γαλατίαν, Τίτος εἰς Δαλματίαν</w:t>
+      </w:r>
+    </w:p>
+    <w:p>
+      <w:pPr/>
+      <w:r>
+        <w:rPr>
+          <w:lang w:val="pt_PT" w:bidi="pt_PT"/>
+        </w:rPr>
+      </w:r>
+      <w:r>
+        <w:rPr>
+          <w:b/>
+          <w:lang w:val="pt_PT" w:bidi="pt_PT"/>
+        </w:rPr>
         <w:t>"</w:t>
       </w:r>
       <w:r>
@@ -39055,6 +44760,21 @@
           <w:b/>
           <w:lang w:val="pt_PT" w:bidi="pt_PT"/>
         </w:rPr>
+        <w:t>Δαλματίαν</w:t>
+      </w:r>
+    </w:p>
+    <w:p>
+      <w:pPr/>
+      <w:r>
+        <w:rPr>
+          <w:lang w:val="pt_PT" w:bidi="pt_PT"/>
+        </w:rPr>
+      </w:r>
+      <w:r>
+        <w:rPr>
+          <w:b/>
+          <w:lang w:val="pt_PT" w:bidi="pt_PT"/>
+        </w:rPr>
         <w:t>"Dalmácia".</w:t>
       </w:r>
     </w:p>
@@ -39151,6 +44871,21 @@
           <w:b/>
           <w:lang w:val="pt_PT" w:bidi="pt_PT"/>
         </w:rPr>
+        <w:t>μοι εὔχρηστος εἰς διακονίαν</w:t>
+      </w:r>
+    </w:p>
+    <w:p>
+      <w:pPr/>
+      <w:r>
+        <w:rPr>
+          <w:lang w:val="pt_PT" w:bidi="pt_PT"/>
+        </w:rPr>
+      </w:r>
+      <w:r>
+        <w:rPr>
+          <w:b/>
+          <w:lang w:val="pt_PT" w:bidi="pt_PT"/>
+        </w:rPr>
         <w:t>"ele pode me ajudar no trabalho".</w:t>
       </w:r>
     </w:p>
@@ -39234,6 +44969,21 @@
           <w:b/>
           <w:lang w:val="pt_PT" w:bidi="pt_PT"/>
         </w:rPr>
+        <w:t>εἰς διακονίαν</w:t>
+      </w:r>
+    </w:p>
+    <w:p>
+      <w:pPr/>
+      <w:r>
+        <w:rPr>
+          <w:lang w:val="pt_PT" w:bidi="pt_PT"/>
+        </w:rPr>
+      </w:r>
+      <w:r>
+        <w:rPr>
+          <w:b/>
+          <w:lang w:val="pt_PT" w:bidi="pt_PT"/>
+        </w:rPr>
         <w:t>"no trabalho".</w:t>
       </w:r>
     </w:p>
@@ -39330,6 +45080,21 @@
           <w:b/>
           <w:lang w:val="pt_PT" w:bidi="pt_PT"/>
         </w:rPr>
+        <w:t>δὲ</w:t>
+      </w:r>
+    </w:p>
+    <w:p>
+      <w:pPr/>
+      <w:r>
+        <w:rPr>
+          <w:lang w:val="pt_PT" w:bidi="pt_PT"/>
+        </w:rPr>
+      </w:r>
+      <w:r>
+        <w:rPr>
+          <w:b/>
+          <w:lang w:val="pt_PT" w:bidi="pt_PT"/>
+        </w:rPr>
         <w:t>"Eu mandei".</w:t>
       </w:r>
     </w:p>
@@ -39413,6 +45178,21 @@
           <w:b/>
           <w:lang w:val="pt_PT" w:bidi="pt_PT"/>
         </w:rPr>
+        <w:t>ἀπέστειλα</w:t>
+      </w:r>
+    </w:p>
+    <w:p>
+      <w:pPr/>
+      <w:r>
+        <w:rPr>
+          <w:lang w:val="pt_PT" w:bidi="pt_PT"/>
+        </w:rPr>
+      </w:r>
+      <w:r>
+        <w:rPr>
+          <w:b/>
+          <w:lang w:val="pt_PT" w:bidi="pt_PT"/>
+        </w:rPr>
         <w:t>"Eu mandei".</w:t>
       </w:r>
     </w:p>
@@ -39548,6 +45328,21 @@
           <w:b/>
           <w:lang w:val="pt_PT" w:bidi="pt_PT"/>
         </w:rPr>
+        <w:t>φελόνην</w:t>
+      </w:r>
+    </w:p>
+    <w:p>
+      <w:pPr/>
+      <w:r>
+        <w:rPr>
+          <w:lang w:val="pt_PT" w:bidi="pt_PT"/>
+        </w:rPr>
+      </w:r>
+      <w:r>
+        <w:rPr>
+          <w:b/>
+          <w:lang w:val="pt_PT" w:bidi="pt_PT"/>
+        </w:rPr>
         <w:t>"capa".</w:t>
       </w:r>
     </w:p>
@@ -39644,6 +45439,21 @@
           <w:b/>
           <w:lang w:val="pt_PT" w:bidi="pt_PT"/>
         </w:rPr>
+        <w:t>Κάρπῳ</w:t>
+      </w:r>
+    </w:p>
+    <w:p>
+      <w:pPr/>
+      <w:r>
+        <w:rPr>
+          <w:lang w:val="pt_PT" w:bidi="pt_PT"/>
+        </w:rPr>
+      </w:r>
+      <w:r>
+        <w:rPr>
+          <w:b/>
+          <w:lang w:val="pt_PT" w:bidi="pt_PT"/>
+        </w:rPr>
         <w:t>"Carpo".</w:t>
       </w:r>
     </w:p>
@@ -39740,6 +45550,21 @@
           <w:b/>
           <w:lang w:val="pt_PT" w:bidi="pt_PT"/>
         </w:rPr>
+        <w:t>ἐρχόμενος</w:t>
+      </w:r>
+    </w:p>
+    <w:p>
+      <w:pPr/>
+      <w:r>
+        <w:rPr>
+          <w:lang w:val="pt_PT" w:bidi="pt_PT"/>
+        </w:rPr>
+      </w:r>
+      <w:r>
+        <w:rPr>
+          <w:b/>
+          <w:lang w:val="pt_PT" w:bidi="pt_PT"/>
+        </w:rPr>
         <w:t>"vier".</w:t>
       </w:r>
     </w:p>
@@ -39836,6 +45661,21 @@
           <w:b/>
           <w:lang w:val="pt_PT" w:bidi="pt_PT"/>
         </w:rPr>
+        <w:t>μάλιστα τὰς μεμβράνας</w:t>
+      </w:r>
+    </w:p>
+    <w:p>
+      <w:pPr/>
+      <w:r>
+        <w:rPr>
+          <w:lang w:val="pt_PT" w:bidi="pt_PT"/>
+        </w:rPr>
+      </w:r>
+      <w:r>
+        <w:rPr>
+          <w:b/>
+          <w:lang w:val="pt_PT" w:bidi="pt_PT"/>
+        </w:rPr>
         <w:t>"principalmente os de couro".</w:t>
       </w:r>
     </w:p>
@@ -39938,6 +45778,21 @@
           <w:b/>
           <w:lang w:val="pt_PT" w:bidi="pt_PT"/>
         </w:rPr>
+        <w:t>τὰς μεμβράνας</w:t>
+      </w:r>
+    </w:p>
+    <w:p>
+      <w:pPr/>
+      <w:r>
+        <w:rPr>
+          <w:lang w:val="pt_PT" w:bidi="pt_PT"/>
+        </w:rPr>
+      </w:r>
+      <w:r>
+        <w:rPr>
+          <w:b/>
+          <w:lang w:val="pt_PT" w:bidi="pt_PT"/>
+        </w:rPr>
         <w:t>"os de couro".</w:t>
       </w:r>
     </w:p>
@@ -40034,6 +45889,21 @@
           <w:b/>
           <w:lang w:val="pt_PT" w:bidi="pt_PT"/>
         </w:rPr>
+        <w:t>Ἀλέξανδρος ὁ χαλκεὺς</w:t>
+      </w:r>
+    </w:p>
+    <w:p>
+      <w:pPr/>
+      <w:r>
+        <w:rPr>
+          <w:lang w:val="pt_PT" w:bidi="pt_PT"/>
+        </w:rPr>
+      </w:r>
+      <w:r>
+        <w:rPr>
+          <w:b/>
+          <w:lang w:val="pt_PT" w:bidi="pt_PT"/>
+        </w:rPr>
         <w:t>"Alexandre, o ferreiro".</w:t>
       </w:r>
     </w:p>
@@ -40130,6 +46000,21 @@
           <w:b/>
           <w:lang w:val="pt_PT" w:bidi="pt_PT"/>
         </w:rPr>
+        <w:t>Ἀλέξανδρος</w:t>
+      </w:r>
+    </w:p>
+    <w:p>
+      <w:pPr/>
+      <w:r>
+        <w:rPr>
+          <w:lang w:val="pt_PT" w:bidi="pt_PT"/>
+        </w:rPr>
+      </w:r>
+      <w:r>
+        <w:rPr>
+          <w:b/>
+          <w:lang w:val="pt_PT" w:bidi="pt_PT"/>
+        </w:rPr>
         <w:t>"Alexandre".</w:t>
       </w:r>
     </w:p>
@@ -40226,6 +46111,21 @@
           <w:b/>
           <w:lang w:val="pt_PT" w:bidi="pt_PT"/>
         </w:rPr>
+        <w:t>πολλά μοι κακὰ ἐνεδείξατο</w:t>
+      </w:r>
+    </w:p>
+    <w:p>
+      <w:pPr/>
+      <w:r>
+        <w:rPr>
+          <w:lang w:val="pt_PT" w:bidi="pt_PT"/>
+        </w:rPr>
+      </w:r>
+      <w:r>
+        <w:rPr>
+          <w:b/>
+          <w:lang w:val="pt_PT" w:bidi="pt_PT"/>
+        </w:rPr>
         <w:t>"me prejudicou muito".</w:t>
       </w:r>
     </w:p>
@@ -40309,6 +46209,21 @@
           <w:b/>
           <w:lang w:val="pt_PT" w:bidi="pt_PT"/>
         </w:rPr>
+        <w:t>ἀποδώσει αὐτῷ ὁ Κύριος</w:t>
+      </w:r>
+    </w:p>
+    <w:p>
+      <w:pPr/>
+      <w:r>
+        <w:rPr>
+          <w:lang w:val="pt_PT" w:bidi="pt_PT"/>
+        </w:rPr>
+      </w:r>
+      <w:r>
+        <w:rPr>
+          <w:b/>
+          <w:lang w:val="pt_PT" w:bidi="pt_PT"/>
+        </w:rPr>
         <w:t>"O Senhor lhe dará a sua recompensa".</w:t>
       </w:r>
     </w:p>
@@ -40418,6 +46333,21 @@
           <w:b/>
           <w:lang w:val="pt_PT" w:bidi="pt_PT"/>
         </w:rPr>
+        <w:t>ὃν καὶ σὺ φυλάσσου, λίαν γὰρ ἀντέστη τοῖς ἡμετέροις λόγοις</w:t>
+      </w:r>
+    </w:p>
+    <w:p>
+      <w:pPr/>
+      <w:r>
+        <w:rPr>
+          <w:lang w:val="pt_PT" w:bidi="pt_PT"/>
+        </w:rPr>
+      </w:r>
+      <w:r>
+        <w:rPr>
+          <w:b/>
+          <w:lang w:val="pt_PT" w:bidi="pt_PT"/>
+        </w:rPr>
         <w:t>"</w:t>
       </w:r>
       <w:r>
@@ -40515,6 +46445,21 @@
           <w:b/>
           <w:lang w:val="pt_PT" w:bidi="pt_PT"/>
         </w:rPr>
+        <w:t>τοῖς ἡμετέροις λόγοις</w:t>
+      </w:r>
+    </w:p>
+    <w:p>
+      <w:pPr/>
+      <w:r>
+        <w:rPr>
+          <w:lang w:val="pt_PT" w:bidi="pt_PT"/>
+        </w:rPr>
+      </w:r>
+      <w:r>
+        <w:rPr>
+          <w:b/>
+          <w:lang w:val="pt_PT" w:bidi="pt_PT"/>
+        </w:rPr>
         <w:t>"nossa mensagem".</w:t>
       </w:r>
     </w:p>
@@ -40618,6 +46563,21 @@
           <w:b/>
           <w:lang w:val="pt_PT" w:bidi="pt_PT"/>
         </w:rPr>
+        <w:t>ἐν τῇ πρώτῃ μου ἀπολογίᾳ</w:t>
+      </w:r>
+    </w:p>
+    <w:p>
+      <w:pPr/>
+      <w:r>
+        <w:rPr>
+          <w:lang w:val="pt_PT" w:bidi="pt_PT"/>
+        </w:rPr>
+      </w:r>
+      <w:r>
+        <w:rPr>
+          <w:b/>
+          <w:lang w:val="pt_PT" w:bidi="pt_PT"/>
+        </w:rPr>
         <w:t>"</w:t>
       </w:r>
       <w:r>
@@ -40721,6 +46681,21 @@
           <w:b/>
           <w:lang w:val="pt_PT" w:bidi="pt_PT"/>
         </w:rPr>
+        <w:t>οὐδείς μοι παρεγένετο</w:t>
+      </w:r>
+    </w:p>
+    <w:p>
+      <w:pPr/>
+      <w:r>
+        <w:rPr>
+          <w:lang w:val="pt_PT" w:bidi="pt_PT"/>
+        </w:rPr>
+      </w:r>
+      <w:r>
+        <w:rPr>
+          <w:b/>
+          <w:lang w:val="pt_PT" w:bidi="pt_PT"/>
+        </w:rPr>
         <w:t>"ninguém ficou comigo".</w:t>
       </w:r>
     </w:p>
@@ -40817,6 +46792,21 @@
           <w:b/>
           <w:lang w:val="pt_PT" w:bidi="pt_PT"/>
         </w:rPr>
+        <w:t>πάντες</w:t>
+      </w:r>
+    </w:p>
+    <w:p>
+      <w:pPr/>
+      <w:r>
+        <w:rPr>
+          <w:lang w:val="pt_PT" w:bidi="pt_PT"/>
+        </w:rPr>
+      </w:r>
+      <w:r>
+        <w:rPr>
+          <w:b/>
+          <w:lang w:val="pt_PT" w:bidi="pt_PT"/>
+        </w:rPr>
         <w:t>"todos".</w:t>
       </w:r>
     </w:p>
@@ -40913,6 +46903,21 @@
           <w:b/>
           <w:lang w:val="pt_PT" w:bidi="pt_PT"/>
         </w:rPr>
+        <w:t>μὴ αὐτοῖς λογισθείη</w:t>
+      </w:r>
+    </w:p>
+    <w:p>
+      <w:pPr/>
+      <w:r>
+        <w:rPr>
+          <w:lang w:val="pt_PT" w:bidi="pt_PT"/>
+        </w:rPr>
+      </w:r>
+      <w:r>
+        <w:rPr>
+          <w:b/>
+          <w:lang w:val="pt_PT" w:bidi="pt_PT"/>
+        </w:rPr>
         <w:t>"</w:t>
       </w:r>
       <w:r>
@@ -41010,6 +47015,21 @@
           <w:b/>
           <w:lang w:val="pt_PT" w:bidi="pt_PT"/>
         </w:rPr>
+        <w:t>μὴ αὐτοῖς λογισθείη</w:t>
+      </w:r>
+    </w:p>
+    <w:p>
+      <w:pPr/>
+      <w:r>
+        <w:rPr>
+          <w:lang w:val="pt_PT" w:bidi="pt_PT"/>
+        </w:rPr>
+      </w:r>
+      <w:r>
+        <w:rPr>
+          <w:b/>
+          <w:lang w:val="pt_PT" w:bidi="pt_PT"/>
+        </w:rPr>
         <w:t>"</w:t>
       </w:r>
       <w:r>
@@ -41107,6 +47127,21 @@
           <w:b/>
           <w:lang w:val="pt_PT" w:bidi="pt_PT"/>
         </w:rPr>
+        <w:t>δὲ</w:t>
+      </w:r>
+    </w:p>
+    <w:p>
+      <w:pPr/>
+      <w:r>
+        <w:rPr>
+          <w:lang w:val="pt_PT" w:bidi="pt_PT"/>
+        </w:rPr>
+      </w:r>
+      <w:r>
+        <w:rPr>
+          <w:b/>
+          <w:lang w:val="pt_PT" w:bidi="pt_PT"/>
+        </w:rPr>
         <w:t>"Mas".</w:t>
       </w:r>
     </w:p>
@@ -41149,7 +47184,7 @@
         </w:rPr>
         <w:t xml:space="preserve"> fez em contraste com o que o restante dos crentes fez (veja </w:t>
       </w:r>
-      <w:hyperlink r:id="rId45">
+      <w:hyperlink r:id="rId47">
         <w:r>
           <w:rPr>
             <w:lang w:val="pt_PT" w:bidi="pt_PT"/>
@@ -41247,6 +47282,21 @@
           <w:b/>
           <w:lang w:val="pt_PT" w:bidi="pt_PT"/>
         </w:rPr>
+        <w:t>ὁ &amp; Κύριός μοι παρέστη</w:t>
+      </w:r>
+    </w:p>
+    <w:p>
+      <w:pPr/>
+      <w:r>
+        <w:rPr>
+          <w:lang w:val="pt_PT" w:bidi="pt_PT"/>
+        </w:rPr>
+      </w:r>
+      <w:r>
+        <w:rPr>
+          <w:b/>
+          <w:lang w:val="pt_PT" w:bidi="pt_PT"/>
+        </w:rPr>
         <w:t>"o Senhor ficou comigo".</w:t>
       </w:r>
     </w:p>
@@ -41369,6 +47419,21 @@
           <w:b/>
           <w:lang w:val="pt_PT" w:bidi="pt_PT"/>
         </w:rPr>
+        <w:t>δι’ ἐμοῦ τὸ κήρυγμα πληροφορηθῇ</w:t>
+      </w:r>
+    </w:p>
+    <w:p>
+      <w:pPr/>
+      <w:r>
+        <w:rPr>
+          <w:lang w:val="pt_PT" w:bidi="pt_PT"/>
+        </w:rPr>
+      </w:r>
+      <w:r>
+        <w:rPr>
+          <w:b/>
+          <w:lang w:val="pt_PT" w:bidi="pt_PT"/>
+        </w:rPr>
         <w:t>"</w:t>
       </w:r>
       <w:r>
@@ -41466,6 +47531,21 @@
           <w:b/>
           <w:lang w:val="pt_PT" w:bidi="pt_PT"/>
         </w:rPr>
+        <w:t>δι’ ἐμοῦ τὸ κήρυγμα πληροφορηθῇ</w:t>
+      </w:r>
+    </w:p>
+    <w:p>
+      <w:pPr/>
+      <w:r>
+        <w:rPr>
+          <w:lang w:val="pt_PT" w:bidi="pt_PT"/>
+        </w:rPr>
+      </w:r>
+      <w:r>
+        <w:rPr>
+          <w:b/>
+          <w:lang w:val="pt_PT" w:bidi="pt_PT"/>
+        </w:rPr>
         <w:t>"</w:t>
       </w:r>
       <w:r>
@@ -41576,6 +47656,21 @@
           <w:b/>
           <w:lang w:val="pt_PT" w:bidi="pt_PT"/>
         </w:rPr>
+        <w:t>τὸ κήρυγμα πληροφορηθῇ</w:t>
+      </w:r>
+    </w:p>
+    <w:p>
+      <w:pPr/>
+      <w:r>
+        <w:rPr>
+          <w:lang w:val="pt_PT" w:bidi="pt_PT"/>
+        </w:rPr>
+      </w:r>
+      <w:r>
+        <w:rPr>
+          <w:b/>
+          <w:lang w:val="pt_PT" w:bidi="pt_PT"/>
+        </w:rPr>
         <w:t>"</w:t>
       </w:r>
       <w:r>
@@ -41699,6 +47794,21 @@
           <w:b/>
           <w:lang w:val="pt_PT" w:bidi="pt_PT"/>
         </w:rPr>
+        <w:t>πάντα τὰ ἔθνη</w:t>
+      </w:r>
+    </w:p>
+    <w:p>
+      <w:pPr/>
+      <w:r>
+        <w:rPr>
+          <w:lang w:val="pt_PT" w:bidi="pt_PT"/>
+        </w:rPr>
+      </w:r>
+      <w:r>
+        <w:rPr>
+          <w:b/>
+          <w:lang w:val="pt_PT" w:bidi="pt_PT"/>
+        </w:rPr>
         <w:t>"todos os não judeus".</w:t>
       </w:r>
     </w:p>
@@ -41795,6 +47905,21 @@
           <w:b/>
           <w:lang w:val="pt_PT" w:bidi="pt_PT"/>
         </w:rPr>
+        <w:t>ἐρύσθην ἐκ στόματος λέοντος</w:t>
+      </w:r>
+    </w:p>
+    <w:p>
+      <w:pPr/>
+      <w:r>
+        <w:rPr>
+          <w:lang w:val="pt_PT" w:bidi="pt_PT"/>
+        </w:rPr>
+      </w:r>
+      <w:r>
+        <w:rPr>
+          <w:b/>
+          <w:lang w:val="pt_PT" w:bidi="pt_PT"/>
+        </w:rPr>
         <w:t>"</w:t>
       </w:r>
       <w:r>
@@ -41918,6 +48043,21 @@
           <w:b/>
           <w:lang w:val="pt_PT" w:bidi="pt_PT"/>
         </w:rPr>
+        <w:t>ἐρύσθην</w:t>
+      </w:r>
+    </w:p>
+    <w:p>
+      <w:pPr/>
+      <w:r>
+        <w:rPr>
+          <w:lang w:val="pt_PT" w:bidi="pt_PT"/>
+        </w:rPr>
+      </w:r>
+      <w:r>
+        <w:rPr>
+          <w:b/>
+          <w:lang w:val="pt_PT" w:bidi="pt_PT"/>
+        </w:rPr>
         <w:t>"me livrou".</w:t>
       </w:r>
     </w:p>
@@ -42001,6 +48141,21 @@
           <w:b/>
           <w:lang w:val="pt_PT" w:bidi="pt_PT"/>
         </w:rPr>
+        <w:t>ᾧ ἡ δόξα</w:t>
+      </w:r>
+    </w:p>
+    <w:p>
+      <w:pPr/>
+      <w:r>
+        <w:rPr>
+          <w:lang w:val="pt_PT" w:bidi="pt_PT"/>
+        </w:rPr>
+      </w:r>
+      <w:r>
+        <w:rPr>
+          <w:b/>
+          <w:lang w:val="pt_PT" w:bidi="pt_PT"/>
+        </w:rPr>
         <w:t>"A ele seja dada a glória".</w:t>
       </w:r>
     </w:p>
@@ -42097,6 +48252,21 @@
           <w:b/>
           <w:lang w:val="pt_PT" w:bidi="pt_PT"/>
         </w:rPr>
+        <w:t>εἰς τοὺς αἰῶνας τῶν αἰώνων</w:t>
+      </w:r>
+    </w:p>
+    <w:p>
+      <w:pPr/>
+      <w:r>
+        <w:rPr>
+          <w:lang w:val="pt_PT" w:bidi="pt_PT"/>
+        </w:rPr>
+      </w:r>
+      <w:r>
+        <w:rPr>
+          <w:b/>
+          <w:lang w:val="pt_PT" w:bidi="pt_PT"/>
+        </w:rPr>
         <w:t>"para todo o sempre".</w:t>
       </w:r>
     </w:p>
@@ -42279,7 +48449,7 @@
         </w:rPr>
         <w:t xml:space="preserve"> é o nome de um homem. Veja como você traduziu esse nome em </w:t>
       </w:r>
-      <w:hyperlink r:id="rId18">
+      <w:hyperlink r:id="rId20">
         <w:r>
           <w:rPr>
             <w:lang w:val="pt_PT" w:bidi="pt_PT"/>
@@ -42364,6 +48534,21 @@
           <w:b/>
           <w:lang w:val="pt_PT" w:bidi="pt_PT"/>
         </w:rPr>
+        <w:t>Ἔραστος &amp; Τρόφιμον</w:t>
+      </w:r>
+    </w:p>
+    <w:p>
+      <w:pPr/>
+      <w:r>
+        <w:rPr>
+          <w:lang w:val="pt_PT" w:bidi="pt_PT"/>
+        </w:rPr>
+      </w:r>
+      <w:r>
+        <w:rPr>
+          <w:b/>
+          <w:lang w:val="pt_PT" w:bidi="pt_PT"/>
+        </w:rPr>
         <w:t>"Erasto"</w:t>
       </w:r>
       <w:r>
@@ -42486,6 +48671,21 @@
           <w:b/>
           <w:lang w:val="pt_PT" w:bidi="pt_PT"/>
         </w:rPr>
+        <w:t>Μιλήτῳ</w:t>
+      </w:r>
+    </w:p>
+    <w:p>
+      <w:pPr/>
+      <w:r>
+        <w:rPr>
+          <w:lang w:val="pt_PT" w:bidi="pt_PT"/>
+        </w:rPr>
+      </w:r>
+      <w:r>
+        <w:rPr>
+          <w:b/>
+          <w:lang w:val="pt_PT" w:bidi="pt_PT"/>
+        </w:rPr>
         <w:t>"Mileto".</w:t>
       </w:r>
     </w:p>
@@ -42582,6 +48782,21 @@
           <w:b/>
           <w:lang w:val="pt_PT" w:bidi="pt_PT"/>
         </w:rPr>
+        <w:t>σπούδασον &amp; ἐλθεῖν</w:t>
+      </w:r>
+    </w:p>
+    <w:p>
+      <w:pPr/>
+      <w:r>
+        <w:rPr>
+          <w:lang w:val="pt_PT" w:bidi="pt_PT"/>
+        </w:rPr>
+      </w:r>
+      <w:r>
+        <w:rPr>
+          <w:b/>
+          <w:lang w:val="pt_PT" w:bidi="pt_PT"/>
+        </w:rPr>
         <w:t>"</w:t>
       </w:r>
       <w:r>
@@ -42659,6 +48874,21 @@
           <w:b/>
           <w:lang w:val="pt_PT" w:bidi="pt_PT"/>
         </w:rPr>
+        <w:t>πρὸ χειμῶνος</w:t>
+      </w:r>
+    </w:p>
+    <w:p>
+      <w:pPr/>
+      <w:r>
+        <w:rPr>
+          <w:lang w:val="pt_PT" w:bidi="pt_PT"/>
+        </w:rPr>
+      </w:r>
+      <w:r>
+        <w:rPr>
+          <w:b/>
+          <w:lang w:val="pt_PT" w:bidi="pt_PT"/>
+        </w:rPr>
         <w:t>"antes do inverno".</w:t>
       </w:r>
     </w:p>
@@ -42832,6 +49062,21 @@
           <w:b/>
           <w:lang w:val="pt_PT" w:bidi="pt_PT"/>
         </w:rPr>
+        <w:t>ἀσπάζεταί σε Εὔβουλος, καὶ Πούδης, καὶ Λίνος, καὶ Κλαυδία, καὶ οἱ ἀδελφοὶ</w:t>
+      </w:r>
+    </w:p>
+    <w:p>
+      <w:pPr/>
+      <w:r>
+        <w:rPr>
+          <w:lang w:val="pt_PT" w:bidi="pt_PT"/>
+        </w:rPr>
+      </w:r>
+      <w:r>
+        <w:rPr>
+          <w:b/>
+          <w:lang w:val="pt_PT" w:bidi="pt_PT"/>
+        </w:rPr>
         <w:t>"</w:t>
       </w:r>
       <w:r>
@@ -42929,6 +49174,21 @@
           <w:b/>
           <w:lang w:val="pt_PT" w:bidi="pt_PT"/>
         </w:rPr>
+        <w:t>Εὔβουλος &amp; Πούδης &amp; Λίνος</w:t>
+      </w:r>
+    </w:p>
+    <w:p>
+      <w:pPr/>
+      <w:r>
+        <w:rPr>
+          <w:lang w:val="pt_PT" w:bidi="pt_PT"/>
+        </w:rPr>
+      </w:r>
+      <w:r>
+        <w:rPr>
+          <w:b/>
+          <w:lang w:val="pt_PT" w:bidi="pt_PT"/>
+        </w:rPr>
         <w:t>"Êubulo"</w:t>
       </w:r>
       <w:r>
@@ -43077,6 +49337,21 @@
           <w:b/>
           <w:lang w:val="pt_PT" w:bidi="pt_PT"/>
         </w:rPr>
+        <w:t>Κλαυδία</w:t>
+      </w:r>
+    </w:p>
+    <w:p>
+      <w:pPr/>
+      <w:r>
+        <w:rPr>
+          <w:lang w:val="pt_PT" w:bidi="pt_PT"/>
+        </w:rPr>
+      </w:r>
+      <w:r>
+        <w:rPr>
+          <w:b/>
+          <w:lang w:val="pt_PT" w:bidi="pt_PT"/>
+        </w:rPr>
         <w:t>"Cláudia".</w:t>
       </w:r>
     </w:p>
@@ -43173,6 +49448,21 @@
           <w:b/>
           <w:lang w:val="pt_PT" w:bidi="pt_PT"/>
         </w:rPr>
+        <w:t>οἱ ἀδελφοὶ</w:t>
+      </w:r>
+    </w:p>
+    <w:p>
+      <w:pPr/>
+      <w:r>
+        <w:rPr>
+          <w:lang w:val="pt_PT" w:bidi="pt_PT"/>
+        </w:rPr>
+      </w:r>
+      <w:r>
+        <w:rPr>
+          <w:b/>
+          <w:lang w:val="pt_PT" w:bidi="pt_PT"/>
+        </w:rPr>
         <w:t>"os outros irmãos".</w:t>
       </w:r>
     </w:p>
@@ -43334,6 +49624,21 @@
           <w:b/>
           <w:lang w:val="pt_PT" w:bidi="pt_PT"/>
         </w:rPr>
+        <w:t>οἱ ἀδελφοὶ</w:t>
+      </w:r>
+    </w:p>
+    <w:p>
+      <w:pPr/>
+      <w:r>
+        <w:rPr>
+          <w:lang w:val="pt_PT" w:bidi="pt_PT"/>
+        </w:rPr>
+      </w:r>
+      <w:r>
+        <w:rPr>
+          <w:b/>
+          <w:lang w:val="pt_PT" w:bidi="pt_PT"/>
+        </w:rPr>
         <w:t>"os outros irmãos".</w:t>
       </w:r>
     </w:p>
@@ -43430,6 +49735,21 @@
           <w:b/>
           <w:lang w:val="pt_PT" w:bidi="pt_PT"/>
         </w:rPr>
+        <w:t>οἱ ἀδελφοὶ</w:t>
+      </w:r>
+    </w:p>
+    <w:p>
+      <w:pPr/>
+      <w:r>
+        <w:rPr>
+          <w:lang w:val="pt_PT" w:bidi="pt_PT"/>
+        </w:rPr>
+      </w:r>
+      <w:r>
+        <w:rPr>
+          <w:b/>
+          <w:lang w:val="pt_PT" w:bidi="pt_PT"/>
+        </w:rPr>
         <w:t>"os outros irmãos".</w:t>
       </w:r>
     </w:p>
@@ -43526,6 +49846,21 @@
           <w:b/>
           <w:lang w:val="pt_PT" w:bidi="pt_PT"/>
         </w:rPr>
+        <w:t>ὁ Κύριος μετὰ τοῦ πνεύματός σου</w:t>
+      </w:r>
+    </w:p>
+    <w:p>
+      <w:pPr/>
+      <w:r>
+        <w:rPr>
+          <w:lang w:val="pt_PT" w:bidi="pt_PT"/>
+        </w:rPr>
+      </w:r>
+      <w:r>
+        <w:rPr>
+          <w:b/>
+          <w:lang w:val="pt_PT" w:bidi="pt_PT"/>
+        </w:rPr>
         <w:t>"</w:t>
       </w:r>
       <w:r>
@@ -43623,6 +49958,21 @@
           <w:b/>
           <w:lang w:val="pt_PT" w:bidi="pt_PT"/>
         </w:rPr>
+        <w:t>ὁ Κύριος</w:t>
+      </w:r>
+    </w:p>
+    <w:p>
+      <w:pPr/>
+      <w:r>
+        <w:rPr>
+          <w:lang w:val="pt_PT" w:bidi="pt_PT"/>
+        </w:rPr>
+      </w:r>
+      <w:r>
+        <w:rPr>
+          <w:b/>
+          <w:lang w:val="pt_PT" w:bidi="pt_PT"/>
+        </w:rPr>
         <w:t>"O Senhor".</w:t>
       </w:r>
     </w:p>
@@ -43719,6 +50069,21 @@
           <w:b/>
           <w:lang w:val="pt_PT" w:bidi="pt_PT"/>
         </w:rPr>
+        <w:t>μετὰ τοῦ πνεύματός σου</w:t>
+      </w:r>
+    </w:p>
+    <w:p>
+      <w:pPr/>
+      <w:r>
+        <w:rPr>
+          <w:lang w:val="pt_PT" w:bidi="pt_PT"/>
+        </w:rPr>
+      </w:r>
+      <w:r>
+        <w:rPr>
+          <w:b/>
+          <w:lang w:val="pt_PT" w:bidi="pt_PT"/>
+        </w:rPr>
         <w:t>"esteja com o seu espírito".</w:t>
       </w:r>
     </w:p>
@@ -43828,6 +50193,21 @@
           <w:b/>
           <w:lang w:val="pt_PT" w:bidi="pt_PT"/>
         </w:rPr>
+        <w:t>ἡ χάρις μεθ’ ὑμῶν</w:t>
+      </w:r>
+    </w:p>
+    <w:p>
+      <w:pPr/>
+      <w:r>
+        <w:rPr>
+          <w:lang w:val="pt_PT" w:bidi="pt_PT"/>
+        </w:rPr>
+      </w:r>
+      <w:r>
+        <w:rPr>
+          <w:b/>
+          <w:lang w:val="pt_PT" w:bidi="pt_PT"/>
+        </w:rPr>
         <w:t>"</w:t>
       </w:r>
       <w:r>
@@ -43938,6 +50318,21 @@
           <w:b/>
           <w:lang w:val="pt_PT" w:bidi="pt_PT"/>
         </w:rPr>
+        <w:t>ἡ χάρις μεθ’ ὑμῶν</w:t>
+      </w:r>
+    </w:p>
+    <w:p>
+      <w:pPr/>
+      <w:r>
+        <w:rPr>
+          <w:lang w:val="pt_PT" w:bidi="pt_PT"/>
+        </w:rPr>
+      </w:r>
+      <w:r>
+        <w:rPr>
+          <w:b/>
+          <w:lang w:val="pt_PT" w:bidi="pt_PT"/>
+        </w:rPr>
         <w:t>"</w:t>
       </w:r>
       <w:r>
@@ -44048,6 +50443,21 @@
           <w:b/>
           <w:lang w:val="pt_PT" w:bidi="pt_PT"/>
         </w:rPr>
+        <w:t>ὑμῶν</w:t>
+      </w:r>
+    </w:p>
+    <w:p>
+      <w:pPr/>
+      <w:r>
+        <w:rPr>
+          <w:lang w:val="pt_PT" w:bidi="pt_PT"/>
+        </w:rPr>
+      </w:r>
+      <w:r>
+        <w:rPr>
+          <w:b/>
+          <w:lang w:val="pt_PT" w:bidi="pt_PT"/>
+        </w:rPr>
         <w:t>"vocês".</w:t>
       </w:r>
     </w:p>
@@ -44130,6 +50540,21 @@
         <w:rPr>
           <w:lang w:val="pt_PT" w:bidi="pt_PT"/>
         </w:rPr>
+      </w:r>
+    </w:p>
+    <w:p>
+      <w:pPr/>
+      <w:r>
+        <w:rPr>
+          <w:lang w:val="pt_PT" w:bidi="pt_PT"/>
+        </w:rPr>
+      </w:r>
+      <w:r>
+        <w:rPr>
+          <w:b/>
+          <w:lang w:val="pt_PT" w:bidi="pt_PT"/>
+        </w:rPr>
+        <w:t>ὑμῶν</w:t>
       </w:r>
     </w:p>
     <w:p>

--- a/por/docx/55.content.docx
+++ b/por/docx/55.content.docx
@@ -230,6 +230,21 @@
           <w:b/>
           <w:lang w:val="pt_PT" w:bidi="pt_PT"/>
         </w:rPr>
+        <w:t>Παῦλος, ἀπόστολος</w:t>
+      </w:r>
+    </w:p>
+    <w:p>
+      <w:pPr/>
+      <w:r>
+        <w:rPr>
+          <w:lang w:val="pt_PT" w:bidi="pt_PT"/>
+        </w:rPr>
+      </w:r>
+      <w:r>
+        <w:rPr>
+          <w:b/>
+          <w:lang w:val="pt_PT" w:bidi="pt_PT"/>
+        </w:rPr>
         <w:t>"Eu, Paulo, apóstolo".</w:t>
       </w:r>
     </w:p>
@@ -313,6 +328,21 @@
           <w:b/>
           <w:lang w:val="pt_PT" w:bidi="pt_PT"/>
         </w:rPr>
+        <w:t>διὰ θελήματος Θεοῦ</w:t>
+      </w:r>
+    </w:p>
+    <w:p>
+      <w:pPr/>
+      <w:r>
+        <w:rPr>
+          <w:lang w:val="pt_PT" w:bidi="pt_PT"/>
+        </w:rPr>
+      </w:r>
+      <w:r>
+        <w:rPr>
+          <w:b/>
+          <w:lang w:val="pt_PT" w:bidi="pt_PT"/>
+        </w:rPr>
         <w:t>"pela vontade de Deus".</w:t>
       </w:r>
     </w:p>
@@ -409,6 +439,21 @@
           <w:b/>
           <w:lang w:val="pt_PT" w:bidi="pt_PT"/>
         </w:rPr>
+        <w:t>κατ’</w:t>
+      </w:r>
+    </w:p>
+    <w:p>
+      <w:pPr/>
+      <w:r>
+        <w:rPr>
+          <w:lang w:val="pt_PT" w:bidi="pt_PT"/>
+        </w:rPr>
+      </w:r>
+      <w:r>
+        <w:rPr>
+          <w:b/>
+          <w:lang w:val="pt_PT" w:bidi="pt_PT"/>
+        </w:rPr>
         <w:t>"que fui mandado para anunciar".</w:t>
       </w:r>
     </w:p>
@@ -492,6 +537,21 @@
           <w:b/>
           <w:lang w:val="pt_PT" w:bidi="pt_PT"/>
         </w:rPr>
+        <w:t>ἐπαγγελίαν ζωῆς</w:t>
+      </w:r>
+    </w:p>
+    <w:p>
+      <w:pPr/>
+      <w:r>
+        <w:rPr>
+          <w:lang w:val="pt_PT" w:bidi="pt_PT"/>
+        </w:rPr>
+      </w:r>
+      <w:r>
+        <w:rPr>
+          <w:b/>
+          <w:lang w:val="pt_PT" w:bidi="pt_PT"/>
+        </w:rPr>
         <w:t>"a promessa da vida".</w:t>
       </w:r>
     </w:p>
@@ -601,6 +661,21 @@
           <w:b/>
           <w:lang w:val="pt_PT" w:bidi="pt_PT"/>
         </w:rPr>
+        <w:t>ζωῆς τῆς ἐν Χριστῷ Ἰησοῦ</w:t>
+      </w:r>
+    </w:p>
+    <w:p>
+      <w:pPr/>
+      <w:r>
+        <w:rPr>
+          <w:lang w:val="pt_PT" w:bidi="pt_PT"/>
+        </w:rPr>
+      </w:r>
+      <w:r>
+        <w:rPr>
+          <w:b/>
+          <w:lang w:val="pt_PT" w:bidi="pt_PT"/>
+        </w:rPr>
         <w:t>"da vida que temos por estarmos unidos com Cristo Jesus".</w:t>
       </w:r>
     </w:p>
@@ -697,6 +772,21 @@
           <w:b/>
           <w:lang w:val="pt_PT" w:bidi="pt_PT"/>
         </w:rPr>
+        <w:t>ζωῆς τῆς</w:t>
+      </w:r>
+    </w:p>
+    <w:p>
+      <w:pPr/>
+      <w:r>
+        <w:rPr>
+          <w:lang w:val="pt_PT" w:bidi="pt_PT"/>
+        </w:rPr>
+      </w:r>
+      <w:r>
+        <w:rPr>
+          <w:b/>
+          <w:lang w:val="pt_PT" w:bidi="pt_PT"/>
+        </w:rPr>
         <w:t>"da vida que".</w:t>
       </w:r>
     </w:p>
@@ -793,6 +883,21 @@
           <w:b/>
           <w:lang w:val="pt_PT" w:bidi="pt_PT"/>
         </w:rPr>
+        <w:t>ζωῆς τῆς</w:t>
+      </w:r>
+    </w:p>
+    <w:p>
+      <w:pPr/>
+      <w:r>
+        <w:rPr>
+          <w:lang w:val="pt_PT" w:bidi="pt_PT"/>
+        </w:rPr>
+      </w:r>
+      <w:r>
+        <w:rPr>
+          <w:b/>
+          <w:lang w:val="pt_PT" w:bidi="pt_PT"/>
+        </w:rPr>
         <w:t>"da vida que".</w:t>
       </w:r>
     </w:p>
@@ -889,6 +994,21 @@
           <w:b/>
           <w:lang w:val="pt_PT" w:bidi="pt_PT"/>
         </w:rPr>
+        <w:t>Τιμοθέῳ</w:t>
+      </w:r>
+    </w:p>
+    <w:p>
+      <w:pPr/>
+      <w:r>
+        <w:rPr>
+          <w:lang w:val="pt_PT" w:bidi="pt_PT"/>
+        </w:rPr>
+      </w:r>
+      <w:r>
+        <w:rPr>
+          <w:b/>
+          <w:lang w:val="pt_PT" w:bidi="pt_PT"/>
+        </w:rPr>
         <w:t>"escrevo a você, Timóteo".</w:t>
       </w:r>
     </w:p>
@@ -972,6 +1092,21 @@
           <w:b/>
           <w:lang w:val="pt_PT" w:bidi="pt_PT"/>
         </w:rPr>
+        <w:t>ἀγαπητῷ τέκνῳ</w:t>
+      </w:r>
+    </w:p>
+    <w:p>
+      <w:pPr/>
+      <w:r>
+        <w:rPr>
+          <w:lang w:val="pt_PT" w:bidi="pt_PT"/>
+        </w:rPr>
+      </w:r>
+      <w:r>
+        <w:rPr>
+          <w:b/>
+          <w:lang w:val="pt_PT" w:bidi="pt_PT"/>
+        </w:rPr>
         <w:t>"meu querido filho na fé".</w:t>
       </w:r>
     </w:p>
@@ -1068,6 +1203,21 @@
           <w:b/>
           <w:lang w:val="pt_PT" w:bidi="pt_PT"/>
         </w:rPr>
+        <w:t>ἀγαπητῷ τέκνῳ</w:t>
+      </w:r>
+    </w:p>
+    <w:p>
+      <w:pPr/>
+      <w:r>
+        <w:rPr>
+          <w:lang w:val="pt_PT" w:bidi="pt_PT"/>
+        </w:rPr>
+      </w:r>
+      <w:r>
+        <w:rPr>
+          <w:b/>
+          <w:lang w:val="pt_PT" w:bidi="pt_PT"/>
+        </w:rPr>
         <w:t>"meu querido filho na fé".</w:t>
       </w:r>
     </w:p>
@@ -1151,6 +1301,21 @@
           <w:b/>
           <w:lang w:val="pt_PT" w:bidi="pt_PT"/>
         </w:rPr>
+        <w:t>χάρις, ἔλεος, εἰρήνη, ἀπὸ Θεοῦ Πατρὸς καὶ Χριστοῦ Ἰησοῦ τοῦ Κυρίου ἡμῶν</w:t>
+      </w:r>
+    </w:p>
+    <w:p>
+      <w:pPr/>
+      <w:r>
+        <w:rPr>
+          <w:lang w:val="pt_PT" w:bidi="pt_PT"/>
+        </w:rPr>
+      </w:r>
+      <w:r>
+        <w:rPr>
+          <w:b/>
+          <w:lang w:val="pt_PT" w:bidi="pt_PT"/>
+        </w:rPr>
         <w:t>"Que a graça, a misericórdia e a paz de Deus, o Pai, e de Cristo Jesus, o nosso Senhor".</w:t>
       </w:r>
     </w:p>
@@ -1234,6 +1399,21 @@
           <w:b/>
           <w:lang w:val="pt_PT" w:bidi="pt_PT"/>
         </w:rPr>
+        <w:t>χάρις, ἔλεος, εἰρήνη</w:t>
+      </w:r>
+    </w:p>
+    <w:p>
+      <w:pPr/>
+      <w:r>
+        <w:rPr>
+          <w:lang w:val="pt_PT" w:bidi="pt_PT"/>
+        </w:rPr>
+      </w:r>
+      <w:r>
+        <w:rPr>
+          <w:b/>
+          <w:lang w:val="pt_PT" w:bidi="pt_PT"/>
+        </w:rPr>
         <w:t>"a graça, a misericórdia e a paz de Deus".</w:t>
       </w:r>
     </w:p>
@@ -1356,6 +1536,21 @@
           <w:b/>
           <w:lang w:val="pt_PT" w:bidi="pt_PT"/>
         </w:rPr>
+        <w:t>Θεοῦ Πατρὸς</w:t>
+      </w:r>
+    </w:p>
+    <w:p>
+      <w:pPr/>
+      <w:r>
+        <w:rPr>
+          <w:lang w:val="pt_PT" w:bidi="pt_PT"/>
+        </w:rPr>
+      </w:r>
+      <w:r>
+        <w:rPr>
+          <w:b/>
+          <w:lang w:val="pt_PT" w:bidi="pt_PT"/>
+        </w:rPr>
         <w:t>"Deus, o Pai".</w:t>
       </w:r>
     </w:p>
@@ -1446,6 +1641,21 @@
           <w:b/>
           <w:lang w:val="pt_PT" w:bidi="pt_PT"/>
         </w:rPr>
+        <w:t>ἡμῶν</w:t>
+      </w:r>
+    </w:p>
+    <w:p>
+      <w:pPr/>
+      <w:r>
+        <w:rPr>
+          <w:lang w:val="pt_PT" w:bidi="pt_PT"/>
+        </w:rPr>
+      </w:r>
+      <w:r>
+        <w:rPr>
+          <w:b/>
+          <w:lang w:val="pt_PT" w:bidi="pt_PT"/>
+        </w:rPr>
         <w:t>"nosso".</w:t>
       </w:r>
     </w:p>
@@ -1542,6 +1752,21 @@
           <w:b/>
           <w:lang w:val="pt_PT" w:bidi="pt_PT"/>
         </w:rPr>
+        <w:t>χάριν ἔχω</w:t>
+      </w:r>
+    </w:p>
+    <w:p>
+      <w:pPr/>
+      <w:r>
+        <w:rPr>
+          <w:lang w:val="pt_PT" w:bidi="pt_PT"/>
+        </w:rPr>
+      </w:r>
+      <w:r>
+        <w:rPr>
+          <w:b/>
+          <w:lang w:val="pt_PT" w:bidi="pt_PT"/>
+        </w:rPr>
         <w:t>"eu agradeço".</w:t>
       </w:r>
     </w:p>
@@ -1625,6 +1850,21 @@
           <w:b/>
           <w:lang w:val="pt_PT" w:bidi="pt_PT"/>
         </w:rPr>
+        <w:t>ᾧ λατρεύω ἀπὸ προγόνων</w:t>
+      </w:r>
+    </w:p>
+    <w:p>
+      <w:pPr/>
+      <w:r>
+        <w:rPr>
+          <w:lang w:val="pt_PT" w:bidi="pt_PT"/>
+        </w:rPr>
+      </w:r>
+      <w:r>
+        <w:rPr>
+          <w:b/>
+          <w:lang w:val="pt_PT" w:bidi="pt_PT"/>
+        </w:rPr>
         <w:t>"a quem sirvo... como também os meus antepassados serviram".</w:t>
       </w:r>
     </w:p>
@@ -1721,6 +1961,21 @@
           <w:b/>
           <w:lang w:val="pt_PT" w:bidi="pt_PT"/>
         </w:rPr>
+        <w:t>ἐν καθαρᾷ συνειδήσει</w:t>
+      </w:r>
+    </w:p>
+    <w:p>
+      <w:pPr/>
+      <w:r>
+        <w:rPr>
+          <w:lang w:val="pt_PT" w:bidi="pt_PT"/>
+        </w:rPr>
+      </w:r>
+      <w:r>
+        <w:rPr>
+          <w:b/>
+          <w:lang w:val="pt_PT" w:bidi="pt_PT"/>
+        </w:rPr>
         <w:t>"com a consciência limpa".</w:t>
       </w:r>
     </w:p>
@@ -1803,6 +2058,21 @@
         <w:rPr>
           <w:lang w:val="pt_PT" w:bidi="pt_PT"/>
         </w:rPr>
+      </w:r>
+    </w:p>
+    <w:p>
+      <w:pPr/>
+      <w:r>
+        <w:rPr>
+          <w:lang w:val="pt_PT" w:bidi="pt_PT"/>
+        </w:rPr>
+      </w:r>
+      <w:r>
+        <w:rPr>
+          <w:b/>
+          <w:lang w:val="pt_PT" w:bidi="pt_PT"/>
+        </w:rPr>
+        <w:t>ὡς ἀδιάλειπτον ἔχω τὴν περὶ σοῦ μνείαν</w:t>
       </w:r>
     </w:p>
     <w:p>
@@ -2014,6 +2284,21 @@
           <w:b/>
           <w:lang w:val="pt_PT" w:bidi="pt_PT"/>
         </w:rPr>
+        <w:t>νυκτὸς καὶ ἡμέρας</w:t>
+      </w:r>
+    </w:p>
+    <w:p>
+      <w:pPr/>
+      <w:r>
+        <w:rPr>
+          <w:lang w:val="pt_PT" w:bidi="pt_PT"/>
+        </w:rPr>
+      </w:r>
+      <w:r>
+        <w:rPr>
+          <w:b/>
+          <w:lang w:val="pt_PT" w:bidi="pt_PT"/>
+        </w:rPr>
         <w:t>"de dia e de noite".</w:t>
       </w:r>
     </w:p>
@@ -2110,6 +2395,21 @@
           <w:b/>
           <w:lang w:val="pt_PT" w:bidi="pt_PT"/>
         </w:rPr>
+        <w:t>μεμνημένος σου τῶν δακρύων</w:t>
+      </w:r>
+    </w:p>
+    <w:p>
+      <w:pPr/>
+      <w:r>
+        <w:rPr>
+          <w:lang w:val="pt_PT" w:bidi="pt_PT"/>
+        </w:rPr>
+      </w:r>
+      <w:r>
+        <w:rPr>
+          <w:b/>
+          <w:lang w:val="pt_PT" w:bidi="pt_PT"/>
+        </w:rPr>
         <w:t>"Lembro das suas lágrimas".</w:t>
       </w:r>
     </w:p>
@@ -2206,6 +2506,21 @@
           <w:b/>
           <w:lang w:val="pt_PT" w:bidi="pt_PT"/>
         </w:rPr>
+        <w:t>σου τῶν δακρύων</w:t>
+      </w:r>
+    </w:p>
+    <w:p>
+      <w:pPr/>
+      <w:r>
+        <w:rPr>
+          <w:lang w:val="pt_PT" w:bidi="pt_PT"/>
+        </w:rPr>
+      </w:r>
+      <w:r>
+        <w:rPr>
+          <w:b/>
+          <w:lang w:val="pt_PT" w:bidi="pt_PT"/>
+        </w:rPr>
         <w:t>"as suas lágrimas".</w:t>
       </w:r>
     </w:p>
@@ -2302,6 +2617,21 @@
           <w:b/>
           <w:lang w:val="pt_PT" w:bidi="pt_PT"/>
         </w:rPr>
+        <w:t>χαρᾶς πληρωθῶ</w:t>
+      </w:r>
+    </w:p>
+    <w:p>
+      <w:pPr/>
+      <w:r>
+        <w:rPr>
+          <w:lang w:val="pt_PT" w:bidi="pt_PT"/>
+        </w:rPr>
+      </w:r>
+      <w:r>
+        <w:rPr>
+          <w:b/>
+          <w:lang w:val="pt_PT" w:bidi="pt_PT"/>
+        </w:rPr>
         <w:t>"Eu possa ficar cheio de alegria".</w:t>
       </w:r>
     </w:p>
@@ -2398,6 +2728,21 @@
           <w:b/>
           <w:lang w:val="pt_PT" w:bidi="pt_PT"/>
         </w:rPr>
+        <w:t>χαρᾶς πληρωθῶ</w:t>
+      </w:r>
+    </w:p>
+    <w:p>
+      <w:pPr/>
+      <w:r>
+        <w:rPr>
+          <w:lang w:val="pt_PT" w:bidi="pt_PT"/>
+        </w:rPr>
+      </w:r>
+      <w:r>
+        <w:rPr>
+          <w:b/>
+          <w:lang w:val="pt_PT" w:bidi="pt_PT"/>
+        </w:rPr>
         <w:t>"eu possa estar cheio de alegria".</w:t>
       </w:r>
     </w:p>
@@ -2481,6 +2826,21 @@
           <w:b/>
           <w:lang w:val="pt_PT" w:bidi="pt_PT"/>
         </w:rPr>
+        <w:t>χαρᾶς πληρωθῶ</w:t>
+      </w:r>
+    </w:p>
+    <w:p>
+      <w:pPr/>
+      <w:r>
+        <w:rPr>
+          <w:lang w:val="pt_PT" w:bidi="pt_PT"/>
+        </w:rPr>
+      </w:r>
+      <w:r>
+        <w:rPr>
+          <w:b/>
+          <w:lang w:val="pt_PT" w:bidi="pt_PT"/>
+        </w:rPr>
         <w:t>"eu possa ficar cheio de alegria".</w:t>
       </w:r>
     </w:p>
@@ -2577,6 +2937,21 @@
           <w:b/>
           <w:lang w:val="pt_PT" w:bidi="pt_PT"/>
         </w:rPr>
+        <w:t>ὑπόμνησιν λαβὼν</w:t>
+      </w:r>
+    </w:p>
+    <w:p>
+      <w:pPr/>
+      <w:r>
+        <w:rPr>
+          <w:lang w:val="pt_PT" w:bidi="pt_PT"/>
+        </w:rPr>
+      </w:r>
+      <w:r>
+        <w:rPr>
+          <w:b/>
+          <w:lang w:val="pt_PT" w:bidi="pt_PT"/>
+        </w:rPr>
         <w:t>"Lembro".</w:t>
       </w:r>
     </w:p>
@@ -2660,6 +3035,21 @@
           <w:b/>
           <w:lang w:val="pt_PT" w:bidi="pt_PT"/>
         </w:rPr>
+        <w:t>τῆς ἐν σοὶ ἀνυποκρίτου πίστεως, ἥτις ἐνῴκησεν πρῶτον</w:t>
+      </w:r>
+    </w:p>
+    <w:p>
+      <w:pPr/>
+      <w:r>
+        <w:rPr>
+          <w:lang w:val="pt_PT" w:bidi="pt_PT"/>
+        </w:rPr>
+      </w:r>
+      <w:r>
+        <w:rPr>
+          <w:b/>
+          <w:lang w:val="pt_PT" w:bidi="pt_PT"/>
+        </w:rPr>
         <w:t xml:space="preserve">"da sua fé sincera, a mesma fé que". </w:t>
       </w:r>
     </w:p>
@@ -2935,6 +3325,21 @@
           <w:b/>
           <w:lang w:val="pt_PT" w:bidi="pt_PT"/>
         </w:rPr>
+        <w:t>τῇ μάμμῃ σου</w:t>
+      </w:r>
+    </w:p>
+    <w:p>
+      <w:pPr/>
+      <w:r>
+        <w:rPr>
+          <w:lang w:val="pt_PT" w:bidi="pt_PT"/>
+        </w:rPr>
+      </w:r>
+      <w:r>
+        <w:rPr>
+          <w:b/>
+          <w:lang w:val="pt_PT" w:bidi="pt_PT"/>
+        </w:rPr>
         <w:t>"sua avó".</w:t>
       </w:r>
     </w:p>
@@ -3031,6 +3436,21 @@
           <w:b/>
           <w:lang w:val="pt_PT" w:bidi="pt_PT"/>
         </w:rPr>
+        <w:t>Λωΐδι &amp; Εὐνίκῃ</w:t>
+      </w:r>
+    </w:p>
+    <w:p>
+      <w:pPr/>
+      <w:r>
+        <w:rPr>
+          <w:lang w:val="pt_PT" w:bidi="pt_PT"/>
+        </w:rPr>
+      </w:r>
+      <w:r>
+        <w:rPr>
+          <w:b/>
+          <w:lang w:val="pt_PT" w:bidi="pt_PT"/>
+        </w:rPr>
         <w:t>"Loide"</w:t>
       </w:r>
       <w:r>
@@ -3153,6 +3573,21 @@
           <w:b/>
           <w:lang w:val="pt_PT" w:bidi="pt_PT"/>
         </w:rPr>
+        <w:t>πέπεισμαι</w:t>
+      </w:r>
+    </w:p>
+    <w:p>
+      <w:pPr/>
+      <w:r>
+        <w:rPr>
+          <w:lang w:val="pt_PT" w:bidi="pt_PT"/>
+        </w:rPr>
+      </w:r>
+      <w:r>
+        <w:rPr>
+          <w:b/>
+          <w:lang w:val="pt_PT" w:bidi="pt_PT"/>
+        </w:rPr>
         <w:t>"E tenho a certeza".</w:t>
       </w:r>
     </w:p>
@@ -3222,6 +3657,21 @@
         <w:rPr>
           <w:lang w:val="pt_PT" w:bidi="pt_PT"/>
         </w:rPr>
+      </w:r>
+    </w:p>
+    <w:p>
+      <w:pPr/>
+      <w:r>
+        <w:rPr>
+          <w:lang w:val="pt_PT" w:bidi="pt_PT"/>
+        </w:rPr>
+      </w:r>
+      <w:r>
+        <w:rPr>
+          <w:b/>
+          <w:lang w:val="pt_PT" w:bidi="pt_PT"/>
+        </w:rPr>
+        <w:t>δι’ ἣν αἰτίαν</w:t>
       </w:r>
     </w:p>
     <w:p>
@@ -3350,6 +3800,21 @@
           <w:b/>
           <w:lang w:val="pt_PT" w:bidi="pt_PT"/>
         </w:rPr>
+        <w:t>ἀναζωπυρεῖν τὸ χάρισμα</w:t>
+      </w:r>
+    </w:p>
+    <w:p>
+      <w:pPr/>
+      <w:r>
+        <w:rPr>
+          <w:lang w:val="pt_PT" w:bidi="pt_PT"/>
+        </w:rPr>
+      </w:r>
+      <w:r>
+        <w:rPr>
+          <w:b/>
+          <w:lang w:val="pt_PT" w:bidi="pt_PT"/>
+        </w:rPr>
         <w:t>"conservar vivo o dom".</w:t>
       </w:r>
     </w:p>
@@ -3446,6 +3911,21 @@
           <w:b/>
           <w:lang w:val="pt_PT" w:bidi="pt_PT"/>
         </w:rPr>
+        <w:t>τὸ χάρισμα τοῦ Θεοῦ, ὅ ἐστιν ἐν σοὶ</w:t>
+      </w:r>
+    </w:p>
+    <w:p>
+      <w:pPr/>
+      <w:r>
+        <w:rPr>
+          <w:lang w:val="pt_PT" w:bidi="pt_PT"/>
+        </w:rPr>
+      </w:r>
+      <w:r>
+        <w:rPr>
+          <w:b/>
+          <w:lang w:val="pt_PT" w:bidi="pt_PT"/>
+        </w:rPr>
         <w:t>"o dom de Deus que você recebeu quando coloquei as mãos sobre você".</w:t>
       </w:r>
     </w:p>
@@ -3542,6 +4022,21 @@
           <w:b/>
           <w:lang w:val="pt_PT" w:bidi="pt_PT"/>
         </w:rPr>
+        <w:t>τὸ χάρισμα τοῦ Θεοῦ, ὅ ἐστιν ἐν σοὶ</w:t>
+      </w:r>
+    </w:p>
+    <w:p>
+      <w:pPr/>
+      <w:r>
+        <w:rPr>
+          <w:lang w:val="pt_PT" w:bidi="pt_PT"/>
+        </w:rPr>
+      </w:r>
+      <w:r>
+        <w:rPr>
+          <w:b/>
+          <w:lang w:val="pt_PT" w:bidi="pt_PT"/>
+        </w:rPr>
         <w:t>"o dom de Deus que você recebeu".</w:t>
       </w:r>
     </w:p>
@@ -3638,6 +4133,21 @@
           <w:b/>
           <w:lang w:val="pt_PT" w:bidi="pt_PT"/>
         </w:rPr>
+        <w:t>διὰ τῆς ἐπιθέσεως τῶν χειρῶν μου</w:t>
+      </w:r>
+    </w:p>
+    <w:p>
+      <w:pPr/>
+      <w:r>
+        <w:rPr>
+          <w:lang w:val="pt_PT" w:bidi="pt_PT"/>
+        </w:rPr>
+      </w:r>
+      <w:r>
+        <w:rPr>
+          <w:b/>
+          <w:lang w:val="pt_PT" w:bidi="pt_PT"/>
+        </w:rPr>
         <w:t>"quando coloquei as mãos sobre você".</w:t>
       </w:r>
     </w:p>
@@ -3720,6 +4230,21 @@
         <w:rPr>
           <w:lang w:val="pt_PT" w:bidi="pt_PT"/>
         </w:rPr>
+      </w:r>
+    </w:p>
+    <w:p>
+      <w:pPr/>
+      <w:r>
+        <w:rPr>
+          <w:lang w:val="pt_PT" w:bidi="pt_PT"/>
+        </w:rPr>
+      </w:r>
+      <w:r>
+        <w:rPr>
+          <w:b/>
+          <w:lang w:val="pt_PT" w:bidi="pt_PT"/>
+        </w:rPr>
+        <w:t>γὰρ</w:t>
       </w:r>
     </w:p>
     <w:p>
@@ -3861,6 +4386,21 @@
           <w:b/>
           <w:lang w:val="pt_PT" w:bidi="pt_PT"/>
         </w:rPr>
+        <w:t>πνεῦμα δειλίας, ἀλλὰ δυνάμεως, καὶ ἀγάπης, καὶ σωφρονισμοῦ</w:t>
+      </w:r>
+    </w:p>
+    <w:p>
+      <w:pPr/>
+      <w:r>
+        <w:rPr>
+          <w:lang w:val="pt_PT" w:bidi="pt_PT"/>
+        </w:rPr>
+      </w:r>
+      <w:r>
+        <w:rPr>
+          <w:b/>
+          <w:lang w:val="pt_PT" w:bidi="pt_PT"/>
+        </w:rPr>
         <w:t>"o Espírito que Deus nos deu não nos torna medrosos; pelo contrário, o Espírito nos enche de poder e de amor e nos torna prudentes".</w:t>
       </w:r>
     </w:p>
@@ -3957,6 +4497,21 @@
           <w:b/>
           <w:lang w:val="pt_PT" w:bidi="pt_PT"/>
         </w:rPr>
+        <w:t>δειλίας, ἀλλὰ δυνάμεως, καὶ ἀγάπης, καὶ σωφρονισμοῦ</w:t>
+      </w:r>
+    </w:p>
+    <w:p>
+      <w:pPr/>
+      <w:r>
+        <w:rPr>
+          <w:lang w:val="pt_PT" w:bidi="pt_PT"/>
+        </w:rPr>
+      </w:r>
+      <w:r>
+        <w:rPr>
+          <w:b/>
+          <w:lang w:val="pt_PT" w:bidi="pt_PT"/>
+        </w:rPr>
         <w:t>"o Espírito que Deus nos deu não nos torna medroso; pelo contrário, o Espírito nos enche de poder e de amor e nos torna prudentes".</w:t>
       </w:r>
     </w:p>
@@ -4066,6 +4621,21 @@
           <w:b/>
           <w:lang w:val="pt_PT" w:bidi="pt_PT"/>
         </w:rPr>
+        <w:t>σωφρονισμοῦ</w:t>
+      </w:r>
+    </w:p>
+    <w:p>
+      <w:pPr/>
+      <w:r>
+        <w:rPr>
+          <w:lang w:val="pt_PT" w:bidi="pt_PT"/>
+        </w:rPr>
+      </w:r>
+      <w:r>
+        <w:rPr>
+          <w:b/>
+          <w:lang w:val="pt_PT" w:bidi="pt_PT"/>
+        </w:rPr>
         <w:t>"prudentes".</w:t>
       </w:r>
     </w:p>
@@ -4162,6 +4732,21 @@
           <w:b/>
           <w:lang w:val="pt_PT" w:bidi="pt_PT"/>
         </w:rPr>
+        <w:t>οὖν</w:t>
+      </w:r>
+    </w:p>
+    <w:p>
+      <w:pPr/>
+      <w:r>
+        <w:rPr>
+          <w:lang w:val="pt_PT" w:bidi="pt_PT"/>
+        </w:rPr>
+      </w:r>
+      <w:r>
+        <w:rPr>
+          <w:b/>
+          <w:lang w:val="pt_PT" w:bidi="pt_PT"/>
+        </w:rPr>
         <w:t>"Portanto".</w:t>
       </w:r>
     </w:p>
@@ -4258,6 +4843,21 @@
           <w:b/>
           <w:lang w:val="pt_PT" w:bidi="pt_PT"/>
         </w:rPr>
+        <w:t>μὴ &amp; ἐπαισχυνθῇς τὸ μαρτύριον τοῦ Κυρίου ἡμῶν, μηδὲ ἐμὲ, τὸν δέσμιον αὐτοῦ</w:t>
+      </w:r>
+    </w:p>
+    <w:p>
+      <w:pPr/>
+      <w:r>
+        <w:rPr>
+          <w:lang w:val="pt_PT" w:bidi="pt_PT"/>
+        </w:rPr>
+      </w:r>
+      <w:r>
+        <w:rPr>
+          <w:b/>
+          <w:lang w:val="pt_PT" w:bidi="pt_PT"/>
+        </w:rPr>
         <w:t>"não se envergonhe de dar o seu testemunho a favor do nosso Senhor, nem se envergonhe de mim, que estou na cadeia porque sou servo dele".</w:t>
       </w:r>
     </w:p>
@@ -4341,6 +4941,21 @@
           <w:b/>
           <w:lang w:val="pt_PT" w:bidi="pt_PT"/>
         </w:rPr>
+        <w:t>τὸ μαρτύριον τοῦ Κυρίου ἡμῶν</w:t>
+      </w:r>
+    </w:p>
+    <w:p>
+      <w:pPr/>
+      <w:r>
+        <w:rPr>
+          <w:lang w:val="pt_PT" w:bidi="pt_PT"/>
+        </w:rPr>
+      </w:r>
+      <w:r>
+        <w:rPr>
+          <w:b/>
+          <w:lang w:val="pt_PT" w:bidi="pt_PT"/>
+        </w:rPr>
         <w:t>"o seu testemunho a favor do nosso Senhor".</w:t>
       </w:r>
     </w:p>
@@ -4450,6 +5065,21 @@
           <w:b/>
           <w:lang w:val="pt_PT" w:bidi="pt_PT"/>
         </w:rPr>
+        <w:t>τὸν δέσμιον αὐτοῦ</w:t>
+      </w:r>
+    </w:p>
+    <w:p>
+      <w:pPr/>
+      <w:r>
+        <w:rPr>
+          <w:lang w:val="pt_PT" w:bidi="pt_PT"/>
+        </w:rPr>
+      </w:r>
+      <w:r>
+        <w:rPr>
+          <w:b/>
+          <w:lang w:val="pt_PT" w:bidi="pt_PT"/>
+        </w:rPr>
         <w:t>"que estou na cadeia".</w:t>
       </w:r>
     </w:p>
@@ -4533,6 +5163,21 @@
           <w:b/>
           <w:lang w:val="pt_PT" w:bidi="pt_PT"/>
         </w:rPr>
+        <w:t>συνκακοπάθησον</w:t>
+      </w:r>
+    </w:p>
+    <w:p>
+      <w:pPr/>
+      <w:r>
+        <w:rPr>
+          <w:lang w:val="pt_PT" w:bidi="pt_PT"/>
+        </w:rPr>
+      </w:r>
+      <w:r>
+        <w:rPr>
+          <w:b/>
+          <w:lang w:val="pt_PT" w:bidi="pt_PT"/>
+        </w:rPr>
         <w:t>"sofrer comigo".</w:t>
       </w:r>
     </w:p>
@@ -4629,6 +5274,21 @@
           <w:b/>
           <w:lang w:val="pt_PT" w:bidi="pt_PT"/>
         </w:rPr>
+        <w:t>τῷ εὐαγγελίῳ</w:t>
+      </w:r>
+    </w:p>
+    <w:p>
+      <w:pPr/>
+      <w:r>
+        <w:rPr>
+          <w:lang w:val="pt_PT" w:bidi="pt_PT"/>
+        </w:rPr>
+      </w:r>
+      <w:r>
+        <w:rPr>
+          <w:b/>
+          <w:lang w:val="pt_PT" w:bidi="pt_PT"/>
+        </w:rPr>
         <w:t>"ao evangelho".</w:t>
       </w:r>
     </w:p>
@@ -4725,6 +5385,21 @@
           <w:b/>
           <w:lang w:val="pt_PT" w:bidi="pt_PT"/>
         </w:rPr>
+        <w:t>κατὰ δύναμιν Θεοῦ</w:t>
+      </w:r>
+    </w:p>
+    <w:p>
+      <w:pPr/>
+      <w:r>
+        <w:rPr>
+          <w:lang w:val="pt_PT" w:bidi="pt_PT"/>
+        </w:rPr>
+      </w:r>
+      <w:r>
+        <w:rPr>
+          <w:b/>
+          <w:lang w:val="pt_PT" w:bidi="pt_PT"/>
+        </w:rPr>
         <w:t>"por amor ao evangelho".</w:t>
       </w:r>
     </w:p>
@@ -4808,6 +5483,21 @@
           <w:b/>
           <w:lang w:val="pt_PT" w:bidi="pt_PT"/>
         </w:rPr>
+        <w:t>κλήσει ἁγίᾳ</w:t>
+      </w:r>
+    </w:p>
+    <w:p>
+      <w:pPr/>
+      <w:r>
+        <w:rPr>
+          <w:lang w:val="pt_PT" w:bidi="pt_PT"/>
+        </w:rPr>
+      </w:r>
+      <w:r>
+        <w:rPr>
+          <w:b/>
+          <w:lang w:val="pt_PT" w:bidi="pt_PT"/>
+        </w:rPr>
         <w:t>"para sermos o seu povo".</w:t>
       </w:r>
     </w:p>
@@ -4891,6 +5581,21 @@
           <w:b/>
           <w:lang w:val="pt_PT" w:bidi="pt_PT"/>
         </w:rPr>
+        <w:t>οὐ κατὰ τὰ ἔργα ἡμῶν, ἀλλὰ κατὰ ἰδίαν πρόθεσιν καὶ χάριν, τὴν δοθεῖσαν ἡμῖν</w:t>
+      </w:r>
+    </w:p>
+    <w:p>
+      <w:pPr/>
+      <w:r>
+        <w:rPr>
+          <w:lang w:val="pt_PT" w:bidi="pt_PT"/>
+        </w:rPr>
+      </w:r>
+      <w:r>
+        <w:rPr>
+          <w:b/>
+          <w:lang w:val="pt_PT" w:bidi="pt_PT"/>
+        </w:rPr>
         <w:t>"Não foi por causa do que temos feito, mas porque este era o seu plano e por causa da sua graça".</w:t>
       </w:r>
     </w:p>
@@ -5096,6 +5801,21 @@
           <w:b/>
           <w:lang w:val="pt_PT" w:bidi="pt_PT"/>
         </w:rPr>
+        <w:t>τὴν δοθεῖσαν</w:t>
+      </w:r>
+    </w:p>
+    <w:p>
+      <w:pPr/>
+      <w:r>
+        <w:rPr>
+          <w:lang w:val="pt_PT" w:bidi="pt_PT"/>
+        </w:rPr>
+      </w:r>
+      <w:r>
+        <w:rPr>
+          <w:b/>
+          <w:lang w:val="pt_PT" w:bidi="pt_PT"/>
+        </w:rPr>
         <w:t>"Ele nos deu essa graça".</w:t>
       </w:r>
     </w:p>
@@ -5179,6 +5899,21 @@
           <w:b/>
           <w:lang w:val="pt_PT" w:bidi="pt_PT"/>
         </w:rPr>
+        <w:t>ἐν Χριστῷ Ἰησοῦ πρὸ χρόνων αἰωνίων</w:t>
+      </w:r>
+    </w:p>
+    <w:p>
+      <w:pPr/>
+      <w:r>
+        <w:rPr>
+          <w:lang w:val="pt_PT" w:bidi="pt_PT"/>
+        </w:rPr>
+      </w:r>
+      <w:r>
+        <w:rPr>
+          <w:b/>
+          <w:lang w:val="pt_PT" w:bidi="pt_PT"/>
+        </w:rPr>
         <w:t>"por meio de Cristo Jesus, antes da criação do mundo".</w:t>
       </w:r>
     </w:p>
@@ -5262,6 +5997,21 @@
           <w:b/>
           <w:lang w:val="pt_PT" w:bidi="pt_PT"/>
         </w:rPr>
+        <w:t>πρὸ χρόνων αἰωνίων</w:t>
+      </w:r>
+    </w:p>
+    <w:p>
+      <w:pPr/>
+      <w:r>
+        <w:rPr>
+          <w:lang w:val="pt_PT" w:bidi="pt_PT"/>
+        </w:rPr>
+      </w:r>
+      <w:r>
+        <w:rPr>
+          <w:b/>
+          <w:lang w:val="pt_PT" w:bidi="pt_PT"/>
+        </w:rPr>
         <w:t>"antes da criação do mundo".</w:t>
       </w:r>
     </w:p>
@@ -5371,6 +6121,21 @@
           <w:b/>
           <w:lang w:val="pt_PT" w:bidi="pt_PT"/>
         </w:rPr>
+        <w:t>φανερωθεῖσαν δὲ νῦν</w:t>
+      </w:r>
+    </w:p>
+    <w:p>
+      <w:pPr/>
+      <w:r>
+        <w:rPr>
+          <w:lang w:val="pt_PT" w:bidi="pt_PT"/>
+        </w:rPr>
+      </w:r>
+      <w:r>
+        <w:rPr>
+          <w:b/>
+          <w:lang w:val="pt_PT" w:bidi="pt_PT"/>
+        </w:rPr>
         <w:t>"mas agora ela foi revelada".</w:t>
       </w:r>
     </w:p>
@@ -5454,6 +6219,21 @@
           <w:b/>
           <w:lang w:val="pt_PT" w:bidi="pt_PT"/>
         </w:rPr>
+        <w:t>διὰ τῆς ἐπιφανείας τοῦ Σωτῆρος ἡμῶν, Χριστοῦ Ἰησοῦ</w:t>
+      </w:r>
+    </w:p>
+    <w:p>
+      <w:pPr/>
+      <w:r>
+        <w:rPr>
+          <w:lang w:val="pt_PT" w:bidi="pt_PT"/>
+        </w:rPr>
+      </w:r>
+      <w:r>
+        <w:rPr>
+          <w:b/>
+          <w:lang w:val="pt_PT" w:bidi="pt_PT"/>
+        </w:rPr>
         <w:t>"por meio do glorioso aparecimento de Cristo Jesus".</w:t>
       </w:r>
     </w:p>
@@ -5550,6 +6330,21 @@
           <w:b/>
           <w:lang w:val="pt_PT" w:bidi="pt_PT"/>
         </w:rPr>
+        <w:t>καταργήσαντος μὲν τὸν θάνατον</w:t>
+      </w:r>
+    </w:p>
+    <w:p>
+      <w:pPr/>
+      <w:r>
+        <w:rPr>
+          <w:lang w:val="pt_PT" w:bidi="pt_PT"/>
+        </w:rPr>
+      </w:r>
+      <w:r>
+        <w:rPr>
+          <w:b/>
+          <w:lang w:val="pt_PT" w:bidi="pt_PT"/>
+        </w:rPr>
         <w:t>"acabou com o poder da morte".</w:t>
       </w:r>
     </w:p>
@@ -5646,6 +6441,21 @@
           <w:b/>
           <w:lang w:val="pt_PT" w:bidi="pt_PT"/>
         </w:rPr>
+        <w:t>φωτίσαντος δὲ ζωὴν καὶ ἀφθαρσίαν διὰ τοῦ εὐαγγελίου</w:t>
+      </w:r>
+    </w:p>
+    <w:p>
+      <w:pPr/>
+      <w:r>
+        <w:rPr>
+          <w:lang w:val="pt_PT" w:bidi="pt_PT"/>
+        </w:rPr>
+      </w:r>
+      <w:r>
+        <w:rPr>
+          <w:b/>
+          <w:lang w:val="pt_PT" w:bidi="pt_PT"/>
+        </w:rPr>
         <w:t>"e, por meio do evangelho, revelou a vida que dura para sempre".</w:t>
       </w:r>
     </w:p>
@@ -5755,6 +6565,21 @@
           <w:b/>
           <w:lang w:val="pt_PT" w:bidi="pt_PT"/>
         </w:rPr>
+        <w:t>ζωὴν καὶ ἀφθαρσίαν</w:t>
+      </w:r>
+    </w:p>
+    <w:p>
+      <w:pPr/>
+      <w:r>
+        <w:rPr>
+          <w:lang w:val="pt_PT" w:bidi="pt_PT"/>
+        </w:rPr>
+      </w:r>
+      <w:r>
+        <w:rPr>
+          <w:b/>
+          <w:lang w:val="pt_PT" w:bidi="pt_PT"/>
+        </w:rPr>
         <w:t>"vida que dura para sempre".</w:t>
       </w:r>
     </w:p>
@@ -5864,6 +6689,21 @@
           <w:b/>
           <w:lang w:val="pt_PT" w:bidi="pt_PT"/>
         </w:rPr>
+        <w:t>ζωὴν καὶ ἀφθαρσίαν</w:t>
+      </w:r>
+    </w:p>
+    <w:p>
+      <w:pPr/>
+      <w:r>
+        <w:rPr>
+          <w:lang w:val="pt_PT" w:bidi="pt_PT"/>
+        </w:rPr>
+      </w:r>
+      <w:r>
+        <w:rPr>
+          <w:b/>
+          <w:lang w:val="pt_PT" w:bidi="pt_PT"/>
+        </w:rPr>
         <w:t>"vida que dura para sempre".</w:t>
       </w:r>
     </w:p>
@@ -5973,6 +6813,21 @@
           <w:b/>
           <w:lang w:val="pt_PT" w:bidi="pt_PT"/>
         </w:rPr>
+        <w:t>ζωὴν</w:t>
+      </w:r>
+    </w:p>
+    <w:p>
+      <w:pPr/>
+      <w:r>
+        <w:rPr>
+          <w:lang w:val="pt_PT" w:bidi="pt_PT"/>
+        </w:rPr>
+      </w:r>
+      <w:r>
+        <w:rPr>
+          <w:b/>
+          <w:lang w:val="pt_PT" w:bidi="pt_PT"/>
+        </w:rPr>
         <w:t>"vida".</w:t>
       </w:r>
     </w:p>
@@ -6056,6 +6911,21 @@
           <w:b/>
           <w:lang w:val="pt_PT" w:bidi="pt_PT"/>
         </w:rPr>
+        <w:t>εἰς ὃ</w:t>
+      </w:r>
+    </w:p>
+    <w:p>
+      <w:pPr/>
+      <w:r>
+        <w:rPr>
+          <w:lang w:val="pt_PT" w:bidi="pt_PT"/>
+        </w:rPr>
+      </w:r>
+      <w:r>
+        <w:rPr>
+          <w:b/>
+          <w:lang w:val="pt_PT" w:bidi="pt_PT"/>
+        </w:rPr>
         <w:t>"para anunciar o evangelho".</w:t>
       </w:r>
     </w:p>
@@ -6152,6 +7022,21 @@
           <w:b/>
           <w:lang w:val="pt_PT" w:bidi="pt_PT"/>
         </w:rPr>
+        <w:t>ἐτέθην ἐγὼ</w:t>
+      </w:r>
+    </w:p>
+    <w:p>
+      <w:pPr/>
+      <w:r>
+        <w:rPr>
+          <w:lang w:val="pt_PT" w:bidi="pt_PT"/>
+        </w:rPr>
+      </w:r>
+      <w:r>
+        <w:rPr>
+          <w:b/>
+          <w:lang w:val="pt_PT" w:bidi="pt_PT"/>
+        </w:rPr>
         <w:t>"Deus me escolheu".</w:t>
       </w:r>
     </w:p>
@@ -6235,6 +7120,21 @@
           <w:b/>
           <w:lang w:val="pt_PT" w:bidi="pt_PT"/>
         </w:rPr>
+        <w:t>κῆρυξ</w:t>
+      </w:r>
+    </w:p>
+    <w:p>
+      <w:pPr/>
+      <w:r>
+        <w:rPr>
+          <w:lang w:val="pt_PT" w:bidi="pt_PT"/>
+        </w:rPr>
+      </w:r>
+      <w:r>
+        <w:rPr>
+          <w:b/>
+          <w:lang w:val="pt_PT" w:bidi="pt_PT"/>
+        </w:rPr>
         <w:t>"mestre".</w:t>
       </w:r>
     </w:p>
@@ -6331,6 +7231,21 @@
           <w:b/>
           <w:lang w:val="pt_PT" w:bidi="pt_PT"/>
         </w:rPr>
+        <w:t>διδάσκαλος</w:t>
+      </w:r>
+    </w:p>
+    <w:p>
+      <w:pPr/>
+      <w:r>
+        <w:rPr>
+          <w:lang w:val="pt_PT" w:bidi="pt_PT"/>
+        </w:rPr>
+      </w:r>
+      <w:r>
+        <w:rPr>
+          <w:b/>
+          <w:lang w:val="pt_PT" w:bidi="pt_PT"/>
+        </w:rPr>
         <w:t>"mestre".</w:t>
       </w:r>
     </w:p>
@@ -6400,6 +7315,21 @@
         <w:rPr>
           <w:lang w:val="pt_PT" w:bidi="pt_PT"/>
         </w:rPr>
+      </w:r>
+    </w:p>
+    <w:p>
+      <w:pPr/>
+      <w:r>
+        <w:rPr>
+          <w:lang w:val="pt_PT" w:bidi="pt_PT"/>
+        </w:rPr>
+      </w:r>
+      <w:r>
+        <w:rPr>
+          <w:b/>
+          <w:lang w:val="pt_PT" w:bidi="pt_PT"/>
+        </w:rPr>
+        <w:t>δι’ ἣν αἰτίαν</w:t>
       </w:r>
     </w:p>
     <w:p>
@@ -6515,6 +7445,21 @@
           <w:b/>
           <w:lang w:val="pt_PT" w:bidi="pt_PT"/>
         </w:rPr>
+        <w:t>καὶ ταῦτα πάσχω</w:t>
+      </w:r>
+    </w:p>
+    <w:p>
+      <w:pPr/>
+      <w:r>
+        <w:rPr>
+          <w:lang w:val="pt_PT" w:bidi="pt_PT"/>
+        </w:rPr>
+      </w:r>
+      <w:r>
+        <w:rPr>
+          <w:b/>
+          <w:lang w:val="pt_PT" w:bidi="pt_PT"/>
+        </w:rPr>
         <w:t>"que sofro essas coisas".</w:t>
       </w:r>
     </w:p>
@@ -6629,6 +7574,21 @@
           <w:b/>
           <w:lang w:val="pt_PT" w:bidi="pt_PT"/>
         </w:rPr>
+        <w:t>οὐκ ἐπαισχύνομαι</w:t>
+      </w:r>
+    </w:p>
+    <w:p>
+      <w:pPr/>
+      <w:r>
+        <w:rPr>
+          <w:lang w:val="pt_PT" w:bidi="pt_PT"/>
+        </w:rPr>
+      </w:r>
+      <w:r>
+        <w:rPr>
+          <w:b/>
+          <w:lang w:val="pt_PT" w:bidi="pt_PT"/>
+        </w:rPr>
         <w:t>"Mas eu ainda tenho muita confiança".</w:t>
       </w:r>
     </w:p>
@@ -6712,6 +7672,21 @@
           <w:b/>
           <w:lang w:val="pt_PT" w:bidi="pt_PT"/>
         </w:rPr>
+        <w:t>ᾧ</w:t>
+      </w:r>
+    </w:p>
+    <w:p>
+      <w:pPr/>
+      <w:r>
+        <w:rPr>
+          <w:lang w:val="pt_PT" w:bidi="pt_PT"/>
+        </w:rPr>
+      </w:r>
+      <w:r>
+        <w:rPr>
+          <w:b/>
+          <w:lang w:val="pt_PT" w:bidi="pt_PT"/>
+        </w:rPr>
         <w:t>"em quem".</w:t>
       </w:r>
     </w:p>
@@ -6808,6 +7783,21 @@
           <w:b/>
           <w:lang w:val="pt_PT" w:bidi="pt_PT"/>
         </w:rPr>
+        <w:t>πέπεισμαι</w:t>
+      </w:r>
+    </w:p>
+    <w:p>
+      <w:pPr/>
+      <w:r>
+        <w:rPr>
+          <w:lang w:val="pt_PT" w:bidi="pt_PT"/>
+        </w:rPr>
+      </w:r>
+      <w:r>
+        <w:rPr>
+          <w:b/>
+          <w:lang w:val="pt_PT" w:bidi="pt_PT"/>
+        </w:rPr>
         <w:t>"e estou certo de que".</w:t>
       </w:r>
     </w:p>
@@ -6891,6 +7881,21 @@
           <w:b/>
           <w:lang w:val="pt_PT" w:bidi="pt_PT"/>
         </w:rPr>
+        <w:t>τὴν παραθήκην μου φυλάξαι</w:t>
+      </w:r>
+    </w:p>
+    <w:p>
+      <w:pPr/>
+      <w:r>
+        <w:rPr>
+          <w:lang w:val="pt_PT" w:bidi="pt_PT"/>
+        </w:rPr>
+      </w:r>
+      <w:r>
+        <w:rPr>
+          <w:b/>
+          <w:lang w:val="pt_PT" w:bidi="pt_PT"/>
+        </w:rPr>
         <w:t xml:space="preserve">"para guardar... aquilo que ele me confiou". </w:t>
       </w:r>
     </w:p>
@@ -6974,6 +7979,21 @@
           <w:b/>
           <w:lang w:val="pt_PT" w:bidi="pt_PT"/>
         </w:rPr>
+        <w:t>τὴν παραθήκην μου φυλάξαι</w:t>
+      </w:r>
+    </w:p>
+    <w:p>
+      <w:pPr/>
+      <w:r>
+        <w:rPr>
+          <w:lang w:val="pt_PT" w:bidi="pt_PT"/>
+        </w:rPr>
+      </w:r>
+      <w:r>
+        <w:rPr>
+          <w:b/>
+          <w:lang w:val="pt_PT" w:bidi="pt_PT"/>
+        </w:rPr>
         <w:t>"para guardar, até aquele dia, aquilo que ele me confiou".</w:t>
       </w:r>
     </w:p>
@@ -7057,6 +8077,21 @@
           <w:b/>
           <w:lang w:val="pt_PT" w:bidi="pt_PT"/>
         </w:rPr>
+        <w:t>ἐκείνην τὴν ἡμέραν</w:t>
+      </w:r>
+    </w:p>
+    <w:p>
+      <w:pPr/>
+      <w:r>
+        <w:rPr>
+          <w:lang w:val="pt_PT" w:bidi="pt_PT"/>
+        </w:rPr>
+      </w:r>
+      <w:r>
+        <w:rPr>
+          <w:b/>
+          <w:lang w:val="pt_PT" w:bidi="pt_PT"/>
+        </w:rPr>
         <w:t>"até aquele dia".</w:t>
       </w:r>
     </w:p>
@@ -7140,6 +8175,21 @@
           <w:b/>
           <w:lang w:val="pt_PT" w:bidi="pt_PT"/>
         </w:rPr>
+        <w:t>ὑποτύπωσιν ἔχε</w:t>
+      </w:r>
+    </w:p>
+    <w:p>
+      <w:pPr/>
+      <w:r>
+        <w:rPr>
+          <w:lang w:val="pt_PT" w:bidi="pt_PT"/>
+        </w:rPr>
+      </w:r>
+      <w:r>
+        <w:rPr>
+          <w:b/>
+          <w:lang w:val="pt_PT" w:bidi="pt_PT"/>
+        </w:rPr>
         <w:t>"Tome como modelo".</w:t>
       </w:r>
     </w:p>
@@ -7236,6 +8286,21 @@
           <w:b/>
           <w:lang w:val="pt_PT" w:bidi="pt_PT"/>
         </w:rPr>
+        <w:t>ὑγιαινόντων λόγων</w:t>
+      </w:r>
+    </w:p>
+    <w:p>
+      <w:pPr/>
+      <w:r>
+        <w:rPr>
+          <w:lang w:val="pt_PT" w:bidi="pt_PT"/>
+        </w:rPr>
+      </w:r>
+      <w:r>
+        <w:rPr>
+          <w:b/>
+          <w:lang w:val="pt_PT" w:bidi="pt_PT"/>
+        </w:rPr>
         <w:t>"os ensinamentos verdadeiros".</w:t>
       </w:r>
     </w:p>
@@ -7345,6 +8410,21 @@
           <w:b/>
           <w:lang w:val="pt_PT" w:bidi="pt_PT"/>
         </w:rPr>
+        <w:t>ὑγιαινόντων λόγων</w:t>
+      </w:r>
+    </w:p>
+    <w:p>
+      <w:pPr/>
+      <w:r>
+        <w:rPr>
+          <w:lang w:val="pt_PT" w:bidi="pt_PT"/>
+        </w:rPr>
+      </w:r>
+      <w:r>
+        <w:rPr>
+          <w:b/>
+          <w:lang w:val="pt_PT" w:bidi="pt_PT"/>
+        </w:rPr>
         <w:t>"os ensinamentos verdadeiros".</w:t>
       </w:r>
     </w:p>
@@ -7428,6 +8508,21 @@
           <w:b/>
           <w:lang w:val="pt_PT" w:bidi="pt_PT"/>
         </w:rPr>
+        <w:t>ἐν πίστει καὶ ἀγάπῃ τῇ ἐν Χριστῷ Ἰησοῦ</w:t>
+      </w:r>
+    </w:p>
+    <w:p>
+      <w:pPr/>
+      <w:r>
+        <w:rPr>
+          <w:lang w:val="pt_PT" w:bidi="pt_PT"/>
+        </w:rPr>
+      </w:r>
+      <w:r>
+        <w:rPr>
+          <w:b/>
+          <w:lang w:val="pt_PT" w:bidi="pt_PT"/>
+        </w:rPr>
         <w:t>"na fé e no amor que temos por estarmos unidos com Cristo Jesus".</w:t>
       </w:r>
     </w:p>
@@ -7537,6 +8632,21 @@
           <w:b/>
           <w:lang w:val="pt_PT" w:bidi="pt_PT"/>
         </w:rPr>
+        <w:t>τῇ ἐν Χριστῷ Ἰησοῦ</w:t>
+      </w:r>
+    </w:p>
+    <w:p>
+      <w:pPr/>
+      <w:r>
+        <w:rPr>
+          <w:lang w:val="pt_PT" w:bidi="pt_PT"/>
+        </w:rPr>
+      </w:r>
+      <w:r>
+        <w:rPr>
+          <w:b/>
+          <w:lang w:val="pt_PT" w:bidi="pt_PT"/>
+        </w:rPr>
         <w:t>"por estarmos unidos com Cristo Jesus".</w:t>
       </w:r>
     </w:p>
@@ -7633,6 +8743,21 @@
           <w:b/>
           <w:lang w:val="pt_PT" w:bidi="pt_PT"/>
         </w:rPr>
+        <w:t>τῇ ἐν Χριστῷ Ἰησοῦ</w:t>
+      </w:r>
+    </w:p>
+    <w:p>
+      <w:pPr/>
+      <w:r>
+        <w:rPr>
+          <w:lang w:val="pt_PT" w:bidi="pt_PT"/>
+        </w:rPr>
+      </w:r>
+      <w:r>
+        <w:rPr>
+          <w:b/>
+          <w:lang w:val="pt_PT" w:bidi="pt_PT"/>
+        </w:rPr>
         <w:t>"por estarmos unidos com Cristo Jesus".</w:t>
       </w:r>
     </w:p>
@@ -7716,6 +8841,21 @@
           <w:b/>
           <w:lang w:val="pt_PT" w:bidi="pt_PT"/>
         </w:rPr>
+        <w:t>τὴν καλὴν παραθήκην φύλαξον</w:t>
+      </w:r>
+    </w:p>
+    <w:p>
+      <w:pPr/>
+      <w:r>
+        <w:rPr>
+          <w:lang w:val="pt_PT" w:bidi="pt_PT"/>
+        </w:rPr>
+      </w:r>
+      <w:r>
+        <w:rPr>
+          <w:b/>
+          <w:lang w:val="pt_PT" w:bidi="pt_PT"/>
+        </w:rPr>
         <w:t>"guarde esse precioso tesouro".</w:t>
       </w:r>
     </w:p>
@@ -7825,6 +8965,21 @@
           <w:b/>
           <w:lang w:val="pt_PT" w:bidi="pt_PT"/>
         </w:rPr>
+        <w:t>διὰ Πνεύματος Ἁγίου</w:t>
+      </w:r>
+    </w:p>
+    <w:p>
+      <w:pPr/>
+      <w:r>
+        <w:rPr>
+          <w:lang w:val="pt_PT" w:bidi="pt_PT"/>
+        </w:rPr>
+      </w:r>
+      <w:r>
+        <w:rPr>
+          <w:b/>
+          <w:lang w:val="pt_PT" w:bidi="pt_PT"/>
+        </w:rPr>
         <w:t>"por meio do poder do Espírito Santo".</w:t>
       </w:r>
     </w:p>
@@ -7888,6 +9043,21 @@
           <w:b/>
           <w:lang w:val="pt_PT" w:bidi="pt_PT"/>
         </w:rPr>
+        <w:t>τοῦ ἐνοικοῦντος ἐν ἡμῖν</w:t>
+      </w:r>
+    </w:p>
+    <w:p>
+      <w:pPr/>
+      <w:r>
+        <w:rPr>
+          <w:lang w:val="pt_PT" w:bidi="pt_PT"/>
+        </w:rPr>
+      </w:r>
+      <w:r>
+        <w:rPr>
+          <w:b/>
+          <w:lang w:val="pt_PT" w:bidi="pt_PT"/>
+        </w:rPr>
         <w:t>"que vive em nós".</w:t>
       </w:r>
     </w:p>
@@ -7971,6 +9141,21 @@
           <w:b/>
           <w:lang w:val="pt_PT" w:bidi="pt_PT"/>
         </w:rPr>
+        <w:t>οἶδας τοῦτο, ὅτι</w:t>
+      </w:r>
+    </w:p>
+    <w:p>
+      <w:pPr/>
+      <w:r>
+        <w:rPr>
+          <w:lang w:val="pt_PT" w:bidi="pt_PT"/>
+        </w:rPr>
+      </w:r>
+      <w:r>
+        <w:rPr>
+          <w:b/>
+          <w:lang w:val="pt_PT" w:bidi="pt_PT"/>
+        </w:rPr>
         <w:t>"Você já sabe que".</w:t>
       </w:r>
     </w:p>
@@ -8054,6 +9239,21 @@
           <w:b/>
           <w:lang w:val="pt_PT" w:bidi="pt_PT"/>
         </w:rPr>
+        <w:t>πάντες οἱ ἐν τῇ Ἀσίᾳ</w:t>
+      </w:r>
+    </w:p>
+    <w:p>
+      <w:pPr/>
+      <w:r>
+        <w:rPr>
+          <w:lang w:val="pt_PT" w:bidi="pt_PT"/>
+        </w:rPr>
+      </w:r>
+      <w:r>
+        <w:rPr>
+          <w:b/>
+          <w:lang w:val="pt_PT" w:bidi="pt_PT"/>
+        </w:rPr>
         <w:t>"todos os irmãos da província da Ásia".</w:t>
       </w:r>
     </w:p>
@@ -8150,6 +9350,21 @@
           <w:b/>
           <w:lang w:val="pt_PT" w:bidi="pt_PT"/>
         </w:rPr>
+        <w:t>οἱ ἐν τῇ Ἀσίᾳ</w:t>
+      </w:r>
+    </w:p>
+    <w:p>
+      <w:pPr/>
+      <w:r>
+        <w:rPr>
+          <w:lang w:val="pt_PT" w:bidi="pt_PT"/>
+        </w:rPr>
+      </w:r>
+      <w:r>
+        <w:rPr>
+          <w:b/>
+          <w:lang w:val="pt_PT" w:bidi="pt_PT"/>
+        </w:rPr>
         <w:t>"os irmãos da província da Ásia".</w:t>
       </w:r>
     </w:p>
@@ -8246,6 +9461,21 @@
           <w:b/>
           <w:lang w:val="pt_PT" w:bidi="pt_PT"/>
         </w:rPr>
+        <w:t>ἀπεστράφησάν με</w:t>
+      </w:r>
+    </w:p>
+    <w:p>
+      <w:pPr/>
+      <w:r>
+        <w:rPr>
+          <w:lang w:val="pt_PT" w:bidi="pt_PT"/>
+        </w:rPr>
+      </w:r>
+      <w:r>
+        <w:rPr>
+          <w:b/>
+          <w:lang w:val="pt_PT" w:bidi="pt_PT"/>
+        </w:rPr>
         <w:t>"me abandonaram".</w:t>
       </w:r>
     </w:p>
@@ -8329,6 +9559,21 @@
           <w:b/>
           <w:lang w:val="pt_PT" w:bidi="pt_PT"/>
         </w:rPr>
+        <w:t>ἀπεστράφησάν με</w:t>
+      </w:r>
+    </w:p>
+    <w:p>
+      <w:pPr/>
+      <w:r>
+        <w:rPr>
+          <w:lang w:val="pt_PT" w:bidi="pt_PT"/>
+        </w:rPr>
+      </w:r>
+      <w:r>
+        <w:rPr>
+          <w:b/>
+          <w:lang w:val="pt_PT" w:bidi="pt_PT"/>
+        </w:rPr>
         <w:t>"me abandonaram".</w:t>
       </w:r>
     </w:p>
@@ -8425,6 +9670,21 @@
           <w:b/>
           <w:lang w:val="pt_PT" w:bidi="pt_PT"/>
         </w:rPr>
+        <w:t>Φύγελος &amp; Ἑρμογένης</w:t>
+      </w:r>
+    </w:p>
+    <w:p>
+      <w:pPr/>
+      <w:r>
+        <w:rPr>
+          <w:lang w:val="pt_PT" w:bidi="pt_PT"/>
+        </w:rPr>
+      </w:r>
+      <w:r>
+        <w:rPr>
+          <w:b/>
+          <w:lang w:val="pt_PT" w:bidi="pt_PT"/>
+        </w:rPr>
         <w:t>"Fígelo"</w:t>
       </w:r>
       <w:r>
@@ -8547,6 +9807,21 @@
           <w:b/>
           <w:lang w:val="pt_PT" w:bidi="pt_PT"/>
         </w:rPr>
+        <w:t>δῴη ἔλεος ὁ Κύριος τῷ Ὀνησιφόρου οἴκῳ</w:t>
+      </w:r>
+    </w:p>
+    <w:p>
+      <w:pPr/>
+      <w:r>
+        <w:rPr>
+          <w:lang w:val="pt_PT" w:bidi="pt_PT"/>
+        </w:rPr>
+      </w:r>
+      <w:r>
+        <w:rPr>
+          <w:b/>
+          <w:lang w:val="pt_PT" w:bidi="pt_PT"/>
+        </w:rPr>
         <w:t>"Que o Senhor seja bondoso com a família de Onesíforo".</w:t>
       </w:r>
     </w:p>
@@ -8643,6 +9918,21 @@
           <w:b/>
           <w:lang w:val="pt_PT" w:bidi="pt_PT"/>
         </w:rPr>
+        <w:t>δῴη ἔλεος ὁ Κύριος</w:t>
+      </w:r>
+    </w:p>
+    <w:p>
+      <w:pPr/>
+      <w:r>
+        <w:rPr>
+          <w:lang w:val="pt_PT" w:bidi="pt_PT"/>
+        </w:rPr>
+      </w:r>
+      <w:r>
+        <w:rPr>
+          <w:b/>
+          <w:lang w:val="pt_PT" w:bidi="pt_PT"/>
+        </w:rPr>
         <w:t>"Que o Senhor seja bondoso".</w:t>
       </w:r>
     </w:p>
@@ -8726,6 +10016,21 @@
           <w:b/>
           <w:lang w:val="pt_PT" w:bidi="pt_PT"/>
         </w:rPr>
+        <w:t>Ὀνησιφόρου</w:t>
+      </w:r>
+    </w:p>
+    <w:p>
+      <w:pPr/>
+      <w:r>
+        <w:rPr>
+          <w:lang w:val="pt_PT" w:bidi="pt_PT"/>
+        </w:rPr>
+      </w:r>
+      <w:r>
+        <w:rPr>
+          <w:b/>
+          <w:lang w:val="pt_PT" w:bidi="pt_PT"/>
+        </w:rPr>
         <w:t>"de Onesíforo".</w:t>
       </w:r>
     </w:p>
@@ -8822,6 +10127,21 @@
           <w:b/>
           <w:lang w:val="pt_PT" w:bidi="pt_PT"/>
         </w:rPr>
+        <w:t>τὴν ἅλυσίν μου οὐκ ἐπησχύνθη</w:t>
+      </w:r>
+    </w:p>
+    <w:p>
+      <w:pPr/>
+      <w:r>
+        <w:rPr>
+          <w:lang w:val="pt_PT" w:bidi="pt_PT"/>
+        </w:rPr>
+      </w:r>
+      <w:r>
+        <w:rPr>
+          <w:b/>
+          <w:lang w:val="pt_PT" w:bidi="pt_PT"/>
+        </w:rPr>
         <w:t>"não teve vergonha de mim por eu estar na cadeia".</w:t>
       </w:r>
     </w:p>
@@ -8905,6 +10225,21 @@
           <w:b/>
           <w:lang w:val="pt_PT" w:bidi="pt_PT"/>
         </w:rPr>
+        <w:t>τὴν ἅλυσίν μου</w:t>
+      </w:r>
+    </w:p>
+    <w:p>
+      <w:pPr/>
+      <w:r>
+        <w:rPr>
+          <w:lang w:val="pt_PT" w:bidi="pt_PT"/>
+        </w:rPr>
+      </w:r>
+      <w:r>
+        <w:rPr>
+          <w:b/>
+          <w:lang w:val="pt_PT" w:bidi="pt_PT"/>
+        </w:rPr>
         <w:t>"por eu estar na cadeia".</w:t>
       </w:r>
     </w:p>
@@ -8988,6 +10323,21 @@
           <w:b/>
           <w:lang w:val="pt_PT" w:bidi="pt_PT"/>
         </w:rPr>
+        <w:t>ἀλλὰ</w:t>
+      </w:r>
+    </w:p>
+    <w:p>
+      <w:pPr/>
+      <w:r>
+        <w:rPr>
+          <w:lang w:val="pt_PT" w:bidi="pt_PT"/>
+        </w:rPr>
+      </w:r>
+      <w:r>
+        <w:rPr>
+          <w:b/>
+          <w:lang w:val="pt_PT" w:bidi="pt_PT"/>
+        </w:rPr>
         <w:t>"Pelo contrário".</w:t>
       </w:r>
     </w:p>
@@ -9097,6 +10447,21 @@
           <w:b/>
           <w:lang w:val="pt_PT" w:bidi="pt_PT"/>
         </w:rPr>
+        <w:t>ἐν Ῥώμῃ</w:t>
+      </w:r>
+    </w:p>
+    <w:p>
+      <w:pPr/>
+      <w:r>
+        <w:rPr>
+          <w:lang w:val="pt_PT" w:bidi="pt_PT"/>
+        </w:rPr>
+      </w:r>
+      <w:r>
+        <w:rPr>
+          <w:b/>
+          <w:lang w:val="pt_PT" w:bidi="pt_PT"/>
+        </w:rPr>
         <w:t>"a Roma".</w:t>
       </w:r>
     </w:p>
@@ -9193,6 +10558,21 @@
           <w:b/>
           <w:lang w:val="pt_PT" w:bidi="pt_PT"/>
         </w:rPr>
+        <w:t>(δῴη αὐτῷ ὁ Κύριος, εὑρεῖν ἔλεος παρὰ Κυρίου ἐν ἐκείνῃ τῇ ἡμέρᾳ), καὶ ὅσα ἐν Ἐφέσῳ διηκόνησεν, βέλτιον σὺ γινώσκεις</w:t>
+      </w:r>
+    </w:p>
+    <w:p>
+      <w:pPr/>
+      <w:r>
+        <w:rPr>
+          <w:lang w:val="pt_PT" w:bidi="pt_PT"/>
+        </w:rPr>
+      </w:r>
+      <w:r>
+        <w:rPr>
+          <w:b/>
+          <w:lang w:val="pt_PT" w:bidi="pt_PT"/>
+        </w:rPr>
         <w:t>"Que o Senhor dê a ele a certeza de que naquele dia ele receberá a sua misericórdia! E você sabe melhor do que eu o quanto ele me ajudou em Éfeso".</w:t>
       </w:r>
     </w:p>
@@ -9262,6 +10642,21 @@
         <w:rPr>
           <w:lang w:val="pt_PT" w:bidi="pt_PT"/>
         </w:rPr>
+      </w:r>
+    </w:p>
+    <w:p>
+      <w:pPr/>
+      <w:r>
+        <w:rPr>
+          <w:lang w:val="pt_PT" w:bidi="pt_PT"/>
+        </w:rPr>
+      </w:r>
+      <w:r>
+        <w:rPr>
+          <w:b/>
+          <w:lang w:val="pt_PT" w:bidi="pt_PT"/>
+        </w:rPr>
+        <w:t>δῴη αὐτῷ ὁ Κύριος, εὑρεῖν ἔλεος παρὰ Κυρίου</w:t>
       </w:r>
     </w:p>
     <w:p>
@@ -9377,6 +10772,21 @@
           <w:b/>
           <w:lang w:val="pt_PT" w:bidi="pt_PT"/>
         </w:rPr>
+        <w:t>εὑρεῖν ἔλεος παρὰ Κυρίου</w:t>
+      </w:r>
+    </w:p>
+    <w:p>
+      <w:pPr/>
+      <w:r>
+        <w:rPr>
+          <w:lang w:val="pt_PT" w:bidi="pt_PT"/>
+        </w:rPr>
+      </w:r>
+      <w:r>
+        <w:rPr>
+          <w:b/>
+          <w:lang w:val="pt_PT" w:bidi="pt_PT"/>
+        </w:rPr>
         <w:t>"receberá a sua misericórdia".</w:t>
       </w:r>
     </w:p>
@@ -9473,6 +10883,21 @@
           <w:b/>
           <w:lang w:val="pt_PT" w:bidi="pt_PT"/>
         </w:rPr>
+        <w:t>εὑρεῖν ἔλεος παρὰ Κυρίου</w:t>
+      </w:r>
+    </w:p>
+    <w:p>
+      <w:pPr/>
+      <w:r>
+        <w:rPr>
+          <w:lang w:val="pt_PT" w:bidi="pt_PT"/>
+        </w:rPr>
+      </w:r>
+      <w:r>
+        <w:rPr>
+          <w:b/>
+          <w:lang w:val="pt_PT" w:bidi="pt_PT"/>
+        </w:rPr>
         <w:t>"receberá a sua misericórdia".</w:t>
       </w:r>
     </w:p>
@@ -9569,6 +10994,21 @@
           <w:b/>
           <w:lang w:val="pt_PT" w:bidi="pt_PT"/>
         </w:rPr>
+        <w:t>ἐν ἐκείνῃ τῇ ἡμέρᾳ</w:t>
+      </w:r>
+    </w:p>
+    <w:p>
+      <w:pPr/>
+      <w:r>
+        <w:rPr>
+          <w:lang w:val="pt_PT" w:bidi="pt_PT"/>
+        </w:rPr>
+      </w:r>
+      <w:r>
+        <w:rPr>
+          <w:b/>
+          <w:lang w:val="pt_PT" w:bidi="pt_PT"/>
+        </w:rPr>
         <w:t>"naquele dia".</w:t>
       </w:r>
     </w:p>
@@ -9652,6 +11092,21 @@
           <w:b/>
           <w:lang w:val="pt_PT" w:bidi="pt_PT"/>
         </w:rPr>
+        <w:t>ὅσα &amp; διηκόνησεν</w:t>
+      </w:r>
+    </w:p>
+    <w:p>
+      <w:pPr/>
+      <w:r>
+        <w:rPr>
+          <w:lang w:val="pt_PT" w:bidi="pt_PT"/>
+        </w:rPr>
+      </w:r>
+      <w:r>
+        <w:rPr>
+          <w:b/>
+          <w:lang w:val="pt_PT" w:bidi="pt_PT"/>
+        </w:rPr>
         <w:t>"o quanto ele me ajudou".</w:t>
       </w:r>
     </w:p>
@@ -9734,6 +11189,21 @@
         <w:rPr>
           <w:lang w:val="pt_PT" w:bidi="pt_PT"/>
         </w:rPr>
+      </w:r>
+    </w:p>
+    <w:p>
+      <w:pPr/>
+      <w:r>
+        <w:rPr>
+          <w:lang w:val="pt_PT" w:bidi="pt_PT"/>
+        </w:rPr>
+      </w:r>
+      <w:r>
+        <w:rPr>
+          <w:b/>
+          <w:lang w:val="pt_PT" w:bidi="pt_PT"/>
+        </w:rPr>
+        <w:t>σὺ οὖν</w:t>
       </w:r>
     </w:p>
     <w:p>
@@ -9849,6 +11319,21 @@
           <w:b/>
           <w:lang w:val="pt_PT" w:bidi="pt_PT"/>
         </w:rPr>
+        <w:t>τέκνον μου</w:t>
+      </w:r>
+    </w:p>
+    <w:p>
+      <w:pPr/>
+      <w:r>
+        <w:rPr>
+          <w:lang w:val="pt_PT" w:bidi="pt_PT"/>
+        </w:rPr>
+      </w:r>
+      <w:r>
+        <w:rPr>
+          <w:b/>
+          <w:lang w:val="pt_PT" w:bidi="pt_PT"/>
+        </w:rPr>
         <w:t>"meu filho".</w:t>
       </w:r>
     </w:p>
@@ -9945,6 +11430,21 @@
           <w:b/>
           <w:lang w:val="pt_PT" w:bidi="pt_PT"/>
         </w:rPr>
+        <w:t>ἐνδυναμοῦ</w:t>
+      </w:r>
+    </w:p>
+    <w:p>
+      <w:pPr/>
+      <w:r>
+        <w:rPr>
+          <w:lang w:val="pt_PT" w:bidi="pt_PT"/>
+        </w:rPr>
+      </w:r>
+      <w:r>
+        <w:rPr>
+          <w:b/>
+          <w:lang w:val="pt_PT" w:bidi="pt_PT"/>
+        </w:rPr>
         <w:t>"seja forte".</w:t>
       </w:r>
     </w:p>
@@ -10028,6 +11528,21 @@
           <w:b/>
           <w:lang w:val="pt_PT" w:bidi="pt_PT"/>
         </w:rPr>
+        <w:t>ἐν τῇ χάριτι τῇ ἐν Χριστῷ Ἰησοῦ</w:t>
+      </w:r>
+    </w:p>
+    <w:p>
+      <w:pPr/>
+      <w:r>
+        <w:rPr>
+          <w:lang w:val="pt_PT" w:bidi="pt_PT"/>
+        </w:rPr>
+      </w:r>
+      <w:r>
+        <w:rPr>
+          <w:b/>
+          <w:lang w:val="pt_PT" w:bidi="pt_PT"/>
+        </w:rPr>
         <w:t>"por meio da graça que é nossa por estarmos unidos com Cristo Jesus".</w:t>
       </w:r>
     </w:p>
@@ -10124,6 +11639,21 @@
           <w:b/>
           <w:lang w:val="pt_PT" w:bidi="pt_PT"/>
         </w:rPr>
+        <w:t>ἐν τῇ χάριτι</w:t>
+      </w:r>
+    </w:p>
+    <w:p>
+      <w:pPr/>
+      <w:r>
+        <w:rPr>
+          <w:lang w:val="pt_PT" w:bidi="pt_PT"/>
+        </w:rPr>
+      </w:r>
+      <w:r>
+        <w:rPr>
+          <w:b/>
+          <w:lang w:val="pt_PT" w:bidi="pt_PT"/>
+        </w:rPr>
         <w:t>"por meio da graça".</w:t>
       </w:r>
     </w:p>
@@ -10233,6 +11763,21 @@
           <w:b/>
           <w:lang w:val="pt_PT" w:bidi="pt_PT"/>
         </w:rPr>
+        <w:t>τῇ ἐν Χριστῷ Ἰησοῦ</w:t>
+      </w:r>
+    </w:p>
+    <w:p>
+      <w:pPr/>
+      <w:r>
+        <w:rPr>
+          <w:lang w:val="pt_PT" w:bidi="pt_PT"/>
+        </w:rPr>
+      </w:r>
+      <w:r>
+        <w:rPr>
+          <w:b/>
+          <w:lang w:val="pt_PT" w:bidi="pt_PT"/>
+        </w:rPr>
         <w:t>"por estarmos unidos com Cristo Jesus".</w:t>
       </w:r>
     </w:p>
@@ -10394,6 +11939,21 @@
           <w:b/>
           <w:lang w:val="pt_PT" w:bidi="pt_PT"/>
         </w:rPr>
+        <w:t>διὰ πολλῶν μαρτύρων</w:t>
+      </w:r>
+    </w:p>
+    <w:p>
+      <w:pPr/>
+      <w:r>
+        <w:rPr>
+          <w:lang w:val="pt_PT" w:bidi="pt_PT"/>
+        </w:rPr>
+      </w:r>
+      <w:r>
+        <w:rPr>
+          <w:b/>
+          <w:lang w:val="pt_PT" w:bidi="pt_PT"/>
+        </w:rPr>
         <w:t>"de muitas testemunhas".</w:t>
       </w:r>
     </w:p>
@@ -10490,6 +12050,21 @@
           <w:b/>
           <w:lang w:val="pt_PT" w:bidi="pt_PT"/>
         </w:rPr>
+        <w:t>ταῦτα παράθου</w:t>
+      </w:r>
+    </w:p>
+    <w:p>
+      <w:pPr/>
+      <w:r>
+        <w:rPr>
+          <w:lang w:val="pt_PT" w:bidi="pt_PT"/>
+        </w:rPr>
+      </w:r>
+      <w:r>
+        <w:rPr>
+          <w:b/>
+          <w:lang w:val="pt_PT" w:bidi="pt_PT"/>
+        </w:rPr>
         <w:t>"Tome os ensinamentos... e entregue-os".</w:t>
       </w:r>
     </w:p>
@@ -10586,6 +12161,21 @@
           <w:b/>
           <w:lang w:val="pt_PT" w:bidi="pt_PT"/>
         </w:rPr>
+        <w:t>πιστοῖς ἀνθρώποις</w:t>
+      </w:r>
+    </w:p>
+    <w:p>
+      <w:pPr/>
+      <w:r>
+        <w:rPr>
+          <w:lang w:val="pt_PT" w:bidi="pt_PT"/>
+        </w:rPr>
+      </w:r>
+      <w:r>
+        <w:rPr>
+          <w:b/>
+          <w:lang w:val="pt_PT" w:bidi="pt_PT"/>
+        </w:rPr>
         <w:t>"aos cuidados de homens de confiança".</w:t>
       </w:r>
     </w:p>
@@ -10682,6 +12272,21 @@
           <w:b/>
           <w:lang w:val="pt_PT" w:bidi="pt_PT"/>
         </w:rPr>
+        <w:t>συνκακοπάθησον</w:t>
+      </w:r>
+    </w:p>
+    <w:p>
+      <w:pPr/>
+      <w:r>
+        <w:rPr>
+          <w:lang w:val="pt_PT" w:bidi="pt_PT"/>
+        </w:rPr>
+      </w:r>
+      <w:r>
+        <w:rPr>
+          <w:b/>
+          <w:lang w:val="pt_PT" w:bidi="pt_PT"/>
+        </w:rPr>
         <w:t>"tome parte no meu sofrimento".</w:t>
       </w:r>
     </w:p>
@@ -10778,6 +12383,21 @@
           <w:b/>
           <w:lang w:val="pt_PT" w:bidi="pt_PT"/>
         </w:rPr>
+        <w:t>συνκακοπάθησον</w:t>
+      </w:r>
+    </w:p>
+    <w:p>
+      <w:pPr/>
+      <w:r>
+        <w:rPr>
+          <w:lang w:val="pt_PT" w:bidi="pt_PT"/>
+        </w:rPr>
+      </w:r>
+      <w:r>
+        <w:rPr>
+          <w:b/>
+          <w:lang w:val="pt_PT" w:bidi="pt_PT"/>
+        </w:rPr>
         <w:t>"tome parte no meu sofrimento".</w:t>
       </w:r>
     </w:p>
@@ -10887,6 +12507,21 @@
           <w:b/>
           <w:lang w:val="pt_PT" w:bidi="pt_PT"/>
         </w:rPr>
+        <w:t>ὡς καλὸς στρατιώτης Ἰησοῦ Χριστοῦ</w:t>
+      </w:r>
+    </w:p>
+    <w:p>
+      <w:pPr/>
+      <w:r>
+        <w:rPr>
+          <w:lang w:val="pt_PT" w:bidi="pt_PT"/>
+        </w:rPr>
+      </w:r>
+      <w:r>
+        <w:rPr>
+          <w:b/>
+          <w:lang w:val="pt_PT" w:bidi="pt_PT"/>
+        </w:rPr>
         <w:t>"Como fiel soldado de Cristo Jesus".</w:t>
       </w:r>
     </w:p>
@@ -11034,6 +12669,21 @@
         <w:rPr>
           <w:lang w:val="pt_PT" w:bidi="pt_PT"/>
         </w:rPr>
+      </w:r>
+    </w:p>
+    <w:p>
+      <w:pPr/>
+      <w:r>
+        <w:rPr>
+          <w:lang w:val="pt_PT" w:bidi="pt_PT"/>
+        </w:rPr>
+      </w:r>
+      <w:r>
+        <w:rPr>
+          <w:b/>
+          <w:lang w:val="pt_PT" w:bidi="pt_PT"/>
+        </w:rPr>
+        <w:t>οὐδεὶς στρατευόμενος ἐμπλέκεται ταῖς τοῦ βίου πραγματίαις, ἵνα τῷ στρατολογήσαντι ἀρέσῃ</w:t>
       </w:r>
     </w:p>
     <w:p>
@@ -11193,6 +12843,21 @@
           <w:b/>
           <w:lang w:val="pt_PT" w:bidi="pt_PT"/>
         </w:rPr>
+        <w:t>ἐμπλέκεται ταῖς τοῦ βίου πραγματίαις</w:t>
+      </w:r>
+    </w:p>
+    <w:p>
+      <w:pPr/>
+      <w:r>
+        <w:rPr>
+          <w:lang w:val="pt_PT" w:bidi="pt_PT"/>
+        </w:rPr>
+      </w:r>
+      <w:r>
+        <w:rPr>
+          <w:b/>
+          <w:lang w:val="pt_PT" w:bidi="pt_PT"/>
+        </w:rPr>
         <w:t>"e por isso não se envolve em negócios da vida civil".</w:t>
       </w:r>
     </w:p>
@@ -11302,6 +12967,21 @@
           <w:b/>
           <w:lang w:val="pt_PT" w:bidi="pt_PT"/>
         </w:rPr>
+        <w:t>ἐμπλέκεται</w:t>
+      </w:r>
+    </w:p>
+    <w:p>
+      <w:pPr/>
+      <w:r>
+        <w:rPr>
+          <w:lang w:val="pt_PT" w:bidi="pt_PT"/>
+        </w:rPr>
+      </w:r>
+      <w:r>
+        <w:rPr>
+          <w:b/>
+          <w:lang w:val="pt_PT" w:bidi="pt_PT"/>
+        </w:rPr>
         <w:t>"e por isso não se envolve".</w:t>
       </w:r>
     </w:p>
@@ -11385,6 +13065,21 @@
           <w:b/>
           <w:lang w:val="pt_PT" w:bidi="pt_PT"/>
         </w:rPr>
+        <w:t>ταῖς τοῦ βίου πραγματίαις</w:t>
+      </w:r>
+    </w:p>
+    <w:p>
+      <w:pPr/>
+      <w:r>
+        <w:rPr>
+          <w:lang w:val="pt_PT" w:bidi="pt_PT"/>
+        </w:rPr>
+      </w:r>
+      <w:r>
+        <w:rPr>
+          <w:b/>
+          <w:lang w:val="pt_PT" w:bidi="pt_PT"/>
+        </w:rPr>
         <w:t>"em negócios da vida".</w:t>
       </w:r>
     </w:p>
@@ -11481,6 +13176,21 @@
           <w:b/>
           <w:lang w:val="pt_PT" w:bidi="pt_PT"/>
         </w:rPr>
+        <w:t>τῷ στρατολογήσαντι</w:t>
+      </w:r>
+    </w:p>
+    <w:p>
+      <w:pPr/>
+      <w:r>
+        <w:rPr>
+          <w:lang w:val="pt_PT" w:bidi="pt_PT"/>
+        </w:rPr>
+      </w:r>
+      <w:r>
+        <w:rPr>
+          <w:b/>
+          <w:lang w:val="pt_PT" w:bidi="pt_PT"/>
+        </w:rPr>
         <w:t>"Pois o soldado, quando está servindo, quer agradar o seu comandante".</w:t>
       </w:r>
     </w:p>
@@ -11544,6 +13254,21 @@
           <w:b/>
           <w:lang w:val="pt_PT" w:bidi="pt_PT"/>
         </w:rPr>
+        <w:t>δὲ καὶ</w:t>
+      </w:r>
+    </w:p>
+    <w:p>
+      <w:pPr/>
+      <w:r>
+        <w:rPr>
+          <w:lang w:val="pt_PT" w:bidi="pt_PT"/>
+        </w:rPr>
+      </w:r>
+      <w:r>
+        <w:rPr>
+          <w:b/>
+          <w:lang w:val="pt_PT" w:bidi="pt_PT"/>
+        </w:rPr>
         <w:t>"O atleta que".</w:t>
       </w:r>
     </w:p>
@@ -11613,6 +13338,21 @@
         <w:rPr>
           <w:lang w:val="pt_PT" w:bidi="pt_PT"/>
         </w:rPr>
+      </w:r>
+    </w:p>
+    <w:p>
+      <w:pPr/>
+      <w:r>
+        <w:rPr>
+          <w:lang w:val="pt_PT" w:bidi="pt_PT"/>
+        </w:rPr>
+      </w:r>
+      <w:r>
+        <w:rPr>
+          <w:b/>
+          <w:lang w:val="pt_PT" w:bidi="pt_PT"/>
+        </w:rPr>
+        <w:t>ἐὰν &amp; ἀθλῇ τις, οὐ στεφανοῦται, ἐὰν μὴ νομίμως ἀθλήσῃ</w:t>
       </w:r>
     </w:p>
     <w:p>
@@ -11803,6 +13543,21 @@
           <w:b/>
           <w:lang w:val="pt_PT" w:bidi="pt_PT"/>
         </w:rPr>
+        <w:t>ἐὰν &amp; ἀθλῇ τις, οὐ στεφανοῦται, ἐὰν μὴ νομίμως ἀθλήσῃ</w:t>
+      </w:r>
+    </w:p>
+    <w:p>
+      <w:pPr/>
+      <w:r>
+        <w:rPr>
+          <w:lang w:val="pt_PT" w:bidi="pt_PT"/>
+        </w:rPr>
+      </w:r>
+      <w:r>
+        <w:rPr>
+          <w:b/>
+          <w:lang w:val="pt_PT" w:bidi="pt_PT"/>
+        </w:rPr>
         <w:t>"O atleta que toma parte numa corrida não recebe o prêmio se não obedecer às regras".</w:t>
       </w:r>
     </w:p>
@@ -11899,6 +13654,21 @@
           <w:b/>
           <w:lang w:val="pt_PT" w:bidi="pt_PT"/>
         </w:rPr>
+        <w:t>ἀθλῇ</w:t>
+      </w:r>
+    </w:p>
+    <w:p>
+      <w:pPr/>
+      <w:r>
+        <w:rPr>
+          <w:lang w:val="pt_PT" w:bidi="pt_PT"/>
+        </w:rPr>
+      </w:r>
+      <w:r>
+        <w:rPr>
+          <w:b/>
+          <w:lang w:val="pt_PT" w:bidi="pt_PT"/>
+        </w:rPr>
         <w:t>"O atleta que toma parte".</w:t>
       </w:r>
     </w:p>
@@ -11995,6 +13765,21 @@
           <w:b/>
           <w:lang w:val="pt_PT" w:bidi="pt_PT"/>
         </w:rPr>
+        <w:t>οὐ στεφανοῦται, ἐὰν μὴ νομίμως ἀθλήσῃ</w:t>
+      </w:r>
+    </w:p>
+    <w:p>
+      <w:pPr/>
+      <w:r>
+        <w:rPr>
+          <w:lang w:val="pt_PT" w:bidi="pt_PT"/>
+        </w:rPr>
+      </w:r>
+      <w:r>
+        <w:rPr>
+          <w:b/>
+          <w:lang w:val="pt_PT" w:bidi="pt_PT"/>
+        </w:rPr>
         <w:t>"não recebe o prêmio se não obedecer às regras da competição".</w:t>
       </w:r>
     </w:p>
@@ -12078,6 +13863,21 @@
           <w:b/>
           <w:lang w:val="pt_PT" w:bidi="pt_PT"/>
         </w:rPr>
+        <w:t>οὐ στεφανοῦται</w:t>
+      </w:r>
+    </w:p>
+    <w:p>
+      <w:pPr/>
+      <w:r>
+        <w:rPr>
+          <w:lang w:val="pt_PT" w:bidi="pt_PT"/>
+        </w:rPr>
+      </w:r>
+      <w:r>
+        <w:rPr>
+          <w:b/>
+          <w:lang w:val="pt_PT" w:bidi="pt_PT"/>
+        </w:rPr>
         <w:t>"não recebe o prêmio".</w:t>
       </w:r>
     </w:p>
@@ -12161,6 +13961,21 @@
           <w:b/>
           <w:lang w:val="pt_PT" w:bidi="pt_PT"/>
         </w:rPr>
+        <w:t>οὐ στεφανοῦται</w:t>
+      </w:r>
+    </w:p>
+    <w:p>
+      <w:pPr/>
+      <w:r>
+        <w:rPr>
+          <w:lang w:val="pt_PT" w:bidi="pt_PT"/>
+        </w:rPr>
+      </w:r>
+      <w:r>
+        <w:rPr>
+          <w:b/>
+          <w:lang w:val="pt_PT" w:bidi="pt_PT"/>
+        </w:rPr>
         <w:t>"não recebe o prêmio".</w:t>
       </w:r>
     </w:p>
@@ -12244,6 +14059,21 @@
           <w:b/>
           <w:lang w:val="pt_PT" w:bidi="pt_PT"/>
         </w:rPr>
+        <w:t>μὴ νομίμως ἀθλήσῃ</w:t>
+      </w:r>
+    </w:p>
+    <w:p>
+      <w:pPr/>
+      <w:r>
+        <w:rPr>
+          <w:lang w:val="pt_PT" w:bidi="pt_PT"/>
+        </w:rPr>
+      </w:r>
+      <w:r>
+        <w:rPr>
+          <w:b/>
+          <w:lang w:val="pt_PT" w:bidi="pt_PT"/>
+        </w:rPr>
         <w:t>"se não obedecer às regras da competição".</w:t>
       </w:r>
     </w:p>
@@ -12313,6 +14143,21 @@
         <w:rPr>
           <w:lang w:val="pt_PT" w:bidi="pt_PT"/>
         </w:rPr>
+      </w:r>
+    </w:p>
+    <w:p>
+      <w:pPr/>
+      <w:r>
+        <w:rPr>
+          <w:lang w:val="pt_PT" w:bidi="pt_PT"/>
+        </w:rPr>
+      </w:r>
+      <w:r>
+        <w:rPr>
+          <w:b/>
+          <w:lang w:val="pt_PT" w:bidi="pt_PT"/>
+        </w:rPr>
+        <w:t>τὸν κοπιῶντα γεωργὸν δεῖ πρῶτον τῶν καρπῶν μεταλαμβάνειν</w:t>
       </w:r>
     </w:p>
     <w:p>
@@ -12498,6 +14343,21 @@
           <w:b/>
           <w:lang w:val="pt_PT" w:bidi="pt_PT"/>
         </w:rPr>
+        <w:t>τὸν κοπιῶντα γεωργὸν</w:t>
+      </w:r>
+    </w:p>
+    <w:p>
+      <w:pPr/>
+      <w:r>
+        <w:rPr>
+          <w:lang w:val="pt_PT" w:bidi="pt_PT"/>
+        </w:rPr>
+      </w:r>
+      <w:r>
+        <w:rPr>
+          <w:b/>
+          <w:lang w:val="pt_PT" w:bidi="pt_PT"/>
+        </w:rPr>
         <w:t>"o lavrador que trabalha no pesado".</w:t>
       </w:r>
     </w:p>
@@ -12594,6 +14454,21 @@
           <w:b/>
           <w:lang w:val="pt_PT" w:bidi="pt_PT"/>
         </w:rPr>
+        <w:t>πρῶτον τῶν καρπῶν μεταλαμβάνειν</w:t>
+      </w:r>
+    </w:p>
+    <w:p>
+      <w:pPr/>
+      <w:r>
+        <w:rPr>
+          <w:lang w:val="pt_PT" w:bidi="pt_PT"/>
+        </w:rPr>
+      </w:r>
+      <w:r>
+        <w:rPr>
+          <w:b/>
+          <w:lang w:val="pt_PT" w:bidi="pt_PT"/>
+        </w:rPr>
         <w:t>"o primeiro a receber a sua parte na colheita".</w:t>
       </w:r>
     </w:p>
@@ -12702,6 +14577,21 @@
         <w:rPr>
           <w:lang w:val="pt_PT" w:bidi="pt_PT"/>
         </w:rPr>
+      </w:r>
+    </w:p>
+    <w:p>
+      <w:pPr/>
+      <w:r>
+        <w:rPr>
+          <w:lang w:val="pt_PT" w:bidi="pt_PT"/>
+        </w:rPr>
+      </w:r>
+      <w:r>
+        <w:rPr>
+          <w:b/>
+          <w:lang w:val="pt_PT" w:bidi="pt_PT"/>
+        </w:rPr>
+        <w:t>νόει ὃ λέγω</w:t>
       </w:r>
     </w:p>
     <w:p>
@@ -12830,6 +14720,21 @@
           <w:b/>
           <w:lang w:val="pt_PT" w:bidi="pt_PT"/>
         </w:rPr>
+        <w:t>δώσει &amp; σοι &amp; σύνεσιν</w:t>
+      </w:r>
+    </w:p>
+    <w:p>
+      <w:pPr/>
+      <w:r>
+        <w:rPr>
+          <w:lang w:val="pt_PT" w:bidi="pt_PT"/>
+        </w:rPr>
+      </w:r>
+      <w:r>
+        <w:rPr>
+          <w:b/>
+          <w:lang w:val="pt_PT" w:bidi="pt_PT"/>
+        </w:rPr>
         <w:t>"pois o Senhor fará com que você compreenda todas as coisas".</w:t>
       </w:r>
     </w:p>
@@ -12913,6 +14818,21 @@
           <w:b/>
           <w:lang w:val="pt_PT" w:bidi="pt_PT"/>
         </w:rPr>
+        <w:t>ἐν πᾶσιν</w:t>
+      </w:r>
+    </w:p>
+    <w:p>
+      <w:pPr/>
+      <w:r>
+        <w:rPr>
+          <w:lang w:val="pt_PT" w:bidi="pt_PT"/>
+        </w:rPr>
+      </w:r>
+      <w:r>
+        <w:rPr>
+          <w:b/>
+          <w:lang w:val="pt_PT" w:bidi="pt_PT"/>
+        </w:rPr>
         <w:t>"todas as coisas".</w:t>
       </w:r>
     </w:p>
@@ -13009,6 +14929,21 @@
           <w:b/>
           <w:lang w:val="pt_PT" w:bidi="pt_PT"/>
         </w:rPr>
+        <w:t>μνημόνευε</w:t>
+      </w:r>
+    </w:p>
+    <w:p>
+      <w:pPr/>
+      <w:r>
+        <w:rPr>
+          <w:lang w:val="pt_PT" w:bidi="pt_PT"/>
+        </w:rPr>
+      </w:r>
+      <w:r>
+        <w:rPr>
+          <w:b/>
+          <w:lang w:val="pt_PT" w:bidi="pt_PT"/>
+        </w:rPr>
         <w:t>"Lembre de".</w:t>
       </w:r>
     </w:p>
@@ -13131,6 +15066,21 @@
           <w:b/>
           <w:lang w:val="pt_PT" w:bidi="pt_PT"/>
         </w:rPr>
+        <w:t>ἐγηγερμένον ἐκ νεκρῶν, ἐκ σπέρματος Δαυείδ</w:t>
+      </w:r>
+    </w:p>
+    <w:p>
+      <w:pPr/>
+      <w:r>
+        <w:rPr>
+          <w:lang w:val="pt_PT" w:bidi="pt_PT"/>
+        </w:rPr>
+      </w:r>
+      <w:r>
+        <w:rPr>
+          <w:b/>
+          <w:lang w:val="pt_PT" w:bidi="pt_PT"/>
+        </w:rPr>
         <w:t>"Jesus Cristo, que foi ressuscitado e que era descendente de Davi".</w:t>
       </w:r>
     </w:p>
@@ -13240,6 +15190,21 @@
           <w:b/>
           <w:lang w:val="pt_PT" w:bidi="pt_PT"/>
         </w:rPr>
+        <w:t>ἐγηγερμένον</w:t>
+      </w:r>
+    </w:p>
+    <w:p>
+      <w:pPr/>
+      <w:r>
+        <w:rPr>
+          <w:lang w:val="pt_PT" w:bidi="pt_PT"/>
+        </w:rPr>
+      </w:r>
+      <w:r>
+        <w:rPr>
+          <w:b/>
+          <w:lang w:val="pt_PT" w:bidi="pt_PT"/>
+        </w:rPr>
         <w:t>"que foi ressuscitado".</w:t>
       </w:r>
     </w:p>
@@ -13336,6 +15301,21 @@
           <w:b/>
           <w:lang w:val="pt_PT" w:bidi="pt_PT"/>
         </w:rPr>
+        <w:t>ἐγηγερμένον</w:t>
+      </w:r>
+    </w:p>
+    <w:p>
+      <w:pPr/>
+      <w:r>
+        <w:rPr>
+          <w:lang w:val="pt_PT" w:bidi="pt_PT"/>
+        </w:rPr>
+      </w:r>
+      <w:r>
+        <w:rPr>
+          <w:b/>
+          <w:lang w:val="pt_PT" w:bidi="pt_PT"/>
+        </w:rPr>
         <w:t>"que foi ressuscitado".</w:t>
       </w:r>
     </w:p>
@@ -13419,6 +15399,21 @@
           <w:b/>
           <w:lang w:val="pt_PT" w:bidi="pt_PT"/>
         </w:rPr>
+        <w:t>ἐκ νεκρῶν</w:t>
+      </w:r>
+    </w:p>
+    <w:p>
+      <w:pPr/>
+      <w:r>
+        <w:rPr>
+          <w:lang w:val="pt_PT" w:bidi="pt_PT"/>
+        </w:rPr>
+      </w:r>
+      <w:r>
+        <w:rPr>
+          <w:b/>
+          <w:lang w:val="pt_PT" w:bidi="pt_PT"/>
+        </w:rPr>
         <w:t>"que foi ressuscitado".</w:t>
       </w:r>
     </w:p>
@@ -13502,6 +15497,21 @@
           <w:b/>
           <w:lang w:val="pt_PT" w:bidi="pt_PT"/>
         </w:rPr>
+        <w:t>ἐκ σπέρματος Δαυείδ</w:t>
+      </w:r>
+    </w:p>
+    <w:p>
+      <w:pPr/>
+      <w:r>
+        <w:rPr>
+          <w:lang w:val="pt_PT" w:bidi="pt_PT"/>
+        </w:rPr>
+      </w:r>
+      <w:r>
+        <w:rPr>
+          <w:b/>
+          <w:lang w:val="pt_PT" w:bidi="pt_PT"/>
+        </w:rPr>
         <w:t>"descendente de Davi".</w:t>
       </w:r>
     </w:p>
@@ -13611,6 +15621,21 @@
           <w:b/>
           <w:lang w:val="pt_PT" w:bidi="pt_PT"/>
         </w:rPr>
+        <w:t>κατὰ τὸ εὐαγγέλιόν μου</w:t>
+      </w:r>
+    </w:p>
+    <w:p>
+      <w:pPr/>
+      <w:r>
+        <w:rPr>
+          <w:lang w:val="pt_PT" w:bidi="pt_PT"/>
+        </w:rPr>
+      </w:r>
+      <w:r>
+        <w:rPr>
+          <w:b/>
+          <w:lang w:val="pt_PT" w:bidi="pt_PT"/>
+        </w:rPr>
         <w:t>"de acordo com o evangelho que eu anuncio".</w:t>
       </w:r>
     </w:p>
@@ -13707,6 +15732,21 @@
           <w:b/>
           <w:lang w:val="pt_PT" w:bidi="pt_PT"/>
         </w:rPr>
+        <w:t>μέχρι δεσμῶν</w:t>
+      </w:r>
+    </w:p>
+    <w:p>
+      <w:pPr/>
+      <w:r>
+        <w:rPr>
+          <w:lang w:val="pt_PT" w:bidi="pt_PT"/>
+        </w:rPr>
+      </w:r>
+      <w:r>
+        <w:rPr>
+          <w:b/>
+          <w:lang w:val="pt_PT" w:bidi="pt_PT"/>
+        </w:rPr>
         <w:t>"E é por causa disso que eu sofro e até estou acorrentado".</w:t>
       </w:r>
     </w:p>
@@ -13803,6 +15843,21 @@
           <w:b/>
           <w:lang w:val="pt_PT" w:bidi="pt_PT"/>
         </w:rPr>
+        <w:t>ὡς κακοῦργος</w:t>
+      </w:r>
+    </w:p>
+    <w:p>
+      <w:pPr/>
+      <w:r>
+        <w:rPr>
+          <w:lang w:val="pt_PT" w:bidi="pt_PT"/>
+        </w:rPr>
+      </w:r>
+      <w:r>
+        <w:rPr>
+          <w:b/>
+          <w:lang w:val="pt_PT" w:bidi="pt_PT"/>
+        </w:rPr>
         <w:t>"como se fosse um criminoso".</w:t>
       </w:r>
     </w:p>
@@ -13899,6 +15954,21 @@
           <w:b/>
           <w:lang w:val="pt_PT" w:bidi="pt_PT"/>
         </w:rPr>
+        <w:t>ὁ λόγος τοῦ Θεοῦ οὐ δέδεται</w:t>
+      </w:r>
+    </w:p>
+    <w:p>
+      <w:pPr/>
+      <w:r>
+        <w:rPr>
+          <w:lang w:val="pt_PT" w:bidi="pt_PT"/>
+        </w:rPr>
+      </w:r>
+      <w:r>
+        <w:rPr>
+          <w:b/>
+          <w:lang w:val="pt_PT" w:bidi="pt_PT"/>
+        </w:rPr>
         <w:t>"Mas a mensagem de Deus não está presa".</w:t>
       </w:r>
     </w:p>
@@ -14021,6 +16091,21 @@
           <w:b/>
           <w:lang w:val="pt_PT" w:bidi="pt_PT"/>
         </w:rPr>
+        <w:t>ὁ λόγος τοῦ Θεοῦ οὐ δέδεται</w:t>
+      </w:r>
+    </w:p>
+    <w:p>
+      <w:pPr/>
+      <w:r>
+        <w:rPr>
+          <w:lang w:val="pt_PT" w:bidi="pt_PT"/>
+        </w:rPr>
+      </w:r>
+      <w:r>
+        <w:rPr>
+          <w:b/>
+          <w:lang w:val="pt_PT" w:bidi="pt_PT"/>
+        </w:rPr>
         <w:t>"Mas a mensagem de Deus não está presa".</w:t>
       </w:r>
     </w:p>
@@ -14104,6 +16189,21 @@
           <w:b/>
           <w:lang w:val="pt_PT" w:bidi="pt_PT"/>
         </w:rPr>
+        <w:t>ὁ λόγος τοῦ Θεοῦ</w:t>
+      </w:r>
+    </w:p>
+    <w:p>
+      <w:pPr/>
+      <w:r>
+        <w:rPr>
+          <w:lang w:val="pt_PT" w:bidi="pt_PT"/>
+        </w:rPr>
+      </w:r>
+      <w:r>
+        <w:rPr>
+          <w:b/>
+          <w:lang w:val="pt_PT" w:bidi="pt_PT"/>
+        </w:rPr>
         <w:t>"a mensagem de Deus".</w:t>
       </w:r>
     </w:p>
@@ -14200,6 +16300,21 @@
           <w:b/>
           <w:lang w:val="pt_PT" w:bidi="pt_PT"/>
         </w:rPr>
+        <w:t>ὁ λόγος</w:t>
+      </w:r>
+    </w:p>
+    <w:p>
+      <w:pPr/>
+      <w:r>
+        <w:rPr>
+          <w:lang w:val="pt_PT" w:bidi="pt_PT"/>
+        </w:rPr>
+      </w:r>
+      <w:r>
+        <w:rPr>
+          <w:b/>
+          <w:lang w:val="pt_PT" w:bidi="pt_PT"/>
+        </w:rPr>
         <w:t>"a mensagem".</w:t>
       </w:r>
     </w:p>
@@ -14296,6 +16411,21 @@
           <w:b/>
           <w:lang w:val="pt_PT" w:bidi="pt_PT"/>
         </w:rPr>
+        <w:t>διὰ τοῦτο, πάντα ὑπομένω</w:t>
+      </w:r>
+    </w:p>
+    <w:p>
+      <w:pPr/>
+      <w:r>
+        <w:rPr>
+          <w:lang w:val="pt_PT" w:bidi="pt_PT"/>
+        </w:rPr>
+      </w:r>
+      <w:r>
+        <w:rPr>
+          <w:b/>
+          <w:lang w:val="pt_PT" w:bidi="pt_PT"/>
+        </w:rPr>
         <w:t>"e por isso eu suporto tudo".</w:t>
       </w:r>
     </w:p>
@@ -14418,6 +16548,21 @@
           <w:b/>
           <w:lang w:val="pt_PT" w:bidi="pt_PT"/>
         </w:rPr>
+        <w:t>πάντα ὑπομένω</w:t>
+      </w:r>
+    </w:p>
+    <w:p>
+      <w:pPr/>
+      <w:r>
+        <w:rPr>
+          <w:lang w:val="pt_PT" w:bidi="pt_PT"/>
+        </w:rPr>
+      </w:r>
+      <w:r>
+        <w:rPr>
+          <w:b/>
+          <w:lang w:val="pt_PT" w:bidi="pt_PT"/>
+        </w:rPr>
         <w:t>"eu suporto tudo".</w:t>
       </w:r>
     </w:p>
@@ -14514,6 +16659,21 @@
           <w:b/>
           <w:lang w:val="pt_PT" w:bidi="pt_PT"/>
         </w:rPr>
+        <w:t>τοὺς ἐκλεκτούς</w:t>
+      </w:r>
+    </w:p>
+    <w:p>
+      <w:pPr/>
+      <w:r>
+        <w:rPr>
+          <w:lang w:val="pt_PT" w:bidi="pt_PT"/>
+        </w:rPr>
+      </w:r>
+      <w:r>
+        <w:rPr>
+          <w:b/>
+          <w:lang w:val="pt_PT" w:bidi="pt_PT"/>
+        </w:rPr>
         <w:t>"povo escolhido de Deus".</w:t>
       </w:r>
     </w:p>
@@ -14597,6 +16757,21 @@
           <w:b/>
           <w:lang w:val="pt_PT" w:bidi="pt_PT"/>
         </w:rPr>
+        <w:t>καὶ αὐτοὶ σωτηρίας τύχωσιν τῆς ἐν Χριστῷ Ἰησοῦ</w:t>
+      </w:r>
+    </w:p>
+    <w:p>
+      <w:pPr/>
+      <w:r>
+        <w:rPr>
+          <w:lang w:val="pt_PT" w:bidi="pt_PT"/>
+        </w:rPr>
+      </w:r>
+      <w:r>
+        <w:rPr>
+          <w:b/>
+          <w:lang w:val="pt_PT" w:bidi="pt_PT"/>
+        </w:rPr>
         <w:t>"Faço isso para que eles possam ganhar a salvação que está em Cristo Jesus".</w:t>
       </w:r>
     </w:p>
@@ -14693,6 +16868,21 @@
           <w:b/>
           <w:lang w:val="pt_PT" w:bidi="pt_PT"/>
         </w:rPr>
+        <w:t>τῆς ἐν Χριστῷ Ἰησοῦ</w:t>
+      </w:r>
+    </w:p>
+    <w:p>
+      <w:pPr/>
+      <w:r>
+        <w:rPr>
+          <w:lang w:val="pt_PT" w:bidi="pt_PT"/>
+        </w:rPr>
+      </w:r>
+      <w:r>
+        <w:rPr>
+          <w:b/>
+          <w:lang w:val="pt_PT" w:bidi="pt_PT"/>
+        </w:rPr>
         <w:t>"que está em Cristo Jesus".</w:t>
       </w:r>
     </w:p>
@@ -14867,6 +17057,21 @@
           <w:b/>
           <w:lang w:val="pt_PT" w:bidi="pt_PT"/>
         </w:rPr>
+        <w:t>μετὰ δόξης αἰωνίου</w:t>
+      </w:r>
+    </w:p>
+    <w:p>
+      <w:pPr/>
+      <w:r>
+        <w:rPr>
+          <w:lang w:val="pt_PT" w:bidi="pt_PT"/>
+        </w:rPr>
+      </w:r>
+      <w:r>
+        <w:rPr>
+          <w:b/>
+          <w:lang w:val="pt_PT" w:bidi="pt_PT"/>
+        </w:rPr>
         <w:t>"e que traz a glória eterna".</w:t>
       </w:r>
     </w:p>
@@ -14976,6 +17181,21 @@
           <w:b/>
           <w:lang w:val="pt_PT" w:bidi="pt_PT"/>
         </w:rPr>
+        <w:t>μετὰ δόξης αἰωνίου</w:t>
+      </w:r>
+    </w:p>
+    <w:p>
+      <w:pPr/>
+      <w:r>
+        <w:rPr>
+          <w:lang w:val="pt_PT" w:bidi="pt_PT"/>
+        </w:rPr>
+      </w:r>
+      <w:r>
+        <w:rPr>
+          <w:b/>
+          <w:lang w:val="pt_PT" w:bidi="pt_PT"/>
+        </w:rPr>
         <w:t>"e que traz a glória eterna".</w:t>
       </w:r>
     </w:p>
@@ -15072,6 +17292,21 @@
           <w:b/>
           <w:lang w:val="pt_PT" w:bidi="pt_PT"/>
         </w:rPr>
+        <w:t>πιστὸς ὁ λόγος</w:t>
+      </w:r>
+    </w:p>
+    <w:p>
+      <w:pPr/>
+      <w:r>
+        <w:rPr>
+          <w:lang w:val="pt_PT" w:bidi="pt_PT"/>
+        </w:rPr>
+      </w:r>
+      <w:r>
+        <w:rPr>
+          <w:b/>
+          <w:lang w:val="pt_PT" w:bidi="pt_PT"/>
+        </w:rPr>
         <w:t>"Este ensinamento é verdadeiro".</w:t>
       </w:r>
     </w:p>
@@ -15168,6 +17403,21 @@
           <w:b/>
           <w:lang w:val="pt_PT" w:bidi="pt_PT"/>
         </w:rPr>
+        <w:t>γὰρ</w:t>
+      </w:r>
+    </w:p>
+    <w:p>
+      <w:pPr/>
+      <w:r>
+        <w:rPr>
+          <w:lang w:val="pt_PT" w:bidi="pt_PT"/>
+        </w:rPr>
+      </w:r>
+      <w:r>
+        <w:rPr>
+          <w:b/>
+          <w:lang w:val="pt_PT" w:bidi="pt_PT"/>
+        </w:rPr>
         <w:t>"Este ensinamento é verdadeiro: 'Se já'".</w:t>
       </w:r>
     </w:p>
@@ -15277,6 +17527,21 @@
           <w:b/>
           <w:lang w:val="pt_PT" w:bidi="pt_PT"/>
         </w:rPr>
+        <w:t>εἰ &amp; συναπεθάνομεν</w:t>
+      </w:r>
+    </w:p>
+    <w:p>
+      <w:pPr/>
+      <w:r>
+        <w:rPr>
+          <w:lang w:val="pt_PT" w:bidi="pt_PT"/>
+        </w:rPr>
+      </w:r>
+      <w:r>
+        <w:rPr>
+          <w:b/>
+          <w:lang w:val="pt_PT" w:bidi="pt_PT"/>
+        </w:rPr>
         <w:t>"Se já morremos com Cristo".</w:t>
       </w:r>
     </w:p>
@@ -15360,6 +17625,21 @@
           <w:b/>
           <w:lang w:val="pt_PT" w:bidi="pt_PT"/>
         </w:rPr>
+        <w:t>συναπεθάνομεν</w:t>
+      </w:r>
+    </w:p>
+    <w:p>
+      <w:pPr/>
+      <w:r>
+        <w:rPr>
+          <w:lang w:val="pt_PT" w:bidi="pt_PT"/>
+        </w:rPr>
+      </w:r>
+      <w:r>
+        <w:rPr>
+          <w:b/>
+          <w:lang w:val="pt_PT" w:bidi="pt_PT"/>
+        </w:rPr>
         <w:t>"Se já morremos com Cristo".</w:t>
       </w:r>
     </w:p>
@@ -15443,6 +17723,21 @@
           <w:b/>
           <w:lang w:val="pt_PT" w:bidi="pt_PT"/>
         </w:rPr>
+        <w:t>καὶ συνζήσομεν</w:t>
+      </w:r>
+    </w:p>
+    <w:p>
+      <w:pPr/>
+      <w:r>
+        <w:rPr>
+          <w:lang w:val="pt_PT" w:bidi="pt_PT"/>
+        </w:rPr>
+      </w:r>
+      <w:r>
+        <w:rPr>
+          <w:b/>
+          <w:lang w:val="pt_PT" w:bidi="pt_PT"/>
+        </w:rPr>
         <w:t>"também viveremos com ele".</w:t>
       </w:r>
     </w:p>
@@ -15526,6 +17821,21 @@
           <w:b/>
           <w:lang w:val="pt_PT" w:bidi="pt_PT"/>
         </w:rPr>
+        <w:t>εἰ γὰρ συναπεθάνομεν, καὶ συνζήσομεν &amp; εἰ ὑπομένομεν, καὶ συνβασιλεύσομεν; εἰ ἀρνησόμεθα, κἀκεῖνος ἀρνήσεται ἡμᾶς &amp; εἰ ἀπιστοῦμεν, ἐκεῖνος πιστὸς μένει; ἀρνήσασθαι γὰρ ἑαυτὸν οὐ δύναται</w:t>
+      </w:r>
+    </w:p>
+    <w:p>
+      <w:pPr/>
+      <w:r>
+        <w:rPr>
+          <w:lang w:val="pt_PT" w:bidi="pt_PT"/>
+        </w:rPr>
+      </w:r>
+      <w:r>
+        <w:rPr>
+          <w:b/>
+          <w:lang w:val="pt_PT" w:bidi="pt_PT"/>
+        </w:rPr>
         <w:t>"Se já morremos com Cristo, também viveremos com ele</w:t>
       </w:r>
       <w:r>
@@ -15635,6 +17945,21 @@
           <w:b/>
           <w:lang w:val="pt_PT" w:bidi="pt_PT"/>
         </w:rPr>
+        <w:t>ὑπομένομεν</w:t>
+      </w:r>
+    </w:p>
+    <w:p>
+      <w:pPr/>
+      <w:r>
+        <w:rPr>
+          <w:lang w:val="pt_PT" w:bidi="pt_PT"/>
+        </w:rPr>
+      </w:r>
+      <w:r>
+        <w:rPr>
+          <w:b/>
+          <w:lang w:val="pt_PT" w:bidi="pt_PT"/>
+        </w:rPr>
         <w:t>"Se continuarmos a suportar".</w:t>
       </w:r>
     </w:p>
@@ -15731,6 +18056,21 @@
           <w:b/>
           <w:lang w:val="pt_PT" w:bidi="pt_PT"/>
         </w:rPr>
+        <w:t>ἀρνησόμεθα</w:t>
+      </w:r>
+    </w:p>
+    <w:p>
+      <w:pPr/>
+      <w:r>
+        <w:rPr>
+          <w:lang w:val="pt_PT" w:bidi="pt_PT"/>
+        </w:rPr>
+      </w:r>
+      <w:r>
+        <w:rPr>
+          <w:b/>
+          <w:lang w:val="pt_PT" w:bidi="pt_PT"/>
+        </w:rPr>
         <w:t>"Se nós o negarmos".</w:t>
       </w:r>
     </w:p>
@@ -15814,6 +18154,21 @@
           <w:b/>
           <w:lang w:val="pt_PT" w:bidi="pt_PT"/>
         </w:rPr>
+        <w:t>κἀκεῖνος ἀρνήσεται ἡμᾶς</w:t>
+      </w:r>
+    </w:p>
+    <w:p>
+      <w:pPr/>
+      <w:r>
+        <w:rPr>
+          <w:lang w:val="pt_PT" w:bidi="pt_PT"/>
+        </w:rPr>
+      </w:r>
+      <w:r>
+        <w:rPr>
+          <w:b/>
+          <w:lang w:val="pt_PT" w:bidi="pt_PT"/>
+        </w:rPr>
         <w:t>"ele também nos negará".</w:t>
       </w:r>
     </w:p>
@@ -15910,6 +18265,21 @@
           <w:b/>
           <w:lang w:val="pt_PT" w:bidi="pt_PT"/>
         </w:rPr>
+        <w:t>ἀπιστοῦμεν</w:t>
+      </w:r>
+    </w:p>
+    <w:p>
+      <w:pPr/>
+      <w:r>
+        <w:rPr>
+          <w:lang w:val="pt_PT" w:bidi="pt_PT"/>
+        </w:rPr>
+      </w:r>
+      <w:r>
+        <w:rPr>
+          <w:b/>
+          <w:lang w:val="pt_PT" w:bidi="pt_PT"/>
+        </w:rPr>
         <w:t>"Se não formos fiéis".</w:t>
       </w:r>
     </w:p>
@@ -15993,6 +18363,21 @@
           <w:b/>
           <w:lang w:val="pt_PT" w:bidi="pt_PT"/>
         </w:rPr>
+        <w:t>ἐκεῖνος πιστὸς μένει</w:t>
+      </w:r>
+    </w:p>
+    <w:p>
+      <w:pPr/>
+      <w:r>
+        <w:rPr>
+          <w:lang w:val="pt_PT" w:bidi="pt_PT"/>
+        </w:rPr>
+      </w:r>
+      <w:r>
+        <w:rPr>
+          <w:b/>
+          <w:lang w:val="pt_PT" w:bidi="pt_PT"/>
+        </w:rPr>
         <w:t>"Cristo continua sendo fiel".</w:t>
       </w:r>
     </w:p>
@@ -16102,6 +18487,21 @@
           <w:b/>
           <w:lang w:val="pt_PT" w:bidi="pt_PT"/>
         </w:rPr>
+        <w:t>ἀρνήσασθαι &amp; ἑαυτὸν οὐ δύναται</w:t>
+      </w:r>
+    </w:p>
+    <w:p>
+      <w:pPr/>
+      <w:r>
+        <w:rPr>
+          <w:lang w:val="pt_PT" w:bidi="pt_PT"/>
+        </w:rPr>
+      </w:r>
+      <w:r>
+        <w:rPr>
+          <w:b/>
+          <w:lang w:val="pt_PT" w:bidi="pt_PT"/>
+        </w:rPr>
         <w:t>"pois ele não pode ser falso para si mesmo".</w:t>
       </w:r>
     </w:p>
@@ -16198,6 +18598,21 @@
           <w:b/>
           <w:lang w:val="pt_PT" w:bidi="pt_PT"/>
         </w:rPr>
+        <w:t>ὑπομίμνῃσκε</w:t>
+      </w:r>
+    </w:p>
+    <w:p>
+      <w:pPr/>
+      <w:r>
+        <w:rPr>
+          <w:lang w:val="pt_PT" w:bidi="pt_PT"/>
+        </w:rPr>
+      </w:r>
+      <w:r>
+        <w:rPr>
+          <w:b/>
+          <w:lang w:val="pt_PT" w:bidi="pt_PT"/>
+        </w:rPr>
         <w:t>"Recomende essas coisas aos que".</w:t>
       </w:r>
     </w:p>
@@ -16280,6 +18695,21 @@
         <w:rPr>
           <w:lang w:val="pt_PT" w:bidi="pt_PT"/>
         </w:rPr>
+      </w:r>
+    </w:p>
+    <w:p>
+      <w:pPr/>
+      <w:r>
+        <w:rPr>
+          <w:lang w:val="pt_PT" w:bidi="pt_PT"/>
+        </w:rPr>
+      </w:r>
+      <w:r>
+        <w:rPr>
+          <w:b/>
+          <w:lang w:val="pt_PT" w:bidi="pt_PT"/>
+        </w:rPr>
+        <w:t>ταῦτα</w:t>
       </w:r>
     </w:p>
     <w:p>
@@ -16522,6 +18952,21 @@
           <w:b/>
           <w:lang w:val="pt_PT" w:bidi="pt_PT"/>
         </w:rPr>
+        <w:t>τοῦ Θεοῦ</w:t>
+      </w:r>
+    </w:p>
+    <w:p>
+      <w:pPr/>
+      <w:r>
+        <w:rPr>
+          <w:lang w:val="pt_PT" w:bidi="pt_PT"/>
+        </w:rPr>
+      </w:r>
+      <w:r>
+        <w:rPr>
+          <w:b/>
+          <w:lang w:val="pt_PT" w:bidi="pt_PT"/>
+        </w:rPr>
         <w:t>"Deus".</w:t>
       </w:r>
     </w:p>
@@ -16618,6 +19063,21 @@
           <w:b/>
           <w:lang w:val="pt_PT" w:bidi="pt_PT"/>
         </w:rPr>
+        <w:t>μὴ λογομαχεῖν</w:t>
+      </w:r>
+    </w:p>
+    <w:p>
+      <w:pPr/>
+      <w:r>
+        <w:rPr>
+          <w:lang w:val="pt_PT" w:bidi="pt_PT"/>
+        </w:rPr>
+      </w:r>
+      <w:r>
+        <w:rPr>
+          <w:b/>
+          <w:lang w:val="pt_PT" w:bidi="pt_PT"/>
+        </w:rPr>
         <w:t>"que não briguem por causa de palavras".</w:t>
       </w:r>
     </w:p>
@@ -16714,6 +19174,21 @@
           <w:b/>
           <w:lang w:val="pt_PT" w:bidi="pt_PT"/>
         </w:rPr>
+        <w:t>ἐπὶ καταστροφῇ τῶν ἀκουόντων</w:t>
+      </w:r>
+    </w:p>
+    <w:p>
+      <w:pPr/>
+      <w:r>
+        <w:rPr>
+          <w:lang w:val="pt_PT" w:bidi="pt_PT"/>
+        </w:rPr>
+      </w:r>
+      <w:r>
+        <w:rPr>
+          <w:b/>
+          <w:lang w:val="pt_PT" w:bidi="pt_PT"/>
+        </w:rPr>
         <w:t>"Brigar não é bom, pois somente prejudica os que estão presentes".</w:t>
       </w:r>
     </w:p>
@@ -16797,6 +19272,21 @@
           <w:b/>
           <w:lang w:val="pt_PT" w:bidi="pt_PT"/>
         </w:rPr>
+        <w:t>ἐπὶ καταστροφῇ τῶν ἀκουόντων</w:t>
+      </w:r>
+    </w:p>
+    <w:p>
+      <w:pPr/>
+      <w:r>
+        <w:rPr>
+          <w:lang w:val="pt_PT" w:bidi="pt_PT"/>
+        </w:rPr>
+      </w:r>
+      <w:r>
+        <w:rPr>
+          <w:b/>
+          <w:lang w:val="pt_PT" w:bidi="pt_PT"/>
+        </w:rPr>
         <w:t>"pois somente prejudica os que estão presentes".</w:t>
       </w:r>
     </w:p>
@@ -16880,6 +19370,21 @@
           <w:b/>
           <w:lang w:val="pt_PT" w:bidi="pt_PT"/>
         </w:rPr>
+        <w:t>σπούδασον σεαυτὸν, δόκιμον παραστῆσαι τῷ Θεῷ</w:t>
+      </w:r>
+    </w:p>
+    <w:p>
+      <w:pPr/>
+      <w:r>
+        <w:rPr>
+          <w:lang w:val="pt_PT" w:bidi="pt_PT"/>
+        </w:rPr>
+      </w:r>
+      <w:r>
+        <w:rPr>
+          <w:b/>
+          <w:lang w:val="pt_PT" w:bidi="pt_PT"/>
+        </w:rPr>
         <w:t>"Faça todo o possível para conseguir a completa aprovação de Deus".</w:t>
       </w:r>
     </w:p>
@@ -17002,6 +19507,21 @@
           <w:b/>
           <w:lang w:val="pt_PT" w:bidi="pt_PT"/>
         </w:rPr>
+        <w:t>ἐργάτην</w:t>
+      </w:r>
+    </w:p>
+    <w:p>
+      <w:pPr/>
+      <w:r>
+        <w:rPr>
+          <w:lang w:val="pt_PT" w:bidi="pt_PT"/>
+        </w:rPr>
+      </w:r>
+      <w:r>
+        <w:rPr>
+          <w:b/>
+          <w:lang w:val="pt_PT" w:bidi="pt_PT"/>
+        </w:rPr>
         <w:t>"como um trabalhador".</w:t>
       </w:r>
     </w:p>
@@ -17098,6 +19618,21 @@
           <w:b/>
           <w:lang w:val="pt_PT" w:bidi="pt_PT"/>
         </w:rPr>
+        <w:t>ἀνεπαίσχυντον</w:t>
+      </w:r>
+    </w:p>
+    <w:p>
+      <w:pPr/>
+      <w:r>
+        <w:rPr>
+          <w:lang w:val="pt_PT" w:bidi="pt_PT"/>
+        </w:rPr>
+      </w:r>
+      <w:r>
+        <w:rPr>
+          <w:b/>
+          <w:lang w:val="pt_PT" w:bidi="pt_PT"/>
+        </w:rPr>
         <w:t>"que não se envergonha".</w:t>
       </w:r>
     </w:p>
@@ -17181,6 +19716,21 @@
           <w:b/>
           <w:lang w:val="pt_PT" w:bidi="pt_PT"/>
         </w:rPr>
+        <w:t>ὀρθοτομοῦντα τὸν λόγον τῆς ἀληθείας</w:t>
+      </w:r>
+    </w:p>
+    <w:p>
+      <w:pPr/>
+      <w:r>
+        <w:rPr>
+          <w:lang w:val="pt_PT" w:bidi="pt_PT"/>
+        </w:rPr>
+      </w:r>
+      <w:r>
+        <w:rPr>
+          <w:b/>
+          <w:lang w:val="pt_PT" w:bidi="pt_PT"/>
+        </w:rPr>
         <w:t>"mas ensina corretamente a verdade do evangelho".</w:t>
       </w:r>
     </w:p>
@@ -17290,6 +19840,21 @@
           <w:b/>
           <w:lang w:val="pt_PT" w:bidi="pt_PT"/>
         </w:rPr>
+        <w:t>τὸν λόγον τῆς ἀληθείας</w:t>
+      </w:r>
+    </w:p>
+    <w:p>
+      <w:pPr/>
+      <w:r>
+        <w:rPr>
+          <w:lang w:val="pt_PT" w:bidi="pt_PT"/>
+        </w:rPr>
+      </w:r>
+      <w:r>
+        <w:rPr>
+          <w:b/>
+          <w:lang w:val="pt_PT" w:bidi="pt_PT"/>
+        </w:rPr>
         <w:t>"a verdade do evangelho".</w:t>
       </w:r>
     </w:p>
@@ -17373,6 +19938,21 @@
           <w:b/>
           <w:lang w:val="pt_PT" w:bidi="pt_PT"/>
         </w:rPr>
+        <w:t>τὸν λόγον τῆς ἀληθείας</w:t>
+      </w:r>
+    </w:p>
+    <w:p>
+      <w:pPr/>
+      <w:r>
+        <w:rPr>
+          <w:lang w:val="pt_PT" w:bidi="pt_PT"/>
+        </w:rPr>
+      </w:r>
+      <w:r>
+        <w:rPr>
+          <w:b/>
+          <w:lang w:val="pt_PT" w:bidi="pt_PT"/>
+        </w:rPr>
         <w:t>"a verdade do evangelho".</w:t>
       </w:r>
     </w:p>
@@ -17469,6 +20049,21 @@
           <w:b/>
           <w:lang w:val="pt_PT" w:bidi="pt_PT"/>
         </w:rPr>
+        <w:t>τὸν λόγον</w:t>
+      </w:r>
+    </w:p>
+    <w:p>
+      <w:pPr/>
+      <w:r>
+        <w:rPr>
+          <w:lang w:val="pt_PT" w:bidi="pt_PT"/>
+        </w:rPr>
+      </w:r>
+      <w:r>
+        <w:rPr>
+          <w:b/>
+          <w:lang w:val="pt_PT" w:bidi="pt_PT"/>
+        </w:rPr>
         <w:t>"a verdade do evangelho".</w:t>
       </w:r>
     </w:p>
@@ -17538,6 +20133,21 @@
         <w:rPr>
           <w:lang w:val="pt_PT" w:bidi="pt_PT"/>
         </w:rPr>
+      </w:r>
+    </w:p>
+    <w:p>
+      <w:pPr/>
+      <w:r>
+        <w:rPr>
+          <w:lang w:val="pt_PT" w:bidi="pt_PT"/>
+        </w:rPr>
+      </w:r>
+      <w:r>
+        <w:rPr>
+          <w:b/>
+          <w:lang w:val="pt_PT" w:bidi="pt_PT"/>
+        </w:rPr>
+        <w:t>δὲ</w:t>
       </w:r>
     </w:p>
     <w:p>
@@ -17679,6 +20289,21 @@
           <w:b/>
           <w:lang w:val="pt_PT" w:bidi="pt_PT"/>
         </w:rPr>
+        <w:t>τὰς &amp; βεβήλους κενοφωνίας</w:t>
+      </w:r>
+    </w:p>
+    <w:p>
+      <w:pPr/>
+      <w:r>
+        <w:rPr>
+          <w:lang w:val="pt_PT" w:bidi="pt_PT"/>
+        </w:rPr>
+      </w:r>
+      <w:r>
+        <w:rPr>
+          <w:b/>
+          <w:lang w:val="pt_PT" w:bidi="pt_PT"/>
+        </w:rPr>
         <w:t>"os falatórios contrários aos ensinamentos cristãos".</w:t>
       </w:r>
     </w:p>
@@ -17774,6 +20399,21 @@
         <w:rPr>
           <w:lang w:val="pt_PT" w:bidi="pt_PT"/>
         </w:rPr>
+      </w:r>
+    </w:p>
+    <w:p>
+      <w:pPr/>
+      <w:r>
+        <w:rPr>
+          <w:lang w:val="pt_PT" w:bidi="pt_PT"/>
+        </w:rPr>
+      </w:r>
+      <w:r>
+        <w:rPr>
+          <w:b/>
+          <w:lang w:val="pt_PT" w:bidi="pt_PT"/>
+        </w:rPr>
+        <w:t>προκόψουσιν</w:t>
       </w:r>
     </w:p>
     <w:p>
@@ -17941,6 +20581,21 @@
           <w:b/>
           <w:lang w:val="pt_PT" w:bidi="pt_PT"/>
         </w:rPr>
+        <w:t>ἐπὶ πλεῖον &amp; προκόψουσιν ἀσεβείας</w:t>
+      </w:r>
+    </w:p>
+    <w:p>
+      <w:pPr/>
+      <w:r>
+        <w:rPr>
+          <w:lang w:val="pt_PT" w:bidi="pt_PT"/>
+        </w:rPr>
+      </w:r>
+      <w:r>
+        <w:rPr>
+          <w:b/>
+          <w:lang w:val="pt_PT" w:bidi="pt_PT"/>
+        </w:rPr>
         <w:t>"pois eles fazem com que as pessoas se afastem de Deus".</w:t>
       </w:r>
     </w:p>
@@ -18050,6 +20705,21 @@
           <w:b/>
           <w:lang w:val="pt_PT" w:bidi="pt_PT"/>
         </w:rPr>
+        <w:t>ἀσεβείας</w:t>
+      </w:r>
+    </w:p>
+    <w:p>
+      <w:pPr/>
+      <w:r>
+        <w:rPr>
+          <w:lang w:val="pt_PT" w:bidi="pt_PT"/>
+        </w:rPr>
+      </w:r>
+      <w:r>
+        <w:rPr>
+          <w:b/>
+          <w:lang w:val="pt_PT" w:bidi="pt_PT"/>
+        </w:rPr>
         <w:t>"pois eles fazem com que as pessoas se afastem de Deus".</w:t>
       </w:r>
     </w:p>
@@ -18119,6 +20789,21 @@
         <w:rPr>
           <w:lang w:val="pt_PT" w:bidi="pt_PT"/>
         </w:rPr>
+      </w:r>
+    </w:p>
+    <w:p>
+      <w:pPr/>
+      <w:r>
+        <w:rPr>
+          <w:lang w:val="pt_PT" w:bidi="pt_PT"/>
+        </w:rPr>
+      </w:r>
+      <w:r>
+        <w:rPr>
+          <w:b/>
+          <w:lang w:val="pt_PT" w:bidi="pt_PT"/>
+        </w:rPr>
+        <w:t>ὁ λόγος αὐτῶν</w:t>
       </w:r>
     </w:p>
     <w:p>
@@ -18234,6 +20919,21 @@
           <w:b/>
           <w:lang w:val="pt_PT" w:bidi="pt_PT"/>
         </w:rPr>
+        <w:t>ὡς γάγγραινα νομὴν ἕξει</w:t>
+      </w:r>
+    </w:p>
+    <w:p>
+      <w:pPr/>
+      <w:r>
+        <w:rPr>
+          <w:lang w:val="pt_PT" w:bidi="pt_PT"/>
+        </w:rPr>
+      </w:r>
+      <w:r>
+        <w:rPr>
+          <w:b/>
+          <w:lang w:val="pt_PT" w:bidi="pt_PT"/>
+        </w:rPr>
         <w:t>"se espalham como a gangrena".</w:t>
       </w:r>
     </w:p>
@@ -18343,6 +21043,21 @@
           <w:b/>
           <w:lang w:val="pt_PT" w:bidi="pt_PT"/>
         </w:rPr>
+        <w:t>γάγγραινα</w:t>
+      </w:r>
+    </w:p>
+    <w:p>
+      <w:pPr/>
+      <w:r>
+        <w:rPr>
+          <w:lang w:val="pt_PT" w:bidi="pt_PT"/>
+        </w:rPr>
+      </w:r>
+      <w:r>
+        <w:rPr>
+          <w:b/>
+          <w:lang w:val="pt_PT" w:bidi="pt_PT"/>
+        </w:rPr>
         <w:t>"como a gangrena".</w:t>
       </w:r>
     </w:p>
@@ -18452,6 +21167,21 @@
           <w:b/>
           <w:lang w:val="pt_PT" w:bidi="pt_PT"/>
         </w:rPr>
+        <w:t>Ὑμέναιος, καὶ Φίλητος</w:t>
+      </w:r>
+    </w:p>
+    <w:p>
+      <w:pPr/>
+      <w:r>
+        <w:rPr>
+          <w:lang w:val="pt_PT" w:bidi="pt_PT"/>
+        </w:rPr>
+      </w:r>
+      <w:r>
+        <w:rPr>
+          <w:b/>
+          <w:lang w:val="pt_PT" w:bidi="pt_PT"/>
+        </w:rPr>
         <w:t>"Himeneu e Fileto".</w:t>
       </w:r>
     </w:p>
@@ -18561,6 +21291,21 @@
           <w:b/>
           <w:lang w:val="pt_PT" w:bidi="pt_PT"/>
         </w:rPr>
+        <w:t>περὶ τὴν ἀλήθειαν ἠστόχησαν</w:t>
+      </w:r>
+    </w:p>
+    <w:p>
+      <w:pPr/>
+      <w:r>
+        <w:rPr>
+          <w:lang w:val="pt_PT" w:bidi="pt_PT"/>
+        </w:rPr>
+      </w:r>
+      <w:r>
+        <w:rPr>
+          <w:b/>
+          <w:lang w:val="pt_PT" w:bidi="pt_PT"/>
+        </w:rPr>
         <w:t>"os quais abandonaram o caminho da verdade".</w:t>
       </w:r>
     </w:p>
@@ -18670,6 +21415,21 @@
           <w:b/>
           <w:lang w:val="pt_PT" w:bidi="pt_PT"/>
         </w:rPr>
+        <w:t>περὶ τὴν ἀλήθειαν</w:t>
+      </w:r>
+    </w:p>
+    <w:p>
+      <w:pPr/>
+      <w:r>
+        <w:rPr>
+          <w:lang w:val="pt_PT" w:bidi="pt_PT"/>
+        </w:rPr>
+      </w:r>
+      <w:r>
+        <w:rPr>
+          <w:b/>
+          <w:lang w:val="pt_PT" w:bidi="pt_PT"/>
+        </w:rPr>
         <w:t>"o caminho da verdade".</w:t>
       </w:r>
     </w:p>
@@ -18766,6 +21526,21 @@
           <w:b/>
           <w:lang w:val="pt_PT" w:bidi="pt_PT"/>
         </w:rPr>
+        <w:t>ἀνάστασιν ἤδη γεγονέναι</w:t>
+      </w:r>
+    </w:p>
+    <w:p>
+      <w:pPr/>
+      <w:r>
+        <w:rPr>
+          <w:lang w:val="pt_PT" w:bidi="pt_PT"/>
+        </w:rPr>
+      </w:r>
+      <w:r>
+        <w:rPr>
+          <w:b/>
+          <w:lang w:val="pt_PT" w:bidi="pt_PT"/>
+        </w:rPr>
         <w:t>"Eles afirmam que a nossa ressurreição já aconteceu".</w:t>
       </w:r>
     </w:p>
@@ -18862,6 +21637,21 @@
           <w:b/>
           <w:lang w:val="pt_PT" w:bidi="pt_PT"/>
         </w:rPr>
+        <w:t>ἀνατρέπουσιν τήν τινων πίστιν</w:t>
+      </w:r>
+    </w:p>
+    <w:p>
+      <w:pPr/>
+      <w:r>
+        <w:rPr>
+          <w:lang w:val="pt_PT" w:bidi="pt_PT"/>
+        </w:rPr>
+      </w:r>
+      <w:r>
+        <w:rPr>
+          <w:b/>
+          <w:lang w:val="pt_PT" w:bidi="pt_PT"/>
+        </w:rPr>
         <w:t>"e assim estão atrapalhando a fé cristã de alguns".</w:t>
       </w:r>
     </w:p>
@@ -18958,6 +21748,21 @@
           <w:b/>
           <w:lang w:val="pt_PT" w:bidi="pt_PT"/>
         </w:rPr>
+        <w:t>τήν τινων πίστιν</w:t>
+      </w:r>
+    </w:p>
+    <w:p>
+      <w:pPr/>
+      <w:r>
+        <w:rPr>
+          <w:lang w:val="pt_PT" w:bidi="pt_PT"/>
+        </w:rPr>
+      </w:r>
+      <w:r>
+        <w:rPr>
+          <w:b/>
+          <w:lang w:val="pt_PT" w:bidi="pt_PT"/>
+        </w:rPr>
         <w:t>"a fé cristã de alguns".</w:t>
       </w:r>
     </w:p>
@@ -19054,6 +21859,21 @@
           <w:b/>
           <w:lang w:val="pt_PT" w:bidi="pt_PT"/>
         </w:rPr>
+        <w:t>ὁ &amp; στερεὸς θεμέλιος τοῦ Θεοῦ ἕστηκεν</w:t>
+      </w:r>
+    </w:p>
+    <w:p>
+      <w:pPr/>
+      <w:r>
+        <w:rPr>
+          <w:lang w:val="pt_PT" w:bidi="pt_PT"/>
+        </w:rPr>
+      </w:r>
+      <w:r>
+        <w:rPr>
+          <w:b/>
+          <w:lang w:val="pt_PT" w:bidi="pt_PT"/>
+        </w:rPr>
         <w:t>"Mas o firme alicerce que Deus colocou não pode ser abalado".</w:t>
       </w:r>
     </w:p>
@@ -19202,6 +22022,21 @@
           <w:b/>
           <w:lang w:val="pt_PT" w:bidi="pt_PT"/>
         </w:rPr>
+        <w:t>ἔχων τὴν σφραγῖδα ταύτην</w:t>
+      </w:r>
+    </w:p>
+    <w:p>
+      <w:pPr/>
+      <w:r>
+        <w:rPr>
+          <w:lang w:val="pt_PT" w:bidi="pt_PT"/>
+        </w:rPr>
+      </w:r>
+      <w:r>
+        <w:rPr>
+          <w:b/>
+          <w:lang w:val="pt_PT" w:bidi="pt_PT"/>
+        </w:rPr>
         <w:t>"e sobre esse alicerce estão escritas estas palavras".</w:t>
       </w:r>
     </w:p>
@@ -19310,6 +22145,21 @@
         <w:rPr>
           <w:lang w:val="pt_PT" w:bidi="pt_PT"/>
         </w:rPr>
+      </w:r>
+    </w:p>
+    <w:p>
+      <w:pPr/>
+      <w:r>
+        <w:rPr>
+          <w:lang w:val="pt_PT" w:bidi="pt_PT"/>
+        </w:rPr>
+      </w:r>
+      <w:r>
+        <w:rPr>
+          <w:b/>
+          <w:lang w:val="pt_PT" w:bidi="pt_PT"/>
+        </w:rPr>
+        <w:t>ἔγνω Κύριος τοὺς ὄντας αὐτοῦ, καί, ἀποστήτω ἀπὸ ἀδικίας πᾶς ὁ ὀνομάζων τὸ ὄνομα Κυρίου</w:t>
       </w:r>
     </w:p>
     <w:p>
@@ -19425,6 +22275,21 @@
           <w:b/>
           <w:lang w:val="pt_PT" w:bidi="pt_PT"/>
         </w:rPr>
+        <w:t>Κύριος &amp; Κυρίου</w:t>
+      </w:r>
+    </w:p>
+    <w:p>
+      <w:pPr/>
+      <w:r>
+        <w:rPr>
+          <w:lang w:val="pt_PT" w:bidi="pt_PT"/>
+        </w:rPr>
+      </w:r>
+      <w:r>
+        <w:rPr>
+          <w:b/>
+          <w:lang w:val="pt_PT" w:bidi="pt_PT"/>
+        </w:rPr>
         <w:t>"O Senhor"</w:t>
       </w:r>
       <w:r>
@@ -19534,6 +22399,21 @@
           <w:b/>
           <w:lang w:val="pt_PT" w:bidi="pt_PT"/>
         </w:rPr>
+        <w:t>ἔγνω</w:t>
+      </w:r>
+    </w:p>
+    <w:p>
+      <w:pPr/>
+      <w:r>
+        <w:rPr>
+          <w:lang w:val="pt_PT" w:bidi="pt_PT"/>
+        </w:rPr>
+      </w:r>
+      <w:r>
+        <w:rPr>
+          <w:b/>
+          <w:lang w:val="pt_PT" w:bidi="pt_PT"/>
+        </w:rPr>
         <w:t>"conhece".</w:t>
       </w:r>
     </w:p>
@@ -19617,6 +22497,21 @@
           <w:b/>
           <w:lang w:val="pt_PT" w:bidi="pt_PT"/>
         </w:rPr>
+        <w:t>ἀποστήτω ἀπὸ &amp; πᾶς ὁ ὀνομάζων τὸ ὄνομα Κυρίου</w:t>
+      </w:r>
+    </w:p>
+    <w:p>
+      <w:pPr/>
+      <w:r>
+        <w:rPr>
+          <w:lang w:val="pt_PT" w:bidi="pt_PT"/>
+        </w:rPr>
+      </w:r>
+      <w:r>
+        <w:rPr>
+          <w:b/>
+          <w:lang w:val="pt_PT" w:bidi="pt_PT"/>
+        </w:rPr>
         <w:t>"Toda pessoa que diz que pertence ao Senhor precisa abandonar o pecado".</w:t>
       </w:r>
     </w:p>
@@ -19726,6 +22621,21 @@
           <w:b/>
           <w:lang w:val="pt_PT" w:bidi="pt_PT"/>
         </w:rPr>
+        <w:t>ἀποστήτω &amp; πᾶς ὁ ὀνομάζων τὸ ὄνομα Κυρίου</w:t>
+      </w:r>
+    </w:p>
+    <w:p>
+      <w:pPr/>
+      <w:r>
+        <w:rPr>
+          <w:lang w:val="pt_PT" w:bidi="pt_PT"/>
+        </w:rPr>
+      </w:r>
+      <w:r>
+        <w:rPr>
+          <w:b/>
+          <w:lang w:val="pt_PT" w:bidi="pt_PT"/>
+        </w:rPr>
         <w:t>"que pertence ao Senhor precisa abandonar o pecado".</w:t>
       </w:r>
     </w:p>
@@ -19809,6 +22719,21 @@
           <w:b/>
           <w:lang w:val="pt_PT" w:bidi="pt_PT"/>
         </w:rPr>
+        <w:t>ὁ ὀνομάζων τὸ ὄνομα Κυρίου</w:t>
+      </w:r>
+    </w:p>
+    <w:p>
+      <w:pPr/>
+      <w:r>
+        <w:rPr>
+          <w:lang w:val="pt_PT" w:bidi="pt_PT"/>
+        </w:rPr>
+      </w:r>
+      <w:r>
+        <w:rPr>
+          <w:b/>
+          <w:lang w:val="pt_PT" w:bidi="pt_PT"/>
+        </w:rPr>
         <w:t>"Toda pessoa que diz que pertence ao Senhor".</w:t>
       </w:r>
     </w:p>
@@ -19918,6 +22843,21 @@
           <w:b/>
           <w:lang w:val="pt_PT" w:bidi="pt_PT"/>
         </w:rPr>
+        <w:t>ἀπὸ ἀδικίας</w:t>
+      </w:r>
+    </w:p>
+    <w:p>
+      <w:pPr/>
+      <w:r>
+        <w:rPr>
+          <w:lang w:val="pt_PT" w:bidi="pt_PT"/>
+        </w:rPr>
+      </w:r>
+      <w:r>
+        <w:rPr>
+          <w:b/>
+          <w:lang w:val="pt_PT" w:bidi="pt_PT"/>
+        </w:rPr>
         <w:t>"abandonar o pecado".</w:t>
       </w:r>
     </w:p>
@@ -20014,6 +22954,21 @@
           <w:b/>
           <w:lang w:val="pt_PT" w:bidi="pt_PT"/>
         </w:rPr>
+        <w:t>δὲ</w:t>
+      </w:r>
+    </w:p>
+    <w:p>
+      <w:pPr/>
+      <w:r>
+        <w:rPr>
+          <w:lang w:val="pt_PT" w:bidi="pt_PT"/>
+        </w:rPr>
+      </w:r>
+      <w:r>
+        <w:rPr>
+          <w:b/>
+          <w:lang w:val="pt_PT" w:bidi="pt_PT"/>
+        </w:rPr>
         <w:t>"Numa casa grande".</w:t>
       </w:r>
     </w:p>
@@ -20097,6 +23052,21 @@
           <w:b/>
           <w:lang w:val="pt_PT" w:bidi="pt_PT"/>
         </w:rPr>
+        <w:t>ἐν μεγάλῃ &amp; οἰκίᾳ, οὐκ ἔστιν μόνον σκεύη χρυσᾶ καὶ ἀργυρᾶ, ἀλλὰ καὶ ξύλινα καὶ ὀστράκινα; καὶ ἃ μὲν εἰς τιμὴν, ἃ δὲ εἰς ἀτιμίαν</w:t>
+      </w:r>
+    </w:p>
+    <w:p>
+      <w:pPr/>
+      <w:r>
+        <w:rPr>
+          <w:lang w:val="pt_PT" w:bidi="pt_PT"/>
+        </w:rPr>
+      </w:r>
+      <w:r>
+        <w:rPr>
+          <w:b/>
+          <w:lang w:val="pt_PT" w:bidi="pt_PT"/>
+        </w:rPr>
         <w:t>"Numa casa grande não existem somente vasilhas de ouro e de prata, mas também de madeira e de barro. Algumas são para ocasiões especiais, e outras, para todos os dias".</w:t>
       </w:r>
     </w:p>
@@ -20206,6 +23176,21 @@
           <w:b/>
           <w:lang w:val="pt_PT" w:bidi="pt_PT"/>
         </w:rPr>
+        <w:t>σκεύη</w:t>
+      </w:r>
+    </w:p>
+    <w:p>
+      <w:pPr/>
+      <w:r>
+        <w:rPr>
+          <w:lang w:val="pt_PT" w:bidi="pt_PT"/>
+        </w:rPr>
+      </w:r>
+      <w:r>
+        <w:rPr>
+          <w:b/>
+          <w:lang w:val="pt_PT" w:bidi="pt_PT"/>
+        </w:rPr>
         <w:t>"vasilhas".</w:t>
       </w:r>
     </w:p>
@@ -20302,6 +23287,21 @@
           <w:b/>
           <w:lang w:val="pt_PT" w:bidi="pt_PT"/>
         </w:rPr>
+        <w:t>ἀλλὰ καὶ ξύλινα καὶ ὀστράκινα</w:t>
+      </w:r>
+    </w:p>
+    <w:p>
+      <w:pPr/>
+      <w:r>
+        <w:rPr>
+          <w:lang w:val="pt_PT" w:bidi="pt_PT"/>
+        </w:rPr>
+      </w:r>
+      <w:r>
+        <w:rPr>
+          <w:b/>
+          <w:lang w:val="pt_PT" w:bidi="pt_PT"/>
+        </w:rPr>
         <w:t>"mas também madeira e de barro".</w:t>
       </w:r>
     </w:p>
@@ -20385,6 +23385,21 @@
           <w:b/>
           <w:lang w:val="pt_PT" w:bidi="pt_PT"/>
         </w:rPr>
+        <w:t>ἃ μὲν εἰς τιμὴν, ἃ δὲ εἰς ἀτιμίαν</w:t>
+      </w:r>
+    </w:p>
+    <w:p>
+      <w:pPr/>
+      <w:r>
+        <w:rPr>
+          <w:lang w:val="pt_PT" w:bidi="pt_PT"/>
+        </w:rPr>
+      </w:r>
+      <w:r>
+        <w:rPr>
+          <w:b/>
+          <w:lang w:val="pt_PT" w:bidi="pt_PT"/>
+        </w:rPr>
         <w:t>"Algumas são para ocasiões especiais, e outras, para todos os dias".</w:t>
       </w:r>
     </w:p>
@@ -20468,6 +23483,21 @@
           <w:b/>
           <w:lang w:val="pt_PT" w:bidi="pt_PT"/>
         </w:rPr>
+        <w:t>ἃ μὲν εἰς τιμὴν, ἃ δὲ εἰς ἀτιμίαν</w:t>
+      </w:r>
+    </w:p>
+    <w:p>
+      <w:pPr/>
+      <w:r>
+        <w:rPr>
+          <w:lang w:val="pt_PT" w:bidi="pt_PT"/>
+        </w:rPr>
+      </w:r>
+      <w:r>
+        <w:rPr>
+          <w:b/>
+          <w:lang w:val="pt_PT" w:bidi="pt_PT"/>
+        </w:rPr>
         <w:t>"Algumas são para ocasiões especiais, e outras, para todos os dias".</w:t>
       </w:r>
     </w:p>
@@ -20551,6 +23581,21 @@
           <w:b/>
           <w:lang w:val="pt_PT" w:bidi="pt_PT"/>
         </w:rPr>
+        <w:t>ἐὰν &amp; τις ἐκκαθάρῃ ἑαυτὸν ἀπὸ τούτων, ἔσται σκεῦος εἰς τιμήν, ἡγιασμένον εὔχρηστον τῷ Δεσπότῃ, εἰς πᾶν ἔργον ἀγαθὸν ἡτοιμασμένον</w:t>
+      </w:r>
+    </w:p>
+    <w:p>
+      <w:pPr/>
+      <w:r>
+        <w:rPr>
+          <w:lang w:val="pt_PT" w:bidi="pt_PT"/>
+        </w:rPr>
+      </w:r>
+      <w:r>
+        <w:rPr>
+          <w:b/>
+          <w:lang w:val="pt_PT" w:bidi="pt_PT"/>
+        </w:rPr>
         <w:t>"Quem se purificar de todos esses erros de que tenho falado será usado para fins especiais porque é dedicado e útil ao seu Mestre e está pronto para fazer tudo o que é bom".</w:t>
       </w:r>
     </w:p>
@@ -20646,6 +23691,21 @@
         <w:rPr>
           <w:lang w:val="pt_PT" w:bidi="pt_PT"/>
         </w:rPr>
+      </w:r>
+    </w:p>
+    <w:p>
+      <w:pPr/>
+      <w:r>
+        <w:rPr>
+          <w:lang w:val="pt_PT" w:bidi="pt_PT"/>
+        </w:rPr>
+      </w:r>
+      <w:r>
+        <w:rPr>
+          <w:b/>
+          <w:lang w:val="pt_PT" w:bidi="pt_PT"/>
+        </w:rPr>
+        <w:t>τούτων</w:t>
       </w:r>
     </w:p>
     <w:p>
@@ -20792,6 +23852,21 @@
           <w:b/>
           <w:lang w:val="pt_PT" w:bidi="pt_PT"/>
         </w:rPr>
+        <w:t>ἑαυτὸν &amp; ἔσται</w:t>
+      </w:r>
+    </w:p>
+    <w:p>
+      <w:pPr/>
+      <w:r>
+        <w:rPr>
+          <w:lang w:val="pt_PT" w:bidi="pt_PT"/>
+        </w:rPr>
+      </w:r>
+      <w:r>
+        <w:rPr>
+          <w:b/>
+          <w:lang w:val="pt_PT" w:bidi="pt_PT"/>
+        </w:rPr>
         <w:t>"será usado"</w:t>
       </w:r>
       <w:r>
@@ -20888,6 +23963,21 @@
           <w:b/>
           <w:lang w:val="pt_PT" w:bidi="pt_PT"/>
         </w:rPr>
+        <w:t>εἰς τιμήν</w:t>
+      </w:r>
+    </w:p>
+    <w:p>
+      <w:pPr/>
+      <w:r>
+        <w:rPr>
+          <w:lang w:val="pt_PT" w:bidi="pt_PT"/>
+        </w:rPr>
+      </w:r>
+      <w:r>
+        <w:rPr>
+          <w:b/>
+          <w:lang w:val="pt_PT" w:bidi="pt_PT"/>
+        </w:rPr>
         <w:t>"será usado para fins especiais porque é dedicado e útil ao seu Mestre".</w:t>
       </w:r>
     </w:p>
@@ -20971,6 +24061,21 @@
           <w:b/>
           <w:lang w:val="pt_PT" w:bidi="pt_PT"/>
         </w:rPr>
+        <w:t>ἡγιασμένον</w:t>
+      </w:r>
+    </w:p>
+    <w:p>
+      <w:pPr/>
+      <w:r>
+        <w:rPr>
+          <w:lang w:val="pt_PT" w:bidi="pt_PT"/>
+        </w:rPr>
+      </w:r>
+      <w:r>
+        <w:rPr>
+          <w:b/>
+          <w:lang w:val="pt_PT" w:bidi="pt_PT"/>
+        </w:rPr>
         <w:t>"porque é dedicado e útil ao seu Mestre".</w:t>
       </w:r>
     </w:p>
@@ -21054,6 +24159,21 @@
           <w:b/>
           <w:lang w:val="pt_PT" w:bidi="pt_PT"/>
         </w:rPr>
+        <w:t>ἡτοιμασμένον</w:t>
+      </w:r>
+    </w:p>
+    <w:p>
+      <w:pPr/>
+      <w:r>
+        <w:rPr>
+          <w:lang w:val="pt_PT" w:bidi="pt_PT"/>
+        </w:rPr>
+      </w:r>
+      <w:r>
+        <w:rPr>
+          <w:b/>
+          <w:lang w:val="pt_PT" w:bidi="pt_PT"/>
+        </w:rPr>
         <w:t>"e está pronto para fazer tudo o que é bom".</w:t>
       </w:r>
     </w:p>
@@ -21137,6 +24257,21 @@
           <w:b/>
           <w:lang w:val="pt_PT" w:bidi="pt_PT"/>
         </w:rPr>
+        <w:t>δὲ</w:t>
+      </w:r>
+    </w:p>
+    <w:p>
+      <w:pPr/>
+      <w:r>
+        <w:rPr>
+          <w:lang w:val="pt_PT" w:bidi="pt_PT"/>
+        </w:rPr>
+      </w:r>
+      <w:r>
+        <w:rPr>
+          <w:b/>
+          <w:lang w:val="pt_PT" w:bidi="pt_PT"/>
+        </w:rPr>
         <w:t>"E você".</w:t>
       </w:r>
     </w:p>
@@ -21220,6 +24355,21 @@
           <w:b/>
           <w:lang w:val="pt_PT" w:bidi="pt_PT"/>
         </w:rPr>
+        <w:t>φεῦγε</w:t>
+      </w:r>
+    </w:p>
+    <w:p>
+      <w:pPr/>
+      <w:r>
+        <w:rPr>
+          <w:lang w:val="pt_PT" w:bidi="pt_PT"/>
+        </w:rPr>
+      </w:r>
+      <w:r>
+        <w:rPr>
+          <w:b/>
+          <w:lang w:val="pt_PT" w:bidi="pt_PT"/>
+        </w:rPr>
         <w:t>"fuja das paixões da mocidade".</w:t>
       </w:r>
     </w:p>
@@ -21329,6 +24479,21 @@
           <w:b/>
           <w:lang w:val="pt_PT" w:bidi="pt_PT"/>
         </w:rPr>
+        <w:t>τὰς &amp; νεωτερικὰς ἐπιθυμίας</w:t>
+      </w:r>
+    </w:p>
+    <w:p>
+      <w:pPr/>
+      <w:r>
+        <w:rPr>
+          <w:lang w:val="pt_PT" w:bidi="pt_PT"/>
+        </w:rPr>
+      </w:r>
+      <w:r>
+        <w:rPr>
+          <w:b/>
+          <w:lang w:val="pt_PT" w:bidi="pt_PT"/>
+        </w:rPr>
         <w:t>"fuja das paixões da mocidade".</w:t>
       </w:r>
     </w:p>
@@ -21425,6 +24590,21 @@
           <w:b/>
           <w:lang w:val="pt_PT" w:bidi="pt_PT"/>
         </w:rPr>
+        <w:t>δίωκε &amp; δικαιοσύνην, πίστιν, ἀγάπην, εἰρήνην, μετὰ τῶν ἐπικαλουμένων τὸν Κύριον ἐκ καθαρᾶς καρδίας</w:t>
+      </w:r>
+    </w:p>
+    <w:p>
+      <w:pPr/>
+      <w:r>
+        <w:rPr>
+          <w:lang w:val="pt_PT" w:bidi="pt_PT"/>
+        </w:rPr>
+      </w:r>
+      <w:r>
+        <w:rPr>
+          <w:b/>
+          <w:lang w:val="pt_PT" w:bidi="pt_PT"/>
+        </w:rPr>
         <w:t>"e procure viver uma vida correta, com fé, amor e paz, junto com os que com um coração puro".</w:t>
       </w:r>
     </w:p>
@@ -21566,6 +24746,21 @@
           <w:b/>
           <w:lang w:val="pt_PT" w:bidi="pt_PT"/>
         </w:rPr>
+        <w:t>δίωκε</w:t>
+      </w:r>
+    </w:p>
+    <w:p>
+      <w:pPr/>
+      <w:r>
+        <w:rPr>
+          <w:lang w:val="pt_PT" w:bidi="pt_PT"/>
+        </w:rPr>
+      </w:r>
+      <w:r>
+        <w:rPr>
+          <w:b/>
+          <w:lang w:val="pt_PT" w:bidi="pt_PT"/>
+        </w:rPr>
         <w:t>"procure viver".</w:t>
       </w:r>
     </w:p>
@@ -21662,6 +24857,21 @@
           <w:b/>
           <w:lang w:val="pt_PT" w:bidi="pt_PT"/>
         </w:rPr>
+        <w:t>δικαιοσύνην, πίστιν, ἀγάπην, εἰρήνην</w:t>
+      </w:r>
+    </w:p>
+    <w:p>
+      <w:pPr/>
+      <w:r>
+        <w:rPr>
+          <w:lang w:val="pt_PT" w:bidi="pt_PT"/>
+        </w:rPr>
+      </w:r>
+      <w:r>
+        <w:rPr>
+          <w:b/>
+          <w:lang w:val="pt_PT" w:bidi="pt_PT"/>
+        </w:rPr>
         <w:t>"uma vida correta, com fé, amor e paz".</w:t>
       </w:r>
     </w:p>
@@ -21745,6 +24955,21 @@
           <w:b/>
           <w:lang w:val="pt_PT" w:bidi="pt_PT"/>
         </w:rPr>
+        <w:t>πίστιν</w:t>
+      </w:r>
+    </w:p>
+    <w:p>
+      <w:pPr/>
+      <w:r>
+        <w:rPr>
+          <w:lang w:val="pt_PT" w:bidi="pt_PT"/>
+        </w:rPr>
+      </w:r>
+      <w:r>
+        <w:rPr>
+          <w:b/>
+          <w:lang w:val="pt_PT" w:bidi="pt_PT"/>
+        </w:rPr>
         <w:t>"com fé".</w:t>
       </w:r>
     </w:p>
@@ -21841,6 +25066,21 @@
           <w:b/>
           <w:lang w:val="pt_PT" w:bidi="pt_PT"/>
         </w:rPr>
+        <w:t>τῶν ἐπικαλουμένων τὸν Κύριον</w:t>
+      </w:r>
+    </w:p>
+    <w:p>
+      <w:pPr/>
+      <w:r>
+        <w:rPr>
+          <w:lang w:val="pt_PT" w:bidi="pt_PT"/>
+        </w:rPr>
+      </w:r>
+      <w:r>
+        <w:rPr>
+          <w:b/>
+          <w:lang w:val="pt_PT" w:bidi="pt_PT"/>
+        </w:rPr>
         <w:t>"junto com os que com um coração puro pedem a ajuda do Senhor".</w:t>
       </w:r>
     </w:p>
@@ -21937,6 +25177,21 @@
           <w:b/>
           <w:lang w:val="pt_PT" w:bidi="pt_PT"/>
         </w:rPr>
+        <w:t>τὸν Κύριον ἐκ καθαρᾶς καρδίας</w:t>
+      </w:r>
+    </w:p>
+    <w:p>
+      <w:pPr/>
+      <w:r>
+        <w:rPr>
+          <w:lang w:val="pt_PT" w:bidi="pt_PT"/>
+        </w:rPr>
+      </w:r>
+      <w:r>
+        <w:rPr>
+          <w:b/>
+          <w:lang w:val="pt_PT" w:bidi="pt_PT"/>
+        </w:rPr>
         <w:t>"os que com um coração puro pedem a ajuda do Senhor".</w:t>
       </w:r>
     </w:p>
@@ -22046,6 +25301,21 @@
           <w:b/>
           <w:lang w:val="pt_PT" w:bidi="pt_PT"/>
         </w:rPr>
+        <w:t>ἐκ καθαρᾶς καρδίας</w:t>
+      </w:r>
+    </w:p>
+    <w:p>
+      <w:pPr/>
+      <w:r>
+        <w:rPr>
+          <w:lang w:val="pt_PT" w:bidi="pt_PT"/>
+        </w:rPr>
+      </w:r>
+      <w:r>
+        <w:rPr>
+          <w:b/>
+          <w:lang w:val="pt_PT" w:bidi="pt_PT"/>
+        </w:rPr>
         <w:t>"que com um coração puro".</w:t>
       </w:r>
     </w:p>
@@ -22155,6 +25425,21 @@
           <w:b/>
           <w:lang w:val="pt_PT" w:bidi="pt_PT"/>
         </w:rPr>
+        <w:t>δὲ</w:t>
+      </w:r>
+    </w:p>
+    <w:p>
+      <w:pPr/>
+      <w:r>
+        <w:rPr>
+          <w:lang w:val="pt_PT" w:bidi="pt_PT"/>
+        </w:rPr>
+      </w:r>
+      <w:r>
+        <w:rPr>
+          <w:b/>
+          <w:lang w:val="pt_PT" w:bidi="pt_PT"/>
+        </w:rPr>
         <w:t>"Fique longe".</w:t>
       </w:r>
     </w:p>
@@ -22251,6 +25536,21 @@
           <w:b/>
           <w:lang w:val="pt_PT" w:bidi="pt_PT"/>
         </w:rPr>
+        <w:t>τὰς &amp; μωρὰς καὶ ἀπαιδεύτους ζητήσεις</w:t>
+      </w:r>
+    </w:p>
+    <w:p>
+      <w:pPr/>
+      <w:r>
+        <w:rPr>
+          <w:lang w:val="pt_PT" w:bidi="pt_PT"/>
+        </w:rPr>
+      </w:r>
+      <w:r>
+        <w:rPr>
+          <w:b/>
+          <w:lang w:val="pt_PT" w:bidi="pt_PT"/>
+        </w:rPr>
         <w:t>"longe das discussões tolas e sem valor".</w:t>
       </w:r>
     </w:p>
@@ -22347,6 +25647,21 @@
           <w:b/>
           <w:lang w:val="pt_PT" w:bidi="pt_PT"/>
         </w:rPr>
+        <w:t>μωρὰς καὶ ἀπαιδεύτους</w:t>
+      </w:r>
+    </w:p>
+    <w:p>
+      <w:pPr/>
+      <w:r>
+        <w:rPr>
+          <w:lang w:val="pt_PT" w:bidi="pt_PT"/>
+        </w:rPr>
+      </w:r>
+      <w:r>
+        <w:rPr>
+          <w:b/>
+          <w:lang w:val="pt_PT" w:bidi="pt_PT"/>
+        </w:rPr>
         <w:t>"discussões tolas e sem valor".</w:t>
       </w:r>
     </w:p>
@@ -22456,6 +25771,21 @@
           <w:b/>
           <w:lang w:val="pt_PT" w:bidi="pt_PT"/>
         </w:rPr>
+        <w:t>γεννῶσι</w:t>
+      </w:r>
+    </w:p>
+    <w:p>
+      <w:pPr/>
+      <w:r>
+        <w:rPr>
+          <w:lang w:val="pt_PT" w:bidi="pt_PT"/>
+        </w:rPr>
+      </w:r>
+      <w:r>
+        <w:rPr>
+          <w:b/>
+          <w:lang w:val="pt_PT" w:bidi="pt_PT"/>
+        </w:rPr>
         <w:t>"pois você sabe que elas sempre acabam em brigas".</w:t>
       </w:r>
     </w:p>
@@ -22591,6 +25921,21 @@
           <w:b/>
           <w:lang w:val="pt_PT" w:bidi="pt_PT"/>
         </w:rPr>
+        <w:t>μάχας</w:t>
+      </w:r>
+    </w:p>
+    <w:p>
+      <w:pPr/>
+      <w:r>
+        <w:rPr>
+          <w:lang w:val="pt_PT" w:bidi="pt_PT"/>
+        </w:rPr>
+      </w:r>
+      <w:r>
+        <w:rPr>
+          <w:b/>
+          <w:lang w:val="pt_PT" w:bidi="pt_PT"/>
+        </w:rPr>
         <w:t>"acabam em brigas".</w:t>
       </w:r>
     </w:p>
@@ -22687,6 +26032,21 @@
           <w:b/>
           <w:lang w:val="pt_PT" w:bidi="pt_PT"/>
         </w:rPr>
+        <w:t>δὲ</w:t>
+      </w:r>
+    </w:p>
+    <w:p>
+      <w:pPr/>
+      <w:r>
+        <w:rPr>
+          <w:lang w:val="pt_PT" w:bidi="pt_PT"/>
+        </w:rPr>
+      </w:r>
+      <w:r>
+        <w:rPr>
+          <w:b/>
+          <w:lang w:val="pt_PT" w:bidi="pt_PT"/>
+        </w:rPr>
         <w:t>"O servo do Senhor".</w:t>
       </w:r>
     </w:p>
@@ -22783,6 +26143,21 @@
           <w:b/>
           <w:lang w:val="pt_PT" w:bidi="pt_PT"/>
         </w:rPr>
+        <w:t>δοῦλον &amp; Κυρίου</w:t>
+      </w:r>
+    </w:p>
+    <w:p>
+      <w:pPr/>
+      <w:r>
+        <w:rPr>
+          <w:lang w:val="pt_PT" w:bidi="pt_PT"/>
+        </w:rPr>
+      </w:r>
+      <w:r>
+        <w:rPr>
+          <w:b/>
+          <w:lang w:val="pt_PT" w:bidi="pt_PT"/>
+        </w:rPr>
         <w:t>"servo do Senhor".</w:t>
       </w:r>
     </w:p>
@@ -22892,6 +26267,21 @@
           <w:b/>
           <w:lang w:val="pt_PT" w:bidi="pt_PT"/>
         </w:rPr>
+        <w:t>δοῦλον &amp; Κυρίου</w:t>
+      </w:r>
+    </w:p>
+    <w:p>
+      <w:pPr/>
+      <w:r>
+        <w:rPr>
+          <w:lang w:val="pt_PT" w:bidi="pt_PT"/>
+        </w:rPr>
+      </w:r>
+      <w:r>
+        <w:rPr>
+          <w:b/>
+          <w:lang w:val="pt_PT" w:bidi="pt_PT"/>
+        </w:rPr>
         <w:t>"servo do Senhor".</w:t>
       </w:r>
     </w:p>
@@ -22987,6 +26377,21 @@
         <w:rPr>
           <w:lang w:val="pt_PT" w:bidi="pt_PT"/>
         </w:rPr>
+      </w:r>
+    </w:p>
+    <w:p>
+      <w:pPr/>
+      <w:r>
+        <w:rPr>
+          <w:lang w:val="pt_PT" w:bidi="pt_PT"/>
+        </w:rPr>
+      </w:r>
+      <w:r>
+        <w:rPr>
+          <w:b/>
+          <w:lang w:val="pt_PT" w:bidi="pt_PT"/>
+        </w:rPr>
+        <w:t>οὐ &amp; μάχεσθαι</w:t>
       </w:r>
     </w:p>
     <w:p>
@@ -23102,6 +26507,21 @@
           <w:b/>
           <w:lang w:val="pt_PT" w:bidi="pt_PT"/>
         </w:rPr>
+        <w:t>πάντας</w:t>
+      </w:r>
+    </w:p>
+    <w:p>
+      <w:pPr/>
+      <w:r>
+        <w:rPr>
+          <w:lang w:val="pt_PT" w:bidi="pt_PT"/>
+        </w:rPr>
+      </w:r>
+      <w:r>
+        <w:rPr>
+          <w:b/>
+          <w:lang w:val="pt_PT" w:bidi="pt_PT"/>
+        </w:rPr>
         <w:t>"todos".</w:t>
       </w:r>
     </w:p>
@@ -23198,6 +26618,21 @@
           <w:b/>
           <w:lang w:val="pt_PT" w:bidi="pt_PT"/>
         </w:rPr>
+        <w:t>ἐν πραΰτητι</w:t>
+      </w:r>
+    </w:p>
+    <w:p>
+      <w:pPr/>
+      <w:r>
+        <w:rPr>
+          <w:lang w:val="pt_PT" w:bidi="pt_PT"/>
+        </w:rPr>
+      </w:r>
+      <w:r>
+        <w:rPr>
+          <w:b/>
+          <w:lang w:val="pt_PT" w:bidi="pt_PT"/>
+        </w:rPr>
         <w:t>"que corrige com delicadeza".</w:t>
       </w:r>
     </w:p>
@@ -23280,6 +26715,21 @@
         <w:rPr>
           <w:lang w:val="pt_PT" w:bidi="pt_PT"/>
         </w:rPr>
+      </w:r>
+    </w:p>
+    <w:p>
+      <w:pPr/>
+      <w:r>
+        <w:rPr>
+          <w:lang w:val="pt_PT" w:bidi="pt_PT"/>
+        </w:rPr>
+      </w:r>
+      <w:r>
+        <w:rPr>
+          <w:b/>
+          <w:lang w:val="pt_PT" w:bidi="pt_PT"/>
+        </w:rPr>
+        <w:t>τοὺς ἀντιδιατιθεμένους</w:t>
       </w:r>
     </w:p>
     <w:p>
@@ -23408,6 +26858,21 @@
           <w:b/>
           <w:lang w:val="pt_PT" w:bidi="pt_PT"/>
         </w:rPr>
+        <w:t>μήποτε δώῃ αὐτοῖς ὁ Θεὸς μετάνοιαν</w:t>
+      </w:r>
+    </w:p>
+    <w:p>
+      <w:pPr/>
+      <w:r>
+        <w:rPr>
+          <w:lang w:val="pt_PT" w:bidi="pt_PT"/>
+        </w:rPr>
+      </w:r>
+      <w:r>
+        <w:rPr>
+          <w:b/>
+          <w:lang w:val="pt_PT" w:bidi="pt_PT"/>
+        </w:rPr>
         <w:t>"Pois pode ser que Deus dê a eles a oportunidade de se arrependerem".</w:t>
       </w:r>
     </w:p>
@@ -23517,6 +26982,21 @@
           <w:b/>
           <w:lang w:val="pt_PT" w:bidi="pt_PT"/>
         </w:rPr>
+        <w:t>μήποτε δώῃ αὐτοῖς &amp; μετάνοιαν εἰς ἐπίγνωσιν ἀληθείας</w:t>
+      </w:r>
+    </w:p>
+    <w:p>
+      <w:pPr/>
+      <w:r>
+        <w:rPr>
+          <w:lang w:val="pt_PT" w:bidi="pt_PT"/>
+        </w:rPr>
+      </w:r>
+      <w:r>
+        <w:rPr>
+          <w:b/>
+          <w:lang w:val="pt_PT" w:bidi="pt_PT"/>
+        </w:rPr>
         <w:t>"pode ser que Deus dê a eles a oportunidade de se arrependerem e de virem a conhecer a verdade".</w:t>
       </w:r>
     </w:p>
@@ -23613,6 +27093,21 @@
           <w:b/>
           <w:lang w:val="pt_PT" w:bidi="pt_PT"/>
         </w:rPr>
+        <w:t>ἀνανήψωσιν ἐκ τῆς τοῦ διαβόλου παγίδος, ἐζωγρημένοι ὑπ’ αὐτοῦ, εἰς τὸ ἐκείνου θέλημα</w:t>
+      </w:r>
+    </w:p>
+    <w:p>
+      <w:pPr/>
+      <w:r>
+        <w:rPr>
+          <w:lang w:val="pt_PT" w:bidi="pt_PT"/>
+        </w:rPr>
+      </w:r>
+      <w:r>
+        <w:rPr>
+          <w:b/>
+          <w:lang w:val="pt_PT" w:bidi="pt_PT"/>
+        </w:rPr>
         <w:t>"E assim voltarão ao seu perfeito juízo e escaparão da armadilha do Diabo, que os prendeu para fazerem o que ele quer".</w:t>
       </w:r>
     </w:p>
@@ -23722,6 +27217,21 @@
           <w:b/>
           <w:lang w:val="pt_PT" w:bidi="pt_PT"/>
         </w:rPr>
+        <w:t>ἀνανήψωσιν ἐκ τῆς τοῦ διαβόλου παγίδος</w:t>
+      </w:r>
+    </w:p>
+    <w:p>
+      <w:pPr/>
+      <w:r>
+        <w:rPr>
+          <w:lang w:val="pt_PT" w:bidi="pt_PT"/>
+        </w:rPr>
+      </w:r>
+      <w:r>
+        <w:rPr>
+          <w:b/>
+          <w:lang w:val="pt_PT" w:bidi="pt_PT"/>
+        </w:rPr>
         <w:t>"E assim voltarão ao seu perfeito juízo e escaparão da armadilha do Diabo".</w:t>
       </w:r>
     </w:p>
@@ -23831,6 +27341,21 @@
           <w:b/>
           <w:lang w:val="pt_PT" w:bidi="pt_PT"/>
         </w:rPr>
+        <w:t>ἀνανήψωσιν</w:t>
+      </w:r>
+    </w:p>
+    <w:p>
+      <w:pPr/>
+      <w:r>
+        <w:rPr>
+          <w:lang w:val="pt_PT" w:bidi="pt_PT"/>
+        </w:rPr>
+      </w:r>
+      <w:r>
+        <w:rPr>
+          <w:b/>
+          <w:lang w:val="pt_PT" w:bidi="pt_PT"/>
+        </w:rPr>
         <w:t>"E assim voltarão ao seu perfeito juízo".</w:t>
       </w:r>
     </w:p>
@@ -23914,6 +27439,21 @@
           <w:b/>
           <w:lang w:val="pt_PT" w:bidi="pt_PT"/>
         </w:rPr>
+        <w:t>ἐκ τῆς τοῦ διαβόλου παγίδος, ἐζωγρημένοι ὑπ’ αὐτοῦ</w:t>
+      </w:r>
+    </w:p>
+    <w:p>
+      <w:pPr/>
+      <w:r>
+        <w:rPr>
+          <w:lang w:val="pt_PT" w:bidi="pt_PT"/>
+        </w:rPr>
+      </w:r>
+      <w:r>
+        <w:rPr>
+          <w:b/>
+          <w:lang w:val="pt_PT" w:bidi="pt_PT"/>
+        </w:rPr>
         <w:t>"e escaparão da armadilha do Diabo, que os prendeu para fazerem o que ele quer".</w:t>
       </w:r>
     </w:p>
@@ -24010,6 +27550,21 @@
           <w:b/>
           <w:lang w:val="pt_PT" w:bidi="pt_PT"/>
         </w:rPr>
+        <w:t>ἐζωγρημένοι ὑπ’ αὐτοῦ</w:t>
+      </w:r>
+    </w:p>
+    <w:p>
+      <w:pPr/>
+      <w:r>
+        <w:rPr>
+          <w:lang w:val="pt_PT" w:bidi="pt_PT"/>
+        </w:rPr>
+      </w:r>
+      <w:r>
+        <w:rPr>
+          <w:b/>
+          <w:lang w:val="pt_PT" w:bidi="pt_PT"/>
+        </w:rPr>
         <w:t>"que os prendeu para fazerem o que ele quer".</w:t>
       </w:r>
     </w:p>
@@ -24093,6 +27648,21 @@
           <w:b/>
           <w:lang w:val="pt_PT" w:bidi="pt_PT"/>
         </w:rPr>
+        <w:t>ὑπ’ αὐτοῦ, εἰς τὸ ἐκείνου θέλημα</w:t>
+      </w:r>
+    </w:p>
+    <w:p>
+      <w:pPr/>
+      <w:r>
+        <w:rPr>
+          <w:lang w:val="pt_PT" w:bidi="pt_PT"/>
+        </w:rPr>
+      </w:r>
+      <w:r>
+        <w:rPr>
+          <w:b/>
+          <w:lang w:val="pt_PT" w:bidi="pt_PT"/>
+        </w:rPr>
         <w:t>"que os prendeu para fazerem o que ele quer".</w:t>
       </w:r>
     </w:p>
@@ -24241,6 +27811,21 @@
           <w:b/>
           <w:lang w:val="pt_PT" w:bidi="pt_PT"/>
         </w:rPr>
+        <w:t>εἰς τὸ ἐκείνου θέλημα</w:t>
+      </w:r>
+    </w:p>
+    <w:p>
+      <w:pPr/>
+      <w:r>
+        <w:rPr>
+          <w:lang w:val="pt_PT" w:bidi="pt_PT"/>
+        </w:rPr>
+      </w:r>
+      <w:r>
+        <w:rPr>
+          <w:b/>
+          <w:lang w:val="pt_PT" w:bidi="pt_PT"/>
+        </w:rPr>
         <w:t>"que os prendeu para fazerem o que ele quer".</w:t>
       </w:r>
     </w:p>
@@ -24324,6 +27909,21 @@
           <w:b/>
           <w:lang w:val="pt_PT" w:bidi="pt_PT"/>
         </w:rPr>
+        <w:t>δὲ</w:t>
+      </w:r>
+    </w:p>
+    <w:p>
+      <w:pPr/>
+      <w:r>
+        <w:rPr>
+          <w:lang w:val="pt_PT" w:bidi="pt_PT"/>
+        </w:rPr>
+      </w:r>
+      <w:r>
+        <w:rPr>
+          <w:b/>
+          <w:lang w:val="pt_PT" w:bidi="pt_PT"/>
+        </w:rPr>
         <w:t>"Lembre disto".</w:t>
       </w:r>
     </w:p>
@@ -24420,6 +28020,21 @@
           <w:b/>
           <w:lang w:val="pt_PT" w:bidi="pt_PT"/>
         </w:rPr>
+        <w:t>τοῦτο &amp; γίνωσκε, ὅτι</w:t>
+      </w:r>
+    </w:p>
+    <w:p>
+      <w:pPr/>
+      <w:r>
+        <w:rPr>
+          <w:lang w:val="pt_PT" w:bidi="pt_PT"/>
+        </w:rPr>
+      </w:r>
+      <w:r>
+        <w:rPr>
+          <w:b/>
+          <w:lang w:val="pt_PT" w:bidi="pt_PT"/>
+        </w:rPr>
         <w:t>"Lembre disto".</w:t>
       </w:r>
     </w:p>
@@ -24516,6 +28131,21 @@
           <w:b/>
           <w:lang w:val="pt_PT" w:bidi="pt_PT"/>
         </w:rPr>
+        <w:t>ἐν ἐσχάταις ἡμέραις</w:t>
+      </w:r>
+    </w:p>
+    <w:p>
+      <w:pPr/>
+      <w:r>
+        <w:rPr>
+          <w:lang w:val="pt_PT" w:bidi="pt_PT"/>
+        </w:rPr>
+      </w:r>
+      <w:r>
+        <w:rPr>
+          <w:b/>
+          <w:lang w:val="pt_PT" w:bidi="pt_PT"/>
+        </w:rPr>
         <w:t>"nos últimos dias".</w:t>
       </w:r>
     </w:p>
@@ -24598,6 +28228,21 @@
         <w:rPr>
           <w:lang w:val="pt_PT" w:bidi="pt_PT"/>
         </w:rPr>
+      </w:r>
+    </w:p>
+    <w:p>
+      <w:pPr/>
+      <w:r>
+        <w:rPr>
+          <w:lang w:val="pt_PT" w:bidi="pt_PT"/>
+        </w:rPr>
+      </w:r>
+      <w:r>
+        <w:rPr>
+          <w:b/>
+          <w:lang w:val="pt_PT" w:bidi="pt_PT"/>
+        </w:rPr>
+        <w:t>ἐνστήσονται καιροὶ χαλεποί</w:t>
       </w:r>
     </w:p>
     <w:p>
@@ -24739,6 +28384,21 @@
           <w:b/>
           <w:lang w:val="pt_PT" w:bidi="pt_PT"/>
         </w:rPr>
+        <w:t>γὰρ</w:t>
+      </w:r>
+    </w:p>
+    <w:p>
+      <w:pPr/>
+      <w:r>
+        <w:rPr>
+          <w:lang w:val="pt_PT" w:bidi="pt_PT"/>
+        </w:rPr>
+      </w:r>
+      <w:r>
+        <w:rPr>
+          <w:b/>
+          <w:lang w:val="pt_PT" w:bidi="pt_PT"/>
+        </w:rPr>
         <w:t>"Pois".</w:t>
       </w:r>
     </w:p>
@@ -24848,6 +28508,21 @@
           <w:b/>
           <w:lang w:val="pt_PT" w:bidi="pt_PT"/>
         </w:rPr>
+        <w:t>οἱ ἄνθρωποι</w:t>
+      </w:r>
+    </w:p>
+    <w:p>
+      <w:pPr/>
+      <w:r>
+        <w:rPr>
+          <w:lang w:val="pt_PT" w:bidi="pt_PT"/>
+        </w:rPr>
+      </w:r>
+      <w:r>
+        <w:rPr>
+          <w:b/>
+          <w:lang w:val="pt_PT" w:bidi="pt_PT"/>
+        </w:rPr>
         <w:t>"muitos".</w:t>
       </w:r>
     </w:p>
@@ -24931,6 +28606,21 @@
           <w:b/>
           <w:lang w:val="pt_PT" w:bidi="pt_PT"/>
         </w:rPr>
+        <w:t>οἱ ἄνθρωποι</w:t>
+      </w:r>
+    </w:p>
+    <w:p>
+      <w:pPr/>
+      <w:r>
+        <w:rPr>
+          <w:lang w:val="pt_PT" w:bidi="pt_PT"/>
+        </w:rPr>
+      </w:r>
+      <w:r>
+        <w:rPr>
+          <w:b/>
+          <w:lang w:val="pt_PT" w:bidi="pt_PT"/>
+        </w:rPr>
         <w:t>"Pois muitos".</w:t>
       </w:r>
     </w:p>
@@ -25027,6 +28717,21 @@
           <w:b/>
           <w:lang w:val="pt_PT" w:bidi="pt_PT"/>
         </w:rPr>
+        <w:t>φίλαυτοι</w:t>
+      </w:r>
+    </w:p>
+    <w:p>
+      <w:pPr/>
+      <w:r>
+        <w:rPr>
+          <w:lang w:val="pt_PT" w:bidi="pt_PT"/>
+        </w:rPr>
+      </w:r>
+      <w:r>
+        <w:rPr>
+          <w:b/>
+          <w:lang w:val="pt_PT" w:bidi="pt_PT"/>
+        </w:rPr>
         <w:t>"egoístas".</w:t>
       </w:r>
     </w:p>
@@ -25110,6 +28815,21 @@
           <w:b/>
           <w:lang w:val="pt_PT" w:bidi="pt_PT"/>
         </w:rPr>
+        <w:t>ἀφιλάγαθοι</w:t>
+      </w:r>
+    </w:p>
+    <w:p>
+      <w:pPr/>
+      <w:r>
+        <w:rPr>
+          <w:lang w:val="pt_PT" w:bidi="pt_PT"/>
+        </w:rPr>
+      </w:r>
+      <w:r>
+        <w:rPr>
+          <w:b/>
+          <w:lang w:val="pt_PT" w:bidi="pt_PT"/>
+        </w:rPr>
         <w:t>"Não terão amor pelos outros".</w:t>
       </w:r>
     </w:p>
@@ -25193,6 +28913,21 @@
           <w:b/>
           <w:lang w:val="pt_PT" w:bidi="pt_PT"/>
         </w:rPr>
+        <w:t>τετυφωμένοι</w:t>
+      </w:r>
+    </w:p>
+    <w:p>
+      <w:pPr/>
+      <w:r>
+        <w:rPr>
+          <w:lang w:val="pt_PT" w:bidi="pt_PT"/>
+        </w:rPr>
+      </w:r>
+      <w:r>
+        <w:rPr>
+          <w:b/>
+          <w:lang w:val="pt_PT" w:bidi="pt_PT"/>
+        </w:rPr>
         <w:t>"cheios de orgulho".</w:t>
       </w:r>
     </w:p>
@@ -25289,6 +29024,21 @@
           <w:b/>
           <w:lang w:val="pt_PT" w:bidi="pt_PT"/>
         </w:rPr>
+        <w:t>τετυφωμένοι</w:t>
+      </w:r>
+    </w:p>
+    <w:p>
+      <w:pPr/>
+      <w:r>
+        <w:rPr>
+          <w:lang w:val="pt_PT" w:bidi="pt_PT"/>
+        </w:rPr>
+      </w:r>
+      <w:r>
+        <w:rPr>
+          <w:b/>
+          <w:lang w:val="pt_PT" w:bidi="pt_PT"/>
+        </w:rPr>
         <w:t>"cheios de orgulho".</w:t>
       </w:r>
     </w:p>
@@ -25385,6 +29135,21 @@
           <w:b/>
           <w:lang w:val="pt_PT" w:bidi="pt_PT"/>
         </w:rPr>
+        <w:t>ἔχοντες μόρφωσιν εὐσεβείας, τὴν δὲ δύναμιν αὐτῆς ἠρνημένοι</w:t>
+      </w:r>
+    </w:p>
+    <w:p>
+      <w:pPr/>
+      <w:r>
+        <w:rPr>
+          <w:lang w:val="pt_PT" w:bidi="pt_PT"/>
+        </w:rPr>
+      </w:r>
+      <w:r>
+        <w:rPr>
+          <w:b/>
+          <w:lang w:val="pt_PT" w:bidi="pt_PT"/>
+        </w:rPr>
         <w:t>"</w:t>
       </w:r>
       <w:r>
@@ -25508,6 +29273,21 @@
           <w:b/>
           <w:lang w:val="pt_PT" w:bidi="pt_PT"/>
         </w:rPr>
+        <w:t>ἔχοντες μόρφωσιν εὐσεβείας</w:t>
+      </w:r>
+    </w:p>
+    <w:p>
+      <w:pPr/>
+      <w:r>
+        <w:rPr>
+          <w:lang w:val="pt_PT" w:bidi="pt_PT"/>
+        </w:rPr>
+      </w:r>
+      <w:r>
+        <w:rPr>
+          <w:b/>
+          <w:lang w:val="pt_PT" w:bidi="pt_PT"/>
+        </w:rPr>
         <w:t>"</w:t>
       </w:r>
       <w:r>
@@ -25631,6 +29411,21 @@
           <w:b/>
           <w:lang w:val="pt_PT" w:bidi="pt_PT"/>
         </w:rPr>
+        <w:t>τὴν &amp; δύναμιν αὐτῆς ἠρνημένοι</w:t>
+      </w:r>
+    </w:p>
+    <w:p>
+      <w:pPr/>
+      <w:r>
+        <w:rPr>
+          <w:lang w:val="pt_PT" w:bidi="pt_PT"/>
+        </w:rPr>
+      </w:r>
+      <w:r>
+        <w:rPr>
+          <w:b/>
+          <w:lang w:val="pt_PT" w:bidi="pt_PT"/>
+        </w:rPr>
         <w:t>"</w:t>
       </w:r>
       <w:r>
@@ -25741,6 +29536,21 @@
           <w:b/>
           <w:lang w:val="pt_PT" w:bidi="pt_PT"/>
         </w:rPr>
+        <w:t>καὶ</w:t>
+      </w:r>
+    </w:p>
+    <w:p>
+      <w:pPr/>
+      <w:r>
+        <w:rPr>
+          <w:lang w:val="pt_PT" w:bidi="pt_PT"/>
+        </w:rPr>
+      </w:r>
+      <w:r>
+        <w:rPr>
+          <w:b/>
+          <w:lang w:val="pt_PT" w:bidi="pt_PT"/>
+        </w:rPr>
         <w:t>"Mas".</w:t>
       </w:r>
     </w:p>
@@ -25850,6 +29660,21 @@
           <w:b/>
           <w:lang w:val="pt_PT" w:bidi="pt_PT"/>
         </w:rPr>
+        <w:t>τούτους ἀποτρέπου</w:t>
+      </w:r>
+    </w:p>
+    <w:p>
+      <w:pPr/>
+      <w:r>
+        <w:rPr>
+          <w:lang w:val="pt_PT" w:bidi="pt_PT"/>
+        </w:rPr>
+      </w:r>
+      <w:r>
+        <w:rPr>
+          <w:b/>
+          <w:lang w:val="pt_PT" w:bidi="pt_PT"/>
+        </w:rPr>
         <w:t>"</w:t>
       </w:r>
       <w:r>
@@ -25947,6 +29772,21 @@
           <w:b/>
           <w:lang w:val="pt_PT" w:bidi="pt_PT"/>
         </w:rPr>
+        <w:t>τούτους</w:t>
+      </w:r>
+    </w:p>
+    <w:p>
+      <w:pPr/>
+      <w:r>
+        <w:rPr>
+          <w:lang w:val="pt_PT" w:bidi="pt_PT"/>
+        </w:rPr>
+      </w:r>
+      <w:r>
+        <w:rPr>
+          <w:b/>
+          <w:lang w:val="pt_PT" w:bidi="pt_PT"/>
+        </w:rPr>
         <w:t>"dessa".</w:t>
       </w:r>
     </w:p>
@@ -26016,6 +29856,21 @@
         <w:rPr>
           <w:lang w:val="pt_PT" w:bidi="pt_PT"/>
         </w:rPr>
+      </w:r>
+    </w:p>
+    <w:p>
+      <w:pPr/>
+      <w:r>
+        <w:rPr>
+          <w:lang w:val="pt_PT" w:bidi="pt_PT"/>
+        </w:rPr>
+      </w:r>
+      <w:r>
+        <w:rPr>
+          <w:b/>
+          <w:lang w:val="pt_PT" w:bidi="pt_PT"/>
+        </w:rPr>
+        <w:t>γάρ</w:t>
       </w:r>
     </w:p>
     <w:p>
@@ -26131,6 +29986,21 @@
           <w:b/>
           <w:lang w:val="pt_PT" w:bidi="pt_PT"/>
         </w:rPr>
+        <w:t>ἐκ τούτων</w:t>
+      </w:r>
+    </w:p>
+    <w:p>
+      <w:pPr/>
+      <w:r>
+        <w:rPr>
+          <w:lang w:val="pt_PT" w:bidi="pt_PT"/>
+        </w:rPr>
+      </w:r>
+      <w:r>
+        <w:rPr>
+          <w:b/>
+          <w:lang w:val="pt_PT" w:bidi="pt_PT"/>
+        </w:rPr>
         <w:t>"Alguns deles".</w:t>
       </w:r>
     </w:p>
@@ -26245,6 +30115,21 @@
           <w:b/>
           <w:lang w:val="pt_PT" w:bidi="pt_PT"/>
         </w:rPr>
+        <w:t>οἱ ἐνδύνοντες εἰς τὰς οἰκίας</w:t>
+      </w:r>
+    </w:p>
+    <w:p>
+      <w:pPr/>
+      <w:r>
+        <w:rPr>
+          <w:lang w:val="pt_PT" w:bidi="pt_PT"/>
+        </w:rPr>
+      </w:r>
+      <w:r>
+        <w:rPr>
+          <w:b/>
+          <w:lang w:val="pt_PT" w:bidi="pt_PT"/>
+        </w:rPr>
         <w:t>"</w:t>
       </w:r>
       <w:r>
@@ -26355,6 +30240,21 @@
           <w:b/>
           <w:lang w:val="pt_PT" w:bidi="pt_PT"/>
         </w:rPr>
+        <w:t>αἰχμαλωτίζοντες</w:t>
+      </w:r>
+    </w:p>
+    <w:p>
+      <w:pPr/>
+      <w:r>
+        <w:rPr>
+          <w:lang w:val="pt_PT" w:bidi="pt_PT"/>
+        </w:rPr>
+      </w:r>
+      <w:r>
+        <w:rPr>
+          <w:b/>
+          <w:lang w:val="pt_PT" w:bidi="pt_PT"/>
+        </w:rPr>
         <w:t>"</w:t>
       </w:r>
       <w:r>
@@ -26478,6 +30378,21 @@
           <w:b/>
           <w:lang w:val="pt_PT" w:bidi="pt_PT"/>
         </w:rPr>
+        <w:t>γυναικάρια</w:t>
+      </w:r>
+    </w:p>
+    <w:p>
+      <w:pPr/>
+      <w:r>
+        <w:rPr>
+          <w:lang w:val="pt_PT" w:bidi="pt_PT"/>
+        </w:rPr>
+      </w:r>
+      <w:r>
+        <w:rPr>
+          <w:b/>
+          <w:lang w:val="pt_PT" w:bidi="pt_PT"/>
+        </w:rPr>
         <w:t>"mulheres fracas".</w:t>
       </w:r>
     </w:p>
@@ -26587,6 +30502,21 @@
           <w:b/>
           <w:lang w:val="pt_PT" w:bidi="pt_PT"/>
         </w:rPr>
+        <w:t>σεσωρευμένα ἁμαρτίαις</w:t>
+      </w:r>
+    </w:p>
+    <w:p>
+      <w:pPr/>
+      <w:r>
+        <w:rPr>
+          <w:lang w:val="pt_PT" w:bidi="pt_PT"/>
+        </w:rPr>
+      </w:r>
+      <w:r>
+        <w:rPr>
+          <w:b/>
+          <w:lang w:val="pt_PT" w:bidi="pt_PT"/>
+        </w:rPr>
         <w:t>"</w:t>
       </w:r>
       <w:r>
@@ -26710,6 +30640,21 @@
           <w:b/>
           <w:lang w:val="pt_PT" w:bidi="pt_PT"/>
         </w:rPr>
+        <w:t>σεσωρευμένα ἁμαρτίαις</w:t>
+      </w:r>
+    </w:p>
+    <w:p>
+      <w:pPr/>
+      <w:r>
+        <w:rPr>
+          <w:lang w:val="pt_PT" w:bidi="pt_PT"/>
+        </w:rPr>
+      </w:r>
+      <w:r>
+        <w:rPr>
+          <w:b/>
+          <w:lang w:val="pt_PT" w:bidi="pt_PT"/>
+        </w:rPr>
         <w:t>"</w:t>
       </w:r>
       <w:r>
@@ -26807,6 +30752,21 @@
           <w:b/>
           <w:lang w:val="pt_PT" w:bidi="pt_PT"/>
         </w:rPr>
+        <w:t>ἀγόμενα ἐπιθυμίαις ποικίλαις</w:t>
+      </w:r>
+    </w:p>
+    <w:p>
+      <w:pPr/>
+      <w:r>
+        <w:rPr>
+          <w:lang w:val="pt_PT" w:bidi="pt_PT"/>
+        </w:rPr>
+      </w:r>
+      <w:r>
+        <w:rPr>
+          <w:b/>
+          <w:lang w:val="pt_PT" w:bidi="pt_PT"/>
+        </w:rPr>
         <w:t>"</w:t>
       </w:r>
       <w:r>
@@ -26917,6 +30877,21 @@
           <w:b/>
           <w:lang w:val="pt_PT" w:bidi="pt_PT"/>
         </w:rPr>
+        <w:t>ἀγόμενα ἐπιθυμίαις ποικίλαις</w:t>
+      </w:r>
+    </w:p>
+    <w:p>
+      <w:pPr/>
+      <w:r>
+        <w:rPr>
+          <w:lang w:val="pt_PT" w:bidi="pt_PT"/>
+        </w:rPr>
+      </w:r>
+      <w:r>
+        <w:rPr>
+          <w:b/>
+          <w:lang w:val="pt_PT" w:bidi="pt_PT"/>
+        </w:rPr>
         <w:t>"</w:t>
       </w:r>
       <w:r>
@@ -27014,6 +30989,21 @@
           <w:b/>
           <w:lang w:val="pt_PT" w:bidi="pt_PT"/>
         </w:rPr>
+        <w:t>καὶ</w:t>
+      </w:r>
+    </w:p>
+    <w:p>
+      <w:pPr/>
+      <w:r>
+        <w:rPr>
+          <w:lang w:val="pt_PT" w:bidi="pt_PT"/>
+        </w:rPr>
+      </w:r>
+      <w:r>
+        <w:rPr>
+          <w:b/>
+          <w:lang w:val="pt_PT" w:bidi="pt_PT"/>
+        </w:rPr>
         <w:t>"</w:t>
       </w:r>
       <w:r>
@@ -27124,6 +31114,21 @@
           <w:b/>
           <w:lang w:val="pt_PT" w:bidi="pt_PT"/>
         </w:rPr>
+        <w:t>μηδέποτε εἰς ἐπίγνωσιν ἀληθείας ἐλθεῖν δυνάμενα</w:t>
+      </w:r>
+    </w:p>
+    <w:p>
+      <w:pPr/>
+      <w:r>
+        <w:rPr>
+          <w:lang w:val="pt_PT" w:bidi="pt_PT"/>
+        </w:rPr>
+      </w:r>
+      <w:r>
+        <w:rPr>
+          <w:b/>
+          <w:lang w:val="pt_PT" w:bidi="pt_PT"/>
+        </w:rPr>
         <w:t>"</w:t>
       </w:r>
       <w:r>
@@ -27247,6 +31252,21 @@
           <w:b/>
           <w:lang w:val="pt_PT" w:bidi="pt_PT"/>
         </w:rPr>
+        <w:t>εἰς ἐπίγνωσιν ἀληθείας</w:t>
+      </w:r>
+    </w:p>
+    <w:p>
+      <w:pPr/>
+      <w:r>
+        <w:rPr>
+          <w:lang w:val="pt_PT" w:bidi="pt_PT"/>
+        </w:rPr>
+      </w:r>
+      <w:r>
+        <w:rPr>
+          <w:b/>
+          <w:lang w:val="pt_PT" w:bidi="pt_PT"/>
+        </w:rPr>
         <w:t>"</w:t>
       </w:r>
       <w:r>
@@ -27343,6 +31363,21 @@
         <w:rPr>
           <w:lang w:val="pt_PT" w:bidi="pt_PT"/>
         </w:rPr>
+      </w:r>
+    </w:p>
+    <w:p>
+      <w:pPr/>
+      <w:r>
+        <w:rPr>
+          <w:lang w:val="pt_PT" w:bidi="pt_PT"/>
+        </w:rPr>
+      </w:r>
+      <w:r>
+        <w:rPr>
+          <w:b/>
+          <w:lang w:val="pt_PT" w:bidi="pt_PT"/>
+        </w:rPr>
+        <w:t>Ἰάννης καὶ Ἰαμβρῆς ἀντέστησαν Μωϋσεῖ</w:t>
       </w:r>
     </w:p>
     <w:p>
@@ -27524,6 +31559,21 @@
           <w:b/>
           <w:lang w:val="pt_PT" w:bidi="pt_PT"/>
         </w:rPr>
+        <w:t>Ἰάννης καὶ Ἰαμβρῆς</w:t>
+      </w:r>
+    </w:p>
+    <w:p>
+      <w:pPr/>
+      <w:r>
+        <w:rPr>
+          <w:lang w:val="pt_PT" w:bidi="pt_PT"/>
+        </w:rPr>
+      </w:r>
+      <w:r>
+        <w:rPr>
+          <w:b/>
+          <w:lang w:val="pt_PT" w:bidi="pt_PT"/>
+        </w:rPr>
         <w:t>"Janis e Jambres".</w:t>
       </w:r>
     </w:p>
@@ -27619,6 +31669,21 @@
         <w:rPr>
           <w:lang w:val="pt_PT" w:bidi="pt_PT"/>
         </w:rPr>
+      </w:r>
+    </w:p>
+    <w:p>
+      <w:pPr/>
+      <w:r>
+        <w:rPr>
+          <w:lang w:val="pt_PT" w:bidi="pt_PT"/>
+        </w:rPr>
+      </w:r>
+      <w:r>
+        <w:rPr>
+          <w:b/>
+          <w:lang w:val="pt_PT" w:bidi="pt_PT"/>
+        </w:rPr>
+        <w:t>οὗτοι</w:t>
       </w:r>
     </w:p>
     <w:p>
@@ -27747,6 +31812,21 @@
           <w:b/>
           <w:lang w:val="pt_PT" w:bidi="pt_PT"/>
         </w:rPr>
+        <w:t>τῇ ἀληθείᾳ</w:t>
+      </w:r>
+    </w:p>
+    <w:p>
+      <w:pPr/>
+      <w:r>
+        <w:rPr>
+          <w:lang w:val="pt_PT" w:bidi="pt_PT"/>
+        </w:rPr>
+      </w:r>
+      <w:r>
+        <w:rPr>
+          <w:b/>
+          <w:lang w:val="pt_PT" w:bidi="pt_PT"/>
+        </w:rPr>
         <w:t>"a verdade".</w:t>
       </w:r>
     </w:p>
@@ -27843,6 +31923,21 @@
           <w:b/>
           <w:lang w:val="pt_PT" w:bidi="pt_PT"/>
         </w:rPr>
+        <w:t>ἄνθρωποι</w:t>
+      </w:r>
+    </w:p>
+    <w:p>
+      <w:pPr/>
+      <w:r>
+        <w:rPr>
+          <w:lang w:val="pt_PT" w:bidi="pt_PT"/>
+        </w:rPr>
+      </w:r>
+      <w:r>
+        <w:rPr>
+          <w:b/>
+          <w:lang w:val="pt_PT" w:bidi="pt_PT"/>
+        </w:rPr>
         <w:t>"homens".</w:t>
       </w:r>
     </w:p>
@@ -27939,6 +32034,21 @@
           <w:b/>
           <w:lang w:val="pt_PT" w:bidi="pt_PT"/>
         </w:rPr>
+        <w:t>κατεφθαρμένοι τὸν νοῦν</w:t>
+      </w:r>
+    </w:p>
+    <w:p>
+      <w:pPr/>
+      <w:r>
+        <w:rPr>
+          <w:lang w:val="pt_PT" w:bidi="pt_PT"/>
+        </w:rPr>
+      </w:r>
+      <w:r>
+        <w:rPr>
+          <w:b/>
+          <w:lang w:val="pt_PT" w:bidi="pt_PT"/>
+        </w:rPr>
         <w:t>"</w:t>
       </w:r>
       <w:r>
@@ -28036,6 +32146,21 @@
           <w:b/>
           <w:lang w:val="pt_PT" w:bidi="pt_PT"/>
         </w:rPr>
+        <w:t>τὸν νοῦν</w:t>
+      </w:r>
+    </w:p>
+    <w:p>
+      <w:pPr/>
+      <w:r>
+        <w:rPr>
+          <w:lang w:val="pt_PT" w:bidi="pt_PT"/>
+        </w:rPr>
+      </w:r>
+      <w:r>
+        <w:rPr>
+          <w:b/>
+          <w:lang w:val="pt_PT" w:bidi="pt_PT"/>
+        </w:rPr>
         <w:t>"o juízo".</w:t>
       </w:r>
     </w:p>
@@ -28132,6 +32257,21 @@
           <w:b/>
           <w:lang w:val="pt_PT" w:bidi="pt_PT"/>
         </w:rPr>
+        <w:t>ἀδόκιμοι περὶ τὴν πίστιν</w:t>
+      </w:r>
+    </w:p>
+    <w:p>
+      <w:pPr/>
+      <w:r>
+        <w:rPr>
+          <w:lang w:val="pt_PT" w:bidi="pt_PT"/>
+        </w:rPr>
+      </w:r>
+      <w:r>
+        <w:rPr>
+          <w:b/>
+          <w:lang w:val="pt_PT" w:bidi="pt_PT"/>
+        </w:rPr>
         <w:t>"fracassaram na fé".</w:t>
       </w:r>
     </w:p>
@@ -28228,6 +32368,21 @@
           <w:b/>
           <w:lang w:val="pt_PT" w:bidi="pt_PT"/>
         </w:rPr>
+        <w:t>περὶ τὴν πίστιν</w:t>
+      </w:r>
+    </w:p>
+    <w:p>
+      <w:pPr/>
+      <w:r>
+        <w:rPr>
+          <w:lang w:val="pt_PT" w:bidi="pt_PT"/>
+        </w:rPr>
+      </w:r>
+      <w:r>
+        <w:rPr>
+          <w:b/>
+          <w:lang w:val="pt_PT" w:bidi="pt_PT"/>
+        </w:rPr>
         <w:t>"na fé".</w:t>
       </w:r>
     </w:p>
@@ -28350,6 +32505,21 @@
           <w:b/>
           <w:lang w:val="pt_PT" w:bidi="pt_PT"/>
         </w:rPr>
+        <w:t>περὶ τὴν πίστιν</w:t>
+      </w:r>
+    </w:p>
+    <w:p>
+      <w:pPr/>
+      <w:r>
+        <w:rPr>
+          <w:lang w:val="pt_PT" w:bidi="pt_PT"/>
+        </w:rPr>
+      </w:r>
+      <w:r>
+        <w:rPr>
+          <w:b/>
+          <w:lang w:val="pt_PT" w:bidi="pt_PT"/>
+        </w:rPr>
         <w:t>"fracassaram na fé".</w:t>
       </w:r>
     </w:p>
@@ -28432,6 +32602,21 @@
         <w:rPr>
           <w:lang w:val="pt_PT" w:bidi="pt_PT"/>
         </w:rPr>
+      </w:r>
+    </w:p>
+    <w:p>
+      <w:pPr/>
+      <w:r>
+        <w:rPr>
+          <w:lang w:val="pt_PT" w:bidi="pt_PT"/>
+        </w:rPr>
+      </w:r>
+      <w:r>
+        <w:rPr>
+          <w:b/>
+          <w:lang w:val="pt_PT" w:bidi="pt_PT"/>
+        </w:rPr>
+        <w:t>ἀλλ’</w:t>
       </w:r>
     </w:p>
     <w:p>
@@ -28560,6 +32745,21 @@
           <w:b/>
           <w:lang w:val="pt_PT" w:bidi="pt_PT"/>
         </w:rPr>
+        <w:t>οὐ προκόψουσιν ἐπὶ πλεῖον</w:t>
+      </w:r>
+    </w:p>
+    <w:p>
+      <w:pPr/>
+      <w:r>
+        <w:rPr>
+          <w:lang w:val="pt_PT" w:bidi="pt_PT"/>
+        </w:rPr>
+      </w:r>
+      <w:r>
+        <w:rPr>
+          <w:b/>
+          <w:lang w:val="pt_PT" w:bidi="pt_PT"/>
+        </w:rPr>
         <w:t>"não irão longe".</w:t>
       </w:r>
     </w:p>
@@ -28643,6 +32843,21 @@
           <w:b/>
           <w:lang w:val="pt_PT" w:bidi="pt_PT"/>
         </w:rPr>
+        <w:t>ἡ &amp; ἄνοια αὐτῶν</w:t>
+      </w:r>
+    </w:p>
+    <w:p>
+      <w:pPr/>
+      <w:r>
+        <w:rPr>
+          <w:lang w:val="pt_PT" w:bidi="pt_PT"/>
+        </w:rPr>
+      </w:r>
+      <w:r>
+        <w:rPr>
+          <w:b/>
+          <w:lang w:val="pt_PT" w:bidi="pt_PT"/>
+        </w:rPr>
         <w:t>"são tolos".</w:t>
       </w:r>
     </w:p>
@@ -28739,6 +32954,21 @@
           <w:b/>
           <w:lang w:val="pt_PT" w:bidi="pt_PT"/>
         </w:rPr>
+        <w:t>πᾶσιν</w:t>
+      </w:r>
+    </w:p>
+    <w:p>
+      <w:pPr/>
+      <w:r>
+        <w:rPr>
+          <w:lang w:val="pt_PT" w:bidi="pt_PT"/>
+        </w:rPr>
+      </w:r>
+      <w:r>
+        <w:rPr>
+          <w:b/>
+          <w:lang w:val="pt_PT" w:bidi="pt_PT"/>
+        </w:rPr>
         <w:t>"todos verão".</w:t>
       </w:r>
     </w:p>
@@ -28835,6 +33065,21 @@
           <w:b/>
           <w:lang w:val="pt_PT" w:bidi="pt_PT"/>
         </w:rPr>
+        <w:t>πᾶσιν</w:t>
+      </w:r>
+    </w:p>
+    <w:p>
+      <w:pPr/>
+      <w:r>
+        <w:rPr>
+          <w:lang w:val="pt_PT" w:bidi="pt_PT"/>
+        </w:rPr>
+      </w:r>
+      <w:r>
+        <w:rPr>
+          <w:b/>
+          <w:lang w:val="pt_PT" w:bidi="pt_PT"/>
+        </w:rPr>
         <w:t>"todos verão".</w:t>
       </w:r>
     </w:p>
@@ -28931,6 +33176,21 @@
           <w:b/>
           <w:lang w:val="pt_PT" w:bidi="pt_PT"/>
         </w:rPr>
+        <w:t>ἡ ἐκείνων</w:t>
+      </w:r>
+    </w:p>
+    <w:p>
+      <w:pPr/>
+      <w:r>
+        <w:rPr>
+          <w:lang w:val="pt_PT" w:bidi="pt_PT"/>
+        </w:rPr>
+      </w:r>
+      <w:r>
+        <w:rPr>
+          <w:b/>
+          <w:lang w:val="pt_PT" w:bidi="pt_PT"/>
+        </w:rPr>
         <w:t>"como eles".</w:t>
       </w:r>
     </w:p>
@@ -29027,6 +33287,21 @@
           <w:b/>
           <w:lang w:val="pt_PT" w:bidi="pt_PT"/>
         </w:rPr>
+        <w:t>ἐγένετο</w:t>
+      </w:r>
+    </w:p>
+    <w:p>
+      <w:pPr/>
+      <w:r>
+        <w:rPr>
+          <w:lang w:val="pt_PT" w:bidi="pt_PT"/>
+        </w:rPr>
+      </w:r>
+      <w:r>
+        <w:rPr>
+          <w:b/>
+          <w:lang w:val="pt_PT" w:bidi="pt_PT"/>
+        </w:rPr>
         <w:t>"foi isso que aconteceu".</w:t>
       </w:r>
     </w:p>
@@ -29096,6 +33371,21 @@
         <w:rPr>
           <w:lang w:val="pt_PT" w:bidi="pt_PT"/>
         </w:rPr>
+      </w:r>
+    </w:p>
+    <w:p>
+      <w:pPr/>
+      <w:r>
+        <w:rPr>
+          <w:lang w:val="pt_PT" w:bidi="pt_PT"/>
+        </w:rPr>
+      </w:r>
+      <w:r>
+        <w:rPr>
+          <w:b/>
+          <w:lang w:val="pt_PT" w:bidi="pt_PT"/>
+        </w:rPr>
+        <w:t>ἐγένετο</w:t>
       </w:r>
     </w:p>
     <w:p>
@@ -29229,6 +33519,21 @@
           <w:b/>
           <w:lang w:val="pt_PT" w:bidi="pt_PT"/>
         </w:rPr>
+        <w:t>σὺ δὲ</w:t>
+      </w:r>
+    </w:p>
+    <w:p>
+      <w:pPr/>
+      <w:r>
+        <w:rPr>
+          <w:lang w:val="pt_PT" w:bidi="pt_PT"/>
+        </w:rPr>
+      </w:r>
+      <w:r>
+        <w:rPr>
+          <w:b/>
+          <w:lang w:val="pt_PT" w:bidi="pt_PT"/>
+        </w:rPr>
         <w:t>"Mas você".</w:t>
       </w:r>
     </w:p>
@@ -29338,6 +33643,21 @@
           <w:b/>
           <w:lang w:val="pt_PT" w:bidi="pt_PT"/>
         </w:rPr>
+        <w:t>σὺ &amp; παρηκολούθησάς</w:t>
+      </w:r>
+    </w:p>
+    <w:p>
+      <w:pPr/>
+      <w:r>
+        <w:rPr>
+          <w:lang w:val="pt_PT" w:bidi="pt_PT"/>
+        </w:rPr>
+      </w:r>
+      <w:r>
+        <w:rPr>
+          <w:b/>
+          <w:lang w:val="pt_PT" w:bidi="pt_PT"/>
+        </w:rPr>
         <w:t>"tem seguido".</w:t>
       </w:r>
     </w:p>
@@ -29434,6 +33754,21 @@
           <w:b/>
           <w:lang w:val="pt_PT" w:bidi="pt_PT"/>
         </w:rPr>
+        <w:t>μου τῇ διδασκαλίᾳ, τῇ ἀγωγῇ, τῇ προθέσει, τῇ πίστει, τῇ μακροθυμίᾳ, τῇ ἀγάπῃ, τῇ ὑπομονῇ &amp; τοῖς διωγμοῖς, τοῖς παθήμασιν, οἷά</w:t>
+      </w:r>
+    </w:p>
+    <w:p>
+      <w:pPr/>
+      <w:r>
+        <w:rPr>
+          <w:lang w:val="pt_PT" w:bidi="pt_PT"/>
+        </w:rPr>
+      </w:r>
+      <w:r>
+        <w:rPr>
+          <w:b/>
+          <w:lang w:val="pt_PT" w:bidi="pt_PT"/>
+        </w:rPr>
         <w:t>"</w:t>
       </w:r>
       <w:r>
@@ -29558,6 +33893,21 @@
           <w:b/>
           <w:lang w:val="pt_PT" w:bidi="pt_PT"/>
         </w:rPr>
+        <w:t>οἷά</w:t>
+      </w:r>
+    </w:p>
+    <w:p>
+      <w:pPr/>
+      <w:r>
+        <w:rPr>
+          <w:lang w:val="pt_PT" w:bidi="pt_PT"/>
+        </w:rPr>
+      </w:r>
+      <w:r>
+        <w:rPr>
+          <w:b/>
+          <w:lang w:val="pt_PT" w:bidi="pt_PT"/>
+        </w:rPr>
         <w:t>"as minhas".</w:t>
       </w:r>
     </w:p>
@@ -29680,6 +34030,21 @@
           <w:b/>
           <w:lang w:val="pt_PT" w:bidi="pt_PT"/>
         </w:rPr>
+        <w:t>οἵους διωγμοὺς ὑπήνεγκα</w:t>
+      </w:r>
+    </w:p>
+    <w:p>
+      <w:pPr/>
+      <w:r>
+        <w:rPr>
+          <w:lang w:val="pt_PT" w:bidi="pt_PT"/>
+        </w:rPr>
+      </w:r>
+      <w:r>
+        <w:rPr>
+          <w:b/>
+          <w:lang w:val="pt_PT" w:bidi="pt_PT"/>
+        </w:rPr>
         <w:t>"</w:t>
       </w:r>
       <w:r>
@@ -29790,6 +34155,21 @@
           <w:b/>
           <w:lang w:val="pt_PT" w:bidi="pt_PT"/>
         </w:rPr>
+        <w:t>οἵους διωγμοὺς ὑπήνεγκα</w:t>
+      </w:r>
+    </w:p>
+    <w:p>
+      <w:pPr/>
+      <w:r>
+        <w:rPr>
+          <w:lang w:val="pt_PT" w:bidi="pt_PT"/>
+        </w:rPr>
+      </w:r>
+      <w:r>
+        <w:rPr>
+          <w:b/>
+          <w:lang w:val="pt_PT" w:bidi="pt_PT"/>
+        </w:rPr>
         <w:t>"</w:t>
       </w:r>
       <w:r>
@@ -29900,6 +34280,21 @@
           <w:b/>
           <w:lang w:val="pt_PT" w:bidi="pt_PT"/>
         </w:rPr>
+        <w:t>καὶ</w:t>
+      </w:r>
+    </w:p>
+    <w:p>
+      <w:pPr/>
+      <w:r>
+        <w:rPr>
+          <w:lang w:val="pt_PT" w:bidi="pt_PT"/>
+        </w:rPr>
+      </w:r>
+      <w:r>
+        <w:rPr>
+          <w:b/>
+          <w:lang w:val="pt_PT" w:bidi="pt_PT"/>
+        </w:rPr>
         <w:t>"Porém".</w:t>
       </w:r>
     </w:p>
@@ -30009,6 +34404,21 @@
           <w:b/>
           <w:lang w:val="pt_PT" w:bidi="pt_PT"/>
         </w:rPr>
+        <w:t>καὶ &amp; δὲ</w:t>
+      </w:r>
+    </w:p>
+    <w:p>
+      <w:pPr/>
+      <w:r>
+        <w:rPr>
+          <w:lang w:val="pt_PT" w:bidi="pt_PT"/>
+        </w:rPr>
+      </w:r>
+      <w:r>
+        <w:rPr>
+          <w:b/>
+          <w:lang w:val="pt_PT" w:bidi="pt_PT"/>
+        </w:rPr>
         <w:t>"</w:t>
       </w:r>
       <w:r>
@@ -30106,6 +34516,21 @@
           <w:b/>
           <w:lang w:val="pt_PT" w:bidi="pt_PT"/>
         </w:rPr>
+        <w:t>πάντες &amp; οἱ θέλοντες ζῆν εὐσεβῶς ἐν Χριστῷ Ἰησοῦ διωχθήσονται</w:t>
+      </w:r>
+    </w:p>
+    <w:p>
+      <w:pPr/>
+      <w:r>
+        <w:rPr>
+          <w:lang w:val="pt_PT" w:bidi="pt_PT"/>
+        </w:rPr>
+      </w:r>
+      <w:r>
+        <w:rPr>
+          <w:b/>
+          <w:lang w:val="pt_PT" w:bidi="pt_PT"/>
+        </w:rPr>
         <w:t>"</w:t>
       </w:r>
       <w:r>
@@ -30203,6 +34628,21 @@
           <w:b/>
           <w:lang w:val="pt_PT" w:bidi="pt_PT"/>
         </w:rPr>
+        <w:t>ἐν Χριστῷ Ἰησοῦ</w:t>
+      </w:r>
+    </w:p>
+    <w:p>
+      <w:pPr/>
+      <w:r>
+        <w:rPr>
+          <w:lang w:val="pt_PT" w:bidi="pt_PT"/>
+        </w:rPr>
+      </w:r>
+      <w:r>
+        <w:rPr>
+          <w:b/>
+          <w:lang w:val="pt_PT" w:bidi="pt_PT"/>
+        </w:rPr>
         <w:t>"</w:t>
       </w:r>
       <w:r>
@@ -30365,6 +34805,21 @@
           <w:b/>
           <w:lang w:val="pt_PT" w:bidi="pt_PT"/>
         </w:rPr>
+        <w:t>δὲ</w:t>
+      </w:r>
+    </w:p>
+    <w:p>
+      <w:pPr/>
+      <w:r>
+        <w:rPr>
+          <w:lang w:val="pt_PT" w:bidi="pt_PT"/>
+        </w:rPr>
+      </w:r>
+      <w:r>
+        <w:rPr>
+          <w:b/>
+          <w:lang w:val="pt_PT" w:bidi="pt_PT"/>
+        </w:rPr>
         <w:t>"Porém".</w:t>
       </w:r>
     </w:p>
@@ -30487,6 +34942,21 @@
           <w:b/>
           <w:lang w:val="pt_PT" w:bidi="pt_PT"/>
         </w:rPr>
+        <w:t>ἄνθρωποι</w:t>
+      </w:r>
+    </w:p>
+    <w:p>
+      <w:pPr/>
+      <w:r>
+        <w:rPr>
+          <w:lang w:val="pt_PT" w:bidi="pt_PT"/>
+        </w:rPr>
+      </w:r>
+      <w:r>
+        <w:rPr>
+          <w:b/>
+          <w:lang w:val="pt_PT" w:bidi="pt_PT"/>
+        </w:rPr>
         <w:t>"pessoas".</w:t>
       </w:r>
     </w:p>
@@ -30583,6 +35053,21 @@
           <w:b/>
           <w:lang w:val="pt_PT" w:bidi="pt_PT"/>
         </w:rPr>
+        <w:t>πονηροὶ &amp; ἄνθρωποι καὶ γόητες</w:t>
+      </w:r>
+    </w:p>
+    <w:p>
+      <w:pPr/>
+      <w:r>
+        <w:rPr>
+          <w:lang w:val="pt_PT" w:bidi="pt_PT"/>
+        </w:rPr>
+      </w:r>
+      <w:r>
+        <w:rPr>
+          <w:b/>
+          <w:lang w:val="pt_PT" w:bidi="pt_PT"/>
+        </w:rPr>
         <w:t>"</w:t>
       </w:r>
       <w:r>
@@ -30706,6 +35191,21 @@
           <w:b/>
           <w:lang w:val="pt_PT" w:bidi="pt_PT"/>
         </w:rPr>
+        <w:t>προκόψουσιν ἐπὶ τὸ χεῖρον</w:t>
+      </w:r>
+    </w:p>
+    <w:p>
+      <w:pPr/>
+      <w:r>
+        <w:rPr>
+          <w:lang w:val="pt_PT" w:bidi="pt_PT"/>
+        </w:rPr>
+      </w:r>
+      <w:r>
+        <w:rPr>
+          <w:b/>
+          <w:lang w:val="pt_PT" w:bidi="pt_PT"/>
+        </w:rPr>
         <w:t>"irão de mal a pior".</w:t>
       </w:r>
     </w:p>
@@ -30828,6 +35328,21 @@
           <w:b/>
           <w:lang w:val="pt_PT" w:bidi="pt_PT"/>
         </w:rPr>
+        <w:t>ἐπὶ τὸ χεῖρον</w:t>
+      </w:r>
+    </w:p>
+    <w:p>
+      <w:pPr/>
+      <w:r>
+        <w:rPr>
+          <w:lang w:val="pt_PT" w:bidi="pt_PT"/>
+        </w:rPr>
+      </w:r>
+      <w:r>
+        <w:rPr>
+          <w:b/>
+          <w:lang w:val="pt_PT" w:bidi="pt_PT"/>
+        </w:rPr>
         <w:t>"irão de mal a pior".</w:t>
       </w:r>
     </w:p>
@@ -30924,6 +35439,21 @@
           <w:b/>
           <w:lang w:val="pt_PT" w:bidi="pt_PT"/>
         </w:rPr>
+        <w:t>πλανῶντες καὶ πλανώμενοι</w:t>
+      </w:r>
+    </w:p>
+    <w:p>
+      <w:pPr/>
+      <w:r>
+        <w:rPr>
+          <w:lang w:val="pt_PT" w:bidi="pt_PT"/>
+        </w:rPr>
+      </w:r>
+      <w:r>
+        <w:rPr>
+          <w:b/>
+          <w:lang w:val="pt_PT" w:bidi="pt_PT"/>
+        </w:rPr>
         <w:t>"enganando e sendo enganados".</w:t>
       </w:r>
     </w:p>
@@ -31046,6 +35576,21 @@
           <w:b/>
           <w:lang w:val="pt_PT" w:bidi="pt_PT"/>
         </w:rPr>
+        <w:t>πλανώμενοι</w:t>
+      </w:r>
+    </w:p>
+    <w:p>
+      <w:pPr/>
+      <w:r>
+        <w:rPr>
+          <w:lang w:val="pt_PT" w:bidi="pt_PT"/>
+        </w:rPr>
+      </w:r>
+      <w:r>
+        <w:rPr>
+          <w:b/>
+          <w:lang w:val="pt_PT" w:bidi="pt_PT"/>
+        </w:rPr>
         <w:t>"enganando e sendo enganados".</w:t>
       </w:r>
     </w:p>
@@ -31129,6 +35674,21 @@
           <w:b/>
           <w:lang w:val="pt_PT" w:bidi="pt_PT"/>
         </w:rPr>
+        <w:t>σὺ δὲ</w:t>
+      </w:r>
+    </w:p>
+    <w:p>
+      <w:pPr/>
+      <w:r>
+        <w:rPr>
+          <w:lang w:val="pt_PT" w:bidi="pt_PT"/>
+        </w:rPr>
+      </w:r>
+      <w:r>
+        <w:rPr>
+          <w:b/>
+          <w:lang w:val="pt_PT" w:bidi="pt_PT"/>
+        </w:rPr>
         <w:t>"Quanto a você".</w:t>
       </w:r>
     </w:p>
@@ -31225,6 +35785,21 @@
           <w:b/>
           <w:lang w:val="pt_PT" w:bidi="pt_PT"/>
         </w:rPr>
+        <w:t>μένε ἐν οἷς ἔμαθες καὶ ἐπιστώθης, εἰδὼς παρὰ τίνων ἔμαθες</w:t>
+      </w:r>
+    </w:p>
+    <w:p>
+      <w:pPr/>
+      <w:r>
+        <w:rPr>
+          <w:lang w:val="pt_PT" w:bidi="pt_PT"/>
+        </w:rPr>
+      </w:r>
+      <w:r>
+        <w:rPr>
+          <w:b/>
+          <w:lang w:val="pt_PT" w:bidi="pt_PT"/>
+        </w:rPr>
         <w:t>"</w:t>
       </w:r>
       <w:r>
@@ -31322,6 +35897,21 @@
           <w:b/>
           <w:lang w:val="pt_PT" w:bidi="pt_PT"/>
         </w:rPr>
+        <w:t>μένε ἐν</w:t>
+      </w:r>
+    </w:p>
+    <w:p>
+      <w:pPr/>
+      <w:r>
+        <w:rPr>
+          <w:lang w:val="pt_PT" w:bidi="pt_PT"/>
+        </w:rPr>
+      </w:r>
+      <w:r>
+        <w:rPr>
+          <w:b/>
+          <w:lang w:val="pt_PT" w:bidi="pt_PT"/>
+        </w:rPr>
         <w:t>"continue firme".</w:t>
       </w:r>
     </w:p>
@@ -31444,6 +36034,21 @@
           <w:b/>
           <w:lang w:val="pt_PT" w:bidi="pt_PT"/>
         </w:rPr>
+        <w:t>ἐπιστώθης</w:t>
+      </w:r>
+    </w:p>
+    <w:p>
+      <w:pPr/>
+      <w:r>
+        <w:rPr>
+          <w:lang w:val="pt_PT" w:bidi="pt_PT"/>
+        </w:rPr>
+      </w:r>
+      <w:r>
+        <w:rPr>
+          <w:b/>
+          <w:lang w:val="pt_PT" w:bidi="pt_PT"/>
+        </w:rPr>
         <w:t>"Você sabe quem foram".</w:t>
       </w:r>
     </w:p>
@@ -31527,6 +36132,21 @@
           <w:b/>
           <w:lang w:val="pt_PT" w:bidi="pt_PT"/>
         </w:rPr>
+        <w:t>εἰδὼς παρὰ τίνων ἔμαθες</w:t>
+      </w:r>
+    </w:p>
+    <w:p>
+      <w:pPr/>
+      <w:r>
+        <w:rPr>
+          <w:lang w:val="pt_PT" w:bidi="pt_PT"/>
+        </w:rPr>
+      </w:r>
+      <w:r>
+        <w:rPr>
+          <w:b/>
+          <w:lang w:val="pt_PT" w:bidi="pt_PT"/>
+        </w:rPr>
         <w:t>"V</w:t>
       </w:r>
       <w:r>
@@ -31624,6 +36244,21 @@
           <w:b/>
           <w:lang w:val="pt_PT" w:bidi="pt_PT"/>
         </w:rPr>
+        <w:t>ἀπὸ βρέφους</w:t>
+      </w:r>
+    </w:p>
+    <w:p>
+      <w:pPr/>
+      <w:r>
+        <w:rPr>
+          <w:lang w:val="pt_PT" w:bidi="pt_PT"/>
+        </w:rPr>
+      </w:r>
+      <w:r>
+        <w:rPr>
+          <w:b/>
+          <w:lang w:val="pt_PT" w:bidi="pt_PT"/>
+        </w:rPr>
         <w:t>"desde menino".</w:t>
       </w:r>
     </w:p>
@@ -31720,6 +36355,21 @@
           <w:b/>
           <w:lang w:val="pt_PT" w:bidi="pt_PT"/>
         </w:rPr>
+        <w:t>εἰς σωτηρίαν διὰ πίστεως τῆς ἐν Χριστῷ Ἰησοῦ</w:t>
+      </w:r>
+    </w:p>
+    <w:p>
+      <w:pPr/>
+      <w:r>
+        <w:rPr>
+          <w:lang w:val="pt_PT" w:bidi="pt_PT"/>
+        </w:rPr>
+      </w:r>
+      <w:r>
+        <w:rPr>
+          <w:b/>
+          <w:lang w:val="pt_PT" w:bidi="pt_PT"/>
+        </w:rPr>
         <w:t>"</w:t>
       </w:r>
       <w:r>
@@ -31843,6 +36493,21 @@
           <w:b/>
           <w:lang w:val="pt_PT" w:bidi="pt_PT"/>
         </w:rPr>
+        <w:t>τῆς ἐν Χριστῷ Ἰησοῦ</w:t>
+      </w:r>
+    </w:p>
+    <w:p>
+      <w:pPr/>
+      <w:r>
+        <w:rPr>
+          <w:lang w:val="pt_PT" w:bidi="pt_PT"/>
+        </w:rPr>
+      </w:r>
+      <w:r>
+        <w:rPr>
+          <w:b/>
+          <w:lang w:val="pt_PT" w:bidi="pt_PT"/>
+        </w:rPr>
         <w:t>"em Cristo Jesus".</w:t>
       </w:r>
     </w:p>
@@ -32004,6 +36669,21 @@
           <w:b/>
           <w:lang w:val="pt_PT" w:bidi="pt_PT"/>
         </w:rPr>
+        <w:t>πᾶσα Γραφὴ θεόπνευστος καὶ ὠφέλιμος</w:t>
+      </w:r>
+    </w:p>
+    <w:p>
+      <w:pPr/>
+      <w:r>
+        <w:rPr>
+          <w:lang w:val="pt_PT" w:bidi="pt_PT"/>
+        </w:rPr>
+      </w:r>
+      <w:r>
+        <w:rPr>
+          <w:b/>
+          <w:lang w:val="pt_PT" w:bidi="pt_PT"/>
+        </w:rPr>
         <w:t>"</w:t>
       </w:r>
       <w:r>
@@ -32101,6 +36781,21 @@
           <w:b/>
           <w:lang w:val="pt_PT" w:bidi="pt_PT"/>
         </w:rPr>
+        <w:t>πᾶσα Γραφὴ θεόπνευστος καὶ</w:t>
+      </w:r>
+    </w:p>
+    <w:p>
+      <w:pPr/>
+      <w:r>
+        <w:rPr>
+          <w:lang w:val="pt_PT" w:bidi="pt_PT"/>
+        </w:rPr>
+      </w:r>
+      <w:r>
+        <w:rPr>
+          <w:b/>
+          <w:lang w:val="pt_PT" w:bidi="pt_PT"/>
+        </w:rPr>
         <w:t>"</w:t>
       </w:r>
       <w:r>
@@ -32237,6 +36932,21 @@
           <w:b/>
           <w:lang w:val="pt_PT" w:bidi="pt_PT"/>
         </w:rPr>
+        <w:t>πᾶσα Γραφὴ</w:t>
+      </w:r>
+    </w:p>
+    <w:p>
+      <w:pPr/>
+      <w:r>
+        <w:rPr>
+          <w:lang w:val="pt_PT" w:bidi="pt_PT"/>
+        </w:rPr>
+      </w:r>
+      <w:r>
+        <w:rPr>
+          <w:b/>
+          <w:lang w:val="pt_PT" w:bidi="pt_PT"/>
+        </w:rPr>
         <w:t>"toda a Escritura Sagrada".</w:t>
       </w:r>
     </w:p>
@@ -32346,6 +37056,21 @@
           <w:b/>
           <w:lang w:val="pt_PT" w:bidi="pt_PT"/>
         </w:rPr>
+        <w:t>ὠφέλιμος</w:t>
+      </w:r>
+    </w:p>
+    <w:p>
+      <w:pPr/>
+      <w:r>
+        <w:rPr>
+          <w:lang w:val="pt_PT" w:bidi="pt_PT"/>
+        </w:rPr>
+      </w:r>
+      <w:r>
+        <w:rPr>
+          <w:b/>
+          <w:lang w:val="pt_PT" w:bidi="pt_PT"/>
+        </w:rPr>
         <w:t>"é útil".</w:t>
       </w:r>
     </w:p>
@@ -32442,6 +37167,21 @@
           <w:b/>
           <w:lang w:val="pt_PT" w:bidi="pt_PT"/>
         </w:rPr>
+        <w:t>πρὸς διδασκαλίαν, πρὸς ἐλεγμόν, πρὸς ἐπανόρθωσιν, πρὸς παιδείαν τὴν ἐν δικαιοσύνῃ</w:t>
+      </w:r>
+    </w:p>
+    <w:p>
+      <w:pPr/>
+      <w:r>
+        <w:rPr>
+          <w:lang w:val="pt_PT" w:bidi="pt_PT"/>
+        </w:rPr>
+      </w:r>
+      <w:r>
+        <w:rPr>
+          <w:b/>
+          <w:lang w:val="pt_PT" w:bidi="pt_PT"/>
+        </w:rPr>
         <w:t>"</w:t>
       </w:r>
       <w:r>
@@ -32539,6 +37279,21 @@
           <w:b/>
           <w:lang w:val="pt_PT" w:bidi="pt_PT"/>
         </w:rPr>
+        <w:t>ἵνα</w:t>
+      </w:r>
+    </w:p>
+    <w:p>
+      <w:pPr/>
+      <w:r>
+        <w:rPr>
+          <w:lang w:val="pt_PT" w:bidi="pt_PT"/>
+        </w:rPr>
+      </w:r>
+      <w:r>
+        <w:rPr>
+          <w:b/>
+          <w:lang w:val="pt_PT" w:bidi="pt_PT"/>
+        </w:rPr>
         <w:t>"para que".</w:t>
       </w:r>
     </w:p>
@@ -32635,6 +37390,21 @@
           <w:b/>
           <w:lang w:val="pt_PT" w:bidi="pt_PT"/>
         </w:rPr>
+        <w:t>ὁ τοῦ Θεοῦ ἄνθρωπος</w:t>
+      </w:r>
+    </w:p>
+    <w:p>
+      <w:pPr/>
+      <w:r>
+        <w:rPr>
+          <w:lang w:val="pt_PT" w:bidi="pt_PT"/>
+        </w:rPr>
+      </w:r>
+      <w:r>
+        <w:rPr>
+          <w:b/>
+          <w:lang w:val="pt_PT" w:bidi="pt_PT"/>
+        </w:rPr>
         <w:t>"o servo de Deus".</w:t>
       </w:r>
     </w:p>
@@ -32731,6 +37501,21 @@
           <w:b/>
           <w:lang w:val="pt_PT" w:bidi="pt_PT"/>
         </w:rPr>
+        <w:t>ὁ τοῦ Θεοῦ ἄνθρωπος</w:t>
+      </w:r>
+    </w:p>
+    <w:p>
+      <w:pPr/>
+      <w:r>
+        <w:rPr>
+          <w:lang w:val="pt_PT" w:bidi="pt_PT"/>
+        </w:rPr>
+      </w:r>
+      <w:r>
+        <w:rPr>
+          <w:b/>
+          <w:lang w:val="pt_PT" w:bidi="pt_PT"/>
+        </w:rPr>
         <w:t>"o servo de Deus".</w:t>
       </w:r>
     </w:p>
@@ -32827,6 +37612,21 @@
           <w:b/>
           <w:lang w:val="pt_PT" w:bidi="pt_PT"/>
         </w:rPr>
+        <w:t>ὁ τοῦ Θεοῦ ἄνθρωπος</w:t>
+      </w:r>
+    </w:p>
+    <w:p>
+      <w:pPr/>
+      <w:r>
+        <w:rPr>
+          <w:lang w:val="pt_PT" w:bidi="pt_PT"/>
+        </w:rPr>
+      </w:r>
+      <w:r>
+        <w:rPr>
+          <w:b/>
+          <w:lang w:val="pt_PT" w:bidi="pt_PT"/>
+        </w:rPr>
         <w:t>"o servo de Deus".</w:t>
       </w:r>
     </w:p>
@@ -32923,6 +37723,21 @@
           <w:b/>
           <w:lang w:val="pt_PT" w:bidi="pt_PT"/>
         </w:rPr>
+        <w:t>ἄρτιος &amp; πρὸς πᾶν ἔργον ἀγαθὸν ἐξηρτισμένος</w:t>
+      </w:r>
+    </w:p>
+    <w:p>
+      <w:pPr/>
+      <w:r>
+        <w:rPr>
+          <w:lang w:val="pt_PT" w:bidi="pt_PT"/>
+        </w:rPr>
+      </w:r>
+      <w:r>
+        <w:rPr>
+          <w:b/>
+          <w:lang w:val="pt_PT" w:bidi="pt_PT"/>
+        </w:rPr>
         <w:t>"</w:t>
       </w:r>
       <w:r>
@@ -33059,6 +37874,21 @@
           <w:b/>
           <w:lang w:val="pt_PT" w:bidi="pt_PT"/>
         </w:rPr>
+        <w:t>ἐξηρτισμένος</w:t>
+      </w:r>
+    </w:p>
+    <w:p>
+      <w:pPr/>
+      <w:r>
+        <w:rPr>
+          <w:lang w:val="pt_PT" w:bidi="pt_PT"/>
+        </w:rPr>
+      </w:r>
+      <w:r>
+        <w:rPr>
+          <w:b/>
+          <w:lang w:val="pt_PT" w:bidi="pt_PT"/>
+        </w:rPr>
         <w:t>"</w:t>
       </w:r>
       <w:r>
@@ -33292,6 +38122,21 @@
           <w:b/>
           <w:lang w:val="pt_PT" w:bidi="pt_PT"/>
         </w:rPr>
+        <w:t>ζῶντας καὶ νεκρούς</w:t>
+      </w:r>
+    </w:p>
+    <w:p>
+      <w:pPr/>
+      <w:r>
+        <w:rPr>
+          <w:lang w:val="pt_PT" w:bidi="pt_PT"/>
+        </w:rPr>
+      </w:r>
+      <w:r>
+        <w:rPr>
+          <w:b/>
+          <w:lang w:val="pt_PT" w:bidi="pt_PT"/>
+        </w:rPr>
         <w:t>"</w:t>
       </w:r>
       <w:r>
@@ -33415,6 +38260,21 @@
           <w:b/>
           <w:lang w:val="pt_PT" w:bidi="pt_PT"/>
         </w:rPr>
+        <w:t>καὶ τὴν ἐπιφάνειαν αὐτοῦ</w:t>
+      </w:r>
+    </w:p>
+    <w:p>
+      <w:pPr/>
+      <w:r>
+        <w:rPr>
+          <w:lang w:val="pt_PT" w:bidi="pt_PT"/>
+        </w:rPr>
+      </w:r>
+      <w:r>
+        <w:rPr>
+          <w:b/>
+          <w:lang w:val="pt_PT" w:bidi="pt_PT"/>
+        </w:rPr>
         <w:t>"</w:t>
       </w:r>
       <w:r>
@@ -33525,6 +38385,21 @@
           <w:b/>
           <w:lang w:val="pt_PT" w:bidi="pt_PT"/>
         </w:rPr>
+        <w:t>τὴν ἐπιφάνειαν αὐτοῦ</w:t>
+      </w:r>
+    </w:p>
+    <w:p>
+      <w:pPr/>
+      <w:r>
+        <w:rPr>
+          <w:lang w:val="pt_PT" w:bidi="pt_PT"/>
+        </w:rPr>
+      </w:r>
+      <w:r>
+        <w:rPr>
+          <w:b/>
+          <w:lang w:val="pt_PT" w:bidi="pt_PT"/>
+        </w:rPr>
         <w:t>"</w:t>
       </w:r>
       <w:r>
@@ -33648,6 +38523,21 @@
           <w:b/>
           <w:lang w:val="pt_PT" w:bidi="pt_PT"/>
         </w:rPr>
+        <w:t>τὸν λόγον</w:t>
+      </w:r>
+    </w:p>
+    <w:p>
+      <w:pPr/>
+      <w:r>
+        <w:rPr>
+          <w:lang w:val="pt_PT" w:bidi="pt_PT"/>
+        </w:rPr>
+      </w:r>
+      <w:r>
+        <w:rPr>
+          <w:b/>
+          <w:lang w:val="pt_PT" w:bidi="pt_PT"/>
+        </w:rPr>
         <w:t>"a mensagem".</w:t>
       </w:r>
     </w:p>
@@ -33744,6 +38634,21 @@
           <w:b/>
           <w:lang w:val="pt_PT" w:bidi="pt_PT"/>
         </w:rPr>
+        <w:t>ἐπίστηθι</w:t>
+      </w:r>
+    </w:p>
+    <w:p>
+      <w:pPr/>
+      <w:r>
+        <w:rPr>
+          <w:lang w:val="pt_PT" w:bidi="pt_PT"/>
+        </w:rPr>
+      </w:r>
+      <w:r>
+        <w:rPr>
+          <w:b/>
+          <w:lang w:val="pt_PT" w:bidi="pt_PT"/>
+        </w:rPr>
         <w:t>"insista".</w:t>
       </w:r>
     </w:p>
@@ -33840,6 +38745,21 @@
           <w:b/>
           <w:lang w:val="pt_PT" w:bidi="pt_PT"/>
         </w:rPr>
+        <w:t>εὐκαίρως, ἀκαίρως</w:t>
+      </w:r>
+    </w:p>
+    <w:p>
+      <w:pPr/>
+      <w:r>
+        <w:rPr>
+          <w:lang w:val="pt_PT" w:bidi="pt_PT"/>
+        </w:rPr>
+      </w:r>
+      <w:r>
+        <w:rPr>
+          <w:b/>
+          <w:lang w:val="pt_PT" w:bidi="pt_PT"/>
+        </w:rPr>
         <w:t>"seja no tempo certo ou não".</w:t>
       </w:r>
     </w:p>
@@ -33923,6 +38843,21 @@
           <w:b/>
           <w:lang w:val="pt_PT" w:bidi="pt_PT"/>
         </w:rPr>
+        <w:t>ἐν πάσῃ μακροθυμίᾳ καὶ διδαχῇ</w:t>
+      </w:r>
+    </w:p>
+    <w:p>
+      <w:pPr/>
+      <w:r>
+        <w:rPr>
+          <w:lang w:val="pt_PT" w:bidi="pt_PT"/>
+        </w:rPr>
+      </w:r>
+      <w:r>
+        <w:rPr>
+          <w:b/>
+          <w:lang w:val="pt_PT" w:bidi="pt_PT"/>
+        </w:rPr>
         <w:t>"</w:t>
       </w:r>
       <w:r>
@@ -34072,6 +39007,21 @@
           <w:b/>
           <w:lang w:val="pt_PT" w:bidi="pt_PT"/>
         </w:rPr>
+        <w:t>ἐν πάσῃ μακροθυμίᾳ καὶ διδαχῇ</w:t>
+      </w:r>
+    </w:p>
+    <w:p>
+      <w:pPr/>
+      <w:r>
+        <w:rPr>
+          <w:lang w:val="pt_PT" w:bidi="pt_PT"/>
+        </w:rPr>
+      </w:r>
+      <w:r>
+        <w:rPr>
+          <w:b/>
+          <w:lang w:val="pt_PT" w:bidi="pt_PT"/>
+        </w:rPr>
         <w:t>"</w:t>
       </w:r>
       <w:r>
@@ -34208,6 +39158,21 @@
           <w:b/>
           <w:lang w:val="pt_PT" w:bidi="pt_PT"/>
         </w:rPr>
+        <w:t>γὰρ</w:t>
+      </w:r>
+    </w:p>
+    <w:p>
+      <w:pPr/>
+      <w:r>
+        <w:rPr>
+          <w:lang w:val="pt_PT" w:bidi="pt_PT"/>
+        </w:rPr>
+      </w:r>
+      <w:r>
+        <w:rPr>
+          <w:b/>
+          <w:lang w:val="pt_PT" w:bidi="pt_PT"/>
+        </w:rPr>
         <w:t>"Pois".</w:t>
       </w:r>
     </w:p>
@@ -34317,6 +39282,21 @@
           <w:b/>
           <w:lang w:val="pt_PT" w:bidi="pt_PT"/>
         </w:rPr>
+        <w:t>ἔσται &amp; καιρὸς ὅτε</w:t>
+      </w:r>
+    </w:p>
+    <w:p>
+      <w:pPr/>
+      <w:r>
+        <w:rPr>
+          <w:lang w:val="pt_PT" w:bidi="pt_PT"/>
+        </w:rPr>
+      </w:r>
+      <w:r>
+        <w:rPr>
+          <w:b/>
+          <w:lang w:val="pt_PT" w:bidi="pt_PT"/>
+        </w:rPr>
         <w:t>"</w:t>
       </w:r>
       <w:r>
@@ -34394,6 +39374,21 @@
           <w:b/>
           <w:lang w:val="pt_PT" w:bidi="pt_PT"/>
         </w:rPr>
+        <w:t>οὐκ ἀνέξονται</w:t>
+      </w:r>
+    </w:p>
+    <w:p>
+      <w:pPr/>
+      <w:r>
+        <w:rPr>
+          <w:lang w:val="pt_PT" w:bidi="pt_PT"/>
+        </w:rPr>
+      </w:r>
+      <w:r>
+        <w:rPr>
+          <w:b/>
+          <w:lang w:val="pt_PT" w:bidi="pt_PT"/>
+        </w:rPr>
         <w:t>"</w:t>
       </w:r>
       <w:r>
@@ -34504,6 +39499,21 @@
           <w:b/>
           <w:lang w:val="pt_PT" w:bidi="pt_PT"/>
         </w:rPr>
+        <w:t>οὐκ ἀνέξονται</w:t>
+      </w:r>
+    </w:p>
+    <w:p>
+      <w:pPr/>
+      <w:r>
+        <w:rPr>
+          <w:lang w:val="pt_PT" w:bidi="pt_PT"/>
+        </w:rPr>
+      </w:r>
+      <w:r>
+        <w:rPr>
+          <w:b/>
+          <w:lang w:val="pt_PT" w:bidi="pt_PT"/>
+        </w:rPr>
         <w:t>"</w:t>
       </w:r>
       <w:r>
@@ -34627,6 +39637,21 @@
           <w:b/>
           <w:lang w:val="pt_PT" w:bidi="pt_PT"/>
         </w:rPr>
+        <w:t>τῆς ὑγιαινούσης διδασκαλίας</w:t>
+      </w:r>
+    </w:p>
+    <w:p>
+      <w:pPr/>
+      <w:r>
+        <w:rPr>
+          <w:lang w:val="pt_PT" w:bidi="pt_PT"/>
+        </w:rPr>
+      </w:r>
+      <w:r>
+        <w:rPr>
+          <w:b/>
+          <w:lang w:val="pt_PT" w:bidi="pt_PT"/>
+        </w:rPr>
         <w:t>"ao verdadeiro ensinamento".</w:t>
       </w:r>
     </w:p>
@@ -34723,6 +39748,21 @@
           <w:b/>
           <w:lang w:val="pt_PT" w:bidi="pt_PT"/>
         </w:rPr>
+        <w:t>κατὰ τὰς ἰδίας ἐπιθυμίας, ἑαυτοῖς ἐπισωρεύσουσιν διδασκάλους</w:t>
+      </w:r>
+    </w:p>
+    <w:p>
+      <w:pPr/>
+      <w:r>
+        <w:rPr>
+          <w:lang w:val="pt_PT" w:bidi="pt_PT"/>
+        </w:rPr>
+      </w:r>
+      <w:r>
+        <w:rPr>
+          <w:b/>
+          <w:lang w:val="pt_PT" w:bidi="pt_PT"/>
+        </w:rPr>
         <w:t>"</w:t>
       </w:r>
       <w:r>
@@ -34865,6 +39905,21 @@
           <w:b/>
           <w:lang w:val="pt_PT" w:bidi="pt_PT"/>
         </w:rPr>
+        <w:t>ἑαυτοῖς ἐπισωρεύσουσιν διδασκάλους</w:t>
+      </w:r>
+    </w:p>
+    <w:p>
+      <w:pPr/>
+      <w:r>
+        <w:rPr>
+          <w:lang w:val="pt_PT" w:bidi="pt_PT"/>
+        </w:rPr>
+      </w:r>
+      <w:r>
+        <w:rPr>
+          <w:b/>
+          <w:lang w:val="pt_PT" w:bidi="pt_PT"/>
+        </w:rPr>
         <w:t>"</w:t>
       </w:r>
       <w:r>
@@ -34988,6 +40043,21 @@
           <w:b/>
           <w:lang w:val="pt_PT" w:bidi="pt_PT"/>
         </w:rPr>
+        <w:t>κνηθόμενοι τὴν ἀκοήν</w:t>
+      </w:r>
+    </w:p>
+    <w:p>
+      <w:pPr/>
+      <w:r>
+        <w:rPr>
+          <w:lang w:val="pt_PT" w:bidi="pt_PT"/>
+        </w:rPr>
+      </w:r>
+      <w:r>
+        <w:rPr>
+          <w:b/>
+          <w:lang w:val="pt_PT" w:bidi="pt_PT"/>
+        </w:rPr>
         <w:t>"</w:t>
       </w:r>
       <w:r>
@@ -35104,6 +40174,21 @@
           <w:b/>
           <w:lang w:val="pt_PT" w:bidi="pt_PT"/>
         </w:rPr>
+        <w:t>τὴν ἀκοήν</w:t>
+      </w:r>
+    </w:p>
+    <w:p>
+      <w:pPr/>
+      <w:r>
+        <w:rPr>
+          <w:lang w:val="pt_PT" w:bidi="pt_PT"/>
+        </w:rPr>
+      </w:r>
+      <w:r>
+        <w:rPr>
+          <w:b/>
+          <w:lang w:val="pt_PT" w:bidi="pt_PT"/>
+        </w:rPr>
         <w:t>"</w:t>
       </w:r>
       <w:r>
@@ -35214,6 +40299,21 @@
           <w:b/>
           <w:lang w:val="pt_PT" w:bidi="pt_PT"/>
         </w:rPr>
+        <w:t>ἀπὸ μὲν τῆς ἀληθείας τὴν ἀκοὴν ἀποστρέψουσιν</w:t>
+      </w:r>
+    </w:p>
+    <w:p>
+      <w:pPr/>
+      <w:r>
+        <w:rPr>
+          <w:lang w:val="pt_PT" w:bidi="pt_PT"/>
+        </w:rPr>
+      </w:r>
+      <w:r>
+        <w:rPr>
+          <w:b/>
+          <w:lang w:val="pt_PT" w:bidi="pt_PT"/>
+        </w:rPr>
         <w:t>"E</w:t>
       </w:r>
       <w:r>
@@ -35311,6 +40411,21 @@
           <w:b/>
           <w:lang w:val="pt_PT" w:bidi="pt_PT"/>
         </w:rPr>
+        <w:t>τὴν ἀκοὴν</w:t>
+      </w:r>
+    </w:p>
+    <w:p>
+      <w:pPr/>
+      <w:r>
+        <w:rPr>
+          <w:lang w:val="pt_PT" w:bidi="pt_PT"/>
+        </w:rPr>
+      </w:r>
+      <w:r>
+        <w:rPr>
+          <w:b/>
+          <w:lang w:val="pt_PT" w:bidi="pt_PT"/>
+        </w:rPr>
         <w:t>"de ouvir".</w:t>
       </w:r>
     </w:p>
@@ -35394,6 +40509,21 @@
           <w:b/>
           <w:lang w:val="pt_PT" w:bidi="pt_PT"/>
         </w:rPr>
+        <w:t>τῆς ἀληθείας</w:t>
+      </w:r>
+    </w:p>
+    <w:p>
+      <w:pPr/>
+      <w:r>
+        <w:rPr>
+          <w:lang w:val="pt_PT" w:bidi="pt_PT"/>
+        </w:rPr>
+      </w:r>
+      <w:r>
+        <w:rPr>
+          <w:b/>
+          <w:lang w:val="pt_PT" w:bidi="pt_PT"/>
+        </w:rPr>
         <w:t>"a verdade".</w:t>
       </w:r>
     </w:p>
@@ -35490,6 +40620,21 @@
           <w:b/>
           <w:lang w:val="pt_PT" w:bidi="pt_PT"/>
         </w:rPr>
+        <w:t>ἐπὶ &amp; ἐκτραπήσονται</w:t>
+      </w:r>
+    </w:p>
+    <w:p>
+      <w:pPr/>
+      <w:r>
+        <w:rPr>
+          <w:lang w:val="pt_PT" w:bidi="pt_PT"/>
+        </w:rPr>
+      </w:r>
+      <w:r>
+        <w:rPr>
+          <w:b/>
+          <w:lang w:val="pt_PT" w:bidi="pt_PT"/>
+        </w:rPr>
         <w:t>"deixarão de ouvir".</w:t>
       </w:r>
     </w:p>
@@ -35573,6 +40718,21 @@
           <w:b/>
           <w:lang w:val="pt_PT" w:bidi="pt_PT"/>
         </w:rPr>
+        <w:t>ἐπὶ &amp; ἐκτραπήσονται</w:t>
+      </w:r>
+    </w:p>
+    <w:p>
+      <w:pPr/>
+      <w:r>
+        <w:rPr>
+          <w:lang w:val="pt_PT" w:bidi="pt_PT"/>
+        </w:rPr>
+      </w:r>
+      <w:r>
+        <w:rPr>
+          <w:b/>
+          <w:lang w:val="pt_PT" w:bidi="pt_PT"/>
+        </w:rPr>
         <w:t>"</w:t>
       </w:r>
       <w:r>
@@ -35683,6 +40843,21 @@
           <w:b/>
           <w:lang w:val="pt_PT" w:bidi="pt_PT"/>
         </w:rPr>
+        <w:t>τοὺς μύθους</w:t>
+      </w:r>
+    </w:p>
+    <w:p>
+      <w:pPr/>
+      <w:r>
+        <w:rPr>
+          <w:lang w:val="pt_PT" w:bidi="pt_PT"/>
+        </w:rPr>
+      </w:r>
+      <w:r>
+        <w:rPr>
+          <w:b/>
+          <w:lang w:val="pt_PT" w:bidi="pt_PT"/>
+        </w:rPr>
         <w:t>"ás lendas".</w:t>
       </w:r>
     </w:p>
@@ -35779,6 +40954,21 @@
           <w:b/>
           <w:lang w:val="pt_PT" w:bidi="pt_PT"/>
         </w:rPr>
+        <w:t>σὺ δὲ</w:t>
+      </w:r>
+    </w:p>
+    <w:p>
+      <w:pPr/>
+      <w:r>
+        <w:rPr>
+          <w:lang w:val="pt_PT" w:bidi="pt_PT"/>
+        </w:rPr>
+      </w:r>
+      <w:r>
+        <w:rPr>
+          <w:b/>
+          <w:lang w:val="pt_PT" w:bidi="pt_PT"/>
+        </w:rPr>
         <w:t>"Mas você".</w:t>
       </w:r>
     </w:p>
@@ -35861,6 +41051,21 @@
         <w:rPr>
           <w:lang w:val="pt_PT" w:bidi="pt_PT"/>
         </w:rPr>
+      </w:r>
+    </w:p>
+    <w:p>
+      <w:pPr/>
+      <w:r>
+        <w:rPr>
+          <w:lang w:val="pt_PT" w:bidi="pt_PT"/>
+        </w:rPr>
+      </w:r>
+      <w:r>
+        <w:rPr>
+          <w:b/>
+          <w:lang w:val="pt_PT" w:bidi="pt_PT"/>
+        </w:rPr>
+        <w:t>νῆφε</w:t>
       </w:r>
     </w:p>
     <w:p>
@@ -35989,6 +41194,21 @@
           <w:b/>
           <w:lang w:val="pt_PT" w:bidi="pt_PT"/>
         </w:rPr>
+        <w:t>ἐν πᾶσιν</w:t>
+      </w:r>
+    </w:p>
+    <w:p>
+      <w:pPr/>
+      <w:r>
+        <w:rPr>
+          <w:lang w:val="pt_PT" w:bidi="pt_PT"/>
+        </w:rPr>
+      </w:r>
+      <w:r>
+        <w:rPr>
+          <w:b/>
+          <w:lang w:val="pt_PT" w:bidi="pt_PT"/>
+        </w:rPr>
         <w:t>"em todas as situações".</w:t>
       </w:r>
     </w:p>
@@ -36052,6 +41272,21 @@
           <w:b/>
           <w:lang w:val="pt_PT" w:bidi="pt_PT"/>
         </w:rPr>
+        <w:t>κακοπάθησον</w:t>
+      </w:r>
+    </w:p>
+    <w:p>
+      <w:pPr/>
+      <w:r>
+        <w:rPr>
+          <w:lang w:val="pt_PT" w:bidi="pt_PT"/>
+        </w:rPr>
+      </w:r>
+      <w:r>
+        <w:rPr>
+          <w:b/>
+          <w:lang w:val="pt_PT" w:bidi="pt_PT"/>
+        </w:rPr>
         <w:t>"Suporte o sofrimento".</w:t>
       </w:r>
     </w:p>
@@ -36148,6 +41383,21 @@
           <w:b/>
           <w:lang w:val="pt_PT" w:bidi="pt_PT"/>
         </w:rPr>
+        <w:t>ἔργον &amp; εὐαγγελιστοῦ</w:t>
+      </w:r>
+    </w:p>
+    <w:p>
+      <w:pPr/>
+      <w:r>
+        <w:rPr>
+          <w:lang w:val="pt_PT" w:bidi="pt_PT"/>
+        </w:rPr>
+      </w:r>
+      <w:r>
+        <w:rPr>
+          <w:b/>
+          <w:lang w:val="pt_PT" w:bidi="pt_PT"/>
+        </w:rPr>
         <w:t>"</w:t>
       </w:r>
       <w:r>
@@ -36271,6 +41521,21 @@
           <w:b/>
           <w:lang w:val="pt_PT" w:bidi="pt_PT"/>
         </w:rPr>
+        <w:t>τὴν διακονίαν σου πληροφόρησον</w:t>
+      </w:r>
+    </w:p>
+    <w:p>
+      <w:pPr/>
+      <w:r>
+        <w:rPr>
+          <w:lang w:val="pt_PT" w:bidi="pt_PT"/>
+        </w:rPr>
+      </w:r>
+      <w:r>
+        <w:rPr>
+          <w:b/>
+          <w:lang w:val="pt_PT" w:bidi="pt_PT"/>
+        </w:rPr>
         <w:t>"e cumpra bem o seu dever de servo de Deus</w:t>
       </w:r>
       <w:r>
@@ -36374,6 +41639,21 @@
           <w:b/>
           <w:lang w:val="pt_PT" w:bidi="pt_PT"/>
         </w:rPr>
+        <w:t>γὰρ</w:t>
+      </w:r>
+    </w:p>
+    <w:p>
+      <w:pPr/>
+      <w:r>
+        <w:rPr>
+          <w:lang w:val="pt_PT" w:bidi="pt_PT"/>
+        </w:rPr>
+      </w:r>
+      <w:r>
+        <w:rPr>
+          <w:b/>
+          <w:lang w:val="pt_PT" w:bidi="pt_PT"/>
+        </w:rPr>
         <w:t>"Quanto a mim".</w:t>
       </w:r>
     </w:p>
@@ -36483,6 +41763,21 @@
           <w:b/>
           <w:lang w:val="pt_PT" w:bidi="pt_PT"/>
         </w:rPr>
+        <w:t>ἐγὼ &amp; ἤδη σπένδομαι</w:t>
+      </w:r>
+    </w:p>
+    <w:p>
+      <w:pPr/>
+      <w:r>
+        <w:rPr>
+          <w:lang w:val="pt_PT" w:bidi="pt_PT"/>
+        </w:rPr>
+      </w:r>
+      <w:r>
+        <w:rPr>
+          <w:b/>
+          <w:lang w:val="pt_PT" w:bidi="pt_PT"/>
+        </w:rPr>
         <w:t>"</w:t>
       </w:r>
       <w:r>
@@ -36580,6 +41875,21 @@
           <w:b/>
           <w:lang w:val="pt_PT" w:bidi="pt_PT"/>
         </w:rPr>
+        <w:t>ἐγὼ &amp; ἤδη σπένδομαι</w:t>
+      </w:r>
+    </w:p>
+    <w:p>
+      <w:pPr/>
+      <w:r>
+        <w:rPr>
+          <w:lang w:val="pt_PT" w:bidi="pt_PT"/>
+        </w:rPr>
+      </w:r>
+      <w:r>
+        <w:rPr>
+          <w:b/>
+          <w:lang w:val="pt_PT" w:bidi="pt_PT"/>
+        </w:rPr>
         <w:t>"</w:t>
       </w:r>
       <w:r>
@@ -36696,6 +42006,21 @@
           <w:b/>
           <w:lang w:val="pt_PT" w:bidi="pt_PT"/>
         </w:rPr>
+        <w:t>τῆς ἀναλύσεώς μου</w:t>
+      </w:r>
+    </w:p>
+    <w:p>
+      <w:pPr/>
+      <w:r>
+        <w:rPr>
+          <w:lang w:val="pt_PT" w:bidi="pt_PT"/>
+        </w:rPr>
+      </w:r>
+      <w:r>
+        <w:rPr>
+          <w:b/>
+          <w:lang w:val="pt_PT" w:bidi="pt_PT"/>
+        </w:rPr>
         <w:t>"deixar esta vida".</w:t>
       </w:r>
     </w:p>
@@ -36792,6 +42117,21 @@
           <w:b/>
           <w:lang w:val="pt_PT" w:bidi="pt_PT"/>
         </w:rPr>
+        <w:t>τὸν καλὸν ἀγῶνα ἠγώνισμαι</w:t>
+      </w:r>
+    </w:p>
+    <w:p>
+      <w:pPr/>
+      <w:r>
+        <w:rPr>
+          <w:lang w:val="pt_PT" w:bidi="pt_PT"/>
+        </w:rPr>
+      </w:r>
+      <w:r>
+        <w:rPr>
+          <w:b/>
+          <w:lang w:val="pt_PT" w:bidi="pt_PT"/>
+        </w:rPr>
         <w:t>"</w:t>
       </w:r>
       <w:r>
@@ -36902,6 +42242,21 @@
           <w:b/>
           <w:lang w:val="pt_PT" w:bidi="pt_PT"/>
         </w:rPr>
+        <w:t>τὸν καλὸν ἀγῶνα</w:t>
+      </w:r>
+    </w:p>
+    <w:p>
+      <w:pPr/>
+      <w:r>
+        <w:rPr>
+          <w:lang w:val="pt_PT" w:bidi="pt_PT"/>
+        </w:rPr>
+      </w:r>
+      <w:r>
+        <w:rPr>
+          <w:b/>
+          <w:lang w:val="pt_PT" w:bidi="pt_PT"/>
+        </w:rPr>
         <w:t>"</w:t>
       </w:r>
       <w:r>
@@ -37012,6 +42367,21 @@
           <w:b/>
           <w:lang w:val="pt_PT" w:bidi="pt_PT"/>
         </w:rPr>
+        <w:t>τὸν δρόμον τετέλεκα</w:t>
+      </w:r>
+    </w:p>
+    <w:p>
+      <w:pPr/>
+      <w:r>
+        <w:rPr>
+          <w:lang w:val="pt_PT" w:bidi="pt_PT"/>
+        </w:rPr>
+      </w:r>
+      <w:r>
+        <w:rPr>
+          <w:b/>
+          <w:lang w:val="pt_PT" w:bidi="pt_PT"/>
+        </w:rPr>
         <w:t>"</w:t>
       </w:r>
       <w:r>
@@ -37122,6 +42492,21 @@
           <w:b/>
           <w:lang w:val="pt_PT" w:bidi="pt_PT"/>
         </w:rPr>
+        <w:t>τὴν πίστιν τετήρηκα</w:t>
+      </w:r>
+    </w:p>
+    <w:p>
+      <w:pPr/>
+      <w:r>
+        <w:rPr>
+          <w:lang w:val="pt_PT" w:bidi="pt_PT"/>
+        </w:rPr>
+      </w:r>
+      <w:r>
+        <w:rPr>
+          <w:b/>
+          <w:lang w:val="pt_PT" w:bidi="pt_PT"/>
+        </w:rPr>
         <w:t>"conservei a fé".</w:t>
       </w:r>
     </w:p>
@@ -37244,6 +42629,21 @@
           <w:b/>
           <w:lang w:val="pt_PT" w:bidi="pt_PT"/>
         </w:rPr>
+        <w:t>τὴν πίστιν τετήρηκα</w:t>
+      </w:r>
+    </w:p>
+    <w:p>
+      <w:pPr/>
+      <w:r>
+        <w:rPr>
+          <w:lang w:val="pt_PT" w:bidi="pt_PT"/>
+        </w:rPr>
+      </w:r>
+      <w:r>
+        <w:rPr>
+          <w:b/>
+          <w:lang w:val="pt_PT" w:bidi="pt_PT"/>
+        </w:rPr>
         <w:t>"conservei a fé".</w:t>
       </w:r>
     </w:p>
@@ -37366,6 +42766,21 @@
           <w:b/>
           <w:lang w:val="pt_PT" w:bidi="pt_PT"/>
         </w:rPr>
+        <w:t>τὴν πίστιν</w:t>
+      </w:r>
+    </w:p>
+    <w:p>
+      <w:pPr/>
+      <w:r>
+        <w:rPr>
+          <w:lang w:val="pt_PT" w:bidi="pt_PT"/>
+        </w:rPr>
+      </w:r>
+      <w:r>
+        <w:rPr>
+          <w:b/>
+          <w:lang w:val="pt_PT" w:bidi="pt_PT"/>
+        </w:rPr>
         <w:t>"a fé".</w:t>
       </w:r>
     </w:p>
@@ -37462,6 +42877,21 @@
           <w:b/>
           <w:lang w:val="pt_PT" w:bidi="pt_PT"/>
         </w:rPr>
+        <w:t>λοιπὸν</w:t>
+      </w:r>
+    </w:p>
+    <w:p>
+      <w:pPr/>
+      <w:r>
+        <w:rPr>
+          <w:lang w:val="pt_PT" w:bidi="pt_PT"/>
+        </w:rPr>
+      </w:r>
+      <w:r>
+        <w:rPr>
+          <w:b/>
+          <w:lang w:val="pt_PT" w:bidi="pt_PT"/>
+        </w:rPr>
         <w:t>"E agora".</w:t>
       </w:r>
     </w:p>
@@ -37558,6 +42988,21 @@
           <w:b/>
           <w:lang w:val="pt_PT" w:bidi="pt_PT"/>
         </w:rPr>
+        <w:t>ἀπόκειταί &amp; ὁ τῆς δικαιοσύνης στέφανος</w:t>
+      </w:r>
+    </w:p>
+    <w:p>
+      <w:pPr/>
+      <w:r>
+        <w:rPr>
+          <w:lang w:val="pt_PT" w:bidi="pt_PT"/>
+        </w:rPr>
+      </w:r>
+      <w:r>
+        <w:rPr>
+          <w:b/>
+          <w:lang w:val="pt_PT" w:bidi="pt_PT"/>
+        </w:rPr>
         <w:t>"está me esperando o prêmio da vitória</w:t>
       </w:r>
       <w:r>
@@ -37667,6 +43112,21 @@
           <w:b/>
           <w:lang w:val="pt_PT" w:bidi="pt_PT"/>
         </w:rPr>
+        <w:t>ὁ τῆς δικαιοσύνης στέφανος</w:t>
+      </w:r>
+    </w:p>
+    <w:p>
+      <w:pPr/>
+      <w:r>
+        <w:rPr>
+          <w:lang w:val="pt_PT" w:bidi="pt_PT"/>
+        </w:rPr>
+      </w:r>
+      <w:r>
+        <w:rPr>
+          <w:b/>
+          <w:lang w:val="pt_PT" w:bidi="pt_PT"/>
+        </w:rPr>
         <w:t>"</w:t>
       </w:r>
       <w:r>
@@ -37790,6 +43250,21 @@
           <w:b/>
           <w:lang w:val="pt_PT" w:bidi="pt_PT"/>
         </w:rPr>
+        <w:t>ὁ τῆς δικαιοσύνης στέφανος</w:t>
+      </w:r>
+    </w:p>
+    <w:p>
+      <w:pPr/>
+      <w:r>
+        <w:rPr>
+          <w:lang w:val="pt_PT" w:bidi="pt_PT"/>
+        </w:rPr>
+      </w:r>
+      <w:r>
+        <w:rPr>
+          <w:b/>
+          <w:lang w:val="pt_PT" w:bidi="pt_PT"/>
+        </w:rPr>
         <w:t>"</w:t>
       </w:r>
       <w:r>
@@ -37886,6 +43361,21 @@
         <w:rPr>
           <w:lang w:val="pt_PT" w:bidi="pt_PT"/>
         </w:rPr>
+      </w:r>
+    </w:p>
+    <w:p>
+      <w:pPr/>
+      <w:r>
+        <w:rPr>
+          <w:lang w:val="pt_PT" w:bidi="pt_PT"/>
+        </w:rPr>
+      </w:r>
+      <w:r>
+        <w:rPr>
+          <w:b/>
+          <w:lang w:val="pt_PT" w:bidi="pt_PT"/>
+        </w:rPr>
+        <w:t>ἐν, ἐκείνῃ τῇ ἡμέρᾳ</w:t>
       </w:r>
     </w:p>
     <w:p>
@@ -38001,6 +43491,21 @@
           <w:b/>
           <w:lang w:val="pt_PT" w:bidi="pt_PT"/>
         </w:rPr>
+        <w:t>οὐ μόνον δὲ ἐμοὶ, ἀλλὰ καὶ πᾶσιν τοῖς</w:t>
+      </w:r>
+    </w:p>
+    <w:p>
+      <w:pPr/>
+      <w:r>
+        <w:rPr>
+          <w:lang w:val="pt_PT" w:bidi="pt_PT"/>
+        </w:rPr>
+      </w:r>
+      <w:r>
+        <w:rPr>
+          <w:b/>
+          <w:lang w:val="pt_PT" w:bidi="pt_PT"/>
+        </w:rPr>
         <w:t>"</w:t>
       </w:r>
       <w:r>
@@ -38098,6 +43603,21 @@
           <w:b/>
           <w:lang w:val="pt_PT" w:bidi="pt_PT"/>
         </w:rPr>
+        <w:t>πᾶσιν τοῖς ἠγαπηκόσι τὴν ἐπιφάνειαν αὐτοῦ</w:t>
+      </w:r>
+    </w:p>
+    <w:p>
+      <w:pPr/>
+      <w:r>
+        <w:rPr>
+          <w:lang w:val="pt_PT" w:bidi="pt_PT"/>
+        </w:rPr>
+      </w:r>
+      <w:r>
+        <w:rPr>
+          <w:b/>
+          <w:lang w:val="pt_PT" w:bidi="pt_PT"/>
+        </w:rPr>
         <w:t>"</w:t>
       </w:r>
       <w:r>
@@ -38207,6 +43727,21 @@
         <w:rPr>
           <w:lang w:val="pt_PT" w:bidi="pt_PT"/>
         </w:rPr>
+      </w:r>
+    </w:p>
+    <w:p>
+      <w:pPr/>
+      <w:r>
+        <w:rPr>
+          <w:lang w:val="pt_PT" w:bidi="pt_PT"/>
+        </w:rPr>
+      </w:r>
+      <w:r>
+        <w:rPr>
+          <w:b/>
+          <w:lang w:val="pt_PT" w:bidi="pt_PT"/>
+        </w:rPr>
+        <w:t>τὴν ἐπιφάνειαν αὐτοῦ</w:t>
       </w:r>
     </w:p>
     <w:p>
@@ -38348,6 +43883,21 @@
           <w:b/>
           <w:lang w:val="pt_PT" w:bidi="pt_PT"/>
         </w:rPr>
+        <w:t>σπούδασον ἐλθεῖν &amp; ταχέως</w:t>
+      </w:r>
+    </w:p>
+    <w:p>
+      <w:pPr/>
+      <w:r>
+        <w:rPr>
+          <w:lang w:val="pt_PT" w:bidi="pt_PT"/>
+        </w:rPr>
+      </w:r>
+      <w:r>
+        <w:rPr>
+          <w:b/>
+          <w:lang w:val="pt_PT" w:bidi="pt_PT"/>
+        </w:rPr>
         <w:t>"</w:t>
       </w:r>
       <w:r>
@@ -38425,6 +43975,21 @@
           <w:b/>
           <w:lang w:val="pt_PT" w:bidi="pt_PT"/>
         </w:rPr>
+        <w:t>ἐλθεῖν</w:t>
+      </w:r>
+    </w:p>
+    <w:p>
+      <w:pPr/>
+      <w:r>
+        <w:rPr>
+          <w:lang w:val="pt_PT" w:bidi="pt_PT"/>
+        </w:rPr>
+      </w:r>
+      <w:r>
+        <w:rPr>
+          <w:b/>
+          <w:lang w:val="pt_PT" w:bidi="pt_PT"/>
+        </w:rPr>
         <w:t>"Venha me ver".</w:t>
       </w:r>
     </w:p>
@@ -38521,6 +44086,21 @@
           <w:b/>
           <w:lang w:val="pt_PT" w:bidi="pt_PT"/>
         </w:rPr>
+        <w:t>γάρ</w:t>
+      </w:r>
+    </w:p>
+    <w:p>
+      <w:pPr/>
+      <w:r>
+        <w:rPr>
+          <w:lang w:val="pt_PT" w:bidi="pt_PT"/>
+        </w:rPr>
+      </w:r>
+      <w:r>
+        <w:rPr>
+          <w:b/>
+          <w:lang w:val="pt_PT" w:bidi="pt_PT"/>
+        </w:rPr>
         <w:t>"Pois".</w:t>
       </w:r>
     </w:p>
@@ -38630,6 +44210,21 @@
           <w:b/>
           <w:lang w:val="pt_PT" w:bidi="pt_PT"/>
         </w:rPr>
+        <w:t>Δημᾶς &amp; Κρήσκης</w:t>
+      </w:r>
+    </w:p>
+    <w:p>
+      <w:pPr/>
+      <w:r>
+        <w:rPr>
+          <w:lang w:val="pt_PT" w:bidi="pt_PT"/>
+        </w:rPr>
+      </w:r>
+      <w:r>
+        <w:rPr>
+          <w:b/>
+          <w:lang w:val="pt_PT" w:bidi="pt_PT"/>
+        </w:rPr>
         <w:t>"Demas"</w:t>
       </w:r>
       <w:r>
@@ -38752,6 +44347,21 @@
           <w:b/>
           <w:lang w:val="pt_PT" w:bidi="pt_PT"/>
         </w:rPr>
+        <w:t>τὸν νῦν αἰῶνα</w:t>
+      </w:r>
+    </w:p>
+    <w:p>
+      <w:pPr/>
+      <w:r>
+        <w:rPr>
+          <w:lang w:val="pt_PT" w:bidi="pt_PT"/>
+        </w:rPr>
+      </w:r>
+      <w:r>
+        <w:rPr>
+          <w:b/>
+          <w:lang w:val="pt_PT" w:bidi="pt_PT"/>
+        </w:rPr>
         <w:t>"</w:t>
       </w:r>
       <w:r>
@@ -38862,6 +44472,21 @@
           <w:b/>
           <w:lang w:val="pt_PT" w:bidi="pt_PT"/>
         </w:rPr>
+        <w:t>ἐπορεύθη</w:t>
+      </w:r>
+    </w:p>
+    <w:p>
+      <w:pPr/>
+      <w:r>
+        <w:rPr>
+          <w:lang w:val="pt_PT" w:bidi="pt_PT"/>
+        </w:rPr>
+      </w:r>
+      <w:r>
+        <w:rPr>
+          <w:b/>
+          <w:lang w:val="pt_PT" w:bidi="pt_PT"/>
+        </w:rPr>
         <w:t>"foi".</w:t>
       </w:r>
     </w:p>
@@ -38958,6 +44583,21 @@
           <w:b/>
           <w:lang w:val="pt_PT" w:bidi="pt_PT"/>
         </w:rPr>
+        <w:t>Κρήσκης εἰς Γαλατίαν, Τίτος εἰς Δαλματίαν</w:t>
+      </w:r>
+    </w:p>
+    <w:p>
+      <w:pPr/>
+      <w:r>
+        <w:rPr>
+          <w:lang w:val="pt_PT" w:bidi="pt_PT"/>
+        </w:rPr>
+      </w:r>
+      <w:r>
+        <w:rPr>
+          <w:b/>
+          <w:lang w:val="pt_PT" w:bidi="pt_PT"/>
+        </w:rPr>
         <w:t>"</w:t>
       </w:r>
       <w:r>
@@ -39055,6 +44695,21 @@
           <w:b/>
           <w:lang w:val="pt_PT" w:bidi="pt_PT"/>
         </w:rPr>
+        <w:t>Δαλματίαν</w:t>
+      </w:r>
+    </w:p>
+    <w:p>
+      <w:pPr/>
+      <w:r>
+        <w:rPr>
+          <w:lang w:val="pt_PT" w:bidi="pt_PT"/>
+        </w:rPr>
+      </w:r>
+      <w:r>
+        <w:rPr>
+          <w:b/>
+          <w:lang w:val="pt_PT" w:bidi="pt_PT"/>
+        </w:rPr>
         <w:t>"Dalmácia".</w:t>
       </w:r>
     </w:p>
@@ -39151,6 +44806,21 @@
           <w:b/>
           <w:lang w:val="pt_PT" w:bidi="pt_PT"/>
         </w:rPr>
+        <w:t>μοι εὔχρηστος εἰς διακονίαν</w:t>
+      </w:r>
+    </w:p>
+    <w:p>
+      <w:pPr/>
+      <w:r>
+        <w:rPr>
+          <w:lang w:val="pt_PT" w:bidi="pt_PT"/>
+        </w:rPr>
+      </w:r>
+      <w:r>
+        <w:rPr>
+          <w:b/>
+          <w:lang w:val="pt_PT" w:bidi="pt_PT"/>
+        </w:rPr>
         <w:t>"ele pode me ajudar no trabalho".</w:t>
       </w:r>
     </w:p>
@@ -39234,6 +44904,21 @@
           <w:b/>
           <w:lang w:val="pt_PT" w:bidi="pt_PT"/>
         </w:rPr>
+        <w:t>εἰς διακονίαν</w:t>
+      </w:r>
+    </w:p>
+    <w:p>
+      <w:pPr/>
+      <w:r>
+        <w:rPr>
+          <w:lang w:val="pt_PT" w:bidi="pt_PT"/>
+        </w:rPr>
+      </w:r>
+      <w:r>
+        <w:rPr>
+          <w:b/>
+          <w:lang w:val="pt_PT" w:bidi="pt_PT"/>
+        </w:rPr>
         <w:t>"no trabalho".</w:t>
       </w:r>
     </w:p>
@@ -39330,6 +45015,21 @@
           <w:b/>
           <w:lang w:val="pt_PT" w:bidi="pt_PT"/>
         </w:rPr>
+        <w:t>δὲ</w:t>
+      </w:r>
+    </w:p>
+    <w:p>
+      <w:pPr/>
+      <w:r>
+        <w:rPr>
+          <w:lang w:val="pt_PT" w:bidi="pt_PT"/>
+        </w:rPr>
+      </w:r>
+      <w:r>
+        <w:rPr>
+          <w:b/>
+          <w:lang w:val="pt_PT" w:bidi="pt_PT"/>
+        </w:rPr>
         <w:t>"Eu mandei".</w:t>
       </w:r>
     </w:p>
@@ -39413,6 +45113,21 @@
           <w:b/>
           <w:lang w:val="pt_PT" w:bidi="pt_PT"/>
         </w:rPr>
+        <w:t>ἀπέστειλα</w:t>
+      </w:r>
+    </w:p>
+    <w:p>
+      <w:pPr/>
+      <w:r>
+        <w:rPr>
+          <w:lang w:val="pt_PT" w:bidi="pt_PT"/>
+        </w:rPr>
+      </w:r>
+      <w:r>
+        <w:rPr>
+          <w:b/>
+          <w:lang w:val="pt_PT" w:bidi="pt_PT"/>
+        </w:rPr>
         <w:t>"Eu mandei".</w:t>
       </w:r>
     </w:p>
@@ -39548,6 +45263,21 @@
           <w:b/>
           <w:lang w:val="pt_PT" w:bidi="pt_PT"/>
         </w:rPr>
+        <w:t>φελόνην</w:t>
+      </w:r>
+    </w:p>
+    <w:p>
+      <w:pPr/>
+      <w:r>
+        <w:rPr>
+          <w:lang w:val="pt_PT" w:bidi="pt_PT"/>
+        </w:rPr>
+      </w:r>
+      <w:r>
+        <w:rPr>
+          <w:b/>
+          <w:lang w:val="pt_PT" w:bidi="pt_PT"/>
+        </w:rPr>
         <w:t>"capa".</w:t>
       </w:r>
     </w:p>
@@ -39644,6 +45374,21 @@
           <w:b/>
           <w:lang w:val="pt_PT" w:bidi="pt_PT"/>
         </w:rPr>
+        <w:t>Κάρπῳ</w:t>
+      </w:r>
+    </w:p>
+    <w:p>
+      <w:pPr/>
+      <w:r>
+        <w:rPr>
+          <w:lang w:val="pt_PT" w:bidi="pt_PT"/>
+        </w:rPr>
+      </w:r>
+      <w:r>
+        <w:rPr>
+          <w:b/>
+          <w:lang w:val="pt_PT" w:bidi="pt_PT"/>
+        </w:rPr>
         <w:t>"Carpo".</w:t>
       </w:r>
     </w:p>
@@ -39740,6 +45485,21 @@
           <w:b/>
           <w:lang w:val="pt_PT" w:bidi="pt_PT"/>
         </w:rPr>
+        <w:t>ἐρχόμενος</w:t>
+      </w:r>
+    </w:p>
+    <w:p>
+      <w:pPr/>
+      <w:r>
+        <w:rPr>
+          <w:lang w:val="pt_PT" w:bidi="pt_PT"/>
+        </w:rPr>
+      </w:r>
+      <w:r>
+        <w:rPr>
+          <w:b/>
+          <w:lang w:val="pt_PT" w:bidi="pt_PT"/>
+        </w:rPr>
         <w:t>"vier".</w:t>
       </w:r>
     </w:p>
@@ -39836,6 +45596,21 @@
           <w:b/>
           <w:lang w:val="pt_PT" w:bidi="pt_PT"/>
         </w:rPr>
+        <w:t>μάλιστα τὰς μεμβράνας</w:t>
+      </w:r>
+    </w:p>
+    <w:p>
+      <w:pPr/>
+      <w:r>
+        <w:rPr>
+          <w:lang w:val="pt_PT" w:bidi="pt_PT"/>
+        </w:rPr>
+      </w:r>
+      <w:r>
+        <w:rPr>
+          <w:b/>
+          <w:lang w:val="pt_PT" w:bidi="pt_PT"/>
+        </w:rPr>
         <w:t>"principalmente os de couro".</w:t>
       </w:r>
     </w:p>
@@ -39938,6 +45713,21 @@
           <w:b/>
           <w:lang w:val="pt_PT" w:bidi="pt_PT"/>
         </w:rPr>
+        <w:t>τὰς μεμβράνας</w:t>
+      </w:r>
+    </w:p>
+    <w:p>
+      <w:pPr/>
+      <w:r>
+        <w:rPr>
+          <w:lang w:val="pt_PT" w:bidi="pt_PT"/>
+        </w:rPr>
+      </w:r>
+      <w:r>
+        <w:rPr>
+          <w:b/>
+          <w:lang w:val="pt_PT" w:bidi="pt_PT"/>
+        </w:rPr>
         <w:t>"os de couro".</w:t>
       </w:r>
     </w:p>
@@ -40034,6 +45824,21 @@
           <w:b/>
           <w:lang w:val="pt_PT" w:bidi="pt_PT"/>
         </w:rPr>
+        <w:t>Ἀλέξανδρος ὁ χαλκεὺς</w:t>
+      </w:r>
+    </w:p>
+    <w:p>
+      <w:pPr/>
+      <w:r>
+        <w:rPr>
+          <w:lang w:val="pt_PT" w:bidi="pt_PT"/>
+        </w:rPr>
+      </w:r>
+      <w:r>
+        <w:rPr>
+          <w:b/>
+          <w:lang w:val="pt_PT" w:bidi="pt_PT"/>
+        </w:rPr>
         <w:t>"Alexandre, o ferreiro".</w:t>
       </w:r>
     </w:p>
@@ -40130,6 +45935,21 @@
           <w:b/>
           <w:lang w:val="pt_PT" w:bidi="pt_PT"/>
         </w:rPr>
+        <w:t>Ἀλέξανδρος</w:t>
+      </w:r>
+    </w:p>
+    <w:p>
+      <w:pPr/>
+      <w:r>
+        <w:rPr>
+          <w:lang w:val="pt_PT" w:bidi="pt_PT"/>
+        </w:rPr>
+      </w:r>
+      <w:r>
+        <w:rPr>
+          <w:b/>
+          <w:lang w:val="pt_PT" w:bidi="pt_PT"/>
+        </w:rPr>
         <w:t>"Alexandre".</w:t>
       </w:r>
     </w:p>
@@ -40226,6 +46046,21 @@
           <w:b/>
           <w:lang w:val="pt_PT" w:bidi="pt_PT"/>
         </w:rPr>
+        <w:t>πολλά μοι κακὰ ἐνεδείξατο</w:t>
+      </w:r>
+    </w:p>
+    <w:p>
+      <w:pPr/>
+      <w:r>
+        <w:rPr>
+          <w:lang w:val="pt_PT" w:bidi="pt_PT"/>
+        </w:rPr>
+      </w:r>
+      <w:r>
+        <w:rPr>
+          <w:b/>
+          <w:lang w:val="pt_PT" w:bidi="pt_PT"/>
+        </w:rPr>
         <w:t>"me prejudicou muito".</w:t>
       </w:r>
     </w:p>
@@ -40309,6 +46144,21 @@
           <w:b/>
           <w:lang w:val="pt_PT" w:bidi="pt_PT"/>
         </w:rPr>
+        <w:t>ἀποδώσει αὐτῷ ὁ Κύριος</w:t>
+      </w:r>
+    </w:p>
+    <w:p>
+      <w:pPr/>
+      <w:r>
+        <w:rPr>
+          <w:lang w:val="pt_PT" w:bidi="pt_PT"/>
+        </w:rPr>
+      </w:r>
+      <w:r>
+        <w:rPr>
+          <w:b/>
+          <w:lang w:val="pt_PT" w:bidi="pt_PT"/>
+        </w:rPr>
         <w:t>"O Senhor lhe dará a sua recompensa".</w:t>
       </w:r>
     </w:p>
@@ -40418,6 +46268,21 @@
           <w:b/>
           <w:lang w:val="pt_PT" w:bidi="pt_PT"/>
         </w:rPr>
+        <w:t>ὃν καὶ σὺ φυλάσσου, λίαν γὰρ ἀντέστη τοῖς ἡμετέροις λόγοις</w:t>
+      </w:r>
+    </w:p>
+    <w:p>
+      <w:pPr/>
+      <w:r>
+        <w:rPr>
+          <w:lang w:val="pt_PT" w:bidi="pt_PT"/>
+        </w:rPr>
+      </w:r>
+      <w:r>
+        <w:rPr>
+          <w:b/>
+          <w:lang w:val="pt_PT" w:bidi="pt_PT"/>
+        </w:rPr>
         <w:t>"</w:t>
       </w:r>
       <w:r>
@@ -40515,6 +46380,21 @@
           <w:b/>
           <w:lang w:val="pt_PT" w:bidi="pt_PT"/>
         </w:rPr>
+        <w:t>τοῖς ἡμετέροις λόγοις</w:t>
+      </w:r>
+    </w:p>
+    <w:p>
+      <w:pPr/>
+      <w:r>
+        <w:rPr>
+          <w:lang w:val="pt_PT" w:bidi="pt_PT"/>
+        </w:rPr>
+      </w:r>
+      <w:r>
+        <w:rPr>
+          <w:b/>
+          <w:lang w:val="pt_PT" w:bidi="pt_PT"/>
+        </w:rPr>
         <w:t>"nossa mensagem".</w:t>
       </w:r>
     </w:p>
@@ -40618,6 +46498,21 @@
           <w:b/>
           <w:lang w:val="pt_PT" w:bidi="pt_PT"/>
         </w:rPr>
+        <w:t>ἐν τῇ πρώτῃ μου ἀπολογίᾳ</w:t>
+      </w:r>
+    </w:p>
+    <w:p>
+      <w:pPr/>
+      <w:r>
+        <w:rPr>
+          <w:lang w:val="pt_PT" w:bidi="pt_PT"/>
+        </w:rPr>
+      </w:r>
+      <w:r>
+        <w:rPr>
+          <w:b/>
+          <w:lang w:val="pt_PT" w:bidi="pt_PT"/>
+        </w:rPr>
         <w:t>"</w:t>
       </w:r>
       <w:r>
@@ -40721,6 +46616,21 @@
           <w:b/>
           <w:lang w:val="pt_PT" w:bidi="pt_PT"/>
         </w:rPr>
+        <w:t>οὐδείς μοι παρεγένετο</w:t>
+      </w:r>
+    </w:p>
+    <w:p>
+      <w:pPr/>
+      <w:r>
+        <w:rPr>
+          <w:lang w:val="pt_PT" w:bidi="pt_PT"/>
+        </w:rPr>
+      </w:r>
+      <w:r>
+        <w:rPr>
+          <w:b/>
+          <w:lang w:val="pt_PT" w:bidi="pt_PT"/>
+        </w:rPr>
         <w:t>"ninguém ficou comigo".</w:t>
       </w:r>
     </w:p>
@@ -40817,6 +46727,21 @@
           <w:b/>
           <w:lang w:val="pt_PT" w:bidi="pt_PT"/>
         </w:rPr>
+        <w:t>πάντες</w:t>
+      </w:r>
+    </w:p>
+    <w:p>
+      <w:pPr/>
+      <w:r>
+        <w:rPr>
+          <w:lang w:val="pt_PT" w:bidi="pt_PT"/>
+        </w:rPr>
+      </w:r>
+      <w:r>
+        <w:rPr>
+          <w:b/>
+          <w:lang w:val="pt_PT" w:bidi="pt_PT"/>
+        </w:rPr>
         <w:t>"todos".</w:t>
       </w:r>
     </w:p>
@@ -40913,6 +46838,21 @@
           <w:b/>
           <w:lang w:val="pt_PT" w:bidi="pt_PT"/>
         </w:rPr>
+        <w:t>μὴ αὐτοῖς λογισθείη</w:t>
+      </w:r>
+    </w:p>
+    <w:p>
+      <w:pPr/>
+      <w:r>
+        <w:rPr>
+          <w:lang w:val="pt_PT" w:bidi="pt_PT"/>
+        </w:rPr>
+      </w:r>
+      <w:r>
+        <w:rPr>
+          <w:b/>
+          <w:lang w:val="pt_PT" w:bidi="pt_PT"/>
+        </w:rPr>
         <w:t>"</w:t>
       </w:r>
       <w:r>
@@ -41010,6 +46950,21 @@
           <w:b/>
           <w:lang w:val="pt_PT" w:bidi="pt_PT"/>
         </w:rPr>
+        <w:t>μὴ αὐτοῖς λογισθείη</w:t>
+      </w:r>
+    </w:p>
+    <w:p>
+      <w:pPr/>
+      <w:r>
+        <w:rPr>
+          <w:lang w:val="pt_PT" w:bidi="pt_PT"/>
+        </w:rPr>
+      </w:r>
+      <w:r>
+        <w:rPr>
+          <w:b/>
+          <w:lang w:val="pt_PT" w:bidi="pt_PT"/>
+        </w:rPr>
         <w:t>"</w:t>
       </w:r>
       <w:r>
@@ -41093,6 +47048,21 @@
         <w:rPr>
           <w:lang w:val="pt_PT" w:bidi="pt_PT"/>
         </w:rPr>
+      </w:r>
+    </w:p>
+    <w:p>
+      <w:pPr/>
+      <w:r>
+        <w:rPr>
+          <w:lang w:val="pt_PT" w:bidi="pt_PT"/>
+        </w:rPr>
+      </w:r>
+      <w:r>
+        <w:rPr>
+          <w:b/>
+          <w:lang w:val="pt_PT" w:bidi="pt_PT"/>
+        </w:rPr>
+        <w:t>δὲ</w:t>
       </w:r>
     </w:p>
     <w:p>
@@ -41247,6 +47217,21 @@
           <w:b/>
           <w:lang w:val="pt_PT" w:bidi="pt_PT"/>
         </w:rPr>
+        <w:t>ὁ &amp; Κύριός μοι παρέστη</w:t>
+      </w:r>
+    </w:p>
+    <w:p>
+      <w:pPr/>
+      <w:r>
+        <w:rPr>
+          <w:lang w:val="pt_PT" w:bidi="pt_PT"/>
+        </w:rPr>
+      </w:r>
+      <w:r>
+        <w:rPr>
+          <w:b/>
+          <w:lang w:val="pt_PT" w:bidi="pt_PT"/>
+        </w:rPr>
         <w:t>"o Senhor ficou comigo".</w:t>
       </w:r>
     </w:p>
@@ -41369,6 +47354,21 @@
           <w:b/>
           <w:lang w:val="pt_PT" w:bidi="pt_PT"/>
         </w:rPr>
+        <w:t>δι’ ἐμοῦ τὸ κήρυγμα πληροφορηθῇ</w:t>
+      </w:r>
+    </w:p>
+    <w:p>
+      <w:pPr/>
+      <w:r>
+        <w:rPr>
+          <w:lang w:val="pt_PT" w:bidi="pt_PT"/>
+        </w:rPr>
+      </w:r>
+      <w:r>
+        <w:rPr>
+          <w:b/>
+          <w:lang w:val="pt_PT" w:bidi="pt_PT"/>
+        </w:rPr>
         <w:t>"</w:t>
       </w:r>
       <w:r>
@@ -41466,6 +47466,21 @@
           <w:b/>
           <w:lang w:val="pt_PT" w:bidi="pt_PT"/>
         </w:rPr>
+        <w:t>δι’ ἐμοῦ τὸ κήρυγμα πληροφορηθῇ</w:t>
+      </w:r>
+    </w:p>
+    <w:p>
+      <w:pPr/>
+      <w:r>
+        <w:rPr>
+          <w:lang w:val="pt_PT" w:bidi="pt_PT"/>
+        </w:rPr>
+      </w:r>
+      <w:r>
+        <w:rPr>
+          <w:b/>
+          <w:lang w:val="pt_PT" w:bidi="pt_PT"/>
+        </w:rPr>
         <w:t>"</w:t>
       </w:r>
       <w:r>
@@ -41576,6 +47591,21 @@
           <w:b/>
           <w:lang w:val="pt_PT" w:bidi="pt_PT"/>
         </w:rPr>
+        <w:t>τὸ κήρυγμα πληροφορηθῇ</w:t>
+      </w:r>
+    </w:p>
+    <w:p>
+      <w:pPr/>
+      <w:r>
+        <w:rPr>
+          <w:lang w:val="pt_PT" w:bidi="pt_PT"/>
+        </w:rPr>
+      </w:r>
+      <w:r>
+        <w:rPr>
+          <w:b/>
+          <w:lang w:val="pt_PT" w:bidi="pt_PT"/>
+        </w:rPr>
         <w:t>"</w:t>
       </w:r>
       <w:r>
@@ -41699,6 +47729,21 @@
           <w:b/>
           <w:lang w:val="pt_PT" w:bidi="pt_PT"/>
         </w:rPr>
+        <w:t>πάντα τὰ ἔθνη</w:t>
+      </w:r>
+    </w:p>
+    <w:p>
+      <w:pPr/>
+      <w:r>
+        <w:rPr>
+          <w:lang w:val="pt_PT" w:bidi="pt_PT"/>
+        </w:rPr>
+      </w:r>
+      <w:r>
+        <w:rPr>
+          <w:b/>
+          <w:lang w:val="pt_PT" w:bidi="pt_PT"/>
+        </w:rPr>
         <w:t>"todos os não judeus".</w:t>
       </w:r>
     </w:p>
@@ -41795,6 +47840,21 @@
           <w:b/>
           <w:lang w:val="pt_PT" w:bidi="pt_PT"/>
         </w:rPr>
+        <w:t>ἐρύσθην ἐκ στόματος λέοντος</w:t>
+      </w:r>
+    </w:p>
+    <w:p>
+      <w:pPr/>
+      <w:r>
+        <w:rPr>
+          <w:lang w:val="pt_PT" w:bidi="pt_PT"/>
+        </w:rPr>
+      </w:r>
+      <w:r>
+        <w:rPr>
+          <w:b/>
+          <w:lang w:val="pt_PT" w:bidi="pt_PT"/>
+        </w:rPr>
         <w:t>"</w:t>
       </w:r>
       <w:r>
@@ -41918,6 +47978,21 @@
           <w:b/>
           <w:lang w:val="pt_PT" w:bidi="pt_PT"/>
         </w:rPr>
+        <w:t>ἐρύσθην</w:t>
+      </w:r>
+    </w:p>
+    <w:p>
+      <w:pPr/>
+      <w:r>
+        <w:rPr>
+          <w:lang w:val="pt_PT" w:bidi="pt_PT"/>
+        </w:rPr>
+      </w:r>
+      <w:r>
+        <w:rPr>
+          <w:b/>
+          <w:lang w:val="pt_PT" w:bidi="pt_PT"/>
+        </w:rPr>
         <w:t>"me livrou".</w:t>
       </w:r>
     </w:p>
@@ -42001,6 +48076,21 @@
           <w:b/>
           <w:lang w:val="pt_PT" w:bidi="pt_PT"/>
         </w:rPr>
+        <w:t>ᾧ ἡ δόξα</w:t>
+      </w:r>
+    </w:p>
+    <w:p>
+      <w:pPr/>
+      <w:r>
+        <w:rPr>
+          <w:lang w:val="pt_PT" w:bidi="pt_PT"/>
+        </w:rPr>
+      </w:r>
+      <w:r>
+        <w:rPr>
+          <w:b/>
+          <w:lang w:val="pt_PT" w:bidi="pt_PT"/>
+        </w:rPr>
         <w:t>"A ele seja dada a glória".</w:t>
       </w:r>
     </w:p>
@@ -42083,6 +48173,21 @@
         <w:rPr>
           <w:lang w:val="pt_PT" w:bidi="pt_PT"/>
         </w:rPr>
+      </w:r>
+    </w:p>
+    <w:p>
+      <w:pPr/>
+      <w:r>
+        <w:rPr>
+          <w:lang w:val="pt_PT" w:bidi="pt_PT"/>
+        </w:rPr>
+      </w:r>
+      <w:r>
+        <w:rPr>
+          <w:b/>
+          <w:lang w:val="pt_PT" w:bidi="pt_PT"/>
+        </w:rPr>
+        <w:t>εἰς τοὺς αἰῶνας τῶν αἰώνων</w:t>
       </w:r>
     </w:p>
     <w:p>
@@ -42364,6 +48469,21 @@
           <w:b/>
           <w:lang w:val="pt_PT" w:bidi="pt_PT"/>
         </w:rPr>
+        <w:t>Ἔραστος &amp; Τρόφιμον</w:t>
+      </w:r>
+    </w:p>
+    <w:p>
+      <w:pPr/>
+      <w:r>
+        <w:rPr>
+          <w:lang w:val="pt_PT" w:bidi="pt_PT"/>
+        </w:rPr>
+      </w:r>
+      <w:r>
+        <w:rPr>
+          <w:b/>
+          <w:lang w:val="pt_PT" w:bidi="pt_PT"/>
+        </w:rPr>
         <w:t>"Erasto"</w:t>
       </w:r>
       <w:r>
@@ -42486,6 +48606,21 @@
           <w:b/>
           <w:lang w:val="pt_PT" w:bidi="pt_PT"/>
         </w:rPr>
+        <w:t>Μιλήτῳ</w:t>
+      </w:r>
+    </w:p>
+    <w:p>
+      <w:pPr/>
+      <w:r>
+        <w:rPr>
+          <w:lang w:val="pt_PT" w:bidi="pt_PT"/>
+        </w:rPr>
+      </w:r>
+      <w:r>
+        <w:rPr>
+          <w:b/>
+          <w:lang w:val="pt_PT" w:bidi="pt_PT"/>
+        </w:rPr>
         <w:t>"Mileto".</w:t>
       </w:r>
     </w:p>
@@ -42582,6 +48717,21 @@
           <w:b/>
           <w:lang w:val="pt_PT" w:bidi="pt_PT"/>
         </w:rPr>
+        <w:t>σπούδασον &amp; ἐλθεῖν</w:t>
+      </w:r>
+    </w:p>
+    <w:p>
+      <w:pPr/>
+      <w:r>
+        <w:rPr>
+          <w:lang w:val="pt_PT" w:bidi="pt_PT"/>
+        </w:rPr>
+      </w:r>
+      <w:r>
+        <w:rPr>
+          <w:b/>
+          <w:lang w:val="pt_PT" w:bidi="pt_PT"/>
+        </w:rPr>
         <w:t>"</w:t>
       </w:r>
       <w:r>
@@ -42659,6 +48809,21 @@
           <w:b/>
           <w:lang w:val="pt_PT" w:bidi="pt_PT"/>
         </w:rPr>
+        <w:t>πρὸ χειμῶνος</w:t>
+      </w:r>
+    </w:p>
+    <w:p>
+      <w:pPr/>
+      <w:r>
+        <w:rPr>
+          <w:lang w:val="pt_PT" w:bidi="pt_PT"/>
+        </w:rPr>
+      </w:r>
+      <w:r>
+        <w:rPr>
+          <w:b/>
+          <w:lang w:val="pt_PT" w:bidi="pt_PT"/>
+        </w:rPr>
         <w:t>"antes do inverno".</w:t>
       </w:r>
     </w:p>
@@ -42832,6 +48997,21 @@
           <w:b/>
           <w:lang w:val="pt_PT" w:bidi="pt_PT"/>
         </w:rPr>
+        <w:t>ἀσπάζεταί σε Εὔβουλος, καὶ Πούδης, καὶ Λίνος, καὶ Κλαυδία, καὶ οἱ ἀδελφοὶ</w:t>
+      </w:r>
+    </w:p>
+    <w:p>
+      <w:pPr/>
+      <w:r>
+        <w:rPr>
+          <w:lang w:val="pt_PT" w:bidi="pt_PT"/>
+        </w:rPr>
+      </w:r>
+      <w:r>
+        <w:rPr>
+          <w:b/>
+          <w:lang w:val="pt_PT" w:bidi="pt_PT"/>
+        </w:rPr>
         <w:t>"</w:t>
       </w:r>
       <w:r>
@@ -42929,6 +49109,21 @@
           <w:b/>
           <w:lang w:val="pt_PT" w:bidi="pt_PT"/>
         </w:rPr>
+        <w:t>Εὔβουλος &amp; Πούδης &amp; Λίνος</w:t>
+      </w:r>
+    </w:p>
+    <w:p>
+      <w:pPr/>
+      <w:r>
+        <w:rPr>
+          <w:lang w:val="pt_PT" w:bidi="pt_PT"/>
+        </w:rPr>
+      </w:r>
+      <w:r>
+        <w:rPr>
+          <w:b/>
+          <w:lang w:val="pt_PT" w:bidi="pt_PT"/>
+        </w:rPr>
         <w:t>"Êubulo"</w:t>
       </w:r>
       <w:r>
@@ -43077,6 +49272,21 @@
           <w:b/>
           <w:lang w:val="pt_PT" w:bidi="pt_PT"/>
         </w:rPr>
+        <w:t>Κλαυδία</w:t>
+      </w:r>
+    </w:p>
+    <w:p>
+      <w:pPr/>
+      <w:r>
+        <w:rPr>
+          <w:lang w:val="pt_PT" w:bidi="pt_PT"/>
+        </w:rPr>
+      </w:r>
+      <w:r>
+        <w:rPr>
+          <w:b/>
+          <w:lang w:val="pt_PT" w:bidi="pt_PT"/>
+        </w:rPr>
         <w:t>"Cláudia".</w:t>
       </w:r>
     </w:p>
@@ -43173,6 +49383,21 @@
           <w:b/>
           <w:lang w:val="pt_PT" w:bidi="pt_PT"/>
         </w:rPr>
+        <w:t>οἱ ἀδελφοὶ</w:t>
+      </w:r>
+    </w:p>
+    <w:p>
+      <w:pPr/>
+      <w:r>
+        <w:rPr>
+          <w:lang w:val="pt_PT" w:bidi="pt_PT"/>
+        </w:rPr>
+      </w:r>
+      <w:r>
+        <w:rPr>
+          <w:b/>
+          <w:lang w:val="pt_PT" w:bidi="pt_PT"/>
+        </w:rPr>
         <w:t>"os outros irmãos".</w:t>
       </w:r>
     </w:p>
@@ -43334,6 +49559,21 @@
           <w:b/>
           <w:lang w:val="pt_PT" w:bidi="pt_PT"/>
         </w:rPr>
+        <w:t>οἱ ἀδελφοὶ</w:t>
+      </w:r>
+    </w:p>
+    <w:p>
+      <w:pPr/>
+      <w:r>
+        <w:rPr>
+          <w:lang w:val="pt_PT" w:bidi="pt_PT"/>
+        </w:rPr>
+      </w:r>
+      <w:r>
+        <w:rPr>
+          <w:b/>
+          <w:lang w:val="pt_PT" w:bidi="pt_PT"/>
+        </w:rPr>
         <w:t>"os outros irmãos".</w:t>
       </w:r>
     </w:p>
@@ -43430,6 +49670,21 @@
           <w:b/>
           <w:lang w:val="pt_PT" w:bidi="pt_PT"/>
         </w:rPr>
+        <w:t>οἱ ἀδελφοὶ</w:t>
+      </w:r>
+    </w:p>
+    <w:p>
+      <w:pPr/>
+      <w:r>
+        <w:rPr>
+          <w:lang w:val="pt_PT" w:bidi="pt_PT"/>
+        </w:rPr>
+      </w:r>
+      <w:r>
+        <w:rPr>
+          <w:b/>
+          <w:lang w:val="pt_PT" w:bidi="pt_PT"/>
+        </w:rPr>
         <w:t>"os outros irmãos".</w:t>
       </w:r>
     </w:p>
@@ -43526,6 +49781,21 @@
           <w:b/>
           <w:lang w:val="pt_PT" w:bidi="pt_PT"/>
         </w:rPr>
+        <w:t>ὁ Κύριος μετὰ τοῦ πνεύματός σου</w:t>
+      </w:r>
+    </w:p>
+    <w:p>
+      <w:pPr/>
+      <w:r>
+        <w:rPr>
+          <w:lang w:val="pt_PT" w:bidi="pt_PT"/>
+        </w:rPr>
+      </w:r>
+      <w:r>
+        <w:rPr>
+          <w:b/>
+          <w:lang w:val="pt_PT" w:bidi="pt_PT"/>
+        </w:rPr>
         <w:t>"</w:t>
       </w:r>
       <w:r>
@@ -43623,6 +49893,21 @@
           <w:b/>
           <w:lang w:val="pt_PT" w:bidi="pt_PT"/>
         </w:rPr>
+        <w:t>ὁ Κύριος</w:t>
+      </w:r>
+    </w:p>
+    <w:p>
+      <w:pPr/>
+      <w:r>
+        <w:rPr>
+          <w:lang w:val="pt_PT" w:bidi="pt_PT"/>
+        </w:rPr>
+      </w:r>
+      <w:r>
+        <w:rPr>
+          <w:b/>
+          <w:lang w:val="pt_PT" w:bidi="pt_PT"/>
+        </w:rPr>
         <w:t>"O Senhor".</w:t>
       </w:r>
     </w:p>
@@ -43719,6 +50004,21 @@
           <w:b/>
           <w:lang w:val="pt_PT" w:bidi="pt_PT"/>
         </w:rPr>
+        <w:t>μετὰ τοῦ πνεύματός σου</w:t>
+      </w:r>
+    </w:p>
+    <w:p>
+      <w:pPr/>
+      <w:r>
+        <w:rPr>
+          <w:lang w:val="pt_PT" w:bidi="pt_PT"/>
+        </w:rPr>
+      </w:r>
+      <w:r>
+        <w:rPr>
+          <w:b/>
+          <w:lang w:val="pt_PT" w:bidi="pt_PT"/>
+        </w:rPr>
         <w:t>"esteja com o seu espírito".</w:t>
       </w:r>
     </w:p>
@@ -43828,6 +50128,21 @@
           <w:b/>
           <w:lang w:val="pt_PT" w:bidi="pt_PT"/>
         </w:rPr>
+        <w:t>ἡ χάρις μεθ’ ὑμῶν</w:t>
+      </w:r>
+    </w:p>
+    <w:p>
+      <w:pPr/>
+      <w:r>
+        <w:rPr>
+          <w:lang w:val="pt_PT" w:bidi="pt_PT"/>
+        </w:rPr>
+      </w:r>
+      <w:r>
+        <w:rPr>
+          <w:b/>
+          <w:lang w:val="pt_PT" w:bidi="pt_PT"/>
+        </w:rPr>
         <w:t>"</w:t>
       </w:r>
       <w:r>
@@ -43938,6 +50253,21 @@
           <w:b/>
           <w:lang w:val="pt_PT" w:bidi="pt_PT"/>
         </w:rPr>
+        <w:t>ἡ χάρις μεθ’ ὑμῶν</w:t>
+      </w:r>
+    </w:p>
+    <w:p>
+      <w:pPr/>
+      <w:r>
+        <w:rPr>
+          <w:lang w:val="pt_PT" w:bidi="pt_PT"/>
+        </w:rPr>
+      </w:r>
+      <w:r>
+        <w:rPr>
+          <w:b/>
+          <w:lang w:val="pt_PT" w:bidi="pt_PT"/>
+        </w:rPr>
         <w:t>"</w:t>
       </w:r>
       <w:r>
@@ -44048,6 +50378,21 @@
           <w:b/>
           <w:lang w:val="pt_PT" w:bidi="pt_PT"/>
         </w:rPr>
+        <w:t>ὑμῶν</w:t>
+      </w:r>
+    </w:p>
+    <w:p>
+      <w:pPr/>
+      <w:r>
+        <w:rPr>
+          <w:lang w:val="pt_PT" w:bidi="pt_PT"/>
+        </w:rPr>
+      </w:r>
+      <w:r>
+        <w:rPr>
+          <w:b/>
+          <w:lang w:val="pt_PT" w:bidi="pt_PT"/>
+        </w:rPr>
         <w:t>"vocês".</w:t>
       </w:r>
     </w:p>
@@ -44130,6 +50475,21 @@
         <w:rPr>
           <w:lang w:val="pt_PT" w:bidi="pt_PT"/>
         </w:rPr>
+      </w:r>
+    </w:p>
+    <w:p>
+      <w:pPr/>
+      <w:r>
+        <w:rPr>
+          <w:lang w:val="pt_PT" w:bidi="pt_PT"/>
+        </w:rPr>
+      </w:r>
+      <w:r>
+        <w:rPr>
+          <w:b/>
+          <w:lang w:val="pt_PT" w:bidi="pt_PT"/>
+        </w:rPr>
+        <w:t>ὑμῶν</w:t>
       </w:r>
     </w:p>
     <w:p>

--- a/por/docx/55.content.docx
+++ b/por/docx/55.content.docx
@@ -28,49 +28,15 @@
       </w:r>
     </w:p>
     <w:p>
-      <w:pPr>
-        <w:pStyle w:val="Heading2"/>
-      </w:pPr>
-      <w:r>
-        <w:rPr>
-          <w:lang w:val="pt_PT" w:bidi="pt_PT"/>
-        </w:rPr>
-        <w:t>License Information</w:t>
-      </w:r>
-      <w:r>
-        <w:rPr>
-          <w:lang w:val="pt_PT" w:bidi="pt_PT"/>
-        </w:rPr>
-      </w:r>
-    </w:p>
-    <w:p>
-      <w:pPr/>
-      <w:r>
-        <w:rPr>
-          <w:lang w:val="pt_PT" w:bidi="pt_PT"/>
-        </w:rPr>
-      </w:r>
-      <w:r>
-        <w:rPr>
-          <w:b/>
-          <w:lang w:val="pt_PT" w:bidi="pt_PT"/>
-        </w:rPr>
-        <w:t>Notas de Tradução (unfoldingWord)</w:t>
-      </w:r>
-      <w:r>
-        <w:rPr>
-          <w:lang w:val="pt_PT" w:bidi="pt_PT"/>
-        </w:rPr>
-        <w:t xml:space="preserve"> (Portuguese) is based on</w:t>
-      </w:r>
-      <w:r>
-        <w:rPr>
-          <w:lang w:val="pt_PT" w:bidi="pt_PT"/>
-        </w:rPr>
-        <w:t xml:space="preserve">: </w:t>
-      </w:r>
-      <w:r>
-        <w:rPr>
+      <w:pPr/>
+      <w:r>
+        <w:rPr>
+          <w:lang w:val="pt_PT" w:bidi="pt_PT"/>
+        </w:rPr>
+      </w:r>
+      <w:r>
+        <w:rPr>
+          <w:b/>
           <w:lang w:val="pt_PT" w:bidi="pt_PT"/>
         </w:rPr>
         <w:t>unfoldingWord® Translation Notes</w:t>
@@ -79,62 +45,31 @@
         <w:rPr>
           <w:lang w:val="pt_PT" w:bidi="pt_PT"/>
         </w:rPr>
-        <w:t xml:space="preserve">, </w:t>
-      </w:r>
-      <w:hyperlink r:id="rId13">
-        <w:r>
-          <w:rPr>
-            <w:lang w:val="pt_PT" w:bidi="pt_PT"/>
-          </w:rPr>
-          <w:rPr>
-            <w:color w:val="0000EE"/>
-            <w:u w:val="single"/>
-          </w:rPr>
-          <w:t>unfoldingWord</w:t>
-        </w:r>
-      </w:hyperlink>
-      <w:r>
-        <w:rPr>
-          <w:lang w:val="pt_PT" w:bidi="pt_PT"/>
-        </w:rPr>
-        <w:t xml:space="preserve">, 2022, which is licensed under a </w:t>
-      </w:r>
-      <w:hyperlink r:id="rId14">
-        <w:r>
-          <w:rPr>
-            <w:lang w:val="pt_PT" w:bidi="pt_PT"/>
-          </w:rPr>
-          <w:rPr>
-            <w:color w:val="0000EE"/>
-            <w:u w:val="single"/>
-          </w:rPr>
-          <w:t>CC BY-SA 4.0 license</w:t>
-        </w:r>
-      </w:hyperlink>
-      <w:r>
-        <w:rPr>
-          <w:lang w:val="pt_PT" w:bidi="pt_PT"/>
-        </w:rPr>
-        <w:t>.</w:t>
-      </w:r>
-      <w:r>
-        <w:rPr>
-          <w:lang w:val="pt_PT" w:bidi="pt_PT"/>
-        </w:rPr>
-      </w:r>
-    </w:p>
-    <w:p>
-      <w:pPr/>
-      <w:r>
-        <w:rPr>
-          <w:lang w:val="pt_PT" w:bidi="pt_PT"/>
-        </w:rPr>
-      </w:r>
-      <w:r>
-        <w:rPr>
-          <w:lang w:val="pt_PT" w:bidi="pt_PT"/>
-        </w:rPr>
-        <w:t>This PDF version is provided under the same license.</w:t>
+        <w:t xml:space="preserve"> © 2022 unfoldingWord. Released under CC BY-SA 4.0 license. </w:t>
+      </w:r>
+      <w:r>
+        <w:rPr>
+          <w:lang w:val="pt_PT" w:bidi="pt_PT"/>
+        </w:rPr>
+        <w:t>unfoldingWord® Translation Notes</w:t>
+      </w:r>
+      <w:r>
+        <w:rPr>
+          <w:lang w:val="pt_PT" w:bidi="pt_PT"/>
+        </w:rPr>
+        <w:t xml:space="preserve"> has been adapted in the following languages: Tok Pisin, Arabic (عربي), French (Français), Hindi (हिंदी), Indonesian (Bahasa Indonesia), Portuguese (Português), Russian (Русский), Spanish (Español), Swahili (Kiswahili), and Simplified Chinese (简体中文) from </w:t>
+      </w:r>
+      <w:r>
+        <w:rPr>
+          <w:lang w:val="pt_PT" w:bidi="pt_PT"/>
+        </w:rPr>
+        <w:t>unfoldingWord® Translation Notes</w:t>
+      </w:r>
+      <w:r>
+        <w:rPr>
+          <w:lang w:val="pt_PT" w:bidi="pt_PT"/>
+        </w:rPr>
+        <w:t xml:space="preserve"> © 2022 unfoldingWord. Released under CC BY-SA 4.0 license by Mission Mutual</w:t>
       </w:r>
       <w:r>
         <w:rPr>
@@ -2264,7 +2199,7 @@
         </w:rPr>
         <w:t xml:space="preserve">, “seu” e “você mesmo” referem-se a Timóteo e, portanto, são singulares. Uma nota discutirá a única exceção em </w:t>
       </w:r>
-      <w:hyperlink r:id="rId15">
+      <w:hyperlink r:id="rId13">
         <w:r>
           <w:rPr>
             <w:lang w:val="pt_PT" w:bidi="pt_PT"/>
@@ -3780,7 +3715,7 @@
         </w:rPr>
         <w:t xml:space="preserve"> refere-se ao fato da fé sincera de Timóteo (veja </w:t>
       </w:r>
-      <w:hyperlink r:id="rId16">
+      <w:hyperlink r:id="rId14">
         <w:r>
           <w:rPr>
             <w:lang w:val="pt_PT" w:bidi="pt_PT"/>
@@ -4353,7 +4288,7 @@
         </w:rPr>
         <w:t xml:space="preserve"> introduz uma razão pela qual Timóteo deve manter vivo seu dom (</w:t>
       </w:r>
-      <w:hyperlink r:id="rId17">
+      <w:hyperlink r:id="rId15">
         <w:r>
           <w:rPr>
             <w:lang w:val="pt_PT" w:bidi="pt_PT"/>
@@ -7425,7 +7360,7 @@
         </w:rPr>
         <w:t xml:space="preserve">Aqui, a frase que razão se refere ao fato de que Paulo foi nomeado para ser um apóstolo e mestre (veja </w:t>
       </w:r>
-      <w:hyperlink r:id="rId18">
+      <w:hyperlink r:id="rId16">
         <w:r>
           <w:rPr>
             <w:lang w:val="pt_PT" w:bidi="pt_PT"/>
@@ -7554,7 +7489,7 @@
         </w:rPr>
         <w:t xml:space="preserve"> específicas que está sofrendo, mas pelo contexto da carta, Timóteo saberia que ele estava se referindo ao sofrimento como prisioneiro (veja </w:t>
       </w:r>
-      <w:hyperlink r:id="rId19">
+      <w:hyperlink r:id="rId17">
         <w:r>
           <w:rPr>
             <w:lang w:val="pt_PT" w:bidi="pt_PT"/>
@@ -10752,7 +10687,7 @@
         </w:rPr>
         <w:t xml:space="preserve">Aqui, Paulo novamente pede a Deus que abençoe Onesíforo. Use uma forma que as pessoas reconheceriam como uma bênção em seu idioma. Veja como você traduziu a bênção semelhante em </w:t>
       </w:r>
-      <w:hyperlink r:id="rId20">
+      <w:hyperlink r:id="rId18">
         <w:r>
           <w:rPr>
             <w:lang w:val="pt_PT" w:bidi="pt_PT"/>
@@ -11299,7 +11234,7 @@
         </w:rPr>
         <w:t xml:space="preserve">Uma tradução alternativa vai dizer: "Tu, pois, meu filho". Aqui, a palavra "pois" pode introduzir: (1) uma inferência de </w:t>
       </w:r>
-      <w:hyperlink r:id="rId21">
+      <w:hyperlink r:id="rId19">
         <w:r>
           <w:rPr>
             <w:lang w:val="pt_PT" w:bidi="pt_PT"/>
@@ -12805,7 +12740,7 @@
         </w:rPr>
         <w:t xml:space="preserve">. Como Paulo diz a Timóteo em </w:t>
       </w:r>
-      <w:hyperlink r:id="rId22">
+      <w:hyperlink r:id="rId20">
         <w:r>
           <w:rPr>
             <w:lang w:val="pt_PT" w:bidi="pt_PT"/>
@@ -12823,7 +12758,7 @@
         </w:rPr>
         <w:t xml:space="preserve"> para pensar cuidadosamente sobre os exemplos que ele dá neste versículo e em </w:t>
       </w:r>
-      <w:hyperlink r:id="rId23">
+      <w:hyperlink r:id="rId21">
         <w:r>
           <w:rPr>
             <w:lang w:val="pt_PT" w:bidi="pt_PT"/>
@@ -13487,7 +13422,7 @@
         </w:rPr>
         <w:t xml:space="preserve">, ou seja, conforme Jesus deseja. Como Paulo diz a Timóteo em </w:t>
       </w:r>
-      <w:hyperlink r:id="rId22">
+      <w:hyperlink r:id="rId20">
         <w:r>
           <w:rPr>
             <w:lang w:val="pt_PT" w:bidi="pt_PT"/>
@@ -13505,7 +13440,7 @@
         </w:rPr>
         <w:t xml:space="preserve"> para pensar cuidadosamente sobre os exemplos que ele dá neste versículo e em </w:t>
       </w:r>
-      <w:hyperlink r:id="rId24">
+      <w:hyperlink r:id="rId22">
         <w:r>
           <w:rPr>
             <w:lang w:val="pt_PT" w:bidi="pt_PT"/>
@@ -13523,7 +13458,7 @@
         </w:rPr>
         <w:t xml:space="preserve"> e </w:t>
       </w:r>
-      <w:hyperlink r:id="rId25">
+      <w:hyperlink r:id="rId23">
         <w:r>
           <w:rPr>
             <w:lang w:val="pt_PT" w:bidi="pt_PT"/>
@@ -14305,7 +14240,7 @@
         </w:rPr>
         <w:t xml:space="preserve"> a receber recompensas se trabalhar arduamente para servir a Jesus. Como Paulo diz a Timóteo em </w:t>
       </w:r>
-      <w:hyperlink r:id="rId22">
+      <w:hyperlink r:id="rId20">
         <w:r>
           <w:rPr>
             <w:lang w:val="pt_PT" w:bidi="pt_PT"/>
@@ -14323,7 +14258,7 @@
         </w:rPr>
         <w:t xml:space="preserve"> para pensar cuidadosamente sobre os exemplos que ele dá neste versículo e em </w:t>
       </w:r>
-      <w:hyperlink r:id="rId26">
+      <w:hyperlink r:id="rId24">
         <w:r>
           <w:rPr>
             <w:lang w:val="pt_PT" w:bidi="pt_PT"/>
@@ -14700,7 +14635,7 @@
         </w:rPr>
         <w:t xml:space="preserve"> no que Paulo escreveu sobre soldados, atletas e agricultores (</w:t>
       </w:r>
-      <w:hyperlink r:id="rId27">
+      <w:hyperlink r:id="rId25">
         <w:r>
           <w:rPr>
             <w:lang w:val="pt_PT" w:bidi="pt_PT"/>
@@ -18818,7 +18753,7 @@
         </w:rPr>
         <w:t xml:space="preserve"> refere-se ao que Paulo escreveu anteriormente. Isso inclui a palavra confiável em </w:t>
       </w:r>
-      <w:hyperlink r:id="rId28">
+      <w:hyperlink r:id="rId26">
         <w:r>
           <w:rPr>
             <w:lang w:val="pt_PT" w:bidi="pt_PT"/>
@@ -18836,7 +18771,7 @@
         </w:rPr>
         <w:t xml:space="preserve"> e talvez também </w:t>
       </w:r>
-      <w:hyperlink r:id="rId29">
+      <w:hyperlink r:id="rId27">
         <w:r>
           <w:rPr>
             <w:lang w:val="pt_PT" w:bidi="pt_PT"/>
@@ -20256,7 +20191,7 @@
         </w:rPr>
         <w:t xml:space="preserve"> em contraste com como ele deve tratar “a verdade do evangelho” (</w:t>
       </w:r>
-      <w:hyperlink r:id="rId30">
+      <w:hyperlink r:id="rId28">
         <w:r>
           <w:rPr>
             <w:lang w:val="pt_PT" w:bidi="pt_PT"/>
@@ -20535,7 +20470,7 @@
         </w:rPr>
         <w:t xml:space="preserve">. Quando Paulo se refere à “palavra deles” em </w:t>
       </w:r>
-      <w:hyperlink r:id="rId31">
+      <w:hyperlink r:id="rId29">
         <w:r>
           <w:rPr>
             <w:lang w:val="pt_PT" w:bidi="pt_PT"/>
@@ -20899,7 +20834,7 @@
         </w:rPr>
         <w:t xml:space="preserve">Uma tradução mais literal vai dizer: "E a palavra desses". Aqui, "palavra" representa o que as pessoas dizem usando palavras. Neste caso, Paulo está se referindo especificamente aos “falatórios contrários” mencionados em </w:t>
       </w:r>
-      <w:hyperlink r:id="rId32">
+      <w:hyperlink r:id="rId30">
         <w:r>
           <w:rPr>
             <w:lang w:val="pt_PT" w:bidi="pt_PT"/>
@@ -22255,7 +22190,7 @@
         </w:rPr>
         <w:t xml:space="preserve">Aqui, Paulo apresenta uma citação e um resumo, ambos provenientes das escrituras do Antigo Testamento. A primeira citação é de </w:t>
       </w:r>
-      <w:hyperlink r:id="rId33">
+      <w:hyperlink r:id="rId31">
         <w:r>
           <w:rPr>
             <w:lang w:val="pt_PT" w:bidi="pt_PT"/>
@@ -23814,7 +23749,7 @@
         </w:rPr>
         <w:t xml:space="preserve"> pode se referir a: (1) o que Paulo disse em </w:t>
       </w:r>
-      <w:hyperlink r:id="rId34">
+      <w:hyperlink r:id="rId32">
         <w:r>
           <w:rPr>
             <w:lang w:val="pt_PT" w:bidi="pt_PT"/>
@@ -23832,7 +23767,7 @@
         </w:rPr>
         <w:t xml:space="preserve"> sobre o que os falsos mestres fazem e dizem. O foco particular, então, está na impiedade e no falso ensino. Tradução alternativa: “de toda impiedade e do falso ensino” ou “destas coisas ímpias”; (2) os vasos para desonra que Paulo mencionou em </w:t>
       </w:r>
-      <w:hyperlink r:id="rId35">
+      <w:hyperlink r:id="rId33">
         <w:r>
           <w:rPr>
             <w:lang w:val="pt_PT" w:bidi="pt_PT"/>
@@ -26487,7 +26422,7 @@
         </w:rPr>
         <w:t xml:space="preserve">Aqui, Paulo fala sobre discutir e brigar em uma comunidade como se fosse uma batalha. Se for útil em seu idioma, você pode expressar a ideia em forma de símile ou declarar o significado de forma clara. Veja como você expressou a figura de linguagem semelhante em </w:t>
       </w:r>
-      <w:hyperlink r:id="rId36">
+      <w:hyperlink r:id="rId34">
         <w:r>
           <w:rPr>
             <w:lang w:val="pt_PT" w:bidi="pt_PT"/>
@@ -26838,7 +26773,7 @@
         </w:rPr>
         <w:t>: (1) o “servo do Senhor” (</w:t>
       </w:r>
-      <w:hyperlink r:id="rId37">
+      <w:hyperlink r:id="rId35">
         <w:r>
           <w:rPr>
             <w:lang w:val="pt_PT" w:bidi="pt_PT"/>
@@ -28364,7 +28299,7 @@
         </w:rPr>
         <w:t xml:space="preserve"> para os crentes devido às ações e palavras de outras pessoas que podem prejudicá-los ou feri-los (veja </w:t>
       </w:r>
-      <w:hyperlink r:id="rId38">
+      <w:hyperlink r:id="rId36">
         <w:r>
           <w:rPr>
             <w:lang w:val="pt_PT" w:bidi="pt_PT"/>
@@ -29966,7 +29901,7 @@
         </w:rPr>
         <w:t xml:space="preserve">No texto original, temos aqui a palavra "Porque" que introduz uma razão pela qual Timóteo deve “ficar longe dessa gente” pessoas (veja </w:t>
       </w:r>
-      <w:hyperlink r:id="rId39">
+      <w:hyperlink r:id="rId37">
         <w:r>
           <w:rPr>
             <w:lang w:val="pt_PT" w:bidi="pt_PT"/>
@@ -30095,7 +30030,7 @@
         </w:rPr>
         <w:t xml:space="preserve">como um substantivo para se referir às pessoas que ele descreveu nos versículos anteriores. Sua língua pode usar adjetivos da mesma forma. Se não, você pode traduzir esta palavra com uma frase equivalente. Veja como você traduziu a expressão "dessa gente" em </w:t>
       </w:r>
-      <w:hyperlink r:id="rId39">
+      <w:hyperlink r:id="rId37">
         <w:r>
           <w:rPr>
             <w:lang w:val="pt_PT" w:bidi="pt_PT"/>
@@ -31513,7 +31448,7 @@
         </w:rPr>
         <w:t xml:space="preserve"> fizesse o que Deus lhe havia ordenado. Você pode ler essa história em </w:t>
       </w:r>
-      <w:hyperlink r:id="rId40">
+      <w:hyperlink r:id="rId38">
         <w:r>
           <w:rPr>
             <w:lang w:val="pt_PT" w:bidi="pt_PT"/>
@@ -31779,7 +31714,7 @@
         </w:rPr>
         <w:t xml:space="preserve">Aqui, como em </w:t>
       </w:r>
-      <w:hyperlink r:id="rId39">
+      <w:hyperlink r:id="rId37">
         <w:r>
           <w:rPr>
             <w:lang w:val="pt_PT" w:bidi="pt_PT"/>
@@ -32725,7 +32660,7 @@
         </w:rPr>
         <w:t xml:space="preserve"> introduz o que acontecerá com esses falsos mestres em contraste com o que eles estão tentando fazer, que é se opor à verdade (veja </w:t>
       </w:r>
-      <w:hyperlink r:id="rId41">
+      <w:hyperlink r:id="rId39">
         <w:r>
           <w:rPr>
             <w:lang w:val="pt_PT" w:bidi="pt_PT"/>
@@ -33481,7 +33416,7 @@
         </w:rPr>
         <w:t xml:space="preserve">Aqui, Paulo está se referindo a como os magos do Faraó falharam em se opor a Moisés. Eles não conseguiram replicar alguns dos milagres que Moisés realizou (veja </w:t>
       </w:r>
-      <w:hyperlink r:id="rId42">
+      <w:hyperlink r:id="rId40">
         <w:r>
           <w:rPr>
             <w:lang w:val="pt_PT" w:bidi="pt_PT"/>
@@ -33499,7 +33434,7 @@
         </w:rPr>
         <w:t xml:space="preserve">) e foram afetados por outros milagres que Moisés realizou (veja </w:t>
       </w:r>
-      <w:hyperlink r:id="rId43">
+      <w:hyperlink r:id="rId41">
         <w:r>
           <w:rPr>
             <w:lang w:val="pt_PT" w:bidi="pt_PT"/>
@@ -41174,7 +41109,7 @@
         </w:rPr>
         <w:t xml:space="preserve">Aqui, Paulo fala como se quisesse que Timóteo evitasse ficar bêbado para que ele estivesse "sóbrio". Embora Paulo tenha escrito que os cristãos não devem se embriagar (veja </w:t>
       </w:r>
-      <w:hyperlink r:id="rId44">
+      <w:hyperlink r:id="rId42">
         <w:r>
           <w:rPr>
             <w:lang w:val="pt_PT" w:bidi="pt_PT"/>
@@ -43471,7 +43406,7 @@
         </w:rPr>
         <w:t xml:space="preserve">Aqui, Paulo está se referindo ao momento exato em que Jesus retornará a este mundo, o que também marcará o fim do período atual e o momento em que Jesus julgará a todos. Se for útil em seu idioma, você pode tornar essa ideia mais explícita. Veja como você expressou a frase semelhante em </w:t>
       </w:r>
-      <w:hyperlink r:id="rId45">
+      <w:hyperlink r:id="rId43">
         <w:r>
           <w:rPr>
             <w:lang w:val="pt_PT" w:bidi="pt_PT"/>
@@ -43863,7 +43798,7 @@
         </w:rPr>
         <w:t xml:space="preserve">. Se for útil em seu idioma, você pode tornar essa ideia mais explícita. Veja como você expressou essa frase em </w:t>
       </w:r>
-      <w:hyperlink r:id="rId46">
+      <w:hyperlink r:id="rId44">
         <w:r>
           <w:rPr>
             <w:lang w:val="pt_PT" w:bidi="pt_PT"/>
@@ -47184,7 +47119,7 @@
         </w:rPr>
         <w:t xml:space="preserve"> fez em contraste com o que o restante dos crentes fez (veja </w:t>
       </w:r>
-      <w:hyperlink r:id="rId47">
+      <w:hyperlink r:id="rId45">
         <w:r>
           <w:rPr>
             <w:lang w:val="pt_PT" w:bidi="pt_PT"/>
@@ -48449,7 +48384,7 @@
         </w:rPr>
         <w:t xml:space="preserve"> é o nome de um homem. Veja como você traduziu esse nome em </w:t>
       </w:r>
-      <w:hyperlink r:id="rId20">
+      <w:hyperlink r:id="rId18">
         <w:r>
           <w:rPr>
             <w:lang w:val="pt_PT" w:bidi="pt_PT"/>

--- a/por/docx/55.content.docx
+++ b/por/docx/55.content.docx
@@ -141,13 +141,6 @@
         <w:rPr>
           <w:lang w:val="pt_PT" w:bidi="pt_PT"/>
         </w:rPr>
-      </w:r>
-      <w:r>
-        <w:rPr>
-          <w:i/>
-          <w:lang w:val="pt_PT" w:bidi="pt_PT"/>
-        </w:rPr>
-        <w:t>2 Timóteo 1.1 (#1), 2 Timóteo 1.1 (#2), 2 Timóteo 1.1 (#3), 2 Timóteo 1.1 (#4), 2 Timóteo 1.1 (#5), 2 Timóteo 1.1 (#6), 2 Timóteo 1.1 (#7), 2 Timóteo 1.2 (#1), 2 Timóteo 1.2 (#2), 2 Timóteo 1.2 (#3), 2 Timóteo 1.2 (#4), 2 Timóteo 1.2 (#5), 2 Timóteo 1.2 (#6), 2 Timóteo 1.2 (#7), 2 Timóteo 1.3 (#1), 2 Timóteo 1.3 (#2), 2 Timóteo 1.3 (#3), 2 Timóteo 1.3 (#4), 2 Timóteo 1.3 (#5), 2 Timóteo 1.3 (#6), 2 Timóteo 1.4 (#1), 2 Timóteo 1.4 (#2), 2 Timóteo 1.4 (#3), 2 Timóteo 1.4 (#4), 2 Timóteo 1.4 (#5), 2 Timóteo 1.5 (#1), 2 Timóteo 1.5 (#2), 2 Timóteo 1.5 (#3), 2 Timóteo 1.5 (#4), 2 Timóteo 1.5 (#5), 2 Timóteo 1.5 (#6), 2 Timóteo 1.5 (#7), 2 Timóteo 1.6 (#1), 2 Timóteo 1.6 (#2), 2 Timóteo 1.6 (#3), 2 Timóteo 1.6 (#4), 2 Timóteo 1.6 (#5), 2 Timóteo 1.7 (#1), 2 Timóteo 1.7 (#2), 2 Timóteo 1.7 (#3), 2 Timóteo 1.7 (#4), 2 Timóteo 1.8 (#1), 2 Timóteo 1.8 (#2), 2 Timóteo 1.8 (#3), 2 Timóteo 1.8 (#4), 2 Timóteo 1.8 (#5), 2 Timóteo 1.8 (#6), 2 Timóteo 1.8 (#7), 2 Timóteo 1.9 (#1), 2 Timóteo 1.9 (#2), 2 Timóteo 1.9 (#3), 2 Timóteo 1.9 (#4), 2 Timóteo 1.9 (#5), 2 Timóteo 1.9 (#6), 2 Timóteo 1.10 (#1), 2 Timóteo 1.10 (#2), 2 Timóteo 1.10 (#3), 2 Timóteo 1.10 (#4), 2 Timóteo 1.10 (#5), 2 Timóteo 1.10 (#6), 2 Timóteo 1.10 (#7), 2 Timóteo 1.11 (#1), 2 Timóteo 1.11 (#2), 2 Timóteo 1.11 (#3), 2 Timóteo 1.11 (#4), 2 Timóteo 1.12 (#1), 2 Timóteo 1.12 (#2), 2 Timóteo 1.12 (#3), 2 Timóteo 1.12 (#4), 2 Timóteo 1.12 (#5), 2 Timóteo 1.12 (#6), 2 Timóteo 1.12 (#7), 2 Timóteo 1.12 (#8), 2 Timóteo 1.13 (#1), 2 Timóteo 1.13 (#2), 2 Timóteo 1.13 (#3), 2 Timóteo 1.13 (#4), 2 Timóteo 1.13 (#5), 2 Timóteo 1.13 (#6), 2 Timóteo 1.14 (#1), 2 Timóteo 1.14 (#2), 2 Timóteo 1.14 (#3), 2 Timóteo 1.15 (#1), 2 Timóteo 1.15 (#2), 2 Timóteo 1.15 (#3), 2 Timóteo 1.15 (#4), 2 Timóteo 1.15 (#5), 2 Timóteo 1.15 (#6), 2 Timóteo 1.16 (#1), 2 Timóteo 1.16 (#2), 2 Timóteo 1.16 (#3), 2 Timóteo 1.16 (#4), 2 Timóteo 1.16 (#5), 2 Timóteo 1.17 (#1), 2 Timóteo 1.17 (#2), 2 Timóteo 1.18 (#1), 2 Timóteo 1.18 (#2), 2 Timóteo 1.18 (#3), 2 Timóteo 1.18 (#4), 2 Timóteo 1.18 (#5), 2 Timóteo 1.18 (#6), 2 Timóteo 2.1 (#1), 2 Timóteo 2.1 (#2), 2 Timóteo 2.1 (#3), 2 Timóteo 2.1 (#4), 2 Timóteo 2.1 (#5), 2 Timóteo 2.1 (#6), 2 Timóteo 2.2 (#1), 2 Timóteo 2.2 (#2), 2 Timóteo 2.2 (#3), 2 Timóteo 2.3 (#1), 2 Timóteo 2.3 (#2), 2 Timóteo 2.3 (#3), 2 Timóteo 2.4 (#1), 2 Timóteo 2.4 (#2), 2 Timóteo 2.4 (#3), 2 Timóteo 2.4 (#4), 2 Timóteo 2.4 (#5), 2 Timóteo 2.5 (#1), 2 Timóteo 2.5 (#2), 2 Timóteo 2.5 (#3), 2 Timóteo 2.5 (#4), 2 Timóteo 2.5 (#5), 2 Timóteo 2.5 (#6), 2 Timóteo 2.5 (#7), 2 Timóteo 2.5 (#8), 2 Timóteo 2.6 (#1), 2 Timóteo 2.6 (#2), 2 Timóteo 2.6 (#3), 2 Timóteo 2.7 (#1), 2 Timóteo 2.7 (#2), 2 Timóteo 2.7 (#3), 2 Timóteo 2.8 (#1), 2 Timóteo 2.8 (#2), 2 Timóteo 2.8 (#3), 2 Timóteo 2.8 (#4), 2 Timóteo 2.8 (#5), 2 Timóteo 2.8 (#6), 2 Timóteo 2.8 (#7), 2 Timóteo 2.9 (#1), 2 Timóteo 2.9 (#2), 2 Timóteo 2.9 (#3), 2 Timóteo 2.9 (#4), 2 Timóteo 2.9 (#5), 2 Timóteo 2.9 (#6), 2 Timóteo 2.10 (#1), 2 Timóteo 2.10 (#2), 2 Timóteo 2.10 (#3), 2 Timóteo 2.10 (#4), 2 Timóteo 2.10 (#5), 2 Timóteo 2.10 (#6), 2 Timóteo 2.10 (#7), 2 Timóteo 2.11 (#1), 2 Timóteo 2.11 (#1), 2 Timóteo 2.11 (#2), 2 Timóteo 2.11 (#3), 2 Timóteo 2.11 (#4), 2 Timóteo 2.11–13 (#1), 2 Timóteo 2.12 (#1), 2 Timóteo 2.12 (#2), 2 Timóteo 2.12 (#3), 2 Timóteo 2.13 (#1), 2 Timóteo 2.13 (#2), 2 Timóteo 2.13 (#3), 2 Timóteo 2.14 (#1), 2 Timóteo 2.14 (#2), 2 Timóteo 2.14 (#3), 2 Timóteo 2.14 (#4), 2 Timóteo 2.14 (#5), 2 Timóteo 2.14 (#6), 2 Timóteo 2.14 (#7), 2 Timóteo 2.15 (#1), 2 Timóteo 2.15 (#2), 2 Timóteo 2.15 (#3), 2 Timóteo 2.15 (#4), 2 Timóteo 2.15 (#5), 2 Timóteo 2.15 (#6), 2 Timóteo 2.15 (#7), 2 Timóteo 2.16 (#1), 2 Timóteo 2.16 (#2), 2 Timóteo 2.16 (#3), 2 Timóteo 2.16 (#4), 2 Timóteo 2.16 (#5), 2 Timóteo 2.17 (#1), 2 Timóteo 2.17 (#2), 2 Timóteo 2.17 (#3), 2 Timóteo 2.17 (#4), 2 Timóteo 2.18 (#1), 2 Timóteo 2.18 (#2), 2 Timóteo 2.18 (#3), 2 Timóteo 2.18 (#4), 2 Timóteo 2.18 (#5), 2 Timóteo 2.19 (#1), 2 Timóteo 2.19 (#2), 2 Timóteo 2.19 (#3), 2 Timóteo 2.19 (#4), 2 Timóteo 2.19 (#5), 2 Timóteo 2.19 (#6), 2 Timóteo 2.19 (#7), 2 Timóteo 2.19 (#8), 2 Timóteo 2.19 (#9), 2 Timóteo 2.20 (#1), 2 Timóteo 2.20 (#2), 2 Timóteo 2.20 (#3), 2 Timóteo 2.20 (#4), 2 Timóteo 2.20 (#5), 2 Timóteo 2.20 (#6), 2 Timóteo 2.21 (#1), 2 Timóteo 2.21 (#2), 2 Timóteo 2.21 (#3), 2 Timóteo 2.21 (#4), 2 Timóteo 2.21 (#5), 2 Timóteo 2.21 (#6), 2 Timóteo 2.22 (#1), 2 Timóteo 2.22 (#2), 2 Timóteo 2.22 (#3), 2 Timóteo 2.22 (#4), 2 Timóteo 2.22 (#5), 2 Timóteo 2.22 (#6), 2 Timóteo 2.22 (#7), 2 Timóteo 2.22 (#8), 2 Timóteo 2.22 (#9), 2 Timóteo 2.22 (#10), 2 Timóteo 2.23 (#1), 2 Timóteo 2.23 (#2), 2 Timóteo 2.23 (#3), 2 Timóteo 2.23 (#4), 2 Timóteo 2.23 (#5), 2 Timóteo 2.24 (#1), 2 Timóteo 2.24 (#2), 2 Timóteo 2.24 (#3), 2 Timóteo 2.24 (#4), 2 Timóteo 2.24 (#5), 2 Timóteo 2.25 (#1), 2 Timóteo 2.25 (#2), 2 Timóteo 2.25 (#3), 2 Timóteo 2.25 (#4), 2 Timóteo 2.26 (#1), 2 Timóteo 2.26 (#2), 2 Timóteo 2.26 (#3), 2 Timóteo 2.26 (#4), 2 Timóteo 2.26 (#5), 2 Timóteo 2.26 (#6), 2 Timóteo 2.26 (#7), 2 Timóteo 3.1 (#1), 2 Timóteo 3.1 (#2), 2 Timóteo 3.1 (#3), 2 Timóteo 3.1 (#4), 2 Timóteo 3.2 (#1), 2 Timóteo 3.2 (#2), 2 Timóteo 3.2 (#3), 2 Timóteo 3.2 (#4), 2 Timóteo 3.3 (#1), 2 Timóteo 3.4 (#1), 2 Timóteo 3.4 (#2), 2 Timóteo 3.5 (#1), 2 Timóteo 3.5 (#2), 2 Timóteo 3.5 (#3), 2 Timóteo 3.5 (#4), 2 Timóteo 3.5 (#5), 2 Timóteo 3.5 (#6), 2 Timóteo 3.6 (#1), 2 Timóteo 3.6 (#2), 2 Timóteo 3.6 (#3), 2 Timóteo 3.6 (#4), 2 Timóteo 3.6 (#5), 2 Timóteo 3.6 (#6), 2 Timóteo 3.6 (#7), 2 Timóteo 3.6 (#8), 2 Timóteo 3.6 (#9), 2 Timóteo 3.7 (#1), 2 Timóteo 3.7 (#2), 2 Timóteo 3.7 (#3), 2 Timóteo 3.8 (#1), 2 Timóteo 3.8 (#2), 2 Timóteo 3.8 (#3), 2 Timóteo 3.8 (#4), 2 Timóteo 3.8 (#5), 2 Timóteo 3.8 (#6), 2 Timóteo 3.8 (#7), 2 Timóteo 3.8 (#8), 2 Timóteo 3.8 (#9), 2 Timóteo 3.8 (#10), 2 Timóteo 3.9 (#1), 2 Timóteo 3.9 (#2), 2 Timóteo 3.9 (#3), 2 Timóteo 3.9 (#4), 2 Timóteo 3.9 (#5), 2 Timóteo 3.9 (#6), 2 Timóteo 3.9 (#7), 2 Timóteo 3.9 (#8), 2 Timóteo 3.10 (#1), 2 Timóteo 3.10 (#2), 2 Timóteo 3.10,11 (#1), 2 Timóteo 3.11 (#1), 2 Timóteo 3.11 (#2), 2 Timóteo 3.11 (#3), 2 Timóteo 3.11 (#4), 2 Timóteo 3.12 (#1), 2 Timóteo 3.12 (#2), 2 Timóteo 3.12 (#3), 2 Timóteo 3.13 (#1), 2 Timóteo 3.13 (#2), 2 Timóteo 3.13 (#3), 2 Timóteo 3.13 (#4), 2 Timóteo 3.13 (#5), 2 Timóteo 3.13 (#6), 2 Timóteo 3.13 (#7), 2 Timóteo 3.14 (#1), 2 Timóteo 3.14 (#2), 2 Timóteo 3.14 (#3), 2 Timóteo 3.14 (#4), 2 Timóteo 3.14 (#5), 2 Timóteo 3.15 (#1), 2 Timóteo 3.15 (#2), 2 Timóteo 3.15 (#3), 2 Timóteo 3.16 (#1), 2 Timóteo 3.16 (#2), 2 Timóteo 3.16 (#3), 2 Timóteo 3.16 (#4), 2 Timóteo 3.16 (#5), 2 Timóteo 3.17 (#1), 2 Timóteo 3.17 (#2), 2 Timóteo 3.17 (#3), 2 Timóteo 3.17 (#4), 2 Timóteo 3.17 (#5), 2 Timóteo 3.17 (#6), 2 Timóteo 4.1 (#1), 2 Timóteo 4.1 (#2), 2 Timóteo 4.1 (#3), 2 Timóteo 4.1 (#4), 2 Timóteo 4.2 (#1), 2 Timóteo 4.2 (#2), 2 Timóteo 4.2 (#3), 2 Timóteo 4.2 (#4), 2 Timóteo 4.2 (#5), 2 Timóteo 4.3 (#1), 2 Timóteo 4.3 (#2), 2 Timóteo 4.3 (#3), 2 Timóteo 4.3 (#4), 2 Timóteo 4.3 (#5), 2 Timóteo 4.3 (#6), 2 Timóteo 4.3 (#7), 2 Timóteo 4.3 (#8), 2 Timóteo 4.3 (#9), 2 Timóteo 4.4 (#1), 2 Timóteo 4.4 (#2), 2 Timóteo 4.4 (#3), 2 Timóteo 4.4 (#4), 2 Timóteo 4.4 (#5), 2 Timóteo 4.4 (#6), 2 Timóteo 4.5 (#1), 2 Timóteo 4.5 (#2), 2 Timóteo 4.5 (#3), 2 Timóteo 4.5 (#4), 2 Timóteo 4.5 (#5), 2 Timóteo 4.5 (#6), 2 Timóteo 4.6 (#1), 2 Timóteo 4.6 (#2), 2 Timóteo 4.6 (#3), 2 Timóteo 4.6 (#4), 2 Timóteo 4.7 (#1), 2 Timóteo 4.7 (#2), 2 Timóteo 4.7 (#3), 2 Timóteo 4.7 (#4), 2 Timóteo 4.7 (#5), 2 Timóteo 4.7 (#6), 2 Timóteo 4.8 (#1), 2 Timóteo 4.8 (#2), 2 Timóteo 4.8 (#3), 2 Timóteo 4.8 (#4), 2 Timóteo 4.8 (#5), 2 Timóteo 4.8 (#6), 2 Timóteo 4.8 (#7), 2 Timóteo 4.8 (#8), 2 Timóteo 4.9 (#1), 2 Timóteo 4.9 (#2), 2 Timóteo 4.10 (#1), 2 Timóteo 4.10 (#2), 2 Timóteo 4.10 (#3), 2 Timóteo 4.10 (#4), 2 Timóteo 4.10 (#5), 2 Timóteo 4.10 (#6), 2 Timóteo 4.11 (#1), 2 Timóteo 4.11 (#2), 2 Timóteo 4.12 (#1), 2 Timóteo 4.12 (#2), 2 Timóteo 4.13 (#1), 2 Timóteo 4.13 (#2), 2 Timóteo 4.13 (#3), 2 Timóteo 4.13 (#4), 2 Timóteo 4.13 (#5), 2 Timóteo 4.14 (#1), 2 Timóteo 4.14 (#2), 2 Timóteo 4.14 (#3), 2 Timóteo 4.14 (#4), 2 Timóteo 4.15 (#1), 2 Timóteo 4.15 (#2), 2 Timóteo 4.16 (#1), 2 Timóteo 4.16 (#2), 2 Timóteo 4.16 (#3), 2 Timóteo 4.16 (#4), 2 Timóteo 4.16 (#5), 2 Timóteo 4.17 (#1), 2 Timóteo 4.17 (#2), 2 Timóteo 4.17 (#3), 2 Timóteo 4.17 (#4), 2 Timóteo 4.17 (#5), 2 Timóteo 4.17 (#6), 2 Timóteo 4.17 (#7), 2 Timóteo 4.17 (#8), 2 Timóteo 4.18 (#1), 2 Timóteo 4.18 (#2), 2 Timóteo 4.19 (#1), 2 Timóteo 4.19 (#2), 2 Timóteo 4.20 (#1), 2 Timóteo 4.20 (#2), 2 Timóteo 4.21 (#1), 2 Timóteo 4.21 (#2), 2 Timóteo 4.21 (#3), 2 Timóteo 4.21 (#4), 2 Timóteo 4.21 (#5), 2 Timóteo 4.21 (#6), 2 Timóteo 4.21 (#7), 2 Timóteo 4.21 (#8), 2 Timóteo 4.21 (#9), 2 Timóteo 4.22 (#1), 2 Timóteo 4.22 (#2), 2 Timóteo 4.22 (#3), 2 Timóteo 4.22 (#4), 2 Timóteo 4.22 (#5), 2 Timóteo 4.22 (#6), 2 Timóteo 4.22 (#7)</w:t>
       </w:r>
       <w:r>
         <w:rPr>

--- a/por/docx/55.content.docx
+++ b/por/docx/55.content.docx
@@ -146,19 +146,6 @@
         <w:rPr>
           <w:lang w:val="pt_PT" w:bidi="pt_PT"/>
         </w:rPr>
-      </w:r>
-    </w:p>
-    <w:p>
-      <w:pPr/>
-      <w:r>
-        <w:rPr>
-          <w:lang w:val="pt_PT" w:bidi="pt_PT"/>
-        </w:rPr>
-      </w:r>
-      <w:r>
-        <w:rPr>
-          <w:lang w:val="pt_PT" w:bidi="pt_PT"/>
-        </w:rPr>
         <w:t xml:space="preserve"> </w:t>
       </w:r>
       <w:r>
@@ -223,21 +210,6 @@
           <w:b/>
           <w:lang w:val="pt_PT" w:bidi="pt_PT"/>
         </w:rPr>
-        <w:t>Παῦλος, ἀπόστολος</w:t>
-      </w:r>
-    </w:p>
-    <w:p>
-      <w:pPr/>
-      <w:r>
-        <w:rPr>
-          <w:lang w:val="pt_PT" w:bidi="pt_PT"/>
-        </w:rPr>
-      </w:r>
-      <w:r>
-        <w:rPr>
-          <w:b/>
-          <w:lang w:val="pt_PT" w:bidi="pt_PT"/>
-        </w:rPr>
         <w:t>"Eu, Paulo, apóstolo".</w:t>
       </w:r>
     </w:p>
@@ -321,21 +293,6 @@
           <w:b/>
           <w:lang w:val="pt_PT" w:bidi="pt_PT"/>
         </w:rPr>
-        <w:t>διὰ θελήματος Θεοῦ</w:t>
-      </w:r>
-    </w:p>
-    <w:p>
-      <w:pPr/>
-      <w:r>
-        <w:rPr>
-          <w:lang w:val="pt_PT" w:bidi="pt_PT"/>
-        </w:rPr>
-      </w:r>
-      <w:r>
-        <w:rPr>
-          <w:b/>
-          <w:lang w:val="pt_PT" w:bidi="pt_PT"/>
-        </w:rPr>
         <w:t>"pela vontade de Deus".</w:t>
       </w:r>
     </w:p>
@@ -432,21 +389,6 @@
           <w:b/>
           <w:lang w:val="pt_PT" w:bidi="pt_PT"/>
         </w:rPr>
-        <w:t>κατ’</w:t>
-      </w:r>
-    </w:p>
-    <w:p>
-      <w:pPr/>
-      <w:r>
-        <w:rPr>
-          <w:lang w:val="pt_PT" w:bidi="pt_PT"/>
-        </w:rPr>
-      </w:r>
-      <w:r>
-        <w:rPr>
-          <w:b/>
-          <w:lang w:val="pt_PT" w:bidi="pt_PT"/>
-        </w:rPr>
         <w:t>"que fui mandado para anunciar".</w:t>
       </w:r>
     </w:p>
@@ -530,21 +472,6 @@
           <w:b/>
           <w:lang w:val="pt_PT" w:bidi="pt_PT"/>
         </w:rPr>
-        <w:t>ἐπαγγελίαν ζωῆς</w:t>
-      </w:r>
-    </w:p>
-    <w:p>
-      <w:pPr/>
-      <w:r>
-        <w:rPr>
-          <w:lang w:val="pt_PT" w:bidi="pt_PT"/>
-        </w:rPr>
-      </w:r>
-      <w:r>
-        <w:rPr>
-          <w:b/>
-          <w:lang w:val="pt_PT" w:bidi="pt_PT"/>
-        </w:rPr>
         <w:t>"a promessa da vida".</w:t>
       </w:r>
     </w:p>
@@ -654,21 +581,6 @@
           <w:b/>
           <w:lang w:val="pt_PT" w:bidi="pt_PT"/>
         </w:rPr>
-        <w:t>ζωῆς τῆς ἐν Χριστῷ Ἰησοῦ</w:t>
-      </w:r>
-    </w:p>
-    <w:p>
-      <w:pPr/>
-      <w:r>
-        <w:rPr>
-          <w:lang w:val="pt_PT" w:bidi="pt_PT"/>
-        </w:rPr>
-      </w:r>
-      <w:r>
-        <w:rPr>
-          <w:b/>
-          <w:lang w:val="pt_PT" w:bidi="pt_PT"/>
-        </w:rPr>
         <w:t>"da vida que temos por estarmos unidos com Cristo Jesus".</w:t>
       </w:r>
     </w:p>
@@ -765,21 +677,6 @@
           <w:b/>
           <w:lang w:val="pt_PT" w:bidi="pt_PT"/>
         </w:rPr>
-        <w:t>ζωῆς τῆς</w:t>
-      </w:r>
-    </w:p>
-    <w:p>
-      <w:pPr/>
-      <w:r>
-        <w:rPr>
-          <w:lang w:val="pt_PT" w:bidi="pt_PT"/>
-        </w:rPr>
-      </w:r>
-      <w:r>
-        <w:rPr>
-          <w:b/>
-          <w:lang w:val="pt_PT" w:bidi="pt_PT"/>
-        </w:rPr>
         <w:t>"da vida que".</w:t>
       </w:r>
     </w:p>
@@ -876,21 +773,6 @@
           <w:b/>
           <w:lang w:val="pt_PT" w:bidi="pt_PT"/>
         </w:rPr>
-        <w:t>ζωῆς τῆς</w:t>
-      </w:r>
-    </w:p>
-    <w:p>
-      <w:pPr/>
-      <w:r>
-        <w:rPr>
-          <w:lang w:val="pt_PT" w:bidi="pt_PT"/>
-        </w:rPr>
-      </w:r>
-      <w:r>
-        <w:rPr>
-          <w:b/>
-          <w:lang w:val="pt_PT" w:bidi="pt_PT"/>
-        </w:rPr>
         <w:t>"da vida que".</w:t>
       </w:r>
     </w:p>
@@ -987,21 +869,6 @@
           <w:b/>
           <w:lang w:val="pt_PT" w:bidi="pt_PT"/>
         </w:rPr>
-        <w:t>Τιμοθέῳ</w:t>
-      </w:r>
-    </w:p>
-    <w:p>
-      <w:pPr/>
-      <w:r>
-        <w:rPr>
-          <w:lang w:val="pt_PT" w:bidi="pt_PT"/>
-        </w:rPr>
-      </w:r>
-      <w:r>
-        <w:rPr>
-          <w:b/>
-          <w:lang w:val="pt_PT" w:bidi="pt_PT"/>
-        </w:rPr>
         <w:t>"escrevo a você, Timóteo".</w:t>
       </w:r>
     </w:p>
@@ -1085,21 +952,6 @@
           <w:b/>
           <w:lang w:val="pt_PT" w:bidi="pt_PT"/>
         </w:rPr>
-        <w:t>ἀγαπητῷ τέκνῳ</w:t>
-      </w:r>
-    </w:p>
-    <w:p>
-      <w:pPr/>
-      <w:r>
-        <w:rPr>
-          <w:lang w:val="pt_PT" w:bidi="pt_PT"/>
-        </w:rPr>
-      </w:r>
-      <w:r>
-        <w:rPr>
-          <w:b/>
-          <w:lang w:val="pt_PT" w:bidi="pt_PT"/>
-        </w:rPr>
         <w:t>"meu querido filho na fé".</w:t>
       </w:r>
     </w:p>
@@ -1196,21 +1048,6 @@
           <w:b/>
           <w:lang w:val="pt_PT" w:bidi="pt_PT"/>
         </w:rPr>
-        <w:t>ἀγαπητῷ τέκνῳ</w:t>
-      </w:r>
-    </w:p>
-    <w:p>
-      <w:pPr/>
-      <w:r>
-        <w:rPr>
-          <w:lang w:val="pt_PT" w:bidi="pt_PT"/>
-        </w:rPr>
-      </w:r>
-      <w:r>
-        <w:rPr>
-          <w:b/>
-          <w:lang w:val="pt_PT" w:bidi="pt_PT"/>
-        </w:rPr>
         <w:t>"meu querido filho na fé".</w:t>
       </w:r>
     </w:p>
@@ -1294,21 +1131,6 @@
           <w:b/>
           <w:lang w:val="pt_PT" w:bidi="pt_PT"/>
         </w:rPr>
-        <w:t>χάρις, ἔλεος, εἰρήνη, ἀπὸ Θεοῦ Πατρὸς καὶ Χριστοῦ Ἰησοῦ τοῦ Κυρίου ἡμῶν</w:t>
-      </w:r>
-    </w:p>
-    <w:p>
-      <w:pPr/>
-      <w:r>
-        <w:rPr>
-          <w:lang w:val="pt_PT" w:bidi="pt_PT"/>
-        </w:rPr>
-      </w:r>
-      <w:r>
-        <w:rPr>
-          <w:b/>
-          <w:lang w:val="pt_PT" w:bidi="pt_PT"/>
-        </w:rPr>
         <w:t>"Que a graça, a misericórdia e a paz de Deus, o Pai, e de Cristo Jesus, o nosso Senhor".</w:t>
       </w:r>
     </w:p>
@@ -1392,21 +1214,6 @@
           <w:b/>
           <w:lang w:val="pt_PT" w:bidi="pt_PT"/>
         </w:rPr>
-        <w:t>χάρις, ἔλεος, εἰρήνη</w:t>
-      </w:r>
-    </w:p>
-    <w:p>
-      <w:pPr/>
-      <w:r>
-        <w:rPr>
-          <w:lang w:val="pt_PT" w:bidi="pt_PT"/>
-        </w:rPr>
-      </w:r>
-      <w:r>
-        <w:rPr>
-          <w:b/>
-          <w:lang w:val="pt_PT" w:bidi="pt_PT"/>
-        </w:rPr>
         <w:t>"a graça, a misericórdia e a paz de Deus".</w:t>
       </w:r>
     </w:p>
@@ -1529,21 +1336,6 @@
           <w:b/>
           <w:lang w:val="pt_PT" w:bidi="pt_PT"/>
         </w:rPr>
-        <w:t>Θεοῦ Πατρὸς</w:t>
-      </w:r>
-    </w:p>
-    <w:p>
-      <w:pPr/>
-      <w:r>
-        <w:rPr>
-          <w:lang w:val="pt_PT" w:bidi="pt_PT"/>
-        </w:rPr>
-      </w:r>
-      <w:r>
-        <w:rPr>
-          <w:b/>
-          <w:lang w:val="pt_PT" w:bidi="pt_PT"/>
-        </w:rPr>
         <w:t>"Deus, o Pai".</w:t>
       </w:r>
     </w:p>
@@ -1634,21 +1426,6 @@
           <w:b/>
           <w:lang w:val="pt_PT" w:bidi="pt_PT"/>
         </w:rPr>
-        <w:t>ἡμῶν</w:t>
-      </w:r>
-    </w:p>
-    <w:p>
-      <w:pPr/>
-      <w:r>
-        <w:rPr>
-          <w:lang w:val="pt_PT" w:bidi="pt_PT"/>
-        </w:rPr>
-      </w:r>
-      <w:r>
-        <w:rPr>
-          <w:b/>
-          <w:lang w:val="pt_PT" w:bidi="pt_PT"/>
-        </w:rPr>
         <w:t>"nosso".</w:t>
       </w:r>
     </w:p>
@@ -1745,21 +1522,6 @@
           <w:b/>
           <w:lang w:val="pt_PT" w:bidi="pt_PT"/>
         </w:rPr>
-        <w:t>χάριν ἔχω</w:t>
-      </w:r>
-    </w:p>
-    <w:p>
-      <w:pPr/>
-      <w:r>
-        <w:rPr>
-          <w:lang w:val="pt_PT" w:bidi="pt_PT"/>
-        </w:rPr>
-      </w:r>
-      <w:r>
-        <w:rPr>
-          <w:b/>
-          <w:lang w:val="pt_PT" w:bidi="pt_PT"/>
-        </w:rPr>
         <w:t>"eu agradeço".</w:t>
       </w:r>
     </w:p>
@@ -1843,21 +1605,6 @@
           <w:b/>
           <w:lang w:val="pt_PT" w:bidi="pt_PT"/>
         </w:rPr>
-        <w:t>ᾧ λατρεύω ἀπὸ προγόνων</w:t>
-      </w:r>
-    </w:p>
-    <w:p>
-      <w:pPr/>
-      <w:r>
-        <w:rPr>
-          <w:lang w:val="pt_PT" w:bidi="pt_PT"/>
-        </w:rPr>
-      </w:r>
-      <w:r>
-        <w:rPr>
-          <w:b/>
-          <w:lang w:val="pt_PT" w:bidi="pt_PT"/>
-        </w:rPr>
         <w:t>"a quem sirvo... como também os meus antepassados serviram".</w:t>
       </w:r>
     </w:p>
@@ -1954,21 +1701,6 @@
           <w:b/>
           <w:lang w:val="pt_PT" w:bidi="pt_PT"/>
         </w:rPr>
-        <w:t>ἐν καθαρᾷ συνειδήσει</w:t>
-      </w:r>
-    </w:p>
-    <w:p>
-      <w:pPr/>
-      <w:r>
-        <w:rPr>
-          <w:lang w:val="pt_PT" w:bidi="pt_PT"/>
-        </w:rPr>
-      </w:r>
-      <w:r>
-        <w:rPr>
-          <w:b/>
-          <w:lang w:val="pt_PT" w:bidi="pt_PT"/>
-        </w:rPr>
         <w:t>"com a consciência limpa".</w:t>
       </w:r>
     </w:p>
@@ -2051,21 +1783,6 @@
         <w:rPr>
           <w:lang w:val="pt_PT" w:bidi="pt_PT"/>
         </w:rPr>
-      </w:r>
-    </w:p>
-    <w:p>
-      <w:pPr/>
-      <w:r>
-        <w:rPr>
-          <w:lang w:val="pt_PT" w:bidi="pt_PT"/>
-        </w:rPr>
-      </w:r>
-      <w:r>
-        <w:rPr>
-          <w:b/>
-          <w:lang w:val="pt_PT" w:bidi="pt_PT"/>
-        </w:rPr>
-        <w:t>ὡς ἀδιάλειπτον ἔχω τὴν περὶ σοῦ μνείαν</w:t>
       </w:r>
     </w:p>
     <w:p>
@@ -2277,21 +1994,6 @@
           <w:b/>
           <w:lang w:val="pt_PT" w:bidi="pt_PT"/>
         </w:rPr>
-        <w:t>νυκτὸς καὶ ἡμέρας</w:t>
-      </w:r>
-    </w:p>
-    <w:p>
-      <w:pPr/>
-      <w:r>
-        <w:rPr>
-          <w:lang w:val="pt_PT" w:bidi="pt_PT"/>
-        </w:rPr>
-      </w:r>
-      <w:r>
-        <w:rPr>
-          <w:b/>
-          <w:lang w:val="pt_PT" w:bidi="pt_PT"/>
-        </w:rPr>
         <w:t>"de dia e de noite".</w:t>
       </w:r>
     </w:p>
@@ -2388,21 +2090,6 @@
           <w:b/>
           <w:lang w:val="pt_PT" w:bidi="pt_PT"/>
         </w:rPr>
-        <w:t>μεμνημένος σου τῶν δακρύων</w:t>
-      </w:r>
-    </w:p>
-    <w:p>
-      <w:pPr/>
-      <w:r>
-        <w:rPr>
-          <w:lang w:val="pt_PT" w:bidi="pt_PT"/>
-        </w:rPr>
-      </w:r>
-      <w:r>
-        <w:rPr>
-          <w:b/>
-          <w:lang w:val="pt_PT" w:bidi="pt_PT"/>
-        </w:rPr>
         <w:t>"Lembro das suas lágrimas".</w:t>
       </w:r>
     </w:p>
@@ -2499,21 +2186,6 @@
           <w:b/>
           <w:lang w:val="pt_PT" w:bidi="pt_PT"/>
         </w:rPr>
-        <w:t>σου τῶν δακρύων</w:t>
-      </w:r>
-    </w:p>
-    <w:p>
-      <w:pPr/>
-      <w:r>
-        <w:rPr>
-          <w:lang w:val="pt_PT" w:bidi="pt_PT"/>
-        </w:rPr>
-      </w:r>
-      <w:r>
-        <w:rPr>
-          <w:b/>
-          <w:lang w:val="pt_PT" w:bidi="pt_PT"/>
-        </w:rPr>
         <w:t>"as suas lágrimas".</w:t>
       </w:r>
     </w:p>
@@ -2610,21 +2282,6 @@
           <w:b/>
           <w:lang w:val="pt_PT" w:bidi="pt_PT"/>
         </w:rPr>
-        <w:t>χαρᾶς πληρωθῶ</w:t>
-      </w:r>
-    </w:p>
-    <w:p>
-      <w:pPr/>
-      <w:r>
-        <w:rPr>
-          <w:lang w:val="pt_PT" w:bidi="pt_PT"/>
-        </w:rPr>
-      </w:r>
-      <w:r>
-        <w:rPr>
-          <w:b/>
-          <w:lang w:val="pt_PT" w:bidi="pt_PT"/>
-        </w:rPr>
         <w:t>"Eu possa ficar cheio de alegria".</w:t>
       </w:r>
     </w:p>
@@ -2721,21 +2378,6 @@
           <w:b/>
           <w:lang w:val="pt_PT" w:bidi="pt_PT"/>
         </w:rPr>
-        <w:t>χαρᾶς πληρωθῶ</w:t>
-      </w:r>
-    </w:p>
-    <w:p>
-      <w:pPr/>
-      <w:r>
-        <w:rPr>
-          <w:lang w:val="pt_PT" w:bidi="pt_PT"/>
-        </w:rPr>
-      </w:r>
-      <w:r>
-        <w:rPr>
-          <w:b/>
-          <w:lang w:val="pt_PT" w:bidi="pt_PT"/>
-        </w:rPr>
         <w:t>"eu possa estar cheio de alegria".</w:t>
       </w:r>
     </w:p>
@@ -2819,21 +2461,6 @@
           <w:b/>
           <w:lang w:val="pt_PT" w:bidi="pt_PT"/>
         </w:rPr>
-        <w:t>χαρᾶς πληρωθῶ</w:t>
-      </w:r>
-    </w:p>
-    <w:p>
-      <w:pPr/>
-      <w:r>
-        <w:rPr>
-          <w:lang w:val="pt_PT" w:bidi="pt_PT"/>
-        </w:rPr>
-      </w:r>
-      <w:r>
-        <w:rPr>
-          <w:b/>
-          <w:lang w:val="pt_PT" w:bidi="pt_PT"/>
-        </w:rPr>
         <w:t>"eu possa ficar cheio de alegria".</w:t>
       </w:r>
     </w:p>
@@ -2930,21 +2557,6 @@
           <w:b/>
           <w:lang w:val="pt_PT" w:bidi="pt_PT"/>
         </w:rPr>
-        <w:t>ὑπόμνησιν λαβὼν</w:t>
-      </w:r>
-    </w:p>
-    <w:p>
-      <w:pPr/>
-      <w:r>
-        <w:rPr>
-          <w:lang w:val="pt_PT" w:bidi="pt_PT"/>
-        </w:rPr>
-      </w:r>
-      <w:r>
-        <w:rPr>
-          <w:b/>
-          <w:lang w:val="pt_PT" w:bidi="pt_PT"/>
-        </w:rPr>
         <w:t>"Lembro".</w:t>
       </w:r>
     </w:p>
@@ -3028,21 +2640,6 @@
           <w:b/>
           <w:lang w:val="pt_PT" w:bidi="pt_PT"/>
         </w:rPr>
-        <w:t>τῆς ἐν σοὶ ἀνυποκρίτου πίστεως, ἥτις ἐνῴκησεν πρῶτον</w:t>
-      </w:r>
-    </w:p>
-    <w:p>
-      <w:pPr/>
-      <w:r>
-        <w:rPr>
-          <w:lang w:val="pt_PT" w:bidi="pt_PT"/>
-        </w:rPr>
-      </w:r>
-      <w:r>
-        <w:rPr>
-          <w:b/>
-          <w:lang w:val="pt_PT" w:bidi="pt_PT"/>
-        </w:rPr>
         <w:t xml:space="preserve">"da sua fé sincera, a mesma fé que". </w:t>
       </w:r>
     </w:p>
@@ -3318,21 +2915,6 @@
           <w:b/>
           <w:lang w:val="pt_PT" w:bidi="pt_PT"/>
         </w:rPr>
-        <w:t>τῇ μάμμῃ σου</w:t>
-      </w:r>
-    </w:p>
-    <w:p>
-      <w:pPr/>
-      <w:r>
-        <w:rPr>
-          <w:lang w:val="pt_PT" w:bidi="pt_PT"/>
-        </w:rPr>
-      </w:r>
-      <w:r>
-        <w:rPr>
-          <w:b/>
-          <w:lang w:val="pt_PT" w:bidi="pt_PT"/>
-        </w:rPr>
         <w:t>"sua avó".</w:t>
       </w:r>
     </w:p>
@@ -3429,21 +3011,6 @@
           <w:b/>
           <w:lang w:val="pt_PT" w:bidi="pt_PT"/>
         </w:rPr>
-        <w:t>Λωΐδι &amp; Εὐνίκῃ</w:t>
-      </w:r>
-    </w:p>
-    <w:p>
-      <w:pPr/>
-      <w:r>
-        <w:rPr>
-          <w:lang w:val="pt_PT" w:bidi="pt_PT"/>
-        </w:rPr>
-      </w:r>
-      <w:r>
-        <w:rPr>
-          <w:b/>
-          <w:lang w:val="pt_PT" w:bidi="pt_PT"/>
-        </w:rPr>
         <w:t>"Loide"</w:t>
       </w:r>
       <w:r>
@@ -3566,21 +3133,6 @@
           <w:b/>
           <w:lang w:val="pt_PT" w:bidi="pt_PT"/>
         </w:rPr>
-        <w:t>πέπεισμαι</w:t>
-      </w:r>
-    </w:p>
-    <w:p>
-      <w:pPr/>
-      <w:r>
-        <w:rPr>
-          <w:lang w:val="pt_PT" w:bidi="pt_PT"/>
-        </w:rPr>
-      </w:r>
-      <w:r>
-        <w:rPr>
-          <w:b/>
-          <w:lang w:val="pt_PT" w:bidi="pt_PT"/>
-        </w:rPr>
         <w:t>"E tenho a certeza".</w:t>
       </w:r>
     </w:p>
@@ -3650,21 +3202,6 @@
         <w:rPr>
           <w:lang w:val="pt_PT" w:bidi="pt_PT"/>
         </w:rPr>
-      </w:r>
-    </w:p>
-    <w:p>
-      <w:pPr/>
-      <w:r>
-        <w:rPr>
-          <w:lang w:val="pt_PT" w:bidi="pt_PT"/>
-        </w:rPr>
-      </w:r>
-      <w:r>
-        <w:rPr>
-          <w:b/>
-          <w:lang w:val="pt_PT" w:bidi="pt_PT"/>
-        </w:rPr>
-        <w:t>δι’ ἣν αἰτίαν</w:t>
       </w:r>
     </w:p>
     <w:p>
@@ -3793,21 +3330,6 @@
           <w:b/>
           <w:lang w:val="pt_PT" w:bidi="pt_PT"/>
         </w:rPr>
-        <w:t>ἀναζωπυρεῖν τὸ χάρισμα</w:t>
-      </w:r>
-    </w:p>
-    <w:p>
-      <w:pPr/>
-      <w:r>
-        <w:rPr>
-          <w:lang w:val="pt_PT" w:bidi="pt_PT"/>
-        </w:rPr>
-      </w:r>
-      <w:r>
-        <w:rPr>
-          <w:b/>
-          <w:lang w:val="pt_PT" w:bidi="pt_PT"/>
-        </w:rPr>
         <w:t>"conservar vivo o dom".</w:t>
       </w:r>
     </w:p>
@@ -3904,21 +3426,6 @@
           <w:b/>
           <w:lang w:val="pt_PT" w:bidi="pt_PT"/>
         </w:rPr>
-        <w:t>τὸ χάρισμα τοῦ Θεοῦ, ὅ ἐστιν ἐν σοὶ</w:t>
-      </w:r>
-    </w:p>
-    <w:p>
-      <w:pPr/>
-      <w:r>
-        <w:rPr>
-          <w:lang w:val="pt_PT" w:bidi="pt_PT"/>
-        </w:rPr>
-      </w:r>
-      <w:r>
-        <w:rPr>
-          <w:b/>
-          <w:lang w:val="pt_PT" w:bidi="pt_PT"/>
-        </w:rPr>
         <w:t>"o dom de Deus que você recebeu quando coloquei as mãos sobre você".</w:t>
       </w:r>
     </w:p>
@@ -4015,21 +3522,6 @@
           <w:b/>
           <w:lang w:val="pt_PT" w:bidi="pt_PT"/>
         </w:rPr>
-        <w:t>τὸ χάρισμα τοῦ Θεοῦ, ὅ ἐστιν ἐν σοὶ</w:t>
-      </w:r>
-    </w:p>
-    <w:p>
-      <w:pPr/>
-      <w:r>
-        <w:rPr>
-          <w:lang w:val="pt_PT" w:bidi="pt_PT"/>
-        </w:rPr>
-      </w:r>
-      <w:r>
-        <w:rPr>
-          <w:b/>
-          <w:lang w:val="pt_PT" w:bidi="pt_PT"/>
-        </w:rPr>
         <w:t>"o dom de Deus que você recebeu".</w:t>
       </w:r>
     </w:p>
@@ -4126,21 +3618,6 @@
           <w:b/>
           <w:lang w:val="pt_PT" w:bidi="pt_PT"/>
         </w:rPr>
-        <w:t>διὰ τῆς ἐπιθέσεως τῶν χειρῶν μου</w:t>
-      </w:r>
-    </w:p>
-    <w:p>
-      <w:pPr/>
-      <w:r>
-        <w:rPr>
-          <w:lang w:val="pt_PT" w:bidi="pt_PT"/>
-        </w:rPr>
-      </w:r>
-      <w:r>
-        <w:rPr>
-          <w:b/>
-          <w:lang w:val="pt_PT" w:bidi="pt_PT"/>
-        </w:rPr>
         <w:t>"quando coloquei as mãos sobre você".</w:t>
       </w:r>
     </w:p>
@@ -4223,21 +3700,6 @@
         <w:rPr>
           <w:lang w:val="pt_PT" w:bidi="pt_PT"/>
         </w:rPr>
-      </w:r>
-    </w:p>
-    <w:p>
-      <w:pPr/>
-      <w:r>
-        <w:rPr>
-          <w:lang w:val="pt_PT" w:bidi="pt_PT"/>
-        </w:rPr>
-      </w:r>
-      <w:r>
-        <w:rPr>
-          <w:b/>
-          <w:lang w:val="pt_PT" w:bidi="pt_PT"/>
-        </w:rPr>
-        <w:t>γὰρ</w:t>
       </w:r>
     </w:p>
     <w:p>
@@ -4379,21 +3841,6 @@
           <w:b/>
           <w:lang w:val="pt_PT" w:bidi="pt_PT"/>
         </w:rPr>
-        <w:t>πνεῦμα δειλίας, ἀλλὰ δυνάμεως, καὶ ἀγάπης, καὶ σωφρονισμοῦ</w:t>
-      </w:r>
-    </w:p>
-    <w:p>
-      <w:pPr/>
-      <w:r>
-        <w:rPr>
-          <w:lang w:val="pt_PT" w:bidi="pt_PT"/>
-        </w:rPr>
-      </w:r>
-      <w:r>
-        <w:rPr>
-          <w:b/>
-          <w:lang w:val="pt_PT" w:bidi="pt_PT"/>
-        </w:rPr>
         <w:t>"o Espírito que Deus nos deu não nos torna medrosos; pelo contrário, o Espírito nos enche de poder e de amor e nos torna prudentes".</w:t>
       </w:r>
     </w:p>
@@ -4490,21 +3937,6 @@
           <w:b/>
           <w:lang w:val="pt_PT" w:bidi="pt_PT"/>
         </w:rPr>
-        <w:t>δειλίας, ἀλλὰ δυνάμεως, καὶ ἀγάπης, καὶ σωφρονισμοῦ</w:t>
-      </w:r>
-    </w:p>
-    <w:p>
-      <w:pPr/>
-      <w:r>
-        <w:rPr>
-          <w:lang w:val="pt_PT" w:bidi="pt_PT"/>
-        </w:rPr>
-      </w:r>
-      <w:r>
-        <w:rPr>
-          <w:b/>
-          <w:lang w:val="pt_PT" w:bidi="pt_PT"/>
-        </w:rPr>
         <w:t>"o Espírito que Deus nos deu não nos torna medroso; pelo contrário, o Espírito nos enche de poder e de amor e nos torna prudentes".</w:t>
       </w:r>
     </w:p>
@@ -4614,21 +4046,6 @@
           <w:b/>
           <w:lang w:val="pt_PT" w:bidi="pt_PT"/>
         </w:rPr>
-        <w:t>σωφρονισμοῦ</w:t>
-      </w:r>
-    </w:p>
-    <w:p>
-      <w:pPr/>
-      <w:r>
-        <w:rPr>
-          <w:lang w:val="pt_PT" w:bidi="pt_PT"/>
-        </w:rPr>
-      </w:r>
-      <w:r>
-        <w:rPr>
-          <w:b/>
-          <w:lang w:val="pt_PT" w:bidi="pt_PT"/>
-        </w:rPr>
         <w:t>"prudentes".</w:t>
       </w:r>
     </w:p>
@@ -4725,21 +4142,6 @@
           <w:b/>
           <w:lang w:val="pt_PT" w:bidi="pt_PT"/>
         </w:rPr>
-        <w:t>οὖν</w:t>
-      </w:r>
-    </w:p>
-    <w:p>
-      <w:pPr/>
-      <w:r>
-        <w:rPr>
-          <w:lang w:val="pt_PT" w:bidi="pt_PT"/>
-        </w:rPr>
-      </w:r>
-      <w:r>
-        <w:rPr>
-          <w:b/>
-          <w:lang w:val="pt_PT" w:bidi="pt_PT"/>
-        </w:rPr>
         <w:t>"Portanto".</w:t>
       </w:r>
     </w:p>
@@ -4836,21 +4238,6 @@
           <w:b/>
           <w:lang w:val="pt_PT" w:bidi="pt_PT"/>
         </w:rPr>
-        <w:t>μὴ &amp; ἐπαισχυνθῇς τὸ μαρτύριον τοῦ Κυρίου ἡμῶν, μηδὲ ἐμὲ, τὸν δέσμιον αὐτοῦ</w:t>
-      </w:r>
-    </w:p>
-    <w:p>
-      <w:pPr/>
-      <w:r>
-        <w:rPr>
-          <w:lang w:val="pt_PT" w:bidi="pt_PT"/>
-        </w:rPr>
-      </w:r>
-      <w:r>
-        <w:rPr>
-          <w:b/>
-          <w:lang w:val="pt_PT" w:bidi="pt_PT"/>
-        </w:rPr>
         <w:t>"não se envergonhe de dar o seu testemunho a favor do nosso Senhor, nem se envergonhe de mim, que estou na cadeia porque sou servo dele".</w:t>
       </w:r>
     </w:p>
@@ -4934,21 +4321,6 @@
           <w:b/>
           <w:lang w:val="pt_PT" w:bidi="pt_PT"/>
         </w:rPr>
-        <w:t>τὸ μαρτύριον τοῦ Κυρίου ἡμῶν</w:t>
-      </w:r>
-    </w:p>
-    <w:p>
-      <w:pPr/>
-      <w:r>
-        <w:rPr>
-          <w:lang w:val="pt_PT" w:bidi="pt_PT"/>
-        </w:rPr>
-      </w:r>
-      <w:r>
-        <w:rPr>
-          <w:b/>
-          <w:lang w:val="pt_PT" w:bidi="pt_PT"/>
-        </w:rPr>
         <w:t>"o seu testemunho a favor do nosso Senhor".</w:t>
       </w:r>
     </w:p>
@@ -5058,21 +4430,6 @@
           <w:b/>
           <w:lang w:val="pt_PT" w:bidi="pt_PT"/>
         </w:rPr>
-        <w:t>τὸν δέσμιον αὐτοῦ</w:t>
-      </w:r>
-    </w:p>
-    <w:p>
-      <w:pPr/>
-      <w:r>
-        <w:rPr>
-          <w:lang w:val="pt_PT" w:bidi="pt_PT"/>
-        </w:rPr>
-      </w:r>
-      <w:r>
-        <w:rPr>
-          <w:b/>
-          <w:lang w:val="pt_PT" w:bidi="pt_PT"/>
-        </w:rPr>
         <w:t>"que estou na cadeia".</w:t>
       </w:r>
     </w:p>
@@ -5156,21 +4513,6 @@
           <w:b/>
           <w:lang w:val="pt_PT" w:bidi="pt_PT"/>
         </w:rPr>
-        <w:t>συνκακοπάθησον</w:t>
-      </w:r>
-    </w:p>
-    <w:p>
-      <w:pPr/>
-      <w:r>
-        <w:rPr>
-          <w:lang w:val="pt_PT" w:bidi="pt_PT"/>
-        </w:rPr>
-      </w:r>
-      <w:r>
-        <w:rPr>
-          <w:b/>
-          <w:lang w:val="pt_PT" w:bidi="pt_PT"/>
-        </w:rPr>
         <w:t>"sofrer comigo".</w:t>
       </w:r>
     </w:p>
@@ -5267,21 +4609,6 @@
           <w:b/>
           <w:lang w:val="pt_PT" w:bidi="pt_PT"/>
         </w:rPr>
-        <w:t>τῷ εὐαγγελίῳ</w:t>
-      </w:r>
-    </w:p>
-    <w:p>
-      <w:pPr/>
-      <w:r>
-        <w:rPr>
-          <w:lang w:val="pt_PT" w:bidi="pt_PT"/>
-        </w:rPr>
-      </w:r>
-      <w:r>
-        <w:rPr>
-          <w:b/>
-          <w:lang w:val="pt_PT" w:bidi="pt_PT"/>
-        </w:rPr>
         <w:t>"ao evangelho".</w:t>
       </w:r>
     </w:p>
@@ -5378,21 +4705,6 @@
           <w:b/>
           <w:lang w:val="pt_PT" w:bidi="pt_PT"/>
         </w:rPr>
-        <w:t>κατὰ δύναμιν Θεοῦ</w:t>
-      </w:r>
-    </w:p>
-    <w:p>
-      <w:pPr/>
-      <w:r>
-        <w:rPr>
-          <w:lang w:val="pt_PT" w:bidi="pt_PT"/>
-        </w:rPr>
-      </w:r>
-      <w:r>
-        <w:rPr>
-          <w:b/>
-          <w:lang w:val="pt_PT" w:bidi="pt_PT"/>
-        </w:rPr>
         <w:t>"por amor ao evangelho".</w:t>
       </w:r>
     </w:p>
@@ -5476,21 +4788,6 @@
           <w:b/>
           <w:lang w:val="pt_PT" w:bidi="pt_PT"/>
         </w:rPr>
-        <w:t>κλήσει ἁγίᾳ</w:t>
-      </w:r>
-    </w:p>
-    <w:p>
-      <w:pPr/>
-      <w:r>
-        <w:rPr>
-          <w:lang w:val="pt_PT" w:bidi="pt_PT"/>
-        </w:rPr>
-      </w:r>
-      <w:r>
-        <w:rPr>
-          <w:b/>
-          <w:lang w:val="pt_PT" w:bidi="pt_PT"/>
-        </w:rPr>
         <w:t>"para sermos o seu povo".</w:t>
       </w:r>
     </w:p>
@@ -5574,21 +4871,6 @@
           <w:b/>
           <w:lang w:val="pt_PT" w:bidi="pt_PT"/>
         </w:rPr>
-        <w:t>οὐ κατὰ τὰ ἔργα ἡμῶν, ἀλλὰ κατὰ ἰδίαν πρόθεσιν καὶ χάριν, τὴν δοθεῖσαν ἡμῖν</w:t>
-      </w:r>
-    </w:p>
-    <w:p>
-      <w:pPr/>
-      <w:r>
-        <w:rPr>
-          <w:lang w:val="pt_PT" w:bidi="pt_PT"/>
-        </w:rPr>
-      </w:r>
-      <w:r>
-        <w:rPr>
-          <w:b/>
-          <w:lang w:val="pt_PT" w:bidi="pt_PT"/>
-        </w:rPr>
         <w:t>"Não foi por causa do que temos feito, mas porque este era o seu plano e por causa da sua graça".</w:t>
       </w:r>
     </w:p>
@@ -5794,21 +5076,6 @@
           <w:b/>
           <w:lang w:val="pt_PT" w:bidi="pt_PT"/>
         </w:rPr>
-        <w:t>τὴν δοθεῖσαν</w:t>
-      </w:r>
-    </w:p>
-    <w:p>
-      <w:pPr/>
-      <w:r>
-        <w:rPr>
-          <w:lang w:val="pt_PT" w:bidi="pt_PT"/>
-        </w:rPr>
-      </w:r>
-      <w:r>
-        <w:rPr>
-          <w:b/>
-          <w:lang w:val="pt_PT" w:bidi="pt_PT"/>
-        </w:rPr>
         <w:t>"Ele nos deu essa graça".</w:t>
       </w:r>
     </w:p>
@@ -5892,21 +5159,6 @@
           <w:b/>
           <w:lang w:val="pt_PT" w:bidi="pt_PT"/>
         </w:rPr>
-        <w:t>ἐν Χριστῷ Ἰησοῦ πρὸ χρόνων αἰωνίων</w:t>
-      </w:r>
-    </w:p>
-    <w:p>
-      <w:pPr/>
-      <w:r>
-        <w:rPr>
-          <w:lang w:val="pt_PT" w:bidi="pt_PT"/>
-        </w:rPr>
-      </w:r>
-      <w:r>
-        <w:rPr>
-          <w:b/>
-          <w:lang w:val="pt_PT" w:bidi="pt_PT"/>
-        </w:rPr>
         <w:t>"por meio de Cristo Jesus, antes da criação do mundo".</w:t>
       </w:r>
     </w:p>
@@ -5990,21 +5242,6 @@
           <w:b/>
           <w:lang w:val="pt_PT" w:bidi="pt_PT"/>
         </w:rPr>
-        <w:t>πρὸ χρόνων αἰωνίων</w:t>
-      </w:r>
-    </w:p>
-    <w:p>
-      <w:pPr/>
-      <w:r>
-        <w:rPr>
-          <w:lang w:val="pt_PT" w:bidi="pt_PT"/>
-        </w:rPr>
-      </w:r>
-      <w:r>
-        <w:rPr>
-          <w:b/>
-          <w:lang w:val="pt_PT" w:bidi="pt_PT"/>
-        </w:rPr>
         <w:t>"antes da criação do mundo".</w:t>
       </w:r>
     </w:p>
@@ -6114,21 +5351,6 @@
           <w:b/>
           <w:lang w:val="pt_PT" w:bidi="pt_PT"/>
         </w:rPr>
-        <w:t>φανερωθεῖσαν δὲ νῦν</w:t>
-      </w:r>
-    </w:p>
-    <w:p>
-      <w:pPr/>
-      <w:r>
-        <w:rPr>
-          <w:lang w:val="pt_PT" w:bidi="pt_PT"/>
-        </w:rPr>
-      </w:r>
-      <w:r>
-        <w:rPr>
-          <w:b/>
-          <w:lang w:val="pt_PT" w:bidi="pt_PT"/>
-        </w:rPr>
         <w:t>"mas agora ela foi revelada".</w:t>
       </w:r>
     </w:p>
@@ -6212,21 +5434,6 @@
           <w:b/>
           <w:lang w:val="pt_PT" w:bidi="pt_PT"/>
         </w:rPr>
-        <w:t>διὰ τῆς ἐπιφανείας τοῦ Σωτῆρος ἡμῶν, Χριστοῦ Ἰησοῦ</w:t>
-      </w:r>
-    </w:p>
-    <w:p>
-      <w:pPr/>
-      <w:r>
-        <w:rPr>
-          <w:lang w:val="pt_PT" w:bidi="pt_PT"/>
-        </w:rPr>
-      </w:r>
-      <w:r>
-        <w:rPr>
-          <w:b/>
-          <w:lang w:val="pt_PT" w:bidi="pt_PT"/>
-        </w:rPr>
         <w:t>"por meio do glorioso aparecimento de Cristo Jesus".</w:t>
       </w:r>
     </w:p>
@@ -6323,21 +5530,6 @@
           <w:b/>
           <w:lang w:val="pt_PT" w:bidi="pt_PT"/>
         </w:rPr>
-        <w:t>καταργήσαντος μὲν τὸν θάνατον</w:t>
-      </w:r>
-    </w:p>
-    <w:p>
-      <w:pPr/>
-      <w:r>
-        <w:rPr>
-          <w:lang w:val="pt_PT" w:bidi="pt_PT"/>
-        </w:rPr>
-      </w:r>
-      <w:r>
-        <w:rPr>
-          <w:b/>
-          <w:lang w:val="pt_PT" w:bidi="pt_PT"/>
-        </w:rPr>
         <w:t>"acabou com o poder da morte".</w:t>
       </w:r>
     </w:p>
@@ -6434,21 +5626,6 @@
           <w:b/>
           <w:lang w:val="pt_PT" w:bidi="pt_PT"/>
         </w:rPr>
-        <w:t>φωτίσαντος δὲ ζωὴν καὶ ἀφθαρσίαν διὰ τοῦ εὐαγγελίου</w:t>
-      </w:r>
-    </w:p>
-    <w:p>
-      <w:pPr/>
-      <w:r>
-        <w:rPr>
-          <w:lang w:val="pt_PT" w:bidi="pt_PT"/>
-        </w:rPr>
-      </w:r>
-      <w:r>
-        <w:rPr>
-          <w:b/>
-          <w:lang w:val="pt_PT" w:bidi="pt_PT"/>
-        </w:rPr>
         <w:t>"e, por meio do evangelho, revelou a vida que dura para sempre".</w:t>
       </w:r>
     </w:p>
@@ -6558,21 +5735,6 @@
           <w:b/>
           <w:lang w:val="pt_PT" w:bidi="pt_PT"/>
         </w:rPr>
-        <w:t>ζωὴν καὶ ἀφθαρσίαν</w:t>
-      </w:r>
-    </w:p>
-    <w:p>
-      <w:pPr/>
-      <w:r>
-        <w:rPr>
-          <w:lang w:val="pt_PT" w:bidi="pt_PT"/>
-        </w:rPr>
-      </w:r>
-      <w:r>
-        <w:rPr>
-          <w:b/>
-          <w:lang w:val="pt_PT" w:bidi="pt_PT"/>
-        </w:rPr>
         <w:t>"vida que dura para sempre".</w:t>
       </w:r>
     </w:p>
@@ -6682,21 +5844,6 @@
           <w:b/>
           <w:lang w:val="pt_PT" w:bidi="pt_PT"/>
         </w:rPr>
-        <w:t>ζωὴν καὶ ἀφθαρσίαν</w:t>
-      </w:r>
-    </w:p>
-    <w:p>
-      <w:pPr/>
-      <w:r>
-        <w:rPr>
-          <w:lang w:val="pt_PT" w:bidi="pt_PT"/>
-        </w:rPr>
-      </w:r>
-      <w:r>
-        <w:rPr>
-          <w:b/>
-          <w:lang w:val="pt_PT" w:bidi="pt_PT"/>
-        </w:rPr>
         <w:t>"vida que dura para sempre".</w:t>
       </w:r>
     </w:p>
@@ -6806,21 +5953,6 @@
           <w:b/>
           <w:lang w:val="pt_PT" w:bidi="pt_PT"/>
         </w:rPr>
-        <w:t>ζωὴν</w:t>
-      </w:r>
-    </w:p>
-    <w:p>
-      <w:pPr/>
-      <w:r>
-        <w:rPr>
-          <w:lang w:val="pt_PT" w:bidi="pt_PT"/>
-        </w:rPr>
-      </w:r>
-      <w:r>
-        <w:rPr>
-          <w:b/>
-          <w:lang w:val="pt_PT" w:bidi="pt_PT"/>
-        </w:rPr>
         <w:t>"vida".</w:t>
       </w:r>
     </w:p>
@@ -6904,21 +6036,6 @@
           <w:b/>
           <w:lang w:val="pt_PT" w:bidi="pt_PT"/>
         </w:rPr>
-        <w:t>εἰς ὃ</w:t>
-      </w:r>
-    </w:p>
-    <w:p>
-      <w:pPr/>
-      <w:r>
-        <w:rPr>
-          <w:lang w:val="pt_PT" w:bidi="pt_PT"/>
-        </w:rPr>
-      </w:r>
-      <w:r>
-        <w:rPr>
-          <w:b/>
-          <w:lang w:val="pt_PT" w:bidi="pt_PT"/>
-        </w:rPr>
         <w:t>"para anunciar o evangelho".</w:t>
       </w:r>
     </w:p>
@@ -7015,21 +6132,6 @@
           <w:b/>
           <w:lang w:val="pt_PT" w:bidi="pt_PT"/>
         </w:rPr>
-        <w:t>ἐτέθην ἐγὼ</w:t>
-      </w:r>
-    </w:p>
-    <w:p>
-      <w:pPr/>
-      <w:r>
-        <w:rPr>
-          <w:lang w:val="pt_PT" w:bidi="pt_PT"/>
-        </w:rPr>
-      </w:r>
-      <w:r>
-        <w:rPr>
-          <w:b/>
-          <w:lang w:val="pt_PT" w:bidi="pt_PT"/>
-        </w:rPr>
         <w:t>"Deus me escolheu".</w:t>
       </w:r>
     </w:p>
@@ -7113,21 +6215,6 @@
           <w:b/>
           <w:lang w:val="pt_PT" w:bidi="pt_PT"/>
         </w:rPr>
-        <w:t>κῆρυξ</w:t>
-      </w:r>
-    </w:p>
-    <w:p>
-      <w:pPr/>
-      <w:r>
-        <w:rPr>
-          <w:lang w:val="pt_PT" w:bidi="pt_PT"/>
-        </w:rPr>
-      </w:r>
-      <w:r>
-        <w:rPr>
-          <w:b/>
-          <w:lang w:val="pt_PT" w:bidi="pt_PT"/>
-        </w:rPr>
         <w:t>"mestre".</w:t>
       </w:r>
     </w:p>
@@ -7224,21 +6311,6 @@
           <w:b/>
           <w:lang w:val="pt_PT" w:bidi="pt_PT"/>
         </w:rPr>
-        <w:t>διδάσκαλος</w:t>
-      </w:r>
-    </w:p>
-    <w:p>
-      <w:pPr/>
-      <w:r>
-        <w:rPr>
-          <w:lang w:val="pt_PT" w:bidi="pt_PT"/>
-        </w:rPr>
-      </w:r>
-      <w:r>
-        <w:rPr>
-          <w:b/>
-          <w:lang w:val="pt_PT" w:bidi="pt_PT"/>
-        </w:rPr>
         <w:t>"mestre".</w:t>
       </w:r>
     </w:p>
@@ -7308,21 +6380,6 @@
         <w:rPr>
           <w:lang w:val="pt_PT" w:bidi="pt_PT"/>
         </w:rPr>
-      </w:r>
-    </w:p>
-    <w:p>
-      <w:pPr/>
-      <w:r>
-        <w:rPr>
-          <w:lang w:val="pt_PT" w:bidi="pt_PT"/>
-        </w:rPr>
-      </w:r>
-      <w:r>
-        <w:rPr>
-          <w:b/>
-          <w:lang w:val="pt_PT" w:bidi="pt_PT"/>
-        </w:rPr>
-        <w:t>δι’ ἣν αἰτίαν</w:t>
       </w:r>
     </w:p>
     <w:p>
@@ -7438,21 +6495,6 @@
           <w:b/>
           <w:lang w:val="pt_PT" w:bidi="pt_PT"/>
         </w:rPr>
-        <w:t>καὶ ταῦτα πάσχω</w:t>
-      </w:r>
-    </w:p>
-    <w:p>
-      <w:pPr/>
-      <w:r>
-        <w:rPr>
-          <w:lang w:val="pt_PT" w:bidi="pt_PT"/>
-        </w:rPr>
-      </w:r>
-      <w:r>
-        <w:rPr>
-          <w:b/>
-          <w:lang w:val="pt_PT" w:bidi="pt_PT"/>
-        </w:rPr>
         <w:t>"que sofro essas coisas".</w:t>
       </w:r>
     </w:p>
@@ -7567,21 +6609,6 @@
           <w:b/>
           <w:lang w:val="pt_PT" w:bidi="pt_PT"/>
         </w:rPr>
-        <w:t>οὐκ ἐπαισχύνομαι</w:t>
-      </w:r>
-    </w:p>
-    <w:p>
-      <w:pPr/>
-      <w:r>
-        <w:rPr>
-          <w:lang w:val="pt_PT" w:bidi="pt_PT"/>
-        </w:rPr>
-      </w:r>
-      <w:r>
-        <w:rPr>
-          <w:b/>
-          <w:lang w:val="pt_PT" w:bidi="pt_PT"/>
-        </w:rPr>
         <w:t>"Mas eu ainda tenho muita confiança".</w:t>
       </w:r>
     </w:p>
@@ -7665,21 +6692,6 @@
           <w:b/>
           <w:lang w:val="pt_PT" w:bidi="pt_PT"/>
         </w:rPr>
-        <w:t>ᾧ</w:t>
-      </w:r>
-    </w:p>
-    <w:p>
-      <w:pPr/>
-      <w:r>
-        <w:rPr>
-          <w:lang w:val="pt_PT" w:bidi="pt_PT"/>
-        </w:rPr>
-      </w:r>
-      <w:r>
-        <w:rPr>
-          <w:b/>
-          <w:lang w:val="pt_PT" w:bidi="pt_PT"/>
-        </w:rPr>
         <w:t>"em quem".</w:t>
       </w:r>
     </w:p>
@@ -7776,21 +6788,6 @@
           <w:b/>
           <w:lang w:val="pt_PT" w:bidi="pt_PT"/>
         </w:rPr>
-        <w:t>πέπεισμαι</w:t>
-      </w:r>
-    </w:p>
-    <w:p>
-      <w:pPr/>
-      <w:r>
-        <w:rPr>
-          <w:lang w:val="pt_PT" w:bidi="pt_PT"/>
-        </w:rPr>
-      </w:r>
-      <w:r>
-        <w:rPr>
-          <w:b/>
-          <w:lang w:val="pt_PT" w:bidi="pt_PT"/>
-        </w:rPr>
         <w:t>"e estou certo de que".</w:t>
       </w:r>
     </w:p>
@@ -7874,21 +6871,6 @@
           <w:b/>
           <w:lang w:val="pt_PT" w:bidi="pt_PT"/>
         </w:rPr>
-        <w:t>τὴν παραθήκην μου φυλάξαι</w:t>
-      </w:r>
-    </w:p>
-    <w:p>
-      <w:pPr/>
-      <w:r>
-        <w:rPr>
-          <w:lang w:val="pt_PT" w:bidi="pt_PT"/>
-        </w:rPr>
-      </w:r>
-      <w:r>
-        <w:rPr>
-          <w:b/>
-          <w:lang w:val="pt_PT" w:bidi="pt_PT"/>
-        </w:rPr>
         <w:t xml:space="preserve">"para guardar... aquilo que ele me confiou". </w:t>
       </w:r>
     </w:p>
@@ -7972,21 +6954,6 @@
           <w:b/>
           <w:lang w:val="pt_PT" w:bidi="pt_PT"/>
         </w:rPr>
-        <w:t>τὴν παραθήκην μου φυλάξαι</w:t>
-      </w:r>
-    </w:p>
-    <w:p>
-      <w:pPr/>
-      <w:r>
-        <w:rPr>
-          <w:lang w:val="pt_PT" w:bidi="pt_PT"/>
-        </w:rPr>
-      </w:r>
-      <w:r>
-        <w:rPr>
-          <w:b/>
-          <w:lang w:val="pt_PT" w:bidi="pt_PT"/>
-        </w:rPr>
         <w:t>"para guardar, até aquele dia, aquilo que ele me confiou".</w:t>
       </w:r>
     </w:p>
@@ -8070,21 +7037,6 @@
           <w:b/>
           <w:lang w:val="pt_PT" w:bidi="pt_PT"/>
         </w:rPr>
-        <w:t>ἐκείνην τὴν ἡμέραν</w:t>
-      </w:r>
-    </w:p>
-    <w:p>
-      <w:pPr/>
-      <w:r>
-        <w:rPr>
-          <w:lang w:val="pt_PT" w:bidi="pt_PT"/>
-        </w:rPr>
-      </w:r>
-      <w:r>
-        <w:rPr>
-          <w:b/>
-          <w:lang w:val="pt_PT" w:bidi="pt_PT"/>
-        </w:rPr>
         <w:t>"até aquele dia".</w:t>
       </w:r>
     </w:p>
@@ -8168,21 +7120,6 @@
           <w:b/>
           <w:lang w:val="pt_PT" w:bidi="pt_PT"/>
         </w:rPr>
-        <w:t>ὑποτύπωσιν ἔχε</w:t>
-      </w:r>
-    </w:p>
-    <w:p>
-      <w:pPr/>
-      <w:r>
-        <w:rPr>
-          <w:lang w:val="pt_PT" w:bidi="pt_PT"/>
-        </w:rPr>
-      </w:r>
-      <w:r>
-        <w:rPr>
-          <w:b/>
-          <w:lang w:val="pt_PT" w:bidi="pt_PT"/>
-        </w:rPr>
         <w:t>"Tome como modelo".</w:t>
       </w:r>
     </w:p>
@@ -8279,21 +7216,6 @@
           <w:b/>
           <w:lang w:val="pt_PT" w:bidi="pt_PT"/>
         </w:rPr>
-        <w:t>ὑγιαινόντων λόγων</w:t>
-      </w:r>
-    </w:p>
-    <w:p>
-      <w:pPr/>
-      <w:r>
-        <w:rPr>
-          <w:lang w:val="pt_PT" w:bidi="pt_PT"/>
-        </w:rPr>
-      </w:r>
-      <w:r>
-        <w:rPr>
-          <w:b/>
-          <w:lang w:val="pt_PT" w:bidi="pt_PT"/>
-        </w:rPr>
         <w:t>"os ensinamentos verdadeiros".</w:t>
       </w:r>
     </w:p>
@@ -8403,21 +7325,6 @@
           <w:b/>
           <w:lang w:val="pt_PT" w:bidi="pt_PT"/>
         </w:rPr>
-        <w:t>ὑγιαινόντων λόγων</w:t>
-      </w:r>
-    </w:p>
-    <w:p>
-      <w:pPr/>
-      <w:r>
-        <w:rPr>
-          <w:lang w:val="pt_PT" w:bidi="pt_PT"/>
-        </w:rPr>
-      </w:r>
-      <w:r>
-        <w:rPr>
-          <w:b/>
-          <w:lang w:val="pt_PT" w:bidi="pt_PT"/>
-        </w:rPr>
         <w:t>"os ensinamentos verdadeiros".</w:t>
       </w:r>
     </w:p>
@@ -8501,21 +7408,6 @@
           <w:b/>
           <w:lang w:val="pt_PT" w:bidi="pt_PT"/>
         </w:rPr>
-        <w:t>ἐν πίστει καὶ ἀγάπῃ τῇ ἐν Χριστῷ Ἰησοῦ</w:t>
-      </w:r>
-    </w:p>
-    <w:p>
-      <w:pPr/>
-      <w:r>
-        <w:rPr>
-          <w:lang w:val="pt_PT" w:bidi="pt_PT"/>
-        </w:rPr>
-      </w:r>
-      <w:r>
-        <w:rPr>
-          <w:b/>
-          <w:lang w:val="pt_PT" w:bidi="pt_PT"/>
-        </w:rPr>
         <w:t>"na fé e no amor que temos por estarmos unidos com Cristo Jesus".</w:t>
       </w:r>
     </w:p>
@@ -8625,21 +7517,6 @@
           <w:b/>
           <w:lang w:val="pt_PT" w:bidi="pt_PT"/>
         </w:rPr>
-        <w:t>τῇ ἐν Χριστῷ Ἰησοῦ</w:t>
-      </w:r>
-    </w:p>
-    <w:p>
-      <w:pPr/>
-      <w:r>
-        <w:rPr>
-          <w:lang w:val="pt_PT" w:bidi="pt_PT"/>
-        </w:rPr>
-      </w:r>
-      <w:r>
-        <w:rPr>
-          <w:b/>
-          <w:lang w:val="pt_PT" w:bidi="pt_PT"/>
-        </w:rPr>
         <w:t>"por estarmos unidos com Cristo Jesus".</w:t>
       </w:r>
     </w:p>
@@ -8736,21 +7613,6 @@
           <w:b/>
           <w:lang w:val="pt_PT" w:bidi="pt_PT"/>
         </w:rPr>
-        <w:t>τῇ ἐν Χριστῷ Ἰησοῦ</w:t>
-      </w:r>
-    </w:p>
-    <w:p>
-      <w:pPr/>
-      <w:r>
-        <w:rPr>
-          <w:lang w:val="pt_PT" w:bidi="pt_PT"/>
-        </w:rPr>
-      </w:r>
-      <w:r>
-        <w:rPr>
-          <w:b/>
-          <w:lang w:val="pt_PT" w:bidi="pt_PT"/>
-        </w:rPr>
         <w:t>"por estarmos unidos com Cristo Jesus".</w:t>
       </w:r>
     </w:p>
@@ -8834,21 +7696,6 @@
           <w:b/>
           <w:lang w:val="pt_PT" w:bidi="pt_PT"/>
         </w:rPr>
-        <w:t>τὴν καλὴν παραθήκην φύλαξον</w:t>
-      </w:r>
-    </w:p>
-    <w:p>
-      <w:pPr/>
-      <w:r>
-        <w:rPr>
-          <w:lang w:val="pt_PT" w:bidi="pt_PT"/>
-        </w:rPr>
-      </w:r>
-      <w:r>
-        <w:rPr>
-          <w:b/>
-          <w:lang w:val="pt_PT" w:bidi="pt_PT"/>
-        </w:rPr>
         <w:t>"guarde esse precioso tesouro".</w:t>
       </w:r>
     </w:p>
@@ -8958,21 +7805,6 @@
           <w:b/>
           <w:lang w:val="pt_PT" w:bidi="pt_PT"/>
         </w:rPr>
-        <w:t>διὰ Πνεύματος Ἁγίου</w:t>
-      </w:r>
-    </w:p>
-    <w:p>
-      <w:pPr/>
-      <w:r>
-        <w:rPr>
-          <w:lang w:val="pt_PT" w:bidi="pt_PT"/>
-        </w:rPr>
-      </w:r>
-      <w:r>
-        <w:rPr>
-          <w:b/>
-          <w:lang w:val="pt_PT" w:bidi="pt_PT"/>
-        </w:rPr>
         <w:t>"por meio do poder do Espírito Santo".</w:t>
       </w:r>
     </w:p>
@@ -9036,21 +7868,6 @@
           <w:b/>
           <w:lang w:val="pt_PT" w:bidi="pt_PT"/>
         </w:rPr>
-        <w:t>τοῦ ἐνοικοῦντος ἐν ἡμῖν</w:t>
-      </w:r>
-    </w:p>
-    <w:p>
-      <w:pPr/>
-      <w:r>
-        <w:rPr>
-          <w:lang w:val="pt_PT" w:bidi="pt_PT"/>
-        </w:rPr>
-      </w:r>
-      <w:r>
-        <w:rPr>
-          <w:b/>
-          <w:lang w:val="pt_PT" w:bidi="pt_PT"/>
-        </w:rPr>
         <w:t>"que vive em nós".</w:t>
       </w:r>
     </w:p>
@@ -9134,21 +7951,6 @@
           <w:b/>
           <w:lang w:val="pt_PT" w:bidi="pt_PT"/>
         </w:rPr>
-        <w:t>οἶδας τοῦτο, ὅτι</w:t>
-      </w:r>
-    </w:p>
-    <w:p>
-      <w:pPr/>
-      <w:r>
-        <w:rPr>
-          <w:lang w:val="pt_PT" w:bidi="pt_PT"/>
-        </w:rPr>
-      </w:r>
-      <w:r>
-        <w:rPr>
-          <w:b/>
-          <w:lang w:val="pt_PT" w:bidi="pt_PT"/>
-        </w:rPr>
         <w:t>"Você já sabe que".</w:t>
       </w:r>
     </w:p>
@@ -9232,21 +8034,6 @@
           <w:b/>
           <w:lang w:val="pt_PT" w:bidi="pt_PT"/>
         </w:rPr>
-        <w:t>πάντες οἱ ἐν τῇ Ἀσίᾳ</w:t>
-      </w:r>
-    </w:p>
-    <w:p>
-      <w:pPr/>
-      <w:r>
-        <w:rPr>
-          <w:lang w:val="pt_PT" w:bidi="pt_PT"/>
-        </w:rPr>
-      </w:r>
-      <w:r>
-        <w:rPr>
-          <w:b/>
-          <w:lang w:val="pt_PT" w:bidi="pt_PT"/>
-        </w:rPr>
         <w:t>"todos os irmãos da província da Ásia".</w:t>
       </w:r>
     </w:p>
@@ -9343,21 +8130,6 @@
           <w:b/>
           <w:lang w:val="pt_PT" w:bidi="pt_PT"/>
         </w:rPr>
-        <w:t>οἱ ἐν τῇ Ἀσίᾳ</w:t>
-      </w:r>
-    </w:p>
-    <w:p>
-      <w:pPr/>
-      <w:r>
-        <w:rPr>
-          <w:lang w:val="pt_PT" w:bidi="pt_PT"/>
-        </w:rPr>
-      </w:r>
-      <w:r>
-        <w:rPr>
-          <w:b/>
-          <w:lang w:val="pt_PT" w:bidi="pt_PT"/>
-        </w:rPr>
         <w:t>"os irmãos da província da Ásia".</w:t>
       </w:r>
     </w:p>
@@ -9454,21 +8226,6 @@
           <w:b/>
           <w:lang w:val="pt_PT" w:bidi="pt_PT"/>
         </w:rPr>
-        <w:t>ἀπεστράφησάν με</w:t>
-      </w:r>
-    </w:p>
-    <w:p>
-      <w:pPr/>
-      <w:r>
-        <w:rPr>
-          <w:lang w:val="pt_PT" w:bidi="pt_PT"/>
-        </w:rPr>
-      </w:r>
-      <w:r>
-        <w:rPr>
-          <w:b/>
-          <w:lang w:val="pt_PT" w:bidi="pt_PT"/>
-        </w:rPr>
         <w:t>"me abandonaram".</w:t>
       </w:r>
     </w:p>
@@ -9552,21 +8309,6 @@
           <w:b/>
           <w:lang w:val="pt_PT" w:bidi="pt_PT"/>
         </w:rPr>
-        <w:t>ἀπεστράφησάν με</w:t>
-      </w:r>
-    </w:p>
-    <w:p>
-      <w:pPr/>
-      <w:r>
-        <w:rPr>
-          <w:lang w:val="pt_PT" w:bidi="pt_PT"/>
-        </w:rPr>
-      </w:r>
-      <w:r>
-        <w:rPr>
-          <w:b/>
-          <w:lang w:val="pt_PT" w:bidi="pt_PT"/>
-        </w:rPr>
         <w:t>"me abandonaram".</w:t>
       </w:r>
     </w:p>
@@ -9663,21 +8405,6 @@
           <w:b/>
           <w:lang w:val="pt_PT" w:bidi="pt_PT"/>
         </w:rPr>
-        <w:t>Φύγελος &amp; Ἑρμογένης</w:t>
-      </w:r>
-    </w:p>
-    <w:p>
-      <w:pPr/>
-      <w:r>
-        <w:rPr>
-          <w:lang w:val="pt_PT" w:bidi="pt_PT"/>
-        </w:rPr>
-      </w:r>
-      <w:r>
-        <w:rPr>
-          <w:b/>
-          <w:lang w:val="pt_PT" w:bidi="pt_PT"/>
-        </w:rPr>
         <w:t>"Fígelo"</w:t>
       </w:r>
       <w:r>
@@ -9800,21 +8527,6 @@
           <w:b/>
           <w:lang w:val="pt_PT" w:bidi="pt_PT"/>
         </w:rPr>
-        <w:t>δῴη ἔλεος ὁ Κύριος τῷ Ὀνησιφόρου οἴκῳ</w:t>
-      </w:r>
-    </w:p>
-    <w:p>
-      <w:pPr/>
-      <w:r>
-        <w:rPr>
-          <w:lang w:val="pt_PT" w:bidi="pt_PT"/>
-        </w:rPr>
-      </w:r>
-      <w:r>
-        <w:rPr>
-          <w:b/>
-          <w:lang w:val="pt_PT" w:bidi="pt_PT"/>
-        </w:rPr>
         <w:t>"Que o Senhor seja bondoso com a família de Onesíforo".</w:t>
       </w:r>
     </w:p>
@@ -9911,21 +8623,6 @@
           <w:b/>
           <w:lang w:val="pt_PT" w:bidi="pt_PT"/>
         </w:rPr>
-        <w:t>δῴη ἔλεος ὁ Κύριος</w:t>
-      </w:r>
-    </w:p>
-    <w:p>
-      <w:pPr/>
-      <w:r>
-        <w:rPr>
-          <w:lang w:val="pt_PT" w:bidi="pt_PT"/>
-        </w:rPr>
-      </w:r>
-      <w:r>
-        <w:rPr>
-          <w:b/>
-          <w:lang w:val="pt_PT" w:bidi="pt_PT"/>
-        </w:rPr>
         <w:t>"Que o Senhor seja bondoso".</w:t>
       </w:r>
     </w:p>
@@ -10009,21 +8706,6 @@
           <w:b/>
           <w:lang w:val="pt_PT" w:bidi="pt_PT"/>
         </w:rPr>
-        <w:t>Ὀνησιφόρου</w:t>
-      </w:r>
-    </w:p>
-    <w:p>
-      <w:pPr/>
-      <w:r>
-        <w:rPr>
-          <w:lang w:val="pt_PT" w:bidi="pt_PT"/>
-        </w:rPr>
-      </w:r>
-      <w:r>
-        <w:rPr>
-          <w:b/>
-          <w:lang w:val="pt_PT" w:bidi="pt_PT"/>
-        </w:rPr>
         <w:t>"de Onesíforo".</w:t>
       </w:r>
     </w:p>
@@ -10120,21 +8802,6 @@
           <w:b/>
           <w:lang w:val="pt_PT" w:bidi="pt_PT"/>
         </w:rPr>
-        <w:t>τὴν ἅλυσίν μου οὐκ ἐπησχύνθη</w:t>
-      </w:r>
-    </w:p>
-    <w:p>
-      <w:pPr/>
-      <w:r>
-        <w:rPr>
-          <w:lang w:val="pt_PT" w:bidi="pt_PT"/>
-        </w:rPr>
-      </w:r>
-      <w:r>
-        <w:rPr>
-          <w:b/>
-          <w:lang w:val="pt_PT" w:bidi="pt_PT"/>
-        </w:rPr>
         <w:t>"não teve vergonha de mim por eu estar na cadeia".</w:t>
       </w:r>
     </w:p>
@@ -10218,21 +8885,6 @@
           <w:b/>
           <w:lang w:val="pt_PT" w:bidi="pt_PT"/>
         </w:rPr>
-        <w:t>τὴν ἅλυσίν μου</w:t>
-      </w:r>
-    </w:p>
-    <w:p>
-      <w:pPr/>
-      <w:r>
-        <w:rPr>
-          <w:lang w:val="pt_PT" w:bidi="pt_PT"/>
-        </w:rPr>
-      </w:r>
-      <w:r>
-        <w:rPr>
-          <w:b/>
-          <w:lang w:val="pt_PT" w:bidi="pt_PT"/>
-        </w:rPr>
         <w:t>"por eu estar na cadeia".</w:t>
       </w:r>
     </w:p>
@@ -10316,21 +8968,6 @@
           <w:b/>
           <w:lang w:val="pt_PT" w:bidi="pt_PT"/>
         </w:rPr>
-        <w:t>ἀλλὰ</w:t>
-      </w:r>
-    </w:p>
-    <w:p>
-      <w:pPr/>
-      <w:r>
-        <w:rPr>
-          <w:lang w:val="pt_PT" w:bidi="pt_PT"/>
-        </w:rPr>
-      </w:r>
-      <w:r>
-        <w:rPr>
-          <w:b/>
-          <w:lang w:val="pt_PT" w:bidi="pt_PT"/>
-        </w:rPr>
         <w:t>"Pelo contrário".</w:t>
       </w:r>
     </w:p>
@@ -10440,21 +9077,6 @@
           <w:b/>
           <w:lang w:val="pt_PT" w:bidi="pt_PT"/>
         </w:rPr>
-        <w:t>ἐν Ῥώμῃ</w:t>
-      </w:r>
-    </w:p>
-    <w:p>
-      <w:pPr/>
-      <w:r>
-        <w:rPr>
-          <w:lang w:val="pt_PT" w:bidi="pt_PT"/>
-        </w:rPr>
-      </w:r>
-      <w:r>
-        <w:rPr>
-          <w:b/>
-          <w:lang w:val="pt_PT" w:bidi="pt_PT"/>
-        </w:rPr>
         <w:t>"a Roma".</w:t>
       </w:r>
     </w:p>
@@ -10551,21 +9173,6 @@
           <w:b/>
           <w:lang w:val="pt_PT" w:bidi="pt_PT"/>
         </w:rPr>
-        <w:t>(δῴη αὐτῷ ὁ Κύριος, εὑρεῖν ἔλεος παρὰ Κυρίου ἐν ἐκείνῃ τῇ ἡμέρᾳ), καὶ ὅσα ἐν Ἐφέσῳ διηκόνησεν, βέλτιον σὺ γινώσκεις</w:t>
-      </w:r>
-    </w:p>
-    <w:p>
-      <w:pPr/>
-      <w:r>
-        <w:rPr>
-          <w:lang w:val="pt_PT" w:bidi="pt_PT"/>
-        </w:rPr>
-      </w:r>
-      <w:r>
-        <w:rPr>
-          <w:b/>
-          <w:lang w:val="pt_PT" w:bidi="pt_PT"/>
-        </w:rPr>
         <w:t>"Que o Senhor dê a ele a certeza de que naquele dia ele receberá a sua misericórdia! E você sabe melhor do que eu o quanto ele me ajudou em Éfeso".</w:t>
       </w:r>
     </w:p>
@@ -10635,21 +9242,6 @@
         <w:rPr>
           <w:lang w:val="pt_PT" w:bidi="pt_PT"/>
         </w:rPr>
-      </w:r>
-    </w:p>
-    <w:p>
-      <w:pPr/>
-      <w:r>
-        <w:rPr>
-          <w:lang w:val="pt_PT" w:bidi="pt_PT"/>
-        </w:rPr>
-      </w:r>
-      <w:r>
-        <w:rPr>
-          <w:b/>
-          <w:lang w:val="pt_PT" w:bidi="pt_PT"/>
-        </w:rPr>
-        <w:t>δῴη αὐτῷ ὁ Κύριος, εὑρεῖν ἔλεος παρὰ Κυρίου</w:t>
       </w:r>
     </w:p>
     <w:p>
@@ -10765,21 +9357,6 @@
           <w:b/>
           <w:lang w:val="pt_PT" w:bidi="pt_PT"/>
         </w:rPr>
-        <w:t>εὑρεῖν ἔλεος παρὰ Κυρίου</w:t>
-      </w:r>
-    </w:p>
-    <w:p>
-      <w:pPr/>
-      <w:r>
-        <w:rPr>
-          <w:lang w:val="pt_PT" w:bidi="pt_PT"/>
-        </w:rPr>
-      </w:r>
-      <w:r>
-        <w:rPr>
-          <w:b/>
-          <w:lang w:val="pt_PT" w:bidi="pt_PT"/>
-        </w:rPr>
         <w:t>"receberá a sua misericórdia".</w:t>
       </w:r>
     </w:p>
@@ -10876,21 +9453,6 @@
           <w:b/>
           <w:lang w:val="pt_PT" w:bidi="pt_PT"/>
         </w:rPr>
-        <w:t>εὑρεῖν ἔλεος παρὰ Κυρίου</w:t>
-      </w:r>
-    </w:p>
-    <w:p>
-      <w:pPr/>
-      <w:r>
-        <w:rPr>
-          <w:lang w:val="pt_PT" w:bidi="pt_PT"/>
-        </w:rPr>
-      </w:r>
-      <w:r>
-        <w:rPr>
-          <w:b/>
-          <w:lang w:val="pt_PT" w:bidi="pt_PT"/>
-        </w:rPr>
         <w:t>"receberá a sua misericórdia".</w:t>
       </w:r>
     </w:p>
@@ -10987,21 +9549,6 @@
           <w:b/>
           <w:lang w:val="pt_PT" w:bidi="pt_PT"/>
         </w:rPr>
-        <w:t>ἐν ἐκείνῃ τῇ ἡμέρᾳ</w:t>
-      </w:r>
-    </w:p>
-    <w:p>
-      <w:pPr/>
-      <w:r>
-        <w:rPr>
-          <w:lang w:val="pt_PT" w:bidi="pt_PT"/>
-        </w:rPr>
-      </w:r>
-      <w:r>
-        <w:rPr>
-          <w:b/>
-          <w:lang w:val="pt_PT" w:bidi="pt_PT"/>
-        </w:rPr>
         <w:t>"naquele dia".</w:t>
       </w:r>
     </w:p>
@@ -11085,21 +9632,6 @@
           <w:b/>
           <w:lang w:val="pt_PT" w:bidi="pt_PT"/>
         </w:rPr>
-        <w:t>ὅσα &amp; διηκόνησεν</w:t>
-      </w:r>
-    </w:p>
-    <w:p>
-      <w:pPr/>
-      <w:r>
-        <w:rPr>
-          <w:lang w:val="pt_PT" w:bidi="pt_PT"/>
-        </w:rPr>
-      </w:r>
-      <w:r>
-        <w:rPr>
-          <w:b/>
-          <w:lang w:val="pt_PT" w:bidi="pt_PT"/>
-        </w:rPr>
         <w:t>"o quanto ele me ajudou".</w:t>
       </w:r>
     </w:p>
@@ -11182,21 +9714,6 @@
         <w:rPr>
           <w:lang w:val="pt_PT" w:bidi="pt_PT"/>
         </w:rPr>
-      </w:r>
-    </w:p>
-    <w:p>
-      <w:pPr/>
-      <w:r>
-        <w:rPr>
-          <w:lang w:val="pt_PT" w:bidi="pt_PT"/>
-        </w:rPr>
-      </w:r>
-      <w:r>
-        <w:rPr>
-          <w:b/>
-          <w:lang w:val="pt_PT" w:bidi="pt_PT"/>
-        </w:rPr>
-        <w:t>σὺ οὖν</w:t>
       </w:r>
     </w:p>
     <w:p>
@@ -11312,21 +9829,6 @@
           <w:b/>
           <w:lang w:val="pt_PT" w:bidi="pt_PT"/>
         </w:rPr>
-        <w:t>τέκνον μου</w:t>
-      </w:r>
-    </w:p>
-    <w:p>
-      <w:pPr/>
-      <w:r>
-        <w:rPr>
-          <w:lang w:val="pt_PT" w:bidi="pt_PT"/>
-        </w:rPr>
-      </w:r>
-      <w:r>
-        <w:rPr>
-          <w:b/>
-          <w:lang w:val="pt_PT" w:bidi="pt_PT"/>
-        </w:rPr>
         <w:t>"meu filho".</w:t>
       </w:r>
     </w:p>
@@ -11423,21 +9925,6 @@
           <w:b/>
           <w:lang w:val="pt_PT" w:bidi="pt_PT"/>
         </w:rPr>
-        <w:t>ἐνδυναμοῦ</w:t>
-      </w:r>
-    </w:p>
-    <w:p>
-      <w:pPr/>
-      <w:r>
-        <w:rPr>
-          <w:lang w:val="pt_PT" w:bidi="pt_PT"/>
-        </w:rPr>
-      </w:r>
-      <w:r>
-        <w:rPr>
-          <w:b/>
-          <w:lang w:val="pt_PT" w:bidi="pt_PT"/>
-        </w:rPr>
         <w:t>"seja forte".</w:t>
       </w:r>
     </w:p>
@@ -11521,21 +10008,6 @@
           <w:b/>
           <w:lang w:val="pt_PT" w:bidi="pt_PT"/>
         </w:rPr>
-        <w:t>ἐν τῇ χάριτι τῇ ἐν Χριστῷ Ἰησοῦ</w:t>
-      </w:r>
-    </w:p>
-    <w:p>
-      <w:pPr/>
-      <w:r>
-        <w:rPr>
-          <w:lang w:val="pt_PT" w:bidi="pt_PT"/>
-        </w:rPr>
-      </w:r>
-      <w:r>
-        <w:rPr>
-          <w:b/>
-          <w:lang w:val="pt_PT" w:bidi="pt_PT"/>
-        </w:rPr>
         <w:t>"por meio da graça que é nossa por estarmos unidos com Cristo Jesus".</w:t>
       </w:r>
     </w:p>
@@ -11632,21 +10104,6 @@
           <w:b/>
           <w:lang w:val="pt_PT" w:bidi="pt_PT"/>
         </w:rPr>
-        <w:t>ἐν τῇ χάριτι</w:t>
-      </w:r>
-    </w:p>
-    <w:p>
-      <w:pPr/>
-      <w:r>
-        <w:rPr>
-          <w:lang w:val="pt_PT" w:bidi="pt_PT"/>
-        </w:rPr>
-      </w:r>
-      <w:r>
-        <w:rPr>
-          <w:b/>
-          <w:lang w:val="pt_PT" w:bidi="pt_PT"/>
-        </w:rPr>
         <w:t>"por meio da graça".</w:t>
       </w:r>
     </w:p>
@@ -11756,21 +10213,6 @@
           <w:b/>
           <w:lang w:val="pt_PT" w:bidi="pt_PT"/>
         </w:rPr>
-        <w:t>τῇ ἐν Χριστῷ Ἰησοῦ</w:t>
-      </w:r>
-    </w:p>
-    <w:p>
-      <w:pPr/>
-      <w:r>
-        <w:rPr>
-          <w:lang w:val="pt_PT" w:bidi="pt_PT"/>
-        </w:rPr>
-      </w:r>
-      <w:r>
-        <w:rPr>
-          <w:b/>
-          <w:lang w:val="pt_PT" w:bidi="pt_PT"/>
-        </w:rPr>
         <w:t>"por estarmos unidos com Cristo Jesus".</w:t>
       </w:r>
     </w:p>
@@ -11932,21 +10374,6 @@
           <w:b/>
           <w:lang w:val="pt_PT" w:bidi="pt_PT"/>
         </w:rPr>
-        <w:t>διὰ πολλῶν μαρτύρων</w:t>
-      </w:r>
-    </w:p>
-    <w:p>
-      <w:pPr/>
-      <w:r>
-        <w:rPr>
-          <w:lang w:val="pt_PT" w:bidi="pt_PT"/>
-        </w:rPr>
-      </w:r>
-      <w:r>
-        <w:rPr>
-          <w:b/>
-          <w:lang w:val="pt_PT" w:bidi="pt_PT"/>
-        </w:rPr>
         <w:t>"de muitas testemunhas".</w:t>
       </w:r>
     </w:p>
@@ -12043,21 +10470,6 @@
           <w:b/>
           <w:lang w:val="pt_PT" w:bidi="pt_PT"/>
         </w:rPr>
-        <w:t>ταῦτα παράθου</w:t>
-      </w:r>
-    </w:p>
-    <w:p>
-      <w:pPr/>
-      <w:r>
-        <w:rPr>
-          <w:lang w:val="pt_PT" w:bidi="pt_PT"/>
-        </w:rPr>
-      </w:r>
-      <w:r>
-        <w:rPr>
-          <w:b/>
-          <w:lang w:val="pt_PT" w:bidi="pt_PT"/>
-        </w:rPr>
         <w:t>"Tome os ensinamentos... e entregue-os".</w:t>
       </w:r>
     </w:p>
@@ -12154,21 +10566,6 @@
           <w:b/>
           <w:lang w:val="pt_PT" w:bidi="pt_PT"/>
         </w:rPr>
-        <w:t>πιστοῖς ἀνθρώποις</w:t>
-      </w:r>
-    </w:p>
-    <w:p>
-      <w:pPr/>
-      <w:r>
-        <w:rPr>
-          <w:lang w:val="pt_PT" w:bidi="pt_PT"/>
-        </w:rPr>
-      </w:r>
-      <w:r>
-        <w:rPr>
-          <w:b/>
-          <w:lang w:val="pt_PT" w:bidi="pt_PT"/>
-        </w:rPr>
         <w:t>"aos cuidados de homens de confiança".</w:t>
       </w:r>
     </w:p>
@@ -12265,21 +10662,6 @@
           <w:b/>
           <w:lang w:val="pt_PT" w:bidi="pt_PT"/>
         </w:rPr>
-        <w:t>συνκακοπάθησον</w:t>
-      </w:r>
-    </w:p>
-    <w:p>
-      <w:pPr/>
-      <w:r>
-        <w:rPr>
-          <w:lang w:val="pt_PT" w:bidi="pt_PT"/>
-        </w:rPr>
-      </w:r>
-      <w:r>
-        <w:rPr>
-          <w:b/>
-          <w:lang w:val="pt_PT" w:bidi="pt_PT"/>
-        </w:rPr>
         <w:t>"tome parte no meu sofrimento".</w:t>
       </w:r>
     </w:p>
@@ -12376,21 +10758,6 @@
           <w:b/>
           <w:lang w:val="pt_PT" w:bidi="pt_PT"/>
         </w:rPr>
-        <w:t>συνκακοπάθησον</w:t>
-      </w:r>
-    </w:p>
-    <w:p>
-      <w:pPr/>
-      <w:r>
-        <w:rPr>
-          <w:lang w:val="pt_PT" w:bidi="pt_PT"/>
-        </w:rPr>
-      </w:r>
-      <w:r>
-        <w:rPr>
-          <w:b/>
-          <w:lang w:val="pt_PT" w:bidi="pt_PT"/>
-        </w:rPr>
         <w:t>"tome parte no meu sofrimento".</w:t>
       </w:r>
     </w:p>
@@ -12500,21 +10867,6 @@
           <w:b/>
           <w:lang w:val="pt_PT" w:bidi="pt_PT"/>
         </w:rPr>
-        <w:t>ὡς καλὸς στρατιώτης Ἰησοῦ Χριστοῦ</w:t>
-      </w:r>
-    </w:p>
-    <w:p>
-      <w:pPr/>
-      <w:r>
-        <w:rPr>
-          <w:lang w:val="pt_PT" w:bidi="pt_PT"/>
-        </w:rPr>
-      </w:r>
-      <w:r>
-        <w:rPr>
-          <w:b/>
-          <w:lang w:val="pt_PT" w:bidi="pt_PT"/>
-        </w:rPr>
         <w:t>"Como fiel soldado de Cristo Jesus".</w:t>
       </w:r>
     </w:p>
@@ -12662,21 +11014,6 @@
         <w:rPr>
           <w:lang w:val="pt_PT" w:bidi="pt_PT"/>
         </w:rPr>
-      </w:r>
-    </w:p>
-    <w:p>
-      <w:pPr/>
-      <w:r>
-        <w:rPr>
-          <w:lang w:val="pt_PT" w:bidi="pt_PT"/>
-        </w:rPr>
-      </w:r>
-      <w:r>
-        <w:rPr>
-          <w:b/>
-          <w:lang w:val="pt_PT" w:bidi="pt_PT"/>
-        </w:rPr>
-        <w:t>οὐδεὶς στρατευόμενος ἐμπλέκεται ταῖς τοῦ βίου πραγματίαις, ἵνα τῷ στρατολογήσαντι ἀρέσῃ</w:t>
       </w:r>
     </w:p>
     <w:p>
@@ -12836,21 +11173,6 @@
           <w:b/>
           <w:lang w:val="pt_PT" w:bidi="pt_PT"/>
         </w:rPr>
-        <w:t>ἐμπλέκεται ταῖς τοῦ βίου πραγματίαις</w:t>
-      </w:r>
-    </w:p>
-    <w:p>
-      <w:pPr/>
-      <w:r>
-        <w:rPr>
-          <w:lang w:val="pt_PT" w:bidi="pt_PT"/>
-        </w:rPr>
-      </w:r>
-      <w:r>
-        <w:rPr>
-          <w:b/>
-          <w:lang w:val="pt_PT" w:bidi="pt_PT"/>
-        </w:rPr>
         <w:t>"e por isso não se envolve em negócios da vida civil".</w:t>
       </w:r>
     </w:p>
@@ -12960,21 +11282,6 @@
           <w:b/>
           <w:lang w:val="pt_PT" w:bidi="pt_PT"/>
         </w:rPr>
-        <w:t>ἐμπλέκεται</w:t>
-      </w:r>
-    </w:p>
-    <w:p>
-      <w:pPr/>
-      <w:r>
-        <w:rPr>
-          <w:lang w:val="pt_PT" w:bidi="pt_PT"/>
-        </w:rPr>
-      </w:r>
-      <w:r>
-        <w:rPr>
-          <w:b/>
-          <w:lang w:val="pt_PT" w:bidi="pt_PT"/>
-        </w:rPr>
         <w:t>"e por isso não se envolve".</w:t>
       </w:r>
     </w:p>
@@ -13058,21 +11365,6 @@
           <w:b/>
           <w:lang w:val="pt_PT" w:bidi="pt_PT"/>
         </w:rPr>
-        <w:t>ταῖς τοῦ βίου πραγματίαις</w:t>
-      </w:r>
-    </w:p>
-    <w:p>
-      <w:pPr/>
-      <w:r>
-        <w:rPr>
-          <w:lang w:val="pt_PT" w:bidi="pt_PT"/>
-        </w:rPr>
-      </w:r>
-      <w:r>
-        <w:rPr>
-          <w:b/>
-          <w:lang w:val="pt_PT" w:bidi="pt_PT"/>
-        </w:rPr>
         <w:t>"em negócios da vida".</w:t>
       </w:r>
     </w:p>
@@ -13169,21 +11461,6 @@
           <w:b/>
           <w:lang w:val="pt_PT" w:bidi="pt_PT"/>
         </w:rPr>
-        <w:t>τῷ στρατολογήσαντι</w:t>
-      </w:r>
-    </w:p>
-    <w:p>
-      <w:pPr/>
-      <w:r>
-        <w:rPr>
-          <w:lang w:val="pt_PT" w:bidi="pt_PT"/>
-        </w:rPr>
-      </w:r>
-      <w:r>
-        <w:rPr>
-          <w:b/>
-          <w:lang w:val="pt_PT" w:bidi="pt_PT"/>
-        </w:rPr>
         <w:t>"Pois o soldado, quando está servindo, quer agradar o seu comandante".</w:t>
       </w:r>
     </w:p>
@@ -13247,21 +11524,6 @@
           <w:b/>
           <w:lang w:val="pt_PT" w:bidi="pt_PT"/>
         </w:rPr>
-        <w:t>δὲ καὶ</w:t>
-      </w:r>
-    </w:p>
-    <w:p>
-      <w:pPr/>
-      <w:r>
-        <w:rPr>
-          <w:lang w:val="pt_PT" w:bidi="pt_PT"/>
-        </w:rPr>
-      </w:r>
-      <w:r>
-        <w:rPr>
-          <w:b/>
-          <w:lang w:val="pt_PT" w:bidi="pt_PT"/>
-        </w:rPr>
         <w:t>"O atleta que".</w:t>
       </w:r>
     </w:p>
@@ -13331,21 +11593,6 @@
         <w:rPr>
           <w:lang w:val="pt_PT" w:bidi="pt_PT"/>
         </w:rPr>
-      </w:r>
-    </w:p>
-    <w:p>
-      <w:pPr/>
-      <w:r>
-        <w:rPr>
-          <w:lang w:val="pt_PT" w:bidi="pt_PT"/>
-        </w:rPr>
-      </w:r>
-      <w:r>
-        <w:rPr>
-          <w:b/>
-          <w:lang w:val="pt_PT" w:bidi="pt_PT"/>
-        </w:rPr>
-        <w:t>ἐὰν &amp; ἀθλῇ τις, οὐ στεφανοῦται, ἐὰν μὴ νομίμως ἀθλήσῃ</w:t>
       </w:r>
     </w:p>
     <w:p>
@@ -13536,21 +11783,6 @@
           <w:b/>
           <w:lang w:val="pt_PT" w:bidi="pt_PT"/>
         </w:rPr>
-        <w:t>ἐὰν &amp; ἀθλῇ τις, οὐ στεφανοῦται, ἐὰν μὴ νομίμως ἀθλήσῃ</w:t>
-      </w:r>
-    </w:p>
-    <w:p>
-      <w:pPr/>
-      <w:r>
-        <w:rPr>
-          <w:lang w:val="pt_PT" w:bidi="pt_PT"/>
-        </w:rPr>
-      </w:r>
-      <w:r>
-        <w:rPr>
-          <w:b/>
-          <w:lang w:val="pt_PT" w:bidi="pt_PT"/>
-        </w:rPr>
         <w:t>"O atleta que toma parte numa corrida não recebe o prêmio se não obedecer às regras".</w:t>
       </w:r>
     </w:p>
@@ -13647,21 +11879,6 @@
           <w:b/>
           <w:lang w:val="pt_PT" w:bidi="pt_PT"/>
         </w:rPr>
-        <w:t>ἀθλῇ</w:t>
-      </w:r>
-    </w:p>
-    <w:p>
-      <w:pPr/>
-      <w:r>
-        <w:rPr>
-          <w:lang w:val="pt_PT" w:bidi="pt_PT"/>
-        </w:rPr>
-      </w:r>
-      <w:r>
-        <w:rPr>
-          <w:b/>
-          <w:lang w:val="pt_PT" w:bidi="pt_PT"/>
-        </w:rPr>
         <w:t>"O atleta que toma parte".</w:t>
       </w:r>
     </w:p>
@@ -13758,21 +11975,6 @@
           <w:b/>
           <w:lang w:val="pt_PT" w:bidi="pt_PT"/>
         </w:rPr>
-        <w:t>οὐ στεφανοῦται, ἐὰν μὴ νομίμως ἀθλήσῃ</w:t>
-      </w:r>
-    </w:p>
-    <w:p>
-      <w:pPr/>
-      <w:r>
-        <w:rPr>
-          <w:lang w:val="pt_PT" w:bidi="pt_PT"/>
-        </w:rPr>
-      </w:r>
-      <w:r>
-        <w:rPr>
-          <w:b/>
-          <w:lang w:val="pt_PT" w:bidi="pt_PT"/>
-        </w:rPr>
         <w:t>"não recebe o prêmio se não obedecer às regras da competição".</w:t>
       </w:r>
     </w:p>
@@ -13856,21 +12058,6 @@
           <w:b/>
           <w:lang w:val="pt_PT" w:bidi="pt_PT"/>
         </w:rPr>
-        <w:t>οὐ στεφανοῦται</w:t>
-      </w:r>
-    </w:p>
-    <w:p>
-      <w:pPr/>
-      <w:r>
-        <w:rPr>
-          <w:lang w:val="pt_PT" w:bidi="pt_PT"/>
-        </w:rPr>
-      </w:r>
-      <w:r>
-        <w:rPr>
-          <w:b/>
-          <w:lang w:val="pt_PT" w:bidi="pt_PT"/>
-        </w:rPr>
         <w:t>"não recebe o prêmio".</w:t>
       </w:r>
     </w:p>
@@ -13954,21 +12141,6 @@
           <w:b/>
           <w:lang w:val="pt_PT" w:bidi="pt_PT"/>
         </w:rPr>
-        <w:t>οὐ στεφανοῦται</w:t>
-      </w:r>
-    </w:p>
-    <w:p>
-      <w:pPr/>
-      <w:r>
-        <w:rPr>
-          <w:lang w:val="pt_PT" w:bidi="pt_PT"/>
-        </w:rPr>
-      </w:r>
-      <w:r>
-        <w:rPr>
-          <w:b/>
-          <w:lang w:val="pt_PT" w:bidi="pt_PT"/>
-        </w:rPr>
         <w:t>"não recebe o prêmio".</w:t>
       </w:r>
     </w:p>
@@ -14052,21 +12224,6 @@
           <w:b/>
           <w:lang w:val="pt_PT" w:bidi="pt_PT"/>
         </w:rPr>
-        <w:t>μὴ νομίμως ἀθλήσῃ</w:t>
-      </w:r>
-    </w:p>
-    <w:p>
-      <w:pPr/>
-      <w:r>
-        <w:rPr>
-          <w:lang w:val="pt_PT" w:bidi="pt_PT"/>
-        </w:rPr>
-      </w:r>
-      <w:r>
-        <w:rPr>
-          <w:b/>
-          <w:lang w:val="pt_PT" w:bidi="pt_PT"/>
-        </w:rPr>
         <w:t>"se não obedecer às regras da competição".</w:t>
       </w:r>
     </w:p>
@@ -14136,21 +12293,6 @@
         <w:rPr>
           <w:lang w:val="pt_PT" w:bidi="pt_PT"/>
         </w:rPr>
-      </w:r>
-    </w:p>
-    <w:p>
-      <w:pPr/>
-      <w:r>
-        <w:rPr>
-          <w:lang w:val="pt_PT" w:bidi="pt_PT"/>
-        </w:rPr>
-      </w:r>
-      <w:r>
-        <w:rPr>
-          <w:b/>
-          <w:lang w:val="pt_PT" w:bidi="pt_PT"/>
-        </w:rPr>
-        <w:t>τὸν κοπιῶντα γεωργὸν δεῖ πρῶτον τῶν καρπῶν μεταλαμβάνειν</w:t>
       </w:r>
     </w:p>
     <w:p>
@@ -14336,21 +12478,6 @@
           <w:b/>
           <w:lang w:val="pt_PT" w:bidi="pt_PT"/>
         </w:rPr>
-        <w:t>τὸν κοπιῶντα γεωργὸν</w:t>
-      </w:r>
-    </w:p>
-    <w:p>
-      <w:pPr/>
-      <w:r>
-        <w:rPr>
-          <w:lang w:val="pt_PT" w:bidi="pt_PT"/>
-        </w:rPr>
-      </w:r>
-      <w:r>
-        <w:rPr>
-          <w:b/>
-          <w:lang w:val="pt_PT" w:bidi="pt_PT"/>
-        </w:rPr>
         <w:t>"o lavrador que trabalha no pesado".</w:t>
       </w:r>
     </w:p>
@@ -14447,21 +12574,6 @@
           <w:b/>
           <w:lang w:val="pt_PT" w:bidi="pt_PT"/>
         </w:rPr>
-        <w:t>πρῶτον τῶν καρπῶν μεταλαμβάνειν</w:t>
-      </w:r>
-    </w:p>
-    <w:p>
-      <w:pPr/>
-      <w:r>
-        <w:rPr>
-          <w:lang w:val="pt_PT" w:bidi="pt_PT"/>
-        </w:rPr>
-      </w:r>
-      <w:r>
-        <w:rPr>
-          <w:b/>
-          <w:lang w:val="pt_PT" w:bidi="pt_PT"/>
-        </w:rPr>
         <w:t>"o primeiro a receber a sua parte na colheita".</w:t>
       </w:r>
     </w:p>
@@ -14570,21 +12682,6 @@
         <w:rPr>
           <w:lang w:val="pt_PT" w:bidi="pt_PT"/>
         </w:rPr>
-      </w:r>
-    </w:p>
-    <w:p>
-      <w:pPr/>
-      <w:r>
-        <w:rPr>
-          <w:lang w:val="pt_PT" w:bidi="pt_PT"/>
-        </w:rPr>
-      </w:r>
-      <w:r>
-        <w:rPr>
-          <w:b/>
-          <w:lang w:val="pt_PT" w:bidi="pt_PT"/>
-        </w:rPr>
-        <w:t>νόει ὃ λέγω</w:t>
       </w:r>
     </w:p>
     <w:p>
@@ -14713,21 +12810,6 @@
           <w:b/>
           <w:lang w:val="pt_PT" w:bidi="pt_PT"/>
         </w:rPr>
-        <w:t>δώσει &amp; σοι &amp; σύνεσιν</w:t>
-      </w:r>
-    </w:p>
-    <w:p>
-      <w:pPr/>
-      <w:r>
-        <w:rPr>
-          <w:lang w:val="pt_PT" w:bidi="pt_PT"/>
-        </w:rPr>
-      </w:r>
-      <w:r>
-        <w:rPr>
-          <w:b/>
-          <w:lang w:val="pt_PT" w:bidi="pt_PT"/>
-        </w:rPr>
         <w:t>"pois o Senhor fará com que você compreenda todas as coisas".</w:t>
       </w:r>
     </w:p>
@@ -14811,21 +12893,6 @@
           <w:b/>
           <w:lang w:val="pt_PT" w:bidi="pt_PT"/>
         </w:rPr>
-        <w:t>ἐν πᾶσιν</w:t>
-      </w:r>
-    </w:p>
-    <w:p>
-      <w:pPr/>
-      <w:r>
-        <w:rPr>
-          <w:lang w:val="pt_PT" w:bidi="pt_PT"/>
-        </w:rPr>
-      </w:r>
-      <w:r>
-        <w:rPr>
-          <w:b/>
-          <w:lang w:val="pt_PT" w:bidi="pt_PT"/>
-        </w:rPr>
         <w:t>"todas as coisas".</w:t>
       </w:r>
     </w:p>
@@ -14922,21 +12989,6 @@
           <w:b/>
           <w:lang w:val="pt_PT" w:bidi="pt_PT"/>
         </w:rPr>
-        <w:t>μνημόνευε</w:t>
-      </w:r>
-    </w:p>
-    <w:p>
-      <w:pPr/>
-      <w:r>
-        <w:rPr>
-          <w:lang w:val="pt_PT" w:bidi="pt_PT"/>
-        </w:rPr>
-      </w:r>
-      <w:r>
-        <w:rPr>
-          <w:b/>
-          <w:lang w:val="pt_PT" w:bidi="pt_PT"/>
-        </w:rPr>
         <w:t>"Lembre de".</w:t>
       </w:r>
     </w:p>
@@ -15059,21 +13111,6 @@
           <w:b/>
           <w:lang w:val="pt_PT" w:bidi="pt_PT"/>
         </w:rPr>
-        <w:t>ἐγηγερμένον ἐκ νεκρῶν, ἐκ σπέρματος Δαυείδ</w:t>
-      </w:r>
-    </w:p>
-    <w:p>
-      <w:pPr/>
-      <w:r>
-        <w:rPr>
-          <w:lang w:val="pt_PT" w:bidi="pt_PT"/>
-        </w:rPr>
-      </w:r>
-      <w:r>
-        <w:rPr>
-          <w:b/>
-          <w:lang w:val="pt_PT" w:bidi="pt_PT"/>
-        </w:rPr>
         <w:t>"Jesus Cristo, que foi ressuscitado e que era descendente de Davi".</w:t>
       </w:r>
     </w:p>
@@ -15183,21 +13220,6 @@
           <w:b/>
           <w:lang w:val="pt_PT" w:bidi="pt_PT"/>
         </w:rPr>
-        <w:t>ἐγηγερμένον</w:t>
-      </w:r>
-    </w:p>
-    <w:p>
-      <w:pPr/>
-      <w:r>
-        <w:rPr>
-          <w:lang w:val="pt_PT" w:bidi="pt_PT"/>
-        </w:rPr>
-      </w:r>
-      <w:r>
-        <w:rPr>
-          <w:b/>
-          <w:lang w:val="pt_PT" w:bidi="pt_PT"/>
-        </w:rPr>
         <w:t>"que foi ressuscitado".</w:t>
       </w:r>
     </w:p>
@@ -15294,21 +13316,6 @@
           <w:b/>
           <w:lang w:val="pt_PT" w:bidi="pt_PT"/>
         </w:rPr>
-        <w:t>ἐγηγερμένον</w:t>
-      </w:r>
-    </w:p>
-    <w:p>
-      <w:pPr/>
-      <w:r>
-        <w:rPr>
-          <w:lang w:val="pt_PT" w:bidi="pt_PT"/>
-        </w:rPr>
-      </w:r>
-      <w:r>
-        <w:rPr>
-          <w:b/>
-          <w:lang w:val="pt_PT" w:bidi="pt_PT"/>
-        </w:rPr>
         <w:t>"que foi ressuscitado".</w:t>
       </w:r>
     </w:p>
@@ -15392,21 +13399,6 @@
           <w:b/>
           <w:lang w:val="pt_PT" w:bidi="pt_PT"/>
         </w:rPr>
-        <w:t>ἐκ νεκρῶν</w:t>
-      </w:r>
-    </w:p>
-    <w:p>
-      <w:pPr/>
-      <w:r>
-        <w:rPr>
-          <w:lang w:val="pt_PT" w:bidi="pt_PT"/>
-        </w:rPr>
-      </w:r>
-      <w:r>
-        <w:rPr>
-          <w:b/>
-          <w:lang w:val="pt_PT" w:bidi="pt_PT"/>
-        </w:rPr>
         <w:t>"que foi ressuscitado".</w:t>
       </w:r>
     </w:p>
@@ -15490,21 +13482,6 @@
           <w:b/>
           <w:lang w:val="pt_PT" w:bidi="pt_PT"/>
         </w:rPr>
-        <w:t>ἐκ σπέρματος Δαυείδ</w:t>
-      </w:r>
-    </w:p>
-    <w:p>
-      <w:pPr/>
-      <w:r>
-        <w:rPr>
-          <w:lang w:val="pt_PT" w:bidi="pt_PT"/>
-        </w:rPr>
-      </w:r>
-      <w:r>
-        <w:rPr>
-          <w:b/>
-          <w:lang w:val="pt_PT" w:bidi="pt_PT"/>
-        </w:rPr>
         <w:t>"descendente de Davi".</w:t>
       </w:r>
     </w:p>
@@ -15614,21 +13591,6 @@
           <w:b/>
           <w:lang w:val="pt_PT" w:bidi="pt_PT"/>
         </w:rPr>
-        <w:t>κατὰ τὸ εὐαγγέλιόν μου</w:t>
-      </w:r>
-    </w:p>
-    <w:p>
-      <w:pPr/>
-      <w:r>
-        <w:rPr>
-          <w:lang w:val="pt_PT" w:bidi="pt_PT"/>
-        </w:rPr>
-      </w:r>
-      <w:r>
-        <w:rPr>
-          <w:b/>
-          <w:lang w:val="pt_PT" w:bidi="pt_PT"/>
-        </w:rPr>
         <w:t>"de acordo com o evangelho que eu anuncio".</w:t>
       </w:r>
     </w:p>
@@ -15725,21 +13687,6 @@
           <w:b/>
           <w:lang w:val="pt_PT" w:bidi="pt_PT"/>
         </w:rPr>
-        <w:t>μέχρι δεσμῶν</w:t>
-      </w:r>
-    </w:p>
-    <w:p>
-      <w:pPr/>
-      <w:r>
-        <w:rPr>
-          <w:lang w:val="pt_PT" w:bidi="pt_PT"/>
-        </w:rPr>
-      </w:r>
-      <w:r>
-        <w:rPr>
-          <w:b/>
-          <w:lang w:val="pt_PT" w:bidi="pt_PT"/>
-        </w:rPr>
         <w:t>"E é por causa disso que eu sofro e até estou acorrentado".</w:t>
       </w:r>
     </w:p>
@@ -15836,21 +13783,6 @@
           <w:b/>
           <w:lang w:val="pt_PT" w:bidi="pt_PT"/>
         </w:rPr>
-        <w:t>ὡς κακοῦργος</w:t>
-      </w:r>
-    </w:p>
-    <w:p>
-      <w:pPr/>
-      <w:r>
-        <w:rPr>
-          <w:lang w:val="pt_PT" w:bidi="pt_PT"/>
-        </w:rPr>
-      </w:r>
-      <w:r>
-        <w:rPr>
-          <w:b/>
-          <w:lang w:val="pt_PT" w:bidi="pt_PT"/>
-        </w:rPr>
         <w:t>"como se fosse um criminoso".</w:t>
       </w:r>
     </w:p>
@@ -15947,21 +13879,6 @@
           <w:b/>
           <w:lang w:val="pt_PT" w:bidi="pt_PT"/>
         </w:rPr>
-        <w:t>ὁ λόγος τοῦ Θεοῦ οὐ δέδεται</w:t>
-      </w:r>
-    </w:p>
-    <w:p>
-      <w:pPr/>
-      <w:r>
-        <w:rPr>
-          <w:lang w:val="pt_PT" w:bidi="pt_PT"/>
-        </w:rPr>
-      </w:r>
-      <w:r>
-        <w:rPr>
-          <w:b/>
-          <w:lang w:val="pt_PT" w:bidi="pt_PT"/>
-        </w:rPr>
         <w:t>"Mas a mensagem de Deus não está presa".</w:t>
       </w:r>
     </w:p>
@@ -16084,21 +14001,6 @@
           <w:b/>
           <w:lang w:val="pt_PT" w:bidi="pt_PT"/>
         </w:rPr>
-        <w:t>ὁ λόγος τοῦ Θεοῦ οὐ δέδεται</w:t>
-      </w:r>
-    </w:p>
-    <w:p>
-      <w:pPr/>
-      <w:r>
-        <w:rPr>
-          <w:lang w:val="pt_PT" w:bidi="pt_PT"/>
-        </w:rPr>
-      </w:r>
-      <w:r>
-        <w:rPr>
-          <w:b/>
-          <w:lang w:val="pt_PT" w:bidi="pt_PT"/>
-        </w:rPr>
         <w:t>"Mas a mensagem de Deus não está presa".</w:t>
       </w:r>
     </w:p>
@@ -16182,21 +14084,6 @@
           <w:b/>
           <w:lang w:val="pt_PT" w:bidi="pt_PT"/>
         </w:rPr>
-        <w:t>ὁ λόγος τοῦ Θεοῦ</w:t>
-      </w:r>
-    </w:p>
-    <w:p>
-      <w:pPr/>
-      <w:r>
-        <w:rPr>
-          <w:lang w:val="pt_PT" w:bidi="pt_PT"/>
-        </w:rPr>
-      </w:r>
-      <w:r>
-        <w:rPr>
-          <w:b/>
-          <w:lang w:val="pt_PT" w:bidi="pt_PT"/>
-        </w:rPr>
         <w:t>"a mensagem de Deus".</w:t>
       </w:r>
     </w:p>
@@ -16293,21 +14180,6 @@
           <w:b/>
           <w:lang w:val="pt_PT" w:bidi="pt_PT"/>
         </w:rPr>
-        <w:t>ὁ λόγος</w:t>
-      </w:r>
-    </w:p>
-    <w:p>
-      <w:pPr/>
-      <w:r>
-        <w:rPr>
-          <w:lang w:val="pt_PT" w:bidi="pt_PT"/>
-        </w:rPr>
-      </w:r>
-      <w:r>
-        <w:rPr>
-          <w:b/>
-          <w:lang w:val="pt_PT" w:bidi="pt_PT"/>
-        </w:rPr>
         <w:t>"a mensagem".</w:t>
       </w:r>
     </w:p>
@@ -16404,21 +14276,6 @@
           <w:b/>
           <w:lang w:val="pt_PT" w:bidi="pt_PT"/>
         </w:rPr>
-        <w:t>διὰ τοῦτο, πάντα ὑπομένω</w:t>
-      </w:r>
-    </w:p>
-    <w:p>
-      <w:pPr/>
-      <w:r>
-        <w:rPr>
-          <w:lang w:val="pt_PT" w:bidi="pt_PT"/>
-        </w:rPr>
-      </w:r>
-      <w:r>
-        <w:rPr>
-          <w:b/>
-          <w:lang w:val="pt_PT" w:bidi="pt_PT"/>
-        </w:rPr>
         <w:t>"e por isso eu suporto tudo".</w:t>
       </w:r>
     </w:p>
@@ -16541,21 +14398,6 @@
           <w:b/>
           <w:lang w:val="pt_PT" w:bidi="pt_PT"/>
         </w:rPr>
-        <w:t>πάντα ὑπομένω</w:t>
-      </w:r>
-    </w:p>
-    <w:p>
-      <w:pPr/>
-      <w:r>
-        <w:rPr>
-          <w:lang w:val="pt_PT" w:bidi="pt_PT"/>
-        </w:rPr>
-      </w:r>
-      <w:r>
-        <w:rPr>
-          <w:b/>
-          <w:lang w:val="pt_PT" w:bidi="pt_PT"/>
-        </w:rPr>
         <w:t>"eu suporto tudo".</w:t>
       </w:r>
     </w:p>
@@ -16652,21 +14494,6 @@
           <w:b/>
           <w:lang w:val="pt_PT" w:bidi="pt_PT"/>
         </w:rPr>
-        <w:t>τοὺς ἐκλεκτούς</w:t>
-      </w:r>
-    </w:p>
-    <w:p>
-      <w:pPr/>
-      <w:r>
-        <w:rPr>
-          <w:lang w:val="pt_PT" w:bidi="pt_PT"/>
-        </w:rPr>
-      </w:r>
-      <w:r>
-        <w:rPr>
-          <w:b/>
-          <w:lang w:val="pt_PT" w:bidi="pt_PT"/>
-        </w:rPr>
         <w:t>"povo escolhido de Deus".</w:t>
       </w:r>
     </w:p>
@@ -16750,21 +14577,6 @@
           <w:b/>
           <w:lang w:val="pt_PT" w:bidi="pt_PT"/>
         </w:rPr>
-        <w:t>καὶ αὐτοὶ σωτηρίας τύχωσιν τῆς ἐν Χριστῷ Ἰησοῦ</w:t>
-      </w:r>
-    </w:p>
-    <w:p>
-      <w:pPr/>
-      <w:r>
-        <w:rPr>
-          <w:lang w:val="pt_PT" w:bidi="pt_PT"/>
-        </w:rPr>
-      </w:r>
-      <w:r>
-        <w:rPr>
-          <w:b/>
-          <w:lang w:val="pt_PT" w:bidi="pt_PT"/>
-        </w:rPr>
         <w:t>"Faço isso para que eles possam ganhar a salvação que está em Cristo Jesus".</w:t>
       </w:r>
     </w:p>
@@ -16861,21 +14673,6 @@
           <w:b/>
           <w:lang w:val="pt_PT" w:bidi="pt_PT"/>
         </w:rPr>
-        <w:t>τῆς ἐν Χριστῷ Ἰησοῦ</w:t>
-      </w:r>
-    </w:p>
-    <w:p>
-      <w:pPr/>
-      <w:r>
-        <w:rPr>
-          <w:lang w:val="pt_PT" w:bidi="pt_PT"/>
-        </w:rPr>
-      </w:r>
-      <w:r>
-        <w:rPr>
-          <w:b/>
-          <w:lang w:val="pt_PT" w:bidi="pt_PT"/>
-        </w:rPr>
         <w:t>"que está em Cristo Jesus".</w:t>
       </w:r>
     </w:p>
@@ -17050,21 +14847,6 @@
           <w:b/>
           <w:lang w:val="pt_PT" w:bidi="pt_PT"/>
         </w:rPr>
-        <w:t>μετὰ δόξης αἰωνίου</w:t>
-      </w:r>
-    </w:p>
-    <w:p>
-      <w:pPr/>
-      <w:r>
-        <w:rPr>
-          <w:lang w:val="pt_PT" w:bidi="pt_PT"/>
-        </w:rPr>
-      </w:r>
-      <w:r>
-        <w:rPr>
-          <w:b/>
-          <w:lang w:val="pt_PT" w:bidi="pt_PT"/>
-        </w:rPr>
         <w:t>"e que traz a glória eterna".</w:t>
       </w:r>
     </w:p>
@@ -17174,21 +14956,6 @@
           <w:b/>
           <w:lang w:val="pt_PT" w:bidi="pt_PT"/>
         </w:rPr>
-        <w:t>μετὰ δόξης αἰωνίου</w:t>
-      </w:r>
-    </w:p>
-    <w:p>
-      <w:pPr/>
-      <w:r>
-        <w:rPr>
-          <w:lang w:val="pt_PT" w:bidi="pt_PT"/>
-        </w:rPr>
-      </w:r>
-      <w:r>
-        <w:rPr>
-          <w:b/>
-          <w:lang w:val="pt_PT" w:bidi="pt_PT"/>
-        </w:rPr>
         <w:t>"e que traz a glória eterna".</w:t>
       </w:r>
     </w:p>
@@ -17285,21 +15052,6 @@
           <w:b/>
           <w:lang w:val="pt_PT" w:bidi="pt_PT"/>
         </w:rPr>
-        <w:t>πιστὸς ὁ λόγος</w:t>
-      </w:r>
-    </w:p>
-    <w:p>
-      <w:pPr/>
-      <w:r>
-        <w:rPr>
-          <w:lang w:val="pt_PT" w:bidi="pt_PT"/>
-        </w:rPr>
-      </w:r>
-      <w:r>
-        <w:rPr>
-          <w:b/>
-          <w:lang w:val="pt_PT" w:bidi="pt_PT"/>
-        </w:rPr>
         <w:t>"Este ensinamento é verdadeiro".</w:t>
       </w:r>
     </w:p>
@@ -17396,21 +15148,6 @@
           <w:b/>
           <w:lang w:val="pt_PT" w:bidi="pt_PT"/>
         </w:rPr>
-        <w:t>γὰρ</w:t>
-      </w:r>
-    </w:p>
-    <w:p>
-      <w:pPr/>
-      <w:r>
-        <w:rPr>
-          <w:lang w:val="pt_PT" w:bidi="pt_PT"/>
-        </w:rPr>
-      </w:r>
-      <w:r>
-        <w:rPr>
-          <w:b/>
-          <w:lang w:val="pt_PT" w:bidi="pt_PT"/>
-        </w:rPr>
         <w:t>"Este ensinamento é verdadeiro: 'Se já'".</w:t>
       </w:r>
     </w:p>
@@ -17520,21 +15257,6 @@
           <w:b/>
           <w:lang w:val="pt_PT" w:bidi="pt_PT"/>
         </w:rPr>
-        <w:t>εἰ &amp; συναπεθάνομεν</w:t>
-      </w:r>
-    </w:p>
-    <w:p>
-      <w:pPr/>
-      <w:r>
-        <w:rPr>
-          <w:lang w:val="pt_PT" w:bidi="pt_PT"/>
-        </w:rPr>
-      </w:r>
-      <w:r>
-        <w:rPr>
-          <w:b/>
-          <w:lang w:val="pt_PT" w:bidi="pt_PT"/>
-        </w:rPr>
         <w:t>"Se já morremos com Cristo".</w:t>
       </w:r>
     </w:p>
@@ -17618,21 +15340,6 @@
           <w:b/>
           <w:lang w:val="pt_PT" w:bidi="pt_PT"/>
         </w:rPr>
-        <w:t>συναπεθάνομεν</w:t>
-      </w:r>
-    </w:p>
-    <w:p>
-      <w:pPr/>
-      <w:r>
-        <w:rPr>
-          <w:lang w:val="pt_PT" w:bidi="pt_PT"/>
-        </w:rPr>
-      </w:r>
-      <w:r>
-        <w:rPr>
-          <w:b/>
-          <w:lang w:val="pt_PT" w:bidi="pt_PT"/>
-        </w:rPr>
         <w:t>"Se já morremos com Cristo".</w:t>
       </w:r>
     </w:p>
@@ -17716,21 +15423,6 @@
           <w:b/>
           <w:lang w:val="pt_PT" w:bidi="pt_PT"/>
         </w:rPr>
-        <w:t>καὶ συνζήσομεν</w:t>
-      </w:r>
-    </w:p>
-    <w:p>
-      <w:pPr/>
-      <w:r>
-        <w:rPr>
-          <w:lang w:val="pt_PT" w:bidi="pt_PT"/>
-        </w:rPr>
-      </w:r>
-      <w:r>
-        <w:rPr>
-          <w:b/>
-          <w:lang w:val="pt_PT" w:bidi="pt_PT"/>
-        </w:rPr>
         <w:t>"também viveremos com ele".</w:t>
       </w:r>
     </w:p>
@@ -17814,21 +15506,6 @@
           <w:b/>
           <w:lang w:val="pt_PT" w:bidi="pt_PT"/>
         </w:rPr>
-        <w:t>εἰ γὰρ συναπεθάνομεν, καὶ συνζήσομεν &amp; εἰ ὑπομένομεν, καὶ συνβασιλεύσομεν; εἰ ἀρνησόμεθα, κἀκεῖνος ἀρνήσεται ἡμᾶς &amp; εἰ ἀπιστοῦμεν, ἐκεῖνος πιστὸς μένει; ἀρνήσασθαι γὰρ ἑαυτὸν οὐ δύναται</w:t>
-      </w:r>
-    </w:p>
-    <w:p>
-      <w:pPr/>
-      <w:r>
-        <w:rPr>
-          <w:lang w:val="pt_PT" w:bidi="pt_PT"/>
-        </w:rPr>
-      </w:r>
-      <w:r>
-        <w:rPr>
-          <w:b/>
-          <w:lang w:val="pt_PT" w:bidi="pt_PT"/>
-        </w:rPr>
         <w:t>"Se já morremos com Cristo, também viveremos com ele</w:t>
       </w:r>
       <w:r>
@@ -17938,21 +15615,6 @@
           <w:b/>
           <w:lang w:val="pt_PT" w:bidi="pt_PT"/>
         </w:rPr>
-        <w:t>ὑπομένομεν</w:t>
-      </w:r>
-    </w:p>
-    <w:p>
-      <w:pPr/>
-      <w:r>
-        <w:rPr>
-          <w:lang w:val="pt_PT" w:bidi="pt_PT"/>
-        </w:rPr>
-      </w:r>
-      <w:r>
-        <w:rPr>
-          <w:b/>
-          <w:lang w:val="pt_PT" w:bidi="pt_PT"/>
-        </w:rPr>
         <w:t>"Se continuarmos a suportar".</w:t>
       </w:r>
     </w:p>
@@ -18049,21 +15711,6 @@
           <w:b/>
           <w:lang w:val="pt_PT" w:bidi="pt_PT"/>
         </w:rPr>
-        <w:t>ἀρνησόμεθα</w:t>
-      </w:r>
-    </w:p>
-    <w:p>
-      <w:pPr/>
-      <w:r>
-        <w:rPr>
-          <w:lang w:val="pt_PT" w:bidi="pt_PT"/>
-        </w:rPr>
-      </w:r>
-      <w:r>
-        <w:rPr>
-          <w:b/>
-          <w:lang w:val="pt_PT" w:bidi="pt_PT"/>
-        </w:rPr>
         <w:t>"Se nós o negarmos".</w:t>
       </w:r>
     </w:p>
@@ -18147,21 +15794,6 @@
           <w:b/>
           <w:lang w:val="pt_PT" w:bidi="pt_PT"/>
         </w:rPr>
-        <w:t>κἀκεῖνος ἀρνήσεται ἡμᾶς</w:t>
-      </w:r>
-    </w:p>
-    <w:p>
-      <w:pPr/>
-      <w:r>
-        <w:rPr>
-          <w:lang w:val="pt_PT" w:bidi="pt_PT"/>
-        </w:rPr>
-      </w:r>
-      <w:r>
-        <w:rPr>
-          <w:b/>
-          <w:lang w:val="pt_PT" w:bidi="pt_PT"/>
-        </w:rPr>
         <w:t>"ele também nos negará".</w:t>
       </w:r>
     </w:p>
@@ -18258,21 +15890,6 @@
           <w:b/>
           <w:lang w:val="pt_PT" w:bidi="pt_PT"/>
         </w:rPr>
-        <w:t>ἀπιστοῦμεν</w:t>
-      </w:r>
-    </w:p>
-    <w:p>
-      <w:pPr/>
-      <w:r>
-        <w:rPr>
-          <w:lang w:val="pt_PT" w:bidi="pt_PT"/>
-        </w:rPr>
-      </w:r>
-      <w:r>
-        <w:rPr>
-          <w:b/>
-          <w:lang w:val="pt_PT" w:bidi="pt_PT"/>
-        </w:rPr>
         <w:t>"Se não formos fiéis".</w:t>
       </w:r>
     </w:p>
@@ -18356,21 +15973,6 @@
           <w:b/>
           <w:lang w:val="pt_PT" w:bidi="pt_PT"/>
         </w:rPr>
-        <w:t>ἐκεῖνος πιστὸς μένει</w:t>
-      </w:r>
-    </w:p>
-    <w:p>
-      <w:pPr/>
-      <w:r>
-        <w:rPr>
-          <w:lang w:val="pt_PT" w:bidi="pt_PT"/>
-        </w:rPr>
-      </w:r>
-      <w:r>
-        <w:rPr>
-          <w:b/>
-          <w:lang w:val="pt_PT" w:bidi="pt_PT"/>
-        </w:rPr>
         <w:t>"Cristo continua sendo fiel".</w:t>
       </w:r>
     </w:p>
@@ -18480,21 +16082,6 @@
           <w:b/>
           <w:lang w:val="pt_PT" w:bidi="pt_PT"/>
         </w:rPr>
-        <w:t>ἀρνήσασθαι &amp; ἑαυτὸν οὐ δύναται</w:t>
-      </w:r>
-    </w:p>
-    <w:p>
-      <w:pPr/>
-      <w:r>
-        <w:rPr>
-          <w:lang w:val="pt_PT" w:bidi="pt_PT"/>
-        </w:rPr>
-      </w:r>
-      <w:r>
-        <w:rPr>
-          <w:b/>
-          <w:lang w:val="pt_PT" w:bidi="pt_PT"/>
-        </w:rPr>
         <w:t>"pois ele não pode ser falso para si mesmo".</w:t>
       </w:r>
     </w:p>
@@ -18591,21 +16178,6 @@
           <w:b/>
           <w:lang w:val="pt_PT" w:bidi="pt_PT"/>
         </w:rPr>
-        <w:t>ὑπομίμνῃσκε</w:t>
-      </w:r>
-    </w:p>
-    <w:p>
-      <w:pPr/>
-      <w:r>
-        <w:rPr>
-          <w:lang w:val="pt_PT" w:bidi="pt_PT"/>
-        </w:rPr>
-      </w:r>
-      <w:r>
-        <w:rPr>
-          <w:b/>
-          <w:lang w:val="pt_PT" w:bidi="pt_PT"/>
-        </w:rPr>
         <w:t>"Recomende essas coisas aos que".</w:t>
       </w:r>
     </w:p>
@@ -18688,21 +16260,6 @@
         <w:rPr>
           <w:lang w:val="pt_PT" w:bidi="pt_PT"/>
         </w:rPr>
-      </w:r>
-    </w:p>
-    <w:p>
-      <w:pPr/>
-      <w:r>
-        <w:rPr>
-          <w:lang w:val="pt_PT" w:bidi="pt_PT"/>
-        </w:rPr>
-      </w:r>
-      <w:r>
-        <w:rPr>
-          <w:b/>
-          <w:lang w:val="pt_PT" w:bidi="pt_PT"/>
-        </w:rPr>
-        <w:t>ταῦτα</w:t>
       </w:r>
     </w:p>
     <w:p>
@@ -18945,21 +16502,6 @@
           <w:b/>
           <w:lang w:val="pt_PT" w:bidi="pt_PT"/>
         </w:rPr>
-        <w:t>τοῦ Θεοῦ</w:t>
-      </w:r>
-    </w:p>
-    <w:p>
-      <w:pPr/>
-      <w:r>
-        <w:rPr>
-          <w:lang w:val="pt_PT" w:bidi="pt_PT"/>
-        </w:rPr>
-      </w:r>
-      <w:r>
-        <w:rPr>
-          <w:b/>
-          <w:lang w:val="pt_PT" w:bidi="pt_PT"/>
-        </w:rPr>
         <w:t>"Deus".</w:t>
       </w:r>
     </w:p>
@@ -19056,21 +16598,6 @@
           <w:b/>
           <w:lang w:val="pt_PT" w:bidi="pt_PT"/>
         </w:rPr>
-        <w:t>μὴ λογομαχεῖν</w:t>
-      </w:r>
-    </w:p>
-    <w:p>
-      <w:pPr/>
-      <w:r>
-        <w:rPr>
-          <w:lang w:val="pt_PT" w:bidi="pt_PT"/>
-        </w:rPr>
-      </w:r>
-      <w:r>
-        <w:rPr>
-          <w:b/>
-          <w:lang w:val="pt_PT" w:bidi="pt_PT"/>
-        </w:rPr>
         <w:t>"que não briguem por causa de palavras".</w:t>
       </w:r>
     </w:p>
@@ -19167,21 +16694,6 @@
           <w:b/>
           <w:lang w:val="pt_PT" w:bidi="pt_PT"/>
         </w:rPr>
-        <w:t>ἐπὶ καταστροφῇ τῶν ἀκουόντων</w:t>
-      </w:r>
-    </w:p>
-    <w:p>
-      <w:pPr/>
-      <w:r>
-        <w:rPr>
-          <w:lang w:val="pt_PT" w:bidi="pt_PT"/>
-        </w:rPr>
-      </w:r>
-      <w:r>
-        <w:rPr>
-          <w:b/>
-          <w:lang w:val="pt_PT" w:bidi="pt_PT"/>
-        </w:rPr>
         <w:t>"Brigar não é bom, pois somente prejudica os que estão presentes".</w:t>
       </w:r>
     </w:p>
@@ -19265,21 +16777,6 @@
           <w:b/>
           <w:lang w:val="pt_PT" w:bidi="pt_PT"/>
         </w:rPr>
-        <w:t>ἐπὶ καταστροφῇ τῶν ἀκουόντων</w:t>
-      </w:r>
-    </w:p>
-    <w:p>
-      <w:pPr/>
-      <w:r>
-        <w:rPr>
-          <w:lang w:val="pt_PT" w:bidi="pt_PT"/>
-        </w:rPr>
-      </w:r>
-      <w:r>
-        <w:rPr>
-          <w:b/>
-          <w:lang w:val="pt_PT" w:bidi="pt_PT"/>
-        </w:rPr>
         <w:t>"pois somente prejudica os que estão presentes".</w:t>
       </w:r>
     </w:p>
@@ -19363,21 +16860,6 @@
           <w:b/>
           <w:lang w:val="pt_PT" w:bidi="pt_PT"/>
         </w:rPr>
-        <w:t>σπούδασον σεαυτὸν, δόκιμον παραστῆσαι τῷ Θεῷ</w:t>
-      </w:r>
-    </w:p>
-    <w:p>
-      <w:pPr/>
-      <w:r>
-        <w:rPr>
-          <w:lang w:val="pt_PT" w:bidi="pt_PT"/>
-        </w:rPr>
-      </w:r>
-      <w:r>
-        <w:rPr>
-          <w:b/>
-          <w:lang w:val="pt_PT" w:bidi="pt_PT"/>
-        </w:rPr>
         <w:t>"Faça todo o possível para conseguir a completa aprovação de Deus".</w:t>
       </w:r>
     </w:p>
@@ -19500,21 +16982,6 @@
           <w:b/>
           <w:lang w:val="pt_PT" w:bidi="pt_PT"/>
         </w:rPr>
-        <w:t>ἐργάτην</w:t>
-      </w:r>
-    </w:p>
-    <w:p>
-      <w:pPr/>
-      <w:r>
-        <w:rPr>
-          <w:lang w:val="pt_PT" w:bidi="pt_PT"/>
-        </w:rPr>
-      </w:r>
-      <w:r>
-        <w:rPr>
-          <w:b/>
-          <w:lang w:val="pt_PT" w:bidi="pt_PT"/>
-        </w:rPr>
         <w:t>"como um trabalhador".</w:t>
       </w:r>
     </w:p>
@@ -19611,21 +17078,6 @@
           <w:b/>
           <w:lang w:val="pt_PT" w:bidi="pt_PT"/>
         </w:rPr>
-        <w:t>ἀνεπαίσχυντον</w:t>
-      </w:r>
-    </w:p>
-    <w:p>
-      <w:pPr/>
-      <w:r>
-        <w:rPr>
-          <w:lang w:val="pt_PT" w:bidi="pt_PT"/>
-        </w:rPr>
-      </w:r>
-      <w:r>
-        <w:rPr>
-          <w:b/>
-          <w:lang w:val="pt_PT" w:bidi="pt_PT"/>
-        </w:rPr>
         <w:t>"que não se envergonha".</w:t>
       </w:r>
     </w:p>
@@ -19709,21 +17161,6 @@
           <w:b/>
           <w:lang w:val="pt_PT" w:bidi="pt_PT"/>
         </w:rPr>
-        <w:t>ὀρθοτομοῦντα τὸν λόγον τῆς ἀληθείας</w:t>
-      </w:r>
-    </w:p>
-    <w:p>
-      <w:pPr/>
-      <w:r>
-        <w:rPr>
-          <w:lang w:val="pt_PT" w:bidi="pt_PT"/>
-        </w:rPr>
-      </w:r>
-      <w:r>
-        <w:rPr>
-          <w:b/>
-          <w:lang w:val="pt_PT" w:bidi="pt_PT"/>
-        </w:rPr>
         <w:t>"mas ensina corretamente a verdade do evangelho".</w:t>
       </w:r>
     </w:p>
@@ -19833,21 +17270,6 @@
           <w:b/>
           <w:lang w:val="pt_PT" w:bidi="pt_PT"/>
         </w:rPr>
-        <w:t>τὸν λόγον τῆς ἀληθείας</w:t>
-      </w:r>
-    </w:p>
-    <w:p>
-      <w:pPr/>
-      <w:r>
-        <w:rPr>
-          <w:lang w:val="pt_PT" w:bidi="pt_PT"/>
-        </w:rPr>
-      </w:r>
-      <w:r>
-        <w:rPr>
-          <w:b/>
-          <w:lang w:val="pt_PT" w:bidi="pt_PT"/>
-        </w:rPr>
         <w:t>"a verdade do evangelho".</w:t>
       </w:r>
     </w:p>
@@ -19931,21 +17353,6 @@
           <w:b/>
           <w:lang w:val="pt_PT" w:bidi="pt_PT"/>
         </w:rPr>
-        <w:t>τὸν λόγον τῆς ἀληθείας</w:t>
-      </w:r>
-    </w:p>
-    <w:p>
-      <w:pPr/>
-      <w:r>
-        <w:rPr>
-          <w:lang w:val="pt_PT" w:bidi="pt_PT"/>
-        </w:rPr>
-      </w:r>
-      <w:r>
-        <w:rPr>
-          <w:b/>
-          <w:lang w:val="pt_PT" w:bidi="pt_PT"/>
-        </w:rPr>
         <w:t>"a verdade do evangelho".</w:t>
       </w:r>
     </w:p>
@@ -20042,21 +17449,6 @@
           <w:b/>
           <w:lang w:val="pt_PT" w:bidi="pt_PT"/>
         </w:rPr>
-        <w:t>τὸν λόγον</w:t>
-      </w:r>
-    </w:p>
-    <w:p>
-      <w:pPr/>
-      <w:r>
-        <w:rPr>
-          <w:lang w:val="pt_PT" w:bidi="pt_PT"/>
-        </w:rPr>
-      </w:r>
-      <w:r>
-        <w:rPr>
-          <w:b/>
-          <w:lang w:val="pt_PT" w:bidi="pt_PT"/>
-        </w:rPr>
         <w:t>"a verdade do evangelho".</w:t>
       </w:r>
     </w:p>
@@ -20126,21 +17518,6 @@
         <w:rPr>
           <w:lang w:val="pt_PT" w:bidi="pt_PT"/>
         </w:rPr>
-      </w:r>
-    </w:p>
-    <w:p>
-      <w:pPr/>
-      <w:r>
-        <w:rPr>
-          <w:lang w:val="pt_PT" w:bidi="pt_PT"/>
-        </w:rPr>
-      </w:r>
-      <w:r>
-        <w:rPr>
-          <w:b/>
-          <w:lang w:val="pt_PT" w:bidi="pt_PT"/>
-        </w:rPr>
-        <w:t>δὲ</w:t>
       </w:r>
     </w:p>
     <w:p>
@@ -20282,21 +17659,6 @@
           <w:b/>
           <w:lang w:val="pt_PT" w:bidi="pt_PT"/>
         </w:rPr>
-        <w:t>τὰς &amp; βεβήλους κενοφωνίας</w:t>
-      </w:r>
-    </w:p>
-    <w:p>
-      <w:pPr/>
-      <w:r>
-        <w:rPr>
-          <w:lang w:val="pt_PT" w:bidi="pt_PT"/>
-        </w:rPr>
-      </w:r>
-      <w:r>
-        <w:rPr>
-          <w:b/>
-          <w:lang w:val="pt_PT" w:bidi="pt_PT"/>
-        </w:rPr>
         <w:t>"os falatórios contrários aos ensinamentos cristãos".</w:t>
       </w:r>
     </w:p>
@@ -20392,21 +17754,6 @@
         <w:rPr>
           <w:lang w:val="pt_PT" w:bidi="pt_PT"/>
         </w:rPr>
-      </w:r>
-    </w:p>
-    <w:p>
-      <w:pPr/>
-      <w:r>
-        <w:rPr>
-          <w:lang w:val="pt_PT" w:bidi="pt_PT"/>
-        </w:rPr>
-      </w:r>
-      <w:r>
-        <w:rPr>
-          <w:b/>
-          <w:lang w:val="pt_PT" w:bidi="pt_PT"/>
-        </w:rPr>
-        <w:t>προκόψουσιν</w:t>
       </w:r>
     </w:p>
     <w:p>
@@ -20574,21 +17921,6 @@
           <w:b/>
           <w:lang w:val="pt_PT" w:bidi="pt_PT"/>
         </w:rPr>
-        <w:t>ἐπὶ πλεῖον &amp; προκόψουσιν ἀσεβείας</w:t>
-      </w:r>
-    </w:p>
-    <w:p>
-      <w:pPr/>
-      <w:r>
-        <w:rPr>
-          <w:lang w:val="pt_PT" w:bidi="pt_PT"/>
-        </w:rPr>
-      </w:r>
-      <w:r>
-        <w:rPr>
-          <w:b/>
-          <w:lang w:val="pt_PT" w:bidi="pt_PT"/>
-        </w:rPr>
         <w:t>"pois eles fazem com que as pessoas se afastem de Deus".</w:t>
       </w:r>
     </w:p>
@@ -20698,21 +18030,6 @@
           <w:b/>
           <w:lang w:val="pt_PT" w:bidi="pt_PT"/>
         </w:rPr>
-        <w:t>ἀσεβείας</w:t>
-      </w:r>
-    </w:p>
-    <w:p>
-      <w:pPr/>
-      <w:r>
-        <w:rPr>
-          <w:lang w:val="pt_PT" w:bidi="pt_PT"/>
-        </w:rPr>
-      </w:r>
-      <w:r>
-        <w:rPr>
-          <w:b/>
-          <w:lang w:val="pt_PT" w:bidi="pt_PT"/>
-        </w:rPr>
         <w:t>"pois eles fazem com que as pessoas se afastem de Deus".</w:t>
       </w:r>
     </w:p>
@@ -20782,21 +18099,6 @@
         <w:rPr>
           <w:lang w:val="pt_PT" w:bidi="pt_PT"/>
         </w:rPr>
-      </w:r>
-    </w:p>
-    <w:p>
-      <w:pPr/>
-      <w:r>
-        <w:rPr>
-          <w:lang w:val="pt_PT" w:bidi="pt_PT"/>
-        </w:rPr>
-      </w:r>
-      <w:r>
-        <w:rPr>
-          <w:b/>
-          <w:lang w:val="pt_PT" w:bidi="pt_PT"/>
-        </w:rPr>
-        <w:t>ὁ λόγος αὐτῶν</w:t>
       </w:r>
     </w:p>
     <w:p>
@@ -20912,21 +18214,6 @@
           <w:b/>
           <w:lang w:val="pt_PT" w:bidi="pt_PT"/>
         </w:rPr>
-        <w:t>ὡς γάγγραινα νομὴν ἕξει</w:t>
-      </w:r>
-    </w:p>
-    <w:p>
-      <w:pPr/>
-      <w:r>
-        <w:rPr>
-          <w:lang w:val="pt_PT" w:bidi="pt_PT"/>
-        </w:rPr>
-      </w:r>
-      <w:r>
-        <w:rPr>
-          <w:b/>
-          <w:lang w:val="pt_PT" w:bidi="pt_PT"/>
-        </w:rPr>
         <w:t>"se espalham como a gangrena".</w:t>
       </w:r>
     </w:p>
@@ -21036,21 +18323,6 @@
           <w:b/>
           <w:lang w:val="pt_PT" w:bidi="pt_PT"/>
         </w:rPr>
-        <w:t>γάγγραινα</w:t>
-      </w:r>
-    </w:p>
-    <w:p>
-      <w:pPr/>
-      <w:r>
-        <w:rPr>
-          <w:lang w:val="pt_PT" w:bidi="pt_PT"/>
-        </w:rPr>
-      </w:r>
-      <w:r>
-        <w:rPr>
-          <w:b/>
-          <w:lang w:val="pt_PT" w:bidi="pt_PT"/>
-        </w:rPr>
         <w:t>"como a gangrena".</w:t>
       </w:r>
     </w:p>
@@ -21160,21 +18432,6 @@
           <w:b/>
           <w:lang w:val="pt_PT" w:bidi="pt_PT"/>
         </w:rPr>
-        <w:t>Ὑμέναιος, καὶ Φίλητος</w:t>
-      </w:r>
-    </w:p>
-    <w:p>
-      <w:pPr/>
-      <w:r>
-        <w:rPr>
-          <w:lang w:val="pt_PT" w:bidi="pt_PT"/>
-        </w:rPr>
-      </w:r>
-      <w:r>
-        <w:rPr>
-          <w:b/>
-          <w:lang w:val="pt_PT" w:bidi="pt_PT"/>
-        </w:rPr>
         <w:t>"Himeneu e Fileto".</w:t>
       </w:r>
     </w:p>
@@ -21284,21 +18541,6 @@
           <w:b/>
           <w:lang w:val="pt_PT" w:bidi="pt_PT"/>
         </w:rPr>
-        <w:t>περὶ τὴν ἀλήθειαν ἠστόχησαν</w:t>
-      </w:r>
-    </w:p>
-    <w:p>
-      <w:pPr/>
-      <w:r>
-        <w:rPr>
-          <w:lang w:val="pt_PT" w:bidi="pt_PT"/>
-        </w:rPr>
-      </w:r>
-      <w:r>
-        <w:rPr>
-          <w:b/>
-          <w:lang w:val="pt_PT" w:bidi="pt_PT"/>
-        </w:rPr>
         <w:t>"os quais abandonaram o caminho da verdade".</w:t>
       </w:r>
     </w:p>
@@ -21408,21 +18650,6 @@
           <w:b/>
           <w:lang w:val="pt_PT" w:bidi="pt_PT"/>
         </w:rPr>
-        <w:t>περὶ τὴν ἀλήθειαν</w:t>
-      </w:r>
-    </w:p>
-    <w:p>
-      <w:pPr/>
-      <w:r>
-        <w:rPr>
-          <w:lang w:val="pt_PT" w:bidi="pt_PT"/>
-        </w:rPr>
-      </w:r>
-      <w:r>
-        <w:rPr>
-          <w:b/>
-          <w:lang w:val="pt_PT" w:bidi="pt_PT"/>
-        </w:rPr>
         <w:t>"o caminho da verdade".</w:t>
       </w:r>
     </w:p>
@@ -21519,21 +18746,6 @@
           <w:b/>
           <w:lang w:val="pt_PT" w:bidi="pt_PT"/>
         </w:rPr>
-        <w:t>ἀνάστασιν ἤδη γεγονέναι</w:t>
-      </w:r>
-    </w:p>
-    <w:p>
-      <w:pPr/>
-      <w:r>
-        <w:rPr>
-          <w:lang w:val="pt_PT" w:bidi="pt_PT"/>
-        </w:rPr>
-      </w:r>
-      <w:r>
-        <w:rPr>
-          <w:b/>
-          <w:lang w:val="pt_PT" w:bidi="pt_PT"/>
-        </w:rPr>
         <w:t>"Eles afirmam que a nossa ressurreição já aconteceu".</w:t>
       </w:r>
     </w:p>
@@ -21630,21 +18842,6 @@
           <w:b/>
           <w:lang w:val="pt_PT" w:bidi="pt_PT"/>
         </w:rPr>
-        <w:t>ἀνατρέπουσιν τήν τινων πίστιν</w:t>
-      </w:r>
-    </w:p>
-    <w:p>
-      <w:pPr/>
-      <w:r>
-        <w:rPr>
-          <w:lang w:val="pt_PT" w:bidi="pt_PT"/>
-        </w:rPr>
-      </w:r>
-      <w:r>
-        <w:rPr>
-          <w:b/>
-          <w:lang w:val="pt_PT" w:bidi="pt_PT"/>
-        </w:rPr>
         <w:t>"e assim estão atrapalhando a fé cristã de alguns".</w:t>
       </w:r>
     </w:p>
@@ -21741,21 +18938,6 @@
           <w:b/>
           <w:lang w:val="pt_PT" w:bidi="pt_PT"/>
         </w:rPr>
-        <w:t>τήν τινων πίστιν</w:t>
-      </w:r>
-    </w:p>
-    <w:p>
-      <w:pPr/>
-      <w:r>
-        <w:rPr>
-          <w:lang w:val="pt_PT" w:bidi="pt_PT"/>
-        </w:rPr>
-      </w:r>
-      <w:r>
-        <w:rPr>
-          <w:b/>
-          <w:lang w:val="pt_PT" w:bidi="pt_PT"/>
-        </w:rPr>
         <w:t>"a fé cristã de alguns".</w:t>
       </w:r>
     </w:p>
@@ -21852,21 +19034,6 @@
           <w:b/>
           <w:lang w:val="pt_PT" w:bidi="pt_PT"/>
         </w:rPr>
-        <w:t>ὁ &amp; στερεὸς θεμέλιος τοῦ Θεοῦ ἕστηκεν</w:t>
-      </w:r>
-    </w:p>
-    <w:p>
-      <w:pPr/>
-      <w:r>
-        <w:rPr>
-          <w:lang w:val="pt_PT" w:bidi="pt_PT"/>
-        </w:rPr>
-      </w:r>
-      <w:r>
-        <w:rPr>
-          <w:b/>
-          <w:lang w:val="pt_PT" w:bidi="pt_PT"/>
-        </w:rPr>
         <w:t>"Mas o firme alicerce que Deus colocou não pode ser abalado".</w:t>
       </w:r>
     </w:p>
@@ -22015,21 +19182,6 @@
           <w:b/>
           <w:lang w:val="pt_PT" w:bidi="pt_PT"/>
         </w:rPr>
-        <w:t>ἔχων τὴν σφραγῖδα ταύτην</w:t>
-      </w:r>
-    </w:p>
-    <w:p>
-      <w:pPr/>
-      <w:r>
-        <w:rPr>
-          <w:lang w:val="pt_PT" w:bidi="pt_PT"/>
-        </w:rPr>
-      </w:r>
-      <w:r>
-        <w:rPr>
-          <w:b/>
-          <w:lang w:val="pt_PT" w:bidi="pt_PT"/>
-        </w:rPr>
         <w:t>"e sobre esse alicerce estão escritas estas palavras".</w:t>
       </w:r>
     </w:p>
@@ -22138,21 +19290,6 @@
         <w:rPr>
           <w:lang w:val="pt_PT" w:bidi="pt_PT"/>
         </w:rPr>
-      </w:r>
-    </w:p>
-    <w:p>
-      <w:pPr/>
-      <w:r>
-        <w:rPr>
-          <w:lang w:val="pt_PT" w:bidi="pt_PT"/>
-        </w:rPr>
-      </w:r>
-      <w:r>
-        <w:rPr>
-          <w:b/>
-          <w:lang w:val="pt_PT" w:bidi="pt_PT"/>
-        </w:rPr>
-        <w:t>ἔγνω Κύριος τοὺς ὄντας αὐτοῦ, καί, ἀποστήτω ἀπὸ ἀδικίας πᾶς ὁ ὀνομάζων τὸ ὄνομα Κυρίου</w:t>
       </w:r>
     </w:p>
     <w:p>
@@ -22268,21 +19405,6 @@
           <w:b/>
           <w:lang w:val="pt_PT" w:bidi="pt_PT"/>
         </w:rPr>
-        <w:t>Κύριος &amp; Κυρίου</w:t>
-      </w:r>
-    </w:p>
-    <w:p>
-      <w:pPr/>
-      <w:r>
-        <w:rPr>
-          <w:lang w:val="pt_PT" w:bidi="pt_PT"/>
-        </w:rPr>
-      </w:r>
-      <w:r>
-        <w:rPr>
-          <w:b/>
-          <w:lang w:val="pt_PT" w:bidi="pt_PT"/>
-        </w:rPr>
         <w:t>"O Senhor"</w:t>
       </w:r>
       <w:r>
@@ -22392,21 +19514,6 @@
           <w:b/>
           <w:lang w:val="pt_PT" w:bidi="pt_PT"/>
         </w:rPr>
-        <w:t>ἔγνω</w:t>
-      </w:r>
-    </w:p>
-    <w:p>
-      <w:pPr/>
-      <w:r>
-        <w:rPr>
-          <w:lang w:val="pt_PT" w:bidi="pt_PT"/>
-        </w:rPr>
-      </w:r>
-      <w:r>
-        <w:rPr>
-          <w:b/>
-          <w:lang w:val="pt_PT" w:bidi="pt_PT"/>
-        </w:rPr>
         <w:t>"conhece".</w:t>
       </w:r>
     </w:p>
@@ -22490,21 +19597,6 @@
           <w:b/>
           <w:lang w:val="pt_PT" w:bidi="pt_PT"/>
         </w:rPr>
-        <w:t>ἀποστήτω ἀπὸ &amp; πᾶς ὁ ὀνομάζων τὸ ὄνομα Κυρίου</w:t>
-      </w:r>
-    </w:p>
-    <w:p>
-      <w:pPr/>
-      <w:r>
-        <w:rPr>
-          <w:lang w:val="pt_PT" w:bidi="pt_PT"/>
-        </w:rPr>
-      </w:r>
-      <w:r>
-        <w:rPr>
-          <w:b/>
-          <w:lang w:val="pt_PT" w:bidi="pt_PT"/>
-        </w:rPr>
         <w:t>"Toda pessoa que diz que pertence ao Senhor precisa abandonar o pecado".</w:t>
       </w:r>
     </w:p>
@@ -22614,21 +19706,6 @@
           <w:b/>
           <w:lang w:val="pt_PT" w:bidi="pt_PT"/>
         </w:rPr>
-        <w:t>ἀποστήτω &amp; πᾶς ὁ ὀνομάζων τὸ ὄνομα Κυρίου</w:t>
-      </w:r>
-    </w:p>
-    <w:p>
-      <w:pPr/>
-      <w:r>
-        <w:rPr>
-          <w:lang w:val="pt_PT" w:bidi="pt_PT"/>
-        </w:rPr>
-      </w:r>
-      <w:r>
-        <w:rPr>
-          <w:b/>
-          <w:lang w:val="pt_PT" w:bidi="pt_PT"/>
-        </w:rPr>
         <w:t>"que pertence ao Senhor precisa abandonar o pecado".</w:t>
       </w:r>
     </w:p>
@@ -22712,21 +19789,6 @@
           <w:b/>
           <w:lang w:val="pt_PT" w:bidi="pt_PT"/>
         </w:rPr>
-        <w:t>ὁ ὀνομάζων τὸ ὄνομα Κυρίου</w:t>
-      </w:r>
-    </w:p>
-    <w:p>
-      <w:pPr/>
-      <w:r>
-        <w:rPr>
-          <w:lang w:val="pt_PT" w:bidi="pt_PT"/>
-        </w:rPr>
-      </w:r>
-      <w:r>
-        <w:rPr>
-          <w:b/>
-          <w:lang w:val="pt_PT" w:bidi="pt_PT"/>
-        </w:rPr>
         <w:t>"Toda pessoa que diz que pertence ao Senhor".</w:t>
       </w:r>
     </w:p>
@@ -22836,21 +19898,6 @@
           <w:b/>
           <w:lang w:val="pt_PT" w:bidi="pt_PT"/>
         </w:rPr>
-        <w:t>ἀπὸ ἀδικίας</w:t>
-      </w:r>
-    </w:p>
-    <w:p>
-      <w:pPr/>
-      <w:r>
-        <w:rPr>
-          <w:lang w:val="pt_PT" w:bidi="pt_PT"/>
-        </w:rPr>
-      </w:r>
-      <w:r>
-        <w:rPr>
-          <w:b/>
-          <w:lang w:val="pt_PT" w:bidi="pt_PT"/>
-        </w:rPr>
         <w:t>"abandonar o pecado".</w:t>
       </w:r>
     </w:p>
@@ -22947,21 +19994,6 @@
           <w:b/>
           <w:lang w:val="pt_PT" w:bidi="pt_PT"/>
         </w:rPr>
-        <w:t>δὲ</w:t>
-      </w:r>
-    </w:p>
-    <w:p>
-      <w:pPr/>
-      <w:r>
-        <w:rPr>
-          <w:lang w:val="pt_PT" w:bidi="pt_PT"/>
-        </w:rPr>
-      </w:r>
-      <w:r>
-        <w:rPr>
-          <w:b/>
-          <w:lang w:val="pt_PT" w:bidi="pt_PT"/>
-        </w:rPr>
         <w:t>"Numa casa grande".</w:t>
       </w:r>
     </w:p>
@@ -23045,21 +20077,6 @@
           <w:b/>
           <w:lang w:val="pt_PT" w:bidi="pt_PT"/>
         </w:rPr>
-        <w:t>ἐν μεγάλῃ &amp; οἰκίᾳ, οὐκ ἔστιν μόνον σκεύη χρυσᾶ καὶ ἀργυρᾶ, ἀλλὰ καὶ ξύλινα καὶ ὀστράκινα; καὶ ἃ μὲν εἰς τιμὴν, ἃ δὲ εἰς ἀτιμίαν</w:t>
-      </w:r>
-    </w:p>
-    <w:p>
-      <w:pPr/>
-      <w:r>
-        <w:rPr>
-          <w:lang w:val="pt_PT" w:bidi="pt_PT"/>
-        </w:rPr>
-      </w:r>
-      <w:r>
-        <w:rPr>
-          <w:b/>
-          <w:lang w:val="pt_PT" w:bidi="pt_PT"/>
-        </w:rPr>
         <w:t>"Numa casa grande não existem somente vasilhas de ouro e de prata, mas também de madeira e de barro. Algumas são para ocasiões especiais, e outras, para todos os dias".</w:t>
       </w:r>
     </w:p>
@@ -23169,21 +20186,6 @@
           <w:b/>
           <w:lang w:val="pt_PT" w:bidi="pt_PT"/>
         </w:rPr>
-        <w:t>σκεύη</w:t>
-      </w:r>
-    </w:p>
-    <w:p>
-      <w:pPr/>
-      <w:r>
-        <w:rPr>
-          <w:lang w:val="pt_PT" w:bidi="pt_PT"/>
-        </w:rPr>
-      </w:r>
-      <w:r>
-        <w:rPr>
-          <w:b/>
-          <w:lang w:val="pt_PT" w:bidi="pt_PT"/>
-        </w:rPr>
         <w:t>"vasilhas".</w:t>
       </w:r>
     </w:p>
@@ -23280,21 +20282,6 @@
           <w:b/>
           <w:lang w:val="pt_PT" w:bidi="pt_PT"/>
         </w:rPr>
-        <w:t>ἀλλὰ καὶ ξύλινα καὶ ὀστράκινα</w:t>
-      </w:r>
-    </w:p>
-    <w:p>
-      <w:pPr/>
-      <w:r>
-        <w:rPr>
-          <w:lang w:val="pt_PT" w:bidi="pt_PT"/>
-        </w:rPr>
-      </w:r>
-      <w:r>
-        <w:rPr>
-          <w:b/>
-          <w:lang w:val="pt_PT" w:bidi="pt_PT"/>
-        </w:rPr>
         <w:t>"mas também madeira e de barro".</w:t>
       </w:r>
     </w:p>
@@ -23378,21 +20365,6 @@
           <w:b/>
           <w:lang w:val="pt_PT" w:bidi="pt_PT"/>
         </w:rPr>
-        <w:t>ἃ μὲν εἰς τιμὴν, ἃ δὲ εἰς ἀτιμίαν</w:t>
-      </w:r>
-    </w:p>
-    <w:p>
-      <w:pPr/>
-      <w:r>
-        <w:rPr>
-          <w:lang w:val="pt_PT" w:bidi="pt_PT"/>
-        </w:rPr>
-      </w:r>
-      <w:r>
-        <w:rPr>
-          <w:b/>
-          <w:lang w:val="pt_PT" w:bidi="pt_PT"/>
-        </w:rPr>
         <w:t>"Algumas são para ocasiões especiais, e outras, para todos os dias".</w:t>
       </w:r>
     </w:p>
@@ -23476,21 +20448,6 @@
           <w:b/>
           <w:lang w:val="pt_PT" w:bidi="pt_PT"/>
         </w:rPr>
-        <w:t>ἃ μὲν εἰς τιμὴν, ἃ δὲ εἰς ἀτιμίαν</w:t>
-      </w:r>
-    </w:p>
-    <w:p>
-      <w:pPr/>
-      <w:r>
-        <w:rPr>
-          <w:lang w:val="pt_PT" w:bidi="pt_PT"/>
-        </w:rPr>
-      </w:r>
-      <w:r>
-        <w:rPr>
-          <w:b/>
-          <w:lang w:val="pt_PT" w:bidi="pt_PT"/>
-        </w:rPr>
         <w:t>"Algumas são para ocasiões especiais, e outras, para todos os dias".</w:t>
       </w:r>
     </w:p>
@@ -23574,21 +20531,6 @@
           <w:b/>
           <w:lang w:val="pt_PT" w:bidi="pt_PT"/>
         </w:rPr>
-        <w:t>ἐὰν &amp; τις ἐκκαθάρῃ ἑαυτὸν ἀπὸ τούτων, ἔσται σκεῦος εἰς τιμήν, ἡγιασμένον εὔχρηστον τῷ Δεσπότῃ, εἰς πᾶν ἔργον ἀγαθὸν ἡτοιμασμένον</w:t>
-      </w:r>
-    </w:p>
-    <w:p>
-      <w:pPr/>
-      <w:r>
-        <w:rPr>
-          <w:lang w:val="pt_PT" w:bidi="pt_PT"/>
-        </w:rPr>
-      </w:r>
-      <w:r>
-        <w:rPr>
-          <w:b/>
-          <w:lang w:val="pt_PT" w:bidi="pt_PT"/>
-        </w:rPr>
         <w:t>"Quem se purificar de todos esses erros de que tenho falado será usado para fins especiais porque é dedicado e útil ao seu Mestre e está pronto para fazer tudo o que é bom".</w:t>
       </w:r>
     </w:p>
@@ -23684,21 +20626,6 @@
         <w:rPr>
           <w:lang w:val="pt_PT" w:bidi="pt_PT"/>
         </w:rPr>
-      </w:r>
-    </w:p>
-    <w:p>
-      <w:pPr/>
-      <w:r>
-        <w:rPr>
-          <w:lang w:val="pt_PT" w:bidi="pt_PT"/>
-        </w:rPr>
-      </w:r>
-      <w:r>
-        <w:rPr>
-          <w:b/>
-          <w:lang w:val="pt_PT" w:bidi="pt_PT"/>
-        </w:rPr>
-        <w:t>τούτων</w:t>
       </w:r>
     </w:p>
     <w:p>
@@ -23845,21 +20772,6 @@
           <w:b/>
           <w:lang w:val="pt_PT" w:bidi="pt_PT"/>
         </w:rPr>
-        <w:t>ἑαυτὸν &amp; ἔσται</w:t>
-      </w:r>
-    </w:p>
-    <w:p>
-      <w:pPr/>
-      <w:r>
-        <w:rPr>
-          <w:lang w:val="pt_PT" w:bidi="pt_PT"/>
-        </w:rPr>
-      </w:r>
-      <w:r>
-        <w:rPr>
-          <w:b/>
-          <w:lang w:val="pt_PT" w:bidi="pt_PT"/>
-        </w:rPr>
         <w:t>"será usado"</w:t>
       </w:r>
       <w:r>
@@ -23956,21 +20868,6 @@
           <w:b/>
           <w:lang w:val="pt_PT" w:bidi="pt_PT"/>
         </w:rPr>
-        <w:t>εἰς τιμήν</w:t>
-      </w:r>
-    </w:p>
-    <w:p>
-      <w:pPr/>
-      <w:r>
-        <w:rPr>
-          <w:lang w:val="pt_PT" w:bidi="pt_PT"/>
-        </w:rPr>
-      </w:r>
-      <w:r>
-        <w:rPr>
-          <w:b/>
-          <w:lang w:val="pt_PT" w:bidi="pt_PT"/>
-        </w:rPr>
         <w:t>"será usado para fins especiais porque é dedicado e útil ao seu Mestre".</w:t>
       </w:r>
     </w:p>
@@ -24054,21 +20951,6 @@
           <w:b/>
           <w:lang w:val="pt_PT" w:bidi="pt_PT"/>
         </w:rPr>
-        <w:t>ἡγιασμένον</w:t>
-      </w:r>
-    </w:p>
-    <w:p>
-      <w:pPr/>
-      <w:r>
-        <w:rPr>
-          <w:lang w:val="pt_PT" w:bidi="pt_PT"/>
-        </w:rPr>
-      </w:r>
-      <w:r>
-        <w:rPr>
-          <w:b/>
-          <w:lang w:val="pt_PT" w:bidi="pt_PT"/>
-        </w:rPr>
         <w:t>"porque é dedicado e útil ao seu Mestre".</w:t>
       </w:r>
     </w:p>
@@ -24152,21 +21034,6 @@
           <w:b/>
           <w:lang w:val="pt_PT" w:bidi="pt_PT"/>
         </w:rPr>
-        <w:t>ἡτοιμασμένον</w:t>
-      </w:r>
-    </w:p>
-    <w:p>
-      <w:pPr/>
-      <w:r>
-        <w:rPr>
-          <w:lang w:val="pt_PT" w:bidi="pt_PT"/>
-        </w:rPr>
-      </w:r>
-      <w:r>
-        <w:rPr>
-          <w:b/>
-          <w:lang w:val="pt_PT" w:bidi="pt_PT"/>
-        </w:rPr>
         <w:t>"e está pronto para fazer tudo o que é bom".</w:t>
       </w:r>
     </w:p>
@@ -24250,21 +21117,6 @@
           <w:b/>
           <w:lang w:val="pt_PT" w:bidi="pt_PT"/>
         </w:rPr>
-        <w:t>δὲ</w:t>
-      </w:r>
-    </w:p>
-    <w:p>
-      <w:pPr/>
-      <w:r>
-        <w:rPr>
-          <w:lang w:val="pt_PT" w:bidi="pt_PT"/>
-        </w:rPr>
-      </w:r>
-      <w:r>
-        <w:rPr>
-          <w:b/>
-          <w:lang w:val="pt_PT" w:bidi="pt_PT"/>
-        </w:rPr>
         <w:t>"E você".</w:t>
       </w:r>
     </w:p>
@@ -24348,21 +21200,6 @@
           <w:b/>
           <w:lang w:val="pt_PT" w:bidi="pt_PT"/>
         </w:rPr>
-        <w:t>φεῦγε</w:t>
-      </w:r>
-    </w:p>
-    <w:p>
-      <w:pPr/>
-      <w:r>
-        <w:rPr>
-          <w:lang w:val="pt_PT" w:bidi="pt_PT"/>
-        </w:rPr>
-      </w:r>
-      <w:r>
-        <w:rPr>
-          <w:b/>
-          <w:lang w:val="pt_PT" w:bidi="pt_PT"/>
-        </w:rPr>
         <w:t>"fuja das paixões da mocidade".</w:t>
       </w:r>
     </w:p>
@@ -24472,21 +21309,6 @@
           <w:b/>
           <w:lang w:val="pt_PT" w:bidi="pt_PT"/>
         </w:rPr>
-        <w:t>τὰς &amp; νεωτερικὰς ἐπιθυμίας</w:t>
-      </w:r>
-    </w:p>
-    <w:p>
-      <w:pPr/>
-      <w:r>
-        <w:rPr>
-          <w:lang w:val="pt_PT" w:bidi="pt_PT"/>
-        </w:rPr>
-      </w:r>
-      <w:r>
-        <w:rPr>
-          <w:b/>
-          <w:lang w:val="pt_PT" w:bidi="pt_PT"/>
-        </w:rPr>
         <w:t>"fuja das paixões da mocidade".</w:t>
       </w:r>
     </w:p>
@@ -24583,21 +21405,6 @@
           <w:b/>
           <w:lang w:val="pt_PT" w:bidi="pt_PT"/>
         </w:rPr>
-        <w:t>δίωκε &amp; δικαιοσύνην, πίστιν, ἀγάπην, εἰρήνην, μετὰ τῶν ἐπικαλουμένων τὸν Κύριον ἐκ καθαρᾶς καρδίας</w:t>
-      </w:r>
-    </w:p>
-    <w:p>
-      <w:pPr/>
-      <w:r>
-        <w:rPr>
-          <w:lang w:val="pt_PT" w:bidi="pt_PT"/>
-        </w:rPr>
-      </w:r>
-      <w:r>
-        <w:rPr>
-          <w:b/>
-          <w:lang w:val="pt_PT" w:bidi="pt_PT"/>
-        </w:rPr>
         <w:t>"e procure viver uma vida correta, com fé, amor e paz, junto com os que com um coração puro".</w:t>
       </w:r>
     </w:p>
@@ -24739,21 +21546,6 @@
           <w:b/>
           <w:lang w:val="pt_PT" w:bidi="pt_PT"/>
         </w:rPr>
-        <w:t>δίωκε</w:t>
-      </w:r>
-    </w:p>
-    <w:p>
-      <w:pPr/>
-      <w:r>
-        <w:rPr>
-          <w:lang w:val="pt_PT" w:bidi="pt_PT"/>
-        </w:rPr>
-      </w:r>
-      <w:r>
-        <w:rPr>
-          <w:b/>
-          <w:lang w:val="pt_PT" w:bidi="pt_PT"/>
-        </w:rPr>
         <w:t>"procure viver".</w:t>
       </w:r>
     </w:p>
@@ -24850,21 +21642,6 @@
           <w:b/>
           <w:lang w:val="pt_PT" w:bidi="pt_PT"/>
         </w:rPr>
-        <w:t>δικαιοσύνην, πίστιν, ἀγάπην, εἰρήνην</w:t>
-      </w:r>
-    </w:p>
-    <w:p>
-      <w:pPr/>
-      <w:r>
-        <w:rPr>
-          <w:lang w:val="pt_PT" w:bidi="pt_PT"/>
-        </w:rPr>
-      </w:r>
-      <w:r>
-        <w:rPr>
-          <w:b/>
-          <w:lang w:val="pt_PT" w:bidi="pt_PT"/>
-        </w:rPr>
         <w:t>"uma vida correta, com fé, amor e paz".</w:t>
       </w:r>
     </w:p>
@@ -24948,21 +21725,6 @@
           <w:b/>
           <w:lang w:val="pt_PT" w:bidi="pt_PT"/>
         </w:rPr>
-        <w:t>πίστιν</w:t>
-      </w:r>
-    </w:p>
-    <w:p>
-      <w:pPr/>
-      <w:r>
-        <w:rPr>
-          <w:lang w:val="pt_PT" w:bidi="pt_PT"/>
-        </w:rPr>
-      </w:r>
-      <w:r>
-        <w:rPr>
-          <w:b/>
-          <w:lang w:val="pt_PT" w:bidi="pt_PT"/>
-        </w:rPr>
         <w:t>"com fé".</w:t>
       </w:r>
     </w:p>
@@ -25059,21 +21821,6 @@
           <w:b/>
           <w:lang w:val="pt_PT" w:bidi="pt_PT"/>
         </w:rPr>
-        <w:t>τῶν ἐπικαλουμένων τὸν Κύριον</w:t>
-      </w:r>
-    </w:p>
-    <w:p>
-      <w:pPr/>
-      <w:r>
-        <w:rPr>
-          <w:lang w:val="pt_PT" w:bidi="pt_PT"/>
-        </w:rPr>
-      </w:r>
-      <w:r>
-        <w:rPr>
-          <w:b/>
-          <w:lang w:val="pt_PT" w:bidi="pt_PT"/>
-        </w:rPr>
         <w:t>"junto com os que com um coração puro pedem a ajuda do Senhor".</w:t>
       </w:r>
     </w:p>
@@ -25170,21 +21917,6 @@
           <w:b/>
           <w:lang w:val="pt_PT" w:bidi="pt_PT"/>
         </w:rPr>
-        <w:t>τὸν Κύριον ἐκ καθαρᾶς καρδίας</w:t>
-      </w:r>
-    </w:p>
-    <w:p>
-      <w:pPr/>
-      <w:r>
-        <w:rPr>
-          <w:lang w:val="pt_PT" w:bidi="pt_PT"/>
-        </w:rPr>
-      </w:r>
-      <w:r>
-        <w:rPr>
-          <w:b/>
-          <w:lang w:val="pt_PT" w:bidi="pt_PT"/>
-        </w:rPr>
         <w:t>"os que com um coração puro pedem a ajuda do Senhor".</w:t>
       </w:r>
     </w:p>
@@ -25294,21 +22026,6 @@
           <w:b/>
           <w:lang w:val="pt_PT" w:bidi="pt_PT"/>
         </w:rPr>
-        <w:t>ἐκ καθαρᾶς καρδίας</w:t>
-      </w:r>
-    </w:p>
-    <w:p>
-      <w:pPr/>
-      <w:r>
-        <w:rPr>
-          <w:lang w:val="pt_PT" w:bidi="pt_PT"/>
-        </w:rPr>
-      </w:r>
-      <w:r>
-        <w:rPr>
-          <w:b/>
-          <w:lang w:val="pt_PT" w:bidi="pt_PT"/>
-        </w:rPr>
         <w:t>"que com um coração puro".</w:t>
       </w:r>
     </w:p>
@@ -25418,21 +22135,6 @@
           <w:b/>
           <w:lang w:val="pt_PT" w:bidi="pt_PT"/>
         </w:rPr>
-        <w:t>δὲ</w:t>
-      </w:r>
-    </w:p>
-    <w:p>
-      <w:pPr/>
-      <w:r>
-        <w:rPr>
-          <w:lang w:val="pt_PT" w:bidi="pt_PT"/>
-        </w:rPr>
-      </w:r>
-      <w:r>
-        <w:rPr>
-          <w:b/>
-          <w:lang w:val="pt_PT" w:bidi="pt_PT"/>
-        </w:rPr>
         <w:t>"Fique longe".</w:t>
       </w:r>
     </w:p>
@@ -25529,21 +22231,6 @@
           <w:b/>
           <w:lang w:val="pt_PT" w:bidi="pt_PT"/>
         </w:rPr>
-        <w:t>τὰς &amp; μωρὰς καὶ ἀπαιδεύτους ζητήσεις</w:t>
-      </w:r>
-    </w:p>
-    <w:p>
-      <w:pPr/>
-      <w:r>
-        <w:rPr>
-          <w:lang w:val="pt_PT" w:bidi="pt_PT"/>
-        </w:rPr>
-      </w:r>
-      <w:r>
-        <w:rPr>
-          <w:b/>
-          <w:lang w:val="pt_PT" w:bidi="pt_PT"/>
-        </w:rPr>
         <w:t>"longe das discussões tolas e sem valor".</w:t>
       </w:r>
     </w:p>
@@ -25640,21 +22327,6 @@
           <w:b/>
           <w:lang w:val="pt_PT" w:bidi="pt_PT"/>
         </w:rPr>
-        <w:t>μωρὰς καὶ ἀπαιδεύτους</w:t>
-      </w:r>
-    </w:p>
-    <w:p>
-      <w:pPr/>
-      <w:r>
-        <w:rPr>
-          <w:lang w:val="pt_PT" w:bidi="pt_PT"/>
-        </w:rPr>
-      </w:r>
-      <w:r>
-        <w:rPr>
-          <w:b/>
-          <w:lang w:val="pt_PT" w:bidi="pt_PT"/>
-        </w:rPr>
         <w:t>"discussões tolas e sem valor".</w:t>
       </w:r>
     </w:p>
@@ -25764,21 +22436,6 @@
           <w:b/>
           <w:lang w:val="pt_PT" w:bidi="pt_PT"/>
         </w:rPr>
-        <w:t>γεννῶσι</w:t>
-      </w:r>
-    </w:p>
-    <w:p>
-      <w:pPr/>
-      <w:r>
-        <w:rPr>
-          <w:lang w:val="pt_PT" w:bidi="pt_PT"/>
-        </w:rPr>
-      </w:r>
-      <w:r>
-        <w:rPr>
-          <w:b/>
-          <w:lang w:val="pt_PT" w:bidi="pt_PT"/>
-        </w:rPr>
         <w:t>"pois você sabe que elas sempre acabam em brigas".</w:t>
       </w:r>
     </w:p>
@@ -25914,21 +22571,6 @@
           <w:b/>
           <w:lang w:val="pt_PT" w:bidi="pt_PT"/>
         </w:rPr>
-        <w:t>μάχας</w:t>
-      </w:r>
-    </w:p>
-    <w:p>
-      <w:pPr/>
-      <w:r>
-        <w:rPr>
-          <w:lang w:val="pt_PT" w:bidi="pt_PT"/>
-        </w:rPr>
-      </w:r>
-      <w:r>
-        <w:rPr>
-          <w:b/>
-          <w:lang w:val="pt_PT" w:bidi="pt_PT"/>
-        </w:rPr>
         <w:t>"acabam em brigas".</w:t>
       </w:r>
     </w:p>
@@ -26025,21 +22667,6 @@
           <w:b/>
           <w:lang w:val="pt_PT" w:bidi="pt_PT"/>
         </w:rPr>
-        <w:t>δὲ</w:t>
-      </w:r>
-    </w:p>
-    <w:p>
-      <w:pPr/>
-      <w:r>
-        <w:rPr>
-          <w:lang w:val="pt_PT" w:bidi="pt_PT"/>
-        </w:rPr>
-      </w:r>
-      <w:r>
-        <w:rPr>
-          <w:b/>
-          <w:lang w:val="pt_PT" w:bidi="pt_PT"/>
-        </w:rPr>
         <w:t>"O servo do Senhor".</w:t>
       </w:r>
     </w:p>
@@ -26136,21 +22763,6 @@
           <w:b/>
           <w:lang w:val="pt_PT" w:bidi="pt_PT"/>
         </w:rPr>
-        <w:t>δοῦλον &amp; Κυρίου</w:t>
-      </w:r>
-    </w:p>
-    <w:p>
-      <w:pPr/>
-      <w:r>
-        <w:rPr>
-          <w:lang w:val="pt_PT" w:bidi="pt_PT"/>
-        </w:rPr>
-      </w:r>
-      <w:r>
-        <w:rPr>
-          <w:b/>
-          <w:lang w:val="pt_PT" w:bidi="pt_PT"/>
-        </w:rPr>
         <w:t>"servo do Senhor".</w:t>
       </w:r>
     </w:p>
@@ -26260,21 +22872,6 @@
           <w:b/>
           <w:lang w:val="pt_PT" w:bidi="pt_PT"/>
         </w:rPr>
-        <w:t>δοῦλον &amp; Κυρίου</w:t>
-      </w:r>
-    </w:p>
-    <w:p>
-      <w:pPr/>
-      <w:r>
-        <w:rPr>
-          <w:lang w:val="pt_PT" w:bidi="pt_PT"/>
-        </w:rPr>
-      </w:r>
-      <w:r>
-        <w:rPr>
-          <w:b/>
-          <w:lang w:val="pt_PT" w:bidi="pt_PT"/>
-        </w:rPr>
         <w:t>"servo do Senhor".</w:t>
       </w:r>
     </w:p>
@@ -26370,21 +22967,6 @@
         <w:rPr>
           <w:lang w:val="pt_PT" w:bidi="pt_PT"/>
         </w:rPr>
-      </w:r>
-    </w:p>
-    <w:p>
-      <w:pPr/>
-      <w:r>
-        <w:rPr>
-          <w:lang w:val="pt_PT" w:bidi="pt_PT"/>
-        </w:rPr>
-      </w:r>
-      <w:r>
-        <w:rPr>
-          <w:b/>
-          <w:lang w:val="pt_PT" w:bidi="pt_PT"/>
-        </w:rPr>
-        <w:t>οὐ &amp; μάχεσθαι</w:t>
       </w:r>
     </w:p>
     <w:p>
@@ -26500,21 +23082,6 @@
           <w:b/>
           <w:lang w:val="pt_PT" w:bidi="pt_PT"/>
         </w:rPr>
-        <w:t>πάντας</w:t>
-      </w:r>
-    </w:p>
-    <w:p>
-      <w:pPr/>
-      <w:r>
-        <w:rPr>
-          <w:lang w:val="pt_PT" w:bidi="pt_PT"/>
-        </w:rPr>
-      </w:r>
-      <w:r>
-        <w:rPr>
-          <w:b/>
-          <w:lang w:val="pt_PT" w:bidi="pt_PT"/>
-        </w:rPr>
         <w:t>"todos".</w:t>
       </w:r>
     </w:p>
@@ -26611,21 +23178,6 @@
           <w:b/>
           <w:lang w:val="pt_PT" w:bidi="pt_PT"/>
         </w:rPr>
-        <w:t>ἐν πραΰτητι</w:t>
-      </w:r>
-    </w:p>
-    <w:p>
-      <w:pPr/>
-      <w:r>
-        <w:rPr>
-          <w:lang w:val="pt_PT" w:bidi="pt_PT"/>
-        </w:rPr>
-      </w:r>
-      <w:r>
-        <w:rPr>
-          <w:b/>
-          <w:lang w:val="pt_PT" w:bidi="pt_PT"/>
-        </w:rPr>
         <w:t>"que corrige com delicadeza".</w:t>
       </w:r>
     </w:p>
@@ -26708,21 +23260,6 @@
         <w:rPr>
           <w:lang w:val="pt_PT" w:bidi="pt_PT"/>
         </w:rPr>
-      </w:r>
-    </w:p>
-    <w:p>
-      <w:pPr/>
-      <w:r>
-        <w:rPr>
-          <w:lang w:val="pt_PT" w:bidi="pt_PT"/>
-        </w:rPr>
-      </w:r>
-      <w:r>
-        <w:rPr>
-          <w:b/>
-          <w:lang w:val="pt_PT" w:bidi="pt_PT"/>
-        </w:rPr>
-        <w:t>τοὺς ἀντιδιατιθεμένους</w:t>
       </w:r>
     </w:p>
     <w:p>
@@ -26851,21 +23388,6 @@
           <w:b/>
           <w:lang w:val="pt_PT" w:bidi="pt_PT"/>
         </w:rPr>
-        <w:t>μήποτε δώῃ αὐτοῖς ὁ Θεὸς μετάνοιαν</w:t>
-      </w:r>
-    </w:p>
-    <w:p>
-      <w:pPr/>
-      <w:r>
-        <w:rPr>
-          <w:lang w:val="pt_PT" w:bidi="pt_PT"/>
-        </w:rPr>
-      </w:r>
-      <w:r>
-        <w:rPr>
-          <w:b/>
-          <w:lang w:val="pt_PT" w:bidi="pt_PT"/>
-        </w:rPr>
         <w:t>"Pois pode ser que Deus dê a eles a oportunidade de se arrependerem".</w:t>
       </w:r>
     </w:p>
@@ -26975,21 +23497,6 @@
           <w:b/>
           <w:lang w:val="pt_PT" w:bidi="pt_PT"/>
         </w:rPr>
-        <w:t>μήποτε δώῃ αὐτοῖς &amp; μετάνοιαν εἰς ἐπίγνωσιν ἀληθείας</w:t>
-      </w:r>
-    </w:p>
-    <w:p>
-      <w:pPr/>
-      <w:r>
-        <w:rPr>
-          <w:lang w:val="pt_PT" w:bidi="pt_PT"/>
-        </w:rPr>
-      </w:r>
-      <w:r>
-        <w:rPr>
-          <w:b/>
-          <w:lang w:val="pt_PT" w:bidi="pt_PT"/>
-        </w:rPr>
         <w:t>"pode ser que Deus dê a eles a oportunidade de se arrependerem e de virem a conhecer a verdade".</w:t>
       </w:r>
     </w:p>
@@ -27086,21 +23593,6 @@
           <w:b/>
           <w:lang w:val="pt_PT" w:bidi="pt_PT"/>
         </w:rPr>
-        <w:t>ἀνανήψωσιν ἐκ τῆς τοῦ διαβόλου παγίδος, ἐζωγρημένοι ὑπ’ αὐτοῦ, εἰς τὸ ἐκείνου θέλημα</w:t>
-      </w:r>
-    </w:p>
-    <w:p>
-      <w:pPr/>
-      <w:r>
-        <w:rPr>
-          <w:lang w:val="pt_PT" w:bidi="pt_PT"/>
-        </w:rPr>
-      </w:r>
-      <w:r>
-        <w:rPr>
-          <w:b/>
-          <w:lang w:val="pt_PT" w:bidi="pt_PT"/>
-        </w:rPr>
         <w:t>"E assim voltarão ao seu perfeito juízo e escaparão da armadilha do Diabo, que os prendeu para fazerem o que ele quer".</w:t>
       </w:r>
     </w:p>
@@ -27210,21 +23702,6 @@
           <w:b/>
           <w:lang w:val="pt_PT" w:bidi="pt_PT"/>
         </w:rPr>
-        <w:t>ἀνανήψωσιν ἐκ τῆς τοῦ διαβόλου παγίδος</w:t>
-      </w:r>
-    </w:p>
-    <w:p>
-      <w:pPr/>
-      <w:r>
-        <w:rPr>
-          <w:lang w:val="pt_PT" w:bidi="pt_PT"/>
-        </w:rPr>
-      </w:r>
-      <w:r>
-        <w:rPr>
-          <w:b/>
-          <w:lang w:val="pt_PT" w:bidi="pt_PT"/>
-        </w:rPr>
         <w:t>"E assim voltarão ao seu perfeito juízo e escaparão da armadilha do Diabo".</w:t>
       </w:r>
     </w:p>
@@ -27334,21 +23811,6 @@
           <w:b/>
           <w:lang w:val="pt_PT" w:bidi="pt_PT"/>
         </w:rPr>
-        <w:t>ἀνανήψωσιν</w:t>
-      </w:r>
-    </w:p>
-    <w:p>
-      <w:pPr/>
-      <w:r>
-        <w:rPr>
-          <w:lang w:val="pt_PT" w:bidi="pt_PT"/>
-        </w:rPr>
-      </w:r>
-      <w:r>
-        <w:rPr>
-          <w:b/>
-          <w:lang w:val="pt_PT" w:bidi="pt_PT"/>
-        </w:rPr>
         <w:t>"E assim voltarão ao seu perfeito juízo".</w:t>
       </w:r>
     </w:p>
@@ -27432,21 +23894,6 @@
           <w:b/>
           <w:lang w:val="pt_PT" w:bidi="pt_PT"/>
         </w:rPr>
-        <w:t>ἐκ τῆς τοῦ διαβόλου παγίδος, ἐζωγρημένοι ὑπ’ αὐτοῦ</w:t>
-      </w:r>
-    </w:p>
-    <w:p>
-      <w:pPr/>
-      <w:r>
-        <w:rPr>
-          <w:lang w:val="pt_PT" w:bidi="pt_PT"/>
-        </w:rPr>
-      </w:r>
-      <w:r>
-        <w:rPr>
-          <w:b/>
-          <w:lang w:val="pt_PT" w:bidi="pt_PT"/>
-        </w:rPr>
         <w:t>"e escaparão da armadilha do Diabo, que os prendeu para fazerem o que ele quer".</w:t>
       </w:r>
     </w:p>
@@ -27543,21 +23990,6 @@
           <w:b/>
           <w:lang w:val="pt_PT" w:bidi="pt_PT"/>
         </w:rPr>
-        <w:t>ἐζωγρημένοι ὑπ’ αὐτοῦ</w:t>
-      </w:r>
-    </w:p>
-    <w:p>
-      <w:pPr/>
-      <w:r>
-        <w:rPr>
-          <w:lang w:val="pt_PT" w:bidi="pt_PT"/>
-        </w:rPr>
-      </w:r>
-      <w:r>
-        <w:rPr>
-          <w:b/>
-          <w:lang w:val="pt_PT" w:bidi="pt_PT"/>
-        </w:rPr>
         <w:t>"que os prendeu para fazerem o que ele quer".</w:t>
       </w:r>
     </w:p>
@@ -27641,21 +24073,6 @@
           <w:b/>
           <w:lang w:val="pt_PT" w:bidi="pt_PT"/>
         </w:rPr>
-        <w:t>ὑπ’ αὐτοῦ, εἰς τὸ ἐκείνου θέλημα</w:t>
-      </w:r>
-    </w:p>
-    <w:p>
-      <w:pPr/>
-      <w:r>
-        <w:rPr>
-          <w:lang w:val="pt_PT" w:bidi="pt_PT"/>
-        </w:rPr>
-      </w:r>
-      <w:r>
-        <w:rPr>
-          <w:b/>
-          <w:lang w:val="pt_PT" w:bidi="pt_PT"/>
-        </w:rPr>
         <w:t>"que os prendeu para fazerem o que ele quer".</w:t>
       </w:r>
     </w:p>
@@ -27804,21 +24221,6 @@
           <w:b/>
           <w:lang w:val="pt_PT" w:bidi="pt_PT"/>
         </w:rPr>
-        <w:t>εἰς τὸ ἐκείνου θέλημα</w:t>
-      </w:r>
-    </w:p>
-    <w:p>
-      <w:pPr/>
-      <w:r>
-        <w:rPr>
-          <w:lang w:val="pt_PT" w:bidi="pt_PT"/>
-        </w:rPr>
-      </w:r>
-      <w:r>
-        <w:rPr>
-          <w:b/>
-          <w:lang w:val="pt_PT" w:bidi="pt_PT"/>
-        </w:rPr>
         <w:t>"que os prendeu para fazerem o que ele quer".</w:t>
       </w:r>
     </w:p>
@@ -27902,21 +24304,6 @@
           <w:b/>
           <w:lang w:val="pt_PT" w:bidi="pt_PT"/>
         </w:rPr>
-        <w:t>δὲ</w:t>
-      </w:r>
-    </w:p>
-    <w:p>
-      <w:pPr/>
-      <w:r>
-        <w:rPr>
-          <w:lang w:val="pt_PT" w:bidi="pt_PT"/>
-        </w:rPr>
-      </w:r>
-      <w:r>
-        <w:rPr>
-          <w:b/>
-          <w:lang w:val="pt_PT" w:bidi="pt_PT"/>
-        </w:rPr>
         <w:t>"Lembre disto".</w:t>
       </w:r>
     </w:p>
@@ -28013,21 +24400,6 @@
           <w:b/>
           <w:lang w:val="pt_PT" w:bidi="pt_PT"/>
         </w:rPr>
-        <w:t>τοῦτο &amp; γίνωσκε, ὅτι</w:t>
-      </w:r>
-    </w:p>
-    <w:p>
-      <w:pPr/>
-      <w:r>
-        <w:rPr>
-          <w:lang w:val="pt_PT" w:bidi="pt_PT"/>
-        </w:rPr>
-      </w:r>
-      <w:r>
-        <w:rPr>
-          <w:b/>
-          <w:lang w:val="pt_PT" w:bidi="pt_PT"/>
-        </w:rPr>
         <w:t>"Lembre disto".</w:t>
       </w:r>
     </w:p>
@@ -28124,21 +24496,6 @@
           <w:b/>
           <w:lang w:val="pt_PT" w:bidi="pt_PT"/>
         </w:rPr>
-        <w:t>ἐν ἐσχάταις ἡμέραις</w:t>
-      </w:r>
-    </w:p>
-    <w:p>
-      <w:pPr/>
-      <w:r>
-        <w:rPr>
-          <w:lang w:val="pt_PT" w:bidi="pt_PT"/>
-        </w:rPr>
-      </w:r>
-      <w:r>
-        <w:rPr>
-          <w:b/>
-          <w:lang w:val="pt_PT" w:bidi="pt_PT"/>
-        </w:rPr>
         <w:t>"nos últimos dias".</w:t>
       </w:r>
     </w:p>
@@ -28221,21 +24578,6 @@
         <w:rPr>
           <w:lang w:val="pt_PT" w:bidi="pt_PT"/>
         </w:rPr>
-      </w:r>
-    </w:p>
-    <w:p>
-      <w:pPr/>
-      <w:r>
-        <w:rPr>
-          <w:lang w:val="pt_PT" w:bidi="pt_PT"/>
-        </w:rPr>
-      </w:r>
-      <w:r>
-        <w:rPr>
-          <w:b/>
-          <w:lang w:val="pt_PT" w:bidi="pt_PT"/>
-        </w:rPr>
-        <w:t>ἐνστήσονται καιροὶ χαλεποί</w:t>
       </w:r>
     </w:p>
     <w:p>
@@ -28377,21 +24719,6 @@
           <w:b/>
           <w:lang w:val="pt_PT" w:bidi="pt_PT"/>
         </w:rPr>
-        <w:t>γὰρ</w:t>
-      </w:r>
-    </w:p>
-    <w:p>
-      <w:pPr/>
-      <w:r>
-        <w:rPr>
-          <w:lang w:val="pt_PT" w:bidi="pt_PT"/>
-        </w:rPr>
-      </w:r>
-      <w:r>
-        <w:rPr>
-          <w:b/>
-          <w:lang w:val="pt_PT" w:bidi="pt_PT"/>
-        </w:rPr>
         <w:t>"Pois".</w:t>
       </w:r>
     </w:p>
@@ -28501,21 +24828,6 @@
           <w:b/>
           <w:lang w:val="pt_PT" w:bidi="pt_PT"/>
         </w:rPr>
-        <w:t>οἱ ἄνθρωποι</w:t>
-      </w:r>
-    </w:p>
-    <w:p>
-      <w:pPr/>
-      <w:r>
-        <w:rPr>
-          <w:lang w:val="pt_PT" w:bidi="pt_PT"/>
-        </w:rPr>
-      </w:r>
-      <w:r>
-        <w:rPr>
-          <w:b/>
-          <w:lang w:val="pt_PT" w:bidi="pt_PT"/>
-        </w:rPr>
         <w:t>"muitos".</w:t>
       </w:r>
     </w:p>
@@ -28599,21 +24911,6 @@
           <w:b/>
           <w:lang w:val="pt_PT" w:bidi="pt_PT"/>
         </w:rPr>
-        <w:t>οἱ ἄνθρωποι</w:t>
-      </w:r>
-    </w:p>
-    <w:p>
-      <w:pPr/>
-      <w:r>
-        <w:rPr>
-          <w:lang w:val="pt_PT" w:bidi="pt_PT"/>
-        </w:rPr>
-      </w:r>
-      <w:r>
-        <w:rPr>
-          <w:b/>
-          <w:lang w:val="pt_PT" w:bidi="pt_PT"/>
-        </w:rPr>
         <w:t>"Pois muitos".</w:t>
       </w:r>
     </w:p>
@@ -28710,21 +25007,6 @@
           <w:b/>
           <w:lang w:val="pt_PT" w:bidi="pt_PT"/>
         </w:rPr>
-        <w:t>φίλαυτοι</w:t>
-      </w:r>
-    </w:p>
-    <w:p>
-      <w:pPr/>
-      <w:r>
-        <w:rPr>
-          <w:lang w:val="pt_PT" w:bidi="pt_PT"/>
-        </w:rPr>
-      </w:r>
-      <w:r>
-        <w:rPr>
-          <w:b/>
-          <w:lang w:val="pt_PT" w:bidi="pt_PT"/>
-        </w:rPr>
         <w:t>"egoístas".</w:t>
       </w:r>
     </w:p>
@@ -28808,21 +25090,6 @@
           <w:b/>
           <w:lang w:val="pt_PT" w:bidi="pt_PT"/>
         </w:rPr>
-        <w:t>ἀφιλάγαθοι</w:t>
-      </w:r>
-    </w:p>
-    <w:p>
-      <w:pPr/>
-      <w:r>
-        <w:rPr>
-          <w:lang w:val="pt_PT" w:bidi="pt_PT"/>
-        </w:rPr>
-      </w:r>
-      <w:r>
-        <w:rPr>
-          <w:b/>
-          <w:lang w:val="pt_PT" w:bidi="pt_PT"/>
-        </w:rPr>
         <w:t>"Não terão amor pelos outros".</w:t>
       </w:r>
     </w:p>
@@ -28906,21 +25173,6 @@
           <w:b/>
           <w:lang w:val="pt_PT" w:bidi="pt_PT"/>
         </w:rPr>
-        <w:t>τετυφωμένοι</w:t>
-      </w:r>
-    </w:p>
-    <w:p>
-      <w:pPr/>
-      <w:r>
-        <w:rPr>
-          <w:lang w:val="pt_PT" w:bidi="pt_PT"/>
-        </w:rPr>
-      </w:r>
-      <w:r>
-        <w:rPr>
-          <w:b/>
-          <w:lang w:val="pt_PT" w:bidi="pt_PT"/>
-        </w:rPr>
         <w:t>"cheios de orgulho".</w:t>
       </w:r>
     </w:p>
@@ -29017,21 +25269,6 @@
           <w:b/>
           <w:lang w:val="pt_PT" w:bidi="pt_PT"/>
         </w:rPr>
-        <w:t>τετυφωμένοι</w:t>
-      </w:r>
-    </w:p>
-    <w:p>
-      <w:pPr/>
-      <w:r>
-        <w:rPr>
-          <w:lang w:val="pt_PT" w:bidi="pt_PT"/>
-        </w:rPr>
-      </w:r>
-      <w:r>
-        <w:rPr>
-          <w:b/>
-          <w:lang w:val="pt_PT" w:bidi="pt_PT"/>
-        </w:rPr>
         <w:t>"cheios de orgulho".</w:t>
       </w:r>
     </w:p>
@@ -29128,21 +25365,6 @@
           <w:b/>
           <w:lang w:val="pt_PT" w:bidi="pt_PT"/>
         </w:rPr>
-        <w:t>ἔχοντες μόρφωσιν εὐσεβείας, τὴν δὲ δύναμιν αὐτῆς ἠρνημένοι</w:t>
-      </w:r>
-    </w:p>
-    <w:p>
-      <w:pPr/>
-      <w:r>
-        <w:rPr>
-          <w:lang w:val="pt_PT" w:bidi="pt_PT"/>
-        </w:rPr>
-      </w:r>
-      <w:r>
-        <w:rPr>
-          <w:b/>
-          <w:lang w:val="pt_PT" w:bidi="pt_PT"/>
-        </w:rPr>
         <w:t>"</w:t>
       </w:r>
       <w:r>
@@ -29266,21 +25488,6 @@
           <w:b/>
           <w:lang w:val="pt_PT" w:bidi="pt_PT"/>
         </w:rPr>
-        <w:t>ἔχοντες μόρφωσιν εὐσεβείας</w:t>
-      </w:r>
-    </w:p>
-    <w:p>
-      <w:pPr/>
-      <w:r>
-        <w:rPr>
-          <w:lang w:val="pt_PT" w:bidi="pt_PT"/>
-        </w:rPr>
-      </w:r>
-      <w:r>
-        <w:rPr>
-          <w:b/>
-          <w:lang w:val="pt_PT" w:bidi="pt_PT"/>
-        </w:rPr>
         <w:t>"</w:t>
       </w:r>
       <w:r>
@@ -29404,21 +25611,6 @@
           <w:b/>
           <w:lang w:val="pt_PT" w:bidi="pt_PT"/>
         </w:rPr>
-        <w:t>τὴν &amp; δύναμιν αὐτῆς ἠρνημένοι</w:t>
-      </w:r>
-    </w:p>
-    <w:p>
-      <w:pPr/>
-      <w:r>
-        <w:rPr>
-          <w:lang w:val="pt_PT" w:bidi="pt_PT"/>
-        </w:rPr>
-      </w:r>
-      <w:r>
-        <w:rPr>
-          <w:b/>
-          <w:lang w:val="pt_PT" w:bidi="pt_PT"/>
-        </w:rPr>
         <w:t>"</w:t>
       </w:r>
       <w:r>
@@ -29529,21 +25721,6 @@
           <w:b/>
           <w:lang w:val="pt_PT" w:bidi="pt_PT"/>
         </w:rPr>
-        <w:t>καὶ</w:t>
-      </w:r>
-    </w:p>
-    <w:p>
-      <w:pPr/>
-      <w:r>
-        <w:rPr>
-          <w:lang w:val="pt_PT" w:bidi="pt_PT"/>
-        </w:rPr>
-      </w:r>
-      <w:r>
-        <w:rPr>
-          <w:b/>
-          <w:lang w:val="pt_PT" w:bidi="pt_PT"/>
-        </w:rPr>
         <w:t>"Mas".</w:t>
       </w:r>
     </w:p>
@@ -29653,21 +25830,6 @@
           <w:b/>
           <w:lang w:val="pt_PT" w:bidi="pt_PT"/>
         </w:rPr>
-        <w:t>τούτους ἀποτρέπου</w:t>
-      </w:r>
-    </w:p>
-    <w:p>
-      <w:pPr/>
-      <w:r>
-        <w:rPr>
-          <w:lang w:val="pt_PT" w:bidi="pt_PT"/>
-        </w:rPr>
-      </w:r>
-      <w:r>
-        <w:rPr>
-          <w:b/>
-          <w:lang w:val="pt_PT" w:bidi="pt_PT"/>
-        </w:rPr>
         <w:t>"</w:t>
       </w:r>
       <w:r>
@@ -29765,21 +25927,6 @@
           <w:b/>
           <w:lang w:val="pt_PT" w:bidi="pt_PT"/>
         </w:rPr>
-        <w:t>τούτους</w:t>
-      </w:r>
-    </w:p>
-    <w:p>
-      <w:pPr/>
-      <w:r>
-        <w:rPr>
-          <w:lang w:val="pt_PT" w:bidi="pt_PT"/>
-        </w:rPr>
-      </w:r>
-      <w:r>
-        <w:rPr>
-          <w:b/>
-          <w:lang w:val="pt_PT" w:bidi="pt_PT"/>
-        </w:rPr>
         <w:t>"dessa".</w:t>
       </w:r>
     </w:p>
@@ -29849,21 +25996,6 @@
         <w:rPr>
           <w:lang w:val="pt_PT" w:bidi="pt_PT"/>
         </w:rPr>
-      </w:r>
-    </w:p>
-    <w:p>
-      <w:pPr/>
-      <w:r>
-        <w:rPr>
-          <w:lang w:val="pt_PT" w:bidi="pt_PT"/>
-        </w:rPr>
-      </w:r>
-      <w:r>
-        <w:rPr>
-          <w:b/>
-          <w:lang w:val="pt_PT" w:bidi="pt_PT"/>
-        </w:rPr>
-        <w:t>γάρ</w:t>
       </w:r>
     </w:p>
     <w:p>
@@ -29979,21 +26111,6 @@
           <w:b/>
           <w:lang w:val="pt_PT" w:bidi="pt_PT"/>
         </w:rPr>
-        <w:t>ἐκ τούτων</w:t>
-      </w:r>
-    </w:p>
-    <w:p>
-      <w:pPr/>
-      <w:r>
-        <w:rPr>
-          <w:lang w:val="pt_PT" w:bidi="pt_PT"/>
-        </w:rPr>
-      </w:r>
-      <w:r>
-        <w:rPr>
-          <w:b/>
-          <w:lang w:val="pt_PT" w:bidi="pt_PT"/>
-        </w:rPr>
         <w:t>"Alguns deles".</w:t>
       </w:r>
     </w:p>
@@ -30108,21 +26225,6 @@
           <w:b/>
           <w:lang w:val="pt_PT" w:bidi="pt_PT"/>
         </w:rPr>
-        <w:t>οἱ ἐνδύνοντες εἰς τὰς οἰκίας</w:t>
-      </w:r>
-    </w:p>
-    <w:p>
-      <w:pPr/>
-      <w:r>
-        <w:rPr>
-          <w:lang w:val="pt_PT" w:bidi="pt_PT"/>
-        </w:rPr>
-      </w:r>
-      <w:r>
-        <w:rPr>
-          <w:b/>
-          <w:lang w:val="pt_PT" w:bidi="pt_PT"/>
-        </w:rPr>
         <w:t>"</w:t>
       </w:r>
       <w:r>
@@ -30233,21 +26335,6 @@
           <w:b/>
           <w:lang w:val="pt_PT" w:bidi="pt_PT"/>
         </w:rPr>
-        <w:t>αἰχμαλωτίζοντες</w:t>
-      </w:r>
-    </w:p>
-    <w:p>
-      <w:pPr/>
-      <w:r>
-        <w:rPr>
-          <w:lang w:val="pt_PT" w:bidi="pt_PT"/>
-        </w:rPr>
-      </w:r>
-      <w:r>
-        <w:rPr>
-          <w:b/>
-          <w:lang w:val="pt_PT" w:bidi="pt_PT"/>
-        </w:rPr>
         <w:t>"</w:t>
       </w:r>
       <w:r>
@@ -30371,21 +26458,6 @@
           <w:b/>
           <w:lang w:val="pt_PT" w:bidi="pt_PT"/>
         </w:rPr>
-        <w:t>γυναικάρια</w:t>
-      </w:r>
-    </w:p>
-    <w:p>
-      <w:pPr/>
-      <w:r>
-        <w:rPr>
-          <w:lang w:val="pt_PT" w:bidi="pt_PT"/>
-        </w:rPr>
-      </w:r>
-      <w:r>
-        <w:rPr>
-          <w:b/>
-          <w:lang w:val="pt_PT" w:bidi="pt_PT"/>
-        </w:rPr>
         <w:t>"mulheres fracas".</w:t>
       </w:r>
     </w:p>
@@ -30495,21 +26567,6 @@
           <w:b/>
           <w:lang w:val="pt_PT" w:bidi="pt_PT"/>
         </w:rPr>
-        <w:t>σεσωρευμένα ἁμαρτίαις</w:t>
-      </w:r>
-    </w:p>
-    <w:p>
-      <w:pPr/>
-      <w:r>
-        <w:rPr>
-          <w:lang w:val="pt_PT" w:bidi="pt_PT"/>
-        </w:rPr>
-      </w:r>
-      <w:r>
-        <w:rPr>
-          <w:b/>
-          <w:lang w:val="pt_PT" w:bidi="pt_PT"/>
-        </w:rPr>
         <w:t>"</w:t>
       </w:r>
       <w:r>
@@ -30633,21 +26690,6 @@
           <w:b/>
           <w:lang w:val="pt_PT" w:bidi="pt_PT"/>
         </w:rPr>
-        <w:t>σεσωρευμένα ἁμαρτίαις</w:t>
-      </w:r>
-    </w:p>
-    <w:p>
-      <w:pPr/>
-      <w:r>
-        <w:rPr>
-          <w:lang w:val="pt_PT" w:bidi="pt_PT"/>
-        </w:rPr>
-      </w:r>
-      <w:r>
-        <w:rPr>
-          <w:b/>
-          <w:lang w:val="pt_PT" w:bidi="pt_PT"/>
-        </w:rPr>
         <w:t>"</w:t>
       </w:r>
       <w:r>
@@ -30745,21 +26787,6 @@
           <w:b/>
           <w:lang w:val="pt_PT" w:bidi="pt_PT"/>
         </w:rPr>
-        <w:t>ἀγόμενα ἐπιθυμίαις ποικίλαις</w:t>
-      </w:r>
-    </w:p>
-    <w:p>
-      <w:pPr/>
-      <w:r>
-        <w:rPr>
-          <w:lang w:val="pt_PT" w:bidi="pt_PT"/>
-        </w:rPr>
-      </w:r>
-      <w:r>
-        <w:rPr>
-          <w:b/>
-          <w:lang w:val="pt_PT" w:bidi="pt_PT"/>
-        </w:rPr>
         <w:t>"</w:t>
       </w:r>
       <w:r>
@@ -30870,21 +26897,6 @@
           <w:b/>
           <w:lang w:val="pt_PT" w:bidi="pt_PT"/>
         </w:rPr>
-        <w:t>ἀγόμενα ἐπιθυμίαις ποικίλαις</w:t>
-      </w:r>
-    </w:p>
-    <w:p>
-      <w:pPr/>
-      <w:r>
-        <w:rPr>
-          <w:lang w:val="pt_PT" w:bidi="pt_PT"/>
-        </w:rPr>
-      </w:r>
-      <w:r>
-        <w:rPr>
-          <w:b/>
-          <w:lang w:val="pt_PT" w:bidi="pt_PT"/>
-        </w:rPr>
         <w:t>"</w:t>
       </w:r>
       <w:r>
@@ -30982,21 +26994,6 @@
           <w:b/>
           <w:lang w:val="pt_PT" w:bidi="pt_PT"/>
         </w:rPr>
-        <w:t>καὶ</w:t>
-      </w:r>
-    </w:p>
-    <w:p>
-      <w:pPr/>
-      <w:r>
-        <w:rPr>
-          <w:lang w:val="pt_PT" w:bidi="pt_PT"/>
-        </w:rPr>
-      </w:r>
-      <w:r>
-        <w:rPr>
-          <w:b/>
-          <w:lang w:val="pt_PT" w:bidi="pt_PT"/>
-        </w:rPr>
         <w:t>"</w:t>
       </w:r>
       <w:r>
@@ -31107,21 +27104,6 @@
           <w:b/>
           <w:lang w:val="pt_PT" w:bidi="pt_PT"/>
         </w:rPr>
-        <w:t>μηδέποτε εἰς ἐπίγνωσιν ἀληθείας ἐλθεῖν δυνάμενα</w:t>
-      </w:r>
-    </w:p>
-    <w:p>
-      <w:pPr/>
-      <w:r>
-        <w:rPr>
-          <w:lang w:val="pt_PT" w:bidi="pt_PT"/>
-        </w:rPr>
-      </w:r>
-      <w:r>
-        <w:rPr>
-          <w:b/>
-          <w:lang w:val="pt_PT" w:bidi="pt_PT"/>
-        </w:rPr>
         <w:t>"</w:t>
       </w:r>
       <w:r>
@@ -31245,21 +27227,6 @@
           <w:b/>
           <w:lang w:val="pt_PT" w:bidi="pt_PT"/>
         </w:rPr>
-        <w:t>εἰς ἐπίγνωσιν ἀληθείας</w:t>
-      </w:r>
-    </w:p>
-    <w:p>
-      <w:pPr/>
-      <w:r>
-        <w:rPr>
-          <w:lang w:val="pt_PT" w:bidi="pt_PT"/>
-        </w:rPr>
-      </w:r>
-      <w:r>
-        <w:rPr>
-          <w:b/>
-          <w:lang w:val="pt_PT" w:bidi="pt_PT"/>
-        </w:rPr>
         <w:t>"</w:t>
       </w:r>
       <w:r>
@@ -31356,21 +27323,6 @@
         <w:rPr>
           <w:lang w:val="pt_PT" w:bidi="pt_PT"/>
         </w:rPr>
-      </w:r>
-    </w:p>
-    <w:p>
-      <w:pPr/>
-      <w:r>
-        <w:rPr>
-          <w:lang w:val="pt_PT" w:bidi="pt_PT"/>
-        </w:rPr>
-      </w:r>
-      <w:r>
-        <w:rPr>
-          <w:b/>
-          <w:lang w:val="pt_PT" w:bidi="pt_PT"/>
-        </w:rPr>
-        <w:t>Ἰάννης καὶ Ἰαμβρῆς ἀντέστησαν Μωϋσεῖ</w:t>
       </w:r>
     </w:p>
     <w:p>
@@ -31552,21 +27504,6 @@
           <w:b/>
           <w:lang w:val="pt_PT" w:bidi="pt_PT"/>
         </w:rPr>
-        <w:t>Ἰάννης καὶ Ἰαμβρῆς</w:t>
-      </w:r>
-    </w:p>
-    <w:p>
-      <w:pPr/>
-      <w:r>
-        <w:rPr>
-          <w:lang w:val="pt_PT" w:bidi="pt_PT"/>
-        </w:rPr>
-      </w:r>
-      <w:r>
-        <w:rPr>
-          <w:b/>
-          <w:lang w:val="pt_PT" w:bidi="pt_PT"/>
-        </w:rPr>
         <w:t>"Janis e Jambres".</w:t>
       </w:r>
     </w:p>
@@ -31662,21 +27599,6 @@
         <w:rPr>
           <w:lang w:val="pt_PT" w:bidi="pt_PT"/>
         </w:rPr>
-      </w:r>
-    </w:p>
-    <w:p>
-      <w:pPr/>
-      <w:r>
-        <w:rPr>
-          <w:lang w:val="pt_PT" w:bidi="pt_PT"/>
-        </w:rPr>
-      </w:r>
-      <w:r>
-        <w:rPr>
-          <w:b/>
-          <w:lang w:val="pt_PT" w:bidi="pt_PT"/>
-        </w:rPr>
-        <w:t>οὗτοι</w:t>
       </w:r>
     </w:p>
     <w:p>
@@ -31805,21 +27727,6 @@
           <w:b/>
           <w:lang w:val="pt_PT" w:bidi="pt_PT"/>
         </w:rPr>
-        <w:t>τῇ ἀληθείᾳ</w:t>
-      </w:r>
-    </w:p>
-    <w:p>
-      <w:pPr/>
-      <w:r>
-        <w:rPr>
-          <w:lang w:val="pt_PT" w:bidi="pt_PT"/>
-        </w:rPr>
-      </w:r>
-      <w:r>
-        <w:rPr>
-          <w:b/>
-          <w:lang w:val="pt_PT" w:bidi="pt_PT"/>
-        </w:rPr>
         <w:t>"a verdade".</w:t>
       </w:r>
     </w:p>
@@ -31916,21 +27823,6 @@
           <w:b/>
           <w:lang w:val="pt_PT" w:bidi="pt_PT"/>
         </w:rPr>
-        <w:t>ἄνθρωποι</w:t>
-      </w:r>
-    </w:p>
-    <w:p>
-      <w:pPr/>
-      <w:r>
-        <w:rPr>
-          <w:lang w:val="pt_PT" w:bidi="pt_PT"/>
-        </w:rPr>
-      </w:r>
-      <w:r>
-        <w:rPr>
-          <w:b/>
-          <w:lang w:val="pt_PT" w:bidi="pt_PT"/>
-        </w:rPr>
         <w:t>"homens".</w:t>
       </w:r>
     </w:p>
@@ -32027,21 +27919,6 @@
           <w:b/>
           <w:lang w:val="pt_PT" w:bidi="pt_PT"/>
         </w:rPr>
-        <w:t>κατεφθαρμένοι τὸν νοῦν</w:t>
-      </w:r>
-    </w:p>
-    <w:p>
-      <w:pPr/>
-      <w:r>
-        <w:rPr>
-          <w:lang w:val="pt_PT" w:bidi="pt_PT"/>
-        </w:rPr>
-      </w:r>
-      <w:r>
-        <w:rPr>
-          <w:b/>
-          <w:lang w:val="pt_PT" w:bidi="pt_PT"/>
-        </w:rPr>
         <w:t>"</w:t>
       </w:r>
       <w:r>
@@ -32139,21 +28016,6 @@
           <w:b/>
           <w:lang w:val="pt_PT" w:bidi="pt_PT"/>
         </w:rPr>
-        <w:t>τὸν νοῦν</w:t>
-      </w:r>
-    </w:p>
-    <w:p>
-      <w:pPr/>
-      <w:r>
-        <w:rPr>
-          <w:lang w:val="pt_PT" w:bidi="pt_PT"/>
-        </w:rPr>
-      </w:r>
-      <w:r>
-        <w:rPr>
-          <w:b/>
-          <w:lang w:val="pt_PT" w:bidi="pt_PT"/>
-        </w:rPr>
         <w:t>"o juízo".</w:t>
       </w:r>
     </w:p>
@@ -32250,21 +28112,6 @@
           <w:b/>
           <w:lang w:val="pt_PT" w:bidi="pt_PT"/>
         </w:rPr>
-        <w:t>ἀδόκιμοι περὶ τὴν πίστιν</w:t>
-      </w:r>
-    </w:p>
-    <w:p>
-      <w:pPr/>
-      <w:r>
-        <w:rPr>
-          <w:lang w:val="pt_PT" w:bidi="pt_PT"/>
-        </w:rPr>
-      </w:r>
-      <w:r>
-        <w:rPr>
-          <w:b/>
-          <w:lang w:val="pt_PT" w:bidi="pt_PT"/>
-        </w:rPr>
         <w:t>"fracassaram na fé".</w:t>
       </w:r>
     </w:p>
@@ -32361,21 +28208,6 @@
           <w:b/>
           <w:lang w:val="pt_PT" w:bidi="pt_PT"/>
         </w:rPr>
-        <w:t>περὶ τὴν πίστιν</w:t>
-      </w:r>
-    </w:p>
-    <w:p>
-      <w:pPr/>
-      <w:r>
-        <w:rPr>
-          <w:lang w:val="pt_PT" w:bidi="pt_PT"/>
-        </w:rPr>
-      </w:r>
-      <w:r>
-        <w:rPr>
-          <w:b/>
-          <w:lang w:val="pt_PT" w:bidi="pt_PT"/>
-        </w:rPr>
         <w:t>"na fé".</w:t>
       </w:r>
     </w:p>
@@ -32498,21 +28330,6 @@
           <w:b/>
           <w:lang w:val="pt_PT" w:bidi="pt_PT"/>
         </w:rPr>
-        <w:t>περὶ τὴν πίστιν</w:t>
-      </w:r>
-    </w:p>
-    <w:p>
-      <w:pPr/>
-      <w:r>
-        <w:rPr>
-          <w:lang w:val="pt_PT" w:bidi="pt_PT"/>
-        </w:rPr>
-      </w:r>
-      <w:r>
-        <w:rPr>
-          <w:b/>
-          <w:lang w:val="pt_PT" w:bidi="pt_PT"/>
-        </w:rPr>
         <w:t>"fracassaram na fé".</w:t>
       </w:r>
     </w:p>
@@ -32595,21 +28412,6 @@
         <w:rPr>
           <w:lang w:val="pt_PT" w:bidi="pt_PT"/>
         </w:rPr>
-      </w:r>
-    </w:p>
-    <w:p>
-      <w:pPr/>
-      <w:r>
-        <w:rPr>
-          <w:lang w:val="pt_PT" w:bidi="pt_PT"/>
-        </w:rPr>
-      </w:r>
-      <w:r>
-        <w:rPr>
-          <w:b/>
-          <w:lang w:val="pt_PT" w:bidi="pt_PT"/>
-        </w:rPr>
-        <w:t>ἀλλ’</w:t>
       </w:r>
     </w:p>
     <w:p>
@@ -32738,21 +28540,6 @@
           <w:b/>
           <w:lang w:val="pt_PT" w:bidi="pt_PT"/>
         </w:rPr>
-        <w:t>οὐ προκόψουσιν ἐπὶ πλεῖον</w:t>
-      </w:r>
-    </w:p>
-    <w:p>
-      <w:pPr/>
-      <w:r>
-        <w:rPr>
-          <w:lang w:val="pt_PT" w:bidi="pt_PT"/>
-        </w:rPr>
-      </w:r>
-      <w:r>
-        <w:rPr>
-          <w:b/>
-          <w:lang w:val="pt_PT" w:bidi="pt_PT"/>
-        </w:rPr>
         <w:t>"não irão longe".</w:t>
       </w:r>
     </w:p>
@@ -32836,21 +28623,6 @@
           <w:b/>
           <w:lang w:val="pt_PT" w:bidi="pt_PT"/>
         </w:rPr>
-        <w:t>ἡ &amp; ἄνοια αὐτῶν</w:t>
-      </w:r>
-    </w:p>
-    <w:p>
-      <w:pPr/>
-      <w:r>
-        <w:rPr>
-          <w:lang w:val="pt_PT" w:bidi="pt_PT"/>
-        </w:rPr>
-      </w:r>
-      <w:r>
-        <w:rPr>
-          <w:b/>
-          <w:lang w:val="pt_PT" w:bidi="pt_PT"/>
-        </w:rPr>
         <w:t>"são tolos".</w:t>
       </w:r>
     </w:p>
@@ -32947,21 +28719,6 @@
           <w:b/>
           <w:lang w:val="pt_PT" w:bidi="pt_PT"/>
         </w:rPr>
-        <w:t>πᾶσιν</w:t>
-      </w:r>
-    </w:p>
-    <w:p>
-      <w:pPr/>
-      <w:r>
-        <w:rPr>
-          <w:lang w:val="pt_PT" w:bidi="pt_PT"/>
-        </w:rPr>
-      </w:r>
-      <w:r>
-        <w:rPr>
-          <w:b/>
-          <w:lang w:val="pt_PT" w:bidi="pt_PT"/>
-        </w:rPr>
         <w:t>"todos verão".</w:t>
       </w:r>
     </w:p>
@@ -33058,21 +28815,6 @@
           <w:b/>
           <w:lang w:val="pt_PT" w:bidi="pt_PT"/>
         </w:rPr>
-        <w:t>πᾶσιν</w:t>
-      </w:r>
-    </w:p>
-    <w:p>
-      <w:pPr/>
-      <w:r>
-        <w:rPr>
-          <w:lang w:val="pt_PT" w:bidi="pt_PT"/>
-        </w:rPr>
-      </w:r>
-      <w:r>
-        <w:rPr>
-          <w:b/>
-          <w:lang w:val="pt_PT" w:bidi="pt_PT"/>
-        </w:rPr>
         <w:t>"todos verão".</w:t>
       </w:r>
     </w:p>
@@ -33169,21 +28911,6 @@
           <w:b/>
           <w:lang w:val="pt_PT" w:bidi="pt_PT"/>
         </w:rPr>
-        <w:t>ἡ ἐκείνων</w:t>
-      </w:r>
-    </w:p>
-    <w:p>
-      <w:pPr/>
-      <w:r>
-        <w:rPr>
-          <w:lang w:val="pt_PT" w:bidi="pt_PT"/>
-        </w:rPr>
-      </w:r>
-      <w:r>
-        <w:rPr>
-          <w:b/>
-          <w:lang w:val="pt_PT" w:bidi="pt_PT"/>
-        </w:rPr>
         <w:t>"como eles".</w:t>
       </w:r>
     </w:p>
@@ -33280,21 +29007,6 @@
           <w:b/>
           <w:lang w:val="pt_PT" w:bidi="pt_PT"/>
         </w:rPr>
-        <w:t>ἐγένετο</w:t>
-      </w:r>
-    </w:p>
-    <w:p>
-      <w:pPr/>
-      <w:r>
-        <w:rPr>
-          <w:lang w:val="pt_PT" w:bidi="pt_PT"/>
-        </w:rPr>
-      </w:r>
-      <w:r>
-        <w:rPr>
-          <w:b/>
-          <w:lang w:val="pt_PT" w:bidi="pt_PT"/>
-        </w:rPr>
         <w:t>"foi isso que aconteceu".</w:t>
       </w:r>
     </w:p>
@@ -33364,21 +29076,6 @@
         <w:rPr>
           <w:lang w:val="pt_PT" w:bidi="pt_PT"/>
         </w:rPr>
-      </w:r>
-    </w:p>
-    <w:p>
-      <w:pPr/>
-      <w:r>
-        <w:rPr>
-          <w:lang w:val="pt_PT" w:bidi="pt_PT"/>
-        </w:rPr>
-      </w:r>
-      <w:r>
-        <w:rPr>
-          <w:b/>
-          <w:lang w:val="pt_PT" w:bidi="pt_PT"/>
-        </w:rPr>
-        <w:t>ἐγένετο</w:t>
       </w:r>
     </w:p>
     <w:p>
@@ -33512,21 +29209,6 @@
           <w:b/>
           <w:lang w:val="pt_PT" w:bidi="pt_PT"/>
         </w:rPr>
-        <w:t>σὺ δὲ</w:t>
-      </w:r>
-    </w:p>
-    <w:p>
-      <w:pPr/>
-      <w:r>
-        <w:rPr>
-          <w:lang w:val="pt_PT" w:bidi="pt_PT"/>
-        </w:rPr>
-      </w:r>
-      <w:r>
-        <w:rPr>
-          <w:b/>
-          <w:lang w:val="pt_PT" w:bidi="pt_PT"/>
-        </w:rPr>
         <w:t>"Mas você".</w:t>
       </w:r>
     </w:p>
@@ -33636,21 +29318,6 @@
           <w:b/>
           <w:lang w:val="pt_PT" w:bidi="pt_PT"/>
         </w:rPr>
-        <w:t>σὺ &amp; παρηκολούθησάς</w:t>
-      </w:r>
-    </w:p>
-    <w:p>
-      <w:pPr/>
-      <w:r>
-        <w:rPr>
-          <w:lang w:val="pt_PT" w:bidi="pt_PT"/>
-        </w:rPr>
-      </w:r>
-      <w:r>
-        <w:rPr>
-          <w:b/>
-          <w:lang w:val="pt_PT" w:bidi="pt_PT"/>
-        </w:rPr>
         <w:t>"tem seguido".</w:t>
       </w:r>
     </w:p>
@@ -33747,21 +29414,6 @@
           <w:b/>
           <w:lang w:val="pt_PT" w:bidi="pt_PT"/>
         </w:rPr>
-        <w:t>μου τῇ διδασκαλίᾳ, τῇ ἀγωγῇ, τῇ προθέσει, τῇ πίστει, τῇ μακροθυμίᾳ, τῇ ἀγάπῃ, τῇ ὑπομονῇ &amp; τοῖς διωγμοῖς, τοῖς παθήμασιν, οἷά</w:t>
-      </w:r>
-    </w:p>
-    <w:p>
-      <w:pPr/>
-      <w:r>
-        <w:rPr>
-          <w:lang w:val="pt_PT" w:bidi="pt_PT"/>
-        </w:rPr>
-      </w:r>
-      <w:r>
-        <w:rPr>
-          <w:b/>
-          <w:lang w:val="pt_PT" w:bidi="pt_PT"/>
-        </w:rPr>
         <w:t>"</w:t>
       </w:r>
       <w:r>
@@ -33886,21 +29538,6 @@
           <w:b/>
           <w:lang w:val="pt_PT" w:bidi="pt_PT"/>
         </w:rPr>
-        <w:t>οἷά</w:t>
-      </w:r>
-    </w:p>
-    <w:p>
-      <w:pPr/>
-      <w:r>
-        <w:rPr>
-          <w:lang w:val="pt_PT" w:bidi="pt_PT"/>
-        </w:rPr>
-      </w:r>
-      <w:r>
-        <w:rPr>
-          <w:b/>
-          <w:lang w:val="pt_PT" w:bidi="pt_PT"/>
-        </w:rPr>
         <w:t>"as minhas".</w:t>
       </w:r>
     </w:p>
@@ -34023,21 +29660,6 @@
           <w:b/>
           <w:lang w:val="pt_PT" w:bidi="pt_PT"/>
         </w:rPr>
-        <w:t>οἵους διωγμοὺς ὑπήνεγκα</w:t>
-      </w:r>
-    </w:p>
-    <w:p>
-      <w:pPr/>
-      <w:r>
-        <w:rPr>
-          <w:lang w:val="pt_PT" w:bidi="pt_PT"/>
-        </w:rPr>
-      </w:r>
-      <w:r>
-        <w:rPr>
-          <w:b/>
-          <w:lang w:val="pt_PT" w:bidi="pt_PT"/>
-        </w:rPr>
         <w:t>"</w:t>
       </w:r>
       <w:r>
@@ -34148,21 +29770,6 @@
           <w:b/>
           <w:lang w:val="pt_PT" w:bidi="pt_PT"/>
         </w:rPr>
-        <w:t>οἵους διωγμοὺς ὑπήνεγκα</w:t>
-      </w:r>
-    </w:p>
-    <w:p>
-      <w:pPr/>
-      <w:r>
-        <w:rPr>
-          <w:lang w:val="pt_PT" w:bidi="pt_PT"/>
-        </w:rPr>
-      </w:r>
-      <w:r>
-        <w:rPr>
-          <w:b/>
-          <w:lang w:val="pt_PT" w:bidi="pt_PT"/>
-        </w:rPr>
         <w:t>"</w:t>
       </w:r>
       <w:r>
@@ -34273,21 +29880,6 @@
           <w:b/>
           <w:lang w:val="pt_PT" w:bidi="pt_PT"/>
         </w:rPr>
-        <w:t>καὶ</w:t>
-      </w:r>
-    </w:p>
-    <w:p>
-      <w:pPr/>
-      <w:r>
-        <w:rPr>
-          <w:lang w:val="pt_PT" w:bidi="pt_PT"/>
-        </w:rPr>
-      </w:r>
-      <w:r>
-        <w:rPr>
-          <w:b/>
-          <w:lang w:val="pt_PT" w:bidi="pt_PT"/>
-        </w:rPr>
         <w:t>"Porém".</w:t>
       </w:r>
     </w:p>
@@ -34397,21 +29989,6 @@
           <w:b/>
           <w:lang w:val="pt_PT" w:bidi="pt_PT"/>
         </w:rPr>
-        <w:t>καὶ &amp; δὲ</w:t>
-      </w:r>
-    </w:p>
-    <w:p>
-      <w:pPr/>
-      <w:r>
-        <w:rPr>
-          <w:lang w:val="pt_PT" w:bidi="pt_PT"/>
-        </w:rPr>
-      </w:r>
-      <w:r>
-        <w:rPr>
-          <w:b/>
-          <w:lang w:val="pt_PT" w:bidi="pt_PT"/>
-        </w:rPr>
         <w:t>"</w:t>
       </w:r>
       <w:r>
@@ -34509,21 +30086,6 @@
           <w:b/>
           <w:lang w:val="pt_PT" w:bidi="pt_PT"/>
         </w:rPr>
-        <w:t>πάντες &amp; οἱ θέλοντες ζῆν εὐσεβῶς ἐν Χριστῷ Ἰησοῦ διωχθήσονται</w:t>
-      </w:r>
-    </w:p>
-    <w:p>
-      <w:pPr/>
-      <w:r>
-        <w:rPr>
-          <w:lang w:val="pt_PT" w:bidi="pt_PT"/>
-        </w:rPr>
-      </w:r>
-      <w:r>
-        <w:rPr>
-          <w:b/>
-          <w:lang w:val="pt_PT" w:bidi="pt_PT"/>
-        </w:rPr>
         <w:t>"</w:t>
       </w:r>
       <w:r>
@@ -34621,21 +30183,6 @@
           <w:b/>
           <w:lang w:val="pt_PT" w:bidi="pt_PT"/>
         </w:rPr>
-        <w:t>ἐν Χριστῷ Ἰησοῦ</w:t>
-      </w:r>
-    </w:p>
-    <w:p>
-      <w:pPr/>
-      <w:r>
-        <w:rPr>
-          <w:lang w:val="pt_PT" w:bidi="pt_PT"/>
-        </w:rPr>
-      </w:r>
-      <w:r>
-        <w:rPr>
-          <w:b/>
-          <w:lang w:val="pt_PT" w:bidi="pt_PT"/>
-        </w:rPr>
         <w:t>"</w:t>
       </w:r>
       <w:r>
@@ -34798,21 +30345,6 @@
           <w:b/>
           <w:lang w:val="pt_PT" w:bidi="pt_PT"/>
         </w:rPr>
-        <w:t>δὲ</w:t>
-      </w:r>
-    </w:p>
-    <w:p>
-      <w:pPr/>
-      <w:r>
-        <w:rPr>
-          <w:lang w:val="pt_PT" w:bidi="pt_PT"/>
-        </w:rPr>
-      </w:r>
-      <w:r>
-        <w:rPr>
-          <w:b/>
-          <w:lang w:val="pt_PT" w:bidi="pt_PT"/>
-        </w:rPr>
         <w:t>"Porém".</w:t>
       </w:r>
     </w:p>
@@ -34935,21 +30467,6 @@
           <w:b/>
           <w:lang w:val="pt_PT" w:bidi="pt_PT"/>
         </w:rPr>
-        <w:t>ἄνθρωποι</w:t>
-      </w:r>
-    </w:p>
-    <w:p>
-      <w:pPr/>
-      <w:r>
-        <w:rPr>
-          <w:lang w:val="pt_PT" w:bidi="pt_PT"/>
-        </w:rPr>
-      </w:r>
-      <w:r>
-        <w:rPr>
-          <w:b/>
-          <w:lang w:val="pt_PT" w:bidi="pt_PT"/>
-        </w:rPr>
         <w:t>"pessoas".</w:t>
       </w:r>
     </w:p>
@@ -35046,21 +30563,6 @@
           <w:b/>
           <w:lang w:val="pt_PT" w:bidi="pt_PT"/>
         </w:rPr>
-        <w:t>πονηροὶ &amp; ἄνθρωποι καὶ γόητες</w:t>
-      </w:r>
-    </w:p>
-    <w:p>
-      <w:pPr/>
-      <w:r>
-        <w:rPr>
-          <w:lang w:val="pt_PT" w:bidi="pt_PT"/>
-        </w:rPr>
-      </w:r>
-      <w:r>
-        <w:rPr>
-          <w:b/>
-          <w:lang w:val="pt_PT" w:bidi="pt_PT"/>
-        </w:rPr>
         <w:t>"</w:t>
       </w:r>
       <w:r>
@@ -35184,21 +30686,6 @@
           <w:b/>
           <w:lang w:val="pt_PT" w:bidi="pt_PT"/>
         </w:rPr>
-        <w:t>προκόψουσιν ἐπὶ τὸ χεῖρον</w:t>
-      </w:r>
-    </w:p>
-    <w:p>
-      <w:pPr/>
-      <w:r>
-        <w:rPr>
-          <w:lang w:val="pt_PT" w:bidi="pt_PT"/>
-        </w:rPr>
-      </w:r>
-      <w:r>
-        <w:rPr>
-          <w:b/>
-          <w:lang w:val="pt_PT" w:bidi="pt_PT"/>
-        </w:rPr>
         <w:t>"irão de mal a pior".</w:t>
       </w:r>
     </w:p>
@@ -35321,21 +30808,6 @@
           <w:b/>
           <w:lang w:val="pt_PT" w:bidi="pt_PT"/>
         </w:rPr>
-        <w:t>ἐπὶ τὸ χεῖρον</w:t>
-      </w:r>
-    </w:p>
-    <w:p>
-      <w:pPr/>
-      <w:r>
-        <w:rPr>
-          <w:lang w:val="pt_PT" w:bidi="pt_PT"/>
-        </w:rPr>
-      </w:r>
-      <w:r>
-        <w:rPr>
-          <w:b/>
-          <w:lang w:val="pt_PT" w:bidi="pt_PT"/>
-        </w:rPr>
         <w:t>"irão de mal a pior".</w:t>
       </w:r>
     </w:p>
@@ -35432,21 +30904,6 @@
           <w:b/>
           <w:lang w:val="pt_PT" w:bidi="pt_PT"/>
         </w:rPr>
-        <w:t>πλανῶντες καὶ πλανώμενοι</w:t>
-      </w:r>
-    </w:p>
-    <w:p>
-      <w:pPr/>
-      <w:r>
-        <w:rPr>
-          <w:lang w:val="pt_PT" w:bidi="pt_PT"/>
-        </w:rPr>
-      </w:r>
-      <w:r>
-        <w:rPr>
-          <w:b/>
-          <w:lang w:val="pt_PT" w:bidi="pt_PT"/>
-        </w:rPr>
         <w:t>"enganando e sendo enganados".</w:t>
       </w:r>
     </w:p>
@@ -35569,21 +31026,6 @@
           <w:b/>
           <w:lang w:val="pt_PT" w:bidi="pt_PT"/>
         </w:rPr>
-        <w:t>πλανώμενοι</w:t>
-      </w:r>
-    </w:p>
-    <w:p>
-      <w:pPr/>
-      <w:r>
-        <w:rPr>
-          <w:lang w:val="pt_PT" w:bidi="pt_PT"/>
-        </w:rPr>
-      </w:r>
-      <w:r>
-        <w:rPr>
-          <w:b/>
-          <w:lang w:val="pt_PT" w:bidi="pt_PT"/>
-        </w:rPr>
         <w:t>"enganando e sendo enganados".</w:t>
       </w:r>
     </w:p>
@@ -35667,21 +31109,6 @@
           <w:b/>
           <w:lang w:val="pt_PT" w:bidi="pt_PT"/>
         </w:rPr>
-        <w:t>σὺ δὲ</w:t>
-      </w:r>
-    </w:p>
-    <w:p>
-      <w:pPr/>
-      <w:r>
-        <w:rPr>
-          <w:lang w:val="pt_PT" w:bidi="pt_PT"/>
-        </w:rPr>
-      </w:r>
-      <w:r>
-        <w:rPr>
-          <w:b/>
-          <w:lang w:val="pt_PT" w:bidi="pt_PT"/>
-        </w:rPr>
         <w:t>"Quanto a você".</w:t>
       </w:r>
     </w:p>
@@ -35778,21 +31205,6 @@
           <w:b/>
           <w:lang w:val="pt_PT" w:bidi="pt_PT"/>
         </w:rPr>
-        <w:t>μένε ἐν οἷς ἔμαθες καὶ ἐπιστώθης, εἰδὼς παρὰ τίνων ἔμαθες</w:t>
-      </w:r>
-    </w:p>
-    <w:p>
-      <w:pPr/>
-      <w:r>
-        <w:rPr>
-          <w:lang w:val="pt_PT" w:bidi="pt_PT"/>
-        </w:rPr>
-      </w:r>
-      <w:r>
-        <w:rPr>
-          <w:b/>
-          <w:lang w:val="pt_PT" w:bidi="pt_PT"/>
-        </w:rPr>
         <w:t>"</w:t>
       </w:r>
       <w:r>
@@ -35890,21 +31302,6 @@
           <w:b/>
           <w:lang w:val="pt_PT" w:bidi="pt_PT"/>
         </w:rPr>
-        <w:t>μένε ἐν</w:t>
-      </w:r>
-    </w:p>
-    <w:p>
-      <w:pPr/>
-      <w:r>
-        <w:rPr>
-          <w:lang w:val="pt_PT" w:bidi="pt_PT"/>
-        </w:rPr>
-      </w:r>
-      <w:r>
-        <w:rPr>
-          <w:b/>
-          <w:lang w:val="pt_PT" w:bidi="pt_PT"/>
-        </w:rPr>
         <w:t>"continue firme".</w:t>
       </w:r>
     </w:p>
@@ -36027,21 +31424,6 @@
           <w:b/>
           <w:lang w:val="pt_PT" w:bidi="pt_PT"/>
         </w:rPr>
-        <w:t>ἐπιστώθης</w:t>
-      </w:r>
-    </w:p>
-    <w:p>
-      <w:pPr/>
-      <w:r>
-        <w:rPr>
-          <w:lang w:val="pt_PT" w:bidi="pt_PT"/>
-        </w:rPr>
-      </w:r>
-      <w:r>
-        <w:rPr>
-          <w:b/>
-          <w:lang w:val="pt_PT" w:bidi="pt_PT"/>
-        </w:rPr>
         <w:t>"Você sabe quem foram".</w:t>
       </w:r>
     </w:p>
@@ -36125,21 +31507,6 @@
           <w:b/>
           <w:lang w:val="pt_PT" w:bidi="pt_PT"/>
         </w:rPr>
-        <w:t>εἰδὼς παρὰ τίνων ἔμαθες</w:t>
-      </w:r>
-    </w:p>
-    <w:p>
-      <w:pPr/>
-      <w:r>
-        <w:rPr>
-          <w:lang w:val="pt_PT" w:bidi="pt_PT"/>
-        </w:rPr>
-      </w:r>
-      <w:r>
-        <w:rPr>
-          <w:b/>
-          <w:lang w:val="pt_PT" w:bidi="pt_PT"/>
-        </w:rPr>
         <w:t>"V</w:t>
       </w:r>
       <w:r>
@@ -36237,21 +31604,6 @@
           <w:b/>
           <w:lang w:val="pt_PT" w:bidi="pt_PT"/>
         </w:rPr>
-        <w:t>ἀπὸ βρέφους</w:t>
-      </w:r>
-    </w:p>
-    <w:p>
-      <w:pPr/>
-      <w:r>
-        <w:rPr>
-          <w:lang w:val="pt_PT" w:bidi="pt_PT"/>
-        </w:rPr>
-      </w:r>
-      <w:r>
-        <w:rPr>
-          <w:b/>
-          <w:lang w:val="pt_PT" w:bidi="pt_PT"/>
-        </w:rPr>
         <w:t>"desde menino".</w:t>
       </w:r>
     </w:p>
@@ -36348,21 +31700,6 @@
           <w:b/>
           <w:lang w:val="pt_PT" w:bidi="pt_PT"/>
         </w:rPr>
-        <w:t>εἰς σωτηρίαν διὰ πίστεως τῆς ἐν Χριστῷ Ἰησοῦ</w:t>
-      </w:r>
-    </w:p>
-    <w:p>
-      <w:pPr/>
-      <w:r>
-        <w:rPr>
-          <w:lang w:val="pt_PT" w:bidi="pt_PT"/>
-        </w:rPr>
-      </w:r>
-      <w:r>
-        <w:rPr>
-          <w:b/>
-          <w:lang w:val="pt_PT" w:bidi="pt_PT"/>
-        </w:rPr>
         <w:t>"</w:t>
       </w:r>
       <w:r>
@@ -36486,21 +31823,6 @@
           <w:b/>
           <w:lang w:val="pt_PT" w:bidi="pt_PT"/>
         </w:rPr>
-        <w:t>τῆς ἐν Χριστῷ Ἰησοῦ</w:t>
-      </w:r>
-    </w:p>
-    <w:p>
-      <w:pPr/>
-      <w:r>
-        <w:rPr>
-          <w:lang w:val="pt_PT" w:bidi="pt_PT"/>
-        </w:rPr>
-      </w:r>
-      <w:r>
-        <w:rPr>
-          <w:b/>
-          <w:lang w:val="pt_PT" w:bidi="pt_PT"/>
-        </w:rPr>
         <w:t>"em Cristo Jesus".</w:t>
       </w:r>
     </w:p>
@@ -36662,21 +31984,6 @@
           <w:b/>
           <w:lang w:val="pt_PT" w:bidi="pt_PT"/>
         </w:rPr>
-        <w:t>πᾶσα Γραφὴ θεόπνευστος καὶ ὠφέλιμος</w:t>
-      </w:r>
-    </w:p>
-    <w:p>
-      <w:pPr/>
-      <w:r>
-        <w:rPr>
-          <w:lang w:val="pt_PT" w:bidi="pt_PT"/>
-        </w:rPr>
-      </w:r>
-      <w:r>
-        <w:rPr>
-          <w:b/>
-          <w:lang w:val="pt_PT" w:bidi="pt_PT"/>
-        </w:rPr>
         <w:t>"</w:t>
       </w:r>
       <w:r>
@@ -36774,21 +32081,6 @@
           <w:b/>
           <w:lang w:val="pt_PT" w:bidi="pt_PT"/>
         </w:rPr>
-        <w:t>πᾶσα Γραφὴ θεόπνευστος καὶ</w:t>
-      </w:r>
-    </w:p>
-    <w:p>
-      <w:pPr/>
-      <w:r>
-        <w:rPr>
-          <w:lang w:val="pt_PT" w:bidi="pt_PT"/>
-        </w:rPr>
-      </w:r>
-      <w:r>
-        <w:rPr>
-          <w:b/>
-          <w:lang w:val="pt_PT" w:bidi="pt_PT"/>
-        </w:rPr>
         <w:t>"</w:t>
       </w:r>
       <w:r>
@@ -36925,21 +32217,6 @@
           <w:b/>
           <w:lang w:val="pt_PT" w:bidi="pt_PT"/>
         </w:rPr>
-        <w:t>πᾶσα Γραφὴ</w:t>
-      </w:r>
-    </w:p>
-    <w:p>
-      <w:pPr/>
-      <w:r>
-        <w:rPr>
-          <w:lang w:val="pt_PT" w:bidi="pt_PT"/>
-        </w:rPr>
-      </w:r>
-      <w:r>
-        <w:rPr>
-          <w:b/>
-          <w:lang w:val="pt_PT" w:bidi="pt_PT"/>
-        </w:rPr>
         <w:t>"toda a Escritura Sagrada".</w:t>
       </w:r>
     </w:p>
@@ -37049,21 +32326,6 @@
           <w:b/>
           <w:lang w:val="pt_PT" w:bidi="pt_PT"/>
         </w:rPr>
-        <w:t>ὠφέλιμος</w:t>
-      </w:r>
-    </w:p>
-    <w:p>
-      <w:pPr/>
-      <w:r>
-        <w:rPr>
-          <w:lang w:val="pt_PT" w:bidi="pt_PT"/>
-        </w:rPr>
-      </w:r>
-      <w:r>
-        <w:rPr>
-          <w:b/>
-          <w:lang w:val="pt_PT" w:bidi="pt_PT"/>
-        </w:rPr>
         <w:t>"é útil".</w:t>
       </w:r>
     </w:p>
@@ -37160,21 +32422,6 @@
           <w:b/>
           <w:lang w:val="pt_PT" w:bidi="pt_PT"/>
         </w:rPr>
-        <w:t>πρὸς διδασκαλίαν, πρὸς ἐλεγμόν, πρὸς ἐπανόρθωσιν, πρὸς παιδείαν τὴν ἐν δικαιοσύνῃ</w:t>
-      </w:r>
-    </w:p>
-    <w:p>
-      <w:pPr/>
-      <w:r>
-        <w:rPr>
-          <w:lang w:val="pt_PT" w:bidi="pt_PT"/>
-        </w:rPr>
-      </w:r>
-      <w:r>
-        <w:rPr>
-          <w:b/>
-          <w:lang w:val="pt_PT" w:bidi="pt_PT"/>
-        </w:rPr>
         <w:t>"</w:t>
       </w:r>
       <w:r>
@@ -37272,21 +32519,6 @@
           <w:b/>
           <w:lang w:val="pt_PT" w:bidi="pt_PT"/>
         </w:rPr>
-        <w:t>ἵνα</w:t>
-      </w:r>
-    </w:p>
-    <w:p>
-      <w:pPr/>
-      <w:r>
-        <w:rPr>
-          <w:lang w:val="pt_PT" w:bidi="pt_PT"/>
-        </w:rPr>
-      </w:r>
-      <w:r>
-        <w:rPr>
-          <w:b/>
-          <w:lang w:val="pt_PT" w:bidi="pt_PT"/>
-        </w:rPr>
         <w:t>"para que".</w:t>
       </w:r>
     </w:p>
@@ -37383,21 +32615,6 @@
           <w:b/>
           <w:lang w:val="pt_PT" w:bidi="pt_PT"/>
         </w:rPr>
-        <w:t>ὁ τοῦ Θεοῦ ἄνθρωπος</w:t>
-      </w:r>
-    </w:p>
-    <w:p>
-      <w:pPr/>
-      <w:r>
-        <w:rPr>
-          <w:lang w:val="pt_PT" w:bidi="pt_PT"/>
-        </w:rPr>
-      </w:r>
-      <w:r>
-        <w:rPr>
-          <w:b/>
-          <w:lang w:val="pt_PT" w:bidi="pt_PT"/>
-        </w:rPr>
         <w:t>"o servo de Deus".</w:t>
       </w:r>
     </w:p>
@@ -37494,21 +32711,6 @@
           <w:b/>
           <w:lang w:val="pt_PT" w:bidi="pt_PT"/>
         </w:rPr>
-        <w:t>ὁ τοῦ Θεοῦ ἄνθρωπος</w:t>
-      </w:r>
-    </w:p>
-    <w:p>
-      <w:pPr/>
-      <w:r>
-        <w:rPr>
-          <w:lang w:val="pt_PT" w:bidi="pt_PT"/>
-        </w:rPr>
-      </w:r>
-      <w:r>
-        <w:rPr>
-          <w:b/>
-          <w:lang w:val="pt_PT" w:bidi="pt_PT"/>
-        </w:rPr>
         <w:t>"o servo de Deus".</w:t>
       </w:r>
     </w:p>
@@ -37605,21 +32807,6 @@
           <w:b/>
           <w:lang w:val="pt_PT" w:bidi="pt_PT"/>
         </w:rPr>
-        <w:t>ὁ τοῦ Θεοῦ ἄνθρωπος</w:t>
-      </w:r>
-    </w:p>
-    <w:p>
-      <w:pPr/>
-      <w:r>
-        <w:rPr>
-          <w:lang w:val="pt_PT" w:bidi="pt_PT"/>
-        </w:rPr>
-      </w:r>
-      <w:r>
-        <w:rPr>
-          <w:b/>
-          <w:lang w:val="pt_PT" w:bidi="pt_PT"/>
-        </w:rPr>
         <w:t>"o servo de Deus".</w:t>
       </w:r>
     </w:p>
@@ -37716,21 +32903,6 @@
           <w:b/>
           <w:lang w:val="pt_PT" w:bidi="pt_PT"/>
         </w:rPr>
-        <w:t>ἄρτιος &amp; πρὸς πᾶν ἔργον ἀγαθὸν ἐξηρτισμένος</w:t>
-      </w:r>
-    </w:p>
-    <w:p>
-      <w:pPr/>
-      <w:r>
-        <w:rPr>
-          <w:lang w:val="pt_PT" w:bidi="pt_PT"/>
-        </w:rPr>
-      </w:r>
-      <w:r>
-        <w:rPr>
-          <w:b/>
-          <w:lang w:val="pt_PT" w:bidi="pt_PT"/>
-        </w:rPr>
         <w:t>"</w:t>
       </w:r>
       <w:r>
@@ -37867,21 +33039,6 @@
           <w:b/>
           <w:lang w:val="pt_PT" w:bidi="pt_PT"/>
         </w:rPr>
-        <w:t>ἐξηρτισμένος</w:t>
-      </w:r>
-    </w:p>
-    <w:p>
-      <w:pPr/>
-      <w:r>
-        <w:rPr>
-          <w:lang w:val="pt_PT" w:bidi="pt_PT"/>
-        </w:rPr>
-      </w:r>
-      <w:r>
-        <w:rPr>
-          <w:b/>
-          <w:lang w:val="pt_PT" w:bidi="pt_PT"/>
-        </w:rPr>
         <w:t>"</w:t>
       </w:r>
       <w:r>
@@ -38115,21 +33272,6 @@
           <w:b/>
           <w:lang w:val="pt_PT" w:bidi="pt_PT"/>
         </w:rPr>
-        <w:t>ζῶντας καὶ νεκρούς</w:t>
-      </w:r>
-    </w:p>
-    <w:p>
-      <w:pPr/>
-      <w:r>
-        <w:rPr>
-          <w:lang w:val="pt_PT" w:bidi="pt_PT"/>
-        </w:rPr>
-      </w:r>
-      <w:r>
-        <w:rPr>
-          <w:b/>
-          <w:lang w:val="pt_PT" w:bidi="pt_PT"/>
-        </w:rPr>
         <w:t>"</w:t>
       </w:r>
       <w:r>
@@ -38253,21 +33395,6 @@
           <w:b/>
           <w:lang w:val="pt_PT" w:bidi="pt_PT"/>
         </w:rPr>
-        <w:t>καὶ τὴν ἐπιφάνειαν αὐτοῦ</w:t>
-      </w:r>
-    </w:p>
-    <w:p>
-      <w:pPr/>
-      <w:r>
-        <w:rPr>
-          <w:lang w:val="pt_PT" w:bidi="pt_PT"/>
-        </w:rPr>
-      </w:r>
-      <w:r>
-        <w:rPr>
-          <w:b/>
-          <w:lang w:val="pt_PT" w:bidi="pt_PT"/>
-        </w:rPr>
         <w:t>"</w:t>
       </w:r>
       <w:r>
@@ -38378,21 +33505,6 @@
           <w:b/>
           <w:lang w:val="pt_PT" w:bidi="pt_PT"/>
         </w:rPr>
-        <w:t>τὴν ἐπιφάνειαν αὐτοῦ</w:t>
-      </w:r>
-    </w:p>
-    <w:p>
-      <w:pPr/>
-      <w:r>
-        <w:rPr>
-          <w:lang w:val="pt_PT" w:bidi="pt_PT"/>
-        </w:rPr>
-      </w:r>
-      <w:r>
-        <w:rPr>
-          <w:b/>
-          <w:lang w:val="pt_PT" w:bidi="pt_PT"/>
-        </w:rPr>
         <w:t>"</w:t>
       </w:r>
       <w:r>
@@ -38516,21 +33628,6 @@
           <w:b/>
           <w:lang w:val="pt_PT" w:bidi="pt_PT"/>
         </w:rPr>
-        <w:t>τὸν λόγον</w:t>
-      </w:r>
-    </w:p>
-    <w:p>
-      <w:pPr/>
-      <w:r>
-        <w:rPr>
-          <w:lang w:val="pt_PT" w:bidi="pt_PT"/>
-        </w:rPr>
-      </w:r>
-      <w:r>
-        <w:rPr>
-          <w:b/>
-          <w:lang w:val="pt_PT" w:bidi="pt_PT"/>
-        </w:rPr>
         <w:t>"a mensagem".</w:t>
       </w:r>
     </w:p>
@@ -38627,21 +33724,6 @@
           <w:b/>
           <w:lang w:val="pt_PT" w:bidi="pt_PT"/>
         </w:rPr>
-        <w:t>ἐπίστηθι</w:t>
-      </w:r>
-    </w:p>
-    <w:p>
-      <w:pPr/>
-      <w:r>
-        <w:rPr>
-          <w:lang w:val="pt_PT" w:bidi="pt_PT"/>
-        </w:rPr>
-      </w:r>
-      <w:r>
-        <w:rPr>
-          <w:b/>
-          <w:lang w:val="pt_PT" w:bidi="pt_PT"/>
-        </w:rPr>
         <w:t>"insista".</w:t>
       </w:r>
     </w:p>
@@ -38738,21 +33820,6 @@
           <w:b/>
           <w:lang w:val="pt_PT" w:bidi="pt_PT"/>
         </w:rPr>
-        <w:t>εὐκαίρως, ἀκαίρως</w:t>
-      </w:r>
-    </w:p>
-    <w:p>
-      <w:pPr/>
-      <w:r>
-        <w:rPr>
-          <w:lang w:val="pt_PT" w:bidi="pt_PT"/>
-        </w:rPr>
-      </w:r>
-      <w:r>
-        <w:rPr>
-          <w:b/>
-          <w:lang w:val="pt_PT" w:bidi="pt_PT"/>
-        </w:rPr>
         <w:t>"seja no tempo certo ou não".</w:t>
       </w:r>
     </w:p>
@@ -38836,21 +33903,6 @@
           <w:b/>
           <w:lang w:val="pt_PT" w:bidi="pt_PT"/>
         </w:rPr>
-        <w:t>ἐν πάσῃ μακροθυμίᾳ καὶ διδαχῇ</w:t>
-      </w:r>
-    </w:p>
-    <w:p>
-      <w:pPr/>
-      <w:r>
-        <w:rPr>
-          <w:lang w:val="pt_PT" w:bidi="pt_PT"/>
-        </w:rPr>
-      </w:r>
-      <w:r>
-        <w:rPr>
-          <w:b/>
-          <w:lang w:val="pt_PT" w:bidi="pt_PT"/>
-        </w:rPr>
         <w:t>"</w:t>
       </w:r>
       <w:r>
@@ -39000,21 +34052,6 @@
           <w:b/>
           <w:lang w:val="pt_PT" w:bidi="pt_PT"/>
         </w:rPr>
-        <w:t>ἐν πάσῃ μακροθυμίᾳ καὶ διδαχῇ</w:t>
-      </w:r>
-    </w:p>
-    <w:p>
-      <w:pPr/>
-      <w:r>
-        <w:rPr>
-          <w:lang w:val="pt_PT" w:bidi="pt_PT"/>
-        </w:rPr>
-      </w:r>
-      <w:r>
-        <w:rPr>
-          <w:b/>
-          <w:lang w:val="pt_PT" w:bidi="pt_PT"/>
-        </w:rPr>
         <w:t>"</w:t>
       </w:r>
       <w:r>
@@ -39151,21 +34188,6 @@
           <w:b/>
           <w:lang w:val="pt_PT" w:bidi="pt_PT"/>
         </w:rPr>
-        <w:t>γὰρ</w:t>
-      </w:r>
-    </w:p>
-    <w:p>
-      <w:pPr/>
-      <w:r>
-        <w:rPr>
-          <w:lang w:val="pt_PT" w:bidi="pt_PT"/>
-        </w:rPr>
-      </w:r>
-      <w:r>
-        <w:rPr>
-          <w:b/>
-          <w:lang w:val="pt_PT" w:bidi="pt_PT"/>
-        </w:rPr>
         <w:t>"Pois".</w:t>
       </w:r>
     </w:p>
@@ -39275,21 +34297,6 @@
           <w:b/>
           <w:lang w:val="pt_PT" w:bidi="pt_PT"/>
         </w:rPr>
-        <w:t>ἔσται &amp; καιρὸς ὅτε</w:t>
-      </w:r>
-    </w:p>
-    <w:p>
-      <w:pPr/>
-      <w:r>
-        <w:rPr>
-          <w:lang w:val="pt_PT" w:bidi="pt_PT"/>
-        </w:rPr>
-      </w:r>
-      <w:r>
-        <w:rPr>
-          <w:b/>
-          <w:lang w:val="pt_PT" w:bidi="pt_PT"/>
-        </w:rPr>
         <w:t>"</w:t>
       </w:r>
       <w:r>
@@ -39367,21 +34374,6 @@
           <w:b/>
           <w:lang w:val="pt_PT" w:bidi="pt_PT"/>
         </w:rPr>
-        <w:t>οὐκ ἀνέξονται</w:t>
-      </w:r>
-    </w:p>
-    <w:p>
-      <w:pPr/>
-      <w:r>
-        <w:rPr>
-          <w:lang w:val="pt_PT" w:bidi="pt_PT"/>
-        </w:rPr>
-      </w:r>
-      <w:r>
-        <w:rPr>
-          <w:b/>
-          <w:lang w:val="pt_PT" w:bidi="pt_PT"/>
-        </w:rPr>
         <w:t>"</w:t>
       </w:r>
       <w:r>
@@ -39492,21 +34484,6 @@
           <w:b/>
           <w:lang w:val="pt_PT" w:bidi="pt_PT"/>
         </w:rPr>
-        <w:t>οὐκ ἀνέξονται</w:t>
-      </w:r>
-    </w:p>
-    <w:p>
-      <w:pPr/>
-      <w:r>
-        <w:rPr>
-          <w:lang w:val="pt_PT" w:bidi="pt_PT"/>
-        </w:rPr>
-      </w:r>
-      <w:r>
-        <w:rPr>
-          <w:b/>
-          <w:lang w:val="pt_PT" w:bidi="pt_PT"/>
-        </w:rPr>
         <w:t>"</w:t>
       </w:r>
       <w:r>
@@ -39630,21 +34607,6 @@
           <w:b/>
           <w:lang w:val="pt_PT" w:bidi="pt_PT"/>
         </w:rPr>
-        <w:t>τῆς ὑγιαινούσης διδασκαλίας</w:t>
-      </w:r>
-    </w:p>
-    <w:p>
-      <w:pPr/>
-      <w:r>
-        <w:rPr>
-          <w:lang w:val="pt_PT" w:bidi="pt_PT"/>
-        </w:rPr>
-      </w:r>
-      <w:r>
-        <w:rPr>
-          <w:b/>
-          <w:lang w:val="pt_PT" w:bidi="pt_PT"/>
-        </w:rPr>
         <w:t>"ao verdadeiro ensinamento".</w:t>
       </w:r>
     </w:p>
@@ -39741,21 +34703,6 @@
           <w:b/>
           <w:lang w:val="pt_PT" w:bidi="pt_PT"/>
         </w:rPr>
-        <w:t>κατὰ τὰς ἰδίας ἐπιθυμίας, ἑαυτοῖς ἐπισωρεύσουσιν διδασκάλους</w:t>
-      </w:r>
-    </w:p>
-    <w:p>
-      <w:pPr/>
-      <w:r>
-        <w:rPr>
-          <w:lang w:val="pt_PT" w:bidi="pt_PT"/>
-        </w:rPr>
-      </w:r>
-      <w:r>
-        <w:rPr>
-          <w:b/>
-          <w:lang w:val="pt_PT" w:bidi="pt_PT"/>
-        </w:rPr>
         <w:t>"</w:t>
       </w:r>
       <w:r>
@@ -39898,21 +34845,6 @@
           <w:b/>
           <w:lang w:val="pt_PT" w:bidi="pt_PT"/>
         </w:rPr>
-        <w:t>ἑαυτοῖς ἐπισωρεύσουσιν διδασκάλους</w:t>
-      </w:r>
-    </w:p>
-    <w:p>
-      <w:pPr/>
-      <w:r>
-        <w:rPr>
-          <w:lang w:val="pt_PT" w:bidi="pt_PT"/>
-        </w:rPr>
-      </w:r>
-      <w:r>
-        <w:rPr>
-          <w:b/>
-          <w:lang w:val="pt_PT" w:bidi="pt_PT"/>
-        </w:rPr>
         <w:t>"</w:t>
       </w:r>
       <w:r>
@@ -40036,21 +34968,6 @@
           <w:b/>
           <w:lang w:val="pt_PT" w:bidi="pt_PT"/>
         </w:rPr>
-        <w:t>κνηθόμενοι τὴν ἀκοήν</w:t>
-      </w:r>
-    </w:p>
-    <w:p>
-      <w:pPr/>
-      <w:r>
-        <w:rPr>
-          <w:lang w:val="pt_PT" w:bidi="pt_PT"/>
-        </w:rPr>
-      </w:r>
-      <w:r>
-        <w:rPr>
-          <w:b/>
-          <w:lang w:val="pt_PT" w:bidi="pt_PT"/>
-        </w:rPr>
         <w:t>"</w:t>
       </w:r>
       <w:r>
@@ -40167,21 +35084,6 @@
           <w:b/>
           <w:lang w:val="pt_PT" w:bidi="pt_PT"/>
         </w:rPr>
-        <w:t>τὴν ἀκοήν</w:t>
-      </w:r>
-    </w:p>
-    <w:p>
-      <w:pPr/>
-      <w:r>
-        <w:rPr>
-          <w:lang w:val="pt_PT" w:bidi="pt_PT"/>
-        </w:rPr>
-      </w:r>
-      <w:r>
-        <w:rPr>
-          <w:b/>
-          <w:lang w:val="pt_PT" w:bidi="pt_PT"/>
-        </w:rPr>
         <w:t>"</w:t>
       </w:r>
       <w:r>
@@ -40292,21 +35194,6 @@
           <w:b/>
           <w:lang w:val="pt_PT" w:bidi="pt_PT"/>
         </w:rPr>
-        <w:t>ἀπὸ μὲν τῆς ἀληθείας τὴν ἀκοὴν ἀποστρέψουσιν</w:t>
-      </w:r>
-    </w:p>
-    <w:p>
-      <w:pPr/>
-      <w:r>
-        <w:rPr>
-          <w:lang w:val="pt_PT" w:bidi="pt_PT"/>
-        </w:rPr>
-      </w:r>
-      <w:r>
-        <w:rPr>
-          <w:b/>
-          <w:lang w:val="pt_PT" w:bidi="pt_PT"/>
-        </w:rPr>
         <w:t>"E</w:t>
       </w:r>
       <w:r>
@@ -40404,21 +35291,6 @@
           <w:b/>
           <w:lang w:val="pt_PT" w:bidi="pt_PT"/>
         </w:rPr>
-        <w:t>τὴν ἀκοὴν</w:t>
-      </w:r>
-    </w:p>
-    <w:p>
-      <w:pPr/>
-      <w:r>
-        <w:rPr>
-          <w:lang w:val="pt_PT" w:bidi="pt_PT"/>
-        </w:rPr>
-      </w:r>
-      <w:r>
-        <w:rPr>
-          <w:b/>
-          <w:lang w:val="pt_PT" w:bidi="pt_PT"/>
-        </w:rPr>
         <w:t>"de ouvir".</w:t>
       </w:r>
     </w:p>
@@ -40502,21 +35374,6 @@
           <w:b/>
           <w:lang w:val="pt_PT" w:bidi="pt_PT"/>
         </w:rPr>
-        <w:t>τῆς ἀληθείας</w:t>
-      </w:r>
-    </w:p>
-    <w:p>
-      <w:pPr/>
-      <w:r>
-        <w:rPr>
-          <w:lang w:val="pt_PT" w:bidi="pt_PT"/>
-        </w:rPr>
-      </w:r>
-      <w:r>
-        <w:rPr>
-          <w:b/>
-          <w:lang w:val="pt_PT" w:bidi="pt_PT"/>
-        </w:rPr>
         <w:t>"a verdade".</w:t>
       </w:r>
     </w:p>
@@ -40613,21 +35470,6 @@
           <w:b/>
           <w:lang w:val="pt_PT" w:bidi="pt_PT"/>
         </w:rPr>
-        <w:t>ἐπὶ &amp; ἐκτραπήσονται</w:t>
-      </w:r>
-    </w:p>
-    <w:p>
-      <w:pPr/>
-      <w:r>
-        <w:rPr>
-          <w:lang w:val="pt_PT" w:bidi="pt_PT"/>
-        </w:rPr>
-      </w:r>
-      <w:r>
-        <w:rPr>
-          <w:b/>
-          <w:lang w:val="pt_PT" w:bidi="pt_PT"/>
-        </w:rPr>
         <w:t>"deixarão de ouvir".</w:t>
       </w:r>
     </w:p>
@@ -40711,21 +35553,6 @@
           <w:b/>
           <w:lang w:val="pt_PT" w:bidi="pt_PT"/>
         </w:rPr>
-        <w:t>ἐπὶ &amp; ἐκτραπήσονται</w:t>
-      </w:r>
-    </w:p>
-    <w:p>
-      <w:pPr/>
-      <w:r>
-        <w:rPr>
-          <w:lang w:val="pt_PT" w:bidi="pt_PT"/>
-        </w:rPr>
-      </w:r>
-      <w:r>
-        <w:rPr>
-          <w:b/>
-          <w:lang w:val="pt_PT" w:bidi="pt_PT"/>
-        </w:rPr>
         <w:t>"</w:t>
       </w:r>
       <w:r>
@@ -40836,21 +35663,6 @@
           <w:b/>
           <w:lang w:val="pt_PT" w:bidi="pt_PT"/>
         </w:rPr>
-        <w:t>τοὺς μύθους</w:t>
-      </w:r>
-    </w:p>
-    <w:p>
-      <w:pPr/>
-      <w:r>
-        <w:rPr>
-          <w:lang w:val="pt_PT" w:bidi="pt_PT"/>
-        </w:rPr>
-      </w:r>
-      <w:r>
-        <w:rPr>
-          <w:b/>
-          <w:lang w:val="pt_PT" w:bidi="pt_PT"/>
-        </w:rPr>
         <w:t>"ás lendas".</w:t>
       </w:r>
     </w:p>
@@ -40947,21 +35759,6 @@
           <w:b/>
           <w:lang w:val="pt_PT" w:bidi="pt_PT"/>
         </w:rPr>
-        <w:t>σὺ δὲ</w:t>
-      </w:r>
-    </w:p>
-    <w:p>
-      <w:pPr/>
-      <w:r>
-        <w:rPr>
-          <w:lang w:val="pt_PT" w:bidi="pt_PT"/>
-        </w:rPr>
-      </w:r>
-      <w:r>
-        <w:rPr>
-          <w:b/>
-          <w:lang w:val="pt_PT" w:bidi="pt_PT"/>
-        </w:rPr>
         <w:t>"Mas você".</w:t>
       </w:r>
     </w:p>
@@ -41044,21 +35841,6 @@
         <w:rPr>
           <w:lang w:val="pt_PT" w:bidi="pt_PT"/>
         </w:rPr>
-      </w:r>
-    </w:p>
-    <w:p>
-      <w:pPr/>
-      <w:r>
-        <w:rPr>
-          <w:lang w:val="pt_PT" w:bidi="pt_PT"/>
-        </w:rPr>
-      </w:r>
-      <w:r>
-        <w:rPr>
-          <w:b/>
-          <w:lang w:val="pt_PT" w:bidi="pt_PT"/>
-        </w:rPr>
-        <w:t>νῆφε</w:t>
       </w:r>
     </w:p>
     <w:p>
@@ -41187,21 +35969,6 @@
           <w:b/>
           <w:lang w:val="pt_PT" w:bidi="pt_PT"/>
         </w:rPr>
-        <w:t>ἐν πᾶσιν</w:t>
-      </w:r>
-    </w:p>
-    <w:p>
-      <w:pPr/>
-      <w:r>
-        <w:rPr>
-          <w:lang w:val="pt_PT" w:bidi="pt_PT"/>
-        </w:rPr>
-      </w:r>
-      <w:r>
-        <w:rPr>
-          <w:b/>
-          <w:lang w:val="pt_PT" w:bidi="pt_PT"/>
-        </w:rPr>
         <w:t>"em todas as situações".</w:t>
       </w:r>
     </w:p>
@@ -41265,21 +36032,6 @@
           <w:b/>
           <w:lang w:val="pt_PT" w:bidi="pt_PT"/>
         </w:rPr>
-        <w:t>κακοπάθησον</w:t>
-      </w:r>
-    </w:p>
-    <w:p>
-      <w:pPr/>
-      <w:r>
-        <w:rPr>
-          <w:lang w:val="pt_PT" w:bidi="pt_PT"/>
-        </w:rPr>
-      </w:r>
-      <w:r>
-        <w:rPr>
-          <w:b/>
-          <w:lang w:val="pt_PT" w:bidi="pt_PT"/>
-        </w:rPr>
         <w:t>"Suporte o sofrimento".</w:t>
       </w:r>
     </w:p>
@@ -41376,21 +36128,6 @@
           <w:b/>
           <w:lang w:val="pt_PT" w:bidi="pt_PT"/>
         </w:rPr>
-        <w:t>ἔργον &amp; εὐαγγελιστοῦ</w:t>
-      </w:r>
-    </w:p>
-    <w:p>
-      <w:pPr/>
-      <w:r>
-        <w:rPr>
-          <w:lang w:val="pt_PT" w:bidi="pt_PT"/>
-        </w:rPr>
-      </w:r>
-      <w:r>
-        <w:rPr>
-          <w:b/>
-          <w:lang w:val="pt_PT" w:bidi="pt_PT"/>
-        </w:rPr>
         <w:t>"</w:t>
       </w:r>
       <w:r>
@@ -41514,21 +36251,6 @@
           <w:b/>
           <w:lang w:val="pt_PT" w:bidi="pt_PT"/>
         </w:rPr>
-        <w:t>τὴν διακονίαν σου πληροφόρησον</w:t>
-      </w:r>
-    </w:p>
-    <w:p>
-      <w:pPr/>
-      <w:r>
-        <w:rPr>
-          <w:lang w:val="pt_PT" w:bidi="pt_PT"/>
-        </w:rPr>
-      </w:r>
-      <w:r>
-        <w:rPr>
-          <w:b/>
-          <w:lang w:val="pt_PT" w:bidi="pt_PT"/>
-        </w:rPr>
         <w:t>"e cumpra bem o seu dever de servo de Deus</w:t>
       </w:r>
       <w:r>
@@ -41632,21 +36354,6 @@
           <w:b/>
           <w:lang w:val="pt_PT" w:bidi="pt_PT"/>
         </w:rPr>
-        <w:t>γὰρ</w:t>
-      </w:r>
-    </w:p>
-    <w:p>
-      <w:pPr/>
-      <w:r>
-        <w:rPr>
-          <w:lang w:val="pt_PT" w:bidi="pt_PT"/>
-        </w:rPr>
-      </w:r>
-      <w:r>
-        <w:rPr>
-          <w:b/>
-          <w:lang w:val="pt_PT" w:bidi="pt_PT"/>
-        </w:rPr>
         <w:t>"Quanto a mim".</w:t>
       </w:r>
     </w:p>
@@ -41756,21 +36463,6 @@
           <w:b/>
           <w:lang w:val="pt_PT" w:bidi="pt_PT"/>
         </w:rPr>
-        <w:t>ἐγὼ &amp; ἤδη σπένδομαι</w:t>
-      </w:r>
-    </w:p>
-    <w:p>
-      <w:pPr/>
-      <w:r>
-        <w:rPr>
-          <w:lang w:val="pt_PT" w:bidi="pt_PT"/>
-        </w:rPr>
-      </w:r>
-      <w:r>
-        <w:rPr>
-          <w:b/>
-          <w:lang w:val="pt_PT" w:bidi="pt_PT"/>
-        </w:rPr>
         <w:t>"</w:t>
       </w:r>
       <w:r>
@@ -41868,21 +36560,6 @@
           <w:b/>
           <w:lang w:val="pt_PT" w:bidi="pt_PT"/>
         </w:rPr>
-        <w:t>ἐγὼ &amp; ἤδη σπένδομαι</w:t>
-      </w:r>
-    </w:p>
-    <w:p>
-      <w:pPr/>
-      <w:r>
-        <w:rPr>
-          <w:lang w:val="pt_PT" w:bidi="pt_PT"/>
-        </w:rPr>
-      </w:r>
-      <w:r>
-        <w:rPr>
-          <w:b/>
-          <w:lang w:val="pt_PT" w:bidi="pt_PT"/>
-        </w:rPr>
         <w:t>"</w:t>
       </w:r>
       <w:r>
@@ -41999,21 +36676,6 @@
           <w:b/>
           <w:lang w:val="pt_PT" w:bidi="pt_PT"/>
         </w:rPr>
-        <w:t>τῆς ἀναλύσεώς μου</w:t>
-      </w:r>
-    </w:p>
-    <w:p>
-      <w:pPr/>
-      <w:r>
-        <w:rPr>
-          <w:lang w:val="pt_PT" w:bidi="pt_PT"/>
-        </w:rPr>
-      </w:r>
-      <w:r>
-        <w:rPr>
-          <w:b/>
-          <w:lang w:val="pt_PT" w:bidi="pt_PT"/>
-        </w:rPr>
         <w:t>"deixar esta vida".</w:t>
       </w:r>
     </w:p>
@@ -42110,21 +36772,6 @@
           <w:b/>
           <w:lang w:val="pt_PT" w:bidi="pt_PT"/>
         </w:rPr>
-        <w:t>τὸν καλὸν ἀγῶνα ἠγώνισμαι</w:t>
-      </w:r>
-    </w:p>
-    <w:p>
-      <w:pPr/>
-      <w:r>
-        <w:rPr>
-          <w:lang w:val="pt_PT" w:bidi="pt_PT"/>
-        </w:rPr>
-      </w:r>
-      <w:r>
-        <w:rPr>
-          <w:b/>
-          <w:lang w:val="pt_PT" w:bidi="pt_PT"/>
-        </w:rPr>
         <w:t>"</w:t>
       </w:r>
       <w:r>
@@ -42235,21 +36882,6 @@
           <w:b/>
           <w:lang w:val="pt_PT" w:bidi="pt_PT"/>
         </w:rPr>
-        <w:t>τὸν καλὸν ἀγῶνα</w:t>
-      </w:r>
-    </w:p>
-    <w:p>
-      <w:pPr/>
-      <w:r>
-        <w:rPr>
-          <w:lang w:val="pt_PT" w:bidi="pt_PT"/>
-        </w:rPr>
-      </w:r>
-      <w:r>
-        <w:rPr>
-          <w:b/>
-          <w:lang w:val="pt_PT" w:bidi="pt_PT"/>
-        </w:rPr>
         <w:t>"</w:t>
       </w:r>
       <w:r>
@@ -42360,21 +36992,6 @@
           <w:b/>
           <w:lang w:val="pt_PT" w:bidi="pt_PT"/>
         </w:rPr>
-        <w:t>τὸν δρόμον τετέλεκα</w:t>
-      </w:r>
-    </w:p>
-    <w:p>
-      <w:pPr/>
-      <w:r>
-        <w:rPr>
-          <w:lang w:val="pt_PT" w:bidi="pt_PT"/>
-        </w:rPr>
-      </w:r>
-      <w:r>
-        <w:rPr>
-          <w:b/>
-          <w:lang w:val="pt_PT" w:bidi="pt_PT"/>
-        </w:rPr>
         <w:t>"</w:t>
       </w:r>
       <w:r>
@@ -42485,21 +37102,6 @@
           <w:b/>
           <w:lang w:val="pt_PT" w:bidi="pt_PT"/>
         </w:rPr>
-        <w:t>τὴν πίστιν τετήρηκα</w:t>
-      </w:r>
-    </w:p>
-    <w:p>
-      <w:pPr/>
-      <w:r>
-        <w:rPr>
-          <w:lang w:val="pt_PT" w:bidi="pt_PT"/>
-        </w:rPr>
-      </w:r>
-      <w:r>
-        <w:rPr>
-          <w:b/>
-          <w:lang w:val="pt_PT" w:bidi="pt_PT"/>
-        </w:rPr>
         <w:t>"conservei a fé".</w:t>
       </w:r>
     </w:p>
@@ -42622,21 +37224,6 @@
           <w:b/>
           <w:lang w:val="pt_PT" w:bidi="pt_PT"/>
         </w:rPr>
-        <w:t>τὴν πίστιν τετήρηκα</w:t>
-      </w:r>
-    </w:p>
-    <w:p>
-      <w:pPr/>
-      <w:r>
-        <w:rPr>
-          <w:lang w:val="pt_PT" w:bidi="pt_PT"/>
-        </w:rPr>
-      </w:r>
-      <w:r>
-        <w:rPr>
-          <w:b/>
-          <w:lang w:val="pt_PT" w:bidi="pt_PT"/>
-        </w:rPr>
         <w:t>"conservei a fé".</w:t>
       </w:r>
     </w:p>
@@ -42759,21 +37346,6 @@
           <w:b/>
           <w:lang w:val="pt_PT" w:bidi="pt_PT"/>
         </w:rPr>
-        <w:t>τὴν πίστιν</w:t>
-      </w:r>
-    </w:p>
-    <w:p>
-      <w:pPr/>
-      <w:r>
-        <w:rPr>
-          <w:lang w:val="pt_PT" w:bidi="pt_PT"/>
-        </w:rPr>
-      </w:r>
-      <w:r>
-        <w:rPr>
-          <w:b/>
-          <w:lang w:val="pt_PT" w:bidi="pt_PT"/>
-        </w:rPr>
         <w:t>"a fé".</w:t>
       </w:r>
     </w:p>
@@ -42870,21 +37442,6 @@
           <w:b/>
           <w:lang w:val="pt_PT" w:bidi="pt_PT"/>
         </w:rPr>
-        <w:t>λοιπὸν</w:t>
-      </w:r>
-    </w:p>
-    <w:p>
-      <w:pPr/>
-      <w:r>
-        <w:rPr>
-          <w:lang w:val="pt_PT" w:bidi="pt_PT"/>
-        </w:rPr>
-      </w:r>
-      <w:r>
-        <w:rPr>
-          <w:b/>
-          <w:lang w:val="pt_PT" w:bidi="pt_PT"/>
-        </w:rPr>
         <w:t>"E agora".</w:t>
       </w:r>
     </w:p>
@@ -42981,21 +37538,6 @@
           <w:b/>
           <w:lang w:val="pt_PT" w:bidi="pt_PT"/>
         </w:rPr>
-        <w:t>ἀπόκειταί &amp; ὁ τῆς δικαιοσύνης στέφανος</w:t>
-      </w:r>
-    </w:p>
-    <w:p>
-      <w:pPr/>
-      <w:r>
-        <w:rPr>
-          <w:lang w:val="pt_PT" w:bidi="pt_PT"/>
-        </w:rPr>
-      </w:r>
-      <w:r>
-        <w:rPr>
-          <w:b/>
-          <w:lang w:val="pt_PT" w:bidi="pt_PT"/>
-        </w:rPr>
         <w:t>"está me esperando o prêmio da vitória</w:t>
       </w:r>
       <w:r>
@@ -43105,21 +37647,6 @@
           <w:b/>
           <w:lang w:val="pt_PT" w:bidi="pt_PT"/>
         </w:rPr>
-        <w:t>ὁ τῆς δικαιοσύνης στέφανος</w:t>
-      </w:r>
-    </w:p>
-    <w:p>
-      <w:pPr/>
-      <w:r>
-        <w:rPr>
-          <w:lang w:val="pt_PT" w:bidi="pt_PT"/>
-        </w:rPr>
-      </w:r>
-      <w:r>
-        <w:rPr>
-          <w:b/>
-          <w:lang w:val="pt_PT" w:bidi="pt_PT"/>
-        </w:rPr>
         <w:t>"</w:t>
       </w:r>
       <w:r>
@@ -43243,21 +37770,6 @@
           <w:b/>
           <w:lang w:val="pt_PT" w:bidi="pt_PT"/>
         </w:rPr>
-        <w:t>ὁ τῆς δικαιοσύνης στέφανος</w:t>
-      </w:r>
-    </w:p>
-    <w:p>
-      <w:pPr/>
-      <w:r>
-        <w:rPr>
-          <w:lang w:val="pt_PT" w:bidi="pt_PT"/>
-        </w:rPr>
-      </w:r>
-      <w:r>
-        <w:rPr>
-          <w:b/>
-          <w:lang w:val="pt_PT" w:bidi="pt_PT"/>
-        </w:rPr>
         <w:t>"</w:t>
       </w:r>
       <w:r>
@@ -43354,21 +37866,6 @@
         <w:rPr>
           <w:lang w:val="pt_PT" w:bidi="pt_PT"/>
         </w:rPr>
-      </w:r>
-    </w:p>
-    <w:p>
-      <w:pPr/>
-      <w:r>
-        <w:rPr>
-          <w:lang w:val="pt_PT" w:bidi="pt_PT"/>
-        </w:rPr>
-      </w:r>
-      <w:r>
-        <w:rPr>
-          <w:b/>
-          <w:lang w:val="pt_PT" w:bidi="pt_PT"/>
-        </w:rPr>
-        <w:t>ἐν, ἐκείνῃ τῇ ἡμέρᾳ</w:t>
       </w:r>
     </w:p>
     <w:p>
@@ -43484,21 +37981,6 @@
           <w:b/>
           <w:lang w:val="pt_PT" w:bidi="pt_PT"/>
         </w:rPr>
-        <w:t>οὐ μόνον δὲ ἐμοὶ, ἀλλὰ καὶ πᾶσιν τοῖς</w:t>
-      </w:r>
-    </w:p>
-    <w:p>
-      <w:pPr/>
-      <w:r>
-        <w:rPr>
-          <w:lang w:val="pt_PT" w:bidi="pt_PT"/>
-        </w:rPr>
-      </w:r>
-      <w:r>
-        <w:rPr>
-          <w:b/>
-          <w:lang w:val="pt_PT" w:bidi="pt_PT"/>
-        </w:rPr>
         <w:t>"</w:t>
       </w:r>
       <w:r>
@@ -43596,21 +38078,6 @@
           <w:b/>
           <w:lang w:val="pt_PT" w:bidi="pt_PT"/>
         </w:rPr>
-        <w:t>πᾶσιν τοῖς ἠγαπηκόσι τὴν ἐπιφάνειαν αὐτοῦ</w:t>
-      </w:r>
-    </w:p>
-    <w:p>
-      <w:pPr/>
-      <w:r>
-        <w:rPr>
-          <w:lang w:val="pt_PT" w:bidi="pt_PT"/>
-        </w:rPr>
-      </w:r>
-      <w:r>
-        <w:rPr>
-          <w:b/>
-          <w:lang w:val="pt_PT" w:bidi="pt_PT"/>
-        </w:rPr>
         <w:t>"</w:t>
       </w:r>
       <w:r>
@@ -43720,21 +38187,6 @@
         <w:rPr>
           <w:lang w:val="pt_PT" w:bidi="pt_PT"/>
         </w:rPr>
-      </w:r>
-    </w:p>
-    <w:p>
-      <w:pPr/>
-      <w:r>
-        <w:rPr>
-          <w:lang w:val="pt_PT" w:bidi="pt_PT"/>
-        </w:rPr>
-      </w:r>
-      <w:r>
-        <w:rPr>
-          <w:b/>
-          <w:lang w:val="pt_PT" w:bidi="pt_PT"/>
-        </w:rPr>
-        <w:t>τὴν ἐπιφάνειαν αὐτοῦ</w:t>
       </w:r>
     </w:p>
     <w:p>
@@ -43876,21 +38328,6 @@
           <w:b/>
           <w:lang w:val="pt_PT" w:bidi="pt_PT"/>
         </w:rPr>
-        <w:t>σπούδασον ἐλθεῖν &amp; ταχέως</w:t>
-      </w:r>
-    </w:p>
-    <w:p>
-      <w:pPr/>
-      <w:r>
-        <w:rPr>
-          <w:lang w:val="pt_PT" w:bidi="pt_PT"/>
-        </w:rPr>
-      </w:r>
-      <w:r>
-        <w:rPr>
-          <w:b/>
-          <w:lang w:val="pt_PT" w:bidi="pt_PT"/>
-        </w:rPr>
         <w:t>"</w:t>
       </w:r>
       <w:r>
@@ -43968,21 +38405,6 @@
           <w:b/>
           <w:lang w:val="pt_PT" w:bidi="pt_PT"/>
         </w:rPr>
-        <w:t>ἐλθεῖν</w:t>
-      </w:r>
-    </w:p>
-    <w:p>
-      <w:pPr/>
-      <w:r>
-        <w:rPr>
-          <w:lang w:val="pt_PT" w:bidi="pt_PT"/>
-        </w:rPr>
-      </w:r>
-      <w:r>
-        <w:rPr>
-          <w:b/>
-          <w:lang w:val="pt_PT" w:bidi="pt_PT"/>
-        </w:rPr>
         <w:t>"Venha me ver".</w:t>
       </w:r>
     </w:p>
@@ -44079,21 +38501,6 @@
           <w:b/>
           <w:lang w:val="pt_PT" w:bidi="pt_PT"/>
         </w:rPr>
-        <w:t>γάρ</w:t>
-      </w:r>
-    </w:p>
-    <w:p>
-      <w:pPr/>
-      <w:r>
-        <w:rPr>
-          <w:lang w:val="pt_PT" w:bidi="pt_PT"/>
-        </w:rPr>
-      </w:r>
-      <w:r>
-        <w:rPr>
-          <w:b/>
-          <w:lang w:val="pt_PT" w:bidi="pt_PT"/>
-        </w:rPr>
         <w:t>"Pois".</w:t>
       </w:r>
     </w:p>
@@ -44203,21 +38610,6 @@
           <w:b/>
           <w:lang w:val="pt_PT" w:bidi="pt_PT"/>
         </w:rPr>
-        <w:t>Δημᾶς &amp; Κρήσκης</w:t>
-      </w:r>
-    </w:p>
-    <w:p>
-      <w:pPr/>
-      <w:r>
-        <w:rPr>
-          <w:lang w:val="pt_PT" w:bidi="pt_PT"/>
-        </w:rPr>
-      </w:r>
-      <w:r>
-        <w:rPr>
-          <w:b/>
-          <w:lang w:val="pt_PT" w:bidi="pt_PT"/>
-        </w:rPr>
         <w:t>"Demas"</w:t>
       </w:r>
       <w:r>
@@ -44340,21 +38732,6 @@
           <w:b/>
           <w:lang w:val="pt_PT" w:bidi="pt_PT"/>
         </w:rPr>
-        <w:t>τὸν νῦν αἰῶνα</w:t>
-      </w:r>
-    </w:p>
-    <w:p>
-      <w:pPr/>
-      <w:r>
-        <w:rPr>
-          <w:lang w:val="pt_PT" w:bidi="pt_PT"/>
-        </w:rPr>
-      </w:r>
-      <w:r>
-        <w:rPr>
-          <w:b/>
-          <w:lang w:val="pt_PT" w:bidi="pt_PT"/>
-        </w:rPr>
         <w:t>"</w:t>
       </w:r>
       <w:r>
@@ -44465,21 +38842,6 @@
           <w:b/>
           <w:lang w:val="pt_PT" w:bidi="pt_PT"/>
         </w:rPr>
-        <w:t>ἐπορεύθη</w:t>
-      </w:r>
-    </w:p>
-    <w:p>
-      <w:pPr/>
-      <w:r>
-        <w:rPr>
-          <w:lang w:val="pt_PT" w:bidi="pt_PT"/>
-        </w:rPr>
-      </w:r>
-      <w:r>
-        <w:rPr>
-          <w:b/>
-          <w:lang w:val="pt_PT" w:bidi="pt_PT"/>
-        </w:rPr>
         <w:t>"foi".</w:t>
       </w:r>
     </w:p>
@@ -44576,21 +38938,6 @@
           <w:b/>
           <w:lang w:val="pt_PT" w:bidi="pt_PT"/>
         </w:rPr>
-        <w:t>Κρήσκης εἰς Γαλατίαν, Τίτος εἰς Δαλματίαν</w:t>
-      </w:r>
-    </w:p>
-    <w:p>
-      <w:pPr/>
-      <w:r>
-        <w:rPr>
-          <w:lang w:val="pt_PT" w:bidi="pt_PT"/>
-        </w:rPr>
-      </w:r>
-      <w:r>
-        <w:rPr>
-          <w:b/>
-          <w:lang w:val="pt_PT" w:bidi="pt_PT"/>
-        </w:rPr>
         <w:t>"</w:t>
       </w:r>
       <w:r>
@@ -44688,21 +39035,6 @@
           <w:b/>
           <w:lang w:val="pt_PT" w:bidi="pt_PT"/>
         </w:rPr>
-        <w:t>Δαλματίαν</w:t>
-      </w:r>
-    </w:p>
-    <w:p>
-      <w:pPr/>
-      <w:r>
-        <w:rPr>
-          <w:lang w:val="pt_PT" w:bidi="pt_PT"/>
-        </w:rPr>
-      </w:r>
-      <w:r>
-        <w:rPr>
-          <w:b/>
-          <w:lang w:val="pt_PT" w:bidi="pt_PT"/>
-        </w:rPr>
         <w:t>"Dalmácia".</w:t>
       </w:r>
     </w:p>
@@ -44799,21 +39131,6 @@
           <w:b/>
           <w:lang w:val="pt_PT" w:bidi="pt_PT"/>
         </w:rPr>
-        <w:t>μοι εὔχρηστος εἰς διακονίαν</w:t>
-      </w:r>
-    </w:p>
-    <w:p>
-      <w:pPr/>
-      <w:r>
-        <w:rPr>
-          <w:lang w:val="pt_PT" w:bidi="pt_PT"/>
-        </w:rPr>
-      </w:r>
-      <w:r>
-        <w:rPr>
-          <w:b/>
-          <w:lang w:val="pt_PT" w:bidi="pt_PT"/>
-        </w:rPr>
         <w:t>"ele pode me ajudar no trabalho".</w:t>
       </w:r>
     </w:p>
@@ -44897,21 +39214,6 @@
           <w:b/>
           <w:lang w:val="pt_PT" w:bidi="pt_PT"/>
         </w:rPr>
-        <w:t>εἰς διακονίαν</w:t>
-      </w:r>
-    </w:p>
-    <w:p>
-      <w:pPr/>
-      <w:r>
-        <w:rPr>
-          <w:lang w:val="pt_PT" w:bidi="pt_PT"/>
-        </w:rPr>
-      </w:r>
-      <w:r>
-        <w:rPr>
-          <w:b/>
-          <w:lang w:val="pt_PT" w:bidi="pt_PT"/>
-        </w:rPr>
         <w:t>"no trabalho".</w:t>
       </w:r>
     </w:p>
@@ -45008,21 +39310,6 @@
           <w:b/>
           <w:lang w:val="pt_PT" w:bidi="pt_PT"/>
         </w:rPr>
-        <w:t>δὲ</w:t>
-      </w:r>
-    </w:p>
-    <w:p>
-      <w:pPr/>
-      <w:r>
-        <w:rPr>
-          <w:lang w:val="pt_PT" w:bidi="pt_PT"/>
-        </w:rPr>
-      </w:r>
-      <w:r>
-        <w:rPr>
-          <w:b/>
-          <w:lang w:val="pt_PT" w:bidi="pt_PT"/>
-        </w:rPr>
         <w:t>"Eu mandei".</w:t>
       </w:r>
     </w:p>
@@ -45106,21 +39393,6 @@
           <w:b/>
           <w:lang w:val="pt_PT" w:bidi="pt_PT"/>
         </w:rPr>
-        <w:t>ἀπέστειλα</w:t>
-      </w:r>
-    </w:p>
-    <w:p>
-      <w:pPr/>
-      <w:r>
-        <w:rPr>
-          <w:lang w:val="pt_PT" w:bidi="pt_PT"/>
-        </w:rPr>
-      </w:r>
-      <w:r>
-        <w:rPr>
-          <w:b/>
-          <w:lang w:val="pt_PT" w:bidi="pt_PT"/>
-        </w:rPr>
         <w:t>"Eu mandei".</w:t>
       </w:r>
     </w:p>
@@ -45256,21 +39528,6 @@
           <w:b/>
           <w:lang w:val="pt_PT" w:bidi="pt_PT"/>
         </w:rPr>
-        <w:t>φελόνην</w:t>
-      </w:r>
-    </w:p>
-    <w:p>
-      <w:pPr/>
-      <w:r>
-        <w:rPr>
-          <w:lang w:val="pt_PT" w:bidi="pt_PT"/>
-        </w:rPr>
-      </w:r>
-      <w:r>
-        <w:rPr>
-          <w:b/>
-          <w:lang w:val="pt_PT" w:bidi="pt_PT"/>
-        </w:rPr>
         <w:t>"capa".</w:t>
       </w:r>
     </w:p>
@@ -45367,21 +39624,6 @@
           <w:b/>
           <w:lang w:val="pt_PT" w:bidi="pt_PT"/>
         </w:rPr>
-        <w:t>Κάρπῳ</w:t>
-      </w:r>
-    </w:p>
-    <w:p>
-      <w:pPr/>
-      <w:r>
-        <w:rPr>
-          <w:lang w:val="pt_PT" w:bidi="pt_PT"/>
-        </w:rPr>
-      </w:r>
-      <w:r>
-        <w:rPr>
-          <w:b/>
-          <w:lang w:val="pt_PT" w:bidi="pt_PT"/>
-        </w:rPr>
         <w:t>"Carpo".</w:t>
       </w:r>
     </w:p>
@@ -45478,21 +39720,6 @@
           <w:b/>
           <w:lang w:val="pt_PT" w:bidi="pt_PT"/>
         </w:rPr>
-        <w:t>ἐρχόμενος</w:t>
-      </w:r>
-    </w:p>
-    <w:p>
-      <w:pPr/>
-      <w:r>
-        <w:rPr>
-          <w:lang w:val="pt_PT" w:bidi="pt_PT"/>
-        </w:rPr>
-      </w:r>
-      <w:r>
-        <w:rPr>
-          <w:b/>
-          <w:lang w:val="pt_PT" w:bidi="pt_PT"/>
-        </w:rPr>
         <w:t>"vier".</w:t>
       </w:r>
     </w:p>
@@ -45589,21 +39816,6 @@
           <w:b/>
           <w:lang w:val="pt_PT" w:bidi="pt_PT"/>
         </w:rPr>
-        <w:t>μάλιστα τὰς μεμβράνας</w:t>
-      </w:r>
-    </w:p>
-    <w:p>
-      <w:pPr/>
-      <w:r>
-        <w:rPr>
-          <w:lang w:val="pt_PT" w:bidi="pt_PT"/>
-        </w:rPr>
-      </w:r>
-      <w:r>
-        <w:rPr>
-          <w:b/>
-          <w:lang w:val="pt_PT" w:bidi="pt_PT"/>
-        </w:rPr>
         <w:t>"principalmente os de couro".</w:t>
       </w:r>
     </w:p>
@@ -45706,21 +39918,6 @@
           <w:b/>
           <w:lang w:val="pt_PT" w:bidi="pt_PT"/>
         </w:rPr>
-        <w:t>τὰς μεμβράνας</w:t>
-      </w:r>
-    </w:p>
-    <w:p>
-      <w:pPr/>
-      <w:r>
-        <w:rPr>
-          <w:lang w:val="pt_PT" w:bidi="pt_PT"/>
-        </w:rPr>
-      </w:r>
-      <w:r>
-        <w:rPr>
-          <w:b/>
-          <w:lang w:val="pt_PT" w:bidi="pt_PT"/>
-        </w:rPr>
         <w:t>"os de couro".</w:t>
       </w:r>
     </w:p>
@@ -45817,21 +40014,6 @@
           <w:b/>
           <w:lang w:val="pt_PT" w:bidi="pt_PT"/>
         </w:rPr>
-        <w:t>Ἀλέξανδρος ὁ χαλκεὺς</w:t>
-      </w:r>
-    </w:p>
-    <w:p>
-      <w:pPr/>
-      <w:r>
-        <w:rPr>
-          <w:lang w:val="pt_PT" w:bidi="pt_PT"/>
-        </w:rPr>
-      </w:r>
-      <w:r>
-        <w:rPr>
-          <w:b/>
-          <w:lang w:val="pt_PT" w:bidi="pt_PT"/>
-        </w:rPr>
         <w:t>"Alexandre, o ferreiro".</w:t>
       </w:r>
     </w:p>
@@ -45928,21 +40110,6 @@
           <w:b/>
           <w:lang w:val="pt_PT" w:bidi="pt_PT"/>
         </w:rPr>
-        <w:t>Ἀλέξανδρος</w:t>
-      </w:r>
-    </w:p>
-    <w:p>
-      <w:pPr/>
-      <w:r>
-        <w:rPr>
-          <w:lang w:val="pt_PT" w:bidi="pt_PT"/>
-        </w:rPr>
-      </w:r>
-      <w:r>
-        <w:rPr>
-          <w:b/>
-          <w:lang w:val="pt_PT" w:bidi="pt_PT"/>
-        </w:rPr>
         <w:t>"Alexandre".</w:t>
       </w:r>
     </w:p>
@@ -46039,21 +40206,6 @@
           <w:b/>
           <w:lang w:val="pt_PT" w:bidi="pt_PT"/>
         </w:rPr>
-        <w:t>πολλά μοι κακὰ ἐνεδείξατο</w:t>
-      </w:r>
-    </w:p>
-    <w:p>
-      <w:pPr/>
-      <w:r>
-        <w:rPr>
-          <w:lang w:val="pt_PT" w:bidi="pt_PT"/>
-        </w:rPr>
-      </w:r>
-      <w:r>
-        <w:rPr>
-          <w:b/>
-          <w:lang w:val="pt_PT" w:bidi="pt_PT"/>
-        </w:rPr>
         <w:t>"me prejudicou muito".</w:t>
       </w:r>
     </w:p>
@@ -46137,21 +40289,6 @@
           <w:b/>
           <w:lang w:val="pt_PT" w:bidi="pt_PT"/>
         </w:rPr>
-        <w:t>ἀποδώσει αὐτῷ ὁ Κύριος</w:t>
-      </w:r>
-    </w:p>
-    <w:p>
-      <w:pPr/>
-      <w:r>
-        <w:rPr>
-          <w:lang w:val="pt_PT" w:bidi="pt_PT"/>
-        </w:rPr>
-      </w:r>
-      <w:r>
-        <w:rPr>
-          <w:b/>
-          <w:lang w:val="pt_PT" w:bidi="pt_PT"/>
-        </w:rPr>
         <w:t>"O Senhor lhe dará a sua recompensa".</w:t>
       </w:r>
     </w:p>
@@ -46261,21 +40398,6 @@
           <w:b/>
           <w:lang w:val="pt_PT" w:bidi="pt_PT"/>
         </w:rPr>
-        <w:t>ὃν καὶ σὺ φυλάσσου, λίαν γὰρ ἀντέστη τοῖς ἡμετέροις λόγοις</w:t>
-      </w:r>
-    </w:p>
-    <w:p>
-      <w:pPr/>
-      <w:r>
-        <w:rPr>
-          <w:lang w:val="pt_PT" w:bidi="pt_PT"/>
-        </w:rPr>
-      </w:r>
-      <w:r>
-        <w:rPr>
-          <w:b/>
-          <w:lang w:val="pt_PT" w:bidi="pt_PT"/>
-        </w:rPr>
         <w:t>"</w:t>
       </w:r>
       <w:r>
@@ -46373,21 +40495,6 @@
           <w:b/>
           <w:lang w:val="pt_PT" w:bidi="pt_PT"/>
         </w:rPr>
-        <w:t>τοῖς ἡμετέροις λόγοις</w:t>
-      </w:r>
-    </w:p>
-    <w:p>
-      <w:pPr/>
-      <w:r>
-        <w:rPr>
-          <w:lang w:val="pt_PT" w:bidi="pt_PT"/>
-        </w:rPr>
-      </w:r>
-      <w:r>
-        <w:rPr>
-          <w:b/>
-          <w:lang w:val="pt_PT" w:bidi="pt_PT"/>
-        </w:rPr>
         <w:t>"nossa mensagem".</w:t>
       </w:r>
     </w:p>
@@ -46491,21 +40598,6 @@
           <w:b/>
           <w:lang w:val="pt_PT" w:bidi="pt_PT"/>
         </w:rPr>
-        <w:t>ἐν τῇ πρώτῃ μου ἀπολογίᾳ</w:t>
-      </w:r>
-    </w:p>
-    <w:p>
-      <w:pPr/>
-      <w:r>
-        <w:rPr>
-          <w:lang w:val="pt_PT" w:bidi="pt_PT"/>
-        </w:rPr>
-      </w:r>
-      <w:r>
-        <w:rPr>
-          <w:b/>
-          <w:lang w:val="pt_PT" w:bidi="pt_PT"/>
-        </w:rPr>
         <w:t>"</w:t>
       </w:r>
       <w:r>
@@ -46609,21 +40701,6 @@
           <w:b/>
           <w:lang w:val="pt_PT" w:bidi="pt_PT"/>
         </w:rPr>
-        <w:t>οὐδείς μοι παρεγένετο</w:t>
-      </w:r>
-    </w:p>
-    <w:p>
-      <w:pPr/>
-      <w:r>
-        <w:rPr>
-          <w:lang w:val="pt_PT" w:bidi="pt_PT"/>
-        </w:rPr>
-      </w:r>
-      <w:r>
-        <w:rPr>
-          <w:b/>
-          <w:lang w:val="pt_PT" w:bidi="pt_PT"/>
-        </w:rPr>
         <w:t>"ninguém ficou comigo".</w:t>
       </w:r>
     </w:p>
@@ -46720,21 +40797,6 @@
           <w:b/>
           <w:lang w:val="pt_PT" w:bidi="pt_PT"/>
         </w:rPr>
-        <w:t>πάντες</w:t>
-      </w:r>
-    </w:p>
-    <w:p>
-      <w:pPr/>
-      <w:r>
-        <w:rPr>
-          <w:lang w:val="pt_PT" w:bidi="pt_PT"/>
-        </w:rPr>
-      </w:r>
-      <w:r>
-        <w:rPr>
-          <w:b/>
-          <w:lang w:val="pt_PT" w:bidi="pt_PT"/>
-        </w:rPr>
         <w:t>"todos".</w:t>
       </w:r>
     </w:p>
@@ -46831,21 +40893,6 @@
           <w:b/>
           <w:lang w:val="pt_PT" w:bidi="pt_PT"/>
         </w:rPr>
-        <w:t>μὴ αὐτοῖς λογισθείη</w:t>
-      </w:r>
-    </w:p>
-    <w:p>
-      <w:pPr/>
-      <w:r>
-        <w:rPr>
-          <w:lang w:val="pt_PT" w:bidi="pt_PT"/>
-        </w:rPr>
-      </w:r>
-      <w:r>
-        <w:rPr>
-          <w:b/>
-          <w:lang w:val="pt_PT" w:bidi="pt_PT"/>
-        </w:rPr>
         <w:t>"</w:t>
       </w:r>
       <w:r>
@@ -46943,21 +40990,6 @@
           <w:b/>
           <w:lang w:val="pt_PT" w:bidi="pt_PT"/>
         </w:rPr>
-        <w:t>μὴ αὐτοῖς λογισθείη</w:t>
-      </w:r>
-    </w:p>
-    <w:p>
-      <w:pPr/>
-      <w:r>
-        <w:rPr>
-          <w:lang w:val="pt_PT" w:bidi="pt_PT"/>
-        </w:rPr>
-      </w:r>
-      <w:r>
-        <w:rPr>
-          <w:b/>
-          <w:lang w:val="pt_PT" w:bidi="pt_PT"/>
-        </w:rPr>
         <w:t>"</w:t>
       </w:r>
       <w:r>
@@ -47041,21 +41073,6 @@
         <w:rPr>
           <w:lang w:val="pt_PT" w:bidi="pt_PT"/>
         </w:rPr>
-      </w:r>
-    </w:p>
-    <w:p>
-      <w:pPr/>
-      <w:r>
-        <w:rPr>
-          <w:lang w:val="pt_PT" w:bidi="pt_PT"/>
-        </w:rPr>
-      </w:r>
-      <w:r>
-        <w:rPr>
-          <w:b/>
-          <w:lang w:val="pt_PT" w:bidi="pt_PT"/>
-        </w:rPr>
-        <w:t>δὲ</w:t>
       </w:r>
     </w:p>
     <w:p>
@@ -47210,21 +41227,6 @@
           <w:b/>
           <w:lang w:val="pt_PT" w:bidi="pt_PT"/>
         </w:rPr>
-        <w:t>ὁ &amp; Κύριός μοι παρέστη</w:t>
-      </w:r>
-    </w:p>
-    <w:p>
-      <w:pPr/>
-      <w:r>
-        <w:rPr>
-          <w:lang w:val="pt_PT" w:bidi="pt_PT"/>
-        </w:rPr>
-      </w:r>
-      <w:r>
-        <w:rPr>
-          <w:b/>
-          <w:lang w:val="pt_PT" w:bidi="pt_PT"/>
-        </w:rPr>
         <w:t>"o Senhor ficou comigo".</w:t>
       </w:r>
     </w:p>
@@ -47347,21 +41349,6 @@
           <w:b/>
           <w:lang w:val="pt_PT" w:bidi="pt_PT"/>
         </w:rPr>
-        <w:t>δι’ ἐμοῦ τὸ κήρυγμα πληροφορηθῇ</w:t>
-      </w:r>
-    </w:p>
-    <w:p>
-      <w:pPr/>
-      <w:r>
-        <w:rPr>
-          <w:lang w:val="pt_PT" w:bidi="pt_PT"/>
-        </w:rPr>
-      </w:r>
-      <w:r>
-        <w:rPr>
-          <w:b/>
-          <w:lang w:val="pt_PT" w:bidi="pt_PT"/>
-        </w:rPr>
         <w:t>"</w:t>
       </w:r>
       <w:r>
@@ -47459,21 +41446,6 @@
           <w:b/>
           <w:lang w:val="pt_PT" w:bidi="pt_PT"/>
         </w:rPr>
-        <w:t>δι’ ἐμοῦ τὸ κήρυγμα πληροφορηθῇ</w:t>
-      </w:r>
-    </w:p>
-    <w:p>
-      <w:pPr/>
-      <w:r>
-        <w:rPr>
-          <w:lang w:val="pt_PT" w:bidi="pt_PT"/>
-        </w:rPr>
-      </w:r>
-      <w:r>
-        <w:rPr>
-          <w:b/>
-          <w:lang w:val="pt_PT" w:bidi="pt_PT"/>
-        </w:rPr>
         <w:t>"</w:t>
       </w:r>
       <w:r>
@@ -47584,21 +41556,6 @@
           <w:b/>
           <w:lang w:val="pt_PT" w:bidi="pt_PT"/>
         </w:rPr>
-        <w:t>τὸ κήρυγμα πληροφορηθῇ</w:t>
-      </w:r>
-    </w:p>
-    <w:p>
-      <w:pPr/>
-      <w:r>
-        <w:rPr>
-          <w:lang w:val="pt_PT" w:bidi="pt_PT"/>
-        </w:rPr>
-      </w:r>
-      <w:r>
-        <w:rPr>
-          <w:b/>
-          <w:lang w:val="pt_PT" w:bidi="pt_PT"/>
-        </w:rPr>
         <w:t>"</w:t>
       </w:r>
       <w:r>
@@ -47722,21 +41679,6 @@
           <w:b/>
           <w:lang w:val="pt_PT" w:bidi="pt_PT"/>
         </w:rPr>
-        <w:t>πάντα τὰ ἔθνη</w:t>
-      </w:r>
-    </w:p>
-    <w:p>
-      <w:pPr/>
-      <w:r>
-        <w:rPr>
-          <w:lang w:val="pt_PT" w:bidi="pt_PT"/>
-        </w:rPr>
-      </w:r>
-      <w:r>
-        <w:rPr>
-          <w:b/>
-          <w:lang w:val="pt_PT" w:bidi="pt_PT"/>
-        </w:rPr>
         <w:t>"todos os não judeus".</w:t>
       </w:r>
     </w:p>
@@ -47833,21 +41775,6 @@
           <w:b/>
           <w:lang w:val="pt_PT" w:bidi="pt_PT"/>
         </w:rPr>
-        <w:t>ἐρύσθην ἐκ στόματος λέοντος</w:t>
-      </w:r>
-    </w:p>
-    <w:p>
-      <w:pPr/>
-      <w:r>
-        <w:rPr>
-          <w:lang w:val="pt_PT" w:bidi="pt_PT"/>
-        </w:rPr>
-      </w:r>
-      <w:r>
-        <w:rPr>
-          <w:b/>
-          <w:lang w:val="pt_PT" w:bidi="pt_PT"/>
-        </w:rPr>
         <w:t>"</w:t>
       </w:r>
       <w:r>
@@ -47971,21 +41898,6 @@
           <w:b/>
           <w:lang w:val="pt_PT" w:bidi="pt_PT"/>
         </w:rPr>
-        <w:t>ἐρύσθην</w:t>
-      </w:r>
-    </w:p>
-    <w:p>
-      <w:pPr/>
-      <w:r>
-        <w:rPr>
-          <w:lang w:val="pt_PT" w:bidi="pt_PT"/>
-        </w:rPr>
-      </w:r>
-      <w:r>
-        <w:rPr>
-          <w:b/>
-          <w:lang w:val="pt_PT" w:bidi="pt_PT"/>
-        </w:rPr>
         <w:t>"me livrou".</w:t>
       </w:r>
     </w:p>
@@ -48069,21 +41981,6 @@
           <w:b/>
           <w:lang w:val="pt_PT" w:bidi="pt_PT"/>
         </w:rPr>
-        <w:t>ᾧ ἡ δόξα</w:t>
-      </w:r>
-    </w:p>
-    <w:p>
-      <w:pPr/>
-      <w:r>
-        <w:rPr>
-          <w:lang w:val="pt_PT" w:bidi="pt_PT"/>
-        </w:rPr>
-      </w:r>
-      <w:r>
-        <w:rPr>
-          <w:b/>
-          <w:lang w:val="pt_PT" w:bidi="pt_PT"/>
-        </w:rPr>
         <w:t>"A ele seja dada a glória".</w:t>
       </w:r>
     </w:p>
@@ -48166,21 +42063,6 @@
         <w:rPr>
           <w:lang w:val="pt_PT" w:bidi="pt_PT"/>
         </w:rPr>
-      </w:r>
-    </w:p>
-    <w:p>
-      <w:pPr/>
-      <w:r>
-        <w:rPr>
-          <w:lang w:val="pt_PT" w:bidi="pt_PT"/>
-        </w:rPr>
-      </w:r>
-      <w:r>
-        <w:rPr>
-          <w:b/>
-          <w:lang w:val="pt_PT" w:bidi="pt_PT"/>
-        </w:rPr>
-        <w:t>εἰς τοὺς αἰῶνας τῶν αἰώνων</w:t>
       </w:r>
     </w:p>
     <w:p>
@@ -48462,21 +42344,6 @@
           <w:b/>
           <w:lang w:val="pt_PT" w:bidi="pt_PT"/>
         </w:rPr>
-        <w:t>Ἔραστος &amp; Τρόφιμον</w:t>
-      </w:r>
-    </w:p>
-    <w:p>
-      <w:pPr/>
-      <w:r>
-        <w:rPr>
-          <w:lang w:val="pt_PT" w:bidi="pt_PT"/>
-        </w:rPr>
-      </w:r>
-      <w:r>
-        <w:rPr>
-          <w:b/>
-          <w:lang w:val="pt_PT" w:bidi="pt_PT"/>
-        </w:rPr>
         <w:t>"Erasto"</w:t>
       </w:r>
       <w:r>
@@ -48599,21 +42466,6 @@
           <w:b/>
           <w:lang w:val="pt_PT" w:bidi="pt_PT"/>
         </w:rPr>
-        <w:t>Μιλήτῳ</w:t>
-      </w:r>
-    </w:p>
-    <w:p>
-      <w:pPr/>
-      <w:r>
-        <w:rPr>
-          <w:lang w:val="pt_PT" w:bidi="pt_PT"/>
-        </w:rPr>
-      </w:r>
-      <w:r>
-        <w:rPr>
-          <w:b/>
-          <w:lang w:val="pt_PT" w:bidi="pt_PT"/>
-        </w:rPr>
         <w:t>"Mileto".</w:t>
       </w:r>
     </w:p>
@@ -48710,21 +42562,6 @@
           <w:b/>
           <w:lang w:val="pt_PT" w:bidi="pt_PT"/>
         </w:rPr>
-        <w:t>σπούδασον &amp; ἐλθεῖν</w:t>
-      </w:r>
-    </w:p>
-    <w:p>
-      <w:pPr/>
-      <w:r>
-        <w:rPr>
-          <w:lang w:val="pt_PT" w:bidi="pt_PT"/>
-        </w:rPr>
-      </w:r>
-      <w:r>
-        <w:rPr>
-          <w:b/>
-          <w:lang w:val="pt_PT" w:bidi="pt_PT"/>
-        </w:rPr>
         <w:t>"</w:t>
       </w:r>
       <w:r>
@@ -48802,21 +42639,6 @@
           <w:b/>
           <w:lang w:val="pt_PT" w:bidi="pt_PT"/>
         </w:rPr>
-        <w:t>πρὸ χειμῶνος</w:t>
-      </w:r>
-    </w:p>
-    <w:p>
-      <w:pPr/>
-      <w:r>
-        <w:rPr>
-          <w:lang w:val="pt_PT" w:bidi="pt_PT"/>
-        </w:rPr>
-      </w:r>
-      <w:r>
-        <w:rPr>
-          <w:b/>
-          <w:lang w:val="pt_PT" w:bidi="pt_PT"/>
-        </w:rPr>
         <w:t>"antes do inverno".</w:t>
       </w:r>
     </w:p>
@@ -48990,21 +42812,6 @@
           <w:b/>
           <w:lang w:val="pt_PT" w:bidi="pt_PT"/>
         </w:rPr>
-        <w:t>ἀσπάζεταί σε Εὔβουλος, καὶ Πούδης, καὶ Λίνος, καὶ Κλαυδία, καὶ οἱ ἀδελφοὶ</w:t>
-      </w:r>
-    </w:p>
-    <w:p>
-      <w:pPr/>
-      <w:r>
-        <w:rPr>
-          <w:lang w:val="pt_PT" w:bidi="pt_PT"/>
-        </w:rPr>
-      </w:r>
-      <w:r>
-        <w:rPr>
-          <w:b/>
-          <w:lang w:val="pt_PT" w:bidi="pt_PT"/>
-        </w:rPr>
         <w:t>"</w:t>
       </w:r>
       <w:r>
@@ -49102,21 +42909,6 @@
           <w:b/>
           <w:lang w:val="pt_PT" w:bidi="pt_PT"/>
         </w:rPr>
-        <w:t>Εὔβουλος &amp; Πούδης &amp; Λίνος</w:t>
-      </w:r>
-    </w:p>
-    <w:p>
-      <w:pPr/>
-      <w:r>
-        <w:rPr>
-          <w:lang w:val="pt_PT" w:bidi="pt_PT"/>
-        </w:rPr>
-      </w:r>
-      <w:r>
-        <w:rPr>
-          <w:b/>
-          <w:lang w:val="pt_PT" w:bidi="pt_PT"/>
-        </w:rPr>
         <w:t>"Êubulo"</w:t>
       </w:r>
       <w:r>
@@ -49265,21 +43057,6 @@
           <w:b/>
           <w:lang w:val="pt_PT" w:bidi="pt_PT"/>
         </w:rPr>
-        <w:t>Κλαυδία</w:t>
-      </w:r>
-    </w:p>
-    <w:p>
-      <w:pPr/>
-      <w:r>
-        <w:rPr>
-          <w:lang w:val="pt_PT" w:bidi="pt_PT"/>
-        </w:rPr>
-      </w:r>
-      <w:r>
-        <w:rPr>
-          <w:b/>
-          <w:lang w:val="pt_PT" w:bidi="pt_PT"/>
-        </w:rPr>
         <w:t>"Cláudia".</w:t>
       </w:r>
     </w:p>
@@ -49376,21 +43153,6 @@
           <w:b/>
           <w:lang w:val="pt_PT" w:bidi="pt_PT"/>
         </w:rPr>
-        <w:t>οἱ ἀδελφοὶ</w:t>
-      </w:r>
-    </w:p>
-    <w:p>
-      <w:pPr/>
-      <w:r>
-        <w:rPr>
-          <w:lang w:val="pt_PT" w:bidi="pt_PT"/>
-        </w:rPr>
-      </w:r>
-      <w:r>
-        <w:rPr>
-          <w:b/>
-          <w:lang w:val="pt_PT" w:bidi="pt_PT"/>
-        </w:rPr>
         <w:t>"os outros irmãos".</w:t>
       </w:r>
     </w:p>
@@ -49552,21 +43314,6 @@
           <w:b/>
           <w:lang w:val="pt_PT" w:bidi="pt_PT"/>
         </w:rPr>
-        <w:t>οἱ ἀδελφοὶ</w:t>
-      </w:r>
-    </w:p>
-    <w:p>
-      <w:pPr/>
-      <w:r>
-        <w:rPr>
-          <w:lang w:val="pt_PT" w:bidi="pt_PT"/>
-        </w:rPr>
-      </w:r>
-      <w:r>
-        <w:rPr>
-          <w:b/>
-          <w:lang w:val="pt_PT" w:bidi="pt_PT"/>
-        </w:rPr>
         <w:t>"os outros irmãos".</w:t>
       </w:r>
     </w:p>
@@ -49663,21 +43410,6 @@
           <w:b/>
           <w:lang w:val="pt_PT" w:bidi="pt_PT"/>
         </w:rPr>
-        <w:t>οἱ ἀδελφοὶ</w:t>
-      </w:r>
-    </w:p>
-    <w:p>
-      <w:pPr/>
-      <w:r>
-        <w:rPr>
-          <w:lang w:val="pt_PT" w:bidi="pt_PT"/>
-        </w:rPr>
-      </w:r>
-      <w:r>
-        <w:rPr>
-          <w:b/>
-          <w:lang w:val="pt_PT" w:bidi="pt_PT"/>
-        </w:rPr>
         <w:t>"os outros irmãos".</w:t>
       </w:r>
     </w:p>
@@ -49774,21 +43506,6 @@
           <w:b/>
           <w:lang w:val="pt_PT" w:bidi="pt_PT"/>
         </w:rPr>
-        <w:t>ὁ Κύριος μετὰ τοῦ πνεύματός σου</w:t>
-      </w:r>
-    </w:p>
-    <w:p>
-      <w:pPr/>
-      <w:r>
-        <w:rPr>
-          <w:lang w:val="pt_PT" w:bidi="pt_PT"/>
-        </w:rPr>
-      </w:r>
-      <w:r>
-        <w:rPr>
-          <w:b/>
-          <w:lang w:val="pt_PT" w:bidi="pt_PT"/>
-        </w:rPr>
         <w:t>"</w:t>
       </w:r>
       <w:r>
@@ -49886,21 +43603,6 @@
           <w:b/>
           <w:lang w:val="pt_PT" w:bidi="pt_PT"/>
         </w:rPr>
-        <w:t>ὁ Κύριος</w:t>
-      </w:r>
-    </w:p>
-    <w:p>
-      <w:pPr/>
-      <w:r>
-        <w:rPr>
-          <w:lang w:val="pt_PT" w:bidi="pt_PT"/>
-        </w:rPr>
-      </w:r>
-      <w:r>
-        <w:rPr>
-          <w:b/>
-          <w:lang w:val="pt_PT" w:bidi="pt_PT"/>
-        </w:rPr>
         <w:t>"O Senhor".</w:t>
       </w:r>
     </w:p>
@@ -49997,21 +43699,6 @@
           <w:b/>
           <w:lang w:val="pt_PT" w:bidi="pt_PT"/>
         </w:rPr>
-        <w:t>μετὰ τοῦ πνεύματός σου</w:t>
-      </w:r>
-    </w:p>
-    <w:p>
-      <w:pPr/>
-      <w:r>
-        <w:rPr>
-          <w:lang w:val="pt_PT" w:bidi="pt_PT"/>
-        </w:rPr>
-      </w:r>
-      <w:r>
-        <w:rPr>
-          <w:b/>
-          <w:lang w:val="pt_PT" w:bidi="pt_PT"/>
-        </w:rPr>
         <w:t>"esteja com o seu espírito".</w:t>
       </w:r>
     </w:p>
@@ -50121,21 +43808,6 @@
           <w:b/>
           <w:lang w:val="pt_PT" w:bidi="pt_PT"/>
         </w:rPr>
-        <w:t>ἡ χάρις μεθ’ ὑμῶν</w:t>
-      </w:r>
-    </w:p>
-    <w:p>
-      <w:pPr/>
-      <w:r>
-        <w:rPr>
-          <w:lang w:val="pt_PT" w:bidi="pt_PT"/>
-        </w:rPr>
-      </w:r>
-      <w:r>
-        <w:rPr>
-          <w:b/>
-          <w:lang w:val="pt_PT" w:bidi="pt_PT"/>
-        </w:rPr>
         <w:t>"</w:t>
       </w:r>
       <w:r>
@@ -50246,21 +43918,6 @@
           <w:b/>
           <w:lang w:val="pt_PT" w:bidi="pt_PT"/>
         </w:rPr>
-        <w:t>ἡ χάρις μεθ’ ὑμῶν</w:t>
-      </w:r>
-    </w:p>
-    <w:p>
-      <w:pPr/>
-      <w:r>
-        <w:rPr>
-          <w:lang w:val="pt_PT" w:bidi="pt_PT"/>
-        </w:rPr>
-      </w:r>
-      <w:r>
-        <w:rPr>
-          <w:b/>
-          <w:lang w:val="pt_PT" w:bidi="pt_PT"/>
-        </w:rPr>
         <w:t>"</w:t>
       </w:r>
       <w:r>
@@ -50371,21 +44028,6 @@
           <w:b/>
           <w:lang w:val="pt_PT" w:bidi="pt_PT"/>
         </w:rPr>
-        <w:t>ὑμῶν</w:t>
-      </w:r>
-    </w:p>
-    <w:p>
-      <w:pPr/>
-      <w:r>
-        <w:rPr>
-          <w:lang w:val="pt_PT" w:bidi="pt_PT"/>
-        </w:rPr>
-      </w:r>
-      <w:r>
-        <w:rPr>
-          <w:b/>
-          <w:lang w:val="pt_PT" w:bidi="pt_PT"/>
-        </w:rPr>
         <w:t>"vocês".</w:t>
       </w:r>
     </w:p>
@@ -50468,21 +44110,6 @@
         <w:rPr>
           <w:lang w:val="pt_PT" w:bidi="pt_PT"/>
         </w:rPr>
-      </w:r>
-    </w:p>
-    <w:p>
-      <w:pPr/>
-      <w:r>
-        <w:rPr>
-          <w:lang w:val="pt_PT" w:bidi="pt_PT"/>
-        </w:rPr>
-      </w:r>
-      <w:r>
-        <w:rPr>
-          <w:b/>
-          <w:lang w:val="pt_PT" w:bidi="pt_PT"/>
-        </w:rPr>
-        <w:t>ὑμῶν</w:t>
       </w:r>
     </w:p>
     <w:p>

--- a/por/docx/55.content.docx
+++ b/por/docx/55.content.docx
@@ -19,7 +19,7 @@
         <w:rPr>
           <w:lang w:val="pt_PT" w:bidi="pt_PT"/>
         </w:rPr>
-        <w:t>Resource: Notas de Tradução (unfoldingWord)</w:t>
+        <w:t>Resource: unfoldingWord® Translation Notes</w:t>
       </w:r>
       <w:r>
         <w:rPr>
@@ -90,7 +90,7 @@
         <w:rPr>
           <w:lang w:val="pt_PT" w:bidi="pt_PT"/>
         </w:rPr>
-        <w:t>Notas de Tradução (unfoldingWord)</w:t>
+        <w:t>unfoldingWord® Translation Notes</w:t>
       </w:r>
     </w:p>
     <w:p>
@@ -19329,14 +19329,14 @@
             <w:color w:val="0000EE"/>
             <w:u w:val="single"/>
           </w:rPr>
-          <w:t>16.5</w:t>
+          <w:t xml:space="preserve">Números </w:t>
         </w:r>
       </w:hyperlink>
       <w:r>
         <w:rPr>
           <w:lang w:val="pt_PT" w:bidi="pt_PT"/>
         </w:rPr>
-        <w:t>. Paulo cita essas palavras de uma tradução antiga para a língua de Timóteo. A segunda citação é um resumo de muitos versículos no Antigo Testamento. Se for útil para seus leitores, você pode formatar essas palavras como citações, como faz a NTLH, e pode incluir informações sobre as citações em uma nota de rodapé.</w:t>
+        <w:t>16.5. Paulo cita essas palavras de uma tradução antiga para a língua de Timóteo. A segunda citação é um resumo de muitos versículos no Antigo Testamento. Se for útil para seus leitores, você pode formatar essas palavras como citações, como faz a NTLH, e pode incluir informações sobre as citações em uma nota de rodapé.</w:t>
       </w:r>
     </w:p>
     <w:p>
@@ -35893,14 +35893,14 @@
             <w:color w:val="0000EE"/>
             <w:u w:val="single"/>
           </w:rPr>
-          <w:t>5.18</w:t>
+          <w:t xml:space="preserve">Efésios </w:t>
         </w:r>
       </w:hyperlink>
       <w:r>
         <w:rPr>
           <w:lang w:val="pt_PT" w:bidi="pt_PT"/>
         </w:rPr>
-        <w:t>), aqui ele quer principalmente dizer que Timóteo deve controlar-se e estar alerta. Se for útil em seu idioma, você pode declarar o significado de forma clara. Tradução alternativa: “fique alerta” ou “tenha autocontrole”.</w:t>
+        <w:t>5.18), aqui ele quer principalmente dizer que Timóteo deve controlar-se e estar alerta. Se for útil em seu idioma, você pode declarar o significado de forma clara. Tradução alternativa: “fique alerta” ou “tenha autocontrole”.</w:t>
       </w:r>
     </w:p>
     <w:p>

--- a/por/docx/55.content.docx
+++ b/por/docx/55.content.docx
@@ -210,6 +210,21 @@
           <w:b/>
           <w:lang w:val="pt_PT" w:bidi="pt_PT"/>
         </w:rPr>
+        <w:t>Παῦλος, ἀπόστολος</w:t>
+      </w:r>
+    </w:p>
+    <w:p>
+      <w:pPr/>
+      <w:r>
+        <w:rPr>
+          <w:lang w:val="pt_PT" w:bidi="pt_PT"/>
+        </w:rPr>
+      </w:r>
+      <w:r>
+        <w:rPr>
+          <w:b/>
+          <w:lang w:val="pt_PT" w:bidi="pt_PT"/>
+        </w:rPr>
         <w:t>"Eu, Paulo, apóstolo".</w:t>
       </w:r>
     </w:p>
@@ -293,6 +308,21 @@
           <w:b/>
           <w:lang w:val="pt_PT" w:bidi="pt_PT"/>
         </w:rPr>
+        <w:t>διὰ θελήματος Θεοῦ</w:t>
+      </w:r>
+    </w:p>
+    <w:p>
+      <w:pPr/>
+      <w:r>
+        <w:rPr>
+          <w:lang w:val="pt_PT" w:bidi="pt_PT"/>
+        </w:rPr>
+      </w:r>
+      <w:r>
+        <w:rPr>
+          <w:b/>
+          <w:lang w:val="pt_PT" w:bidi="pt_PT"/>
+        </w:rPr>
         <w:t>"pela vontade de Deus".</w:t>
       </w:r>
     </w:p>
@@ -389,6 +419,21 @@
           <w:b/>
           <w:lang w:val="pt_PT" w:bidi="pt_PT"/>
         </w:rPr>
+        <w:t>κατ’</w:t>
+      </w:r>
+    </w:p>
+    <w:p>
+      <w:pPr/>
+      <w:r>
+        <w:rPr>
+          <w:lang w:val="pt_PT" w:bidi="pt_PT"/>
+        </w:rPr>
+      </w:r>
+      <w:r>
+        <w:rPr>
+          <w:b/>
+          <w:lang w:val="pt_PT" w:bidi="pt_PT"/>
+        </w:rPr>
         <w:t>"que fui mandado para anunciar".</w:t>
       </w:r>
     </w:p>
@@ -472,6 +517,21 @@
           <w:b/>
           <w:lang w:val="pt_PT" w:bidi="pt_PT"/>
         </w:rPr>
+        <w:t>ἐπαγγελίαν ζωῆς</w:t>
+      </w:r>
+    </w:p>
+    <w:p>
+      <w:pPr/>
+      <w:r>
+        <w:rPr>
+          <w:lang w:val="pt_PT" w:bidi="pt_PT"/>
+        </w:rPr>
+      </w:r>
+      <w:r>
+        <w:rPr>
+          <w:b/>
+          <w:lang w:val="pt_PT" w:bidi="pt_PT"/>
+        </w:rPr>
         <w:t>"a promessa da vida".</w:t>
       </w:r>
     </w:p>
@@ -581,6 +641,21 @@
           <w:b/>
           <w:lang w:val="pt_PT" w:bidi="pt_PT"/>
         </w:rPr>
+        <w:t>ζωῆς τῆς ἐν Χριστῷ Ἰησοῦ</w:t>
+      </w:r>
+    </w:p>
+    <w:p>
+      <w:pPr/>
+      <w:r>
+        <w:rPr>
+          <w:lang w:val="pt_PT" w:bidi="pt_PT"/>
+        </w:rPr>
+      </w:r>
+      <w:r>
+        <w:rPr>
+          <w:b/>
+          <w:lang w:val="pt_PT" w:bidi="pt_PT"/>
+        </w:rPr>
         <w:t>"da vida que temos por estarmos unidos com Cristo Jesus".</w:t>
       </w:r>
     </w:p>
@@ -677,6 +752,21 @@
           <w:b/>
           <w:lang w:val="pt_PT" w:bidi="pt_PT"/>
         </w:rPr>
+        <w:t>ζωῆς τῆς</w:t>
+      </w:r>
+    </w:p>
+    <w:p>
+      <w:pPr/>
+      <w:r>
+        <w:rPr>
+          <w:lang w:val="pt_PT" w:bidi="pt_PT"/>
+        </w:rPr>
+      </w:r>
+      <w:r>
+        <w:rPr>
+          <w:b/>
+          <w:lang w:val="pt_PT" w:bidi="pt_PT"/>
+        </w:rPr>
         <w:t>"da vida que".</w:t>
       </w:r>
     </w:p>
@@ -773,6 +863,21 @@
           <w:b/>
           <w:lang w:val="pt_PT" w:bidi="pt_PT"/>
         </w:rPr>
+        <w:t>ζωῆς τῆς</w:t>
+      </w:r>
+    </w:p>
+    <w:p>
+      <w:pPr/>
+      <w:r>
+        <w:rPr>
+          <w:lang w:val="pt_PT" w:bidi="pt_PT"/>
+        </w:rPr>
+      </w:r>
+      <w:r>
+        <w:rPr>
+          <w:b/>
+          <w:lang w:val="pt_PT" w:bidi="pt_PT"/>
+        </w:rPr>
         <w:t>"da vida que".</w:t>
       </w:r>
     </w:p>
@@ -869,6 +974,21 @@
           <w:b/>
           <w:lang w:val="pt_PT" w:bidi="pt_PT"/>
         </w:rPr>
+        <w:t>Τιμοθέῳ</w:t>
+      </w:r>
+    </w:p>
+    <w:p>
+      <w:pPr/>
+      <w:r>
+        <w:rPr>
+          <w:lang w:val="pt_PT" w:bidi="pt_PT"/>
+        </w:rPr>
+      </w:r>
+      <w:r>
+        <w:rPr>
+          <w:b/>
+          <w:lang w:val="pt_PT" w:bidi="pt_PT"/>
+        </w:rPr>
         <w:t>"escrevo a você, Timóteo".</w:t>
       </w:r>
     </w:p>
@@ -952,6 +1072,21 @@
           <w:b/>
           <w:lang w:val="pt_PT" w:bidi="pt_PT"/>
         </w:rPr>
+        <w:t>ἀγαπητῷ τέκνῳ</w:t>
+      </w:r>
+    </w:p>
+    <w:p>
+      <w:pPr/>
+      <w:r>
+        <w:rPr>
+          <w:lang w:val="pt_PT" w:bidi="pt_PT"/>
+        </w:rPr>
+      </w:r>
+      <w:r>
+        <w:rPr>
+          <w:b/>
+          <w:lang w:val="pt_PT" w:bidi="pt_PT"/>
+        </w:rPr>
         <w:t>"meu querido filho na fé".</w:t>
       </w:r>
     </w:p>
@@ -1048,6 +1183,21 @@
           <w:b/>
           <w:lang w:val="pt_PT" w:bidi="pt_PT"/>
         </w:rPr>
+        <w:t>ἀγαπητῷ τέκνῳ</w:t>
+      </w:r>
+    </w:p>
+    <w:p>
+      <w:pPr/>
+      <w:r>
+        <w:rPr>
+          <w:lang w:val="pt_PT" w:bidi="pt_PT"/>
+        </w:rPr>
+      </w:r>
+      <w:r>
+        <w:rPr>
+          <w:b/>
+          <w:lang w:val="pt_PT" w:bidi="pt_PT"/>
+        </w:rPr>
         <w:t>"meu querido filho na fé".</w:t>
       </w:r>
     </w:p>
@@ -1131,6 +1281,21 @@
           <w:b/>
           <w:lang w:val="pt_PT" w:bidi="pt_PT"/>
         </w:rPr>
+        <w:t>χάρις, ἔλεος, εἰρήνη, ἀπὸ Θεοῦ Πατρὸς καὶ Χριστοῦ Ἰησοῦ τοῦ Κυρίου ἡμῶν</w:t>
+      </w:r>
+    </w:p>
+    <w:p>
+      <w:pPr/>
+      <w:r>
+        <w:rPr>
+          <w:lang w:val="pt_PT" w:bidi="pt_PT"/>
+        </w:rPr>
+      </w:r>
+      <w:r>
+        <w:rPr>
+          <w:b/>
+          <w:lang w:val="pt_PT" w:bidi="pt_PT"/>
+        </w:rPr>
         <w:t>"Que a graça, a misericórdia e a paz de Deus, o Pai, e de Cristo Jesus, o nosso Senhor".</w:t>
       </w:r>
     </w:p>
@@ -1214,6 +1379,21 @@
           <w:b/>
           <w:lang w:val="pt_PT" w:bidi="pt_PT"/>
         </w:rPr>
+        <w:t>χάρις, ἔλεος, εἰρήνη</w:t>
+      </w:r>
+    </w:p>
+    <w:p>
+      <w:pPr/>
+      <w:r>
+        <w:rPr>
+          <w:lang w:val="pt_PT" w:bidi="pt_PT"/>
+        </w:rPr>
+      </w:r>
+      <w:r>
+        <w:rPr>
+          <w:b/>
+          <w:lang w:val="pt_PT" w:bidi="pt_PT"/>
+        </w:rPr>
         <w:t>"a graça, a misericórdia e a paz de Deus".</w:t>
       </w:r>
     </w:p>
@@ -1336,6 +1516,21 @@
           <w:b/>
           <w:lang w:val="pt_PT" w:bidi="pt_PT"/>
         </w:rPr>
+        <w:t>Θεοῦ Πατρὸς</w:t>
+      </w:r>
+    </w:p>
+    <w:p>
+      <w:pPr/>
+      <w:r>
+        <w:rPr>
+          <w:lang w:val="pt_PT" w:bidi="pt_PT"/>
+        </w:rPr>
+      </w:r>
+      <w:r>
+        <w:rPr>
+          <w:b/>
+          <w:lang w:val="pt_PT" w:bidi="pt_PT"/>
+        </w:rPr>
         <w:t>"Deus, o Pai".</w:t>
       </w:r>
     </w:p>
@@ -1426,6 +1621,21 @@
           <w:b/>
           <w:lang w:val="pt_PT" w:bidi="pt_PT"/>
         </w:rPr>
+        <w:t>ἡμῶν</w:t>
+      </w:r>
+    </w:p>
+    <w:p>
+      <w:pPr/>
+      <w:r>
+        <w:rPr>
+          <w:lang w:val="pt_PT" w:bidi="pt_PT"/>
+        </w:rPr>
+      </w:r>
+      <w:r>
+        <w:rPr>
+          <w:b/>
+          <w:lang w:val="pt_PT" w:bidi="pt_PT"/>
+        </w:rPr>
         <w:t>"nosso".</w:t>
       </w:r>
     </w:p>
@@ -1522,6 +1732,21 @@
           <w:b/>
           <w:lang w:val="pt_PT" w:bidi="pt_PT"/>
         </w:rPr>
+        <w:t>χάριν ἔχω</w:t>
+      </w:r>
+    </w:p>
+    <w:p>
+      <w:pPr/>
+      <w:r>
+        <w:rPr>
+          <w:lang w:val="pt_PT" w:bidi="pt_PT"/>
+        </w:rPr>
+      </w:r>
+      <w:r>
+        <w:rPr>
+          <w:b/>
+          <w:lang w:val="pt_PT" w:bidi="pt_PT"/>
+        </w:rPr>
         <w:t>"eu agradeço".</w:t>
       </w:r>
     </w:p>
@@ -1605,6 +1830,21 @@
           <w:b/>
           <w:lang w:val="pt_PT" w:bidi="pt_PT"/>
         </w:rPr>
+        <w:t>ᾧ λατρεύω ἀπὸ προγόνων</w:t>
+      </w:r>
+    </w:p>
+    <w:p>
+      <w:pPr/>
+      <w:r>
+        <w:rPr>
+          <w:lang w:val="pt_PT" w:bidi="pt_PT"/>
+        </w:rPr>
+      </w:r>
+      <w:r>
+        <w:rPr>
+          <w:b/>
+          <w:lang w:val="pt_PT" w:bidi="pt_PT"/>
+        </w:rPr>
         <w:t>"a quem sirvo... como também os meus antepassados serviram".</w:t>
       </w:r>
     </w:p>
@@ -1701,6 +1941,21 @@
           <w:b/>
           <w:lang w:val="pt_PT" w:bidi="pt_PT"/>
         </w:rPr>
+        <w:t>ἐν καθαρᾷ συνειδήσει</w:t>
+      </w:r>
+    </w:p>
+    <w:p>
+      <w:pPr/>
+      <w:r>
+        <w:rPr>
+          <w:lang w:val="pt_PT" w:bidi="pt_PT"/>
+        </w:rPr>
+      </w:r>
+      <w:r>
+        <w:rPr>
+          <w:b/>
+          <w:lang w:val="pt_PT" w:bidi="pt_PT"/>
+        </w:rPr>
         <w:t>"com a consciência limpa".</w:t>
       </w:r>
     </w:p>
@@ -1783,6 +2038,21 @@
         <w:rPr>
           <w:lang w:val="pt_PT" w:bidi="pt_PT"/>
         </w:rPr>
+      </w:r>
+    </w:p>
+    <w:p>
+      <w:pPr/>
+      <w:r>
+        <w:rPr>
+          <w:lang w:val="pt_PT" w:bidi="pt_PT"/>
+        </w:rPr>
+      </w:r>
+      <w:r>
+        <w:rPr>
+          <w:b/>
+          <w:lang w:val="pt_PT" w:bidi="pt_PT"/>
+        </w:rPr>
+        <w:t>ὡς ἀδιάλειπτον ἔχω τὴν περὶ σοῦ μνείαν</w:t>
       </w:r>
     </w:p>
     <w:p>
@@ -1994,6 +2264,21 @@
           <w:b/>
           <w:lang w:val="pt_PT" w:bidi="pt_PT"/>
         </w:rPr>
+        <w:t>νυκτὸς καὶ ἡμέρας</w:t>
+      </w:r>
+    </w:p>
+    <w:p>
+      <w:pPr/>
+      <w:r>
+        <w:rPr>
+          <w:lang w:val="pt_PT" w:bidi="pt_PT"/>
+        </w:rPr>
+      </w:r>
+      <w:r>
+        <w:rPr>
+          <w:b/>
+          <w:lang w:val="pt_PT" w:bidi="pt_PT"/>
+        </w:rPr>
         <w:t>"de dia e de noite".</w:t>
       </w:r>
     </w:p>
@@ -2090,6 +2375,21 @@
           <w:b/>
           <w:lang w:val="pt_PT" w:bidi="pt_PT"/>
         </w:rPr>
+        <w:t>μεμνημένος σου τῶν δακρύων</w:t>
+      </w:r>
+    </w:p>
+    <w:p>
+      <w:pPr/>
+      <w:r>
+        <w:rPr>
+          <w:lang w:val="pt_PT" w:bidi="pt_PT"/>
+        </w:rPr>
+      </w:r>
+      <w:r>
+        <w:rPr>
+          <w:b/>
+          <w:lang w:val="pt_PT" w:bidi="pt_PT"/>
+        </w:rPr>
         <w:t>"Lembro das suas lágrimas".</w:t>
       </w:r>
     </w:p>
@@ -2186,6 +2486,21 @@
           <w:b/>
           <w:lang w:val="pt_PT" w:bidi="pt_PT"/>
         </w:rPr>
+        <w:t>σου τῶν δακρύων</w:t>
+      </w:r>
+    </w:p>
+    <w:p>
+      <w:pPr/>
+      <w:r>
+        <w:rPr>
+          <w:lang w:val="pt_PT" w:bidi="pt_PT"/>
+        </w:rPr>
+      </w:r>
+      <w:r>
+        <w:rPr>
+          <w:b/>
+          <w:lang w:val="pt_PT" w:bidi="pt_PT"/>
+        </w:rPr>
         <w:t>"as suas lágrimas".</w:t>
       </w:r>
     </w:p>
@@ -2282,6 +2597,21 @@
           <w:b/>
           <w:lang w:val="pt_PT" w:bidi="pt_PT"/>
         </w:rPr>
+        <w:t>χαρᾶς πληρωθῶ</w:t>
+      </w:r>
+    </w:p>
+    <w:p>
+      <w:pPr/>
+      <w:r>
+        <w:rPr>
+          <w:lang w:val="pt_PT" w:bidi="pt_PT"/>
+        </w:rPr>
+      </w:r>
+      <w:r>
+        <w:rPr>
+          <w:b/>
+          <w:lang w:val="pt_PT" w:bidi="pt_PT"/>
+        </w:rPr>
         <w:t>"Eu possa ficar cheio de alegria".</w:t>
       </w:r>
     </w:p>
@@ -2378,6 +2708,21 @@
           <w:b/>
           <w:lang w:val="pt_PT" w:bidi="pt_PT"/>
         </w:rPr>
+        <w:t>χαρᾶς πληρωθῶ</w:t>
+      </w:r>
+    </w:p>
+    <w:p>
+      <w:pPr/>
+      <w:r>
+        <w:rPr>
+          <w:lang w:val="pt_PT" w:bidi="pt_PT"/>
+        </w:rPr>
+      </w:r>
+      <w:r>
+        <w:rPr>
+          <w:b/>
+          <w:lang w:val="pt_PT" w:bidi="pt_PT"/>
+        </w:rPr>
         <w:t>"eu possa estar cheio de alegria".</w:t>
       </w:r>
     </w:p>
@@ -2461,6 +2806,21 @@
           <w:b/>
           <w:lang w:val="pt_PT" w:bidi="pt_PT"/>
         </w:rPr>
+        <w:t>χαρᾶς πληρωθῶ</w:t>
+      </w:r>
+    </w:p>
+    <w:p>
+      <w:pPr/>
+      <w:r>
+        <w:rPr>
+          <w:lang w:val="pt_PT" w:bidi="pt_PT"/>
+        </w:rPr>
+      </w:r>
+      <w:r>
+        <w:rPr>
+          <w:b/>
+          <w:lang w:val="pt_PT" w:bidi="pt_PT"/>
+        </w:rPr>
         <w:t>"eu possa ficar cheio de alegria".</w:t>
       </w:r>
     </w:p>
@@ -2557,6 +2917,21 @@
           <w:b/>
           <w:lang w:val="pt_PT" w:bidi="pt_PT"/>
         </w:rPr>
+        <w:t>ὑπόμνησιν λαβὼν</w:t>
+      </w:r>
+    </w:p>
+    <w:p>
+      <w:pPr/>
+      <w:r>
+        <w:rPr>
+          <w:lang w:val="pt_PT" w:bidi="pt_PT"/>
+        </w:rPr>
+      </w:r>
+      <w:r>
+        <w:rPr>
+          <w:b/>
+          <w:lang w:val="pt_PT" w:bidi="pt_PT"/>
+        </w:rPr>
         <w:t>"Lembro".</w:t>
       </w:r>
     </w:p>
@@ -2640,6 +3015,21 @@
           <w:b/>
           <w:lang w:val="pt_PT" w:bidi="pt_PT"/>
         </w:rPr>
+        <w:t>τῆς ἐν σοὶ ἀνυποκρίτου πίστεως, ἥτις ἐνῴκησεν πρῶτον</w:t>
+      </w:r>
+    </w:p>
+    <w:p>
+      <w:pPr/>
+      <w:r>
+        <w:rPr>
+          <w:lang w:val="pt_PT" w:bidi="pt_PT"/>
+        </w:rPr>
+      </w:r>
+      <w:r>
+        <w:rPr>
+          <w:b/>
+          <w:lang w:val="pt_PT" w:bidi="pt_PT"/>
+        </w:rPr>
         <w:t xml:space="preserve">"da sua fé sincera, a mesma fé que". </w:t>
       </w:r>
     </w:p>
@@ -2915,6 +3305,21 @@
           <w:b/>
           <w:lang w:val="pt_PT" w:bidi="pt_PT"/>
         </w:rPr>
+        <w:t>τῇ μάμμῃ σου</w:t>
+      </w:r>
+    </w:p>
+    <w:p>
+      <w:pPr/>
+      <w:r>
+        <w:rPr>
+          <w:lang w:val="pt_PT" w:bidi="pt_PT"/>
+        </w:rPr>
+      </w:r>
+      <w:r>
+        <w:rPr>
+          <w:b/>
+          <w:lang w:val="pt_PT" w:bidi="pt_PT"/>
+        </w:rPr>
         <w:t>"sua avó".</w:t>
       </w:r>
     </w:p>
@@ -3011,6 +3416,21 @@
           <w:b/>
           <w:lang w:val="pt_PT" w:bidi="pt_PT"/>
         </w:rPr>
+        <w:t>Λωΐδι &amp; Εὐνίκῃ</w:t>
+      </w:r>
+    </w:p>
+    <w:p>
+      <w:pPr/>
+      <w:r>
+        <w:rPr>
+          <w:lang w:val="pt_PT" w:bidi="pt_PT"/>
+        </w:rPr>
+      </w:r>
+      <w:r>
+        <w:rPr>
+          <w:b/>
+          <w:lang w:val="pt_PT" w:bidi="pt_PT"/>
+        </w:rPr>
         <w:t>"Loide"</w:t>
       </w:r>
       <w:r>
@@ -3133,6 +3553,21 @@
           <w:b/>
           <w:lang w:val="pt_PT" w:bidi="pt_PT"/>
         </w:rPr>
+        <w:t>πέπεισμαι</w:t>
+      </w:r>
+    </w:p>
+    <w:p>
+      <w:pPr/>
+      <w:r>
+        <w:rPr>
+          <w:lang w:val="pt_PT" w:bidi="pt_PT"/>
+        </w:rPr>
+      </w:r>
+      <w:r>
+        <w:rPr>
+          <w:b/>
+          <w:lang w:val="pt_PT" w:bidi="pt_PT"/>
+        </w:rPr>
         <w:t>"E tenho a certeza".</w:t>
       </w:r>
     </w:p>
@@ -3202,6 +3637,21 @@
         <w:rPr>
           <w:lang w:val="pt_PT" w:bidi="pt_PT"/>
         </w:rPr>
+      </w:r>
+    </w:p>
+    <w:p>
+      <w:pPr/>
+      <w:r>
+        <w:rPr>
+          <w:lang w:val="pt_PT" w:bidi="pt_PT"/>
+        </w:rPr>
+      </w:r>
+      <w:r>
+        <w:rPr>
+          <w:b/>
+          <w:lang w:val="pt_PT" w:bidi="pt_PT"/>
+        </w:rPr>
+        <w:t>δι’ ἣν αἰτίαν</w:t>
       </w:r>
     </w:p>
     <w:p>
@@ -3330,6 +3780,21 @@
           <w:b/>
           <w:lang w:val="pt_PT" w:bidi="pt_PT"/>
         </w:rPr>
+        <w:t>ἀναζωπυρεῖν τὸ χάρισμα</w:t>
+      </w:r>
+    </w:p>
+    <w:p>
+      <w:pPr/>
+      <w:r>
+        <w:rPr>
+          <w:lang w:val="pt_PT" w:bidi="pt_PT"/>
+        </w:rPr>
+      </w:r>
+      <w:r>
+        <w:rPr>
+          <w:b/>
+          <w:lang w:val="pt_PT" w:bidi="pt_PT"/>
+        </w:rPr>
         <w:t>"conservar vivo o dom".</w:t>
       </w:r>
     </w:p>
@@ -3426,6 +3891,21 @@
           <w:b/>
           <w:lang w:val="pt_PT" w:bidi="pt_PT"/>
         </w:rPr>
+        <w:t>τὸ χάρισμα τοῦ Θεοῦ, ὅ ἐστιν ἐν σοὶ</w:t>
+      </w:r>
+    </w:p>
+    <w:p>
+      <w:pPr/>
+      <w:r>
+        <w:rPr>
+          <w:lang w:val="pt_PT" w:bidi="pt_PT"/>
+        </w:rPr>
+      </w:r>
+      <w:r>
+        <w:rPr>
+          <w:b/>
+          <w:lang w:val="pt_PT" w:bidi="pt_PT"/>
+        </w:rPr>
         <w:t>"o dom de Deus que você recebeu quando coloquei as mãos sobre você".</w:t>
       </w:r>
     </w:p>
@@ -3522,6 +4002,21 @@
           <w:b/>
           <w:lang w:val="pt_PT" w:bidi="pt_PT"/>
         </w:rPr>
+        <w:t>τὸ χάρισμα τοῦ Θεοῦ, ὅ ἐστιν ἐν σοὶ</w:t>
+      </w:r>
+    </w:p>
+    <w:p>
+      <w:pPr/>
+      <w:r>
+        <w:rPr>
+          <w:lang w:val="pt_PT" w:bidi="pt_PT"/>
+        </w:rPr>
+      </w:r>
+      <w:r>
+        <w:rPr>
+          <w:b/>
+          <w:lang w:val="pt_PT" w:bidi="pt_PT"/>
+        </w:rPr>
         <w:t>"o dom de Deus que você recebeu".</w:t>
       </w:r>
     </w:p>
@@ -3618,6 +4113,21 @@
           <w:b/>
           <w:lang w:val="pt_PT" w:bidi="pt_PT"/>
         </w:rPr>
+        <w:t>διὰ τῆς ἐπιθέσεως τῶν χειρῶν μου</w:t>
+      </w:r>
+    </w:p>
+    <w:p>
+      <w:pPr/>
+      <w:r>
+        <w:rPr>
+          <w:lang w:val="pt_PT" w:bidi="pt_PT"/>
+        </w:rPr>
+      </w:r>
+      <w:r>
+        <w:rPr>
+          <w:b/>
+          <w:lang w:val="pt_PT" w:bidi="pt_PT"/>
+        </w:rPr>
         <w:t>"quando coloquei as mãos sobre você".</w:t>
       </w:r>
     </w:p>
@@ -3700,6 +4210,21 @@
         <w:rPr>
           <w:lang w:val="pt_PT" w:bidi="pt_PT"/>
         </w:rPr>
+      </w:r>
+    </w:p>
+    <w:p>
+      <w:pPr/>
+      <w:r>
+        <w:rPr>
+          <w:lang w:val="pt_PT" w:bidi="pt_PT"/>
+        </w:rPr>
+      </w:r>
+      <w:r>
+        <w:rPr>
+          <w:b/>
+          <w:lang w:val="pt_PT" w:bidi="pt_PT"/>
+        </w:rPr>
+        <w:t>γὰρ</w:t>
       </w:r>
     </w:p>
     <w:p>
@@ -3841,6 +4366,21 @@
           <w:b/>
           <w:lang w:val="pt_PT" w:bidi="pt_PT"/>
         </w:rPr>
+        <w:t>πνεῦμα δειλίας, ἀλλὰ δυνάμεως, καὶ ἀγάπης, καὶ σωφρονισμοῦ</w:t>
+      </w:r>
+    </w:p>
+    <w:p>
+      <w:pPr/>
+      <w:r>
+        <w:rPr>
+          <w:lang w:val="pt_PT" w:bidi="pt_PT"/>
+        </w:rPr>
+      </w:r>
+      <w:r>
+        <w:rPr>
+          <w:b/>
+          <w:lang w:val="pt_PT" w:bidi="pt_PT"/>
+        </w:rPr>
         <w:t>"o Espírito que Deus nos deu não nos torna medrosos; pelo contrário, o Espírito nos enche de poder e de amor e nos torna prudentes".</w:t>
       </w:r>
     </w:p>
@@ -3937,6 +4477,21 @@
           <w:b/>
           <w:lang w:val="pt_PT" w:bidi="pt_PT"/>
         </w:rPr>
+        <w:t>δειλίας, ἀλλὰ δυνάμεως, καὶ ἀγάπης, καὶ σωφρονισμοῦ</w:t>
+      </w:r>
+    </w:p>
+    <w:p>
+      <w:pPr/>
+      <w:r>
+        <w:rPr>
+          <w:lang w:val="pt_PT" w:bidi="pt_PT"/>
+        </w:rPr>
+      </w:r>
+      <w:r>
+        <w:rPr>
+          <w:b/>
+          <w:lang w:val="pt_PT" w:bidi="pt_PT"/>
+        </w:rPr>
         <w:t>"o Espírito que Deus nos deu não nos torna medroso; pelo contrário, o Espírito nos enche de poder e de amor e nos torna prudentes".</w:t>
       </w:r>
     </w:p>
@@ -4046,6 +4601,21 @@
           <w:b/>
           <w:lang w:val="pt_PT" w:bidi="pt_PT"/>
         </w:rPr>
+        <w:t>σωφρονισμοῦ</w:t>
+      </w:r>
+    </w:p>
+    <w:p>
+      <w:pPr/>
+      <w:r>
+        <w:rPr>
+          <w:lang w:val="pt_PT" w:bidi="pt_PT"/>
+        </w:rPr>
+      </w:r>
+      <w:r>
+        <w:rPr>
+          <w:b/>
+          <w:lang w:val="pt_PT" w:bidi="pt_PT"/>
+        </w:rPr>
         <w:t>"prudentes".</w:t>
       </w:r>
     </w:p>
@@ -4142,6 +4712,21 @@
           <w:b/>
           <w:lang w:val="pt_PT" w:bidi="pt_PT"/>
         </w:rPr>
+        <w:t>οὖν</w:t>
+      </w:r>
+    </w:p>
+    <w:p>
+      <w:pPr/>
+      <w:r>
+        <w:rPr>
+          <w:lang w:val="pt_PT" w:bidi="pt_PT"/>
+        </w:rPr>
+      </w:r>
+      <w:r>
+        <w:rPr>
+          <w:b/>
+          <w:lang w:val="pt_PT" w:bidi="pt_PT"/>
+        </w:rPr>
         <w:t>"Portanto".</w:t>
       </w:r>
     </w:p>
@@ -4238,6 +4823,21 @@
           <w:b/>
           <w:lang w:val="pt_PT" w:bidi="pt_PT"/>
         </w:rPr>
+        <w:t>μὴ &amp; ἐπαισχυνθῇς τὸ μαρτύριον τοῦ Κυρίου ἡμῶν, μηδὲ ἐμὲ, τὸν δέσμιον αὐτοῦ</w:t>
+      </w:r>
+    </w:p>
+    <w:p>
+      <w:pPr/>
+      <w:r>
+        <w:rPr>
+          <w:lang w:val="pt_PT" w:bidi="pt_PT"/>
+        </w:rPr>
+      </w:r>
+      <w:r>
+        <w:rPr>
+          <w:b/>
+          <w:lang w:val="pt_PT" w:bidi="pt_PT"/>
+        </w:rPr>
         <w:t>"não se envergonhe de dar o seu testemunho a favor do nosso Senhor, nem se envergonhe de mim, que estou na cadeia porque sou servo dele".</w:t>
       </w:r>
     </w:p>
@@ -4321,6 +4921,21 @@
           <w:b/>
           <w:lang w:val="pt_PT" w:bidi="pt_PT"/>
         </w:rPr>
+        <w:t>τὸ μαρτύριον τοῦ Κυρίου ἡμῶν</w:t>
+      </w:r>
+    </w:p>
+    <w:p>
+      <w:pPr/>
+      <w:r>
+        <w:rPr>
+          <w:lang w:val="pt_PT" w:bidi="pt_PT"/>
+        </w:rPr>
+      </w:r>
+      <w:r>
+        <w:rPr>
+          <w:b/>
+          <w:lang w:val="pt_PT" w:bidi="pt_PT"/>
+        </w:rPr>
         <w:t>"o seu testemunho a favor do nosso Senhor".</w:t>
       </w:r>
     </w:p>
@@ -4430,6 +5045,21 @@
           <w:b/>
           <w:lang w:val="pt_PT" w:bidi="pt_PT"/>
         </w:rPr>
+        <w:t>τὸν δέσμιον αὐτοῦ</w:t>
+      </w:r>
+    </w:p>
+    <w:p>
+      <w:pPr/>
+      <w:r>
+        <w:rPr>
+          <w:lang w:val="pt_PT" w:bidi="pt_PT"/>
+        </w:rPr>
+      </w:r>
+      <w:r>
+        <w:rPr>
+          <w:b/>
+          <w:lang w:val="pt_PT" w:bidi="pt_PT"/>
+        </w:rPr>
         <w:t>"que estou na cadeia".</w:t>
       </w:r>
     </w:p>
@@ -4513,6 +5143,21 @@
           <w:b/>
           <w:lang w:val="pt_PT" w:bidi="pt_PT"/>
         </w:rPr>
+        <w:t>συνκακοπάθησον</w:t>
+      </w:r>
+    </w:p>
+    <w:p>
+      <w:pPr/>
+      <w:r>
+        <w:rPr>
+          <w:lang w:val="pt_PT" w:bidi="pt_PT"/>
+        </w:rPr>
+      </w:r>
+      <w:r>
+        <w:rPr>
+          <w:b/>
+          <w:lang w:val="pt_PT" w:bidi="pt_PT"/>
+        </w:rPr>
         <w:t>"sofrer comigo".</w:t>
       </w:r>
     </w:p>
@@ -4609,6 +5254,21 @@
           <w:b/>
           <w:lang w:val="pt_PT" w:bidi="pt_PT"/>
         </w:rPr>
+        <w:t>τῷ εὐαγγελίῳ</w:t>
+      </w:r>
+    </w:p>
+    <w:p>
+      <w:pPr/>
+      <w:r>
+        <w:rPr>
+          <w:lang w:val="pt_PT" w:bidi="pt_PT"/>
+        </w:rPr>
+      </w:r>
+      <w:r>
+        <w:rPr>
+          <w:b/>
+          <w:lang w:val="pt_PT" w:bidi="pt_PT"/>
+        </w:rPr>
         <w:t>"ao evangelho".</w:t>
       </w:r>
     </w:p>
@@ -4705,6 +5365,21 @@
           <w:b/>
           <w:lang w:val="pt_PT" w:bidi="pt_PT"/>
         </w:rPr>
+        <w:t>κατὰ δύναμιν Θεοῦ</w:t>
+      </w:r>
+    </w:p>
+    <w:p>
+      <w:pPr/>
+      <w:r>
+        <w:rPr>
+          <w:lang w:val="pt_PT" w:bidi="pt_PT"/>
+        </w:rPr>
+      </w:r>
+      <w:r>
+        <w:rPr>
+          <w:b/>
+          <w:lang w:val="pt_PT" w:bidi="pt_PT"/>
+        </w:rPr>
         <w:t>"por amor ao evangelho".</w:t>
       </w:r>
     </w:p>
@@ -4788,6 +5463,21 @@
           <w:b/>
           <w:lang w:val="pt_PT" w:bidi="pt_PT"/>
         </w:rPr>
+        <w:t>κλήσει ἁγίᾳ</w:t>
+      </w:r>
+    </w:p>
+    <w:p>
+      <w:pPr/>
+      <w:r>
+        <w:rPr>
+          <w:lang w:val="pt_PT" w:bidi="pt_PT"/>
+        </w:rPr>
+      </w:r>
+      <w:r>
+        <w:rPr>
+          <w:b/>
+          <w:lang w:val="pt_PT" w:bidi="pt_PT"/>
+        </w:rPr>
         <w:t>"para sermos o seu povo".</w:t>
       </w:r>
     </w:p>
@@ -4871,6 +5561,21 @@
           <w:b/>
           <w:lang w:val="pt_PT" w:bidi="pt_PT"/>
         </w:rPr>
+        <w:t>οὐ κατὰ τὰ ἔργα ἡμῶν, ἀλλὰ κατὰ ἰδίαν πρόθεσιν καὶ χάριν, τὴν δοθεῖσαν ἡμῖν</w:t>
+      </w:r>
+    </w:p>
+    <w:p>
+      <w:pPr/>
+      <w:r>
+        <w:rPr>
+          <w:lang w:val="pt_PT" w:bidi="pt_PT"/>
+        </w:rPr>
+      </w:r>
+      <w:r>
+        <w:rPr>
+          <w:b/>
+          <w:lang w:val="pt_PT" w:bidi="pt_PT"/>
+        </w:rPr>
         <w:t>"Não foi por causa do que temos feito, mas porque este era o seu plano e por causa da sua graça".</w:t>
       </w:r>
     </w:p>
@@ -5076,6 +5781,21 @@
           <w:b/>
           <w:lang w:val="pt_PT" w:bidi="pt_PT"/>
         </w:rPr>
+        <w:t>τὴν δοθεῖσαν</w:t>
+      </w:r>
+    </w:p>
+    <w:p>
+      <w:pPr/>
+      <w:r>
+        <w:rPr>
+          <w:lang w:val="pt_PT" w:bidi="pt_PT"/>
+        </w:rPr>
+      </w:r>
+      <w:r>
+        <w:rPr>
+          <w:b/>
+          <w:lang w:val="pt_PT" w:bidi="pt_PT"/>
+        </w:rPr>
         <w:t>"Ele nos deu essa graça".</w:t>
       </w:r>
     </w:p>
@@ -5159,6 +5879,21 @@
           <w:b/>
           <w:lang w:val="pt_PT" w:bidi="pt_PT"/>
         </w:rPr>
+        <w:t>ἐν Χριστῷ Ἰησοῦ πρὸ χρόνων αἰωνίων</w:t>
+      </w:r>
+    </w:p>
+    <w:p>
+      <w:pPr/>
+      <w:r>
+        <w:rPr>
+          <w:lang w:val="pt_PT" w:bidi="pt_PT"/>
+        </w:rPr>
+      </w:r>
+      <w:r>
+        <w:rPr>
+          <w:b/>
+          <w:lang w:val="pt_PT" w:bidi="pt_PT"/>
+        </w:rPr>
         <w:t>"por meio de Cristo Jesus, antes da criação do mundo".</w:t>
       </w:r>
     </w:p>
@@ -5242,6 +5977,21 @@
           <w:b/>
           <w:lang w:val="pt_PT" w:bidi="pt_PT"/>
         </w:rPr>
+        <w:t>πρὸ χρόνων αἰωνίων</w:t>
+      </w:r>
+    </w:p>
+    <w:p>
+      <w:pPr/>
+      <w:r>
+        <w:rPr>
+          <w:lang w:val="pt_PT" w:bidi="pt_PT"/>
+        </w:rPr>
+      </w:r>
+      <w:r>
+        <w:rPr>
+          <w:b/>
+          <w:lang w:val="pt_PT" w:bidi="pt_PT"/>
+        </w:rPr>
         <w:t>"antes da criação do mundo".</w:t>
       </w:r>
     </w:p>
@@ -5351,6 +6101,21 @@
           <w:b/>
           <w:lang w:val="pt_PT" w:bidi="pt_PT"/>
         </w:rPr>
+        <w:t>φανερωθεῖσαν δὲ νῦν</w:t>
+      </w:r>
+    </w:p>
+    <w:p>
+      <w:pPr/>
+      <w:r>
+        <w:rPr>
+          <w:lang w:val="pt_PT" w:bidi="pt_PT"/>
+        </w:rPr>
+      </w:r>
+      <w:r>
+        <w:rPr>
+          <w:b/>
+          <w:lang w:val="pt_PT" w:bidi="pt_PT"/>
+        </w:rPr>
         <w:t>"mas agora ela foi revelada".</w:t>
       </w:r>
     </w:p>
@@ -5434,6 +6199,21 @@
           <w:b/>
           <w:lang w:val="pt_PT" w:bidi="pt_PT"/>
         </w:rPr>
+        <w:t>διὰ τῆς ἐπιφανείας τοῦ Σωτῆρος ἡμῶν, Χριστοῦ Ἰησοῦ</w:t>
+      </w:r>
+    </w:p>
+    <w:p>
+      <w:pPr/>
+      <w:r>
+        <w:rPr>
+          <w:lang w:val="pt_PT" w:bidi="pt_PT"/>
+        </w:rPr>
+      </w:r>
+      <w:r>
+        <w:rPr>
+          <w:b/>
+          <w:lang w:val="pt_PT" w:bidi="pt_PT"/>
+        </w:rPr>
         <w:t>"por meio do glorioso aparecimento de Cristo Jesus".</w:t>
       </w:r>
     </w:p>
@@ -5530,6 +6310,21 @@
           <w:b/>
           <w:lang w:val="pt_PT" w:bidi="pt_PT"/>
         </w:rPr>
+        <w:t>καταργήσαντος μὲν τὸν θάνατον</w:t>
+      </w:r>
+    </w:p>
+    <w:p>
+      <w:pPr/>
+      <w:r>
+        <w:rPr>
+          <w:lang w:val="pt_PT" w:bidi="pt_PT"/>
+        </w:rPr>
+      </w:r>
+      <w:r>
+        <w:rPr>
+          <w:b/>
+          <w:lang w:val="pt_PT" w:bidi="pt_PT"/>
+        </w:rPr>
         <w:t>"acabou com o poder da morte".</w:t>
       </w:r>
     </w:p>
@@ -5626,6 +6421,21 @@
           <w:b/>
           <w:lang w:val="pt_PT" w:bidi="pt_PT"/>
         </w:rPr>
+        <w:t>φωτίσαντος δὲ ζωὴν καὶ ἀφθαρσίαν διὰ τοῦ εὐαγγελίου</w:t>
+      </w:r>
+    </w:p>
+    <w:p>
+      <w:pPr/>
+      <w:r>
+        <w:rPr>
+          <w:lang w:val="pt_PT" w:bidi="pt_PT"/>
+        </w:rPr>
+      </w:r>
+      <w:r>
+        <w:rPr>
+          <w:b/>
+          <w:lang w:val="pt_PT" w:bidi="pt_PT"/>
+        </w:rPr>
         <w:t>"e, por meio do evangelho, revelou a vida que dura para sempre".</w:t>
       </w:r>
     </w:p>
@@ -5735,6 +6545,21 @@
           <w:b/>
           <w:lang w:val="pt_PT" w:bidi="pt_PT"/>
         </w:rPr>
+        <w:t>ζωὴν καὶ ἀφθαρσίαν</w:t>
+      </w:r>
+    </w:p>
+    <w:p>
+      <w:pPr/>
+      <w:r>
+        <w:rPr>
+          <w:lang w:val="pt_PT" w:bidi="pt_PT"/>
+        </w:rPr>
+      </w:r>
+      <w:r>
+        <w:rPr>
+          <w:b/>
+          <w:lang w:val="pt_PT" w:bidi="pt_PT"/>
+        </w:rPr>
         <w:t>"vida que dura para sempre".</w:t>
       </w:r>
     </w:p>
@@ -5844,6 +6669,21 @@
           <w:b/>
           <w:lang w:val="pt_PT" w:bidi="pt_PT"/>
         </w:rPr>
+        <w:t>ζωὴν καὶ ἀφθαρσίαν</w:t>
+      </w:r>
+    </w:p>
+    <w:p>
+      <w:pPr/>
+      <w:r>
+        <w:rPr>
+          <w:lang w:val="pt_PT" w:bidi="pt_PT"/>
+        </w:rPr>
+      </w:r>
+      <w:r>
+        <w:rPr>
+          <w:b/>
+          <w:lang w:val="pt_PT" w:bidi="pt_PT"/>
+        </w:rPr>
         <w:t>"vida que dura para sempre".</w:t>
       </w:r>
     </w:p>
@@ -5953,6 +6793,21 @@
           <w:b/>
           <w:lang w:val="pt_PT" w:bidi="pt_PT"/>
         </w:rPr>
+        <w:t>ζωὴν</w:t>
+      </w:r>
+    </w:p>
+    <w:p>
+      <w:pPr/>
+      <w:r>
+        <w:rPr>
+          <w:lang w:val="pt_PT" w:bidi="pt_PT"/>
+        </w:rPr>
+      </w:r>
+      <w:r>
+        <w:rPr>
+          <w:b/>
+          <w:lang w:val="pt_PT" w:bidi="pt_PT"/>
+        </w:rPr>
         <w:t>"vida".</w:t>
       </w:r>
     </w:p>
@@ -6036,6 +6891,21 @@
           <w:b/>
           <w:lang w:val="pt_PT" w:bidi="pt_PT"/>
         </w:rPr>
+        <w:t>εἰς ὃ</w:t>
+      </w:r>
+    </w:p>
+    <w:p>
+      <w:pPr/>
+      <w:r>
+        <w:rPr>
+          <w:lang w:val="pt_PT" w:bidi="pt_PT"/>
+        </w:rPr>
+      </w:r>
+      <w:r>
+        <w:rPr>
+          <w:b/>
+          <w:lang w:val="pt_PT" w:bidi="pt_PT"/>
+        </w:rPr>
         <w:t>"para anunciar o evangelho".</w:t>
       </w:r>
     </w:p>
@@ -6132,6 +7002,21 @@
           <w:b/>
           <w:lang w:val="pt_PT" w:bidi="pt_PT"/>
         </w:rPr>
+        <w:t>ἐτέθην ἐγὼ</w:t>
+      </w:r>
+    </w:p>
+    <w:p>
+      <w:pPr/>
+      <w:r>
+        <w:rPr>
+          <w:lang w:val="pt_PT" w:bidi="pt_PT"/>
+        </w:rPr>
+      </w:r>
+      <w:r>
+        <w:rPr>
+          <w:b/>
+          <w:lang w:val="pt_PT" w:bidi="pt_PT"/>
+        </w:rPr>
         <w:t>"Deus me escolheu".</w:t>
       </w:r>
     </w:p>
@@ -6215,6 +7100,21 @@
           <w:b/>
           <w:lang w:val="pt_PT" w:bidi="pt_PT"/>
         </w:rPr>
+        <w:t>κῆρυξ</w:t>
+      </w:r>
+    </w:p>
+    <w:p>
+      <w:pPr/>
+      <w:r>
+        <w:rPr>
+          <w:lang w:val="pt_PT" w:bidi="pt_PT"/>
+        </w:rPr>
+      </w:r>
+      <w:r>
+        <w:rPr>
+          <w:b/>
+          <w:lang w:val="pt_PT" w:bidi="pt_PT"/>
+        </w:rPr>
         <w:t>"mestre".</w:t>
       </w:r>
     </w:p>
@@ -6311,6 +7211,21 @@
           <w:b/>
           <w:lang w:val="pt_PT" w:bidi="pt_PT"/>
         </w:rPr>
+        <w:t>διδάσκαλος</w:t>
+      </w:r>
+    </w:p>
+    <w:p>
+      <w:pPr/>
+      <w:r>
+        <w:rPr>
+          <w:lang w:val="pt_PT" w:bidi="pt_PT"/>
+        </w:rPr>
+      </w:r>
+      <w:r>
+        <w:rPr>
+          <w:b/>
+          <w:lang w:val="pt_PT" w:bidi="pt_PT"/>
+        </w:rPr>
         <w:t>"mestre".</w:t>
       </w:r>
     </w:p>
@@ -6380,6 +7295,21 @@
         <w:rPr>
           <w:lang w:val="pt_PT" w:bidi="pt_PT"/>
         </w:rPr>
+      </w:r>
+    </w:p>
+    <w:p>
+      <w:pPr/>
+      <w:r>
+        <w:rPr>
+          <w:lang w:val="pt_PT" w:bidi="pt_PT"/>
+        </w:rPr>
+      </w:r>
+      <w:r>
+        <w:rPr>
+          <w:b/>
+          <w:lang w:val="pt_PT" w:bidi="pt_PT"/>
+        </w:rPr>
+        <w:t>δι’ ἣν αἰτίαν</w:t>
       </w:r>
     </w:p>
     <w:p>
@@ -6495,6 +7425,21 @@
           <w:b/>
           <w:lang w:val="pt_PT" w:bidi="pt_PT"/>
         </w:rPr>
+        <w:t>καὶ ταῦτα πάσχω</w:t>
+      </w:r>
+    </w:p>
+    <w:p>
+      <w:pPr/>
+      <w:r>
+        <w:rPr>
+          <w:lang w:val="pt_PT" w:bidi="pt_PT"/>
+        </w:rPr>
+      </w:r>
+      <w:r>
+        <w:rPr>
+          <w:b/>
+          <w:lang w:val="pt_PT" w:bidi="pt_PT"/>
+        </w:rPr>
         <w:t>"que sofro essas coisas".</w:t>
       </w:r>
     </w:p>
@@ -6609,6 +7554,21 @@
           <w:b/>
           <w:lang w:val="pt_PT" w:bidi="pt_PT"/>
         </w:rPr>
+        <w:t>οὐκ ἐπαισχύνομαι</w:t>
+      </w:r>
+    </w:p>
+    <w:p>
+      <w:pPr/>
+      <w:r>
+        <w:rPr>
+          <w:lang w:val="pt_PT" w:bidi="pt_PT"/>
+        </w:rPr>
+      </w:r>
+      <w:r>
+        <w:rPr>
+          <w:b/>
+          <w:lang w:val="pt_PT" w:bidi="pt_PT"/>
+        </w:rPr>
         <w:t>"Mas eu ainda tenho muita confiança".</w:t>
       </w:r>
     </w:p>
@@ -6692,6 +7652,21 @@
           <w:b/>
           <w:lang w:val="pt_PT" w:bidi="pt_PT"/>
         </w:rPr>
+        <w:t>ᾧ</w:t>
+      </w:r>
+    </w:p>
+    <w:p>
+      <w:pPr/>
+      <w:r>
+        <w:rPr>
+          <w:lang w:val="pt_PT" w:bidi="pt_PT"/>
+        </w:rPr>
+      </w:r>
+      <w:r>
+        <w:rPr>
+          <w:b/>
+          <w:lang w:val="pt_PT" w:bidi="pt_PT"/>
+        </w:rPr>
         <w:t>"em quem".</w:t>
       </w:r>
     </w:p>
@@ -6788,6 +7763,21 @@
           <w:b/>
           <w:lang w:val="pt_PT" w:bidi="pt_PT"/>
         </w:rPr>
+        <w:t>πέπεισμαι</w:t>
+      </w:r>
+    </w:p>
+    <w:p>
+      <w:pPr/>
+      <w:r>
+        <w:rPr>
+          <w:lang w:val="pt_PT" w:bidi="pt_PT"/>
+        </w:rPr>
+      </w:r>
+      <w:r>
+        <w:rPr>
+          <w:b/>
+          <w:lang w:val="pt_PT" w:bidi="pt_PT"/>
+        </w:rPr>
         <w:t>"e estou certo de que".</w:t>
       </w:r>
     </w:p>
@@ -6871,6 +7861,21 @@
           <w:b/>
           <w:lang w:val="pt_PT" w:bidi="pt_PT"/>
         </w:rPr>
+        <w:t>τὴν παραθήκην μου φυλάξαι</w:t>
+      </w:r>
+    </w:p>
+    <w:p>
+      <w:pPr/>
+      <w:r>
+        <w:rPr>
+          <w:lang w:val="pt_PT" w:bidi="pt_PT"/>
+        </w:rPr>
+      </w:r>
+      <w:r>
+        <w:rPr>
+          <w:b/>
+          <w:lang w:val="pt_PT" w:bidi="pt_PT"/>
+        </w:rPr>
         <w:t xml:space="preserve">"para guardar... aquilo que ele me confiou". </w:t>
       </w:r>
     </w:p>
@@ -6954,6 +7959,21 @@
           <w:b/>
           <w:lang w:val="pt_PT" w:bidi="pt_PT"/>
         </w:rPr>
+        <w:t>τὴν παραθήκην μου φυλάξαι</w:t>
+      </w:r>
+    </w:p>
+    <w:p>
+      <w:pPr/>
+      <w:r>
+        <w:rPr>
+          <w:lang w:val="pt_PT" w:bidi="pt_PT"/>
+        </w:rPr>
+      </w:r>
+      <w:r>
+        <w:rPr>
+          <w:b/>
+          <w:lang w:val="pt_PT" w:bidi="pt_PT"/>
+        </w:rPr>
         <w:t>"para guardar, até aquele dia, aquilo que ele me confiou".</w:t>
       </w:r>
     </w:p>
@@ -7037,6 +8057,21 @@
           <w:b/>
           <w:lang w:val="pt_PT" w:bidi="pt_PT"/>
         </w:rPr>
+        <w:t>ἐκείνην τὴν ἡμέραν</w:t>
+      </w:r>
+    </w:p>
+    <w:p>
+      <w:pPr/>
+      <w:r>
+        <w:rPr>
+          <w:lang w:val="pt_PT" w:bidi="pt_PT"/>
+        </w:rPr>
+      </w:r>
+      <w:r>
+        <w:rPr>
+          <w:b/>
+          <w:lang w:val="pt_PT" w:bidi="pt_PT"/>
+        </w:rPr>
         <w:t>"até aquele dia".</w:t>
       </w:r>
     </w:p>
@@ -7120,6 +8155,21 @@
           <w:b/>
           <w:lang w:val="pt_PT" w:bidi="pt_PT"/>
         </w:rPr>
+        <w:t>ὑποτύπωσιν ἔχε</w:t>
+      </w:r>
+    </w:p>
+    <w:p>
+      <w:pPr/>
+      <w:r>
+        <w:rPr>
+          <w:lang w:val="pt_PT" w:bidi="pt_PT"/>
+        </w:rPr>
+      </w:r>
+      <w:r>
+        <w:rPr>
+          <w:b/>
+          <w:lang w:val="pt_PT" w:bidi="pt_PT"/>
+        </w:rPr>
         <w:t>"Tome como modelo".</w:t>
       </w:r>
     </w:p>
@@ -7216,6 +8266,21 @@
           <w:b/>
           <w:lang w:val="pt_PT" w:bidi="pt_PT"/>
         </w:rPr>
+        <w:t>ὑγιαινόντων λόγων</w:t>
+      </w:r>
+    </w:p>
+    <w:p>
+      <w:pPr/>
+      <w:r>
+        <w:rPr>
+          <w:lang w:val="pt_PT" w:bidi="pt_PT"/>
+        </w:rPr>
+      </w:r>
+      <w:r>
+        <w:rPr>
+          <w:b/>
+          <w:lang w:val="pt_PT" w:bidi="pt_PT"/>
+        </w:rPr>
         <w:t>"os ensinamentos verdadeiros".</w:t>
       </w:r>
     </w:p>
@@ -7325,6 +8390,21 @@
           <w:b/>
           <w:lang w:val="pt_PT" w:bidi="pt_PT"/>
         </w:rPr>
+        <w:t>ὑγιαινόντων λόγων</w:t>
+      </w:r>
+    </w:p>
+    <w:p>
+      <w:pPr/>
+      <w:r>
+        <w:rPr>
+          <w:lang w:val="pt_PT" w:bidi="pt_PT"/>
+        </w:rPr>
+      </w:r>
+      <w:r>
+        <w:rPr>
+          <w:b/>
+          <w:lang w:val="pt_PT" w:bidi="pt_PT"/>
+        </w:rPr>
         <w:t>"os ensinamentos verdadeiros".</w:t>
       </w:r>
     </w:p>
@@ -7408,6 +8488,21 @@
           <w:b/>
           <w:lang w:val="pt_PT" w:bidi="pt_PT"/>
         </w:rPr>
+        <w:t>ἐν πίστει καὶ ἀγάπῃ τῇ ἐν Χριστῷ Ἰησοῦ</w:t>
+      </w:r>
+    </w:p>
+    <w:p>
+      <w:pPr/>
+      <w:r>
+        <w:rPr>
+          <w:lang w:val="pt_PT" w:bidi="pt_PT"/>
+        </w:rPr>
+      </w:r>
+      <w:r>
+        <w:rPr>
+          <w:b/>
+          <w:lang w:val="pt_PT" w:bidi="pt_PT"/>
+        </w:rPr>
         <w:t>"na fé e no amor que temos por estarmos unidos com Cristo Jesus".</w:t>
       </w:r>
     </w:p>
@@ -7517,6 +8612,21 @@
           <w:b/>
           <w:lang w:val="pt_PT" w:bidi="pt_PT"/>
         </w:rPr>
+        <w:t>τῇ ἐν Χριστῷ Ἰησοῦ</w:t>
+      </w:r>
+    </w:p>
+    <w:p>
+      <w:pPr/>
+      <w:r>
+        <w:rPr>
+          <w:lang w:val="pt_PT" w:bidi="pt_PT"/>
+        </w:rPr>
+      </w:r>
+      <w:r>
+        <w:rPr>
+          <w:b/>
+          <w:lang w:val="pt_PT" w:bidi="pt_PT"/>
+        </w:rPr>
         <w:t>"por estarmos unidos com Cristo Jesus".</w:t>
       </w:r>
     </w:p>
@@ -7613,6 +8723,21 @@
           <w:b/>
           <w:lang w:val="pt_PT" w:bidi="pt_PT"/>
         </w:rPr>
+        <w:t>τῇ ἐν Χριστῷ Ἰησοῦ</w:t>
+      </w:r>
+    </w:p>
+    <w:p>
+      <w:pPr/>
+      <w:r>
+        <w:rPr>
+          <w:lang w:val="pt_PT" w:bidi="pt_PT"/>
+        </w:rPr>
+      </w:r>
+      <w:r>
+        <w:rPr>
+          <w:b/>
+          <w:lang w:val="pt_PT" w:bidi="pt_PT"/>
+        </w:rPr>
         <w:t>"por estarmos unidos com Cristo Jesus".</w:t>
       </w:r>
     </w:p>
@@ -7696,6 +8821,21 @@
           <w:b/>
           <w:lang w:val="pt_PT" w:bidi="pt_PT"/>
         </w:rPr>
+        <w:t>τὴν καλὴν παραθήκην φύλαξον</w:t>
+      </w:r>
+    </w:p>
+    <w:p>
+      <w:pPr/>
+      <w:r>
+        <w:rPr>
+          <w:lang w:val="pt_PT" w:bidi="pt_PT"/>
+        </w:rPr>
+      </w:r>
+      <w:r>
+        <w:rPr>
+          <w:b/>
+          <w:lang w:val="pt_PT" w:bidi="pt_PT"/>
+        </w:rPr>
         <w:t>"guarde esse precioso tesouro".</w:t>
       </w:r>
     </w:p>
@@ -7805,6 +8945,21 @@
           <w:b/>
           <w:lang w:val="pt_PT" w:bidi="pt_PT"/>
         </w:rPr>
+        <w:t>διὰ Πνεύματος Ἁγίου</w:t>
+      </w:r>
+    </w:p>
+    <w:p>
+      <w:pPr/>
+      <w:r>
+        <w:rPr>
+          <w:lang w:val="pt_PT" w:bidi="pt_PT"/>
+        </w:rPr>
+      </w:r>
+      <w:r>
+        <w:rPr>
+          <w:b/>
+          <w:lang w:val="pt_PT" w:bidi="pt_PT"/>
+        </w:rPr>
         <w:t>"por meio do poder do Espírito Santo".</w:t>
       </w:r>
     </w:p>
@@ -7868,6 +9023,21 @@
           <w:b/>
           <w:lang w:val="pt_PT" w:bidi="pt_PT"/>
         </w:rPr>
+        <w:t>τοῦ ἐνοικοῦντος ἐν ἡμῖν</w:t>
+      </w:r>
+    </w:p>
+    <w:p>
+      <w:pPr/>
+      <w:r>
+        <w:rPr>
+          <w:lang w:val="pt_PT" w:bidi="pt_PT"/>
+        </w:rPr>
+      </w:r>
+      <w:r>
+        <w:rPr>
+          <w:b/>
+          <w:lang w:val="pt_PT" w:bidi="pt_PT"/>
+        </w:rPr>
         <w:t>"que vive em nós".</w:t>
       </w:r>
     </w:p>
@@ -7951,6 +9121,21 @@
           <w:b/>
           <w:lang w:val="pt_PT" w:bidi="pt_PT"/>
         </w:rPr>
+        <w:t>οἶδας τοῦτο, ὅτι</w:t>
+      </w:r>
+    </w:p>
+    <w:p>
+      <w:pPr/>
+      <w:r>
+        <w:rPr>
+          <w:lang w:val="pt_PT" w:bidi="pt_PT"/>
+        </w:rPr>
+      </w:r>
+      <w:r>
+        <w:rPr>
+          <w:b/>
+          <w:lang w:val="pt_PT" w:bidi="pt_PT"/>
+        </w:rPr>
         <w:t>"Você já sabe que".</w:t>
       </w:r>
     </w:p>
@@ -8034,6 +9219,21 @@
           <w:b/>
           <w:lang w:val="pt_PT" w:bidi="pt_PT"/>
         </w:rPr>
+        <w:t>πάντες οἱ ἐν τῇ Ἀσίᾳ</w:t>
+      </w:r>
+    </w:p>
+    <w:p>
+      <w:pPr/>
+      <w:r>
+        <w:rPr>
+          <w:lang w:val="pt_PT" w:bidi="pt_PT"/>
+        </w:rPr>
+      </w:r>
+      <w:r>
+        <w:rPr>
+          <w:b/>
+          <w:lang w:val="pt_PT" w:bidi="pt_PT"/>
+        </w:rPr>
         <w:t>"todos os irmãos da província da Ásia".</w:t>
       </w:r>
     </w:p>
@@ -8130,6 +9330,21 @@
           <w:b/>
           <w:lang w:val="pt_PT" w:bidi="pt_PT"/>
         </w:rPr>
+        <w:t>οἱ ἐν τῇ Ἀσίᾳ</w:t>
+      </w:r>
+    </w:p>
+    <w:p>
+      <w:pPr/>
+      <w:r>
+        <w:rPr>
+          <w:lang w:val="pt_PT" w:bidi="pt_PT"/>
+        </w:rPr>
+      </w:r>
+      <w:r>
+        <w:rPr>
+          <w:b/>
+          <w:lang w:val="pt_PT" w:bidi="pt_PT"/>
+        </w:rPr>
         <w:t>"os irmãos da província da Ásia".</w:t>
       </w:r>
     </w:p>
@@ -8226,6 +9441,21 @@
           <w:b/>
           <w:lang w:val="pt_PT" w:bidi="pt_PT"/>
         </w:rPr>
+        <w:t>ἀπεστράφησάν με</w:t>
+      </w:r>
+    </w:p>
+    <w:p>
+      <w:pPr/>
+      <w:r>
+        <w:rPr>
+          <w:lang w:val="pt_PT" w:bidi="pt_PT"/>
+        </w:rPr>
+      </w:r>
+      <w:r>
+        <w:rPr>
+          <w:b/>
+          <w:lang w:val="pt_PT" w:bidi="pt_PT"/>
+        </w:rPr>
         <w:t>"me abandonaram".</w:t>
       </w:r>
     </w:p>
@@ -8309,6 +9539,21 @@
           <w:b/>
           <w:lang w:val="pt_PT" w:bidi="pt_PT"/>
         </w:rPr>
+        <w:t>ἀπεστράφησάν με</w:t>
+      </w:r>
+    </w:p>
+    <w:p>
+      <w:pPr/>
+      <w:r>
+        <w:rPr>
+          <w:lang w:val="pt_PT" w:bidi="pt_PT"/>
+        </w:rPr>
+      </w:r>
+      <w:r>
+        <w:rPr>
+          <w:b/>
+          <w:lang w:val="pt_PT" w:bidi="pt_PT"/>
+        </w:rPr>
         <w:t>"me abandonaram".</w:t>
       </w:r>
     </w:p>
@@ -8405,6 +9650,21 @@
           <w:b/>
           <w:lang w:val="pt_PT" w:bidi="pt_PT"/>
         </w:rPr>
+        <w:t>Φύγελος &amp; Ἑρμογένης</w:t>
+      </w:r>
+    </w:p>
+    <w:p>
+      <w:pPr/>
+      <w:r>
+        <w:rPr>
+          <w:lang w:val="pt_PT" w:bidi="pt_PT"/>
+        </w:rPr>
+      </w:r>
+      <w:r>
+        <w:rPr>
+          <w:b/>
+          <w:lang w:val="pt_PT" w:bidi="pt_PT"/>
+        </w:rPr>
         <w:t>"Fígelo"</w:t>
       </w:r>
       <w:r>
@@ -8527,6 +9787,21 @@
           <w:b/>
           <w:lang w:val="pt_PT" w:bidi="pt_PT"/>
         </w:rPr>
+        <w:t>δῴη ἔλεος ὁ Κύριος τῷ Ὀνησιφόρου οἴκῳ</w:t>
+      </w:r>
+    </w:p>
+    <w:p>
+      <w:pPr/>
+      <w:r>
+        <w:rPr>
+          <w:lang w:val="pt_PT" w:bidi="pt_PT"/>
+        </w:rPr>
+      </w:r>
+      <w:r>
+        <w:rPr>
+          <w:b/>
+          <w:lang w:val="pt_PT" w:bidi="pt_PT"/>
+        </w:rPr>
         <w:t>"Que o Senhor seja bondoso com a família de Onesíforo".</w:t>
       </w:r>
     </w:p>
@@ -8623,6 +9898,21 @@
           <w:b/>
           <w:lang w:val="pt_PT" w:bidi="pt_PT"/>
         </w:rPr>
+        <w:t>δῴη ἔλεος ὁ Κύριος</w:t>
+      </w:r>
+    </w:p>
+    <w:p>
+      <w:pPr/>
+      <w:r>
+        <w:rPr>
+          <w:lang w:val="pt_PT" w:bidi="pt_PT"/>
+        </w:rPr>
+      </w:r>
+      <w:r>
+        <w:rPr>
+          <w:b/>
+          <w:lang w:val="pt_PT" w:bidi="pt_PT"/>
+        </w:rPr>
         <w:t>"Que o Senhor seja bondoso".</w:t>
       </w:r>
     </w:p>
@@ -8706,6 +9996,21 @@
           <w:b/>
           <w:lang w:val="pt_PT" w:bidi="pt_PT"/>
         </w:rPr>
+        <w:t>Ὀνησιφόρου</w:t>
+      </w:r>
+    </w:p>
+    <w:p>
+      <w:pPr/>
+      <w:r>
+        <w:rPr>
+          <w:lang w:val="pt_PT" w:bidi="pt_PT"/>
+        </w:rPr>
+      </w:r>
+      <w:r>
+        <w:rPr>
+          <w:b/>
+          <w:lang w:val="pt_PT" w:bidi="pt_PT"/>
+        </w:rPr>
         <w:t>"de Onesíforo".</w:t>
       </w:r>
     </w:p>
@@ -8802,6 +10107,21 @@
           <w:b/>
           <w:lang w:val="pt_PT" w:bidi="pt_PT"/>
         </w:rPr>
+        <w:t>τὴν ἅλυσίν μου οὐκ ἐπησχύνθη</w:t>
+      </w:r>
+    </w:p>
+    <w:p>
+      <w:pPr/>
+      <w:r>
+        <w:rPr>
+          <w:lang w:val="pt_PT" w:bidi="pt_PT"/>
+        </w:rPr>
+      </w:r>
+      <w:r>
+        <w:rPr>
+          <w:b/>
+          <w:lang w:val="pt_PT" w:bidi="pt_PT"/>
+        </w:rPr>
         <w:t>"não teve vergonha de mim por eu estar na cadeia".</w:t>
       </w:r>
     </w:p>
@@ -8885,6 +10205,21 @@
           <w:b/>
           <w:lang w:val="pt_PT" w:bidi="pt_PT"/>
         </w:rPr>
+        <w:t>τὴν ἅλυσίν μου</w:t>
+      </w:r>
+    </w:p>
+    <w:p>
+      <w:pPr/>
+      <w:r>
+        <w:rPr>
+          <w:lang w:val="pt_PT" w:bidi="pt_PT"/>
+        </w:rPr>
+      </w:r>
+      <w:r>
+        <w:rPr>
+          <w:b/>
+          <w:lang w:val="pt_PT" w:bidi="pt_PT"/>
+        </w:rPr>
         <w:t>"por eu estar na cadeia".</w:t>
       </w:r>
     </w:p>
@@ -8968,6 +10303,21 @@
           <w:b/>
           <w:lang w:val="pt_PT" w:bidi="pt_PT"/>
         </w:rPr>
+        <w:t>ἀλλὰ</w:t>
+      </w:r>
+    </w:p>
+    <w:p>
+      <w:pPr/>
+      <w:r>
+        <w:rPr>
+          <w:lang w:val="pt_PT" w:bidi="pt_PT"/>
+        </w:rPr>
+      </w:r>
+      <w:r>
+        <w:rPr>
+          <w:b/>
+          <w:lang w:val="pt_PT" w:bidi="pt_PT"/>
+        </w:rPr>
         <w:t>"Pelo contrário".</w:t>
       </w:r>
     </w:p>
@@ -9077,6 +10427,21 @@
           <w:b/>
           <w:lang w:val="pt_PT" w:bidi="pt_PT"/>
         </w:rPr>
+        <w:t>ἐν Ῥώμῃ</w:t>
+      </w:r>
+    </w:p>
+    <w:p>
+      <w:pPr/>
+      <w:r>
+        <w:rPr>
+          <w:lang w:val="pt_PT" w:bidi="pt_PT"/>
+        </w:rPr>
+      </w:r>
+      <w:r>
+        <w:rPr>
+          <w:b/>
+          <w:lang w:val="pt_PT" w:bidi="pt_PT"/>
+        </w:rPr>
         <w:t>"a Roma".</w:t>
       </w:r>
     </w:p>
@@ -9173,6 +10538,21 @@
           <w:b/>
           <w:lang w:val="pt_PT" w:bidi="pt_PT"/>
         </w:rPr>
+        <w:t>(δῴη αὐτῷ ὁ Κύριος, εὑρεῖν ἔλεος παρὰ Κυρίου ἐν ἐκείνῃ τῇ ἡμέρᾳ), καὶ ὅσα ἐν Ἐφέσῳ διηκόνησεν, βέλτιον σὺ γινώσκεις</w:t>
+      </w:r>
+    </w:p>
+    <w:p>
+      <w:pPr/>
+      <w:r>
+        <w:rPr>
+          <w:lang w:val="pt_PT" w:bidi="pt_PT"/>
+        </w:rPr>
+      </w:r>
+      <w:r>
+        <w:rPr>
+          <w:b/>
+          <w:lang w:val="pt_PT" w:bidi="pt_PT"/>
+        </w:rPr>
         <w:t>"Que o Senhor dê a ele a certeza de que naquele dia ele receberá a sua misericórdia! E você sabe melhor do que eu o quanto ele me ajudou em Éfeso".</w:t>
       </w:r>
     </w:p>
@@ -9242,6 +10622,21 @@
         <w:rPr>
           <w:lang w:val="pt_PT" w:bidi="pt_PT"/>
         </w:rPr>
+      </w:r>
+    </w:p>
+    <w:p>
+      <w:pPr/>
+      <w:r>
+        <w:rPr>
+          <w:lang w:val="pt_PT" w:bidi="pt_PT"/>
+        </w:rPr>
+      </w:r>
+      <w:r>
+        <w:rPr>
+          <w:b/>
+          <w:lang w:val="pt_PT" w:bidi="pt_PT"/>
+        </w:rPr>
+        <w:t>δῴη αὐτῷ ὁ Κύριος, εὑρεῖν ἔλεος παρὰ Κυρίου</w:t>
       </w:r>
     </w:p>
     <w:p>
@@ -9357,6 +10752,21 @@
           <w:b/>
           <w:lang w:val="pt_PT" w:bidi="pt_PT"/>
         </w:rPr>
+        <w:t>εὑρεῖν ἔλεος παρὰ Κυρίου</w:t>
+      </w:r>
+    </w:p>
+    <w:p>
+      <w:pPr/>
+      <w:r>
+        <w:rPr>
+          <w:lang w:val="pt_PT" w:bidi="pt_PT"/>
+        </w:rPr>
+      </w:r>
+      <w:r>
+        <w:rPr>
+          <w:b/>
+          <w:lang w:val="pt_PT" w:bidi="pt_PT"/>
+        </w:rPr>
         <w:t>"receberá a sua misericórdia".</w:t>
       </w:r>
     </w:p>
@@ -9453,6 +10863,21 @@
           <w:b/>
           <w:lang w:val="pt_PT" w:bidi="pt_PT"/>
         </w:rPr>
+        <w:t>εὑρεῖν ἔλεος παρὰ Κυρίου</w:t>
+      </w:r>
+    </w:p>
+    <w:p>
+      <w:pPr/>
+      <w:r>
+        <w:rPr>
+          <w:lang w:val="pt_PT" w:bidi="pt_PT"/>
+        </w:rPr>
+      </w:r>
+      <w:r>
+        <w:rPr>
+          <w:b/>
+          <w:lang w:val="pt_PT" w:bidi="pt_PT"/>
+        </w:rPr>
         <w:t>"receberá a sua misericórdia".</w:t>
       </w:r>
     </w:p>
@@ -9549,6 +10974,21 @@
           <w:b/>
           <w:lang w:val="pt_PT" w:bidi="pt_PT"/>
         </w:rPr>
+        <w:t>ἐν ἐκείνῃ τῇ ἡμέρᾳ</w:t>
+      </w:r>
+    </w:p>
+    <w:p>
+      <w:pPr/>
+      <w:r>
+        <w:rPr>
+          <w:lang w:val="pt_PT" w:bidi="pt_PT"/>
+        </w:rPr>
+      </w:r>
+      <w:r>
+        <w:rPr>
+          <w:b/>
+          <w:lang w:val="pt_PT" w:bidi="pt_PT"/>
+        </w:rPr>
         <w:t>"naquele dia".</w:t>
       </w:r>
     </w:p>
@@ -9632,6 +11072,21 @@
           <w:b/>
           <w:lang w:val="pt_PT" w:bidi="pt_PT"/>
         </w:rPr>
+        <w:t>ὅσα &amp; διηκόνησεν</w:t>
+      </w:r>
+    </w:p>
+    <w:p>
+      <w:pPr/>
+      <w:r>
+        <w:rPr>
+          <w:lang w:val="pt_PT" w:bidi="pt_PT"/>
+        </w:rPr>
+      </w:r>
+      <w:r>
+        <w:rPr>
+          <w:b/>
+          <w:lang w:val="pt_PT" w:bidi="pt_PT"/>
+        </w:rPr>
         <w:t>"o quanto ele me ajudou".</w:t>
       </w:r>
     </w:p>
@@ -9714,6 +11169,21 @@
         <w:rPr>
           <w:lang w:val="pt_PT" w:bidi="pt_PT"/>
         </w:rPr>
+      </w:r>
+    </w:p>
+    <w:p>
+      <w:pPr/>
+      <w:r>
+        <w:rPr>
+          <w:lang w:val="pt_PT" w:bidi="pt_PT"/>
+        </w:rPr>
+      </w:r>
+      <w:r>
+        <w:rPr>
+          <w:b/>
+          <w:lang w:val="pt_PT" w:bidi="pt_PT"/>
+        </w:rPr>
+        <w:t>σὺ οὖν</w:t>
       </w:r>
     </w:p>
     <w:p>
@@ -9829,6 +11299,21 @@
           <w:b/>
           <w:lang w:val="pt_PT" w:bidi="pt_PT"/>
         </w:rPr>
+        <w:t>τέκνον μου</w:t>
+      </w:r>
+    </w:p>
+    <w:p>
+      <w:pPr/>
+      <w:r>
+        <w:rPr>
+          <w:lang w:val="pt_PT" w:bidi="pt_PT"/>
+        </w:rPr>
+      </w:r>
+      <w:r>
+        <w:rPr>
+          <w:b/>
+          <w:lang w:val="pt_PT" w:bidi="pt_PT"/>
+        </w:rPr>
         <w:t>"meu filho".</w:t>
       </w:r>
     </w:p>
@@ -9925,6 +11410,21 @@
           <w:b/>
           <w:lang w:val="pt_PT" w:bidi="pt_PT"/>
         </w:rPr>
+        <w:t>ἐνδυναμοῦ</w:t>
+      </w:r>
+    </w:p>
+    <w:p>
+      <w:pPr/>
+      <w:r>
+        <w:rPr>
+          <w:lang w:val="pt_PT" w:bidi="pt_PT"/>
+        </w:rPr>
+      </w:r>
+      <w:r>
+        <w:rPr>
+          <w:b/>
+          <w:lang w:val="pt_PT" w:bidi="pt_PT"/>
+        </w:rPr>
         <w:t>"seja forte".</w:t>
       </w:r>
     </w:p>
@@ -10008,6 +11508,21 @@
           <w:b/>
           <w:lang w:val="pt_PT" w:bidi="pt_PT"/>
         </w:rPr>
+        <w:t>ἐν τῇ χάριτι τῇ ἐν Χριστῷ Ἰησοῦ</w:t>
+      </w:r>
+    </w:p>
+    <w:p>
+      <w:pPr/>
+      <w:r>
+        <w:rPr>
+          <w:lang w:val="pt_PT" w:bidi="pt_PT"/>
+        </w:rPr>
+      </w:r>
+      <w:r>
+        <w:rPr>
+          <w:b/>
+          <w:lang w:val="pt_PT" w:bidi="pt_PT"/>
+        </w:rPr>
         <w:t>"por meio da graça que é nossa por estarmos unidos com Cristo Jesus".</w:t>
       </w:r>
     </w:p>
@@ -10104,6 +11619,21 @@
           <w:b/>
           <w:lang w:val="pt_PT" w:bidi="pt_PT"/>
         </w:rPr>
+        <w:t>ἐν τῇ χάριτι</w:t>
+      </w:r>
+    </w:p>
+    <w:p>
+      <w:pPr/>
+      <w:r>
+        <w:rPr>
+          <w:lang w:val="pt_PT" w:bidi="pt_PT"/>
+        </w:rPr>
+      </w:r>
+      <w:r>
+        <w:rPr>
+          <w:b/>
+          <w:lang w:val="pt_PT" w:bidi="pt_PT"/>
+        </w:rPr>
         <w:t>"por meio da graça".</w:t>
       </w:r>
     </w:p>
@@ -10213,6 +11743,21 @@
           <w:b/>
           <w:lang w:val="pt_PT" w:bidi="pt_PT"/>
         </w:rPr>
+        <w:t>τῇ ἐν Χριστῷ Ἰησοῦ</w:t>
+      </w:r>
+    </w:p>
+    <w:p>
+      <w:pPr/>
+      <w:r>
+        <w:rPr>
+          <w:lang w:val="pt_PT" w:bidi="pt_PT"/>
+        </w:rPr>
+      </w:r>
+      <w:r>
+        <w:rPr>
+          <w:b/>
+          <w:lang w:val="pt_PT" w:bidi="pt_PT"/>
+        </w:rPr>
         <w:t>"por estarmos unidos com Cristo Jesus".</w:t>
       </w:r>
     </w:p>
@@ -10374,6 +11919,21 @@
           <w:b/>
           <w:lang w:val="pt_PT" w:bidi="pt_PT"/>
         </w:rPr>
+        <w:t>διὰ πολλῶν μαρτύρων</w:t>
+      </w:r>
+    </w:p>
+    <w:p>
+      <w:pPr/>
+      <w:r>
+        <w:rPr>
+          <w:lang w:val="pt_PT" w:bidi="pt_PT"/>
+        </w:rPr>
+      </w:r>
+      <w:r>
+        <w:rPr>
+          <w:b/>
+          <w:lang w:val="pt_PT" w:bidi="pt_PT"/>
+        </w:rPr>
         <w:t>"de muitas testemunhas".</w:t>
       </w:r>
     </w:p>
@@ -10470,6 +12030,21 @@
           <w:b/>
           <w:lang w:val="pt_PT" w:bidi="pt_PT"/>
         </w:rPr>
+        <w:t>ταῦτα παράθου</w:t>
+      </w:r>
+    </w:p>
+    <w:p>
+      <w:pPr/>
+      <w:r>
+        <w:rPr>
+          <w:lang w:val="pt_PT" w:bidi="pt_PT"/>
+        </w:rPr>
+      </w:r>
+      <w:r>
+        <w:rPr>
+          <w:b/>
+          <w:lang w:val="pt_PT" w:bidi="pt_PT"/>
+        </w:rPr>
         <w:t>"Tome os ensinamentos... e entregue-os".</w:t>
       </w:r>
     </w:p>
@@ -10566,6 +12141,21 @@
           <w:b/>
           <w:lang w:val="pt_PT" w:bidi="pt_PT"/>
         </w:rPr>
+        <w:t>πιστοῖς ἀνθρώποις</w:t>
+      </w:r>
+    </w:p>
+    <w:p>
+      <w:pPr/>
+      <w:r>
+        <w:rPr>
+          <w:lang w:val="pt_PT" w:bidi="pt_PT"/>
+        </w:rPr>
+      </w:r>
+      <w:r>
+        <w:rPr>
+          <w:b/>
+          <w:lang w:val="pt_PT" w:bidi="pt_PT"/>
+        </w:rPr>
         <w:t>"aos cuidados de homens de confiança".</w:t>
       </w:r>
     </w:p>
@@ -10662,6 +12252,21 @@
           <w:b/>
           <w:lang w:val="pt_PT" w:bidi="pt_PT"/>
         </w:rPr>
+        <w:t>συνκακοπάθησον</w:t>
+      </w:r>
+    </w:p>
+    <w:p>
+      <w:pPr/>
+      <w:r>
+        <w:rPr>
+          <w:lang w:val="pt_PT" w:bidi="pt_PT"/>
+        </w:rPr>
+      </w:r>
+      <w:r>
+        <w:rPr>
+          <w:b/>
+          <w:lang w:val="pt_PT" w:bidi="pt_PT"/>
+        </w:rPr>
         <w:t>"tome parte no meu sofrimento".</w:t>
       </w:r>
     </w:p>
@@ -10758,6 +12363,21 @@
           <w:b/>
           <w:lang w:val="pt_PT" w:bidi="pt_PT"/>
         </w:rPr>
+        <w:t>συνκακοπάθησον</w:t>
+      </w:r>
+    </w:p>
+    <w:p>
+      <w:pPr/>
+      <w:r>
+        <w:rPr>
+          <w:lang w:val="pt_PT" w:bidi="pt_PT"/>
+        </w:rPr>
+      </w:r>
+      <w:r>
+        <w:rPr>
+          <w:b/>
+          <w:lang w:val="pt_PT" w:bidi="pt_PT"/>
+        </w:rPr>
         <w:t>"tome parte no meu sofrimento".</w:t>
       </w:r>
     </w:p>
@@ -10867,6 +12487,21 @@
           <w:b/>
           <w:lang w:val="pt_PT" w:bidi="pt_PT"/>
         </w:rPr>
+        <w:t>ὡς καλὸς στρατιώτης Ἰησοῦ Χριστοῦ</w:t>
+      </w:r>
+    </w:p>
+    <w:p>
+      <w:pPr/>
+      <w:r>
+        <w:rPr>
+          <w:lang w:val="pt_PT" w:bidi="pt_PT"/>
+        </w:rPr>
+      </w:r>
+      <w:r>
+        <w:rPr>
+          <w:b/>
+          <w:lang w:val="pt_PT" w:bidi="pt_PT"/>
+        </w:rPr>
         <w:t>"Como fiel soldado de Cristo Jesus".</w:t>
       </w:r>
     </w:p>
@@ -11014,6 +12649,21 @@
         <w:rPr>
           <w:lang w:val="pt_PT" w:bidi="pt_PT"/>
         </w:rPr>
+      </w:r>
+    </w:p>
+    <w:p>
+      <w:pPr/>
+      <w:r>
+        <w:rPr>
+          <w:lang w:val="pt_PT" w:bidi="pt_PT"/>
+        </w:rPr>
+      </w:r>
+      <w:r>
+        <w:rPr>
+          <w:b/>
+          <w:lang w:val="pt_PT" w:bidi="pt_PT"/>
+        </w:rPr>
+        <w:t>οὐδεὶς στρατευόμενος ἐμπλέκεται ταῖς τοῦ βίου πραγματίαις, ἵνα τῷ στρατολογήσαντι ἀρέσῃ</w:t>
       </w:r>
     </w:p>
     <w:p>
@@ -11173,6 +12823,21 @@
           <w:b/>
           <w:lang w:val="pt_PT" w:bidi="pt_PT"/>
         </w:rPr>
+        <w:t>ἐμπλέκεται ταῖς τοῦ βίου πραγματίαις</w:t>
+      </w:r>
+    </w:p>
+    <w:p>
+      <w:pPr/>
+      <w:r>
+        <w:rPr>
+          <w:lang w:val="pt_PT" w:bidi="pt_PT"/>
+        </w:rPr>
+      </w:r>
+      <w:r>
+        <w:rPr>
+          <w:b/>
+          <w:lang w:val="pt_PT" w:bidi="pt_PT"/>
+        </w:rPr>
         <w:t>"e por isso não se envolve em negócios da vida civil".</w:t>
       </w:r>
     </w:p>
@@ -11282,6 +12947,21 @@
           <w:b/>
           <w:lang w:val="pt_PT" w:bidi="pt_PT"/>
         </w:rPr>
+        <w:t>ἐμπλέκεται</w:t>
+      </w:r>
+    </w:p>
+    <w:p>
+      <w:pPr/>
+      <w:r>
+        <w:rPr>
+          <w:lang w:val="pt_PT" w:bidi="pt_PT"/>
+        </w:rPr>
+      </w:r>
+      <w:r>
+        <w:rPr>
+          <w:b/>
+          <w:lang w:val="pt_PT" w:bidi="pt_PT"/>
+        </w:rPr>
         <w:t>"e por isso não se envolve".</w:t>
       </w:r>
     </w:p>
@@ -11365,6 +13045,21 @@
           <w:b/>
           <w:lang w:val="pt_PT" w:bidi="pt_PT"/>
         </w:rPr>
+        <w:t>ταῖς τοῦ βίου πραγματίαις</w:t>
+      </w:r>
+    </w:p>
+    <w:p>
+      <w:pPr/>
+      <w:r>
+        <w:rPr>
+          <w:lang w:val="pt_PT" w:bidi="pt_PT"/>
+        </w:rPr>
+      </w:r>
+      <w:r>
+        <w:rPr>
+          <w:b/>
+          <w:lang w:val="pt_PT" w:bidi="pt_PT"/>
+        </w:rPr>
         <w:t>"em negócios da vida".</w:t>
       </w:r>
     </w:p>
@@ -11461,6 +13156,21 @@
           <w:b/>
           <w:lang w:val="pt_PT" w:bidi="pt_PT"/>
         </w:rPr>
+        <w:t>τῷ στρατολογήσαντι</w:t>
+      </w:r>
+    </w:p>
+    <w:p>
+      <w:pPr/>
+      <w:r>
+        <w:rPr>
+          <w:lang w:val="pt_PT" w:bidi="pt_PT"/>
+        </w:rPr>
+      </w:r>
+      <w:r>
+        <w:rPr>
+          <w:b/>
+          <w:lang w:val="pt_PT" w:bidi="pt_PT"/>
+        </w:rPr>
         <w:t>"Pois o soldado, quando está servindo, quer agradar o seu comandante".</w:t>
       </w:r>
     </w:p>
@@ -11524,6 +13234,21 @@
           <w:b/>
           <w:lang w:val="pt_PT" w:bidi="pt_PT"/>
         </w:rPr>
+        <w:t>δὲ καὶ</w:t>
+      </w:r>
+    </w:p>
+    <w:p>
+      <w:pPr/>
+      <w:r>
+        <w:rPr>
+          <w:lang w:val="pt_PT" w:bidi="pt_PT"/>
+        </w:rPr>
+      </w:r>
+      <w:r>
+        <w:rPr>
+          <w:b/>
+          <w:lang w:val="pt_PT" w:bidi="pt_PT"/>
+        </w:rPr>
         <w:t>"O atleta que".</w:t>
       </w:r>
     </w:p>
@@ -11593,6 +13318,21 @@
         <w:rPr>
           <w:lang w:val="pt_PT" w:bidi="pt_PT"/>
         </w:rPr>
+      </w:r>
+    </w:p>
+    <w:p>
+      <w:pPr/>
+      <w:r>
+        <w:rPr>
+          <w:lang w:val="pt_PT" w:bidi="pt_PT"/>
+        </w:rPr>
+      </w:r>
+      <w:r>
+        <w:rPr>
+          <w:b/>
+          <w:lang w:val="pt_PT" w:bidi="pt_PT"/>
+        </w:rPr>
+        <w:t>ἐὰν &amp; ἀθλῇ τις, οὐ στεφανοῦται, ἐὰν μὴ νομίμως ἀθλήσῃ</w:t>
       </w:r>
     </w:p>
     <w:p>
@@ -11783,6 +13523,21 @@
           <w:b/>
           <w:lang w:val="pt_PT" w:bidi="pt_PT"/>
         </w:rPr>
+        <w:t>ἐὰν &amp; ἀθλῇ τις, οὐ στεφανοῦται, ἐὰν μὴ νομίμως ἀθλήσῃ</w:t>
+      </w:r>
+    </w:p>
+    <w:p>
+      <w:pPr/>
+      <w:r>
+        <w:rPr>
+          <w:lang w:val="pt_PT" w:bidi="pt_PT"/>
+        </w:rPr>
+      </w:r>
+      <w:r>
+        <w:rPr>
+          <w:b/>
+          <w:lang w:val="pt_PT" w:bidi="pt_PT"/>
+        </w:rPr>
         <w:t>"O atleta que toma parte numa corrida não recebe o prêmio se não obedecer às regras".</w:t>
       </w:r>
     </w:p>
@@ -11879,6 +13634,21 @@
           <w:b/>
           <w:lang w:val="pt_PT" w:bidi="pt_PT"/>
         </w:rPr>
+        <w:t>ἀθλῇ</w:t>
+      </w:r>
+    </w:p>
+    <w:p>
+      <w:pPr/>
+      <w:r>
+        <w:rPr>
+          <w:lang w:val="pt_PT" w:bidi="pt_PT"/>
+        </w:rPr>
+      </w:r>
+      <w:r>
+        <w:rPr>
+          <w:b/>
+          <w:lang w:val="pt_PT" w:bidi="pt_PT"/>
+        </w:rPr>
         <w:t>"O atleta que toma parte".</w:t>
       </w:r>
     </w:p>
@@ -11975,6 +13745,21 @@
           <w:b/>
           <w:lang w:val="pt_PT" w:bidi="pt_PT"/>
         </w:rPr>
+        <w:t>οὐ στεφανοῦται, ἐὰν μὴ νομίμως ἀθλήσῃ</w:t>
+      </w:r>
+    </w:p>
+    <w:p>
+      <w:pPr/>
+      <w:r>
+        <w:rPr>
+          <w:lang w:val="pt_PT" w:bidi="pt_PT"/>
+        </w:rPr>
+      </w:r>
+      <w:r>
+        <w:rPr>
+          <w:b/>
+          <w:lang w:val="pt_PT" w:bidi="pt_PT"/>
+        </w:rPr>
         <w:t>"não recebe o prêmio se não obedecer às regras da competição".</w:t>
       </w:r>
     </w:p>
@@ -12058,6 +13843,21 @@
           <w:b/>
           <w:lang w:val="pt_PT" w:bidi="pt_PT"/>
         </w:rPr>
+        <w:t>οὐ στεφανοῦται</w:t>
+      </w:r>
+    </w:p>
+    <w:p>
+      <w:pPr/>
+      <w:r>
+        <w:rPr>
+          <w:lang w:val="pt_PT" w:bidi="pt_PT"/>
+        </w:rPr>
+      </w:r>
+      <w:r>
+        <w:rPr>
+          <w:b/>
+          <w:lang w:val="pt_PT" w:bidi="pt_PT"/>
+        </w:rPr>
         <w:t>"não recebe o prêmio".</w:t>
       </w:r>
     </w:p>
@@ -12141,6 +13941,21 @@
           <w:b/>
           <w:lang w:val="pt_PT" w:bidi="pt_PT"/>
         </w:rPr>
+        <w:t>οὐ στεφανοῦται</w:t>
+      </w:r>
+    </w:p>
+    <w:p>
+      <w:pPr/>
+      <w:r>
+        <w:rPr>
+          <w:lang w:val="pt_PT" w:bidi="pt_PT"/>
+        </w:rPr>
+      </w:r>
+      <w:r>
+        <w:rPr>
+          <w:b/>
+          <w:lang w:val="pt_PT" w:bidi="pt_PT"/>
+        </w:rPr>
         <w:t>"não recebe o prêmio".</w:t>
       </w:r>
     </w:p>
@@ -12224,6 +14039,21 @@
           <w:b/>
           <w:lang w:val="pt_PT" w:bidi="pt_PT"/>
         </w:rPr>
+        <w:t>μὴ νομίμως ἀθλήσῃ</w:t>
+      </w:r>
+    </w:p>
+    <w:p>
+      <w:pPr/>
+      <w:r>
+        <w:rPr>
+          <w:lang w:val="pt_PT" w:bidi="pt_PT"/>
+        </w:rPr>
+      </w:r>
+      <w:r>
+        <w:rPr>
+          <w:b/>
+          <w:lang w:val="pt_PT" w:bidi="pt_PT"/>
+        </w:rPr>
         <w:t>"se não obedecer às regras da competição".</w:t>
       </w:r>
     </w:p>
@@ -12293,6 +14123,21 @@
         <w:rPr>
           <w:lang w:val="pt_PT" w:bidi="pt_PT"/>
         </w:rPr>
+      </w:r>
+    </w:p>
+    <w:p>
+      <w:pPr/>
+      <w:r>
+        <w:rPr>
+          <w:lang w:val="pt_PT" w:bidi="pt_PT"/>
+        </w:rPr>
+      </w:r>
+      <w:r>
+        <w:rPr>
+          <w:b/>
+          <w:lang w:val="pt_PT" w:bidi="pt_PT"/>
+        </w:rPr>
+        <w:t>τὸν κοπιῶντα γεωργὸν δεῖ πρῶτον τῶν καρπῶν μεταλαμβάνειν</w:t>
       </w:r>
     </w:p>
     <w:p>
@@ -12478,6 +14323,21 @@
           <w:b/>
           <w:lang w:val="pt_PT" w:bidi="pt_PT"/>
         </w:rPr>
+        <w:t>τὸν κοπιῶντα γεωργὸν</w:t>
+      </w:r>
+    </w:p>
+    <w:p>
+      <w:pPr/>
+      <w:r>
+        <w:rPr>
+          <w:lang w:val="pt_PT" w:bidi="pt_PT"/>
+        </w:rPr>
+      </w:r>
+      <w:r>
+        <w:rPr>
+          <w:b/>
+          <w:lang w:val="pt_PT" w:bidi="pt_PT"/>
+        </w:rPr>
         <w:t>"o lavrador que trabalha no pesado".</w:t>
       </w:r>
     </w:p>
@@ -12574,6 +14434,21 @@
           <w:b/>
           <w:lang w:val="pt_PT" w:bidi="pt_PT"/>
         </w:rPr>
+        <w:t>πρῶτον τῶν καρπῶν μεταλαμβάνειν</w:t>
+      </w:r>
+    </w:p>
+    <w:p>
+      <w:pPr/>
+      <w:r>
+        <w:rPr>
+          <w:lang w:val="pt_PT" w:bidi="pt_PT"/>
+        </w:rPr>
+      </w:r>
+      <w:r>
+        <w:rPr>
+          <w:b/>
+          <w:lang w:val="pt_PT" w:bidi="pt_PT"/>
+        </w:rPr>
         <w:t>"o primeiro a receber a sua parte na colheita".</w:t>
       </w:r>
     </w:p>
@@ -12682,6 +14557,21 @@
         <w:rPr>
           <w:lang w:val="pt_PT" w:bidi="pt_PT"/>
         </w:rPr>
+      </w:r>
+    </w:p>
+    <w:p>
+      <w:pPr/>
+      <w:r>
+        <w:rPr>
+          <w:lang w:val="pt_PT" w:bidi="pt_PT"/>
+        </w:rPr>
+      </w:r>
+      <w:r>
+        <w:rPr>
+          <w:b/>
+          <w:lang w:val="pt_PT" w:bidi="pt_PT"/>
+        </w:rPr>
+        <w:t>νόει ὃ λέγω</w:t>
       </w:r>
     </w:p>
     <w:p>
@@ -12810,6 +14700,21 @@
           <w:b/>
           <w:lang w:val="pt_PT" w:bidi="pt_PT"/>
         </w:rPr>
+        <w:t>δώσει &amp; σοι &amp; σύνεσιν</w:t>
+      </w:r>
+    </w:p>
+    <w:p>
+      <w:pPr/>
+      <w:r>
+        <w:rPr>
+          <w:lang w:val="pt_PT" w:bidi="pt_PT"/>
+        </w:rPr>
+      </w:r>
+      <w:r>
+        <w:rPr>
+          <w:b/>
+          <w:lang w:val="pt_PT" w:bidi="pt_PT"/>
+        </w:rPr>
         <w:t>"pois o Senhor fará com que você compreenda todas as coisas".</w:t>
       </w:r>
     </w:p>
@@ -12893,6 +14798,21 @@
           <w:b/>
           <w:lang w:val="pt_PT" w:bidi="pt_PT"/>
         </w:rPr>
+        <w:t>ἐν πᾶσιν</w:t>
+      </w:r>
+    </w:p>
+    <w:p>
+      <w:pPr/>
+      <w:r>
+        <w:rPr>
+          <w:lang w:val="pt_PT" w:bidi="pt_PT"/>
+        </w:rPr>
+      </w:r>
+      <w:r>
+        <w:rPr>
+          <w:b/>
+          <w:lang w:val="pt_PT" w:bidi="pt_PT"/>
+        </w:rPr>
         <w:t>"todas as coisas".</w:t>
       </w:r>
     </w:p>
@@ -12989,6 +14909,21 @@
           <w:b/>
           <w:lang w:val="pt_PT" w:bidi="pt_PT"/>
         </w:rPr>
+        <w:t>μνημόνευε</w:t>
+      </w:r>
+    </w:p>
+    <w:p>
+      <w:pPr/>
+      <w:r>
+        <w:rPr>
+          <w:lang w:val="pt_PT" w:bidi="pt_PT"/>
+        </w:rPr>
+      </w:r>
+      <w:r>
+        <w:rPr>
+          <w:b/>
+          <w:lang w:val="pt_PT" w:bidi="pt_PT"/>
+        </w:rPr>
         <w:t>"Lembre de".</w:t>
       </w:r>
     </w:p>
@@ -13111,6 +15046,21 @@
           <w:b/>
           <w:lang w:val="pt_PT" w:bidi="pt_PT"/>
         </w:rPr>
+        <w:t>ἐγηγερμένον ἐκ νεκρῶν, ἐκ σπέρματος Δαυείδ</w:t>
+      </w:r>
+    </w:p>
+    <w:p>
+      <w:pPr/>
+      <w:r>
+        <w:rPr>
+          <w:lang w:val="pt_PT" w:bidi="pt_PT"/>
+        </w:rPr>
+      </w:r>
+      <w:r>
+        <w:rPr>
+          <w:b/>
+          <w:lang w:val="pt_PT" w:bidi="pt_PT"/>
+        </w:rPr>
         <w:t>"Jesus Cristo, que foi ressuscitado e que era descendente de Davi".</w:t>
       </w:r>
     </w:p>
@@ -13220,6 +15170,21 @@
           <w:b/>
           <w:lang w:val="pt_PT" w:bidi="pt_PT"/>
         </w:rPr>
+        <w:t>ἐγηγερμένον</w:t>
+      </w:r>
+    </w:p>
+    <w:p>
+      <w:pPr/>
+      <w:r>
+        <w:rPr>
+          <w:lang w:val="pt_PT" w:bidi="pt_PT"/>
+        </w:rPr>
+      </w:r>
+      <w:r>
+        <w:rPr>
+          <w:b/>
+          <w:lang w:val="pt_PT" w:bidi="pt_PT"/>
+        </w:rPr>
         <w:t>"que foi ressuscitado".</w:t>
       </w:r>
     </w:p>
@@ -13316,6 +15281,21 @@
           <w:b/>
           <w:lang w:val="pt_PT" w:bidi="pt_PT"/>
         </w:rPr>
+        <w:t>ἐγηγερμένον</w:t>
+      </w:r>
+    </w:p>
+    <w:p>
+      <w:pPr/>
+      <w:r>
+        <w:rPr>
+          <w:lang w:val="pt_PT" w:bidi="pt_PT"/>
+        </w:rPr>
+      </w:r>
+      <w:r>
+        <w:rPr>
+          <w:b/>
+          <w:lang w:val="pt_PT" w:bidi="pt_PT"/>
+        </w:rPr>
         <w:t>"que foi ressuscitado".</w:t>
       </w:r>
     </w:p>
@@ -13399,6 +15379,21 @@
           <w:b/>
           <w:lang w:val="pt_PT" w:bidi="pt_PT"/>
         </w:rPr>
+        <w:t>ἐκ νεκρῶν</w:t>
+      </w:r>
+    </w:p>
+    <w:p>
+      <w:pPr/>
+      <w:r>
+        <w:rPr>
+          <w:lang w:val="pt_PT" w:bidi="pt_PT"/>
+        </w:rPr>
+      </w:r>
+      <w:r>
+        <w:rPr>
+          <w:b/>
+          <w:lang w:val="pt_PT" w:bidi="pt_PT"/>
+        </w:rPr>
         <w:t>"que foi ressuscitado".</w:t>
       </w:r>
     </w:p>
@@ -13482,6 +15477,21 @@
           <w:b/>
           <w:lang w:val="pt_PT" w:bidi="pt_PT"/>
         </w:rPr>
+        <w:t>ἐκ σπέρματος Δαυείδ</w:t>
+      </w:r>
+    </w:p>
+    <w:p>
+      <w:pPr/>
+      <w:r>
+        <w:rPr>
+          <w:lang w:val="pt_PT" w:bidi="pt_PT"/>
+        </w:rPr>
+      </w:r>
+      <w:r>
+        <w:rPr>
+          <w:b/>
+          <w:lang w:val="pt_PT" w:bidi="pt_PT"/>
+        </w:rPr>
         <w:t>"descendente de Davi".</w:t>
       </w:r>
     </w:p>
@@ -13591,6 +15601,21 @@
           <w:b/>
           <w:lang w:val="pt_PT" w:bidi="pt_PT"/>
         </w:rPr>
+        <w:t>κατὰ τὸ εὐαγγέλιόν μου</w:t>
+      </w:r>
+    </w:p>
+    <w:p>
+      <w:pPr/>
+      <w:r>
+        <w:rPr>
+          <w:lang w:val="pt_PT" w:bidi="pt_PT"/>
+        </w:rPr>
+      </w:r>
+      <w:r>
+        <w:rPr>
+          <w:b/>
+          <w:lang w:val="pt_PT" w:bidi="pt_PT"/>
+        </w:rPr>
         <w:t>"de acordo com o evangelho que eu anuncio".</w:t>
       </w:r>
     </w:p>
@@ -13687,6 +15712,21 @@
           <w:b/>
           <w:lang w:val="pt_PT" w:bidi="pt_PT"/>
         </w:rPr>
+        <w:t>μέχρι δεσμῶν</w:t>
+      </w:r>
+    </w:p>
+    <w:p>
+      <w:pPr/>
+      <w:r>
+        <w:rPr>
+          <w:lang w:val="pt_PT" w:bidi="pt_PT"/>
+        </w:rPr>
+      </w:r>
+      <w:r>
+        <w:rPr>
+          <w:b/>
+          <w:lang w:val="pt_PT" w:bidi="pt_PT"/>
+        </w:rPr>
         <w:t>"E é por causa disso que eu sofro e até estou acorrentado".</w:t>
       </w:r>
     </w:p>
@@ -13783,6 +15823,21 @@
           <w:b/>
           <w:lang w:val="pt_PT" w:bidi="pt_PT"/>
         </w:rPr>
+        <w:t>ὡς κακοῦργος</w:t>
+      </w:r>
+    </w:p>
+    <w:p>
+      <w:pPr/>
+      <w:r>
+        <w:rPr>
+          <w:lang w:val="pt_PT" w:bidi="pt_PT"/>
+        </w:rPr>
+      </w:r>
+      <w:r>
+        <w:rPr>
+          <w:b/>
+          <w:lang w:val="pt_PT" w:bidi="pt_PT"/>
+        </w:rPr>
         <w:t>"como se fosse um criminoso".</w:t>
       </w:r>
     </w:p>
@@ -13879,6 +15934,21 @@
           <w:b/>
           <w:lang w:val="pt_PT" w:bidi="pt_PT"/>
         </w:rPr>
+        <w:t>ὁ λόγος τοῦ Θεοῦ οὐ δέδεται</w:t>
+      </w:r>
+    </w:p>
+    <w:p>
+      <w:pPr/>
+      <w:r>
+        <w:rPr>
+          <w:lang w:val="pt_PT" w:bidi="pt_PT"/>
+        </w:rPr>
+      </w:r>
+      <w:r>
+        <w:rPr>
+          <w:b/>
+          <w:lang w:val="pt_PT" w:bidi="pt_PT"/>
+        </w:rPr>
         <w:t>"Mas a mensagem de Deus não está presa".</w:t>
       </w:r>
     </w:p>
@@ -14001,6 +16071,21 @@
           <w:b/>
           <w:lang w:val="pt_PT" w:bidi="pt_PT"/>
         </w:rPr>
+        <w:t>ὁ λόγος τοῦ Θεοῦ οὐ δέδεται</w:t>
+      </w:r>
+    </w:p>
+    <w:p>
+      <w:pPr/>
+      <w:r>
+        <w:rPr>
+          <w:lang w:val="pt_PT" w:bidi="pt_PT"/>
+        </w:rPr>
+      </w:r>
+      <w:r>
+        <w:rPr>
+          <w:b/>
+          <w:lang w:val="pt_PT" w:bidi="pt_PT"/>
+        </w:rPr>
         <w:t>"Mas a mensagem de Deus não está presa".</w:t>
       </w:r>
     </w:p>
@@ -14084,6 +16169,21 @@
           <w:b/>
           <w:lang w:val="pt_PT" w:bidi="pt_PT"/>
         </w:rPr>
+        <w:t>ὁ λόγος τοῦ Θεοῦ</w:t>
+      </w:r>
+    </w:p>
+    <w:p>
+      <w:pPr/>
+      <w:r>
+        <w:rPr>
+          <w:lang w:val="pt_PT" w:bidi="pt_PT"/>
+        </w:rPr>
+      </w:r>
+      <w:r>
+        <w:rPr>
+          <w:b/>
+          <w:lang w:val="pt_PT" w:bidi="pt_PT"/>
+        </w:rPr>
         <w:t>"a mensagem de Deus".</w:t>
       </w:r>
     </w:p>
@@ -14180,6 +16280,21 @@
           <w:b/>
           <w:lang w:val="pt_PT" w:bidi="pt_PT"/>
         </w:rPr>
+        <w:t>ὁ λόγος</w:t>
+      </w:r>
+    </w:p>
+    <w:p>
+      <w:pPr/>
+      <w:r>
+        <w:rPr>
+          <w:lang w:val="pt_PT" w:bidi="pt_PT"/>
+        </w:rPr>
+      </w:r>
+      <w:r>
+        <w:rPr>
+          <w:b/>
+          <w:lang w:val="pt_PT" w:bidi="pt_PT"/>
+        </w:rPr>
         <w:t>"a mensagem".</w:t>
       </w:r>
     </w:p>
@@ -14276,6 +16391,21 @@
           <w:b/>
           <w:lang w:val="pt_PT" w:bidi="pt_PT"/>
         </w:rPr>
+        <w:t>διὰ τοῦτο, πάντα ὑπομένω</w:t>
+      </w:r>
+    </w:p>
+    <w:p>
+      <w:pPr/>
+      <w:r>
+        <w:rPr>
+          <w:lang w:val="pt_PT" w:bidi="pt_PT"/>
+        </w:rPr>
+      </w:r>
+      <w:r>
+        <w:rPr>
+          <w:b/>
+          <w:lang w:val="pt_PT" w:bidi="pt_PT"/>
+        </w:rPr>
         <w:t>"e por isso eu suporto tudo".</w:t>
       </w:r>
     </w:p>
@@ -14398,6 +16528,21 @@
           <w:b/>
           <w:lang w:val="pt_PT" w:bidi="pt_PT"/>
         </w:rPr>
+        <w:t>πάντα ὑπομένω</w:t>
+      </w:r>
+    </w:p>
+    <w:p>
+      <w:pPr/>
+      <w:r>
+        <w:rPr>
+          <w:lang w:val="pt_PT" w:bidi="pt_PT"/>
+        </w:rPr>
+      </w:r>
+      <w:r>
+        <w:rPr>
+          <w:b/>
+          <w:lang w:val="pt_PT" w:bidi="pt_PT"/>
+        </w:rPr>
         <w:t>"eu suporto tudo".</w:t>
       </w:r>
     </w:p>
@@ -14494,6 +16639,21 @@
           <w:b/>
           <w:lang w:val="pt_PT" w:bidi="pt_PT"/>
         </w:rPr>
+        <w:t>τοὺς ἐκλεκτούς</w:t>
+      </w:r>
+    </w:p>
+    <w:p>
+      <w:pPr/>
+      <w:r>
+        <w:rPr>
+          <w:lang w:val="pt_PT" w:bidi="pt_PT"/>
+        </w:rPr>
+      </w:r>
+      <w:r>
+        <w:rPr>
+          <w:b/>
+          <w:lang w:val="pt_PT" w:bidi="pt_PT"/>
+        </w:rPr>
         <w:t>"povo escolhido de Deus".</w:t>
       </w:r>
     </w:p>
@@ -14577,6 +16737,21 @@
           <w:b/>
           <w:lang w:val="pt_PT" w:bidi="pt_PT"/>
         </w:rPr>
+        <w:t>καὶ αὐτοὶ σωτηρίας τύχωσιν τῆς ἐν Χριστῷ Ἰησοῦ</w:t>
+      </w:r>
+    </w:p>
+    <w:p>
+      <w:pPr/>
+      <w:r>
+        <w:rPr>
+          <w:lang w:val="pt_PT" w:bidi="pt_PT"/>
+        </w:rPr>
+      </w:r>
+      <w:r>
+        <w:rPr>
+          <w:b/>
+          <w:lang w:val="pt_PT" w:bidi="pt_PT"/>
+        </w:rPr>
         <w:t>"Faço isso para que eles possam ganhar a salvação que está em Cristo Jesus".</w:t>
       </w:r>
     </w:p>
@@ -14673,6 +16848,21 @@
           <w:b/>
           <w:lang w:val="pt_PT" w:bidi="pt_PT"/>
         </w:rPr>
+        <w:t>τῆς ἐν Χριστῷ Ἰησοῦ</w:t>
+      </w:r>
+    </w:p>
+    <w:p>
+      <w:pPr/>
+      <w:r>
+        <w:rPr>
+          <w:lang w:val="pt_PT" w:bidi="pt_PT"/>
+        </w:rPr>
+      </w:r>
+      <w:r>
+        <w:rPr>
+          <w:b/>
+          <w:lang w:val="pt_PT" w:bidi="pt_PT"/>
+        </w:rPr>
         <w:t>"que está em Cristo Jesus".</w:t>
       </w:r>
     </w:p>
@@ -14847,6 +17037,21 @@
           <w:b/>
           <w:lang w:val="pt_PT" w:bidi="pt_PT"/>
         </w:rPr>
+        <w:t>μετὰ δόξης αἰωνίου</w:t>
+      </w:r>
+    </w:p>
+    <w:p>
+      <w:pPr/>
+      <w:r>
+        <w:rPr>
+          <w:lang w:val="pt_PT" w:bidi="pt_PT"/>
+        </w:rPr>
+      </w:r>
+      <w:r>
+        <w:rPr>
+          <w:b/>
+          <w:lang w:val="pt_PT" w:bidi="pt_PT"/>
+        </w:rPr>
         <w:t>"e que traz a glória eterna".</w:t>
       </w:r>
     </w:p>
@@ -14956,6 +17161,21 @@
           <w:b/>
           <w:lang w:val="pt_PT" w:bidi="pt_PT"/>
         </w:rPr>
+        <w:t>μετὰ δόξης αἰωνίου</w:t>
+      </w:r>
+    </w:p>
+    <w:p>
+      <w:pPr/>
+      <w:r>
+        <w:rPr>
+          <w:lang w:val="pt_PT" w:bidi="pt_PT"/>
+        </w:rPr>
+      </w:r>
+      <w:r>
+        <w:rPr>
+          <w:b/>
+          <w:lang w:val="pt_PT" w:bidi="pt_PT"/>
+        </w:rPr>
         <w:t>"e que traz a glória eterna".</w:t>
       </w:r>
     </w:p>
@@ -15052,6 +17272,21 @@
           <w:b/>
           <w:lang w:val="pt_PT" w:bidi="pt_PT"/>
         </w:rPr>
+        <w:t>πιστὸς ὁ λόγος</w:t>
+      </w:r>
+    </w:p>
+    <w:p>
+      <w:pPr/>
+      <w:r>
+        <w:rPr>
+          <w:lang w:val="pt_PT" w:bidi="pt_PT"/>
+        </w:rPr>
+      </w:r>
+      <w:r>
+        <w:rPr>
+          <w:b/>
+          <w:lang w:val="pt_PT" w:bidi="pt_PT"/>
+        </w:rPr>
         <w:t>"Este ensinamento é verdadeiro".</w:t>
       </w:r>
     </w:p>
@@ -15148,6 +17383,21 @@
           <w:b/>
           <w:lang w:val="pt_PT" w:bidi="pt_PT"/>
         </w:rPr>
+        <w:t>γὰρ</w:t>
+      </w:r>
+    </w:p>
+    <w:p>
+      <w:pPr/>
+      <w:r>
+        <w:rPr>
+          <w:lang w:val="pt_PT" w:bidi="pt_PT"/>
+        </w:rPr>
+      </w:r>
+      <w:r>
+        <w:rPr>
+          <w:b/>
+          <w:lang w:val="pt_PT" w:bidi="pt_PT"/>
+        </w:rPr>
         <w:t>"Este ensinamento é verdadeiro: 'Se já'".</w:t>
       </w:r>
     </w:p>
@@ -15257,6 +17507,21 @@
           <w:b/>
           <w:lang w:val="pt_PT" w:bidi="pt_PT"/>
         </w:rPr>
+        <w:t>εἰ &amp; συναπεθάνομεν</w:t>
+      </w:r>
+    </w:p>
+    <w:p>
+      <w:pPr/>
+      <w:r>
+        <w:rPr>
+          <w:lang w:val="pt_PT" w:bidi="pt_PT"/>
+        </w:rPr>
+      </w:r>
+      <w:r>
+        <w:rPr>
+          <w:b/>
+          <w:lang w:val="pt_PT" w:bidi="pt_PT"/>
+        </w:rPr>
         <w:t>"Se já morremos com Cristo".</w:t>
       </w:r>
     </w:p>
@@ -15340,6 +17605,21 @@
           <w:b/>
           <w:lang w:val="pt_PT" w:bidi="pt_PT"/>
         </w:rPr>
+        <w:t>συναπεθάνομεν</w:t>
+      </w:r>
+    </w:p>
+    <w:p>
+      <w:pPr/>
+      <w:r>
+        <w:rPr>
+          <w:lang w:val="pt_PT" w:bidi="pt_PT"/>
+        </w:rPr>
+      </w:r>
+      <w:r>
+        <w:rPr>
+          <w:b/>
+          <w:lang w:val="pt_PT" w:bidi="pt_PT"/>
+        </w:rPr>
         <w:t>"Se já morremos com Cristo".</w:t>
       </w:r>
     </w:p>
@@ -15423,6 +17703,21 @@
           <w:b/>
           <w:lang w:val="pt_PT" w:bidi="pt_PT"/>
         </w:rPr>
+        <w:t>καὶ συνζήσομεν</w:t>
+      </w:r>
+    </w:p>
+    <w:p>
+      <w:pPr/>
+      <w:r>
+        <w:rPr>
+          <w:lang w:val="pt_PT" w:bidi="pt_PT"/>
+        </w:rPr>
+      </w:r>
+      <w:r>
+        <w:rPr>
+          <w:b/>
+          <w:lang w:val="pt_PT" w:bidi="pt_PT"/>
+        </w:rPr>
         <w:t>"também viveremos com ele".</w:t>
       </w:r>
     </w:p>
@@ -15506,6 +17801,21 @@
           <w:b/>
           <w:lang w:val="pt_PT" w:bidi="pt_PT"/>
         </w:rPr>
+        <w:t>εἰ γὰρ συναπεθάνομεν, καὶ συνζήσομεν &amp; εἰ ὑπομένομεν, καὶ συνβασιλεύσομεν; εἰ ἀρνησόμεθα, κἀκεῖνος ἀρνήσεται ἡμᾶς &amp; εἰ ἀπιστοῦμεν, ἐκεῖνος πιστὸς μένει; ἀρνήσασθαι γὰρ ἑαυτὸν οὐ δύναται</w:t>
+      </w:r>
+    </w:p>
+    <w:p>
+      <w:pPr/>
+      <w:r>
+        <w:rPr>
+          <w:lang w:val="pt_PT" w:bidi="pt_PT"/>
+        </w:rPr>
+      </w:r>
+      <w:r>
+        <w:rPr>
+          <w:b/>
+          <w:lang w:val="pt_PT" w:bidi="pt_PT"/>
+        </w:rPr>
         <w:t>"Se já morremos com Cristo, também viveremos com ele</w:t>
       </w:r>
       <w:r>
@@ -15615,6 +17925,21 @@
           <w:b/>
           <w:lang w:val="pt_PT" w:bidi="pt_PT"/>
         </w:rPr>
+        <w:t>ὑπομένομεν</w:t>
+      </w:r>
+    </w:p>
+    <w:p>
+      <w:pPr/>
+      <w:r>
+        <w:rPr>
+          <w:lang w:val="pt_PT" w:bidi="pt_PT"/>
+        </w:rPr>
+      </w:r>
+      <w:r>
+        <w:rPr>
+          <w:b/>
+          <w:lang w:val="pt_PT" w:bidi="pt_PT"/>
+        </w:rPr>
         <w:t>"Se continuarmos a suportar".</w:t>
       </w:r>
     </w:p>
@@ -15711,6 +18036,21 @@
           <w:b/>
           <w:lang w:val="pt_PT" w:bidi="pt_PT"/>
         </w:rPr>
+        <w:t>ἀρνησόμεθα</w:t>
+      </w:r>
+    </w:p>
+    <w:p>
+      <w:pPr/>
+      <w:r>
+        <w:rPr>
+          <w:lang w:val="pt_PT" w:bidi="pt_PT"/>
+        </w:rPr>
+      </w:r>
+      <w:r>
+        <w:rPr>
+          <w:b/>
+          <w:lang w:val="pt_PT" w:bidi="pt_PT"/>
+        </w:rPr>
         <w:t>"Se nós o negarmos".</w:t>
       </w:r>
     </w:p>
@@ -15794,6 +18134,21 @@
           <w:b/>
           <w:lang w:val="pt_PT" w:bidi="pt_PT"/>
         </w:rPr>
+        <w:t>κἀκεῖνος ἀρνήσεται ἡμᾶς</w:t>
+      </w:r>
+    </w:p>
+    <w:p>
+      <w:pPr/>
+      <w:r>
+        <w:rPr>
+          <w:lang w:val="pt_PT" w:bidi="pt_PT"/>
+        </w:rPr>
+      </w:r>
+      <w:r>
+        <w:rPr>
+          <w:b/>
+          <w:lang w:val="pt_PT" w:bidi="pt_PT"/>
+        </w:rPr>
         <w:t>"ele também nos negará".</w:t>
       </w:r>
     </w:p>
@@ -15890,6 +18245,21 @@
           <w:b/>
           <w:lang w:val="pt_PT" w:bidi="pt_PT"/>
         </w:rPr>
+        <w:t>ἀπιστοῦμεν</w:t>
+      </w:r>
+    </w:p>
+    <w:p>
+      <w:pPr/>
+      <w:r>
+        <w:rPr>
+          <w:lang w:val="pt_PT" w:bidi="pt_PT"/>
+        </w:rPr>
+      </w:r>
+      <w:r>
+        <w:rPr>
+          <w:b/>
+          <w:lang w:val="pt_PT" w:bidi="pt_PT"/>
+        </w:rPr>
         <w:t>"Se não formos fiéis".</w:t>
       </w:r>
     </w:p>
@@ -15973,6 +18343,21 @@
           <w:b/>
           <w:lang w:val="pt_PT" w:bidi="pt_PT"/>
         </w:rPr>
+        <w:t>ἐκεῖνος πιστὸς μένει</w:t>
+      </w:r>
+    </w:p>
+    <w:p>
+      <w:pPr/>
+      <w:r>
+        <w:rPr>
+          <w:lang w:val="pt_PT" w:bidi="pt_PT"/>
+        </w:rPr>
+      </w:r>
+      <w:r>
+        <w:rPr>
+          <w:b/>
+          <w:lang w:val="pt_PT" w:bidi="pt_PT"/>
+        </w:rPr>
         <w:t>"Cristo continua sendo fiel".</w:t>
       </w:r>
     </w:p>
@@ -16082,6 +18467,21 @@
           <w:b/>
           <w:lang w:val="pt_PT" w:bidi="pt_PT"/>
         </w:rPr>
+        <w:t>ἀρνήσασθαι &amp; ἑαυτὸν οὐ δύναται</w:t>
+      </w:r>
+    </w:p>
+    <w:p>
+      <w:pPr/>
+      <w:r>
+        <w:rPr>
+          <w:lang w:val="pt_PT" w:bidi="pt_PT"/>
+        </w:rPr>
+      </w:r>
+      <w:r>
+        <w:rPr>
+          <w:b/>
+          <w:lang w:val="pt_PT" w:bidi="pt_PT"/>
+        </w:rPr>
         <w:t>"pois ele não pode ser falso para si mesmo".</w:t>
       </w:r>
     </w:p>
@@ -16178,6 +18578,21 @@
           <w:b/>
           <w:lang w:val="pt_PT" w:bidi="pt_PT"/>
         </w:rPr>
+        <w:t>ὑπομίμνῃσκε</w:t>
+      </w:r>
+    </w:p>
+    <w:p>
+      <w:pPr/>
+      <w:r>
+        <w:rPr>
+          <w:lang w:val="pt_PT" w:bidi="pt_PT"/>
+        </w:rPr>
+      </w:r>
+      <w:r>
+        <w:rPr>
+          <w:b/>
+          <w:lang w:val="pt_PT" w:bidi="pt_PT"/>
+        </w:rPr>
         <w:t>"Recomende essas coisas aos que".</w:t>
       </w:r>
     </w:p>
@@ -16260,6 +18675,21 @@
         <w:rPr>
           <w:lang w:val="pt_PT" w:bidi="pt_PT"/>
         </w:rPr>
+      </w:r>
+    </w:p>
+    <w:p>
+      <w:pPr/>
+      <w:r>
+        <w:rPr>
+          <w:lang w:val="pt_PT" w:bidi="pt_PT"/>
+        </w:rPr>
+      </w:r>
+      <w:r>
+        <w:rPr>
+          <w:b/>
+          <w:lang w:val="pt_PT" w:bidi="pt_PT"/>
+        </w:rPr>
+        <w:t>ταῦτα</w:t>
       </w:r>
     </w:p>
     <w:p>
@@ -16502,6 +18932,21 @@
           <w:b/>
           <w:lang w:val="pt_PT" w:bidi="pt_PT"/>
         </w:rPr>
+        <w:t>τοῦ Θεοῦ</w:t>
+      </w:r>
+    </w:p>
+    <w:p>
+      <w:pPr/>
+      <w:r>
+        <w:rPr>
+          <w:lang w:val="pt_PT" w:bidi="pt_PT"/>
+        </w:rPr>
+      </w:r>
+      <w:r>
+        <w:rPr>
+          <w:b/>
+          <w:lang w:val="pt_PT" w:bidi="pt_PT"/>
+        </w:rPr>
         <w:t>"Deus".</w:t>
       </w:r>
     </w:p>
@@ -16598,6 +19043,21 @@
           <w:b/>
           <w:lang w:val="pt_PT" w:bidi="pt_PT"/>
         </w:rPr>
+        <w:t>μὴ λογομαχεῖν</w:t>
+      </w:r>
+    </w:p>
+    <w:p>
+      <w:pPr/>
+      <w:r>
+        <w:rPr>
+          <w:lang w:val="pt_PT" w:bidi="pt_PT"/>
+        </w:rPr>
+      </w:r>
+      <w:r>
+        <w:rPr>
+          <w:b/>
+          <w:lang w:val="pt_PT" w:bidi="pt_PT"/>
+        </w:rPr>
         <w:t>"que não briguem por causa de palavras".</w:t>
       </w:r>
     </w:p>
@@ -16694,6 +19154,21 @@
           <w:b/>
           <w:lang w:val="pt_PT" w:bidi="pt_PT"/>
         </w:rPr>
+        <w:t>ἐπὶ καταστροφῇ τῶν ἀκουόντων</w:t>
+      </w:r>
+    </w:p>
+    <w:p>
+      <w:pPr/>
+      <w:r>
+        <w:rPr>
+          <w:lang w:val="pt_PT" w:bidi="pt_PT"/>
+        </w:rPr>
+      </w:r>
+      <w:r>
+        <w:rPr>
+          <w:b/>
+          <w:lang w:val="pt_PT" w:bidi="pt_PT"/>
+        </w:rPr>
         <w:t>"Brigar não é bom, pois somente prejudica os que estão presentes".</w:t>
       </w:r>
     </w:p>
@@ -16777,6 +19252,21 @@
           <w:b/>
           <w:lang w:val="pt_PT" w:bidi="pt_PT"/>
         </w:rPr>
+        <w:t>ἐπὶ καταστροφῇ τῶν ἀκουόντων</w:t>
+      </w:r>
+    </w:p>
+    <w:p>
+      <w:pPr/>
+      <w:r>
+        <w:rPr>
+          <w:lang w:val="pt_PT" w:bidi="pt_PT"/>
+        </w:rPr>
+      </w:r>
+      <w:r>
+        <w:rPr>
+          <w:b/>
+          <w:lang w:val="pt_PT" w:bidi="pt_PT"/>
+        </w:rPr>
         <w:t>"pois somente prejudica os que estão presentes".</w:t>
       </w:r>
     </w:p>
@@ -16860,6 +19350,21 @@
           <w:b/>
           <w:lang w:val="pt_PT" w:bidi="pt_PT"/>
         </w:rPr>
+        <w:t>σπούδασον σεαυτὸν, δόκιμον παραστῆσαι τῷ Θεῷ</w:t>
+      </w:r>
+    </w:p>
+    <w:p>
+      <w:pPr/>
+      <w:r>
+        <w:rPr>
+          <w:lang w:val="pt_PT" w:bidi="pt_PT"/>
+        </w:rPr>
+      </w:r>
+      <w:r>
+        <w:rPr>
+          <w:b/>
+          <w:lang w:val="pt_PT" w:bidi="pt_PT"/>
+        </w:rPr>
         <w:t>"Faça todo o possível para conseguir a completa aprovação de Deus".</w:t>
       </w:r>
     </w:p>
@@ -16982,6 +19487,21 @@
           <w:b/>
           <w:lang w:val="pt_PT" w:bidi="pt_PT"/>
         </w:rPr>
+        <w:t>ἐργάτην</w:t>
+      </w:r>
+    </w:p>
+    <w:p>
+      <w:pPr/>
+      <w:r>
+        <w:rPr>
+          <w:lang w:val="pt_PT" w:bidi="pt_PT"/>
+        </w:rPr>
+      </w:r>
+      <w:r>
+        <w:rPr>
+          <w:b/>
+          <w:lang w:val="pt_PT" w:bidi="pt_PT"/>
+        </w:rPr>
         <w:t>"como um trabalhador".</w:t>
       </w:r>
     </w:p>
@@ -17078,6 +19598,21 @@
           <w:b/>
           <w:lang w:val="pt_PT" w:bidi="pt_PT"/>
         </w:rPr>
+        <w:t>ἀνεπαίσχυντον</w:t>
+      </w:r>
+    </w:p>
+    <w:p>
+      <w:pPr/>
+      <w:r>
+        <w:rPr>
+          <w:lang w:val="pt_PT" w:bidi="pt_PT"/>
+        </w:rPr>
+      </w:r>
+      <w:r>
+        <w:rPr>
+          <w:b/>
+          <w:lang w:val="pt_PT" w:bidi="pt_PT"/>
+        </w:rPr>
         <w:t>"que não se envergonha".</w:t>
       </w:r>
     </w:p>
@@ -17161,6 +19696,21 @@
           <w:b/>
           <w:lang w:val="pt_PT" w:bidi="pt_PT"/>
         </w:rPr>
+        <w:t>ὀρθοτομοῦντα τὸν λόγον τῆς ἀληθείας</w:t>
+      </w:r>
+    </w:p>
+    <w:p>
+      <w:pPr/>
+      <w:r>
+        <w:rPr>
+          <w:lang w:val="pt_PT" w:bidi="pt_PT"/>
+        </w:rPr>
+      </w:r>
+      <w:r>
+        <w:rPr>
+          <w:b/>
+          <w:lang w:val="pt_PT" w:bidi="pt_PT"/>
+        </w:rPr>
         <w:t>"mas ensina corretamente a verdade do evangelho".</w:t>
       </w:r>
     </w:p>
@@ -17270,6 +19820,21 @@
           <w:b/>
           <w:lang w:val="pt_PT" w:bidi="pt_PT"/>
         </w:rPr>
+        <w:t>τὸν λόγον τῆς ἀληθείας</w:t>
+      </w:r>
+    </w:p>
+    <w:p>
+      <w:pPr/>
+      <w:r>
+        <w:rPr>
+          <w:lang w:val="pt_PT" w:bidi="pt_PT"/>
+        </w:rPr>
+      </w:r>
+      <w:r>
+        <w:rPr>
+          <w:b/>
+          <w:lang w:val="pt_PT" w:bidi="pt_PT"/>
+        </w:rPr>
         <w:t>"a verdade do evangelho".</w:t>
       </w:r>
     </w:p>
@@ -17353,6 +19918,21 @@
           <w:b/>
           <w:lang w:val="pt_PT" w:bidi="pt_PT"/>
         </w:rPr>
+        <w:t>τὸν λόγον τῆς ἀληθείας</w:t>
+      </w:r>
+    </w:p>
+    <w:p>
+      <w:pPr/>
+      <w:r>
+        <w:rPr>
+          <w:lang w:val="pt_PT" w:bidi="pt_PT"/>
+        </w:rPr>
+      </w:r>
+      <w:r>
+        <w:rPr>
+          <w:b/>
+          <w:lang w:val="pt_PT" w:bidi="pt_PT"/>
+        </w:rPr>
         <w:t>"a verdade do evangelho".</w:t>
       </w:r>
     </w:p>
@@ -17449,6 +20029,21 @@
           <w:b/>
           <w:lang w:val="pt_PT" w:bidi="pt_PT"/>
         </w:rPr>
+        <w:t>τὸν λόγον</w:t>
+      </w:r>
+    </w:p>
+    <w:p>
+      <w:pPr/>
+      <w:r>
+        <w:rPr>
+          <w:lang w:val="pt_PT" w:bidi="pt_PT"/>
+        </w:rPr>
+      </w:r>
+      <w:r>
+        <w:rPr>
+          <w:b/>
+          <w:lang w:val="pt_PT" w:bidi="pt_PT"/>
+        </w:rPr>
         <w:t>"a verdade do evangelho".</w:t>
       </w:r>
     </w:p>
@@ -17518,6 +20113,21 @@
         <w:rPr>
           <w:lang w:val="pt_PT" w:bidi="pt_PT"/>
         </w:rPr>
+      </w:r>
+    </w:p>
+    <w:p>
+      <w:pPr/>
+      <w:r>
+        <w:rPr>
+          <w:lang w:val="pt_PT" w:bidi="pt_PT"/>
+        </w:rPr>
+      </w:r>
+      <w:r>
+        <w:rPr>
+          <w:b/>
+          <w:lang w:val="pt_PT" w:bidi="pt_PT"/>
+        </w:rPr>
+        <w:t>δὲ</w:t>
       </w:r>
     </w:p>
     <w:p>
@@ -17659,6 +20269,21 @@
           <w:b/>
           <w:lang w:val="pt_PT" w:bidi="pt_PT"/>
         </w:rPr>
+        <w:t>τὰς &amp; βεβήλους κενοφωνίας</w:t>
+      </w:r>
+    </w:p>
+    <w:p>
+      <w:pPr/>
+      <w:r>
+        <w:rPr>
+          <w:lang w:val="pt_PT" w:bidi="pt_PT"/>
+        </w:rPr>
+      </w:r>
+      <w:r>
+        <w:rPr>
+          <w:b/>
+          <w:lang w:val="pt_PT" w:bidi="pt_PT"/>
+        </w:rPr>
         <w:t>"os falatórios contrários aos ensinamentos cristãos".</w:t>
       </w:r>
     </w:p>
@@ -17754,6 +20379,21 @@
         <w:rPr>
           <w:lang w:val="pt_PT" w:bidi="pt_PT"/>
         </w:rPr>
+      </w:r>
+    </w:p>
+    <w:p>
+      <w:pPr/>
+      <w:r>
+        <w:rPr>
+          <w:lang w:val="pt_PT" w:bidi="pt_PT"/>
+        </w:rPr>
+      </w:r>
+      <w:r>
+        <w:rPr>
+          <w:b/>
+          <w:lang w:val="pt_PT" w:bidi="pt_PT"/>
+        </w:rPr>
+        <w:t>προκόψουσιν</w:t>
       </w:r>
     </w:p>
     <w:p>
@@ -17921,6 +20561,21 @@
           <w:b/>
           <w:lang w:val="pt_PT" w:bidi="pt_PT"/>
         </w:rPr>
+        <w:t>ἐπὶ πλεῖον &amp; προκόψουσιν ἀσεβείας</w:t>
+      </w:r>
+    </w:p>
+    <w:p>
+      <w:pPr/>
+      <w:r>
+        <w:rPr>
+          <w:lang w:val="pt_PT" w:bidi="pt_PT"/>
+        </w:rPr>
+      </w:r>
+      <w:r>
+        <w:rPr>
+          <w:b/>
+          <w:lang w:val="pt_PT" w:bidi="pt_PT"/>
+        </w:rPr>
         <w:t>"pois eles fazem com que as pessoas se afastem de Deus".</w:t>
       </w:r>
     </w:p>
@@ -18030,6 +20685,21 @@
           <w:b/>
           <w:lang w:val="pt_PT" w:bidi="pt_PT"/>
         </w:rPr>
+        <w:t>ἀσεβείας</w:t>
+      </w:r>
+    </w:p>
+    <w:p>
+      <w:pPr/>
+      <w:r>
+        <w:rPr>
+          <w:lang w:val="pt_PT" w:bidi="pt_PT"/>
+        </w:rPr>
+      </w:r>
+      <w:r>
+        <w:rPr>
+          <w:b/>
+          <w:lang w:val="pt_PT" w:bidi="pt_PT"/>
+        </w:rPr>
         <w:t>"pois eles fazem com que as pessoas se afastem de Deus".</w:t>
       </w:r>
     </w:p>
@@ -18099,6 +20769,21 @@
         <w:rPr>
           <w:lang w:val="pt_PT" w:bidi="pt_PT"/>
         </w:rPr>
+      </w:r>
+    </w:p>
+    <w:p>
+      <w:pPr/>
+      <w:r>
+        <w:rPr>
+          <w:lang w:val="pt_PT" w:bidi="pt_PT"/>
+        </w:rPr>
+      </w:r>
+      <w:r>
+        <w:rPr>
+          <w:b/>
+          <w:lang w:val="pt_PT" w:bidi="pt_PT"/>
+        </w:rPr>
+        <w:t>ὁ λόγος αὐτῶν</w:t>
       </w:r>
     </w:p>
     <w:p>
@@ -18214,6 +20899,21 @@
           <w:b/>
           <w:lang w:val="pt_PT" w:bidi="pt_PT"/>
         </w:rPr>
+        <w:t>ὡς γάγγραινα νομὴν ἕξει</w:t>
+      </w:r>
+    </w:p>
+    <w:p>
+      <w:pPr/>
+      <w:r>
+        <w:rPr>
+          <w:lang w:val="pt_PT" w:bidi="pt_PT"/>
+        </w:rPr>
+      </w:r>
+      <w:r>
+        <w:rPr>
+          <w:b/>
+          <w:lang w:val="pt_PT" w:bidi="pt_PT"/>
+        </w:rPr>
         <w:t>"se espalham como a gangrena".</w:t>
       </w:r>
     </w:p>
@@ -18323,6 +21023,21 @@
           <w:b/>
           <w:lang w:val="pt_PT" w:bidi="pt_PT"/>
         </w:rPr>
+        <w:t>γάγγραινα</w:t>
+      </w:r>
+    </w:p>
+    <w:p>
+      <w:pPr/>
+      <w:r>
+        <w:rPr>
+          <w:lang w:val="pt_PT" w:bidi="pt_PT"/>
+        </w:rPr>
+      </w:r>
+      <w:r>
+        <w:rPr>
+          <w:b/>
+          <w:lang w:val="pt_PT" w:bidi="pt_PT"/>
+        </w:rPr>
         <w:t>"como a gangrena".</w:t>
       </w:r>
     </w:p>
@@ -18432,6 +21147,21 @@
           <w:b/>
           <w:lang w:val="pt_PT" w:bidi="pt_PT"/>
         </w:rPr>
+        <w:t>Ὑμέναιος, καὶ Φίλητος</w:t>
+      </w:r>
+    </w:p>
+    <w:p>
+      <w:pPr/>
+      <w:r>
+        <w:rPr>
+          <w:lang w:val="pt_PT" w:bidi="pt_PT"/>
+        </w:rPr>
+      </w:r>
+      <w:r>
+        <w:rPr>
+          <w:b/>
+          <w:lang w:val="pt_PT" w:bidi="pt_PT"/>
+        </w:rPr>
         <w:t>"Himeneu e Fileto".</w:t>
       </w:r>
     </w:p>
@@ -18541,6 +21271,21 @@
           <w:b/>
           <w:lang w:val="pt_PT" w:bidi="pt_PT"/>
         </w:rPr>
+        <w:t>περὶ τὴν ἀλήθειαν ἠστόχησαν</w:t>
+      </w:r>
+    </w:p>
+    <w:p>
+      <w:pPr/>
+      <w:r>
+        <w:rPr>
+          <w:lang w:val="pt_PT" w:bidi="pt_PT"/>
+        </w:rPr>
+      </w:r>
+      <w:r>
+        <w:rPr>
+          <w:b/>
+          <w:lang w:val="pt_PT" w:bidi="pt_PT"/>
+        </w:rPr>
         <w:t>"os quais abandonaram o caminho da verdade".</w:t>
       </w:r>
     </w:p>
@@ -18650,6 +21395,21 @@
           <w:b/>
           <w:lang w:val="pt_PT" w:bidi="pt_PT"/>
         </w:rPr>
+        <w:t>περὶ τὴν ἀλήθειαν</w:t>
+      </w:r>
+    </w:p>
+    <w:p>
+      <w:pPr/>
+      <w:r>
+        <w:rPr>
+          <w:lang w:val="pt_PT" w:bidi="pt_PT"/>
+        </w:rPr>
+      </w:r>
+      <w:r>
+        <w:rPr>
+          <w:b/>
+          <w:lang w:val="pt_PT" w:bidi="pt_PT"/>
+        </w:rPr>
         <w:t>"o caminho da verdade".</w:t>
       </w:r>
     </w:p>
@@ -18746,6 +21506,21 @@
           <w:b/>
           <w:lang w:val="pt_PT" w:bidi="pt_PT"/>
         </w:rPr>
+        <w:t>ἀνάστασιν ἤδη γεγονέναι</w:t>
+      </w:r>
+    </w:p>
+    <w:p>
+      <w:pPr/>
+      <w:r>
+        <w:rPr>
+          <w:lang w:val="pt_PT" w:bidi="pt_PT"/>
+        </w:rPr>
+      </w:r>
+      <w:r>
+        <w:rPr>
+          <w:b/>
+          <w:lang w:val="pt_PT" w:bidi="pt_PT"/>
+        </w:rPr>
         <w:t>"Eles afirmam que a nossa ressurreição já aconteceu".</w:t>
       </w:r>
     </w:p>
@@ -18842,6 +21617,21 @@
           <w:b/>
           <w:lang w:val="pt_PT" w:bidi="pt_PT"/>
         </w:rPr>
+        <w:t>ἀνατρέπουσιν τήν τινων πίστιν</w:t>
+      </w:r>
+    </w:p>
+    <w:p>
+      <w:pPr/>
+      <w:r>
+        <w:rPr>
+          <w:lang w:val="pt_PT" w:bidi="pt_PT"/>
+        </w:rPr>
+      </w:r>
+      <w:r>
+        <w:rPr>
+          <w:b/>
+          <w:lang w:val="pt_PT" w:bidi="pt_PT"/>
+        </w:rPr>
         <w:t>"e assim estão atrapalhando a fé cristã de alguns".</w:t>
       </w:r>
     </w:p>
@@ -18938,6 +21728,21 @@
           <w:b/>
           <w:lang w:val="pt_PT" w:bidi="pt_PT"/>
         </w:rPr>
+        <w:t>τήν τινων πίστιν</w:t>
+      </w:r>
+    </w:p>
+    <w:p>
+      <w:pPr/>
+      <w:r>
+        <w:rPr>
+          <w:lang w:val="pt_PT" w:bidi="pt_PT"/>
+        </w:rPr>
+      </w:r>
+      <w:r>
+        <w:rPr>
+          <w:b/>
+          <w:lang w:val="pt_PT" w:bidi="pt_PT"/>
+        </w:rPr>
         <w:t>"a fé cristã de alguns".</w:t>
       </w:r>
     </w:p>
@@ -19034,6 +21839,21 @@
           <w:b/>
           <w:lang w:val="pt_PT" w:bidi="pt_PT"/>
         </w:rPr>
+        <w:t>ὁ &amp; στερεὸς θεμέλιος τοῦ Θεοῦ ἕστηκεν</w:t>
+      </w:r>
+    </w:p>
+    <w:p>
+      <w:pPr/>
+      <w:r>
+        <w:rPr>
+          <w:lang w:val="pt_PT" w:bidi="pt_PT"/>
+        </w:rPr>
+      </w:r>
+      <w:r>
+        <w:rPr>
+          <w:b/>
+          <w:lang w:val="pt_PT" w:bidi="pt_PT"/>
+        </w:rPr>
         <w:t>"Mas o firme alicerce que Deus colocou não pode ser abalado".</w:t>
       </w:r>
     </w:p>
@@ -19182,6 +22002,21 @@
           <w:b/>
           <w:lang w:val="pt_PT" w:bidi="pt_PT"/>
         </w:rPr>
+        <w:t>ἔχων τὴν σφραγῖδα ταύτην</w:t>
+      </w:r>
+    </w:p>
+    <w:p>
+      <w:pPr/>
+      <w:r>
+        <w:rPr>
+          <w:lang w:val="pt_PT" w:bidi="pt_PT"/>
+        </w:rPr>
+      </w:r>
+      <w:r>
+        <w:rPr>
+          <w:b/>
+          <w:lang w:val="pt_PT" w:bidi="pt_PT"/>
+        </w:rPr>
         <w:t>"e sobre esse alicerce estão escritas estas palavras".</w:t>
       </w:r>
     </w:p>
@@ -19290,6 +22125,21 @@
         <w:rPr>
           <w:lang w:val="pt_PT" w:bidi="pt_PT"/>
         </w:rPr>
+      </w:r>
+    </w:p>
+    <w:p>
+      <w:pPr/>
+      <w:r>
+        <w:rPr>
+          <w:lang w:val="pt_PT" w:bidi="pt_PT"/>
+        </w:rPr>
+      </w:r>
+      <w:r>
+        <w:rPr>
+          <w:b/>
+          <w:lang w:val="pt_PT" w:bidi="pt_PT"/>
+        </w:rPr>
+        <w:t>ἔγνω Κύριος τοὺς ὄντας αὐτοῦ, καί, ἀποστήτω ἀπὸ ἀδικίας πᾶς ὁ ὀνομάζων τὸ ὄνομα Κυρίου</w:t>
       </w:r>
     </w:p>
     <w:p>
@@ -19405,6 +22255,21 @@
           <w:b/>
           <w:lang w:val="pt_PT" w:bidi="pt_PT"/>
         </w:rPr>
+        <w:t>Κύριος &amp; Κυρίου</w:t>
+      </w:r>
+    </w:p>
+    <w:p>
+      <w:pPr/>
+      <w:r>
+        <w:rPr>
+          <w:lang w:val="pt_PT" w:bidi="pt_PT"/>
+        </w:rPr>
+      </w:r>
+      <w:r>
+        <w:rPr>
+          <w:b/>
+          <w:lang w:val="pt_PT" w:bidi="pt_PT"/>
+        </w:rPr>
         <w:t>"O Senhor"</w:t>
       </w:r>
       <w:r>
@@ -19514,6 +22379,21 @@
           <w:b/>
           <w:lang w:val="pt_PT" w:bidi="pt_PT"/>
         </w:rPr>
+        <w:t>ἔγνω</w:t>
+      </w:r>
+    </w:p>
+    <w:p>
+      <w:pPr/>
+      <w:r>
+        <w:rPr>
+          <w:lang w:val="pt_PT" w:bidi="pt_PT"/>
+        </w:rPr>
+      </w:r>
+      <w:r>
+        <w:rPr>
+          <w:b/>
+          <w:lang w:val="pt_PT" w:bidi="pt_PT"/>
+        </w:rPr>
         <w:t>"conhece".</w:t>
       </w:r>
     </w:p>
@@ -19597,6 +22477,21 @@
           <w:b/>
           <w:lang w:val="pt_PT" w:bidi="pt_PT"/>
         </w:rPr>
+        <w:t>ἀποστήτω ἀπὸ &amp; πᾶς ὁ ὀνομάζων τὸ ὄνομα Κυρίου</w:t>
+      </w:r>
+    </w:p>
+    <w:p>
+      <w:pPr/>
+      <w:r>
+        <w:rPr>
+          <w:lang w:val="pt_PT" w:bidi="pt_PT"/>
+        </w:rPr>
+      </w:r>
+      <w:r>
+        <w:rPr>
+          <w:b/>
+          <w:lang w:val="pt_PT" w:bidi="pt_PT"/>
+        </w:rPr>
         <w:t>"Toda pessoa que diz que pertence ao Senhor precisa abandonar o pecado".</w:t>
       </w:r>
     </w:p>
@@ -19706,6 +22601,21 @@
           <w:b/>
           <w:lang w:val="pt_PT" w:bidi="pt_PT"/>
         </w:rPr>
+        <w:t>ἀποστήτω &amp; πᾶς ὁ ὀνομάζων τὸ ὄνομα Κυρίου</w:t>
+      </w:r>
+    </w:p>
+    <w:p>
+      <w:pPr/>
+      <w:r>
+        <w:rPr>
+          <w:lang w:val="pt_PT" w:bidi="pt_PT"/>
+        </w:rPr>
+      </w:r>
+      <w:r>
+        <w:rPr>
+          <w:b/>
+          <w:lang w:val="pt_PT" w:bidi="pt_PT"/>
+        </w:rPr>
         <w:t>"que pertence ao Senhor precisa abandonar o pecado".</w:t>
       </w:r>
     </w:p>
@@ -19789,6 +22699,21 @@
           <w:b/>
           <w:lang w:val="pt_PT" w:bidi="pt_PT"/>
         </w:rPr>
+        <w:t>ὁ ὀνομάζων τὸ ὄνομα Κυρίου</w:t>
+      </w:r>
+    </w:p>
+    <w:p>
+      <w:pPr/>
+      <w:r>
+        <w:rPr>
+          <w:lang w:val="pt_PT" w:bidi="pt_PT"/>
+        </w:rPr>
+      </w:r>
+      <w:r>
+        <w:rPr>
+          <w:b/>
+          <w:lang w:val="pt_PT" w:bidi="pt_PT"/>
+        </w:rPr>
         <w:t>"Toda pessoa que diz que pertence ao Senhor".</w:t>
       </w:r>
     </w:p>
@@ -19898,6 +22823,21 @@
           <w:b/>
           <w:lang w:val="pt_PT" w:bidi="pt_PT"/>
         </w:rPr>
+        <w:t>ἀπὸ ἀδικίας</w:t>
+      </w:r>
+    </w:p>
+    <w:p>
+      <w:pPr/>
+      <w:r>
+        <w:rPr>
+          <w:lang w:val="pt_PT" w:bidi="pt_PT"/>
+        </w:rPr>
+      </w:r>
+      <w:r>
+        <w:rPr>
+          <w:b/>
+          <w:lang w:val="pt_PT" w:bidi="pt_PT"/>
+        </w:rPr>
         <w:t>"abandonar o pecado".</w:t>
       </w:r>
     </w:p>
@@ -19994,6 +22934,21 @@
           <w:b/>
           <w:lang w:val="pt_PT" w:bidi="pt_PT"/>
         </w:rPr>
+        <w:t>δὲ</w:t>
+      </w:r>
+    </w:p>
+    <w:p>
+      <w:pPr/>
+      <w:r>
+        <w:rPr>
+          <w:lang w:val="pt_PT" w:bidi="pt_PT"/>
+        </w:rPr>
+      </w:r>
+      <w:r>
+        <w:rPr>
+          <w:b/>
+          <w:lang w:val="pt_PT" w:bidi="pt_PT"/>
+        </w:rPr>
         <w:t>"Numa casa grande".</w:t>
       </w:r>
     </w:p>
@@ -20077,6 +23032,21 @@
           <w:b/>
           <w:lang w:val="pt_PT" w:bidi="pt_PT"/>
         </w:rPr>
+        <w:t>ἐν μεγάλῃ &amp; οἰκίᾳ, οὐκ ἔστιν μόνον σκεύη χρυσᾶ καὶ ἀργυρᾶ, ἀλλὰ καὶ ξύλινα καὶ ὀστράκινα; καὶ ἃ μὲν εἰς τιμὴν, ἃ δὲ εἰς ἀτιμίαν</w:t>
+      </w:r>
+    </w:p>
+    <w:p>
+      <w:pPr/>
+      <w:r>
+        <w:rPr>
+          <w:lang w:val="pt_PT" w:bidi="pt_PT"/>
+        </w:rPr>
+      </w:r>
+      <w:r>
+        <w:rPr>
+          <w:b/>
+          <w:lang w:val="pt_PT" w:bidi="pt_PT"/>
+        </w:rPr>
         <w:t>"Numa casa grande não existem somente vasilhas de ouro e de prata, mas também de madeira e de barro. Algumas são para ocasiões especiais, e outras, para todos os dias".</w:t>
       </w:r>
     </w:p>
@@ -20186,6 +23156,21 @@
           <w:b/>
           <w:lang w:val="pt_PT" w:bidi="pt_PT"/>
         </w:rPr>
+        <w:t>σκεύη</w:t>
+      </w:r>
+    </w:p>
+    <w:p>
+      <w:pPr/>
+      <w:r>
+        <w:rPr>
+          <w:lang w:val="pt_PT" w:bidi="pt_PT"/>
+        </w:rPr>
+      </w:r>
+      <w:r>
+        <w:rPr>
+          <w:b/>
+          <w:lang w:val="pt_PT" w:bidi="pt_PT"/>
+        </w:rPr>
         <w:t>"vasilhas".</w:t>
       </w:r>
     </w:p>
@@ -20282,6 +23267,21 @@
           <w:b/>
           <w:lang w:val="pt_PT" w:bidi="pt_PT"/>
         </w:rPr>
+        <w:t>ἀλλὰ καὶ ξύλινα καὶ ὀστράκινα</w:t>
+      </w:r>
+    </w:p>
+    <w:p>
+      <w:pPr/>
+      <w:r>
+        <w:rPr>
+          <w:lang w:val="pt_PT" w:bidi="pt_PT"/>
+        </w:rPr>
+      </w:r>
+      <w:r>
+        <w:rPr>
+          <w:b/>
+          <w:lang w:val="pt_PT" w:bidi="pt_PT"/>
+        </w:rPr>
         <w:t>"mas também madeira e de barro".</w:t>
       </w:r>
     </w:p>
@@ -20365,6 +23365,21 @@
           <w:b/>
           <w:lang w:val="pt_PT" w:bidi="pt_PT"/>
         </w:rPr>
+        <w:t>ἃ μὲν εἰς τιμὴν, ἃ δὲ εἰς ἀτιμίαν</w:t>
+      </w:r>
+    </w:p>
+    <w:p>
+      <w:pPr/>
+      <w:r>
+        <w:rPr>
+          <w:lang w:val="pt_PT" w:bidi="pt_PT"/>
+        </w:rPr>
+      </w:r>
+      <w:r>
+        <w:rPr>
+          <w:b/>
+          <w:lang w:val="pt_PT" w:bidi="pt_PT"/>
+        </w:rPr>
         <w:t>"Algumas são para ocasiões especiais, e outras, para todos os dias".</w:t>
       </w:r>
     </w:p>
@@ -20448,6 +23463,21 @@
           <w:b/>
           <w:lang w:val="pt_PT" w:bidi="pt_PT"/>
         </w:rPr>
+        <w:t>ἃ μὲν εἰς τιμὴν, ἃ δὲ εἰς ἀτιμίαν</w:t>
+      </w:r>
+    </w:p>
+    <w:p>
+      <w:pPr/>
+      <w:r>
+        <w:rPr>
+          <w:lang w:val="pt_PT" w:bidi="pt_PT"/>
+        </w:rPr>
+      </w:r>
+      <w:r>
+        <w:rPr>
+          <w:b/>
+          <w:lang w:val="pt_PT" w:bidi="pt_PT"/>
+        </w:rPr>
         <w:t>"Algumas são para ocasiões especiais, e outras, para todos os dias".</w:t>
       </w:r>
     </w:p>
@@ -20531,6 +23561,21 @@
           <w:b/>
           <w:lang w:val="pt_PT" w:bidi="pt_PT"/>
         </w:rPr>
+        <w:t>ἐὰν &amp; τις ἐκκαθάρῃ ἑαυτὸν ἀπὸ τούτων, ἔσται σκεῦος εἰς τιμήν, ἡγιασμένον εὔχρηστον τῷ Δεσπότῃ, εἰς πᾶν ἔργον ἀγαθὸν ἡτοιμασμένον</w:t>
+      </w:r>
+    </w:p>
+    <w:p>
+      <w:pPr/>
+      <w:r>
+        <w:rPr>
+          <w:lang w:val="pt_PT" w:bidi="pt_PT"/>
+        </w:rPr>
+      </w:r>
+      <w:r>
+        <w:rPr>
+          <w:b/>
+          <w:lang w:val="pt_PT" w:bidi="pt_PT"/>
+        </w:rPr>
         <w:t>"Quem se purificar de todos esses erros de que tenho falado será usado para fins especiais porque é dedicado e útil ao seu Mestre e está pronto para fazer tudo o que é bom".</w:t>
       </w:r>
     </w:p>
@@ -20626,6 +23671,21 @@
         <w:rPr>
           <w:lang w:val="pt_PT" w:bidi="pt_PT"/>
         </w:rPr>
+      </w:r>
+    </w:p>
+    <w:p>
+      <w:pPr/>
+      <w:r>
+        <w:rPr>
+          <w:lang w:val="pt_PT" w:bidi="pt_PT"/>
+        </w:rPr>
+      </w:r>
+      <w:r>
+        <w:rPr>
+          <w:b/>
+          <w:lang w:val="pt_PT" w:bidi="pt_PT"/>
+        </w:rPr>
+        <w:t>τούτων</w:t>
       </w:r>
     </w:p>
     <w:p>
@@ -20772,6 +23832,21 @@
           <w:b/>
           <w:lang w:val="pt_PT" w:bidi="pt_PT"/>
         </w:rPr>
+        <w:t>ἑαυτὸν &amp; ἔσται</w:t>
+      </w:r>
+    </w:p>
+    <w:p>
+      <w:pPr/>
+      <w:r>
+        <w:rPr>
+          <w:lang w:val="pt_PT" w:bidi="pt_PT"/>
+        </w:rPr>
+      </w:r>
+      <w:r>
+        <w:rPr>
+          <w:b/>
+          <w:lang w:val="pt_PT" w:bidi="pt_PT"/>
+        </w:rPr>
         <w:t>"será usado"</w:t>
       </w:r>
       <w:r>
@@ -20868,6 +23943,21 @@
           <w:b/>
           <w:lang w:val="pt_PT" w:bidi="pt_PT"/>
         </w:rPr>
+        <w:t>εἰς τιμήν</w:t>
+      </w:r>
+    </w:p>
+    <w:p>
+      <w:pPr/>
+      <w:r>
+        <w:rPr>
+          <w:lang w:val="pt_PT" w:bidi="pt_PT"/>
+        </w:rPr>
+      </w:r>
+      <w:r>
+        <w:rPr>
+          <w:b/>
+          <w:lang w:val="pt_PT" w:bidi="pt_PT"/>
+        </w:rPr>
         <w:t>"será usado para fins especiais porque é dedicado e útil ao seu Mestre".</w:t>
       </w:r>
     </w:p>
@@ -20951,6 +24041,21 @@
           <w:b/>
           <w:lang w:val="pt_PT" w:bidi="pt_PT"/>
         </w:rPr>
+        <w:t>ἡγιασμένον</w:t>
+      </w:r>
+    </w:p>
+    <w:p>
+      <w:pPr/>
+      <w:r>
+        <w:rPr>
+          <w:lang w:val="pt_PT" w:bidi="pt_PT"/>
+        </w:rPr>
+      </w:r>
+      <w:r>
+        <w:rPr>
+          <w:b/>
+          <w:lang w:val="pt_PT" w:bidi="pt_PT"/>
+        </w:rPr>
         <w:t>"porque é dedicado e útil ao seu Mestre".</w:t>
       </w:r>
     </w:p>
@@ -21034,6 +24139,21 @@
           <w:b/>
           <w:lang w:val="pt_PT" w:bidi="pt_PT"/>
         </w:rPr>
+        <w:t>ἡτοιμασμένον</w:t>
+      </w:r>
+    </w:p>
+    <w:p>
+      <w:pPr/>
+      <w:r>
+        <w:rPr>
+          <w:lang w:val="pt_PT" w:bidi="pt_PT"/>
+        </w:rPr>
+      </w:r>
+      <w:r>
+        <w:rPr>
+          <w:b/>
+          <w:lang w:val="pt_PT" w:bidi="pt_PT"/>
+        </w:rPr>
         <w:t>"e está pronto para fazer tudo o que é bom".</w:t>
       </w:r>
     </w:p>
@@ -21117,6 +24237,21 @@
           <w:b/>
           <w:lang w:val="pt_PT" w:bidi="pt_PT"/>
         </w:rPr>
+        <w:t>δὲ</w:t>
+      </w:r>
+    </w:p>
+    <w:p>
+      <w:pPr/>
+      <w:r>
+        <w:rPr>
+          <w:lang w:val="pt_PT" w:bidi="pt_PT"/>
+        </w:rPr>
+      </w:r>
+      <w:r>
+        <w:rPr>
+          <w:b/>
+          <w:lang w:val="pt_PT" w:bidi="pt_PT"/>
+        </w:rPr>
         <w:t>"E você".</w:t>
       </w:r>
     </w:p>
@@ -21200,6 +24335,21 @@
           <w:b/>
           <w:lang w:val="pt_PT" w:bidi="pt_PT"/>
         </w:rPr>
+        <w:t>φεῦγε</w:t>
+      </w:r>
+    </w:p>
+    <w:p>
+      <w:pPr/>
+      <w:r>
+        <w:rPr>
+          <w:lang w:val="pt_PT" w:bidi="pt_PT"/>
+        </w:rPr>
+      </w:r>
+      <w:r>
+        <w:rPr>
+          <w:b/>
+          <w:lang w:val="pt_PT" w:bidi="pt_PT"/>
+        </w:rPr>
         <w:t>"fuja das paixões da mocidade".</w:t>
       </w:r>
     </w:p>
@@ -21309,6 +24459,21 @@
           <w:b/>
           <w:lang w:val="pt_PT" w:bidi="pt_PT"/>
         </w:rPr>
+        <w:t>τὰς &amp; νεωτερικὰς ἐπιθυμίας</w:t>
+      </w:r>
+    </w:p>
+    <w:p>
+      <w:pPr/>
+      <w:r>
+        <w:rPr>
+          <w:lang w:val="pt_PT" w:bidi="pt_PT"/>
+        </w:rPr>
+      </w:r>
+      <w:r>
+        <w:rPr>
+          <w:b/>
+          <w:lang w:val="pt_PT" w:bidi="pt_PT"/>
+        </w:rPr>
         <w:t>"fuja das paixões da mocidade".</w:t>
       </w:r>
     </w:p>
@@ -21405,6 +24570,21 @@
           <w:b/>
           <w:lang w:val="pt_PT" w:bidi="pt_PT"/>
         </w:rPr>
+        <w:t>δίωκε &amp; δικαιοσύνην, πίστιν, ἀγάπην, εἰρήνην, μετὰ τῶν ἐπικαλουμένων τὸν Κύριον ἐκ καθαρᾶς καρδίας</w:t>
+      </w:r>
+    </w:p>
+    <w:p>
+      <w:pPr/>
+      <w:r>
+        <w:rPr>
+          <w:lang w:val="pt_PT" w:bidi="pt_PT"/>
+        </w:rPr>
+      </w:r>
+      <w:r>
+        <w:rPr>
+          <w:b/>
+          <w:lang w:val="pt_PT" w:bidi="pt_PT"/>
+        </w:rPr>
         <w:t>"e procure viver uma vida correta, com fé, amor e paz, junto com os que com um coração puro".</w:t>
       </w:r>
     </w:p>
@@ -21546,6 +24726,21 @@
           <w:b/>
           <w:lang w:val="pt_PT" w:bidi="pt_PT"/>
         </w:rPr>
+        <w:t>δίωκε</w:t>
+      </w:r>
+    </w:p>
+    <w:p>
+      <w:pPr/>
+      <w:r>
+        <w:rPr>
+          <w:lang w:val="pt_PT" w:bidi="pt_PT"/>
+        </w:rPr>
+      </w:r>
+      <w:r>
+        <w:rPr>
+          <w:b/>
+          <w:lang w:val="pt_PT" w:bidi="pt_PT"/>
+        </w:rPr>
         <w:t>"procure viver".</w:t>
       </w:r>
     </w:p>
@@ -21642,6 +24837,21 @@
           <w:b/>
           <w:lang w:val="pt_PT" w:bidi="pt_PT"/>
         </w:rPr>
+        <w:t>δικαιοσύνην, πίστιν, ἀγάπην, εἰρήνην</w:t>
+      </w:r>
+    </w:p>
+    <w:p>
+      <w:pPr/>
+      <w:r>
+        <w:rPr>
+          <w:lang w:val="pt_PT" w:bidi="pt_PT"/>
+        </w:rPr>
+      </w:r>
+      <w:r>
+        <w:rPr>
+          <w:b/>
+          <w:lang w:val="pt_PT" w:bidi="pt_PT"/>
+        </w:rPr>
         <w:t>"uma vida correta, com fé, amor e paz".</w:t>
       </w:r>
     </w:p>
@@ -21725,6 +24935,21 @@
           <w:b/>
           <w:lang w:val="pt_PT" w:bidi="pt_PT"/>
         </w:rPr>
+        <w:t>πίστιν</w:t>
+      </w:r>
+    </w:p>
+    <w:p>
+      <w:pPr/>
+      <w:r>
+        <w:rPr>
+          <w:lang w:val="pt_PT" w:bidi="pt_PT"/>
+        </w:rPr>
+      </w:r>
+      <w:r>
+        <w:rPr>
+          <w:b/>
+          <w:lang w:val="pt_PT" w:bidi="pt_PT"/>
+        </w:rPr>
         <w:t>"com fé".</w:t>
       </w:r>
     </w:p>
@@ -21821,6 +25046,21 @@
           <w:b/>
           <w:lang w:val="pt_PT" w:bidi="pt_PT"/>
         </w:rPr>
+        <w:t>τῶν ἐπικαλουμένων τὸν Κύριον</w:t>
+      </w:r>
+    </w:p>
+    <w:p>
+      <w:pPr/>
+      <w:r>
+        <w:rPr>
+          <w:lang w:val="pt_PT" w:bidi="pt_PT"/>
+        </w:rPr>
+      </w:r>
+      <w:r>
+        <w:rPr>
+          <w:b/>
+          <w:lang w:val="pt_PT" w:bidi="pt_PT"/>
+        </w:rPr>
         <w:t>"junto com os que com um coração puro pedem a ajuda do Senhor".</w:t>
       </w:r>
     </w:p>
@@ -21917,6 +25157,21 @@
           <w:b/>
           <w:lang w:val="pt_PT" w:bidi="pt_PT"/>
         </w:rPr>
+        <w:t>τὸν Κύριον ἐκ καθαρᾶς καρδίας</w:t>
+      </w:r>
+    </w:p>
+    <w:p>
+      <w:pPr/>
+      <w:r>
+        <w:rPr>
+          <w:lang w:val="pt_PT" w:bidi="pt_PT"/>
+        </w:rPr>
+      </w:r>
+      <w:r>
+        <w:rPr>
+          <w:b/>
+          <w:lang w:val="pt_PT" w:bidi="pt_PT"/>
+        </w:rPr>
         <w:t>"os que com um coração puro pedem a ajuda do Senhor".</w:t>
       </w:r>
     </w:p>
@@ -22026,6 +25281,21 @@
           <w:b/>
           <w:lang w:val="pt_PT" w:bidi="pt_PT"/>
         </w:rPr>
+        <w:t>ἐκ καθαρᾶς καρδίας</w:t>
+      </w:r>
+    </w:p>
+    <w:p>
+      <w:pPr/>
+      <w:r>
+        <w:rPr>
+          <w:lang w:val="pt_PT" w:bidi="pt_PT"/>
+        </w:rPr>
+      </w:r>
+      <w:r>
+        <w:rPr>
+          <w:b/>
+          <w:lang w:val="pt_PT" w:bidi="pt_PT"/>
+        </w:rPr>
         <w:t>"que com um coração puro".</w:t>
       </w:r>
     </w:p>
@@ -22135,6 +25405,21 @@
           <w:b/>
           <w:lang w:val="pt_PT" w:bidi="pt_PT"/>
         </w:rPr>
+        <w:t>δὲ</w:t>
+      </w:r>
+    </w:p>
+    <w:p>
+      <w:pPr/>
+      <w:r>
+        <w:rPr>
+          <w:lang w:val="pt_PT" w:bidi="pt_PT"/>
+        </w:rPr>
+      </w:r>
+      <w:r>
+        <w:rPr>
+          <w:b/>
+          <w:lang w:val="pt_PT" w:bidi="pt_PT"/>
+        </w:rPr>
         <w:t>"Fique longe".</w:t>
       </w:r>
     </w:p>
@@ -22231,6 +25516,21 @@
           <w:b/>
           <w:lang w:val="pt_PT" w:bidi="pt_PT"/>
         </w:rPr>
+        <w:t>τὰς &amp; μωρὰς καὶ ἀπαιδεύτους ζητήσεις</w:t>
+      </w:r>
+    </w:p>
+    <w:p>
+      <w:pPr/>
+      <w:r>
+        <w:rPr>
+          <w:lang w:val="pt_PT" w:bidi="pt_PT"/>
+        </w:rPr>
+      </w:r>
+      <w:r>
+        <w:rPr>
+          <w:b/>
+          <w:lang w:val="pt_PT" w:bidi="pt_PT"/>
+        </w:rPr>
         <w:t>"longe das discussões tolas e sem valor".</w:t>
       </w:r>
     </w:p>
@@ -22327,6 +25627,21 @@
           <w:b/>
           <w:lang w:val="pt_PT" w:bidi="pt_PT"/>
         </w:rPr>
+        <w:t>μωρὰς καὶ ἀπαιδεύτους</w:t>
+      </w:r>
+    </w:p>
+    <w:p>
+      <w:pPr/>
+      <w:r>
+        <w:rPr>
+          <w:lang w:val="pt_PT" w:bidi="pt_PT"/>
+        </w:rPr>
+      </w:r>
+      <w:r>
+        <w:rPr>
+          <w:b/>
+          <w:lang w:val="pt_PT" w:bidi="pt_PT"/>
+        </w:rPr>
         <w:t>"discussões tolas e sem valor".</w:t>
       </w:r>
     </w:p>
@@ -22436,6 +25751,21 @@
           <w:b/>
           <w:lang w:val="pt_PT" w:bidi="pt_PT"/>
         </w:rPr>
+        <w:t>γεννῶσι</w:t>
+      </w:r>
+    </w:p>
+    <w:p>
+      <w:pPr/>
+      <w:r>
+        <w:rPr>
+          <w:lang w:val="pt_PT" w:bidi="pt_PT"/>
+        </w:rPr>
+      </w:r>
+      <w:r>
+        <w:rPr>
+          <w:b/>
+          <w:lang w:val="pt_PT" w:bidi="pt_PT"/>
+        </w:rPr>
         <w:t>"pois você sabe que elas sempre acabam em brigas".</w:t>
       </w:r>
     </w:p>
@@ -22571,6 +25901,21 @@
           <w:b/>
           <w:lang w:val="pt_PT" w:bidi="pt_PT"/>
         </w:rPr>
+        <w:t>μάχας</w:t>
+      </w:r>
+    </w:p>
+    <w:p>
+      <w:pPr/>
+      <w:r>
+        <w:rPr>
+          <w:lang w:val="pt_PT" w:bidi="pt_PT"/>
+        </w:rPr>
+      </w:r>
+      <w:r>
+        <w:rPr>
+          <w:b/>
+          <w:lang w:val="pt_PT" w:bidi="pt_PT"/>
+        </w:rPr>
         <w:t>"acabam em brigas".</w:t>
       </w:r>
     </w:p>
@@ -22667,6 +26012,21 @@
           <w:b/>
           <w:lang w:val="pt_PT" w:bidi="pt_PT"/>
         </w:rPr>
+        <w:t>δὲ</w:t>
+      </w:r>
+    </w:p>
+    <w:p>
+      <w:pPr/>
+      <w:r>
+        <w:rPr>
+          <w:lang w:val="pt_PT" w:bidi="pt_PT"/>
+        </w:rPr>
+      </w:r>
+      <w:r>
+        <w:rPr>
+          <w:b/>
+          <w:lang w:val="pt_PT" w:bidi="pt_PT"/>
+        </w:rPr>
         <w:t>"O servo do Senhor".</w:t>
       </w:r>
     </w:p>
@@ -22763,6 +26123,21 @@
           <w:b/>
           <w:lang w:val="pt_PT" w:bidi="pt_PT"/>
         </w:rPr>
+        <w:t>δοῦλον &amp; Κυρίου</w:t>
+      </w:r>
+    </w:p>
+    <w:p>
+      <w:pPr/>
+      <w:r>
+        <w:rPr>
+          <w:lang w:val="pt_PT" w:bidi="pt_PT"/>
+        </w:rPr>
+      </w:r>
+      <w:r>
+        <w:rPr>
+          <w:b/>
+          <w:lang w:val="pt_PT" w:bidi="pt_PT"/>
+        </w:rPr>
         <w:t>"servo do Senhor".</w:t>
       </w:r>
     </w:p>
@@ -22872,6 +26247,21 @@
           <w:b/>
           <w:lang w:val="pt_PT" w:bidi="pt_PT"/>
         </w:rPr>
+        <w:t>δοῦλον &amp; Κυρίου</w:t>
+      </w:r>
+    </w:p>
+    <w:p>
+      <w:pPr/>
+      <w:r>
+        <w:rPr>
+          <w:lang w:val="pt_PT" w:bidi="pt_PT"/>
+        </w:rPr>
+      </w:r>
+      <w:r>
+        <w:rPr>
+          <w:b/>
+          <w:lang w:val="pt_PT" w:bidi="pt_PT"/>
+        </w:rPr>
         <w:t>"servo do Senhor".</w:t>
       </w:r>
     </w:p>
@@ -22967,6 +26357,21 @@
         <w:rPr>
           <w:lang w:val="pt_PT" w:bidi="pt_PT"/>
         </w:rPr>
+      </w:r>
+    </w:p>
+    <w:p>
+      <w:pPr/>
+      <w:r>
+        <w:rPr>
+          <w:lang w:val="pt_PT" w:bidi="pt_PT"/>
+        </w:rPr>
+      </w:r>
+      <w:r>
+        <w:rPr>
+          <w:b/>
+          <w:lang w:val="pt_PT" w:bidi="pt_PT"/>
+        </w:rPr>
+        <w:t>οὐ &amp; μάχεσθαι</w:t>
       </w:r>
     </w:p>
     <w:p>
@@ -23082,6 +26487,21 @@
           <w:b/>
           <w:lang w:val="pt_PT" w:bidi="pt_PT"/>
         </w:rPr>
+        <w:t>πάντας</w:t>
+      </w:r>
+    </w:p>
+    <w:p>
+      <w:pPr/>
+      <w:r>
+        <w:rPr>
+          <w:lang w:val="pt_PT" w:bidi="pt_PT"/>
+        </w:rPr>
+      </w:r>
+      <w:r>
+        <w:rPr>
+          <w:b/>
+          <w:lang w:val="pt_PT" w:bidi="pt_PT"/>
+        </w:rPr>
         <w:t>"todos".</w:t>
       </w:r>
     </w:p>
@@ -23178,6 +26598,21 @@
           <w:b/>
           <w:lang w:val="pt_PT" w:bidi="pt_PT"/>
         </w:rPr>
+        <w:t>ἐν πραΰτητι</w:t>
+      </w:r>
+    </w:p>
+    <w:p>
+      <w:pPr/>
+      <w:r>
+        <w:rPr>
+          <w:lang w:val="pt_PT" w:bidi="pt_PT"/>
+        </w:rPr>
+      </w:r>
+      <w:r>
+        <w:rPr>
+          <w:b/>
+          <w:lang w:val="pt_PT" w:bidi="pt_PT"/>
+        </w:rPr>
         <w:t>"que corrige com delicadeza".</w:t>
       </w:r>
     </w:p>
@@ -23260,6 +26695,21 @@
         <w:rPr>
           <w:lang w:val="pt_PT" w:bidi="pt_PT"/>
         </w:rPr>
+      </w:r>
+    </w:p>
+    <w:p>
+      <w:pPr/>
+      <w:r>
+        <w:rPr>
+          <w:lang w:val="pt_PT" w:bidi="pt_PT"/>
+        </w:rPr>
+      </w:r>
+      <w:r>
+        <w:rPr>
+          <w:b/>
+          <w:lang w:val="pt_PT" w:bidi="pt_PT"/>
+        </w:rPr>
+        <w:t>τοὺς ἀντιδιατιθεμένους</w:t>
       </w:r>
     </w:p>
     <w:p>
@@ -23388,6 +26838,21 @@
           <w:b/>
           <w:lang w:val="pt_PT" w:bidi="pt_PT"/>
         </w:rPr>
+        <w:t>μήποτε δώῃ αὐτοῖς ὁ Θεὸς μετάνοιαν</w:t>
+      </w:r>
+    </w:p>
+    <w:p>
+      <w:pPr/>
+      <w:r>
+        <w:rPr>
+          <w:lang w:val="pt_PT" w:bidi="pt_PT"/>
+        </w:rPr>
+      </w:r>
+      <w:r>
+        <w:rPr>
+          <w:b/>
+          <w:lang w:val="pt_PT" w:bidi="pt_PT"/>
+        </w:rPr>
         <w:t>"Pois pode ser que Deus dê a eles a oportunidade de se arrependerem".</w:t>
       </w:r>
     </w:p>
@@ -23497,6 +26962,21 @@
           <w:b/>
           <w:lang w:val="pt_PT" w:bidi="pt_PT"/>
         </w:rPr>
+        <w:t>μήποτε δώῃ αὐτοῖς &amp; μετάνοιαν εἰς ἐπίγνωσιν ἀληθείας</w:t>
+      </w:r>
+    </w:p>
+    <w:p>
+      <w:pPr/>
+      <w:r>
+        <w:rPr>
+          <w:lang w:val="pt_PT" w:bidi="pt_PT"/>
+        </w:rPr>
+      </w:r>
+      <w:r>
+        <w:rPr>
+          <w:b/>
+          <w:lang w:val="pt_PT" w:bidi="pt_PT"/>
+        </w:rPr>
         <w:t>"pode ser que Deus dê a eles a oportunidade de se arrependerem e de virem a conhecer a verdade".</w:t>
       </w:r>
     </w:p>
@@ -23593,6 +27073,21 @@
           <w:b/>
           <w:lang w:val="pt_PT" w:bidi="pt_PT"/>
         </w:rPr>
+        <w:t>ἀνανήψωσιν ἐκ τῆς τοῦ διαβόλου παγίδος, ἐζωγρημένοι ὑπ’ αὐτοῦ, εἰς τὸ ἐκείνου θέλημα</w:t>
+      </w:r>
+    </w:p>
+    <w:p>
+      <w:pPr/>
+      <w:r>
+        <w:rPr>
+          <w:lang w:val="pt_PT" w:bidi="pt_PT"/>
+        </w:rPr>
+      </w:r>
+      <w:r>
+        <w:rPr>
+          <w:b/>
+          <w:lang w:val="pt_PT" w:bidi="pt_PT"/>
+        </w:rPr>
         <w:t>"E assim voltarão ao seu perfeito juízo e escaparão da armadilha do Diabo, que os prendeu para fazerem o que ele quer".</w:t>
       </w:r>
     </w:p>
@@ -23702,6 +27197,21 @@
           <w:b/>
           <w:lang w:val="pt_PT" w:bidi="pt_PT"/>
         </w:rPr>
+        <w:t>ἀνανήψωσιν ἐκ τῆς τοῦ διαβόλου παγίδος</w:t>
+      </w:r>
+    </w:p>
+    <w:p>
+      <w:pPr/>
+      <w:r>
+        <w:rPr>
+          <w:lang w:val="pt_PT" w:bidi="pt_PT"/>
+        </w:rPr>
+      </w:r>
+      <w:r>
+        <w:rPr>
+          <w:b/>
+          <w:lang w:val="pt_PT" w:bidi="pt_PT"/>
+        </w:rPr>
         <w:t>"E assim voltarão ao seu perfeito juízo e escaparão da armadilha do Diabo".</w:t>
       </w:r>
     </w:p>
@@ -23811,6 +27321,21 @@
           <w:b/>
           <w:lang w:val="pt_PT" w:bidi="pt_PT"/>
         </w:rPr>
+        <w:t>ἀνανήψωσιν</w:t>
+      </w:r>
+    </w:p>
+    <w:p>
+      <w:pPr/>
+      <w:r>
+        <w:rPr>
+          <w:lang w:val="pt_PT" w:bidi="pt_PT"/>
+        </w:rPr>
+      </w:r>
+      <w:r>
+        <w:rPr>
+          <w:b/>
+          <w:lang w:val="pt_PT" w:bidi="pt_PT"/>
+        </w:rPr>
         <w:t>"E assim voltarão ao seu perfeito juízo".</w:t>
       </w:r>
     </w:p>
@@ -23894,6 +27419,21 @@
           <w:b/>
           <w:lang w:val="pt_PT" w:bidi="pt_PT"/>
         </w:rPr>
+        <w:t>ἐκ τῆς τοῦ διαβόλου παγίδος, ἐζωγρημένοι ὑπ’ αὐτοῦ</w:t>
+      </w:r>
+    </w:p>
+    <w:p>
+      <w:pPr/>
+      <w:r>
+        <w:rPr>
+          <w:lang w:val="pt_PT" w:bidi="pt_PT"/>
+        </w:rPr>
+      </w:r>
+      <w:r>
+        <w:rPr>
+          <w:b/>
+          <w:lang w:val="pt_PT" w:bidi="pt_PT"/>
+        </w:rPr>
         <w:t>"e escaparão da armadilha do Diabo, que os prendeu para fazerem o que ele quer".</w:t>
       </w:r>
     </w:p>
@@ -23990,6 +27530,21 @@
           <w:b/>
           <w:lang w:val="pt_PT" w:bidi="pt_PT"/>
         </w:rPr>
+        <w:t>ἐζωγρημένοι ὑπ’ αὐτοῦ</w:t>
+      </w:r>
+    </w:p>
+    <w:p>
+      <w:pPr/>
+      <w:r>
+        <w:rPr>
+          <w:lang w:val="pt_PT" w:bidi="pt_PT"/>
+        </w:rPr>
+      </w:r>
+      <w:r>
+        <w:rPr>
+          <w:b/>
+          <w:lang w:val="pt_PT" w:bidi="pt_PT"/>
+        </w:rPr>
         <w:t>"que os prendeu para fazerem o que ele quer".</w:t>
       </w:r>
     </w:p>
@@ -24073,6 +27628,21 @@
           <w:b/>
           <w:lang w:val="pt_PT" w:bidi="pt_PT"/>
         </w:rPr>
+        <w:t>ὑπ’ αὐτοῦ, εἰς τὸ ἐκείνου θέλημα</w:t>
+      </w:r>
+    </w:p>
+    <w:p>
+      <w:pPr/>
+      <w:r>
+        <w:rPr>
+          <w:lang w:val="pt_PT" w:bidi="pt_PT"/>
+        </w:rPr>
+      </w:r>
+      <w:r>
+        <w:rPr>
+          <w:b/>
+          <w:lang w:val="pt_PT" w:bidi="pt_PT"/>
+        </w:rPr>
         <w:t>"que os prendeu para fazerem o que ele quer".</w:t>
       </w:r>
     </w:p>
@@ -24221,6 +27791,21 @@
           <w:b/>
           <w:lang w:val="pt_PT" w:bidi="pt_PT"/>
         </w:rPr>
+        <w:t>εἰς τὸ ἐκείνου θέλημα</w:t>
+      </w:r>
+    </w:p>
+    <w:p>
+      <w:pPr/>
+      <w:r>
+        <w:rPr>
+          <w:lang w:val="pt_PT" w:bidi="pt_PT"/>
+        </w:rPr>
+      </w:r>
+      <w:r>
+        <w:rPr>
+          <w:b/>
+          <w:lang w:val="pt_PT" w:bidi="pt_PT"/>
+        </w:rPr>
         <w:t>"que os prendeu para fazerem o que ele quer".</w:t>
       </w:r>
     </w:p>
@@ -24304,6 +27889,21 @@
           <w:b/>
           <w:lang w:val="pt_PT" w:bidi="pt_PT"/>
         </w:rPr>
+        <w:t>δὲ</w:t>
+      </w:r>
+    </w:p>
+    <w:p>
+      <w:pPr/>
+      <w:r>
+        <w:rPr>
+          <w:lang w:val="pt_PT" w:bidi="pt_PT"/>
+        </w:rPr>
+      </w:r>
+      <w:r>
+        <w:rPr>
+          <w:b/>
+          <w:lang w:val="pt_PT" w:bidi="pt_PT"/>
+        </w:rPr>
         <w:t>"Lembre disto".</w:t>
       </w:r>
     </w:p>
@@ -24400,6 +28000,21 @@
           <w:b/>
           <w:lang w:val="pt_PT" w:bidi="pt_PT"/>
         </w:rPr>
+        <w:t>τοῦτο &amp; γίνωσκε, ὅτι</w:t>
+      </w:r>
+    </w:p>
+    <w:p>
+      <w:pPr/>
+      <w:r>
+        <w:rPr>
+          <w:lang w:val="pt_PT" w:bidi="pt_PT"/>
+        </w:rPr>
+      </w:r>
+      <w:r>
+        <w:rPr>
+          <w:b/>
+          <w:lang w:val="pt_PT" w:bidi="pt_PT"/>
+        </w:rPr>
         <w:t>"Lembre disto".</w:t>
       </w:r>
     </w:p>
@@ -24496,6 +28111,21 @@
           <w:b/>
           <w:lang w:val="pt_PT" w:bidi="pt_PT"/>
         </w:rPr>
+        <w:t>ἐν ἐσχάταις ἡμέραις</w:t>
+      </w:r>
+    </w:p>
+    <w:p>
+      <w:pPr/>
+      <w:r>
+        <w:rPr>
+          <w:lang w:val="pt_PT" w:bidi="pt_PT"/>
+        </w:rPr>
+      </w:r>
+      <w:r>
+        <w:rPr>
+          <w:b/>
+          <w:lang w:val="pt_PT" w:bidi="pt_PT"/>
+        </w:rPr>
         <w:t>"nos últimos dias".</w:t>
       </w:r>
     </w:p>
@@ -24578,6 +28208,21 @@
         <w:rPr>
           <w:lang w:val="pt_PT" w:bidi="pt_PT"/>
         </w:rPr>
+      </w:r>
+    </w:p>
+    <w:p>
+      <w:pPr/>
+      <w:r>
+        <w:rPr>
+          <w:lang w:val="pt_PT" w:bidi="pt_PT"/>
+        </w:rPr>
+      </w:r>
+      <w:r>
+        <w:rPr>
+          <w:b/>
+          <w:lang w:val="pt_PT" w:bidi="pt_PT"/>
+        </w:rPr>
+        <w:t>ἐνστήσονται καιροὶ χαλεποί</w:t>
       </w:r>
     </w:p>
     <w:p>
@@ -24719,6 +28364,21 @@
           <w:b/>
           <w:lang w:val="pt_PT" w:bidi="pt_PT"/>
         </w:rPr>
+        <w:t>γὰρ</w:t>
+      </w:r>
+    </w:p>
+    <w:p>
+      <w:pPr/>
+      <w:r>
+        <w:rPr>
+          <w:lang w:val="pt_PT" w:bidi="pt_PT"/>
+        </w:rPr>
+      </w:r>
+      <w:r>
+        <w:rPr>
+          <w:b/>
+          <w:lang w:val="pt_PT" w:bidi="pt_PT"/>
+        </w:rPr>
         <w:t>"Pois".</w:t>
       </w:r>
     </w:p>
@@ -24828,6 +28488,21 @@
           <w:b/>
           <w:lang w:val="pt_PT" w:bidi="pt_PT"/>
         </w:rPr>
+        <w:t>οἱ ἄνθρωποι</w:t>
+      </w:r>
+    </w:p>
+    <w:p>
+      <w:pPr/>
+      <w:r>
+        <w:rPr>
+          <w:lang w:val="pt_PT" w:bidi="pt_PT"/>
+        </w:rPr>
+      </w:r>
+      <w:r>
+        <w:rPr>
+          <w:b/>
+          <w:lang w:val="pt_PT" w:bidi="pt_PT"/>
+        </w:rPr>
         <w:t>"muitos".</w:t>
       </w:r>
     </w:p>
@@ -24911,6 +28586,21 @@
           <w:b/>
           <w:lang w:val="pt_PT" w:bidi="pt_PT"/>
         </w:rPr>
+        <w:t>οἱ ἄνθρωποι</w:t>
+      </w:r>
+    </w:p>
+    <w:p>
+      <w:pPr/>
+      <w:r>
+        <w:rPr>
+          <w:lang w:val="pt_PT" w:bidi="pt_PT"/>
+        </w:rPr>
+      </w:r>
+      <w:r>
+        <w:rPr>
+          <w:b/>
+          <w:lang w:val="pt_PT" w:bidi="pt_PT"/>
+        </w:rPr>
         <w:t>"Pois muitos".</w:t>
       </w:r>
     </w:p>
@@ -25007,6 +28697,21 @@
           <w:b/>
           <w:lang w:val="pt_PT" w:bidi="pt_PT"/>
         </w:rPr>
+        <w:t>φίλαυτοι</w:t>
+      </w:r>
+    </w:p>
+    <w:p>
+      <w:pPr/>
+      <w:r>
+        <w:rPr>
+          <w:lang w:val="pt_PT" w:bidi="pt_PT"/>
+        </w:rPr>
+      </w:r>
+      <w:r>
+        <w:rPr>
+          <w:b/>
+          <w:lang w:val="pt_PT" w:bidi="pt_PT"/>
+        </w:rPr>
         <w:t>"egoístas".</w:t>
       </w:r>
     </w:p>
@@ -25090,6 +28795,21 @@
           <w:b/>
           <w:lang w:val="pt_PT" w:bidi="pt_PT"/>
         </w:rPr>
+        <w:t>ἀφιλάγαθοι</w:t>
+      </w:r>
+    </w:p>
+    <w:p>
+      <w:pPr/>
+      <w:r>
+        <w:rPr>
+          <w:lang w:val="pt_PT" w:bidi="pt_PT"/>
+        </w:rPr>
+      </w:r>
+      <w:r>
+        <w:rPr>
+          <w:b/>
+          <w:lang w:val="pt_PT" w:bidi="pt_PT"/>
+        </w:rPr>
         <w:t>"Não terão amor pelos outros".</w:t>
       </w:r>
     </w:p>
@@ -25173,6 +28893,21 @@
           <w:b/>
           <w:lang w:val="pt_PT" w:bidi="pt_PT"/>
         </w:rPr>
+        <w:t>τετυφωμένοι</w:t>
+      </w:r>
+    </w:p>
+    <w:p>
+      <w:pPr/>
+      <w:r>
+        <w:rPr>
+          <w:lang w:val="pt_PT" w:bidi="pt_PT"/>
+        </w:rPr>
+      </w:r>
+      <w:r>
+        <w:rPr>
+          <w:b/>
+          <w:lang w:val="pt_PT" w:bidi="pt_PT"/>
+        </w:rPr>
         <w:t>"cheios de orgulho".</w:t>
       </w:r>
     </w:p>
@@ -25269,6 +29004,21 @@
           <w:b/>
           <w:lang w:val="pt_PT" w:bidi="pt_PT"/>
         </w:rPr>
+        <w:t>τετυφωμένοι</w:t>
+      </w:r>
+    </w:p>
+    <w:p>
+      <w:pPr/>
+      <w:r>
+        <w:rPr>
+          <w:lang w:val="pt_PT" w:bidi="pt_PT"/>
+        </w:rPr>
+      </w:r>
+      <w:r>
+        <w:rPr>
+          <w:b/>
+          <w:lang w:val="pt_PT" w:bidi="pt_PT"/>
+        </w:rPr>
         <w:t>"cheios de orgulho".</w:t>
       </w:r>
     </w:p>
@@ -25365,6 +29115,21 @@
           <w:b/>
           <w:lang w:val="pt_PT" w:bidi="pt_PT"/>
         </w:rPr>
+        <w:t>ἔχοντες μόρφωσιν εὐσεβείας, τὴν δὲ δύναμιν αὐτῆς ἠρνημένοι</w:t>
+      </w:r>
+    </w:p>
+    <w:p>
+      <w:pPr/>
+      <w:r>
+        <w:rPr>
+          <w:lang w:val="pt_PT" w:bidi="pt_PT"/>
+        </w:rPr>
+      </w:r>
+      <w:r>
+        <w:rPr>
+          <w:b/>
+          <w:lang w:val="pt_PT" w:bidi="pt_PT"/>
+        </w:rPr>
         <w:t>"</w:t>
       </w:r>
       <w:r>
@@ -25488,6 +29253,21 @@
           <w:b/>
           <w:lang w:val="pt_PT" w:bidi="pt_PT"/>
         </w:rPr>
+        <w:t>ἔχοντες μόρφωσιν εὐσεβείας</w:t>
+      </w:r>
+    </w:p>
+    <w:p>
+      <w:pPr/>
+      <w:r>
+        <w:rPr>
+          <w:lang w:val="pt_PT" w:bidi="pt_PT"/>
+        </w:rPr>
+      </w:r>
+      <w:r>
+        <w:rPr>
+          <w:b/>
+          <w:lang w:val="pt_PT" w:bidi="pt_PT"/>
+        </w:rPr>
         <w:t>"</w:t>
       </w:r>
       <w:r>
@@ -25611,6 +29391,21 @@
           <w:b/>
           <w:lang w:val="pt_PT" w:bidi="pt_PT"/>
         </w:rPr>
+        <w:t>τὴν &amp; δύναμιν αὐτῆς ἠρνημένοι</w:t>
+      </w:r>
+    </w:p>
+    <w:p>
+      <w:pPr/>
+      <w:r>
+        <w:rPr>
+          <w:lang w:val="pt_PT" w:bidi="pt_PT"/>
+        </w:rPr>
+      </w:r>
+      <w:r>
+        <w:rPr>
+          <w:b/>
+          <w:lang w:val="pt_PT" w:bidi="pt_PT"/>
+        </w:rPr>
         <w:t>"</w:t>
       </w:r>
       <w:r>
@@ -25721,6 +29516,21 @@
           <w:b/>
           <w:lang w:val="pt_PT" w:bidi="pt_PT"/>
         </w:rPr>
+        <w:t>καὶ</w:t>
+      </w:r>
+    </w:p>
+    <w:p>
+      <w:pPr/>
+      <w:r>
+        <w:rPr>
+          <w:lang w:val="pt_PT" w:bidi="pt_PT"/>
+        </w:rPr>
+      </w:r>
+      <w:r>
+        <w:rPr>
+          <w:b/>
+          <w:lang w:val="pt_PT" w:bidi="pt_PT"/>
+        </w:rPr>
         <w:t>"Mas".</w:t>
       </w:r>
     </w:p>
@@ -25830,6 +29640,21 @@
           <w:b/>
           <w:lang w:val="pt_PT" w:bidi="pt_PT"/>
         </w:rPr>
+        <w:t>τούτους ἀποτρέπου</w:t>
+      </w:r>
+    </w:p>
+    <w:p>
+      <w:pPr/>
+      <w:r>
+        <w:rPr>
+          <w:lang w:val="pt_PT" w:bidi="pt_PT"/>
+        </w:rPr>
+      </w:r>
+      <w:r>
+        <w:rPr>
+          <w:b/>
+          <w:lang w:val="pt_PT" w:bidi="pt_PT"/>
+        </w:rPr>
         <w:t>"</w:t>
       </w:r>
       <w:r>
@@ -25927,6 +29752,21 @@
           <w:b/>
           <w:lang w:val="pt_PT" w:bidi="pt_PT"/>
         </w:rPr>
+        <w:t>τούτους</w:t>
+      </w:r>
+    </w:p>
+    <w:p>
+      <w:pPr/>
+      <w:r>
+        <w:rPr>
+          <w:lang w:val="pt_PT" w:bidi="pt_PT"/>
+        </w:rPr>
+      </w:r>
+      <w:r>
+        <w:rPr>
+          <w:b/>
+          <w:lang w:val="pt_PT" w:bidi="pt_PT"/>
+        </w:rPr>
         <w:t>"dessa".</w:t>
       </w:r>
     </w:p>
@@ -25996,6 +29836,21 @@
         <w:rPr>
           <w:lang w:val="pt_PT" w:bidi="pt_PT"/>
         </w:rPr>
+      </w:r>
+    </w:p>
+    <w:p>
+      <w:pPr/>
+      <w:r>
+        <w:rPr>
+          <w:lang w:val="pt_PT" w:bidi="pt_PT"/>
+        </w:rPr>
+      </w:r>
+      <w:r>
+        <w:rPr>
+          <w:b/>
+          <w:lang w:val="pt_PT" w:bidi="pt_PT"/>
+        </w:rPr>
+        <w:t>γάρ</w:t>
       </w:r>
     </w:p>
     <w:p>
@@ -26111,6 +29966,21 @@
           <w:b/>
           <w:lang w:val="pt_PT" w:bidi="pt_PT"/>
         </w:rPr>
+        <w:t>ἐκ τούτων</w:t>
+      </w:r>
+    </w:p>
+    <w:p>
+      <w:pPr/>
+      <w:r>
+        <w:rPr>
+          <w:lang w:val="pt_PT" w:bidi="pt_PT"/>
+        </w:rPr>
+      </w:r>
+      <w:r>
+        <w:rPr>
+          <w:b/>
+          <w:lang w:val="pt_PT" w:bidi="pt_PT"/>
+        </w:rPr>
         <w:t>"Alguns deles".</w:t>
       </w:r>
     </w:p>
@@ -26225,6 +30095,21 @@
           <w:b/>
           <w:lang w:val="pt_PT" w:bidi="pt_PT"/>
         </w:rPr>
+        <w:t>οἱ ἐνδύνοντες εἰς τὰς οἰκίας</w:t>
+      </w:r>
+    </w:p>
+    <w:p>
+      <w:pPr/>
+      <w:r>
+        <w:rPr>
+          <w:lang w:val="pt_PT" w:bidi="pt_PT"/>
+        </w:rPr>
+      </w:r>
+      <w:r>
+        <w:rPr>
+          <w:b/>
+          <w:lang w:val="pt_PT" w:bidi="pt_PT"/>
+        </w:rPr>
         <w:t>"</w:t>
       </w:r>
       <w:r>
@@ -26335,6 +30220,21 @@
           <w:b/>
           <w:lang w:val="pt_PT" w:bidi="pt_PT"/>
         </w:rPr>
+        <w:t>αἰχμαλωτίζοντες</w:t>
+      </w:r>
+    </w:p>
+    <w:p>
+      <w:pPr/>
+      <w:r>
+        <w:rPr>
+          <w:lang w:val="pt_PT" w:bidi="pt_PT"/>
+        </w:rPr>
+      </w:r>
+      <w:r>
+        <w:rPr>
+          <w:b/>
+          <w:lang w:val="pt_PT" w:bidi="pt_PT"/>
+        </w:rPr>
         <w:t>"</w:t>
       </w:r>
       <w:r>
@@ -26458,6 +30358,21 @@
           <w:b/>
           <w:lang w:val="pt_PT" w:bidi="pt_PT"/>
         </w:rPr>
+        <w:t>γυναικάρια</w:t>
+      </w:r>
+    </w:p>
+    <w:p>
+      <w:pPr/>
+      <w:r>
+        <w:rPr>
+          <w:lang w:val="pt_PT" w:bidi="pt_PT"/>
+        </w:rPr>
+      </w:r>
+      <w:r>
+        <w:rPr>
+          <w:b/>
+          <w:lang w:val="pt_PT" w:bidi="pt_PT"/>
+        </w:rPr>
         <w:t>"mulheres fracas".</w:t>
       </w:r>
     </w:p>
@@ -26567,6 +30482,21 @@
           <w:b/>
           <w:lang w:val="pt_PT" w:bidi="pt_PT"/>
         </w:rPr>
+        <w:t>σεσωρευμένα ἁμαρτίαις</w:t>
+      </w:r>
+    </w:p>
+    <w:p>
+      <w:pPr/>
+      <w:r>
+        <w:rPr>
+          <w:lang w:val="pt_PT" w:bidi="pt_PT"/>
+        </w:rPr>
+      </w:r>
+      <w:r>
+        <w:rPr>
+          <w:b/>
+          <w:lang w:val="pt_PT" w:bidi="pt_PT"/>
+        </w:rPr>
         <w:t>"</w:t>
       </w:r>
       <w:r>
@@ -26690,6 +30620,21 @@
           <w:b/>
           <w:lang w:val="pt_PT" w:bidi="pt_PT"/>
         </w:rPr>
+        <w:t>σεσωρευμένα ἁμαρτίαις</w:t>
+      </w:r>
+    </w:p>
+    <w:p>
+      <w:pPr/>
+      <w:r>
+        <w:rPr>
+          <w:lang w:val="pt_PT" w:bidi="pt_PT"/>
+        </w:rPr>
+      </w:r>
+      <w:r>
+        <w:rPr>
+          <w:b/>
+          <w:lang w:val="pt_PT" w:bidi="pt_PT"/>
+        </w:rPr>
         <w:t>"</w:t>
       </w:r>
       <w:r>
@@ -26787,6 +30732,21 @@
           <w:b/>
           <w:lang w:val="pt_PT" w:bidi="pt_PT"/>
         </w:rPr>
+        <w:t>ἀγόμενα ἐπιθυμίαις ποικίλαις</w:t>
+      </w:r>
+    </w:p>
+    <w:p>
+      <w:pPr/>
+      <w:r>
+        <w:rPr>
+          <w:lang w:val="pt_PT" w:bidi="pt_PT"/>
+        </w:rPr>
+      </w:r>
+      <w:r>
+        <w:rPr>
+          <w:b/>
+          <w:lang w:val="pt_PT" w:bidi="pt_PT"/>
+        </w:rPr>
         <w:t>"</w:t>
       </w:r>
       <w:r>
@@ -26897,6 +30857,21 @@
           <w:b/>
           <w:lang w:val="pt_PT" w:bidi="pt_PT"/>
         </w:rPr>
+        <w:t>ἀγόμενα ἐπιθυμίαις ποικίλαις</w:t>
+      </w:r>
+    </w:p>
+    <w:p>
+      <w:pPr/>
+      <w:r>
+        <w:rPr>
+          <w:lang w:val="pt_PT" w:bidi="pt_PT"/>
+        </w:rPr>
+      </w:r>
+      <w:r>
+        <w:rPr>
+          <w:b/>
+          <w:lang w:val="pt_PT" w:bidi="pt_PT"/>
+        </w:rPr>
         <w:t>"</w:t>
       </w:r>
       <w:r>
@@ -26994,6 +30969,21 @@
           <w:b/>
           <w:lang w:val="pt_PT" w:bidi="pt_PT"/>
         </w:rPr>
+        <w:t>καὶ</w:t>
+      </w:r>
+    </w:p>
+    <w:p>
+      <w:pPr/>
+      <w:r>
+        <w:rPr>
+          <w:lang w:val="pt_PT" w:bidi="pt_PT"/>
+        </w:rPr>
+      </w:r>
+      <w:r>
+        <w:rPr>
+          <w:b/>
+          <w:lang w:val="pt_PT" w:bidi="pt_PT"/>
+        </w:rPr>
         <w:t>"</w:t>
       </w:r>
       <w:r>
@@ -27104,6 +31094,21 @@
           <w:b/>
           <w:lang w:val="pt_PT" w:bidi="pt_PT"/>
         </w:rPr>
+        <w:t>μηδέποτε εἰς ἐπίγνωσιν ἀληθείας ἐλθεῖν δυνάμενα</w:t>
+      </w:r>
+    </w:p>
+    <w:p>
+      <w:pPr/>
+      <w:r>
+        <w:rPr>
+          <w:lang w:val="pt_PT" w:bidi="pt_PT"/>
+        </w:rPr>
+      </w:r>
+      <w:r>
+        <w:rPr>
+          <w:b/>
+          <w:lang w:val="pt_PT" w:bidi="pt_PT"/>
+        </w:rPr>
         <w:t>"</w:t>
       </w:r>
       <w:r>
@@ -27227,6 +31232,21 @@
           <w:b/>
           <w:lang w:val="pt_PT" w:bidi="pt_PT"/>
         </w:rPr>
+        <w:t>εἰς ἐπίγνωσιν ἀληθείας</w:t>
+      </w:r>
+    </w:p>
+    <w:p>
+      <w:pPr/>
+      <w:r>
+        <w:rPr>
+          <w:lang w:val="pt_PT" w:bidi="pt_PT"/>
+        </w:rPr>
+      </w:r>
+      <w:r>
+        <w:rPr>
+          <w:b/>
+          <w:lang w:val="pt_PT" w:bidi="pt_PT"/>
+        </w:rPr>
         <w:t>"</w:t>
       </w:r>
       <w:r>
@@ -27323,6 +31343,21 @@
         <w:rPr>
           <w:lang w:val="pt_PT" w:bidi="pt_PT"/>
         </w:rPr>
+      </w:r>
+    </w:p>
+    <w:p>
+      <w:pPr/>
+      <w:r>
+        <w:rPr>
+          <w:lang w:val="pt_PT" w:bidi="pt_PT"/>
+        </w:rPr>
+      </w:r>
+      <w:r>
+        <w:rPr>
+          <w:b/>
+          <w:lang w:val="pt_PT" w:bidi="pt_PT"/>
+        </w:rPr>
+        <w:t>Ἰάννης καὶ Ἰαμβρῆς ἀντέστησαν Μωϋσεῖ</w:t>
       </w:r>
     </w:p>
     <w:p>
@@ -27504,6 +31539,21 @@
           <w:b/>
           <w:lang w:val="pt_PT" w:bidi="pt_PT"/>
         </w:rPr>
+        <w:t>Ἰάννης καὶ Ἰαμβρῆς</w:t>
+      </w:r>
+    </w:p>
+    <w:p>
+      <w:pPr/>
+      <w:r>
+        <w:rPr>
+          <w:lang w:val="pt_PT" w:bidi="pt_PT"/>
+        </w:rPr>
+      </w:r>
+      <w:r>
+        <w:rPr>
+          <w:b/>
+          <w:lang w:val="pt_PT" w:bidi="pt_PT"/>
+        </w:rPr>
         <w:t>"Janis e Jambres".</w:t>
       </w:r>
     </w:p>
@@ -27599,6 +31649,21 @@
         <w:rPr>
           <w:lang w:val="pt_PT" w:bidi="pt_PT"/>
         </w:rPr>
+      </w:r>
+    </w:p>
+    <w:p>
+      <w:pPr/>
+      <w:r>
+        <w:rPr>
+          <w:lang w:val="pt_PT" w:bidi="pt_PT"/>
+        </w:rPr>
+      </w:r>
+      <w:r>
+        <w:rPr>
+          <w:b/>
+          <w:lang w:val="pt_PT" w:bidi="pt_PT"/>
+        </w:rPr>
+        <w:t>οὗτοι</w:t>
       </w:r>
     </w:p>
     <w:p>
@@ -27727,6 +31792,21 @@
           <w:b/>
           <w:lang w:val="pt_PT" w:bidi="pt_PT"/>
         </w:rPr>
+        <w:t>τῇ ἀληθείᾳ</w:t>
+      </w:r>
+    </w:p>
+    <w:p>
+      <w:pPr/>
+      <w:r>
+        <w:rPr>
+          <w:lang w:val="pt_PT" w:bidi="pt_PT"/>
+        </w:rPr>
+      </w:r>
+      <w:r>
+        <w:rPr>
+          <w:b/>
+          <w:lang w:val="pt_PT" w:bidi="pt_PT"/>
+        </w:rPr>
         <w:t>"a verdade".</w:t>
       </w:r>
     </w:p>
@@ -27823,6 +31903,21 @@
           <w:b/>
           <w:lang w:val="pt_PT" w:bidi="pt_PT"/>
         </w:rPr>
+        <w:t>ἄνθρωποι</w:t>
+      </w:r>
+    </w:p>
+    <w:p>
+      <w:pPr/>
+      <w:r>
+        <w:rPr>
+          <w:lang w:val="pt_PT" w:bidi="pt_PT"/>
+        </w:rPr>
+      </w:r>
+      <w:r>
+        <w:rPr>
+          <w:b/>
+          <w:lang w:val="pt_PT" w:bidi="pt_PT"/>
+        </w:rPr>
         <w:t>"homens".</w:t>
       </w:r>
     </w:p>
@@ -27919,6 +32014,21 @@
           <w:b/>
           <w:lang w:val="pt_PT" w:bidi="pt_PT"/>
         </w:rPr>
+        <w:t>κατεφθαρμένοι τὸν νοῦν</w:t>
+      </w:r>
+    </w:p>
+    <w:p>
+      <w:pPr/>
+      <w:r>
+        <w:rPr>
+          <w:lang w:val="pt_PT" w:bidi="pt_PT"/>
+        </w:rPr>
+      </w:r>
+      <w:r>
+        <w:rPr>
+          <w:b/>
+          <w:lang w:val="pt_PT" w:bidi="pt_PT"/>
+        </w:rPr>
         <w:t>"</w:t>
       </w:r>
       <w:r>
@@ -28016,6 +32126,21 @@
           <w:b/>
           <w:lang w:val="pt_PT" w:bidi="pt_PT"/>
         </w:rPr>
+        <w:t>τὸν νοῦν</w:t>
+      </w:r>
+    </w:p>
+    <w:p>
+      <w:pPr/>
+      <w:r>
+        <w:rPr>
+          <w:lang w:val="pt_PT" w:bidi="pt_PT"/>
+        </w:rPr>
+      </w:r>
+      <w:r>
+        <w:rPr>
+          <w:b/>
+          <w:lang w:val="pt_PT" w:bidi="pt_PT"/>
+        </w:rPr>
         <w:t>"o juízo".</w:t>
       </w:r>
     </w:p>
@@ -28112,6 +32237,21 @@
           <w:b/>
           <w:lang w:val="pt_PT" w:bidi="pt_PT"/>
         </w:rPr>
+        <w:t>ἀδόκιμοι περὶ τὴν πίστιν</w:t>
+      </w:r>
+    </w:p>
+    <w:p>
+      <w:pPr/>
+      <w:r>
+        <w:rPr>
+          <w:lang w:val="pt_PT" w:bidi="pt_PT"/>
+        </w:rPr>
+      </w:r>
+      <w:r>
+        <w:rPr>
+          <w:b/>
+          <w:lang w:val="pt_PT" w:bidi="pt_PT"/>
+        </w:rPr>
         <w:t>"fracassaram na fé".</w:t>
       </w:r>
     </w:p>
@@ -28208,6 +32348,21 @@
           <w:b/>
           <w:lang w:val="pt_PT" w:bidi="pt_PT"/>
         </w:rPr>
+        <w:t>περὶ τὴν πίστιν</w:t>
+      </w:r>
+    </w:p>
+    <w:p>
+      <w:pPr/>
+      <w:r>
+        <w:rPr>
+          <w:lang w:val="pt_PT" w:bidi="pt_PT"/>
+        </w:rPr>
+      </w:r>
+      <w:r>
+        <w:rPr>
+          <w:b/>
+          <w:lang w:val="pt_PT" w:bidi="pt_PT"/>
+        </w:rPr>
         <w:t>"na fé".</w:t>
       </w:r>
     </w:p>
@@ -28330,6 +32485,21 @@
           <w:b/>
           <w:lang w:val="pt_PT" w:bidi="pt_PT"/>
         </w:rPr>
+        <w:t>περὶ τὴν πίστιν</w:t>
+      </w:r>
+    </w:p>
+    <w:p>
+      <w:pPr/>
+      <w:r>
+        <w:rPr>
+          <w:lang w:val="pt_PT" w:bidi="pt_PT"/>
+        </w:rPr>
+      </w:r>
+      <w:r>
+        <w:rPr>
+          <w:b/>
+          <w:lang w:val="pt_PT" w:bidi="pt_PT"/>
+        </w:rPr>
         <w:t>"fracassaram na fé".</w:t>
       </w:r>
     </w:p>
@@ -28412,6 +32582,21 @@
         <w:rPr>
           <w:lang w:val="pt_PT" w:bidi="pt_PT"/>
         </w:rPr>
+      </w:r>
+    </w:p>
+    <w:p>
+      <w:pPr/>
+      <w:r>
+        <w:rPr>
+          <w:lang w:val="pt_PT" w:bidi="pt_PT"/>
+        </w:rPr>
+      </w:r>
+      <w:r>
+        <w:rPr>
+          <w:b/>
+          <w:lang w:val="pt_PT" w:bidi="pt_PT"/>
+        </w:rPr>
+        <w:t>ἀλλ’</w:t>
       </w:r>
     </w:p>
     <w:p>
@@ -28540,6 +32725,21 @@
           <w:b/>
           <w:lang w:val="pt_PT" w:bidi="pt_PT"/>
         </w:rPr>
+        <w:t>οὐ προκόψουσιν ἐπὶ πλεῖον</w:t>
+      </w:r>
+    </w:p>
+    <w:p>
+      <w:pPr/>
+      <w:r>
+        <w:rPr>
+          <w:lang w:val="pt_PT" w:bidi="pt_PT"/>
+        </w:rPr>
+      </w:r>
+      <w:r>
+        <w:rPr>
+          <w:b/>
+          <w:lang w:val="pt_PT" w:bidi="pt_PT"/>
+        </w:rPr>
         <w:t>"não irão longe".</w:t>
       </w:r>
     </w:p>
@@ -28623,6 +32823,21 @@
           <w:b/>
           <w:lang w:val="pt_PT" w:bidi="pt_PT"/>
         </w:rPr>
+        <w:t>ἡ &amp; ἄνοια αὐτῶν</w:t>
+      </w:r>
+    </w:p>
+    <w:p>
+      <w:pPr/>
+      <w:r>
+        <w:rPr>
+          <w:lang w:val="pt_PT" w:bidi="pt_PT"/>
+        </w:rPr>
+      </w:r>
+      <w:r>
+        <w:rPr>
+          <w:b/>
+          <w:lang w:val="pt_PT" w:bidi="pt_PT"/>
+        </w:rPr>
         <w:t>"são tolos".</w:t>
       </w:r>
     </w:p>
@@ -28719,6 +32934,21 @@
           <w:b/>
           <w:lang w:val="pt_PT" w:bidi="pt_PT"/>
         </w:rPr>
+        <w:t>πᾶσιν</w:t>
+      </w:r>
+    </w:p>
+    <w:p>
+      <w:pPr/>
+      <w:r>
+        <w:rPr>
+          <w:lang w:val="pt_PT" w:bidi="pt_PT"/>
+        </w:rPr>
+      </w:r>
+      <w:r>
+        <w:rPr>
+          <w:b/>
+          <w:lang w:val="pt_PT" w:bidi="pt_PT"/>
+        </w:rPr>
         <w:t>"todos verão".</w:t>
       </w:r>
     </w:p>
@@ -28815,6 +33045,21 @@
           <w:b/>
           <w:lang w:val="pt_PT" w:bidi="pt_PT"/>
         </w:rPr>
+        <w:t>πᾶσιν</w:t>
+      </w:r>
+    </w:p>
+    <w:p>
+      <w:pPr/>
+      <w:r>
+        <w:rPr>
+          <w:lang w:val="pt_PT" w:bidi="pt_PT"/>
+        </w:rPr>
+      </w:r>
+      <w:r>
+        <w:rPr>
+          <w:b/>
+          <w:lang w:val="pt_PT" w:bidi="pt_PT"/>
+        </w:rPr>
         <w:t>"todos verão".</w:t>
       </w:r>
     </w:p>
@@ -28911,6 +33156,21 @@
           <w:b/>
           <w:lang w:val="pt_PT" w:bidi="pt_PT"/>
         </w:rPr>
+        <w:t>ἡ ἐκείνων</w:t>
+      </w:r>
+    </w:p>
+    <w:p>
+      <w:pPr/>
+      <w:r>
+        <w:rPr>
+          <w:lang w:val="pt_PT" w:bidi="pt_PT"/>
+        </w:rPr>
+      </w:r>
+      <w:r>
+        <w:rPr>
+          <w:b/>
+          <w:lang w:val="pt_PT" w:bidi="pt_PT"/>
+        </w:rPr>
         <w:t>"como eles".</w:t>
       </w:r>
     </w:p>
@@ -29007,6 +33267,21 @@
           <w:b/>
           <w:lang w:val="pt_PT" w:bidi="pt_PT"/>
         </w:rPr>
+        <w:t>ἐγένετο</w:t>
+      </w:r>
+    </w:p>
+    <w:p>
+      <w:pPr/>
+      <w:r>
+        <w:rPr>
+          <w:lang w:val="pt_PT" w:bidi="pt_PT"/>
+        </w:rPr>
+      </w:r>
+      <w:r>
+        <w:rPr>
+          <w:b/>
+          <w:lang w:val="pt_PT" w:bidi="pt_PT"/>
+        </w:rPr>
         <w:t>"foi isso que aconteceu".</w:t>
       </w:r>
     </w:p>
@@ -29076,6 +33351,21 @@
         <w:rPr>
           <w:lang w:val="pt_PT" w:bidi="pt_PT"/>
         </w:rPr>
+      </w:r>
+    </w:p>
+    <w:p>
+      <w:pPr/>
+      <w:r>
+        <w:rPr>
+          <w:lang w:val="pt_PT" w:bidi="pt_PT"/>
+        </w:rPr>
+      </w:r>
+      <w:r>
+        <w:rPr>
+          <w:b/>
+          <w:lang w:val="pt_PT" w:bidi="pt_PT"/>
+        </w:rPr>
+        <w:t>ἐγένετο</w:t>
       </w:r>
     </w:p>
     <w:p>
@@ -29209,6 +33499,21 @@
           <w:b/>
           <w:lang w:val="pt_PT" w:bidi="pt_PT"/>
         </w:rPr>
+        <w:t>σὺ δὲ</w:t>
+      </w:r>
+    </w:p>
+    <w:p>
+      <w:pPr/>
+      <w:r>
+        <w:rPr>
+          <w:lang w:val="pt_PT" w:bidi="pt_PT"/>
+        </w:rPr>
+      </w:r>
+      <w:r>
+        <w:rPr>
+          <w:b/>
+          <w:lang w:val="pt_PT" w:bidi="pt_PT"/>
+        </w:rPr>
         <w:t>"Mas você".</w:t>
       </w:r>
     </w:p>
@@ -29318,6 +33623,21 @@
           <w:b/>
           <w:lang w:val="pt_PT" w:bidi="pt_PT"/>
         </w:rPr>
+        <w:t>σὺ &amp; παρηκολούθησάς</w:t>
+      </w:r>
+    </w:p>
+    <w:p>
+      <w:pPr/>
+      <w:r>
+        <w:rPr>
+          <w:lang w:val="pt_PT" w:bidi="pt_PT"/>
+        </w:rPr>
+      </w:r>
+      <w:r>
+        <w:rPr>
+          <w:b/>
+          <w:lang w:val="pt_PT" w:bidi="pt_PT"/>
+        </w:rPr>
         <w:t>"tem seguido".</w:t>
       </w:r>
     </w:p>
@@ -29414,6 +33734,21 @@
           <w:b/>
           <w:lang w:val="pt_PT" w:bidi="pt_PT"/>
         </w:rPr>
+        <w:t>μου τῇ διδασκαλίᾳ, τῇ ἀγωγῇ, τῇ προθέσει, τῇ πίστει, τῇ μακροθυμίᾳ, τῇ ἀγάπῃ, τῇ ὑπομονῇ &amp; τοῖς διωγμοῖς, τοῖς παθήμασιν, οἷά</w:t>
+      </w:r>
+    </w:p>
+    <w:p>
+      <w:pPr/>
+      <w:r>
+        <w:rPr>
+          <w:lang w:val="pt_PT" w:bidi="pt_PT"/>
+        </w:rPr>
+      </w:r>
+      <w:r>
+        <w:rPr>
+          <w:b/>
+          <w:lang w:val="pt_PT" w:bidi="pt_PT"/>
+        </w:rPr>
         <w:t>"</w:t>
       </w:r>
       <w:r>
@@ -29538,6 +33873,21 @@
           <w:b/>
           <w:lang w:val="pt_PT" w:bidi="pt_PT"/>
         </w:rPr>
+        <w:t>οἷά</w:t>
+      </w:r>
+    </w:p>
+    <w:p>
+      <w:pPr/>
+      <w:r>
+        <w:rPr>
+          <w:lang w:val="pt_PT" w:bidi="pt_PT"/>
+        </w:rPr>
+      </w:r>
+      <w:r>
+        <w:rPr>
+          <w:b/>
+          <w:lang w:val="pt_PT" w:bidi="pt_PT"/>
+        </w:rPr>
         <w:t>"as minhas".</w:t>
       </w:r>
     </w:p>
@@ -29660,6 +34010,21 @@
           <w:b/>
           <w:lang w:val="pt_PT" w:bidi="pt_PT"/>
         </w:rPr>
+        <w:t>οἵους διωγμοὺς ὑπήνεγκα</w:t>
+      </w:r>
+    </w:p>
+    <w:p>
+      <w:pPr/>
+      <w:r>
+        <w:rPr>
+          <w:lang w:val="pt_PT" w:bidi="pt_PT"/>
+        </w:rPr>
+      </w:r>
+      <w:r>
+        <w:rPr>
+          <w:b/>
+          <w:lang w:val="pt_PT" w:bidi="pt_PT"/>
+        </w:rPr>
         <w:t>"</w:t>
       </w:r>
       <w:r>
@@ -29770,6 +34135,21 @@
           <w:b/>
           <w:lang w:val="pt_PT" w:bidi="pt_PT"/>
         </w:rPr>
+        <w:t>οἵους διωγμοὺς ὑπήνεγκα</w:t>
+      </w:r>
+    </w:p>
+    <w:p>
+      <w:pPr/>
+      <w:r>
+        <w:rPr>
+          <w:lang w:val="pt_PT" w:bidi="pt_PT"/>
+        </w:rPr>
+      </w:r>
+      <w:r>
+        <w:rPr>
+          <w:b/>
+          <w:lang w:val="pt_PT" w:bidi="pt_PT"/>
+        </w:rPr>
         <w:t>"</w:t>
       </w:r>
       <w:r>
@@ -29880,6 +34260,21 @@
           <w:b/>
           <w:lang w:val="pt_PT" w:bidi="pt_PT"/>
         </w:rPr>
+        <w:t>καὶ</w:t>
+      </w:r>
+    </w:p>
+    <w:p>
+      <w:pPr/>
+      <w:r>
+        <w:rPr>
+          <w:lang w:val="pt_PT" w:bidi="pt_PT"/>
+        </w:rPr>
+      </w:r>
+      <w:r>
+        <w:rPr>
+          <w:b/>
+          <w:lang w:val="pt_PT" w:bidi="pt_PT"/>
+        </w:rPr>
         <w:t>"Porém".</w:t>
       </w:r>
     </w:p>
@@ -29989,6 +34384,21 @@
           <w:b/>
           <w:lang w:val="pt_PT" w:bidi="pt_PT"/>
         </w:rPr>
+        <w:t>καὶ &amp; δὲ</w:t>
+      </w:r>
+    </w:p>
+    <w:p>
+      <w:pPr/>
+      <w:r>
+        <w:rPr>
+          <w:lang w:val="pt_PT" w:bidi="pt_PT"/>
+        </w:rPr>
+      </w:r>
+      <w:r>
+        <w:rPr>
+          <w:b/>
+          <w:lang w:val="pt_PT" w:bidi="pt_PT"/>
+        </w:rPr>
         <w:t>"</w:t>
       </w:r>
       <w:r>
@@ -30086,6 +34496,21 @@
           <w:b/>
           <w:lang w:val="pt_PT" w:bidi="pt_PT"/>
         </w:rPr>
+        <w:t>πάντες &amp; οἱ θέλοντες ζῆν εὐσεβῶς ἐν Χριστῷ Ἰησοῦ διωχθήσονται</w:t>
+      </w:r>
+    </w:p>
+    <w:p>
+      <w:pPr/>
+      <w:r>
+        <w:rPr>
+          <w:lang w:val="pt_PT" w:bidi="pt_PT"/>
+        </w:rPr>
+      </w:r>
+      <w:r>
+        <w:rPr>
+          <w:b/>
+          <w:lang w:val="pt_PT" w:bidi="pt_PT"/>
+        </w:rPr>
         <w:t>"</w:t>
       </w:r>
       <w:r>
@@ -30183,6 +34608,21 @@
           <w:b/>
           <w:lang w:val="pt_PT" w:bidi="pt_PT"/>
         </w:rPr>
+        <w:t>ἐν Χριστῷ Ἰησοῦ</w:t>
+      </w:r>
+    </w:p>
+    <w:p>
+      <w:pPr/>
+      <w:r>
+        <w:rPr>
+          <w:lang w:val="pt_PT" w:bidi="pt_PT"/>
+        </w:rPr>
+      </w:r>
+      <w:r>
+        <w:rPr>
+          <w:b/>
+          <w:lang w:val="pt_PT" w:bidi="pt_PT"/>
+        </w:rPr>
         <w:t>"</w:t>
       </w:r>
       <w:r>
@@ -30345,6 +34785,21 @@
           <w:b/>
           <w:lang w:val="pt_PT" w:bidi="pt_PT"/>
         </w:rPr>
+        <w:t>δὲ</w:t>
+      </w:r>
+    </w:p>
+    <w:p>
+      <w:pPr/>
+      <w:r>
+        <w:rPr>
+          <w:lang w:val="pt_PT" w:bidi="pt_PT"/>
+        </w:rPr>
+      </w:r>
+      <w:r>
+        <w:rPr>
+          <w:b/>
+          <w:lang w:val="pt_PT" w:bidi="pt_PT"/>
+        </w:rPr>
         <w:t>"Porém".</w:t>
       </w:r>
     </w:p>
@@ -30467,6 +34922,21 @@
           <w:b/>
           <w:lang w:val="pt_PT" w:bidi="pt_PT"/>
         </w:rPr>
+        <w:t>ἄνθρωποι</w:t>
+      </w:r>
+    </w:p>
+    <w:p>
+      <w:pPr/>
+      <w:r>
+        <w:rPr>
+          <w:lang w:val="pt_PT" w:bidi="pt_PT"/>
+        </w:rPr>
+      </w:r>
+      <w:r>
+        <w:rPr>
+          <w:b/>
+          <w:lang w:val="pt_PT" w:bidi="pt_PT"/>
+        </w:rPr>
         <w:t>"pessoas".</w:t>
       </w:r>
     </w:p>
@@ -30563,6 +35033,21 @@
           <w:b/>
           <w:lang w:val="pt_PT" w:bidi="pt_PT"/>
         </w:rPr>
+        <w:t>πονηροὶ &amp; ἄνθρωποι καὶ γόητες</w:t>
+      </w:r>
+    </w:p>
+    <w:p>
+      <w:pPr/>
+      <w:r>
+        <w:rPr>
+          <w:lang w:val="pt_PT" w:bidi="pt_PT"/>
+        </w:rPr>
+      </w:r>
+      <w:r>
+        <w:rPr>
+          <w:b/>
+          <w:lang w:val="pt_PT" w:bidi="pt_PT"/>
+        </w:rPr>
         <w:t>"</w:t>
       </w:r>
       <w:r>
@@ -30686,6 +35171,21 @@
           <w:b/>
           <w:lang w:val="pt_PT" w:bidi="pt_PT"/>
         </w:rPr>
+        <w:t>προκόψουσιν ἐπὶ τὸ χεῖρον</w:t>
+      </w:r>
+    </w:p>
+    <w:p>
+      <w:pPr/>
+      <w:r>
+        <w:rPr>
+          <w:lang w:val="pt_PT" w:bidi="pt_PT"/>
+        </w:rPr>
+      </w:r>
+      <w:r>
+        <w:rPr>
+          <w:b/>
+          <w:lang w:val="pt_PT" w:bidi="pt_PT"/>
+        </w:rPr>
         <w:t>"irão de mal a pior".</w:t>
       </w:r>
     </w:p>
@@ -30808,6 +35308,21 @@
           <w:b/>
           <w:lang w:val="pt_PT" w:bidi="pt_PT"/>
         </w:rPr>
+        <w:t>ἐπὶ τὸ χεῖρον</w:t>
+      </w:r>
+    </w:p>
+    <w:p>
+      <w:pPr/>
+      <w:r>
+        <w:rPr>
+          <w:lang w:val="pt_PT" w:bidi="pt_PT"/>
+        </w:rPr>
+      </w:r>
+      <w:r>
+        <w:rPr>
+          <w:b/>
+          <w:lang w:val="pt_PT" w:bidi="pt_PT"/>
+        </w:rPr>
         <w:t>"irão de mal a pior".</w:t>
       </w:r>
     </w:p>
@@ -30904,6 +35419,21 @@
           <w:b/>
           <w:lang w:val="pt_PT" w:bidi="pt_PT"/>
         </w:rPr>
+        <w:t>πλανῶντες καὶ πλανώμενοι</w:t>
+      </w:r>
+    </w:p>
+    <w:p>
+      <w:pPr/>
+      <w:r>
+        <w:rPr>
+          <w:lang w:val="pt_PT" w:bidi="pt_PT"/>
+        </w:rPr>
+      </w:r>
+      <w:r>
+        <w:rPr>
+          <w:b/>
+          <w:lang w:val="pt_PT" w:bidi="pt_PT"/>
+        </w:rPr>
         <w:t>"enganando e sendo enganados".</w:t>
       </w:r>
     </w:p>
@@ -31026,6 +35556,21 @@
           <w:b/>
           <w:lang w:val="pt_PT" w:bidi="pt_PT"/>
         </w:rPr>
+        <w:t>πλανώμενοι</w:t>
+      </w:r>
+    </w:p>
+    <w:p>
+      <w:pPr/>
+      <w:r>
+        <w:rPr>
+          <w:lang w:val="pt_PT" w:bidi="pt_PT"/>
+        </w:rPr>
+      </w:r>
+      <w:r>
+        <w:rPr>
+          <w:b/>
+          <w:lang w:val="pt_PT" w:bidi="pt_PT"/>
+        </w:rPr>
         <w:t>"enganando e sendo enganados".</w:t>
       </w:r>
     </w:p>
@@ -31109,6 +35654,21 @@
           <w:b/>
           <w:lang w:val="pt_PT" w:bidi="pt_PT"/>
         </w:rPr>
+        <w:t>σὺ δὲ</w:t>
+      </w:r>
+    </w:p>
+    <w:p>
+      <w:pPr/>
+      <w:r>
+        <w:rPr>
+          <w:lang w:val="pt_PT" w:bidi="pt_PT"/>
+        </w:rPr>
+      </w:r>
+      <w:r>
+        <w:rPr>
+          <w:b/>
+          <w:lang w:val="pt_PT" w:bidi="pt_PT"/>
+        </w:rPr>
         <w:t>"Quanto a você".</w:t>
       </w:r>
     </w:p>
@@ -31205,6 +35765,21 @@
           <w:b/>
           <w:lang w:val="pt_PT" w:bidi="pt_PT"/>
         </w:rPr>
+        <w:t>μένε ἐν οἷς ἔμαθες καὶ ἐπιστώθης, εἰδὼς παρὰ τίνων ἔμαθες</w:t>
+      </w:r>
+    </w:p>
+    <w:p>
+      <w:pPr/>
+      <w:r>
+        <w:rPr>
+          <w:lang w:val="pt_PT" w:bidi="pt_PT"/>
+        </w:rPr>
+      </w:r>
+      <w:r>
+        <w:rPr>
+          <w:b/>
+          <w:lang w:val="pt_PT" w:bidi="pt_PT"/>
+        </w:rPr>
         <w:t>"</w:t>
       </w:r>
       <w:r>
@@ -31302,6 +35877,21 @@
           <w:b/>
           <w:lang w:val="pt_PT" w:bidi="pt_PT"/>
         </w:rPr>
+        <w:t>μένε ἐν</w:t>
+      </w:r>
+    </w:p>
+    <w:p>
+      <w:pPr/>
+      <w:r>
+        <w:rPr>
+          <w:lang w:val="pt_PT" w:bidi="pt_PT"/>
+        </w:rPr>
+      </w:r>
+      <w:r>
+        <w:rPr>
+          <w:b/>
+          <w:lang w:val="pt_PT" w:bidi="pt_PT"/>
+        </w:rPr>
         <w:t>"continue firme".</w:t>
       </w:r>
     </w:p>
@@ -31424,6 +36014,21 @@
           <w:b/>
           <w:lang w:val="pt_PT" w:bidi="pt_PT"/>
         </w:rPr>
+        <w:t>ἐπιστώθης</w:t>
+      </w:r>
+    </w:p>
+    <w:p>
+      <w:pPr/>
+      <w:r>
+        <w:rPr>
+          <w:lang w:val="pt_PT" w:bidi="pt_PT"/>
+        </w:rPr>
+      </w:r>
+      <w:r>
+        <w:rPr>
+          <w:b/>
+          <w:lang w:val="pt_PT" w:bidi="pt_PT"/>
+        </w:rPr>
         <w:t>"Você sabe quem foram".</w:t>
       </w:r>
     </w:p>
@@ -31507,6 +36112,21 @@
           <w:b/>
           <w:lang w:val="pt_PT" w:bidi="pt_PT"/>
         </w:rPr>
+        <w:t>εἰδὼς παρὰ τίνων ἔμαθες</w:t>
+      </w:r>
+    </w:p>
+    <w:p>
+      <w:pPr/>
+      <w:r>
+        <w:rPr>
+          <w:lang w:val="pt_PT" w:bidi="pt_PT"/>
+        </w:rPr>
+      </w:r>
+      <w:r>
+        <w:rPr>
+          <w:b/>
+          <w:lang w:val="pt_PT" w:bidi="pt_PT"/>
+        </w:rPr>
         <w:t>"V</w:t>
       </w:r>
       <w:r>
@@ -31604,6 +36224,21 @@
           <w:b/>
           <w:lang w:val="pt_PT" w:bidi="pt_PT"/>
         </w:rPr>
+        <w:t>ἀπὸ βρέφους</w:t>
+      </w:r>
+    </w:p>
+    <w:p>
+      <w:pPr/>
+      <w:r>
+        <w:rPr>
+          <w:lang w:val="pt_PT" w:bidi="pt_PT"/>
+        </w:rPr>
+      </w:r>
+      <w:r>
+        <w:rPr>
+          <w:b/>
+          <w:lang w:val="pt_PT" w:bidi="pt_PT"/>
+        </w:rPr>
         <w:t>"desde menino".</w:t>
       </w:r>
     </w:p>
@@ -31700,6 +36335,21 @@
           <w:b/>
           <w:lang w:val="pt_PT" w:bidi="pt_PT"/>
         </w:rPr>
+        <w:t>εἰς σωτηρίαν διὰ πίστεως τῆς ἐν Χριστῷ Ἰησοῦ</w:t>
+      </w:r>
+    </w:p>
+    <w:p>
+      <w:pPr/>
+      <w:r>
+        <w:rPr>
+          <w:lang w:val="pt_PT" w:bidi="pt_PT"/>
+        </w:rPr>
+      </w:r>
+      <w:r>
+        <w:rPr>
+          <w:b/>
+          <w:lang w:val="pt_PT" w:bidi="pt_PT"/>
+        </w:rPr>
         <w:t>"</w:t>
       </w:r>
       <w:r>
@@ -31823,6 +36473,21 @@
           <w:b/>
           <w:lang w:val="pt_PT" w:bidi="pt_PT"/>
         </w:rPr>
+        <w:t>τῆς ἐν Χριστῷ Ἰησοῦ</w:t>
+      </w:r>
+    </w:p>
+    <w:p>
+      <w:pPr/>
+      <w:r>
+        <w:rPr>
+          <w:lang w:val="pt_PT" w:bidi="pt_PT"/>
+        </w:rPr>
+      </w:r>
+      <w:r>
+        <w:rPr>
+          <w:b/>
+          <w:lang w:val="pt_PT" w:bidi="pt_PT"/>
+        </w:rPr>
         <w:t>"em Cristo Jesus".</w:t>
       </w:r>
     </w:p>
@@ -31984,6 +36649,21 @@
           <w:b/>
           <w:lang w:val="pt_PT" w:bidi="pt_PT"/>
         </w:rPr>
+        <w:t>πᾶσα Γραφὴ θεόπνευστος καὶ ὠφέλιμος</w:t>
+      </w:r>
+    </w:p>
+    <w:p>
+      <w:pPr/>
+      <w:r>
+        <w:rPr>
+          <w:lang w:val="pt_PT" w:bidi="pt_PT"/>
+        </w:rPr>
+      </w:r>
+      <w:r>
+        <w:rPr>
+          <w:b/>
+          <w:lang w:val="pt_PT" w:bidi="pt_PT"/>
+        </w:rPr>
         <w:t>"</w:t>
       </w:r>
       <w:r>
@@ -32081,6 +36761,21 @@
           <w:b/>
           <w:lang w:val="pt_PT" w:bidi="pt_PT"/>
         </w:rPr>
+        <w:t>πᾶσα Γραφὴ θεόπνευστος καὶ</w:t>
+      </w:r>
+    </w:p>
+    <w:p>
+      <w:pPr/>
+      <w:r>
+        <w:rPr>
+          <w:lang w:val="pt_PT" w:bidi="pt_PT"/>
+        </w:rPr>
+      </w:r>
+      <w:r>
+        <w:rPr>
+          <w:b/>
+          <w:lang w:val="pt_PT" w:bidi="pt_PT"/>
+        </w:rPr>
         <w:t>"</w:t>
       </w:r>
       <w:r>
@@ -32217,6 +36912,21 @@
           <w:b/>
           <w:lang w:val="pt_PT" w:bidi="pt_PT"/>
         </w:rPr>
+        <w:t>πᾶσα Γραφὴ</w:t>
+      </w:r>
+    </w:p>
+    <w:p>
+      <w:pPr/>
+      <w:r>
+        <w:rPr>
+          <w:lang w:val="pt_PT" w:bidi="pt_PT"/>
+        </w:rPr>
+      </w:r>
+      <w:r>
+        <w:rPr>
+          <w:b/>
+          <w:lang w:val="pt_PT" w:bidi="pt_PT"/>
+        </w:rPr>
         <w:t>"toda a Escritura Sagrada".</w:t>
       </w:r>
     </w:p>
@@ -32326,6 +37036,21 @@
           <w:b/>
           <w:lang w:val="pt_PT" w:bidi="pt_PT"/>
         </w:rPr>
+        <w:t>ὠφέλιμος</w:t>
+      </w:r>
+    </w:p>
+    <w:p>
+      <w:pPr/>
+      <w:r>
+        <w:rPr>
+          <w:lang w:val="pt_PT" w:bidi="pt_PT"/>
+        </w:rPr>
+      </w:r>
+      <w:r>
+        <w:rPr>
+          <w:b/>
+          <w:lang w:val="pt_PT" w:bidi="pt_PT"/>
+        </w:rPr>
         <w:t>"é útil".</w:t>
       </w:r>
     </w:p>
@@ -32422,6 +37147,21 @@
           <w:b/>
           <w:lang w:val="pt_PT" w:bidi="pt_PT"/>
         </w:rPr>
+        <w:t>πρὸς διδασκαλίαν, πρὸς ἐλεγμόν, πρὸς ἐπανόρθωσιν, πρὸς παιδείαν τὴν ἐν δικαιοσύνῃ</w:t>
+      </w:r>
+    </w:p>
+    <w:p>
+      <w:pPr/>
+      <w:r>
+        <w:rPr>
+          <w:lang w:val="pt_PT" w:bidi="pt_PT"/>
+        </w:rPr>
+      </w:r>
+      <w:r>
+        <w:rPr>
+          <w:b/>
+          <w:lang w:val="pt_PT" w:bidi="pt_PT"/>
+        </w:rPr>
         <w:t>"</w:t>
       </w:r>
       <w:r>
@@ -32519,6 +37259,21 @@
           <w:b/>
           <w:lang w:val="pt_PT" w:bidi="pt_PT"/>
         </w:rPr>
+        <w:t>ἵνα</w:t>
+      </w:r>
+    </w:p>
+    <w:p>
+      <w:pPr/>
+      <w:r>
+        <w:rPr>
+          <w:lang w:val="pt_PT" w:bidi="pt_PT"/>
+        </w:rPr>
+      </w:r>
+      <w:r>
+        <w:rPr>
+          <w:b/>
+          <w:lang w:val="pt_PT" w:bidi="pt_PT"/>
+        </w:rPr>
         <w:t>"para que".</w:t>
       </w:r>
     </w:p>
@@ -32615,6 +37370,21 @@
           <w:b/>
           <w:lang w:val="pt_PT" w:bidi="pt_PT"/>
         </w:rPr>
+        <w:t>ὁ τοῦ Θεοῦ ἄνθρωπος</w:t>
+      </w:r>
+    </w:p>
+    <w:p>
+      <w:pPr/>
+      <w:r>
+        <w:rPr>
+          <w:lang w:val="pt_PT" w:bidi="pt_PT"/>
+        </w:rPr>
+      </w:r>
+      <w:r>
+        <w:rPr>
+          <w:b/>
+          <w:lang w:val="pt_PT" w:bidi="pt_PT"/>
+        </w:rPr>
         <w:t>"o servo de Deus".</w:t>
       </w:r>
     </w:p>
@@ -32711,6 +37481,21 @@
           <w:b/>
           <w:lang w:val="pt_PT" w:bidi="pt_PT"/>
         </w:rPr>
+        <w:t>ὁ τοῦ Θεοῦ ἄνθρωπος</w:t>
+      </w:r>
+    </w:p>
+    <w:p>
+      <w:pPr/>
+      <w:r>
+        <w:rPr>
+          <w:lang w:val="pt_PT" w:bidi="pt_PT"/>
+        </w:rPr>
+      </w:r>
+      <w:r>
+        <w:rPr>
+          <w:b/>
+          <w:lang w:val="pt_PT" w:bidi="pt_PT"/>
+        </w:rPr>
         <w:t>"o servo de Deus".</w:t>
       </w:r>
     </w:p>
@@ -32807,6 +37592,21 @@
           <w:b/>
           <w:lang w:val="pt_PT" w:bidi="pt_PT"/>
         </w:rPr>
+        <w:t>ὁ τοῦ Θεοῦ ἄνθρωπος</w:t>
+      </w:r>
+    </w:p>
+    <w:p>
+      <w:pPr/>
+      <w:r>
+        <w:rPr>
+          <w:lang w:val="pt_PT" w:bidi="pt_PT"/>
+        </w:rPr>
+      </w:r>
+      <w:r>
+        <w:rPr>
+          <w:b/>
+          <w:lang w:val="pt_PT" w:bidi="pt_PT"/>
+        </w:rPr>
         <w:t>"o servo de Deus".</w:t>
       </w:r>
     </w:p>
@@ -32903,6 +37703,21 @@
           <w:b/>
           <w:lang w:val="pt_PT" w:bidi="pt_PT"/>
         </w:rPr>
+        <w:t>ἄρτιος &amp; πρὸς πᾶν ἔργον ἀγαθὸν ἐξηρτισμένος</w:t>
+      </w:r>
+    </w:p>
+    <w:p>
+      <w:pPr/>
+      <w:r>
+        <w:rPr>
+          <w:lang w:val="pt_PT" w:bidi="pt_PT"/>
+        </w:rPr>
+      </w:r>
+      <w:r>
+        <w:rPr>
+          <w:b/>
+          <w:lang w:val="pt_PT" w:bidi="pt_PT"/>
+        </w:rPr>
         <w:t>"</w:t>
       </w:r>
       <w:r>
@@ -33039,6 +37854,21 @@
           <w:b/>
           <w:lang w:val="pt_PT" w:bidi="pt_PT"/>
         </w:rPr>
+        <w:t>ἐξηρτισμένος</w:t>
+      </w:r>
+    </w:p>
+    <w:p>
+      <w:pPr/>
+      <w:r>
+        <w:rPr>
+          <w:lang w:val="pt_PT" w:bidi="pt_PT"/>
+        </w:rPr>
+      </w:r>
+      <w:r>
+        <w:rPr>
+          <w:b/>
+          <w:lang w:val="pt_PT" w:bidi="pt_PT"/>
+        </w:rPr>
         <w:t>"</w:t>
       </w:r>
       <w:r>
@@ -33272,6 +38102,21 @@
           <w:b/>
           <w:lang w:val="pt_PT" w:bidi="pt_PT"/>
         </w:rPr>
+        <w:t>ζῶντας καὶ νεκρούς</w:t>
+      </w:r>
+    </w:p>
+    <w:p>
+      <w:pPr/>
+      <w:r>
+        <w:rPr>
+          <w:lang w:val="pt_PT" w:bidi="pt_PT"/>
+        </w:rPr>
+      </w:r>
+      <w:r>
+        <w:rPr>
+          <w:b/>
+          <w:lang w:val="pt_PT" w:bidi="pt_PT"/>
+        </w:rPr>
         <w:t>"</w:t>
       </w:r>
       <w:r>
@@ -33395,6 +38240,21 @@
           <w:b/>
           <w:lang w:val="pt_PT" w:bidi="pt_PT"/>
         </w:rPr>
+        <w:t>καὶ τὴν ἐπιφάνειαν αὐτοῦ</w:t>
+      </w:r>
+    </w:p>
+    <w:p>
+      <w:pPr/>
+      <w:r>
+        <w:rPr>
+          <w:lang w:val="pt_PT" w:bidi="pt_PT"/>
+        </w:rPr>
+      </w:r>
+      <w:r>
+        <w:rPr>
+          <w:b/>
+          <w:lang w:val="pt_PT" w:bidi="pt_PT"/>
+        </w:rPr>
         <w:t>"</w:t>
       </w:r>
       <w:r>
@@ -33505,6 +38365,21 @@
           <w:b/>
           <w:lang w:val="pt_PT" w:bidi="pt_PT"/>
         </w:rPr>
+        <w:t>τὴν ἐπιφάνειαν αὐτοῦ</w:t>
+      </w:r>
+    </w:p>
+    <w:p>
+      <w:pPr/>
+      <w:r>
+        <w:rPr>
+          <w:lang w:val="pt_PT" w:bidi="pt_PT"/>
+        </w:rPr>
+      </w:r>
+      <w:r>
+        <w:rPr>
+          <w:b/>
+          <w:lang w:val="pt_PT" w:bidi="pt_PT"/>
+        </w:rPr>
         <w:t>"</w:t>
       </w:r>
       <w:r>
@@ -33628,6 +38503,21 @@
           <w:b/>
           <w:lang w:val="pt_PT" w:bidi="pt_PT"/>
         </w:rPr>
+        <w:t>τὸν λόγον</w:t>
+      </w:r>
+    </w:p>
+    <w:p>
+      <w:pPr/>
+      <w:r>
+        <w:rPr>
+          <w:lang w:val="pt_PT" w:bidi="pt_PT"/>
+        </w:rPr>
+      </w:r>
+      <w:r>
+        <w:rPr>
+          <w:b/>
+          <w:lang w:val="pt_PT" w:bidi="pt_PT"/>
+        </w:rPr>
         <w:t>"a mensagem".</w:t>
       </w:r>
     </w:p>
@@ -33724,6 +38614,21 @@
           <w:b/>
           <w:lang w:val="pt_PT" w:bidi="pt_PT"/>
         </w:rPr>
+        <w:t>ἐπίστηθι</w:t>
+      </w:r>
+    </w:p>
+    <w:p>
+      <w:pPr/>
+      <w:r>
+        <w:rPr>
+          <w:lang w:val="pt_PT" w:bidi="pt_PT"/>
+        </w:rPr>
+      </w:r>
+      <w:r>
+        <w:rPr>
+          <w:b/>
+          <w:lang w:val="pt_PT" w:bidi="pt_PT"/>
+        </w:rPr>
         <w:t>"insista".</w:t>
       </w:r>
     </w:p>
@@ -33820,6 +38725,21 @@
           <w:b/>
           <w:lang w:val="pt_PT" w:bidi="pt_PT"/>
         </w:rPr>
+        <w:t>εὐκαίρως, ἀκαίρως</w:t>
+      </w:r>
+    </w:p>
+    <w:p>
+      <w:pPr/>
+      <w:r>
+        <w:rPr>
+          <w:lang w:val="pt_PT" w:bidi="pt_PT"/>
+        </w:rPr>
+      </w:r>
+      <w:r>
+        <w:rPr>
+          <w:b/>
+          <w:lang w:val="pt_PT" w:bidi="pt_PT"/>
+        </w:rPr>
         <w:t>"seja no tempo certo ou não".</w:t>
       </w:r>
     </w:p>
@@ -33903,6 +38823,21 @@
           <w:b/>
           <w:lang w:val="pt_PT" w:bidi="pt_PT"/>
         </w:rPr>
+        <w:t>ἐν πάσῃ μακροθυμίᾳ καὶ διδαχῇ</w:t>
+      </w:r>
+    </w:p>
+    <w:p>
+      <w:pPr/>
+      <w:r>
+        <w:rPr>
+          <w:lang w:val="pt_PT" w:bidi="pt_PT"/>
+        </w:rPr>
+      </w:r>
+      <w:r>
+        <w:rPr>
+          <w:b/>
+          <w:lang w:val="pt_PT" w:bidi="pt_PT"/>
+        </w:rPr>
         <w:t>"</w:t>
       </w:r>
       <w:r>
@@ -34052,6 +38987,21 @@
           <w:b/>
           <w:lang w:val="pt_PT" w:bidi="pt_PT"/>
         </w:rPr>
+        <w:t>ἐν πάσῃ μακροθυμίᾳ καὶ διδαχῇ</w:t>
+      </w:r>
+    </w:p>
+    <w:p>
+      <w:pPr/>
+      <w:r>
+        <w:rPr>
+          <w:lang w:val="pt_PT" w:bidi="pt_PT"/>
+        </w:rPr>
+      </w:r>
+      <w:r>
+        <w:rPr>
+          <w:b/>
+          <w:lang w:val="pt_PT" w:bidi="pt_PT"/>
+        </w:rPr>
         <w:t>"</w:t>
       </w:r>
       <w:r>
@@ -34188,6 +39138,21 @@
           <w:b/>
           <w:lang w:val="pt_PT" w:bidi="pt_PT"/>
         </w:rPr>
+        <w:t>γὰρ</w:t>
+      </w:r>
+    </w:p>
+    <w:p>
+      <w:pPr/>
+      <w:r>
+        <w:rPr>
+          <w:lang w:val="pt_PT" w:bidi="pt_PT"/>
+        </w:rPr>
+      </w:r>
+      <w:r>
+        <w:rPr>
+          <w:b/>
+          <w:lang w:val="pt_PT" w:bidi="pt_PT"/>
+        </w:rPr>
         <w:t>"Pois".</w:t>
       </w:r>
     </w:p>
@@ -34297,6 +39262,21 @@
           <w:b/>
           <w:lang w:val="pt_PT" w:bidi="pt_PT"/>
         </w:rPr>
+        <w:t>ἔσται &amp; καιρὸς ὅτε</w:t>
+      </w:r>
+    </w:p>
+    <w:p>
+      <w:pPr/>
+      <w:r>
+        <w:rPr>
+          <w:lang w:val="pt_PT" w:bidi="pt_PT"/>
+        </w:rPr>
+      </w:r>
+      <w:r>
+        <w:rPr>
+          <w:b/>
+          <w:lang w:val="pt_PT" w:bidi="pt_PT"/>
+        </w:rPr>
         <w:t>"</w:t>
       </w:r>
       <w:r>
@@ -34374,6 +39354,21 @@
           <w:b/>
           <w:lang w:val="pt_PT" w:bidi="pt_PT"/>
         </w:rPr>
+        <w:t>οὐκ ἀνέξονται</w:t>
+      </w:r>
+    </w:p>
+    <w:p>
+      <w:pPr/>
+      <w:r>
+        <w:rPr>
+          <w:lang w:val="pt_PT" w:bidi="pt_PT"/>
+        </w:rPr>
+      </w:r>
+      <w:r>
+        <w:rPr>
+          <w:b/>
+          <w:lang w:val="pt_PT" w:bidi="pt_PT"/>
+        </w:rPr>
         <w:t>"</w:t>
       </w:r>
       <w:r>
@@ -34484,6 +39479,21 @@
           <w:b/>
           <w:lang w:val="pt_PT" w:bidi="pt_PT"/>
         </w:rPr>
+        <w:t>οὐκ ἀνέξονται</w:t>
+      </w:r>
+    </w:p>
+    <w:p>
+      <w:pPr/>
+      <w:r>
+        <w:rPr>
+          <w:lang w:val="pt_PT" w:bidi="pt_PT"/>
+        </w:rPr>
+      </w:r>
+      <w:r>
+        <w:rPr>
+          <w:b/>
+          <w:lang w:val="pt_PT" w:bidi="pt_PT"/>
+        </w:rPr>
         <w:t>"</w:t>
       </w:r>
       <w:r>
@@ -34607,6 +39617,21 @@
           <w:b/>
           <w:lang w:val="pt_PT" w:bidi="pt_PT"/>
         </w:rPr>
+        <w:t>τῆς ὑγιαινούσης διδασκαλίας</w:t>
+      </w:r>
+    </w:p>
+    <w:p>
+      <w:pPr/>
+      <w:r>
+        <w:rPr>
+          <w:lang w:val="pt_PT" w:bidi="pt_PT"/>
+        </w:rPr>
+      </w:r>
+      <w:r>
+        <w:rPr>
+          <w:b/>
+          <w:lang w:val="pt_PT" w:bidi="pt_PT"/>
+        </w:rPr>
         <w:t>"ao verdadeiro ensinamento".</w:t>
       </w:r>
     </w:p>
@@ -34703,6 +39728,21 @@
           <w:b/>
           <w:lang w:val="pt_PT" w:bidi="pt_PT"/>
         </w:rPr>
+        <w:t>κατὰ τὰς ἰδίας ἐπιθυμίας, ἑαυτοῖς ἐπισωρεύσουσιν διδασκάλους</w:t>
+      </w:r>
+    </w:p>
+    <w:p>
+      <w:pPr/>
+      <w:r>
+        <w:rPr>
+          <w:lang w:val="pt_PT" w:bidi="pt_PT"/>
+        </w:rPr>
+      </w:r>
+      <w:r>
+        <w:rPr>
+          <w:b/>
+          <w:lang w:val="pt_PT" w:bidi="pt_PT"/>
+        </w:rPr>
         <w:t>"</w:t>
       </w:r>
       <w:r>
@@ -34845,6 +39885,21 @@
           <w:b/>
           <w:lang w:val="pt_PT" w:bidi="pt_PT"/>
         </w:rPr>
+        <w:t>ἑαυτοῖς ἐπισωρεύσουσιν διδασκάλους</w:t>
+      </w:r>
+    </w:p>
+    <w:p>
+      <w:pPr/>
+      <w:r>
+        <w:rPr>
+          <w:lang w:val="pt_PT" w:bidi="pt_PT"/>
+        </w:rPr>
+      </w:r>
+      <w:r>
+        <w:rPr>
+          <w:b/>
+          <w:lang w:val="pt_PT" w:bidi="pt_PT"/>
+        </w:rPr>
         <w:t>"</w:t>
       </w:r>
       <w:r>
@@ -34968,6 +40023,21 @@
           <w:b/>
           <w:lang w:val="pt_PT" w:bidi="pt_PT"/>
         </w:rPr>
+        <w:t>κνηθόμενοι τὴν ἀκοήν</w:t>
+      </w:r>
+    </w:p>
+    <w:p>
+      <w:pPr/>
+      <w:r>
+        <w:rPr>
+          <w:lang w:val="pt_PT" w:bidi="pt_PT"/>
+        </w:rPr>
+      </w:r>
+      <w:r>
+        <w:rPr>
+          <w:b/>
+          <w:lang w:val="pt_PT" w:bidi="pt_PT"/>
+        </w:rPr>
         <w:t>"</w:t>
       </w:r>
       <w:r>
@@ -35084,6 +40154,21 @@
           <w:b/>
           <w:lang w:val="pt_PT" w:bidi="pt_PT"/>
         </w:rPr>
+        <w:t>τὴν ἀκοήν</w:t>
+      </w:r>
+    </w:p>
+    <w:p>
+      <w:pPr/>
+      <w:r>
+        <w:rPr>
+          <w:lang w:val="pt_PT" w:bidi="pt_PT"/>
+        </w:rPr>
+      </w:r>
+      <w:r>
+        <w:rPr>
+          <w:b/>
+          <w:lang w:val="pt_PT" w:bidi="pt_PT"/>
+        </w:rPr>
         <w:t>"</w:t>
       </w:r>
       <w:r>
@@ -35194,6 +40279,21 @@
           <w:b/>
           <w:lang w:val="pt_PT" w:bidi="pt_PT"/>
         </w:rPr>
+        <w:t>ἀπὸ μὲν τῆς ἀληθείας τὴν ἀκοὴν ἀποστρέψουσιν</w:t>
+      </w:r>
+    </w:p>
+    <w:p>
+      <w:pPr/>
+      <w:r>
+        <w:rPr>
+          <w:lang w:val="pt_PT" w:bidi="pt_PT"/>
+        </w:rPr>
+      </w:r>
+      <w:r>
+        <w:rPr>
+          <w:b/>
+          <w:lang w:val="pt_PT" w:bidi="pt_PT"/>
+        </w:rPr>
         <w:t>"E</w:t>
       </w:r>
       <w:r>
@@ -35291,6 +40391,21 @@
           <w:b/>
           <w:lang w:val="pt_PT" w:bidi="pt_PT"/>
         </w:rPr>
+        <w:t>τὴν ἀκοὴν</w:t>
+      </w:r>
+    </w:p>
+    <w:p>
+      <w:pPr/>
+      <w:r>
+        <w:rPr>
+          <w:lang w:val="pt_PT" w:bidi="pt_PT"/>
+        </w:rPr>
+      </w:r>
+      <w:r>
+        <w:rPr>
+          <w:b/>
+          <w:lang w:val="pt_PT" w:bidi="pt_PT"/>
+        </w:rPr>
         <w:t>"de ouvir".</w:t>
       </w:r>
     </w:p>
@@ -35374,6 +40489,21 @@
           <w:b/>
           <w:lang w:val="pt_PT" w:bidi="pt_PT"/>
         </w:rPr>
+        <w:t>τῆς ἀληθείας</w:t>
+      </w:r>
+    </w:p>
+    <w:p>
+      <w:pPr/>
+      <w:r>
+        <w:rPr>
+          <w:lang w:val="pt_PT" w:bidi="pt_PT"/>
+        </w:rPr>
+      </w:r>
+      <w:r>
+        <w:rPr>
+          <w:b/>
+          <w:lang w:val="pt_PT" w:bidi="pt_PT"/>
+        </w:rPr>
         <w:t>"a verdade".</w:t>
       </w:r>
     </w:p>
@@ -35470,6 +40600,21 @@
           <w:b/>
           <w:lang w:val="pt_PT" w:bidi="pt_PT"/>
         </w:rPr>
+        <w:t>ἐπὶ &amp; ἐκτραπήσονται</w:t>
+      </w:r>
+    </w:p>
+    <w:p>
+      <w:pPr/>
+      <w:r>
+        <w:rPr>
+          <w:lang w:val="pt_PT" w:bidi="pt_PT"/>
+        </w:rPr>
+      </w:r>
+      <w:r>
+        <w:rPr>
+          <w:b/>
+          <w:lang w:val="pt_PT" w:bidi="pt_PT"/>
+        </w:rPr>
         <w:t>"deixarão de ouvir".</w:t>
       </w:r>
     </w:p>
@@ -35553,6 +40698,21 @@
           <w:b/>
           <w:lang w:val="pt_PT" w:bidi="pt_PT"/>
         </w:rPr>
+        <w:t>ἐπὶ &amp; ἐκτραπήσονται</w:t>
+      </w:r>
+    </w:p>
+    <w:p>
+      <w:pPr/>
+      <w:r>
+        <w:rPr>
+          <w:lang w:val="pt_PT" w:bidi="pt_PT"/>
+        </w:rPr>
+      </w:r>
+      <w:r>
+        <w:rPr>
+          <w:b/>
+          <w:lang w:val="pt_PT" w:bidi="pt_PT"/>
+        </w:rPr>
         <w:t>"</w:t>
       </w:r>
       <w:r>
@@ -35663,6 +40823,21 @@
           <w:b/>
           <w:lang w:val="pt_PT" w:bidi="pt_PT"/>
         </w:rPr>
+        <w:t>τοὺς μύθους</w:t>
+      </w:r>
+    </w:p>
+    <w:p>
+      <w:pPr/>
+      <w:r>
+        <w:rPr>
+          <w:lang w:val="pt_PT" w:bidi="pt_PT"/>
+        </w:rPr>
+      </w:r>
+      <w:r>
+        <w:rPr>
+          <w:b/>
+          <w:lang w:val="pt_PT" w:bidi="pt_PT"/>
+        </w:rPr>
         <w:t>"ás lendas".</w:t>
       </w:r>
     </w:p>
@@ -35759,6 +40934,21 @@
           <w:b/>
           <w:lang w:val="pt_PT" w:bidi="pt_PT"/>
         </w:rPr>
+        <w:t>σὺ δὲ</w:t>
+      </w:r>
+    </w:p>
+    <w:p>
+      <w:pPr/>
+      <w:r>
+        <w:rPr>
+          <w:lang w:val="pt_PT" w:bidi="pt_PT"/>
+        </w:rPr>
+      </w:r>
+      <w:r>
+        <w:rPr>
+          <w:b/>
+          <w:lang w:val="pt_PT" w:bidi="pt_PT"/>
+        </w:rPr>
         <w:t>"Mas você".</w:t>
       </w:r>
     </w:p>
@@ -35841,6 +41031,21 @@
         <w:rPr>
           <w:lang w:val="pt_PT" w:bidi="pt_PT"/>
         </w:rPr>
+      </w:r>
+    </w:p>
+    <w:p>
+      <w:pPr/>
+      <w:r>
+        <w:rPr>
+          <w:lang w:val="pt_PT" w:bidi="pt_PT"/>
+        </w:rPr>
+      </w:r>
+      <w:r>
+        <w:rPr>
+          <w:b/>
+          <w:lang w:val="pt_PT" w:bidi="pt_PT"/>
+        </w:rPr>
+        <w:t>νῆφε</w:t>
       </w:r>
     </w:p>
     <w:p>
@@ -35969,6 +41174,21 @@
           <w:b/>
           <w:lang w:val="pt_PT" w:bidi="pt_PT"/>
         </w:rPr>
+        <w:t>ἐν πᾶσιν</w:t>
+      </w:r>
+    </w:p>
+    <w:p>
+      <w:pPr/>
+      <w:r>
+        <w:rPr>
+          <w:lang w:val="pt_PT" w:bidi="pt_PT"/>
+        </w:rPr>
+      </w:r>
+      <w:r>
+        <w:rPr>
+          <w:b/>
+          <w:lang w:val="pt_PT" w:bidi="pt_PT"/>
+        </w:rPr>
         <w:t>"em todas as situações".</w:t>
       </w:r>
     </w:p>
@@ -36032,6 +41252,21 @@
           <w:b/>
           <w:lang w:val="pt_PT" w:bidi="pt_PT"/>
         </w:rPr>
+        <w:t>κακοπάθησον</w:t>
+      </w:r>
+    </w:p>
+    <w:p>
+      <w:pPr/>
+      <w:r>
+        <w:rPr>
+          <w:lang w:val="pt_PT" w:bidi="pt_PT"/>
+        </w:rPr>
+      </w:r>
+      <w:r>
+        <w:rPr>
+          <w:b/>
+          <w:lang w:val="pt_PT" w:bidi="pt_PT"/>
+        </w:rPr>
         <w:t>"Suporte o sofrimento".</w:t>
       </w:r>
     </w:p>
@@ -36128,6 +41363,21 @@
           <w:b/>
           <w:lang w:val="pt_PT" w:bidi="pt_PT"/>
         </w:rPr>
+        <w:t>ἔργον &amp; εὐαγγελιστοῦ</w:t>
+      </w:r>
+    </w:p>
+    <w:p>
+      <w:pPr/>
+      <w:r>
+        <w:rPr>
+          <w:lang w:val="pt_PT" w:bidi="pt_PT"/>
+        </w:rPr>
+      </w:r>
+      <w:r>
+        <w:rPr>
+          <w:b/>
+          <w:lang w:val="pt_PT" w:bidi="pt_PT"/>
+        </w:rPr>
         <w:t>"</w:t>
       </w:r>
       <w:r>
@@ -36251,6 +41501,21 @@
           <w:b/>
           <w:lang w:val="pt_PT" w:bidi="pt_PT"/>
         </w:rPr>
+        <w:t>τὴν διακονίαν σου πληροφόρησον</w:t>
+      </w:r>
+    </w:p>
+    <w:p>
+      <w:pPr/>
+      <w:r>
+        <w:rPr>
+          <w:lang w:val="pt_PT" w:bidi="pt_PT"/>
+        </w:rPr>
+      </w:r>
+      <w:r>
+        <w:rPr>
+          <w:b/>
+          <w:lang w:val="pt_PT" w:bidi="pt_PT"/>
+        </w:rPr>
         <w:t>"e cumpra bem o seu dever de servo de Deus</w:t>
       </w:r>
       <w:r>
@@ -36354,6 +41619,21 @@
           <w:b/>
           <w:lang w:val="pt_PT" w:bidi="pt_PT"/>
         </w:rPr>
+        <w:t>γὰρ</w:t>
+      </w:r>
+    </w:p>
+    <w:p>
+      <w:pPr/>
+      <w:r>
+        <w:rPr>
+          <w:lang w:val="pt_PT" w:bidi="pt_PT"/>
+        </w:rPr>
+      </w:r>
+      <w:r>
+        <w:rPr>
+          <w:b/>
+          <w:lang w:val="pt_PT" w:bidi="pt_PT"/>
+        </w:rPr>
         <w:t>"Quanto a mim".</w:t>
       </w:r>
     </w:p>
@@ -36463,6 +41743,21 @@
           <w:b/>
           <w:lang w:val="pt_PT" w:bidi="pt_PT"/>
         </w:rPr>
+        <w:t>ἐγὼ &amp; ἤδη σπένδομαι</w:t>
+      </w:r>
+    </w:p>
+    <w:p>
+      <w:pPr/>
+      <w:r>
+        <w:rPr>
+          <w:lang w:val="pt_PT" w:bidi="pt_PT"/>
+        </w:rPr>
+      </w:r>
+      <w:r>
+        <w:rPr>
+          <w:b/>
+          <w:lang w:val="pt_PT" w:bidi="pt_PT"/>
+        </w:rPr>
         <w:t>"</w:t>
       </w:r>
       <w:r>
@@ -36560,6 +41855,21 @@
           <w:b/>
           <w:lang w:val="pt_PT" w:bidi="pt_PT"/>
         </w:rPr>
+        <w:t>ἐγὼ &amp; ἤδη σπένδομαι</w:t>
+      </w:r>
+    </w:p>
+    <w:p>
+      <w:pPr/>
+      <w:r>
+        <w:rPr>
+          <w:lang w:val="pt_PT" w:bidi="pt_PT"/>
+        </w:rPr>
+      </w:r>
+      <w:r>
+        <w:rPr>
+          <w:b/>
+          <w:lang w:val="pt_PT" w:bidi="pt_PT"/>
+        </w:rPr>
         <w:t>"</w:t>
       </w:r>
       <w:r>
@@ -36676,6 +41986,21 @@
           <w:b/>
           <w:lang w:val="pt_PT" w:bidi="pt_PT"/>
         </w:rPr>
+        <w:t>τῆς ἀναλύσεώς μου</w:t>
+      </w:r>
+    </w:p>
+    <w:p>
+      <w:pPr/>
+      <w:r>
+        <w:rPr>
+          <w:lang w:val="pt_PT" w:bidi="pt_PT"/>
+        </w:rPr>
+      </w:r>
+      <w:r>
+        <w:rPr>
+          <w:b/>
+          <w:lang w:val="pt_PT" w:bidi="pt_PT"/>
+        </w:rPr>
         <w:t>"deixar esta vida".</w:t>
       </w:r>
     </w:p>
@@ -36772,6 +42097,21 @@
           <w:b/>
           <w:lang w:val="pt_PT" w:bidi="pt_PT"/>
         </w:rPr>
+        <w:t>τὸν καλὸν ἀγῶνα ἠγώνισμαι</w:t>
+      </w:r>
+    </w:p>
+    <w:p>
+      <w:pPr/>
+      <w:r>
+        <w:rPr>
+          <w:lang w:val="pt_PT" w:bidi="pt_PT"/>
+        </w:rPr>
+      </w:r>
+      <w:r>
+        <w:rPr>
+          <w:b/>
+          <w:lang w:val="pt_PT" w:bidi="pt_PT"/>
+        </w:rPr>
         <w:t>"</w:t>
       </w:r>
       <w:r>
@@ -36882,6 +42222,21 @@
           <w:b/>
           <w:lang w:val="pt_PT" w:bidi="pt_PT"/>
         </w:rPr>
+        <w:t>τὸν καλὸν ἀγῶνα</w:t>
+      </w:r>
+    </w:p>
+    <w:p>
+      <w:pPr/>
+      <w:r>
+        <w:rPr>
+          <w:lang w:val="pt_PT" w:bidi="pt_PT"/>
+        </w:rPr>
+      </w:r>
+      <w:r>
+        <w:rPr>
+          <w:b/>
+          <w:lang w:val="pt_PT" w:bidi="pt_PT"/>
+        </w:rPr>
         <w:t>"</w:t>
       </w:r>
       <w:r>
@@ -36992,6 +42347,21 @@
           <w:b/>
           <w:lang w:val="pt_PT" w:bidi="pt_PT"/>
         </w:rPr>
+        <w:t>τὸν δρόμον τετέλεκα</w:t>
+      </w:r>
+    </w:p>
+    <w:p>
+      <w:pPr/>
+      <w:r>
+        <w:rPr>
+          <w:lang w:val="pt_PT" w:bidi="pt_PT"/>
+        </w:rPr>
+      </w:r>
+      <w:r>
+        <w:rPr>
+          <w:b/>
+          <w:lang w:val="pt_PT" w:bidi="pt_PT"/>
+        </w:rPr>
         <w:t>"</w:t>
       </w:r>
       <w:r>
@@ -37102,6 +42472,21 @@
           <w:b/>
           <w:lang w:val="pt_PT" w:bidi="pt_PT"/>
         </w:rPr>
+        <w:t>τὴν πίστιν τετήρηκα</w:t>
+      </w:r>
+    </w:p>
+    <w:p>
+      <w:pPr/>
+      <w:r>
+        <w:rPr>
+          <w:lang w:val="pt_PT" w:bidi="pt_PT"/>
+        </w:rPr>
+      </w:r>
+      <w:r>
+        <w:rPr>
+          <w:b/>
+          <w:lang w:val="pt_PT" w:bidi="pt_PT"/>
+        </w:rPr>
         <w:t>"conservei a fé".</w:t>
       </w:r>
     </w:p>
@@ -37224,6 +42609,21 @@
           <w:b/>
           <w:lang w:val="pt_PT" w:bidi="pt_PT"/>
         </w:rPr>
+        <w:t>τὴν πίστιν τετήρηκα</w:t>
+      </w:r>
+    </w:p>
+    <w:p>
+      <w:pPr/>
+      <w:r>
+        <w:rPr>
+          <w:lang w:val="pt_PT" w:bidi="pt_PT"/>
+        </w:rPr>
+      </w:r>
+      <w:r>
+        <w:rPr>
+          <w:b/>
+          <w:lang w:val="pt_PT" w:bidi="pt_PT"/>
+        </w:rPr>
         <w:t>"conservei a fé".</w:t>
       </w:r>
     </w:p>
@@ -37346,6 +42746,21 @@
           <w:b/>
           <w:lang w:val="pt_PT" w:bidi="pt_PT"/>
         </w:rPr>
+        <w:t>τὴν πίστιν</w:t>
+      </w:r>
+    </w:p>
+    <w:p>
+      <w:pPr/>
+      <w:r>
+        <w:rPr>
+          <w:lang w:val="pt_PT" w:bidi="pt_PT"/>
+        </w:rPr>
+      </w:r>
+      <w:r>
+        <w:rPr>
+          <w:b/>
+          <w:lang w:val="pt_PT" w:bidi="pt_PT"/>
+        </w:rPr>
         <w:t>"a fé".</w:t>
       </w:r>
     </w:p>
@@ -37442,6 +42857,21 @@
           <w:b/>
           <w:lang w:val="pt_PT" w:bidi="pt_PT"/>
         </w:rPr>
+        <w:t>λοιπὸν</w:t>
+      </w:r>
+    </w:p>
+    <w:p>
+      <w:pPr/>
+      <w:r>
+        <w:rPr>
+          <w:lang w:val="pt_PT" w:bidi="pt_PT"/>
+        </w:rPr>
+      </w:r>
+      <w:r>
+        <w:rPr>
+          <w:b/>
+          <w:lang w:val="pt_PT" w:bidi="pt_PT"/>
+        </w:rPr>
         <w:t>"E agora".</w:t>
       </w:r>
     </w:p>
@@ -37538,6 +42968,21 @@
           <w:b/>
           <w:lang w:val="pt_PT" w:bidi="pt_PT"/>
         </w:rPr>
+        <w:t>ἀπόκειταί &amp; ὁ τῆς δικαιοσύνης στέφανος</w:t>
+      </w:r>
+    </w:p>
+    <w:p>
+      <w:pPr/>
+      <w:r>
+        <w:rPr>
+          <w:lang w:val="pt_PT" w:bidi="pt_PT"/>
+        </w:rPr>
+      </w:r>
+      <w:r>
+        <w:rPr>
+          <w:b/>
+          <w:lang w:val="pt_PT" w:bidi="pt_PT"/>
+        </w:rPr>
         <w:t>"está me esperando o prêmio da vitória</w:t>
       </w:r>
       <w:r>
@@ -37647,6 +43092,21 @@
           <w:b/>
           <w:lang w:val="pt_PT" w:bidi="pt_PT"/>
         </w:rPr>
+        <w:t>ὁ τῆς δικαιοσύνης στέφανος</w:t>
+      </w:r>
+    </w:p>
+    <w:p>
+      <w:pPr/>
+      <w:r>
+        <w:rPr>
+          <w:lang w:val="pt_PT" w:bidi="pt_PT"/>
+        </w:rPr>
+      </w:r>
+      <w:r>
+        <w:rPr>
+          <w:b/>
+          <w:lang w:val="pt_PT" w:bidi="pt_PT"/>
+        </w:rPr>
         <w:t>"</w:t>
       </w:r>
       <w:r>
@@ -37770,6 +43230,21 @@
           <w:b/>
           <w:lang w:val="pt_PT" w:bidi="pt_PT"/>
         </w:rPr>
+        <w:t>ὁ τῆς δικαιοσύνης στέφανος</w:t>
+      </w:r>
+    </w:p>
+    <w:p>
+      <w:pPr/>
+      <w:r>
+        <w:rPr>
+          <w:lang w:val="pt_PT" w:bidi="pt_PT"/>
+        </w:rPr>
+      </w:r>
+      <w:r>
+        <w:rPr>
+          <w:b/>
+          <w:lang w:val="pt_PT" w:bidi="pt_PT"/>
+        </w:rPr>
         <w:t>"</w:t>
       </w:r>
       <w:r>
@@ -37866,6 +43341,21 @@
         <w:rPr>
           <w:lang w:val="pt_PT" w:bidi="pt_PT"/>
         </w:rPr>
+      </w:r>
+    </w:p>
+    <w:p>
+      <w:pPr/>
+      <w:r>
+        <w:rPr>
+          <w:lang w:val="pt_PT" w:bidi="pt_PT"/>
+        </w:rPr>
+      </w:r>
+      <w:r>
+        <w:rPr>
+          <w:b/>
+          <w:lang w:val="pt_PT" w:bidi="pt_PT"/>
+        </w:rPr>
+        <w:t>ἐν, ἐκείνῃ τῇ ἡμέρᾳ</w:t>
       </w:r>
     </w:p>
     <w:p>
@@ -37981,6 +43471,21 @@
           <w:b/>
           <w:lang w:val="pt_PT" w:bidi="pt_PT"/>
         </w:rPr>
+        <w:t>οὐ μόνον δὲ ἐμοὶ, ἀλλὰ καὶ πᾶσιν τοῖς</w:t>
+      </w:r>
+    </w:p>
+    <w:p>
+      <w:pPr/>
+      <w:r>
+        <w:rPr>
+          <w:lang w:val="pt_PT" w:bidi="pt_PT"/>
+        </w:rPr>
+      </w:r>
+      <w:r>
+        <w:rPr>
+          <w:b/>
+          <w:lang w:val="pt_PT" w:bidi="pt_PT"/>
+        </w:rPr>
         <w:t>"</w:t>
       </w:r>
       <w:r>
@@ -38078,6 +43583,21 @@
           <w:b/>
           <w:lang w:val="pt_PT" w:bidi="pt_PT"/>
         </w:rPr>
+        <w:t>πᾶσιν τοῖς ἠγαπηκόσι τὴν ἐπιφάνειαν αὐτοῦ</w:t>
+      </w:r>
+    </w:p>
+    <w:p>
+      <w:pPr/>
+      <w:r>
+        <w:rPr>
+          <w:lang w:val="pt_PT" w:bidi="pt_PT"/>
+        </w:rPr>
+      </w:r>
+      <w:r>
+        <w:rPr>
+          <w:b/>
+          <w:lang w:val="pt_PT" w:bidi="pt_PT"/>
+        </w:rPr>
         <w:t>"</w:t>
       </w:r>
       <w:r>
@@ -38187,6 +43707,21 @@
         <w:rPr>
           <w:lang w:val="pt_PT" w:bidi="pt_PT"/>
         </w:rPr>
+      </w:r>
+    </w:p>
+    <w:p>
+      <w:pPr/>
+      <w:r>
+        <w:rPr>
+          <w:lang w:val="pt_PT" w:bidi="pt_PT"/>
+        </w:rPr>
+      </w:r>
+      <w:r>
+        <w:rPr>
+          <w:b/>
+          <w:lang w:val="pt_PT" w:bidi="pt_PT"/>
+        </w:rPr>
+        <w:t>τὴν ἐπιφάνειαν αὐτοῦ</w:t>
       </w:r>
     </w:p>
     <w:p>
@@ -38328,6 +43863,21 @@
           <w:b/>
           <w:lang w:val="pt_PT" w:bidi="pt_PT"/>
         </w:rPr>
+        <w:t>σπούδασον ἐλθεῖν &amp; ταχέως</w:t>
+      </w:r>
+    </w:p>
+    <w:p>
+      <w:pPr/>
+      <w:r>
+        <w:rPr>
+          <w:lang w:val="pt_PT" w:bidi="pt_PT"/>
+        </w:rPr>
+      </w:r>
+      <w:r>
+        <w:rPr>
+          <w:b/>
+          <w:lang w:val="pt_PT" w:bidi="pt_PT"/>
+        </w:rPr>
         <w:t>"</w:t>
       </w:r>
       <w:r>
@@ -38405,6 +43955,21 @@
           <w:b/>
           <w:lang w:val="pt_PT" w:bidi="pt_PT"/>
         </w:rPr>
+        <w:t>ἐλθεῖν</w:t>
+      </w:r>
+    </w:p>
+    <w:p>
+      <w:pPr/>
+      <w:r>
+        <w:rPr>
+          <w:lang w:val="pt_PT" w:bidi="pt_PT"/>
+        </w:rPr>
+      </w:r>
+      <w:r>
+        <w:rPr>
+          <w:b/>
+          <w:lang w:val="pt_PT" w:bidi="pt_PT"/>
+        </w:rPr>
         <w:t>"Venha me ver".</w:t>
       </w:r>
     </w:p>
@@ -38501,6 +44066,21 @@
           <w:b/>
           <w:lang w:val="pt_PT" w:bidi="pt_PT"/>
         </w:rPr>
+        <w:t>γάρ</w:t>
+      </w:r>
+    </w:p>
+    <w:p>
+      <w:pPr/>
+      <w:r>
+        <w:rPr>
+          <w:lang w:val="pt_PT" w:bidi="pt_PT"/>
+        </w:rPr>
+      </w:r>
+      <w:r>
+        <w:rPr>
+          <w:b/>
+          <w:lang w:val="pt_PT" w:bidi="pt_PT"/>
+        </w:rPr>
         <w:t>"Pois".</w:t>
       </w:r>
     </w:p>
@@ -38610,6 +44190,21 @@
           <w:b/>
           <w:lang w:val="pt_PT" w:bidi="pt_PT"/>
         </w:rPr>
+        <w:t>Δημᾶς &amp; Κρήσκης</w:t>
+      </w:r>
+    </w:p>
+    <w:p>
+      <w:pPr/>
+      <w:r>
+        <w:rPr>
+          <w:lang w:val="pt_PT" w:bidi="pt_PT"/>
+        </w:rPr>
+      </w:r>
+      <w:r>
+        <w:rPr>
+          <w:b/>
+          <w:lang w:val="pt_PT" w:bidi="pt_PT"/>
+        </w:rPr>
         <w:t>"Demas"</w:t>
       </w:r>
       <w:r>
@@ -38732,6 +44327,21 @@
           <w:b/>
           <w:lang w:val="pt_PT" w:bidi="pt_PT"/>
         </w:rPr>
+        <w:t>τὸν νῦν αἰῶνα</w:t>
+      </w:r>
+    </w:p>
+    <w:p>
+      <w:pPr/>
+      <w:r>
+        <w:rPr>
+          <w:lang w:val="pt_PT" w:bidi="pt_PT"/>
+        </w:rPr>
+      </w:r>
+      <w:r>
+        <w:rPr>
+          <w:b/>
+          <w:lang w:val="pt_PT" w:bidi="pt_PT"/>
+        </w:rPr>
         <w:t>"</w:t>
       </w:r>
       <w:r>
@@ -38842,6 +44452,21 @@
           <w:b/>
           <w:lang w:val="pt_PT" w:bidi="pt_PT"/>
         </w:rPr>
+        <w:t>ἐπορεύθη</w:t>
+      </w:r>
+    </w:p>
+    <w:p>
+      <w:pPr/>
+      <w:r>
+        <w:rPr>
+          <w:lang w:val="pt_PT" w:bidi="pt_PT"/>
+        </w:rPr>
+      </w:r>
+      <w:r>
+        <w:rPr>
+          <w:b/>
+          <w:lang w:val="pt_PT" w:bidi="pt_PT"/>
+        </w:rPr>
         <w:t>"foi".</w:t>
       </w:r>
     </w:p>
@@ -38938,6 +44563,21 @@
           <w:b/>
           <w:lang w:val="pt_PT" w:bidi="pt_PT"/>
         </w:rPr>
+        <w:t>Κρήσκης εἰς Γαλατίαν, Τίτος εἰς Δαλματίαν</w:t>
+      </w:r>
+    </w:p>
+    <w:p>
+      <w:pPr/>
+      <w:r>
+        <w:rPr>
+          <w:lang w:val="pt_PT" w:bidi="pt_PT"/>
+        </w:rPr>
+      </w:r>
+      <w:r>
+        <w:rPr>
+          <w:b/>
+          <w:lang w:val="pt_PT" w:bidi="pt_PT"/>
+        </w:rPr>
         <w:t>"</w:t>
       </w:r>
       <w:r>
@@ -39035,6 +44675,21 @@
           <w:b/>
           <w:lang w:val="pt_PT" w:bidi="pt_PT"/>
         </w:rPr>
+        <w:t>Δαλματίαν</w:t>
+      </w:r>
+    </w:p>
+    <w:p>
+      <w:pPr/>
+      <w:r>
+        <w:rPr>
+          <w:lang w:val="pt_PT" w:bidi="pt_PT"/>
+        </w:rPr>
+      </w:r>
+      <w:r>
+        <w:rPr>
+          <w:b/>
+          <w:lang w:val="pt_PT" w:bidi="pt_PT"/>
+        </w:rPr>
         <w:t>"Dalmácia".</w:t>
       </w:r>
     </w:p>
@@ -39131,6 +44786,21 @@
           <w:b/>
           <w:lang w:val="pt_PT" w:bidi="pt_PT"/>
         </w:rPr>
+        <w:t>μοι εὔχρηστος εἰς διακονίαν</w:t>
+      </w:r>
+    </w:p>
+    <w:p>
+      <w:pPr/>
+      <w:r>
+        <w:rPr>
+          <w:lang w:val="pt_PT" w:bidi="pt_PT"/>
+        </w:rPr>
+      </w:r>
+      <w:r>
+        <w:rPr>
+          <w:b/>
+          <w:lang w:val="pt_PT" w:bidi="pt_PT"/>
+        </w:rPr>
         <w:t>"ele pode me ajudar no trabalho".</w:t>
       </w:r>
     </w:p>
@@ -39214,6 +44884,21 @@
           <w:b/>
           <w:lang w:val="pt_PT" w:bidi="pt_PT"/>
         </w:rPr>
+        <w:t>εἰς διακονίαν</w:t>
+      </w:r>
+    </w:p>
+    <w:p>
+      <w:pPr/>
+      <w:r>
+        <w:rPr>
+          <w:lang w:val="pt_PT" w:bidi="pt_PT"/>
+        </w:rPr>
+      </w:r>
+      <w:r>
+        <w:rPr>
+          <w:b/>
+          <w:lang w:val="pt_PT" w:bidi="pt_PT"/>
+        </w:rPr>
         <w:t>"no trabalho".</w:t>
       </w:r>
     </w:p>
@@ -39310,6 +44995,21 @@
           <w:b/>
           <w:lang w:val="pt_PT" w:bidi="pt_PT"/>
         </w:rPr>
+        <w:t>δὲ</w:t>
+      </w:r>
+    </w:p>
+    <w:p>
+      <w:pPr/>
+      <w:r>
+        <w:rPr>
+          <w:lang w:val="pt_PT" w:bidi="pt_PT"/>
+        </w:rPr>
+      </w:r>
+      <w:r>
+        <w:rPr>
+          <w:b/>
+          <w:lang w:val="pt_PT" w:bidi="pt_PT"/>
+        </w:rPr>
         <w:t>"Eu mandei".</w:t>
       </w:r>
     </w:p>
@@ -39393,6 +45093,21 @@
           <w:b/>
           <w:lang w:val="pt_PT" w:bidi="pt_PT"/>
         </w:rPr>
+        <w:t>ἀπέστειλα</w:t>
+      </w:r>
+    </w:p>
+    <w:p>
+      <w:pPr/>
+      <w:r>
+        <w:rPr>
+          <w:lang w:val="pt_PT" w:bidi="pt_PT"/>
+        </w:rPr>
+      </w:r>
+      <w:r>
+        <w:rPr>
+          <w:b/>
+          <w:lang w:val="pt_PT" w:bidi="pt_PT"/>
+        </w:rPr>
         <w:t>"Eu mandei".</w:t>
       </w:r>
     </w:p>
@@ -39528,6 +45243,21 @@
           <w:b/>
           <w:lang w:val="pt_PT" w:bidi="pt_PT"/>
         </w:rPr>
+        <w:t>φελόνην</w:t>
+      </w:r>
+    </w:p>
+    <w:p>
+      <w:pPr/>
+      <w:r>
+        <w:rPr>
+          <w:lang w:val="pt_PT" w:bidi="pt_PT"/>
+        </w:rPr>
+      </w:r>
+      <w:r>
+        <w:rPr>
+          <w:b/>
+          <w:lang w:val="pt_PT" w:bidi="pt_PT"/>
+        </w:rPr>
         <w:t>"capa".</w:t>
       </w:r>
     </w:p>
@@ -39624,6 +45354,21 @@
           <w:b/>
           <w:lang w:val="pt_PT" w:bidi="pt_PT"/>
         </w:rPr>
+        <w:t>Κάρπῳ</w:t>
+      </w:r>
+    </w:p>
+    <w:p>
+      <w:pPr/>
+      <w:r>
+        <w:rPr>
+          <w:lang w:val="pt_PT" w:bidi="pt_PT"/>
+        </w:rPr>
+      </w:r>
+      <w:r>
+        <w:rPr>
+          <w:b/>
+          <w:lang w:val="pt_PT" w:bidi="pt_PT"/>
+        </w:rPr>
         <w:t>"Carpo".</w:t>
       </w:r>
     </w:p>
@@ -39720,6 +45465,21 @@
           <w:b/>
           <w:lang w:val="pt_PT" w:bidi="pt_PT"/>
         </w:rPr>
+        <w:t>ἐρχόμενος</w:t>
+      </w:r>
+    </w:p>
+    <w:p>
+      <w:pPr/>
+      <w:r>
+        <w:rPr>
+          <w:lang w:val="pt_PT" w:bidi="pt_PT"/>
+        </w:rPr>
+      </w:r>
+      <w:r>
+        <w:rPr>
+          <w:b/>
+          <w:lang w:val="pt_PT" w:bidi="pt_PT"/>
+        </w:rPr>
         <w:t>"vier".</w:t>
       </w:r>
     </w:p>
@@ -39816,6 +45576,21 @@
           <w:b/>
           <w:lang w:val="pt_PT" w:bidi="pt_PT"/>
         </w:rPr>
+        <w:t>μάλιστα τὰς μεμβράνας</w:t>
+      </w:r>
+    </w:p>
+    <w:p>
+      <w:pPr/>
+      <w:r>
+        <w:rPr>
+          <w:lang w:val="pt_PT" w:bidi="pt_PT"/>
+        </w:rPr>
+      </w:r>
+      <w:r>
+        <w:rPr>
+          <w:b/>
+          <w:lang w:val="pt_PT" w:bidi="pt_PT"/>
+        </w:rPr>
         <w:t>"principalmente os de couro".</w:t>
       </w:r>
     </w:p>
@@ -39918,6 +45693,21 @@
           <w:b/>
           <w:lang w:val="pt_PT" w:bidi="pt_PT"/>
         </w:rPr>
+        <w:t>τὰς μεμβράνας</w:t>
+      </w:r>
+    </w:p>
+    <w:p>
+      <w:pPr/>
+      <w:r>
+        <w:rPr>
+          <w:lang w:val="pt_PT" w:bidi="pt_PT"/>
+        </w:rPr>
+      </w:r>
+      <w:r>
+        <w:rPr>
+          <w:b/>
+          <w:lang w:val="pt_PT" w:bidi="pt_PT"/>
+        </w:rPr>
         <w:t>"os de couro".</w:t>
       </w:r>
     </w:p>
@@ -40014,6 +45804,21 @@
           <w:b/>
           <w:lang w:val="pt_PT" w:bidi="pt_PT"/>
         </w:rPr>
+        <w:t>Ἀλέξανδρος ὁ χαλκεὺς</w:t>
+      </w:r>
+    </w:p>
+    <w:p>
+      <w:pPr/>
+      <w:r>
+        <w:rPr>
+          <w:lang w:val="pt_PT" w:bidi="pt_PT"/>
+        </w:rPr>
+      </w:r>
+      <w:r>
+        <w:rPr>
+          <w:b/>
+          <w:lang w:val="pt_PT" w:bidi="pt_PT"/>
+        </w:rPr>
         <w:t>"Alexandre, o ferreiro".</w:t>
       </w:r>
     </w:p>
@@ -40110,6 +45915,21 @@
           <w:b/>
           <w:lang w:val="pt_PT" w:bidi="pt_PT"/>
         </w:rPr>
+        <w:t>Ἀλέξανδρος</w:t>
+      </w:r>
+    </w:p>
+    <w:p>
+      <w:pPr/>
+      <w:r>
+        <w:rPr>
+          <w:lang w:val="pt_PT" w:bidi="pt_PT"/>
+        </w:rPr>
+      </w:r>
+      <w:r>
+        <w:rPr>
+          <w:b/>
+          <w:lang w:val="pt_PT" w:bidi="pt_PT"/>
+        </w:rPr>
         <w:t>"Alexandre".</w:t>
       </w:r>
     </w:p>
@@ -40206,6 +46026,21 @@
           <w:b/>
           <w:lang w:val="pt_PT" w:bidi="pt_PT"/>
         </w:rPr>
+        <w:t>πολλά μοι κακὰ ἐνεδείξατο</w:t>
+      </w:r>
+    </w:p>
+    <w:p>
+      <w:pPr/>
+      <w:r>
+        <w:rPr>
+          <w:lang w:val="pt_PT" w:bidi="pt_PT"/>
+        </w:rPr>
+      </w:r>
+      <w:r>
+        <w:rPr>
+          <w:b/>
+          <w:lang w:val="pt_PT" w:bidi="pt_PT"/>
+        </w:rPr>
         <w:t>"me prejudicou muito".</w:t>
       </w:r>
     </w:p>
@@ -40289,6 +46124,21 @@
           <w:b/>
           <w:lang w:val="pt_PT" w:bidi="pt_PT"/>
         </w:rPr>
+        <w:t>ἀποδώσει αὐτῷ ὁ Κύριος</w:t>
+      </w:r>
+    </w:p>
+    <w:p>
+      <w:pPr/>
+      <w:r>
+        <w:rPr>
+          <w:lang w:val="pt_PT" w:bidi="pt_PT"/>
+        </w:rPr>
+      </w:r>
+      <w:r>
+        <w:rPr>
+          <w:b/>
+          <w:lang w:val="pt_PT" w:bidi="pt_PT"/>
+        </w:rPr>
         <w:t>"O Senhor lhe dará a sua recompensa".</w:t>
       </w:r>
     </w:p>
@@ -40398,6 +46248,21 @@
           <w:b/>
           <w:lang w:val="pt_PT" w:bidi="pt_PT"/>
         </w:rPr>
+        <w:t>ὃν καὶ σὺ φυλάσσου, λίαν γὰρ ἀντέστη τοῖς ἡμετέροις λόγοις</w:t>
+      </w:r>
+    </w:p>
+    <w:p>
+      <w:pPr/>
+      <w:r>
+        <w:rPr>
+          <w:lang w:val="pt_PT" w:bidi="pt_PT"/>
+        </w:rPr>
+      </w:r>
+      <w:r>
+        <w:rPr>
+          <w:b/>
+          <w:lang w:val="pt_PT" w:bidi="pt_PT"/>
+        </w:rPr>
         <w:t>"</w:t>
       </w:r>
       <w:r>
@@ -40495,6 +46360,21 @@
           <w:b/>
           <w:lang w:val="pt_PT" w:bidi="pt_PT"/>
         </w:rPr>
+        <w:t>τοῖς ἡμετέροις λόγοις</w:t>
+      </w:r>
+    </w:p>
+    <w:p>
+      <w:pPr/>
+      <w:r>
+        <w:rPr>
+          <w:lang w:val="pt_PT" w:bidi="pt_PT"/>
+        </w:rPr>
+      </w:r>
+      <w:r>
+        <w:rPr>
+          <w:b/>
+          <w:lang w:val="pt_PT" w:bidi="pt_PT"/>
+        </w:rPr>
         <w:t>"nossa mensagem".</w:t>
       </w:r>
     </w:p>
@@ -40598,6 +46478,21 @@
           <w:b/>
           <w:lang w:val="pt_PT" w:bidi="pt_PT"/>
         </w:rPr>
+        <w:t>ἐν τῇ πρώτῃ μου ἀπολογίᾳ</w:t>
+      </w:r>
+    </w:p>
+    <w:p>
+      <w:pPr/>
+      <w:r>
+        <w:rPr>
+          <w:lang w:val="pt_PT" w:bidi="pt_PT"/>
+        </w:rPr>
+      </w:r>
+      <w:r>
+        <w:rPr>
+          <w:b/>
+          <w:lang w:val="pt_PT" w:bidi="pt_PT"/>
+        </w:rPr>
         <w:t>"</w:t>
       </w:r>
       <w:r>
@@ -40701,6 +46596,21 @@
           <w:b/>
           <w:lang w:val="pt_PT" w:bidi="pt_PT"/>
         </w:rPr>
+        <w:t>οὐδείς μοι παρεγένετο</w:t>
+      </w:r>
+    </w:p>
+    <w:p>
+      <w:pPr/>
+      <w:r>
+        <w:rPr>
+          <w:lang w:val="pt_PT" w:bidi="pt_PT"/>
+        </w:rPr>
+      </w:r>
+      <w:r>
+        <w:rPr>
+          <w:b/>
+          <w:lang w:val="pt_PT" w:bidi="pt_PT"/>
+        </w:rPr>
         <w:t>"ninguém ficou comigo".</w:t>
       </w:r>
     </w:p>
@@ -40797,6 +46707,21 @@
           <w:b/>
           <w:lang w:val="pt_PT" w:bidi="pt_PT"/>
         </w:rPr>
+        <w:t>πάντες</w:t>
+      </w:r>
+    </w:p>
+    <w:p>
+      <w:pPr/>
+      <w:r>
+        <w:rPr>
+          <w:lang w:val="pt_PT" w:bidi="pt_PT"/>
+        </w:rPr>
+      </w:r>
+      <w:r>
+        <w:rPr>
+          <w:b/>
+          <w:lang w:val="pt_PT" w:bidi="pt_PT"/>
+        </w:rPr>
         <w:t>"todos".</w:t>
       </w:r>
     </w:p>
@@ -40893,6 +46818,21 @@
           <w:b/>
           <w:lang w:val="pt_PT" w:bidi="pt_PT"/>
         </w:rPr>
+        <w:t>μὴ αὐτοῖς λογισθείη</w:t>
+      </w:r>
+    </w:p>
+    <w:p>
+      <w:pPr/>
+      <w:r>
+        <w:rPr>
+          <w:lang w:val="pt_PT" w:bidi="pt_PT"/>
+        </w:rPr>
+      </w:r>
+      <w:r>
+        <w:rPr>
+          <w:b/>
+          <w:lang w:val="pt_PT" w:bidi="pt_PT"/>
+        </w:rPr>
         <w:t>"</w:t>
       </w:r>
       <w:r>
@@ -40990,6 +46930,21 @@
           <w:b/>
           <w:lang w:val="pt_PT" w:bidi="pt_PT"/>
         </w:rPr>
+        <w:t>μὴ αὐτοῖς λογισθείη</w:t>
+      </w:r>
+    </w:p>
+    <w:p>
+      <w:pPr/>
+      <w:r>
+        <w:rPr>
+          <w:lang w:val="pt_PT" w:bidi="pt_PT"/>
+        </w:rPr>
+      </w:r>
+      <w:r>
+        <w:rPr>
+          <w:b/>
+          <w:lang w:val="pt_PT" w:bidi="pt_PT"/>
+        </w:rPr>
         <w:t>"</w:t>
       </w:r>
       <w:r>
@@ -41073,6 +47028,21 @@
         <w:rPr>
           <w:lang w:val="pt_PT" w:bidi="pt_PT"/>
         </w:rPr>
+      </w:r>
+    </w:p>
+    <w:p>
+      <w:pPr/>
+      <w:r>
+        <w:rPr>
+          <w:lang w:val="pt_PT" w:bidi="pt_PT"/>
+        </w:rPr>
+      </w:r>
+      <w:r>
+        <w:rPr>
+          <w:b/>
+          <w:lang w:val="pt_PT" w:bidi="pt_PT"/>
+        </w:rPr>
+        <w:t>δὲ</w:t>
       </w:r>
     </w:p>
     <w:p>
@@ -41227,6 +47197,21 @@
           <w:b/>
           <w:lang w:val="pt_PT" w:bidi="pt_PT"/>
         </w:rPr>
+        <w:t>ὁ &amp; Κύριός μοι παρέστη</w:t>
+      </w:r>
+    </w:p>
+    <w:p>
+      <w:pPr/>
+      <w:r>
+        <w:rPr>
+          <w:lang w:val="pt_PT" w:bidi="pt_PT"/>
+        </w:rPr>
+      </w:r>
+      <w:r>
+        <w:rPr>
+          <w:b/>
+          <w:lang w:val="pt_PT" w:bidi="pt_PT"/>
+        </w:rPr>
         <w:t>"o Senhor ficou comigo".</w:t>
       </w:r>
     </w:p>
@@ -41349,6 +47334,21 @@
           <w:b/>
           <w:lang w:val="pt_PT" w:bidi="pt_PT"/>
         </w:rPr>
+        <w:t>δι’ ἐμοῦ τὸ κήρυγμα πληροφορηθῇ</w:t>
+      </w:r>
+    </w:p>
+    <w:p>
+      <w:pPr/>
+      <w:r>
+        <w:rPr>
+          <w:lang w:val="pt_PT" w:bidi="pt_PT"/>
+        </w:rPr>
+      </w:r>
+      <w:r>
+        <w:rPr>
+          <w:b/>
+          <w:lang w:val="pt_PT" w:bidi="pt_PT"/>
+        </w:rPr>
         <w:t>"</w:t>
       </w:r>
       <w:r>
@@ -41446,6 +47446,21 @@
           <w:b/>
           <w:lang w:val="pt_PT" w:bidi="pt_PT"/>
         </w:rPr>
+        <w:t>δι’ ἐμοῦ τὸ κήρυγμα πληροφορηθῇ</w:t>
+      </w:r>
+    </w:p>
+    <w:p>
+      <w:pPr/>
+      <w:r>
+        <w:rPr>
+          <w:lang w:val="pt_PT" w:bidi="pt_PT"/>
+        </w:rPr>
+      </w:r>
+      <w:r>
+        <w:rPr>
+          <w:b/>
+          <w:lang w:val="pt_PT" w:bidi="pt_PT"/>
+        </w:rPr>
         <w:t>"</w:t>
       </w:r>
       <w:r>
@@ -41556,6 +47571,21 @@
           <w:b/>
           <w:lang w:val="pt_PT" w:bidi="pt_PT"/>
         </w:rPr>
+        <w:t>τὸ κήρυγμα πληροφορηθῇ</w:t>
+      </w:r>
+    </w:p>
+    <w:p>
+      <w:pPr/>
+      <w:r>
+        <w:rPr>
+          <w:lang w:val="pt_PT" w:bidi="pt_PT"/>
+        </w:rPr>
+      </w:r>
+      <w:r>
+        <w:rPr>
+          <w:b/>
+          <w:lang w:val="pt_PT" w:bidi="pt_PT"/>
+        </w:rPr>
         <w:t>"</w:t>
       </w:r>
       <w:r>
@@ -41679,6 +47709,21 @@
           <w:b/>
           <w:lang w:val="pt_PT" w:bidi="pt_PT"/>
         </w:rPr>
+        <w:t>πάντα τὰ ἔθνη</w:t>
+      </w:r>
+    </w:p>
+    <w:p>
+      <w:pPr/>
+      <w:r>
+        <w:rPr>
+          <w:lang w:val="pt_PT" w:bidi="pt_PT"/>
+        </w:rPr>
+      </w:r>
+      <w:r>
+        <w:rPr>
+          <w:b/>
+          <w:lang w:val="pt_PT" w:bidi="pt_PT"/>
+        </w:rPr>
         <w:t>"todos os não judeus".</w:t>
       </w:r>
     </w:p>
@@ -41775,6 +47820,21 @@
           <w:b/>
           <w:lang w:val="pt_PT" w:bidi="pt_PT"/>
         </w:rPr>
+        <w:t>ἐρύσθην ἐκ στόματος λέοντος</w:t>
+      </w:r>
+    </w:p>
+    <w:p>
+      <w:pPr/>
+      <w:r>
+        <w:rPr>
+          <w:lang w:val="pt_PT" w:bidi="pt_PT"/>
+        </w:rPr>
+      </w:r>
+      <w:r>
+        <w:rPr>
+          <w:b/>
+          <w:lang w:val="pt_PT" w:bidi="pt_PT"/>
+        </w:rPr>
         <w:t>"</w:t>
       </w:r>
       <w:r>
@@ -41898,6 +47958,21 @@
           <w:b/>
           <w:lang w:val="pt_PT" w:bidi="pt_PT"/>
         </w:rPr>
+        <w:t>ἐρύσθην</w:t>
+      </w:r>
+    </w:p>
+    <w:p>
+      <w:pPr/>
+      <w:r>
+        <w:rPr>
+          <w:lang w:val="pt_PT" w:bidi="pt_PT"/>
+        </w:rPr>
+      </w:r>
+      <w:r>
+        <w:rPr>
+          <w:b/>
+          <w:lang w:val="pt_PT" w:bidi="pt_PT"/>
+        </w:rPr>
         <w:t>"me livrou".</w:t>
       </w:r>
     </w:p>
@@ -41981,6 +48056,21 @@
           <w:b/>
           <w:lang w:val="pt_PT" w:bidi="pt_PT"/>
         </w:rPr>
+        <w:t>ᾧ ἡ δόξα</w:t>
+      </w:r>
+    </w:p>
+    <w:p>
+      <w:pPr/>
+      <w:r>
+        <w:rPr>
+          <w:lang w:val="pt_PT" w:bidi="pt_PT"/>
+        </w:rPr>
+      </w:r>
+      <w:r>
+        <w:rPr>
+          <w:b/>
+          <w:lang w:val="pt_PT" w:bidi="pt_PT"/>
+        </w:rPr>
         <w:t>"A ele seja dada a glória".</w:t>
       </w:r>
     </w:p>
@@ -42063,6 +48153,21 @@
         <w:rPr>
           <w:lang w:val="pt_PT" w:bidi="pt_PT"/>
         </w:rPr>
+      </w:r>
+    </w:p>
+    <w:p>
+      <w:pPr/>
+      <w:r>
+        <w:rPr>
+          <w:lang w:val="pt_PT" w:bidi="pt_PT"/>
+        </w:rPr>
+      </w:r>
+      <w:r>
+        <w:rPr>
+          <w:b/>
+          <w:lang w:val="pt_PT" w:bidi="pt_PT"/>
+        </w:rPr>
+        <w:t>εἰς τοὺς αἰῶνας τῶν αἰώνων</w:t>
       </w:r>
     </w:p>
     <w:p>
@@ -42344,6 +48449,21 @@
           <w:b/>
           <w:lang w:val="pt_PT" w:bidi="pt_PT"/>
         </w:rPr>
+        <w:t>Ἔραστος &amp; Τρόφιμον</w:t>
+      </w:r>
+    </w:p>
+    <w:p>
+      <w:pPr/>
+      <w:r>
+        <w:rPr>
+          <w:lang w:val="pt_PT" w:bidi="pt_PT"/>
+        </w:rPr>
+      </w:r>
+      <w:r>
+        <w:rPr>
+          <w:b/>
+          <w:lang w:val="pt_PT" w:bidi="pt_PT"/>
+        </w:rPr>
         <w:t>"Erasto"</w:t>
       </w:r>
       <w:r>
@@ -42466,6 +48586,21 @@
           <w:b/>
           <w:lang w:val="pt_PT" w:bidi="pt_PT"/>
         </w:rPr>
+        <w:t>Μιλήτῳ</w:t>
+      </w:r>
+    </w:p>
+    <w:p>
+      <w:pPr/>
+      <w:r>
+        <w:rPr>
+          <w:lang w:val="pt_PT" w:bidi="pt_PT"/>
+        </w:rPr>
+      </w:r>
+      <w:r>
+        <w:rPr>
+          <w:b/>
+          <w:lang w:val="pt_PT" w:bidi="pt_PT"/>
+        </w:rPr>
         <w:t>"Mileto".</w:t>
       </w:r>
     </w:p>
@@ -42562,6 +48697,21 @@
           <w:b/>
           <w:lang w:val="pt_PT" w:bidi="pt_PT"/>
         </w:rPr>
+        <w:t>σπούδασον &amp; ἐλθεῖν</w:t>
+      </w:r>
+    </w:p>
+    <w:p>
+      <w:pPr/>
+      <w:r>
+        <w:rPr>
+          <w:lang w:val="pt_PT" w:bidi="pt_PT"/>
+        </w:rPr>
+      </w:r>
+      <w:r>
+        <w:rPr>
+          <w:b/>
+          <w:lang w:val="pt_PT" w:bidi="pt_PT"/>
+        </w:rPr>
         <w:t>"</w:t>
       </w:r>
       <w:r>
@@ -42639,6 +48789,21 @@
           <w:b/>
           <w:lang w:val="pt_PT" w:bidi="pt_PT"/>
         </w:rPr>
+        <w:t>πρὸ χειμῶνος</w:t>
+      </w:r>
+    </w:p>
+    <w:p>
+      <w:pPr/>
+      <w:r>
+        <w:rPr>
+          <w:lang w:val="pt_PT" w:bidi="pt_PT"/>
+        </w:rPr>
+      </w:r>
+      <w:r>
+        <w:rPr>
+          <w:b/>
+          <w:lang w:val="pt_PT" w:bidi="pt_PT"/>
+        </w:rPr>
         <w:t>"antes do inverno".</w:t>
       </w:r>
     </w:p>
@@ -42812,6 +48977,21 @@
           <w:b/>
           <w:lang w:val="pt_PT" w:bidi="pt_PT"/>
         </w:rPr>
+        <w:t>ἀσπάζεταί σε Εὔβουλος, καὶ Πούδης, καὶ Λίνος, καὶ Κλαυδία, καὶ οἱ ἀδελφοὶ</w:t>
+      </w:r>
+    </w:p>
+    <w:p>
+      <w:pPr/>
+      <w:r>
+        <w:rPr>
+          <w:lang w:val="pt_PT" w:bidi="pt_PT"/>
+        </w:rPr>
+      </w:r>
+      <w:r>
+        <w:rPr>
+          <w:b/>
+          <w:lang w:val="pt_PT" w:bidi="pt_PT"/>
+        </w:rPr>
         <w:t>"</w:t>
       </w:r>
       <w:r>
@@ -42909,6 +49089,21 @@
           <w:b/>
           <w:lang w:val="pt_PT" w:bidi="pt_PT"/>
         </w:rPr>
+        <w:t>Εὔβουλος &amp; Πούδης &amp; Λίνος</w:t>
+      </w:r>
+    </w:p>
+    <w:p>
+      <w:pPr/>
+      <w:r>
+        <w:rPr>
+          <w:lang w:val="pt_PT" w:bidi="pt_PT"/>
+        </w:rPr>
+      </w:r>
+      <w:r>
+        <w:rPr>
+          <w:b/>
+          <w:lang w:val="pt_PT" w:bidi="pt_PT"/>
+        </w:rPr>
         <w:t>"Êubulo"</w:t>
       </w:r>
       <w:r>
@@ -43057,6 +49252,21 @@
           <w:b/>
           <w:lang w:val="pt_PT" w:bidi="pt_PT"/>
         </w:rPr>
+        <w:t>Κλαυδία</w:t>
+      </w:r>
+    </w:p>
+    <w:p>
+      <w:pPr/>
+      <w:r>
+        <w:rPr>
+          <w:lang w:val="pt_PT" w:bidi="pt_PT"/>
+        </w:rPr>
+      </w:r>
+      <w:r>
+        <w:rPr>
+          <w:b/>
+          <w:lang w:val="pt_PT" w:bidi="pt_PT"/>
+        </w:rPr>
         <w:t>"Cláudia".</w:t>
       </w:r>
     </w:p>
@@ -43153,6 +49363,21 @@
           <w:b/>
           <w:lang w:val="pt_PT" w:bidi="pt_PT"/>
         </w:rPr>
+        <w:t>οἱ ἀδελφοὶ</w:t>
+      </w:r>
+    </w:p>
+    <w:p>
+      <w:pPr/>
+      <w:r>
+        <w:rPr>
+          <w:lang w:val="pt_PT" w:bidi="pt_PT"/>
+        </w:rPr>
+      </w:r>
+      <w:r>
+        <w:rPr>
+          <w:b/>
+          <w:lang w:val="pt_PT" w:bidi="pt_PT"/>
+        </w:rPr>
         <w:t>"os outros irmãos".</w:t>
       </w:r>
     </w:p>
@@ -43314,6 +49539,21 @@
           <w:b/>
           <w:lang w:val="pt_PT" w:bidi="pt_PT"/>
         </w:rPr>
+        <w:t>οἱ ἀδελφοὶ</w:t>
+      </w:r>
+    </w:p>
+    <w:p>
+      <w:pPr/>
+      <w:r>
+        <w:rPr>
+          <w:lang w:val="pt_PT" w:bidi="pt_PT"/>
+        </w:rPr>
+      </w:r>
+      <w:r>
+        <w:rPr>
+          <w:b/>
+          <w:lang w:val="pt_PT" w:bidi="pt_PT"/>
+        </w:rPr>
         <w:t>"os outros irmãos".</w:t>
       </w:r>
     </w:p>
@@ -43410,6 +49650,21 @@
           <w:b/>
           <w:lang w:val="pt_PT" w:bidi="pt_PT"/>
         </w:rPr>
+        <w:t>οἱ ἀδελφοὶ</w:t>
+      </w:r>
+    </w:p>
+    <w:p>
+      <w:pPr/>
+      <w:r>
+        <w:rPr>
+          <w:lang w:val="pt_PT" w:bidi="pt_PT"/>
+        </w:rPr>
+      </w:r>
+      <w:r>
+        <w:rPr>
+          <w:b/>
+          <w:lang w:val="pt_PT" w:bidi="pt_PT"/>
+        </w:rPr>
         <w:t>"os outros irmãos".</w:t>
       </w:r>
     </w:p>
@@ -43506,6 +49761,21 @@
           <w:b/>
           <w:lang w:val="pt_PT" w:bidi="pt_PT"/>
         </w:rPr>
+        <w:t>ὁ Κύριος μετὰ τοῦ πνεύματός σου</w:t>
+      </w:r>
+    </w:p>
+    <w:p>
+      <w:pPr/>
+      <w:r>
+        <w:rPr>
+          <w:lang w:val="pt_PT" w:bidi="pt_PT"/>
+        </w:rPr>
+      </w:r>
+      <w:r>
+        <w:rPr>
+          <w:b/>
+          <w:lang w:val="pt_PT" w:bidi="pt_PT"/>
+        </w:rPr>
         <w:t>"</w:t>
       </w:r>
       <w:r>
@@ -43603,6 +49873,21 @@
           <w:b/>
           <w:lang w:val="pt_PT" w:bidi="pt_PT"/>
         </w:rPr>
+        <w:t>ὁ Κύριος</w:t>
+      </w:r>
+    </w:p>
+    <w:p>
+      <w:pPr/>
+      <w:r>
+        <w:rPr>
+          <w:lang w:val="pt_PT" w:bidi="pt_PT"/>
+        </w:rPr>
+      </w:r>
+      <w:r>
+        <w:rPr>
+          <w:b/>
+          <w:lang w:val="pt_PT" w:bidi="pt_PT"/>
+        </w:rPr>
         <w:t>"O Senhor".</w:t>
       </w:r>
     </w:p>
@@ -43699,6 +49984,21 @@
           <w:b/>
           <w:lang w:val="pt_PT" w:bidi="pt_PT"/>
         </w:rPr>
+        <w:t>μετὰ τοῦ πνεύματός σου</w:t>
+      </w:r>
+    </w:p>
+    <w:p>
+      <w:pPr/>
+      <w:r>
+        <w:rPr>
+          <w:lang w:val="pt_PT" w:bidi="pt_PT"/>
+        </w:rPr>
+      </w:r>
+      <w:r>
+        <w:rPr>
+          <w:b/>
+          <w:lang w:val="pt_PT" w:bidi="pt_PT"/>
+        </w:rPr>
         <w:t>"esteja com o seu espírito".</w:t>
       </w:r>
     </w:p>
@@ -43808,6 +50108,21 @@
           <w:b/>
           <w:lang w:val="pt_PT" w:bidi="pt_PT"/>
         </w:rPr>
+        <w:t>ἡ χάρις μεθ’ ὑμῶν</w:t>
+      </w:r>
+    </w:p>
+    <w:p>
+      <w:pPr/>
+      <w:r>
+        <w:rPr>
+          <w:lang w:val="pt_PT" w:bidi="pt_PT"/>
+        </w:rPr>
+      </w:r>
+      <w:r>
+        <w:rPr>
+          <w:b/>
+          <w:lang w:val="pt_PT" w:bidi="pt_PT"/>
+        </w:rPr>
         <w:t>"</w:t>
       </w:r>
       <w:r>
@@ -43918,6 +50233,21 @@
           <w:b/>
           <w:lang w:val="pt_PT" w:bidi="pt_PT"/>
         </w:rPr>
+        <w:t>ἡ χάρις μεθ’ ὑμῶν</w:t>
+      </w:r>
+    </w:p>
+    <w:p>
+      <w:pPr/>
+      <w:r>
+        <w:rPr>
+          <w:lang w:val="pt_PT" w:bidi="pt_PT"/>
+        </w:rPr>
+      </w:r>
+      <w:r>
+        <w:rPr>
+          <w:b/>
+          <w:lang w:val="pt_PT" w:bidi="pt_PT"/>
+        </w:rPr>
         <w:t>"</w:t>
       </w:r>
       <w:r>
@@ -44028,6 +50358,21 @@
           <w:b/>
           <w:lang w:val="pt_PT" w:bidi="pt_PT"/>
         </w:rPr>
+        <w:t>ὑμῶν</w:t>
+      </w:r>
+    </w:p>
+    <w:p>
+      <w:pPr/>
+      <w:r>
+        <w:rPr>
+          <w:lang w:val="pt_PT" w:bidi="pt_PT"/>
+        </w:rPr>
+      </w:r>
+      <w:r>
+        <w:rPr>
+          <w:b/>
+          <w:lang w:val="pt_PT" w:bidi="pt_PT"/>
+        </w:rPr>
         <w:t>"vocês".</w:t>
       </w:r>
     </w:p>
@@ -44110,6 +50455,21 @@
         <w:rPr>
           <w:lang w:val="pt_PT" w:bidi="pt_PT"/>
         </w:rPr>
+      </w:r>
+    </w:p>
+    <w:p>
+      <w:pPr/>
+      <w:r>
+        <w:rPr>
+          <w:lang w:val="pt_PT" w:bidi="pt_PT"/>
+        </w:rPr>
+      </w:r>
+      <w:r>
+        <w:rPr>
+          <w:b/>
+          <w:lang w:val="pt_PT" w:bidi="pt_PT"/>
+        </w:rPr>
+        <w:t>ὑμῶν</w:t>
       </w:r>
     </w:p>
     <w:p>

--- a/por/docx/55.content.docx
+++ b/por/docx/55.content.docx
@@ -10538,7 +10538,7 @@
           <w:b/>
           <w:lang w:val="pt_PT" w:bidi="pt_PT"/>
         </w:rPr>
-        <w:t>(δῴη αὐτῷ ὁ Κύριος, εὑρεῖν ἔλεος παρὰ Κυρίου ἐν ἐκείνῃ τῇ ἡμέρᾳ), καὶ ὅσα ἐν Ἐφέσῳ διηκόνησεν, βέλτιον σὺ γινώσκεις</w:t>
+        <w:t>δῴη αὐτῷ ὁ Κύριος, εὑρεῖν ἔλεος παρὰ Κυρίου ἐν ἐκείνῃ τῇ ἡμέρᾳ), καὶ ὅσα ἐν Ἐφέσῳ διηκόνησεν, βέλτιον σὺ γινώσκεις</w:t>
       </w:r>
     </w:p>
     <w:p>
@@ -17801,7 +17801,7 @@
           <w:b/>
           <w:lang w:val="pt_PT" w:bidi="pt_PT"/>
         </w:rPr>
-        <w:t>εἰ γὰρ συναπεθάνομεν, καὶ συνζήσομεν &amp; εἰ ὑπομένομεν, καὶ συνβασιλεύσομεν; εἰ ἀρνησόμεθα, κἀκεῖνος ἀρνήσεται ἡμᾶς &amp; εἰ ἀπιστοῦμεν, ἐκεῖνος πιστὸς μένει; ἀρνήσασθαι γὰρ ἑαυτὸν οὐ δύναται</w:t>
+        <w:t>εἰ γὰρ συναπεθάνομεν, καὶ συνζήσομεν; εἰ ὑπομένομεν, καὶ συνβασιλεύσομεν; εἰ ἀρνησόμεθα, κἀκεῖνος ἀρνήσεται ἡμᾶς; εἰ ἀπιστοῦμεν, ἐκεῖνος πιστὸς μένει; ἀρνήσασθαι γὰρ ἑαυτὸν οὐ δύναται</w:t>
       </w:r>
     </w:p>
     <w:p>
@@ -23032,7 +23032,7 @@
           <w:b/>
           <w:lang w:val="pt_PT" w:bidi="pt_PT"/>
         </w:rPr>
-        <w:t>ἐν μεγάλῃ &amp; οἰκίᾳ, οὐκ ἔστιν μόνον σκεύη χρυσᾶ καὶ ἀργυρᾶ, ἀλλὰ καὶ ξύλινα καὶ ὀστράκινα; καὶ ἃ μὲν εἰς τιμὴν, ἃ δὲ εἰς ἀτιμίαν</w:t>
+        <w:t>ἐν μεγάλῃ &amp; οἰκίᾳ, οὐκ ἔστιν μόνον σκεύη χρυσᾶ καὶ ἀργυρᾶ, ἀλλὰ καὶ ξύλινα καὶ ὀστράκινα; καὶ ἃ &amp; εἰς τιμὴν, ἃ δὲ εἰς ἀτιμίαν</w:t>
       </w:r>
     </w:p>
     <w:p>
@@ -23365,7 +23365,7 @@
           <w:b/>
           <w:lang w:val="pt_PT" w:bidi="pt_PT"/>
         </w:rPr>
-        <w:t>ἃ μὲν εἰς τιμὴν, ἃ δὲ εἰς ἀτιμίαν</w:t>
+        <w:t>ἃ &amp; εἰς τιμὴν, ἃ δὲ εἰς ἀτιμίαν</w:t>
       </w:r>
     </w:p>
     <w:p>
@@ -23463,7 +23463,7 @@
           <w:b/>
           <w:lang w:val="pt_PT" w:bidi="pt_PT"/>
         </w:rPr>
-        <w:t>ἃ μὲν εἰς τιμὴν, ἃ δὲ εἰς ἀτιμίαν</w:t>
+        <w:t>ἃ &amp; εἰς τιμὴν, ἃ δὲ εἰς ἀτιμίαν</w:t>
       </w:r>
     </w:p>
     <w:p>
@@ -33734,7 +33734,7 @@
           <w:b/>
           <w:lang w:val="pt_PT" w:bidi="pt_PT"/>
         </w:rPr>
-        <w:t>μου τῇ διδασκαλίᾳ, τῇ ἀγωγῇ, τῇ προθέσει, τῇ πίστει, τῇ μακροθυμίᾳ, τῇ ἀγάπῃ, τῇ ὑπομονῇ &amp; τοῖς διωγμοῖς, τοῖς παθήμασιν, οἷά</w:t>
+        <w:t>μου τῇ διδασκαλίᾳ, τῇ ἀγωγῇ, τῇ προθέσει, τῇ πίστει, τῇ μακροθυμίᾳ, τῇ ἀγάπῃ, τῇ ὑπομονῇ, τοῖς διωγμοῖς, τοῖς παθήμασιν, οἷά</w:t>
       </w:r>
     </w:p>
     <w:p>
@@ -40279,7 +40279,7 @@
           <w:b/>
           <w:lang w:val="pt_PT" w:bidi="pt_PT"/>
         </w:rPr>
-        <w:t>ἀπὸ μὲν τῆς ἀληθείας τὴν ἀκοὴν ἀποστρέψουσιν</w:t>
+        <w:t>ἀπὸ &amp; τῆς ἀληθείας τὴν ἀκοὴν ἀποστρέψουσιν</w:t>
       </w:r>
     </w:p>
     <w:p>

--- a/por/docx/55.content.docx
+++ b/por/docx/55.content.docx
@@ -2052,21 +2052,6 @@
           <w:b/>
           <w:lang w:val="pt_PT" w:bidi="pt_PT"/>
         </w:rPr>
-        <w:t>ὡς ἀδιάλειπτον ἔχω τὴν περὶ σοῦ μνείαν</w:t>
-      </w:r>
-    </w:p>
-    <w:p>
-      <w:pPr/>
-      <w:r>
-        <w:rPr>
-          <w:lang w:val="pt_PT" w:bidi="pt_PT"/>
-        </w:rPr>
-      </w:r>
-      <w:r>
-        <w:rPr>
-          <w:b/>
-          <w:lang w:val="pt_PT" w:bidi="pt_PT"/>
-        </w:rPr>
         <w:t>"que lembro de você nas minhas orações".</w:t>
       </w:r>
     </w:p>
@@ -2136,6 +2121,21 @@
         <w:rPr>
           <w:lang w:val="pt_PT" w:bidi="pt_PT"/>
         </w:rPr>
+      </w:r>
+    </w:p>
+    <w:p>
+      <w:pPr/>
+      <w:r>
+        <w:rPr>
+          <w:lang w:val="pt_PT" w:bidi="pt_PT"/>
+        </w:rPr>
+      </w:r>
+      <w:r>
+        <w:rPr>
+          <w:b/>
+          <w:lang w:val="pt_PT" w:bidi="pt_PT"/>
+        </w:rPr>
+        <w:t>σοῦ</w:t>
       </w:r>
     </w:p>
     <w:p>
@@ -3015,21 +3015,6 @@
           <w:b/>
           <w:lang w:val="pt_PT" w:bidi="pt_PT"/>
         </w:rPr>
-        <w:t>τῆς ἐν σοὶ ἀνυποκρίτου πίστεως, ἥτις ἐνῴκησεν πρῶτον</w:t>
-      </w:r>
-    </w:p>
-    <w:p>
-      <w:pPr/>
-      <w:r>
-        <w:rPr>
-          <w:lang w:val="pt_PT" w:bidi="pt_PT"/>
-        </w:rPr>
-      </w:r>
-      <w:r>
-        <w:rPr>
-          <w:b/>
-          <w:lang w:val="pt_PT" w:bidi="pt_PT"/>
-        </w:rPr>
         <w:t xml:space="preserve">"da sua fé sincera, a mesma fé que". </w:t>
       </w:r>
     </w:p>
@@ -3402,21 +3387,6 @@
         <w:rPr>
           <w:lang w:val="pt_PT" w:bidi="pt_PT"/>
         </w:rPr>
-      </w:r>
-    </w:p>
-    <w:p>
-      <w:pPr/>
-      <w:r>
-        <w:rPr>
-          <w:lang w:val="pt_PT" w:bidi="pt_PT"/>
-        </w:rPr>
-      </w:r>
-      <w:r>
-        <w:rPr>
-          <w:b/>
-          <w:lang w:val="pt_PT" w:bidi="pt_PT"/>
-        </w:rPr>
-        <w:t>Λωΐδι &amp; Εὐνίκῃ</w:t>
       </w:r>
     </w:p>
     <w:p>
@@ -4477,21 +4447,6 @@
           <w:b/>
           <w:lang w:val="pt_PT" w:bidi="pt_PT"/>
         </w:rPr>
-        <w:t>δειλίας, ἀλλὰ δυνάμεως, καὶ ἀγάπης, καὶ σωφρονισμοῦ</w:t>
-      </w:r>
-    </w:p>
-    <w:p>
-      <w:pPr/>
-      <w:r>
-        <w:rPr>
-          <w:lang w:val="pt_PT" w:bidi="pt_PT"/>
-        </w:rPr>
-      </w:r>
-      <w:r>
-        <w:rPr>
-          <w:b/>
-          <w:lang w:val="pt_PT" w:bidi="pt_PT"/>
-        </w:rPr>
         <w:t>"o Espírito que Deus nos deu não nos torna medroso; pelo contrário, o Espírito nos enche de poder e de amor e nos torna prudentes".</w:t>
       </w:r>
     </w:p>
@@ -4823,21 +4778,6 @@
           <w:b/>
           <w:lang w:val="pt_PT" w:bidi="pt_PT"/>
         </w:rPr>
-        <w:t>μὴ &amp; ἐπαισχυνθῇς τὸ μαρτύριον τοῦ Κυρίου ἡμῶν, μηδὲ ἐμὲ, τὸν δέσμιον αὐτοῦ</w:t>
-      </w:r>
-    </w:p>
-    <w:p>
-      <w:pPr/>
-      <w:r>
-        <w:rPr>
-          <w:lang w:val="pt_PT" w:bidi="pt_PT"/>
-        </w:rPr>
-      </w:r>
-      <w:r>
-        <w:rPr>
-          <w:b/>
-          <w:lang w:val="pt_PT" w:bidi="pt_PT"/>
-        </w:rPr>
         <w:t>"não se envergonhe de dar o seu testemunho a favor do nosso Senhor, nem se envergonhe de mim, que estou na cadeia porque sou servo dele".</w:t>
       </w:r>
     </w:p>
@@ -5547,21 +5487,6 @@
         <w:rPr>
           <w:lang w:val="pt_PT" w:bidi="pt_PT"/>
         </w:rPr>
-      </w:r>
-    </w:p>
-    <w:p>
-      <w:pPr/>
-      <w:r>
-        <w:rPr>
-          <w:lang w:val="pt_PT" w:bidi="pt_PT"/>
-        </w:rPr>
-      </w:r>
-      <w:r>
-        <w:rPr>
-          <w:b/>
-          <w:lang w:val="pt_PT" w:bidi="pt_PT"/>
-        </w:rPr>
-        <w:t>οὐ κατὰ τὰ ἔργα ἡμῶν, ἀλλὰ κατὰ ἰδίαν πρόθεσιν καὶ χάριν, τὴν δοθεῖσαν ἡμῖν</w:t>
       </w:r>
     </w:p>
     <w:p>
@@ -8488,21 +8413,6 @@
           <w:b/>
           <w:lang w:val="pt_PT" w:bidi="pt_PT"/>
         </w:rPr>
-        <w:t>ἐν πίστει καὶ ἀγάπῃ τῇ ἐν Χριστῷ Ἰησοῦ</w:t>
-      </w:r>
-    </w:p>
-    <w:p>
-      <w:pPr/>
-      <w:r>
-        <w:rPr>
-          <w:lang w:val="pt_PT" w:bidi="pt_PT"/>
-        </w:rPr>
-      </w:r>
-      <w:r>
-        <w:rPr>
-          <w:b/>
-          <w:lang w:val="pt_PT" w:bidi="pt_PT"/>
-        </w:rPr>
         <w:t>"na fé e no amor que temos por estarmos unidos com Cristo Jesus".</w:t>
       </w:r>
     </w:p>
@@ -8945,21 +8855,6 @@
           <w:b/>
           <w:lang w:val="pt_PT" w:bidi="pt_PT"/>
         </w:rPr>
-        <w:t>διὰ Πνεύματος Ἁγίου</w:t>
-      </w:r>
-    </w:p>
-    <w:p>
-      <w:pPr/>
-      <w:r>
-        <w:rPr>
-          <w:lang w:val="pt_PT" w:bidi="pt_PT"/>
-        </w:rPr>
-      </w:r>
-      <w:r>
-        <w:rPr>
-          <w:b/>
-          <w:lang w:val="pt_PT" w:bidi="pt_PT"/>
-        </w:rPr>
         <w:t>"por meio do poder do Espírito Santo".</w:t>
       </w:r>
     </w:p>
@@ -9650,21 +9545,6 @@
           <w:b/>
           <w:lang w:val="pt_PT" w:bidi="pt_PT"/>
         </w:rPr>
-        <w:t>Φύγελος &amp; Ἑρμογένης</w:t>
-      </w:r>
-    </w:p>
-    <w:p>
-      <w:pPr/>
-      <w:r>
-        <w:rPr>
-          <w:lang w:val="pt_PT" w:bidi="pt_PT"/>
-        </w:rPr>
-      </w:r>
-      <w:r>
-        <w:rPr>
-          <w:b/>
-          <w:lang w:val="pt_PT" w:bidi="pt_PT"/>
-        </w:rPr>
         <w:t>"Fígelo"</w:t>
       </w:r>
       <w:r>
@@ -9787,21 +9667,6 @@
           <w:b/>
           <w:lang w:val="pt_PT" w:bidi="pt_PT"/>
         </w:rPr>
-        <w:t>δῴη ἔλεος ὁ Κύριος τῷ Ὀνησιφόρου οἴκῳ</w:t>
-      </w:r>
-    </w:p>
-    <w:p>
-      <w:pPr/>
-      <w:r>
-        <w:rPr>
-          <w:lang w:val="pt_PT" w:bidi="pt_PT"/>
-        </w:rPr>
-      </w:r>
-      <w:r>
-        <w:rPr>
-          <w:b/>
-          <w:lang w:val="pt_PT" w:bidi="pt_PT"/>
-        </w:rPr>
         <w:t>"Que o Senhor seja bondoso com a família de Onesíforo".</w:t>
       </w:r>
     </w:p>
@@ -9996,21 +9861,6 @@
           <w:b/>
           <w:lang w:val="pt_PT" w:bidi="pt_PT"/>
         </w:rPr>
-        <w:t>Ὀνησιφόρου</w:t>
-      </w:r>
-    </w:p>
-    <w:p>
-      <w:pPr/>
-      <w:r>
-        <w:rPr>
-          <w:lang w:val="pt_PT" w:bidi="pt_PT"/>
-        </w:rPr>
-      </w:r>
-      <w:r>
-        <w:rPr>
-          <w:b/>
-          <w:lang w:val="pt_PT" w:bidi="pt_PT"/>
-        </w:rPr>
         <w:t>"de Onesíforo".</w:t>
       </w:r>
     </w:p>
@@ -10538,21 +10388,6 @@
           <w:b/>
           <w:lang w:val="pt_PT" w:bidi="pt_PT"/>
         </w:rPr>
-        <w:t>δῴη αὐτῷ ὁ Κύριος, εὑρεῖν ἔλεος παρὰ Κυρίου ἐν ἐκείνῃ τῇ ἡμέρᾳ), καὶ ὅσα ἐν Ἐφέσῳ διηκόνησεν, βέλτιον σὺ γινώσκεις</w:t>
-      </w:r>
-    </w:p>
-    <w:p>
-      <w:pPr/>
-      <w:r>
-        <w:rPr>
-          <w:lang w:val="pt_PT" w:bidi="pt_PT"/>
-        </w:rPr>
-      </w:r>
-      <w:r>
-        <w:rPr>
-          <w:b/>
-          <w:lang w:val="pt_PT" w:bidi="pt_PT"/>
-        </w:rPr>
         <w:t>"Que o Senhor dê a ele a certeza de que naquele dia ele receberá a sua misericórdia! E você sabe melhor do que eu o quanto ele me ajudou em Éfeso".</w:t>
       </w:r>
     </w:p>
@@ -10622,21 +10457,6 @@
         <w:rPr>
           <w:lang w:val="pt_PT" w:bidi="pt_PT"/>
         </w:rPr>
-      </w:r>
-    </w:p>
-    <w:p>
-      <w:pPr/>
-      <w:r>
-        <w:rPr>
-          <w:lang w:val="pt_PT" w:bidi="pt_PT"/>
-        </w:rPr>
-      </w:r>
-      <w:r>
-        <w:rPr>
-          <w:b/>
-          <w:lang w:val="pt_PT" w:bidi="pt_PT"/>
-        </w:rPr>
-        <w:t>δῴη αὐτῷ ὁ Κύριος, εὑρεῖν ἔλεος παρὰ Κυρίου</w:t>
       </w:r>
     </w:p>
     <w:p>
@@ -11508,21 +11328,6 @@
           <w:b/>
           <w:lang w:val="pt_PT" w:bidi="pt_PT"/>
         </w:rPr>
-        <w:t>ἐν τῇ χάριτι τῇ ἐν Χριστῷ Ἰησοῦ</w:t>
-      </w:r>
-    </w:p>
-    <w:p>
-      <w:pPr/>
-      <w:r>
-        <w:rPr>
-          <w:lang w:val="pt_PT" w:bidi="pt_PT"/>
-        </w:rPr>
-      </w:r>
-      <w:r>
-        <w:rPr>
-          <w:b/>
-          <w:lang w:val="pt_PT" w:bidi="pt_PT"/>
-        </w:rPr>
         <w:t>"por meio da graça que é nossa por estarmos unidos com Cristo Jesus".</w:t>
       </w:r>
     </w:p>
@@ -13156,21 +12961,6 @@
           <w:b/>
           <w:lang w:val="pt_PT" w:bidi="pt_PT"/>
         </w:rPr>
-        <w:t>τῷ στρατολογήσαντι</w:t>
-      </w:r>
-    </w:p>
-    <w:p>
-      <w:pPr/>
-      <w:r>
-        <w:rPr>
-          <w:lang w:val="pt_PT" w:bidi="pt_PT"/>
-        </w:rPr>
-      </w:r>
-      <w:r>
-        <w:rPr>
-          <w:b/>
-          <w:lang w:val="pt_PT" w:bidi="pt_PT"/>
-        </w:rPr>
         <w:t>"Pois o soldado, quando está servindo, quer agradar o seu comandante".</w:t>
       </w:r>
     </w:p>
@@ -13523,21 +13313,6 @@
           <w:b/>
           <w:lang w:val="pt_PT" w:bidi="pt_PT"/>
         </w:rPr>
-        <w:t>ἐὰν &amp; ἀθλῇ τις, οὐ στεφανοῦται, ἐὰν μὴ νομίμως ἀθλήσῃ</w:t>
-      </w:r>
-    </w:p>
-    <w:p>
-      <w:pPr/>
-      <w:r>
-        <w:rPr>
-          <w:lang w:val="pt_PT" w:bidi="pt_PT"/>
-        </w:rPr>
-      </w:r>
-      <w:r>
-        <w:rPr>
-          <w:b/>
-          <w:lang w:val="pt_PT" w:bidi="pt_PT"/>
-        </w:rPr>
         <w:t>"O atleta que toma parte numa corrida não recebe o prêmio se não obedecer às regras".</w:t>
       </w:r>
     </w:p>
@@ -13731,21 +13506,6 @@
         <w:rPr>
           <w:lang w:val="pt_PT" w:bidi="pt_PT"/>
         </w:rPr>
-      </w:r>
-    </w:p>
-    <w:p>
-      <w:pPr/>
-      <w:r>
-        <w:rPr>
-          <w:lang w:val="pt_PT" w:bidi="pt_PT"/>
-        </w:rPr>
-      </w:r>
-      <w:r>
-        <w:rPr>
-          <w:b/>
-          <w:lang w:val="pt_PT" w:bidi="pt_PT"/>
-        </w:rPr>
-        <w:t>οὐ στεφανοῦται, ἐὰν μὴ νομίμως ἀθλήσῃ</w:t>
       </w:r>
     </w:p>
     <w:p>
@@ -15046,21 +14806,6 @@
           <w:b/>
           <w:lang w:val="pt_PT" w:bidi="pt_PT"/>
         </w:rPr>
-        <w:t>ἐγηγερμένον ἐκ νεκρῶν, ἐκ σπέρματος Δαυείδ</w:t>
-      </w:r>
-    </w:p>
-    <w:p>
-      <w:pPr/>
-      <w:r>
-        <w:rPr>
-          <w:lang w:val="pt_PT" w:bidi="pt_PT"/>
-        </w:rPr>
-      </w:r>
-      <w:r>
-        <w:rPr>
-          <w:b/>
-          <w:lang w:val="pt_PT" w:bidi="pt_PT"/>
-        </w:rPr>
         <w:t>"Jesus Cristo, que foi ressuscitado e que era descendente de Davi".</w:t>
       </w:r>
     </w:p>
@@ -16737,21 +16482,6 @@
           <w:b/>
           <w:lang w:val="pt_PT" w:bidi="pt_PT"/>
         </w:rPr>
-        <w:t>καὶ αὐτοὶ σωτηρίας τύχωσιν τῆς ἐν Χριστῷ Ἰησοῦ</w:t>
-      </w:r>
-    </w:p>
-    <w:p>
-      <w:pPr/>
-      <w:r>
-        <w:rPr>
-          <w:lang w:val="pt_PT" w:bidi="pt_PT"/>
-        </w:rPr>
-      </w:r>
-      <w:r>
-        <w:rPr>
-          <w:b/>
-          <w:lang w:val="pt_PT" w:bidi="pt_PT"/>
-        </w:rPr>
         <w:t>"Faço isso para que eles possam ganhar a salvação que está em Cristo Jesus".</w:t>
       </w:r>
     </w:p>
@@ -17787,21 +17517,6 @@
         <w:rPr>
           <w:lang w:val="pt_PT" w:bidi="pt_PT"/>
         </w:rPr>
-      </w:r>
-    </w:p>
-    <w:p>
-      <w:pPr/>
-      <w:r>
-        <w:rPr>
-          <w:lang w:val="pt_PT" w:bidi="pt_PT"/>
-        </w:rPr>
-      </w:r>
-      <w:r>
-        <w:rPr>
-          <w:b/>
-          <w:lang w:val="pt_PT" w:bidi="pt_PT"/>
-        </w:rPr>
-        <w:t>εἰ γὰρ συναπεθάνομεν, καὶ συνζήσομεν; εἰ ὑπομένομεν, καὶ συνβασιλεύσομεν; εἰ ἀρνησόμεθα, κἀκεῖνος ἀρνήσεται ἡμᾶς; εἰ ἀπιστοῦμεν, ἐκεῖνος πιστὸς μένει; ἀρνήσασθαι γὰρ ἑαυτὸν οὐ δύναται</w:t>
       </w:r>
     </w:p>
     <w:p>
@@ -19154,21 +18869,6 @@
           <w:b/>
           <w:lang w:val="pt_PT" w:bidi="pt_PT"/>
         </w:rPr>
-        <w:t>ἐπὶ καταστροφῇ τῶν ἀκουόντων</w:t>
-      </w:r>
-    </w:p>
-    <w:p>
-      <w:pPr/>
-      <w:r>
-        <w:rPr>
-          <w:lang w:val="pt_PT" w:bidi="pt_PT"/>
-        </w:rPr>
-      </w:r>
-      <w:r>
-        <w:rPr>
-          <w:b/>
-          <w:lang w:val="pt_PT" w:bidi="pt_PT"/>
-        </w:rPr>
         <w:t>"Brigar não é bom, pois somente prejudica os que estão presentes".</w:t>
       </w:r>
     </w:p>
@@ -21147,21 +20847,6 @@
           <w:b/>
           <w:lang w:val="pt_PT" w:bidi="pt_PT"/>
         </w:rPr>
-        <w:t>Ὑμέναιος, καὶ Φίλητος</w:t>
-      </w:r>
-    </w:p>
-    <w:p>
-      <w:pPr/>
-      <w:r>
-        <w:rPr>
-          <w:lang w:val="pt_PT" w:bidi="pt_PT"/>
-        </w:rPr>
-      </w:r>
-      <w:r>
-        <w:rPr>
-          <w:b/>
-          <w:lang w:val="pt_PT" w:bidi="pt_PT"/>
-        </w:rPr>
         <w:t>"Himeneu e Fileto".</w:t>
       </w:r>
     </w:p>
@@ -21506,21 +21191,6 @@
           <w:b/>
           <w:lang w:val="pt_PT" w:bidi="pt_PT"/>
         </w:rPr>
-        <w:t>ἀνάστασιν ἤδη γεγονέναι</w:t>
-      </w:r>
-    </w:p>
-    <w:p>
-      <w:pPr/>
-      <w:r>
-        <w:rPr>
-          <w:lang w:val="pt_PT" w:bidi="pt_PT"/>
-        </w:rPr>
-      </w:r>
-      <w:r>
-        <w:rPr>
-          <w:b/>
-          <w:lang w:val="pt_PT" w:bidi="pt_PT"/>
-        </w:rPr>
         <w:t>"Eles afirmam que a nossa ressurreição já aconteceu".</w:t>
       </w:r>
     </w:p>
@@ -22125,21 +21795,6 @@
         <w:rPr>
           <w:lang w:val="pt_PT" w:bidi="pt_PT"/>
         </w:rPr>
-      </w:r>
-    </w:p>
-    <w:p>
-      <w:pPr/>
-      <w:r>
-        <w:rPr>
-          <w:lang w:val="pt_PT" w:bidi="pt_PT"/>
-        </w:rPr>
-      </w:r>
-      <w:r>
-        <w:rPr>
-          <w:b/>
-          <w:lang w:val="pt_PT" w:bidi="pt_PT"/>
-        </w:rPr>
-        <w:t>ἔγνω Κύριος τοὺς ὄντας αὐτοῦ, καί, ἀποστήτω ἀπὸ ἀδικίας πᾶς ὁ ὀνομάζων τὸ ὄνομα Κυρίου</w:t>
       </w:r>
     </w:p>
     <w:p>
@@ -22601,21 +22256,6 @@
           <w:b/>
           <w:lang w:val="pt_PT" w:bidi="pt_PT"/>
         </w:rPr>
-        <w:t>ἀποστήτω &amp; πᾶς ὁ ὀνομάζων τὸ ὄνομα Κυρίου</w:t>
-      </w:r>
-    </w:p>
-    <w:p>
-      <w:pPr/>
-      <w:r>
-        <w:rPr>
-          <w:lang w:val="pt_PT" w:bidi="pt_PT"/>
-        </w:rPr>
-      </w:r>
-      <w:r>
-        <w:rPr>
-          <w:b/>
-          <w:lang w:val="pt_PT" w:bidi="pt_PT"/>
-        </w:rPr>
         <w:t>"que pertence ao Senhor precisa abandonar o pecado".</w:t>
       </w:r>
     </w:p>
@@ -23032,21 +22672,6 @@
           <w:b/>
           <w:lang w:val="pt_PT" w:bidi="pt_PT"/>
         </w:rPr>
-        <w:t>ἐν μεγάλῃ &amp; οἰκίᾳ, οὐκ ἔστιν μόνον σκεύη χρυσᾶ καὶ ἀργυρᾶ, ἀλλὰ καὶ ξύλινα καὶ ὀστράκινα; καὶ ἃ &amp; εἰς τιμὴν, ἃ δὲ εἰς ἀτιμίαν</w:t>
-      </w:r>
-    </w:p>
-    <w:p>
-      <w:pPr/>
-      <w:r>
-        <w:rPr>
-          <w:lang w:val="pt_PT" w:bidi="pt_PT"/>
-        </w:rPr>
-      </w:r>
-      <w:r>
-        <w:rPr>
-          <w:b/>
-          <w:lang w:val="pt_PT" w:bidi="pt_PT"/>
-        </w:rPr>
         <w:t>"Numa casa grande não existem somente vasilhas de ouro e de prata, mas também de madeira e de barro. Algumas são para ocasiões especiais, e outras, para todos os dias".</w:t>
       </w:r>
     </w:p>
@@ -23547,21 +23172,6 @@
         <w:rPr>
           <w:lang w:val="pt_PT" w:bidi="pt_PT"/>
         </w:rPr>
-      </w:r>
-    </w:p>
-    <w:p>
-      <w:pPr/>
-      <w:r>
-        <w:rPr>
-          <w:lang w:val="pt_PT" w:bidi="pt_PT"/>
-        </w:rPr>
-      </w:r>
-      <w:r>
-        <w:rPr>
-          <w:b/>
-          <w:lang w:val="pt_PT" w:bidi="pt_PT"/>
-        </w:rPr>
-        <w:t>ἐὰν &amp; τις ἐκκαθάρῃ ἑαυτὸν ἀπὸ τούτων, ἔσται σκεῦος εἰς τιμήν, ἡγιασμένον εὔχρηστον τῷ Δεσπότῃ, εἰς πᾶν ἔργον ἀγαθὸν ἡτοιμασμένον</w:t>
       </w:r>
     </w:p>
     <w:p>
@@ -25516,21 +25126,6 @@
           <w:b/>
           <w:lang w:val="pt_PT" w:bidi="pt_PT"/>
         </w:rPr>
-        <w:t>τὰς &amp; μωρὰς καὶ ἀπαιδεύτους ζητήσεις</w:t>
-      </w:r>
-    </w:p>
-    <w:p>
-      <w:pPr/>
-      <w:r>
-        <w:rPr>
-          <w:lang w:val="pt_PT" w:bidi="pt_PT"/>
-        </w:rPr>
-      </w:r>
-      <w:r>
-        <w:rPr>
-          <w:b/>
-          <w:lang w:val="pt_PT" w:bidi="pt_PT"/>
-        </w:rPr>
         <w:t>"longe das discussões tolas e sem valor".</w:t>
       </w:r>
     </w:p>
@@ -26962,21 +26557,6 @@
           <w:b/>
           <w:lang w:val="pt_PT" w:bidi="pt_PT"/>
         </w:rPr>
-        <w:t>μήποτε δώῃ αὐτοῖς &amp; μετάνοιαν εἰς ἐπίγνωσιν ἀληθείας</w:t>
-      </w:r>
-    </w:p>
-    <w:p>
-      <w:pPr/>
-      <w:r>
-        <w:rPr>
-          <w:lang w:val="pt_PT" w:bidi="pt_PT"/>
-        </w:rPr>
-      </w:r>
-      <w:r>
-        <w:rPr>
-          <w:b/>
-          <w:lang w:val="pt_PT" w:bidi="pt_PT"/>
-        </w:rPr>
         <w:t>"pode ser que Deus dê a eles a oportunidade de se arrependerem e de virem a conhecer a verdade".</w:t>
       </w:r>
     </w:p>
@@ -27073,21 +26653,6 @@
           <w:b/>
           <w:lang w:val="pt_PT" w:bidi="pt_PT"/>
         </w:rPr>
-        <w:t>ἀνανήψωσιν ἐκ τῆς τοῦ διαβόλου παγίδος, ἐζωγρημένοι ὑπ’ αὐτοῦ, εἰς τὸ ἐκείνου θέλημα</w:t>
-      </w:r>
-    </w:p>
-    <w:p>
-      <w:pPr/>
-      <w:r>
-        <w:rPr>
-          <w:lang w:val="pt_PT" w:bidi="pt_PT"/>
-        </w:rPr>
-      </w:r>
-      <w:r>
-        <w:rPr>
-          <w:b/>
-          <w:lang w:val="pt_PT" w:bidi="pt_PT"/>
-        </w:rPr>
         <w:t>"E assim voltarão ao seu perfeito juízo e escaparão da armadilha do Diabo, que os prendeu para fazerem o que ele quer".</w:t>
       </w:r>
     </w:p>
@@ -27183,21 +26748,6 @@
         <w:rPr>
           <w:lang w:val="pt_PT" w:bidi="pt_PT"/>
         </w:rPr>
-      </w:r>
-    </w:p>
-    <w:p>
-      <w:pPr/>
-      <w:r>
-        <w:rPr>
-          <w:lang w:val="pt_PT" w:bidi="pt_PT"/>
-        </w:rPr>
-      </w:r>
-      <w:r>
-        <w:rPr>
-          <w:b/>
-          <w:lang w:val="pt_PT" w:bidi="pt_PT"/>
-        </w:rPr>
-        <w:t>ἀνανήψωσιν ἐκ τῆς τοῦ διαβόλου παγίδος</w:t>
       </w:r>
     </w:p>
     <w:p>
@@ -29115,21 +28665,6 @@
           <w:b/>
           <w:lang w:val="pt_PT" w:bidi="pt_PT"/>
         </w:rPr>
-        <w:t>ἔχοντες μόρφωσιν εὐσεβείας, τὴν δὲ δύναμιν αὐτῆς ἠρνημένοι</w:t>
-      </w:r>
-    </w:p>
-    <w:p>
-      <w:pPr/>
-      <w:r>
-        <w:rPr>
-          <w:lang w:val="pt_PT" w:bidi="pt_PT"/>
-        </w:rPr>
-      </w:r>
-      <w:r>
-        <w:rPr>
-          <w:b/>
-          <w:lang w:val="pt_PT" w:bidi="pt_PT"/>
-        </w:rPr>
         <w:t>"</w:t>
       </w:r>
       <w:r>
@@ -30857,21 +30392,6 @@
           <w:b/>
           <w:lang w:val="pt_PT" w:bidi="pt_PT"/>
         </w:rPr>
-        <w:t>ἀγόμενα ἐπιθυμίαις ποικίλαις</w:t>
-      </w:r>
-    </w:p>
-    <w:p>
-      <w:pPr/>
-      <w:r>
-        <w:rPr>
-          <w:lang w:val="pt_PT" w:bidi="pt_PT"/>
-        </w:rPr>
-      </w:r>
-      <w:r>
-        <w:rPr>
-          <w:b/>
-          <w:lang w:val="pt_PT" w:bidi="pt_PT"/>
-        </w:rPr>
         <w:t>"</w:t>
       </w:r>
       <w:r>
@@ -31539,21 +31059,6 @@
           <w:b/>
           <w:lang w:val="pt_PT" w:bidi="pt_PT"/>
         </w:rPr>
-        <w:t>Ἰάννης καὶ Ἰαμβρῆς</w:t>
-      </w:r>
-    </w:p>
-    <w:p>
-      <w:pPr/>
-      <w:r>
-        <w:rPr>
-          <w:lang w:val="pt_PT" w:bidi="pt_PT"/>
-        </w:rPr>
-      </w:r>
-      <w:r>
-        <w:rPr>
-          <w:b/>
-          <w:lang w:val="pt_PT" w:bidi="pt_PT"/>
-        </w:rPr>
         <w:t>"Janis e Jambres".</w:t>
       </w:r>
     </w:p>
@@ -33734,21 +33239,6 @@
           <w:b/>
           <w:lang w:val="pt_PT" w:bidi="pt_PT"/>
         </w:rPr>
-        <w:t>μου τῇ διδασκαλίᾳ, τῇ ἀγωγῇ, τῇ προθέσει, τῇ πίστει, τῇ μακροθυμίᾳ, τῇ ἀγάπῃ, τῇ ὑπομονῇ, τοῖς διωγμοῖς, τοῖς παθήμασιν, οἷά</w:t>
-      </w:r>
-    </w:p>
-    <w:p>
-      <w:pPr/>
-      <w:r>
-        <w:rPr>
-          <w:lang w:val="pt_PT" w:bidi="pt_PT"/>
-        </w:rPr>
-      </w:r>
-      <w:r>
-        <w:rPr>
-          <w:b/>
-          <w:lang w:val="pt_PT" w:bidi="pt_PT"/>
-        </w:rPr>
         <w:t>"</w:t>
       </w:r>
       <w:r>
@@ -34135,21 +33625,6 @@
           <w:b/>
           <w:lang w:val="pt_PT" w:bidi="pt_PT"/>
         </w:rPr>
-        <w:t>οἵους διωγμοὺς ὑπήνεγκα</w:t>
-      </w:r>
-    </w:p>
-    <w:p>
-      <w:pPr/>
-      <w:r>
-        <w:rPr>
-          <w:lang w:val="pt_PT" w:bidi="pt_PT"/>
-        </w:rPr>
-      </w:r>
-      <w:r>
-        <w:rPr>
-          <w:b/>
-          <w:lang w:val="pt_PT" w:bidi="pt_PT"/>
-        </w:rPr>
         <w:t>"</w:t>
       </w:r>
       <w:r>
@@ -34496,21 +33971,6 @@
           <w:b/>
           <w:lang w:val="pt_PT" w:bidi="pt_PT"/>
         </w:rPr>
-        <w:t>πάντες &amp; οἱ θέλοντες ζῆν εὐσεβῶς ἐν Χριστῷ Ἰησοῦ διωχθήσονται</w:t>
-      </w:r>
-    </w:p>
-    <w:p>
-      <w:pPr/>
-      <w:r>
-        <w:rPr>
-          <w:lang w:val="pt_PT" w:bidi="pt_PT"/>
-        </w:rPr>
-      </w:r>
-      <w:r>
-        <w:rPr>
-          <w:b/>
-          <w:lang w:val="pt_PT" w:bidi="pt_PT"/>
-        </w:rPr>
         <w:t>"</w:t>
       </w:r>
       <w:r>
@@ -35765,21 +35225,6 @@
           <w:b/>
           <w:lang w:val="pt_PT" w:bidi="pt_PT"/>
         </w:rPr>
-        <w:t>μένε ἐν οἷς ἔμαθες καὶ ἐπιστώθης, εἰδὼς παρὰ τίνων ἔμαθες</w:t>
-      </w:r>
-    </w:p>
-    <w:p>
-      <w:pPr/>
-      <w:r>
-        <w:rPr>
-          <w:lang w:val="pt_PT" w:bidi="pt_PT"/>
-        </w:rPr>
-      </w:r>
-      <w:r>
-        <w:rPr>
-          <w:b/>
-          <w:lang w:val="pt_PT" w:bidi="pt_PT"/>
-        </w:rPr>
         <w:t>"</w:t>
       </w:r>
       <w:r>
@@ -36335,21 +35780,6 @@
           <w:b/>
           <w:lang w:val="pt_PT" w:bidi="pt_PT"/>
         </w:rPr>
-        <w:t>εἰς σωτηρίαν διὰ πίστεως τῆς ἐν Χριστῷ Ἰησοῦ</w:t>
-      </w:r>
-    </w:p>
-    <w:p>
-      <w:pPr/>
-      <w:r>
-        <w:rPr>
-          <w:lang w:val="pt_PT" w:bidi="pt_PT"/>
-        </w:rPr>
-      </w:r>
-      <w:r>
-        <w:rPr>
-          <w:b/>
-          <w:lang w:val="pt_PT" w:bidi="pt_PT"/>
-        </w:rPr>
         <w:t>"</w:t>
       </w:r>
       <w:r>
@@ -36649,21 +36079,6 @@
           <w:b/>
           <w:lang w:val="pt_PT" w:bidi="pt_PT"/>
         </w:rPr>
-        <w:t>πᾶσα Γραφὴ θεόπνευστος καὶ ὠφέλιμος</w:t>
-      </w:r>
-    </w:p>
-    <w:p>
-      <w:pPr/>
-      <w:r>
-        <w:rPr>
-          <w:lang w:val="pt_PT" w:bidi="pt_PT"/>
-        </w:rPr>
-      </w:r>
-      <w:r>
-        <w:rPr>
-          <w:b/>
-          <w:lang w:val="pt_PT" w:bidi="pt_PT"/>
-        </w:rPr>
         <w:t>"</w:t>
       </w:r>
       <w:r>
@@ -37147,21 +36562,6 @@
           <w:b/>
           <w:lang w:val="pt_PT" w:bidi="pt_PT"/>
         </w:rPr>
-        <w:t>πρὸς διδασκαλίαν, πρὸς ἐλεγμόν, πρὸς ἐπανόρθωσιν, πρὸς παιδείαν τὴν ἐν δικαιοσύνῃ</w:t>
-      </w:r>
-    </w:p>
-    <w:p>
-      <w:pPr/>
-      <w:r>
-        <w:rPr>
-          <w:lang w:val="pt_PT" w:bidi="pt_PT"/>
-        </w:rPr>
-      </w:r>
-      <w:r>
-        <w:rPr>
-          <w:b/>
-          <w:lang w:val="pt_PT" w:bidi="pt_PT"/>
-        </w:rPr>
         <w:t>"</w:t>
       </w:r>
       <w:r>
@@ -39262,21 +38662,6 @@
           <w:b/>
           <w:lang w:val="pt_PT" w:bidi="pt_PT"/>
         </w:rPr>
-        <w:t>ἔσται &amp; καιρὸς ὅτε</w:t>
-      </w:r>
-    </w:p>
-    <w:p>
-      <w:pPr/>
-      <w:r>
-        <w:rPr>
-          <w:lang w:val="pt_PT" w:bidi="pt_PT"/>
-        </w:rPr>
-      </w:r>
-      <w:r>
-        <w:rPr>
-          <w:b/>
-          <w:lang w:val="pt_PT" w:bidi="pt_PT"/>
-        </w:rPr>
         <w:t>"</w:t>
       </w:r>
       <w:r>
@@ -39714,21 +39099,6 @@
         <w:rPr>
           <w:lang w:val="pt_PT" w:bidi="pt_PT"/>
         </w:rPr>
-      </w:r>
-    </w:p>
-    <w:p>
-      <w:pPr/>
-      <w:r>
-        <w:rPr>
-          <w:lang w:val="pt_PT" w:bidi="pt_PT"/>
-        </w:rPr>
-      </w:r>
-      <w:r>
-        <w:rPr>
-          <w:b/>
-          <w:lang w:val="pt_PT" w:bidi="pt_PT"/>
-        </w:rPr>
-        <w:t>κατὰ τὰς ἰδίας ἐπιθυμίας, ἑαυτοῖς ἐπισωρεύσουσιν διδασκάλους</w:t>
       </w:r>
     </w:p>
     <w:p>
@@ -41174,21 +40544,6 @@
           <w:b/>
           <w:lang w:val="pt_PT" w:bidi="pt_PT"/>
         </w:rPr>
-        <w:t>ἐν πᾶσιν</w:t>
-      </w:r>
-    </w:p>
-    <w:p>
-      <w:pPr/>
-      <w:r>
-        <w:rPr>
-          <w:lang w:val="pt_PT" w:bidi="pt_PT"/>
-        </w:rPr>
-      </w:r>
-      <w:r>
-        <w:rPr>
-          <w:b/>
-          <w:lang w:val="pt_PT" w:bidi="pt_PT"/>
-        </w:rPr>
         <w:t>"em todas as situações".</w:t>
       </w:r>
     </w:p>
@@ -43863,21 +43218,6 @@
           <w:b/>
           <w:lang w:val="pt_PT" w:bidi="pt_PT"/>
         </w:rPr>
-        <w:t>σπούδασον ἐλθεῖν &amp; ταχέως</w:t>
-      </w:r>
-    </w:p>
-    <w:p>
-      <w:pPr/>
-      <w:r>
-        <w:rPr>
-          <w:lang w:val="pt_PT" w:bidi="pt_PT"/>
-        </w:rPr>
-      </w:r>
-      <w:r>
-        <w:rPr>
-          <w:b/>
-          <w:lang w:val="pt_PT" w:bidi="pt_PT"/>
-        </w:rPr>
         <w:t>"</w:t>
       </w:r>
       <w:r>
@@ -44190,21 +43530,6 @@
           <w:b/>
           <w:lang w:val="pt_PT" w:bidi="pt_PT"/>
         </w:rPr>
-        <w:t>Δημᾶς &amp; Κρήσκης</w:t>
-      </w:r>
-    </w:p>
-    <w:p>
-      <w:pPr/>
-      <w:r>
-        <w:rPr>
-          <w:lang w:val="pt_PT" w:bidi="pt_PT"/>
-        </w:rPr>
-      </w:r>
-      <w:r>
-        <w:rPr>
-          <w:b/>
-          <w:lang w:val="pt_PT" w:bidi="pt_PT"/>
-        </w:rPr>
         <w:t>"Demas"</w:t>
       </w:r>
       <w:r>
@@ -45354,21 +44679,6 @@
           <w:b/>
           <w:lang w:val="pt_PT" w:bidi="pt_PT"/>
         </w:rPr>
-        <w:t>Κάρπῳ</w:t>
-      </w:r>
-    </w:p>
-    <w:p>
-      <w:pPr/>
-      <w:r>
-        <w:rPr>
-          <w:lang w:val="pt_PT" w:bidi="pt_PT"/>
-        </w:rPr>
-      </w:r>
-      <w:r>
-        <w:rPr>
-          <w:b/>
-          <w:lang w:val="pt_PT" w:bidi="pt_PT"/>
-        </w:rPr>
         <w:t>"Carpo".</w:t>
       </w:r>
     </w:p>
@@ -45915,21 +45225,6 @@
           <w:b/>
           <w:lang w:val="pt_PT" w:bidi="pt_PT"/>
         </w:rPr>
-        <w:t>Ἀλέξανδρος</w:t>
-      </w:r>
-    </w:p>
-    <w:p>
-      <w:pPr/>
-      <w:r>
-        <w:rPr>
-          <w:lang w:val="pt_PT" w:bidi="pt_PT"/>
-        </w:rPr>
-      </w:r>
-      <w:r>
-        <w:rPr>
-          <w:b/>
-          <w:lang w:val="pt_PT" w:bidi="pt_PT"/>
-        </w:rPr>
         <w:t>"Alexandre".</w:t>
       </w:r>
     </w:p>
@@ -46234,21 +45529,6 @@
         <w:rPr>
           <w:lang w:val="pt_PT" w:bidi="pt_PT"/>
         </w:rPr>
-      </w:r>
-    </w:p>
-    <w:p>
-      <w:pPr/>
-      <w:r>
-        <w:rPr>
-          <w:lang w:val="pt_PT" w:bidi="pt_PT"/>
-        </w:rPr>
-      </w:r>
-      <w:r>
-        <w:rPr>
-          <w:b/>
-          <w:lang w:val="pt_PT" w:bidi="pt_PT"/>
-        </w:rPr>
-        <w:t>ὃν καὶ σὺ φυλάσσου, λίαν γὰρ ἀντέστη τοῖς ἡμετέροις λόγοις</w:t>
       </w:r>
     </w:p>
     <w:p>
@@ -47334,6 +46614,103 @@
           <w:b/>
           <w:lang w:val="pt_PT" w:bidi="pt_PT"/>
         </w:rPr>
+        <w:t>"</w:t>
+      </w:r>
+      <w:r>
+        <w:rPr>
+          <w:b/>
+          <w:lang w:val="pt_PT" w:bidi="pt_PT"/>
+        </w:rPr>
+        <w:t>me deu força para que eu pudesse anunciar a mensagem completa</w:t>
+      </w:r>
+      <w:r>
+        <w:rPr>
+          <w:b/>
+          <w:lang w:val="pt_PT" w:bidi="pt_PT"/>
+        </w:rPr>
+        <w:t>".</w:t>
+      </w:r>
+    </w:p>
+    <w:p>
+      <w:pPr/>
+      <w:r>
+        <w:rPr>
+          <w:lang w:val="pt_PT" w:bidi="pt_PT"/>
+        </w:rPr>
+      </w:r>
+      <w:r>
+        <w:rPr>
+          <w:lang w:val="pt_PT" w:bidi="pt_PT"/>
+        </w:rPr>
+        <w:t>Se o seu idioma não utiliza essa forma ativa, você pode expressar a ideia de forma passiva ou de outra maneira que seja natural no seu idioma. Tradução alternativa: “para que a mensagem fosse cumprida”.</w:t>
+      </w:r>
+    </w:p>
+    <w:p>
+      <w:pPr/>
+      <w:r>
+        <w:rPr>
+          <w:lang w:val="pt_PT" w:bidi="pt_PT"/>
+        </w:rPr>
+      </w:r>
+      <w:r>
+        <w:rPr>
+          <w:lang w:val="pt_PT" w:bidi="pt_PT"/>
+        </w:rPr>
+        <w:t xml:space="preserve">Veja: </w:t>
+      </w:r>
+      <w:r>
+        <w:rPr>
+          <w:lang w:val="pt_PT" w:bidi="pt_PT"/>
+        </w:rPr>
+        <w:t>Ativo ou passivo.</w:t>
+      </w:r>
+      <w:r>
+        <w:rPr>
+          <w:lang w:val="pt_PT" w:bidi="pt_PT"/>
+        </w:rPr>
+      </w:r>
+      <w:r>
+        <w:rPr>
+          <w:lang w:val="pt_PT" w:bidi="pt_PT"/>
+        </w:rPr>
+      </w:r>
+    </w:p>
+    <w:p>
+      <w:pPr/>
+      <w:r>
+        <w:rPr>
+          <w:lang w:val="pt_PT" w:bidi="pt_PT"/>
+        </w:rPr>
+      </w:r>
+    </w:p>
+    <w:p>
+      <w:pPr>
+        <w:pStyle w:val="Heading2"/>
+      </w:pPr>
+      <w:r>
+        <w:rPr>
+          <w:lang w:val="pt_PT" w:bidi="pt_PT"/>
+        </w:rPr>
+        <w:t>2 Timóteo 4.17 (#4)</w:t>
+      </w:r>
+      <w:r>
+        <w:rPr>
+          <w:lang w:val="pt_PT" w:bidi="pt_PT"/>
+        </w:rPr>
+      </w:r>
+    </w:p>
+    <w:p>
+      <w:pPr/>
+      <w:r>
+        <w:rPr>
+          <w:lang w:val="pt_PT" w:bidi="pt_PT"/>
+        </w:rPr>
+      </w:r>
+      <w:r>
+        <w:rPr>
+          <w:b/>
+          <w:lang w:val="pt_PT" w:bidi="pt_PT"/>
+        </w:rPr>
         <w:t>δι’ ἐμοῦ τὸ κήρυγμα πληροφορηθῇ</w:t>
       </w:r>
     </w:p>
@@ -47377,7 +46754,20 @@
         <w:rPr>
           <w:lang w:val="pt_PT" w:bidi="pt_PT"/>
         </w:rPr>
-        <w:t>Se o seu idioma não utiliza essa forma ativa, você pode expressar a ideia de forma passiva ou de outra maneira que seja natural no seu idioma. Tradução alternativa: “para que a mensagem fosse cumprida”.</w:t>
+        <w:t xml:space="preserve">Aqui, Paulo pode querer dizer </w:t>
+      </w:r>
+      <w:r>
+        <w:rPr>
+          <w:b/>
+          <w:lang w:val="pt_PT" w:bidi="pt_PT"/>
+        </w:rPr>
+        <w:t>a mensagem completa</w:t>
+      </w:r>
+      <w:r>
+        <w:rPr>
+          <w:lang w:val="pt_PT" w:bidi="pt_PT"/>
+        </w:rPr>
+        <w:t>: (1) porque ele foi capaz de pregar as boas-novas em todos os lugares e da maneira que Deus exigiu dele. Tradução alternativa: “Eu consegui realizar minha tarefa da pregação” ou “Eu consegui completar a pregação que fui chamado a realizar”; (2) porque ele pregou toda a mensagem do evangelho. Tradução alternativa: “Eu consegui pregar a mensagem completa” ou “através de mim a pregação completa pode ser feita”.</w:t>
       </w:r>
     </w:p>
     <w:p>
@@ -47397,7 +46787,7 @@
         <w:rPr>
           <w:lang w:val="pt_PT" w:bidi="pt_PT"/>
         </w:rPr>
-        <w:t>Ativo ou passivo.</w:t>
+        <w:t>Conhecimento presumido e informações implícitas.</w:t>
       </w:r>
       <w:r>
         <w:rPr>
@@ -47426,152 +46816,12 @@
         <w:rPr>
           <w:lang w:val="pt_PT" w:bidi="pt_PT"/>
         </w:rPr>
-        <w:t>2 Timóteo 4.17 (#4)</w:t>
-      </w:r>
-      <w:r>
-        <w:rPr>
-          <w:lang w:val="pt_PT" w:bidi="pt_PT"/>
-        </w:rPr>
-      </w:r>
-    </w:p>
-    <w:p>
-      <w:pPr/>
-      <w:r>
-        <w:rPr>
-          <w:lang w:val="pt_PT" w:bidi="pt_PT"/>
-        </w:rPr>
-      </w:r>
-      <w:r>
-        <w:rPr>
-          <w:b/>
-          <w:lang w:val="pt_PT" w:bidi="pt_PT"/>
-        </w:rPr>
-        <w:t>δι’ ἐμοῦ τὸ κήρυγμα πληροφορηθῇ</w:t>
-      </w:r>
-    </w:p>
-    <w:p>
-      <w:pPr/>
-      <w:r>
-        <w:rPr>
-          <w:lang w:val="pt_PT" w:bidi="pt_PT"/>
-        </w:rPr>
-      </w:r>
-      <w:r>
-        <w:rPr>
-          <w:b/>
-          <w:lang w:val="pt_PT" w:bidi="pt_PT"/>
-        </w:rPr>
-        <w:t>"</w:t>
-      </w:r>
-      <w:r>
-        <w:rPr>
-          <w:b/>
-          <w:lang w:val="pt_PT" w:bidi="pt_PT"/>
-        </w:rPr>
-        <w:t>me deu força para que eu pudesse anunciar a mensagem completa</w:t>
-      </w:r>
-      <w:r>
-        <w:rPr>
-          <w:b/>
-          <w:lang w:val="pt_PT" w:bidi="pt_PT"/>
-        </w:rPr>
-        <w:t>".</w:t>
-      </w:r>
-    </w:p>
-    <w:p>
-      <w:pPr/>
-      <w:r>
-        <w:rPr>
-          <w:lang w:val="pt_PT" w:bidi="pt_PT"/>
-        </w:rPr>
-      </w:r>
-      <w:r>
-        <w:rPr>
-          <w:lang w:val="pt_PT" w:bidi="pt_PT"/>
-        </w:rPr>
-        <w:t xml:space="preserve">Aqui, Paulo pode querer dizer </w:t>
-      </w:r>
-      <w:r>
-        <w:rPr>
-          <w:b/>
-          <w:lang w:val="pt_PT" w:bidi="pt_PT"/>
-        </w:rPr>
-        <w:t>a mensagem completa</w:t>
-      </w:r>
-      <w:r>
-        <w:rPr>
-          <w:lang w:val="pt_PT" w:bidi="pt_PT"/>
-        </w:rPr>
-        <w:t>: (1) porque ele foi capaz de pregar as boas-novas em todos os lugares e da maneira que Deus exigiu dele. Tradução alternativa: “Eu consegui realizar minha tarefa da pregação” ou “Eu consegui completar a pregação que fui chamado a realizar”; (2) porque ele pregou toda a mensagem do evangelho. Tradução alternativa: “Eu consegui pregar a mensagem completa” ou “através de mim a pregação completa pode ser feita”.</w:t>
-      </w:r>
-    </w:p>
-    <w:p>
-      <w:pPr/>
-      <w:r>
-        <w:rPr>
-          <w:lang w:val="pt_PT" w:bidi="pt_PT"/>
-        </w:rPr>
-      </w:r>
-      <w:r>
-        <w:rPr>
-          <w:lang w:val="pt_PT" w:bidi="pt_PT"/>
-        </w:rPr>
-        <w:t xml:space="preserve">Veja: </w:t>
-      </w:r>
-      <w:r>
-        <w:rPr>
-          <w:lang w:val="pt_PT" w:bidi="pt_PT"/>
-        </w:rPr>
-        <w:t>Conhecimento presumido e informações implícitas.</w:t>
-      </w:r>
-      <w:r>
-        <w:rPr>
-          <w:lang w:val="pt_PT" w:bidi="pt_PT"/>
-        </w:rPr>
-      </w:r>
-      <w:r>
-        <w:rPr>
-          <w:lang w:val="pt_PT" w:bidi="pt_PT"/>
-        </w:rPr>
-      </w:r>
-    </w:p>
-    <w:p>
-      <w:pPr/>
-      <w:r>
-        <w:rPr>
-          <w:lang w:val="pt_PT" w:bidi="pt_PT"/>
-        </w:rPr>
-      </w:r>
-    </w:p>
-    <w:p>
-      <w:pPr>
-        <w:pStyle w:val="Heading2"/>
-      </w:pPr>
-      <w:r>
-        <w:rPr>
-          <w:lang w:val="pt_PT" w:bidi="pt_PT"/>
-        </w:rPr>
         <w:t>2 Timóteo 4.17 (#5)</w:t>
       </w:r>
       <w:r>
         <w:rPr>
           <w:lang w:val="pt_PT" w:bidi="pt_PT"/>
         </w:rPr>
-      </w:r>
-    </w:p>
-    <w:p>
-      <w:pPr/>
-      <w:r>
-        <w:rPr>
-          <w:lang w:val="pt_PT" w:bidi="pt_PT"/>
-        </w:rPr>
-      </w:r>
-      <w:r>
-        <w:rPr>
-          <w:b/>
-          <w:lang w:val="pt_PT" w:bidi="pt_PT"/>
-        </w:rPr>
-        <w:t>τὸ κήρυγμα πληροφορηθῇ</w:t>
       </w:r>
     </w:p>
     <w:p>
@@ -48449,21 +47699,6 @@
           <w:b/>
           <w:lang w:val="pt_PT" w:bidi="pt_PT"/>
         </w:rPr>
-        <w:t>Ἔραστος &amp; Τρόφιμον</w:t>
-      </w:r>
-    </w:p>
-    <w:p>
-      <w:pPr/>
-      <w:r>
-        <w:rPr>
-          <w:lang w:val="pt_PT" w:bidi="pt_PT"/>
-        </w:rPr>
-      </w:r>
-      <w:r>
-        <w:rPr>
-          <w:b/>
-          <w:lang w:val="pt_PT" w:bidi="pt_PT"/>
-        </w:rPr>
         <w:t>"Erasto"</w:t>
       </w:r>
       <w:r>
@@ -48697,21 +47932,6 @@
           <w:b/>
           <w:lang w:val="pt_PT" w:bidi="pt_PT"/>
         </w:rPr>
-        <w:t>σπούδασον &amp; ἐλθεῖν</w:t>
-      </w:r>
-    </w:p>
-    <w:p>
-      <w:pPr/>
-      <w:r>
-        <w:rPr>
-          <w:lang w:val="pt_PT" w:bidi="pt_PT"/>
-        </w:rPr>
-      </w:r>
-      <w:r>
-        <w:rPr>
-          <w:b/>
-          <w:lang w:val="pt_PT" w:bidi="pt_PT"/>
-        </w:rPr>
         <w:t>"</w:t>
       </w:r>
       <w:r>
@@ -48977,21 +48197,6 @@
           <w:b/>
           <w:lang w:val="pt_PT" w:bidi="pt_PT"/>
         </w:rPr>
-        <w:t>ἀσπάζεταί σε Εὔβουλος, καὶ Πούδης, καὶ Λίνος, καὶ Κλαυδία, καὶ οἱ ἀδελφοὶ</w:t>
-      </w:r>
-    </w:p>
-    <w:p>
-      <w:pPr/>
-      <w:r>
-        <w:rPr>
-          <w:lang w:val="pt_PT" w:bidi="pt_PT"/>
-        </w:rPr>
-      </w:r>
-      <w:r>
-        <w:rPr>
-          <w:b/>
-          <w:lang w:val="pt_PT" w:bidi="pt_PT"/>
-        </w:rPr>
         <w:t>"</w:t>
       </w:r>
       <w:r>
@@ -49089,21 +48294,6 @@
           <w:b/>
           <w:lang w:val="pt_PT" w:bidi="pt_PT"/>
         </w:rPr>
-        <w:t>Εὔβουλος &amp; Πούδης &amp; Λίνος</w:t>
-      </w:r>
-    </w:p>
-    <w:p>
-      <w:pPr/>
-      <w:r>
-        <w:rPr>
-          <w:lang w:val="pt_PT" w:bidi="pt_PT"/>
-        </w:rPr>
-      </w:r>
-      <w:r>
-        <w:rPr>
-          <w:b/>
-          <w:lang w:val="pt_PT" w:bidi="pt_PT"/>
-        </w:rPr>
         <w:t>"Êubulo"</w:t>
       </w:r>
       <w:r>
@@ -49238,21 +48428,6 @@
         <w:rPr>
           <w:lang w:val="pt_PT" w:bidi="pt_PT"/>
         </w:rPr>
-      </w:r>
-    </w:p>
-    <w:p>
-      <w:pPr/>
-      <w:r>
-        <w:rPr>
-          <w:lang w:val="pt_PT" w:bidi="pt_PT"/>
-        </w:rPr>
-      </w:r>
-      <w:r>
-        <w:rPr>
-          <w:b/>
-          <w:lang w:val="pt_PT" w:bidi="pt_PT"/>
-        </w:rPr>
-        <w:t>Κλαυδία</w:t>
       </w:r>
     </w:p>
     <w:p>

--- a/por/docx/55.content.docx
+++ b/por/docx/55.content.docx
@@ -2052,6 +2052,21 @@
           <w:b/>
           <w:lang w:val="pt_PT" w:bidi="pt_PT"/>
         </w:rPr>
+        <w:t>ὡς ἀδιάλειπτον ἔχω τὴν περὶ σοῦ μνείαν</w:t>
+      </w:r>
+    </w:p>
+    <w:p>
+      <w:pPr/>
+      <w:r>
+        <w:rPr>
+          <w:lang w:val="pt_PT" w:bidi="pt_PT"/>
+        </w:rPr>
+      </w:r>
+      <w:r>
+        <w:rPr>
+          <w:b/>
+          <w:lang w:val="pt_PT" w:bidi="pt_PT"/>
+        </w:rPr>
         <w:t>"que lembro de você nas minhas orações".</w:t>
       </w:r>
     </w:p>
@@ -3015,6 +3030,21 @@
           <w:b/>
           <w:lang w:val="pt_PT" w:bidi="pt_PT"/>
         </w:rPr>
+        <w:t>τῆς ἐν σοὶ ἀνυποκρίτου πίστεως, ἥτις ἐνῴκησεν πρῶτον</w:t>
+      </w:r>
+    </w:p>
+    <w:p>
+      <w:pPr/>
+      <w:r>
+        <w:rPr>
+          <w:lang w:val="pt_PT" w:bidi="pt_PT"/>
+        </w:rPr>
+      </w:r>
+      <w:r>
+        <w:rPr>
+          <w:b/>
+          <w:lang w:val="pt_PT" w:bidi="pt_PT"/>
+        </w:rPr>
         <w:t xml:space="preserve">"da sua fé sincera, a mesma fé que". </w:t>
       </w:r>
     </w:p>
@@ -3387,6 +3417,21 @@
         <w:rPr>
           <w:lang w:val="pt_PT" w:bidi="pt_PT"/>
         </w:rPr>
+      </w:r>
+    </w:p>
+    <w:p>
+      <w:pPr/>
+      <w:r>
+        <w:rPr>
+          <w:lang w:val="pt_PT" w:bidi="pt_PT"/>
+        </w:rPr>
+      </w:r>
+      <w:r>
+        <w:rPr>
+          <w:b/>
+          <w:lang w:val="pt_PT" w:bidi="pt_PT"/>
+        </w:rPr>
+        <w:t>Λωΐδι &amp; Εὐνίκῃ</w:t>
       </w:r>
     </w:p>
     <w:p>
@@ -4447,6 +4492,21 @@
           <w:b/>
           <w:lang w:val="pt_PT" w:bidi="pt_PT"/>
         </w:rPr>
+        <w:t>δειλίας, ἀλλὰ δυνάμεως, καὶ ἀγάπης, καὶ σωφρονισμοῦ</w:t>
+      </w:r>
+    </w:p>
+    <w:p>
+      <w:pPr/>
+      <w:r>
+        <w:rPr>
+          <w:lang w:val="pt_PT" w:bidi="pt_PT"/>
+        </w:rPr>
+      </w:r>
+      <w:r>
+        <w:rPr>
+          <w:b/>
+          <w:lang w:val="pt_PT" w:bidi="pt_PT"/>
+        </w:rPr>
         <w:t>"o Espírito que Deus nos deu não nos torna medroso; pelo contrário, o Espírito nos enche de poder e de amor e nos torna prudentes".</w:t>
       </w:r>
     </w:p>
@@ -4778,6 +4838,21 @@
           <w:b/>
           <w:lang w:val="pt_PT" w:bidi="pt_PT"/>
         </w:rPr>
+        <w:t>μὴ &amp; ἐπαισχυνθῇς τὸ μαρτύριον τοῦ Κυρίου ἡμῶν, μηδὲ ἐμὲ, τὸν δέσμιον αὐτοῦ</w:t>
+      </w:r>
+    </w:p>
+    <w:p>
+      <w:pPr/>
+      <w:r>
+        <w:rPr>
+          <w:lang w:val="pt_PT" w:bidi="pt_PT"/>
+        </w:rPr>
+      </w:r>
+      <w:r>
+        <w:rPr>
+          <w:b/>
+          <w:lang w:val="pt_PT" w:bidi="pt_PT"/>
+        </w:rPr>
         <w:t>"não se envergonhe de dar o seu testemunho a favor do nosso Senhor, nem se envergonhe de mim, que estou na cadeia porque sou servo dele".</w:t>
       </w:r>
     </w:p>
@@ -5487,6 +5562,21 @@
         <w:rPr>
           <w:lang w:val="pt_PT" w:bidi="pt_PT"/>
         </w:rPr>
+      </w:r>
+    </w:p>
+    <w:p>
+      <w:pPr/>
+      <w:r>
+        <w:rPr>
+          <w:lang w:val="pt_PT" w:bidi="pt_PT"/>
+        </w:rPr>
+      </w:r>
+      <w:r>
+        <w:rPr>
+          <w:b/>
+          <w:lang w:val="pt_PT" w:bidi="pt_PT"/>
+        </w:rPr>
+        <w:t>οὐ κατὰ τὰ ἔργα ἡμῶν, ἀλλὰ κατὰ ἰδίαν πρόθεσιν καὶ χάριν, τὴν δοθεῖσαν ἡμῖν</w:t>
       </w:r>
     </w:p>
     <w:p>
@@ -8413,6 +8503,21 @@
           <w:b/>
           <w:lang w:val="pt_PT" w:bidi="pt_PT"/>
         </w:rPr>
+        <w:t>ἐν πίστει καὶ ἀγάπῃ τῇ ἐν Χριστῷ Ἰησοῦ</w:t>
+      </w:r>
+    </w:p>
+    <w:p>
+      <w:pPr/>
+      <w:r>
+        <w:rPr>
+          <w:lang w:val="pt_PT" w:bidi="pt_PT"/>
+        </w:rPr>
+      </w:r>
+      <w:r>
+        <w:rPr>
+          <w:b/>
+          <w:lang w:val="pt_PT" w:bidi="pt_PT"/>
+        </w:rPr>
         <w:t>"na fé e no amor que temos por estarmos unidos com Cristo Jesus".</w:t>
       </w:r>
     </w:p>
@@ -8855,6 +8960,21 @@
           <w:b/>
           <w:lang w:val="pt_PT" w:bidi="pt_PT"/>
         </w:rPr>
+        <w:t>διὰ Πνεύματος Ἁγίου</w:t>
+      </w:r>
+    </w:p>
+    <w:p>
+      <w:pPr/>
+      <w:r>
+        <w:rPr>
+          <w:lang w:val="pt_PT" w:bidi="pt_PT"/>
+        </w:rPr>
+      </w:r>
+      <w:r>
+        <w:rPr>
+          <w:b/>
+          <w:lang w:val="pt_PT" w:bidi="pt_PT"/>
+        </w:rPr>
         <w:t>"por meio do poder do Espírito Santo".</w:t>
       </w:r>
     </w:p>
@@ -9545,6 +9665,21 @@
           <w:b/>
           <w:lang w:val="pt_PT" w:bidi="pt_PT"/>
         </w:rPr>
+        <w:t>Φύγελος &amp; Ἑρμογένης</w:t>
+      </w:r>
+    </w:p>
+    <w:p>
+      <w:pPr/>
+      <w:r>
+        <w:rPr>
+          <w:lang w:val="pt_PT" w:bidi="pt_PT"/>
+        </w:rPr>
+      </w:r>
+      <w:r>
+        <w:rPr>
+          <w:b/>
+          <w:lang w:val="pt_PT" w:bidi="pt_PT"/>
+        </w:rPr>
         <w:t>"Fígelo"</w:t>
       </w:r>
       <w:r>
@@ -9667,6 +9802,21 @@
           <w:b/>
           <w:lang w:val="pt_PT" w:bidi="pt_PT"/>
         </w:rPr>
+        <w:t>δῴη ἔλεος ὁ Κύριος τῷ Ὀνησιφόρου οἴκῳ</w:t>
+      </w:r>
+    </w:p>
+    <w:p>
+      <w:pPr/>
+      <w:r>
+        <w:rPr>
+          <w:lang w:val="pt_PT" w:bidi="pt_PT"/>
+        </w:rPr>
+      </w:r>
+      <w:r>
+        <w:rPr>
+          <w:b/>
+          <w:lang w:val="pt_PT" w:bidi="pt_PT"/>
+        </w:rPr>
         <w:t>"Que o Senhor seja bondoso com a família de Onesíforo".</w:t>
       </w:r>
     </w:p>
@@ -9861,6 +10011,21 @@
           <w:b/>
           <w:lang w:val="pt_PT" w:bidi="pt_PT"/>
         </w:rPr>
+        <w:t>Ὀνησιφόρου</w:t>
+      </w:r>
+    </w:p>
+    <w:p>
+      <w:pPr/>
+      <w:r>
+        <w:rPr>
+          <w:lang w:val="pt_PT" w:bidi="pt_PT"/>
+        </w:rPr>
+      </w:r>
+      <w:r>
+        <w:rPr>
+          <w:b/>
+          <w:lang w:val="pt_PT" w:bidi="pt_PT"/>
+        </w:rPr>
         <w:t>"de Onesíforo".</w:t>
       </w:r>
     </w:p>
@@ -10388,6 +10553,21 @@
           <w:b/>
           <w:lang w:val="pt_PT" w:bidi="pt_PT"/>
         </w:rPr>
+        <w:t>δῴη αὐτῷ ὁ Κύριος, εὑρεῖν ἔλεος παρὰ Κυρίου ἐν ἐκείνῃ τῇ ἡμέρᾳ), καὶ ὅσα ἐν Ἐφέσῳ διηκόνησεν, βέλτιον σὺ γινώσκεις</w:t>
+      </w:r>
+    </w:p>
+    <w:p>
+      <w:pPr/>
+      <w:r>
+        <w:rPr>
+          <w:lang w:val="pt_PT" w:bidi="pt_PT"/>
+        </w:rPr>
+      </w:r>
+      <w:r>
+        <w:rPr>
+          <w:b/>
+          <w:lang w:val="pt_PT" w:bidi="pt_PT"/>
+        </w:rPr>
         <w:t>"Que o Senhor dê a ele a certeza de que naquele dia ele receberá a sua misericórdia! E você sabe melhor do que eu o quanto ele me ajudou em Éfeso".</w:t>
       </w:r>
     </w:p>
@@ -10457,6 +10637,21 @@
         <w:rPr>
           <w:lang w:val="pt_PT" w:bidi="pt_PT"/>
         </w:rPr>
+      </w:r>
+    </w:p>
+    <w:p>
+      <w:pPr/>
+      <w:r>
+        <w:rPr>
+          <w:lang w:val="pt_PT" w:bidi="pt_PT"/>
+        </w:rPr>
+      </w:r>
+      <w:r>
+        <w:rPr>
+          <w:b/>
+          <w:lang w:val="pt_PT" w:bidi="pt_PT"/>
+        </w:rPr>
+        <w:t>δῴη αὐτῷ ὁ Κύριος, εὑρεῖν ἔλεος παρὰ Κυρίου</w:t>
       </w:r>
     </w:p>
     <w:p>
@@ -11328,6 +11523,21 @@
           <w:b/>
           <w:lang w:val="pt_PT" w:bidi="pt_PT"/>
         </w:rPr>
+        <w:t>ἐν τῇ χάριτι τῇ ἐν Χριστῷ Ἰησοῦ</w:t>
+      </w:r>
+    </w:p>
+    <w:p>
+      <w:pPr/>
+      <w:r>
+        <w:rPr>
+          <w:lang w:val="pt_PT" w:bidi="pt_PT"/>
+        </w:rPr>
+      </w:r>
+      <w:r>
+        <w:rPr>
+          <w:b/>
+          <w:lang w:val="pt_PT" w:bidi="pt_PT"/>
+        </w:rPr>
         <w:t>"por meio da graça que é nossa por estarmos unidos com Cristo Jesus".</w:t>
       </w:r>
     </w:p>
@@ -12961,6 +13171,21 @@
           <w:b/>
           <w:lang w:val="pt_PT" w:bidi="pt_PT"/>
         </w:rPr>
+        <w:t>τῷ στρατολογήσαντι</w:t>
+      </w:r>
+    </w:p>
+    <w:p>
+      <w:pPr/>
+      <w:r>
+        <w:rPr>
+          <w:lang w:val="pt_PT" w:bidi="pt_PT"/>
+        </w:rPr>
+      </w:r>
+      <w:r>
+        <w:rPr>
+          <w:b/>
+          <w:lang w:val="pt_PT" w:bidi="pt_PT"/>
+        </w:rPr>
         <w:t>"Pois o soldado, quando está servindo, quer agradar o seu comandante".</w:t>
       </w:r>
     </w:p>
@@ -13313,6 +13538,21 @@
           <w:b/>
           <w:lang w:val="pt_PT" w:bidi="pt_PT"/>
         </w:rPr>
+        <w:t>ἐὰν &amp; ἀθλῇ τις, οὐ στεφανοῦται, ἐὰν μὴ νομίμως ἀθλήσῃ</w:t>
+      </w:r>
+    </w:p>
+    <w:p>
+      <w:pPr/>
+      <w:r>
+        <w:rPr>
+          <w:lang w:val="pt_PT" w:bidi="pt_PT"/>
+        </w:rPr>
+      </w:r>
+      <w:r>
+        <w:rPr>
+          <w:b/>
+          <w:lang w:val="pt_PT" w:bidi="pt_PT"/>
+        </w:rPr>
         <w:t>"O atleta que toma parte numa corrida não recebe o prêmio se não obedecer às regras".</w:t>
       </w:r>
     </w:p>
@@ -13506,6 +13746,21 @@
         <w:rPr>
           <w:lang w:val="pt_PT" w:bidi="pt_PT"/>
         </w:rPr>
+      </w:r>
+    </w:p>
+    <w:p>
+      <w:pPr/>
+      <w:r>
+        <w:rPr>
+          <w:lang w:val="pt_PT" w:bidi="pt_PT"/>
+        </w:rPr>
+      </w:r>
+      <w:r>
+        <w:rPr>
+          <w:b/>
+          <w:lang w:val="pt_PT" w:bidi="pt_PT"/>
+        </w:rPr>
+        <w:t>οὐ στεφανοῦται, ἐὰν μὴ νομίμως ἀθλήσῃ</w:t>
       </w:r>
     </w:p>
     <w:p>
@@ -14806,6 +15061,21 @@
           <w:b/>
           <w:lang w:val="pt_PT" w:bidi="pt_PT"/>
         </w:rPr>
+        <w:t>ἐγηγερμένον ἐκ νεκρῶν, ἐκ σπέρματος Δαυείδ</w:t>
+      </w:r>
+    </w:p>
+    <w:p>
+      <w:pPr/>
+      <w:r>
+        <w:rPr>
+          <w:lang w:val="pt_PT" w:bidi="pt_PT"/>
+        </w:rPr>
+      </w:r>
+      <w:r>
+        <w:rPr>
+          <w:b/>
+          <w:lang w:val="pt_PT" w:bidi="pt_PT"/>
+        </w:rPr>
         <w:t>"Jesus Cristo, que foi ressuscitado e que era descendente de Davi".</w:t>
       </w:r>
     </w:p>
@@ -16482,6 +16752,21 @@
           <w:b/>
           <w:lang w:val="pt_PT" w:bidi="pt_PT"/>
         </w:rPr>
+        <w:t>καὶ αὐτοὶ σωτηρίας τύχωσιν τῆς ἐν Χριστῷ Ἰησοῦ</w:t>
+      </w:r>
+    </w:p>
+    <w:p>
+      <w:pPr/>
+      <w:r>
+        <w:rPr>
+          <w:lang w:val="pt_PT" w:bidi="pt_PT"/>
+        </w:rPr>
+      </w:r>
+      <w:r>
+        <w:rPr>
+          <w:b/>
+          <w:lang w:val="pt_PT" w:bidi="pt_PT"/>
+        </w:rPr>
         <w:t>"Faço isso para que eles possam ganhar a salvação que está em Cristo Jesus".</w:t>
       </w:r>
     </w:p>
@@ -17517,6 +17802,21 @@
         <w:rPr>
           <w:lang w:val="pt_PT" w:bidi="pt_PT"/>
         </w:rPr>
+      </w:r>
+    </w:p>
+    <w:p>
+      <w:pPr/>
+      <w:r>
+        <w:rPr>
+          <w:lang w:val="pt_PT" w:bidi="pt_PT"/>
+        </w:rPr>
+      </w:r>
+      <w:r>
+        <w:rPr>
+          <w:b/>
+          <w:lang w:val="pt_PT" w:bidi="pt_PT"/>
+        </w:rPr>
+        <w:t>εἰ γὰρ συναπεθάνομεν, καὶ συνζήσομεν; εἰ ὑπομένομεν, καὶ συνβασιλεύσομεν; εἰ ἀρνησόμεθα, κἀκεῖνος ἀρνήσεται ἡμᾶς; εἰ ἀπιστοῦμεν, ἐκεῖνος πιστὸς μένει; ἀρνήσασθαι γὰρ ἑαυτὸν οὐ δύναται</w:t>
       </w:r>
     </w:p>
     <w:p>
@@ -18869,6 +19169,21 @@
           <w:b/>
           <w:lang w:val="pt_PT" w:bidi="pt_PT"/>
         </w:rPr>
+        <w:t>ἐπὶ καταστροφῇ τῶν ἀκουόντων</w:t>
+      </w:r>
+    </w:p>
+    <w:p>
+      <w:pPr/>
+      <w:r>
+        <w:rPr>
+          <w:lang w:val="pt_PT" w:bidi="pt_PT"/>
+        </w:rPr>
+      </w:r>
+      <w:r>
+        <w:rPr>
+          <w:b/>
+          <w:lang w:val="pt_PT" w:bidi="pt_PT"/>
+        </w:rPr>
         <w:t>"Brigar não é bom, pois somente prejudica os que estão presentes".</w:t>
       </w:r>
     </w:p>
@@ -20847,6 +21162,21 @@
           <w:b/>
           <w:lang w:val="pt_PT" w:bidi="pt_PT"/>
         </w:rPr>
+        <w:t>Ὑμέναιος, καὶ Φίλητος</w:t>
+      </w:r>
+    </w:p>
+    <w:p>
+      <w:pPr/>
+      <w:r>
+        <w:rPr>
+          <w:lang w:val="pt_PT" w:bidi="pt_PT"/>
+        </w:rPr>
+      </w:r>
+      <w:r>
+        <w:rPr>
+          <w:b/>
+          <w:lang w:val="pt_PT" w:bidi="pt_PT"/>
+        </w:rPr>
         <w:t>"Himeneu e Fileto".</w:t>
       </w:r>
     </w:p>
@@ -21191,6 +21521,21 @@
           <w:b/>
           <w:lang w:val="pt_PT" w:bidi="pt_PT"/>
         </w:rPr>
+        <w:t>ἀνάστασιν ἤδη γεγονέναι</w:t>
+      </w:r>
+    </w:p>
+    <w:p>
+      <w:pPr/>
+      <w:r>
+        <w:rPr>
+          <w:lang w:val="pt_PT" w:bidi="pt_PT"/>
+        </w:rPr>
+      </w:r>
+      <w:r>
+        <w:rPr>
+          <w:b/>
+          <w:lang w:val="pt_PT" w:bidi="pt_PT"/>
+        </w:rPr>
         <w:t>"Eles afirmam que a nossa ressurreição já aconteceu".</w:t>
       </w:r>
     </w:p>
@@ -21795,6 +22140,21 @@
         <w:rPr>
           <w:lang w:val="pt_PT" w:bidi="pt_PT"/>
         </w:rPr>
+      </w:r>
+    </w:p>
+    <w:p>
+      <w:pPr/>
+      <w:r>
+        <w:rPr>
+          <w:lang w:val="pt_PT" w:bidi="pt_PT"/>
+        </w:rPr>
+      </w:r>
+      <w:r>
+        <w:rPr>
+          <w:b/>
+          <w:lang w:val="pt_PT" w:bidi="pt_PT"/>
+        </w:rPr>
+        <w:t>ἔγνω Κύριος τοὺς ὄντας αὐτοῦ, καί, ἀποστήτω ἀπὸ ἀδικίας πᾶς ὁ ὀνομάζων τὸ ὄνομα Κυρίου</w:t>
       </w:r>
     </w:p>
     <w:p>
@@ -22256,6 +22616,21 @@
           <w:b/>
           <w:lang w:val="pt_PT" w:bidi="pt_PT"/>
         </w:rPr>
+        <w:t>ἀποστήτω &amp; πᾶς ὁ ὀνομάζων τὸ ὄνομα Κυρίου</w:t>
+      </w:r>
+    </w:p>
+    <w:p>
+      <w:pPr/>
+      <w:r>
+        <w:rPr>
+          <w:lang w:val="pt_PT" w:bidi="pt_PT"/>
+        </w:rPr>
+      </w:r>
+      <w:r>
+        <w:rPr>
+          <w:b/>
+          <w:lang w:val="pt_PT" w:bidi="pt_PT"/>
+        </w:rPr>
         <w:t>"que pertence ao Senhor precisa abandonar o pecado".</w:t>
       </w:r>
     </w:p>
@@ -22672,6 +23047,21 @@
           <w:b/>
           <w:lang w:val="pt_PT" w:bidi="pt_PT"/>
         </w:rPr>
+        <w:t>ἐν μεγάλῃ &amp; οἰκίᾳ, οὐκ ἔστιν μόνον σκεύη χρυσᾶ καὶ ἀργυρᾶ, ἀλλὰ καὶ ξύλινα καὶ ὀστράκινα; καὶ ἃ &amp; εἰς τιμὴν, ἃ δὲ εἰς ἀτιμίαν</w:t>
+      </w:r>
+    </w:p>
+    <w:p>
+      <w:pPr/>
+      <w:r>
+        <w:rPr>
+          <w:lang w:val="pt_PT" w:bidi="pt_PT"/>
+        </w:rPr>
+      </w:r>
+      <w:r>
+        <w:rPr>
+          <w:b/>
+          <w:lang w:val="pt_PT" w:bidi="pt_PT"/>
+        </w:rPr>
         <w:t>"Numa casa grande não existem somente vasilhas de ouro e de prata, mas também de madeira e de barro. Algumas são para ocasiões especiais, e outras, para todos os dias".</w:t>
       </w:r>
     </w:p>
@@ -23172,6 +23562,21 @@
         <w:rPr>
           <w:lang w:val="pt_PT" w:bidi="pt_PT"/>
         </w:rPr>
+      </w:r>
+    </w:p>
+    <w:p>
+      <w:pPr/>
+      <w:r>
+        <w:rPr>
+          <w:lang w:val="pt_PT" w:bidi="pt_PT"/>
+        </w:rPr>
+      </w:r>
+      <w:r>
+        <w:rPr>
+          <w:b/>
+          <w:lang w:val="pt_PT" w:bidi="pt_PT"/>
+        </w:rPr>
+        <w:t>ἐὰν &amp; τις ἐκκαθάρῃ ἑαυτὸν ἀπὸ τούτων, ἔσται σκεῦος εἰς τιμήν, ἡγιασμένον εὔχρηστον τῷ Δεσπότῃ, εἰς πᾶν ἔργον ἀγαθὸν ἡτοιμασμένον</w:t>
       </w:r>
     </w:p>
     <w:p>
@@ -25126,6 +25531,21 @@
           <w:b/>
           <w:lang w:val="pt_PT" w:bidi="pt_PT"/>
         </w:rPr>
+        <w:t>τὰς &amp; μωρὰς καὶ ἀπαιδεύτους ζητήσεις</w:t>
+      </w:r>
+    </w:p>
+    <w:p>
+      <w:pPr/>
+      <w:r>
+        <w:rPr>
+          <w:lang w:val="pt_PT" w:bidi="pt_PT"/>
+        </w:rPr>
+      </w:r>
+      <w:r>
+        <w:rPr>
+          <w:b/>
+          <w:lang w:val="pt_PT" w:bidi="pt_PT"/>
+        </w:rPr>
         <w:t>"longe das discussões tolas e sem valor".</w:t>
       </w:r>
     </w:p>
@@ -26557,6 +26977,21 @@
           <w:b/>
           <w:lang w:val="pt_PT" w:bidi="pt_PT"/>
         </w:rPr>
+        <w:t>μήποτε δώῃ αὐτοῖς &amp; μετάνοιαν εἰς ἐπίγνωσιν ἀληθείας</w:t>
+      </w:r>
+    </w:p>
+    <w:p>
+      <w:pPr/>
+      <w:r>
+        <w:rPr>
+          <w:lang w:val="pt_PT" w:bidi="pt_PT"/>
+        </w:rPr>
+      </w:r>
+      <w:r>
+        <w:rPr>
+          <w:b/>
+          <w:lang w:val="pt_PT" w:bidi="pt_PT"/>
+        </w:rPr>
         <w:t>"pode ser que Deus dê a eles a oportunidade de se arrependerem e de virem a conhecer a verdade".</w:t>
       </w:r>
     </w:p>
@@ -26653,6 +27088,21 @@
           <w:b/>
           <w:lang w:val="pt_PT" w:bidi="pt_PT"/>
         </w:rPr>
+        <w:t>ἀνανήψωσιν ἐκ τῆς τοῦ διαβόλου παγίδος, ἐζωγρημένοι ὑπ’ αὐτοῦ, εἰς τὸ ἐκείνου θέλημα</w:t>
+      </w:r>
+    </w:p>
+    <w:p>
+      <w:pPr/>
+      <w:r>
+        <w:rPr>
+          <w:lang w:val="pt_PT" w:bidi="pt_PT"/>
+        </w:rPr>
+      </w:r>
+      <w:r>
+        <w:rPr>
+          <w:b/>
+          <w:lang w:val="pt_PT" w:bidi="pt_PT"/>
+        </w:rPr>
         <w:t>"E assim voltarão ao seu perfeito juízo e escaparão da armadilha do Diabo, que os prendeu para fazerem o que ele quer".</w:t>
       </w:r>
     </w:p>
@@ -26748,6 +27198,21 @@
         <w:rPr>
           <w:lang w:val="pt_PT" w:bidi="pt_PT"/>
         </w:rPr>
+      </w:r>
+    </w:p>
+    <w:p>
+      <w:pPr/>
+      <w:r>
+        <w:rPr>
+          <w:lang w:val="pt_PT" w:bidi="pt_PT"/>
+        </w:rPr>
+      </w:r>
+      <w:r>
+        <w:rPr>
+          <w:b/>
+          <w:lang w:val="pt_PT" w:bidi="pt_PT"/>
+        </w:rPr>
+        <w:t>ἀνανήψωσιν ἐκ τῆς τοῦ διαβόλου παγίδος</w:t>
       </w:r>
     </w:p>
     <w:p>
@@ -28665,6 +29130,21 @@
           <w:b/>
           <w:lang w:val="pt_PT" w:bidi="pt_PT"/>
         </w:rPr>
+        <w:t>ἔχοντες μόρφωσιν εὐσεβείας, τὴν δὲ δύναμιν αὐτῆς ἠρνημένοι</w:t>
+      </w:r>
+    </w:p>
+    <w:p>
+      <w:pPr/>
+      <w:r>
+        <w:rPr>
+          <w:lang w:val="pt_PT" w:bidi="pt_PT"/>
+        </w:rPr>
+      </w:r>
+      <w:r>
+        <w:rPr>
+          <w:b/>
+          <w:lang w:val="pt_PT" w:bidi="pt_PT"/>
+        </w:rPr>
         <w:t>"</w:t>
       </w:r>
       <w:r>
@@ -30392,6 +30872,21 @@
           <w:b/>
           <w:lang w:val="pt_PT" w:bidi="pt_PT"/>
         </w:rPr>
+        <w:t>ἀγόμενα ἐπιθυμίαις ποικίλαις</w:t>
+      </w:r>
+    </w:p>
+    <w:p>
+      <w:pPr/>
+      <w:r>
+        <w:rPr>
+          <w:lang w:val="pt_PT" w:bidi="pt_PT"/>
+        </w:rPr>
+      </w:r>
+      <w:r>
+        <w:rPr>
+          <w:b/>
+          <w:lang w:val="pt_PT" w:bidi="pt_PT"/>
+        </w:rPr>
         <w:t>"</w:t>
       </w:r>
       <w:r>
@@ -31059,6 +31554,21 @@
           <w:b/>
           <w:lang w:val="pt_PT" w:bidi="pt_PT"/>
         </w:rPr>
+        <w:t>Ἰάννης καὶ Ἰαμβρῆς</w:t>
+      </w:r>
+    </w:p>
+    <w:p>
+      <w:pPr/>
+      <w:r>
+        <w:rPr>
+          <w:lang w:val="pt_PT" w:bidi="pt_PT"/>
+        </w:rPr>
+      </w:r>
+      <w:r>
+        <w:rPr>
+          <w:b/>
+          <w:lang w:val="pt_PT" w:bidi="pt_PT"/>
+        </w:rPr>
         <w:t>"Janis e Jambres".</w:t>
       </w:r>
     </w:p>
@@ -33239,6 +33749,21 @@
           <w:b/>
           <w:lang w:val="pt_PT" w:bidi="pt_PT"/>
         </w:rPr>
+        <w:t>μου τῇ διδασκαλίᾳ, τῇ ἀγωγῇ, τῇ προθέσει, τῇ πίστει, τῇ μακροθυμίᾳ, τῇ ἀγάπῃ, τῇ ὑπομονῇ, τοῖς διωγμοῖς, τοῖς παθήμασιν, οἷά</w:t>
+      </w:r>
+    </w:p>
+    <w:p>
+      <w:pPr/>
+      <w:r>
+        <w:rPr>
+          <w:lang w:val="pt_PT" w:bidi="pt_PT"/>
+        </w:rPr>
+      </w:r>
+      <w:r>
+        <w:rPr>
+          <w:b/>
+          <w:lang w:val="pt_PT" w:bidi="pt_PT"/>
+        </w:rPr>
         <w:t>"</w:t>
       </w:r>
       <w:r>
@@ -33625,6 +34150,21 @@
           <w:b/>
           <w:lang w:val="pt_PT" w:bidi="pt_PT"/>
         </w:rPr>
+        <w:t>οἵους διωγμοὺς ὑπήνεγκα</w:t>
+      </w:r>
+    </w:p>
+    <w:p>
+      <w:pPr/>
+      <w:r>
+        <w:rPr>
+          <w:lang w:val="pt_PT" w:bidi="pt_PT"/>
+        </w:rPr>
+      </w:r>
+      <w:r>
+        <w:rPr>
+          <w:b/>
+          <w:lang w:val="pt_PT" w:bidi="pt_PT"/>
+        </w:rPr>
         <w:t>"</w:t>
       </w:r>
       <w:r>
@@ -33971,6 +34511,21 @@
           <w:b/>
           <w:lang w:val="pt_PT" w:bidi="pt_PT"/>
         </w:rPr>
+        <w:t>πάντες &amp; οἱ θέλοντες ζῆν εὐσεβῶς ἐν Χριστῷ Ἰησοῦ διωχθήσονται</w:t>
+      </w:r>
+    </w:p>
+    <w:p>
+      <w:pPr/>
+      <w:r>
+        <w:rPr>
+          <w:lang w:val="pt_PT" w:bidi="pt_PT"/>
+        </w:rPr>
+      </w:r>
+      <w:r>
+        <w:rPr>
+          <w:b/>
+          <w:lang w:val="pt_PT" w:bidi="pt_PT"/>
+        </w:rPr>
         <w:t>"</w:t>
       </w:r>
       <w:r>
@@ -35225,6 +35780,21 @@
           <w:b/>
           <w:lang w:val="pt_PT" w:bidi="pt_PT"/>
         </w:rPr>
+        <w:t>μένε ἐν οἷς ἔμαθες καὶ ἐπιστώθης, εἰδὼς παρὰ τίνων ἔμαθες</w:t>
+      </w:r>
+    </w:p>
+    <w:p>
+      <w:pPr/>
+      <w:r>
+        <w:rPr>
+          <w:lang w:val="pt_PT" w:bidi="pt_PT"/>
+        </w:rPr>
+      </w:r>
+      <w:r>
+        <w:rPr>
+          <w:b/>
+          <w:lang w:val="pt_PT" w:bidi="pt_PT"/>
+        </w:rPr>
         <w:t>"</w:t>
       </w:r>
       <w:r>
@@ -35780,6 +36350,21 @@
           <w:b/>
           <w:lang w:val="pt_PT" w:bidi="pt_PT"/>
         </w:rPr>
+        <w:t>εἰς σωτηρίαν διὰ πίστεως τῆς ἐν Χριστῷ Ἰησοῦ</w:t>
+      </w:r>
+    </w:p>
+    <w:p>
+      <w:pPr/>
+      <w:r>
+        <w:rPr>
+          <w:lang w:val="pt_PT" w:bidi="pt_PT"/>
+        </w:rPr>
+      </w:r>
+      <w:r>
+        <w:rPr>
+          <w:b/>
+          <w:lang w:val="pt_PT" w:bidi="pt_PT"/>
+        </w:rPr>
         <w:t>"</w:t>
       </w:r>
       <w:r>
@@ -36079,6 +36664,21 @@
           <w:b/>
           <w:lang w:val="pt_PT" w:bidi="pt_PT"/>
         </w:rPr>
+        <w:t>πᾶσα Γραφὴ θεόπνευστος καὶ ὠφέλιμος</w:t>
+      </w:r>
+    </w:p>
+    <w:p>
+      <w:pPr/>
+      <w:r>
+        <w:rPr>
+          <w:lang w:val="pt_PT" w:bidi="pt_PT"/>
+        </w:rPr>
+      </w:r>
+      <w:r>
+        <w:rPr>
+          <w:b/>
+          <w:lang w:val="pt_PT" w:bidi="pt_PT"/>
+        </w:rPr>
         <w:t>"</w:t>
       </w:r>
       <w:r>
@@ -36562,6 +37162,21 @@
           <w:b/>
           <w:lang w:val="pt_PT" w:bidi="pt_PT"/>
         </w:rPr>
+        <w:t>πρὸς διδασκαλίαν, πρὸς ἐλεγμόν, πρὸς ἐπανόρθωσιν, πρὸς παιδείαν τὴν ἐν δικαιοσύνῃ</w:t>
+      </w:r>
+    </w:p>
+    <w:p>
+      <w:pPr/>
+      <w:r>
+        <w:rPr>
+          <w:lang w:val="pt_PT" w:bidi="pt_PT"/>
+        </w:rPr>
+      </w:r>
+      <w:r>
+        <w:rPr>
+          <w:b/>
+          <w:lang w:val="pt_PT" w:bidi="pt_PT"/>
+        </w:rPr>
         <w:t>"</w:t>
       </w:r>
       <w:r>
@@ -38662,6 +39277,21 @@
           <w:b/>
           <w:lang w:val="pt_PT" w:bidi="pt_PT"/>
         </w:rPr>
+        <w:t>ἔσται &amp; καιρὸς ὅτε</w:t>
+      </w:r>
+    </w:p>
+    <w:p>
+      <w:pPr/>
+      <w:r>
+        <w:rPr>
+          <w:lang w:val="pt_PT" w:bidi="pt_PT"/>
+        </w:rPr>
+      </w:r>
+      <w:r>
+        <w:rPr>
+          <w:b/>
+          <w:lang w:val="pt_PT" w:bidi="pt_PT"/>
+        </w:rPr>
         <w:t>"</w:t>
       </w:r>
       <w:r>
@@ -39099,6 +39729,21 @@
         <w:rPr>
           <w:lang w:val="pt_PT" w:bidi="pt_PT"/>
         </w:rPr>
+      </w:r>
+    </w:p>
+    <w:p>
+      <w:pPr/>
+      <w:r>
+        <w:rPr>
+          <w:lang w:val="pt_PT" w:bidi="pt_PT"/>
+        </w:rPr>
+      </w:r>
+      <w:r>
+        <w:rPr>
+          <w:b/>
+          <w:lang w:val="pt_PT" w:bidi="pt_PT"/>
+        </w:rPr>
+        <w:t>κατὰ τὰς ἰδίας ἐπιθυμίας, ἑαυτοῖς ἐπισωρεύσουσιν διδασκάλους</w:t>
       </w:r>
     </w:p>
     <w:p>
@@ -40544,6 +41189,21 @@
           <w:b/>
           <w:lang w:val="pt_PT" w:bidi="pt_PT"/>
         </w:rPr>
+        <w:t>ἐν πᾶσιν</w:t>
+      </w:r>
+    </w:p>
+    <w:p>
+      <w:pPr/>
+      <w:r>
+        <w:rPr>
+          <w:lang w:val="pt_PT" w:bidi="pt_PT"/>
+        </w:rPr>
+      </w:r>
+      <w:r>
+        <w:rPr>
+          <w:b/>
+          <w:lang w:val="pt_PT" w:bidi="pt_PT"/>
+        </w:rPr>
         <w:t>"em todas as situações".</w:t>
       </w:r>
     </w:p>
@@ -43218,6 +43878,21 @@
           <w:b/>
           <w:lang w:val="pt_PT" w:bidi="pt_PT"/>
         </w:rPr>
+        <w:t>σπούδασον ἐλθεῖν &amp; ταχέως</w:t>
+      </w:r>
+    </w:p>
+    <w:p>
+      <w:pPr/>
+      <w:r>
+        <w:rPr>
+          <w:lang w:val="pt_PT" w:bidi="pt_PT"/>
+        </w:rPr>
+      </w:r>
+      <w:r>
+        <w:rPr>
+          <w:b/>
+          <w:lang w:val="pt_PT" w:bidi="pt_PT"/>
+        </w:rPr>
         <w:t>"</w:t>
       </w:r>
       <w:r>
@@ -43530,6 +44205,21 @@
           <w:b/>
           <w:lang w:val="pt_PT" w:bidi="pt_PT"/>
         </w:rPr>
+        <w:t>Δημᾶς &amp; Κρήσκης</w:t>
+      </w:r>
+    </w:p>
+    <w:p>
+      <w:pPr/>
+      <w:r>
+        <w:rPr>
+          <w:lang w:val="pt_PT" w:bidi="pt_PT"/>
+        </w:rPr>
+      </w:r>
+      <w:r>
+        <w:rPr>
+          <w:b/>
+          <w:lang w:val="pt_PT" w:bidi="pt_PT"/>
+        </w:rPr>
         <w:t>"Demas"</w:t>
       </w:r>
       <w:r>
@@ -44679,6 +45369,21 @@
           <w:b/>
           <w:lang w:val="pt_PT" w:bidi="pt_PT"/>
         </w:rPr>
+        <w:t>Κάρπῳ</w:t>
+      </w:r>
+    </w:p>
+    <w:p>
+      <w:pPr/>
+      <w:r>
+        <w:rPr>
+          <w:lang w:val="pt_PT" w:bidi="pt_PT"/>
+        </w:rPr>
+      </w:r>
+      <w:r>
+        <w:rPr>
+          <w:b/>
+          <w:lang w:val="pt_PT" w:bidi="pt_PT"/>
+        </w:rPr>
         <w:t>"Carpo".</w:t>
       </w:r>
     </w:p>
@@ -45225,6 +45930,21 @@
           <w:b/>
           <w:lang w:val="pt_PT" w:bidi="pt_PT"/>
         </w:rPr>
+        <w:t>Ἀλέξανδρος</w:t>
+      </w:r>
+    </w:p>
+    <w:p>
+      <w:pPr/>
+      <w:r>
+        <w:rPr>
+          <w:lang w:val="pt_PT" w:bidi="pt_PT"/>
+        </w:rPr>
+      </w:r>
+      <w:r>
+        <w:rPr>
+          <w:b/>
+          <w:lang w:val="pt_PT" w:bidi="pt_PT"/>
+        </w:rPr>
         <w:t>"Alexandre".</w:t>
       </w:r>
     </w:p>
@@ -45529,6 +46249,21 @@
         <w:rPr>
           <w:lang w:val="pt_PT" w:bidi="pt_PT"/>
         </w:rPr>
+      </w:r>
+    </w:p>
+    <w:p>
+      <w:pPr/>
+      <w:r>
+        <w:rPr>
+          <w:lang w:val="pt_PT" w:bidi="pt_PT"/>
+        </w:rPr>
+      </w:r>
+      <w:r>
+        <w:rPr>
+          <w:b/>
+          <w:lang w:val="pt_PT" w:bidi="pt_PT"/>
+        </w:rPr>
+        <w:t>ὃν καὶ σὺ φυλάσσου, λίαν γὰρ ἀντέστη τοῖς ἡμετέροις λόγοις</w:t>
       </w:r>
     </w:p>
     <w:p>
@@ -46614,6 +47349,21 @@
           <w:b/>
           <w:lang w:val="pt_PT" w:bidi="pt_PT"/>
         </w:rPr>
+        <w:t>δι’ ἐμοῦ τὸ κήρυγμα πληροφορηθῇ</w:t>
+      </w:r>
+    </w:p>
+    <w:p>
+      <w:pPr/>
+      <w:r>
+        <w:rPr>
+          <w:lang w:val="pt_PT" w:bidi="pt_PT"/>
+        </w:rPr>
+      </w:r>
+      <w:r>
+        <w:rPr>
+          <w:b/>
+          <w:lang w:val="pt_PT" w:bidi="pt_PT"/>
+        </w:rPr>
         <w:t>"</w:t>
       </w:r>
       <w:r>
@@ -46836,6 +47586,21 @@
           <w:b/>
           <w:lang w:val="pt_PT" w:bidi="pt_PT"/>
         </w:rPr>
+        <w:t>τὸ κήρυγμα πληροφορηθῇ</w:t>
+      </w:r>
+    </w:p>
+    <w:p>
+      <w:pPr/>
+      <w:r>
+        <w:rPr>
+          <w:lang w:val="pt_PT" w:bidi="pt_PT"/>
+        </w:rPr>
+      </w:r>
+      <w:r>
+        <w:rPr>
+          <w:b/>
+          <w:lang w:val="pt_PT" w:bidi="pt_PT"/>
+        </w:rPr>
         <w:t>"</w:t>
       </w:r>
       <w:r>
@@ -47577,6 +48342,21 @@
         <w:rPr>
           <w:lang w:val="pt_PT" w:bidi="pt_PT"/>
         </w:rPr>
+      </w:r>
+    </w:p>
+    <w:p>
+      <w:pPr/>
+      <w:r>
+        <w:rPr>
+          <w:lang w:val="pt_PT" w:bidi="pt_PT"/>
+        </w:rPr>
+      </w:r>
+      <w:r>
+        <w:rPr>
+          <w:b/>
+          <w:lang w:val="pt_PT" w:bidi="pt_PT"/>
+        </w:rPr>
+        <w:t>Ὀνησιφόρου</w:t>
       </w:r>
     </w:p>
     <w:p>
@@ -47699,6 +48479,21 @@
           <w:b/>
           <w:lang w:val="pt_PT" w:bidi="pt_PT"/>
         </w:rPr>
+        <w:t>Ἔραστος &amp; Τρόφιμον</w:t>
+      </w:r>
+    </w:p>
+    <w:p>
+      <w:pPr/>
+      <w:r>
+        <w:rPr>
+          <w:lang w:val="pt_PT" w:bidi="pt_PT"/>
+        </w:rPr>
+      </w:r>
+      <w:r>
+        <w:rPr>
+          <w:b/>
+          <w:lang w:val="pt_PT" w:bidi="pt_PT"/>
+        </w:rPr>
         <w:t>"Erasto"</w:t>
       </w:r>
       <w:r>
@@ -47932,6 +48727,21 @@
           <w:b/>
           <w:lang w:val="pt_PT" w:bidi="pt_PT"/>
         </w:rPr>
+        <w:t>σπούδασον &amp; ἐλθεῖν</w:t>
+      </w:r>
+    </w:p>
+    <w:p>
+      <w:pPr/>
+      <w:r>
+        <w:rPr>
+          <w:lang w:val="pt_PT" w:bidi="pt_PT"/>
+        </w:rPr>
+      </w:r>
+      <w:r>
+        <w:rPr>
+          <w:b/>
+          <w:lang w:val="pt_PT" w:bidi="pt_PT"/>
+        </w:rPr>
         <w:t>"</w:t>
       </w:r>
       <w:r>
@@ -48197,6 +49007,21 @@
           <w:b/>
           <w:lang w:val="pt_PT" w:bidi="pt_PT"/>
         </w:rPr>
+        <w:t>ἀσπάζεταί σε Εὔβουλος, καὶ Πούδης, καὶ Λίνος, καὶ Κλαυδία, καὶ οἱ ἀδελφοὶ</w:t>
+      </w:r>
+    </w:p>
+    <w:p>
+      <w:pPr/>
+      <w:r>
+        <w:rPr>
+          <w:lang w:val="pt_PT" w:bidi="pt_PT"/>
+        </w:rPr>
+      </w:r>
+      <w:r>
+        <w:rPr>
+          <w:b/>
+          <w:lang w:val="pt_PT" w:bidi="pt_PT"/>
+        </w:rPr>
         <w:t>"</w:t>
       </w:r>
       <w:r>
@@ -48294,6 +49119,21 @@
           <w:b/>
           <w:lang w:val="pt_PT" w:bidi="pt_PT"/>
         </w:rPr>
+        <w:t>Εὔβουλος &amp; Πούδης &amp; Λίνος</w:t>
+      </w:r>
+    </w:p>
+    <w:p>
+      <w:pPr/>
+      <w:r>
+        <w:rPr>
+          <w:lang w:val="pt_PT" w:bidi="pt_PT"/>
+        </w:rPr>
+      </w:r>
+      <w:r>
+        <w:rPr>
+          <w:b/>
+          <w:lang w:val="pt_PT" w:bidi="pt_PT"/>
+        </w:rPr>
         <w:t>"Êubulo"</w:t>
       </w:r>
       <w:r>
@@ -48428,6 +49268,21 @@
         <w:rPr>
           <w:lang w:val="pt_PT" w:bidi="pt_PT"/>
         </w:rPr>
+      </w:r>
+    </w:p>
+    <w:p>
+      <w:pPr/>
+      <w:r>
+        <w:rPr>
+          <w:lang w:val="pt_PT" w:bidi="pt_PT"/>
+        </w:rPr>
+      </w:r>
+      <w:r>
+        <w:rPr>
+          <w:b/>
+          <w:lang w:val="pt_PT" w:bidi="pt_PT"/>
+        </w:rPr>
+        <w:t>Κλαυδία</w:t>
       </w:r>
     </w:p>
     <w:p>
